--- a/arb/docx/36.content.docx
+++ b/arb/docx/36.content.docx
@@ -313,6 +313,22 @@
       </w:r>
       <w:r>
         <w:rPr>
+          <w:lang w:val="ar_AE" w:bidi="ar_AE"/>
+        </w:rPr>
+        <w:t>דְּבַר־יְהוָ֣ה ׀ אֲשֶׁ֣ר הָיָ֗ה אֶל־צְפַנְיָה֙</w:t>
+      </w:r>
+    </w:p>
+    <w:p>
+      <w:pPr>
+        <w:bidi/>
+      </w:pPr>
+      <w:r>
+        <w:rPr>
+          <w:lang w:val="ar_AE" w:bidi="ar_AE"/>
+        </w:rPr>
+      </w:r>
+      <w:r>
+        <w:rPr>
           <w:b/>
           <w:lang w:val="ar_AE" w:bidi="ar_AE"/>
         </w:rPr>
@@ -432,6 +448,22 @@
       </w:r>
       <w:r>
         <w:rPr>
+          <w:lang w:val="ar_AE" w:bidi="ar_AE"/>
+        </w:rPr>
+        <w:t>בֶּן־כּוּשִׁ֣י בֶן־גְּדַלְיָ֔ה בֶּן־אֲמַרְיָ֖ה בֶּן־חִזְקִיָּ֑ה</w:t>
+      </w:r>
+    </w:p>
+    <w:p>
+      <w:pPr>
+        <w:bidi/>
+      </w:pPr>
+      <w:r>
+        <w:rPr>
+          <w:lang w:val="ar_AE" w:bidi="ar_AE"/>
+        </w:rPr>
+      </w:r>
+      <w:r>
+        <w:rPr>
           <w:b/>
           <w:lang w:val="ar_AE" w:bidi="ar_AE"/>
         </w:rPr>
@@ -551,6 +583,22 @@
       </w:r>
       <w:r>
         <w:rPr>
+          <w:lang w:val="ar_AE" w:bidi="ar_AE"/>
+        </w:rPr>
+        <w:t>צְפַנְיָה֙ &amp; כּוּשִׁ֣י &amp; גְּדַלְיָ֔ה &amp; אֲמַרְיָ֖ה &amp; חִזְקִיָּ֑ה &amp; יֹאשִׁיָּ֥הוּ &amp; אָמ֖וֹן</w:t>
+      </w:r>
+    </w:p>
+    <w:p>
+      <w:pPr>
+        <w:bidi/>
+      </w:pPr>
+      <w:r>
+        <w:rPr>
+          <w:lang w:val="ar_AE" w:bidi="ar_AE"/>
+        </w:rPr>
+      </w:r>
+      <w:r>
+        <w:rPr>
           <w:b/>
           <w:lang w:val="ar_AE" w:bidi="ar_AE"/>
         </w:rPr>
@@ -832,6 +880,22 @@
       </w:r>
       <w:r>
         <w:rPr>
+          <w:lang w:val="ar_AE" w:bidi="ar_AE"/>
+        </w:rPr>
+        <w:t>בִּ⁠ימֵ֛י יֹאשִׁיָּ֥הוּ בֶן־אָמ֖וֹן מֶ֥לֶךְ יְהוּדָֽה</w:t>
+      </w:r>
+    </w:p>
+    <w:p>
+      <w:pPr>
+        <w:bidi/>
+      </w:pPr>
+      <w:r>
+        <w:rPr>
+          <w:lang w:val="ar_AE" w:bidi="ar_AE"/>
+        </w:rPr>
+      </w:r>
+      <w:r>
+        <w:rPr>
           <w:b/>
           <w:lang w:val="ar_AE" w:bidi="ar_AE"/>
         </w:rPr>
@@ -977,6 +1041,22 @@
       </w:r>
       <w:r>
         <w:rPr>
+          <w:lang w:val="ar_AE" w:bidi="ar_AE"/>
+        </w:rPr>
+        <w:t>אָסֹ֨ף אָסֵ֜ף כֹּ֗ל מֵ⁠עַ֛ל פְּנֵ֥י הָ⁠אֲדָמָ֖ה נְאֻם־יְהוָֽה</w:t>
+      </w:r>
+    </w:p>
+    <w:p>
+      <w:pPr>
+        <w:bidi/>
+      </w:pPr>
+      <w:r>
+        <w:rPr>
+          <w:lang w:val="ar_AE" w:bidi="ar_AE"/>
+        </w:rPr>
+      </w:r>
+      <w:r>
+        <w:rPr>
           <w:b/>
           <w:lang w:val="ar_AE" w:bidi="ar_AE"/>
         </w:rPr>
@@ -1110,6 +1190,22 @@
       </w:r>
       <w:r>
         <w:rPr>
+          <w:lang w:val="ar_AE" w:bidi="ar_AE"/>
+        </w:rPr>
+        <w:t>אָסֹ֨ף אָסֵ֜ף כֹּ֗ל מֵ⁠עַ֛ל פְּנֵ֥י הָ⁠אֲדָמָ֖ה</w:t>
+      </w:r>
+    </w:p>
+    <w:p>
+      <w:pPr>
+        <w:bidi/>
+      </w:pPr>
+      <w:r>
+        <w:rPr>
+          <w:lang w:val="ar_AE" w:bidi="ar_AE"/>
+        </w:rPr>
+      </w:r>
+      <w:r>
+        <w:rPr>
           <w:b/>
           <w:lang w:val="ar_AE" w:bidi="ar_AE"/>
         </w:rPr>
@@ -1229,6 +1325,22 @@
       </w:r>
       <w:r>
         <w:rPr>
+          <w:lang w:val="ar_AE" w:bidi="ar_AE"/>
+        </w:rPr>
+        <w:t>אָסֹ֨ף אָסֵ֜ף כֹּ֗ל</w:t>
+      </w:r>
+    </w:p>
+    <w:p>
+      <w:pPr>
+        <w:bidi/>
+      </w:pPr>
+      <w:r>
+        <w:rPr>
+          <w:lang w:val="ar_AE" w:bidi="ar_AE"/>
+        </w:rPr>
+      </w:r>
+      <w:r>
+        <w:rPr>
           <w:b/>
           <w:lang w:val="ar_AE" w:bidi="ar_AE"/>
         </w:rPr>
@@ -1321,6 +1433,22 @@
       </w:r>
       <w:r>
         <w:rPr>
+          <w:lang w:val="ar_AE" w:bidi="ar_AE"/>
+        </w:rPr>
+        <w:t>פְּנֵ֥י הָ⁠אֲדָמָ֖ה</w:t>
+      </w:r>
+    </w:p>
+    <w:p>
+      <w:pPr>
+        <w:bidi/>
+      </w:pPr>
+      <w:r>
+        <w:rPr>
+          <w:lang w:val="ar_AE" w:bidi="ar_AE"/>
+        </w:rPr>
+      </w:r>
+      <w:r>
+        <w:rPr>
           <w:b/>
           <w:lang w:val="ar_AE" w:bidi="ar_AE"/>
         </w:rPr>
@@ -1440,6 +1568,22 @@
       </w:r>
       <w:r>
         <w:rPr>
+          <w:lang w:val="ar_AE" w:bidi="ar_AE"/>
+        </w:rPr>
+        <w:t>נְאֻם־יְהוָֽה</w:t>
+      </w:r>
+    </w:p>
+    <w:p>
+      <w:pPr>
+        <w:bidi/>
+      </w:pPr>
+      <w:r>
+        <w:rPr>
+          <w:lang w:val="ar_AE" w:bidi="ar_AE"/>
+        </w:rPr>
+      </w:r>
+      <w:r>
+        <w:rPr>
           <w:b/>
           <w:lang w:val="ar_AE" w:bidi="ar_AE"/>
         </w:rPr>
@@ -1559,6 +1703,22 @@
       </w:r>
       <w:r>
         <w:rPr>
+          <w:lang w:val="ar_AE" w:bidi="ar_AE"/>
+        </w:rPr>
+        <w:t>אָסֵ֨ף אָדָ֜ם וּ⁠בְהֵמָ֗ה אָסֵ֤ף עוֹף־הַ⁠שָּׁמַ֨יִם֙ וּ⁠דְגֵ֣י הַ⁠יָּ֔ם</w:t>
+      </w:r>
+    </w:p>
+    <w:p>
+      <w:pPr>
+        <w:bidi/>
+      </w:pPr>
+      <w:r>
+        <w:rPr>
+          <w:lang w:val="ar_AE" w:bidi="ar_AE"/>
+        </w:rPr>
+      </w:r>
+      <w:r>
+        <w:rPr>
           <w:b/>
           <w:lang w:val="ar_AE" w:bidi="ar_AE"/>
         </w:rPr>
@@ -1678,6 +1838,22 @@
       </w:r>
       <w:r>
         <w:rPr>
+          <w:lang w:val="ar_AE" w:bidi="ar_AE"/>
+        </w:rPr>
+        <w:t>אָדָ֜ם וּ⁠בְהֵמָ֗ה &amp; אֶת־הָ⁠אָדָ֗ם</w:t>
+      </w:r>
+    </w:p>
+    <w:p>
+      <w:pPr>
+        <w:bidi/>
+      </w:pPr>
+      <w:r>
+        <w:rPr>
+          <w:lang w:val="ar_AE" w:bidi="ar_AE"/>
+        </w:rPr>
+      </w:r>
+      <w:r>
+        <w:rPr>
           <w:b/>
           <w:lang w:val="ar_AE" w:bidi="ar_AE"/>
         </w:rPr>
@@ -1797,6 +1973,22 @@
       </w:r>
       <w:r>
         <w:rPr>
+          <w:lang w:val="ar_AE" w:bidi="ar_AE"/>
+        </w:rPr>
+        <w:t>אָדָ֜ם וּ⁠בְהֵמָ֗ה</w:t>
+      </w:r>
+    </w:p>
+    <w:p>
+      <w:pPr>
+        <w:bidi/>
+      </w:pPr>
+      <w:r>
+        <w:rPr>
+          <w:lang w:val="ar_AE" w:bidi="ar_AE"/>
+        </w:rPr>
+      </w:r>
+      <w:r>
+        <w:rPr>
           <w:b/>
           <w:lang w:val="ar_AE" w:bidi="ar_AE"/>
         </w:rPr>
@@ -1916,6 +2108,22 @@
       </w:r>
       <w:r>
         <w:rPr>
+          <w:lang w:val="ar_AE" w:bidi="ar_AE"/>
+        </w:rPr>
+        <w:t>וְ⁠הַ⁠מַּכְשֵׁל֖וֹת אֶת־הָ⁠רְשָׁעִ֑ים</w:t>
+      </w:r>
+    </w:p>
+    <w:p>
+      <w:pPr>
+        <w:bidi/>
+      </w:pPr>
+      <w:r>
+        <w:rPr>
+          <w:lang w:val="ar_AE" w:bidi="ar_AE"/>
+        </w:rPr>
+      </w:r>
+      <w:r>
+        <w:rPr>
           <w:b/>
           <w:lang w:val="ar_AE" w:bidi="ar_AE"/>
         </w:rPr>
@@ -2035,6 +2243,22 @@
       </w:r>
       <w:r>
         <w:rPr>
+          <w:lang w:val="ar_AE" w:bidi="ar_AE"/>
+        </w:rPr>
+        <w:t>וְ⁠הַ⁠מַּכְשֵׁל֖וֹת</w:t>
+      </w:r>
+    </w:p>
+    <w:p>
+      <w:pPr>
+        <w:bidi/>
+      </w:pPr>
+      <w:r>
+        <w:rPr>
+          <w:lang w:val="ar_AE" w:bidi="ar_AE"/>
+        </w:rPr>
+      </w:r>
+      <w:r>
+        <w:rPr>
           <w:b/>
           <w:lang w:val="ar_AE" w:bidi="ar_AE"/>
         </w:rPr>
@@ -2154,6 +2378,22 @@
       </w:r>
       <w:r>
         <w:rPr>
+          <w:lang w:val="ar_AE" w:bidi="ar_AE"/>
+        </w:rPr>
+        <w:t>אֶת־הָ⁠רְשָׁעִ֑ים</w:t>
+      </w:r>
+    </w:p>
+    <w:p>
+      <w:pPr>
+        <w:bidi/>
+      </w:pPr>
+      <w:r>
+        <w:rPr>
+          <w:lang w:val="ar_AE" w:bidi="ar_AE"/>
+        </w:rPr>
+      </w:r>
+      <w:r>
+        <w:rPr>
           <w:b/>
           <w:lang w:val="ar_AE" w:bidi="ar_AE"/>
         </w:rPr>
@@ -2273,6 +2513,22 @@
       </w:r>
       <w:r>
         <w:rPr>
+          <w:lang w:val="ar_AE" w:bidi="ar_AE"/>
+        </w:rPr>
+        <w:t>וְ⁠הִכְרַתִּ֣י אֶת־הָ⁠אָדָ֗ם מֵ⁠עַ֛ל פְּנֵ֥י הָ⁠אֲדָמָ֖ה</w:t>
+      </w:r>
+    </w:p>
+    <w:p>
+      <w:pPr>
+        <w:bidi/>
+      </w:pPr>
+      <w:r>
+        <w:rPr>
+          <w:lang w:val="ar_AE" w:bidi="ar_AE"/>
+        </w:rPr>
+      </w:r>
+      <w:r>
+        <w:rPr>
           <w:b/>
           <w:lang w:val="ar_AE" w:bidi="ar_AE"/>
         </w:rPr>
@@ -2379,6 +2635,22 @@
       </w:r>
       <w:r>
         <w:rPr>
+          <w:lang w:val="ar_AE" w:bidi="ar_AE"/>
+        </w:rPr>
+        <w:t>וְ⁠הִכְרַתִּ֣י אֶת־הָ⁠אָדָ֗ם</w:t>
+      </w:r>
+    </w:p>
+    <w:p>
+      <w:pPr>
+        <w:bidi/>
+      </w:pPr>
+      <w:r>
+        <w:rPr>
+          <w:lang w:val="ar_AE" w:bidi="ar_AE"/>
+        </w:rPr>
+      </w:r>
+      <w:r>
+        <w:rPr>
           <w:b/>
           <w:lang w:val="ar_AE" w:bidi="ar_AE"/>
         </w:rPr>
@@ -2498,6 +2770,22 @@
       </w:r>
       <w:r>
         <w:rPr>
+          <w:lang w:val="ar_AE" w:bidi="ar_AE"/>
+        </w:rPr>
+        <w:t>וְ⁠הִכְרַתִּ֣י אֶת־הָ⁠אָדָ֗ם</w:t>
+      </w:r>
+    </w:p>
+    <w:p>
+      <w:pPr>
+        <w:bidi/>
+      </w:pPr>
+      <w:r>
+        <w:rPr>
+          <w:lang w:val="ar_AE" w:bidi="ar_AE"/>
+        </w:rPr>
+      </w:r>
+      <w:r>
+        <w:rPr>
           <w:b/>
           <w:lang w:val="ar_AE" w:bidi="ar_AE"/>
         </w:rPr>
@@ -2617,6 +2905,22 @@
       </w:r>
       <w:r>
         <w:rPr>
+          <w:lang w:val="ar_AE" w:bidi="ar_AE"/>
+        </w:rPr>
+        <w:t>פְּנֵ֥י הָ⁠אֲדָמָ֖ה</w:t>
+      </w:r>
+    </w:p>
+    <w:p>
+      <w:pPr>
+        <w:bidi/>
+      </w:pPr>
+      <w:r>
+        <w:rPr>
+          <w:lang w:val="ar_AE" w:bidi="ar_AE"/>
+        </w:rPr>
+      </w:r>
+      <w:r>
+        <w:rPr>
           <w:b/>
           <w:lang w:val="ar_AE" w:bidi="ar_AE"/>
         </w:rPr>
@@ -2723,6 +3027,22 @@
       </w:r>
       <w:r>
         <w:rPr>
+          <w:lang w:val="ar_AE" w:bidi="ar_AE"/>
+        </w:rPr>
+        <w:t>וְ⁠נָטִ֤יתִי יָדִ⁠י֙</w:t>
+      </w:r>
+    </w:p>
+    <w:p>
+      <w:pPr>
+        <w:bidi/>
+      </w:pPr>
+      <w:r>
+        <w:rPr>
+          <w:lang w:val="ar_AE" w:bidi="ar_AE"/>
+        </w:rPr>
+      </w:r>
+      <w:r>
+        <w:rPr>
           <w:b/>
           <w:lang w:val="ar_AE" w:bidi="ar_AE"/>
         </w:rPr>
@@ -2842,6 +3162,22 @@
       </w:r>
       <w:r>
         <w:rPr>
+          <w:lang w:val="ar_AE" w:bidi="ar_AE"/>
+        </w:rPr>
+        <w:t>וְ⁠הִכְרַתִּ֞י מִן־הַ⁠מָּק֤וֹם הַ⁠זֶּה֙</w:t>
+      </w:r>
+    </w:p>
+    <w:p>
+      <w:pPr>
+        <w:bidi/>
+      </w:pPr>
+      <w:r>
+        <w:rPr>
+          <w:lang w:val="ar_AE" w:bidi="ar_AE"/>
+        </w:rPr>
+      </w:r>
+      <w:r>
+        <w:rPr>
           <w:b/>
           <w:lang w:val="ar_AE" w:bidi="ar_AE"/>
         </w:rPr>
@@ -2961,6 +3297,22 @@
       </w:r>
       <w:r>
         <w:rPr>
+          <w:lang w:val="ar_AE" w:bidi="ar_AE"/>
+        </w:rPr>
+        <w:t>וְ⁠הִכְרַתִּ֞י מִן־הַ⁠מָּק֤וֹם הַ⁠זֶּה֙</w:t>
+      </w:r>
+    </w:p>
+    <w:p>
+      <w:pPr>
+        <w:bidi/>
+      </w:pPr>
+      <w:r>
+        <w:rPr>
+          <w:lang w:val="ar_AE" w:bidi="ar_AE"/>
+        </w:rPr>
+      </w:r>
+      <w:r>
+        <w:rPr>
           <w:b/>
           <w:lang w:val="ar_AE" w:bidi="ar_AE"/>
         </w:rPr>
@@ -3067,6 +3419,22 @@
       </w:r>
       <w:r>
         <w:rPr>
+          <w:lang w:val="ar_AE" w:bidi="ar_AE"/>
+        </w:rPr>
+        <w:t>אֶת־שְׁאָ֣ר הַ⁠בַּ֔עַל</w:t>
+      </w:r>
+    </w:p>
+    <w:p>
+      <w:pPr>
+        <w:bidi/>
+      </w:pPr>
+      <w:r>
+        <w:rPr>
+          <w:lang w:val="ar_AE" w:bidi="ar_AE"/>
+        </w:rPr>
+      </w:r>
+      <w:r>
+        <w:rPr>
           <w:b/>
           <w:lang w:val="ar_AE" w:bidi="ar_AE"/>
         </w:rPr>
@@ -3186,6 +3554,22 @@
       </w:r>
       <w:r>
         <w:rPr>
+          <w:lang w:val="ar_AE" w:bidi="ar_AE"/>
+        </w:rPr>
+        <w:t>אֶת־שְׁאָ֣ר הַ⁠בַּ֔עַל</w:t>
+      </w:r>
+    </w:p>
+    <w:p>
+      <w:pPr>
+        <w:bidi/>
+      </w:pPr>
+      <w:r>
+        <w:rPr>
+          <w:lang w:val="ar_AE" w:bidi="ar_AE"/>
+        </w:rPr>
+      </w:r>
+      <w:r>
+        <w:rPr>
           <w:b/>
           <w:lang w:val="ar_AE" w:bidi="ar_AE"/>
         </w:rPr>
@@ -3331,6 +3715,22 @@
       </w:r>
       <w:r>
         <w:rPr>
+          <w:lang w:val="ar_AE" w:bidi="ar_AE"/>
+        </w:rPr>
+        <w:t>אֶת־שֵׁ֥ם הַ⁠כְּמָרִ֖ים עִם־הַ⁠כֹּהֲנִֽים</w:t>
+      </w:r>
+    </w:p>
+    <w:p>
+      <w:pPr>
+        <w:bidi/>
+      </w:pPr>
+      <w:r>
+        <w:rPr>
+          <w:lang w:val="ar_AE" w:bidi="ar_AE"/>
+        </w:rPr>
+      </w:r>
+      <w:r>
+        <w:rPr>
           <w:b/>
           <w:lang w:val="ar_AE" w:bidi="ar_AE"/>
         </w:rPr>
@@ -3437,6 +3837,22 @@
       </w:r>
       <w:r>
         <w:rPr>
+          <w:lang w:val="ar_AE" w:bidi="ar_AE"/>
+        </w:rPr>
+        <w:t>אֶת־שֵׁ֥ם</w:t>
+      </w:r>
+    </w:p>
+    <w:p>
+      <w:pPr>
+        <w:bidi/>
+      </w:pPr>
+      <w:r>
+        <w:rPr>
+          <w:lang w:val="ar_AE" w:bidi="ar_AE"/>
+        </w:rPr>
+      </w:r>
+      <w:r>
+        <w:rPr>
           <w:b/>
           <w:lang w:val="ar_AE" w:bidi="ar_AE"/>
         </w:rPr>
@@ -3556,6 +3972,22 @@
         <w:rPr>
           <w:lang w:val="ar_AE" w:bidi="ar_AE"/>
         </w:rPr>
+      </w:r>
+    </w:p>
+    <w:p>
+      <w:pPr>
+        <w:bidi/>
+      </w:pPr>
+      <w:r>
+        <w:rPr>
+          <w:lang w:val="ar_AE" w:bidi="ar_AE"/>
+        </w:rPr>
+      </w:r>
+      <w:r>
+        <w:rPr>
+          <w:lang w:val="ar_AE" w:bidi="ar_AE"/>
+        </w:rPr>
+        <w:t>עִם־הַ⁠כֹּהֲנִֽים</w:t>
       </w:r>
     </w:p>
     <w:p>
@@ -3706,6 +4138,22 @@
       </w:r>
       <w:r>
         <w:rPr>
+          <w:lang w:val="ar_AE" w:bidi="ar_AE"/>
+        </w:rPr>
+        <w:t>וְ⁠אֶת־הַ⁠מִּשְׁתַּחֲוִ֥ים עַל־הַ⁠גַּגּ֖וֹת לִ⁠צְבָ֣א הַ⁠שָּׁמָ֑יִם וְ⁠אֶת־הַ⁠מִּֽשְׁתַּחֲוִים֙ הַ⁠נִּשְׁבָּעִ֣ים לַֽ⁠יהוָ֔ה וְ⁠הַ⁠נִּשְׁבָּעִ֖ים בְּ⁠מַלְכָּֽ⁠ם</w:t>
+      </w:r>
+    </w:p>
+    <w:p>
+      <w:pPr>
+        <w:bidi/>
+      </w:pPr>
+      <w:r>
+        <w:rPr>
+          <w:lang w:val="ar_AE" w:bidi="ar_AE"/>
+        </w:rPr>
+      </w:r>
+      <w:r>
+        <w:rPr>
           <w:b/>
           <w:lang w:val="ar_AE" w:bidi="ar_AE"/>
         </w:rPr>
@@ -3812,6 +4260,22 @@
       </w:r>
       <w:r>
         <w:rPr>
+          <w:lang w:val="ar_AE" w:bidi="ar_AE"/>
+        </w:rPr>
+        <w:t>וְ⁠אֶת־הַ⁠מִּשְׁתַּחֲוִ֥ים עַל־הַ⁠גַּגּ֖וֹת לִ⁠צְבָ֣א</w:t>
+      </w:r>
+    </w:p>
+    <w:p>
+      <w:pPr>
+        <w:bidi/>
+      </w:pPr>
+      <w:r>
+        <w:rPr>
+          <w:lang w:val="ar_AE" w:bidi="ar_AE"/>
+        </w:rPr>
+      </w:r>
+      <w:r>
+        <w:rPr>
           <w:b/>
           <w:lang w:val="ar_AE" w:bidi="ar_AE"/>
         </w:rPr>
@@ -3931,6 +4395,22 @@
       </w:r>
       <w:r>
         <w:rPr>
+          <w:lang w:val="ar_AE" w:bidi="ar_AE"/>
+        </w:rPr>
+        <w:t>לִ⁠צְבָ֣א הַ⁠שָּׁמָ֑יִם</w:t>
+      </w:r>
+    </w:p>
+    <w:p>
+      <w:pPr>
+        <w:bidi/>
+      </w:pPr>
+      <w:r>
+        <w:rPr>
+          <w:lang w:val="ar_AE" w:bidi="ar_AE"/>
+        </w:rPr>
+      </w:r>
+      <w:r>
+        <w:rPr>
           <w:b/>
           <w:lang w:val="ar_AE" w:bidi="ar_AE"/>
         </w:rPr>
@@ -4063,6 +4543,22 @@
       </w:r>
       <w:r>
         <w:rPr>
+          <w:lang w:val="ar_AE" w:bidi="ar_AE"/>
+        </w:rPr>
+        <w:t>וְ⁠אֶת־הַ⁠מִּֽשְׁתַּחֲוִים֙ הַ⁠נִּשְׁבָּעִ֣ים לַֽ⁠יהוָ֔ה</w:t>
+      </w:r>
+    </w:p>
+    <w:p>
+      <w:pPr>
+        <w:bidi/>
+      </w:pPr>
+      <w:r>
+        <w:rPr>
+          <w:lang w:val="ar_AE" w:bidi="ar_AE"/>
+        </w:rPr>
+      </w:r>
+      <w:r>
+        <w:rPr>
           <w:b/>
           <w:lang w:val="ar_AE" w:bidi="ar_AE"/>
         </w:rPr>
@@ -4169,6 +4665,22 @@
       </w:r>
       <w:r>
         <w:rPr>
+          <w:lang w:val="ar_AE" w:bidi="ar_AE"/>
+        </w:rPr>
+        <w:t>וְ⁠אֶת־הַ⁠מִּֽשְׁתַּחֲוִים֙ הַ⁠נִּשְׁבָּעִ֣ים לַֽ⁠יהוָ֔ה</w:t>
+      </w:r>
+    </w:p>
+    <w:p>
+      <w:pPr>
+        <w:bidi/>
+      </w:pPr>
+      <w:r>
+        <w:rPr>
+          <w:lang w:val="ar_AE" w:bidi="ar_AE"/>
+        </w:rPr>
+      </w:r>
+      <w:r>
+        <w:rPr>
           <w:b/>
           <w:lang w:val="ar_AE" w:bidi="ar_AE"/>
         </w:rPr>
@@ -4327,6 +4839,22 @@
       </w:r>
       <w:r>
         <w:rPr>
+          <w:lang w:val="ar_AE" w:bidi="ar_AE"/>
+        </w:rPr>
+        <w:t>הַ⁠נִּשְׁבָּעִ֣ים לַֽ⁠יהוָ֔ה וְ⁠הַ⁠נִּשְׁבָּעִ֖ים בְּ⁠מַלְכָּֽ⁠ם</w:t>
+      </w:r>
+    </w:p>
+    <w:p>
+      <w:pPr>
+        <w:bidi/>
+      </w:pPr>
+      <w:r>
+        <w:rPr>
+          <w:lang w:val="ar_AE" w:bidi="ar_AE"/>
+        </w:rPr>
+      </w:r>
+      <w:r>
+        <w:rPr>
           <w:b/>
           <w:lang w:val="ar_AE" w:bidi="ar_AE"/>
         </w:rPr>
@@ -4446,6 +4974,22 @@
       </w:r>
       <w:r>
         <w:rPr>
+          <w:lang w:val="ar_AE" w:bidi="ar_AE"/>
+        </w:rPr>
+        <w:t>הַ⁠נִּשְׁבָּעִ֣ים לַֽ⁠יהוָ֔ה וְ⁠הַ⁠נִּשְׁבָּעִ֖ים בְּ⁠מַלְכָּֽ⁠ם</w:t>
+      </w:r>
+    </w:p>
+    <w:p>
+      <w:pPr>
+        <w:bidi/>
+      </w:pPr>
+      <w:r>
+        <w:rPr>
+          <w:lang w:val="ar_AE" w:bidi="ar_AE"/>
+        </w:rPr>
+      </w:r>
+      <w:r>
+        <w:rPr>
           <w:b/>
           <w:lang w:val="ar_AE" w:bidi="ar_AE"/>
         </w:rPr>
@@ -4590,6 +5134,22 @@
       </w:r>
       <w:r>
         <w:rPr>
+          <w:lang w:val="ar_AE" w:bidi="ar_AE"/>
+        </w:rPr>
+        <w:t>וְ⁠אֶת־הַ⁠נְּסוֹגִ֖ים מֵ⁠אַחֲרֵ֣י יְהוָ֑ה וַ⁠אֲשֶׁ֛ר לֹֽא־בִקְשׁ֥וּ אֶת־יְהוָ֖ה וְ⁠לֹ֥א דְרָשֻֽׁ⁠הוּ</w:t>
+      </w:r>
+    </w:p>
+    <w:p>
+      <w:pPr>
+        <w:bidi/>
+      </w:pPr>
+      <w:r>
+        <w:rPr>
+          <w:lang w:val="ar_AE" w:bidi="ar_AE"/>
+        </w:rPr>
+      </w:r>
+      <w:r>
+        <w:rPr>
           <w:b/>
           <w:lang w:val="ar_AE" w:bidi="ar_AE"/>
         </w:rPr>
@@ -4696,6 +5256,22 @@
       </w:r>
       <w:r>
         <w:rPr>
+          <w:lang w:val="ar_AE" w:bidi="ar_AE"/>
+        </w:rPr>
+        <w:t>וְ⁠אֶת־הַ⁠נְּסוֹגִ֖ים מֵ⁠אַחֲרֵ֣י יְהוָ֑ה וַ⁠אֲשֶׁ֛ר לֹֽא־בִקְשׁ֥וּ אֶת־יְהוָ֖ה וְ⁠לֹ֥א דְרָשֻֽׁ⁠הוּ</w:t>
+      </w:r>
+    </w:p>
+    <w:p>
+      <w:pPr>
+        <w:bidi/>
+      </w:pPr>
+      <w:r>
+        <w:rPr>
+          <w:lang w:val="ar_AE" w:bidi="ar_AE"/>
+        </w:rPr>
+      </w:r>
+      <w:r>
+        <w:rPr>
           <w:b/>
           <w:lang w:val="ar_AE" w:bidi="ar_AE"/>
         </w:rPr>
@@ -4802,6 +5378,22 @@
       </w:r>
       <w:r>
         <w:rPr>
+          <w:lang w:val="ar_AE" w:bidi="ar_AE"/>
+        </w:rPr>
+        <w:t>וְ⁠אֶת־הַ⁠נְּסוֹגִ֖ים מֵ⁠אַחֲרֵ֣י יְהוָ֑ה</w:t>
+      </w:r>
+    </w:p>
+    <w:p>
+      <w:pPr>
+        <w:bidi/>
+      </w:pPr>
+      <w:r>
+        <w:rPr>
+          <w:lang w:val="ar_AE" w:bidi="ar_AE"/>
+        </w:rPr>
+      </w:r>
+      <w:r>
+        <w:rPr>
           <w:b/>
           <w:lang w:val="ar_AE" w:bidi="ar_AE"/>
         </w:rPr>
@@ -4921,6 +5513,22 @@
       </w:r>
       <w:r>
         <w:rPr>
+          <w:lang w:val="ar_AE" w:bidi="ar_AE"/>
+        </w:rPr>
+        <w:t>וַ⁠אֲשֶׁ֛ר לֹֽא־בִקְשׁ֥וּ אֶת־יְהוָ֖ה וְ⁠לֹ֥א דְרָשֻֽׁ⁠הוּ</w:t>
+      </w:r>
+    </w:p>
+    <w:p>
+      <w:pPr>
+        <w:bidi/>
+      </w:pPr>
+      <w:r>
+        <w:rPr>
+          <w:lang w:val="ar_AE" w:bidi="ar_AE"/>
+        </w:rPr>
+      </w:r>
+      <w:r>
+        <w:rPr>
           <w:b/>
           <w:lang w:val="ar_AE" w:bidi="ar_AE"/>
         </w:rPr>
@@ -5079,6 +5687,22 @@
       </w:r>
       <w:r>
         <w:rPr>
+          <w:lang w:val="ar_AE" w:bidi="ar_AE"/>
+        </w:rPr>
+        <w:t>הַ֕ס מִ⁠פְּנֵ֖י אֲדֹנָ֣⁠י יְהוִ֑ה</w:t>
+      </w:r>
+    </w:p>
+    <w:p>
+      <w:pPr>
+        <w:bidi/>
+      </w:pPr>
+      <w:r>
+        <w:rPr>
+          <w:lang w:val="ar_AE" w:bidi="ar_AE"/>
+        </w:rPr>
+      </w:r>
+      <w:r>
+        <w:rPr>
           <w:b/>
           <w:lang w:val="ar_AE" w:bidi="ar_AE"/>
         </w:rPr>
@@ -5211,6 +5835,22 @@
       </w:r>
       <w:r>
         <w:rPr>
+          <w:lang w:val="ar_AE" w:bidi="ar_AE"/>
+        </w:rPr>
+        <w:t>הַ֕ס מִ⁠פְּנֵ֖י אֲדֹנָ֣⁠י יְהוִ֑ה</w:t>
+      </w:r>
+    </w:p>
+    <w:p>
+      <w:pPr>
+        <w:bidi/>
+      </w:pPr>
+      <w:r>
+        <w:rPr>
+          <w:lang w:val="ar_AE" w:bidi="ar_AE"/>
+        </w:rPr>
+      </w:r>
+      <w:r>
+        <w:rPr>
           <w:b/>
           <w:lang w:val="ar_AE" w:bidi="ar_AE"/>
         </w:rPr>
@@ -5330,6 +5970,22 @@
       </w:r>
       <w:r>
         <w:rPr>
+          <w:lang w:val="ar_AE" w:bidi="ar_AE"/>
+        </w:rPr>
+        <w:t>קָרוֹב֙ י֣וֹם יְהוָ֔ה</w:t>
+      </w:r>
+    </w:p>
+    <w:p>
+      <w:pPr>
+        <w:bidi/>
+      </w:pPr>
+      <w:r>
+        <w:rPr>
+          <w:lang w:val="ar_AE" w:bidi="ar_AE"/>
+        </w:rPr>
+      </w:r>
+      <w:r>
+        <w:rPr>
           <w:b/>
           <w:lang w:val="ar_AE" w:bidi="ar_AE"/>
         </w:rPr>
@@ -5449,6 +6105,22 @@
       </w:r>
       <w:r>
         <w:rPr>
+          <w:lang w:val="ar_AE" w:bidi="ar_AE"/>
+        </w:rPr>
+        <w:t>הֵכִ֧ין יְהוָ֛ה זֶ֖בַח הִקְדִּ֥ישׁ קְרֻאָֽי⁠ו</w:t>
+      </w:r>
+    </w:p>
+    <w:p>
+      <w:pPr>
+        <w:bidi/>
+      </w:pPr>
+      <w:r>
+        <w:rPr>
+          <w:lang w:val="ar_AE" w:bidi="ar_AE"/>
+        </w:rPr>
+      </w:r>
+      <w:r>
+        <w:rPr>
           <w:b/>
           <w:lang w:val="ar_AE" w:bidi="ar_AE"/>
         </w:rPr>
@@ -5601,6 +6273,22 @@
       </w:r>
       <w:r>
         <w:rPr>
+          <w:lang w:val="ar_AE" w:bidi="ar_AE"/>
+        </w:rPr>
+        <w:t>קְרֻאָֽי⁠ו</w:t>
+      </w:r>
+    </w:p>
+    <w:p>
+      <w:pPr>
+        <w:bidi/>
+      </w:pPr>
+      <w:r>
+        <w:rPr>
+          <w:lang w:val="ar_AE" w:bidi="ar_AE"/>
+        </w:rPr>
+      </w:r>
+      <w:r>
+        <w:rPr>
           <w:b/>
           <w:lang w:val="ar_AE" w:bidi="ar_AE"/>
         </w:rPr>
@@ -5707,6 +6395,22 @@
       </w:r>
       <w:r>
         <w:rPr>
+          <w:lang w:val="ar_AE" w:bidi="ar_AE"/>
+        </w:rPr>
+        <w:t>וְ⁠הָיָ֗ה בְּ⁠יוֹם֙ זֶ֣בַח יְהוָ֔ה</w:t>
+      </w:r>
+    </w:p>
+    <w:p>
+      <w:pPr>
+        <w:bidi/>
+      </w:pPr>
+      <w:r>
+        <w:rPr>
+          <w:lang w:val="ar_AE" w:bidi="ar_AE"/>
+        </w:rPr>
+      </w:r>
+      <w:r>
+        <w:rPr>
           <w:b/>
           <w:lang w:val="ar_AE" w:bidi="ar_AE"/>
         </w:rPr>
@@ -5813,6 +6517,22 @@
       </w:r>
       <w:r>
         <w:rPr>
+          <w:lang w:val="ar_AE" w:bidi="ar_AE"/>
+        </w:rPr>
+        <w:t>בְּ⁠יוֹם֙ זֶ֣בַח יְהוָ֔ה</w:t>
+      </w:r>
+    </w:p>
+    <w:p>
+      <w:pPr>
+        <w:bidi/>
+      </w:pPr>
+      <w:r>
+        <w:rPr>
+          <w:lang w:val="ar_AE" w:bidi="ar_AE"/>
+        </w:rPr>
+      </w:r>
+      <w:r>
+        <w:rPr>
           <w:b/>
           <w:lang w:val="ar_AE" w:bidi="ar_AE"/>
         </w:rPr>
@@ -5919,6 +6639,22 @@
       </w:r>
       <w:r>
         <w:rPr>
+          <w:lang w:val="ar_AE" w:bidi="ar_AE"/>
+        </w:rPr>
+        <w:t>בְּ⁠יוֹם֙ זֶ֣בַח יְהוָ֔ה</w:t>
+      </w:r>
+    </w:p>
+    <w:p>
+      <w:pPr>
+        <w:bidi/>
+      </w:pPr>
+      <w:r>
+        <w:rPr>
+          <w:lang w:val="ar_AE" w:bidi="ar_AE"/>
+        </w:rPr>
+      </w:r>
+      <w:r>
+        <w:rPr>
           <w:b/>
           <w:lang w:val="ar_AE" w:bidi="ar_AE"/>
         </w:rPr>
@@ -6025,6 +6761,22 @@
       </w:r>
       <w:r>
         <w:rPr>
+          <w:lang w:val="ar_AE" w:bidi="ar_AE"/>
+        </w:rPr>
+        <w:t>בְּ⁠יוֹם֙ זֶ֣בַח יְהוָ֔ה</w:t>
+      </w:r>
+    </w:p>
+    <w:p>
+      <w:pPr>
+        <w:bidi/>
+      </w:pPr>
+      <w:r>
+        <w:rPr>
+          <w:lang w:val="ar_AE" w:bidi="ar_AE"/>
+        </w:rPr>
+      </w:r>
+      <w:r>
+        <w:rPr>
           <w:b/>
           <w:lang w:val="ar_AE" w:bidi="ar_AE"/>
         </w:rPr>
@@ -6131,6 +6883,22 @@
       </w:r>
       <w:r>
         <w:rPr>
+          <w:lang w:val="ar_AE" w:bidi="ar_AE"/>
+        </w:rPr>
+        <w:t>וּ⁠פָקַדְתִּ֥י עַל־הַ⁠שָּׂרִ֖ים וְ⁠עַל־בְּנֵ֣י הַ⁠מֶּ֑לֶךְ וְ⁠עַ֥ל כָּל־הַ⁠לֹּבְשִׁ֖ים מַלְבּ֥וּשׁ נָכְרִֽי</w:t>
+      </w:r>
+    </w:p>
+    <w:p>
+      <w:pPr>
+        <w:bidi/>
+      </w:pPr>
+      <w:r>
+        <w:rPr>
+          <w:lang w:val="ar_AE" w:bidi="ar_AE"/>
+        </w:rPr>
+      </w:r>
+      <w:r>
+        <w:rPr>
           <w:b/>
           <w:lang w:val="ar_AE" w:bidi="ar_AE"/>
         </w:rPr>
@@ -6250,6 +7018,22 @@
       </w:r>
       <w:r>
         <w:rPr>
+          <w:lang w:val="ar_AE" w:bidi="ar_AE"/>
+        </w:rPr>
+        <w:t>הַ⁠שָּׂרִ֖ים</w:t>
+      </w:r>
+    </w:p>
+    <w:p>
+      <w:pPr>
+        <w:bidi/>
+      </w:pPr>
+      <w:r>
+        <w:rPr>
+          <w:lang w:val="ar_AE" w:bidi="ar_AE"/>
+        </w:rPr>
+      </w:r>
+      <w:r>
+        <w:rPr>
           <w:b/>
           <w:lang w:val="ar_AE" w:bidi="ar_AE"/>
         </w:rPr>
@@ -6369,6 +7153,22 @@
       </w:r>
       <w:r>
         <w:rPr>
+          <w:lang w:val="ar_AE" w:bidi="ar_AE"/>
+        </w:rPr>
+        <w:t>בְּנֵ֣י הַ⁠מֶּ֑לֶךְ</w:t>
+      </w:r>
+    </w:p>
+    <w:p>
+      <w:pPr>
+        <w:bidi/>
+      </w:pPr>
+      <w:r>
+        <w:rPr>
+          <w:lang w:val="ar_AE" w:bidi="ar_AE"/>
+        </w:rPr>
+      </w:r>
+      <w:r>
+        <w:rPr>
           <w:b/>
           <w:lang w:val="ar_AE" w:bidi="ar_AE"/>
         </w:rPr>
@@ -6488,6 +7288,22 @@
       </w:r>
       <w:r>
         <w:rPr>
+          <w:lang w:val="ar_AE" w:bidi="ar_AE"/>
+        </w:rPr>
+        <w:t>כָּל־הַ⁠לֹּבְשִׁ֖ים מַלְבּ֥וּשׁ נָכְרִֽי</w:t>
+      </w:r>
+    </w:p>
+    <w:p>
+      <w:pPr>
+        <w:bidi/>
+      </w:pPr>
+      <w:r>
+        <w:rPr>
+          <w:lang w:val="ar_AE" w:bidi="ar_AE"/>
+        </w:rPr>
+      </w:r>
+      <w:r>
+        <w:rPr>
           <w:b/>
           <w:lang w:val="ar_AE" w:bidi="ar_AE"/>
         </w:rPr>
@@ -6607,6 +7423,22 @@
       </w:r>
       <w:r>
         <w:rPr>
+          <w:lang w:val="ar_AE" w:bidi="ar_AE"/>
+        </w:rPr>
+        <w:t>וּ⁠פָקַדְתִּ֗י עַ֧ל &amp; בַּ⁠יּ֣וֹם הַ⁠ה֑וּא</w:t>
+      </w:r>
+    </w:p>
+    <w:p>
+      <w:pPr>
+        <w:bidi/>
+      </w:pPr>
+      <w:r>
+        <w:rPr>
+          <w:lang w:val="ar_AE" w:bidi="ar_AE"/>
+        </w:rPr>
+      </w:r>
+      <w:r>
+        <w:rPr>
           <w:b/>
           <w:lang w:val="ar_AE" w:bidi="ar_AE"/>
         </w:rPr>
@@ -6713,6 +7545,22 @@
       </w:r>
       <w:r>
         <w:rPr>
+          <w:lang w:val="ar_AE" w:bidi="ar_AE"/>
+        </w:rPr>
+        <w:t>כָּל־הַ⁠דּוֹלֵ֛ג עַל־הַ⁠מִּפְתָּ֖ן</w:t>
+      </w:r>
+    </w:p>
+    <w:p>
+      <w:pPr>
+        <w:bidi/>
+      </w:pPr>
+      <w:r>
+        <w:rPr>
+          <w:lang w:val="ar_AE" w:bidi="ar_AE"/>
+        </w:rPr>
+      </w:r>
+      <w:r>
+        <w:rPr>
           <w:b/>
           <w:lang w:val="ar_AE" w:bidi="ar_AE"/>
         </w:rPr>
@@ -6858,6 +7706,22 @@
       </w:r>
       <w:r>
         <w:rPr>
+          <w:lang w:val="ar_AE" w:bidi="ar_AE"/>
+        </w:rPr>
+        <w:t>הַֽ⁠מְמַלְאִ֛ים בֵּ֥ית אֲדֹנֵי⁠הֶ֖ם חָמָ֥ס וּ⁠מִרְמָֽה</w:t>
+      </w:r>
+    </w:p>
+    <w:p>
+      <w:pPr>
+        <w:bidi/>
+      </w:pPr>
+      <w:r>
+        <w:rPr>
+          <w:lang w:val="ar_AE" w:bidi="ar_AE"/>
+        </w:rPr>
+      </w:r>
+      <w:r>
+        <w:rPr>
           <w:b/>
           <w:lang w:val="ar_AE" w:bidi="ar_AE"/>
         </w:rPr>
@@ -6977,6 +7841,22 @@
       </w:r>
       <w:r>
         <w:rPr>
+          <w:lang w:val="ar_AE" w:bidi="ar_AE"/>
+        </w:rPr>
+        <w:t>חָמָ֥ס וּ⁠מִרְמָֽה</w:t>
+      </w:r>
+    </w:p>
+    <w:p>
+      <w:pPr>
+        <w:bidi/>
+      </w:pPr>
+      <w:r>
+        <w:rPr>
+          <w:lang w:val="ar_AE" w:bidi="ar_AE"/>
+        </w:rPr>
+      </w:r>
+      <w:r>
+        <w:rPr>
           <w:b/>
           <w:lang w:val="ar_AE" w:bidi="ar_AE"/>
         </w:rPr>
@@ -7109,6 +7989,22 @@
       </w:r>
       <w:r>
         <w:rPr>
+          <w:lang w:val="ar_AE" w:bidi="ar_AE"/>
+        </w:rPr>
+        <w:t>וְ⁠הָיָה֩ בַ⁠יּ֨וֹם הַ⁠ה֜וּא נְאֻם־יְהוָ֗ה ק֤וֹל</w:t>
+      </w:r>
+    </w:p>
+    <w:p>
+      <w:pPr>
+        <w:bidi/>
+      </w:pPr>
+      <w:r>
+        <w:rPr>
+          <w:lang w:val="ar_AE" w:bidi="ar_AE"/>
+        </w:rPr>
+      </w:r>
+      <w:r>
+        <w:rPr>
           <w:b/>
           <w:lang w:val="ar_AE" w:bidi="ar_AE"/>
         </w:rPr>
@@ -7228,6 +8124,22 @@
       </w:r>
       <w:r>
         <w:rPr>
+          <w:lang w:val="ar_AE" w:bidi="ar_AE"/>
+        </w:rPr>
+        <w:t>בַ⁠יּ֨וֹם הַ⁠ה֜וּא</w:t>
+      </w:r>
+    </w:p>
+    <w:p>
+      <w:pPr>
+        <w:bidi/>
+      </w:pPr>
+      <w:r>
+        <w:rPr>
+          <w:lang w:val="ar_AE" w:bidi="ar_AE"/>
+        </w:rPr>
+      </w:r>
+      <w:r>
+        <w:rPr>
           <w:b/>
           <w:lang w:val="ar_AE" w:bidi="ar_AE"/>
         </w:rPr>
@@ -7334,6 +8246,22 @@
       </w:r>
       <w:r>
         <w:rPr>
+          <w:lang w:val="ar_AE" w:bidi="ar_AE"/>
+        </w:rPr>
+        <w:t>ק֤וֹל</w:t>
+      </w:r>
+    </w:p>
+    <w:p>
+      <w:pPr>
+        <w:bidi/>
+      </w:pPr>
+      <w:r>
+        <w:rPr>
+          <w:lang w:val="ar_AE" w:bidi="ar_AE"/>
+        </w:rPr>
+      </w:r>
+      <w:r>
+        <w:rPr>
           <w:b/>
           <w:lang w:val="ar_AE" w:bidi="ar_AE"/>
         </w:rPr>
@@ -7440,6 +8368,22 @@
       </w:r>
       <w:r>
         <w:rPr>
+          <w:lang w:val="ar_AE" w:bidi="ar_AE"/>
+        </w:rPr>
+        <w:t>מִ⁠שַּׁ֣עַר הַ⁠דָּגִ֔ים</w:t>
+      </w:r>
+    </w:p>
+    <w:p>
+      <w:pPr>
+        <w:bidi/>
+      </w:pPr>
+      <w:r>
+        <w:rPr>
+          <w:lang w:val="ar_AE" w:bidi="ar_AE"/>
+        </w:rPr>
+      </w:r>
+      <w:r>
+        <w:rPr>
           <w:b/>
           <w:lang w:val="ar_AE" w:bidi="ar_AE"/>
         </w:rPr>
@@ -7559,6 +8503,22 @@
       </w:r>
       <w:r>
         <w:rPr>
+          <w:lang w:val="ar_AE" w:bidi="ar_AE"/>
+        </w:rPr>
+        <w:t>הַ⁠מִּשְׁנֶ֑ה</w:t>
+      </w:r>
+    </w:p>
+    <w:p>
+      <w:pPr>
+        <w:bidi/>
+      </w:pPr>
+      <w:r>
+        <w:rPr>
+          <w:lang w:val="ar_AE" w:bidi="ar_AE"/>
+        </w:rPr>
+      </w:r>
+      <w:r>
+        <w:rPr>
           <w:b/>
           <w:lang w:val="ar_AE" w:bidi="ar_AE"/>
         </w:rPr>
@@ -7691,6 +8651,22 @@
       </w:r>
       <w:r>
         <w:rPr>
+          <w:lang w:val="ar_AE" w:bidi="ar_AE"/>
+        </w:rPr>
+        <w:t>מֵ⁠הַ⁠גְּבָעֽוֹת</w:t>
+      </w:r>
+    </w:p>
+    <w:p>
+      <w:pPr>
+        <w:bidi/>
+      </w:pPr>
+      <w:r>
+        <w:rPr>
+          <w:lang w:val="ar_AE" w:bidi="ar_AE"/>
+        </w:rPr>
+      </w:r>
+      <w:r>
+        <w:rPr>
           <w:b/>
           <w:lang w:val="ar_AE" w:bidi="ar_AE"/>
         </w:rPr>
@@ -7810,6 +8786,22 @@
       </w:r>
       <w:r>
         <w:rPr>
+          <w:lang w:val="ar_AE" w:bidi="ar_AE"/>
+        </w:rPr>
+        <w:t>הַ⁠מַּכְתֵּ֑שׁ</w:t>
+      </w:r>
+    </w:p>
+    <w:p>
+      <w:pPr>
+        <w:bidi/>
+      </w:pPr>
+      <w:r>
+        <w:rPr>
+          <w:lang w:val="ar_AE" w:bidi="ar_AE"/>
+        </w:rPr>
+      </w:r>
+      <w:r>
+        <w:rPr>
           <w:b/>
           <w:lang w:val="ar_AE" w:bidi="ar_AE"/>
         </w:rPr>
@@ -7929,6 +8921,22 @@
       </w:r>
       <w:r>
         <w:rPr>
+          <w:lang w:val="ar_AE" w:bidi="ar_AE"/>
+        </w:rPr>
+        <w:t>נִדְמָה֙ כָּל־עַ֣ם כְּנַ֔עַן נִכְרְת֖וּ כָּל־נְטִ֥ילֵי כָֽסֶף</w:t>
+      </w:r>
+    </w:p>
+    <w:p>
+      <w:pPr>
+        <w:bidi/>
+      </w:pPr>
+      <w:r>
+        <w:rPr>
+          <w:lang w:val="ar_AE" w:bidi="ar_AE"/>
+        </w:rPr>
+      </w:r>
+      <w:r>
+        <w:rPr>
           <w:b/>
           <w:lang w:val="ar_AE" w:bidi="ar_AE"/>
         </w:rPr>
@@ -8035,6 +9043,22 @@
       </w:r>
       <w:r>
         <w:rPr>
+          <w:lang w:val="ar_AE" w:bidi="ar_AE"/>
+        </w:rPr>
+        <w:t>נִדְמָה֙ כָּל־עַ֣ם כְּנַ֔עַן נִכְרְת֖וּ כָּל־נְטִ֥ילֵי כָֽסֶף</w:t>
+      </w:r>
+    </w:p>
+    <w:p>
+      <w:pPr>
+        <w:bidi/>
+      </w:pPr>
+      <w:r>
+        <w:rPr>
+          <w:lang w:val="ar_AE" w:bidi="ar_AE"/>
+        </w:rPr>
+      </w:r>
+      <w:r>
+        <w:rPr>
           <w:b/>
           <w:lang w:val="ar_AE" w:bidi="ar_AE"/>
         </w:rPr>
@@ -8141,6 +9165,22 @@
       </w:r>
       <w:r>
         <w:rPr>
+          <w:lang w:val="ar_AE" w:bidi="ar_AE"/>
+        </w:rPr>
+        <w:t>עַ֣ם כְּנַ֔עַן</w:t>
+      </w:r>
+    </w:p>
+    <w:p>
+      <w:pPr>
+        <w:bidi/>
+      </w:pPr>
+      <w:r>
+        <w:rPr>
+          <w:lang w:val="ar_AE" w:bidi="ar_AE"/>
+        </w:rPr>
+      </w:r>
+      <w:r>
+        <w:rPr>
           <w:b/>
           <w:lang w:val="ar_AE" w:bidi="ar_AE"/>
         </w:rPr>
@@ -8260,6 +9300,22 @@
       </w:r>
       <w:r>
         <w:rPr>
+          <w:lang w:val="ar_AE" w:bidi="ar_AE"/>
+        </w:rPr>
+        <w:t>נְטִ֥ילֵי כָֽסֶף</w:t>
+      </w:r>
+    </w:p>
+    <w:p>
+      <w:pPr>
+        <w:bidi/>
+      </w:pPr>
+      <w:r>
+        <w:rPr>
+          <w:lang w:val="ar_AE" w:bidi="ar_AE"/>
+        </w:rPr>
+      </w:r>
+      <w:r>
+        <w:rPr>
           <w:b/>
           <w:lang w:val="ar_AE" w:bidi="ar_AE"/>
         </w:rPr>
@@ -8379,6 +9435,22 @@
       </w:r>
       <w:r>
         <w:rPr>
+          <w:lang w:val="ar_AE" w:bidi="ar_AE"/>
+        </w:rPr>
+        <w:t>נִכְרְת֖וּ</w:t>
+      </w:r>
+    </w:p>
+    <w:p>
+      <w:pPr>
+        <w:bidi/>
+      </w:pPr>
+      <w:r>
+        <w:rPr>
+          <w:lang w:val="ar_AE" w:bidi="ar_AE"/>
+        </w:rPr>
+      </w:r>
+      <w:r>
+        <w:rPr>
           <w:b/>
           <w:lang w:val="ar_AE" w:bidi="ar_AE"/>
         </w:rPr>
@@ -8497,6 +9569,22 @@
       </w:r>
       <w:r>
         <w:rPr>
+          <w:lang w:val="ar_AE" w:bidi="ar_AE"/>
+        </w:rPr>
+        <w:t>בַּ⁠נֵּר֑וֹת</w:t>
+      </w:r>
+    </w:p>
+    <w:p>
+      <w:pPr>
+        <w:bidi/>
+      </w:pPr>
+      <w:r>
+        <w:rPr>
+          <w:lang w:val="ar_AE" w:bidi="ar_AE"/>
+        </w:rPr>
+      </w:r>
+      <w:r>
+        <w:rPr>
           <w:b/>
           <w:lang w:val="ar_AE" w:bidi="ar_AE"/>
         </w:rPr>
@@ -8629,6 +9717,22 @@
       </w:r>
       <w:r>
         <w:rPr>
+          <w:lang w:val="ar_AE" w:bidi="ar_AE"/>
+        </w:rPr>
+        <w:t>וּ⁠פָקַדְתִּ֣י עַל</w:t>
+      </w:r>
+    </w:p>
+    <w:p>
+      <w:pPr>
+        <w:bidi/>
+      </w:pPr>
+      <w:r>
+        <w:rPr>
+          <w:lang w:val="ar_AE" w:bidi="ar_AE"/>
+        </w:rPr>
+      </w:r>
+      <w:r>
+        <w:rPr>
           <w:b/>
           <w:lang w:val="ar_AE" w:bidi="ar_AE"/>
         </w:rPr>
@@ -8735,6 +9839,22 @@
       </w:r>
       <w:r>
         <w:rPr>
+          <w:lang w:val="ar_AE" w:bidi="ar_AE"/>
+        </w:rPr>
+        <w:t>הָ⁠אֲנָשִׁ֗ים הַ⁠קֹּֽפְאִים֙ עַל־שִׁמְרֵי⁠הֶ֔ם</w:t>
+      </w:r>
+    </w:p>
+    <w:p>
+      <w:pPr>
+        <w:bidi/>
+      </w:pPr>
+      <w:r>
+        <w:rPr>
+          <w:lang w:val="ar_AE" w:bidi="ar_AE"/>
+        </w:rPr>
+      </w:r>
+      <w:r>
+        <w:rPr>
           <w:b/>
           <w:lang w:val="ar_AE" w:bidi="ar_AE"/>
         </w:rPr>
@@ -8854,6 +9974,22 @@
       </w:r>
       <w:r>
         <w:rPr>
+          <w:lang w:val="ar_AE" w:bidi="ar_AE"/>
+        </w:rPr>
+        <w:t>הָ⁠אֲנָשִׁ֗ים הַ⁠קֹּֽפְאִים֙ עַל־שִׁמְרֵי⁠הֶ֔ם</w:t>
+      </w:r>
+    </w:p>
+    <w:p>
+      <w:pPr>
+        <w:bidi/>
+      </w:pPr>
+      <w:r>
+        <w:rPr>
+          <w:lang w:val="ar_AE" w:bidi="ar_AE"/>
+        </w:rPr>
+      </w:r>
+      <w:r>
+        <w:rPr>
           <w:b/>
           <w:lang w:val="ar_AE" w:bidi="ar_AE"/>
         </w:rPr>
@@ -8999,6 +10135,22 @@
       </w:r>
       <w:r>
         <w:rPr>
+          <w:lang w:val="ar_AE" w:bidi="ar_AE"/>
+        </w:rPr>
+        <w:t>הָ⁠אֹֽמְרִים֙ בִּ⁠לְבָבָ֔⁠ם לֹֽא־יֵיטִ֥יב יְהוָ֖ה וְ⁠לֹ֥א יָרֵֽעַ</w:t>
+      </w:r>
+    </w:p>
+    <w:p>
+      <w:pPr>
+        <w:bidi/>
+      </w:pPr>
+      <w:r>
+        <w:rPr>
+          <w:lang w:val="ar_AE" w:bidi="ar_AE"/>
+        </w:rPr>
+      </w:r>
+      <w:r>
+        <w:rPr>
           <w:b/>
           <w:lang w:val="ar_AE" w:bidi="ar_AE"/>
         </w:rPr>
@@ -9105,6 +10257,22 @@
       </w:r>
       <w:r>
         <w:rPr>
+          <w:lang w:val="ar_AE" w:bidi="ar_AE"/>
+        </w:rPr>
+        <w:t>הָ⁠אֹֽמְרִים֙ בִּ⁠לְבָבָ֔⁠ם לֹֽא־יֵיטִ֥יב יְהוָ֖ה וְ⁠לֹ֥א יָרֵֽעַ</w:t>
+      </w:r>
+    </w:p>
+    <w:p>
+      <w:pPr>
+        <w:bidi/>
+      </w:pPr>
+      <w:r>
+        <w:rPr>
+          <w:lang w:val="ar_AE" w:bidi="ar_AE"/>
+        </w:rPr>
+      </w:r>
+      <w:r>
+        <w:rPr>
           <w:b/>
           <w:lang w:val="ar_AE" w:bidi="ar_AE"/>
         </w:rPr>
@@ -9211,6 +10379,22 @@
       </w:r>
       <w:r>
         <w:rPr>
+          <w:lang w:val="ar_AE" w:bidi="ar_AE"/>
+        </w:rPr>
+        <w:t>בִּ⁠לְבָבָ֔⁠ם</w:t>
+      </w:r>
+    </w:p>
+    <w:p>
+      <w:pPr>
+        <w:bidi/>
+      </w:pPr>
+      <w:r>
+        <w:rPr>
+          <w:lang w:val="ar_AE" w:bidi="ar_AE"/>
+        </w:rPr>
+      </w:r>
+      <w:r>
+        <w:rPr>
           <w:b/>
           <w:lang w:val="ar_AE" w:bidi="ar_AE"/>
         </w:rPr>
@@ -9330,6 +10514,22 @@
       </w:r>
       <w:r>
         <w:rPr>
+          <w:lang w:val="ar_AE" w:bidi="ar_AE"/>
+        </w:rPr>
+        <w:t>בִּ⁠לְבָבָ֔⁠ם</w:t>
+      </w:r>
+    </w:p>
+    <w:p>
+      <w:pPr>
+        <w:bidi/>
+      </w:pPr>
+      <w:r>
+        <w:rPr>
+          <w:lang w:val="ar_AE" w:bidi="ar_AE"/>
+        </w:rPr>
+      </w:r>
+      <w:r>
+        <w:rPr>
           <w:b/>
           <w:lang w:val="ar_AE" w:bidi="ar_AE"/>
         </w:rPr>
@@ -9449,6 +10649,22 @@
       </w:r>
       <w:r>
         <w:rPr>
+          <w:lang w:val="ar_AE" w:bidi="ar_AE"/>
+        </w:rPr>
+        <w:t>לֹֽא־יֵיטִ֥יב יְהוָ֖ה וְ⁠לֹ֥א יָרֵֽעַ</w:t>
+      </w:r>
+    </w:p>
+    <w:p>
+      <w:pPr>
+        <w:bidi/>
+      </w:pPr>
+      <w:r>
+        <w:rPr>
+          <w:lang w:val="ar_AE" w:bidi="ar_AE"/>
+        </w:rPr>
+      </w:r>
+      <w:r>
+        <w:rPr>
           <w:b/>
           <w:lang w:val="ar_AE" w:bidi="ar_AE"/>
         </w:rPr>
@@ -9581,6 +10797,22 @@
       </w:r>
       <w:r>
         <w:rPr>
+          <w:lang w:val="ar_AE" w:bidi="ar_AE"/>
+        </w:rPr>
+        <w:t>וְ⁠הָיָ֤ה חֵילָ⁠ם֙ לִ⁠מְשִׁסָּ֔ה וּ⁠בָתֵּי⁠הֶ֖ם לִ⁠שְׁמָמָ֑ה</w:t>
+      </w:r>
+    </w:p>
+    <w:p>
+      <w:pPr>
+        <w:bidi/>
+      </w:pPr>
+      <w:r>
+        <w:rPr>
+          <w:lang w:val="ar_AE" w:bidi="ar_AE"/>
+        </w:rPr>
+      </w:r>
+      <w:r>
+        <w:rPr>
           <w:b/>
           <w:lang w:val="ar_AE" w:bidi="ar_AE"/>
         </w:rPr>
@@ -9674,6 +10906,22 @@
         <w:rPr>
           <w:lang w:val="ar_AE" w:bidi="ar_AE"/>
         </w:rPr>
+      </w:r>
+    </w:p>
+    <w:p>
+      <w:pPr>
+        <w:bidi/>
+      </w:pPr>
+      <w:r>
+        <w:rPr>
+          <w:lang w:val="ar_AE" w:bidi="ar_AE"/>
+        </w:rPr>
+      </w:r>
+      <w:r>
+        <w:rPr>
+          <w:lang w:val="ar_AE" w:bidi="ar_AE"/>
+        </w:rPr>
+        <w:t>וְ⁠הָיָ֤ה חֵילָ⁠ם֙ לִ⁠מְשִׁסָּ֔ה וּ⁠בָתֵּי⁠הֶ֖ם לִ⁠שְׁמָמָ֑ה</w:t>
       </w:r>
     </w:p>
     <w:p>
@@ -9929,6 +11177,22 @@
       </w:r>
       <w:r>
         <w:rPr>
+          <w:lang w:val="ar_AE" w:bidi="ar_AE"/>
+        </w:rPr>
+        <w:t>יוֹם־יְהוָה֙ הַ⁠גָּד֔וֹל &amp; י֣וֹם יְהוָ֔ה</w:t>
+      </w:r>
+    </w:p>
+    <w:p>
+      <w:pPr>
+        <w:bidi/>
+      </w:pPr>
+      <w:r>
+        <w:rPr>
+          <w:lang w:val="ar_AE" w:bidi="ar_AE"/>
+        </w:rPr>
+      </w:r>
+      <w:r>
+        <w:rPr>
           <w:b/>
           <w:lang w:val="ar_AE" w:bidi="ar_AE"/>
         </w:rPr>
@@ -10049,6 +11313,22 @@
       </w:r>
       <w:r>
         <w:rPr>
+          <w:lang w:val="ar_AE" w:bidi="ar_AE"/>
+        </w:rPr>
+        <w:t>יוֹם־יְהוָה֙ הַ⁠גָּד֔וֹל &amp; י֣וֹם יְהוָ֔ה</w:t>
+      </w:r>
+    </w:p>
+    <w:p>
+      <w:pPr>
+        <w:bidi/>
+      </w:pPr>
+      <w:r>
+        <w:rPr>
+          <w:lang w:val="ar_AE" w:bidi="ar_AE"/>
+        </w:rPr>
+      </w:r>
+      <w:r>
+        <w:rPr>
           <w:b/>
           <w:lang w:val="ar_AE" w:bidi="ar_AE"/>
         </w:rPr>
@@ -10169,6 +11449,22 @@
       </w:r>
       <w:r>
         <w:rPr>
+          <w:lang w:val="ar_AE" w:bidi="ar_AE"/>
+        </w:rPr>
+        <w:t>קָר֤וֹב &amp; קָר֖וֹב וּ⁠מַהֵ֣ר מְאֹ֑ד</w:t>
+      </w:r>
+    </w:p>
+    <w:p>
+      <w:pPr>
+        <w:bidi/>
+      </w:pPr>
+      <w:r>
+        <w:rPr>
+          <w:lang w:val="ar_AE" w:bidi="ar_AE"/>
+        </w:rPr>
+      </w:r>
+      <w:r>
+        <w:rPr>
           <w:b/>
           <w:lang w:val="ar_AE" w:bidi="ar_AE"/>
         </w:rPr>
@@ -10288,6 +11584,22 @@
       </w:r>
       <w:r>
         <w:rPr>
+          <w:lang w:val="ar_AE" w:bidi="ar_AE"/>
+        </w:rPr>
+        <w:t>קָר֤וֹב &amp; קָר֖וֹב וּ⁠מַהֵ֣ר מְאֹ֑ד</w:t>
+      </w:r>
+    </w:p>
+    <w:p>
+      <w:pPr>
+        <w:bidi/>
+      </w:pPr>
+      <w:r>
+        <w:rPr>
+          <w:lang w:val="ar_AE" w:bidi="ar_AE"/>
+        </w:rPr>
+      </w:r>
+      <w:r>
+        <w:rPr>
           <w:b/>
           <w:lang w:val="ar_AE" w:bidi="ar_AE"/>
         </w:rPr>
@@ -10420,6 +11732,22 @@
       </w:r>
       <w:r>
         <w:rPr>
+          <w:lang w:val="ar_AE" w:bidi="ar_AE"/>
+        </w:rPr>
+        <w:t>ק֚וֹל י֣וֹם יְהוָ֔ה מַ֥ר</w:t>
+      </w:r>
+    </w:p>
+    <w:p>
+      <w:pPr>
+        <w:bidi/>
+      </w:pPr>
+      <w:r>
+        <w:rPr>
+          <w:lang w:val="ar_AE" w:bidi="ar_AE"/>
+        </w:rPr>
+      </w:r>
+      <w:r>
+        <w:rPr>
           <w:b/>
           <w:lang w:val="ar_AE" w:bidi="ar_AE"/>
         </w:rPr>
@@ -10552,6 +11880,22 @@
       </w:r>
       <w:r>
         <w:rPr>
+          <w:lang w:val="ar_AE" w:bidi="ar_AE"/>
+        </w:rPr>
+        <w:t>צֹרֵ֖חַ &amp; גִּבּֽוֹר</w:t>
+      </w:r>
+    </w:p>
+    <w:p>
+      <w:pPr>
+        <w:bidi/>
+      </w:pPr>
+      <w:r>
+        <w:rPr>
+          <w:lang w:val="ar_AE" w:bidi="ar_AE"/>
+        </w:rPr>
+      </w:r>
+      <w:r>
+        <w:rPr>
           <w:b/>
           <w:lang w:val="ar_AE" w:bidi="ar_AE"/>
         </w:rPr>
@@ -10671,6 +12015,22 @@
       </w:r>
       <w:r>
         <w:rPr>
+          <w:lang w:val="ar_AE" w:bidi="ar_AE"/>
+        </w:rPr>
+        <w:t>הַ⁠יּ֣וֹם הַ⁠ה֑וּא</w:t>
+      </w:r>
+    </w:p>
+    <w:p>
+      <w:pPr>
+        <w:bidi/>
+      </w:pPr>
+      <w:r>
+        <w:rPr>
+          <w:lang w:val="ar_AE" w:bidi="ar_AE"/>
+        </w:rPr>
+      </w:r>
+      <w:r>
+        <w:rPr>
           <w:b/>
           <w:lang w:val="ar_AE" w:bidi="ar_AE"/>
         </w:rPr>
@@ -10790,6 +12150,22 @@
       </w:r>
       <w:r>
         <w:rPr>
+          <w:lang w:val="ar_AE" w:bidi="ar_AE"/>
+        </w:rPr>
+        <w:t>י֧וֹם צָרָ֣ה וּ⁠מְצוּקָ֗ה י֤וֹם שֹׁאָה֙ וּ⁠מְשׁוֹאָ֔ה י֥וֹם חֹ֨שֶׁךְ֙ וַ⁠אֲפֵלָ֔ה י֥וֹם עָנָ֖ן וַ⁠עֲרָפֶֽל</w:t>
+      </w:r>
+    </w:p>
+    <w:p>
+      <w:pPr>
+        <w:bidi/>
+      </w:pPr>
+      <w:r>
+        <w:rPr>
+          <w:lang w:val="ar_AE" w:bidi="ar_AE"/>
+        </w:rPr>
+      </w:r>
+      <w:r>
+        <w:rPr>
           <w:b/>
           <w:lang w:val="ar_AE" w:bidi="ar_AE"/>
         </w:rPr>
@@ -10896,6 +12272,22 @@
       </w:r>
       <w:r>
         <w:rPr>
+          <w:lang w:val="ar_AE" w:bidi="ar_AE"/>
+        </w:rPr>
+        <w:t>י֥וֹם חֹ֨שֶׁךְ֙ וַ⁠אֲפֵלָ֔ה י֥וֹם עָנָ֖ן וַ⁠עֲרָפֶֽל</w:t>
+      </w:r>
+    </w:p>
+    <w:p>
+      <w:pPr>
+        <w:bidi/>
+      </w:pPr>
+      <w:r>
+        <w:rPr>
+          <w:lang w:val="ar_AE" w:bidi="ar_AE"/>
+        </w:rPr>
+      </w:r>
+      <w:r>
+        <w:rPr>
           <w:b/>
           <w:lang w:val="ar_AE" w:bidi="ar_AE"/>
         </w:rPr>
@@ -11002,6 +12394,22 @@
       </w:r>
       <w:r>
         <w:rPr>
+          <w:lang w:val="ar_AE" w:bidi="ar_AE"/>
+        </w:rPr>
+        <w:t>י֥וֹם</w:t>
+      </w:r>
+    </w:p>
+    <w:p>
+      <w:pPr>
+        <w:bidi/>
+      </w:pPr>
+      <w:r>
+        <w:rPr>
+          <w:lang w:val="ar_AE" w:bidi="ar_AE"/>
+        </w:rPr>
+      </w:r>
+      <w:r>
+        <w:rPr>
           <w:b/>
           <w:lang w:val="ar_AE" w:bidi="ar_AE"/>
         </w:rPr>
@@ -11121,6 +12529,22 @@
       </w:r>
       <w:r>
         <w:rPr>
+          <w:lang w:val="ar_AE" w:bidi="ar_AE"/>
+        </w:rPr>
+        <w:t>שׁוֹפָ֖ר וּ⁠תְרוּעָ֑ה</w:t>
+      </w:r>
+    </w:p>
+    <w:p>
+      <w:pPr>
+        <w:bidi/>
+      </w:pPr>
+      <w:r>
+        <w:rPr>
+          <w:lang w:val="ar_AE" w:bidi="ar_AE"/>
+        </w:rPr>
+      </w:r>
+      <w:r>
+        <w:rPr>
           <w:b/>
           <w:lang w:val="ar_AE" w:bidi="ar_AE"/>
         </w:rPr>
@@ -11240,6 +12664,22 @@
       </w:r>
       <w:r>
         <w:rPr>
+          <w:lang w:val="ar_AE" w:bidi="ar_AE"/>
+        </w:rPr>
+        <w:t>עַ֚ל הֶ⁠עָרִ֣ים הַ⁠בְּצֻר֔וֹת וְ⁠עַ֖ל הַ⁠פִּנּ֥וֹת הַ⁠גְּבֹהֽוֹת</w:t>
+      </w:r>
+    </w:p>
+    <w:p>
+      <w:pPr>
+        <w:bidi/>
+      </w:pPr>
+      <w:r>
+        <w:rPr>
+          <w:lang w:val="ar_AE" w:bidi="ar_AE"/>
+        </w:rPr>
+      </w:r>
+      <w:r>
+        <w:rPr>
           <w:b/>
           <w:lang w:val="ar_AE" w:bidi="ar_AE"/>
         </w:rPr>
@@ -11385,6 +12825,22 @@
       </w:r>
       <w:r>
         <w:rPr>
+          <w:lang w:val="ar_AE" w:bidi="ar_AE"/>
+        </w:rPr>
+        <w:t>עַ֚ל הֶ⁠עָרִ֣ים הַ⁠בְּצֻר֔וֹת וְ⁠עַ֖ל הַ⁠פִּנּ֥וֹת הַ⁠גְּבֹהֽוֹת</w:t>
+      </w:r>
+    </w:p>
+    <w:p>
+      <w:pPr>
+        <w:bidi/>
+      </w:pPr>
+      <w:r>
+        <w:rPr>
+          <w:lang w:val="ar_AE" w:bidi="ar_AE"/>
+        </w:rPr>
+      </w:r>
+      <w:r>
+        <w:rPr>
           <w:b/>
           <w:lang w:val="ar_AE" w:bidi="ar_AE"/>
         </w:rPr>
@@ -11504,6 +12960,22 @@
         <w:rPr>
           <w:lang w:val="ar_AE" w:bidi="ar_AE"/>
         </w:rPr>
+      </w:r>
+    </w:p>
+    <w:p>
+      <w:pPr>
+        <w:bidi/>
+      </w:pPr>
+      <w:r>
+        <w:rPr>
+          <w:lang w:val="ar_AE" w:bidi="ar_AE"/>
+        </w:rPr>
+      </w:r>
+      <w:r>
+        <w:rPr>
+          <w:lang w:val="ar_AE" w:bidi="ar_AE"/>
+        </w:rPr>
+        <w:t>לָ⁠אָדָ֗ם</w:t>
       </w:r>
     </w:p>
     <w:p>
@@ -11785,6 +13257,22 @@
       </w:r>
       <w:r>
         <w:rPr>
+          <w:lang w:val="ar_AE" w:bidi="ar_AE"/>
+        </w:rPr>
+        <w:t>וְ⁠הָֽלְכוּ֙ כַּֽ⁠עִוְרִ֔ים</w:t>
+      </w:r>
+    </w:p>
+    <w:p>
+      <w:pPr>
+        <w:bidi/>
+      </w:pPr>
+      <w:r>
+        <w:rPr>
+          <w:lang w:val="ar_AE" w:bidi="ar_AE"/>
+        </w:rPr>
+      </w:r>
+      <w:r>
+        <w:rPr>
           <w:b/>
           <w:lang w:val="ar_AE" w:bidi="ar_AE"/>
         </w:rPr>
@@ -11917,6 +13405,22 @@
       </w:r>
       <w:r>
         <w:rPr>
+          <w:lang w:val="ar_AE" w:bidi="ar_AE"/>
+        </w:rPr>
+        <w:t>כַּֽ⁠עִוְרִ֔ים</w:t>
+      </w:r>
+    </w:p>
+    <w:p>
+      <w:pPr>
+        <w:bidi/>
+      </w:pPr>
+      <w:r>
+        <w:rPr>
+          <w:lang w:val="ar_AE" w:bidi="ar_AE"/>
+        </w:rPr>
+      </w:r>
+      <w:r>
+        <w:rPr>
           <w:b/>
           <w:lang w:val="ar_AE" w:bidi="ar_AE"/>
         </w:rPr>
@@ -12049,6 +13553,22 @@
       </w:r>
       <w:r>
         <w:rPr>
+          <w:lang w:val="ar_AE" w:bidi="ar_AE"/>
+        </w:rPr>
+        <w:t>וְ⁠שֻׁפַּ֤ךְ דָּמָ⁠ם֙ כֶּֽ⁠עָפָ֔ר וּ⁠לְחֻמָ֖⁠ם כַּ⁠גְּלָלִֽים</w:t>
+      </w:r>
+    </w:p>
+    <w:p>
+      <w:pPr>
+        <w:bidi/>
+      </w:pPr>
+      <w:r>
+        <w:rPr>
+          <w:lang w:val="ar_AE" w:bidi="ar_AE"/>
+        </w:rPr>
+      </w:r>
+      <w:r>
+        <w:rPr>
           <w:b/>
           <w:lang w:val="ar_AE" w:bidi="ar_AE"/>
         </w:rPr>
@@ -12155,6 +13675,22 @@
       </w:r>
       <w:r>
         <w:rPr>
+          <w:lang w:val="ar_AE" w:bidi="ar_AE"/>
+        </w:rPr>
+        <w:t>וְ⁠שֻׁפַּ֤ךְ דָּמָ⁠ם֙ כֶּֽ⁠עָפָ֔ר וּ⁠לְחֻמָ֖⁠ם כַּ⁠גְּלָלִֽים</w:t>
+      </w:r>
+    </w:p>
+    <w:p>
+      <w:pPr>
+        <w:bidi/>
+      </w:pPr>
+      <w:r>
+        <w:rPr>
+          <w:lang w:val="ar_AE" w:bidi="ar_AE"/>
+        </w:rPr>
+      </w:r>
+      <w:r>
+        <w:rPr>
           <w:b/>
           <w:lang w:val="ar_AE" w:bidi="ar_AE"/>
         </w:rPr>
@@ -12261,6 +13797,22 @@
       </w:r>
       <w:r>
         <w:rPr>
+          <w:lang w:val="ar_AE" w:bidi="ar_AE"/>
+        </w:rPr>
+        <w:t>וְ⁠שֻׁפַּ֤ךְ דָּמָ⁠ם֙ כֶּֽ⁠עָפָ֔ר וּ⁠לְחֻמָ֖⁠ם כַּ⁠גְּלָלִֽים</w:t>
+      </w:r>
+    </w:p>
+    <w:p>
+      <w:pPr>
+        <w:bidi/>
+      </w:pPr>
+      <w:r>
+        <w:rPr>
+          <w:lang w:val="ar_AE" w:bidi="ar_AE"/>
+        </w:rPr>
+      </w:r>
+      <w:r>
+        <w:rPr>
           <w:b/>
           <w:lang w:val="ar_AE" w:bidi="ar_AE"/>
         </w:rPr>
@@ -12393,6 +13945,22 @@
       </w:r>
       <w:r>
         <w:rPr>
+          <w:lang w:val="ar_AE" w:bidi="ar_AE"/>
+        </w:rPr>
+        <w:t>גַּם־כַּסְפָּ֨⁠ם גַּם־זְהָבָ֜⁠ם לֹֽא־יוּכַ֣ל לְ⁠הַצִּילָ֗⁠ם</w:t>
+      </w:r>
+    </w:p>
+    <w:p>
+      <w:pPr>
+        <w:bidi/>
+      </w:pPr>
+      <w:r>
+        <w:rPr>
+          <w:lang w:val="ar_AE" w:bidi="ar_AE"/>
+        </w:rPr>
+      </w:r>
+      <w:r>
+        <w:rPr>
           <w:b/>
           <w:lang w:val="ar_AE" w:bidi="ar_AE"/>
         </w:rPr>
@@ -12538,6 +14106,22 @@
       </w:r>
       <w:r>
         <w:rPr>
+          <w:lang w:val="ar_AE" w:bidi="ar_AE"/>
+        </w:rPr>
+        <w:t>וּ⁠בְ⁠אֵשׁ֙ קִנְאָת֔⁠וֹ תֵּאָכֵ֖ל כָּל־הָ⁠אָ֑רֶץ</w:t>
+      </w:r>
+    </w:p>
+    <w:p>
+      <w:pPr>
+        <w:bidi/>
+      </w:pPr>
+      <w:r>
+        <w:rPr>
+          <w:lang w:val="ar_AE" w:bidi="ar_AE"/>
+        </w:rPr>
+      </w:r>
+      <w:r>
+        <w:rPr>
           <w:b/>
           <w:lang w:val="ar_AE" w:bidi="ar_AE"/>
         </w:rPr>
@@ -12644,6 +14228,22 @@
       </w:r>
       <w:r>
         <w:rPr>
+          <w:lang w:val="ar_AE" w:bidi="ar_AE"/>
+        </w:rPr>
+        <w:t>וּ⁠בְ⁠אֵשׁ֙ קִנְאָת֔⁠וֹ תֵּאָכֵ֖ל כָּל־הָ⁠אָ֑רֶץ</w:t>
+      </w:r>
+    </w:p>
+    <w:p>
+      <w:pPr>
+        <w:bidi/>
+      </w:pPr>
+      <w:r>
+        <w:rPr>
+          <w:lang w:val="ar_AE" w:bidi="ar_AE"/>
+        </w:rPr>
+      </w:r>
+      <w:r>
+        <w:rPr>
           <w:b/>
           <w:lang w:val="ar_AE" w:bidi="ar_AE"/>
         </w:rPr>
@@ -12776,6 +14376,22 @@
       </w:r>
       <w:r>
         <w:rPr>
+          <w:lang w:val="ar_AE" w:bidi="ar_AE"/>
+        </w:rPr>
+        <w:t>וּ⁠בְ⁠אֵשׁ֙ קִנְאָת֔⁠וֹ תֵּאָכֵ֖ל כָּל־הָ⁠אָ֑רֶץ</w:t>
+      </w:r>
+    </w:p>
+    <w:p>
+      <w:pPr>
+        <w:bidi/>
+      </w:pPr>
+      <w:r>
+        <w:rPr>
+          <w:lang w:val="ar_AE" w:bidi="ar_AE"/>
+        </w:rPr>
+      </w:r>
+      <w:r>
+        <w:rPr>
           <w:b/>
           <w:lang w:val="ar_AE" w:bidi="ar_AE"/>
         </w:rPr>
@@ -12895,6 +14511,22 @@
       </w:r>
       <w:r>
         <w:rPr>
+          <w:lang w:val="ar_AE" w:bidi="ar_AE"/>
+        </w:rPr>
+        <w:t>כָלָ֤ה אַךְ־נִבְהָלָה֙ יַֽעֲשֶׂ֔ה אֵ֥ת כָּל־יֹשְׁבֵ֖י הָ⁠אָֽרֶץ</w:t>
+      </w:r>
+    </w:p>
+    <w:p>
+      <w:pPr>
+        <w:bidi/>
+      </w:pPr>
+      <w:r>
+        <w:rPr>
+          <w:lang w:val="ar_AE" w:bidi="ar_AE"/>
+        </w:rPr>
+      </w:r>
+      <w:r>
+        <w:rPr>
           <w:b/>
           <w:lang w:val="ar_AE" w:bidi="ar_AE"/>
         </w:rPr>
@@ -13014,6 +14646,22 @@
       </w:r>
       <w:r>
         <w:rPr>
+          <w:lang w:val="ar_AE" w:bidi="ar_AE"/>
+        </w:rPr>
+        <w:t>אֵ֥ת כָּל־יֹשְׁבֵ֖י הָ⁠אָֽרֶץ</w:t>
+      </w:r>
+    </w:p>
+    <w:p>
+      <w:pPr>
+        <w:bidi/>
+      </w:pPr>
+      <w:r>
+        <w:rPr>
+          <w:lang w:val="ar_AE" w:bidi="ar_AE"/>
+        </w:rPr>
+      </w:r>
+      <w:r>
+        <w:rPr>
           <w:b/>
           <w:lang w:val="ar_AE" w:bidi="ar_AE"/>
         </w:rPr>
@@ -13159,6 +14807,22 @@
       </w:r>
       <w:r>
         <w:rPr>
+          <w:lang w:val="ar_AE" w:bidi="ar_AE"/>
+        </w:rPr>
+        <w:t>נִבְהָלָה֙</w:t>
+      </w:r>
+    </w:p>
+    <w:p>
+      <w:pPr>
+        <w:bidi/>
+      </w:pPr>
+      <w:r>
+        <w:rPr>
+          <w:lang w:val="ar_AE" w:bidi="ar_AE"/>
+        </w:rPr>
+      </w:r>
+      <w:r>
+        <w:rPr>
           <w:b/>
           <w:lang w:val="ar_AE" w:bidi="ar_AE"/>
         </w:rPr>
@@ -13278,6 +14942,22 @@
       </w:r>
       <w:r>
         <w:rPr>
+          <w:lang w:val="ar_AE" w:bidi="ar_AE"/>
+        </w:rPr>
+        <w:t>הִֽתְקוֹשְׁשׁ֖וּ וָ⁠ק֑וֹשּׁוּ</w:t>
+      </w:r>
+    </w:p>
+    <w:p>
+      <w:pPr>
+        <w:bidi/>
+      </w:pPr>
+      <w:r>
+        <w:rPr>
+          <w:lang w:val="ar_AE" w:bidi="ar_AE"/>
+        </w:rPr>
+      </w:r>
+      <w:r>
+        <w:rPr>
           <w:b/>
           <w:lang w:val="ar_AE" w:bidi="ar_AE"/>
         </w:rPr>
@@ -13397,6 +15077,22 @@
       </w:r>
       <w:r>
         <w:rPr>
+          <w:lang w:val="ar_AE" w:bidi="ar_AE"/>
+        </w:rPr>
+        <w:t>הִֽתְקוֹשְׁשׁ֖וּ וָ⁠ק֑וֹשּׁוּ</w:t>
+      </w:r>
+    </w:p>
+    <w:p>
+      <w:pPr>
+        <w:bidi/>
+      </w:pPr>
+      <w:r>
+        <w:rPr>
+          <w:lang w:val="ar_AE" w:bidi="ar_AE"/>
+        </w:rPr>
+      </w:r>
+      <w:r>
+        <w:rPr>
           <w:b/>
           <w:lang w:val="ar_AE" w:bidi="ar_AE"/>
         </w:rPr>
@@ -13516,6 +15212,22 @@
       </w:r>
       <w:r>
         <w:rPr>
+          <w:lang w:val="ar_AE" w:bidi="ar_AE"/>
+        </w:rPr>
+        <w:t>הִֽתְקוֹשְׁשׁ֖וּ</w:t>
+      </w:r>
+    </w:p>
+    <w:p>
+      <w:pPr>
+        <w:bidi/>
+      </w:pPr>
+      <w:r>
+        <w:rPr>
+          <w:lang w:val="ar_AE" w:bidi="ar_AE"/>
+        </w:rPr>
+      </w:r>
+      <w:r>
+        <w:rPr>
           <w:b/>
           <w:lang w:val="ar_AE" w:bidi="ar_AE"/>
         </w:rPr>
@@ -13635,6 +15347,22 @@
       </w:r>
       <w:r>
         <w:rPr>
+          <w:lang w:val="ar_AE" w:bidi="ar_AE"/>
+        </w:rPr>
+        <w:t>הַ⁠גּ֖וֹי לֹ֥א נִכְסָֽף</w:t>
+      </w:r>
+    </w:p>
+    <w:p>
+      <w:pPr>
+        <w:bidi/>
+      </w:pPr>
+      <w:r>
+        <w:rPr>
+          <w:lang w:val="ar_AE" w:bidi="ar_AE"/>
+        </w:rPr>
+      </w:r>
+      <w:r>
+        <w:rPr>
           <w:b/>
           <w:lang w:val="ar_AE" w:bidi="ar_AE"/>
         </w:rPr>
@@ -13754,6 +15482,22 @@
       </w:r>
       <w:r>
         <w:rPr>
+          <w:lang w:val="ar_AE" w:bidi="ar_AE"/>
+        </w:rPr>
+        <w:t>הַ⁠גּ֖וֹי לֹ֥א נִכְסָֽף</w:t>
+      </w:r>
+    </w:p>
+    <w:p>
+      <w:pPr>
+        <w:bidi/>
+      </w:pPr>
+      <w:r>
+        <w:rPr>
+          <w:lang w:val="ar_AE" w:bidi="ar_AE"/>
+        </w:rPr>
+      </w:r>
+      <w:r>
+        <w:rPr>
           <w:b/>
           <w:lang w:val="ar_AE" w:bidi="ar_AE"/>
         </w:rPr>
@@ -13873,6 +15617,22 @@
       </w:r>
       <w:r>
         <w:rPr>
+          <w:lang w:val="ar_AE" w:bidi="ar_AE"/>
+        </w:rPr>
+        <w:t>בְּ⁠טֶ֨רֶם֙ לֶ֣דֶת חֹ֔ק</w:t>
+      </w:r>
+    </w:p>
+    <w:p>
+      <w:pPr>
+        <w:bidi/>
+      </w:pPr>
+      <w:r>
+        <w:rPr>
+          <w:lang w:val="ar_AE" w:bidi="ar_AE"/>
+        </w:rPr>
+      </w:r>
+      <w:r>
+        <w:rPr>
           <w:b/>
           <w:lang w:val="ar_AE" w:bidi="ar_AE"/>
         </w:rPr>
@@ -14018,6 +15778,22 @@
       </w:r>
       <w:r>
         <w:rPr>
+          <w:lang w:val="ar_AE" w:bidi="ar_AE"/>
+        </w:rPr>
+        <w:t>בְּ⁠טֶ֨רֶם֙ לֶ֣דֶת חֹ֔ק</w:t>
+      </w:r>
+    </w:p>
+    <w:p>
+      <w:pPr>
+        <w:bidi/>
+      </w:pPr>
+      <w:r>
+        <w:rPr>
+          <w:lang w:val="ar_AE" w:bidi="ar_AE"/>
+        </w:rPr>
+      </w:r>
+      <w:r>
+        <w:rPr>
           <w:b/>
           <w:lang w:val="ar_AE" w:bidi="ar_AE"/>
         </w:rPr>
@@ -14137,6 +15913,22 @@
       </w:r>
       <w:r>
         <w:rPr>
+          <w:lang w:val="ar_AE" w:bidi="ar_AE"/>
+        </w:rPr>
+        <w:t>י֑וֹם</w:t>
+      </w:r>
+    </w:p>
+    <w:p>
+      <w:pPr>
+        <w:bidi/>
+      </w:pPr>
+      <w:r>
+        <w:rPr>
+          <w:lang w:val="ar_AE" w:bidi="ar_AE"/>
+        </w:rPr>
+      </w:r>
+      <w:r>
+        <w:rPr>
           <w:b/>
           <w:lang w:val="ar_AE" w:bidi="ar_AE"/>
         </w:rPr>
@@ -14256,6 +16048,22 @@
       </w:r>
       <w:r>
         <w:rPr>
+          <w:lang w:val="ar_AE" w:bidi="ar_AE"/>
+        </w:rPr>
+        <w:t>כְּ⁠מֹ֖ץ עָ֣בַר</w:t>
+      </w:r>
+    </w:p>
+    <w:p>
+      <w:pPr>
+        <w:bidi/>
+      </w:pPr>
+      <w:r>
+        <w:rPr>
+          <w:lang w:val="ar_AE" w:bidi="ar_AE"/>
+        </w:rPr>
+      </w:r>
+      <w:r>
+        <w:rPr>
           <w:b/>
           <w:lang w:val="ar_AE" w:bidi="ar_AE"/>
         </w:rPr>
@@ -14402,6 +16210,22 @@
       </w:r>
       <w:r>
         <w:rPr>
+          <w:lang w:val="ar_AE" w:bidi="ar_AE"/>
+        </w:rPr>
+        <w:t>בְּ⁠טֶ֣רֶם ׀ לֹא־יָב֣וֹא עֲלֵי⁠כֶ֗ם חֲרוֹן֙ אַף־יְהוָ֔ה בְּ⁠טֶ֨רֶם֙ לֹא־יָב֣וֹא עֲלֵי⁠כֶ֔ם י֖וֹם אַף־יְהוָֽה</w:t>
+      </w:r>
+    </w:p>
+    <w:p>
+      <w:pPr>
+        <w:bidi/>
+      </w:pPr>
+      <w:r>
+        <w:rPr>
+          <w:lang w:val="ar_AE" w:bidi="ar_AE"/>
+        </w:rPr>
+      </w:r>
+      <w:r>
+        <w:rPr>
           <w:b/>
           <w:lang w:val="ar_AE" w:bidi="ar_AE"/>
         </w:rPr>
@@ -14508,6 +16332,22 @@
       </w:r>
       <w:r>
         <w:rPr>
+          <w:lang w:val="ar_AE" w:bidi="ar_AE"/>
+        </w:rPr>
+        <w:t>בְּ⁠טֶ֣רֶם ׀ לֹא־יָב֣וֹא עֲלֵי⁠כֶ֗ם חֲרוֹן֙ אַף־יְהוָ֔ה</w:t>
+      </w:r>
+    </w:p>
+    <w:p>
+      <w:pPr>
+        <w:bidi/>
+      </w:pPr>
+      <w:r>
+        <w:rPr>
+          <w:lang w:val="ar_AE" w:bidi="ar_AE"/>
+        </w:rPr>
+      </w:r>
+      <w:r>
+        <w:rPr>
           <w:b/>
           <w:lang w:val="ar_AE" w:bidi="ar_AE"/>
         </w:rPr>
@@ -14600,6 +16440,22 @@
       </w:r>
       <w:r>
         <w:rPr>
+          <w:lang w:val="ar_AE" w:bidi="ar_AE"/>
+        </w:rPr>
+        <w:t>בְּ⁠טֶ֣רֶם ׀ לֹא־יָב֣וֹא עֲלֵי⁠כֶ֗ם חֲרוֹן֙ אַף־יְהוָ֔ה</w:t>
+      </w:r>
+    </w:p>
+    <w:p>
+      <w:pPr>
+        <w:bidi/>
+      </w:pPr>
+      <w:r>
+        <w:rPr>
+          <w:lang w:val="ar_AE" w:bidi="ar_AE"/>
+        </w:rPr>
+      </w:r>
+      <w:r>
+        <w:rPr>
           <w:b/>
           <w:lang w:val="ar_AE" w:bidi="ar_AE"/>
         </w:rPr>
@@ -14745,6 +16601,22 @@
       </w:r>
       <w:r>
         <w:rPr>
+          <w:lang w:val="ar_AE" w:bidi="ar_AE"/>
+        </w:rPr>
+        <w:t>בְּ⁠טֶ֣רֶם ׀ לֹא־יָב֣וֹא עֲלֵי⁠כֶ֗ם חֲרוֹן֙ אַף־יְהוָ֔ה</w:t>
+      </w:r>
+    </w:p>
+    <w:p>
+      <w:pPr>
+        <w:bidi/>
+      </w:pPr>
+      <w:r>
+        <w:rPr>
+          <w:lang w:val="ar_AE" w:bidi="ar_AE"/>
+        </w:rPr>
+      </w:r>
+      <w:r>
+        <w:rPr>
           <w:b/>
           <w:lang w:val="ar_AE" w:bidi="ar_AE"/>
         </w:rPr>
@@ -14877,6 +16749,22 @@
       </w:r>
       <w:r>
         <w:rPr>
+          <w:lang w:val="ar_AE" w:bidi="ar_AE"/>
+        </w:rPr>
+        <w:t>בְּ⁠טֶ֨רֶם֙ לֹא־יָב֣וֹא עֲלֵי⁠כֶ֔ם י֖וֹם אַף־יְהוָֽה</w:t>
+      </w:r>
+    </w:p>
+    <w:p>
+      <w:pPr>
+        <w:bidi/>
+      </w:pPr>
+      <w:r>
+        <w:rPr>
+          <w:lang w:val="ar_AE" w:bidi="ar_AE"/>
+        </w:rPr>
+      </w:r>
+      <w:r>
+        <w:rPr>
           <w:b/>
           <w:lang w:val="ar_AE" w:bidi="ar_AE"/>
         </w:rPr>
@@ -14983,6 +16871,22 @@
         <w:rPr>
           <w:lang w:val="ar_AE" w:bidi="ar_AE"/>
         </w:rPr>
+      </w:r>
+    </w:p>
+    <w:p>
+      <w:pPr>
+        <w:bidi/>
+      </w:pPr>
+      <w:r>
+        <w:rPr>
+          <w:lang w:val="ar_AE" w:bidi="ar_AE"/>
+        </w:rPr>
+      </w:r>
+      <w:r>
+        <w:rPr>
+          <w:lang w:val="ar_AE" w:bidi="ar_AE"/>
+        </w:rPr>
+        <w:t>בַּקְּשׁ֤וּ אֶת־יְהוָה֙</w:t>
       </w:r>
     </w:p>
     <w:p>
@@ -15120,6 +17024,22 @@
       </w:r>
       <w:r>
         <w:rPr>
+          <w:lang w:val="ar_AE" w:bidi="ar_AE"/>
+        </w:rPr>
+        <w:t>כָּל־עַנְוֵ֣י הָ⁠אָ֔רֶץ</w:t>
+      </w:r>
+    </w:p>
+    <w:p>
+      <w:pPr>
+        <w:bidi/>
+      </w:pPr>
+      <w:r>
+        <w:rPr>
+          <w:lang w:val="ar_AE" w:bidi="ar_AE"/>
+        </w:rPr>
+      </w:r>
+      <w:r>
+        <w:rPr>
           <w:b/>
           <w:lang w:val="ar_AE" w:bidi="ar_AE"/>
         </w:rPr>
@@ -15226,6 +17146,22 @@
         <w:rPr>
           <w:lang w:val="ar_AE" w:bidi="ar_AE"/>
         </w:rPr>
+      </w:r>
+    </w:p>
+    <w:p>
+      <w:pPr>
+        <w:bidi/>
+      </w:pPr>
+      <w:r>
+        <w:rPr>
+          <w:lang w:val="ar_AE" w:bidi="ar_AE"/>
+        </w:rPr>
+      </w:r>
+      <w:r>
+        <w:rPr>
+          <w:lang w:val="ar_AE" w:bidi="ar_AE"/>
+        </w:rPr>
+        <w:t>כָּל־עַנְוֵ֣י הָ⁠אָ֔רֶץ</w:t>
       </w:r>
     </w:p>
     <w:p>
@@ -15376,6 +17312,22 @@
       </w:r>
       <w:r>
         <w:rPr>
+          <w:lang w:val="ar_AE" w:bidi="ar_AE"/>
+        </w:rPr>
+        <w:t>אֲשֶׁ֥ר מִשְׁפָּט֖⁠וֹ פָּעָ֑לוּ</w:t>
+      </w:r>
+    </w:p>
+    <w:p>
+      <w:pPr>
+        <w:bidi/>
+      </w:pPr>
+      <w:r>
+        <w:rPr>
+          <w:lang w:val="ar_AE" w:bidi="ar_AE"/>
+        </w:rPr>
+      </w:r>
+      <w:r>
+        <w:rPr>
           <w:b/>
           <w:lang w:val="ar_AE" w:bidi="ar_AE"/>
         </w:rPr>
@@ -15482,6 +17434,22 @@
         <w:rPr>
           <w:lang w:val="ar_AE" w:bidi="ar_AE"/>
         </w:rPr>
+      </w:r>
+    </w:p>
+    <w:p>
+      <w:pPr>
+        <w:bidi/>
+      </w:pPr>
+      <w:r>
+        <w:rPr>
+          <w:lang w:val="ar_AE" w:bidi="ar_AE"/>
+        </w:rPr>
+      </w:r>
+      <w:r>
+        <w:rPr>
+          <w:lang w:val="ar_AE" w:bidi="ar_AE"/>
+        </w:rPr>
+        <w:t>בַּקְּשׁוּ־צֶ֨דֶק֙ בַּקְּשׁ֣וּ עֲנָוָ֔ה</w:t>
       </w:r>
     </w:p>
     <w:p>
@@ -15645,6 +17613,22 @@
       </w:r>
       <w:r>
         <w:rPr>
+          <w:lang w:val="ar_AE" w:bidi="ar_AE"/>
+        </w:rPr>
+        <w:t>בַּקְּשׁוּ־צֶ֨דֶק֙ בַּקְּשׁ֣וּ עֲנָוָ֔ה</w:t>
+      </w:r>
+    </w:p>
+    <w:p>
+      <w:pPr>
+        <w:bidi/>
+      </w:pPr>
+      <w:r>
+        <w:rPr>
+          <w:lang w:val="ar_AE" w:bidi="ar_AE"/>
+        </w:rPr>
+      </w:r>
+      <w:r>
+        <w:rPr>
           <w:b/>
           <w:lang w:val="ar_AE" w:bidi="ar_AE"/>
         </w:rPr>
@@ -15777,6 +17761,22 @@
       </w:r>
       <w:r>
         <w:rPr>
+          <w:lang w:val="ar_AE" w:bidi="ar_AE"/>
+        </w:rPr>
+        <w:t>תִּסָּ֣תְר֔וּ</w:t>
+      </w:r>
+    </w:p>
+    <w:p>
+      <w:pPr>
+        <w:bidi/>
+      </w:pPr>
+      <w:r>
+        <w:rPr>
+          <w:lang w:val="ar_AE" w:bidi="ar_AE"/>
+        </w:rPr>
+      </w:r>
+      <w:r>
+        <w:rPr>
           <w:b/>
           <w:lang w:val="ar_AE" w:bidi="ar_AE"/>
         </w:rPr>
@@ -15883,6 +17883,22 @@
       </w:r>
       <w:r>
         <w:rPr>
+          <w:lang w:val="ar_AE" w:bidi="ar_AE"/>
+        </w:rPr>
+        <w:t>תִּסָּ֣תְר֔וּ</w:t>
+      </w:r>
+    </w:p>
+    <w:p>
+      <w:pPr>
+        <w:bidi/>
+      </w:pPr>
+      <w:r>
+        <w:rPr>
+          <w:lang w:val="ar_AE" w:bidi="ar_AE"/>
+        </w:rPr>
+      </w:r>
+      <w:r>
+        <w:rPr>
           <w:b/>
           <w:lang w:val="ar_AE" w:bidi="ar_AE"/>
         </w:rPr>
@@ -16015,6 +18031,22 @@
       </w:r>
       <w:r>
         <w:rPr>
+          <w:lang w:val="ar_AE" w:bidi="ar_AE"/>
+        </w:rPr>
+        <w:t>בְּ⁠י֖וֹם אַף־יְהוָֽה</w:t>
+      </w:r>
+    </w:p>
+    <w:p>
+      <w:pPr>
+        <w:bidi/>
+      </w:pPr>
+      <w:r>
+        <w:rPr>
+          <w:lang w:val="ar_AE" w:bidi="ar_AE"/>
+        </w:rPr>
+      </w:r>
+      <w:r>
+        <w:rPr>
           <w:b/>
           <w:lang w:val="ar_AE" w:bidi="ar_AE"/>
         </w:rPr>
@@ -16121,6 +18153,22 @@
       </w:r>
       <w:r>
         <w:rPr>
+          <w:lang w:val="ar_AE" w:bidi="ar_AE"/>
+        </w:rPr>
+        <w:t>עַזָּה֙ עֲזוּבָ֣ה תִֽהְיֶ֔ה &amp; וְ⁠עֶקְר֖וֹן תֵּעָקֵֽר</w:t>
+      </w:r>
+    </w:p>
+    <w:p>
+      <w:pPr>
+        <w:bidi/>
+      </w:pPr>
+      <w:r>
+        <w:rPr>
+          <w:lang w:val="ar_AE" w:bidi="ar_AE"/>
+        </w:rPr>
+      </w:r>
+      <w:r>
+        <w:rPr>
           <w:b/>
           <w:lang w:val="ar_AE" w:bidi="ar_AE"/>
         </w:rPr>
@@ -16227,6 +18275,22 @@
       </w:r>
       <w:r>
         <w:rPr>
+          <w:lang w:val="ar_AE" w:bidi="ar_AE"/>
+        </w:rPr>
+        <w:t>עַזָּה֙ עֲזוּבָ֣ה תִֽהְיֶ֔ה</w:t>
+      </w:r>
+    </w:p>
+    <w:p>
+      <w:pPr>
+        <w:bidi/>
+      </w:pPr>
+      <w:r>
+        <w:rPr>
+          <w:lang w:val="ar_AE" w:bidi="ar_AE"/>
+        </w:rPr>
+      </w:r>
+      <w:r>
+        <w:rPr>
           <w:b/>
           <w:lang w:val="ar_AE" w:bidi="ar_AE"/>
         </w:rPr>
@@ -16333,6 +18397,22 @@
       </w:r>
       <w:r>
         <w:rPr>
+          <w:lang w:val="ar_AE" w:bidi="ar_AE"/>
+        </w:rPr>
+        <w:t>וְ⁠אַשְׁקְל֖וֹן לִ⁠שְׁמָמָ֑ה</w:t>
+      </w:r>
+    </w:p>
+    <w:p>
+      <w:pPr>
+        <w:bidi/>
+      </w:pPr>
+      <w:r>
+        <w:rPr>
+          <w:lang w:val="ar_AE" w:bidi="ar_AE"/>
+        </w:rPr>
+      </w:r>
+      <w:r>
+        <w:rPr>
           <w:b/>
           <w:lang w:val="ar_AE" w:bidi="ar_AE"/>
         </w:rPr>
@@ -16439,6 +18519,22 @@
       </w:r>
       <w:r>
         <w:rPr>
+          <w:lang w:val="ar_AE" w:bidi="ar_AE"/>
+        </w:rPr>
+        <w:t>אַשְׁדּ֗וֹד &amp; יְגָ֣רְשׁ֔וּ⁠הָ</w:t>
+      </w:r>
+    </w:p>
+    <w:p>
+      <w:pPr>
+        <w:bidi/>
+      </w:pPr>
+      <w:r>
+        <w:rPr>
+          <w:lang w:val="ar_AE" w:bidi="ar_AE"/>
+        </w:rPr>
+      </w:r>
+      <w:r>
+        <w:rPr>
           <w:b/>
           <w:lang w:val="ar_AE" w:bidi="ar_AE"/>
         </w:rPr>
@@ -16571,6 +18667,22 @@
       </w:r>
       <w:r>
         <w:rPr>
+          <w:lang w:val="ar_AE" w:bidi="ar_AE"/>
+        </w:rPr>
+        <w:t>אַשְׁדּ֗וֹד &amp; יְגָ֣רְשׁ֔וּ⁠הָ</w:t>
+      </w:r>
+    </w:p>
+    <w:p>
+      <w:pPr>
+        <w:bidi/>
+      </w:pPr>
+      <w:r>
+        <w:rPr>
+          <w:lang w:val="ar_AE" w:bidi="ar_AE"/>
+        </w:rPr>
+      </w:r>
+      <w:r>
+        <w:rPr>
           <w:b/>
           <w:lang w:val="ar_AE" w:bidi="ar_AE"/>
         </w:rPr>
@@ -16677,6 +18789,22 @@
       </w:r>
       <w:r>
         <w:rPr>
+          <w:lang w:val="ar_AE" w:bidi="ar_AE"/>
+        </w:rPr>
+        <w:t>בַּֽ⁠צָּהֳרַ֨יִם֙</w:t>
+      </w:r>
+    </w:p>
+    <w:p>
+      <w:pPr>
+        <w:bidi/>
+      </w:pPr>
+      <w:r>
+        <w:rPr>
+          <w:lang w:val="ar_AE" w:bidi="ar_AE"/>
+        </w:rPr>
+      </w:r>
+      <w:r>
+        <w:rPr>
           <w:b/>
           <w:lang w:val="ar_AE" w:bidi="ar_AE"/>
         </w:rPr>
@@ -16796,6 +18924,22 @@
       </w:r>
       <w:r>
         <w:rPr>
+          <w:lang w:val="ar_AE" w:bidi="ar_AE"/>
+        </w:rPr>
+        <w:t>וְ⁠עֶקְר֖וֹן תֵּעָקֵֽר</w:t>
+      </w:r>
+    </w:p>
+    <w:p>
+      <w:pPr>
+        <w:bidi/>
+      </w:pPr>
+      <w:r>
+        <w:rPr>
+          <w:lang w:val="ar_AE" w:bidi="ar_AE"/>
+        </w:rPr>
+      </w:r>
+      <w:r>
+        <w:rPr>
           <w:b/>
           <w:lang w:val="ar_AE" w:bidi="ar_AE"/>
         </w:rPr>
@@ -16928,6 +19072,22 @@
       </w:r>
       <w:r>
         <w:rPr>
+          <w:lang w:val="ar_AE" w:bidi="ar_AE"/>
+        </w:rPr>
+        <w:t>וְ⁠עֶקְר֖וֹן תֵּעָקֵֽר</w:t>
+      </w:r>
+    </w:p>
+    <w:p>
+      <w:pPr>
+        <w:bidi/>
+      </w:pPr>
+      <w:r>
+        <w:rPr>
+          <w:lang w:val="ar_AE" w:bidi="ar_AE"/>
+        </w:rPr>
+      </w:r>
+      <w:r>
+        <w:rPr>
           <w:b/>
           <w:lang w:val="ar_AE" w:bidi="ar_AE"/>
         </w:rPr>
@@ -17034,6 +19194,22 @@
       </w:r>
       <w:r>
         <w:rPr>
+          <w:lang w:val="ar_AE" w:bidi="ar_AE"/>
+        </w:rPr>
+        <w:t>חֶ֥בֶל הַ⁠יָּ֖ם</w:t>
+      </w:r>
+    </w:p>
+    <w:p>
+      <w:pPr>
+        <w:bidi/>
+      </w:pPr>
+      <w:r>
+        <w:rPr>
+          <w:lang w:val="ar_AE" w:bidi="ar_AE"/>
+        </w:rPr>
+      </w:r>
+      <w:r>
+        <w:rPr>
           <w:b/>
           <w:lang w:val="ar_AE" w:bidi="ar_AE"/>
         </w:rPr>
@@ -17166,6 +19342,22 @@
       </w:r>
       <w:r>
         <w:rPr>
+          <w:lang w:val="ar_AE" w:bidi="ar_AE"/>
+        </w:rPr>
+        <w:t>כְּרֵתִ֑ים</w:t>
+      </w:r>
+    </w:p>
+    <w:p>
+      <w:pPr>
+        <w:bidi/>
+      </w:pPr>
+      <w:r>
+        <w:rPr>
+          <w:lang w:val="ar_AE" w:bidi="ar_AE"/>
+        </w:rPr>
+      </w:r>
+      <w:r>
+        <w:rPr>
           <w:b/>
           <w:lang w:val="ar_AE" w:bidi="ar_AE"/>
         </w:rPr>
@@ -17298,6 +19490,22 @@
       </w:r>
       <w:r>
         <w:rPr>
+          <w:lang w:val="ar_AE" w:bidi="ar_AE"/>
+        </w:rPr>
+        <w:t>דְּבַר־יְהוָ֣ה עֲלֵי⁠כֶ֗ם</w:t>
+      </w:r>
+    </w:p>
+    <w:p>
+      <w:pPr>
+        <w:bidi/>
+      </w:pPr>
+      <w:r>
+        <w:rPr>
+          <w:lang w:val="ar_AE" w:bidi="ar_AE"/>
+        </w:rPr>
+      </w:r>
+      <w:r>
+        <w:rPr>
           <w:b/>
           <w:lang w:val="ar_AE" w:bidi="ar_AE"/>
         </w:rPr>
@@ -17417,6 +19625,22 @@
       </w:r>
       <w:r>
         <w:rPr>
+          <w:lang w:val="ar_AE" w:bidi="ar_AE"/>
+        </w:rPr>
+        <w:t>עֲלֵי⁠כֶ֗ם כְּנַ֨עַן֙ אֶ֣רֶץ פְּלִשְׁתִּ֔ים</w:t>
+      </w:r>
+    </w:p>
+    <w:p>
+      <w:pPr>
+        <w:bidi/>
+      </w:pPr>
+      <w:r>
+        <w:rPr>
+          <w:lang w:val="ar_AE" w:bidi="ar_AE"/>
+        </w:rPr>
+      </w:r>
+      <w:r>
+        <w:rPr>
           <w:b/>
           <w:lang w:val="ar_AE" w:bidi="ar_AE"/>
         </w:rPr>
@@ -17536,6 +19760,22 @@
       </w:r>
       <w:r>
         <w:rPr>
+          <w:lang w:val="ar_AE" w:bidi="ar_AE"/>
+        </w:rPr>
+        <w:t>עֲלֵי⁠כֶ֗ם</w:t>
+      </w:r>
+    </w:p>
+    <w:p>
+      <w:pPr>
+        <w:bidi/>
+      </w:pPr>
+      <w:r>
+        <w:rPr>
+          <w:lang w:val="ar_AE" w:bidi="ar_AE"/>
+        </w:rPr>
+      </w:r>
+      <w:r>
+        <w:rPr>
           <w:b/>
           <w:lang w:val="ar_AE" w:bidi="ar_AE"/>
         </w:rPr>
@@ -17655,6 +19895,22 @@
       </w:r>
       <w:r>
         <w:rPr>
+          <w:lang w:val="ar_AE" w:bidi="ar_AE"/>
+        </w:rPr>
+        <w:t>וְ⁠הַאֲבַדְתִּ֖י⁠ךְ מֵ⁠אֵ֥ין יוֹשֵֽׁב</w:t>
+      </w:r>
+    </w:p>
+    <w:p>
+      <w:pPr>
+        <w:bidi/>
+      </w:pPr>
+      <w:r>
+        <w:rPr>
+          <w:lang w:val="ar_AE" w:bidi="ar_AE"/>
+        </w:rPr>
+      </w:r>
+      <w:r>
+        <w:rPr>
           <w:b/>
           <w:lang w:val="ar_AE" w:bidi="ar_AE"/>
         </w:rPr>
@@ -17761,6 +20017,22 @@
       </w:r>
       <w:r>
         <w:rPr>
+          <w:lang w:val="ar_AE" w:bidi="ar_AE"/>
+        </w:rPr>
+        <w:t>וְ⁠הַאֲבַדְתִּ֖י⁠ךְ מֵ⁠אֵ֥ין יוֹשֵֽׁב</w:t>
+      </w:r>
+    </w:p>
+    <w:p>
+      <w:pPr>
+        <w:bidi/>
+      </w:pPr>
+      <w:r>
+        <w:rPr>
+          <w:lang w:val="ar_AE" w:bidi="ar_AE"/>
+        </w:rPr>
+      </w:r>
+      <w:r>
+        <w:rPr>
           <w:b/>
           <w:lang w:val="ar_AE" w:bidi="ar_AE"/>
         </w:rPr>
@@ -17880,6 +20152,22 @@
       </w:r>
       <w:r>
         <w:rPr>
+          <w:lang w:val="ar_AE" w:bidi="ar_AE"/>
+        </w:rPr>
+        <w:t>חֶ֣בֶל הַ⁠יָּ֗ם</w:t>
+      </w:r>
+    </w:p>
+    <w:p>
+      <w:pPr>
+        <w:bidi/>
+      </w:pPr>
+      <w:r>
+        <w:rPr>
+          <w:lang w:val="ar_AE" w:bidi="ar_AE"/>
+        </w:rPr>
+      </w:r>
+      <w:r>
+        <w:rPr>
           <w:b/>
           <w:lang w:val="ar_AE" w:bidi="ar_AE"/>
         </w:rPr>
@@ -17986,6 +20274,22 @@
       </w:r>
       <w:r>
         <w:rPr>
+          <w:lang w:val="ar_AE" w:bidi="ar_AE"/>
+        </w:rPr>
+        <w:t>נְוֺ֛ת כְּרֹ֥ת רֹעִ֖ים וְ⁠גִדְר֥וֹת צֹֽאן</w:t>
+      </w:r>
+    </w:p>
+    <w:p>
+      <w:pPr>
+        <w:bidi/>
+      </w:pPr>
+      <w:r>
+        <w:rPr>
+          <w:lang w:val="ar_AE" w:bidi="ar_AE"/>
+        </w:rPr>
+      </w:r>
+      <w:r>
+        <w:rPr>
           <w:b/>
           <w:lang w:val="ar_AE" w:bidi="ar_AE"/>
         </w:rPr>
@@ -18118,6 +20422,22 @@
       </w:r>
       <w:r>
         <w:rPr>
+          <w:lang w:val="ar_AE" w:bidi="ar_AE"/>
+        </w:rPr>
+        <w:t>בֵּ֥ית יְהוּדָ֖ה</w:t>
+      </w:r>
+    </w:p>
+    <w:p>
+      <w:pPr>
+        <w:bidi/>
+      </w:pPr>
+      <w:r>
+        <w:rPr>
+          <w:lang w:val="ar_AE" w:bidi="ar_AE"/>
+        </w:rPr>
+      </w:r>
+      <w:r>
+        <w:rPr>
           <w:b/>
           <w:lang w:val="ar_AE" w:bidi="ar_AE"/>
         </w:rPr>
@@ -18237,6 +20557,22 @@
       </w:r>
       <w:r>
         <w:rPr>
+          <w:lang w:val="ar_AE" w:bidi="ar_AE"/>
+        </w:rPr>
+        <w:t>בְּ⁠בָתֵּ֣י אַשְׁקְל֗וֹן בָּ⁠עֶ֨רֶב֙ יִרְבָּצ֔וּ⁠ן</w:t>
+      </w:r>
+    </w:p>
+    <w:p>
+      <w:pPr>
+        <w:bidi/>
+      </w:pPr>
+      <w:r>
+        <w:rPr>
+          <w:lang w:val="ar_AE" w:bidi="ar_AE"/>
+        </w:rPr>
+      </w:r>
+      <w:r>
+        <w:rPr>
           <w:b/>
           <w:lang w:val="ar_AE" w:bidi="ar_AE"/>
         </w:rPr>
@@ -18330,6 +20666,22 @@
         <w:rPr>
           <w:lang w:val="ar_AE" w:bidi="ar_AE"/>
         </w:rPr>
+      </w:r>
+    </w:p>
+    <w:p>
+      <w:pPr>
+        <w:bidi/>
+      </w:pPr>
+      <w:r>
+        <w:rPr>
+          <w:lang w:val="ar_AE" w:bidi="ar_AE"/>
+        </w:rPr>
+      </w:r>
+      <w:r>
+        <w:rPr>
+          <w:lang w:val="ar_AE" w:bidi="ar_AE"/>
+        </w:rPr>
+        <w:t>יִפְקְדֵ֛⁠ם</w:t>
       </w:r>
     </w:p>
     <w:p>
@@ -18516,6 +20868,22 @@
       </w:r>
       <w:r>
         <w:rPr>
+          <w:lang w:val="ar_AE" w:bidi="ar_AE"/>
+        </w:rPr>
+        <w:t>שָׁמַ֨עְתִּי֙ חֶרְפַּ֣ת</w:t>
+      </w:r>
+    </w:p>
+    <w:p>
+      <w:pPr>
+        <w:bidi/>
+      </w:pPr>
+      <w:r>
+        <w:rPr>
+          <w:lang w:val="ar_AE" w:bidi="ar_AE"/>
+        </w:rPr>
+      </w:r>
+      <w:r>
+        <w:rPr>
           <w:b/>
           <w:lang w:val="ar_AE" w:bidi="ar_AE"/>
         </w:rPr>
@@ -18670,6 +21038,22 @@
       </w:r>
       <w:r>
         <w:rPr>
+          <w:lang w:val="ar_AE" w:bidi="ar_AE"/>
+        </w:rPr>
+        <w:t>מוֹאָ֔ב</w:t>
+      </w:r>
+    </w:p>
+    <w:p>
+      <w:pPr>
+        <w:bidi/>
+      </w:pPr>
+      <w:r>
+        <w:rPr>
+          <w:lang w:val="ar_AE" w:bidi="ar_AE"/>
+        </w:rPr>
+      </w:r>
+      <w:r>
+        <w:rPr>
           <w:b/>
           <w:lang w:val="ar_AE" w:bidi="ar_AE"/>
         </w:rPr>
@@ -18802,6 +21186,22 @@
       </w:r>
       <w:r>
         <w:rPr>
+          <w:lang w:val="ar_AE" w:bidi="ar_AE"/>
+        </w:rPr>
+        <w:t>בְּנֵ֣י עַמּ֑וֹן</w:t>
+      </w:r>
+    </w:p>
+    <w:p>
+      <w:pPr>
+        <w:bidi/>
+      </w:pPr>
+      <w:r>
+        <w:rPr>
+          <w:lang w:val="ar_AE" w:bidi="ar_AE"/>
+        </w:rPr>
+      </w:r>
+      <w:r>
+        <w:rPr>
           <w:b/>
           <w:lang w:val="ar_AE" w:bidi="ar_AE"/>
         </w:rPr>
@@ -18947,6 +21347,22 @@
       </w:r>
       <w:r>
         <w:rPr>
+          <w:lang w:val="ar_AE" w:bidi="ar_AE"/>
+        </w:rPr>
+        <w:t>וַ⁠יַּגְדִּ֖ילוּ עַל־גְּבוּלָֽ⁠ם</w:t>
+      </w:r>
+    </w:p>
+    <w:p>
+      <w:pPr>
+        <w:bidi/>
+      </w:pPr>
+      <w:r>
+        <w:rPr>
+          <w:lang w:val="ar_AE" w:bidi="ar_AE"/>
+        </w:rPr>
+      </w:r>
+      <w:r>
+        <w:rPr>
           <w:b/>
           <w:lang w:val="ar_AE" w:bidi="ar_AE"/>
         </w:rPr>
@@ -19053,6 +21469,22 @@
       </w:r>
       <w:r>
         <w:rPr>
+          <w:lang w:val="ar_AE" w:bidi="ar_AE"/>
+        </w:rPr>
+        <w:t>לָ⁠כֵ֣ן חַי־אָ֡נִי &amp; כִּֽי</w:t>
+      </w:r>
+    </w:p>
+    <w:p>
+      <w:pPr>
+        <w:bidi/>
+      </w:pPr>
+      <w:r>
+        <w:rPr>
+          <w:lang w:val="ar_AE" w:bidi="ar_AE"/>
+        </w:rPr>
+      </w:r>
+      <w:r>
+        <w:rPr>
           <w:b/>
           <w:lang w:val="ar_AE" w:bidi="ar_AE"/>
         </w:rPr>
@@ -19185,6 +21617,22 @@
       </w:r>
       <w:r>
         <w:rPr>
+          <w:lang w:val="ar_AE" w:bidi="ar_AE"/>
+        </w:rPr>
+        <w:t>נְאֻם֩ יְהוָ֨ה צְבָא֜וֹת אֱלֹהֵ֣י יִשְׂרָאֵ֗ל</w:t>
+      </w:r>
+    </w:p>
+    <w:p>
+      <w:pPr>
+        <w:bidi/>
+      </w:pPr>
+      <w:r>
+        <w:rPr>
+          <w:lang w:val="ar_AE" w:bidi="ar_AE"/>
+        </w:rPr>
+      </w:r>
+      <w:r>
+        <w:rPr>
           <w:b/>
           <w:lang w:val="ar_AE" w:bidi="ar_AE"/>
         </w:rPr>
@@ -19291,6 +21739,22 @@
       </w:r>
       <w:r>
         <w:rPr>
+          <w:lang w:val="ar_AE" w:bidi="ar_AE"/>
+        </w:rPr>
+        <w:t>יְהוָ֨ה צְבָא֜וֹת</w:t>
+      </w:r>
+    </w:p>
+    <w:p>
+      <w:pPr>
+        <w:bidi/>
+      </w:pPr>
+      <w:r>
+        <w:rPr>
+          <w:lang w:val="ar_AE" w:bidi="ar_AE"/>
+        </w:rPr>
+      </w:r>
+      <w:r>
+        <w:rPr>
           <w:b/>
           <w:lang w:val="ar_AE" w:bidi="ar_AE"/>
         </w:rPr>
@@ -19397,6 +21861,22 @@
         <w:rPr>
           <w:lang w:val="ar_AE" w:bidi="ar_AE"/>
         </w:rPr>
+      </w:r>
+    </w:p>
+    <w:p>
+      <w:pPr>
+        <w:bidi/>
+      </w:pPr>
+      <w:r>
+        <w:rPr>
+          <w:lang w:val="ar_AE" w:bidi="ar_AE"/>
+        </w:rPr>
+      </w:r>
+      <w:r>
+        <w:rPr>
+          <w:lang w:val="ar_AE" w:bidi="ar_AE"/>
+        </w:rPr>
+        <w:t>מוֹאָ֞ב כִּ⁠סְדֹ֤ם תִּֽהְיֶה֙ וּ⁠בְנֵ֤י עַמּוֹן֙ כַּֽ⁠עֲמֹרָ֔ה</w:t>
       </w:r>
     </w:p>
     <w:p>
@@ -19586,6 +22066,22 @@
       </w:r>
       <w:r>
         <w:rPr>
+          <w:lang w:val="ar_AE" w:bidi="ar_AE"/>
+        </w:rPr>
+        <w:t>מִמְשַׁ֥ק חָר֛וּל וּ⁠מִכְרֵה־מֶ֥לַח וּ⁠שְׁמָמָ֖ה עַד־עוֹלָ֑ם</w:t>
+      </w:r>
+    </w:p>
+    <w:p>
+      <w:pPr>
+        <w:bidi/>
+      </w:pPr>
+      <w:r>
+        <w:rPr>
+          <w:lang w:val="ar_AE" w:bidi="ar_AE"/>
+        </w:rPr>
+      </w:r>
+      <w:r>
+        <w:rPr>
           <w:b/>
           <w:lang w:val="ar_AE" w:bidi="ar_AE"/>
         </w:rPr>
@@ -19692,6 +22188,22 @@
       </w:r>
       <w:r>
         <w:rPr>
+          <w:lang w:val="ar_AE" w:bidi="ar_AE"/>
+        </w:rPr>
+        <w:t>מִמְשַׁ֥ק חָר֛וּל וּ⁠מִכְרֵה־מֶ֥לַח וּ⁠שְׁמָמָ֖ה עַד־עוֹלָ֑ם</w:t>
+      </w:r>
+    </w:p>
+    <w:p>
+      <w:pPr>
+        <w:bidi/>
+      </w:pPr>
+      <w:r>
+        <w:rPr>
+          <w:lang w:val="ar_AE" w:bidi="ar_AE"/>
+        </w:rPr>
+      </w:r>
+      <w:r>
+        <w:rPr>
           <w:b/>
           <w:lang w:val="ar_AE" w:bidi="ar_AE"/>
         </w:rPr>
@@ -19824,6 +22336,22 @@
       </w:r>
       <w:r>
         <w:rPr>
+          <w:lang w:val="ar_AE" w:bidi="ar_AE"/>
+        </w:rPr>
+        <w:t>מִמְשַׁ֥ק חָר֛וּל וּ⁠מִכְרֵה־מֶ֥לַח וּ⁠שְׁמָמָ֖ה עַד־עוֹלָ֑ם</w:t>
+      </w:r>
+    </w:p>
+    <w:p>
+      <w:pPr>
+        <w:bidi/>
+      </w:pPr>
+      <w:r>
+        <w:rPr>
+          <w:lang w:val="ar_AE" w:bidi="ar_AE"/>
+        </w:rPr>
+      </w:r>
+      <w:r>
+        <w:rPr>
           <w:b/>
           <w:lang w:val="ar_AE" w:bidi="ar_AE"/>
         </w:rPr>
@@ -19930,6 +22458,22 @@
       </w:r>
       <w:r>
         <w:rPr>
+          <w:lang w:val="ar_AE" w:bidi="ar_AE"/>
+        </w:rPr>
+        <w:t>שְׁאֵרִ֤ית עַמִּ⁠י֙ יְבָזּ֔וּ⁠ם וְ⁠יֶ֥תֶר גּוֹיִ֖י יִנְחָלֽוּ⁠ם</w:t>
+      </w:r>
+    </w:p>
+    <w:p>
+      <w:pPr>
+        <w:bidi/>
+      </w:pPr>
+      <w:r>
+        <w:rPr>
+          <w:lang w:val="ar_AE" w:bidi="ar_AE"/>
+        </w:rPr>
+      </w:r>
+      <w:r>
+        <w:rPr>
           <w:b/>
           <w:lang w:val="ar_AE" w:bidi="ar_AE"/>
         </w:rPr>
@@ -20049,6 +22593,22 @@
       </w:r>
       <w:r>
         <w:rPr>
+          <w:lang w:val="ar_AE" w:bidi="ar_AE"/>
+        </w:rPr>
+        <w:t>זֹ֥את לָ⁠הֶ֖ם תַּ֣חַת גְּאוֹנָ֑⁠ם כִּ֤י חֵֽרְפוּ֙ וַ⁠יַּגְדִּ֔לוּ עַל־עַ֖ם יְהוָ֥ה צְבָאֽוֹת</w:t>
+      </w:r>
+    </w:p>
+    <w:p>
+      <w:pPr>
+        <w:bidi/>
+      </w:pPr>
+      <w:r>
+        <w:rPr>
+          <w:lang w:val="ar_AE" w:bidi="ar_AE"/>
+        </w:rPr>
+      </w:r>
+      <w:r>
+        <w:rPr>
           <w:b/>
           <w:lang w:val="ar_AE" w:bidi="ar_AE"/>
         </w:rPr>
@@ -20155,6 +22715,22 @@
       </w:r>
       <w:r>
         <w:rPr>
+          <w:lang w:val="ar_AE" w:bidi="ar_AE"/>
+        </w:rPr>
+        <w:t>זֹ֥את לָ⁠הֶ֖ם תַּ֣חַת גְּאוֹנָ֑⁠ם</w:t>
+      </w:r>
+    </w:p>
+    <w:p>
+      <w:pPr>
+        <w:bidi/>
+      </w:pPr>
+      <w:r>
+        <w:rPr>
+          <w:lang w:val="ar_AE" w:bidi="ar_AE"/>
+        </w:rPr>
+      </w:r>
+      <w:r>
+        <w:rPr>
           <w:b/>
           <w:lang w:val="ar_AE" w:bidi="ar_AE"/>
         </w:rPr>
@@ -20261,6 +22837,22 @@
         <w:rPr>
           <w:lang w:val="ar_AE" w:bidi="ar_AE"/>
         </w:rPr>
+      </w:r>
+    </w:p>
+    <w:p>
+      <w:pPr>
+        <w:bidi/>
+      </w:pPr>
+      <w:r>
+        <w:rPr>
+          <w:lang w:val="ar_AE" w:bidi="ar_AE"/>
+        </w:rPr>
+      </w:r>
+      <w:r>
+        <w:rPr>
+          <w:lang w:val="ar_AE" w:bidi="ar_AE"/>
+        </w:rPr>
+        <w:t>וַ⁠יַּגְדִּ֔לוּ עַל</w:t>
       </w:r>
     </w:p>
     <w:p>
@@ -20398,6 +22990,22 @@
       </w:r>
       <w:r>
         <w:rPr>
+          <w:lang w:val="ar_AE" w:bidi="ar_AE"/>
+        </w:rPr>
+        <w:t>יְהוָ֥ה צְבָאֽוֹת</w:t>
+      </w:r>
+    </w:p>
+    <w:p>
+      <w:pPr>
+        <w:bidi/>
+      </w:pPr>
+      <w:r>
+        <w:rPr>
+          <w:lang w:val="ar_AE" w:bidi="ar_AE"/>
+        </w:rPr>
+      </w:r>
+      <w:r>
+        <w:rPr>
           <w:b/>
           <w:lang w:val="ar_AE" w:bidi="ar_AE"/>
         </w:rPr>
@@ -20504,6 +23112,22 @@
       </w:r>
       <w:r>
         <w:rPr>
+          <w:lang w:val="ar_AE" w:bidi="ar_AE"/>
+        </w:rPr>
+        <w:t>רָזָ֔ה אֵ֖ת כָּל־אֱלֹהֵ֣י הָ⁠אָ֑רֶץ</w:t>
+      </w:r>
+    </w:p>
+    <w:p>
+      <w:pPr>
+        <w:bidi/>
+      </w:pPr>
+      <w:r>
+        <w:rPr>
+          <w:lang w:val="ar_AE" w:bidi="ar_AE"/>
+        </w:rPr>
+      </w:r>
+      <w:r>
+        <w:rPr>
           <w:b/>
           <w:lang w:val="ar_AE" w:bidi="ar_AE"/>
         </w:rPr>
@@ -20623,6 +23247,22 @@
       </w:r>
       <w:r>
         <w:rPr>
+          <w:lang w:val="ar_AE" w:bidi="ar_AE"/>
+        </w:rPr>
+        <w:t>וְ⁠יִשְׁתַּֽחֲווּ־ל⁠וֹ֙ &amp; כֹּ֖ל אִיֵּ֥י הַ⁠גּוֹיִֽם</w:t>
+      </w:r>
+    </w:p>
+    <w:p>
+      <w:pPr>
+        <w:bidi/>
+      </w:pPr>
+      <w:r>
+        <w:rPr>
+          <w:lang w:val="ar_AE" w:bidi="ar_AE"/>
+        </w:rPr>
+      </w:r>
+      <w:r>
+        <w:rPr>
           <w:b/>
           <w:lang w:val="ar_AE" w:bidi="ar_AE"/>
         </w:rPr>
@@ -20768,6 +23408,22 @@
       </w:r>
       <w:r>
         <w:rPr>
+          <w:lang w:val="ar_AE" w:bidi="ar_AE"/>
+        </w:rPr>
+        <w:t>וְ⁠יִשְׁתַּֽחֲווּ־ל⁠וֹ֙ &amp; כֹּ֖ל אִיֵּ֥י הַ⁠גּוֹיִֽם</w:t>
+      </w:r>
+    </w:p>
+    <w:p>
+      <w:pPr>
+        <w:bidi/>
+      </w:pPr>
+      <w:r>
+        <w:rPr>
+          <w:lang w:val="ar_AE" w:bidi="ar_AE"/>
+        </w:rPr>
+      </w:r>
+      <w:r>
+        <w:rPr>
           <w:b/>
           <w:lang w:val="ar_AE" w:bidi="ar_AE"/>
         </w:rPr>
@@ -20900,6 +23556,22 @@
       </w:r>
       <w:r>
         <w:rPr>
+          <w:lang w:val="ar_AE" w:bidi="ar_AE"/>
+        </w:rPr>
+        <w:t>אִ֣ישׁ מִ⁠מְּקוֹמ֔⁠וֹ</w:t>
+      </w:r>
+    </w:p>
+    <w:p>
+      <w:pPr>
+        <w:bidi/>
+      </w:pPr>
+      <w:r>
+        <w:rPr>
+          <w:lang w:val="ar_AE" w:bidi="ar_AE"/>
+        </w:rPr>
+      </w:r>
+      <w:r>
+        <w:rPr>
           <w:b/>
           <w:lang w:val="ar_AE" w:bidi="ar_AE"/>
         </w:rPr>
@@ -21019,6 +23691,22 @@
       </w:r>
       <w:r>
         <w:rPr>
+          <w:lang w:val="ar_AE" w:bidi="ar_AE"/>
+        </w:rPr>
+        <w:t>גַּם־אַתֶּ֣ם כּוּשִׁ֔ים</w:t>
+      </w:r>
+    </w:p>
+    <w:p>
+      <w:pPr>
+        <w:bidi/>
+      </w:pPr>
+      <w:r>
+        <w:rPr>
+          <w:lang w:val="ar_AE" w:bidi="ar_AE"/>
+        </w:rPr>
+      </w:r>
+      <w:r>
+        <w:rPr>
           <w:b/>
           <w:lang w:val="ar_AE" w:bidi="ar_AE"/>
         </w:rPr>
@@ -21125,6 +23813,22 @@
       </w:r>
       <w:r>
         <w:rPr>
+          <w:lang w:val="ar_AE" w:bidi="ar_AE"/>
+        </w:rPr>
+        <w:t>חַֽלְלֵ֥י חַרְבִּ֖⁠י הֵֽמָּה</w:t>
+      </w:r>
+    </w:p>
+    <w:p>
+      <w:pPr>
+        <w:bidi/>
+      </w:pPr>
+      <w:r>
+        <w:rPr>
+          <w:lang w:val="ar_AE" w:bidi="ar_AE"/>
+        </w:rPr>
+      </w:r>
+      <w:r>
+        <w:rPr>
           <w:b/>
           <w:lang w:val="ar_AE" w:bidi="ar_AE"/>
         </w:rPr>
@@ -21231,6 +23935,22 @@
       </w:r>
       <w:r>
         <w:rPr>
+          <w:lang w:val="ar_AE" w:bidi="ar_AE"/>
+        </w:rPr>
+        <w:t>חַֽלְלֵ֥י חַרְבִּ֖⁠י הֵֽמָּה</w:t>
+      </w:r>
+    </w:p>
+    <w:p>
+      <w:pPr>
+        <w:bidi/>
+      </w:pPr>
+      <w:r>
+        <w:rPr>
+          <w:lang w:val="ar_AE" w:bidi="ar_AE"/>
+        </w:rPr>
+      </w:r>
+      <w:r>
+        <w:rPr>
           <w:b/>
           <w:lang w:val="ar_AE" w:bidi="ar_AE"/>
         </w:rPr>
@@ -21337,6 +24057,22 @@
       </w:r>
       <w:r>
         <w:rPr>
+          <w:lang w:val="ar_AE" w:bidi="ar_AE"/>
+        </w:rPr>
+        <w:t>חַֽלְלֵ֥י חַרְבִּ֖⁠י הֵֽמָּה</w:t>
+      </w:r>
+    </w:p>
+    <w:p>
+      <w:pPr>
+        <w:bidi/>
+      </w:pPr>
+      <w:r>
+        <w:rPr>
+          <w:lang w:val="ar_AE" w:bidi="ar_AE"/>
+        </w:rPr>
+      </w:r>
+      <w:r>
+        <w:rPr>
           <w:b/>
           <w:lang w:val="ar_AE" w:bidi="ar_AE"/>
         </w:rPr>
@@ -21456,6 +24192,22 @@
       </w:r>
       <w:r>
         <w:rPr>
+          <w:lang w:val="ar_AE" w:bidi="ar_AE"/>
+        </w:rPr>
+        <w:t>וְ⁠יֵ֤ט יָד⁠וֹ֙ עַל־צָפ֔וֹן וִֽ⁠יאַבֵּ֖ד אֶת־אַשּׁ֑וּר</w:t>
+      </w:r>
+    </w:p>
+    <w:p>
+      <w:pPr>
+        <w:bidi/>
+      </w:pPr>
+      <w:r>
+        <w:rPr>
+          <w:lang w:val="ar_AE" w:bidi="ar_AE"/>
+        </w:rPr>
+      </w:r>
+      <w:r>
+        <w:rPr>
           <w:b/>
           <w:lang w:val="ar_AE" w:bidi="ar_AE"/>
         </w:rPr>
@@ -21562,6 +24314,22 @@
         <w:rPr>
           <w:lang w:val="ar_AE" w:bidi="ar_AE"/>
         </w:rPr>
+      </w:r>
+    </w:p>
+    <w:p>
+      <w:pPr>
+        <w:bidi/>
+      </w:pPr>
+      <w:r>
+        <w:rPr>
+          <w:lang w:val="ar_AE" w:bidi="ar_AE"/>
+        </w:rPr>
+      </w:r>
+      <w:r>
+        <w:rPr>
+          <w:lang w:val="ar_AE" w:bidi="ar_AE"/>
+        </w:rPr>
+        <w:t>וְ⁠יֵ֤ט יָד⁠וֹ֙</w:t>
       </w:r>
     </w:p>
     <w:p>
@@ -21711,6 +24479,22 @@
       </w:r>
       <w:r>
         <w:rPr>
+          <w:lang w:val="ar_AE" w:bidi="ar_AE"/>
+        </w:rPr>
+        <w:t>צָפ֔וֹן</w:t>
+      </w:r>
+    </w:p>
+    <w:p>
+      <w:pPr>
+        <w:bidi/>
+      </w:pPr>
+      <w:r>
+        <w:rPr>
+          <w:lang w:val="ar_AE" w:bidi="ar_AE"/>
+        </w:rPr>
+      </w:r>
+      <w:r>
+        <w:rPr>
           <w:b/>
           <w:lang w:val="ar_AE" w:bidi="ar_AE"/>
         </w:rPr>
@@ -21843,6 +24627,22 @@
       </w:r>
       <w:r>
         <w:rPr>
+          <w:lang w:val="ar_AE" w:bidi="ar_AE"/>
+        </w:rPr>
+        <w:t>בְ⁠תוֹכָ֤⁠הּ</w:t>
+      </w:r>
+    </w:p>
+    <w:p>
+      <w:pPr>
+        <w:bidi/>
+      </w:pPr>
+      <w:r>
+        <w:rPr>
+          <w:lang w:val="ar_AE" w:bidi="ar_AE"/>
+        </w:rPr>
+      </w:r>
+      <w:r>
+        <w:rPr>
           <w:b/>
           <w:lang w:val="ar_AE" w:bidi="ar_AE"/>
         </w:rPr>
@@ -21962,6 +24762,22 @@
       </w:r>
       <w:r>
         <w:rPr>
+          <w:lang w:val="ar_AE" w:bidi="ar_AE"/>
+        </w:rPr>
+        <w:t>כָּל־חַיְת⁠וֹ־ג֔וֹי</w:t>
+      </w:r>
+    </w:p>
+    <w:p>
+      <w:pPr>
+        <w:bidi/>
+      </w:pPr>
+      <w:r>
+        <w:rPr>
+          <w:lang w:val="ar_AE" w:bidi="ar_AE"/>
+        </w:rPr>
+      </w:r>
+      <w:r>
+        <w:rPr>
           <w:b/>
           <w:lang w:val="ar_AE" w:bidi="ar_AE"/>
         </w:rPr>
@@ -22094,6 +24910,22 @@
       </w:r>
       <w:r>
         <w:rPr>
+          <w:lang w:val="ar_AE" w:bidi="ar_AE"/>
+        </w:rPr>
+        <w:t>גַּם־קָאַת֙ גַּם־קִפֹּ֔ד</w:t>
+      </w:r>
+    </w:p>
+    <w:p>
+      <w:pPr>
+        <w:bidi/>
+      </w:pPr>
+      <w:r>
+        <w:rPr>
+          <w:lang w:val="ar_AE" w:bidi="ar_AE"/>
+        </w:rPr>
+      </w:r>
+      <w:r>
+        <w:rPr>
           <w:b/>
           <w:lang w:val="ar_AE" w:bidi="ar_AE"/>
         </w:rPr>
@@ -22226,6 +25058,22 @@
       </w:r>
       <w:r>
         <w:rPr>
+          <w:lang w:val="ar_AE" w:bidi="ar_AE"/>
+        </w:rPr>
+        <w:t>בְּ⁠כַפְתֹּרֶ֖י⁠הָ יָלִ֑ינוּ</w:t>
+      </w:r>
+    </w:p>
+    <w:p>
+      <w:pPr>
+        <w:bidi/>
+      </w:pPr>
+      <w:r>
+        <w:rPr>
+          <w:lang w:val="ar_AE" w:bidi="ar_AE"/>
+        </w:rPr>
+      </w:r>
+      <w:r>
+        <w:rPr>
           <w:b/>
           <w:lang w:val="ar_AE" w:bidi="ar_AE"/>
         </w:rPr>
@@ -22345,6 +25193,22 @@
       </w:r>
       <w:r>
         <w:rPr>
+          <w:lang w:val="ar_AE" w:bidi="ar_AE"/>
+        </w:rPr>
+        <w:t>ק֠וֹל יְשׁוֹרֵ֤ר בַּֽ⁠חַלּוֹן֙ חֹ֣רֶב בַּ⁠סַּ֔ף כִּ֥י אַרְזָ֖ה עֵרָֽה</w:t>
+      </w:r>
+    </w:p>
+    <w:p>
+      <w:pPr>
+        <w:bidi/>
+      </w:pPr>
+      <w:r>
+        <w:rPr>
+          <w:lang w:val="ar_AE" w:bidi="ar_AE"/>
+        </w:rPr>
+      </w:r>
+      <w:r>
+        <w:rPr>
           <w:b/>
           <w:lang w:val="ar_AE" w:bidi="ar_AE"/>
         </w:rPr>
@@ -22471,6 +25335,22 @@
       </w:r>
       <w:r>
         <w:rPr>
+          <w:lang w:val="ar_AE" w:bidi="ar_AE"/>
+        </w:rPr>
+        <w:t>ק֠וֹל יְשׁוֹרֵ֤ר בַּֽ⁠חַלּוֹן֙</w:t>
+      </w:r>
+    </w:p>
+    <w:p>
+      <w:pPr>
+        <w:bidi/>
+      </w:pPr>
+      <w:r>
+        <w:rPr>
+          <w:lang w:val="ar_AE" w:bidi="ar_AE"/>
+        </w:rPr>
+      </w:r>
+      <w:r>
+        <w:rPr>
           <w:b/>
           <w:lang w:val="ar_AE" w:bidi="ar_AE"/>
         </w:rPr>
@@ -22603,6 +25483,22 @@
       </w:r>
       <w:r>
         <w:rPr>
+          <w:lang w:val="ar_AE" w:bidi="ar_AE"/>
+        </w:rPr>
+        <w:t>חֹ֣רֶב בַּ⁠סַּ֔ף</w:t>
+      </w:r>
+    </w:p>
+    <w:p>
+      <w:pPr>
+        <w:bidi/>
+      </w:pPr>
+      <w:r>
+        <w:rPr>
+          <w:lang w:val="ar_AE" w:bidi="ar_AE"/>
+        </w:rPr>
+      </w:r>
+      <w:r>
+        <w:rPr>
           <w:b/>
           <w:lang w:val="ar_AE" w:bidi="ar_AE"/>
         </w:rPr>
@@ -22722,6 +25618,22 @@
       </w:r>
       <w:r>
         <w:rPr>
+          <w:lang w:val="ar_AE" w:bidi="ar_AE"/>
+        </w:rPr>
+        <w:t>זֹ֞֠את הָ⁠עִ֤יר הָ⁠עַלִּיזָה֙ הַ⁠יּוֹשֶׁ֣בֶת לָ⁠בֶ֔טַח הָ⁠אֹֽמְרָה֙ בִּ⁠לְבָבָ֔⁠הּ אֲנִ֖י וְ⁠אַפְסִ֣⁠י ע֑וֹד</w:t>
+      </w:r>
+    </w:p>
+    <w:p>
+      <w:pPr>
+        <w:bidi/>
+      </w:pPr>
+      <w:r>
+        <w:rPr>
+          <w:lang w:val="ar_AE" w:bidi="ar_AE"/>
+        </w:rPr>
+      </w:r>
+      <w:r>
+        <w:rPr>
           <w:b/>
           <w:lang w:val="ar_AE" w:bidi="ar_AE"/>
         </w:rPr>
@@ -22854,6 +25766,22 @@
       </w:r>
       <w:r>
         <w:rPr>
+          <w:lang w:val="ar_AE" w:bidi="ar_AE"/>
+        </w:rPr>
+        <w:t>הָ⁠אֹֽמְרָה֙ בִּ⁠לְבָבָ֔⁠הּ אֲנִ֖י וְ⁠אַפְסִ֣⁠י ע֑וֹד</w:t>
+      </w:r>
+    </w:p>
+    <w:p>
+      <w:pPr>
+        <w:bidi/>
+      </w:pPr>
+      <w:r>
+        <w:rPr>
+          <w:lang w:val="ar_AE" w:bidi="ar_AE"/>
+        </w:rPr>
+      </w:r>
+      <w:r>
+        <w:rPr>
           <w:b/>
           <w:lang w:val="ar_AE" w:bidi="ar_AE"/>
         </w:rPr>
@@ -22973,6 +25901,22 @@
       </w:r>
       <w:r>
         <w:rPr>
+          <w:lang w:val="ar_AE" w:bidi="ar_AE"/>
+        </w:rPr>
+        <w:t>הָ⁠אֹֽמְרָה֙ בִּ⁠לְבָבָ֔⁠הּ אֲנִ֖י וְ⁠אַפְסִ֣⁠י ע֑וֹד</w:t>
+      </w:r>
+    </w:p>
+    <w:p>
+      <w:pPr>
+        <w:bidi/>
+      </w:pPr>
+      <w:r>
+        <w:rPr>
+          <w:lang w:val="ar_AE" w:bidi="ar_AE"/>
+        </w:rPr>
+      </w:r>
+      <w:r>
+        <w:rPr>
           <w:b/>
           <w:lang w:val="ar_AE" w:bidi="ar_AE"/>
         </w:rPr>
@@ -23079,6 +26023,22 @@
       </w:r>
       <w:r>
         <w:rPr>
+          <w:lang w:val="ar_AE" w:bidi="ar_AE"/>
+        </w:rPr>
+        <w:t>הָ⁠אֹֽמְרָה֙ בִּ⁠לְבָבָ֔⁠הּ אֲנִ֖י וְ⁠אַפְסִ֣⁠י ע֑וֹד</w:t>
+      </w:r>
+    </w:p>
+    <w:p>
+      <w:pPr>
+        <w:bidi/>
+      </w:pPr>
+      <w:r>
+        <w:rPr>
+          <w:lang w:val="ar_AE" w:bidi="ar_AE"/>
+        </w:rPr>
+      </w:r>
+      <w:r>
+        <w:rPr>
           <w:b/>
           <w:lang w:val="ar_AE" w:bidi="ar_AE"/>
         </w:rPr>
@@ -23185,6 +26145,22 @@
       </w:r>
       <w:r>
         <w:rPr>
+          <w:lang w:val="ar_AE" w:bidi="ar_AE"/>
+        </w:rPr>
+        <w:t>אֵ֣יךְ ׀ הָיְתָ֣ה לְ⁠שַׁמָּ֗ה</w:t>
+      </w:r>
+    </w:p>
+    <w:p>
+      <w:pPr>
+        <w:bidi/>
+      </w:pPr>
+      <w:r>
+        <w:rPr>
+          <w:lang w:val="ar_AE" w:bidi="ar_AE"/>
+        </w:rPr>
+      </w:r>
+      <w:r>
+        <w:rPr>
           <w:b/>
           <w:lang w:val="ar_AE" w:bidi="ar_AE"/>
         </w:rPr>
@@ -23291,6 +26267,22 @@
       </w:r>
       <w:r>
         <w:rPr>
+          <w:lang w:val="ar_AE" w:bidi="ar_AE"/>
+        </w:rPr>
+        <w:t>מַרְבֵּץ֙ לַֽ⁠חַיָּ֔ה</w:t>
+      </w:r>
+    </w:p>
+    <w:p>
+      <w:pPr>
+        <w:bidi/>
+      </w:pPr>
+      <w:r>
+        <w:rPr>
+          <w:lang w:val="ar_AE" w:bidi="ar_AE"/>
+        </w:rPr>
+      </w:r>
+      <w:r>
+        <w:rPr>
           <w:b/>
           <w:lang w:val="ar_AE" w:bidi="ar_AE"/>
         </w:rPr>
@@ -23410,6 +26402,22 @@
       </w:r>
       <w:r>
         <w:rPr>
+          <w:lang w:val="ar_AE" w:bidi="ar_AE"/>
+        </w:rPr>
+        <w:t>כֹּ֚ל עוֹבֵ֣ר עָלֶ֔י⁠הָ יִשְׁרֹ֖ק יָנִ֥יעַ יָדֽ⁠וֹ</w:t>
+      </w:r>
+    </w:p>
+    <w:p>
+      <w:pPr>
+        <w:bidi/>
+      </w:pPr>
+      <w:r>
+        <w:rPr>
+          <w:lang w:val="ar_AE" w:bidi="ar_AE"/>
+        </w:rPr>
+      </w:r>
+      <w:r>
+        <w:rPr>
           <w:b/>
           <w:lang w:val="ar_AE" w:bidi="ar_AE"/>
         </w:rPr>
@@ -23529,6 +26537,22 @@
       </w:r>
       <w:r>
         <w:rPr>
+          <w:lang w:val="ar_AE" w:bidi="ar_AE"/>
+        </w:rPr>
+        <w:t>ה֥וֹי מֹרְאָ֖ה וְ⁠נִגְאָלָ֑ה הָ⁠עִ֖יר הַ⁠יּוֹנָֽה</w:t>
+      </w:r>
+    </w:p>
+    <w:p>
+      <w:pPr>
+        <w:bidi/>
+      </w:pPr>
+      <w:r>
+        <w:rPr>
+          <w:lang w:val="ar_AE" w:bidi="ar_AE"/>
+        </w:rPr>
+      </w:r>
+      <w:r>
+        <w:rPr>
           <w:b/>
           <w:lang w:val="ar_AE" w:bidi="ar_AE"/>
         </w:rPr>
@@ -23648,6 +26672,22 @@
       </w:r>
       <w:r>
         <w:rPr>
+          <w:lang w:val="ar_AE" w:bidi="ar_AE"/>
+        </w:rPr>
+        <w:t>מֹרְאָ֖ה וְ⁠נִגְאָלָ֑ה הָ⁠עִ֖יר הַ⁠יּוֹנָֽה</w:t>
+      </w:r>
+    </w:p>
+    <w:p>
+      <w:pPr>
+        <w:bidi/>
+      </w:pPr>
+      <w:r>
+        <w:rPr>
+          <w:lang w:val="ar_AE" w:bidi="ar_AE"/>
+        </w:rPr>
+      </w:r>
+      <w:r>
+        <w:rPr>
           <w:b/>
           <w:lang w:val="ar_AE" w:bidi="ar_AE"/>
         </w:rPr>
@@ -23806,6 +26846,22 @@
       </w:r>
       <w:r>
         <w:rPr>
+          <w:lang w:val="ar_AE" w:bidi="ar_AE"/>
+        </w:rPr>
+        <w:t>מֹרְאָ֖ה וְ⁠נִגְאָלָ֑ה הָ⁠עִ֖יר הַ⁠יּוֹנָֽה</w:t>
+      </w:r>
+    </w:p>
+    <w:p>
+      <w:pPr>
+        <w:bidi/>
+      </w:pPr>
+      <w:r>
+        <w:rPr>
+          <w:lang w:val="ar_AE" w:bidi="ar_AE"/>
+        </w:rPr>
+      </w:r>
+      <w:r>
+        <w:rPr>
           <w:b/>
           <w:lang w:val="ar_AE" w:bidi="ar_AE"/>
         </w:rPr>
@@ -23925,6 +26981,22 @@
       </w:r>
       <w:r>
         <w:rPr>
+          <w:lang w:val="ar_AE" w:bidi="ar_AE"/>
+        </w:rPr>
+        <w:t>מֹרְאָ֖ה וְ⁠נִגְאָלָ֑ה</w:t>
+      </w:r>
+    </w:p>
+    <w:p>
+      <w:pPr>
+        <w:bidi/>
+      </w:pPr>
+      <w:r>
+        <w:rPr>
+          <w:lang w:val="ar_AE" w:bidi="ar_AE"/>
+        </w:rPr>
+      </w:r>
+      <w:r>
+        <w:rPr>
           <w:b/>
           <w:lang w:val="ar_AE" w:bidi="ar_AE"/>
         </w:rPr>
@@ -24031,6 +27103,22 @@
       </w:r>
       <w:r>
         <w:rPr>
+          <w:lang w:val="ar_AE" w:bidi="ar_AE"/>
+        </w:rPr>
+        <w:t>לֹ֤א שָֽׁמְעָה֙ בְּ⁠ק֔וֹל</w:t>
+      </w:r>
+    </w:p>
+    <w:p>
+      <w:pPr>
+        <w:bidi/>
+      </w:pPr>
+      <w:r>
+        <w:rPr>
+          <w:lang w:val="ar_AE" w:bidi="ar_AE"/>
+        </w:rPr>
+      </w:r>
+      <w:r>
+        <w:rPr>
           <w:b/>
           <w:lang w:val="ar_AE" w:bidi="ar_AE"/>
         </w:rPr>
@@ -24150,6 +27238,22 @@
       </w:r>
       <w:r>
         <w:rPr>
+          <w:lang w:val="ar_AE" w:bidi="ar_AE"/>
+        </w:rPr>
+        <w:t>לֹ֤א שָֽׁמְעָה֙ בְּ⁠ק֔וֹל</w:t>
+      </w:r>
+    </w:p>
+    <w:p>
+      <w:pPr>
+        <w:bidi/>
+      </w:pPr>
+      <w:r>
+        <w:rPr>
+          <w:lang w:val="ar_AE" w:bidi="ar_AE"/>
+        </w:rPr>
+      </w:r>
+      <w:r>
+        <w:rPr>
           <w:b/>
           <w:lang w:val="ar_AE" w:bidi="ar_AE"/>
         </w:rPr>
@@ -24269,6 +27373,22 @@
       </w:r>
       <w:r>
         <w:rPr>
+          <w:lang w:val="ar_AE" w:bidi="ar_AE"/>
+        </w:rPr>
+        <w:t>אֶל־אֱלֹהֶ֖י⁠הָ לֹ֥א קָרֵֽבָה</w:t>
+      </w:r>
+    </w:p>
+    <w:p>
+      <w:pPr>
+        <w:bidi/>
+      </w:pPr>
+      <w:r>
+        <w:rPr>
+          <w:lang w:val="ar_AE" w:bidi="ar_AE"/>
+        </w:rPr>
+      </w:r>
+      <w:r>
+        <w:rPr>
           <w:b/>
           <w:lang w:val="ar_AE" w:bidi="ar_AE"/>
         </w:rPr>
@@ -24388,6 +27508,22 @@
         <w:rPr>
           <w:lang w:val="ar_AE" w:bidi="ar_AE"/>
         </w:rPr>
+      </w:r>
+    </w:p>
+    <w:p>
+      <w:pPr>
+        <w:bidi/>
+      </w:pPr>
+      <w:r>
+        <w:rPr>
+          <w:lang w:val="ar_AE" w:bidi="ar_AE"/>
+        </w:rPr>
+      </w:r>
+      <w:r>
+        <w:rPr>
+          <w:lang w:val="ar_AE" w:bidi="ar_AE"/>
+        </w:rPr>
+        <w:t>שָׂרֶ֣י⁠הָ</w:t>
       </w:r>
     </w:p>
     <w:p>
@@ -24537,6 +27673,22 @@
       </w:r>
       <w:r>
         <w:rPr>
+          <w:lang w:val="ar_AE" w:bidi="ar_AE"/>
+        </w:rPr>
+        <w:t>בְ⁠קִרְבָּ֔⁠הּ אֲרָי֖וֹת שֹֽׁאֲגִ֑ים</w:t>
+      </w:r>
+    </w:p>
+    <w:p>
+      <w:pPr>
+        <w:bidi/>
+      </w:pPr>
+      <w:r>
+        <w:rPr>
+          <w:lang w:val="ar_AE" w:bidi="ar_AE"/>
+        </w:rPr>
+      </w:r>
+      <w:r>
+        <w:rPr>
           <w:b/>
           <w:lang w:val="ar_AE" w:bidi="ar_AE"/>
         </w:rPr>
@@ -24669,6 +27821,22 @@
       </w:r>
       <w:r>
         <w:rPr>
+          <w:lang w:val="ar_AE" w:bidi="ar_AE"/>
+        </w:rPr>
+        <w:t>זְאֵ֣בֵי עֶ֔רֶב</w:t>
+      </w:r>
+    </w:p>
+    <w:p>
+      <w:pPr>
+        <w:bidi/>
+      </w:pPr>
+      <w:r>
+        <w:rPr>
+          <w:lang w:val="ar_AE" w:bidi="ar_AE"/>
+        </w:rPr>
+      </w:r>
+      <w:r>
+        <w:rPr>
           <w:b/>
           <w:lang w:val="ar_AE" w:bidi="ar_AE"/>
         </w:rPr>
@@ -24814,6 +27982,22 @@
       </w:r>
       <w:r>
         <w:rPr>
+          <w:lang w:val="ar_AE" w:bidi="ar_AE"/>
+        </w:rPr>
+        <w:t>לֹ֥א גָרְמ֖וּ לַ⁠בֹּֽקֶר</w:t>
+      </w:r>
+    </w:p>
+    <w:p>
+      <w:pPr>
+        <w:bidi/>
+      </w:pPr>
+      <w:r>
+        <w:rPr>
+          <w:lang w:val="ar_AE" w:bidi="ar_AE"/>
+        </w:rPr>
+      </w:r>
+      <w:r>
+        <w:rPr>
           <w:b/>
           <w:lang w:val="ar_AE" w:bidi="ar_AE"/>
         </w:rPr>
@@ -24946,6 +28130,22 @@
       </w:r>
       <w:r>
         <w:rPr>
+          <w:lang w:val="ar_AE" w:bidi="ar_AE"/>
+        </w:rPr>
+        <w:t>פֹּֽחֲזִ֔ים</w:t>
+      </w:r>
+    </w:p>
+    <w:p>
+      <w:pPr>
+        <w:bidi/>
+      </w:pPr>
+      <w:r>
+        <w:rPr>
+          <w:lang w:val="ar_AE" w:bidi="ar_AE"/>
+        </w:rPr>
+      </w:r>
+      <w:r>
+        <w:rPr>
           <w:b/>
           <w:lang w:val="ar_AE" w:bidi="ar_AE"/>
         </w:rPr>
@@ -25078,6 +28278,22 @@
       </w:r>
       <w:r>
         <w:rPr>
+          <w:lang w:val="ar_AE" w:bidi="ar_AE"/>
+        </w:rPr>
+        <w:t>אַנְשֵׁ֖י בֹּֽגְד֑וֹת</w:t>
+      </w:r>
+    </w:p>
+    <w:p>
+      <w:pPr>
+        <w:bidi/>
+      </w:pPr>
+      <w:r>
+        <w:rPr>
+          <w:lang w:val="ar_AE" w:bidi="ar_AE"/>
+        </w:rPr>
+      </w:r>
+      <w:r>
+        <w:rPr>
           <w:b/>
           <w:lang w:val="ar_AE" w:bidi="ar_AE"/>
         </w:rPr>
@@ -25210,6 +28426,22 @@
       </w:r>
       <w:r>
         <w:rPr>
+          <w:lang w:val="ar_AE" w:bidi="ar_AE"/>
+        </w:rPr>
+        <w:t>אַנְשֵׁ֖י בֹּֽגְד֑וֹת</w:t>
+      </w:r>
+    </w:p>
+    <w:p>
+      <w:pPr>
+        <w:bidi/>
+      </w:pPr>
+      <w:r>
+        <w:rPr>
+          <w:lang w:val="ar_AE" w:bidi="ar_AE"/>
+        </w:rPr>
+      </w:r>
+      <w:r>
+        <w:rPr>
           <w:b/>
           <w:lang w:val="ar_AE" w:bidi="ar_AE"/>
         </w:rPr>
@@ -25342,6 +28574,22 @@
       </w:r>
       <w:r>
         <w:rPr>
+          <w:lang w:val="ar_AE" w:bidi="ar_AE"/>
+        </w:rPr>
+        <w:t>חִלְּלוּ־קֹ֔דֶשׁ</w:t>
+      </w:r>
+    </w:p>
+    <w:p>
+      <w:pPr>
+        <w:bidi/>
+      </w:pPr>
+      <w:r>
+        <w:rPr>
+          <w:lang w:val="ar_AE" w:bidi="ar_AE"/>
+        </w:rPr>
+      </w:r>
+      <w:r>
+        <w:rPr>
           <w:b/>
           <w:lang w:val="ar_AE" w:bidi="ar_AE"/>
         </w:rPr>
@@ -25474,6 +28722,22 @@
       </w:r>
       <w:r>
         <w:rPr>
+          <w:lang w:val="ar_AE" w:bidi="ar_AE"/>
+        </w:rPr>
+        <w:t>לֹ֥א יַעֲשֶׂ֖ה עַוְלָ֑ה</w:t>
+      </w:r>
+    </w:p>
+    <w:p>
+      <w:pPr>
+        <w:bidi/>
+      </w:pPr>
+      <w:r>
+        <w:rPr>
+          <w:lang w:val="ar_AE" w:bidi="ar_AE"/>
+        </w:rPr>
+      </w:r>
+      <w:r>
+        <w:rPr>
           <w:b/>
           <w:lang w:val="ar_AE" w:bidi="ar_AE"/>
         </w:rPr>
@@ -25606,6 +28870,22 @@
       </w:r>
       <w:r>
         <w:rPr>
+          <w:lang w:val="ar_AE" w:bidi="ar_AE"/>
+        </w:rPr>
+        <w:t>בַּ⁠בֹּ֨קֶר בַּ⁠בֹּ֜קֶר מִשְׁפָּט֨⁠וֹ יִתֵּ֤ן לָ⁠אוֹר֙ לֹ֣א נֶעְדָּ֔ר</w:t>
+      </w:r>
+    </w:p>
+    <w:p>
+      <w:pPr>
+        <w:bidi/>
+      </w:pPr>
+      <w:r>
+        <w:rPr>
+          <w:lang w:val="ar_AE" w:bidi="ar_AE"/>
+        </w:rPr>
+      </w:r>
+      <w:r>
+        <w:rPr>
           <w:b/>
           <w:lang w:val="ar_AE" w:bidi="ar_AE"/>
         </w:rPr>
@@ -25751,6 +29031,22 @@
       </w:r>
       <w:r>
         <w:rPr>
+          <w:lang w:val="ar_AE" w:bidi="ar_AE"/>
+        </w:rPr>
+        <w:t>בַּ⁠בֹּ֨קֶר בַּ⁠בֹּ֜קֶר</w:t>
+      </w:r>
+    </w:p>
+    <w:p>
+      <w:pPr>
+        <w:bidi/>
+      </w:pPr>
+      <w:r>
+        <w:rPr>
+          <w:lang w:val="ar_AE" w:bidi="ar_AE"/>
+        </w:rPr>
+      </w:r>
+      <w:r>
+        <w:rPr>
           <w:b/>
           <w:lang w:val="ar_AE" w:bidi="ar_AE"/>
         </w:rPr>
@@ -25870,6 +29166,22 @@
       </w:r>
       <w:r>
         <w:rPr>
+          <w:lang w:val="ar_AE" w:bidi="ar_AE"/>
+        </w:rPr>
+        <w:t>בַּ⁠בֹּ֨קֶר בַּ⁠בֹּ֜קֶר</w:t>
+      </w:r>
+    </w:p>
+    <w:p>
+      <w:pPr>
+        <w:bidi/>
+      </w:pPr>
+      <w:r>
+        <w:rPr>
+          <w:lang w:val="ar_AE" w:bidi="ar_AE"/>
+        </w:rPr>
+      </w:r>
+      <w:r>
+        <w:rPr>
           <w:b/>
           <w:lang w:val="ar_AE" w:bidi="ar_AE"/>
         </w:rPr>
@@ -25989,6 +29301,22 @@
       </w:r>
       <w:r>
         <w:rPr>
+          <w:lang w:val="ar_AE" w:bidi="ar_AE"/>
+        </w:rPr>
+        <w:t>מִשְׁפָּט֨⁠וֹ יִתֵּ֤ן</w:t>
+      </w:r>
+    </w:p>
+    <w:p>
+      <w:pPr>
+        <w:bidi/>
+      </w:pPr>
+      <w:r>
+        <w:rPr>
+          <w:lang w:val="ar_AE" w:bidi="ar_AE"/>
+        </w:rPr>
+      </w:r>
+      <w:r>
+        <w:rPr>
           <w:b/>
           <w:lang w:val="ar_AE" w:bidi="ar_AE"/>
         </w:rPr>
@@ -26108,6 +29436,22 @@
       </w:r>
       <w:r>
         <w:rPr>
+          <w:lang w:val="ar_AE" w:bidi="ar_AE"/>
+        </w:rPr>
+        <w:t>לֹ֣א נֶעְדָּ֔ר</w:t>
+      </w:r>
+    </w:p>
+    <w:p>
+      <w:pPr>
+        <w:bidi/>
+      </w:pPr>
+      <w:r>
+        <w:rPr>
+          <w:lang w:val="ar_AE" w:bidi="ar_AE"/>
+        </w:rPr>
+      </w:r>
+      <w:r>
+        <w:rPr>
           <w:b/>
           <w:lang w:val="ar_AE" w:bidi="ar_AE"/>
         </w:rPr>
@@ -26200,6 +29544,22 @@
       </w:r>
       <w:r>
         <w:rPr>
+          <w:lang w:val="ar_AE" w:bidi="ar_AE"/>
+        </w:rPr>
+        <w:t>לֹ֣א נֶעְדָּ֔ר</w:t>
+      </w:r>
+    </w:p>
+    <w:p>
+      <w:pPr>
+        <w:bidi/>
+      </w:pPr>
+      <w:r>
+        <w:rPr>
+          <w:lang w:val="ar_AE" w:bidi="ar_AE"/>
+        </w:rPr>
+      </w:r>
+      <w:r>
+        <w:rPr>
           <w:b/>
           <w:lang w:val="ar_AE" w:bidi="ar_AE"/>
         </w:rPr>
@@ -26332,6 +29692,22 @@
       </w:r>
       <w:r>
         <w:rPr>
+          <w:lang w:val="ar_AE" w:bidi="ar_AE"/>
+        </w:rPr>
+        <w:t>וְ⁠לֹֽא־יוֹדֵ֥עַ עַוָּ֖ל בֹּֽשֶׁת</w:t>
+      </w:r>
+    </w:p>
+    <w:p>
+      <w:pPr>
+        <w:bidi/>
+      </w:pPr>
+      <w:r>
+        <w:rPr>
+          <w:lang w:val="ar_AE" w:bidi="ar_AE"/>
+        </w:rPr>
+      </w:r>
+      <w:r>
+        <w:rPr>
           <w:b/>
           <w:lang w:val="ar_AE" w:bidi="ar_AE"/>
         </w:rPr>
@@ -26451,6 +29827,22 @@
       </w:r>
       <w:r>
         <w:rPr>
+          <w:lang w:val="ar_AE" w:bidi="ar_AE"/>
+        </w:rPr>
+        <w:t>וְ⁠לֹֽא־יוֹדֵ֥עַ עַוָּ֖ל בֹּֽשֶׁת</w:t>
+      </w:r>
+    </w:p>
+    <w:p>
+      <w:pPr>
+        <w:bidi/>
+      </w:pPr>
+      <w:r>
+        <w:rPr>
+          <w:lang w:val="ar_AE" w:bidi="ar_AE"/>
+        </w:rPr>
+      </w:r>
+      <w:r>
+        <w:rPr>
           <w:b/>
           <w:lang w:val="ar_AE" w:bidi="ar_AE"/>
         </w:rPr>
@@ -26570,6 +29962,22 @@
       </w:r>
       <w:r>
         <w:rPr>
+          <w:lang w:val="ar_AE" w:bidi="ar_AE"/>
+        </w:rPr>
+        <w:t>הִכְרַ֣תִּי גוֹיִ֗ם נָשַׁ֨מּוּ֙ פִּנּוֹתָ֔⁠ם הֶחֱרַ֥בְתִּי חֽוּצוֹתָ֖⁠ם</w:t>
+      </w:r>
+    </w:p>
+    <w:p>
+      <w:pPr>
+        <w:bidi/>
+      </w:pPr>
+      <w:r>
+        <w:rPr>
+          <w:lang w:val="ar_AE" w:bidi="ar_AE"/>
+        </w:rPr>
+      </w:r>
+      <w:r>
+        <w:rPr>
           <w:b/>
           <w:lang w:val="ar_AE" w:bidi="ar_AE"/>
         </w:rPr>
@@ -26676,6 +30084,22 @@
       </w:r>
       <w:r>
         <w:rPr>
+          <w:lang w:val="ar_AE" w:bidi="ar_AE"/>
+        </w:rPr>
+        <w:t>הִכְרַ֣תִּי גוֹיִ֗ם נָשַׁ֨מּוּ֙ פִּנּוֹתָ֔⁠ם הֶחֱרַ֥בְתִּי חֽוּצוֹתָ֖⁠ם</w:t>
+      </w:r>
+    </w:p>
+    <w:p>
+      <w:pPr>
+        <w:bidi/>
+      </w:pPr>
+      <w:r>
+        <w:rPr>
+          <w:lang w:val="ar_AE" w:bidi="ar_AE"/>
+        </w:rPr>
+      </w:r>
+      <w:r>
+        <w:rPr>
           <w:b/>
           <w:lang w:val="ar_AE" w:bidi="ar_AE"/>
         </w:rPr>
@@ -26769,6 +30193,22 @@
         <w:rPr>
           <w:lang w:val="ar_AE" w:bidi="ar_AE"/>
         </w:rPr>
+      </w:r>
+    </w:p>
+    <w:p>
+      <w:pPr>
+        <w:bidi/>
+      </w:pPr>
+      <w:r>
+        <w:rPr>
+          <w:lang w:val="ar_AE" w:bidi="ar_AE"/>
+        </w:rPr>
+      </w:r>
+      <w:r>
+        <w:rPr>
+          <w:lang w:val="ar_AE" w:bidi="ar_AE"/>
+        </w:rPr>
+        <w:t>הִכְרַ֣תִּי</w:t>
       </w:r>
     </w:p>
     <w:p>
@@ -26918,6 +30358,22 @@
       </w:r>
       <w:r>
         <w:rPr>
+          <w:lang w:val="ar_AE" w:bidi="ar_AE"/>
+        </w:rPr>
+        <w:t>נָשַׁ֨מּוּ֙ פִּנּוֹתָ֔⁠ם</w:t>
+      </w:r>
+    </w:p>
+    <w:p>
+      <w:pPr>
+        <w:bidi/>
+      </w:pPr>
+      <w:r>
+        <w:rPr>
+          <w:lang w:val="ar_AE" w:bidi="ar_AE"/>
+        </w:rPr>
+      </w:r>
+      <w:r>
+        <w:rPr>
           <w:b/>
           <w:lang w:val="ar_AE" w:bidi="ar_AE"/>
         </w:rPr>
@@ -26997,6 +30453,22 @@
         <w:rPr>
           <w:lang w:val="ar_AE" w:bidi="ar_AE"/>
         </w:rPr>
+      </w:r>
+    </w:p>
+    <w:p>
+      <w:pPr>
+        <w:bidi/>
+      </w:pPr>
+      <w:r>
+        <w:rPr>
+          <w:lang w:val="ar_AE" w:bidi="ar_AE"/>
+        </w:rPr>
+      </w:r>
+      <w:r>
+        <w:rPr>
+          <w:lang w:val="ar_AE" w:bidi="ar_AE"/>
+        </w:rPr>
+        <w:t>פִּנּוֹתָ֔⁠ם</w:t>
       </w:r>
     </w:p>
     <w:p>
@@ -27147,6 +30619,22 @@
       </w:r>
       <w:r>
         <w:rPr>
+          <w:lang w:val="ar_AE" w:bidi="ar_AE"/>
+        </w:rPr>
+        <w:t>נִצְדּ֧וּ עָרֵי⁠הֶ֛ם</w:t>
+      </w:r>
+    </w:p>
+    <w:p>
+      <w:pPr>
+        <w:bidi/>
+      </w:pPr>
+      <w:r>
+        <w:rPr>
+          <w:lang w:val="ar_AE" w:bidi="ar_AE"/>
+        </w:rPr>
+      </w:r>
+      <w:r>
+        <w:rPr>
           <w:b/>
           <w:lang w:val="ar_AE" w:bidi="ar_AE"/>
         </w:rPr>
@@ -27253,6 +30741,22 @@
       </w:r>
       <w:r>
         <w:rPr>
+          <w:lang w:val="ar_AE" w:bidi="ar_AE"/>
+        </w:rPr>
+        <w:t>מִ⁠בְּלִי־אִ֖ישׁ מֵ⁠אֵ֥ין יוֹשֵֽׁב</w:t>
+      </w:r>
+    </w:p>
+    <w:p>
+      <w:pPr>
+        <w:bidi/>
+      </w:pPr>
+      <w:r>
+        <w:rPr>
+          <w:lang w:val="ar_AE" w:bidi="ar_AE"/>
+        </w:rPr>
+      </w:r>
+      <w:r>
+        <w:rPr>
           <w:b/>
           <w:lang w:val="ar_AE" w:bidi="ar_AE"/>
         </w:rPr>
@@ -27359,6 +30863,22 @@
       </w:r>
       <w:r>
         <w:rPr>
+          <w:lang w:val="ar_AE" w:bidi="ar_AE"/>
+        </w:rPr>
+        <w:t>אָמַ֜רְתִּי אַךְ־תִּירְאִ֤י אוֹתִ⁠י֙ תִּקְחִ֣י מוּסָ֔ר וְ⁠לֹֽא־יִכָּרֵ֣ת מְעוֹנָ֔⁠הּ כֹּ֥ל אֲשֶׁר־פָּקַ֖דְתִּי עָלֶ֑י⁠הָ</w:t>
+      </w:r>
+    </w:p>
+    <w:p>
+      <w:pPr>
+        <w:bidi/>
+      </w:pPr>
+      <w:r>
+        <w:rPr>
+          <w:lang w:val="ar_AE" w:bidi="ar_AE"/>
+        </w:rPr>
+      </w:r>
+      <w:r>
+        <w:rPr>
           <w:b/>
           <w:lang w:val="ar_AE" w:bidi="ar_AE"/>
         </w:rPr>
@@ -27465,6 +30985,22 @@
       </w:r>
       <w:r>
         <w:rPr>
+          <w:lang w:val="ar_AE" w:bidi="ar_AE"/>
+        </w:rPr>
+        <w:t>אָמַ֜רְתִּי אַךְ־תִּירְאִ֤י אוֹתִ⁠י֙ תִּקְחִ֣י מוּסָ֔ר וְ⁠לֹֽא־יִכָּרֵ֣ת מְעוֹנָ֔⁠הּ כֹּ֥ל אֲשֶׁר־פָּקַ֖דְתִּי עָלֶ֑י⁠הָ</w:t>
+      </w:r>
+    </w:p>
+    <w:p>
+      <w:pPr>
+        <w:bidi/>
+      </w:pPr>
+      <w:r>
+        <w:rPr>
+          <w:lang w:val="ar_AE" w:bidi="ar_AE"/>
+        </w:rPr>
+      </w:r>
+      <w:r>
+        <w:rPr>
           <w:b/>
           <w:lang w:val="ar_AE" w:bidi="ar_AE"/>
         </w:rPr>
@@ -27558,6 +31094,22 @@
         <w:rPr>
           <w:lang w:val="ar_AE" w:bidi="ar_AE"/>
         </w:rPr>
+      </w:r>
+    </w:p>
+    <w:p>
+      <w:pPr>
+        <w:bidi/>
+      </w:pPr>
+      <w:r>
+        <w:rPr>
+          <w:lang w:val="ar_AE" w:bidi="ar_AE"/>
+        </w:rPr>
+      </w:r>
+      <w:r>
+        <w:rPr>
+          <w:lang w:val="ar_AE" w:bidi="ar_AE"/>
+        </w:rPr>
+        <w:t>אָמַ֜רְתִּי אַךְ־תִּירְאִ֤י אוֹתִ⁠י֙ תִּקְחִ֣י מוּסָ֔ר וְ⁠לֹֽא־יִכָּרֵ֣ת מְעוֹנָ֔⁠הּ כֹּ֥ל אֲשֶׁר־פָּקַ֖דְתִּי עָלֶ֑י⁠הָ</w:t>
       </w:r>
     </w:p>
     <w:p>
@@ -27721,6 +31273,22 @@
       </w:r>
       <w:r>
         <w:rPr>
+          <w:lang w:val="ar_AE" w:bidi="ar_AE"/>
+        </w:rPr>
+        <w:t>כֹּ֥ל אֲשֶׁר־פָּקַ֖דְתִּי עָלֶ֑י⁠הָ</w:t>
+      </w:r>
+    </w:p>
+    <w:p>
+      <w:pPr>
+        <w:bidi/>
+      </w:pPr>
+      <w:r>
+        <w:rPr>
+          <w:lang w:val="ar_AE" w:bidi="ar_AE"/>
+        </w:rPr>
+      </w:r>
+      <w:r>
+        <w:rPr>
           <w:b/>
           <w:lang w:val="ar_AE" w:bidi="ar_AE"/>
         </w:rPr>
@@ -27857,6 +31425,22 @@
       </w:r>
       <w:r>
         <w:rPr>
+          <w:lang w:val="ar_AE" w:bidi="ar_AE"/>
+        </w:rPr>
+        <w:t>הִשְׁכִּ֣ימוּ הִשְׁחִ֔יתוּ כֹּ֖ל עֲלִילוֹתָֽ⁠ם</w:t>
+      </w:r>
+    </w:p>
+    <w:p>
+      <w:pPr>
+        <w:bidi/>
+      </w:pPr>
+      <w:r>
+        <w:rPr>
+          <w:lang w:val="ar_AE" w:bidi="ar_AE"/>
+        </w:rPr>
+      </w:r>
+      <w:r>
+        <w:rPr>
           <w:b/>
           <w:lang w:val="ar_AE" w:bidi="ar_AE"/>
         </w:rPr>
@@ -27963,6 +31547,22 @@
         <w:rPr>
           <w:lang w:val="ar_AE" w:bidi="ar_AE"/>
         </w:rPr>
+      </w:r>
+    </w:p>
+    <w:p>
+      <w:pPr>
+        <w:bidi/>
+      </w:pPr>
+      <w:r>
+        <w:rPr>
+          <w:lang w:val="ar_AE" w:bidi="ar_AE"/>
+        </w:rPr>
+      </w:r>
+      <w:r>
+        <w:rPr>
+          <w:lang w:val="ar_AE" w:bidi="ar_AE"/>
+        </w:rPr>
+        <w:t>הִשְׁכִּ֣ימוּ הִשְׁחִ֔יתוּ כֹּ֖ל עֲלִילוֹתָֽ⁠ם</w:t>
       </w:r>
     </w:p>
     <w:p>
@@ -28284,6 +31884,22 @@
       </w:r>
       <w:r>
         <w:rPr>
+          <w:lang w:val="ar_AE" w:bidi="ar_AE"/>
+        </w:rPr>
+        <w:t>לָ⁠כֵ֤ן חַכּוּ־לִ⁠י֙ נְאֻם־יְהוָ֔ה לְ⁠י֖וֹם קוּמִ֣⁠י לְ⁠עַ֑ד</w:t>
+      </w:r>
+    </w:p>
+    <w:p>
+      <w:pPr>
+        <w:bidi/>
+      </w:pPr>
+      <w:r>
+        <w:rPr>
+          <w:lang w:val="ar_AE" w:bidi="ar_AE"/>
+        </w:rPr>
+      </w:r>
+      <w:r>
+        <w:rPr>
           <w:b/>
           <w:lang w:val="ar_AE" w:bidi="ar_AE"/>
         </w:rPr>
@@ -28459,6 +32075,22 @@
       </w:r>
       <w:r>
         <w:rPr>
+          <w:lang w:val="ar_AE" w:bidi="ar_AE"/>
+        </w:rPr>
+        <w:t>לְ⁠י֖וֹם קוּמִ֣⁠י</w:t>
+      </w:r>
+    </w:p>
+    <w:p>
+      <w:pPr>
+        <w:bidi/>
+      </w:pPr>
+      <w:r>
+        <w:rPr>
+          <w:lang w:val="ar_AE" w:bidi="ar_AE"/>
+        </w:rPr>
+      </w:r>
+      <w:r>
+        <w:rPr>
           <w:b/>
           <w:lang w:val="ar_AE" w:bidi="ar_AE"/>
         </w:rPr>
@@ -28565,6 +32197,22 @@
         <w:rPr>
           <w:lang w:val="ar_AE" w:bidi="ar_AE"/>
         </w:rPr>
+      </w:r>
+    </w:p>
+    <w:p>
+      <w:pPr>
+        <w:bidi/>
+      </w:pPr>
+      <w:r>
+        <w:rPr>
+          <w:lang w:val="ar_AE" w:bidi="ar_AE"/>
+        </w:rPr>
+      </w:r>
+      <w:r>
+        <w:rPr>
+          <w:lang w:val="ar_AE" w:bidi="ar_AE"/>
+        </w:rPr>
+        <w:t>לְ⁠עַ֑ד</w:t>
       </w:r>
     </w:p>
     <w:p>
@@ -28741,6 +32389,22 @@
       </w:r>
       <w:r>
         <w:rPr>
+          <w:lang w:val="ar_AE" w:bidi="ar_AE"/>
+        </w:rPr>
+        <w:t>לְ⁠עַ֑ד</w:t>
+      </w:r>
+    </w:p>
+    <w:p>
+      <w:pPr>
+        <w:bidi/>
+      </w:pPr>
+      <w:r>
+        <w:rPr>
+          <w:lang w:val="ar_AE" w:bidi="ar_AE"/>
+        </w:rPr>
+      </w:r>
+      <w:r>
+        <w:rPr>
           <w:b/>
           <w:lang w:val="ar_AE" w:bidi="ar_AE"/>
         </w:rPr>
@@ -28873,6 +32537,22 @@
       </w:r>
       <w:r>
         <w:rPr>
+          <w:lang w:val="ar_AE" w:bidi="ar_AE"/>
+        </w:rPr>
+        <w:t>לִ⁠שְׁפֹּ֨ךְ עֲלֵי⁠הֶ֤ם זַעְמִ⁠י֙</w:t>
+      </w:r>
+    </w:p>
+    <w:p>
+      <w:pPr>
+        <w:bidi/>
+      </w:pPr>
+      <w:r>
+        <w:rPr>
+          <w:lang w:val="ar_AE" w:bidi="ar_AE"/>
+        </w:rPr>
+      </w:r>
+      <w:r>
+        <w:rPr>
           <w:b/>
           <w:lang w:val="ar_AE" w:bidi="ar_AE"/>
         </w:rPr>
@@ -28992,6 +32672,22 @@
         <w:rPr>
           <w:lang w:val="ar_AE" w:bidi="ar_AE"/>
         </w:rPr>
+      </w:r>
+    </w:p>
+    <w:p>
+      <w:pPr>
+        <w:bidi/>
+      </w:pPr>
+      <w:r>
+        <w:rPr>
+          <w:lang w:val="ar_AE" w:bidi="ar_AE"/>
+        </w:rPr>
+      </w:r>
+      <w:r>
+        <w:rPr>
+          <w:lang w:val="ar_AE" w:bidi="ar_AE"/>
+        </w:rPr>
+        <w:t>כֹּ֚ל חֲר֣וֹן אַפִּ֔⁠י</w:t>
       </w:r>
     </w:p>
     <w:p>
@@ -29155,6 +32851,22 @@
       </w:r>
       <w:r>
         <w:rPr>
+          <w:lang w:val="ar_AE" w:bidi="ar_AE"/>
+        </w:rPr>
+        <w:t>בְּ⁠אֵ֣שׁ קִנְאָתִ֔⁠י תֵּאָכֵ֖ל כָּל־הָ⁠אָֽרֶץ</w:t>
+      </w:r>
+    </w:p>
+    <w:p>
+      <w:pPr>
+        <w:bidi/>
+      </w:pPr>
+      <w:r>
+        <w:rPr>
+          <w:lang w:val="ar_AE" w:bidi="ar_AE"/>
+        </w:rPr>
+      </w:r>
+      <w:r>
+        <w:rPr>
           <w:b/>
           <w:lang w:val="ar_AE" w:bidi="ar_AE"/>
         </w:rPr>
@@ -29279,6 +32991,22 @@
       </w:r>
       <w:r>
         <w:rPr>
+          <w:lang w:val="ar_AE" w:bidi="ar_AE"/>
+        </w:rPr>
+        <w:t>כִּֽי &amp; אֶהְפֹּ֥ךְ אֶל־עַמִּ֖ים שָׂפָ֣ה בְרוּרָ֑ה לִ⁠קְרֹ֤א כֻלָּ⁠ם֙ בְּ⁠שֵׁ֣ם יְהוָ֔ה</w:t>
+      </w:r>
+    </w:p>
+    <w:p>
+      <w:pPr>
+        <w:bidi/>
+      </w:pPr>
+      <w:r>
+        <w:rPr>
+          <w:lang w:val="ar_AE" w:bidi="ar_AE"/>
+        </w:rPr>
+      </w:r>
+      <w:r>
+        <w:rPr>
           <w:b/>
           <w:lang w:val="ar_AE" w:bidi="ar_AE"/>
         </w:rPr>
@@ -29416,6 +33144,22 @@
       </w:r>
       <w:r>
         <w:rPr>
+          <w:lang w:val="ar_AE" w:bidi="ar_AE"/>
+        </w:rPr>
+        <w:t>כִּֽי &amp; אֶהְפֹּ֥ךְ אֶל־עַמִּ֖ים שָׂפָ֣ה בְרוּרָ֑ה</w:t>
+      </w:r>
+    </w:p>
+    <w:p>
+      <w:pPr>
+        <w:bidi/>
+      </w:pPr>
+      <w:r>
+        <w:rPr>
+          <w:lang w:val="ar_AE" w:bidi="ar_AE"/>
+        </w:rPr>
+      </w:r>
+      <w:r>
+        <w:rPr>
           <w:b/>
           <w:lang w:val="ar_AE" w:bidi="ar_AE"/>
         </w:rPr>
@@ -29548,6 +33292,22 @@
       </w:r>
       <w:r>
         <w:rPr>
+          <w:lang w:val="ar_AE" w:bidi="ar_AE"/>
+        </w:rPr>
+        <w:t>לִ⁠קְרֹ֤א כֻלָּ⁠ם֙ בְּ⁠שֵׁ֣ם יְהוָ֔ה</w:t>
+      </w:r>
+    </w:p>
+    <w:p>
+      <w:pPr>
+        <w:bidi/>
+      </w:pPr>
+      <w:r>
+        <w:rPr>
+          <w:lang w:val="ar_AE" w:bidi="ar_AE"/>
+        </w:rPr>
+      </w:r>
+      <w:r>
+        <w:rPr>
           <w:b/>
           <w:lang w:val="ar_AE" w:bidi="ar_AE"/>
         </w:rPr>
@@ -29667,6 +33427,22 @@
       </w:r>
       <w:r>
         <w:rPr>
+          <w:lang w:val="ar_AE" w:bidi="ar_AE"/>
+        </w:rPr>
+        <w:t>בְּ⁠שֵׁ֣ם יְהוָ֔ה לְ⁠עָבְד֖⁠וֹ</w:t>
+      </w:r>
+    </w:p>
+    <w:p>
+      <w:pPr>
+        <w:bidi/>
+      </w:pPr>
+      <w:r>
+        <w:rPr>
+          <w:lang w:val="ar_AE" w:bidi="ar_AE"/>
+        </w:rPr>
+      </w:r>
+      <w:r>
+        <w:rPr>
           <w:b/>
           <w:lang w:val="ar_AE" w:bidi="ar_AE"/>
         </w:rPr>
@@ -29773,6 +33549,22 @@
       </w:r>
       <w:r>
         <w:rPr>
+          <w:lang w:val="ar_AE" w:bidi="ar_AE"/>
+        </w:rPr>
+        <w:t>שְׁכֶ֥ם אֶחָֽד</w:t>
+      </w:r>
+    </w:p>
+    <w:p>
+      <w:pPr>
+        <w:bidi/>
+      </w:pPr>
+      <w:r>
+        <w:rPr>
+          <w:lang w:val="ar_AE" w:bidi="ar_AE"/>
+        </w:rPr>
+      </w:r>
+      <w:r>
+        <w:rPr>
           <w:b/>
           <w:lang w:val="ar_AE" w:bidi="ar_AE"/>
         </w:rPr>
@@ -29879,6 +33671,22 @@
       </w:r>
       <w:r>
         <w:rPr>
+          <w:lang w:val="ar_AE" w:bidi="ar_AE"/>
+        </w:rPr>
+        <w:t>מֵ⁠עֵ֖בֶר לְ⁠נַֽהֲרֵי־כ֑וּשׁ</w:t>
+      </w:r>
+    </w:p>
+    <w:p>
+      <w:pPr>
+        <w:bidi/>
+      </w:pPr>
+      <w:r>
+        <w:rPr>
+          <w:lang w:val="ar_AE" w:bidi="ar_AE"/>
+        </w:rPr>
+      </w:r>
+      <w:r>
+        <w:rPr>
           <w:b/>
           <w:lang w:val="ar_AE" w:bidi="ar_AE"/>
         </w:rPr>
@@ -29998,6 +33806,22 @@
       </w:r>
       <w:r>
         <w:rPr>
+          <w:lang w:val="ar_AE" w:bidi="ar_AE"/>
+        </w:rPr>
+        <w:t>בַּת־פוּצַ֔⁠י</w:t>
+      </w:r>
+    </w:p>
+    <w:p>
+      <w:pPr>
+        <w:bidi/>
+      </w:pPr>
+      <w:r>
+        <w:rPr>
+          <w:lang w:val="ar_AE" w:bidi="ar_AE"/>
+        </w:rPr>
+      </w:r>
+      <w:r>
+        <w:rPr>
           <w:b/>
           <w:lang w:val="ar_AE" w:bidi="ar_AE"/>
         </w:rPr>
@@ -30130,6 +33954,22 @@
       </w:r>
       <w:r>
         <w:rPr>
+          <w:lang w:val="ar_AE" w:bidi="ar_AE"/>
+        </w:rPr>
+        <w:t>בַּת־פוּצַ֔⁠י</w:t>
+      </w:r>
+    </w:p>
+    <w:p>
+      <w:pPr>
+        <w:bidi/>
+      </w:pPr>
+      <w:r>
+        <w:rPr>
+          <w:lang w:val="ar_AE" w:bidi="ar_AE"/>
+        </w:rPr>
+      </w:r>
+      <w:r>
+        <w:rPr>
           <w:b/>
           <w:lang w:val="ar_AE" w:bidi="ar_AE"/>
         </w:rPr>
@@ -30236,6 +34076,22 @@
       </w:r>
       <w:r>
         <w:rPr>
+          <w:lang w:val="ar_AE" w:bidi="ar_AE"/>
+        </w:rPr>
+        <w:t>יוֹבִל֖וּ⁠ן מִנְחָתִֽ⁠י</w:t>
+      </w:r>
+    </w:p>
+    <w:p>
+      <w:pPr>
+        <w:bidi/>
+      </w:pPr>
+      <w:r>
+        <w:rPr>
+          <w:lang w:val="ar_AE" w:bidi="ar_AE"/>
+        </w:rPr>
+      </w:r>
+      <w:r>
+        <w:rPr>
           <w:b/>
           <w:lang w:val="ar_AE" w:bidi="ar_AE"/>
         </w:rPr>
@@ -30342,6 +34198,22 @@
         <w:rPr>
           <w:lang w:val="ar_AE" w:bidi="ar_AE"/>
         </w:rPr>
+      </w:r>
+    </w:p>
+    <w:p>
+      <w:pPr>
+        <w:bidi/>
+      </w:pPr>
+      <w:r>
+        <w:rPr>
+          <w:lang w:val="ar_AE" w:bidi="ar_AE"/>
+        </w:rPr>
+      </w:r>
+      <w:r>
+        <w:rPr>
+          <w:lang w:val="ar_AE" w:bidi="ar_AE"/>
+        </w:rPr>
+        <w:t>לֹ֤א תֵב֨וֹשִׁי֙ &amp; עֲלִילֹתַ֔יִ⁠ךְ</w:t>
       </w:r>
     </w:p>
     <w:p>
@@ -30493,6 +34365,22 @@
       </w:r>
       <w:r>
         <w:rPr>
+          <w:lang w:val="ar_AE" w:bidi="ar_AE"/>
+        </w:rPr>
+        <w:t>עַלִּיזֵי֙ גַּאֲוָתֵ֔⁠ךְ</w:t>
+      </w:r>
+    </w:p>
+    <w:p>
+      <w:pPr>
+        <w:bidi/>
+      </w:pPr>
+      <w:r>
+        <w:rPr>
+          <w:lang w:val="ar_AE" w:bidi="ar_AE"/>
+        </w:rPr>
+      </w:r>
+      <w:r>
+        <w:rPr>
           <w:b/>
           <w:lang w:val="ar_AE" w:bidi="ar_AE"/>
         </w:rPr>
@@ -30612,6 +34500,22 @@
       </w:r>
       <w:r>
         <w:rPr>
+          <w:lang w:val="ar_AE" w:bidi="ar_AE"/>
+        </w:rPr>
+        <w:t>בְ⁠קִרְבֵּ֔⁠ךְ</w:t>
+      </w:r>
+    </w:p>
+    <w:p>
+      <w:pPr>
+        <w:bidi/>
+      </w:pPr>
+      <w:r>
+        <w:rPr>
+          <w:lang w:val="ar_AE" w:bidi="ar_AE"/>
+        </w:rPr>
+      </w:r>
+      <w:r>
+        <w:rPr>
           <w:b/>
           <w:lang w:val="ar_AE" w:bidi="ar_AE"/>
         </w:rPr>
@@ -30718,6 +34622,22 @@
       </w:r>
       <w:r>
         <w:rPr>
+          <w:lang w:val="ar_AE" w:bidi="ar_AE"/>
+        </w:rPr>
+        <w:t>עַ֥ם עָנִ֖י וָ⁠דָ֑ל</w:t>
+      </w:r>
+    </w:p>
+    <w:p>
+      <w:pPr>
+        <w:bidi/>
+      </w:pPr>
+      <w:r>
+        <w:rPr>
+          <w:lang w:val="ar_AE" w:bidi="ar_AE"/>
+        </w:rPr>
+      </w:r>
+      <w:r>
+        <w:rPr>
           <w:b/>
           <w:lang w:val="ar_AE" w:bidi="ar_AE"/>
         </w:rPr>
@@ -30837,6 +34757,22 @@
       </w:r>
       <w:r>
         <w:rPr>
+          <w:lang w:val="ar_AE" w:bidi="ar_AE"/>
+        </w:rPr>
+        <w:t>וְ⁠חָס֖וּ בְּ⁠שֵׁ֥ם יְהוָֽה</w:t>
+      </w:r>
+    </w:p>
+    <w:p>
+      <w:pPr>
+        <w:bidi/>
+      </w:pPr>
+      <w:r>
+        <w:rPr>
+          <w:lang w:val="ar_AE" w:bidi="ar_AE"/>
+        </w:rPr>
+      </w:r>
+      <w:r>
+        <w:rPr>
           <w:b/>
           <w:lang w:val="ar_AE" w:bidi="ar_AE"/>
         </w:rPr>
@@ -30943,6 +34879,22 @@
       </w:r>
       <w:r>
         <w:rPr>
+          <w:lang w:val="ar_AE" w:bidi="ar_AE"/>
+        </w:rPr>
+        <w:t>וְ⁠חָס֖וּ בְּ⁠שֵׁ֥ם יְהוָֽה</w:t>
+      </w:r>
+    </w:p>
+    <w:p>
+      <w:pPr>
+        <w:bidi/>
+      </w:pPr>
+      <w:r>
+        <w:rPr>
+          <w:lang w:val="ar_AE" w:bidi="ar_AE"/>
+        </w:rPr>
+      </w:r>
+      <w:r>
+        <w:rPr>
           <w:b/>
           <w:lang w:val="ar_AE" w:bidi="ar_AE"/>
         </w:rPr>
@@ -31062,6 +35014,22 @@
       </w:r>
       <w:r>
         <w:rPr>
+          <w:lang w:val="ar_AE" w:bidi="ar_AE"/>
+        </w:rPr>
+        <w:t>וְ⁠לֹא־יְדַבְּר֣וּ כָזָ֔ב וְ⁠לֹֽא־יִמָּצֵ֥א בְּ⁠פִי⁠הֶ֖ם לְשׁ֣וֹן תַּרְמִ֑ית</w:t>
+      </w:r>
+    </w:p>
+    <w:p>
+      <w:pPr>
+        <w:bidi/>
+      </w:pPr>
+      <w:r>
+        <w:rPr>
+          <w:lang w:val="ar_AE" w:bidi="ar_AE"/>
+        </w:rPr>
+      </w:r>
+      <w:r>
+        <w:rPr>
           <w:b/>
           <w:lang w:val="ar_AE" w:bidi="ar_AE"/>
         </w:rPr>
@@ -31174,6 +35142,22 @@
       </w:r>
       <w:r>
         <w:rPr>
+          <w:lang w:val="ar_AE" w:bidi="ar_AE"/>
+        </w:rPr>
+        <w:t>וְ⁠לֹא־יְדַבְּר֣וּ כָזָ֔ב וְ⁠לֹֽא־יִמָּצֵ֥א בְּ⁠פִי⁠הֶ֖ם לְשׁ֣וֹן תַּרְמִ֑ית</w:t>
+      </w:r>
+    </w:p>
+    <w:p>
+      <w:pPr>
+        <w:bidi/>
+      </w:pPr>
+      <w:r>
+        <w:rPr>
+          <w:lang w:val="ar_AE" w:bidi="ar_AE"/>
+        </w:rPr>
+      </w:r>
+      <w:r>
+        <w:rPr>
           <w:b/>
           <w:lang w:val="ar_AE" w:bidi="ar_AE"/>
         </w:rPr>
@@ -31293,6 +35277,22 @@
       </w:r>
       <w:r>
         <w:rPr>
+          <w:lang w:val="ar_AE" w:bidi="ar_AE"/>
+        </w:rPr>
+        <w:t>וְ⁠לֹֽא־יִמָּצֵ֥א בְּ⁠פִי⁠הֶ֖ם לְשׁ֣וֹן תַּרְמִ֑ית</w:t>
+      </w:r>
+    </w:p>
+    <w:p>
+      <w:pPr>
+        <w:bidi/>
+      </w:pPr>
+      <w:r>
+        <w:rPr>
+          <w:lang w:val="ar_AE" w:bidi="ar_AE"/>
+        </w:rPr>
+      </w:r>
+      <w:r>
+        <w:rPr>
           <w:b/>
           <w:lang w:val="ar_AE" w:bidi="ar_AE"/>
         </w:rPr>
@@ -31399,6 +35399,22 @@
       </w:r>
       <w:r>
         <w:rPr>
+          <w:lang w:val="ar_AE" w:bidi="ar_AE"/>
+        </w:rPr>
+        <w:t>וְ⁠לֹֽא־יִמָּצֵ֥א בְּ⁠פִי⁠הֶ֖ם לְשׁ֣וֹן תַּרְמִ֑ית</w:t>
+      </w:r>
+    </w:p>
+    <w:p>
+      <w:pPr>
+        <w:bidi/>
+      </w:pPr>
+      <w:r>
+        <w:rPr>
+          <w:lang w:val="ar_AE" w:bidi="ar_AE"/>
+        </w:rPr>
+      </w:r>
+      <w:r>
+        <w:rPr>
           <w:b/>
           <w:lang w:val="ar_AE" w:bidi="ar_AE"/>
         </w:rPr>
@@ -31518,6 +35534,22 @@
       </w:r>
       <w:r>
         <w:rPr>
+          <w:lang w:val="ar_AE" w:bidi="ar_AE"/>
+        </w:rPr>
+        <w:t>וְ⁠לֹֽא־יִמָּצֵ֥א בְּ⁠פִי⁠הֶ֖ם לְשׁ֣וֹן תַּרְמִ֑ית</w:t>
+      </w:r>
+    </w:p>
+    <w:p>
+      <w:pPr>
+        <w:bidi/>
+      </w:pPr>
+      <w:r>
+        <w:rPr>
+          <w:lang w:val="ar_AE" w:bidi="ar_AE"/>
+        </w:rPr>
+      </w:r>
+      <w:r>
+        <w:rPr>
           <w:b/>
           <w:lang w:val="ar_AE" w:bidi="ar_AE"/>
         </w:rPr>
@@ -31650,6 +35682,22 @@
       </w:r>
       <w:r>
         <w:rPr>
+          <w:lang w:val="ar_AE" w:bidi="ar_AE"/>
+        </w:rPr>
+        <w:t>כִּֽי־הֵ֛מָּה יִרְע֥וּ וְ⁠רָבְצ֖וּ וְ⁠אֵ֥ין מַחֲרִֽיד</w:t>
+      </w:r>
+    </w:p>
+    <w:p>
+      <w:pPr>
+        <w:bidi/>
+      </w:pPr>
+      <w:r>
+        <w:rPr>
+          <w:lang w:val="ar_AE" w:bidi="ar_AE"/>
+        </w:rPr>
+      </w:r>
+      <w:r>
+        <w:rPr>
           <w:b/>
           <w:lang w:val="ar_AE" w:bidi="ar_AE"/>
         </w:rPr>
@@ -31756,6 +35804,22 @@
       </w:r>
       <w:r>
         <w:rPr>
+          <w:lang w:val="ar_AE" w:bidi="ar_AE"/>
+        </w:rPr>
+        <w:t>כִּֽי־הֵ֛מָּה יִרְע֥וּ וְ⁠רָבְצ֖וּ וְ⁠אֵ֥ין מַחֲרִֽיד</w:t>
+      </w:r>
+    </w:p>
+    <w:p>
+      <w:pPr>
+        <w:bidi/>
+      </w:pPr>
+      <w:r>
+        <w:rPr>
+          <w:lang w:val="ar_AE" w:bidi="ar_AE"/>
+        </w:rPr>
+      </w:r>
+      <w:r>
+        <w:rPr>
           <w:b/>
           <w:lang w:val="ar_AE" w:bidi="ar_AE"/>
         </w:rPr>
@@ -31888,6 +35952,22 @@
       </w:r>
       <w:r>
         <w:rPr>
+          <w:lang w:val="ar_AE" w:bidi="ar_AE"/>
+        </w:rPr>
+        <w:t>רָנִּי֙ &amp; הָרִ֖יעוּ &amp; שִׂמְחִ֤י וְ⁠עָלְזִי֙</w:t>
+      </w:r>
+    </w:p>
+    <w:p>
+      <w:pPr>
+        <w:bidi/>
+      </w:pPr>
+      <w:r>
+        <w:rPr>
+          <w:lang w:val="ar_AE" w:bidi="ar_AE"/>
+        </w:rPr>
+      </w:r>
+      <w:r>
+        <w:rPr>
           <w:b/>
           <w:lang w:val="ar_AE" w:bidi="ar_AE"/>
         </w:rPr>
@@ -32061,6 +36141,22 @@
         <w:rPr>
           <w:lang w:val="ar_AE" w:bidi="ar_AE"/>
         </w:rPr>
+      </w:r>
+    </w:p>
+    <w:p>
+      <w:pPr>
+        <w:bidi/>
+      </w:pPr>
+      <w:r>
+        <w:rPr>
+          <w:lang w:val="ar_AE" w:bidi="ar_AE"/>
+        </w:rPr>
+      </w:r>
+      <w:r>
+        <w:rPr>
+          <w:lang w:val="ar_AE" w:bidi="ar_AE"/>
+        </w:rPr>
+        <w:t>בַּת־צִיּ֔וֹן</w:t>
       </w:r>
     </w:p>
     <w:p>
@@ -32211,6 +36307,22 @@
       </w:r>
       <w:r>
         <w:rPr>
+          <w:lang w:val="ar_AE" w:bidi="ar_AE"/>
+        </w:rPr>
+        <w:t>בַּת־צִיּ֔וֹן</w:t>
+      </w:r>
+    </w:p>
+    <w:p>
+      <w:pPr>
+        <w:bidi/>
+      </w:pPr>
+      <w:r>
+        <w:rPr>
+          <w:lang w:val="ar_AE" w:bidi="ar_AE"/>
+        </w:rPr>
+      </w:r>
+      <w:r>
+        <w:rPr>
           <w:b/>
           <w:lang w:val="ar_AE" w:bidi="ar_AE"/>
         </w:rPr>
@@ -32330,6 +36442,22 @@
       </w:r>
       <w:r>
         <w:rPr>
+          <w:lang w:val="ar_AE" w:bidi="ar_AE"/>
+        </w:rPr>
+        <w:t>יִשְׂרָאֵ֑ל</w:t>
+      </w:r>
+    </w:p>
+    <w:p>
+      <w:pPr>
+        <w:bidi/>
+      </w:pPr>
+      <w:r>
+        <w:rPr>
+          <w:lang w:val="ar_AE" w:bidi="ar_AE"/>
+        </w:rPr>
+      </w:r>
+      <w:r>
+        <w:rPr>
           <w:b/>
           <w:lang w:val="ar_AE" w:bidi="ar_AE"/>
         </w:rPr>
@@ -32449,6 +36577,22 @@
       </w:r>
       <w:r>
         <w:rPr>
+          <w:lang w:val="ar_AE" w:bidi="ar_AE"/>
+        </w:rPr>
+        <w:t>שִׂמְחִ֤י וְ⁠עָלְזִי֙</w:t>
+      </w:r>
+    </w:p>
+    <w:p>
+      <w:pPr>
+        <w:bidi/>
+      </w:pPr>
+      <w:r>
+        <w:rPr>
+          <w:lang w:val="ar_AE" w:bidi="ar_AE"/>
+        </w:rPr>
+      </w:r>
+      <w:r>
+        <w:rPr>
           <w:b/>
           <w:lang w:val="ar_AE" w:bidi="ar_AE"/>
         </w:rPr>
@@ -32581,6 +36725,22 @@
       </w:r>
       <w:r>
         <w:rPr>
+          <w:lang w:val="ar_AE" w:bidi="ar_AE"/>
+        </w:rPr>
+        <w:t>בְּ⁠כָל־לֵ֔ב</w:t>
+      </w:r>
+    </w:p>
+    <w:p>
+      <w:pPr>
+        <w:bidi/>
+      </w:pPr>
+      <w:r>
+        <w:rPr>
+          <w:lang w:val="ar_AE" w:bidi="ar_AE"/>
+        </w:rPr>
+      </w:r>
+      <w:r>
+        <w:rPr>
           <w:b/>
           <w:lang w:val="ar_AE" w:bidi="ar_AE"/>
         </w:rPr>
@@ -32686,6 +36846,22 @@
       </w:r>
       <w:r>
         <w:rPr>
+          <w:lang w:val="ar_AE" w:bidi="ar_AE"/>
+        </w:rPr>
+        <w:t>בַּ֖ת יְרוּשָׁלִָֽם</w:t>
+      </w:r>
+    </w:p>
+    <w:p>
+      <w:pPr>
+        <w:bidi/>
+      </w:pPr>
+      <w:r>
+        <w:rPr>
+          <w:lang w:val="ar_AE" w:bidi="ar_AE"/>
+        </w:rPr>
+      </w:r>
+      <w:r>
+        <w:rPr>
           <w:b/>
           <w:lang w:val="ar_AE" w:bidi="ar_AE"/>
         </w:rPr>
@@ -32805,6 +36981,22 @@
       </w:r>
       <w:r>
         <w:rPr>
+          <w:lang w:val="ar_AE" w:bidi="ar_AE"/>
+        </w:rPr>
+        <w:t>מִשְׁפָּטַ֔יִ⁠ךְ &amp; לֹא־תִֽירְאִ֥י</w:t>
+      </w:r>
+    </w:p>
+    <w:p>
+      <w:pPr>
+        <w:bidi/>
+      </w:pPr>
+      <w:r>
+        <w:rPr>
+          <w:lang w:val="ar_AE" w:bidi="ar_AE"/>
+        </w:rPr>
+      </w:r>
+      <w:r>
+        <w:rPr>
           <w:b/>
           <w:lang w:val="ar_AE" w:bidi="ar_AE"/>
         </w:rPr>
@@ -32911,6 +37103,22 @@
       </w:r>
       <w:r>
         <w:rPr>
+          <w:lang w:val="ar_AE" w:bidi="ar_AE"/>
+        </w:rPr>
+        <w:t>מִשְׁפָּטַ֔יִ⁠ךְ</w:t>
+      </w:r>
+    </w:p>
+    <w:p>
+      <w:pPr>
+        <w:bidi/>
+      </w:pPr>
+      <w:r>
+        <w:rPr>
+          <w:lang w:val="ar_AE" w:bidi="ar_AE"/>
+        </w:rPr>
+      </w:r>
+      <w:r>
+        <w:rPr>
           <w:b/>
           <w:lang w:val="ar_AE" w:bidi="ar_AE"/>
         </w:rPr>
@@ -33043,6 +37251,22 @@
       </w:r>
       <w:r>
         <w:rPr>
+          <w:lang w:val="ar_AE" w:bidi="ar_AE"/>
+        </w:rPr>
+        <w:t>מֶ֣לֶךְ יִשְׂרָאֵ֤ל</w:t>
+      </w:r>
+    </w:p>
+    <w:p>
+      <w:pPr>
+        <w:bidi/>
+      </w:pPr>
+      <w:r>
+        <w:rPr>
+          <w:lang w:val="ar_AE" w:bidi="ar_AE"/>
+        </w:rPr>
+      </w:r>
+      <w:r>
+        <w:rPr>
           <w:b/>
           <w:lang w:val="ar_AE" w:bidi="ar_AE"/>
         </w:rPr>
@@ -33188,6 +37412,22 @@
       </w:r>
       <w:r>
         <w:rPr>
+          <w:lang w:val="ar_AE" w:bidi="ar_AE"/>
+        </w:rPr>
+        <w:t>בַּ⁠יּ֣וֹם הַ⁠ה֔וּא</w:t>
+      </w:r>
+    </w:p>
+    <w:p>
+      <w:pPr>
+        <w:bidi/>
+      </w:pPr>
+      <w:r>
+        <w:rPr>
+          <w:lang w:val="ar_AE" w:bidi="ar_AE"/>
+        </w:rPr>
+      </w:r>
+      <w:r>
+        <w:rPr>
           <w:b/>
           <w:lang w:val="ar_AE" w:bidi="ar_AE"/>
         </w:rPr>
@@ -33307,6 +37547,22 @@
       </w:r>
       <w:r>
         <w:rPr>
+          <w:lang w:val="ar_AE" w:bidi="ar_AE"/>
+        </w:rPr>
+        <w:t>יֵאָמֵ֥ר</w:t>
+      </w:r>
+    </w:p>
+    <w:p>
+      <w:pPr>
+        <w:bidi/>
+      </w:pPr>
+      <w:r>
+        <w:rPr>
+          <w:lang w:val="ar_AE" w:bidi="ar_AE"/>
+        </w:rPr>
+      </w:r>
+      <w:r>
+        <w:rPr>
           <w:b/>
           <w:lang w:val="ar_AE" w:bidi="ar_AE"/>
         </w:rPr>
@@ -33413,6 +37669,22 @@
       </w:r>
       <w:r>
         <w:rPr>
+          <w:lang w:val="ar_AE" w:bidi="ar_AE"/>
+        </w:rPr>
+        <w:t>לִירֽוּשָׁלִַ֖ם אַל־תִּירָ֑אִי צִיּ֖וֹן אַל־יִרְפּ֥וּ יָדָֽיִ⁠ךְ</w:t>
+      </w:r>
+    </w:p>
+    <w:p>
+      <w:pPr>
+        <w:bidi/>
+      </w:pPr>
+      <w:r>
+        <w:rPr>
+          <w:lang w:val="ar_AE" w:bidi="ar_AE"/>
+        </w:rPr>
+      </w:r>
+      <w:r>
+        <w:rPr>
           <w:b/>
           <w:lang w:val="ar_AE" w:bidi="ar_AE"/>
         </w:rPr>
@@ -33564,6 +37836,22 @@
       </w:r>
       <w:r>
         <w:rPr>
+          <w:lang w:val="ar_AE" w:bidi="ar_AE"/>
+        </w:rPr>
+        <w:t>אַל־תִּירָ֑אִי צִיּ֖וֹן אַל־יִרְפּ֥וּ יָדָֽיִ⁠ךְ</w:t>
+      </w:r>
+    </w:p>
+    <w:p>
+      <w:pPr>
+        <w:bidi/>
+      </w:pPr>
+      <w:r>
+        <w:rPr>
+          <w:lang w:val="ar_AE" w:bidi="ar_AE"/>
+        </w:rPr>
+      </w:r>
+      <w:r>
+        <w:rPr>
           <w:b/>
           <w:lang w:val="ar_AE" w:bidi="ar_AE"/>
         </w:rPr>
@@ -33670,6 +37958,22 @@
       </w:r>
       <w:r>
         <w:rPr>
+          <w:lang w:val="ar_AE" w:bidi="ar_AE"/>
+        </w:rPr>
+        <w:t>יַחֲרִישׁ֙ בְּ⁠אַ֣הֲבָת֔⁠וֹ</w:t>
+      </w:r>
+    </w:p>
+    <w:p>
+      <w:pPr>
+        <w:bidi/>
+      </w:pPr>
+      <w:r>
+        <w:rPr>
+          <w:lang w:val="ar_AE" w:bidi="ar_AE"/>
+        </w:rPr>
+      </w:r>
+      <w:r>
+        <w:rPr>
           <w:b/>
           <w:lang w:val="ar_AE" w:bidi="ar_AE"/>
         </w:rPr>
@@ -33822,6 +38126,22 @@
       </w:r>
       <w:r>
         <w:rPr>
+          <w:lang w:val="ar_AE" w:bidi="ar_AE"/>
+        </w:rPr>
+        <w:t>נוּגֵ֧י מִ⁠מּוֹעֵ֛ד אָסַ֖פְתִּי מִמֵּ֣⁠ךְ הָי֑וּ מַשְׂאֵ֥ת עָלֶ֖י⁠הָ חֶרְפָּֽה</w:t>
+      </w:r>
+    </w:p>
+    <w:p>
+      <w:pPr>
+        <w:bidi/>
+      </w:pPr>
+      <w:r>
+        <w:rPr>
+          <w:lang w:val="ar_AE" w:bidi="ar_AE"/>
+        </w:rPr>
+      </w:r>
+      <w:r>
+        <w:rPr>
           <w:b/>
           <w:lang w:val="ar_AE" w:bidi="ar_AE"/>
         </w:rPr>
@@ -33928,6 +38248,22 @@
       </w:r>
       <w:r>
         <w:rPr>
+          <w:lang w:val="ar_AE" w:bidi="ar_AE"/>
+        </w:rPr>
+        <w:t>נוּגֵ֧י מִ⁠מּוֹעֵ֛ד אָסַ֖פְתִּי מִמֵּ֣⁠ךְ הָי֑וּ</w:t>
+      </w:r>
+    </w:p>
+    <w:p>
+      <w:pPr>
+        <w:bidi/>
+      </w:pPr>
+      <w:r>
+        <w:rPr>
+          <w:lang w:val="ar_AE" w:bidi="ar_AE"/>
+        </w:rPr>
+      </w:r>
+      <w:r>
+        <w:rPr>
           <w:b/>
           <w:lang w:val="ar_AE" w:bidi="ar_AE"/>
         </w:rPr>
@@ -34073,6 +38409,22 @@
       </w:r>
       <w:r>
         <w:rPr>
+          <w:lang w:val="ar_AE" w:bidi="ar_AE"/>
+        </w:rPr>
+        <w:t>אָסַ֖פְתִּי</w:t>
+      </w:r>
+    </w:p>
+    <w:p>
+      <w:pPr>
+        <w:bidi/>
+      </w:pPr>
+      <w:r>
+        <w:rPr>
+          <w:lang w:val="ar_AE" w:bidi="ar_AE"/>
+        </w:rPr>
+      </w:r>
+      <w:r>
+        <w:rPr>
           <w:b/>
           <w:lang w:val="ar_AE" w:bidi="ar_AE"/>
         </w:rPr>
@@ -34179,6 +38531,22 @@
       </w:r>
       <w:r>
         <w:rPr>
+          <w:lang w:val="ar_AE" w:bidi="ar_AE"/>
+        </w:rPr>
+        <w:t>מַשְׂאֵ֥ת עָלֶ֖י⁠הָ חֶרְפָּֽה</w:t>
+      </w:r>
+    </w:p>
+    <w:p>
+      <w:pPr>
+        <w:bidi/>
+      </w:pPr>
+      <w:r>
+        <w:rPr>
+          <w:lang w:val="ar_AE" w:bidi="ar_AE"/>
+        </w:rPr>
+      </w:r>
+      <w:r>
+        <w:rPr>
           <w:b/>
           <w:lang w:val="ar_AE" w:bidi="ar_AE"/>
         </w:rPr>
@@ -34311,6 +38679,22 @@
       </w:r>
       <w:r>
         <w:rPr>
+          <w:lang w:val="ar_AE" w:bidi="ar_AE"/>
+        </w:rPr>
+        <w:t>וְ⁠הוֹשַׁעְתִּ֣י אֶת־הַ⁠צֹּלֵעָ֗ה וְ⁠הַ⁠נִּדָּחָה֙ אֲקַבֵּ֔ץ</w:t>
+      </w:r>
+    </w:p>
+    <w:p>
+      <w:pPr>
+        <w:bidi/>
+      </w:pPr>
+      <w:r>
+        <w:rPr>
+          <w:lang w:val="ar_AE" w:bidi="ar_AE"/>
+        </w:rPr>
+      </w:r>
+      <w:r>
+        <w:rPr>
           <w:b/>
           <w:lang w:val="ar_AE" w:bidi="ar_AE"/>
         </w:rPr>
@@ -34469,6 +38853,22 @@
       </w:r>
       <w:r>
         <w:rPr>
+          <w:lang w:val="ar_AE" w:bidi="ar_AE"/>
+        </w:rPr>
+        <w:t>אֶת־הַ⁠צֹּלֵעָ֗ה</w:t>
+      </w:r>
+    </w:p>
+    <w:p>
+      <w:pPr>
+        <w:bidi/>
+      </w:pPr>
+      <w:r>
+        <w:rPr>
+          <w:lang w:val="ar_AE" w:bidi="ar_AE"/>
+        </w:rPr>
+      </w:r>
+      <w:r>
+        <w:rPr>
           <w:b/>
           <w:lang w:val="ar_AE" w:bidi="ar_AE"/>
         </w:rPr>
@@ -34588,6 +38988,22 @@
       </w:r>
       <w:r>
         <w:rPr>
+          <w:lang w:val="ar_AE" w:bidi="ar_AE"/>
+        </w:rPr>
+        <w:t>וְ⁠הַ⁠נִּדָּחָה֙</w:t>
+      </w:r>
+    </w:p>
+    <w:p>
+      <w:pPr>
+        <w:bidi/>
+      </w:pPr>
+      <w:r>
+        <w:rPr>
+          <w:lang w:val="ar_AE" w:bidi="ar_AE"/>
+        </w:rPr>
+      </w:r>
+      <w:r>
+        <w:rPr>
           <w:b/>
           <w:lang w:val="ar_AE" w:bidi="ar_AE"/>
         </w:rPr>
@@ -34694,6 +39110,22 @@
       </w:r>
       <w:r>
         <w:rPr>
+          <w:lang w:val="ar_AE" w:bidi="ar_AE"/>
+        </w:rPr>
+        <w:t>וְ⁠שַׂמְתִּי⁠ם֙ לִ⁠תְהִלָּ֣ה וּ⁠לְ⁠שֵׁ֔ם בְּ⁠כָל־הָ⁠אָ֖רֶץ בָּשְׁתָּֽ⁠ם</w:t>
+      </w:r>
+    </w:p>
+    <w:p>
+      <w:pPr>
+        <w:bidi/>
+      </w:pPr>
+      <w:r>
+        <w:rPr>
+          <w:lang w:val="ar_AE" w:bidi="ar_AE"/>
+        </w:rPr>
+      </w:r>
+      <w:r>
+        <w:rPr>
           <w:b/>
           <w:lang w:val="ar_AE" w:bidi="ar_AE"/>
         </w:rPr>
@@ -34800,6 +39232,22 @@
       </w:r>
       <w:r>
         <w:rPr>
+          <w:lang w:val="ar_AE" w:bidi="ar_AE"/>
+        </w:rPr>
+        <w:t>וְ⁠שַׂמְתִּי⁠ם֙ לִ⁠תְהִלָּ֣ה</w:t>
+      </w:r>
+    </w:p>
+    <w:p>
+      <w:pPr>
+        <w:bidi/>
+      </w:pPr>
+      <w:r>
+        <w:rPr>
+          <w:lang w:val="ar_AE" w:bidi="ar_AE"/>
+        </w:rPr>
+      </w:r>
+      <w:r>
+        <w:rPr>
           <w:b/>
           <w:lang w:val="ar_AE" w:bidi="ar_AE"/>
         </w:rPr>
@@ -34919,6 +39367,22 @@
       </w:r>
       <w:r>
         <w:rPr>
+          <w:lang w:val="ar_AE" w:bidi="ar_AE"/>
+        </w:rPr>
+        <w:t>וּ⁠לְ⁠שֵׁ֔ם בְּ⁠כָל־הָ⁠אָ֖רֶץ בָּשְׁתָּֽ⁠ם</w:t>
+      </w:r>
+    </w:p>
+    <w:p>
+      <w:pPr>
+        <w:bidi/>
+      </w:pPr>
+      <w:r>
+        <w:rPr>
+          <w:lang w:val="ar_AE" w:bidi="ar_AE"/>
+        </w:rPr>
+      </w:r>
+      <w:r>
+        <w:rPr>
           <w:b/>
           <w:lang w:val="ar_AE" w:bidi="ar_AE"/>
         </w:rPr>
@@ -35038,6 +39502,22 @@
       </w:r>
       <w:r>
         <w:rPr>
+          <w:lang w:val="ar_AE" w:bidi="ar_AE"/>
+        </w:rPr>
+        <w:t>אָבִ֣יא אֶתְ⁠כֶ֔ם</w:t>
+      </w:r>
+    </w:p>
+    <w:p>
+      <w:pPr>
+        <w:bidi/>
+      </w:pPr>
+      <w:r>
+        <w:rPr>
+          <w:lang w:val="ar_AE" w:bidi="ar_AE"/>
+        </w:rPr>
+      </w:r>
+      <w:r>
+        <w:rPr>
           <w:b/>
           <w:lang w:val="ar_AE" w:bidi="ar_AE"/>
         </w:rPr>
@@ -35144,6 +39624,22 @@
       </w:r>
       <w:r>
         <w:rPr>
+          <w:lang w:val="ar_AE" w:bidi="ar_AE"/>
+        </w:rPr>
+        <w:t>אֶתֵּ֨ן אֶתְ⁠כֶ֜ם לְ⁠שֵׁ֣ם וְ⁠לִ⁠תְהִלָּ֗ה בְּ⁠כֹל֙ עַמֵּ֣י הָ⁠אָ֔רֶץ</w:t>
+      </w:r>
+    </w:p>
+    <w:p>
+      <w:pPr>
+        <w:bidi/>
+      </w:pPr>
+      <w:r>
+        <w:rPr>
+          <w:lang w:val="ar_AE" w:bidi="ar_AE"/>
+        </w:rPr>
+      </w:r>
+      <w:r>
+        <w:rPr>
           <w:b/>
           <w:lang w:val="ar_AE" w:bidi="ar_AE"/>
         </w:rPr>
@@ -35263,6 +39759,22 @@
       </w:r>
       <w:r>
         <w:rPr>
+          <w:lang w:val="ar_AE" w:bidi="ar_AE"/>
+        </w:rPr>
+        <w:t>בְּ⁠שׁוּבִ֧⁠י אֶת־שְׁבוּתֵי⁠כֶ֛ם לְ⁠עֵינֵי⁠כֶ֖ם</w:t>
+      </w:r>
+    </w:p>
+    <w:p>
+      <w:pPr>
+        <w:bidi/>
+      </w:pPr>
+      <w:r>
+        <w:rPr>
+          <w:lang w:val="ar_AE" w:bidi="ar_AE"/>
+        </w:rPr>
+      </w:r>
+      <w:r>
+        <w:rPr>
           <w:b/>
           <w:lang w:val="ar_AE" w:bidi="ar_AE"/>
         </w:rPr>
@@ -35369,6 +39881,22 @@
         <w:rPr>
           <w:lang w:val="ar_AE" w:bidi="ar_AE"/>
         </w:rPr>
+      </w:r>
+    </w:p>
+    <w:p>
+      <w:pPr>
+        <w:bidi/>
+      </w:pPr>
+      <w:r>
+        <w:rPr>
+          <w:lang w:val="ar_AE" w:bidi="ar_AE"/>
+        </w:rPr>
+      </w:r>
+      <w:r>
+        <w:rPr>
+          <w:lang w:val="ar_AE" w:bidi="ar_AE"/>
+        </w:rPr>
+        <w:t>אָמַ֥ר יְהוָֽה</w:t>
       </w:r>
     </w:p>
     <w:p>

--- a/arb/docx/36.content.docx
+++ b/arb/docx/36.content.docx
@@ -32,51 +32,16 @@
     </w:p>
     <w:p>
       <w:pPr>
-        <w:pStyle w:val="Heading2"/>
-        <w:bidi/>
-      </w:pPr>
-      <w:r>
-        <w:rPr>
-          <w:lang w:val="ar_AE" w:bidi="ar_AE"/>
-        </w:rPr>
-        <w:t>License Information</w:t>
-      </w:r>
-      <w:r>
-        <w:rPr>
-          <w:lang w:val="ar_AE" w:bidi="ar_AE"/>
-        </w:rPr>
-      </w:r>
-    </w:p>
-    <w:p>
-      <w:pPr>
-        <w:bidi/>
-      </w:pPr>
-      <w:r>
-        <w:rPr>
-          <w:lang w:val="ar_AE" w:bidi="ar_AE"/>
-        </w:rPr>
-      </w:r>
-      <w:r>
-        <w:rPr>
-          <w:b/>
-          <w:lang w:val="ar_AE" w:bidi="ar_AE"/>
-        </w:rPr>
-        <w:t>ملاحظات الترجمة (كلمة متكشفة)</w:t>
-      </w:r>
-      <w:r>
-        <w:rPr>
-          <w:lang w:val="ar_AE" w:bidi="ar_AE"/>
-        </w:rPr>
-        <w:t xml:space="preserve"> (Arabic) is based on</w:t>
-      </w:r>
-      <w:r>
-        <w:rPr>
-          <w:lang w:val="ar_AE" w:bidi="ar_AE"/>
-        </w:rPr>
-        <w:t xml:space="preserve">: </w:t>
-      </w:r>
-      <w:r>
-        <w:rPr>
+        <w:bidi/>
+      </w:pPr>
+      <w:r>
+        <w:rPr>
+          <w:lang w:val="ar_AE" w:bidi="ar_AE"/>
+        </w:rPr>
+      </w:r>
+      <w:r>
+        <w:rPr>
+          <w:b/>
           <w:lang w:val="ar_AE" w:bidi="ar_AE"/>
         </w:rPr>
         <w:t>unfoldingWord® Translation Notes</w:t>
@@ -85,64 +50,31 @@
         <w:rPr>
           <w:lang w:val="ar_AE" w:bidi="ar_AE"/>
         </w:rPr>
-        <w:t xml:space="preserve">, </w:t>
-      </w:r>
-      <w:hyperlink r:id="rId13">
-        <w:r>
-          <w:rPr>
-            <w:lang w:val="ar_AE" w:bidi="ar_AE"/>
-          </w:rPr>
-          <w:rPr>
-            <w:color w:val="0000EE"/>
-            <w:u w:val="single"/>
-          </w:rPr>
-          <w:t>unfoldingWord</w:t>
-        </w:r>
-      </w:hyperlink>
-      <w:r>
-        <w:rPr>
-          <w:lang w:val="ar_AE" w:bidi="ar_AE"/>
-        </w:rPr>
-        <w:t xml:space="preserve">, 2022, which is licensed under a </w:t>
-      </w:r>
-      <w:hyperlink r:id="rId14">
-        <w:r>
-          <w:rPr>
-            <w:lang w:val="ar_AE" w:bidi="ar_AE"/>
-          </w:rPr>
-          <w:rPr>
-            <w:color w:val="0000EE"/>
-            <w:u w:val="single"/>
-          </w:rPr>
-          <w:t>CC BY-SA 4.0 license</w:t>
-        </w:r>
-      </w:hyperlink>
-      <w:r>
-        <w:rPr>
-          <w:lang w:val="ar_AE" w:bidi="ar_AE"/>
-        </w:rPr>
-        <w:t>.</w:t>
-      </w:r>
-      <w:r>
-        <w:rPr>
-          <w:lang w:val="ar_AE" w:bidi="ar_AE"/>
-        </w:rPr>
-      </w:r>
-    </w:p>
-    <w:p>
-      <w:pPr>
-        <w:bidi/>
-      </w:pPr>
-      <w:r>
-        <w:rPr>
-          <w:lang w:val="ar_AE" w:bidi="ar_AE"/>
-        </w:rPr>
-      </w:r>
-      <w:r>
-        <w:rPr>
-          <w:lang w:val="ar_AE" w:bidi="ar_AE"/>
-        </w:rPr>
-        <w:t>This PDF version is provided under the same license.</w:t>
+        <w:t xml:space="preserve"> © 2022 unfoldingWord. Released under CC BY-SA 4.0 license. </w:t>
+      </w:r>
+      <w:r>
+        <w:rPr>
+          <w:lang w:val="ar_AE" w:bidi="ar_AE"/>
+        </w:rPr>
+        <w:t>unfoldingWord® Translation Notes</w:t>
+      </w:r>
+      <w:r>
+        <w:rPr>
+          <w:lang w:val="ar_AE" w:bidi="ar_AE"/>
+        </w:rPr>
+        <w:t xml:space="preserve"> has been adapted in the following languages: Tok Pisin, Arabic (عربي), French (Français), Hindi (हिंदी), Indonesian (Bahasa Indonesia), Portuguese (Português), Russian (Русский), Spanish (Español), Swahili (Kiswahili), and Simplified Chinese (简体中文) from </w:t>
+      </w:r>
+      <w:r>
+        <w:rPr>
+          <w:lang w:val="ar_AE" w:bidi="ar_AE"/>
+        </w:rPr>
+        <w:t>unfoldingWord® Translation Notes</w:t>
+      </w:r>
+      <w:r>
+        <w:rPr>
+          <w:lang w:val="ar_AE" w:bidi="ar_AE"/>
+        </w:rPr>
+        <w:t xml:space="preserve"> © 2022 unfoldingWord. Released under CC BY-SA 4.0 license by Mission Mutual</w:t>
       </w:r>
       <w:r>
         <w:rPr>
@@ -313,22 +245,6 @@
       </w:r>
       <w:r>
         <w:rPr>
-          <w:lang w:val="ar_AE" w:bidi="ar_AE"/>
-        </w:rPr>
-        <w:t>דְּבַר־יְהוָ֣ה ׀ אֲשֶׁ֣ר הָיָ֗ה אֶל־צְפַנְיָה֙</w:t>
-      </w:r>
-    </w:p>
-    <w:p>
-      <w:pPr>
-        <w:bidi/>
-      </w:pPr>
-      <w:r>
-        <w:rPr>
-          <w:lang w:val="ar_AE" w:bidi="ar_AE"/>
-        </w:rPr>
-      </w:r>
-      <w:r>
-        <w:rPr>
           <w:b/>
           <w:lang w:val="ar_AE" w:bidi="ar_AE"/>
         </w:rPr>
@@ -448,22 +364,6 @@
       </w:r>
       <w:r>
         <w:rPr>
-          <w:lang w:val="ar_AE" w:bidi="ar_AE"/>
-        </w:rPr>
-        <w:t>בֶּן־כּוּשִׁ֣י בֶן־גְּדַלְיָ֔ה בֶּן־אֲמַרְיָ֖ה בֶּן־חִזְקִיָּ֑ה</w:t>
-      </w:r>
-    </w:p>
-    <w:p>
-      <w:pPr>
-        <w:bidi/>
-      </w:pPr>
-      <w:r>
-        <w:rPr>
-          <w:lang w:val="ar_AE" w:bidi="ar_AE"/>
-        </w:rPr>
-      </w:r>
-      <w:r>
-        <w:rPr>
           <w:b/>
           <w:lang w:val="ar_AE" w:bidi="ar_AE"/>
         </w:rPr>
@@ -583,22 +483,6 @@
       </w:r>
       <w:r>
         <w:rPr>
-          <w:lang w:val="ar_AE" w:bidi="ar_AE"/>
-        </w:rPr>
-        <w:t>צְפַנְיָה֙ &amp; כּוּשִׁ֣י &amp; גְּדַלְיָ֔ה &amp; אֲמַרְיָ֖ה &amp; חִזְקִיָּ֑ה &amp; יֹאשִׁיָּ֥הוּ &amp; אָמ֖וֹן</w:t>
-      </w:r>
-    </w:p>
-    <w:p>
-      <w:pPr>
-        <w:bidi/>
-      </w:pPr>
-      <w:r>
-        <w:rPr>
-          <w:lang w:val="ar_AE" w:bidi="ar_AE"/>
-        </w:rPr>
-      </w:r>
-      <w:r>
-        <w:rPr>
           <w:b/>
           <w:lang w:val="ar_AE" w:bidi="ar_AE"/>
         </w:rPr>
@@ -880,22 +764,6 @@
       </w:r>
       <w:r>
         <w:rPr>
-          <w:lang w:val="ar_AE" w:bidi="ar_AE"/>
-        </w:rPr>
-        <w:t>בִּ⁠ימֵ֛י יֹאשִׁיָּ֥הוּ בֶן־אָמ֖וֹן מֶ֥לֶךְ יְהוּדָֽה</w:t>
-      </w:r>
-    </w:p>
-    <w:p>
-      <w:pPr>
-        <w:bidi/>
-      </w:pPr>
-      <w:r>
-        <w:rPr>
-          <w:lang w:val="ar_AE" w:bidi="ar_AE"/>
-        </w:rPr>
-      </w:r>
-      <w:r>
-        <w:rPr>
           <w:b/>
           <w:lang w:val="ar_AE" w:bidi="ar_AE"/>
         </w:rPr>
@@ -1041,22 +909,6 @@
       </w:r>
       <w:r>
         <w:rPr>
-          <w:lang w:val="ar_AE" w:bidi="ar_AE"/>
-        </w:rPr>
-        <w:t>אָסֹ֨ף אָסֵ֜ף כֹּ֗ל מֵ⁠עַ֛ל פְּנֵ֥י הָ⁠אֲדָמָ֖ה נְאֻם־יְהוָֽה</w:t>
-      </w:r>
-    </w:p>
-    <w:p>
-      <w:pPr>
-        <w:bidi/>
-      </w:pPr>
-      <w:r>
-        <w:rPr>
-          <w:lang w:val="ar_AE" w:bidi="ar_AE"/>
-        </w:rPr>
-      </w:r>
-      <w:r>
-        <w:rPr>
           <w:b/>
           <w:lang w:val="ar_AE" w:bidi="ar_AE"/>
         </w:rPr>
@@ -1190,22 +1042,6 @@
       </w:r>
       <w:r>
         <w:rPr>
-          <w:lang w:val="ar_AE" w:bidi="ar_AE"/>
-        </w:rPr>
-        <w:t>אָסֹ֨ף אָסֵ֜ף כֹּ֗ל מֵ⁠עַ֛ל פְּנֵ֥י הָ⁠אֲדָמָ֖ה</w:t>
-      </w:r>
-    </w:p>
-    <w:p>
-      <w:pPr>
-        <w:bidi/>
-      </w:pPr>
-      <w:r>
-        <w:rPr>
-          <w:lang w:val="ar_AE" w:bidi="ar_AE"/>
-        </w:rPr>
-      </w:r>
-      <w:r>
-        <w:rPr>
           <w:b/>
           <w:lang w:val="ar_AE" w:bidi="ar_AE"/>
         </w:rPr>
@@ -1325,22 +1161,6 @@
       </w:r>
       <w:r>
         <w:rPr>
-          <w:lang w:val="ar_AE" w:bidi="ar_AE"/>
-        </w:rPr>
-        <w:t>אָסֹ֨ף אָסֵ֜ף כֹּ֗ל</w:t>
-      </w:r>
-    </w:p>
-    <w:p>
-      <w:pPr>
-        <w:bidi/>
-      </w:pPr>
-      <w:r>
-        <w:rPr>
-          <w:lang w:val="ar_AE" w:bidi="ar_AE"/>
-        </w:rPr>
-      </w:r>
-      <w:r>
-        <w:rPr>
           <w:b/>
           <w:lang w:val="ar_AE" w:bidi="ar_AE"/>
         </w:rPr>
@@ -1433,22 +1253,6 @@
       </w:r>
       <w:r>
         <w:rPr>
-          <w:lang w:val="ar_AE" w:bidi="ar_AE"/>
-        </w:rPr>
-        <w:t>פְּנֵ֥י הָ⁠אֲדָמָ֖ה</w:t>
-      </w:r>
-    </w:p>
-    <w:p>
-      <w:pPr>
-        <w:bidi/>
-      </w:pPr>
-      <w:r>
-        <w:rPr>
-          <w:lang w:val="ar_AE" w:bidi="ar_AE"/>
-        </w:rPr>
-      </w:r>
-      <w:r>
-        <w:rPr>
           <w:b/>
           <w:lang w:val="ar_AE" w:bidi="ar_AE"/>
         </w:rPr>
@@ -1568,22 +1372,6 @@
       </w:r>
       <w:r>
         <w:rPr>
-          <w:lang w:val="ar_AE" w:bidi="ar_AE"/>
-        </w:rPr>
-        <w:t>נְאֻם־יְהוָֽה</w:t>
-      </w:r>
-    </w:p>
-    <w:p>
-      <w:pPr>
-        <w:bidi/>
-      </w:pPr>
-      <w:r>
-        <w:rPr>
-          <w:lang w:val="ar_AE" w:bidi="ar_AE"/>
-        </w:rPr>
-      </w:r>
-      <w:r>
-        <w:rPr>
           <w:b/>
           <w:lang w:val="ar_AE" w:bidi="ar_AE"/>
         </w:rPr>
@@ -1703,22 +1491,6 @@
       </w:r>
       <w:r>
         <w:rPr>
-          <w:lang w:val="ar_AE" w:bidi="ar_AE"/>
-        </w:rPr>
-        <w:t>אָסֵ֨ף אָדָ֜ם וּ⁠בְהֵמָ֗ה אָסֵ֤ף עוֹף־הַ⁠שָּׁמַ֨יִם֙ וּ⁠דְגֵ֣י הַ⁠יָּ֔ם</w:t>
-      </w:r>
-    </w:p>
-    <w:p>
-      <w:pPr>
-        <w:bidi/>
-      </w:pPr>
-      <w:r>
-        <w:rPr>
-          <w:lang w:val="ar_AE" w:bidi="ar_AE"/>
-        </w:rPr>
-      </w:r>
-      <w:r>
-        <w:rPr>
           <w:b/>
           <w:lang w:val="ar_AE" w:bidi="ar_AE"/>
         </w:rPr>
@@ -1838,22 +1610,6 @@
       </w:r>
       <w:r>
         <w:rPr>
-          <w:lang w:val="ar_AE" w:bidi="ar_AE"/>
-        </w:rPr>
-        <w:t>אָדָ֜ם וּ⁠בְהֵמָ֗ה &amp; אֶת־הָ⁠אָדָ֗ם</w:t>
-      </w:r>
-    </w:p>
-    <w:p>
-      <w:pPr>
-        <w:bidi/>
-      </w:pPr>
-      <w:r>
-        <w:rPr>
-          <w:lang w:val="ar_AE" w:bidi="ar_AE"/>
-        </w:rPr>
-      </w:r>
-      <w:r>
-        <w:rPr>
           <w:b/>
           <w:lang w:val="ar_AE" w:bidi="ar_AE"/>
         </w:rPr>
@@ -1973,22 +1729,6 @@
       </w:r>
       <w:r>
         <w:rPr>
-          <w:lang w:val="ar_AE" w:bidi="ar_AE"/>
-        </w:rPr>
-        <w:t>אָדָ֜ם וּ⁠בְהֵמָ֗ה</w:t>
-      </w:r>
-    </w:p>
-    <w:p>
-      <w:pPr>
-        <w:bidi/>
-      </w:pPr>
-      <w:r>
-        <w:rPr>
-          <w:lang w:val="ar_AE" w:bidi="ar_AE"/>
-        </w:rPr>
-      </w:r>
-      <w:r>
-        <w:rPr>
           <w:b/>
           <w:lang w:val="ar_AE" w:bidi="ar_AE"/>
         </w:rPr>
@@ -2108,22 +1848,6 @@
       </w:r>
       <w:r>
         <w:rPr>
-          <w:lang w:val="ar_AE" w:bidi="ar_AE"/>
-        </w:rPr>
-        <w:t>וְ⁠הַ⁠מַּכְשֵׁל֖וֹת אֶת־הָ⁠רְשָׁעִ֑ים</w:t>
-      </w:r>
-    </w:p>
-    <w:p>
-      <w:pPr>
-        <w:bidi/>
-      </w:pPr>
-      <w:r>
-        <w:rPr>
-          <w:lang w:val="ar_AE" w:bidi="ar_AE"/>
-        </w:rPr>
-      </w:r>
-      <w:r>
-        <w:rPr>
           <w:b/>
           <w:lang w:val="ar_AE" w:bidi="ar_AE"/>
         </w:rPr>
@@ -2243,22 +1967,6 @@
       </w:r>
       <w:r>
         <w:rPr>
-          <w:lang w:val="ar_AE" w:bidi="ar_AE"/>
-        </w:rPr>
-        <w:t>וְ⁠הַ⁠מַּכְשֵׁל֖וֹת</w:t>
-      </w:r>
-    </w:p>
-    <w:p>
-      <w:pPr>
-        <w:bidi/>
-      </w:pPr>
-      <w:r>
-        <w:rPr>
-          <w:lang w:val="ar_AE" w:bidi="ar_AE"/>
-        </w:rPr>
-      </w:r>
-      <w:r>
-        <w:rPr>
           <w:b/>
           <w:lang w:val="ar_AE" w:bidi="ar_AE"/>
         </w:rPr>
@@ -2378,22 +2086,6 @@
       </w:r>
       <w:r>
         <w:rPr>
-          <w:lang w:val="ar_AE" w:bidi="ar_AE"/>
-        </w:rPr>
-        <w:t>אֶת־הָ⁠רְשָׁעִ֑ים</w:t>
-      </w:r>
-    </w:p>
-    <w:p>
-      <w:pPr>
-        <w:bidi/>
-      </w:pPr>
-      <w:r>
-        <w:rPr>
-          <w:lang w:val="ar_AE" w:bidi="ar_AE"/>
-        </w:rPr>
-      </w:r>
-      <w:r>
-        <w:rPr>
           <w:b/>
           <w:lang w:val="ar_AE" w:bidi="ar_AE"/>
         </w:rPr>
@@ -2513,22 +2205,6 @@
       </w:r>
       <w:r>
         <w:rPr>
-          <w:lang w:val="ar_AE" w:bidi="ar_AE"/>
-        </w:rPr>
-        <w:t>וְ⁠הִכְרַתִּ֣י אֶת־הָ⁠אָדָ֗ם מֵ⁠עַ֛ל פְּנֵ֥י הָ⁠אֲדָמָ֖ה</w:t>
-      </w:r>
-    </w:p>
-    <w:p>
-      <w:pPr>
-        <w:bidi/>
-      </w:pPr>
-      <w:r>
-        <w:rPr>
-          <w:lang w:val="ar_AE" w:bidi="ar_AE"/>
-        </w:rPr>
-      </w:r>
-      <w:r>
-        <w:rPr>
           <w:b/>
           <w:lang w:val="ar_AE" w:bidi="ar_AE"/>
         </w:rPr>
@@ -2635,22 +2311,6 @@
       </w:r>
       <w:r>
         <w:rPr>
-          <w:lang w:val="ar_AE" w:bidi="ar_AE"/>
-        </w:rPr>
-        <w:t>וְ⁠הִכְרַתִּ֣י אֶת־הָ⁠אָדָ֗ם</w:t>
-      </w:r>
-    </w:p>
-    <w:p>
-      <w:pPr>
-        <w:bidi/>
-      </w:pPr>
-      <w:r>
-        <w:rPr>
-          <w:lang w:val="ar_AE" w:bidi="ar_AE"/>
-        </w:rPr>
-      </w:r>
-      <w:r>
-        <w:rPr>
           <w:b/>
           <w:lang w:val="ar_AE" w:bidi="ar_AE"/>
         </w:rPr>
@@ -2770,22 +2430,6 @@
       </w:r>
       <w:r>
         <w:rPr>
-          <w:lang w:val="ar_AE" w:bidi="ar_AE"/>
-        </w:rPr>
-        <w:t>וְ⁠הִכְרַתִּ֣י אֶת־הָ⁠אָדָ֗ם</w:t>
-      </w:r>
-    </w:p>
-    <w:p>
-      <w:pPr>
-        <w:bidi/>
-      </w:pPr>
-      <w:r>
-        <w:rPr>
-          <w:lang w:val="ar_AE" w:bidi="ar_AE"/>
-        </w:rPr>
-      </w:r>
-      <w:r>
-        <w:rPr>
           <w:b/>
           <w:lang w:val="ar_AE" w:bidi="ar_AE"/>
         </w:rPr>
@@ -2905,22 +2549,6 @@
       </w:r>
       <w:r>
         <w:rPr>
-          <w:lang w:val="ar_AE" w:bidi="ar_AE"/>
-        </w:rPr>
-        <w:t>פְּנֵ֥י הָ⁠אֲדָמָ֖ה</w:t>
-      </w:r>
-    </w:p>
-    <w:p>
-      <w:pPr>
-        <w:bidi/>
-      </w:pPr>
-      <w:r>
-        <w:rPr>
-          <w:lang w:val="ar_AE" w:bidi="ar_AE"/>
-        </w:rPr>
-      </w:r>
-      <w:r>
-        <w:rPr>
           <w:b/>
           <w:lang w:val="ar_AE" w:bidi="ar_AE"/>
         </w:rPr>
@@ -3027,22 +2655,6 @@
       </w:r>
       <w:r>
         <w:rPr>
-          <w:lang w:val="ar_AE" w:bidi="ar_AE"/>
-        </w:rPr>
-        <w:t>וְ⁠נָטִ֤יתִי יָדִ⁠י֙</w:t>
-      </w:r>
-    </w:p>
-    <w:p>
-      <w:pPr>
-        <w:bidi/>
-      </w:pPr>
-      <w:r>
-        <w:rPr>
-          <w:lang w:val="ar_AE" w:bidi="ar_AE"/>
-        </w:rPr>
-      </w:r>
-      <w:r>
-        <w:rPr>
           <w:b/>
           <w:lang w:val="ar_AE" w:bidi="ar_AE"/>
         </w:rPr>
@@ -3162,22 +2774,6 @@
       </w:r>
       <w:r>
         <w:rPr>
-          <w:lang w:val="ar_AE" w:bidi="ar_AE"/>
-        </w:rPr>
-        <w:t>וְ⁠הִכְרַתִּ֞י מִן־הַ⁠מָּק֤וֹם הַ⁠זֶּה֙</w:t>
-      </w:r>
-    </w:p>
-    <w:p>
-      <w:pPr>
-        <w:bidi/>
-      </w:pPr>
-      <w:r>
-        <w:rPr>
-          <w:lang w:val="ar_AE" w:bidi="ar_AE"/>
-        </w:rPr>
-      </w:r>
-      <w:r>
-        <w:rPr>
           <w:b/>
           <w:lang w:val="ar_AE" w:bidi="ar_AE"/>
         </w:rPr>
@@ -3297,22 +2893,6 @@
       </w:r>
       <w:r>
         <w:rPr>
-          <w:lang w:val="ar_AE" w:bidi="ar_AE"/>
-        </w:rPr>
-        <w:t>וְ⁠הִכְרַתִּ֞י מִן־הַ⁠מָּק֤וֹם הַ⁠זֶּה֙</w:t>
-      </w:r>
-    </w:p>
-    <w:p>
-      <w:pPr>
-        <w:bidi/>
-      </w:pPr>
-      <w:r>
-        <w:rPr>
-          <w:lang w:val="ar_AE" w:bidi="ar_AE"/>
-        </w:rPr>
-      </w:r>
-      <w:r>
-        <w:rPr>
           <w:b/>
           <w:lang w:val="ar_AE" w:bidi="ar_AE"/>
         </w:rPr>
@@ -3419,22 +2999,6 @@
       </w:r>
       <w:r>
         <w:rPr>
-          <w:lang w:val="ar_AE" w:bidi="ar_AE"/>
-        </w:rPr>
-        <w:t>אֶת־שְׁאָ֣ר הַ⁠בַּ֔עַל</w:t>
-      </w:r>
-    </w:p>
-    <w:p>
-      <w:pPr>
-        <w:bidi/>
-      </w:pPr>
-      <w:r>
-        <w:rPr>
-          <w:lang w:val="ar_AE" w:bidi="ar_AE"/>
-        </w:rPr>
-      </w:r>
-      <w:r>
-        <w:rPr>
           <w:b/>
           <w:lang w:val="ar_AE" w:bidi="ar_AE"/>
         </w:rPr>
@@ -3554,22 +3118,6 @@
       </w:r>
       <w:r>
         <w:rPr>
-          <w:lang w:val="ar_AE" w:bidi="ar_AE"/>
-        </w:rPr>
-        <w:t>אֶת־שְׁאָ֣ר הַ⁠בַּ֔עַל</w:t>
-      </w:r>
-    </w:p>
-    <w:p>
-      <w:pPr>
-        <w:bidi/>
-      </w:pPr>
-      <w:r>
-        <w:rPr>
-          <w:lang w:val="ar_AE" w:bidi="ar_AE"/>
-        </w:rPr>
-      </w:r>
-      <w:r>
-        <w:rPr>
           <w:b/>
           <w:lang w:val="ar_AE" w:bidi="ar_AE"/>
         </w:rPr>
@@ -3715,22 +3263,6 @@
       </w:r>
       <w:r>
         <w:rPr>
-          <w:lang w:val="ar_AE" w:bidi="ar_AE"/>
-        </w:rPr>
-        <w:t>אֶת־שֵׁ֥ם הַ⁠כְּמָרִ֖ים עִם־הַ⁠כֹּהֲנִֽים</w:t>
-      </w:r>
-    </w:p>
-    <w:p>
-      <w:pPr>
-        <w:bidi/>
-      </w:pPr>
-      <w:r>
-        <w:rPr>
-          <w:lang w:val="ar_AE" w:bidi="ar_AE"/>
-        </w:rPr>
-      </w:r>
-      <w:r>
-        <w:rPr>
           <w:b/>
           <w:lang w:val="ar_AE" w:bidi="ar_AE"/>
         </w:rPr>
@@ -3837,22 +3369,6 @@
       </w:r>
       <w:r>
         <w:rPr>
-          <w:lang w:val="ar_AE" w:bidi="ar_AE"/>
-        </w:rPr>
-        <w:t>אֶת־שֵׁ֥ם</w:t>
-      </w:r>
-    </w:p>
-    <w:p>
-      <w:pPr>
-        <w:bidi/>
-      </w:pPr>
-      <w:r>
-        <w:rPr>
-          <w:lang w:val="ar_AE" w:bidi="ar_AE"/>
-        </w:rPr>
-      </w:r>
-      <w:r>
-        <w:rPr>
           <w:b/>
           <w:lang w:val="ar_AE" w:bidi="ar_AE"/>
         </w:rPr>
@@ -3985,22 +3501,6 @@
       </w:r>
       <w:r>
         <w:rPr>
-          <w:lang w:val="ar_AE" w:bidi="ar_AE"/>
-        </w:rPr>
-        <w:t>עִם־הַ⁠כֹּהֲנִֽים</w:t>
-      </w:r>
-    </w:p>
-    <w:p>
-      <w:pPr>
-        <w:bidi/>
-      </w:pPr>
-      <w:r>
-        <w:rPr>
-          <w:lang w:val="ar_AE" w:bidi="ar_AE"/>
-        </w:rPr>
-      </w:r>
-      <w:r>
-        <w:rPr>
           <w:b/>
           <w:lang w:val="ar_AE" w:bidi="ar_AE"/>
         </w:rPr>
@@ -4049,7 +3549,7 @@
         </w:rPr>
         <w:t xml:space="preserve"> على الأرجح إلى الكهنة المنحدرين من نسل هارون، والذين كان من المفترض أن يقودوا بني إسرائيل في عبادة الرب. ولكنهم للأسف، لم يكونوا في ذلك الوقت مخلصين في خدمتهم للرب، كما يذكر صفنيا في </w:t>
       </w:r>
-      <w:hyperlink r:id="rId15">
+      <w:hyperlink r:id="rId13">
         <w:r>
           <w:rPr>
             <w:lang w:val="ar_AE" w:bidi="ar_AE"/>
@@ -4138,22 +3638,6 @@
       </w:r>
       <w:r>
         <w:rPr>
-          <w:lang w:val="ar_AE" w:bidi="ar_AE"/>
-        </w:rPr>
-        <w:t>וְ⁠אֶת־הַ⁠מִּשְׁתַּחֲוִ֥ים עַל־הַ⁠גַּגּ֖וֹת לִ⁠צְבָ֣א הַ⁠שָּׁמָ֑יִם וְ⁠אֶת־הַ⁠מִּֽשְׁתַּחֲוִים֙ הַ⁠נִּשְׁבָּעִ֣ים לַֽ⁠יהוָ֔ה וְ⁠הַ⁠נִּשְׁבָּעִ֖ים בְּ⁠מַלְכָּֽ⁠ם</w:t>
-      </w:r>
-    </w:p>
-    <w:p>
-      <w:pPr>
-        <w:bidi/>
-      </w:pPr>
-      <w:r>
-        <w:rPr>
-          <w:lang w:val="ar_AE" w:bidi="ar_AE"/>
-        </w:rPr>
-      </w:r>
-      <w:r>
-        <w:rPr>
           <w:b/>
           <w:lang w:val="ar_AE" w:bidi="ar_AE"/>
         </w:rPr>
@@ -4260,22 +3744,6 @@
       </w:r>
       <w:r>
         <w:rPr>
-          <w:lang w:val="ar_AE" w:bidi="ar_AE"/>
-        </w:rPr>
-        <w:t>וְ⁠אֶת־הַ⁠מִּשְׁתַּחֲוִ֥ים עַל־הַ⁠גַּגּ֖וֹת לִ⁠צְבָ֣א</w:t>
-      </w:r>
-    </w:p>
-    <w:p>
-      <w:pPr>
-        <w:bidi/>
-      </w:pPr>
-      <w:r>
-        <w:rPr>
-          <w:lang w:val="ar_AE" w:bidi="ar_AE"/>
-        </w:rPr>
-      </w:r>
-      <w:r>
-        <w:rPr>
           <w:b/>
           <w:lang w:val="ar_AE" w:bidi="ar_AE"/>
         </w:rPr>
@@ -4395,22 +3863,6 @@
       </w:r>
       <w:r>
         <w:rPr>
-          <w:lang w:val="ar_AE" w:bidi="ar_AE"/>
-        </w:rPr>
-        <w:t>לִ⁠צְבָ֣א הַ⁠שָּׁמָ֑יִם</w:t>
-      </w:r>
-    </w:p>
-    <w:p>
-      <w:pPr>
-        <w:bidi/>
-      </w:pPr>
-      <w:r>
-        <w:rPr>
-          <w:lang w:val="ar_AE" w:bidi="ar_AE"/>
-        </w:rPr>
-      </w:r>
-      <w:r>
-        <w:rPr>
           <w:b/>
           <w:lang w:val="ar_AE" w:bidi="ar_AE"/>
         </w:rPr>
@@ -4543,22 +3995,6 @@
       </w:r>
       <w:r>
         <w:rPr>
-          <w:lang w:val="ar_AE" w:bidi="ar_AE"/>
-        </w:rPr>
-        <w:t>וְ⁠אֶת־הַ⁠מִּֽשְׁתַּחֲוִים֙ הַ⁠נִּשְׁבָּעִ֣ים לַֽ⁠יהוָ֔ה</w:t>
-      </w:r>
-    </w:p>
-    <w:p>
-      <w:pPr>
-        <w:bidi/>
-      </w:pPr>
-      <w:r>
-        <w:rPr>
-          <w:lang w:val="ar_AE" w:bidi="ar_AE"/>
-        </w:rPr>
-      </w:r>
-      <w:r>
-        <w:rPr>
           <w:b/>
           <w:lang w:val="ar_AE" w:bidi="ar_AE"/>
         </w:rPr>
@@ -4665,22 +4101,6 @@
       </w:r>
       <w:r>
         <w:rPr>
-          <w:lang w:val="ar_AE" w:bidi="ar_AE"/>
-        </w:rPr>
-        <w:t>וְ⁠אֶת־הַ⁠מִּֽשְׁתַּחֲוִים֙ הַ⁠נִּשְׁבָּעִ֣ים לַֽ⁠יהוָ֔ה</w:t>
-      </w:r>
-    </w:p>
-    <w:p>
-      <w:pPr>
-        <w:bidi/>
-      </w:pPr>
-      <w:r>
-        <w:rPr>
-          <w:lang w:val="ar_AE" w:bidi="ar_AE"/>
-        </w:rPr>
-      </w:r>
-      <w:r>
-        <w:rPr>
           <w:b/>
           <w:lang w:val="ar_AE" w:bidi="ar_AE"/>
         </w:rPr>
@@ -4839,22 +4259,6 @@
       </w:r>
       <w:r>
         <w:rPr>
-          <w:lang w:val="ar_AE" w:bidi="ar_AE"/>
-        </w:rPr>
-        <w:t>הַ⁠נִּשְׁבָּעִ֣ים לַֽ⁠יהוָ֔ה וְ⁠הַ⁠נִּשְׁבָּעִ֖ים בְּ⁠מַלְכָּֽ⁠ם</w:t>
-      </w:r>
-    </w:p>
-    <w:p>
-      <w:pPr>
-        <w:bidi/>
-      </w:pPr>
-      <w:r>
-        <w:rPr>
-          <w:lang w:val="ar_AE" w:bidi="ar_AE"/>
-        </w:rPr>
-      </w:r>
-      <w:r>
-        <w:rPr>
           <w:b/>
           <w:lang w:val="ar_AE" w:bidi="ar_AE"/>
         </w:rPr>
@@ -4974,22 +4378,6 @@
       </w:r>
       <w:r>
         <w:rPr>
-          <w:lang w:val="ar_AE" w:bidi="ar_AE"/>
-        </w:rPr>
-        <w:t>הַ⁠נִּשְׁבָּעִ֣ים לַֽ⁠יהוָ֔ה וְ⁠הַ⁠נִּשְׁבָּעִ֖ים בְּ⁠מַלְכָּֽ⁠ם</w:t>
-      </w:r>
-    </w:p>
-    <w:p>
-      <w:pPr>
-        <w:bidi/>
-      </w:pPr>
-      <w:r>
-        <w:rPr>
-          <w:lang w:val="ar_AE" w:bidi="ar_AE"/>
-        </w:rPr>
-      </w:r>
-      <w:r>
-        <w:rPr>
           <w:b/>
           <w:lang w:val="ar_AE" w:bidi="ar_AE"/>
         </w:rPr>
@@ -5134,22 +4522,6 @@
       </w:r>
       <w:r>
         <w:rPr>
-          <w:lang w:val="ar_AE" w:bidi="ar_AE"/>
-        </w:rPr>
-        <w:t>וְ⁠אֶת־הַ⁠נְּסוֹגִ֖ים מֵ⁠אַחֲרֵ֣י יְהוָ֑ה וַ⁠אֲשֶׁ֛ר לֹֽא־בִקְשׁ֥וּ אֶת־יְהוָ֖ה וְ⁠לֹ֥א דְרָשֻֽׁ⁠הוּ</w:t>
-      </w:r>
-    </w:p>
-    <w:p>
-      <w:pPr>
-        <w:bidi/>
-      </w:pPr>
-      <w:r>
-        <w:rPr>
-          <w:lang w:val="ar_AE" w:bidi="ar_AE"/>
-        </w:rPr>
-      </w:r>
-      <w:r>
-        <w:rPr>
           <w:b/>
           <w:lang w:val="ar_AE" w:bidi="ar_AE"/>
         </w:rPr>
@@ -5256,22 +4628,6 @@
       </w:r>
       <w:r>
         <w:rPr>
-          <w:lang w:val="ar_AE" w:bidi="ar_AE"/>
-        </w:rPr>
-        <w:t>וְ⁠אֶת־הַ⁠נְּסוֹגִ֖ים מֵ⁠אַחֲרֵ֣י יְהוָ֑ה וַ⁠אֲשֶׁ֛ר לֹֽא־בִקְשׁ֥וּ אֶת־יְהוָ֖ה וְ⁠לֹ֥א דְרָשֻֽׁ⁠הוּ</w:t>
-      </w:r>
-    </w:p>
-    <w:p>
-      <w:pPr>
-        <w:bidi/>
-      </w:pPr>
-      <w:r>
-        <w:rPr>
-          <w:lang w:val="ar_AE" w:bidi="ar_AE"/>
-        </w:rPr>
-      </w:r>
-      <w:r>
-        <w:rPr>
           <w:b/>
           <w:lang w:val="ar_AE" w:bidi="ar_AE"/>
         </w:rPr>
@@ -5378,22 +4734,6 @@
       </w:r>
       <w:r>
         <w:rPr>
-          <w:lang w:val="ar_AE" w:bidi="ar_AE"/>
-        </w:rPr>
-        <w:t>וְ⁠אֶת־הַ⁠נְּסוֹגִ֖ים מֵ⁠אַחֲרֵ֣י יְהוָ֑ה</w:t>
-      </w:r>
-    </w:p>
-    <w:p>
-      <w:pPr>
-        <w:bidi/>
-      </w:pPr>
-      <w:r>
-        <w:rPr>
-          <w:lang w:val="ar_AE" w:bidi="ar_AE"/>
-        </w:rPr>
-      </w:r>
-      <w:r>
-        <w:rPr>
           <w:b/>
           <w:lang w:val="ar_AE" w:bidi="ar_AE"/>
         </w:rPr>
@@ -5513,22 +4853,6 @@
       </w:r>
       <w:r>
         <w:rPr>
-          <w:lang w:val="ar_AE" w:bidi="ar_AE"/>
-        </w:rPr>
-        <w:t>וַ⁠אֲשֶׁ֛ר לֹֽא־בִקְשׁ֥וּ אֶת־יְהוָ֖ה וְ⁠לֹ֥א דְרָשֻֽׁ⁠הוּ</w:t>
-      </w:r>
-    </w:p>
-    <w:p>
-      <w:pPr>
-        <w:bidi/>
-      </w:pPr>
-      <w:r>
-        <w:rPr>
-          <w:lang w:val="ar_AE" w:bidi="ar_AE"/>
-        </w:rPr>
-      </w:r>
-      <w:r>
-        <w:rPr>
           <w:b/>
           <w:lang w:val="ar_AE" w:bidi="ar_AE"/>
         </w:rPr>
@@ -5687,22 +5011,6 @@
       </w:r>
       <w:r>
         <w:rPr>
-          <w:lang w:val="ar_AE" w:bidi="ar_AE"/>
-        </w:rPr>
-        <w:t>הַ֕ס מִ⁠פְּנֵ֖י אֲדֹנָ֣⁠י יְהוִ֑ה</w:t>
-      </w:r>
-    </w:p>
-    <w:p>
-      <w:pPr>
-        <w:bidi/>
-      </w:pPr>
-      <w:r>
-        <w:rPr>
-          <w:lang w:val="ar_AE" w:bidi="ar_AE"/>
-        </w:rPr>
-      </w:r>
-      <w:r>
-        <w:rPr>
           <w:b/>
           <w:lang w:val="ar_AE" w:bidi="ar_AE"/>
         </w:rPr>
@@ -5835,22 +5143,6 @@
       </w:r>
       <w:r>
         <w:rPr>
-          <w:lang w:val="ar_AE" w:bidi="ar_AE"/>
-        </w:rPr>
-        <w:t>הַ֕ס מִ⁠פְּנֵ֖י אֲדֹנָ֣⁠י יְהוִ֑ה</w:t>
-      </w:r>
-    </w:p>
-    <w:p>
-      <w:pPr>
-        <w:bidi/>
-      </w:pPr>
-      <w:r>
-        <w:rPr>
-          <w:lang w:val="ar_AE" w:bidi="ar_AE"/>
-        </w:rPr>
-      </w:r>
-      <w:r>
-        <w:rPr>
           <w:b/>
           <w:lang w:val="ar_AE" w:bidi="ar_AE"/>
         </w:rPr>
@@ -5970,22 +5262,6 @@
       </w:r>
       <w:r>
         <w:rPr>
-          <w:lang w:val="ar_AE" w:bidi="ar_AE"/>
-        </w:rPr>
-        <w:t>קָרוֹב֙ י֣וֹם יְהוָ֔ה</w:t>
-      </w:r>
-    </w:p>
-    <w:p>
-      <w:pPr>
-        <w:bidi/>
-      </w:pPr>
-      <w:r>
-        <w:rPr>
-          <w:lang w:val="ar_AE" w:bidi="ar_AE"/>
-        </w:rPr>
-      </w:r>
-      <w:r>
-        <w:rPr>
           <w:b/>
           <w:lang w:val="ar_AE" w:bidi="ar_AE"/>
         </w:rPr>
@@ -6105,22 +5381,6 @@
       </w:r>
       <w:r>
         <w:rPr>
-          <w:lang w:val="ar_AE" w:bidi="ar_AE"/>
-        </w:rPr>
-        <w:t>הֵכִ֧ין יְהוָ֛ה זֶ֖בַח הִקְדִּ֥ישׁ קְרֻאָֽי⁠ו</w:t>
-      </w:r>
-    </w:p>
-    <w:p>
-      <w:pPr>
-        <w:bidi/>
-      </w:pPr>
-      <w:r>
-        <w:rPr>
-          <w:lang w:val="ar_AE" w:bidi="ar_AE"/>
-        </w:rPr>
-      </w:r>
-      <w:r>
-        <w:rPr>
           <w:b/>
           <w:lang w:val="ar_AE" w:bidi="ar_AE"/>
         </w:rPr>
@@ -6273,22 +5533,6 @@
       </w:r>
       <w:r>
         <w:rPr>
-          <w:lang w:val="ar_AE" w:bidi="ar_AE"/>
-        </w:rPr>
-        <w:t>קְרֻאָֽי⁠ו</w:t>
-      </w:r>
-    </w:p>
-    <w:p>
-      <w:pPr>
-        <w:bidi/>
-      </w:pPr>
-      <w:r>
-        <w:rPr>
-          <w:lang w:val="ar_AE" w:bidi="ar_AE"/>
-        </w:rPr>
-      </w:r>
-      <w:r>
-        <w:rPr>
           <w:b/>
           <w:lang w:val="ar_AE" w:bidi="ar_AE"/>
         </w:rPr>
@@ -6395,22 +5639,6 @@
       </w:r>
       <w:r>
         <w:rPr>
-          <w:lang w:val="ar_AE" w:bidi="ar_AE"/>
-        </w:rPr>
-        <w:t>וְ⁠הָיָ֗ה בְּ⁠יוֹם֙ זֶ֣בַח יְהוָ֔ה</w:t>
-      </w:r>
-    </w:p>
-    <w:p>
-      <w:pPr>
-        <w:bidi/>
-      </w:pPr>
-      <w:r>
-        <w:rPr>
-          <w:lang w:val="ar_AE" w:bidi="ar_AE"/>
-        </w:rPr>
-      </w:r>
-      <w:r>
-        <w:rPr>
           <w:b/>
           <w:lang w:val="ar_AE" w:bidi="ar_AE"/>
         </w:rPr>
@@ -6517,22 +5745,6 @@
       </w:r>
       <w:r>
         <w:rPr>
-          <w:lang w:val="ar_AE" w:bidi="ar_AE"/>
-        </w:rPr>
-        <w:t>בְּ⁠יוֹם֙ זֶ֣בַח יְהוָ֔ה</w:t>
-      </w:r>
-    </w:p>
-    <w:p>
-      <w:pPr>
-        <w:bidi/>
-      </w:pPr>
-      <w:r>
-        <w:rPr>
-          <w:lang w:val="ar_AE" w:bidi="ar_AE"/>
-        </w:rPr>
-      </w:r>
-      <w:r>
-        <w:rPr>
           <w:b/>
           <w:lang w:val="ar_AE" w:bidi="ar_AE"/>
         </w:rPr>
@@ -6639,22 +5851,6 @@
       </w:r>
       <w:r>
         <w:rPr>
-          <w:lang w:val="ar_AE" w:bidi="ar_AE"/>
-        </w:rPr>
-        <w:t>בְּ⁠יוֹם֙ זֶ֣בַח יְהוָ֔ה</w:t>
-      </w:r>
-    </w:p>
-    <w:p>
-      <w:pPr>
-        <w:bidi/>
-      </w:pPr>
-      <w:r>
-        <w:rPr>
-          <w:lang w:val="ar_AE" w:bidi="ar_AE"/>
-        </w:rPr>
-      </w:r>
-      <w:r>
-        <w:rPr>
           <w:b/>
           <w:lang w:val="ar_AE" w:bidi="ar_AE"/>
         </w:rPr>
@@ -6761,22 +5957,6 @@
       </w:r>
       <w:r>
         <w:rPr>
-          <w:lang w:val="ar_AE" w:bidi="ar_AE"/>
-        </w:rPr>
-        <w:t>בְּ⁠יוֹם֙ זֶ֣בַח יְהוָ֔ה</w:t>
-      </w:r>
-    </w:p>
-    <w:p>
-      <w:pPr>
-        <w:bidi/>
-      </w:pPr>
-      <w:r>
-        <w:rPr>
-          <w:lang w:val="ar_AE" w:bidi="ar_AE"/>
-        </w:rPr>
-      </w:r>
-      <w:r>
-        <w:rPr>
           <w:b/>
           <w:lang w:val="ar_AE" w:bidi="ar_AE"/>
         </w:rPr>
@@ -6883,22 +6063,6 @@
       </w:r>
       <w:r>
         <w:rPr>
-          <w:lang w:val="ar_AE" w:bidi="ar_AE"/>
-        </w:rPr>
-        <w:t>וּ⁠פָקַדְתִּ֥י עַל־הַ⁠שָּׂרִ֖ים וְ⁠עַל־בְּנֵ֣י הַ⁠מֶּ֑לֶךְ וְ⁠עַ֥ל כָּל־הַ⁠לֹּבְשִׁ֖ים מַלְבּ֥וּשׁ נָכְרִֽי</w:t>
-      </w:r>
-    </w:p>
-    <w:p>
-      <w:pPr>
-        <w:bidi/>
-      </w:pPr>
-      <w:r>
-        <w:rPr>
-          <w:lang w:val="ar_AE" w:bidi="ar_AE"/>
-        </w:rPr>
-      </w:r>
-      <w:r>
-        <w:rPr>
           <w:b/>
           <w:lang w:val="ar_AE" w:bidi="ar_AE"/>
         </w:rPr>
@@ -7018,22 +6182,6 @@
       </w:r>
       <w:r>
         <w:rPr>
-          <w:lang w:val="ar_AE" w:bidi="ar_AE"/>
-        </w:rPr>
-        <w:t>הַ⁠שָּׂרִ֖ים</w:t>
-      </w:r>
-    </w:p>
-    <w:p>
-      <w:pPr>
-        <w:bidi/>
-      </w:pPr>
-      <w:r>
-        <w:rPr>
-          <w:lang w:val="ar_AE" w:bidi="ar_AE"/>
-        </w:rPr>
-      </w:r>
-      <w:r>
-        <w:rPr>
           <w:b/>
           <w:lang w:val="ar_AE" w:bidi="ar_AE"/>
         </w:rPr>
@@ -7153,22 +6301,6 @@
       </w:r>
       <w:r>
         <w:rPr>
-          <w:lang w:val="ar_AE" w:bidi="ar_AE"/>
-        </w:rPr>
-        <w:t>בְּנֵ֣י הַ⁠מֶּ֑לֶךְ</w:t>
-      </w:r>
-    </w:p>
-    <w:p>
-      <w:pPr>
-        <w:bidi/>
-      </w:pPr>
-      <w:r>
-        <w:rPr>
-          <w:lang w:val="ar_AE" w:bidi="ar_AE"/>
-        </w:rPr>
-      </w:r>
-      <w:r>
-        <w:rPr>
           <w:b/>
           <w:lang w:val="ar_AE" w:bidi="ar_AE"/>
         </w:rPr>
@@ -7288,22 +6420,6 @@
       </w:r>
       <w:r>
         <w:rPr>
-          <w:lang w:val="ar_AE" w:bidi="ar_AE"/>
-        </w:rPr>
-        <w:t>כָּל־הַ⁠לֹּבְשִׁ֖ים מַלְבּ֥וּשׁ נָכְרִֽי</w:t>
-      </w:r>
-    </w:p>
-    <w:p>
-      <w:pPr>
-        <w:bidi/>
-      </w:pPr>
-      <w:r>
-        <w:rPr>
-          <w:lang w:val="ar_AE" w:bidi="ar_AE"/>
-        </w:rPr>
-      </w:r>
-      <w:r>
-        <w:rPr>
           <w:b/>
           <w:lang w:val="ar_AE" w:bidi="ar_AE"/>
         </w:rPr>
@@ -7423,22 +6539,6 @@
       </w:r>
       <w:r>
         <w:rPr>
-          <w:lang w:val="ar_AE" w:bidi="ar_AE"/>
-        </w:rPr>
-        <w:t>וּ⁠פָקַדְתִּ֗י עַ֧ל &amp; בַּ⁠יּ֣וֹם הַ⁠ה֑וּא</w:t>
-      </w:r>
-    </w:p>
-    <w:p>
-      <w:pPr>
-        <w:bidi/>
-      </w:pPr>
-      <w:r>
-        <w:rPr>
-          <w:lang w:val="ar_AE" w:bidi="ar_AE"/>
-        </w:rPr>
-      </w:r>
-      <w:r>
-        <w:rPr>
           <w:b/>
           <w:lang w:val="ar_AE" w:bidi="ar_AE"/>
         </w:rPr>
@@ -7545,22 +6645,6 @@
       </w:r>
       <w:r>
         <w:rPr>
-          <w:lang w:val="ar_AE" w:bidi="ar_AE"/>
-        </w:rPr>
-        <w:t>כָּל־הַ⁠דּוֹלֵ֛ג עַל־הַ⁠מִּפְתָּ֖ן</w:t>
-      </w:r>
-    </w:p>
-    <w:p>
-      <w:pPr>
-        <w:bidi/>
-      </w:pPr>
-      <w:r>
-        <w:rPr>
-          <w:lang w:val="ar_AE" w:bidi="ar_AE"/>
-        </w:rPr>
-      </w:r>
-      <w:r>
-        <w:rPr>
           <w:b/>
           <w:lang w:val="ar_AE" w:bidi="ar_AE"/>
         </w:rPr>
@@ -7706,22 +6790,6 @@
       </w:r>
       <w:r>
         <w:rPr>
-          <w:lang w:val="ar_AE" w:bidi="ar_AE"/>
-        </w:rPr>
-        <w:t>הַֽ⁠מְמַלְאִ֛ים בֵּ֥ית אֲדֹנֵי⁠הֶ֖ם חָמָ֥ס וּ⁠מִרְמָֽה</w:t>
-      </w:r>
-    </w:p>
-    <w:p>
-      <w:pPr>
-        <w:bidi/>
-      </w:pPr>
-      <w:r>
-        <w:rPr>
-          <w:lang w:val="ar_AE" w:bidi="ar_AE"/>
-        </w:rPr>
-      </w:r>
-      <w:r>
-        <w:rPr>
           <w:b/>
           <w:lang w:val="ar_AE" w:bidi="ar_AE"/>
         </w:rPr>
@@ -7841,22 +6909,6 @@
       </w:r>
       <w:r>
         <w:rPr>
-          <w:lang w:val="ar_AE" w:bidi="ar_AE"/>
-        </w:rPr>
-        <w:t>חָמָ֥ס וּ⁠מִרְמָֽה</w:t>
-      </w:r>
-    </w:p>
-    <w:p>
-      <w:pPr>
-        <w:bidi/>
-      </w:pPr>
-      <w:r>
-        <w:rPr>
-          <w:lang w:val="ar_AE" w:bidi="ar_AE"/>
-        </w:rPr>
-      </w:r>
-      <w:r>
-        <w:rPr>
           <w:b/>
           <w:lang w:val="ar_AE" w:bidi="ar_AE"/>
         </w:rPr>
@@ -7989,22 +7041,6 @@
       </w:r>
       <w:r>
         <w:rPr>
-          <w:lang w:val="ar_AE" w:bidi="ar_AE"/>
-        </w:rPr>
-        <w:t>וְ⁠הָיָה֩ בַ⁠יּ֨וֹם הַ⁠ה֜וּא נְאֻם־יְהוָ֗ה ק֤וֹל</w:t>
-      </w:r>
-    </w:p>
-    <w:p>
-      <w:pPr>
-        <w:bidi/>
-      </w:pPr>
-      <w:r>
-        <w:rPr>
-          <w:lang w:val="ar_AE" w:bidi="ar_AE"/>
-        </w:rPr>
-      </w:r>
-      <w:r>
-        <w:rPr>
           <w:b/>
           <w:lang w:val="ar_AE" w:bidi="ar_AE"/>
         </w:rPr>
@@ -8124,22 +7160,6 @@
       </w:r>
       <w:r>
         <w:rPr>
-          <w:lang w:val="ar_AE" w:bidi="ar_AE"/>
-        </w:rPr>
-        <w:t>בַ⁠יּ֨וֹם הַ⁠ה֜וּא</w:t>
-      </w:r>
-    </w:p>
-    <w:p>
-      <w:pPr>
-        <w:bidi/>
-      </w:pPr>
-      <w:r>
-        <w:rPr>
-          <w:lang w:val="ar_AE" w:bidi="ar_AE"/>
-        </w:rPr>
-      </w:r>
-      <w:r>
-        <w:rPr>
           <w:b/>
           <w:lang w:val="ar_AE" w:bidi="ar_AE"/>
         </w:rPr>
@@ -8246,22 +7266,6 @@
       </w:r>
       <w:r>
         <w:rPr>
-          <w:lang w:val="ar_AE" w:bidi="ar_AE"/>
-        </w:rPr>
-        <w:t>ק֤וֹל</w:t>
-      </w:r>
-    </w:p>
-    <w:p>
-      <w:pPr>
-        <w:bidi/>
-      </w:pPr>
-      <w:r>
-        <w:rPr>
-          <w:lang w:val="ar_AE" w:bidi="ar_AE"/>
-        </w:rPr>
-      </w:r>
-      <w:r>
-        <w:rPr>
           <w:b/>
           <w:lang w:val="ar_AE" w:bidi="ar_AE"/>
         </w:rPr>
@@ -8368,22 +7372,6 @@
       </w:r>
       <w:r>
         <w:rPr>
-          <w:lang w:val="ar_AE" w:bidi="ar_AE"/>
-        </w:rPr>
-        <w:t>מִ⁠שַּׁ֣עַר הַ⁠דָּגִ֔ים</w:t>
-      </w:r>
-    </w:p>
-    <w:p>
-      <w:pPr>
-        <w:bidi/>
-      </w:pPr>
-      <w:r>
-        <w:rPr>
-          <w:lang w:val="ar_AE" w:bidi="ar_AE"/>
-        </w:rPr>
-      </w:r>
-      <w:r>
-        <w:rPr>
           <w:b/>
           <w:lang w:val="ar_AE" w:bidi="ar_AE"/>
         </w:rPr>
@@ -8503,22 +7491,6 @@
       </w:r>
       <w:r>
         <w:rPr>
-          <w:lang w:val="ar_AE" w:bidi="ar_AE"/>
-        </w:rPr>
-        <w:t>הַ⁠מִּשְׁנֶ֑ה</w:t>
-      </w:r>
-    </w:p>
-    <w:p>
-      <w:pPr>
-        <w:bidi/>
-      </w:pPr>
-      <w:r>
-        <w:rPr>
-          <w:lang w:val="ar_AE" w:bidi="ar_AE"/>
-        </w:rPr>
-      </w:r>
-      <w:r>
-        <w:rPr>
           <w:b/>
           <w:lang w:val="ar_AE" w:bidi="ar_AE"/>
         </w:rPr>
@@ -8651,22 +7623,6 @@
       </w:r>
       <w:r>
         <w:rPr>
-          <w:lang w:val="ar_AE" w:bidi="ar_AE"/>
-        </w:rPr>
-        <w:t>מֵ⁠הַ⁠גְּבָעֽוֹת</w:t>
-      </w:r>
-    </w:p>
-    <w:p>
-      <w:pPr>
-        <w:bidi/>
-      </w:pPr>
-      <w:r>
-        <w:rPr>
-          <w:lang w:val="ar_AE" w:bidi="ar_AE"/>
-        </w:rPr>
-      </w:r>
-      <w:r>
-        <w:rPr>
           <w:b/>
           <w:lang w:val="ar_AE" w:bidi="ar_AE"/>
         </w:rPr>
@@ -8786,22 +7742,6 @@
       </w:r>
       <w:r>
         <w:rPr>
-          <w:lang w:val="ar_AE" w:bidi="ar_AE"/>
-        </w:rPr>
-        <w:t>הַ⁠מַּכְתֵּ֑שׁ</w:t>
-      </w:r>
-    </w:p>
-    <w:p>
-      <w:pPr>
-        <w:bidi/>
-      </w:pPr>
-      <w:r>
-        <w:rPr>
-          <w:lang w:val="ar_AE" w:bidi="ar_AE"/>
-        </w:rPr>
-      </w:r>
-      <w:r>
-        <w:rPr>
           <w:b/>
           <w:lang w:val="ar_AE" w:bidi="ar_AE"/>
         </w:rPr>
@@ -8921,22 +7861,6 @@
       </w:r>
       <w:r>
         <w:rPr>
-          <w:lang w:val="ar_AE" w:bidi="ar_AE"/>
-        </w:rPr>
-        <w:t>נִדְמָה֙ כָּל־עַ֣ם כְּנַ֔עַן נִכְרְת֖וּ כָּל־נְטִ֥ילֵי כָֽסֶף</w:t>
-      </w:r>
-    </w:p>
-    <w:p>
-      <w:pPr>
-        <w:bidi/>
-      </w:pPr>
-      <w:r>
-        <w:rPr>
-          <w:lang w:val="ar_AE" w:bidi="ar_AE"/>
-        </w:rPr>
-      </w:r>
-      <w:r>
-        <w:rPr>
           <w:b/>
           <w:lang w:val="ar_AE" w:bidi="ar_AE"/>
         </w:rPr>
@@ -9043,22 +7967,6 @@
       </w:r>
       <w:r>
         <w:rPr>
-          <w:lang w:val="ar_AE" w:bidi="ar_AE"/>
-        </w:rPr>
-        <w:t>נִדְמָה֙ כָּל־עַ֣ם כְּנַ֔עַן נִכְרְת֖וּ כָּל־נְטִ֥ילֵי כָֽסֶף</w:t>
-      </w:r>
-    </w:p>
-    <w:p>
-      <w:pPr>
-        <w:bidi/>
-      </w:pPr>
-      <w:r>
-        <w:rPr>
-          <w:lang w:val="ar_AE" w:bidi="ar_AE"/>
-        </w:rPr>
-      </w:r>
-      <w:r>
-        <w:rPr>
           <w:b/>
           <w:lang w:val="ar_AE" w:bidi="ar_AE"/>
         </w:rPr>
@@ -9165,22 +8073,6 @@
       </w:r>
       <w:r>
         <w:rPr>
-          <w:lang w:val="ar_AE" w:bidi="ar_AE"/>
-        </w:rPr>
-        <w:t>עַ֣ם כְּנַ֔עַן</w:t>
-      </w:r>
-    </w:p>
-    <w:p>
-      <w:pPr>
-        <w:bidi/>
-      </w:pPr>
-      <w:r>
-        <w:rPr>
-          <w:lang w:val="ar_AE" w:bidi="ar_AE"/>
-        </w:rPr>
-      </w:r>
-      <w:r>
-        <w:rPr>
           <w:b/>
           <w:lang w:val="ar_AE" w:bidi="ar_AE"/>
         </w:rPr>
@@ -9300,22 +8192,6 @@
       </w:r>
       <w:r>
         <w:rPr>
-          <w:lang w:val="ar_AE" w:bidi="ar_AE"/>
-        </w:rPr>
-        <w:t>נְטִ֥ילֵי כָֽסֶף</w:t>
-      </w:r>
-    </w:p>
-    <w:p>
-      <w:pPr>
-        <w:bidi/>
-      </w:pPr>
-      <w:r>
-        <w:rPr>
-          <w:lang w:val="ar_AE" w:bidi="ar_AE"/>
-        </w:rPr>
-      </w:r>
-      <w:r>
-        <w:rPr>
           <w:b/>
           <w:lang w:val="ar_AE" w:bidi="ar_AE"/>
         </w:rPr>
@@ -9435,22 +8311,6 @@
       </w:r>
       <w:r>
         <w:rPr>
-          <w:lang w:val="ar_AE" w:bidi="ar_AE"/>
-        </w:rPr>
-        <w:t>נִכְרְת֖וּ</w:t>
-      </w:r>
-    </w:p>
-    <w:p>
-      <w:pPr>
-        <w:bidi/>
-      </w:pPr>
-      <w:r>
-        <w:rPr>
-          <w:lang w:val="ar_AE" w:bidi="ar_AE"/>
-        </w:rPr>
-      </w:r>
-      <w:r>
-        <w:rPr>
           <w:b/>
           <w:lang w:val="ar_AE" w:bidi="ar_AE"/>
         </w:rPr>
@@ -9569,22 +8429,6 @@
       </w:r>
       <w:r>
         <w:rPr>
-          <w:lang w:val="ar_AE" w:bidi="ar_AE"/>
-        </w:rPr>
-        <w:t>בַּ⁠נֵּר֑וֹת</w:t>
-      </w:r>
-    </w:p>
-    <w:p>
-      <w:pPr>
-        <w:bidi/>
-      </w:pPr>
-      <w:r>
-        <w:rPr>
-          <w:lang w:val="ar_AE" w:bidi="ar_AE"/>
-        </w:rPr>
-      </w:r>
-      <w:r>
-        <w:rPr>
           <w:b/>
           <w:lang w:val="ar_AE" w:bidi="ar_AE"/>
         </w:rPr>
@@ -9717,22 +8561,6 @@
       </w:r>
       <w:r>
         <w:rPr>
-          <w:lang w:val="ar_AE" w:bidi="ar_AE"/>
-        </w:rPr>
-        <w:t>וּ⁠פָקַדְתִּ֣י עַל</w:t>
-      </w:r>
-    </w:p>
-    <w:p>
-      <w:pPr>
-        <w:bidi/>
-      </w:pPr>
-      <w:r>
-        <w:rPr>
-          <w:lang w:val="ar_AE" w:bidi="ar_AE"/>
-        </w:rPr>
-      </w:r>
-      <w:r>
-        <w:rPr>
           <w:b/>
           <w:lang w:val="ar_AE" w:bidi="ar_AE"/>
         </w:rPr>
@@ -9839,22 +8667,6 @@
       </w:r>
       <w:r>
         <w:rPr>
-          <w:lang w:val="ar_AE" w:bidi="ar_AE"/>
-        </w:rPr>
-        <w:t>הָ⁠אֲנָשִׁ֗ים הַ⁠קֹּֽפְאִים֙ עַל־שִׁמְרֵי⁠הֶ֔ם</w:t>
-      </w:r>
-    </w:p>
-    <w:p>
-      <w:pPr>
-        <w:bidi/>
-      </w:pPr>
-      <w:r>
-        <w:rPr>
-          <w:lang w:val="ar_AE" w:bidi="ar_AE"/>
-        </w:rPr>
-      </w:r>
-      <w:r>
-        <w:rPr>
           <w:b/>
           <w:lang w:val="ar_AE" w:bidi="ar_AE"/>
         </w:rPr>
@@ -9974,22 +8786,6 @@
       </w:r>
       <w:r>
         <w:rPr>
-          <w:lang w:val="ar_AE" w:bidi="ar_AE"/>
-        </w:rPr>
-        <w:t>הָ⁠אֲנָשִׁ֗ים הַ⁠קֹּֽפְאִים֙ עַל־שִׁמְרֵי⁠הֶ֔ם</w:t>
-      </w:r>
-    </w:p>
-    <w:p>
-      <w:pPr>
-        <w:bidi/>
-      </w:pPr>
-      <w:r>
-        <w:rPr>
-          <w:lang w:val="ar_AE" w:bidi="ar_AE"/>
-        </w:rPr>
-      </w:r>
-      <w:r>
-        <w:rPr>
           <w:b/>
           <w:lang w:val="ar_AE" w:bidi="ar_AE"/>
         </w:rPr>
@@ -10135,22 +8931,6 @@
       </w:r>
       <w:r>
         <w:rPr>
-          <w:lang w:val="ar_AE" w:bidi="ar_AE"/>
-        </w:rPr>
-        <w:t>הָ⁠אֹֽמְרִים֙ בִּ⁠לְבָבָ֔⁠ם לֹֽא־יֵיטִ֥יב יְהוָ֖ה וְ⁠לֹ֥א יָרֵֽעַ</w:t>
-      </w:r>
-    </w:p>
-    <w:p>
-      <w:pPr>
-        <w:bidi/>
-      </w:pPr>
-      <w:r>
-        <w:rPr>
-          <w:lang w:val="ar_AE" w:bidi="ar_AE"/>
-        </w:rPr>
-      </w:r>
-      <w:r>
-        <w:rPr>
           <w:b/>
           <w:lang w:val="ar_AE" w:bidi="ar_AE"/>
         </w:rPr>
@@ -10257,22 +9037,6 @@
       </w:r>
       <w:r>
         <w:rPr>
-          <w:lang w:val="ar_AE" w:bidi="ar_AE"/>
-        </w:rPr>
-        <w:t>הָ⁠אֹֽמְרִים֙ בִּ⁠לְבָבָ֔⁠ם לֹֽא־יֵיטִ֥יב יְהוָ֖ה וְ⁠לֹ֥א יָרֵֽעַ</w:t>
-      </w:r>
-    </w:p>
-    <w:p>
-      <w:pPr>
-        <w:bidi/>
-      </w:pPr>
-      <w:r>
-        <w:rPr>
-          <w:lang w:val="ar_AE" w:bidi="ar_AE"/>
-        </w:rPr>
-      </w:r>
-      <w:r>
-        <w:rPr>
           <w:b/>
           <w:lang w:val="ar_AE" w:bidi="ar_AE"/>
         </w:rPr>
@@ -10379,22 +9143,6 @@
       </w:r>
       <w:r>
         <w:rPr>
-          <w:lang w:val="ar_AE" w:bidi="ar_AE"/>
-        </w:rPr>
-        <w:t>בִּ⁠לְבָבָ֔⁠ם</w:t>
-      </w:r>
-    </w:p>
-    <w:p>
-      <w:pPr>
-        <w:bidi/>
-      </w:pPr>
-      <w:r>
-        <w:rPr>
-          <w:lang w:val="ar_AE" w:bidi="ar_AE"/>
-        </w:rPr>
-      </w:r>
-      <w:r>
-        <w:rPr>
           <w:b/>
           <w:lang w:val="ar_AE" w:bidi="ar_AE"/>
         </w:rPr>
@@ -10514,22 +9262,6 @@
       </w:r>
       <w:r>
         <w:rPr>
-          <w:lang w:val="ar_AE" w:bidi="ar_AE"/>
-        </w:rPr>
-        <w:t>בִּ⁠לְבָבָ֔⁠ם</w:t>
-      </w:r>
-    </w:p>
-    <w:p>
-      <w:pPr>
-        <w:bidi/>
-      </w:pPr>
-      <w:r>
-        <w:rPr>
-          <w:lang w:val="ar_AE" w:bidi="ar_AE"/>
-        </w:rPr>
-      </w:r>
-      <w:r>
-        <w:rPr>
           <w:b/>
           <w:lang w:val="ar_AE" w:bidi="ar_AE"/>
         </w:rPr>
@@ -10649,22 +9381,6 @@
       </w:r>
       <w:r>
         <w:rPr>
-          <w:lang w:val="ar_AE" w:bidi="ar_AE"/>
-        </w:rPr>
-        <w:t>לֹֽא־יֵיטִ֥יב יְהוָ֖ה וְ⁠לֹ֥א יָרֵֽעַ</w:t>
-      </w:r>
-    </w:p>
-    <w:p>
-      <w:pPr>
-        <w:bidi/>
-      </w:pPr>
-      <w:r>
-        <w:rPr>
-          <w:lang w:val="ar_AE" w:bidi="ar_AE"/>
-        </w:rPr>
-      </w:r>
-      <w:r>
-        <w:rPr>
           <w:b/>
           <w:lang w:val="ar_AE" w:bidi="ar_AE"/>
         </w:rPr>
@@ -10797,22 +9513,6 @@
       </w:r>
       <w:r>
         <w:rPr>
-          <w:lang w:val="ar_AE" w:bidi="ar_AE"/>
-        </w:rPr>
-        <w:t>וְ⁠הָיָ֤ה חֵילָ⁠ם֙ לִ⁠מְשִׁסָּ֔ה וּ⁠בָתֵּי⁠הֶ֖ם לִ⁠שְׁמָמָ֑ה</w:t>
-      </w:r>
-    </w:p>
-    <w:p>
-      <w:pPr>
-        <w:bidi/>
-      </w:pPr>
-      <w:r>
-        <w:rPr>
-          <w:lang w:val="ar_AE" w:bidi="ar_AE"/>
-        </w:rPr>
-      </w:r>
-      <w:r>
-        <w:rPr>
           <w:b/>
           <w:lang w:val="ar_AE" w:bidi="ar_AE"/>
         </w:rPr>
@@ -10919,22 +9619,6 @@
       </w:r>
       <w:r>
         <w:rPr>
-          <w:lang w:val="ar_AE" w:bidi="ar_AE"/>
-        </w:rPr>
-        <w:t>וְ⁠הָיָ֤ה חֵילָ⁠ם֙ לִ⁠מְשִׁסָּ֔ה וּ⁠בָתֵּי⁠הֶ֖ם לִ⁠שְׁמָמָ֑ה</w:t>
-      </w:r>
-    </w:p>
-    <w:p>
-      <w:pPr>
-        <w:bidi/>
-      </w:pPr>
-      <w:r>
-        <w:rPr>
-          <w:lang w:val="ar_AE" w:bidi="ar_AE"/>
-        </w:rPr>
-      </w:r>
-      <w:r>
-        <w:rPr>
           <w:b/>
           <w:lang w:val="ar_AE" w:bidi="ar_AE"/>
         </w:rPr>
@@ -11088,7 +9772,7 @@
         </w:rPr>
         <w:t xml:space="preserve">" (التثنية </w:t>
       </w:r>
-      <w:hyperlink r:id="rId16">
+      <w:hyperlink r:id="rId14">
         <w:r>
           <w:rPr>
             <w:lang w:val="ar_AE" w:bidi="ar_AE"/>
@@ -11177,22 +9861,6 @@
       </w:r>
       <w:r>
         <w:rPr>
-          <w:lang w:val="ar_AE" w:bidi="ar_AE"/>
-        </w:rPr>
-        <w:t>יוֹם־יְהוָה֙ הַ⁠גָּד֔וֹל &amp; י֣וֹם יְהוָ֔ה</w:t>
-      </w:r>
-    </w:p>
-    <w:p>
-      <w:pPr>
-        <w:bidi/>
-      </w:pPr>
-      <w:r>
-        <w:rPr>
-          <w:lang w:val="ar_AE" w:bidi="ar_AE"/>
-        </w:rPr>
-      </w:r>
-      <w:r>
-        <w:rPr>
           <w:b/>
           <w:lang w:val="ar_AE" w:bidi="ar_AE"/>
         </w:rPr>
@@ -11313,22 +9981,6 @@
       </w:r>
       <w:r>
         <w:rPr>
-          <w:lang w:val="ar_AE" w:bidi="ar_AE"/>
-        </w:rPr>
-        <w:t>יוֹם־יְהוָה֙ הַ⁠גָּד֔וֹל &amp; י֣וֹם יְהוָ֔ה</w:t>
-      </w:r>
-    </w:p>
-    <w:p>
-      <w:pPr>
-        <w:bidi/>
-      </w:pPr>
-      <w:r>
-        <w:rPr>
-          <w:lang w:val="ar_AE" w:bidi="ar_AE"/>
-        </w:rPr>
-      </w:r>
-      <w:r>
-        <w:rPr>
           <w:b/>
           <w:lang w:val="ar_AE" w:bidi="ar_AE"/>
         </w:rPr>
@@ -11449,22 +10101,6 @@
       </w:r>
       <w:r>
         <w:rPr>
-          <w:lang w:val="ar_AE" w:bidi="ar_AE"/>
-        </w:rPr>
-        <w:t>קָר֤וֹב &amp; קָר֖וֹב וּ⁠מַהֵ֣ר מְאֹ֑ד</w:t>
-      </w:r>
-    </w:p>
-    <w:p>
-      <w:pPr>
-        <w:bidi/>
-      </w:pPr>
-      <w:r>
-        <w:rPr>
-          <w:lang w:val="ar_AE" w:bidi="ar_AE"/>
-        </w:rPr>
-      </w:r>
-      <w:r>
-        <w:rPr>
           <w:b/>
           <w:lang w:val="ar_AE" w:bidi="ar_AE"/>
         </w:rPr>
@@ -11584,22 +10220,6 @@
       </w:r>
       <w:r>
         <w:rPr>
-          <w:lang w:val="ar_AE" w:bidi="ar_AE"/>
-        </w:rPr>
-        <w:t>קָר֤וֹב &amp; קָר֖וֹב וּ⁠מַהֵ֣ר מְאֹ֑ד</w:t>
-      </w:r>
-    </w:p>
-    <w:p>
-      <w:pPr>
-        <w:bidi/>
-      </w:pPr>
-      <w:r>
-        <w:rPr>
-          <w:lang w:val="ar_AE" w:bidi="ar_AE"/>
-        </w:rPr>
-      </w:r>
-      <w:r>
-        <w:rPr>
           <w:b/>
           <w:lang w:val="ar_AE" w:bidi="ar_AE"/>
         </w:rPr>
@@ -11732,22 +10352,6 @@
       </w:r>
       <w:r>
         <w:rPr>
-          <w:lang w:val="ar_AE" w:bidi="ar_AE"/>
-        </w:rPr>
-        <w:t>ק֚וֹל י֣וֹם יְהוָ֔ה מַ֥ר</w:t>
-      </w:r>
-    </w:p>
-    <w:p>
-      <w:pPr>
-        <w:bidi/>
-      </w:pPr>
-      <w:r>
-        <w:rPr>
-          <w:lang w:val="ar_AE" w:bidi="ar_AE"/>
-        </w:rPr>
-      </w:r>
-      <w:r>
-        <w:rPr>
           <w:b/>
           <w:lang w:val="ar_AE" w:bidi="ar_AE"/>
         </w:rPr>
@@ -11880,22 +10484,6 @@
       </w:r>
       <w:r>
         <w:rPr>
-          <w:lang w:val="ar_AE" w:bidi="ar_AE"/>
-        </w:rPr>
-        <w:t>צֹרֵ֖חַ &amp; גִּבּֽוֹר</w:t>
-      </w:r>
-    </w:p>
-    <w:p>
-      <w:pPr>
-        <w:bidi/>
-      </w:pPr>
-      <w:r>
-        <w:rPr>
-          <w:lang w:val="ar_AE" w:bidi="ar_AE"/>
-        </w:rPr>
-      </w:r>
-      <w:r>
-        <w:rPr>
           <w:b/>
           <w:lang w:val="ar_AE" w:bidi="ar_AE"/>
         </w:rPr>
@@ -12015,22 +10603,6 @@
       </w:r>
       <w:r>
         <w:rPr>
-          <w:lang w:val="ar_AE" w:bidi="ar_AE"/>
-        </w:rPr>
-        <w:t>הַ⁠יּ֣וֹם הַ⁠ה֑וּא</w:t>
-      </w:r>
-    </w:p>
-    <w:p>
-      <w:pPr>
-        <w:bidi/>
-      </w:pPr>
-      <w:r>
-        <w:rPr>
-          <w:lang w:val="ar_AE" w:bidi="ar_AE"/>
-        </w:rPr>
-      </w:r>
-      <w:r>
-        <w:rPr>
           <w:b/>
           <w:lang w:val="ar_AE" w:bidi="ar_AE"/>
         </w:rPr>
@@ -12150,22 +10722,6 @@
       </w:r>
       <w:r>
         <w:rPr>
-          <w:lang w:val="ar_AE" w:bidi="ar_AE"/>
-        </w:rPr>
-        <w:t>י֧וֹם צָרָ֣ה וּ⁠מְצוּקָ֗ה י֤וֹם שֹׁאָה֙ וּ⁠מְשׁוֹאָ֔ה י֥וֹם חֹ֨שֶׁךְ֙ וַ⁠אֲפֵלָ֔ה י֥וֹם עָנָ֖ן וַ⁠עֲרָפֶֽל</w:t>
-      </w:r>
-    </w:p>
-    <w:p>
-      <w:pPr>
-        <w:bidi/>
-      </w:pPr>
-      <w:r>
-        <w:rPr>
-          <w:lang w:val="ar_AE" w:bidi="ar_AE"/>
-        </w:rPr>
-      </w:r>
-      <w:r>
-        <w:rPr>
           <w:b/>
           <w:lang w:val="ar_AE" w:bidi="ar_AE"/>
         </w:rPr>
@@ -12272,22 +10828,6 @@
       </w:r>
       <w:r>
         <w:rPr>
-          <w:lang w:val="ar_AE" w:bidi="ar_AE"/>
-        </w:rPr>
-        <w:t>י֥וֹם חֹ֨שֶׁךְ֙ וַ⁠אֲפֵלָ֔ה י֥וֹם עָנָ֖ן וַ⁠עֲרָפֶֽל</w:t>
-      </w:r>
-    </w:p>
-    <w:p>
-      <w:pPr>
-        <w:bidi/>
-      </w:pPr>
-      <w:r>
-        <w:rPr>
-          <w:lang w:val="ar_AE" w:bidi="ar_AE"/>
-        </w:rPr>
-      </w:r>
-      <w:r>
-        <w:rPr>
           <w:b/>
           <w:lang w:val="ar_AE" w:bidi="ar_AE"/>
         </w:rPr>
@@ -12394,22 +10934,6 @@
       </w:r>
       <w:r>
         <w:rPr>
-          <w:lang w:val="ar_AE" w:bidi="ar_AE"/>
-        </w:rPr>
-        <w:t>י֥וֹם</w:t>
-      </w:r>
-    </w:p>
-    <w:p>
-      <w:pPr>
-        <w:bidi/>
-      </w:pPr>
-      <w:r>
-        <w:rPr>
-          <w:lang w:val="ar_AE" w:bidi="ar_AE"/>
-        </w:rPr>
-      </w:r>
-      <w:r>
-        <w:rPr>
           <w:b/>
           <w:lang w:val="ar_AE" w:bidi="ar_AE"/>
         </w:rPr>
@@ -12529,22 +11053,6 @@
       </w:r>
       <w:r>
         <w:rPr>
-          <w:lang w:val="ar_AE" w:bidi="ar_AE"/>
-        </w:rPr>
-        <w:t>שׁוֹפָ֖ר וּ⁠תְרוּעָ֑ה</w:t>
-      </w:r>
-    </w:p>
-    <w:p>
-      <w:pPr>
-        <w:bidi/>
-      </w:pPr>
-      <w:r>
-        <w:rPr>
-          <w:lang w:val="ar_AE" w:bidi="ar_AE"/>
-        </w:rPr>
-      </w:r>
-      <w:r>
-        <w:rPr>
           <w:b/>
           <w:lang w:val="ar_AE" w:bidi="ar_AE"/>
         </w:rPr>
@@ -12664,22 +11172,6 @@
       </w:r>
       <w:r>
         <w:rPr>
-          <w:lang w:val="ar_AE" w:bidi="ar_AE"/>
-        </w:rPr>
-        <w:t>עַ֚ל הֶ⁠עָרִ֣ים הַ⁠בְּצֻר֔וֹת וְ⁠עַ֖ל הַ⁠פִּנּ֥וֹת הַ⁠גְּבֹהֽוֹת</w:t>
-      </w:r>
-    </w:p>
-    <w:p>
-      <w:pPr>
-        <w:bidi/>
-      </w:pPr>
-      <w:r>
-        <w:rPr>
-          <w:lang w:val="ar_AE" w:bidi="ar_AE"/>
-        </w:rPr>
-      </w:r>
-      <w:r>
-        <w:rPr>
           <w:b/>
           <w:lang w:val="ar_AE" w:bidi="ar_AE"/>
         </w:rPr>
@@ -12825,22 +11317,6 @@
       </w:r>
       <w:r>
         <w:rPr>
-          <w:lang w:val="ar_AE" w:bidi="ar_AE"/>
-        </w:rPr>
-        <w:t>עַ֚ל הֶ⁠עָרִ֣ים הַ⁠בְּצֻר֔וֹת וְ⁠עַ֖ל הַ⁠פִּנּ֥וֹת הַ⁠גְּבֹהֽוֹת</w:t>
-      </w:r>
-    </w:p>
-    <w:p>
-      <w:pPr>
-        <w:bidi/>
-      </w:pPr>
-      <w:r>
-        <w:rPr>
-          <w:lang w:val="ar_AE" w:bidi="ar_AE"/>
-        </w:rPr>
-      </w:r>
-      <w:r>
-        <w:rPr>
           <w:b/>
           <w:lang w:val="ar_AE" w:bidi="ar_AE"/>
         </w:rPr>
@@ -12973,22 +11449,6 @@
       </w:r>
       <w:r>
         <w:rPr>
-          <w:lang w:val="ar_AE" w:bidi="ar_AE"/>
-        </w:rPr>
-        <w:t>לָ⁠אָדָ֗ם</w:t>
-      </w:r>
-    </w:p>
-    <w:p>
-      <w:pPr>
-        <w:bidi/>
-      </w:pPr>
-      <w:r>
-        <w:rPr>
-          <w:lang w:val="ar_AE" w:bidi="ar_AE"/>
-        </w:rPr>
-      </w:r>
-      <w:r>
-        <w:rPr>
           <w:b/>
           <w:lang w:val="ar_AE" w:bidi="ar_AE"/>
         </w:rPr>
@@ -13156,7 +11616,7 @@
         </w:rPr>
         <w:t xml:space="preserve">هذه إشارة أخرى إلى ما قاله الرب لبني إسرائيل عند خروجهم من أرض مصر لأول مرة، مثل الإشارة الواردة في الآية 13. حيث قال الرب لبني إسرائيل في (التثنية </w:t>
       </w:r>
-      <w:hyperlink r:id="rId17">
+      <w:hyperlink r:id="rId15">
         <w:r>
           <w:rPr>
             <w:lang w:val="ar_AE" w:bidi="ar_AE"/>
@@ -13257,22 +11717,6 @@
       </w:r>
       <w:r>
         <w:rPr>
-          <w:lang w:val="ar_AE" w:bidi="ar_AE"/>
-        </w:rPr>
-        <w:t>וְ⁠הָֽלְכוּ֙ כַּֽ⁠עִוְרִ֔ים</w:t>
-      </w:r>
-    </w:p>
-    <w:p>
-      <w:pPr>
-        <w:bidi/>
-      </w:pPr>
-      <w:r>
-        <w:rPr>
-          <w:lang w:val="ar_AE" w:bidi="ar_AE"/>
-        </w:rPr>
-      </w:r>
-      <w:r>
-        <w:rPr>
           <w:b/>
           <w:lang w:val="ar_AE" w:bidi="ar_AE"/>
         </w:rPr>
@@ -13405,22 +11849,6 @@
       </w:r>
       <w:r>
         <w:rPr>
-          <w:lang w:val="ar_AE" w:bidi="ar_AE"/>
-        </w:rPr>
-        <w:t>כַּֽ⁠עִוְרִ֔ים</w:t>
-      </w:r>
-    </w:p>
-    <w:p>
-      <w:pPr>
-        <w:bidi/>
-      </w:pPr>
-      <w:r>
-        <w:rPr>
-          <w:lang w:val="ar_AE" w:bidi="ar_AE"/>
-        </w:rPr>
-      </w:r>
-      <w:r>
-        <w:rPr>
           <w:b/>
           <w:lang w:val="ar_AE" w:bidi="ar_AE"/>
         </w:rPr>
@@ -13553,22 +11981,6 @@
       </w:r>
       <w:r>
         <w:rPr>
-          <w:lang w:val="ar_AE" w:bidi="ar_AE"/>
-        </w:rPr>
-        <w:t>וְ⁠שֻׁפַּ֤ךְ דָּמָ⁠ם֙ כֶּֽ⁠עָפָ֔ר וּ⁠לְחֻמָ֖⁠ם כַּ⁠גְּלָלִֽים</w:t>
-      </w:r>
-    </w:p>
-    <w:p>
-      <w:pPr>
-        <w:bidi/>
-      </w:pPr>
-      <w:r>
-        <w:rPr>
-          <w:lang w:val="ar_AE" w:bidi="ar_AE"/>
-        </w:rPr>
-      </w:r>
-      <w:r>
-        <w:rPr>
           <w:b/>
           <w:lang w:val="ar_AE" w:bidi="ar_AE"/>
         </w:rPr>
@@ -13675,22 +12087,6 @@
       </w:r>
       <w:r>
         <w:rPr>
-          <w:lang w:val="ar_AE" w:bidi="ar_AE"/>
-        </w:rPr>
-        <w:t>וְ⁠שֻׁפַּ֤ךְ דָּמָ⁠ם֙ כֶּֽ⁠עָפָ֔ר וּ⁠לְחֻמָ֖⁠ם כַּ⁠גְּלָלִֽים</w:t>
-      </w:r>
-    </w:p>
-    <w:p>
-      <w:pPr>
-        <w:bidi/>
-      </w:pPr>
-      <w:r>
-        <w:rPr>
-          <w:lang w:val="ar_AE" w:bidi="ar_AE"/>
-        </w:rPr>
-      </w:r>
-      <w:r>
-        <w:rPr>
           <w:b/>
           <w:lang w:val="ar_AE" w:bidi="ar_AE"/>
         </w:rPr>
@@ -13797,22 +12193,6 @@
       </w:r>
       <w:r>
         <w:rPr>
-          <w:lang w:val="ar_AE" w:bidi="ar_AE"/>
-        </w:rPr>
-        <w:t>וְ⁠שֻׁפַּ֤ךְ דָּמָ⁠ם֙ כֶּֽ⁠עָפָ֔ר וּ⁠לְחֻמָ֖⁠ם כַּ⁠גְּלָלִֽים</w:t>
-      </w:r>
-    </w:p>
-    <w:p>
-      <w:pPr>
-        <w:bidi/>
-      </w:pPr>
-      <w:r>
-        <w:rPr>
-          <w:lang w:val="ar_AE" w:bidi="ar_AE"/>
-        </w:rPr>
-      </w:r>
-      <w:r>
-        <w:rPr>
           <w:b/>
           <w:lang w:val="ar_AE" w:bidi="ar_AE"/>
         </w:rPr>
@@ -13945,22 +12325,6 @@
       </w:r>
       <w:r>
         <w:rPr>
-          <w:lang w:val="ar_AE" w:bidi="ar_AE"/>
-        </w:rPr>
-        <w:t>גַּם־כַּסְפָּ֨⁠ם גַּם־זְהָבָ֜⁠ם לֹֽא־יוּכַ֣ל לְ⁠הַצִּילָ֗⁠ם</w:t>
-      </w:r>
-    </w:p>
-    <w:p>
-      <w:pPr>
-        <w:bidi/>
-      </w:pPr>
-      <w:r>
-        <w:rPr>
-          <w:lang w:val="ar_AE" w:bidi="ar_AE"/>
-        </w:rPr>
-      </w:r>
-      <w:r>
-        <w:rPr>
           <w:b/>
           <w:lang w:val="ar_AE" w:bidi="ar_AE"/>
         </w:rPr>
@@ -14106,22 +12470,6 @@
       </w:r>
       <w:r>
         <w:rPr>
-          <w:lang w:val="ar_AE" w:bidi="ar_AE"/>
-        </w:rPr>
-        <w:t>וּ⁠בְ⁠אֵשׁ֙ קִנְאָת֔⁠וֹ תֵּאָכֵ֖ל כָּל־הָ⁠אָ֑רֶץ</w:t>
-      </w:r>
-    </w:p>
-    <w:p>
-      <w:pPr>
-        <w:bidi/>
-      </w:pPr>
-      <w:r>
-        <w:rPr>
-          <w:lang w:val="ar_AE" w:bidi="ar_AE"/>
-        </w:rPr>
-      </w:r>
-      <w:r>
-        <w:rPr>
           <w:b/>
           <w:lang w:val="ar_AE" w:bidi="ar_AE"/>
         </w:rPr>
@@ -14228,22 +12576,6 @@
       </w:r>
       <w:r>
         <w:rPr>
-          <w:lang w:val="ar_AE" w:bidi="ar_AE"/>
-        </w:rPr>
-        <w:t>וּ⁠בְ⁠אֵשׁ֙ קִנְאָת֔⁠וֹ תֵּאָכֵ֖ל כָּל־הָ⁠אָ֑רֶץ</w:t>
-      </w:r>
-    </w:p>
-    <w:p>
-      <w:pPr>
-        <w:bidi/>
-      </w:pPr>
-      <w:r>
-        <w:rPr>
-          <w:lang w:val="ar_AE" w:bidi="ar_AE"/>
-        </w:rPr>
-      </w:r>
-      <w:r>
-        <w:rPr>
           <w:b/>
           <w:lang w:val="ar_AE" w:bidi="ar_AE"/>
         </w:rPr>
@@ -14376,22 +12708,6 @@
       </w:r>
       <w:r>
         <w:rPr>
-          <w:lang w:val="ar_AE" w:bidi="ar_AE"/>
-        </w:rPr>
-        <w:t>וּ⁠בְ⁠אֵשׁ֙ קִנְאָת֔⁠וֹ תֵּאָכֵ֖ל כָּל־הָ⁠אָ֑רֶץ</w:t>
-      </w:r>
-    </w:p>
-    <w:p>
-      <w:pPr>
-        <w:bidi/>
-      </w:pPr>
-      <w:r>
-        <w:rPr>
-          <w:lang w:val="ar_AE" w:bidi="ar_AE"/>
-        </w:rPr>
-      </w:r>
-      <w:r>
-        <w:rPr>
           <w:b/>
           <w:lang w:val="ar_AE" w:bidi="ar_AE"/>
         </w:rPr>
@@ -14511,22 +12827,6 @@
       </w:r>
       <w:r>
         <w:rPr>
-          <w:lang w:val="ar_AE" w:bidi="ar_AE"/>
-        </w:rPr>
-        <w:t>כָלָ֤ה אַךְ־נִבְהָלָה֙ יַֽעֲשֶׂ֔ה אֵ֥ת כָּל־יֹשְׁבֵ֖י הָ⁠אָֽרֶץ</w:t>
-      </w:r>
-    </w:p>
-    <w:p>
-      <w:pPr>
-        <w:bidi/>
-      </w:pPr>
-      <w:r>
-        <w:rPr>
-          <w:lang w:val="ar_AE" w:bidi="ar_AE"/>
-        </w:rPr>
-      </w:r>
-      <w:r>
-        <w:rPr>
           <w:b/>
           <w:lang w:val="ar_AE" w:bidi="ar_AE"/>
         </w:rPr>
@@ -14646,22 +12946,6 @@
       </w:r>
       <w:r>
         <w:rPr>
-          <w:lang w:val="ar_AE" w:bidi="ar_AE"/>
-        </w:rPr>
-        <w:t>אֵ֥ת כָּל־יֹשְׁבֵ֖י הָ⁠אָֽרֶץ</w:t>
-      </w:r>
-    </w:p>
-    <w:p>
-      <w:pPr>
-        <w:bidi/>
-      </w:pPr>
-      <w:r>
-        <w:rPr>
-          <w:lang w:val="ar_AE" w:bidi="ar_AE"/>
-        </w:rPr>
-      </w:r>
-      <w:r>
-        <w:rPr>
           <w:b/>
           <w:lang w:val="ar_AE" w:bidi="ar_AE"/>
         </w:rPr>
@@ -14807,22 +13091,6 @@
       </w:r>
       <w:r>
         <w:rPr>
-          <w:lang w:val="ar_AE" w:bidi="ar_AE"/>
-        </w:rPr>
-        <w:t>נִבְהָלָה֙</w:t>
-      </w:r>
-    </w:p>
-    <w:p>
-      <w:pPr>
-        <w:bidi/>
-      </w:pPr>
-      <w:r>
-        <w:rPr>
-          <w:lang w:val="ar_AE" w:bidi="ar_AE"/>
-        </w:rPr>
-      </w:r>
-      <w:r>
-        <w:rPr>
           <w:b/>
           <w:lang w:val="ar_AE" w:bidi="ar_AE"/>
         </w:rPr>
@@ -14942,22 +13210,6 @@
       </w:r>
       <w:r>
         <w:rPr>
-          <w:lang w:val="ar_AE" w:bidi="ar_AE"/>
-        </w:rPr>
-        <w:t>הִֽתְקוֹשְׁשׁ֖וּ וָ⁠ק֑וֹשּׁוּ</w:t>
-      </w:r>
-    </w:p>
-    <w:p>
-      <w:pPr>
-        <w:bidi/>
-      </w:pPr>
-      <w:r>
-        <w:rPr>
-          <w:lang w:val="ar_AE" w:bidi="ar_AE"/>
-        </w:rPr>
-      </w:r>
-      <w:r>
-        <w:rPr>
           <w:b/>
           <w:lang w:val="ar_AE" w:bidi="ar_AE"/>
         </w:rPr>
@@ -15077,22 +13329,6 @@
       </w:r>
       <w:r>
         <w:rPr>
-          <w:lang w:val="ar_AE" w:bidi="ar_AE"/>
-        </w:rPr>
-        <w:t>הִֽתְקוֹשְׁשׁ֖וּ וָ⁠ק֑וֹשּׁוּ</w:t>
-      </w:r>
-    </w:p>
-    <w:p>
-      <w:pPr>
-        <w:bidi/>
-      </w:pPr>
-      <w:r>
-        <w:rPr>
-          <w:lang w:val="ar_AE" w:bidi="ar_AE"/>
-        </w:rPr>
-      </w:r>
-      <w:r>
-        <w:rPr>
           <w:b/>
           <w:lang w:val="ar_AE" w:bidi="ar_AE"/>
         </w:rPr>
@@ -15212,22 +13448,6 @@
       </w:r>
       <w:r>
         <w:rPr>
-          <w:lang w:val="ar_AE" w:bidi="ar_AE"/>
-        </w:rPr>
-        <w:t>הִֽתְקוֹשְׁשׁ֖וּ</w:t>
-      </w:r>
-    </w:p>
-    <w:p>
-      <w:pPr>
-        <w:bidi/>
-      </w:pPr>
-      <w:r>
-        <w:rPr>
-          <w:lang w:val="ar_AE" w:bidi="ar_AE"/>
-        </w:rPr>
-      </w:r>
-      <w:r>
-        <w:rPr>
           <w:b/>
           <w:lang w:val="ar_AE" w:bidi="ar_AE"/>
         </w:rPr>
@@ -15347,22 +13567,6 @@
       </w:r>
       <w:r>
         <w:rPr>
-          <w:lang w:val="ar_AE" w:bidi="ar_AE"/>
-        </w:rPr>
-        <w:t>הַ⁠גּ֖וֹי לֹ֥א נִכְסָֽף</w:t>
-      </w:r>
-    </w:p>
-    <w:p>
-      <w:pPr>
-        <w:bidi/>
-      </w:pPr>
-      <w:r>
-        <w:rPr>
-          <w:lang w:val="ar_AE" w:bidi="ar_AE"/>
-        </w:rPr>
-      </w:r>
-      <w:r>
-        <w:rPr>
           <w:b/>
           <w:lang w:val="ar_AE" w:bidi="ar_AE"/>
         </w:rPr>
@@ -15482,22 +13686,6 @@
       </w:r>
       <w:r>
         <w:rPr>
-          <w:lang w:val="ar_AE" w:bidi="ar_AE"/>
-        </w:rPr>
-        <w:t>הַ⁠גּ֖וֹי לֹ֥א נִכְסָֽף</w:t>
-      </w:r>
-    </w:p>
-    <w:p>
-      <w:pPr>
-        <w:bidi/>
-      </w:pPr>
-      <w:r>
-        <w:rPr>
-          <w:lang w:val="ar_AE" w:bidi="ar_AE"/>
-        </w:rPr>
-      </w:r>
-      <w:r>
-        <w:rPr>
           <w:b/>
           <w:lang w:val="ar_AE" w:bidi="ar_AE"/>
         </w:rPr>
@@ -15617,22 +13805,6 @@
       </w:r>
       <w:r>
         <w:rPr>
-          <w:lang w:val="ar_AE" w:bidi="ar_AE"/>
-        </w:rPr>
-        <w:t>בְּ⁠טֶ֨רֶם֙ לֶ֣דֶת חֹ֔ק</w:t>
-      </w:r>
-    </w:p>
-    <w:p>
-      <w:pPr>
-        <w:bidi/>
-      </w:pPr>
-      <w:r>
-        <w:rPr>
-          <w:lang w:val="ar_AE" w:bidi="ar_AE"/>
-        </w:rPr>
-      </w:r>
-      <w:r>
-        <w:rPr>
           <w:b/>
           <w:lang w:val="ar_AE" w:bidi="ar_AE"/>
         </w:rPr>
@@ -15778,22 +13950,6 @@
       </w:r>
       <w:r>
         <w:rPr>
-          <w:lang w:val="ar_AE" w:bidi="ar_AE"/>
-        </w:rPr>
-        <w:t>בְּ⁠טֶ֨רֶם֙ לֶ֣דֶת חֹ֔ק</w:t>
-      </w:r>
-    </w:p>
-    <w:p>
-      <w:pPr>
-        <w:bidi/>
-      </w:pPr>
-      <w:r>
-        <w:rPr>
-          <w:lang w:val="ar_AE" w:bidi="ar_AE"/>
-        </w:rPr>
-      </w:r>
-      <w:r>
-        <w:rPr>
           <w:b/>
           <w:lang w:val="ar_AE" w:bidi="ar_AE"/>
         </w:rPr>
@@ -15913,22 +14069,6 @@
       </w:r>
       <w:r>
         <w:rPr>
-          <w:lang w:val="ar_AE" w:bidi="ar_AE"/>
-        </w:rPr>
-        <w:t>י֑וֹם</w:t>
-      </w:r>
-    </w:p>
-    <w:p>
-      <w:pPr>
-        <w:bidi/>
-      </w:pPr>
-      <w:r>
-        <w:rPr>
-          <w:lang w:val="ar_AE" w:bidi="ar_AE"/>
-        </w:rPr>
-      </w:r>
-      <w:r>
-        <w:rPr>
           <w:b/>
           <w:lang w:val="ar_AE" w:bidi="ar_AE"/>
         </w:rPr>
@@ -16048,22 +14188,6 @@
       </w:r>
       <w:r>
         <w:rPr>
-          <w:lang w:val="ar_AE" w:bidi="ar_AE"/>
-        </w:rPr>
-        <w:t>כְּ⁠מֹ֖ץ עָ֣בַר</w:t>
-      </w:r>
-    </w:p>
-    <w:p>
-      <w:pPr>
-        <w:bidi/>
-      </w:pPr>
-      <w:r>
-        <w:rPr>
-          <w:lang w:val="ar_AE" w:bidi="ar_AE"/>
-        </w:rPr>
-      </w:r>
-      <w:r>
-        <w:rPr>
           <w:b/>
           <w:lang w:val="ar_AE" w:bidi="ar_AE"/>
         </w:rPr>
@@ -16210,22 +14334,6 @@
       </w:r>
       <w:r>
         <w:rPr>
-          <w:lang w:val="ar_AE" w:bidi="ar_AE"/>
-        </w:rPr>
-        <w:t>בְּ⁠טֶ֣רֶם ׀ לֹא־יָב֣וֹא עֲלֵי⁠כֶ֗ם חֲרוֹן֙ אַף־יְהוָ֔ה בְּ⁠טֶ֨רֶם֙ לֹא־יָב֣וֹא עֲלֵי⁠כֶ֔ם י֖וֹם אַף־יְהוָֽה</w:t>
-      </w:r>
-    </w:p>
-    <w:p>
-      <w:pPr>
-        <w:bidi/>
-      </w:pPr>
-      <w:r>
-        <w:rPr>
-          <w:lang w:val="ar_AE" w:bidi="ar_AE"/>
-        </w:rPr>
-      </w:r>
-      <w:r>
-        <w:rPr>
           <w:b/>
           <w:lang w:val="ar_AE" w:bidi="ar_AE"/>
         </w:rPr>
@@ -16332,22 +14440,6 @@
       </w:r>
       <w:r>
         <w:rPr>
-          <w:lang w:val="ar_AE" w:bidi="ar_AE"/>
-        </w:rPr>
-        <w:t>בְּ⁠טֶ֣רֶם ׀ לֹא־יָב֣וֹא עֲלֵי⁠כֶ֗ם חֲרוֹן֙ אַף־יְהוָ֔ה</w:t>
-      </w:r>
-    </w:p>
-    <w:p>
-      <w:pPr>
-        <w:bidi/>
-      </w:pPr>
-      <w:r>
-        <w:rPr>
-          <w:lang w:val="ar_AE" w:bidi="ar_AE"/>
-        </w:rPr>
-      </w:r>
-      <w:r>
-        <w:rPr>
           <w:b/>
           <w:lang w:val="ar_AE" w:bidi="ar_AE"/>
         </w:rPr>
@@ -16440,22 +14532,6 @@
       </w:r>
       <w:r>
         <w:rPr>
-          <w:lang w:val="ar_AE" w:bidi="ar_AE"/>
-        </w:rPr>
-        <w:t>בְּ⁠טֶ֣רֶם ׀ לֹא־יָב֣וֹא עֲלֵי⁠כֶ֗ם חֲרוֹן֙ אַף־יְהוָ֔ה</w:t>
-      </w:r>
-    </w:p>
-    <w:p>
-      <w:pPr>
-        <w:bidi/>
-      </w:pPr>
-      <w:r>
-        <w:rPr>
-          <w:lang w:val="ar_AE" w:bidi="ar_AE"/>
-        </w:rPr>
-      </w:r>
-      <w:r>
-        <w:rPr>
           <w:b/>
           <w:lang w:val="ar_AE" w:bidi="ar_AE"/>
         </w:rPr>
@@ -16601,22 +14677,6 @@
       </w:r>
       <w:r>
         <w:rPr>
-          <w:lang w:val="ar_AE" w:bidi="ar_AE"/>
-        </w:rPr>
-        <w:t>בְּ⁠טֶ֣רֶם ׀ לֹא־יָב֣וֹא עֲלֵי⁠כֶ֗ם חֲרוֹן֙ אַף־יְהוָ֔ה</w:t>
-      </w:r>
-    </w:p>
-    <w:p>
-      <w:pPr>
-        <w:bidi/>
-      </w:pPr>
-      <w:r>
-        <w:rPr>
-          <w:lang w:val="ar_AE" w:bidi="ar_AE"/>
-        </w:rPr>
-      </w:r>
-      <w:r>
-        <w:rPr>
           <w:b/>
           <w:lang w:val="ar_AE" w:bidi="ar_AE"/>
         </w:rPr>
@@ -16749,22 +14809,6 @@
       </w:r>
       <w:r>
         <w:rPr>
-          <w:lang w:val="ar_AE" w:bidi="ar_AE"/>
-        </w:rPr>
-        <w:t>בְּ⁠טֶ֨רֶם֙ לֹא־יָב֣וֹא עֲלֵי⁠כֶ֔ם י֖וֹם אַף־יְהוָֽה</w:t>
-      </w:r>
-    </w:p>
-    <w:p>
-      <w:pPr>
-        <w:bidi/>
-      </w:pPr>
-      <w:r>
-        <w:rPr>
-          <w:lang w:val="ar_AE" w:bidi="ar_AE"/>
-        </w:rPr>
-      </w:r>
-      <w:r>
-        <w:rPr>
           <w:b/>
           <w:lang w:val="ar_AE" w:bidi="ar_AE"/>
         </w:rPr>
@@ -16884,22 +14928,6 @@
       </w:r>
       <w:r>
         <w:rPr>
-          <w:lang w:val="ar_AE" w:bidi="ar_AE"/>
-        </w:rPr>
-        <w:t>בַּקְּשׁ֤וּ אֶת־יְהוָה֙</w:t>
-      </w:r>
-    </w:p>
-    <w:p>
-      <w:pPr>
-        <w:bidi/>
-      </w:pPr>
-      <w:r>
-        <w:rPr>
-          <w:lang w:val="ar_AE" w:bidi="ar_AE"/>
-        </w:rPr>
-      </w:r>
-      <w:r>
-        <w:rPr>
           <w:b/>
           <w:lang w:val="ar_AE" w:bidi="ar_AE"/>
         </w:rPr>
@@ -16935,7 +14963,7 @@
         </w:rPr>
         <w:t xml:space="preserve">يتكلم صفنيا وكأنه يريد من أهل يهوذا أن يبحثوا عن الرب بالمعنى الحرفي. يمكنك توضيح المعنى صراحةً، إذا كان ذلك أكثر وضوحًا في لغتك. انظر كيف قُمت بترجمة التعبير المشابه في </w:t>
       </w:r>
-      <w:hyperlink r:id="rId18">
+      <w:hyperlink r:id="rId16">
         <w:r>
           <w:rPr>
             <w:lang w:val="ar_AE" w:bidi="ar_AE"/>
@@ -17024,22 +15052,6 @@
       </w:r>
       <w:r>
         <w:rPr>
-          <w:lang w:val="ar_AE" w:bidi="ar_AE"/>
-        </w:rPr>
-        <w:t>כָּל־עַנְוֵ֣י הָ⁠אָ֔רֶץ</w:t>
-      </w:r>
-    </w:p>
-    <w:p>
-      <w:pPr>
-        <w:bidi/>
-      </w:pPr>
-      <w:r>
-        <w:rPr>
-          <w:lang w:val="ar_AE" w:bidi="ar_AE"/>
-        </w:rPr>
-      </w:r>
-      <w:r>
-        <w:rPr>
           <w:b/>
           <w:lang w:val="ar_AE" w:bidi="ar_AE"/>
         </w:rPr>
@@ -17159,22 +15171,6 @@
       </w:r>
       <w:r>
         <w:rPr>
-          <w:lang w:val="ar_AE" w:bidi="ar_AE"/>
-        </w:rPr>
-        <w:t>כָּל־עַנְוֵ֣י הָ⁠אָ֔רֶץ</w:t>
-      </w:r>
-    </w:p>
-    <w:p>
-      <w:pPr>
-        <w:bidi/>
-      </w:pPr>
-      <w:r>
-        <w:rPr>
-          <w:lang w:val="ar_AE" w:bidi="ar_AE"/>
-        </w:rPr>
-      </w:r>
-      <w:r>
-        <w:rPr>
           <w:b/>
           <w:lang w:val="ar_AE" w:bidi="ar_AE"/>
         </w:rPr>
@@ -17223,7 +15219,7 @@
         </w:rPr>
         <w:t xml:space="preserve">: (1) أرض يهوذا، حيث إن صفنيا يخاطب "أمة" معيَّنة، وهي أمة يهوذا، في الآيات 1–3. الترجمة البديلة: "جميعكم يا بائسي الأرض" أو "يا جميع أهل يهوذا الراغبين في التواضع" (2) العالم بأسره، حيث إن هذا هو ما تعنيه هذه الكلمة في </w:t>
       </w:r>
-      <w:hyperlink r:id="rId19">
+      <w:hyperlink r:id="rId17">
         <w:r>
           <w:rPr>
             <w:lang w:val="ar_AE" w:bidi="ar_AE"/>
@@ -17312,22 +15308,6 @@
       </w:r>
       <w:r>
         <w:rPr>
-          <w:lang w:val="ar_AE" w:bidi="ar_AE"/>
-        </w:rPr>
-        <w:t>אֲשֶׁ֥ר מִשְׁפָּט֖⁠וֹ פָּעָ֑לוּ</w:t>
-      </w:r>
-    </w:p>
-    <w:p>
-      <w:pPr>
-        <w:bidi/>
-      </w:pPr>
-      <w:r>
-        <w:rPr>
-          <w:lang w:val="ar_AE" w:bidi="ar_AE"/>
-        </w:rPr>
-      </w:r>
-      <w:r>
-        <w:rPr>
           <w:b/>
           <w:lang w:val="ar_AE" w:bidi="ar_AE"/>
         </w:rPr>
@@ -17447,22 +15427,6 @@
       </w:r>
       <w:r>
         <w:rPr>
-          <w:lang w:val="ar_AE" w:bidi="ar_AE"/>
-        </w:rPr>
-        <w:t>בַּקְּשׁוּ־צֶ֨דֶק֙ בַּקְּשׁ֣וּ עֲנָוָ֔ה</w:t>
-      </w:r>
-    </w:p>
-    <w:p>
-      <w:pPr>
-        <w:bidi/>
-      </w:pPr>
-      <w:r>
-        <w:rPr>
-          <w:lang w:val="ar_AE" w:bidi="ar_AE"/>
-        </w:rPr>
-      </w:r>
-      <w:r>
-        <w:rPr>
           <w:b/>
           <w:lang w:val="ar_AE" w:bidi="ar_AE"/>
         </w:rPr>
@@ -17524,7 +15488,7 @@
         </w:rPr>
         <w:t xml:space="preserve">أو يبحثوا عنهما بالمعنى الحرفي. إذا كان من الأسهل للقارئ في لغتك أن يفهم العبارة عند شرح معناها بشكل مباشر، فلا مانع من ذلك. لأن الصورة المستخدمة هنا تحمل معنى مختلفًا نوعًا ما عمّا كانت تعنيه في </w:t>
       </w:r>
-      <w:hyperlink r:id="rId18">
+      <w:hyperlink r:id="rId16">
         <w:r>
           <w:rPr>
             <w:lang w:val="ar_AE" w:bidi="ar_AE"/>
@@ -17613,22 +15577,6 @@
       </w:r>
       <w:r>
         <w:rPr>
-          <w:lang w:val="ar_AE" w:bidi="ar_AE"/>
-        </w:rPr>
-        <w:t>בַּקְּשׁוּ־צֶ֨דֶק֙ בַּקְּשׁ֣וּ עֲנָוָ֔ה</w:t>
-      </w:r>
-    </w:p>
-    <w:p>
-      <w:pPr>
-        <w:bidi/>
-      </w:pPr>
-      <w:r>
-        <w:rPr>
-          <w:lang w:val="ar_AE" w:bidi="ar_AE"/>
-        </w:rPr>
-      </w:r>
-      <w:r>
-        <w:rPr>
           <w:b/>
           <w:lang w:val="ar_AE" w:bidi="ar_AE"/>
         </w:rPr>
@@ -17761,22 +15709,6 @@
       </w:r>
       <w:r>
         <w:rPr>
-          <w:lang w:val="ar_AE" w:bidi="ar_AE"/>
-        </w:rPr>
-        <w:t>תִּסָּ֣תְר֔וּ</w:t>
-      </w:r>
-    </w:p>
-    <w:p>
-      <w:pPr>
-        <w:bidi/>
-      </w:pPr>
-      <w:r>
-        <w:rPr>
-          <w:lang w:val="ar_AE" w:bidi="ar_AE"/>
-        </w:rPr>
-      </w:r>
-      <w:r>
-        <w:rPr>
           <w:b/>
           <w:lang w:val="ar_AE" w:bidi="ar_AE"/>
         </w:rPr>
@@ -17883,22 +15815,6 @@
       </w:r>
       <w:r>
         <w:rPr>
-          <w:lang w:val="ar_AE" w:bidi="ar_AE"/>
-        </w:rPr>
-        <w:t>תִּסָּ֣תְר֔וּ</w:t>
-      </w:r>
-    </w:p>
-    <w:p>
-      <w:pPr>
-        <w:bidi/>
-      </w:pPr>
-      <w:r>
-        <w:rPr>
-          <w:lang w:val="ar_AE" w:bidi="ar_AE"/>
-        </w:rPr>
-      </w:r>
-      <w:r>
-        <w:rPr>
           <w:b/>
           <w:lang w:val="ar_AE" w:bidi="ar_AE"/>
         </w:rPr>
@@ -18031,22 +15947,6 @@
       </w:r>
       <w:r>
         <w:rPr>
-          <w:lang w:val="ar_AE" w:bidi="ar_AE"/>
-        </w:rPr>
-        <w:t>בְּ⁠י֖וֹם אַף־יְהוָֽה</w:t>
-      </w:r>
-    </w:p>
-    <w:p>
-      <w:pPr>
-        <w:bidi/>
-      </w:pPr>
-      <w:r>
-        <w:rPr>
-          <w:lang w:val="ar_AE" w:bidi="ar_AE"/>
-        </w:rPr>
-      </w:r>
-      <w:r>
-        <w:rPr>
           <w:b/>
           <w:lang w:val="ar_AE" w:bidi="ar_AE"/>
         </w:rPr>
@@ -18153,22 +16053,6 @@
       </w:r>
       <w:r>
         <w:rPr>
-          <w:lang w:val="ar_AE" w:bidi="ar_AE"/>
-        </w:rPr>
-        <w:t>עַזָּה֙ עֲזוּבָ֣ה תִֽהְיֶ֔ה &amp; וְ⁠עֶקְר֖וֹן תֵּעָקֵֽר</w:t>
-      </w:r>
-    </w:p>
-    <w:p>
-      <w:pPr>
-        <w:bidi/>
-      </w:pPr>
-      <w:r>
-        <w:rPr>
-          <w:lang w:val="ar_AE" w:bidi="ar_AE"/>
-        </w:rPr>
-      </w:r>
-      <w:r>
-        <w:rPr>
           <w:b/>
           <w:lang w:val="ar_AE" w:bidi="ar_AE"/>
         </w:rPr>
@@ -18275,22 +16159,6 @@
       </w:r>
       <w:r>
         <w:rPr>
-          <w:lang w:val="ar_AE" w:bidi="ar_AE"/>
-        </w:rPr>
-        <w:t>עַזָּה֙ עֲזוּבָ֣ה תִֽהְיֶ֔ה</w:t>
-      </w:r>
-    </w:p>
-    <w:p>
-      <w:pPr>
-        <w:bidi/>
-      </w:pPr>
-      <w:r>
-        <w:rPr>
-          <w:lang w:val="ar_AE" w:bidi="ar_AE"/>
-        </w:rPr>
-      </w:r>
-      <w:r>
-        <w:rPr>
           <w:b/>
           <w:lang w:val="ar_AE" w:bidi="ar_AE"/>
         </w:rPr>
@@ -18397,22 +16265,6 @@
       </w:r>
       <w:r>
         <w:rPr>
-          <w:lang w:val="ar_AE" w:bidi="ar_AE"/>
-        </w:rPr>
-        <w:t>וְ⁠אַשְׁקְל֖וֹן לִ⁠שְׁמָמָ֑ה</w:t>
-      </w:r>
-    </w:p>
-    <w:p>
-      <w:pPr>
-        <w:bidi/>
-      </w:pPr>
-      <w:r>
-        <w:rPr>
-          <w:lang w:val="ar_AE" w:bidi="ar_AE"/>
-        </w:rPr>
-      </w:r>
-      <w:r>
-        <w:rPr>
           <w:b/>
           <w:lang w:val="ar_AE" w:bidi="ar_AE"/>
         </w:rPr>
@@ -18519,22 +16371,6 @@
       </w:r>
       <w:r>
         <w:rPr>
-          <w:lang w:val="ar_AE" w:bidi="ar_AE"/>
-        </w:rPr>
-        <w:t>אַשְׁדּ֗וֹד &amp; יְגָ֣רְשׁ֔וּ⁠הָ</w:t>
-      </w:r>
-    </w:p>
-    <w:p>
-      <w:pPr>
-        <w:bidi/>
-      </w:pPr>
-      <w:r>
-        <w:rPr>
-          <w:lang w:val="ar_AE" w:bidi="ar_AE"/>
-        </w:rPr>
-      </w:r>
-      <w:r>
-        <w:rPr>
           <w:b/>
           <w:lang w:val="ar_AE" w:bidi="ar_AE"/>
         </w:rPr>
@@ -18667,22 +16503,6 @@
       </w:r>
       <w:r>
         <w:rPr>
-          <w:lang w:val="ar_AE" w:bidi="ar_AE"/>
-        </w:rPr>
-        <w:t>אַשְׁדּ֗וֹד &amp; יְגָ֣רְשׁ֔וּ⁠הָ</w:t>
-      </w:r>
-    </w:p>
-    <w:p>
-      <w:pPr>
-        <w:bidi/>
-      </w:pPr>
-      <w:r>
-        <w:rPr>
-          <w:lang w:val="ar_AE" w:bidi="ar_AE"/>
-        </w:rPr>
-      </w:r>
-      <w:r>
-        <w:rPr>
           <w:b/>
           <w:lang w:val="ar_AE" w:bidi="ar_AE"/>
         </w:rPr>
@@ -18789,22 +16609,6 @@
       </w:r>
       <w:r>
         <w:rPr>
-          <w:lang w:val="ar_AE" w:bidi="ar_AE"/>
-        </w:rPr>
-        <w:t>בַּֽ⁠צָּהֳרַ֨יִם֙</w:t>
-      </w:r>
-    </w:p>
-    <w:p>
-      <w:pPr>
-        <w:bidi/>
-      </w:pPr>
-      <w:r>
-        <w:rPr>
-          <w:lang w:val="ar_AE" w:bidi="ar_AE"/>
-        </w:rPr>
-      </w:r>
-      <w:r>
-        <w:rPr>
           <w:b/>
           <w:lang w:val="ar_AE" w:bidi="ar_AE"/>
         </w:rPr>
@@ -18924,22 +16728,6 @@
       </w:r>
       <w:r>
         <w:rPr>
-          <w:lang w:val="ar_AE" w:bidi="ar_AE"/>
-        </w:rPr>
-        <w:t>וְ⁠עֶקְר֖וֹן תֵּעָקֵֽר</w:t>
-      </w:r>
-    </w:p>
-    <w:p>
-      <w:pPr>
-        <w:bidi/>
-      </w:pPr>
-      <w:r>
-        <w:rPr>
-          <w:lang w:val="ar_AE" w:bidi="ar_AE"/>
-        </w:rPr>
-      </w:r>
-      <w:r>
-        <w:rPr>
           <w:b/>
           <w:lang w:val="ar_AE" w:bidi="ar_AE"/>
         </w:rPr>
@@ -19072,22 +16860,6 @@
       </w:r>
       <w:r>
         <w:rPr>
-          <w:lang w:val="ar_AE" w:bidi="ar_AE"/>
-        </w:rPr>
-        <w:t>וְ⁠עֶקְר֖וֹן תֵּעָקֵֽר</w:t>
-      </w:r>
-    </w:p>
-    <w:p>
-      <w:pPr>
-        <w:bidi/>
-      </w:pPr>
-      <w:r>
-        <w:rPr>
-          <w:lang w:val="ar_AE" w:bidi="ar_AE"/>
-        </w:rPr>
-      </w:r>
-      <w:r>
-        <w:rPr>
           <w:b/>
           <w:lang w:val="ar_AE" w:bidi="ar_AE"/>
         </w:rPr>
@@ -19194,22 +16966,6 @@
       </w:r>
       <w:r>
         <w:rPr>
-          <w:lang w:val="ar_AE" w:bidi="ar_AE"/>
-        </w:rPr>
-        <w:t>חֶ֥בֶל הַ⁠יָּ֖ם</w:t>
-      </w:r>
-    </w:p>
-    <w:p>
-      <w:pPr>
-        <w:bidi/>
-      </w:pPr>
-      <w:r>
-        <w:rPr>
-          <w:lang w:val="ar_AE" w:bidi="ar_AE"/>
-        </w:rPr>
-      </w:r>
-      <w:r>
-        <w:rPr>
           <w:b/>
           <w:lang w:val="ar_AE" w:bidi="ar_AE"/>
         </w:rPr>
@@ -19342,22 +17098,6 @@
       </w:r>
       <w:r>
         <w:rPr>
-          <w:lang w:val="ar_AE" w:bidi="ar_AE"/>
-        </w:rPr>
-        <w:t>כְּרֵתִ֑ים</w:t>
-      </w:r>
-    </w:p>
-    <w:p>
-      <w:pPr>
-        <w:bidi/>
-      </w:pPr>
-      <w:r>
-        <w:rPr>
-          <w:lang w:val="ar_AE" w:bidi="ar_AE"/>
-        </w:rPr>
-      </w:r>
-      <w:r>
-        <w:rPr>
           <w:b/>
           <w:lang w:val="ar_AE" w:bidi="ar_AE"/>
         </w:rPr>
@@ -19490,22 +17230,6 @@
       </w:r>
       <w:r>
         <w:rPr>
-          <w:lang w:val="ar_AE" w:bidi="ar_AE"/>
-        </w:rPr>
-        <w:t>דְּבַר־יְהוָ֣ה עֲלֵי⁠כֶ֗ם</w:t>
-      </w:r>
-    </w:p>
-    <w:p>
-      <w:pPr>
-        <w:bidi/>
-      </w:pPr>
-      <w:r>
-        <w:rPr>
-          <w:lang w:val="ar_AE" w:bidi="ar_AE"/>
-        </w:rPr>
-      </w:r>
-      <w:r>
-        <w:rPr>
           <w:b/>
           <w:lang w:val="ar_AE" w:bidi="ar_AE"/>
         </w:rPr>
@@ -19625,22 +17349,6 @@
       </w:r>
       <w:r>
         <w:rPr>
-          <w:lang w:val="ar_AE" w:bidi="ar_AE"/>
-        </w:rPr>
-        <w:t>עֲלֵי⁠כֶ֗ם כְּנַ֨עַן֙ אֶ֣רֶץ פְּלִשְׁתִּ֔ים</w:t>
-      </w:r>
-    </w:p>
-    <w:p>
-      <w:pPr>
-        <w:bidi/>
-      </w:pPr>
-      <w:r>
-        <w:rPr>
-          <w:lang w:val="ar_AE" w:bidi="ar_AE"/>
-        </w:rPr>
-      </w:r>
-      <w:r>
-        <w:rPr>
           <w:b/>
           <w:lang w:val="ar_AE" w:bidi="ar_AE"/>
         </w:rPr>
@@ -19760,22 +17468,6 @@
       </w:r>
       <w:r>
         <w:rPr>
-          <w:lang w:val="ar_AE" w:bidi="ar_AE"/>
-        </w:rPr>
-        <w:t>עֲלֵי⁠כֶ֗ם</w:t>
-      </w:r>
-    </w:p>
-    <w:p>
-      <w:pPr>
-        <w:bidi/>
-      </w:pPr>
-      <w:r>
-        <w:rPr>
-          <w:lang w:val="ar_AE" w:bidi="ar_AE"/>
-        </w:rPr>
-      </w:r>
-      <w:r>
-        <w:rPr>
           <w:b/>
           <w:lang w:val="ar_AE" w:bidi="ar_AE"/>
         </w:rPr>
@@ -19895,22 +17587,6 @@
       </w:r>
       <w:r>
         <w:rPr>
-          <w:lang w:val="ar_AE" w:bidi="ar_AE"/>
-        </w:rPr>
-        <w:t>וְ⁠הַאֲבַדְתִּ֖י⁠ךְ מֵ⁠אֵ֥ין יוֹשֵֽׁב</w:t>
-      </w:r>
-    </w:p>
-    <w:p>
-      <w:pPr>
-        <w:bidi/>
-      </w:pPr>
-      <w:r>
-        <w:rPr>
-          <w:lang w:val="ar_AE" w:bidi="ar_AE"/>
-        </w:rPr>
-      </w:r>
-      <w:r>
-        <w:rPr>
           <w:b/>
           <w:lang w:val="ar_AE" w:bidi="ar_AE"/>
         </w:rPr>
@@ -20017,22 +17693,6 @@
       </w:r>
       <w:r>
         <w:rPr>
-          <w:lang w:val="ar_AE" w:bidi="ar_AE"/>
-        </w:rPr>
-        <w:t>וְ⁠הַאֲבַדְתִּ֖י⁠ךְ מֵ⁠אֵ֥ין יוֹשֵֽׁב</w:t>
-      </w:r>
-    </w:p>
-    <w:p>
-      <w:pPr>
-        <w:bidi/>
-      </w:pPr>
-      <w:r>
-        <w:rPr>
-          <w:lang w:val="ar_AE" w:bidi="ar_AE"/>
-        </w:rPr>
-      </w:r>
-      <w:r>
-        <w:rPr>
           <w:b/>
           <w:lang w:val="ar_AE" w:bidi="ar_AE"/>
         </w:rPr>
@@ -20152,22 +17812,6 @@
       </w:r>
       <w:r>
         <w:rPr>
-          <w:lang w:val="ar_AE" w:bidi="ar_AE"/>
-        </w:rPr>
-        <w:t>חֶ֣בֶל הַ⁠יָּ֗ם</w:t>
-      </w:r>
-    </w:p>
-    <w:p>
-      <w:pPr>
-        <w:bidi/>
-      </w:pPr>
-      <w:r>
-        <w:rPr>
-          <w:lang w:val="ar_AE" w:bidi="ar_AE"/>
-        </w:rPr>
-      </w:r>
-      <w:r>
-        <w:rPr>
           <w:b/>
           <w:lang w:val="ar_AE" w:bidi="ar_AE"/>
         </w:rPr>
@@ -20274,22 +17918,6 @@
       </w:r>
       <w:r>
         <w:rPr>
-          <w:lang w:val="ar_AE" w:bidi="ar_AE"/>
-        </w:rPr>
-        <w:t>נְוֺ֛ת כְּרֹ֥ת רֹעִ֖ים וְ⁠גִדְר֥וֹת צֹֽאן</w:t>
-      </w:r>
-    </w:p>
-    <w:p>
-      <w:pPr>
-        <w:bidi/>
-      </w:pPr>
-      <w:r>
-        <w:rPr>
-          <w:lang w:val="ar_AE" w:bidi="ar_AE"/>
-        </w:rPr>
-      </w:r>
-      <w:r>
-        <w:rPr>
           <w:b/>
           <w:lang w:val="ar_AE" w:bidi="ar_AE"/>
         </w:rPr>
@@ -20422,22 +18050,6 @@
       </w:r>
       <w:r>
         <w:rPr>
-          <w:lang w:val="ar_AE" w:bidi="ar_AE"/>
-        </w:rPr>
-        <w:t>בֵּ֥ית יְהוּדָ֖ה</w:t>
-      </w:r>
-    </w:p>
-    <w:p>
-      <w:pPr>
-        <w:bidi/>
-      </w:pPr>
-      <w:r>
-        <w:rPr>
-          <w:lang w:val="ar_AE" w:bidi="ar_AE"/>
-        </w:rPr>
-      </w:r>
-      <w:r>
-        <w:rPr>
           <w:b/>
           <w:lang w:val="ar_AE" w:bidi="ar_AE"/>
         </w:rPr>
@@ -20557,22 +18169,6 @@
       </w:r>
       <w:r>
         <w:rPr>
-          <w:lang w:val="ar_AE" w:bidi="ar_AE"/>
-        </w:rPr>
-        <w:t>בְּ⁠בָתֵּ֣י אַשְׁקְל֗וֹן בָּ⁠עֶ֨רֶב֙ יִרְבָּצ֔וּ⁠ן</w:t>
-      </w:r>
-    </w:p>
-    <w:p>
-      <w:pPr>
-        <w:bidi/>
-      </w:pPr>
-      <w:r>
-        <w:rPr>
-          <w:lang w:val="ar_AE" w:bidi="ar_AE"/>
-        </w:rPr>
-      </w:r>
-      <w:r>
-        <w:rPr>
           <w:b/>
           <w:lang w:val="ar_AE" w:bidi="ar_AE"/>
         </w:rPr>
@@ -20679,22 +18275,6 @@
       </w:r>
       <w:r>
         <w:rPr>
-          <w:lang w:val="ar_AE" w:bidi="ar_AE"/>
-        </w:rPr>
-        <w:t>יִפְקְדֵ֛⁠ם</w:t>
-      </w:r>
-    </w:p>
-    <w:p>
-      <w:pPr>
-        <w:bidi/>
-      </w:pPr>
-      <w:r>
-        <w:rPr>
-          <w:lang w:val="ar_AE" w:bidi="ar_AE"/>
-        </w:rPr>
-      </w:r>
-      <w:r>
-        <w:rPr>
           <w:b/>
           <w:lang w:val="ar_AE" w:bidi="ar_AE"/>
         </w:rPr>
@@ -20743,7 +18323,7 @@
         </w:rPr>
         <w:t xml:space="preserve">بمعنى محدد للإشارة إلى اتخاذ إجراء بشأن شخص ما. في </w:t>
       </w:r>
-      <w:hyperlink r:id="rId20">
+      <w:hyperlink r:id="rId18">
         <w:r>
           <w:rPr>
             <w:lang w:val="ar_AE" w:bidi="ar_AE"/>
@@ -20761,7 +18341,7 @@
         </w:rPr>
         <w:t xml:space="preserve">، </w:t>
       </w:r>
-      <w:hyperlink r:id="rId21">
+      <w:hyperlink r:id="rId19">
         <w:r>
           <w:rPr>
             <w:lang w:val="ar_AE" w:bidi="ar_AE"/>
@@ -20779,7 +18359,7 @@
         </w:rPr>
         <w:t>، و</w:t>
       </w:r>
-      <w:hyperlink r:id="rId22">
+      <w:hyperlink r:id="rId20">
         <w:r>
           <w:rPr>
             <w:lang w:val="ar_AE" w:bidi="ar_AE"/>
@@ -20868,22 +18448,6 @@
       </w:r>
       <w:r>
         <w:rPr>
-          <w:lang w:val="ar_AE" w:bidi="ar_AE"/>
-        </w:rPr>
-        <w:t>שָׁמַ֨עְתִּי֙ חֶרְפַּ֣ת</w:t>
-      </w:r>
-    </w:p>
-    <w:p>
-      <w:pPr>
-        <w:bidi/>
-      </w:pPr>
-      <w:r>
-        <w:rPr>
-          <w:lang w:val="ar_AE" w:bidi="ar_AE"/>
-        </w:rPr>
-      </w:r>
-      <w:r>
-        <w:rPr>
           <w:b/>
           <w:lang w:val="ar_AE" w:bidi="ar_AE"/>
         </w:rPr>
@@ -20931,7 +18495,7 @@
         </w:rPr>
         <w:t xml:space="preserve">" في الآية التالية. انظر كيف قُمت ترجمة العبارة "يقول الرب" في </w:t>
       </w:r>
-      <w:hyperlink r:id="rId23">
+      <w:hyperlink r:id="rId21">
         <w:r>
           <w:rPr>
             <w:lang w:val="ar_AE" w:bidi="ar_AE"/>
@@ -20949,7 +18513,7 @@
         </w:rPr>
         <w:t xml:space="preserve">. إذا استخدمتها لتقديم الاقتباس هناك، قد ترغب في استخدام العبارة المقابلة من </w:t>
       </w:r>
-      <w:hyperlink r:id="rId24">
+      <w:hyperlink r:id="rId22">
         <w:r>
           <w:rPr>
             <w:lang w:val="ar_AE" w:bidi="ar_AE"/>
@@ -21038,22 +18602,6 @@
       </w:r>
       <w:r>
         <w:rPr>
-          <w:lang w:val="ar_AE" w:bidi="ar_AE"/>
-        </w:rPr>
-        <w:t>מוֹאָ֔ב</w:t>
-      </w:r>
-    </w:p>
-    <w:p>
-      <w:pPr>
-        <w:bidi/>
-      </w:pPr>
-      <w:r>
-        <w:rPr>
-          <w:lang w:val="ar_AE" w:bidi="ar_AE"/>
-        </w:rPr>
-      </w:r>
-      <w:r>
-        <w:rPr>
           <w:b/>
           <w:lang w:val="ar_AE" w:bidi="ar_AE"/>
         </w:rPr>
@@ -21186,22 +18734,6 @@
       </w:r>
       <w:r>
         <w:rPr>
-          <w:lang w:val="ar_AE" w:bidi="ar_AE"/>
-        </w:rPr>
-        <w:t>בְּנֵ֣י עַמּ֑וֹן</w:t>
-      </w:r>
-    </w:p>
-    <w:p>
-      <w:pPr>
-        <w:bidi/>
-      </w:pPr>
-      <w:r>
-        <w:rPr>
-          <w:lang w:val="ar_AE" w:bidi="ar_AE"/>
-        </w:rPr>
-      </w:r>
-      <w:r>
-        <w:rPr>
           <w:b/>
           <w:lang w:val="ar_AE" w:bidi="ar_AE"/>
         </w:rPr>
@@ -21347,22 +18879,6 @@
       </w:r>
       <w:r>
         <w:rPr>
-          <w:lang w:val="ar_AE" w:bidi="ar_AE"/>
-        </w:rPr>
-        <w:t>וַ⁠יַּגְדִּ֖ילוּ עַל־גְּבוּלָֽ⁠ם</w:t>
-      </w:r>
-    </w:p>
-    <w:p>
-      <w:pPr>
-        <w:bidi/>
-      </w:pPr>
-      <w:r>
-        <w:rPr>
-          <w:lang w:val="ar_AE" w:bidi="ar_AE"/>
-        </w:rPr>
-      </w:r>
-      <w:r>
-        <w:rPr>
           <w:b/>
           <w:lang w:val="ar_AE" w:bidi="ar_AE"/>
         </w:rPr>
@@ -21469,22 +18985,6 @@
       </w:r>
       <w:r>
         <w:rPr>
-          <w:lang w:val="ar_AE" w:bidi="ar_AE"/>
-        </w:rPr>
-        <w:t>לָ⁠כֵ֣ן חַי־אָ֡נִי &amp; כִּֽי</w:t>
-      </w:r>
-    </w:p>
-    <w:p>
-      <w:pPr>
-        <w:bidi/>
-      </w:pPr>
-      <w:r>
-        <w:rPr>
-          <w:lang w:val="ar_AE" w:bidi="ar_AE"/>
-        </w:rPr>
-      </w:r>
-      <w:r>
-        <w:rPr>
           <w:b/>
           <w:lang w:val="ar_AE" w:bidi="ar_AE"/>
         </w:rPr>
@@ -21617,22 +19117,6 @@
       </w:r>
       <w:r>
         <w:rPr>
-          <w:lang w:val="ar_AE" w:bidi="ar_AE"/>
-        </w:rPr>
-        <w:t>נְאֻם֩ יְהוָ֨ה צְבָא֜וֹת אֱלֹהֵ֣י יִשְׂרָאֵ֗ל</w:t>
-      </w:r>
-    </w:p>
-    <w:p>
-      <w:pPr>
-        <w:bidi/>
-      </w:pPr>
-      <w:r>
-        <w:rPr>
-          <w:lang w:val="ar_AE" w:bidi="ar_AE"/>
-        </w:rPr>
-      </w:r>
-      <w:r>
-        <w:rPr>
           <w:b/>
           <w:lang w:val="ar_AE" w:bidi="ar_AE"/>
         </w:rPr>
@@ -21739,22 +19223,6 @@
       </w:r>
       <w:r>
         <w:rPr>
-          <w:lang w:val="ar_AE" w:bidi="ar_AE"/>
-        </w:rPr>
-        <w:t>יְהוָ֨ה צְבָא֜וֹת</w:t>
-      </w:r>
-    </w:p>
-    <w:p>
-      <w:pPr>
-        <w:bidi/>
-      </w:pPr>
-      <w:r>
-        <w:rPr>
-          <w:lang w:val="ar_AE" w:bidi="ar_AE"/>
-        </w:rPr>
-      </w:r>
-      <w:r>
-        <w:rPr>
           <w:b/>
           <w:lang w:val="ar_AE" w:bidi="ar_AE"/>
         </w:rPr>
@@ -21874,22 +19342,6 @@
       </w:r>
       <w:r>
         <w:rPr>
-          <w:lang w:val="ar_AE" w:bidi="ar_AE"/>
-        </w:rPr>
-        <w:t>מוֹאָ֞ב כִּ⁠סְדֹ֤ם תִּֽהְיֶה֙ וּ⁠בְנֵ֤י עַמּוֹן֙ כַּֽ⁠עֲמֹרָ֔ה</w:t>
-      </w:r>
-    </w:p>
-    <w:p>
-      <w:pPr>
-        <w:bidi/>
-      </w:pPr>
-      <w:r>
-        <w:rPr>
-          <w:lang w:val="ar_AE" w:bidi="ar_AE"/>
-        </w:rPr>
-      </w:r>
-      <w:r>
-        <w:rPr>
           <w:b/>
           <w:lang w:val="ar_AE" w:bidi="ar_AE"/>
         </w:rPr>
@@ -21951,7 +19403,7 @@
         </w:rPr>
         <w:t xml:space="preserve"> تدميرًا شاملًا (انظر </w:t>
       </w:r>
-      <w:hyperlink r:id="rId25">
+      <w:hyperlink r:id="rId23">
         <w:r>
           <w:rPr>
             <w:lang w:val="ar_AE" w:bidi="ar_AE"/>
@@ -22066,22 +19518,6 @@
       </w:r>
       <w:r>
         <w:rPr>
-          <w:lang w:val="ar_AE" w:bidi="ar_AE"/>
-        </w:rPr>
-        <w:t>מִמְשַׁ֥ק חָר֛וּל וּ⁠מִכְרֵה־מֶ֥לַח וּ⁠שְׁמָמָ֖ה עַד־עוֹלָ֑ם</w:t>
-      </w:r>
-    </w:p>
-    <w:p>
-      <w:pPr>
-        <w:bidi/>
-      </w:pPr>
-      <w:r>
-        <w:rPr>
-          <w:lang w:val="ar_AE" w:bidi="ar_AE"/>
-        </w:rPr>
-      </w:r>
-      <w:r>
-        <w:rPr>
           <w:b/>
           <w:lang w:val="ar_AE" w:bidi="ar_AE"/>
         </w:rPr>
@@ -22188,22 +19624,6 @@
       </w:r>
       <w:r>
         <w:rPr>
-          <w:lang w:val="ar_AE" w:bidi="ar_AE"/>
-        </w:rPr>
-        <w:t>מִמְשַׁ֥ק חָר֛וּל וּ⁠מִכְרֵה־מֶ֥לַח וּ⁠שְׁמָמָ֖ה עַד־עוֹלָ֑ם</w:t>
-      </w:r>
-    </w:p>
-    <w:p>
-      <w:pPr>
-        <w:bidi/>
-      </w:pPr>
-      <w:r>
-        <w:rPr>
-          <w:lang w:val="ar_AE" w:bidi="ar_AE"/>
-        </w:rPr>
-      </w:r>
-      <w:r>
-        <w:rPr>
           <w:b/>
           <w:lang w:val="ar_AE" w:bidi="ar_AE"/>
         </w:rPr>
@@ -22336,22 +19756,6 @@
       </w:r>
       <w:r>
         <w:rPr>
-          <w:lang w:val="ar_AE" w:bidi="ar_AE"/>
-        </w:rPr>
-        <w:t>מִמְשַׁ֥ק חָר֛וּל וּ⁠מִכְרֵה־מֶ֥לַח וּ⁠שְׁמָמָ֖ה עַד־עוֹלָ֑ם</w:t>
-      </w:r>
-    </w:p>
-    <w:p>
-      <w:pPr>
-        <w:bidi/>
-      </w:pPr>
-      <w:r>
-        <w:rPr>
-          <w:lang w:val="ar_AE" w:bidi="ar_AE"/>
-        </w:rPr>
-      </w:r>
-      <w:r>
-        <w:rPr>
           <w:b/>
           <w:lang w:val="ar_AE" w:bidi="ar_AE"/>
         </w:rPr>
@@ -22458,22 +19862,6 @@
       </w:r>
       <w:r>
         <w:rPr>
-          <w:lang w:val="ar_AE" w:bidi="ar_AE"/>
-        </w:rPr>
-        <w:t>שְׁאֵרִ֤ית עַמִּ⁠י֙ יְבָזּ֔וּ⁠ם וְ⁠יֶ֥תֶר גּוֹיִ֖י יִנְחָלֽוּ⁠ם</w:t>
-      </w:r>
-    </w:p>
-    <w:p>
-      <w:pPr>
-        <w:bidi/>
-      </w:pPr>
-      <w:r>
-        <w:rPr>
-          <w:lang w:val="ar_AE" w:bidi="ar_AE"/>
-        </w:rPr>
-      </w:r>
-      <w:r>
-        <w:rPr>
           <w:b/>
           <w:lang w:val="ar_AE" w:bidi="ar_AE"/>
         </w:rPr>
@@ -22593,22 +19981,6 @@
       </w:r>
       <w:r>
         <w:rPr>
-          <w:lang w:val="ar_AE" w:bidi="ar_AE"/>
-        </w:rPr>
-        <w:t>זֹ֥את לָ⁠הֶ֖ם תַּ֣חַת גְּאוֹנָ֑⁠ם כִּ֤י חֵֽרְפוּ֙ וַ⁠יַּגְדִּ֔לוּ עַל־עַ֖ם יְהוָ֥ה צְבָאֽוֹת</w:t>
-      </w:r>
-    </w:p>
-    <w:p>
-      <w:pPr>
-        <w:bidi/>
-      </w:pPr>
-      <w:r>
-        <w:rPr>
-          <w:lang w:val="ar_AE" w:bidi="ar_AE"/>
-        </w:rPr>
-      </w:r>
-      <w:r>
-        <w:rPr>
           <w:b/>
           <w:lang w:val="ar_AE" w:bidi="ar_AE"/>
         </w:rPr>
@@ -22715,22 +20087,6 @@
       </w:r>
       <w:r>
         <w:rPr>
-          <w:lang w:val="ar_AE" w:bidi="ar_AE"/>
-        </w:rPr>
-        <w:t>זֹ֥את לָ⁠הֶ֖ם תַּ֣חַת גְּאוֹנָ֑⁠ם</w:t>
-      </w:r>
-    </w:p>
-    <w:p>
-      <w:pPr>
-        <w:bidi/>
-      </w:pPr>
-      <w:r>
-        <w:rPr>
-          <w:lang w:val="ar_AE" w:bidi="ar_AE"/>
-        </w:rPr>
-      </w:r>
-      <w:r>
-        <w:rPr>
           <w:b/>
           <w:lang w:val="ar_AE" w:bidi="ar_AE"/>
         </w:rPr>
@@ -22850,22 +20206,6 @@
       </w:r>
       <w:r>
         <w:rPr>
-          <w:lang w:val="ar_AE" w:bidi="ar_AE"/>
-        </w:rPr>
-        <w:t>וַ⁠יַּגְדִּ֔לוּ עַל</w:t>
-      </w:r>
-    </w:p>
-    <w:p>
-      <w:pPr>
-        <w:bidi/>
-      </w:pPr>
-      <w:r>
-        <w:rPr>
-          <w:lang w:val="ar_AE" w:bidi="ar_AE"/>
-        </w:rPr>
-      </w:r>
-      <w:r>
-        <w:rPr>
           <w:b/>
           <w:lang w:val="ar_AE" w:bidi="ar_AE"/>
         </w:rPr>
@@ -22901,7 +20241,7 @@
         </w:rPr>
         <w:t xml:space="preserve">انظر كيف قُمت بترجمة التعبير "تَعَظَّمُوا" في </w:t>
       </w:r>
-      <w:hyperlink r:id="rId26">
+      <w:hyperlink r:id="rId24">
         <w:r>
           <w:rPr>
             <w:lang w:val="ar_AE" w:bidi="ar_AE"/>
@@ -22990,22 +20330,6 @@
       </w:r>
       <w:r>
         <w:rPr>
-          <w:lang w:val="ar_AE" w:bidi="ar_AE"/>
-        </w:rPr>
-        <w:t>יְהוָ֥ה צְבָאֽוֹת</w:t>
-      </w:r>
-    </w:p>
-    <w:p>
-      <w:pPr>
-        <w:bidi/>
-      </w:pPr>
-      <w:r>
-        <w:rPr>
-          <w:lang w:val="ar_AE" w:bidi="ar_AE"/>
-        </w:rPr>
-      </w:r>
-      <w:r>
-        <w:rPr>
           <w:b/>
           <w:lang w:val="ar_AE" w:bidi="ar_AE"/>
         </w:rPr>
@@ -23112,22 +20436,6 @@
       </w:r>
       <w:r>
         <w:rPr>
-          <w:lang w:val="ar_AE" w:bidi="ar_AE"/>
-        </w:rPr>
-        <w:t>רָזָ֔ה אֵ֖ת כָּל־אֱלֹהֵ֣י הָ⁠אָ֑רֶץ</w:t>
-      </w:r>
-    </w:p>
-    <w:p>
-      <w:pPr>
-        <w:bidi/>
-      </w:pPr>
-      <w:r>
-        <w:rPr>
-          <w:lang w:val="ar_AE" w:bidi="ar_AE"/>
-        </w:rPr>
-      </w:r>
-      <w:r>
-        <w:rPr>
           <w:b/>
           <w:lang w:val="ar_AE" w:bidi="ar_AE"/>
         </w:rPr>
@@ -23247,22 +20555,6 @@
       </w:r>
       <w:r>
         <w:rPr>
-          <w:lang w:val="ar_AE" w:bidi="ar_AE"/>
-        </w:rPr>
-        <w:t>וְ⁠יִשְׁתַּֽחֲווּ־ל⁠וֹ֙ &amp; כֹּ֖ל אִיֵּ֥י הַ⁠גּוֹיִֽם</w:t>
-      </w:r>
-    </w:p>
-    <w:p>
-      <w:pPr>
-        <w:bidi/>
-      </w:pPr>
-      <w:r>
-        <w:rPr>
-          <w:lang w:val="ar_AE" w:bidi="ar_AE"/>
-        </w:rPr>
-      </w:r>
-      <w:r>
-        <w:rPr>
           <w:b/>
           <w:lang w:val="ar_AE" w:bidi="ar_AE"/>
         </w:rPr>
@@ -23408,22 +20700,6 @@
       </w:r>
       <w:r>
         <w:rPr>
-          <w:lang w:val="ar_AE" w:bidi="ar_AE"/>
-        </w:rPr>
-        <w:t>וְ⁠יִשְׁתַּֽחֲווּ־ל⁠וֹ֙ &amp; כֹּ֖ל אִיֵּ֥י הַ⁠גּוֹיִֽם</w:t>
-      </w:r>
-    </w:p>
-    <w:p>
-      <w:pPr>
-        <w:bidi/>
-      </w:pPr>
-      <w:r>
-        <w:rPr>
-          <w:lang w:val="ar_AE" w:bidi="ar_AE"/>
-        </w:rPr>
-      </w:r>
-      <w:r>
-        <w:rPr>
           <w:b/>
           <w:lang w:val="ar_AE" w:bidi="ar_AE"/>
         </w:rPr>
@@ -23556,22 +20832,6 @@
       </w:r>
       <w:r>
         <w:rPr>
-          <w:lang w:val="ar_AE" w:bidi="ar_AE"/>
-        </w:rPr>
-        <w:t>אִ֣ישׁ מִ⁠מְּקוֹמ֔⁠וֹ</w:t>
-      </w:r>
-    </w:p>
-    <w:p>
-      <w:pPr>
-        <w:bidi/>
-      </w:pPr>
-      <w:r>
-        <w:rPr>
-          <w:lang w:val="ar_AE" w:bidi="ar_AE"/>
-        </w:rPr>
-      </w:r>
-      <w:r>
-        <w:rPr>
           <w:b/>
           <w:lang w:val="ar_AE" w:bidi="ar_AE"/>
         </w:rPr>
@@ -23691,22 +20951,6 @@
       </w:r>
       <w:r>
         <w:rPr>
-          <w:lang w:val="ar_AE" w:bidi="ar_AE"/>
-        </w:rPr>
-        <w:t>גַּם־אַתֶּ֣ם כּוּשִׁ֔ים</w:t>
-      </w:r>
-    </w:p>
-    <w:p>
-      <w:pPr>
-        <w:bidi/>
-      </w:pPr>
-      <w:r>
-        <w:rPr>
-          <w:lang w:val="ar_AE" w:bidi="ar_AE"/>
-        </w:rPr>
-      </w:r>
-      <w:r>
-        <w:rPr>
           <w:b/>
           <w:lang w:val="ar_AE" w:bidi="ar_AE"/>
         </w:rPr>
@@ -23813,22 +21057,6 @@
       </w:r>
       <w:r>
         <w:rPr>
-          <w:lang w:val="ar_AE" w:bidi="ar_AE"/>
-        </w:rPr>
-        <w:t>חַֽלְלֵ֥י חַרְבִּ֖⁠י הֵֽמָּה</w:t>
-      </w:r>
-    </w:p>
-    <w:p>
-      <w:pPr>
-        <w:bidi/>
-      </w:pPr>
-      <w:r>
-        <w:rPr>
-          <w:lang w:val="ar_AE" w:bidi="ar_AE"/>
-        </w:rPr>
-      </w:r>
-      <w:r>
-        <w:rPr>
           <w:b/>
           <w:lang w:val="ar_AE" w:bidi="ar_AE"/>
         </w:rPr>
@@ -23935,22 +21163,6 @@
       </w:r>
       <w:r>
         <w:rPr>
-          <w:lang w:val="ar_AE" w:bidi="ar_AE"/>
-        </w:rPr>
-        <w:t>חַֽלְלֵ֥י חַרְבִּ֖⁠י הֵֽמָּה</w:t>
-      </w:r>
-    </w:p>
-    <w:p>
-      <w:pPr>
-        <w:bidi/>
-      </w:pPr>
-      <w:r>
-        <w:rPr>
-          <w:lang w:val="ar_AE" w:bidi="ar_AE"/>
-        </w:rPr>
-      </w:r>
-      <w:r>
-        <w:rPr>
           <w:b/>
           <w:lang w:val="ar_AE" w:bidi="ar_AE"/>
         </w:rPr>
@@ -24057,22 +21269,6 @@
       </w:r>
       <w:r>
         <w:rPr>
-          <w:lang w:val="ar_AE" w:bidi="ar_AE"/>
-        </w:rPr>
-        <w:t>חַֽלְלֵ֥י חַרְבִּ֖⁠י הֵֽמָּה</w:t>
-      </w:r>
-    </w:p>
-    <w:p>
-      <w:pPr>
-        <w:bidi/>
-      </w:pPr>
-      <w:r>
-        <w:rPr>
-          <w:lang w:val="ar_AE" w:bidi="ar_AE"/>
-        </w:rPr>
-      </w:r>
-      <w:r>
-        <w:rPr>
           <w:b/>
           <w:lang w:val="ar_AE" w:bidi="ar_AE"/>
         </w:rPr>
@@ -24192,22 +21388,6 @@
       </w:r>
       <w:r>
         <w:rPr>
-          <w:lang w:val="ar_AE" w:bidi="ar_AE"/>
-        </w:rPr>
-        <w:t>וְ⁠יֵ֤ט יָד⁠וֹ֙ עַל־צָפ֔וֹן וִֽ⁠יאַבֵּ֖ד אֶת־אַשּׁ֑וּר</w:t>
-      </w:r>
-    </w:p>
-    <w:p>
-      <w:pPr>
-        <w:bidi/>
-      </w:pPr>
-      <w:r>
-        <w:rPr>
-          <w:lang w:val="ar_AE" w:bidi="ar_AE"/>
-        </w:rPr>
-      </w:r>
-      <w:r>
-        <w:rPr>
           <w:b/>
           <w:lang w:val="ar_AE" w:bidi="ar_AE"/>
         </w:rPr>
@@ -24327,22 +21507,6 @@
       </w:r>
       <w:r>
         <w:rPr>
-          <w:lang w:val="ar_AE" w:bidi="ar_AE"/>
-        </w:rPr>
-        <w:t>וְ⁠יֵ֤ט יָד⁠וֹ֙</w:t>
-      </w:r>
-    </w:p>
-    <w:p>
-      <w:pPr>
-        <w:bidi/>
-      </w:pPr>
-      <w:r>
-        <w:rPr>
-          <w:lang w:val="ar_AE" w:bidi="ar_AE"/>
-        </w:rPr>
-      </w:r>
-      <w:r>
-        <w:rPr>
           <w:b/>
           <w:lang w:val="ar_AE" w:bidi="ar_AE"/>
         </w:rPr>
@@ -24390,7 +21554,7 @@
         </w:rPr>
         <w:t xml:space="preserve">" في </w:t>
       </w:r>
-      <w:hyperlink r:id="rId27">
+      <w:hyperlink r:id="rId25">
         <w:r>
           <w:rPr>
             <w:lang w:val="ar_AE" w:bidi="ar_AE"/>
@@ -24479,22 +21643,6 @@
       </w:r>
       <w:r>
         <w:rPr>
-          <w:lang w:val="ar_AE" w:bidi="ar_AE"/>
-        </w:rPr>
-        <w:t>צָפ֔וֹן</w:t>
-      </w:r>
-    </w:p>
-    <w:p>
-      <w:pPr>
-        <w:bidi/>
-      </w:pPr>
-      <w:r>
-        <w:rPr>
-          <w:lang w:val="ar_AE" w:bidi="ar_AE"/>
-        </w:rPr>
-      </w:r>
-      <w:r>
-        <w:rPr>
           <w:b/>
           <w:lang w:val="ar_AE" w:bidi="ar_AE"/>
         </w:rPr>
@@ -24627,22 +21775,6 @@
       </w:r>
       <w:r>
         <w:rPr>
-          <w:lang w:val="ar_AE" w:bidi="ar_AE"/>
-        </w:rPr>
-        <w:t>בְ⁠תוֹכָ֤⁠הּ</w:t>
-      </w:r>
-    </w:p>
-    <w:p>
-      <w:pPr>
-        <w:bidi/>
-      </w:pPr>
-      <w:r>
-        <w:rPr>
-          <w:lang w:val="ar_AE" w:bidi="ar_AE"/>
-        </w:rPr>
-      </w:r>
-      <w:r>
-        <w:rPr>
           <w:b/>
           <w:lang w:val="ar_AE" w:bidi="ar_AE"/>
         </w:rPr>
@@ -24762,22 +21894,6 @@
       </w:r>
       <w:r>
         <w:rPr>
-          <w:lang w:val="ar_AE" w:bidi="ar_AE"/>
-        </w:rPr>
-        <w:t>כָּל־חַיְת⁠וֹ־ג֔וֹי</w:t>
-      </w:r>
-    </w:p>
-    <w:p>
-      <w:pPr>
-        <w:bidi/>
-      </w:pPr>
-      <w:r>
-        <w:rPr>
-          <w:lang w:val="ar_AE" w:bidi="ar_AE"/>
-        </w:rPr>
-      </w:r>
-      <w:r>
-        <w:rPr>
           <w:b/>
           <w:lang w:val="ar_AE" w:bidi="ar_AE"/>
         </w:rPr>
@@ -24910,22 +22026,6 @@
       </w:r>
       <w:r>
         <w:rPr>
-          <w:lang w:val="ar_AE" w:bidi="ar_AE"/>
-        </w:rPr>
-        <w:t>גַּם־קָאַת֙ גַּם־קִפֹּ֔ד</w:t>
-      </w:r>
-    </w:p>
-    <w:p>
-      <w:pPr>
-        <w:bidi/>
-      </w:pPr>
-      <w:r>
-        <w:rPr>
-          <w:lang w:val="ar_AE" w:bidi="ar_AE"/>
-        </w:rPr>
-      </w:r>
-      <w:r>
-        <w:rPr>
           <w:b/>
           <w:lang w:val="ar_AE" w:bidi="ar_AE"/>
         </w:rPr>
@@ -25058,22 +22158,6 @@
       </w:r>
       <w:r>
         <w:rPr>
-          <w:lang w:val="ar_AE" w:bidi="ar_AE"/>
-        </w:rPr>
-        <w:t>בְּ⁠כַפְתֹּרֶ֖י⁠הָ יָלִ֑ינוּ</w:t>
-      </w:r>
-    </w:p>
-    <w:p>
-      <w:pPr>
-        <w:bidi/>
-      </w:pPr>
-      <w:r>
-        <w:rPr>
-          <w:lang w:val="ar_AE" w:bidi="ar_AE"/>
-        </w:rPr>
-      </w:r>
-      <w:r>
-        <w:rPr>
           <w:b/>
           <w:lang w:val="ar_AE" w:bidi="ar_AE"/>
         </w:rPr>
@@ -25193,22 +22277,6 @@
       </w:r>
       <w:r>
         <w:rPr>
-          <w:lang w:val="ar_AE" w:bidi="ar_AE"/>
-        </w:rPr>
-        <w:t>ק֠וֹל יְשׁוֹרֵ֤ר בַּֽ⁠חַלּוֹן֙ חֹ֣רֶב בַּ⁠סַּ֔ף כִּ֥י אַרְזָ֖ה עֵרָֽה</w:t>
-      </w:r>
-    </w:p>
-    <w:p>
-      <w:pPr>
-        <w:bidi/>
-      </w:pPr>
-      <w:r>
-        <w:rPr>
-          <w:lang w:val="ar_AE" w:bidi="ar_AE"/>
-        </w:rPr>
-      </w:r>
-      <w:r>
-        <w:rPr>
           <w:b/>
           <w:lang w:val="ar_AE" w:bidi="ar_AE"/>
         </w:rPr>
@@ -25335,22 +22403,6 @@
       </w:r>
       <w:r>
         <w:rPr>
-          <w:lang w:val="ar_AE" w:bidi="ar_AE"/>
-        </w:rPr>
-        <w:t>ק֠וֹל יְשׁוֹרֵ֤ר בַּֽ⁠חַלּוֹן֙</w:t>
-      </w:r>
-    </w:p>
-    <w:p>
-      <w:pPr>
-        <w:bidi/>
-      </w:pPr>
-      <w:r>
-        <w:rPr>
-          <w:lang w:val="ar_AE" w:bidi="ar_AE"/>
-        </w:rPr>
-      </w:r>
-      <w:r>
-        <w:rPr>
           <w:b/>
           <w:lang w:val="ar_AE" w:bidi="ar_AE"/>
         </w:rPr>
@@ -25483,22 +22535,6 @@
       </w:r>
       <w:r>
         <w:rPr>
-          <w:lang w:val="ar_AE" w:bidi="ar_AE"/>
-        </w:rPr>
-        <w:t>חֹ֣רֶב בַּ⁠סַּ֔ף</w:t>
-      </w:r>
-    </w:p>
-    <w:p>
-      <w:pPr>
-        <w:bidi/>
-      </w:pPr>
-      <w:r>
-        <w:rPr>
-          <w:lang w:val="ar_AE" w:bidi="ar_AE"/>
-        </w:rPr>
-      </w:r>
-      <w:r>
-        <w:rPr>
           <w:b/>
           <w:lang w:val="ar_AE" w:bidi="ar_AE"/>
         </w:rPr>
@@ -25618,22 +22654,6 @@
       </w:r>
       <w:r>
         <w:rPr>
-          <w:lang w:val="ar_AE" w:bidi="ar_AE"/>
-        </w:rPr>
-        <w:t>זֹ֞֠את הָ⁠עִ֤יר הָ⁠עַלִּיזָה֙ הַ⁠יּוֹשֶׁ֣בֶת לָ⁠בֶ֔טַח הָ⁠אֹֽמְרָה֙ בִּ⁠לְבָבָ֔⁠הּ אֲנִ֖י וְ⁠אַפְסִ֣⁠י ע֑וֹד</w:t>
-      </w:r>
-    </w:p>
-    <w:p>
-      <w:pPr>
-        <w:bidi/>
-      </w:pPr>
-      <w:r>
-        <w:rPr>
-          <w:lang w:val="ar_AE" w:bidi="ar_AE"/>
-        </w:rPr>
-      </w:r>
-      <w:r>
-        <w:rPr>
           <w:b/>
           <w:lang w:val="ar_AE" w:bidi="ar_AE"/>
         </w:rPr>
@@ -25766,22 +22786,6 @@
       </w:r>
       <w:r>
         <w:rPr>
-          <w:lang w:val="ar_AE" w:bidi="ar_AE"/>
-        </w:rPr>
-        <w:t>הָ⁠אֹֽמְרָה֙ בִּ⁠לְבָבָ֔⁠הּ אֲנִ֖י וְ⁠אַפְסִ֣⁠י ע֑וֹד</w:t>
-      </w:r>
-    </w:p>
-    <w:p>
-      <w:pPr>
-        <w:bidi/>
-      </w:pPr>
-      <w:r>
-        <w:rPr>
-          <w:lang w:val="ar_AE" w:bidi="ar_AE"/>
-        </w:rPr>
-      </w:r>
-      <w:r>
-        <w:rPr>
           <w:b/>
           <w:lang w:val="ar_AE" w:bidi="ar_AE"/>
         </w:rPr>
@@ -25901,22 +22905,6 @@
       </w:r>
       <w:r>
         <w:rPr>
-          <w:lang w:val="ar_AE" w:bidi="ar_AE"/>
-        </w:rPr>
-        <w:t>הָ⁠אֹֽמְרָה֙ בִּ⁠לְבָבָ֔⁠הּ אֲנִ֖י וְ⁠אַפְסִ֣⁠י ע֑וֹד</w:t>
-      </w:r>
-    </w:p>
-    <w:p>
-      <w:pPr>
-        <w:bidi/>
-      </w:pPr>
-      <w:r>
-        <w:rPr>
-          <w:lang w:val="ar_AE" w:bidi="ar_AE"/>
-        </w:rPr>
-      </w:r>
-      <w:r>
-        <w:rPr>
           <w:b/>
           <w:lang w:val="ar_AE" w:bidi="ar_AE"/>
         </w:rPr>
@@ -26023,22 +23011,6 @@
       </w:r>
       <w:r>
         <w:rPr>
-          <w:lang w:val="ar_AE" w:bidi="ar_AE"/>
-        </w:rPr>
-        <w:t>הָ⁠אֹֽמְרָה֙ בִּ⁠לְבָבָ֔⁠הּ אֲנִ֖י וְ⁠אַפְסִ֣⁠י ע֑וֹד</w:t>
-      </w:r>
-    </w:p>
-    <w:p>
-      <w:pPr>
-        <w:bidi/>
-      </w:pPr>
-      <w:r>
-        <w:rPr>
-          <w:lang w:val="ar_AE" w:bidi="ar_AE"/>
-        </w:rPr>
-      </w:r>
-      <w:r>
-        <w:rPr>
           <w:b/>
           <w:lang w:val="ar_AE" w:bidi="ar_AE"/>
         </w:rPr>
@@ -26145,22 +23117,6 @@
       </w:r>
       <w:r>
         <w:rPr>
-          <w:lang w:val="ar_AE" w:bidi="ar_AE"/>
-        </w:rPr>
-        <w:t>אֵ֣יךְ ׀ הָיְתָ֣ה לְ⁠שַׁמָּ֗ה</w:t>
-      </w:r>
-    </w:p>
-    <w:p>
-      <w:pPr>
-        <w:bidi/>
-      </w:pPr>
-      <w:r>
-        <w:rPr>
-          <w:lang w:val="ar_AE" w:bidi="ar_AE"/>
-        </w:rPr>
-      </w:r>
-      <w:r>
-        <w:rPr>
           <w:b/>
           <w:lang w:val="ar_AE" w:bidi="ar_AE"/>
         </w:rPr>
@@ -26267,22 +23223,6 @@
       </w:r>
       <w:r>
         <w:rPr>
-          <w:lang w:val="ar_AE" w:bidi="ar_AE"/>
-        </w:rPr>
-        <w:t>מַרְבֵּץ֙ לַֽ⁠חַיָּ֔ה</w:t>
-      </w:r>
-    </w:p>
-    <w:p>
-      <w:pPr>
-        <w:bidi/>
-      </w:pPr>
-      <w:r>
-        <w:rPr>
-          <w:lang w:val="ar_AE" w:bidi="ar_AE"/>
-        </w:rPr>
-      </w:r>
-      <w:r>
-        <w:rPr>
           <w:b/>
           <w:lang w:val="ar_AE" w:bidi="ar_AE"/>
         </w:rPr>
@@ -26402,22 +23342,6 @@
       </w:r>
       <w:r>
         <w:rPr>
-          <w:lang w:val="ar_AE" w:bidi="ar_AE"/>
-        </w:rPr>
-        <w:t>כֹּ֚ל עוֹבֵ֣ר עָלֶ֔י⁠הָ יִשְׁרֹ֖ק יָנִ֥יעַ יָדֽ⁠וֹ</w:t>
-      </w:r>
-    </w:p>
-    <w:p>
-      <w:pPr>
-        <w:bidi/>
-      </w:pPr>
-      <w:r>
-        <w:rPr>
-          <w:lang w:val="ar_AE" w:bidi="ar_AE"/>
-        </w:rPr>
-      </w:r>
-      <w:r>
-        <w:rPr>
           <w:b/>
           <w:lang w:val="ar_AE" w:bidi="ar_AE"/>
         </w:rPr>
@@ -26537,22 +23461,6 @@
       </w:r>
       <w:r>
         <w:rPr>
-          <w:lang w:val="ar_AE" w:bidi="ar_AE"/>
-        </w:rPr>
-        <w:t>ה֥וֹי מֹרְאָ֖ה וְ⁠נִגְאָלָ֑ה הָ⁠עִ֖יר הַ⁠יּוֹנָֽה</w:t>
-      </w:r>
-    </w:p>
-    <w:p>
-      <w:pPr>
-        <w:bidi/>
-      </w:pPr>
-      <w:r>
-        <w:rPr>
-          <w:lang w:val="ar_AE" w:bidi="ar_AE"/>
-        </w:rPr>
-      </w:r>
-      <w:r>
-        <w:rPr>
           <w:b/>
           <w:lang w:val="ar_AE" w:bidi="ar_AE"/>
         </w:rPr>
@@ -26672,22 +23580,6 @@
       </w:r>
       <w:r>
         <w:rPr>
-          <w:lang w:val="ar_AE" w:bidi="ar_AE"/>
-        </w:rPr>
-        <w:t>מֹרְאָ֖ה וְ⁠נִגְאָלָ֑ה הָ⁠עִ֖יר הַ⁠יּוֹנָֽה</w:t>
-      </w:r>
-    </w:p>
-    <w:p>
-      <w:pPr>
-        <w:bidi/>
-      </w:pPr>
-      <w:r>
-        <w:rPr>
-          <w:lang w:val="ar_AE" w:bidi="ar_AE"/>
-        </w:rPr>
-      </w:r>
-      <w:r>
-        <w:rPr>
           <w:b/>
           <w:lang w:val="ar_AE" w:bidi="ar_AE"/>
         </w:rPr>
@@ -26846,22 +23738,6 @@
       </w:r>
       <w:r>
         <w:rPr>
-          <w:lang w:val="ar_AE" w:bidi="ar_AE"/>
-        </w:rPr>
-        <w:t>מֹרְאָ֖ה וְ⁠נִגְאָלָ֑ה הָ⁠עִ֖יר הַ⁠יּוֹנָֽה</w:t>
-      </w:r>
-    </w:p>
-    <w:p>
-      <w:pPr>
-        <w:bidi/>
-      </w:pPr>
-      <w:r>
-        <w:rPr>
-          <w:lang w:val="ar_AE" w:bidi="ar_AE"/>
-        </w:rPr>
-      </w:r>
-      <w:r>
-        <w:rPr>
           <w:b/>
           <w:lang w:val="ar_AE" w:bidi="ar_AE"/>
         </w:rPr>
@@ -26981,22 +23857,6 @@
       </w:r>
       <w:r>
         <w:rPr>
-          <w:lang w:val="ar_AE" w:bidi="ar_AE"/>
-        </w:rPr>
-        <w:t>מֹרְאָ֖ה וְ⁠נִגְאָלָ֑ה</w:t>
-      </w:r>
-    </w:p>
-    <w:p>
-      <w:pPr>
-        <w:bidi/>
-      </w:pPr>
-      <w:r>
-        <w:rPr>
-          <w:lang w:val="ar_AE" w:bidi="ar_AE"/>
-        </w:rPr>
-      </w:r>
-      <w:r>
-        <w:rPr>
           <w:b/>
           <w:lang w:val="ar_AE" w:bidi="ar_AE"/>
         </w:rPr>
@@ -27103,22 +23963,6 @@
       </w:r>
       <w:r>
         <w:rPr>
-          <w:lang w:val="ar_AE" w:bidi="ar_AE"/>
-        </w:rPr>
-        <w:t>לֹ֤א שָֽׁמְעָה֙ בְּ⁠ק֔וֹל</w:t>
-      </w:r>
-    </w:p>
-    <w:p>
-      <w:pPr>
-        <w:bidi/>
-      </w:pPr>
-      <w:r>
-        <w:rPr>
-          <w:lang w:val="ar_AE" w:bidi="ar_AE"/>
-        </w:rPr>
-      </w:r>
-      <w:r>
-        <w:rPr>
           <w:b/>
           <w:lang w:val="ar_AE" w:bidi="ar_AE"/>
         </w:rPr>
@@ -27238,22 +24082,6 @@
       </w:r>
       <w:r>
         <w:rPr>
-          <w:lang w:val="ar_AE" w:bidi="ar_AE"/>
-        </w:rPr>
-        <w:t>לֹ֤א שָֽׁמְעָה֙ בְּ⁠ק֔וֹל</w:t>
-      </w:r>
-    </w:p>
-    <w:p>
-      <w:pPr>
-        <w:bidi/>
-      </w:pPr>
-      <w:r>
-        <w:rPr>
-          <w:lang w:val="ar_AE" w:bidi="ar_AE"/>
-        </w:rPr>
-      </w:r>
-      <w:r>
-        <w:rPr>
           <w:b/>
           <w:lang w:val="ar_AE" w:bidi="ar_AE"/>
         </w:rPr>
@@ -27373,22 +24201,6 @@
       </w:r>
       <w:r>
         <w:rPr>
-          <w:lang w:val="ar_AE" w:bidi="ar_AE"/>
-        </w:rPr>
-        <w:t>אֶל־אֱלֹהֶ֖י⁠הָ לֹ֥א קָרֵֽבָה</w:t>
-      </w:r>
-    </w:p>
-    <w:p>
-      <w:pPr>
-        <w:bidi/>
-      </w:pPr>
-      <w:r>
-        <w:rPr>
-          <w:lang w:val="ar_AE" w:bidi="ar_AE"/>
-        </w:rPr>
-      </w:r>
-      <w:r>
-        <w:rPr>
           <w:b/>
           <w:lang w:val="ar_AE" w:bidi="ar_AE"/>
         </w:rPr>
@@ -27521,22 +24333,6 @@
       </w:r>
       <w:r>
         <w:rPr>
-          <w:lang w:val="ar_AE" w:bidi="ar_AE"/>
-        </w:rPr>
-        <w:t>שָׂרֶ֣י⁠הָ</w:t>
-      </w:r>
-    </w:p>
-    <w:p>
-      <w:pPr>
-        <w:bidi/>
-      </w:pPr>
-      <w:r>
-        <w:rPr>
-          <w:lang w:val="ar_AE" w:bidi="ar_AE"/>
-        </w:rPr>
-      </w:r>
-      <w:r>
-        <w:rPr>
           <w:b/>
           <w:lang w:val="ar_AE" w:bidi="ar_AE"/>
         </w:rPr>
@@ -27584,7 +24380,7 @@
         </w:rPr>
         <w:t xml:space="preserve">" في </w:t>
       </w:r>
-      <w:hyperlink r:id="rId20">
+      <w:hyperlink r:id="rId18">
         <w:r>
           <w:rPr>
             <w:lang w:val="ar_AE" w:bidi="ar_AE"/>
@@ -27673,22 +24469,6 @@
       </w:r>
       <w:r>
         <w:rPr>
-          <w:lang w:val="ar_AE" w:bidi="ar_AE"/>
-        </w:rPr>
-        <w:t>בְ⁠קִרְבָּ֔⁠הּ אֲרָי֖וֹת שֹֽׁאֲגִ֑ים</w:t>
-      </w:r>
-    </w:p>
-    <w:p>
-      <w:pPr>
-        <w:bidi/>
-      </w:pPr>
-      <w:r>
-        <w:rPr>
-          <w:lang w:val="ar_AE" w:bidi="ar_AE"/>
-        </w:rPr>
-      </w:r>
-      <w:r>
-        <w:rPr>
           <w:b/>
           <w:lang w:val="ar_AE" w:bidi="ar_AE"/>
         </w:rPr>
@@ -27821,22 +24601,6 @@
       </w:r>
       <w:r>
         <w:rPr>
-          <w:lang w:val="ar_AE" w:bidi="ar_AE"/>
-        </w:rPr>
-        <w:t>זְאֵ֣בֵי עֶ֔רֶב</w:t>
-      </w:r>
-    </w:p>
-    <w:p>
-      <w:pPr>
-        <w:bidi/>
-      </w:pPr>
-      <w:r>
-        <w:rPr>
-          <w:lang w:val="ar_AE" w:bidi="ar_AE"/>
-        </w:rPr>
-      </w:r>
-      <w:r>
-        <w:rPr>
           <w:b/>
           <w:lang w:val="ar_AE" w:bidi="ar_AE"/>
         </w:rPr>
@@ -27982,22 +24746,6 @@
       </w:r>
       <w:r>
         <w:rPr>
-          <w:lang w:val="ar_AE" w:bidi="ar_AE"/>
-        </w:rPr>
-        <w:t>לֹ֥א גָרְמ֖וּ לַ⁠בֹּֽקֶר</w:t>
-      </w:r>
-    </w:p>
-    <w:p>
-      <w:pPr>
-        <w:bidi/>
-      </w:pPr>
-      <w:r>
-        <w:rPr>
-          <w:lang w:val="ar_AE" w:bidi="ar_AE"/>
-        </w:rPr>
-      </w:r>
-      <w:r>
-        <w:rPr>
           <w:b/>
           <w:lang w:val="ar_AE" w:bidi="ar_AE"/>
         </w:rPr>
@@ -28130,22 +24878,6 @@
       </w:r>
       <w:r>
         <w:rPr>
-          <w:lang w:val="ar_AE" w:bidi="ar_AE"/>
-        </w:rPr>
-        <w:t>פֹּֽחֲזִ֔ים</w:t>
-      </w:r>
-    </w:p>
-    <w:p>
-      <w:pPr>
-        <w:bidi/>
-      </w:pPr>
-      <w:r>
-        <w:rPr>
-          <w:lang w:val="ar_AE" w:bidi="ar_AE"/>
-        </w:rPr>
-      </w:r>
-      <w:r>
-        <w:rPr>
           <w:b/>
           <w:lang w:val="ar_AE" w:bidi="ar_AE"/>
         </w:rPr>
@@ -28278,22 +25010,6 @@
       </w:r>
       <w:r>
         <w:rPr>
-          <w:lang w:val="ar_AE" w:bidi="ar_AE"/>
-        </w:rPr>
-        <w:t>אַנְשֵׁ֖י בֹּֽגְד֑וֹת</w:t>
-      </w:r>
-    </w:p>
-    <w:p>
-      <w:pPr>
-        <w:bidi/>
-      </w:pPr>
-      <w:r>
-        <w:rPr>
-          <w:lang w:val="ar_AE" w:bidi="ar_AE"/>
-        </w:rPr>
-      </w:r>
-      <w:r>
-        <w:rPr>
           <w:b/>
           <w:lang w:val="ar_AE" w:bidi="ar_AE"/>
         </w:rPr>
@@ -28426,22 +25142,6 @@
       </w:r>
       <w:r>
         <w:rPr>
-          <w:lang w:val="ar_AE" w:bidi="ar_AE"/>
-        </w:rPr>
-        <w:t>אַנְשֵׁ֖י בֹּֽגְד֑וֹת</w:t>
-      </w:r>
-    </w:p>
-    <w:p>
-      <w:pPr>
-        <w:bidi/>
-      </w:pPr>
-      <w:r>
-        <w:rPr>
-          <w:lang w:val="ar_AE" w:bidi="ar_AE"/>
-        </w:rPr>
-      </w:r>
-      <w:r>
-        <w:rPr>
           <w:b/>
           <w:lang w:val="ar_AE" w:bidi="ar_AE"/>
         </w:rPr>
@@ -28574,22 +25274,6 @@
       </w:r>
       <w:r>
         <w:rPr>
-          <w:lang w:val="ar_AE" w:bidi="ar_AE"/>
-        </w:rPr>
-        <w:t>חִלְּלוּ־קֹ֔דֶשׁ</w:t>
-      </w:r>
-    </w:p>
-    <w:p>
-      <w:pPr>
-        <w:bidi/>
-      </w:pPr>
-      <w:r>
-        <w:rPr>
-          <w:lang w:val="ar_AE" w:bidi="ar_AE"/>
-        </w:rPr>
-      </w:r>
-      <w:r>
-        <w:rPr>
           <w:b/>
           <w:lang w:val="ar_AE" w:bidi="ar_AE"/>
         </w:rPr>
@@ -28722,22 +25406,6 @@
       </w:r>
       <w:r>
         <w:rPr>
-          <w:lang w:val="ar_AE" w:bidi="ar_AE"/>
-        </w:rPr>
-        <w:t>לֹ֥א יַעֲשֶׂ֖ה עַוְלָ֑ה</w:t>
-      </w:r>
-    </w:p>
-    <w:p>
-      <w:pPr>
-        <w:bidi/>
-      </w:pPr>
-      <w:r>
-        <w:rPr>
-          <w:lang w:val="ar_AE" w:bidi="ar_AE"/>
-        </w:rPr>
-      </w:r>
-      <w:r>
-        <w:rPr>
           <w:b/>
           <w:lang w:val="ar_AE" w:bidi="ar_AE"/>
         </w:rPr>
@@ -28870,22 +25538,6 @@
       </w:r>
       <w:r>
         <w:rPr>
-          <w:lang w:val="ar_AE" w:bidi="ar_AE"/>
-        </w:rPr>
-        <w:t>בַּ⁠בֹּ֨קֶר בַּ⁠בֹּ֜קֶר מִשְׁפָּט֨⁠וֹ יִתֵּ֤ן לָ⁠אוֹר֙ לֹ֣א נֶעְדָּ֔ר</w:t>
-      </w:r>
-    </w:p>
-    <w:p>
-      <w:pPr>
-        <w:bidi/>
-      </w:pPr>
-      <w:r>
-        <w:rPr>
-          <w:lang w:val="ar_AE" w:bidi="ar_AE"/>
-        </w:rPr>
-      </w:r>
-      <w:r>
-        <w:rPr>
           <w:b/>
           <w:lang w:val="ar_AE" w:bidi="ar_AE"/>
         </w:rPr>
@@ -29031,22 +25683,6 @@
       </w:r>
       <w:r>
         <w:rPr>
-          <w:lang w:val="ar_AE" w:bidi="ar_AE"/>
-        </w:rPr>
-        <w:t>בַּ⁠בֹּ֨קֶר בַּ⁠בֹּ֜קֶר</w:t>
-      </w:r>
-    </w:p>
-    <w:p>
-      <w:pPr>
-        <w:bidi/>
-      </w:pPr>
-      <w:r>
-        <w:rPr>
-          <w:lang w:val="ar_AE" w:bidi="ar_AE"/>
-        </w:rPr>
-      </w:r>
-      <w:r>
-        <w:rPr>
           <w:b/>
           <w:lang w:val="ar_AE" w:bidi="ar_AE"/>
         </w:rPr>
@@ -29166,22 +25802,6 @@
       </w:r>
       <w:r>
         <w:rPr>
-          <w:lang w:val="ar_AE" w:bidi="ar_AE"/>
-        </w:rPr>
-        <w:t>בַּ⁠בֹּ֨קֶר בַּ⁠בֹּ֜קֶר</w:t>
-      </w:r>
-    </w:p>
-    <w:p>
-      <w:pPr>
-        <w:bidi/>
-      </w:pPr>
-      <w:r>
-        <w:rPr>
-          <w:lang w:val="ar_AE" w:bidi="ar_AE"/>
-        </w:rPr>
-      </w:r>
-      <w:r>
-        <w:rPr>
           <w:b/>
           <w:lang w:val="ar_AE" w:bidi="ar_AE"/>
         </w:rPr>
@@ -29301,22 +25921,6 @@
       </w:r>
       <w:r>
         <w:rPr>
-          <w:lang w:val="ar_AE" w:bidi="ar_AE"/>
-        </w:rPr>
-        <w:t>מִשְׁפָּט֨⁠וֹ יִתֵּ֤ן</w:t>
-      </w:r>
-    </w:p>
-    <w:p>
-      <w:pPr>
-        <w:bidi/>
-      </w:pPr>
-      <w:r>
-        <w:rPr>
-          <w:lang w:val="ar_AE" w:bidi="ar_AE"/>
-        </w:rPr>
-      </w:r>
-      <w:r>
-        <w:rPr>
           <w:b/>
           <w:lang w:val="ar_AE" w:bidi="ar_AE"/>
         </w:rPr>
@@ -29436,22 +26040,6 @@
       </w:r>
       <w:r>
         <w:rPr>
-          <w:lang w:val="ar_AE" w:bidi="ar_AE"/>
-        </w:rPr>
-        <w:t>לֹ֣א נֶעְדָּ֔ר</w:t>
-      </w:r>
-    </w:p>
-    <w:p>
-      <w:pPr>
-        <w:bidi/>
-      </w:pPr>
-      <w:r>
-        <w:rPr>
-          <w:lang w:val="ar_AE" w:bidi="ar_AE"/>
-        </w:rPr>
-      </w:r>
-      <w:r>
-        <w:rPr>
           <w:b/>
           <w:lang w:val="ar_AE" w:bidi="ar_AE"/>
         </w:rPr>
@@ -29544,22 +26132,6 @@
       </w:r>
       <w:r>
         <w:rPr>
-          <w:lang w:val="ar_AE" w:bidi="ar_AE"/>
-        </w:rPr>
-        <w:t>לֹ֣א נֶעְדָּ֔ר</w:t>
-      </w:r>
-    </w:p>
-    <w:p>
-      <w:pPr>
-        <w:bidi/>
-      </w:pPr>
-      <w:r>
-        <w:rPr>
-          <w:lang w:val="ar_AE" w:bidi="ar_AE"/>
-        </w:rPr>
-      </w:r>
-      <w:r>
-        <w:rPr>
           <w:b/>
           <w:lang w:val="ar_AE" w:bidi="ar_AE"/>
         </w:rPr>
@@ -29692,22 +26264,6 @@
       </w:r>
       <w:r>
         <w:rPr>
-          <w:lang w:val="ar_AE" w:bidi="ar_AE"/>
-        </w:rPr>
-        <w:t>וְ⁠לֹֽא־יוֹדֵ֥עַ עַוָּ֖ל בֹּֽשֶׁת</w:t>
-      </w:r>
-    </w:p>
-    <w:p>
-      <w:pPr>
-        <w:bidi/>
-      </w:pPr>
-      <w:r>
-        <w:rPr>
-          <w:lang w:val="ar_AE" w:bidi="ar_AE"/>
-        </w:rPr>
-      </w:r>
-      <w:r>
-        <w:rPr>
           <w:b/>
           <w:lang w:val="ar_AE" w:bidi="ar_AE"/>
         </w:rPr>
@@ -29827,22 +26383,6 @@
       </w:r>
       <w:r>
         <w:rPr>
-          <w:lang w:val="ar_AE" w:bidi="ar_AE"/>
-        </w:rPr>
-        <w:t>וְ⁠לֹֽא־יוֹדֵ֥עַ עַוָּ֖ל בֹּֽשֶׁת</w:t>
-      </w:r>
-    </w:p>
-    <w:p>
-      <w:pPr>
-        <w:bidi/>
-      </w:pPr>
-      <w:r>
-        <w:rPr>
-          <w:lang w:val="ar_AE" w:bidi="ar_AE"/>
-        </w:rPr>
-      </w:r>
-      <w:r>
-        <w:rPr>
           <w:b/>
           <w:lang w:val="ar_AE" w:bidi="ar_AE"/>
         </w:rPr>
@@ -29962,22 +26502,6 @@
       </w:r>
       <w:r>
         <w:rPr>
-          <w:lang w:val="ar_AE" w:bidi="ar_AE"/>
-        </w:rPr>
-        <w:t>הִכְרַ֣תִּי גוֹיִ֗ם נָשַׁ֨מּוּ֙ פִּנּוֹתָ֔⁠ם הֶחֱרַ֥בְתִּי חֽוּצוֹתָ֖⁠ם</w:t>
-      </w:r>
-    </w:p>
-    <w:p>
-      <w:pPr>
-        <w:bidi/>
-      </w:pPr>
-      <w:r>
-        <w:rPr>
-          <w:lang w:val="ar_AE" w:bidi="ar_AE"/>
-        </w:rPr>
-      </w:r>
-      <w:r>
-        <w:rPr>
           <w:b/>
           <w:lang w:val="ar_AE" w:bidi="ar_AE"/>
         </w:rPr>
@@ -30084,22 +26608,6 @@
       </w:r>
       <w:r>
         <w:rPr>
-          <w:lang w:val="ar_AE" w:bidi="ar_AE"/>
-        </w:rPr>
-        <w:t>הִכְרַ֣תִּי גוֹיִ֗ם נָשַׁ֨מּוּ֙ פִּנּוֹתָ֔⁠ם הֶחֱרַ֥בְתִּי חֽוּצוֹתָ֖⁠ם</w:t>
-      </w:r>
-    </w:p>
-    <w:p>
-      <w:pPr>
-        <w:bidi/>
-      </w:pPr>
-      <w:r>
-        <w:rPr>
-          <w:lang w:val="ar_AE" w:bidi="ar_AE"/>
-        </w:rPr>
-      </w:r>
-      <w:r>
-        <w:rPr>
           <w:b/>
           <w:lang w:val="ar_AE" w:bidi="ar_AE"/>
         </w:rPr>
@@ -30206,22 +26714,6 @@
       </w:r>
       <w:r>
         <w:rPr>
-          <w:lang w:val="ar_AE" w:bidi="ar_AE"/>
-        </w:rPr>
-        <w:t>הִכְרַ֣תִּי</w:t>
-      </w:r>
-    </w:p>
-    <w:p>
-      <w:pPr>
-        <w:bidi/>
-      </w:pPr>
-      <w:r>
-        <w:rPr>
-          <w:lang w:val="ar_AE" w:bidi="ar_AE"/>
-        </w:rPr>
-      </w:r>
-      <w:r>
-        <w:rPr>
           <w:b/>
           <w:lang w:val="ar_AE" w:bidi="ar_AE"/>
         </w:rPr>
@@ -30269,7 +26761,7 @@
         </w:rPr>
         <w:t xml:space="preserve">" في </w:t>
       </w:r>
-      <w:hyperlink r:id="rId28">
+      <w:hyperlink r:id="rId26">
         <w:r>
           <w:rPr>
             <w:lang w:val="ar_AE" w:bidi="ar_AE"/>
@@ -30358,22 +26850,6 @@
       </w:r>
       <w:r>
         <w:rPr>
-          <w:lang w:val="ar_AE" w:bidi="ar_AE"/>
-        </w:rPr>
-        <w:t>נָשַׁ֨מּוּ֙ פִּנּוֹתָ֔⁠ם</w:t>
-      </w:r>
-    </w:p>
-    <w:p>
-      <w:pPr>
-        <w:bidi/>
-      </w:pPr>
-      <w:r>
-        <w:rPr>
-          <w:lang w:val="ar_AE" w:bidi="ar_AE"/>
-        </w:rPr>
-      </w:r>
-      <w:r>
-        <w:rPr>
           <w:b/>
           <w:lang w:val="ar_AE" w:bidi="ar_AE"/>
         </w:rPr>
@@ -30466,22 +26942,6 @@
       </w:r>
       <w:r>
         <w:rPr>
-          <w:lang w:val="ar_AE" w:bidi="ar_AE"/>
-        </w:rPr>
-        <w:t>פִּנּוֹתָ֔⁠ם</w:t>
-      </w:r>
-    </w:p>
-    <w:p>
-      <w:pPr>
-        <w:bidi/>
-      </w:pPr>
-      <w:r>
-        <w:rPr>
-          <w:lang w:val="ar_AE" w:bidi="ar_AE"/>
-        </w:rPr>
-      </w:r>
-      <w:r>
-        <w:rPr>
           <w:b/>
           <w:lang w:val="ar_AE" w:bidi="ar_AE"/>
         </w:rPr>
@@ -30530,7 +26990,7 @@
         </w:rPr>
         <w:t xml:space="preserve">في </w:t>
       </w:r>
-      <w:hyperlink r:id="rId29">
+      <w:hyperlink r:id="rId27">
         <w:r>
           <w:rPr>
             <w:lang w:val="ar_AE" w:bidi="ar_AE"/>
@@ -30619,22 +27079,6 @@
       </w:r>
       <w:r>
         <w:rPr>
-          <w:lang w:val="ar_AE" w:bidi="ar_AE"/>
-        </w:rPr>
-        <w:t>נִצְדּ֧וּ עָרֵי⁠הֶ֛ם</w:t>
-      </w:r>
-    </w:p>
-    <w:p>
-      <w:pPr>
-        <w:bidi/>
-      </w:pPr>
-      <w:r>
-        <w:rPr>
-          <w:lang w:val="ar_AE" w:bidi="ar_AE"/>
-        </w:rPr>
-      </w:r>
-      <w:r>
-        <w:rPr>
           <w:b/>
           <w:lang w:val="ar_AE" w:bidi="ar_AE"/>
         </w:rPr>
@@ -30741,22 +27185,6 @@
       </w:r>
       <w:r>
         <w:rPr>
-          <w:lang w:val="ar_AE" w:bidi="ar_AE"/>
-        </w:rPr>
-        <w:t>מִ⁠בְּלִי־אִ֖ישׁ מֵ⁠אֵ֥ין יוֹשֵֽׁב</w:t>
-      </w:r>
-    </w:p>
-    <w:p>
-      <w:pPr>
-        <w:bidi/>
-      </w:pPr>
-      <w:r>
-        <w:rPr>
-          <w:lang w:val="ar_AE" w:bidi="ar_AE"/>
-        </w:rPr>
-      </w:r>
-      <w:r>
-        <w:rPr>
           <w:b/>
           <w:lang w:val="ar_AE" w:bidi="ar_AE"/>
         </w:rPr>
@@ -30863,22 +27291,6 @@
       </w:r>
       <w:r>
         <w:rPr>
-          <w:lang w:val="ar_AE" w:bidi="ar_AE"/>
-        </w:rPr>
-        <w:t>אָמַ֜רְתִּי אַךְ־תִּירְאִ֤י אוֹתִ⁠י֙ תִּקְחִ֣י מוּסָ֔ר וְ⁠לֹֽא־יִכָּרֵ֣ת מְעוֹנָ֔⁠הּ כֹּ֥ל אֲשֶׁר־פָּקַ֖דְתִּי עָלֶ֑י⁠הָ</w:t>
-      </w:r>
-    </w:p>
-    <w:p>
-      <w:pPr>
-        <w:bidi/>
-      </w:pPr>
-      <w:r>
-        <w:rPr>
-          <w:lang w:val="ar_AE" w:bidi="ar_AE"/>
-        </w:rPr>
-      </w:r>
-      <w:r>
-        <w:rPr>
           <w:b/>
           <w:lang w:val="ar_AE" w:bidi="ar_AE"/>
         </w:rPr>
@@ -30985,22 +27397,6 @@
       </w:r>
       <w:r>
         <w:rPr>
-          <w:lang w:val="ar_AE" w:bidi="ar_AE"/>
-        </w:rPr>
-        <w:t>אָמַ֜רְתִּי אַךְ־תִּירְאִ֤י אוֹתִ⁠י֙ תִּקְחִ֣י מוּסָ֔ר וְ⁠לֹֽא־יִכָּרֵ֣ת מְעוֹנָ֔⁠הּ כֹּ֥ל אֲשֶׁר־פָּקַ֖דְתִּי עָלֶ֑י⁠הָ</w:t>
-      </w:r>
-    </w:p>
-    <w:p>
-      <w:pPr>
-        <w:bidi/>
-      </w:pPr>
-      <w:r>
-        <w:rPr>
-          <w:lang w:val="ar_AE" w:bidi="ar_AE"/>
-        </w:rPr>
-      </w:r>
-      <w:r>
-        <w:rPr>
           <w:b/>
           <w:lang w:val="ar_AE" w:bidi="ar_AE"/>
         </w:rPr>
@@ -31107,22 +27503,6 @@
       </w:r>
       <w:r>
         <w:rPr>
-          <w:lang w:val="ar_AE" w:bidi="ar_AE"/>
-        </w:rPr>
-        <w:t>אָמַ֜רְתִּי אַךְ־תִּירְאִ֤י אוֹתִ⁠י֙ תִּקְחִ֣י מוּסָ֔ר וְ⁠לֹֽא־יִכָּרֵ֣ת מְעוֹנָ֔⁠הּ כֹּ֥ל אֲשֶׁר־פָּקַ֖דְתִּי עָלֶ֑י⁠הָ</w:t>
-      </w:r>
-    </w:p>
-    <w:p>
-      <w:pPr>
-        <w:bidi/>
-      </w:pPr>
-      <w:r>
-        <w:rPr>
-          <w:lang w:val="ar_AE" w:bidi="ar_AE"/>
-        </w:rPr>
-      </w:r>
-      <w:r>
-        <w:rPr>
           <w:b/>
           <w:lang w:val="ar_AE" w:bidi="ar_AE"/>
         </w:rPr>
@@ -31184,7 +27564,7 @@
         </w:rPr>
         <w:t xml:space="preserve">. لكنه في الواقع، يتكلم إلى شعب أورشليم. يمكنك توضيح المعنى بأسلوب صريح، إذا كان ذلك مفيدًا في لغتك. انظر ما فعلته في </w:t>
       </w:r>
-      <w:hyperlink r:id="rId30">
+      <w:hyperlink r:id="rId28">
         <w:r>
           <w:rPr>
             <w:lang w:val="ar_AE" w:bidi="ar_AE"/>
@@ -31273,22 +27653,6 @@
       </w:r>
       <w:r>
         <w:rPr>
-          <w:lang w:val="ar_AE" w:bidi="ar_AE"/>
-        </w:rPr>
-        <w:t>כֹּ֥ל אֲשֶׁר־פָּקַ֖דְתִּי עָלֶ֑י⁠הָ</w:t>
-      </w:r>
-    </w:p>
-    <w:p>
-      <w:pPr>
-        <w:bidi/>
-      </w:pPr>
-      <w:r>
-        <w:rPr>
-          <w:lang w:val="ar_AE" w:bidi="ar_AE"/>
-        </w:rPr>
-      </w:r>
-      <w:r>
-        <w:rPr>
           <w:b/>
           <w:lang w:val="ar_AE" w:bidi="ar_AE"/>
         </w:rPr>
@@ -31336,7 +27700,7 @@
         </w:rPr>
         <w:t xml:space="preserve">" في </w:t>
       </w:r>
-      <w:hyperlink r:id="rId20">
+      <w:hyperlink r:id="rId18">
         <w:r>
           <w:rPr>
             <w:lang w:val="ar_AE" w:bidi="ar_AE"/>
@@ -31425,22 +27789,6 @@
       </w:r>
       <w:r>
         <w:rPr>
-          <w:lang w:val="ar_AE" w:bidi="ar_AE"/>
-        </w:rPr>
-        <w:t>הִשְׁכִּ֣ימוּ הִשְׁחִ֔יתוּ כֹּ֖ל עֲלִילוֹתָֽ⁠ם</w:t>
-      </w:r>
-    </w:p>
-    <w:p>
-      <w:pPr>
-        <w:bidi/>
-      </w:pPr>
-      <w:r>
-        <w:rPr>
-          <w:lang w:val="ar_AE" w:bidi="ar_AE"/>
-        </w:rPr>
-      </w:r>
-      <w:r>
-        <w:rPr>
           <w:b/>
           <w:lang w:val="ar_AE" w:bidi="ar_AE"/>
         </w:rPr>
@@ -31560,22 +27908,6 @@
       </w:r>
       <w:r>
         <w:rPr>
-          <w:lang w:val="ar_AE" w:bidi="ar_AE"/>
-        </w:rPr>
-        <w:t>הִשְׁכִּ֣ימוּ הִשְׁחִ֔יתוּ כֹּ֖ל עֲלִילוֹתָֽ⁠ם</w:t>
-      </w:r>
-    </w:p>
-    <w:p>
-      <w:pPr>
-        <w:bidi/>
-      </w:pPr>
-      <w:r>
-        <w:rPr>
-          <w:lang w:val="ar_AE" w:bidi="ar_AE"/>
-        </w:rPr>
-      </w:r>
-      <w:r>
-        <w:rPr>
           <w:b/>
           <w:lang w:val="ar_AE" w:bidi="ar_AE"/>
         </w:rPr>
@@ -31729,7 +28061,7 @@
         </w:rPr>
         <w:t xml:space="preserve">" في </w:t>
       </w:r>
-      <w:hyperlink r:id="rId23">
+      <w:hyperlink r:id="rId21">
         <w:r>
           <w:rPr>
             <w:lang w:val="ar_AE" w:bidi="ar_AE"/>
@@ -31747,7 +28079,7 @@
         </w:rPr>
         <w:t xml:space="preserve">، </w:t>
       </w:r>
-      <w:hyperlink r:id="rId28">
+      <w:hyperlink r:id="rId26">
         <w:r>
           <w:rPr>
             <w:lang w:val="ar_AE" w:bidi="ar_AE"/>
@@ -31765,7 +28097,7 @@
         </w:rPr>
         <w:t xml:space="preserve">، </w:t>
       </w:r>
-      <w:hyperlink r:id="rId31">
+      <w:hyperlink r:id="rId29">
         <w:r>
           <w:rPr>
             <w:lang w:val="ar_AE" w:bidi="ar_AE"/>
@@ -31783,7 +28115,7 @@
         </w:rPr>
         <w:t>، و</w:t>
       </w:r>
-      <w:hyperlink r:id="rId24">
+      <w:hyperlink r:id="rId22">
         <w:r>
           <w:rPr>
             <w:lang w:val="ar_AE" w:bidi="ar_AE"/>
@@ -31884,22 +28216,6 @@
       </w:r>
       <w:r>
         <w:rPr>
-          <w:lang w:val="ar_AE" w:bidi="ar_AE"/>
-        </w:rPr>
-        <w:t>לָ⁠כֵ֤ן חַכּוּ־לִ⁠י֙ נְאֻם־יְהוָ֔ה לְ⁠י֖וֹם קוּמִ֣⁠י לְ⁠עַ֑ד</w:t>
-      </w:r>
-    </w:p>
-    <w:p>
-      <w:pPr>
-        <w:bidi/>
-      </w:pPr>
-      <w:r>
-        <w:rPr>
-          <w:lang w:val="ar_AE" w:bidi="ar_AE"/>
-        </w:rPr>
-      </w:r>
-      <w:r>
-        <w:rPr>
           <w:b/>
           <w:lang w:val="ar_AE" w:bidi="ar_AE"/>
         </w:rPr>
@@ -31973,7 +28289,7 @@
         </w:rPr>
         <w:t xml:space="preserve">" الذين يذكرهم صفنيا في </w:t>
       </w:r>
-      <w:hyperlink r:id="rId32">
+      <w:hyperlink r:id="rId30">
         <w:r>
           <w:rPr>
             <w:lang w:val="ar_AE" w:bidi="ar_AE"/>
@@ -32075,22 +28391,6 @@
       </w:r>
       <w:r>
         <w:rPr>
-          <w:lang w:val="ar_AE" w:bidi="ar_AE"/>
-        </w:rPr>
-        <w:t>לְ⁠י֖וֹם קוּמִ֣⁠י</w:t>
-      </w:r>
-    </w:p>
-    <w:p>
-      <w:pPr>
-        <w:bidi/>
-      </w:pPr>
-      <w:r>
-        <w:rPr>
-          <w:lang w:val="ar_AE" w:bidi="ar_AE"/>
-        </w:rPr>
-      </w:r>
-      <w:r>
-        <w:rPr>
           <w:b/>
           <w:lang w:val="ar_AE" w:bidi="ar_AE"/>
         </w:rPr>
@@ -32210,22 +28510,6 @@
       </w:r>
       <w:r>
         <w:rPr>
-          <w:lang w:val="ar_AE" w:bidi="ar_AE"/>
-        </w:rPr>
-        <w:t>לְ⁠עַ֑ד</w:t>
-      </w:r>
-    </w:p>
-    <w:p>
-      <w:pPr>
-        <w:bidi/>
-      </w:pPr>
-      <w:r>
-        <w:rPr>
-          <w:lang w:val="ar_AE" w:bidi="ar_AE"/>
-        </w:rPr>
-      </w:r>
-      <w:r>
-        <w:rPr>
           <w:b/>
           <w:lang w:val="ar_AE" w:bidi="ar_AE"/>
         </w:rPr>
@@ -32300,7 +28584,7 @@
         </w:rPr>
         <w:t xml:space="preserve">( السلب) التي سينقض عليها. (قد يكون هذا تلميحًا إلى وصف "رؤساء" أورشليم بأنهم "أسود" و"قضاتها" بأنهم "ذئاب" في </w:t>
       </w:r>
-      <w:hyperlink r:id="rId33">
+      <w:hyperlink r:id="rId31">
         <w:r>
           <w:rPr>
             <w:lang w:val="ar_AE" w:bidi="ar_AE"/>
@@ -32389,22 +28673,6 @@
       </w:r>
       <w:r>
         <w:rPr>
-          <w:lang w:val="ar_AE" w:bidi="ar_AE"/>
-        </w:rPr>
-        <w:t>לְ⁠עַ֑ד</w:t>
-      </w:r>
-    </w:p>
-    <w:p>
-      <w:pPr>
-        <w:bidi/>
-      </w:pPr>
-      <w:r>
-        <w:rPr>
-          <w:lang w:val="ar_AE" w:bidi="ar_AE"/>
-        </w:rPr>
-      </w:r>
-      <w:r>
-        <w:rPr>
           <w:b/>
           <w:lang w:val="ar_AE" w:bidi="ar_AE"/>
         </w:rPr>
@@ -32537,22 +28805,6 @@
       </w:r>
       <w:r>
         <w:rPr>
-          <w:lang w:val="ar_AE" w:bidi="ar_AE"/>
-        </w:rPr>
-        <w:t>לִ⁠שְׁפֹּ֨ךְ עֲלֵי⁠הֶ֤ם זַעְמִ⁠י֙</w:t>
-      </w:r>
-    </w:p>
-    <w:p>
-      <w:pPr>
-        <w:bidi/>
-      </w:pPr>
-      <w:r>
-        <w:rPr>
-          <w:lang w:val="ar_AE" w:bidi="ar_AE"/>
-        </w:rPr>
-      </w:r>
-      <w:r>
-        <w:rPr>
           <w:b/>
           <w:lang w:val="ar_AE" w:bidi="ar_AE"/>
         </w:rPr>
@@ -32685,22 +28937,6 @@
       </w:r>
       <w:r>
         <w:rPr>
-          <w:lang w:val="ar_AE" w:bidi="ar_AE"/>
-        </w:rPr>
-        <w:t>כֹּ֚ל חֲר֣וֹן אַפִּ֔⁠י</w:t>
-      </w:r>
-    </w:p>
-    <w:p>
-      <w:pPr>
-        <w:bidi/>
-      </w:pPr>
-      <w:r>
-        <w:rPr>
-          <w:lang w:val="ar_AE" w:bidi="ar_AE"/>
-        </w:rPr>
-      </w:r>
-      <w:r>
-        <w:rPr>
           <w:b/>
           <w:lang w:val="ar_AE" w:bidi="ar_AE"/>
         </w:rPr>
@@ -32762,7 +28998,7 @@
         </w:rPr>
         <w:t xml:space="preserve"> الرب. انظر كيف قُمت بترجمة التعبير المشابه له في </w:t>
       </w:r>
-      <w:hyperlink r:id="rId34">
+      <w:hyperlink r:id="rId32">
         <w:r>
           <w:rPr>
             <w:lang w:val="ar_AE" w:bidi="ar_AE"/>
@@ -32851,22 +29087,6 @@
       </w:r>
       <w:r>
         <w:rPr>
-          <w:lang w:val="ar_AE" w:bidi="ar_AE"/>
-        </w:rPr>
-        <w:t>בְּ⁠אֵ֣שׁ קִנְאָתִ֔⁠י תֵּאָכֵ֖ל כָּל־הָ⁠אָֽרֶץ</w:t>
-      </w:r>
-    </w:p>
-    <w:p>
-      <w:pPr>
-        <w:bidi/>
-      </w:pPr>
-      <w:r>
-        <w:rPr>
-          <w:lang w:val="ar_AE" w:bidi="ar_AE"/>
-        </w:rPr>
-      </w:r>
-      <w:r>
-        <w:rPr>
           <w:b/>
           <w:lang w:val="ar_AE" w:bidi="ar_AE"/>
         </w:rPr>
@@ -32902,7 +29122,7 @@
         </w:rPr>
         <w:t xml:space="preserve">انظر كيف قُمت بترجمة التعبير المشابه له في </w:t>
       </w:r>
-      <w:hyperlink r:id="rId19">
+      <w:hyperlink r:id="rId17">
         <w:r>
           <w:rPr>
             <w:lang w:val="ar_AE" w:bidi="ar_AE"/>
@@ -32991,22 +29211,6 @@
       </w:r>
       <w:r>
         <w:rPr>
-          <w:lang w:val="ar_AE" w:bidi="ar_AE"/>
-        </w:rPr>
-        <w:t>כִּֽי &amp; אֶהְפֹּ֥ךְ אֶל־עַמִּ֖ים שָׂפָ֣ה בְרוּרָ֑ה לִ⁠קְרֹ֤א כֻלָּ⁠ם֙ בְּ⁠שֵׁ֣ם יְהוָ֔ה</w:t>
-      </w:r>
-    </w:p>
-    <w:p>
-      <w:pPr>
-        <w:bidi/>
-      </w:pPr>
-      <w:r>
-        <w:rPr>
-          <w:lang w:val="ar_AE" w:bidi="ar_AE"/>
-        </w:rPr>
-      </w:r>
-      <w:r>
-        <w:rPr>
           <w:b/>
           <w:lang w:val="ar_AE" w:bidi="ar_AE"/>
         </w:rPr>
@@ -33055,7 +29259,7 @@
         </w:rPr>
         <w:t xml:space="preserve">للإشارة إلى القدرة على الكلام. وهذا قد يعني: (1) أن الشعوب كانت تتكلم بالسوء بسبب طبيعتهم الشريرة، ولكنه سيطهر طبيعتهم لينطقوا بأمور نقية. الترجمة البديلة: "سأمنح الشعوب طبيعة صالحة حتى ينطقوا بأمور نقية؛ فيدعون بإسمي بشكل مقبول." (2) أنهم بذكرهم أسماء الآلهة الأخرى (كما هو موضح في </w:t>
       </w:r>
-      <w:hyperlink r:id="rId35">
+      <w:hyperlink r:id="rId33">
         <w:r>
           <w:rPr>
             <w:lang w:val="ar_AE" w:bidi="ar_AE"/>
@@ -33144,22 +29348,6 @@
       </w:r>
       <w:r>
         <w:rPr>
-          <w:lang w:val="ar_AE" w:bidi="ar_AE"/>
-        </w:rPr>
-        <w:t>כִּֽי &amp; אֶהְפֹּ֥ךְ אֶל־עַמִּ֖ים שָׂפָ֣ה בְרוּרָ֑ה</w:t>
-      </w:r>
-    </w:p>
-    <w:p>
-      <w:pPr>
-        <w:bidi/>
-      </w:pPr>
-      <w:r>
-        <w:rPr>
-          <w:lang w:val="ar_AE" w:bidi="ar_AE"/>
-        </w:rPr>
-      </w:r>
-      <w:r>
-        <w:rPr>
           <w:b/>
           <w:lang w:val="ar_AE" w:bidi="ar_AE"/>
         </w:rPr>
@@ -33292,22 +29480,6 @@
       </w:r>
       <w:r>
         <w:rPr>
-          <w:lang w:val="ar_AE" w:bidi="ar_AE"/>
-        </w:rPr>
-        <w:t>לִ⁠קְרֹ֤א כֻלָּ⁠ם֙ בְּ⁠שֵׁ֣ם יְהוָ֔ה</w:t>
-      </w:r>
-    </w:p>
-    <w:p>
-      <w:pPr>
-        <w:bidi/>
-      </w:pPr>
-      <w:r>
-        <w:rPr>
-          <w:lang w:val="ar_AE" w:bidi="ar_AE"/>
-        </w:rPr>
-      </w:r>
-      <w:r>
-        <w:rPr>
           <w:b/>
           <w:lang w:val="ar_AE" w:bidi="ar_AE"/>
         </w:rPr>
@@ -33427,22 +29599,6 @@
       </w:r>
       <w:r>
         <w:rPr>
-          <w:lang w:val="ar_AE" w:bidi="ar_AE"/>
-        </w:rPr>
-        <w:t>בְּ⁠שֵׁ֣ם יְהוָ֔ה לְ⁠עָבְד֖⁠וֹ</w:t>
-      </w:r>
-    </w:p>
-    <w:p>
-      <w:pPr>
-        <w:bidi/>
-      </w:pPr>
-      <w:r>
-        <w:rPr>
-          <w:lang w:val="ar_AE" w:bidi="ar_AE"/>
-        </w:rPr>
-      </w:r>
-      <w:r>
-        <w:rPr>
           <w:b/>
           <w:lang w:val="ar_AE" w:bidi="ar_AE"/>
         </w:rPr>
@@ -33549,22 +29705,6 @@
       </w:r>
       <w:r>
         <w:rPr>
-          <w:lang w:val="ar_AE" w:bidi="ar_AE"/>
-        </w:rPr>
-        <w:t>שְׁכֶ֥ם אֶחָֽד</w:t>
-      </w:r>
-    </w:p>
-    <w:p>
-      <w:pPr>
-        <w:bidi/>
-      </w:pPr>
-      <w:r>
-        <w:rPr>
-          <w:lang w:val="ar_AE" w:bidi="ar_AE"/>
-        </w:rPr>
-      </w:r>
-      <w:r>
-        <w:rPr>
           <w:b/>
           <w:lang w:val="ar_AE" w:bidi="ar_AE"/>
         </w:rPr>
@@ -33671,22 +29811,6 @@
       </w:r>
       <w:r>
         <w:rPr>
-          <w:lang w:val="ar_AE" w:bidi="ar_AE"/>
-        </w:rPr>
-        <w:t>מֵ⁠עֵ֖בֶר לְ⁠נַֽהֲרֵי־כ֑וּשׁ</w:t>
-      </w:r>
-    </w:p>
-    <w:p>
-      <w:pPr>
-        <w:bidi/>
-      </w:pPr>
-      <w:r>
-        <w:rPr>
-          <w:lang w:val="ar_AE" w:bidi="ar_AE"/>
-        </w:rPr>
-      </w:r>
-      <w:r>
-        <w:rPr>
           <w:b/>
           <w:lang w:val="ar_AE" w:bidi="ar_AE"/>
         </w:rPr>
@@ -33806,22 +29930,6 @@
       </w:r>
       <w:r>
         <w:rPr>
-          <w:lang w:val="ar_AE" w:bidi="ar_AE"/>
-        </w:rPr>
-        <w:t>בַּת־פוּצַ֔⁠י</w:t>
-      </w:r>
-    </w:p>
-    <w:p>
-      <w:pPr>
-        <w:bidi/>
-      </w:pPr>
-      <w:r>
-        <w:rPr>
-          <w:lang w:val="ar_AE" w:bidi="ar_AE"/>
-        </w:rPr>
-      </w:r>
-      <w:r>
-        <w:rPr>
           <w:b/>
           <w:lang w:val="ar_AE" w:bidi="ar_AE"/>
         </w:rPr>
@@ -33954,22 +30062,6 @@
       </w:r>
       <w:r>
         <w:rPr>
-          <w:lang w:val="ar_AE" w:bidi="ar_AE"/>
-        </w:rPr>
-        <w:t>בַּת־פוּצַ֔⁠י</w:t>
-      </w:r>
-    </w:p>
-    <w:p>
-      <w:pPr>
-        <w:bidi/>
-      </w:pPr>
-      <w:r>
-        <w:rPr>
-          <w:lang w:val="ar_AE" w:bidi="ar_AE"/>
-        </w:rPr>
-      </w:r>
-      <w:r>
-        <w:rPr>
           <w:b/>
           <w:lang w:val="ar_AE" w:bidi="ar_AE"/>
         </w:rPr>
@@ -34076,22 +30168,6 @@
       </w:r>
       <w:r>
         <w:rPr>
-          <w:lang w:val="ar_AE" w:bidi="ar_AE"/>
-        </w:rPr>
-        <w:t>יוֹבִל֖וּ⁠ן מִנְחָתִֽ⁠י</w:t>
-      </w:r>
-    </w:p>
-    <w:p>
-      <w:pPr>
-        <w:bidi/>
-      </w:pPr>
-      <w:r>
-        <w:rPr>
-          <w:lang w:val="ar_AE" w:bidi="ar_AE"/>
-        </w:rPr>
-      </w:r>
-      <w:r>
-        <w:rPr>
           <w:b/>
           <w:lang w:val="ar_AE" w:bidi="ar_AE"/>
         </w:rPr>
@@ -34211,22 +30287,6 @@
       </w:r>
       <w:r>
         <w:rPr>
-          <w:lang w:val="ar_AE" w:bidi="ar_AE"/>
-        </w:rPr>
-        <w:t>לֹ֤א תֵב֨וֹשִׁי֙ &amp; עֲלִילֹתַ֔יִ⁠ךְ</w:t>
-      </w:r>
-    </w:p>
-    <w:p>
-      <w:pPr>
-        <w:bidi/>
-      </w:pPr>
-      <w:r>
-        <w:rPr>
-          <w:lang w:val="ar_AE" w:bidi="ar_AE"/>
-        </w:rPr>
-      </w:r>
-      <w:r>
-        <w:rPr>
           <w:b/>
           <w:lang w:val="ar_AE" w:bidi="ar_AE"/>
         </w:rPr>
@@ -34276,7 +30336,7 @@
         </w:rPr>
         <w:t xml:space="preserve">يأتي ضمير المخاطب في هذه الآية بصيغة المفرد لأن الرب يخاطب مدينة أورشليم وكأنها شخص، كما فعل في </w:t>
       </w:r>
-      <w:hyperlink r:id="rId36">
+      <w:hyperlink r:id="rId34">
         <w:r>
           <w:rPr>
             <w:lang w:val="ar_AE" w:bidi="ar_AE"/>
@@ -34365,22 +30425,6 @@
       </w:r>
       <w:r>
         <w:rPr>
-          <w:lang w:val="ar_AE" w:bidi="ar_AE"/>
-        </w:rPr>
-        <w:t>עַלִּיזֵי֙ גַּאֲוָתֵ֔⁠ךְ</w:t>
-      </w:r>
-    </w:p>
-    <w:p>
-      <w:pPr>
-        <w:bidi/>
-      </w:pPr>
-      <w:r>
-        <w:rPr>
-          <w:lang w:val="ar_AE" w:bidi="ar_AE"/>
-        </w:rPr>
-      </w:r>
-      <w:r>
-        <w:rPr>
           <w:b/>
           <w:lang w:val="ar_AE" w:bidi="ar_AE"/>
         </w:rPr>
@@ -34500,22 +30544,6 @@
       </w:r>
       <w:r>
         <w:rPr>
-          <w:lang w:val="ar_AE" w:bidi="ar_AE"/>
-        </w:rPr>
-        <w:t>בְ⁠קִרְבֵּ֔⁠ךְ</w:t>
-      </w:r>
-    </w:p>
-    <w:p>
-      <w:pPr>
-        <w:bidi/>
-      </w:pPr>
-      <w:r>
-        <w:rPr>
-          <w:lang w:val="ar_AE" w:bidi="ar_AE"/>
-        </w:rPr>
-      </w:r>
-      <w:r>
-        <w:rPr>
           <w:b/>
           <w:lang w:val="ar_AE" w:bidi="ar_AE"/>
         </w:rPr>
@@ -34622,22 +30650,6 @@
       </w:r>
       <w:r>
         <w:rPr>
-          <w:lang w:val="ar_AE" w:bidi="ar_AE"/>
-        </w:rPr>
-        <w:t>עַ֥ם עָנִ֖י וָ⁠דָ֑ל</w:t>
-      </w:r>
-    </w:p>
-    <w:p>
-      <w:pPr>
-        <w:bidi/>
-      </w:pPr>
-      <w:r>
-        <w:rPr>
-          <w:lang w:val="ar_AE" w:bidi="ar_AE"/>
-        </w:rPr>
-      </w:r>
-      <w:r>
-        <w:rPr>
           <w:b/>
           <w:lang w:val="ar_AE" w:bidi="ar_AE"/>
         </w:rPr>
@@ -34757,22 +30769,6 @@
       </w:r>
       <w:r>
         <w:rPr>
-          <w:lang w:val="ar_AE" w:bidi="ar_AE"/>
-        </w:rPr>
-        <w:t>וְ⁠חָס֖וּ בְּ⁠שֵׁ֥ם יְהוָֽה</w:t>
-      </w:r>
-    </w:p>
-    <w:p>
-      <w:pPr>
-        <w:bidi/>
-      </w:pPr>
-      <w:r>
-        <w:rPr>
-          <w:lang w:val="ar_AE" w:bidi="ar_AE"/>
-        </w:rPr>
-      </w:r>
-      <w:r>
-        <w:rPr>
           <w:b/>
           <w:lang w:val="ar_AE" w:bidi="ar_AE"/>
         </w:rPr>
@@ -34879,22 +30875,6 @@
       </w:r>
       <w:r>
         <w:rPr>
-          <w:lang w:val="ar_AE" w:bidi="ar_AE"/>
-        </w:rPr>
-        <w:t>וְ⁠חָס֖וּ בְּ⁠שֵׁ֥ם יְהוָֽה</w:t>
-      </w:r>
-    </w:p>
-    <w:p>
-      <w:pPr>
-        <w:bidi/>
-      </w:pPr>
-      <w:r>
-        <w:rPr>
-          <w:lang w:val="ar_AE" w:bidi="ar_AE"/>
-        </w:rPr>
-      </w:r>
-      <w:r>
-        <w:rPr>
           <w:b/>
           <w:lang w:val="ar_AE" w:bidi="ar_AE"/>
         </w:rPr>
@@ -35014,22 +30994,6 @@
       </w:r>
       <w:r>
         <w:rPr>
-          <w:lang w:val="ar_AE" w:bidi="ar_AE"/>
-        </w:rPr>
-        <w:t>וְ⁠לֹא־יְדַבְּר֣וּ כָזָ֔ב וְ⁠לֹֽא־יִמָּצֵ֥א בְּ⁠פִי⁠הֶ֖ם לְשׁ֣וֹן תַּרְמִ֑ית</w:t>
-      </w:r>
-    </w:p>
-    <w:p>
-      <w:pPr>
-        <w:bidi/>
-      </w:pPr>
-      <w:r>
-        <w:rPr>
-          <w:lang w:val="ar_AE" w:bidi="ar_AE"/>
-        </w:rPr>
-      </w:r>
-      <w:r>
-        <w:rPr>
           <w:b/>
           <w:lang w:val="ar_AE" w:bidi="ar_AE"/>
         </w:rPr>
@@ -35142,22 +31106,6 @@
       </w:r>
       <w:r>
         <w:rPr>
-          <w:lang w:val="ar_AE" w:bidi="ar_AE"/>
-        </w:rPr>
-        <w:t>וְ⁠לֹא־יְדַבְּר֣וּ כָזָ֔ב וְ⁠לֹֽא־יִמָּצֵ֥א בְּ⁠פִי⁠הֶ֖ם לְשׁ֣וֹן תַּרְמִ֑ית</w:t>
-      </w:r>
-    </w:p>
-    <w:p>
-      <w:pPr>
-        <w:bidi/>
-      </w:pPr>
-      <w:r>
-        <w:rPr>
-          <w:lang w:val="ar_AE" w:bidi="ar_AE"/>
-        </w:rPr>
-      </w:r>
-      <w:r>
-        <w:rPr>
           <w:b/>
           <w:lang w:val="ar_AE" w:bidi="ar_AE"/>
         </w:rPr>
@@ -35277,22 +31225,6 @@
       </w:r>
       <w:r>
         <w:rPr>
-          <w:lang w:val="ar_AE" w:bidi="ar_AE"/>
-        </w:rPr>
-        <w:t>וְ⁠לֹֽא־יִמָּצֵ֥א בְּ⁠פִי⁠הֶ֖ם לְשׁ֣וֹן תַּרְמִ֑ית</w:t>
-      </w:r>
-    </w:p>
-    <w:p>
-      <w:pPr>
-        <w:bidi/>
-      </w:pPr>
-      <w:r>
-        <w:rPr>
-          <w:lang w:val="ar_AE" w:bidi="ar_AE"/>
-        </w:rPr>
-      </w:r>
-      <w:r>
-        <w:rPr>
           <w:b/>
           <w:lang w:val="ar_AE" w:bidi="ar_AE"/>
         </w:rPr>
@@ -35399,22 +31331,6 @@
       </w:r>
       <w:r>
         <w:rPr>
-          <w:lang w:val="ar_AE" w:bidi="ar_AE"/>
-        </w:rPr>
-        <w:t>וְ⁠לֹֽא־יִמָּצֵ֥א בְּ⁠פִי⁠הֶ֖ם לְשׁ֣וֹן תַּרְמִ֑ית</w:t>
-      </w:r>
-    </w:p>
-    <w:p>
-      <w:pPr>
-        <w:bidi/>
-      </w:pPr>
-      <w:r>
-        <w:rPr>
-          <w:lang w:val="ar_AE" w:bidi="ar_AE"/>
-        </w:rPr>
-      </w:r>
-      <w:r>
-        <w:rPr>
           <w:b/>
           <w:lang w:val="ar_AE" w:bidi="ar_AE"/>
         </w:rPr>
@@ -35534,22 +31450,6 @@
       </w:r>
       <w:r>
         <w:rPr>
-          <w:lang w:val="ar_AE" w:bidi="ar_AE"/>
-        </w:rPr>
-        <w:t>וְ⁠לֹֽא־יִמָּצֵ֥א בְּ⁠פִי⁠הֶ֖ם לְשׁ֣וֹן תַּרְמִ֑ית</w:t>
-      </w:r>
-    </w:p>
-    <w:p>
-      <w:pPr>
-        <w:bidi/>
-      </w:pPr>
-      <w:r>
-        <w:rPr>
-          <w:lang w:val="ar_AE" w:bidi="ar_AE"/>
-        </w:rPr>
-      </w:r>
-      <w:r>
-        <w:rPr>
           <w:b/>
           <w:lang w:val="ar_AE" w:bidi="ar_AE"/>
         </w:rPr>
@@ -35682,22 +31582,6 @@
       </w:r>
       <w:r>
         <w:rPr>
-          <w:lang w:val="ar_AE" w:bidi="ar_AE"/>
-        </w:rPr>
-        <w:t>כִּֽי־הֵ֛מָּה יִרְע֥וּ וְ⁠רָבְצ֖וּ וְ⁠אֵ֥ין מַחֲרִֽיד</w:t>
-      </w:r>
-    </w:p>
-    <w:p>
-      <w:pPr>
-        <w:bidi/>
-      </w:pPr>
-      <w:r>
-        <w:rPr>
-          <w:lang w:val="ar_AE" w:bidi="ar_AE"/>
-        </w:rPr>
-      </w:r>
-      <w:r>
-        <w:rPr>
           <w:b/>
           <w:lang w:val="ar_AE" w:bidi="ar_AE"/>
         </w:rPr>
@@ -35804,22 +31688,6 @@
       </w:r>
       <w:r>
         <w:rPr>
-          <w:lang w:val="ar_AE" w:bidi="ar_AE"/>
-        </w:rPr>
-        <w:t>כִּֽי־הֵ֛מָּה יִרְע֥וּ וְ⁠רָבְצ֖וּ וְ⁠אֵ֥ין מַחֲרִֽיד</w:t>
-      </w:r>
-    </w:p>
-    <w:p>
-      <w:pPr>
-        <w:bidi/>
-      </w:pPr>
-      <w:r>
-        <w:rPr>
-          <w:lang w:val="ar_AE" w:bidi="ar_AE"/>
-        </w:rPr>
-      </w:r>
-      <w:r>
-        <w:rPr>
           <w:b/>
           <w:lang w:val="ar_AE" w:bidi="ar_AE"/>
         </w:rPr>
@@ -35952,22 +31820,6 @@
       </w:r>
       <w:r>
         <w:rPr>
-          <w:lang w:val="ar_AE" w:bidi="ar_AE"/>
-        </w:rPr>
-        <w:t>רָנִּי֙ &amp; הָרִ֖יעוּ &amp; שִׂמְחִ֤י וְ⁠עָלְזִי֙</w:t>
-      </w:r>
-    </w:p>
-    <w:p>
-      <w:pPr>
-        <w:bidi/>
-      </w:pPr>
-      <w:r>
-        <w:rPr>
-          <w:lang w:val="ar_AE" w:bidi="ar_AE"/>
-        </w:rPr>
-      </w:r>
-      <w:r>
-        <w:rPr>
           <w:b/>
           <w:lang w:val="ar_AE" w:bidi="ar_AE"/>
         </w:rPr>
@@ -36154,22 +32006,6 @@
       </w:r>
       <w:r>
         <w:rPr>
-          <w:lang w:val="ar_AE" w:bidi="ar_AE"/>
-        </w:rPr>
-        <w:t>בַּת־צִיּ֔וֹן</w:t>
-      </w:r>
-    </w:p>
-    <w:p>
-      <w:pPr>
-        <w:bidi/>
-      </w:pPr>
-      <w:r>
-        <w:rPr>
-          <w:lang w:val="ar_AE" w:bidi="ar_AE"/>
-        </w:rPr>
-      </w:r>
-      <w:r>
-        <w:rPr>
           <w:b/>
           <w:lang w:val="ar_AE" w:bidi="ar_AE"/>
         </w:rPr>
@@ -36218,7 +32054,7 @@
         </w:rPr>
         <w:t xml:space="preserve"> في </w:t>
       </w:r>
-      <w:hyperlink r:id="rId37">
+      <w:hyperlink r:id="rId35">
         <w:r>
           <w:rPr>
             <w:lang w:val="ar_AE" w:bidi="ar_AE"/>
@@ -36307,22 +32143,6 @@
       </w:r>
       <w:r>
         <w:rPr>
-          <w:lang w:val="ar_AE" w:bidi="ar_AE"/>
-        </w:rPr>
-        <w:t>בַּת־צִיּ֔וֹן</w:t>
-      </w:r>
-    </w:p>
-    <w:p>
-      <w:pPr>
-        <w:bidi/>
-      </w:pPr>
-      <w:r>
-        <w:rPr>
-          <w:lang w:val="ar_AE" w:bidi="ar_AE"/>
-        </w:rPr>
-      </w:r>
-      <w:r>
-        <w:rPr>
           <w:b/>
           <w:lang w:val="ar_AE" w:bidi="ar_AE"/>
         </w:rPr>
@@ -36442,22 +32262,6 @@
       </w:r>
       <w:r>
         <w:rPr>
-          <w:lang w:val="ar_AE" w:bidi="ar_AE"/>
-        </w:rPr>
-        <w:t>יִשְׂרָאֵ֑ל</w:t>
-      </w:r>
-    </w:p>
-    <w:p>
-      <w:pPr>
-        <w:bidi/>
-      </w:pPr>
-      <w:r>
-        <w:rPr>
-          <w:lang w:val="ar_AE" w:bidi="ar_AE"/>
-        </w:rPr>
-      </w:r>
-      <w:r>
-        <w:rPr>
           <w:b/>
           <w:lang w:val="ar_AE" w:bidi="ar_AE"/>
         </w:rPr>
@@ -36577,22 +32381,6 @@
       </w:r>
       <w:r>
         <w:rPr>
-          <w:lang w:val="ar_AE" w:bidi="ar_AE"/>
-        </w:rPr>
-        <w:t>שִׂמְחִ֤י וְ⁠עָלְזִי֙</w:t>
-      </w:r>
-    </w:p>
-    <w:p>
-      <w:pPr>
-        <w:bidi/>
-      </w:pPr>
-      <w:r>
-        <w:rPr>
-          <w:lang w:val="ar_AE" w:bidi="ar_AE"/>
-        </w:rPr>
-      </w:r>
-      <w:r>
-        <w:rPr>
           <w:b/>
           <w:lang w:val="ar_AE" w:bidi="ar_AE"/>
         </w:rPr>
@@ -36725,22 +32513,6 @@
       </w:r>
       <w:r>
         <w:rPr>
-          <w:lang w:val="ar_AE" w:bidi="ar_AE"/>
-        </w:rPr>
-        <w:t>בְּ⁠כָל־לֵ֔ב</w:t>
-      </w:r>
-    </w:p>
-    <w:p>
-      <w:pPr>
-        <w:bidi/>
-      </w:pPr>
-      <w:r>
-        <w:rPr>
-          <w:lang w:val="ar_AE" w:bidi="ar_AE"/>
-        </w:rPr>
-      </w:r>
-      <w:r>
-        <w:rPr>
           <w:b/>
           <w:lang w:val="ar_AE" w:bidi="ar_AE"/>
         </w:rPr>
@@ -36846,22 +32618,6 @@
       </w:r>
       <w:r>
         <w:rPr>
-          <w:lang w:val="ar_AE" w:bidi="ar_AE"/>
-        </w:rPr>
-        <w:t>בַּ֖ת יְרוּשָׁלִָֽם</w:t>
-      </w:r>
-    </w:p>
-    <w:p>
-      <w:pPr>
-        <w:bidi/>
-      </w:pPr>
-      <w:r>
-        <w:rPr>
-          <w:lang w:val="ar_AE" w:bidi="ar_AE"/>
-        </w:rPr>
-      </w:r>
-      <w:r>
-        <w:rPr>
           <w:b/>
           <w:lang w:val="ar_AE" w:bidi="ar_AE"/>
         </w:rPr>
@@ -36981,22 +32737,6 @@
       </w:r>
       <w:r>
         <w:rPr>
-          <w:lang w:val="ar_AE" w:bidi="ar_AE"/>
-        </w:rPr>
-        <w:t>מִשְׁפָּטַ֔יִ⁠ךְ &amp; לֹא־תִֽירְאִ֥י</w:t>
-      </w:r>
-    </w:p>
-    <w:p>
-      <w:pPr>
-        <w:bidi/>
-      </w:pPr>
-      <w:r>
-        <w:rPr>
-          <w:lang w:val="ar_AE" w:bidi="ar_AE"/>
-        </w:rPr>
-      </w:r>
-      <w:r>
-        <w:rPr>
           <w:b/>
           <w:lang w:val="ar_AE" w:bidi="ar_AE"/>
         </w:rPr>
@@ -37103,22 +32843,6 @@
       </w:r>
       <w:r>
         <w:rPr>
-          <w:lang w:val="ar_AE" w:bidi="ar_AE"/>
-        </w:rPr>
-        <w:t>מִשְׁפָּטַ֔יִ⁠ךְ</w:t>
-      </w:r>
-    </w:p>
-    <w:p>
-      <w:pPr>
-        <w:bidi/>
-      </w:pPr>
-      <w:r>
-        <w:rPr>
-          <w:lang w:val="ar_AE" w:bidi="ar_AE"/>
-        </w:rPr>
-      </w:r>
-      <w:r>
-        <w:rPr>
           <w:b/>
           <w:lang w:val="ar_AE" w:bidi="ar_AE"/>
         </w:rPr>
@@ -37251,22 +32975,6 @@
       </w:r>
       <w:r>
         <w:rPr>
-          <w:lang w:val="ar_AE" w:bidi="ar_AE"/>
-        </w:rPr>
-        <w:t>מֶ֣לֶךְ יִשְׂרָאֵ֤ל</w:t>
-      </w:r>
-    </w:p>
-    <w:p>
-      <w:pPr>
-        <w:bidi/>
-      </w:pPr>
-      <w:r>
-        <w:rPr>
-          <w:lang w:val="ar_AE" w:bidi="ar_AE"/>
-        </w:rPr>
-      </w:r>
-      <w:r>
-        <w:rPr>
           <w:b/>
           <w:lang w:val="ar_AE" w:bidi="ar_AE"/>
         </w:rPr>
@@ -37412,22 +33120,6 @@
       </w:r>
       <w:r>
         <w:rPr>
-          <w:lang w:val="ar_AE" w:bidi="ar_AE"/>
-        </w:rPr>
-        <w:t>בַּ⁠יּ֣וֹם הַ⁠ה֔וּא</w:t>
-      </w:r>
-    </w:p>
-    <w:p>
-      <w:pPr>
-        <w:bidi/>
-      </w:pPr>
-      <w:r>
-        <w:rPr>
-          <w:lang w:val="ar_AE" w:bidi="ar_AE"/>
-        </w:rPr>
-      </w:r>
-      <w:r>
-        <w:rPr>
           <w:b/>
           <w:lang w:val="ar_AE" w:bidi="ar_AE"/>
         </w:rPr>
@@ -37547,22 +33239,6 @@
       </w:r>
       <w:r>
         <w:rPr>
-          <w:lang w:val="ar_AE" w:bidi="ar_AE"/>
-        </w:rPr>
-        <w:t>יֵאָמֵ֥ר</w:t>
-      </w:r>
-    </w:p>
-    <w:p>
-      <w:pPr>
-        <w:bidi/>
-      </w:pPr>
-      <w:r>
-        <w:rPr>
-          <w:lang w:val="ar_AE" w:bidi="ar_AE"/>
-        </w:rPr>
-      </w:r>
-      <w:r>
-        <w:rPr>
           <w:b/>
           <w:lang w:val="ar_AE" w:bidi="ar_AE"/>
         </w:rPr>
@@ -37669,22 +33345,6 @@
       </w:r>
       <w:r>
         <w:rPr>
-          <w:lang w:val="ar_AE" w:bidi="ar_AE"/>
-        </w:rPr>
-        <w:t>לִירֽוּשָׁלִַ֖ם אַל־תִּירָ֑אִי צִיּ֖וֹן אַל־יִרְפּ֥וּ יָדָֽיִ⁠ךְ</w:t>
-      </w:r>
-    </w:p>
-    <w:p>
-      <w:pPr>
-        <w:bidi/>
-      </w:pPr>
-      <w:r>
-        <w:rPr>
-          <w:lang w:val="ar_AE" w:bidi="ar_AE"/>
-        </w:rPr>
-      </w:r>
-      <w:r>
-        <w:rPr>
           <w:b/>
           <w:lang w:val="ar_AE" w:bidi="ar_AE"/>
         </w:rPr>
@@ -37836,22 +33496,6 @@
       </w:r>
       <w:r>
         <w:rPr>
-          <w:lang w:val="ar_AE" w:bidi="ar_AE"/>
-        </w:rPr>
-        <w:t>אַל־תִּירָ֑אִי צִיּ֖וֹן אַל־יִרְפּ֥וּ יָדָֽיִ⁠ךְ</w:t>
-      </w:r>
-    </w:p>
-    <w:p>
-      <w:pPr>
-        <w:bidi/>
-      </w:pPr>
-      <w:r>
-        <w:rPr>
-          <w:lang w:val="ar_AE" w:bidi="ar_AE"/>
-        </w:rPr>
-      </w:r>
-      <w:r>
-        <w:rPr>
           <w:b/>
           <w:lang w:val="ar_AE" w:bidi="ar_AE"/>
         </w:rPr>
@@ -37958,22 +33602,6 @@
       </w:r>
       <w:r>
         <w:rPr>
-          <w:lang w:val="ar_AE" w:bidi="ar_AE"/>
-        </w:rPr>
-        <w:t>יַחֲרִישׁ֙ בְּ⁠אַ֣הֲבָת֔⁠וֹ</w:t>
-      </w:r>
-    </w:p>
-    <w:p>
-      <w:pPr>
-        <w:bidi/>
-      </w:pPr>
-      <w:r>
-        <w:rPr>
-          <w:lang w:val="ar_AE" w:bidi="ar_AE"/>
-        </w:rPr>
-      </w:r>
-      <w:r>
-        <w:rPr>
           <w:b/>
           <w:lang w:val="ar_AE" w:bidi="ar_AE"/>
         </w:rPr>
@@ -38126,22 +33754,6 @@
       </w:r>
       <w:r>
         <w:rPr>
-          <w:lang w:val="ar_AE" w:bidi="ar_AE"/>
-        </w:rPr>
-        <w:t>נוּגֵ֧י מִ⁠מּוֹעֵ֛ד אָסַ֖פְתִּי מִמֵּ֣⁠ךְ הָי֑וּ מַשְׂאֵ֥ת עָלֶ֖י⁠הָ חֶרְפָּֽה</w:t>
-      </w:r>
-    </w:p>
-    <w:p>
-      <w:pPr>
-        <w:bidi/>
-      </w:pPr>
-      <w:r>
-        <w:rPr>
-          <w:lang w:val="ar_AE" w:bidi="ar_AE"/>
-        </w:rPr>
-      </w:r>
-      <w:r>
-        <w:rPr>
           <w:b/>
           <w:lang w:val="ar_AE" w:bidi="ar_AE"/>
         </w:rPr>
@@ -38248,22 +33860,6 @@
       </w:r>
       <w:r>
         <w:rPr>
-          <w:lang w:val="ar_AE" w:bidi="ar_AE"/>
-        </w:rPr>
-        <w:t>נוּגֵ֧י מִ⁠מּוֹעֵ֛ד אָסַ֖פְתִּי מִמֵּ֣⁠ךְ הָי֑וּ</w:t>
-      </w:r>
-    </w:p>
-    <w:p>
-      <w:pPr>
-        <w:bidi/>
-      </w:pPr>
-      <w:r>
-        <w:rPr>
-          <w:lang w:val="ar_AE" w:bidi="ar_AE"/>
-        </w:rPr>
-      </w:r>
-      <w:r>
-        <w:rPr>
           <w:b/>
           <w:lang w:val="ar_AE" w:bidi="ar_AE"/>
         </w:rPr>
@@ -38409,22 +34005,6 @@
       </w:r>
       <w:r>
         <w:rPr>
-          <w:lang w:val="ar_AE" w:bidi="ar_AE"/>
-        </w:rPr>
-        <w:t>אָסַ֖פְתִּי</w:t>
-      </w:r>
-    </w:p>
-    <w:p>
-      <w:pPr>
-        <w:bidi/>
-      </w:pPr>
-      <w:r>
-        <w:rPr>
-          <w:lang w:val="ar_AE" w:bidi="ar_AE"/>
-        </w:rPr>
-      </w:r>
-      <w:r>
-        <w:rPr>
           <w:b/>
           <w:lang w:val="ar_AE" w:bidi="ar_AE"/>
         </w:rPr>
@@ -38531,22 +34111,6 @@
       </w:r>
       <w:r>
         <w:rPr>
-          <w:lang w:val="ar_AE" w:bidi="ar_AE"/>
-        </w:rPr>
-        <w:t>מַשְׂאֵ֥ת עָלֶ֖י⁠הָ חֶרְפָּֽה</w:t>
-      </w:r>
-    </w:p>
-    <w:p>
-      <w:pPr>
-        <w:bidi/>
-      </w:pPr>
-      <w:r>
-        <w:rPr>
-          <w:lang w:val="ar_AE" w:bidi="ar_AE"/>
-        </w:rPr>
-      </w:r>
-      <w:r>
-        <w:rPr>
           <w:b/>
           <w:lang w:val="ar_AE" w:bidi="ar_AE"/>
         </w:rPr>
@@ -38679,22 +34243,6 @@
       </w:r>
       <w:r>
         <w:rPr>
-          <w:lang w:val="ar_AE" w:bidi="ar_AE"/>
-        </w:rPr>
-        <w:t>וְ⁠הוֹשַׁעְתִּ֣י אֶת־הַ⁠צֹּלֵעָ֗ה וְ⁠הַ⁠נִּדָּחָה֙ אֲקַבֵּ֔ץ</w:t>
-      </w:r>
-    </w:p>
-    <w:p>
-      <w:pPr>
-        <w:bidi/>
-      </w:pPr>
-      <w:r>
-        <w:rPr>
-          <w:lang w:val="ar_AE" w:bidi="ar_AE"/>
-        </w:rPr>
-      </w:r>
-      <w:r>
-        <w:rPr>
           <w:b/>
           <w:lang w:val="ar_AE" w:bidi="ar_AE"/>
         </w:rPr>
@@ -38853,22 +34401,6 @@
       </w:r>
       <w:r>
         <w:rPr>
-          <w:lang w:val="ar_AE" w:bidi="ar_AE"/>
-        </w:rPr>
-        <w:t>אֶת־הַ⁠צֹּלֵעָ֗ה</w:t>
-      </w:r>
-    </w:p>
-    <w:p>
-      <w:pPr>
-        <w:bidi/>
-      </w:pPr>
-      <w:r>
-        <w:rPr>
-          <w:lang w:val="ar_AE" w:bidi="ar_AE"/>
-        </w:rPr>
-      </w:r>
-      <w:r>
-        <w:rPr>
           <w:b/>
           <w:lang w:val="ar_AE" w:bidi="ar_AE"/>
         </w:rPr>
@@ -38988,22 +34520,6 @@
       </w:r>
       <w:r>
         <w:rPr>
-          <w:lang w:val="ar_AE" w:bidi="ar_AE"/>
-        </w:rPr>
-        <w:t>וְ⁠הַ⁠נִּדָּחָה֙</w:t>
-      </w:r>
-    </w:p>
-    <w:p>
-      <w:pPr>
-        <w:bidi/>
-      </w:pPr>
-      <w:r>
-        <w:rPr>
-          <w:lang w:val="ar_AE" w:bidi="ar_AE"/>
-        </w:rPr>
-      </w:r>
-      <w:r>
-        <w:rPr>
           <w:b/>
           <w:lang w:val="ar_AE" w:bidi="ar_AE"/>
         </w:rPr>
@@ -39110,22 +34626,6 @@
       </w:r>
       <w:r>
         <w:rPr>
-          <w:lang w:val="ar_AE" w:bidi="ar_AE"/>
-        </w:rPr>
-        <w:t>וְ⁠שַׂמְתִּי⁠ם֙ לִ⁠תְהִלָּ֣ה וּ⁠לְ⁠שֵׁ֔ם בְּ⁠כָל־הָ⁠אָ֖רֶץ בָּשְׁתָּֽ⁠ם</w:t>
-      </w:r>
-    </w:p>
-    <w:p>
-      <w:pPr>
-        <w:bidi/>
-      </w:pPr>
-      <w:r>
-        <w:rPr>
-          <w:lang w:val="ar_AE" w:bidi="ar_AE"/>
-        </w:rPr>
-      </w:r>
-      <w:r>
-        <w:rPr>
           <w:b/>
           <w:lang w:val="ar_AE" w:bidi="ar_AE"/>
         </w:rPr>
@@ -39232,22 +34732,6 @@
       </w:r>
       <w:r>
         <w:rPr>
-          <w:lang w:val="ar_AE" w:bidi="ar_AE"/>
-        </w:rPr>
-        <w:t>וְ⁠שַׂמְתִּי⁠ם֙ לִ⁠תְהִלָּ֣ה</w:t>
-      </w:r>
-    </w:p>
-    <w:p>
-      <w:pPr>
-        <w:bidi/>
-      </w:pPr>
-      <w:r>
-        <w:rPr>
-          <w:lang w:val="ar_AE" w:bidi="ar_AE"/>
-        </w:rPr>
-      </w:r>
-      <w:r>
-        <w:rPr>
           <w:b/>
           <w:lang w:val="ar_AE" w:bidi="ar_AE"/>
         </w:rPr>
@@ -39367,22 +34851,6 @@
       </w:r>
       <w:r>
         <w:rPr>
-          <w:lang w:val="ar_AE" w:bidi="ar_AE"/>
-        </w:rPr>
-        <w:t>וּ⁠לְ⁠שֵׁ֔ם בְּ⁠כָל־הָ⁠אָ֖רֶץ בָּשְׁתָּֽ⁠ם</w:t>
-      </w:r>
-    </w:p>
-    <w:p>
-      <w:pPr>
-        <w:bidi/>
-      </w:pPr>
-      <w:r>
-        <w:rPr>
-          <w:lang w:val="ar_AE" w:bidi="ar_AE"/>
-        </w:rPr>
-      </w:r>
-      <w:r>
-        <w:rPr>
           <w:b/>
           <w:lang w:val="ar_AE" w:bidi="ar_AE"/>
         </w:rPr>
@@ -39502,22 +34970,6 @@
       </w:r>
       <w:r>
         <w:rPr>
-          <w:lang w:val="ar_AE" w:bidi="ar_AE"/>
-        </w:rPr>
-        <w:t>אָבִ֣יא אֶתְ⁠כֶ֔ם</w:t>
-      </w:r>
-    </w:p>
-    <w:p>
-      <w:pPr>
-        <w:bidi/>
-      </w:pPr>
-      <w:r>
-        <w:rPr>
-          <w:lang w:val="ar_AE" w:bidi="ar_AE"/>
-        </w:rPr>
-      </w:r>
-      <w:r>
-        <w:rPr>
           <w:b/>
           <w:lang w:val="ar_AE" w:bidi="ar_AE"/>
         </w:rPr>
@@ -39624,22 +35076,6 @@
       </w:r>
       <w:r>
         <w:rPr>
-          <w:lang w:val="ar_AE" w:bidi="ar_AE"/>
-        </w:rPr>
-        <w:t>אֶתֵּ֨ן אֶתְ⁠כֶ֜ם לְ⁠שֵׁ֣ם וְ⁠לִ⁠תְהִלָּ֗ה בְּ⁠כֹל֙ עַמֵּ֣י הָ⁠אָ֔רֶץ</w:t>
-      </w:r>
-    </w:p>
-    <w:p>
-      <w:pPr>
-        <w:bidi/>
-      </w:pPr>
-      <w:r>
-        <w:rPr>
-          <w:lang w:val="ar_AE" w:bidi="ar_AE"/>
-        </w:rPr>
-      </w:r>
-      <w:r>
-        <w:rPr>
           <w:b/>
           <w:lang w:val="ar_AE" w:bidi="ar_AE"/>
         </w:rPr>
@@ -39759,22 +35195,6 @@
       </w:r>
       <w:r>
         <w:rPr>
-          <w:lang w:val="ar_AE" w:bidi="ar_AE"/>
-        </w:rPr>
-        <w:t>בְּ⁠שׁוּבִ֧⁠י אֶת־שְׁבוּתֵי⁠כֶ֛ם לְ⁠עֵינֵי⁠כֶ֖ם</w:t>
-      </w:r>
-    </w:p>
-    <w:p>
-      <w:pPr>
-        <w:bidi/>
-      </w:pPr>
-      <w:r>
-        <w:rPr>
-          <w:lang w:val="ar_AE" w:bidi="ar_AE"/>
-        </w:rPr>
-      </w:r>
-      <w:r>
-        <w:rPr>
           <w:b/>
           <w:lang w:val="ar_AE" w:bidi="ar_AE"/>
         </w:rPr>
@@ -39881,22 +35301,6 @@
         <w:rPr>
           <w:lang w:val="ar_AE" w:bidi="ar_AE"/>
         </w:rPr>
-      </w:r>
-    </w:p>
-    <w:p>
-      <w:pPr>
-        <w:bidi/>
-      </w:pPr>
-      <w:r>
-        <w:rPr>
-          <w:lang w:val="ar_AE" w:bidi="ar_AE"/>
-        </w:rPr>
-      </w:r>
-      <w:r>
-        <w:rPr>
-          <w:lang w:val="ar_AE" w:bidi="ar_AE"/>
-        </w:rPr>
-        <w:t>אָמַ֥ר יְהוָֽה</w:t>
       </w:r>
     </w:p>
     <w:p>

--- a/arb/docx/36.content.docx
+++ b/arb/docx/36.content.docx
@@ -32,16 +32,51 @@
     </w:p>
     <w:p>
       <w:pPr>
-        <w:bidi/>
-      </w:pPr>
-      <w:r>
-        <w:rPr>
-          <w:lang w:val="ar_AE" w:bidi="ar_AE"/>
-        </w:rPr>
-      </w:r>
-      <w:r>
-        <w:rPr>
-          <w:b/>
+        <w:pStyle w:val="Heading2"/>
+        <w:bidi/>
+      </w:pPr>
+      <w:r>
+        <w:rPr>
+          <w:lang w:val="ar_AE" w:bidi="ar_AE"/>
+        </w:rPr>
+        <w:t>License Information</w:t>
+      </w:r>
+      <w:r>
+        <w:rPr>
+          <w:lang w:val="ar_AE" w:bidi="ar_AE"/>
+        </w:rPr>
+      </w:r>
+    </w:p>
+    <w:p>
+      <w:pPr>
+        <w:bidi/>
+      </w:pPr>
+      <w:r>
+        <w:rPr>
+          <w:lang w:val="ar_AE" w:bidi="ar_AE"/>
+        </w:rPr>
+      </w:r>
+      <w:r>
+        <w:rPr>
+          <w:b/>
+          <w:lang w:val="ar_AE" w:bidi="ar_AE"/>
+        </w:rPr>
+        <w:t>ملاحظات الترجمة (كلمة متكشفة)</w:t>
+      </w:r>
+      <w:r>
+        <w:rPr>
+          <w:lang w:val="ar_AE" w:bidi="ar_AE"/>
+        </w:rPr>
+        <w:t xml:space="preserve"> (Arabic) is based on</w:t>
+      </w:r>
+      <w:r>
+        <w:rPr>
+          <w:lang w:val="ar_AE" w:bidi="ar_AE"/>
+        </w:rPr>
+        <w:t xml:space="preserve">: </w:t>
+      </w:r>
+      <w:r>
+        <w:rPr>
           <w:lang w:val="ar_AE" w:bidi="ar_AE"/>
         </w:rPr>
         <w:t>unfoldingWord® Translation Notes</w:t>
@@ -50,31 +85,64 @@
         <w:rPr>
           <w:lang w:val="ar_AE" w:bidi="ar_AE"/>
         </w:rPr>
-        <w:t xml:space="preserve"> © 2022 unfoldingWord. Released under CC BY-SA 4.0 license. </w:t>
-      </w:r>
-      <w:r>
-        <w:rPr>
-          <w:lang w:val="ar_AE" w:bidi="ar_AE"/>
-        </w:rPr>
-        <w:t>unfoldingWord® Translation Notes</w:t>
-      </w:r>
-      <w:r>
-        <w:rPr>
-          <w:lang w:val="ar_AE" w:bidi="ar_AE"/>
-        </w:rPr>
-        <w:t xml:space="preserve"> has been adapted in the following languages: Tok Pisin, Arabic (عربي), French (Français), Hindi (हिंदी), Indonesian (Bahasa Indonesia), Portuguese (Português), Russian (Русский), Spanish (Español), Swahili (Kiswahili), and Simplified Chinese (简体中文) from </w:t>
-      </w:r>
-      <w:r>
-        <w:rPr>
-          <w:lang w:val="ar_AE" w:bidi="ar_AE"/>
-        </w:rPr>
-        <w:t>unfoldingWord® Translation Notes</w:t>
-      </w:r>
-      <w:r>
-        <w:rPr>
-          <w:lang w:val="ar_AE" w:bidi="ar_AE"/>
-        </w:rPr>
-        <w:t xml:space="preserve"> © 2022 unfoldingWord. Released under CC BY-SA 4.0 license by Mission Mutual</w:t>
+        <w:t xml:space="preserve">, </w:t>
+      </w:r>
+      <w:hyperlink r:id="rId13">
+        <w:r>
+          <w:rPr>
+            <w:lang w:val="ar_AE" w:bidi="ar_AE"/>
+          </w:rPr>
+          <w:rPr>
+            <w:color w:val="0000EE"/>
+            <w:u w:val="single"/>
+          </w:rPr>
+          <w:t>unfoldingWord</w:t>
+        </w:r>
+      </w:hyperlink>
+      <w:r>
+        <w:rPr>
+          <w:lang w:val="ar_AE" w:bidi="ar_AE"/>
+        </w:rPr>
+        <w:t xml:space="preserve">, 2022, which is licensed under a </w:t>
+      </w:r>
+      <w:hyperlink r:id="rId14">
+        <w:r>
+          <w:rPr>
+            <w:lang w:val="ar_AE" w:bidi="ar_AE"/>
+          </w:rPr>
+          <w:rPr>
+            <w:color w:val="0000EE"/>
+            <w:u w:val="single"/>
+          </w:rPr>
+          <w:t>CC BY-SA 4.0 license</w:t>
+        </w:r>
+      </w:hyperlink>
+      <w:r>
+        <w:rPr>
+          <w:lang w:val="ar_AE" w:bidi="ar_AE"/>
+        </w:rPr>
+        <w:t>.</w:t>
+      </w:r>
+      <w:r>
+        <w:rPr>
+          <w:lang w:val="ar_AE" w:bidi="ar_AE"/>
+        </w:rPr>
+      </w:r>
+    </w:p>
+    <w:p>
+      <w:pPr>
+        <w:bidi/>
+      </w:pPr>
+      <w:r>
+        <w:rPr>
+          <w:lang w:val="ar_AE" w:bidi="ar_AE"/>
+        </w:rPr>
+      </w:r>
+      <w:r>
+        <w:rPr>
+          <w:lang w:val="ar_AE" w:bidi="ar_AE"/>
+        </w:rPr>
+        <w:t>This PDF version is provided under the same license.</w:t>
       </w:r>
       <w:r>
         <w:rPr>
@@ -245,6 +313,22 @@
       </w:r>
       <w:r>
         <w:rPr>
+          <w:lang w:val="ar_AE" w:bidi="ar_AE"/>
+        </w:rPr>
+        <w:t>דְּבַר־יְהוָ֣ה ׀ אֲשֶׁ֣ר הָיָ֗ה אֶל־צְפַנְיָה֙</w:t>
+      </w:r>
+    </w:p>
+    <w:p>
+      <w:pPr>
+        <w:bidi/>
+      </w:pPr>
+      <w:r>
+        <w:rPr>
+          <w:lang w:val="ar_AE" w:bidi="ar_AE"/>
+        </w:rPr>
+      </w:r>
+      <w:r>
+        <w:rPr>
           <w:b/>
           <w:lang w:val="ar_AE" w:bidi="ar_AE"/>
         </w:rPr>
@@ -364,6 +448,22 @@
       </w:r>
       <w:r>
         <w:rPr>
+          <w:lang w:val="ar_AE" w:bidi="ar_AE"/>
+        </w:rPr>
+        <w:t>בֶּן־כּוּשִׁ֣י בֶן־גְּדַלְיָ֔ה בֶּן־אֲמַרְיָ֖ה בֶּן־חִזְקִיָּ֑ה</w:t>
+      </w:r>
+    </w:p>
+    <w:p>
+      <w:pPr>
+        <w:bidi/>
+      </w:pPr>
+      <w:r>
+        <w:rPr>
+          <w:lang w:val="ar_AE" w:bidi="ar_AE"/>
+        </w:rPr>
+      </w:r>
+      <w:r>
+        <w:rPr>
           <w:b/>
           <w:lang w:val="ar_AE" w:bidi="ar_AE"/>
         </w:rPr>
@@ -483,6 +583,22 @@
       </w:r>
       <w:r>
         <w:rPr>
+          <w:lang w:val="ar_AE" w:bidi="ar_AE"/>
+        </w:rPr>
+        <w:t>צְפַנְיָה֙ &amp; כּוּשִׁ֣י &amp; גְּדַלְיָ֔ה &amp; אֲמַרְיָ֖ה &amp; חִזְקִיָּ֑ה &amp; יֹאשִׁיָּ֥הוּ &amp; אָמ֖וֹן</w:t>
+      </w:r>
+    </w:p>
+    <w:p>
+      <w:pPr>
+        <w:bidi/>
+      </w:pPr>
+      <w:r>
+        <w:rPr>
+          <w:lang w:val="ar_AE" w:bidi="ar_AE"/>
+        </w:rPr>
+      </w:r>
+      <w:r>
+        <w:rPr>
           <w:b/>
           <w:lang w:val="ar_AE" w:bidi="ar_AE"/>
         </w:rPr>
@@ -764,6 +880,22 @@
       </w:r>
       <w:r>
         <w:rPr>
+          <w:lang w:val="ar_AE" w:bidi="ar_AE"/>
+        </w:rPr>
+        <w:t>בִּ⁠ימֵ֛י יֹאשִׁיָּ֥הוּ בֶן־אָמ֖וֹן מֶ֥לֶךְ יְהוּדָֽה</w:t>
+      </w:r>
+    </w:p>
+    <w:p>
+      <w:pPr>
+        <w:bidi/>
+      </w:pPr>
+      <w:r>
+        <w:rPr>
+          <w:lang w:val="ar_AE" w:bidi="ar_AE"/>
+        </w:rPr>
+      </w:r>
+      <w:r>
+        <w:rPr>
           <w:b/>
           <w:lang w:val="ar_AE" w:bidi="ar_AE"/>
         </w:rPr>
@@ -909,6 +1041,22 @@
       </w:r>
       <w:r>
         <w:rPr>
+          <w:lang w:val="ar_AE" w:bidi="ar_AE"/>
+        </w:rPr>
+        <w:t>אָסֹ֨ף אָסֵ֜ף כֹּ֗ל מֵ⁠עַ֛ל פְּנֵ֥י הָ⁠אֲדָמָ֖ה נְאֻם־יְהוָֽה</w:t>
+      </w:r>
+    </w:p>
+    <w:p>
+      <w:pPr>
+        <w:bidi/>
+      </w:pPr>
+      <w:r>
+        <w:rPr>
+          <w:lang w:val="ar_AE" w:bidi="ar_AE"/>
+        </w:rPr>
+      </w:r>
+      <w:r>
+        <w:rPr>
           <w:b/>
           <w:lang w:val="ar_AE" w:bidi="ar_AE"/>
         </w:rPr>
@@ -1042,6 +1190,22 @@
       </w:r>
       <w:r>
         <w:rPr>
+          <w:lang w:val="ar_AE" w:bidi="ar_AE"/>
+        </w:rPr>
+        <w:t>אָסֹ֨ף אָסֵ֜ף כֹּ֗ל מֵ⁠עַ֛ל פְּנֵ֥י הָ⁠אֲדָמָ֖ה</w:t>
+      </w:r>
+    </w:p>
+    <w:p>
+      <w:pPr>
+        <w:bidi/>
+      </w:pPr>
+      <w:r>
+        <w:rPr>
+          <w:lang w:val="ar_AE" w:bidi="ar_AE"/>
+        </w:rPr>
+      </w:r>
+      <w:r>
+        <w:rPr>
           <w:b/>
           <w:lang w:val="ar_AE" w:bidi="ar_AE"/>
         </w:rPr>
@@ -1161,6 +1325,22 @@
       </w:r>
       <w:r>
         <w:rPr>
+          <w:lang w:val="ar_AE" w:bidi="ar_AE"/>
+        </w:rPr>
+        <w:t>אָסֹ֨ף אָסֵ֜ף כֹּ֗ל</w:t>
+      </w:r>
+    </w:p>
+    <w:p>
+      <w:pPr>
+        <w:bidi/>
+      </w:pPr>
+      <w:r>
+        <w:rPr>
+          <w:lang w:val="ar_AE" w:bidi="ar_AE"/>
+        </w:rPr>
+      </w:r>
+      <w:r>
+        <w:rPr>
           <w:b/>
           <w:lang w:val="ar_AE" w:bidi="ar_AE"/>
         </w:rPr>
@@ -1253,6 +1433,22 @@
       </w:r>
       <w:r>
         <w:rPr>
+          <w:lang w:val="ar_AE" w:bidi="ar_AE"/>
+        </w:rPr>
+        <w:t>פְּנֵ֥י הָ⁠אֲדָמָ֖ה</w:t>
+      </w:r>
+    </w:p>
+    <w:p>
+      <w:pPr>
+        <w:bidi/>
+      </w:pPr>
+      <w:r>
+        <w:rPr>
+          <w:lang w:val="ar_AE" w:bidi="ar_AE"/>
+        </w:rPr>
+      </w:r>
+      <w:r>
+        <w:rPr>
           <w:b/>
           <w:lang w:val="ar_AE" w:bidi="ar_AE"/>
         </w:rPr>
@@ -1372,6 +1568,22 @@
       </w:r>
       <w:r>
         <w:rPr>
+          <w:lang w:val="ar_AE" w:bidi="ar_AE"/>
+        </w:rPr>
+        <w:t>נְאֻם־יְהוָֽה</w:t>
+      </w:r>
+    </w:p>
+    <w:p>
+      <w:pPr>
+        <w:bidi/>
+      </w:pPr>
+      <w:r>
+        <w:rPr>
+          <w:lang w:val="ar_AE" w:bidi="ar_AE"/>
+        </w:rPr>
+      </w:r>
+      <w:r>
+        <w:rPr>
           <w:b/>
           <w:lang w:val="ar_AE" w:bidi="ar_AE"/>
         </w:rPr>
@@ -1491,6 +1703,22 @@
       </w:r>
       <w:r>
         <w:rPr>
+          <w:lang w:val="ar_AE" w:bidi="ar_AE"/>
+        </w:rPr>
+        <w:t>אָסֵ֨ף אָדָ֜ם וּ⁠בְהֵמָ֗ה אָסֵ֤ף עוֹף־הַ⁠שָּׁמַ֨יִם֙ וּ⁠דְגֵ֣י הַ⁠יָּ֔ם</w:t>
+      </w:r>
+    </w:p>
+    <w:p>
+      <w:pPr>
+        <w:bidi/>
+      </w:pPr>
+      <w:r>
+        <w:rPr>
+          <w:lang w:val="ar_AE" w:bidi="ar_AE"/>
+        </w:rPr>
+      </w:r>
+      <w:r>
+        <w:rPr>
           <w:b/>
           <w:lang w:val="ar_AE" w:bidi="ar_AE"/>
         </w:rPr>
@@ -1610,6 +1838,22 @@
       </w:r>
       <w:r>
         <w:rPr>
+          <w:lang w:val="ar_AE" w:bidi="ar_AE"/>
+        </w:rPr>
+        <w:t>אָדָ֜ם וּ⁠בְהֵמָ֗ה &amp; אֶת־הָ⁠אָדָ֗ם</w:t>
+      </w:r>
+    </w:p>
+    <w:p>
+      <w:pPr>
+        <w:bidi/>
+      </w:pPr>
+      <w:r>
+        <w:rPr>
+          <w:lang w:val="ar_AE" w:bidi="ar_AE"/>
+        </w:rPr>
+      </w:r>
+      <w:r>
+        <w:rPr>
           <w:b/>
           <w:lang w:val="ar_AE" w:bidi="ar_AE"/>
         </w:rPr>
@@ -1729,6 +1973,22 @@
       </w:r>
       <w:r>
         <w:rPr>
+          <w:lang w:val="ar_AE" w:bidi="ar_AE"/>
+        </w:rPr>
+        <w:t>אָדָ֜ם וּ⁠בְהֵמָ֗ה</w:t>
+      </w:r>
+    </w:p>
+    <w:p>
+      <w:pPr>
+        <w:bidi/>
+      </w:pPr>
+      <w:r>
+        <w:rPr>
+          <w:lang w:val="ar_AE" w:bidi="ar_AE"/>
+        </w:rPr>
+      </w:r>
+      <w:r>
+        <w:rPr>
           <w:b/>
           <w:lang w:val="ar_AE" w:bidi="ar_AE"/>
         </w:rPr>
@@ -1848,6 +2108,22 @@
       </w:r>
       <w:r>
         <w:rPr>
+          <w:lang w:val="ar_AE" w:bidi="ar_AE"/>
+        </w:rPr>
+        <w:t>וְ⁠הַ⁠מַּכְשֵׁל֖וֹת אֶת־הָ⁠רְשָׁעִ֑ים</w:t>
+      </w:r>
+    </w:p>
+    <w:p>
+      <w:pPr>
+        <w:bidi/>
+      </w:pPr>
+      <w:r>
+        <w:rPr>
+          <w:lang w:val="ar_AE" w:bidi="ar_AE"/>
+        </w:rPr>
+      </w:r>
+      <w:r>
+        <w:rPr>
           <w:b/>
           <w:lang w:val="ar_AE" w:bidi="ar_AE"/>
         </w:rPr>
@@ -1967,6 +2243,22 @@
       </w:r>
       <w:r>
         <w:rPr>
+          <w:lang w:val="ar_AE" w:bidi="ar_AE"/>
+        </w:rPr>
+        <w:t>וְ⁠הַ⁠מַּכְשֵׁל֖וֹת</w:t>
+      </w:r>
+    </w:p>
+    <w:p>
+      <w:pPr>
+        <w:bidi/>
+      </w:pPr>
+      <w:r>
+        <w:rPr>
+          <w:lang w:val="ar_AE" w:bidi="ar_AE"/>
+        </w:rPr>
+      </w:r>
+      <w:r>
+        <w:rPr>
           <w:b/>
           <w:lang w:val="ar_AE" w:bidi="ar_AE"/>
         </w:rPr>
@@ -2086,6 +2378,22 @@
       </w:r>
       <w:r>
         <w:rPr>
+          <w:lang w:val="ar_AE" w:bidi="ar_AE"/>
+        </w:rPr>
+        <w:t>אֶת־הָ⁠רְשָׁעִ֑ים</w:t>
+      </w:r>
+    </w:p>
+    <w:p>
+      <w:pPr>
+        <w:bidi/>
+      </w:pPr>
+      <w:r>
+        <w:rPr>
+          <w:lang w:val="ar_AE" w:bidi="ar_AE"/>
+        </w:rPr>
+      </w:r>
+      <w:r>
+        <w:rPr>
           <w:b/>
           <w:lang w:val="ar_AE" w:bidi="ar_AE"/>
         </w:rPr>
@@ -2205,6 +2513,22 @@
       </w:r>
       <w:r>
         <w:rPr>
+          <w:lang w:val="ar_AE" w:bidi="ar_AE"/>
+        </w:rPr>
+        <w:t>וְ⁠הִכְרַתִּ֣י אֶת־הָ⁠אָדָ֗ם מֵ⁠עַ֛ל פְּנֵ֥י הָ⁠אֲדָמָ֖ה</w:t>
+      </w:r>
+    </w:p>
+    <w:p>
+      <w:pPr>
+        <w:bidi/>
+      </w:pPr>
+      <w:r>
+        <w:rPr>
+          <w:lang w:val="ar_AE" w:bidi="ar_AE"/>
+        </w:rPr>
+      </w:r>
+      <w:r>
+        <w:rPr>
           <w:b/>
           <w:lang w:val="ar_AE" w:bidi="ar_AE"/>
         </w:rPr>
@@ -2311,6 +2635,22 @@
       </w:r>
       <w:r>
         <w:rPr>
+          <w:lang w:val="ar_AE" w:bidi="ar_AE"/>
+        </w:rPr>
+        <w:t>וְ⁠הִכְרַתִּ֣י אֶת־הָ⁠אָדָ֗ם</w:t>
+      </w:r>
+    </w:p>
+    <w:p>
+      <w:pPr>
+        <w:bidi/>
+      </w:pPr>
+      <w:r>
+        <w:rPr>
+          <w:lang w:val="ar_AE" w:bidi="ar_AE"/>
+        </w:rPr>
+      </w:r>
+      <w:r>
+        <w:rPr>
           <w:b/>
           <w:lang w:val="ar_AE" w:bidi="ar_AE"/>
         </w:rPr>
@@ -2430,6 +2770,22 @@
       </w:r>
       <w:r>
         <w:rPr>
+          <w:lang w:val="ar_AE" w:bidi="ar_AE"/>
+        </w:rPr>
+        <w:t>וְ⁠הִכְרַתִּ֣י אֶת־הָ⁠אָדָ֗ם</w:t>
+      </w:r>
+    </w:p>
+    <w:p>
+      <w:pPr>
+        <w:bidi/>
+      </w:pPr>
+      <w:r>
+        <w:rPr>
+          <w:lang w:val="ar_AE" w:bidi="ar_AE"/>
+        </w:rPr>
+      </w:r>
+      <w:r>
+        <w:rPr>
           <w:b/>
           <w:lang w:val="ar_AE" w:bidi="ar_AE"/>
         </w:rPr>
@@ -2549,6 +2905,22 @@
       </w:r>
       <w:r>
         <w:rPr>
+          <w:lang w:val="ar_AE" w:bidi="ar_AE"/>
+        </w:rPr>
+        <w:t>פְּנֵ֥י הָ⁠אֲדָמָ֖ה</w:t>
+      </w:r>
+    </w:p>
+    <w:p>
+      <w:pPr>
+        <w:bidi/>
+      </w:pPr>
+      <w:r>
+        <w:rPr>
+          <w:lang w:val="ar_AE" w:bidi="ar_AE"/>
+        </w:rPr>
+      </w:r>
+      <w:r>
+        <w:rPr>
           <w:b/>
           <w:lang w:val="ar_AE" w:bidi="ar_AE"/>
         </w:rPr>
@@ -2655,6 +3027,22 @@
       </w:r>
       <w:r>
         <w:rPr>
+          <w:lang w:val="ar_AE" w:bidi="ar_AE"/>
+        </w:rPr>
+        <w:t>וְ⁠נָטִ֤יתִי יָדִ⁠י֙</w:t>
+      </w:r>
+    </w:p>
+    <w:p>
+      <w:pPr>
+        <w:bidi/>
+      </w:pPr>
+      <w:r>
+        <w:rPr>
+          <w:lang w:val="ar_AE" w:bidi="ar_AE"/>
+        </w:rPr>
+      </w:r>
+      <w:r>
+        <w:rPr>
           <w:b/>
           <w:lang w:val="ar_AE" w:bidi="ar_AE"/>
         </w:rPr>
@@ -2774,6 +3162,22 @@
       </w:r>
       <w:r>
         <w:rPr>
+          <w:lang w:val="ar_AE" w:bidi="ar_AE"/>
+        </w:rPr>
+        <w:t>וְ⁠הִכְרַתִּ֞י מִן־הַ⁠מָּק֤וֹם הַ⁠זֶּה֙</w:t>
+      </w:r>
+    </w:p>
+    <w:p>
+      <w:pPr>
+        <w:bidi/>
+      </w:pPr>
+      <w:r>
+        <w:rPr>
+          <w:lang w:val="ar_AE" w:bidi="ar_AE"/>
+        </w:rPr>
+      </w:r>
+      <w:r>
+        <w:rPr>
           <w:b/>
           <w:lang w:val="ar_AE" w:bidi="ar_AE"/>
         </w:rPr>
@@ -2893,6 +3297,22 @@
       </w:r>
       <w:r>
         <w:rPr>
+          <w:lang w:val="ar_AE" w:bidi="ar_AE"/>
+        </w:rPr>
+        <w:t>וְ⁠הִכְרַתִּ֞י מִן־הַ⁠מָּק֤וֹם הַ⁠זֶּה֙</w:t>
+      </w:r>
+    </w:p>
+    <w:p>
+      <w:pPr>
+        <w:bidi/>
+      </w:pPr>
+      <w:r>
+        <w:rPr>
+          <w:lang w:val="ar_AE" w:bidi="ar_AE"/>
+        </w:rPr>
+      </w:r>
+      <w:r>
+        <w:rPr>
           <w:b/>
           <w:lang w:val="ar_AE" w:bidi="ar_AE"/>
         </w:rPr>
@@ -2999,6 +3419,22 @@
       </w:r>
       <w:r>
         <w:rPr>
+          <w:lang w:val="ar_AE" w:bidi="ar_AE"/>
+        </w:rPr>
+        <w:t>אֶת־שְׁאָ֣ר הַ⁠בַּ֔עַל</w:t>
+      </w:r>
+    </w:p>
+    <w:p>
+      <w:pPr>
+        <w:bidi/>
+      </w:pPr>
+      <w:r>
+        <w:rPr>
+          <w:lang w:val="ar_AE" w:bidi="ar_AE"/>
+        </w:rPr>
+      </w:r>
+      <w:r>
+        <w:rPr>
           <w:b/>
           <w:lang w:val="ar_AE" w:bidi="ar_AE"/>
         </w:rPr>
@@ -3118,6 +3554,22 @@
       </w:r>
       <w:r>
         <w:rPr>
+          <w:lang w:val="ar_AE" w:bidi="ar_AE"/>
+        </w:rPr>
+        <w:t>אֶת־שְׁאָ֣ר הַ⁠בַּ֔עַל</w:t>
+      </w:r>
+    </w:p>
+    <w:p>
+      <w:pPr>
+        <w:bidi/>
+      </w:pPr>
+      <w:r>
+        <w:rPr>
+          <w:lang w:val="ar_AE" w:bidi="ar_AE"/>
+        </w:rPr>
+      </w:r>
+      <w:r>
+        <w:rPr>
           <w:b/>
           <w:lang w:val="ar_AE" w:bidi="ar_AE"/>
         </w:rPr>
@@ -3263,6 +3715,22 @@
       </w:r>
       <w:r>
         <w:rPr>
+          <w:lang w:val="ar_AE" w:bidi="ar_AE"/>
+        </w:rPr>
+        <w:t>אֶת־שֵׁ֥ם הַ⁠כְּמָרִ֖ים עִם־הַ⁠כֹּהֲנִֽים</w:t>
+      </w:r>
+    </w:p>
+    <w:p>
+      <w:pPr>
+        <w:bidi/>
+      </w:pPr>
+      <w:r>
+        <w:rPr>
+          <w:lang w:val="ar_AE" w:bidi="ar_AE"/>
+        </w:rPr>
+      </w:r>
+      <w:r>
+        <w:rPr>
           <w:b/>
           <w:lang w:val="ar_AE" w:bidi="ar_AE"/>
         </w:rPr>
@@ -3369,6 +3837,22 @@
       </w:r>
       <w:r>
         <w:rPr>
+          <w:lang w:val="ar_AE" w:bidi="ar_AE"/>
+        </w:rPr>
+        <w:t>אֶת־שֵׁ֥ם</w:t>
+      </w:r>
+    </w:p>
+    <w:p>
+      <w:pPr>
+        <w:bidi/>
+      </w:pPr>
+      <w:r>
+        <w:rPr>
+          <w:lang w:val="ar_AE" w:bidi="ar_AE"/>
+        </w:rPr>
+      </w:r>
+      <w:r>
+        <w:rPr>
           <w:b/>
           <w:lang w:val="ar_AE" w:bidi="ar_AE"/>
         </w:rPr>
@@ -3501,6 +3985,22 @@
       </w:r>
       <w:r>
         <w:rPr>
+          <w:lang w:val="ar_AE" w:bidi="ar_AE"/>
+        </w:rPr>
+        <w:t>עִם־הַ⁠כֹּהֲנִֽים</w:t>
+      </w:r>
+    </w:p>
+    <w:p>
+      <w:pPr>
+        <w:bidi/>
+      </w:pPr>
+      <w:r>
+        <w:rPr>
+          <w:lang w:val="ar_AE" w:bidi="ar_AE"/>
+        </w:rPr>
+      </w:r>
+      <w:r>
+        <w:rPr>
           <w:b/>
           <w:lang w:val="ar_AE" w:bidi="ar_AE"/>
         </w:rPr>
@@ -3549,7 +4049,7 @@
         </w:rPr>
         <w:t xml:space="preserve"> على الأرجح إلى الكهنة المنحدرين من نسل هارون، والذين كان من المفترض أن يقودوا بني إسرائيل في عبادة الرب. ولكنهم للأسف، لم يكونوا في ذلك الوقت مخلصين في خدمتهم للرب، كما يذكر صفنيا في </w:t>
       </w:r>
-      <w:hyperlink r:id="rId13">
+      <w:hyperlink r:id="rId15">
         <w:r>
           <w:rPr>
             <w:lang w:val="ar_AE" w:bidi="ar_AE"/>
@@ -3638,6 +4138,22 @@
       </w:r>
       <w:r>
         <w:rPr>
+          <w:lang w:val="ar_AE" w:bidi="ar_AE"/>
+        </w:rPr>
+        <w:t>וְ⁠אֶת־הַ⁠מִּשְׁתַּחֲוִ֥ים עַל־הַ⁠גַּגּ֖וֹת לִ⁠צְבָ֣א הַ⁠שָּׁמָ֑יִם וְ⁠אֶת־הַ⁠מִּֽשְׁתַּחֲוִים֙ הַ⁠נִּשְׁבָּעִ֣ים לַֽ⁠יהוָ֔ה וְ⁠הַ⁠נִּשְׁבָּעִ֖ים בְּ⁠מַלְכָּֽ⁠ם</w:t>
+      </w:r>
+    </w:p>
+    <w:p>
+      <w:pPr>
+        <w:bidi/>
+      </w:pPr>
+      <w:r>
+        <w:rPr>
+          <w:lang w:val="ar_AE" w:bidi="ar_AE"/>
+        </w:rPr>
+      </w:r>
+      <w:r>
+        <w:rPr>
           <w:b/>
           <w:lang w:val="ar_AE" w:bidi="ar_AE"/>
         </w:rPr>
@@ -3744,6 +4260,22 @@
       </w:r>
       <w:r>
         <w:rPr>
+          <w:lang w:val="ar_AE" w:bidi="ar_AE"/>
+        </w:rPr>
+        <w:t>וְ⁠אֶת־הַ⁠מִּשְׁתַּחֲוִ֥ים עַל־הַ⁠גַּגּ֖וֹת לִ⁠צְבָ֣א</w:t>
+      </w:r>
+    </w:p>
+    <w:p>
+      <w:pPr>
+        <w:bidi/>
+      </w:pPr>
+      <w:r>
+        <w:rPr>
+          <w:lang w:val="ar_AE" w:bidi="ar_AE"/>
+        </w:rPr>
+      </w:r>
+      <w:r>
+        <w:rPr>
           <w:b/>
           <w:lang w:val="ar_AE" w:bidi="ar_AE"/>
         </w:rPr>
@@ -3863,6 +4395,22 @@
       </w:r>
       <w:r>
         <w:rPr>
+          <w:lang w:val="ar_AE" w:bidi="ar_AE"/>
+        </w:rPr>
+        <w:t>לִ⁠צְבָ֣א הַ⁠שָּׁמָ֑יִם</w:t>
+      </w:r>
+    </w:p>
+    <w:p>
+      <w:pPr>
+        <w:bidi/>
+      </w:pPr>
+      <w:r>
+        <w:rPr>
+          <w:lang w:val="ar_AE" w:bidi="ar_AE"/>
+        </w:rPr>
+      </w:r>
+      <w:r>
+        <w:rPr>
           <w:b/>
           <w:lang w:val="ar_AE" w:bidi="ar_AE"/>
         </w:rPr>
@@ -3995,6 +4543,22 @@
       </w:r>
       <w:r>
         <w:rPr>
+          <w:lang w:val="ar_AE" w:bidi="ar_AE"/>
+        </w:rPr>
+        <w:t>וְ⁠אֶת־הַ⁠מִּֽשְׁתַּחֲוִים֙ הַ⁠נִּשְׁבָּעִ֣ים לַֽ⁠יהוָ֔ה</w:t>
+      </w:r>
+    </w:p>
+    <w:p>
+      <w:pPr>
+        <w:bidi/>
+      </w:pPr>
+      <w:r>
+        <w:rPr>
+          <w:lang w:val="ar_AE" w:bidi="ar_AE"/>
+        </w:rPr>
+      </w:r>
+      <w:r>
+        <w:rPr>
           <w:b/>
           <w:lang w:val="ar_AE" w:bidi="ar_AE"/>
         </w:rPr>
@@ -4101,6 +4665,22 @@
       </w:r>
       <w:r>
         <w:rPr>
+          <w:lang w:val="ar_AE" w:bidi="ar_AE"/>
+        </w:rPr>
+        <w:t>וְ⁠אֶת־הַ⁠מִּֽשְׁתַּחֲוִים֙ הַ⁠נִּשְׁבָּעִ֣ים לַֽ⁠יהוָ֔ה</w:t>
+      </w:r>
+    </w:p>
+    <w:p>
+      <w:pPr>
+        <w:bidi/>
+      </w:pPr>
+      <w:r>
+        <w:rPr>
+          <w:lang w:val="ar_AE" w:bidi="ar_AE"/>
+        </w:rPr>
+      </w:r>
+      <w:r>
+        <w:rPr>
           <w:b/>
           <w:lang w:val="ar_AE" w:bidi="ar_AE"/>
         </w:rPr>
@@ -4259,6 +4839,22 @@
       </w:r>
       <w:r>
         <w:rPr>
+          <w:lang w:val="ar_AE" w:bidi="ar_AE"/>
+        </w:rPr>
+        <w:t>הַ⁠נִּשְׁבָּעִ֣ים לַֽ⁠יהוָ֔ה וְ⁠הַ⁠נִּשְׁבָּעִ֖ים בְּ⁠מַלְכָּֽ⁠ם</w:t>
+      </w:r>
+    </w:p>
+    <w:p>
+      <w:pPr>
+        <w:bidi/>
+      </w:pPr>
+      <w:r>
+        <w:rPr>
+          <w:lang w:val="ar_AE" w:bidi="ar_AE"/>
+        </w:rPr>
+      </w:r>
+      <w:r>
+        <w:rPr>
           <w:b/>
           <w:lang w:val="ar_AE" w:bidi="ar_AE"/>
         </w:rPr>
@@ -4378,6 +4974,22 @@
       </w:r>
       <w:r>
         <w:rPr>
+          <w:lang w:val="ar_AE" w:bidi="ar_AE"/>
+        </w:rPr>
+        <w:t>הַ⁠נִּשְׁבָּעִ֣ים לַֽ⁠יהוָ֔ה וְ⁠הַ⁠נִּשְׁבָּעִ֖ים בְּ⁠מַלְכָּֽ⁠ם</w:t>
+      </w:r>
+    </w:p>
+    <w:p>
+      <w:pPr>
+        <w:bidi/>
+      </w:pPr>
+      <w:r>
+        <w:rPr>
+          <w:lang w:val="ar_AE" w:bidi="ar_AE"/>
+        </w:rPr>
+      </w:r>
+      <w:r>
+        <w:rPr>
           <w:b/>
           <w:lang w:val="ar_AE" w:bidi="ar_AE"/>
         </w:rPr>
@@ -4522,6 +5134,22 @@
       </w:r>
       <w:r>
         <w:rPr>
+          <w:lang w:val="ar_AE" w:bidi="ar_AE"/>
+        </w:rPr>
+        <w:t>וְ⁠אֶת־הַ⁠נְּסוֹגִ֖ים מֵ⁠אַחֲרֵ֣י יְהוָ֑ה וַ⁠אֲשֶׁ֛ר לֹֽא־בִקְשׁ֥וּ אֶת־יְהוָ֖ה וְ⁠לֹ֥א דְרָשֻֽׁ⁠הוּ</w:t>
+      </w:r>
+    </w:p>
+    <w:p>
+      <w:pPr>
+        <w:bidi/>
+      </w:pPr>
+      <w:r>
+        <w:rPr>
+          <w:lang w:val="ar_AE" w:bidi="ar_AE"/>
+        </w:rPr>
+      </w:r>
+      <w:r>
+        <w:rPr>
           <w:b/>
           <w:lang w:val="ar_AE" w:bidi="ar_AE"/>
         </w:rPr>
@@ -4628,6 +5256,22 @@
       </w:r>
       <w:r>
         <w:rPr>
+          <w:lang w:val="ar_AE" w:bidi="ar_AE"/>
+        </w:rPr>
+        <w:t>וְ⁠אֶת־הַ⁠נְּסוֹגִ֖ים מֵ⁠אַחֲרֵ֣י יְהוָ֑ה וַ⁠אֲשֶׁ֛ר לֹֽא־בִקְשׁ֥וּ אֶת־יְהוָ֖ה וְ⁠לֹ֥א דְרָשֻֽׁ⁠הוּ</w:t>
+      </w:r>
+    </w:p>
+    <w:p>
+      <w:pPr>
+        <w:bidi/>
+      </w:pPr>
+      <w:r>
+        <w:rPr>
+          <w:lang w:val="ar_AE" w:bidi="ar_AE"/>
+        </w:rPr>
+      </w:r>
+      <w:r>
+        <w:rPr>
           <w:b/>
           <w:lang w:val="ar_AE" w:bidi="ar_AE"/>
         </w:rPr>
@@ -4734,6 +5378,22 @@
       </w:r>
       <w:r>
         <w:rPr>
+          <w:lang w:val="ar_AE" w:bidi="ar_AE"/>
+        </w:rPr>
+        <w:t>וְ⁠אֶת־הַ⁠נְּסוֹגִ֖ים מֵ⁠אַחֲרֵ֣י יְהוָ֑ה</w:t>
+      </w:r>
+    </w:p>
+    <w:p>
+      <w:pPr>
+        <w:bidi/>
+      </w:pPr>
+      <w:r>
+        <w:rPr>
+          <w:lang w:val="ar_AE" w:bidi="ar_AE"/>
+        </w:rPr>
+      </w:r>
+      <w:r>
+        <w:rPr>
           <w:b/>
           <w:lang w:val="ar_AE" w:bidi="ar_AE"/>
         </w:rPr>
@@ -4853,6 +5513,22 @@
       </w:r>
       <w:r>
         <w:rPr>
+          <w:lang w:val="ar_AE" w:bidi="ar_AE"/>
+        </w:rPr>
+        <w:t>וַ⁠אֲשֶׁ֛ר לֹֽא־בִקְשׁ֥וּ אֶת־יְהוָ֖ה וְ⁠לֹ֥א דְרָשֻֽׁ⁠הוּ</w:t>
+      </w:r>
+    </w:p>
+    <w:p>
+      <w:pPr>
+        <w:bidi/>
+      </w:pPr>
+      <w:r>
+        <w:rPr>
+          <w:lang w:val="ar_AE" w:bidi="ar_AE"/>
+        </w:rPr>
+      </w:r>
+      <w:r>
+        <w:rPr>
           <w:b/>
           <w:lang w:val="ar_AE" w:bidi="ar_AE"/>
         </w:rPr>
@@ -5011,6 +5687,22 @@
       </w:r>
       <w:r>
         <w:rPr>
+          <w:lang w:val="ar_AE" w:bidi="ar_AE"/>
+        </w:rPr>
+        <w:t>הַ֕ס מִ⁠פְּנֵ֖י אֲדֹנָ֣⁠י יְהוִ֑ה</w:t>
+      </w:r>
+    </w:p>
+    <w:p>
+      <w:pPr>
+        <w:bidi/>
+      </w:pPr>
+      <w:r>
+        <w:rPr>
+          <w:lang w:val="ar_AE" w:bidi="ar_AE"/>
+        </w:rPr>
+      </w:r>
+      <w:r>
+        <w:rPr>
           <w:b/>
           <w:lang w:val="ar_AE" w:bidi="ar_AE"/>
         </w:rPr>
@@ -5143,6 +5835,22 @@
       </w:r>
       <w:r>
         <w:rPr>
+          <w:lang w:val="ar_AE" w:bidi="ar_AE"/>
+        </w:rPr>
+        <w:t>הַ֕ס מִ⁠פְּנֵ֖י אֲדֹנָ֣⁠י יְהוִ֑ה</w:t>
+      </w:r>
+    </w:p>
+    <w:p>
+      <w:pPr>
+        <w:bidi/>
+      </w:pPr>
+      <w:r>
+        <w:rPr>
+          <w:lang w:val="ar_AE" w:bidi="ar_AE"/>
+        </w:rPr>
+      </w:r>
+      <w:r>
+        <w:rPr>
           <w:b/>
           <w:lang w:val="ar_AE" w:bidi="ar_AE"/>
         </w:rPr>
@@ -5262,6 +5970,22 @@
       </w:r>
       <w:r>
         <w:rPr>
+          <w:lang w:val="ar_AE" w:bidi="ar_AE"/>
+        </w:rPr>
+        <w:t>קָרוֹב֙ י֣וֹם יְהוָ֔ה</w:t>
+      </w:r>
+    </w:p>
+    <w:p>
+      <w:pPr>
+        <w:bidi/>
+      </w:pPr>
+      <w:r>
+        <w:rPr>
+          <w:lang w:val="ar_AE" w:bidi="ar_AE"/>
+        </w:rPr>
+      </w:r>
+      <w:r>
+        <w:rPr>
           <w:b/>
           <w:lang w:val="ar_AE" w:bidi="ar_AE"/>
         </w:rPr>
@@ -5381,6 +6105,22 @@
       </w:r>
       <w:r>
         <w:rPr>
+          <w:lang w:val="ar_AE" w:bidi="ar_AE"/>
+        </w:rPr>
+        <w:t>הֵכִ֧ין יְהוָ֛ה זֶ֖בַח הִקְדִּ֥ישׁ קְרֻאָֽי⁠ו</w:t>
+      </w:r>
+    </w:p>
+    <w:p>
+      <w:pPr>
+        <w:bidi/>
+      </w:pPr>
+      <w:r>
+        <w:rPr>
+          <w:lang w:val="ar_AE" w:bidi="ar_AE"/>
+        </w:rPr>
+      </w:r>
+      <w:r>
+        <w:rPr>
           <w:b/>
           <w:lang w:val="ar_AE" w:bidi="ar_AE"/>
         </w:rPr>
@@ -5533,6 +6273,22 @@
       </w:r>
       <w:r>
         <w:rPr>
+          <w:lang w:val="ar_AE" w:bidi="ar_AE"/>
+        </w:rPr>
+        <w:t>קְרֻאָֽי⁠ו</w:t>
+      </w:r>
+    </w:p>
+    <w:p>
+      <w:pPr>
+        <w:bidi/>
+      </w:pPr>
+      <w:r>
+        <w:rPr>
+          <w:lang w:val="ar_AE" w:bidi="ar_AE"/>
+        </w:rPr>
+      </w:r>
+      <w:r>
+        <w:rPr>
           <w:b/>
           <w:lang w:val="ar_AE" w:bidi="ar_AE"/>
         </w:rPr>
@@ -5639,6 +6395,22 @@
       </w:r>
       <w:r>
         <w:rPr>
+          <w:lang w:val="ar_AE" w:bidi="ar_AE"/>
+        </w:rPr>
+        <w:t>וְ⁠הָיָ֗ה בְּ⁠יוֹם֙ זֶ֣בַח יְהוָ֔ה</w:t>
+      </w:r>
+    </w:p>
+    <w:p>
+      <w:pPr>
+        <w:bidi/>
+      </w:pPr>
+      <w:r>
+        <w:rPr>
+          <w:lang w:val="ar_AE" w:bidi="ar_AE"/>
+        </w:rPr>
+      </w:r>
+      <w:r>
+        <w:rPr>
           <w:b/>
           <w:lang w:val="ar_AE" w:bidi="ar_AE"/>
         </w:rPr>
@@ -5745,6 +6517,22 @@
       </w:r>
       <w:r>
         <w:rPr>
+          <w:lang w:val="ar_AE" w:bidi="ar_AE"/>
+        </w:rPr>
+        <w:t>בְּ⁠יוֹם֙ זֶ֣בַח יְהוָ֔ה</w:t>
+      </w:r>
+    </w:p>
+    <w:p>
+      <w:pPr>
+        <w:bidi/>
+      </w:pPr>
+      <w:r>
+        <w:rPr>
+          <w:lang w:val="ar_AE" w:bidi="ar_AE"/>
+        </w:rPr>
+      </w:r>
+      <w:r>
+        <w:rPr>
           <w:b/>
           <w:lang w:val="ar_AE" w:bidi="ar_AE"/>
         </w:rPr>
@@ -5851,6 +6639,22 @@
       </w:r>
       <w:r>
         <w:rPr>
+          <w:lang w:val="ar_AE" w:bidi="ar_AE"/>
+        </w:rPr>
+        <w:t>בְּ⁠יוֹם֙ זֶ֣בַח יְהוָ֔ה</w:t>
+      </w:r>
+    </w:p>
+    <w:p>
+      <w:pPr>
+        <w:bidi/>
+      </w:pPr>
+      <w:r>
+        <w:rPr>
+          <w:lang w:val="ar_AE" w:bidi="ar_AE"/>
+        </w:rPr>
+      </w:r>
+      <w:r>
+        <w:rPr>
           <w:b/>
           <w:lang w:val="ar_AE" w:bidi="ar_AE"/>
         </w:rPr>
@@ -5957,6 +6761,22 @@
       </w:r>
       <w:r>
         <w:rPr>
+          <w:lang w:val="ar_AE" w:bidi="ar_AE"/>
+        </w:rPr>
+        <w:t>בְּ⁠יוֹם֙ זֶ֣בַח יְהוָ֔ה</w:t>
+      </w:r>
+    </w:p>
+    <w:p>
+      <w:pPr>
+        <w:bidi/>
+      </w:pPr>
+      <w:r>
+        <w:rPr>
+          <w:lang w:val="ar_AE" w:bidi="ar_AE"/>
+        </w:rPr>
+      </w:r>
+      <w:r>
+        <w:rPr>
           <w:b/>
           <w:lang w:val="ar_AE" w:bidi="ar_AE"/>
         </w:rPr>
@@ -6063,6 +6883,22 @@
       </w:r>
       <w:r>
         <w:rPr>
+          <w:lang w:val="ar_AE" w:bidi="ar_AE"/>
+        </w:rPr>
+        <w:t>וּ⁠פָקַדְתִּ֥י עַל־הַ⁠שָּׂרִ֖ים וְ⁠עַל־בְּנֵ֣י הַ⁠מֶּ֑לֶךְ וְ⁠עַ֥ל כָּל־הַ⁠לֹּבְשִׁ֖ים מַלְבּ֥וּשׁ נָכְרִֽי</w:t>
+      </w:r>
+    </w:p>
+    <w:p>
+      <w:pPr>
+        <w:bidi/>
+      </w:pPr>
+      <w:r>
+        <w:rPr>
+          <w:lang w:val="ar_AE" w:bidi="ar_AE"/>
+        </w:rPr>
+      </w:r>
+      <w:r>
+        <w:rPr>
           <w:b/>
           <w:lang w:val="ar_AE" w:bidi="ar_AE"/>
         </w:rPr>
@@ -6182,6 +7018,22 @@
       </w:r>
       <w:r>
         <w:rPr>
+          <w:lang w:val="ar_AE" w:bidi="ar_AE"/>
+        </w:rPr>
+        <w:t>הַ⁠שָּׂרִ֖ים</w:t>
+      </w:r>
+    </w:p>
+    <w:p>
+      <w:pPr>
+        <w:bidi/>
+      </w:pPr>
+      <w:r>
+        <w:rPr>
+          <w:lang w:val="ar_AE" w:bidi="ar_AE"/>
+        </w:rPr>
+      </w:r>
+      <w:r>
+        <w:rPr>
           <w:b/>
           <w:lang w:val="ar_AE" w:bidi="ar_AE"/>
         </w:rPr>
@@ -6301,6 +7153,22 @@
       </w:r>
       <w:r>
         <w:rPr>
+          <w:lang w:val="ar_AE" w:bidi="ar_AE"/>
+        </w:rPr>
+        <w:t>בְּנֵ֣י הַ⁠מֶּ֑לֶךְ</w:t>
+      </w:r>
+    </w:p>
+    <w:p>
+      <w:pPr>
+        <w:bidi/>
+      </w:pPr>
+      <w:r>
+        <w:rPr>
+          <w:lang w:val="ar_AE" w:bidi="ar_AE"/>
+        </w:rPr>
+      </w:r>
+      <w:r>
+        <w:rPr>
           <w:b/>
           <w:lang w:val="ar_AE" w:bidi="ar_AE"/>
         </w:rPr>
@@ -6420,6 +7288,22 @@
       </w:r>
       <w:r>
         <w:rPr>
+          <w:lang w:val="ar_AE" w:bidi="ar_AE"/>
+        </w:rPr>
+        <w:t>כָּל־הַ⁠לֹּבְשִׁ֖ים מַלְבּ֥וּשׁ נָכְרִֽי</w:t>
+      </w:r>
+    </w:p>
+    <w:p>
+      <w:pPr>
+        <w:bidi/>
+      </w:pPr>
+      <w:r>
+        <w:rPr>
+          <w:lang w:val="ar_AE" w:bidi="ar_AE"/>
+        </w:rPr>
+      </w:r>
+      <w:r>
+        <w:rPr>
           <w:b/>
           <w:lang w:val="ar_AE" w:bidi="ar_AE"/>
         </w:rPr>
@@ -6539,6 +7423,22 @@
       </w:r>
       <w:r>
         <w:rPr>
+          <w:lang w:val="ar_AE" w:bidi="ar_AE"/>
+        </w:rPr>
+        <w:t>וּ⁠פָקַדְתִּ֗י עַ֧ל &amp; בַּ⁠יּ֣וֹם הַ⁠ה֑וּא</w:t>
+      </w:r>
+    </w:p>
+    <w:p>
+      <w:pPr>
+        <w:bidi/>
+      </w:pPr>
+      <w:r>
+        <w:rPr>
+          <w:lang w:val="ar_AE" w:bidi="ar_AE"/>
+        </w:rPr>
+      </w:r>
+      <w:r>
+        <w:rPr>
           <w:b/>
           <w:lang w:val="ar_AE" w:bidi="ar_AE"/>
         </w:rPr>
@@ -6645,6 +7545,22 @@
       </w:r>
       <w:r>
         <w:rPr>
+          <w:lang w:val="ar_AE" w:bidi="ar_AE"/>
+        </w:rPr>
+        <w:t>כָּל־הַ⁠דּוֹלֵ֛ג עַל־הַ⁠מִּפְתָּ֖ן</w:t>
+      </w:r>
+    </w:p>
+    <w:p>
+      <w:pPr>
+        <w:bidi/>
+      </w:pPr>
+      <w:r>
+        <w:rPr>
+          <w:lang w:val="ar_AE" w:bidi="ar_AE"/>
+        </w:rPr>
+      </w:r>
+      <w:r>
+        <w:rPr>
           <w:b/>
           <w:lang w:val="ar_AE" w:bidi="ar_AE"/>
         </w:rPr>
@@ -6790,6 +7706,22 @@
       </w:r>
       <w:r>
         <w:rPr>
+          <w:lang w:val="ar_AE" w:bidi="ar_AE"/>
+        </w:rPr>
+        <w:t>הַֽ⁠מְמַלְאִ֛ים בֵּ֥ית אֲדֹנֵי⁠הֶ֖ם חָמָ֥ס וּ⁠מִרְמָֽה</w:t>
+      </w:r>
+    </w:p>
+    <w:p>
+      <w:pPr>
+        <w:bidi/>
+      </w:pPr>
+      <w:r>
+        <w:rPr>
+          <w:lang w:val="ar_AE" w:bidi="ar_AE"/>
+        </w:rPr>
+      </w:r>
+      <w:r>
+        <w:rPr>
           <w:b/>
           <w:lang w:val="ar_AE" w:bidi="ar_AE"/>
         </w:rPr>
@@ -6909,6 +7841,22 @@
       </w:r>
       <w:r>
         <w:rPr>
+          <w:lang w:val="ar_AE" w:bidi="ar_AE"/>
+        </w:rPr>
+        <w:t>חָמָ֥ס וּ⁠מִרְמָֽה</w:t>
+      </w:r>
+    </w:p>
+    <w:p>
+      <w:pPr>
+        <w:bidi/>
+      </w:pPr>
+      <w:r>
+        <w:rPr>
+          <w:lang w:val="ar_AE" w:bidi="ar_AE"/>
+        </w:rPr>
+      </w:r>
+      <w:r>
+        <w:rPr>
           <w:b/>
           <w:lang w:val="ar_AE" w:bidi="ar_AE"/>
         </w:rPr>
@@ -7041,6 +7989,22 @@
       </w:r>
       <w:r>
         <w:rPr>
+          <w:lang w:val="ar_AE" w:bidi="ar_AE"/>
+        </w:rPr>
+        <w:t>וְ⁠הָיָה֩ בַ⁠יּ֨וֹם הַ⁠ה֜וּא נְאֻם־יְהוָ֗ה ק֤וֹל</w:t>
+      </w:r>
+    </w:p>
+    <w:p>
+      <w:pPr>
+        <w:bidi/>
+      </w:pPr>
+      <w:r>
+        <w:rPr>
+          <w:lang w:val="ar_AE" w:bidi="ar_AE"/>
+        </w:rPr>
+      </w:r>
+      <w:r>
+        <w:rPr>
           <w:b/>
           <w:lang w:val="ar_AE" w:bidi="ar_AE"/>
         </w:rPr>
@@ -7160,6 +8124,22 @@
       </w:r>
       <w:r>
         <w:rPr>
+          <w:lang w:val="ar_AE" w:bidi="ar_AE"/>
+        </w:rPr>
+        <w:t>בַ⁠יּ֨וֹם הַ⁠ה֜וּא</w:t>
+      </w:r>
+    </w:p>
+    <w:p>
+      <w:pPr>
+        <w:bidi/>
+      </w:pPr>
+      <w:r>
+        <w:rPr>
+          <w:lang w:val="ar_AE" w:bidi="ar_AE"/>
+        </w:rPr>
+      </w:r>
+      <w:r>
+        <w:rPr>
           <w:b/>
           <w:lang w:val="ar_AE" w:bidi="ar_AE"/>
         </w:rPr>
@@ -7266,6 +8246,22 @@
       </w:r>
       <w:r>
         <w:rPr>
+          <w:lang w:val="ar_AE" w:bidi="ar_AE"/>
+        </w:rPr>
+        <w:t>ק֤וֹל</w:t>
+      </w:r>
+    </w:p>
+    <w:p>
+      <w:pPr>
+        <w:bidi/>
+      </w:pPr>
+      <w:r>
+        <w:rPr>
+          <w:lang w:val="ar_AE" w:bidi="ar_AE"/>
+        </w:rPr>
+      </w:r>
+      <w:r>
+        <w:rPr>
           <w:b/>
           <w:lang w:val="ar_AE" w:bidi="ar_AE"/>
         </w:rPr>
@@ -7372,6 +8368,22 @@
       </w:r>
       <w:r>
         <w:rPr>
+          <w:lang w:val="ar_AE" w:bidi="ar_AE"/>
+        </w:rPr>
+        <w:t>מִ⁠שַּׁ֣עַר הַ⁠דָּגִ֔ים</w:t>
+      </w:r>
+    </w:p>
+    <w:p>
+      <w:pPr>
+        <w:bidi/>
+      </w:pPr>
+      <w:r>
+        <w:rPr>
+          <w:lang w:val="ar_AE" w:bidi="ar_AE"/>
+        </w:rPr>
+      </w:r>
+      <w:r>
+        <w:rPr>
           <w:b/>
           <w:lang w:val="ar_AE" w:bidi="ar_AE"/>
         </w:rPr>
@@ -7491,6 +8503,22 @@
       </w:r>
       <w:r>
         <w:rPr>
+          <w:lang w:val="ar_AE" w:bidi="ar_AE"/>
+        </w:rPr>
+        <w:t>הַ⁠מִּשְׁנֶ֑ה</w:t>
+      </w:r>
+    </w:p>
+    <w:p>
+      <w:pPr>
+        <w:bidi/>
+      </w:pPr>
+      <w:r>
+        <w:rPr>
+          <w:lang w:val="ar_AE" w:bidi="ar_AE"/>
+        </w:rPr>
+      </w:r>
+      <w:r>
+        <w:rPr>
           <w:b/>
           <w:lang w:val="ar_AE" w:bidi="ar_AE"/>
         </w:rPr>
@@ -7623,6 +8651,22 @@
       </w:r>
       <w:r>
         <w:rPr>
+          <w:lang w:val="ar_AE" w:bidi="ar_AE"/>
+        </w:rPr>
+        <w:t>מֵ⁠הַ⁠גְּבָעֽוֹת</w:t>
+      </w:r>
+    </w:p>
+    <w:p>
+      <w:pPr>
+        <w:bidi/>
+      </w:pPr>
+      <w:r>
+        <w:rPr>
+          <w:lang w:val="ar_AE" w:bidi="ar_AE"/>
+        </w:rPr>
+      </w:r>
+      <w:r>
+        <w:rPr>
           <w:b/>
           <w:lang w:val="ar_AE" w:bidi="ar_AE"/>
         </w:rPr>
@@ -7742,6 +8786,22 @@
       </w:r>
       <w:r>
         <w:rPr>
+          <w:lang w:val="ar_AE" w:bidi="ar_AE"/>
+        </w:rPr>
+        <w:t>הַ⁠מַּכְתֵּ֑שׁ</w:t>
+      </w:r>
+    </w:p>
+    <w:p>
+      <w:pPr>
+        <w:bidi/>
+      </w:pPr>
+      <w:r>
+        <w:rPr>
+          <w:lang w:val="ar_AE" w:bidi="ar_AE"/>
+        </w:rPr>
+      </w:r>
+      <w:r>
+        <w:rPr>
           <w:b/>
           <w:lang w:val="ar_AE" w:bidi="ar_AE"/>
         </w:rPr>
@@ -7861,6 +8921,22 @@
       </w:r>
       <w:r>
         <w:rPr>
+          <w:lang w:val="ar_AE" w:bidi="ar_AE"/>
+        </w:rPr>
+        <w:t>נִדְמָה֙ כָּל־עַ֣ם כְּנַ֔עַן נִכְרְת֖וּ כָּל־נְטִ֥ילֵי כָֽסֶף</w:t>
+      </w:r>
+    </w:p>
+    <w:p>
+      <w:pPr>
+        <w:bidi/>
+      </w:pPr>
+      <w:r>
+        <w:rPr>
+          <w:lang w:val="ar_AE" w:bidi="ar_AE"/>
+        </w:rPr>
+      </w:r>
+      <w:r>
+        <w:rPr>
           <w:b/>
           <w:lang w:val="ar_AE" w:bidi="ar_AE"/>
         </w:rPr>
@@ -7967,6 +9043,22 @@
       </w:r>
       <w:r>
         <w:rPr>
+          <w:lang w:val="ar_AE" w:bidi="ar_AE"/>
+        </w:rPr>
+        <w:t>נִדְמָה֙ כָּל־עַ֣ם כְּנַ֔עַן נִכְרְת֖וּ כָּל־נְטִ֥ילֵי כָֽסֶף</w:t>
+      </w:r>
+    </w:p>
+    <w:p>
+      <w:pPr>
+        <w:bidi/>
+      </w:pPr>
+      <w:r>
+        <w:rPr>
+          <w:lang w:val="ar_AE" w:bidi="ar_AE"/>
+        </w:rPr>
+      </w:r>
+      <w:r>
+        <w:rPr>
           <w:b/>
           <w:lang w:val="ar_AE" w:bidi="ar_AE"/>
         </w:rPr>
@@ -8073,6 +9165,22 @@
       </w:r>
       <w:r>
         <w:rPr>
+          <w:lang w:val="ar_AE" w:bidi="ar_AE"/>
+        </w:rPr>
+        <w:t>עַ֣ם כְּנַ֔עַן</w:t>
+      </w:r>
+    </w:p>
+    <w:p>
+      <w:pPr>
+        <w:bidi/>
+      </w:pPr>
+      <w:r>
+        <w:rPr>
+          <w:lang w:val="ar_AE" w:bidi="ar_AE"/>
+        </w:rPr>
+      </w:r>
+      <w:r>
+        <w:rPr>
           <w:b/>
           <w:lang w:val="ar_AE" w:bidi="ar_AE"/>
         </w:rPr>
@@ -8192,6 +9300,22 @@
       </w:r>
       <w:r>
         <w:rPr>
+          <w:lang w:val="ar_AE" w:bidi="ar_AE"/>
+        </w:rPr>
+        <w:t>נְטִ֥ילֵי כָֽסֶף</w:t>
+      </w:r>
+    </w:p>
+    <w:p>
+      <w:pPr>
+        <w:bidi/>
+      </w:pPr>
+      <w:r>
+        <w:rPr>
+          <w:lang w:val="ar_AE" w:bidi="ar_AE"/>
+        </w:rPr>
+      </w:r>
+      <w:r>
+        <w:rPr>
           <w:b/>
           <w:lang w:val="ar_AE" w:bidi="ar_AE"/>
         </w:rPr>
@@ -8311,6 +9435,22 @@
       </w:r>
       <w:r>
         <w:rPr>
+          <w:lang w:val="ar_AE" w:bidi="ar_AE"/>
+        </w:rPr>
+        <w:t>נִכְרְת֖וּ</w:t>
+      </w:r>
+    </w:p>
+    <w:p>
+      <w:pPr>
+        <w:bidi/>
+      </w:pPr>
+      <w:r>
+        <w:rPr>
+          <w:lang w:val="ar_AE" w:bidi="ar_AE"/>
+        </w:rPr>
+      </w:r>
+      <w:r>
+        <w:rPr>
           <w:b/>
           <w:lang w:val="ar_AE" w:bidi="ar_AE"/>
         </w:rPr>
@@ -8429,6 +9569,22 @@
       </w:r>
       <w:r>
         <w:rPr>
+          <w:lang w:val="ar_AE" w:bidi="ar_AE"/>
+        </w:rPr>
+        <w:t>בַּ⁠נֵּר֑וֹת</w:t>
+      </w:r>
+    </w:p>
+    <w:p>
+      <w:pPr>
+        <w:bidi/>
+      </w:pPr>
+      <w:r>
+        <w:rPr>
+          <w:lang w:val="ar_AE" w:bidi="ar_AE"/>
+        </w:rPr>
+      </w:r>
+      <w:r>
+        <w:rPr>
           <w:b/>
           <w:lang w:val="ar_AE" w:bidi="ar_AE"/>
         </w:rPr>
@@ -8561,6 +9717,22 @@
       </w:r>
       <w:r>
         <w:rPr>
+          <w:lang w:val="ar_AE" w:bidi="ar_AE"/>
+        </w:rPr>
+        <w:t>וּ⁠פָקַדְתִּ֣י עַל</w:t>
+      </w:r>
+    </w:p>
+    <w:p>
+      <w:pPr>
+        <w:bidi/>
+      </w:pPr>
+      <w:r>
+        <w:rPr>
+          <w:lang w:val="ar_AE" w:bidi="ar_AE"/>
+        </w:rPr>
+      </w:r>
+      <w:r>
+        <w:rPr>
           <w:b/>
           <w:lang w:val="ar_AE" w:bidi="ar_AE"/>
         </w:rPr>
@@ -8667,6 +9839,22 @@
       </w:r>
       <w:r>
         <w:rPr>
+          <w:lang w:val="ar_AE" w:bidi="ar_AE"/>
+        </w:rPr>
+        <w:t>הָ⁠אֲנָשִׁ֗ים הַ⁠קֹּֽפְאִים֙ עַל־שִׁמְרֵי⁠הֶ֔ם</w:t>
+      </w:r>
+    </w:p>
+    <w:p>
+      <w:pPr>
+        <w:bidi/>
+      </w:pPr>
+      <w:r>
+        <w:rPr>
+          <w:lang w:val="ar_AE" w:bidi="ar_AE"/>
+        </w:rPr>
+      </w:r>
+      <w:r>
+        <w:rPr>
           <w:b/>
           <w:lang w:val="ar_AE" w:bidi="ar_AE"/>
         </w:rPr>
@@ -8786,6 +9974,22 @@
       </w:r>
       <w:r>
         <w:rPr>
+          <w:lang w:val="ar_AE" w:bidi="ar_AE"/>
+        </w:rPr>
+        <w:t>הָ⁠אֲנָשִׁ֗ים הַ⁠קֹּֽפְאִים֙ עַל־שִׁמְרֵי⁠הֶ֔ם</w:t>
+      </w:r>
+    </w:p>
+    <w:p>
+      <w:pPr>
+        <w:bidi/>
+      </w:pPr>
+      <w:r>
+        <w:rPr>
+          <w:lang w:val="ar_AE" w:bidi="ar_AE"/>
+        </w:rPr>
+      </w:r>
+      <w:r>
+        <w:rPr>
           <w:b/>
           <w:lang w:val="ar_AE" w:bidi="ar_AE"/>
         </w:rPr>
@@ -8931,6 +10135,22 @@
       </w:r>
       <w:r>
         <w:rPr>
+          <w:lang w:val="ar_AE" w:bidi="ar_AE"/>
+        </w:rPr>
+        <w:t>הָ⁠אֹֽמְרִים֙ בִּ⁠לְבָבָ֔⁠ם לֹֽא־יֵיטִ֥יב יְהוָ֖ה וְ⁠לֹ֥א יָרֵֽעַ</w:t>
+      </w:r>
+    </w:p>
+    <w:p>
+      <w:pPr>
+        <w:bidi/>
+      </w:pPr>
+      <w:r>
+        <w:rPr>
+          <w:lang w:val="ar_AE" w:bidi="ar_AE"/>
+        </w:rPr>
+      </w:r>
+      <w:r>
+        <w:rPr>
           <w:b/>
           <w:lang w:val="ar_AE" w:bidi="ar_AE"/>
         </w:rPr>
@@ -9037,6 +10257,22 @@
       </w:r>
       <w:r>
         <w:rPr>
+          <w:lang w:val="ar_AE" w:bidi="ar_AE"/>
+        </w:rPr>
+        <w:t>הָ⁠אֹֽמְרִים֙ בִּ⁠לְבָבָ֔⁠ם לֹֽא־יֵיטִ֥יב יְהוָ֖ה וְ⁠לֹ֥א יָרֵֽעַ</w:t>
+      </w:r>
+    </w:p>
+    <w:p>
+      <w:pPr>
+        <w:bidi/>
+      </w:pPr>
+      <w:r>
+        <w:rPr>
+          <w:lang w:val="ar_AE" w:bidi="ar_AE"/>
+        </w:rPr>
+      </w:r>
+      <w:r>
+        <w:rPr>
           <w:b/>
           <w:lang w:val="ar_AE" w:bidi="ar_AE"/>
         </w:rPr>
@@ -9143,6 +10379,22 @@
       </w:r>
       <w:r>
         <w:rPr>
+          <w:lang w:val="ar_AE" w:bidi="ar_AE"/>
+        </w:rPr>
+        <w:t>בִּ⁠לְבָבָ֔⁠ם</w:t>
+      </w:r>
+    </w:p>
+    <w:p>
+      <w:pPr>
+        <w:bidi/>
+      </w:pPr>
+      <w:r>
+        <w:rPr>
+          <w:lang w:val="ar_AE" w:bidi="ar_AE"/>
+        </w:rPr>
+      </w:r>
+      <w:r>
+        <w:rPr>
           <w:b/>
           <w:lang w:val="ar_AE" w:bidi="ar_AE"/>
         </w:rPr>
@@ -9262,6 +10514,22 @@
       </w:r>
       <w:r>
         <w:rPr>
+          <w:lang w:val="ar_AE" w:bidi="ar_AE"/>
+        </w:rPr>
+        <w:t>בִּ⁠לְבָבָ֔⁠ם</w:t>
+      </w:r>
+    </w:p>
+    <w:p>
+      <w:pPr>
+        <w:bidi/>
+      </w:pPr>
+      <w:r>
+        <w:rPr>
+          <w:lang w:val="ar_AE" w:bidi="ar_AE"/>
+        </w:rPr>
+      </w:r>
+      <w:r>
+        <w:rPr>
           <w:b/>
           <w:lang w:val="ar_AE" w:bidi="ar_AE"/>
         </w:rPr>
@@ -9381,6 +10649,22 @@
       </w:r>
       <w:r>
         <w:rPr>
+          <w:lang w:val="ar_AE" w:bidi="ar_AE"/>
+        </w:rPr>
+        <w:t>לֹֽא־יֵיטִ֥יב יְהוָ֖ה וְ⁠לֹ֥א יָרֵֽעַ</w:t>
+      </w:r>
+    </w:p>
+    <w:p>
+      <w:pPr>
+        <w:bidi/>
+      </w:pPr>
+      <w:r>
+        <w:rPr>
+          <w:lang w:val="ar_AE" w:bidi="ar_AE"/>
+        </w:rPr>
+      </w:r>
+      <w:r>
+        <w:rPr>
           <w:b/>
           <w:lang w:val="ar_AE" w:bidi="ar_AE"/>
         </w:rPr>
@@ -9513,6 +10797,22 @@
       </w:r>
       <w:r>
         <w:rPr>
+          <w:lang w:val="ar_AE" w:bidi="ar_AE"/>
+        </w:rPr>
+        <w:t>וְ⁠הָיָ֤ה חֵילָ⁠ם֙ לִ⁠מְשִׁסָּ֔ה וּ⁠בָתֵּי⁠הֶ֖ם לִ⁠שְׁמָמָ֑ה</w:t>
+      </w:r>
+    </w:p>
+    <w:p>
+      <w:pPr>
+        <w:bidi/>
+      </w:pPr>
+      <w:r>
+        <w:rPr>
+          <w:lang w:val="ar_AE" w:bidi="ar_AE"/>
+        </w:rPr>
+      </w:r>
+      <w:r>
+        <w:rPr>
           <w:b/>
           <w:lang w:val="ar_AE" w:bidi="ar_AE"/>
         </w:rPr>
@@ -9619,6 +10919,22 @@
       </w:r>
       <w:r>
         <w:rPr>
+          <w:lang w:val="ar_AE" w:bidi="ar_AE"/>
+        </w:rPr>
+        <w:t>וְ⁠הָיָ֤ה חֵילָ⁠ם֙ לִ⁠מְשִׁסָּ֔ה וּ⁠בָתֵּי⁠הֶ֖ם לִ⁠שְׁמָמָ֑ה</w:t>
+      </w:r>
+    </w:p>
+    <w:p>
+      <w:pPr>
+        <w:bidi/>
+      </w:pPr>
+      <w:r>
+        <w:rPr>
+          <w:lang w:val="ar_AE" w:bidi="ar_AE"/>
+        </w:rPr>
+      </w:r>
+      <w:r>
+        <w:rPr>
           <w:b/>
           <w:lang w:val="ar_AE" w:bidi="ar_AE"/>
         </w:rPr>
@@ -9772,7 +11088,7 @@
         </w:rPr>
         <w:t xml:space="preserve">" (التثنية </w:t>
       </w:r>
-      <w:hyperlink r:id="rId14">
+      <w:hyperlink r:id="rId16">
         <w:r>
           <w:rPr>
             <w:lang w:val="ar_AE" w:bidi="ar_AE"/>
@@ -9861,6 +11177,22 @@
       </w:r>
       <w:r>
         <w:rPr>
+          <w:lang w:val="ar_AE" w:bidi="ar_AE"/>
+        </w:rPr>
+        <w:t>יוֹם־יְהוָה֙ הַ⁠גָּד֔וֹל &amp; י֣וֹם יְהוָ֔ה</w:t>
+      </w:r>
+    </w:p>
+    <w:p>
+      <w:pPr>
+        <w:bidi/>
+      </w:pPr>
+      <w:r>
+        <w:rPr>
+          <w:lang w:val="ar_AE" w:bidi="ar_AE"/>
+        </w:rPr>
+      </w:r>
+      <w:r>
+        <w:rPr>
           <w:b/>
           <w:lang w:val="ar_AE" w:bidi="ar_AE"/>
         </w:rPr>
@@ -9981,6 +11313,22 @@
       </w:r>
       <w:r>
         <w:rPr>
+          <w:lang w:val="ar_AE" w:bidi="ar_AE"/>
+        </w:rPr>
+        <w:t>יוֹם־יְהוָה֙ הַ⁠גָּד֔וֹל &amp; י֣וֹם יְהוָ֔ה</w:t>
+      </w:r>
+    </w:p>
+    <w:p>
+      <w:pPr>
+        <w:bidi/>
+      </w:pPr>
+      <w:r>
+        <w:rPr>
+          <w:lang w:val="ar_AE" w:bidi="ar_AE"/>
+        </w:rPr>
+      </w:r>
+      <w:r>
+        <w:rPr>
           <w:b/>
           <w:lang w:val="ar_AE" w:bidi="ar_AE"/>
         </w:rPr>
@@ -10101,6 +11449,22 @@
       </w:r>
       <w:r>
         <w:rPr>
+          <w:lang w:val="ar_AE" w:bidi="ar_AE"/>
+        </w:rPr>
+        <w:t>קָר֤וֹב &amp; קָר֖וֹב וּ⁠מַהֵ֣ר מְאֹ֑ד</w:t>
+      </w:r>
+    </w:p>
+    <w:p>
+      <w:pPr>
+        <w:bidi/>
+      </w:pPr>
+      <w:r>
+        <w:rPr>
+          <w:lang w:val="ar_AE" w:bidi="ar_AE"/>
+        </w:rPr>
+      </w:r>
+      <w:r>
+        <w:rPr>
           <w:b/>
           <w:lang w:val="ar_AE" w:bidi="ar_AE"/>
         </w:rPr>
@@ -10220,6 +11584,22 @@
       </w:r>
       <w:r>
         <w:rPr>
+          <w:lang w:val="ar_AE" w:bidi="ar_AE"/>
+        </w:rPr>
+        <w:t>קָר֤וֹב &amp; קָר֖וֹב וּ⁠מַהֵ֣ר מְאֹ֑ד</w:t>
+      </w:r>
+    </w:p>
+    <w:p>
+      <w:pPr>
+        <w:bidi/>
+      </w:pPr>
+      <w:r>
+        <w:rPr>
+          <w:lang w:val="ar_AE" w:bidi="ar_AE"/>
+        </w:rPr>
+      </w:r>
+      <w:r>
+        <w:rPr>
           <w:b/>
           <w:lang w:val="ar_AE" w:bidi="ar_AE"/>
         </w:rPr>
@@ -10352,6 +11732,22 @@
       </w:r>
       <w:r>
         <w:rPr>
+          <w:lang w:val="ar_AE" w:bidi="ar_AE"/>
+        </w:rPr>
+        <w:t>ק֚וֹל י֣וֹם יְהוָ֔ה מַ֥ר</w:t>
+      </w:r>
+    </w:p>
+    <w:p>
+      <w:pPr>
+        <w:bidi/>
+      </w:pPr>
+      <w:r>
+        <w:rPr>
+          <w:lang w:val="ar_AE" w:bidi="ar_AE"/>
+        </w:rPr>
+      </w:r>
+      <w:r>
+        <w:rPr>
           <w:b/>
           <w:lang w:val="ar_AE" w:bidi="ar_AE"/>
         </w:rPr>
@@ -10484,6 +11880,22 @@
       </w:r>
       <w:r>
         <w:rPr>
+          <w:lang w:val="ar_AE" w:bidi="ar_AE"/>
+        </w:rPr>
+        <w:t>צֹרֵ֖חַ &amp; גִּבּֽוֹר</w:t>
+      </w:r>
+    </w:p>
+    <w:p>
+      <w:pPr>
+        <w:bidi/>
+      </w:pPr>
+      <w:r>
+        <w:rPr>
+          <w:lang w:val="ar_AE" w:bidi="ar_AE"/>
+        </w:rPr>
+      </w:r>
+      <w:r>
+        <w:rPr>
           <w:b/>
           <w:lang w:val="ar_AE" w:bidi="ar_AE"/>
         </w:rPr>
@@ -10603,6 +12015,22 @@
       </w:r>
       <w:r>
         <w:rPr>
+          <w:lang w:val="ar_AE" w:bidi="ar_AE"/>
+        </w:rPr>
+        <w:t>הַ⁠יּ֣וֹם הַ⁠ה֑וּא</w:t>
+      </w:r>
+    </w:p>
+    <w:p>
+      <w:pPr>
+        <w:bidi/>
+      </w:pPr>
+      <w:r>
+        <w:rPr>
+          <w:lang w:val="ar_AE" w:bidi="ar_AE"/>
+        </w:rPr>
+      </w:r>
+      <w:r>
+        <w:rPr>
           <w:b/>
           <w:lang w:val="ar_AE" w:bidi="ar_AE"/>
         </w:rPr>
@@ -10722,6 +12150,22 @@
       </w:r>
       <w:r>
         <w:rPr>
+          <w:lang w:val="ar_AE" w:bidi="ar_AE"/>
+        </w:rPr>
+        <w:t>י֧וֹם צָרָ֣ה וּ⁠מְצוּקָ֗ה י֤וֹם שֹׁאָה֙ וּ⁠מְשׁוֹאָ֔ה י֥וֹם חֹ֨שֶׁךְ֙ וַ⁠אֲפֵלָ֔ה י֥וֹם עָנָ֖ן וַ⁠עֲרָפֶֽל</w:t>
+      </w:r>
+    </w:p>
+    <w:p>
+      <w:pPr>
+        <w:bidi/>
+      </w:pPr>
+      <w:r>
+        <w:rPr>
+          <w:lang w:val="ar_AE" w:bidi="ar_AE"/>
+        </w:rPr>
+      </w:r>
+      <w:r>
+        <w:rPr>
           <w:b/>
           <w:lang w:val="ar_AE" w:bidi="ar_AE"/>
         </w:rPr>
@@ -10828,6 +12272,22 @@
       </w:r>
       <w:r>
         <w:rPr>
+          <w:lang w:val="ar_AE" w:bidi="ar_AE"/>
+        </w:rPr>
+        <w:t>י֥וֹם חֹ֨שֶׁךְ֙ וַ⁠אֲפֵלָ֔ה י֥וֹם עָנָ֖ן וַ⁠עֲרָפֶֽל</w:t>
+      </w:r>
+    </w:p>
+    <w:p>
+      <w:pPr>
+        <w:bidi/>
+      </w:pPr>
+      <w:r>
+        <w:rPr>
+          <w:lang w:val="ar_AE" w:bidi="ar_AE"/>
+        </w:rPr>
+      </w:r>
+      <w:r>
+        <w:rPr>
           <w:b/>
           <w:lang w:val="ar_AE" w:bidi="ar_AE"/>
         </w:rPr>
@@ -10934,6 +12394,22 @@
       </w:r>
       <w:r>
         <w:rPr>
+          <w:lang w:val="ar_AE" w:bidi="ar_AE"/>
+        </w:rPr>
+        <w:t>י֥וֹם</w:t>
+      </w:r>
+    </w:p>
+    <w:p>
+      <w:pPr>
+        <w:bidi/>
+      </w:pPr>
+      <w:r>
+        <w:rPr>
+          <w:lang w:val="ar_AE" w:bidi="ar_AE"/>
+        </w:rPr>
+      </w:r>
+      <w:r>
+        <w:rPr>
           <w:b/>
           <w:lang w:val="ar_AE" w:bidi="ar_AE"/>
         </w:rPr>
@@ -11053,6 +12529,22 @@
       </w:r>
       <w:r>
         <w:rPr>
+          <w:lang w:val="ar_AE" w:bidi="ar_AE"/>
+        </w:rPr>
+        <w:t>שׁוֹפָ֖ר וּ⁠תְרוּעָ֑ה</w:t>
+      </w:r>
+    </w:p>
+    <w:p>
+      <w:pPr>
+        <w:bidi/>
+      </w:pPr>
+      <w:r>
+        <w:rPr>
+          <w:lang w:val="ar_AE" w:bidi="ar_AE"/>
+        </w:rPr>
+      </w:r>
+      <w:r>
+        <w:rPr>
           <w:b/>
           <w:lang w:val="ar_AE" w:bidi="ar_AE"/>
         </w:rPr>
@@ -11172,6 +12664,22 @@
       </w:r>
       <w:r>
         <w:rPr>
+          <w:lang w:val="ar_AE" w:bidi="ar_AE"/>
+        </w:rPr>
+        <w:t>עַ֚ל הֶ⁠עָרִ֣ים הַ⁠בְּצֻר֔וֹת וְ⁠עַ֖ל הַ⁠פִּנּ֥וֹת הַ⁠גְּבֹהֽוֹת</w:t>
+      </w:r>
+    </w:p>
+    <w:p>
+      <w:pPr>
+        <w:bidi/>
+      </w:pPr>
+      <w:r>
+        <w:rPr>
+          <w:lang w:val="ar_AE" w:bidi="ar_AE"/>
+        </w:rPr>
+      </w:r>
+      <w:r>
+        <w:rPr>
           <w:b/>
           <w:lang w:val="ar_AE" w:bidi="ar_AE"/>
         </w:rPr>
@@ -11317,6 +12825,22 @@
       </w:r>
       <w:r>
         <w:rPr>
+          <w:lang w:val="ar_AE" w:bidi="ar_AE"/>
+        </w:rPr>
+        <w:t>עַ֚ל הֶ⁠עָרִ֣ים הַ⁠בְּצֻר֔וֹת וְ⁠עַ֖ל הַ⁠פִּנּ֥וֹת הַ⁠גְּבֹהֽוֹת</w:t>
+      </w:r>
+    </w:p>
+    <w:p>
+      <w:pPr>
+        <w:bidi/>
+      </w:pPr>
+      <w:r>
+        <w:rPr>
+          <w:lang w:val="ar_AE" w:bidi="ar_AE"/>
+        </w:rPr>
+      </w:r>
+      <w:r>
+        <w:rPr>
           <w:b/>
           <w:lang w:val="ar_AE" w:bidi="ar_AE"/>
         </w:rPr>
@@ -11449,6 +12973,22 @@
       </w:r>
       <w:r>
         <w:rPr>
+          <w:lang w:val="ar_AE" w:bidi="ar_AE"/>
+        </w:rPr>
+        <w:t>לָ⁠אָדָ֗ם</w:t>
+      </w:r>
+    </w:p>
+    <w:p>
+      <w:pPr>
+        <w:bidi/>
+      </w:pPr>
+      <w:r>
+        <w:rPr>
+          <w:lang w:val="ar_AE" w:bidi="ar_AE"/>
+        </w:rPr>
+      </w:r>
+      <w:r>
+        <w:rPr>
           <w:b/>
           <w:lang w:val="ar_AE" w:bidi="ar_AE"/>
         </w:rPr>
@@ -11616,7 +13156,7 @@
         </w:rPr>
         <w:t xml:space="preserve">هذه إشارة أخرى إلى ما قاله الرب لبني إسرائيل عند خروجهم من أرض مصر لأول مرة، مثل الإشارة الواردة في الآية 13. حيث قال الرب لبني إسرائيل في (التثنية </w:t>
       </w:r>
-      <w:hyperlink r:id="rId15">
+      <w:hyperlink r:id="rId17">
         <w:r>
           <w:rPr>
             <w:lang w:val="ar_AE" w:bidi="ar_AE"/>
@@ -11717,6 +13257,22 @@
       </w:r>
       <w:r>
         <w:rPr>
+          <w:lang w:val="ar_AE" w:bidi="ar_AE"/>
+        </w:rPr>
+        <w:t>וְ⁠הָֽלְכוּ֙ כַּֽ⁠עִוְרִ֔ים</w:t>
+      </w:r>
+    </w:p>
+    <w:p>
+      <w:pPr>
+        <w:bidi/>
+      </w:pPr>
+      <w:r>
+        <w:rPr>
+          <w:lang w:val="ar_AE" w:bidi="ar_AE"/>
+        </w:rPr>
+      </w:r>
+      <w:r>
+        <w:rPr>
           <w:b/>
           <w:lang w:val="ar_AE" w:bidi="ar_AE"/>
         </w:rPr>
@@ -11849,6 +13405,22 @@
       </w:r>
       <w:r>
         <w:rPr>
+          <w:lang w:val="ar_AE" w:bidi="ar_AE"/>
+        </w:rPr>
+        <w:t>כַּֽ⁠עִוְרִ֔ים</w:t>
+      </w:r>
+    </w:p>
+    <w:p>
+      <w:pPr>
+        <w:bidi/>
+      </w:pPr>
+      <w:r>
+        <w:rPr>
+          <w:lang w:val="ar_AE" w:bidi="ar_AE"/>
+        </w:rPr>
+      </w:r>
+      <w:r>
+        <w:rPr>
           <w:b/>
           <w:lang w:val="ar_AE" w:bidi="ar_AE"/>
         </w:rPr>
@@ -11981,6 +13553,22 @@
       </w:r>
       <w:r>
         <w:rPr>
+          <w:lang w:val="ar_AE" w:bidi="ar_AE"/>
+        </w:rPr>
+        <w:t>וְ⁠שֻׁפַּ֤ךְ דָּמָ⁠ם֙ כֶּֽ⁠עָפָ֔ר וּ⁠לְחֻמָ֖⁠ם כַּ⁠גְּלָלִֽים</w:t>
+      </w:r>
+    </w:p>
+    <w:p>
+      <w:pPr>
+        <w:bidi/>
+      </w:pPr>
+      <w:r>
+        <w:rPr>
+          <w:lang w:val="ar_AE" w:bidi="ar_AE"/>
+        </w:rPr>
+      </w:r>
+      <w:r>
+        <w:rPr>
           <w:b/>
           <w:lang w:val="ar_AE" w:bidi="ar_AE"/>
         </w:rPr>
@@ -12087,6 +13675,22 @@
       </w:r>
       <w:r>
         <w:rPr>
+          <w:lang w:val="ar_AE" w:bidi="ar_AE"/>
+        </w:rPr>
+        <w:t>וְ⁠שֻׁפַּ֤ךְ דָּמָ⁠ם֙ כֶּֽ⁠עָפָ֔ר וּ⁠לְחֻמָ֖⁠ם כַּ⁠גְּלָלִֽים</w:t>
+      </w:r>
+    </w:p>
+    <w:p>
+      <w:pPr>
+        <w:bidi/>
+      </w:pPr>
+      <w:r>
+        <w:rPr>
+          <w:lang w:val="ar_AE" w:bidi="ar_AE"/>
+        </w:rPr>
+      </w:r>
+      <w:r>
+        <w:rPr>
           <w:b/>
           <w:lang w:val="ar_AE" w:bidi="ar_AE"/>
         </w:rPr>
@@ -12193,6 +13797,22 @@
       </w:r>
       <w:r>
         <w:rPr>
+          <w:lang w:val="ar_AE" w:bidi="ar_AE"/>
+        </w:rPr>
+        <w:t>וְ⁠שֻׁפַּ֤ךְ דָּמָ⁠ם֙ כֶּֽ⁠עָפָ֔ר וּ⁠לְחֻמָ֖⁠ם כַּ⁠גְּלָלִֽים</w:t>
+      </w:r>
+    </w:p>
+    <w:p>
+      <w:pPr>
+        <w:bidi/>
+      </w:pPr>
+      <w:r>
+        <w:rPr>
+          <w:lang w:val="ar_AE" w:bidi="ar_AE"/>
+        </w:rPr>
+      </w:r>
+      <w:r>
+        <w:rPr>
           <w:b/>
           <w:lang w:val="ar_AE" w:bidi="ar_AE"/>
         </w:rPr>
@@ -12325,6 +13945,22 @@
       </w:r>
       <w:r>
         <w:rPr>
+          <w:lang w:val="ar_AE" w:bidi="ar_AE"/>
+        </w:rPr>
+        <w:t>גַּם־כַּסְפָּ֨⁠ם גַּם־זְהָבָ֜⁠ם לֹֽא־יוּכַ֣ל לְ⁠הַצִּילָ֗⁠ם</w:t>
+      </w:r>
+    </w:p>
+    <w:p>
+      <w:pPr>
+        <w:bidi/>
+      </w:pPr>
+      <w:r>
+        <w:rPr>
+          <w:lang w:val="ar_AE" w:bidi="ar_AE"/>
+        </w:rPr>
+      </w:r>
+      <w:r>
+        <w:rPr>
           <w:b/>
           <w:lang w:val="ar_AE" w:bidi="ar_AE"/>
         </w:rPr>
@@ -12470,6 +14106,22 @@
       </w:r>
       <w:r>
         <w:rPr>
+          <w:lang w:val="ar_AE" w:bidi="ar_AE"/>
+        </w:rPr>
+        <w:t>וּ⁠בְ⁠אֵשׁ֙ קִנְאָת֔⁠וֹ תֵּאָכֵ֖ל כָּל־הָ⁠אָ֑רֶץ</w:t>
+      </w:r>
+    </w:p>
+    <w:p>
+      <w:pPr>
+        <w:bidi/>
+      </w:pPr>
+      <w:r>
+        <w:rPr>
+          <w:lang w:val="ar_AE" w:bidi="ar_AE"/>
+        </w:rPr>
+      </w:r>
+      <w:r>
+        <w:rPr>
           <w:b/>
           <w:lang w:val="ar_AE" w:bidi="ar_AE"/>
         </w:rPr>
@@ -12576,6 +14228,22 @@
       </w:r>
       <w:r>
         <w:rPr>
+          <w:lang w:val="ar_AE" w:bidi="ar_AE"/>
+        </w:rPr>
+        <w:t>וּ⁠בְ⁠אֵשׁ֙ קִנְאָת֔⁠וֹ תֵּאָכֵ֖ל כָּל־הָ⁠אָ֑רֶץ</w:t>
+      </w:r>
+    </w:p>
+    <w:p>
+      <w:pPr>
+        <w:bidi/>
+      </w:pPr>
+      <w:r>
+        <w:rPr>
+          <w:lang w:val="ar_AE" w:bidi="ar_AE"/>
+        </w:rPr>
+      </w:r>
+      <w:r>
+        <w:rPr>
           <w:b/>
           <w:lang w:val="ar_AE" w:bidi="ar_AE"/>
         </w:rPr>
@@ -12708,6 +14376,22 @@
       </w:r>
       <w:r>
         <w:rPr>
+          <w:lang w:val="ar_AE" w:bidi="ar_AE"/>
+        </w:rPr>
+        <w:t>וּ⁠בְ⁠אֵשׁ֙ קִנְאָת֔⁠וֹ תֵּאָכֵ֖ל כָּל־הָ⁠אָ֑רֶץ</w:t>
+      </w:r>
+    </w:p>
+    <w:p>
+      <w:pPr>
+        <w:bidi/>
+      </w:pPr>
+      <w:r>
+        <w:rPr>
+          <w:lang w:val="ar_AE" w:bidi="ar_AE"/>
+        </w:rPr>
+      </w:r>
+      <w:r>
+        <w:rPr>
           <w:b/>
           <w:lang w:val="ar_AE" w:bidi="ar_AE"/>
         </w:rPr>
@@ -12827,6 +14511,22 @@
       </w:r>
       <w:r>
         <w:rPr>
+          <w:lang w:val="ar_AE" w:bidi="ar_AE"/>
+        </w:rPr>
+        <w:t>כָלָ֤ה אַךְ־נִבְהָלָה֙ יַֽעֲשֶׂ֔ה אֵ֥ת כָּל־יֹשְׁבֵ֖י הָ⁠אָֽרֶץ</w:t>
+      </w:r>
+    </w:p>
+    <w:p>
+      <w:pPr>
+        <w:bidi/>
+      </w:pPr>
+      <w:r>
+        <w:rPr>
+          <w:lang w:val="ar_AE" w:bidi="ar_AE"/>
+        </w:rPr>
+      </w:r>
+      <w:r>
+        <w:rPr>
           <w:b/>
           <w:lang w:val="ar_AE" w:bidi="ar_AE"/>
         </w:rPr>
@@ -12946,6 +14646,22 @@
       </w:r>
       <w:r>
         <w:rPr>
+          <w:lang w:val="ar_AE" w:bidi="ar_AE"/>
+        </w:rPr>
+        <w:t>אֵ֥ת כָּל־יֹשְׁבֵ֖י הָ⁠אָֽרֶץ</w:t>
+      </w:r>
+    </w:p>
+    <w:p>
+      <w:pPr>
+        <w:bidi/>
+      </w:pPr>
+      <w:r>
+        <w:rPr>
+          <w:lang w:val="ar_AE" w:bidi="ar_AE"/>
+        </w:rPr>
+      </w:r>
+      <w:r>
+        <w:rPr>
           <w:b/>
           <w:lang w:val="ar_AE" w:bidi="ar_AE"/>
         </w:rPr>
@@ -13091,6 +14807,22 @@
       </w:r>
       <w:r>
         <w:rPr>
+          <w:lang w:val="ar_AE" w:bidi="ar_AE"/>
+        </w:rPr>
+        <w:t>נִבְהָלָה֙</w:t>
+      </w:r>
+    </w:p>
+    <w:p>
+      <w:pPr>
+        <w:bidi/>
+      </w:pPr>
+      <w:r>
+        <w:rPr>
+          <w:lang w:val="ar_AE" w:bidi="ar_AE"/>
+        </w:rPr>
+      </w:r>
+      <w:r>
+        <w:rPr>
           <w:b/>
           <w:lang w:val="ar_AE" w:bidi="ar_AE"/>
         </w:rPr>
@@ -13210,6 +14942,22 @@
       </w:r>
       <w:r>
         <w:rPr>
+          <w:lang w:val="ar_AE" w:bidi="ar_AE"/>
+        </w:rPr>
+        <w:t>הִֽתְקוֹשְׁשׁ֖וּ וָ⁠ק֑וֹשּׁוּ</w:t>
+      </w:r>
+    </w:p>
+    <w:p>
+      <w:pPr>
+        <w:bidi/>
+      </w:pPr>
+      <w:r>
+        <w:rPr>
+          <w:lang w:val="ar_AE" w:bidi="ar_AE"/>
+        </w:rPr>
+      </w:r>
+      <w:r>
+        <w:rPr>
           <w:b/>
           <w:lang w:val="ar_AE" w:bidi="ar_AE"/>
         </w:rPr>
@@ -13329,6 +15077,22 @@
       </w:r>
       <w:r>
         <w:rPr>
+          <w:lang w:val="ar_AE" w:bidi="ar_AE"/>
+        </w:rPr>
+        <w:t>הִֽתְקוֹשְׁשׁ֖וּ וָ⁠ק֑וֹשּׁוּ</w:t>
+      </w:r>
+    </w:p>
+    <w:p>
+      <w:pPr>
+        <w:bidi/>
+      </w:pPr>
+      <w:r>
+        <w:rPr>
+          <w:lang w:val="ar_AE" w:bidi="ar_AE"/>
+        </w:rPr>
+      </w:r>
+      <w:r>
+        <w:rPr>
           <w:b/>
           <w:lang w:val="ar_AE" w:bidi="ar_AE"/>
         </w:rPr>
@@ -13448,6 +15212,22 @@
       </w:r>
       <w:r>
         <w:rPr>
+          <w:lang w:val="ar_AE" w:bidi="ar_AE"/>
+        </w:rPr>
+        <w:t>הִֽתְקוֹשְׁשׁ֖וּ</w:t>
+      </w:r>
+    </w:p>
+    <w:p>
+      <w:pPr>
+        <w:bidi/>
+      </w:pPr>
+      <w:r>
+        <w:rPr>
+          <w:lang w:val="ar_AE" w:bidi="ar_AE"/>
+        </w:rPr>
+      </w:r>
+      <w:r>
+        <w:rPr>
           <w:b/>
           <w:lang w:val="ar_AE" w:bidi="ar_AE"/>
         </w:rPr>
@@ -13567,6 +15347,22 @@
       </w:r>
       <w:r>
         <w:rPr>
+          <w:lang w:val="ar_AE" w:bidi="ar_AE"/>
+        </w:rPr>
+        <w:t>הַ⁠גּ֖וֹי לֹ֥א נִכְסָֽף</w:t>
+      </w:r>
+    </w:p>
+    <w:p>
+      <w:pPr>
+        <w:bidi/>
+      </w:pPr>
+      <w:r>
+        <w:rPr>
+          <w:lang w:val="ar_AE" w:bidi="ar_AE"/>
+        </w:rPr>
+      </w:r>
+      <w:r>
+        <w:rPr>
           <w:b/>
           <w:lang w:val="ar_AE" w:bidi="ar_AE"/>
         </w:rPr>
@@ -13686,6 +15482,22 @@
       </w:r>
       <w:r>
         <w:rPr>
+          <w:lang w:val="ar_AE" w:bidi="ar_AE"/>
+        </w:rPr>
+        <w:t>הַ⁠גּ֖וֹי לֹ֥א נִכְסָֽף</w:t>
+      </w:r>
+    </w:p>
+    <w:p>
+      <w:pPr>
+        <w:bidi/>
+      </w:pPr>
+      <w:r>
+        <w:rPr>
+          <w:lang w:val="ar_AE" w:bidi="ar_AE"/>
+        </w:rPr>
+      </w:r>
+      <w:r>
+        <w:rPr>
           <w:b/>
           <w:lang w:val="ar_AE" w:bidi="ar_AE"/>
         </w:rPr>
@@ -13805,6 +15617,22 @@
       </w:r>
       <w:r>
         <w:rPr>
+          <w:lang w:val="ar_AE" w:bidi="ar_AE"/>
+        </w:rPr>
+        <w:t>בְּ⁠טֶ֨רֶם֙ לֶ֣דֶת חֹ֔ק</w:t>
+      </w:r>
+    </w:p>
+    <w:p>
+      <w:pPr>
+        <w:bidi/>
+      </w:pPr>
+      <w:r>
+        <w:rPr>
+          <w:lang w:val="ar_AE" w:bidi="ar_AE"/>
+        </w:rPr>
+      </w:r>
+      <w:r>
+        <w:rPr>
           <w:b/>
           <w:lang w:val="ar_AE" w:bidi="ar_AE"/>
         </w:rPr>
@@ -13950,6 +15778,22 @@
       </w:r>
       <w:r>
         <w:rPr>
+          <w:lang w:val="ar_AE" w:bidi="ar_AE"/>
+        </w:rPr>
+        <w:t>בְּ⁠טֶ֨רֶם֙ לֶ֣דֶת חֹ֔ק</w:t>
+      </w:r>
+    </w:p>
+    <w:p>
+      <w:pPr>
+        <w:bidi/>
+      </w:pPr>
+      <w:r>
+        <w:rPr>
+          <w:lang w:val="ar_AE" w:bidi="ar_AE"/>
+        </w:rPr>
+      </w:r>
+      <w:r>
+        <w:rPr>
           <w:b/>
           <w:lang w:val="ar_AE" w:bidi="ar_AE"/>
         </w:rPr>
@@ -14069,6 +15913,22 @@
       </w:r>
       <w:r>
         <w:rPr>
+          <w:lang w:val="ar_AE" w:bidi="ar_AE"/>
+        </w:rPr>
+        <w:t>י֑וֹם</w:t>
+      </w:r>
+    </w:p>
+    <w:p>
+      <w:pPr>
+        <w:bidi/>
+      </w:pPr>
+      <w:r>
+        <w:rPr>
+          <w:lang w:val="ar_AE" w:bidi="ar_AE"/>
+        </w:rPr>
+      </w:r>
+      <w:r>
+        <w:rPr>
           <w:b/>
           <w:lang w:val="ar_AE" w:bidi="ar_AE"/>
         </w:rPr>
@@ -14188,6 +16048,22 @@
       </w:r>
       <w:r>
         <w:rPr>
+          <w:lang w:val="ar_AE" w:bidi="ar_AE"/>
+        </w:rPr>
+        <w:t>כְּ⁠מֹ֖ץ עָ֣בַר</w:t>
+      </w:r>
+    </w:p>
+    <w:p>
+      <w:pPr>
+        <w:bidi/>
+      </w:pPr>
+      <w:r>
+        <w:rPr>
+          <w:lang w:val="ar_AE" w:bidi="ar_AE"/>
+        </w:rPr>
+      </w:r>
+      <w:r>
+        <w:rPr>
           <w:b/>
           <w:lang w:val="ar_AE" w:bidi="ar_AE"/>
         </w:rPr>
@@ -14334,6 +16210,22 @@
       </w:r>
       <w:r>
         <w:rPr>
+          <w:lang w:val="ar_AE" w:bidi="ar_AE"/>
+        </w:rPr>
+        <w:t>בְּ⁠טֶ֣רֶם ׀ לֹא־יָב֣וֹא עֲלֵי⁠כֶ֗ם חֲרוֹן֙ אַף־יְהוָ֔ה בְּ⁠טֶ֨רֶם֙ לֹא־יָב֣וֹא עֲלֵי⁠כֶ֔ם י֖וֹם אַף־יְהוָֽה</w:t>
+      </w:r>
+    </w:p>
+    <w:p>
+      <w:pPr>
+        <w:bidi/>
+      </w:pPr>
+      <w:r>
+        <w:rPr>
+          <w:lang w:val="ar_AE" w:bidi="ar_AE"/>
+        </w:rPr>
+      </w:r>
+      <w:r>
+        <w:rPr>
           <w:b/>
           <w:lang w:val="ar_AE" w:bidi="ar_AE"/>
         </w:rPr>
@@ -14440,6 +16332,22 @@
       </w:r>
       <w:r>
         <w:rPr>
+          <w:lang w:val="ar_AE" w:bidi="ar_AE"/>
+        </w:rPr>
+        <w:t>בְּ⁠טֶ֣רֶם ׀ לֹא־יָב֣וֹא עֲלֵי⁠כֶ֗ם חֲרוֹן֙ אַף־יְהוָ֔ה</w:t>
+      </w:r>
+    </w:p>
+    <w:p>
+      <w:pPr>
+        <w:bidi/>
+      </w:pPr>
+      <w:r>
+        <w:rPr>
+          <w:lang w:val="ar_AE" w:bidi="ar_AE"/>
+        </w:rPr>
+      </w:r>
+      <w:r>
+        <w:rPr>
           <w:b/>
           <w:lang w:val="ar_AE" w:bidi="ar_AE"/>
         </w:rPr>
@@ -14532,6 +16440,22 @@
       </w:r>
       <w:r>
         <w:rPr>
+          <w:lang w:val="ar_AE" w:bidi="ar_AE"/>
+        </w:rPr>
+        <w:t>בְּ⁠טֶ֣רֶם ׀ לֹא־יָב֣וֹא עֲלֵי⁠כֶ֗ם חֲרוֹן֙ אַף־יְהוָ֔ה</w:t>
+      </w:r>
+    </w:p>
+    <w:p>
+      <w:pPr>
+        <w:bidi/>
+      </w:pPr>
+      <w:r>
+        <w:rPr>
+          <w:lang w:val="ar_AE" w:bidi="ar_AE"/>
+        </w:rPr>
+      </w:r>
+      <w:r>
+        <w:rPr>
           <w:b/>
           <w:lang w:val="ar_AE" w:bidi="ar_AE"/>
         </w:rPr>
@@ -14677,6 +16601,22 @@
       </w:r>
       <w:r>
         <w:rPr>
+          <w:lang w:val="ar_AE" w:bidi="ar_AE"/>
+        </w:rPr>
+        <w:t>בְּ⁠טֶ֣רֶם ׀ לֹא־יָב֣וֹא עֲלֵי⁠כֶ֗ם חֲרוֹן֙ אַף־יְהוָ֔ה</w:t>
+      </w:r>
+    </w:p>
+    <w:p>
+      <w:pPr>
+        <w:bidi/>
+      </w:pPr>
+      <w:r>
+        <w:rPr>
+          <w:lang w:val="ar_AE" w:bidi="ar_AE"/>
+        </w:rPr>
+      </w:r>
+      <w:r>
+        <w:rPr>
           <w:b/>
           <w:lang w:val="ar_AE" w:bidi="ar_AE"/>
         </w:rPr>
@@ -14809,6 +16749,22 @@
       </w:r>
       <w:r>
         <w:rPr>
+          <w:lang w:val="ar_AE" w:bidi="ar_AE"/>
+        </w:rPr>
+        <w:t>בְּ⁠טֶ֨רֶם֙ לֹא־יָב֣וֹא עֲלֵי⁠כֶ֔ם י֖וֹם אַף־יְהוָֽה</w:t>
+      </w:r>
+    </w:p>
+    <w:p>
+      <w:pPr>
+        <w:bidi/>
+      </w:pPr>
+      <w:r>
+        <w:rPr>
+          <w:lang w:val="ar_AE" w:bidi="ar_AE"/>
+        </w:rPr>
+      </w:r>
+      <w:r>
+        <w:rPr>
           <w:b/>
           <w:lang w:val="ar_AE" w:bidi="ar_AE"/>
         </w:rPr>
@@ -14928,6 +16884,22 @@
       </w:r>
       <w:r>
         <w:rPr>
+          <w:lang w:val="ar_AE" w:bidi="ar_AE"/>
+        </w:rPr>
+        <w:t>בַּקְּשׁ֤וּ אֶת־יְהוָה֙</w:t>
+      </w:r>
+    </w:p>
+    <w:p>
+      <w:pPr>
+        <w:bidi/>
+      </w:pPr>
+      <w:r>
+        <w:rPr>
+          <w:lang w:val="ar_AE" w:bidi="ar_AE"/>
+        </w:rPr>
+      </w:r>
+      <w:r>
+        <w:rPr>
           <w:b/>
           <w:lang w:val="ar_AE" w:bidi="ar_AE"/>
         </w:rPr>
@@ -14963,7 +16935,7 @@
         </w:rPr>
         <w:t xml:space="preserve">يتكلم صفنيا وكأنه يريد من أهل يهوذا أن يبحثوا عن الرب بالمعنى الحرفي. يمكنك توضيح المعنى صراحةً، إذا كان ذلك أكثر وضوحًا في لغتك. انظر كيف قُمت بترجمة التعبير المشابه في </w:t>
       </w:r>
-      <w:hyperlink r:id="rId16">
+      <w:hyperlink r:id="rId18">
         <w:r>
           <w:rPr>
             <w:lang w:val="ar_AE" w:bidi="ar_AE"/>
@@ -15052,6 +17024,22 @@
       </w:r>
       <w:r>
         <w:rPr>
+          <w:lang w:val="ar_AE" w:bidi="ar_AE"/>
+        </w:rPr>
+        <w:t>כָּל־עַנְוֵ֣י הָ⁠אָ֔רֶץ</w:t>
+      </w:r>
+    </w:p>
+    <w:p>
+      <w:pPr>
+        <w:bidi/>
+      </w:pPr>
+      <w:r>
+        <w:rPr>
+          <w:lang w:val="ar_AE" w:bidi="ar_AE"/>
+        </w:rPr>
+      </w:r>
+      <w:r>
+        <w:rPr>
           <w:b/>
           <w:lang w:val="ar_AE" w:bidi="ar_AE"/>
         </w:rPr>
@@ -15171,6 +17159,22 @@
       </w:r>
       <w:r>
         <w:rPr>
+          <w:lang w:val="ar_AE" w:bidi="ar_AE"/>
+        </w:rPr>
+        <w:t>כָּל־עַנְוֵ֣י הָ⁠אָ֔רֶץ</w:t>
+      </w:r>
+    </w:p>
+    <w:p>
+      <w:pPr>
+        <w:bidi/>
+      </w:pPr>
+      <w:r>
+        <w:rPr>
+          <w:lang w:val="ar_AE" w:bidi="ar_AE"/>
+        </w:rPr>
+      </w:r>
+      <w:r>
+        <w:rPr>
           <w:b/>
           <w:lang w:val="ar_AE" w:bidi="ar_AE"/>
         </w:rPr>
@@ -15219,7 +17223,7 @@
         </w:rPr>
         <w:t xml:space="preserve">: (1) أرض يهوذا، حيث إن صفنيا يخاطب "أمة" معيَّنة، وهي أمة يهوذا، في الآيات 1–3. الترجمة البديلة: "جميعكم يا بائسي الأرض" أو "يا جميع أهل يهوذا الراغبين في التواضع" (2) العالم بأسره، حيث إن هذا هو ما تعنيه هذه الكلمة في </w:t>
       </w:r>
-      <w:hyperlink r:id="rId17">
+      <w:hyperlink r:id="rId19">
         <w:r>
           <w:rPr>
             <w:lang w:val="ar_AE" w:bidi="ar_AE"/>
@@ -15308,6 +17312,22 @@
       </w:r>
       <w:r>
         <w:rPr>
+          <w:lang w:val="ar_AE" w:bidi="ar_AE"/>
+        </w:rPr>
+        <w:t>אֲשֶׁ֥ר מִשְׁפָּט֖⁠וֹ פָּעָ֑לוּ</w:t>
+      </w:r>
+    </w:p>
+    <w:p>
+      <w:pPr>
+        <w:bidi/>
+      </w:pPr>
+      <w:r>
+        <w:rPr>
+          <w:lang w:val="ar_AE" w:bidi="ar_AE"/>
+        </w:rPr>
+      </w:r>
+      <w:r>
+        <w:rPr>
           <w:b/>
           <w:lang w:val="ar_AE" w:bidi="ar_AE"/>
         </w:rPr>
@@ -15427,6 +17447,22 @@
       </w:r>
       <w:r>
         <w:rPr>
+          <w:lang w:val="ar_AE" w:bidi="ar_AE"/>
+        </w:rPr>
+        <w:t>בַּקְּשׁוּ־צֶ֨דֶק֙ בַּקְּשׁ֣וּ עֲנָוָ֔ה</w:t>
+      </w:r>
+    </w:p>
+    <w:p>
+      <w:pPr>
+        <w:bidi/>
+      </w:pPr>
+      <w:r>
+        <w:rPr>
+          <w:lang w:val="ar_AE" w:bidi="ar_AE"/>
+        </w:rPr>
+      </w:r>
+      <w:r>
+        <w:rPr>
           <w:b/>
           <w:lang w:val="ar_AE" w:bidi="ar_AE"/>
         </w:rPr>
@@ -15488,7 +17524,7 @@
         </w:rPr>
         <w:t xml:space="preserve">أو يبحثوا عنهما بالمعنى الحرفي. إذا كان من الأسهل للقارئ في لغتك أن يفهم العبارة عند شرح معناها بشكل مباشر، فلا مانع من ذلك. لأن الصورة المستخدمة هنا تحمل معنى مختلفًا نوعًا ما عمّا كانت تعنيه في </w:t>
       </w:r>
-      <w:hyperlink r:id="rId16">
+      <w:hyperlink r:id="rId18">
         <w:r>
           <w:rPr>
             <w:lang w:val="ar_AE" w:bidi="ar_AE"/>
@@ -15577,6 +17613,22 @@
       </w:r>
       <w:r>
         <w:rPr>
+          <w:lang w:val="ar_AE" w:bidi="ar_AE"/>
+        </w:rPr>
+        <w:t>בַּקְּשׁוּ־צֶ֨דֶק֙ בַּקְּשׁ֣וּ עֲנָוָ֔ה</w:t>
+      </w:r>
+    </w:p>
+    <w:p>
+      <w:pPr>
+        <w:bidi/>
+      </w:pPr>
+      <w:r>
+        <w:rPr>
+          <w:lang w:val="ar_AE" w:bidi="ar_AE"/>
+        </w:rPr>
+      </w:r>
+      <w:r>
+        <w:rPr>
           <w:b/>
           <w:lang w:val="ar_AE" w:bidi="ar_AE"/>
         </w:rPr>
@@ -15709,6 +17761,22 @@
       </w:r>
       <w:r>
         <w:rPr>
+          <w:lang w:val="ar_AE" w:bidi="ar_AE"/>
+        </w:rPr>
+        <w:t>תִּסָּ֣תְר֔וּ</w:t>
+      </w:r>
+    </w:p>
+    <w:p>
+      <w:pPr>
+        <w:bidi/>
+      </w:pPr>
+      <w:r>
+        <w:rPr>
+          <w:lang w:val="ar_AE" w:bidi="ar_AE"/>
+        </w:rPr>
+      </w:r>
+      <w:r>
+        <w:rPr>
           <w:b/>
           <w:lang w:val="ar_AE" w:bidi="ar_AE"/>
         </w:rPr>
@@ -15815,6 +17883,22 @@
       </w:r>
       <w:r>
         <w:rPr>
+          <w:lang w:val="ar_AE" w:bidi="ar_AE"/>
+        </w:rPr>
+        <w:t>תִּסָּ֣תְר֔וּ</w:t>
+      </w:r>
+    </w:p>
+    <w:p>
+      <w:pPr>
+        <w:bidi/>
+      </w:pPr>
+      <w:r>
+        <w:rPr>
+          <w:lang w:val="ar_AE" w:bidi="ar_AE"/>
+        </w:rPr>
+      </w:r>
+      <w:r>
+        <w:rPr>
           <w:b/>
           <w:lang w:val="ar_AE" w:bidi="ar_AE"/>
         </w:rPr>
@@ -15947,6 +18031,22 @@
       </w:r>
       <w:r>
         <w:rPr>
+          <w:lang w:val="ar_AE" w:bidi="ar_AE"/>
+        </w:rPr>
+        <w:t>בְּ⁠י֖וֹם אַף־יְהוָֽה</w:t>
+      </w:r>
+    </w:p>
+    <w:p>
+      <w:pPr>
+        <w:bidi/>
+      </w:pPr>
+      <w:r>
+        <w:rPr>
+          <w:lang w:val="ar_AE" w:bidi="ar_AE"/>
+        </w:rPr>
+      </w:r>
+      <w:r>
+        <w:rPr>
           <w:b/>
           <w:lang w:val="ar_AE" w:bidi="ar_AE"/>
         </w:rPr>
@@ -16053,6 +18153,22 @@
       </w:r>
       <w:r>
         <w:rPr>
+          <w:lang w:val="ar_AE" w:bidi="ar_AE"/>
+        </w:rPr>
+        <w:t>עַזָּה֙ עֲזוּבָ֣ה תִֽהְיֶ֔ה &amp; וְ⁠עֶקְר֖וֹן תֵּעָקֵֽר</w:t>
+      </w:r>
+    </w:p>
+    <w:p>
+      <w:pPr>
+        <w:bidi/>
+      </w:pPr>
+      <w:r>
+        <w:rPr>
+          <w:lang w:val="ar_AE" w:bidi="ar_AE"/>
+        </w:rPr>
+      </w:r>
+      <w:r>
+        <w:rPr>
           <w:b/>
           <w:lang w:val="ar_AE" w:bidi="ar_AE"/>
         </w:rPr>
@@ -16159,6 +18275,22 @@
       </w:r>
       <w:r>
         <w:rPr>
+          <w:lang w:val="ar_AE" w:bidi="ar_AE"/>
+        </w:rPr>
+        <w:t>עַזָּה֙ עֲזוּבָ֣ה תִֽהְיֶ֔ה</w:t>
+      </w:r>
+    </w:p>
+    <w:p>
+      <w:pPr>
+        <w:bidi/>
+      </w:pPr>
+      <w:r>
+        <w:rPr>
+          <w:lang w:val="ar_AE" w:bidi="ar_AE"/>
+        </w:rPr>
+      </w:r>
+      <w:r>
+        <w:rPr>
           <w:b/>
           <w:lang w:val="ar_AE" w:bidi="ar_AE"/>
         </w:rPr>
@@ -16265,6 +18397,22 @@
       </w:r>
       <w:r>
         <w:rPr>
+          <w:lang w:val="ar_AE" w:bidi="ar_AE"/>
+        </w:rPr>
+        <w:t>וְ⁠אַשְׁקְל֖וֹן לִ⁠שְׁמָמָ֑ה</w:t>
+      </w:r>
+    </w:p>
+    <w:p>
+      <w:pPr>
+        <w:bidi/>
+      </w:pPr>
+      <w:r>
+        <w:rPr>
+          <w:lang w:val="ar_AE" w:bidi="ar_AE"/>
+        </w:rPr>
+      </w:r>
+      <w:r>
+        <w:rPr>
           <w:b/>
           <w:lang w:val="ar_AE" w:bidi="ar_AE"/>
         </w:rPr>
@@ -16371,6 +18519,22 @@
       </w:r>
       <w:r>
         <w:rPr>
+          <w:lang w:val="ar_AE" w:bidi="ar_AE"/>
+        </w:rPr>
+        <w:t>אַשְׁדּ֗וֹד &amp; יְגָ֣רְשׁ֔וּ⁠הָ</w:t>
+      </w:r>
+    </w:p>
+    <w:p>
+      <w:pPr>
+        <w:bidi/>
+      </w:pPr>
+      <w:r>
+        <w:rPr>
+          <w:lang w:val="ar_AE" w:bidi="ar_AE"/>
+        </w:rPr>
+      </w:r>
+      <w:r>
+        <w:rPr>
           <w:b/>
           <w:lang w:val="ar_AE" w:bidi="ar_AE"/>
         </w:rPr>
@@ -16503,6 +18667,22 @@
       </w:r>
       <w:r>
         <w:rPr>
+          <w:lang w:val="ar_AE" w:bidi="ar_AE"/>
+        </w:rPr>
+        <w:t>אַשְׁדּ֗וֹד &amp; יְגָ֣רְשׁ֔וּ⁠הָ</w:t>
+      </w:r>
+    </w:p>
+    <w:p>
+      <w:pPr>
+        <w:bidi/>
+      </w:pPr>
+      <w:r>
+        <w:rPr>
+          <w:lang w:val="ar_AE" w:bidi="ar_AE"/>
+        </w:rPr>
+      </w:r>
+      <w:r>
+        <w:rPr>
           <w:b/>
           <w:lang w:val="ar_AE" w:bidi="ar_AE"/>
         </w:rPr>
@@ -16609,6 +18789,22 @@
       </w:r>
       <w:r>
         <w:rPr>
+          <w:lang w:val="ar_AE" w:bidi="ar_AE"/>
+        </w:rPr>
+        <w:t>בַּֽ⁠צָּהֳרַ֨יִם֙</w:t>
+      </w:r>
+    </w:p>
+    <w:p>
+      <w:pPr>
+        <w:bidi/>
+      </w:pPr>
+      <w:r>
+        <w:rPr>
+          <w:lang w:val="ar_AE" w:bidi="ar_AE"/>
+        </w:rPr>
+      </w:r>
+      <w:r>
+        <w:rPr>
           <w:b/>
           <w:lang w:val="ar_AE" w:bidi="ar_AE"/>
         </w:rPr>
@@ -16728,6 +18924,22 @@
       </w:r>
       <w:r>
         <w:rPr>
+          <w:lang w:val="ar_AE" w:bidi="ar_AE"/>
+        </w:rPr>
+        <w:t>וְ⁠עֶקְר֖וֹן תֵּעָקֵֽר</w:t>
+      </w:r>
+    </w:p>
+    <w:p>
+      <w:pPr>
+        <w:bidi/>
+      </w:pPr>
+      <w:r>
+        <w:rPr>
+          <w:lang w:val="ar_AE" w:bidi="ar_AE"/>
+        </w:rPr>
+      </w:r>
+      <w:r>
+        <w:rPr>
           <w:b/>
           <w:lang w:val="ar_AE" w:bidi="ar_AE"/>
         </w:rPr>
@@ -16860,6 +19072,22 @@
       </w:r>
       <w:r>
         <w:rPr>
+          <w:lang w:val="ar_AE" w:bidi="ar_AE"/>
+        </w:rPr>
+        <w:t>וְ⁠עֶקְר֖וֹן תֵּעָקֵֽר</w:t>
+      </w:r>
+    </w:p>
+    <w:p>
+      <w:pPr>
+        <w:bidi/>
+      </w:pPr>
+      <w:r>
+        <w:rPr>
+          <w:lang w:val="ar_AE" w:bidi="ar_AE"/>
+        </w:rPr>
+      </w:r>
+      <w:r>
+        <w:rPr>
           <w:b/>
           <w:lang w:val="ar_AE" w:bidi="ar_AE"/>
         </w:rPr>
@@ -16966,6 +19194,22 @@
       </w:r>
       <w:r>
         <w:rPr>
+          <w:lang w:val="ar_AE" w:bidi="ar_AE"/>
+        </w:rPr>
+        <w:t>חֶ֥בֶל הַ⁠יָּ֖ם</w:t>
+      </w:r>
+    </w:p>
+    <w:p>
+      <w:pPr>
+        <w:bidi/>
+      </w:pPr>
+      <w:r>
+        <w:rPr>
+          <w:lang w:val="ar_AE" w:bidi="ar_AE"/>
+        </w:rPr>
+      </w:r>
+      <w:r>
+        <w:rPr>
           <w:b/>
           <w:lang w:val="ar_AE" w:bidi="ar_AE"/>
         </w:rPr>
@@ -17098,6 +19342,22 @@
       </w:r>
       <w:r>
         <w:rPr>
+          <w:lang w:val="ar_AE" w:bidi="ar_AE"/>
+        </w:rPr>
+        <w:t>כְּרֵתִ֑ים</w:t>
+      </w:r>
+    </w:p>
+    <w:p>
+      <w:pPr>
+        <w:bidi/>
+      </w:pPr>
+      <w:r>
+        <w:rPr>
+          <w:lang w:val="ar_AE" w:bidi="ar_AE"/>
+        </w:rPr>
+      </w:r>
+      <w:r>
+        <w:rPr>
           <w:b/>
           <w:lang w:val="ar_AE" w:bidi="ar_AE"/>
         </w:rPr>
@@ -17230,6 +19490,22 @@
       </w:r>
       <w:r>
         <w:rPr>
+          <w:lang w:val="ar_AE" w:bidi="ar_AE"/>
+        </w:rPr>
+        <w:t>דְּבַר־יְהוָ֣ה עֲלֵי⁠כֶ֗ם</w:t>
+      </w:r>
+    </w:p>
+    <w:p>
+      <w:pPr>
+        <w:bidi/>
+      </w:pPr>
+      <w:r>
+        <w:rPr>
+          <w:lang w:val="ar_AE" w:bidi="ar_AE"/>
+        </w:rPr>
+      </w:r>
+      <w:r>
+        <w:rPr>
           <w:b/>
           <w:lang w:val="ar_AE" w:bidi="ar_AE"/>
         </w:rPr>
@@ -17349,6 +19625,22 @@
       </w:r>
       <w:r>
         <w:rPr>
+          <w:lang w:val="ar_AE" w:bidi="ar_AE"/>
+        </w:rPr>
+        <w:t>עֲלֵי⁠כֶ֗ם כְּנַ֨עַן֙ אֶ֣רֶץ פְּלִשְׁתִּ֔ים</w:t>
+      </w:r>
+    </w:p>
+    <w:p>
+      <w:pPr>
+        <w:bidi/>
+      </w:pPr>
+      <w:r>
+        <w:rPr>
+          <w:lang w:val="ar_AE" w:bidi="ar_AE"/>
+        </w:rPr>
+      </w:r>
+      <w:r>
+        <w:rPr>
           <w:b/>
           <w:lang w:val="ar_AE" w:bidi="ar_AE"/>
         </w:rPr>
@@ -17468,6 +19760,22 @@
       </w:r>
       <w:r>
         <w:rPr>
+          <w:lang w:val="ar_AE" w:bidi="ar_AE"/>
+        </w:rPr>
+        <w:t>עֲלֵי⁠כֶ֗ם</w:t>
+      </w:r>
+    </w:p>
+    <w:p>
+      <w:pPr>
+        <w:bidi/>
+      </w:pPr>
+      <w:r>
+        <w:rPr>
+          <w:lang w:val="ar_AE" w:bidi="ar_AE"/>
+        </w:rPr>
+      </w:r>
+      <w:r>
+        <w:rPr>
           <w:b/>
           <w:lang w:val="ar_AE" w:bidi="ar_AE"/>
         </w:rPr>
@@ -17587,6 +19895,22 @@
       </w:r>
       <w:r>
         <w:rPr>
+          <w:lang w:val="ar_AE" w:bidi="ar_AE"/>
+        </w:rPr>
+        <w:t>וְ⁠הַאֲבַדְתִּ֖י⁠ךְ מֵ⁠אֵ֥ין יוֹשֵֽׁב</w:t>
+      </w:r>
+    </w:p>
+    <w:p>
+      <w:pPr>
+        <w:bidi/>
+      </w:pPr>
+      <w:r>
+        <w:rPr>
+          <w:lang w:val="ar_AE" w:bidi="ar_AE"/>
+        </w:rPr>
+      </w:r>
+      <w:r>
+        <w:rPr>
           <w:b/>
           <w:lang w:val="ar_AE" w:bidi="ar_AE"/>
         </w:rPr>
@@ -17693,6 +20017,22 @@
       </w:r>
       <w:r>
         <w:rPr>
+          <w:lang w:val="ar_AE" w:bidi="ar_AE"/>
+        </w:rPr>
+        <w:t>וְ⁠הַאֲבַדְתִּ֖י⁠ךְ מֵ⁠אֵ֥ין יוֹשֵֽׁב</w:t>
+      </w:r>
+    </w:p>
+    <w:p>
+      <w:pPr>
+        <w:bidi/>
+      </w:pPr>
+      <w:r>
+        <w:rPr>
+          <w:lang w:val="ar_AE" w:bidi="ar_AE"/>
+        </w:rPr>
+      </w:r>
+      <w:r>
+        <w:rPr>
           <w:b/>
           <w:lang w:val="ar_AE" w:bidi="ar_AE"/>
         </w:rPr>
@@ -17812,6 +20152,22 @@
       </w:r>
       <w:r>
         <w:rPr>
+          <w:lang w:val="ar_AE" w:bidi="ar_AE"/>
+        </w:rPr>
+        <w:t>חֶ֣בֶל הַ⁠יָּ֗ם</w:t>
+      </w:r>
+    </w:p>
+    <w:p>
+      <w:pPr>
+        <w:bidi/>
+      </w:pPr>
+      <w:r>
+        <w:rPr>
+          <w:lang w:val="ar_AE" w:bidi="ar_AE"/>
+        </w:rPr>
+      </w:r>
+      <w:r>
+        <w:rPr>
           <w:b/>
           <w:lang w:val="ar_AE" w:bidi="ar_AE"/>
         </w:rPr>
@@ -17918,6 +20274,22 @@
       </w:r>
       <w:r>
         <w:rPr>
+          <w:lang w:val="ar_AE" w:bidi="ar_AE"/>
+        </w:rPr>
+        <w:t>נְוֺ֛ת כְּרֹ֥ת רֹעִ֖ים וְ⁠גִדְר֥וֹת צֹֽאן</w:t>
+      </w:r>
+    </w:p>
+    <w:p>
+      <w:pPr>
+        <w:bidi/>
+      </w:pPr>
+      <w:r>
+        <w:rPr>
+          <w:lang w:val="ar_AE" w:bidi="ar_AE"/>
+        </w:rPr>
+      </w:r>
+      <w:r>
+        <w:rPr>
           <w:b/>
           <w:lang w:val="ar_AE" w:bidi="ar_AE"/>
         </w:rPr>
@@ -18050,6 +20422,22 @@
       </w:r>
       <w:r>
         <w:rPr>
+          <w:lang w:val="ar_AE" w:bidi="ar_AE"/>
+        </w:rPr>
+        <w:t>בֵּ֥ית יְהוּדָ֖ה</w:t>
+      </w:r>
+    </w:p>
+    <w:p>
+      <w:pPr>
+        <w:bidi/>
+      </w:pPr>
+      <w:r>
+        <w:rPr>
+          <w:lang w:val="ar_AE" w:bidi="ar_AE"/>
+        </w:rPr>
+      </w:r>
+      <w:r>
+        <w:rPr>
           <w:b/>
           <w:lang w:val="ar_AE" w:bidi="ar_AE"/>
         </w:rPr>
@@ -18169,6 +20557,22 @@
       </w:r>
       <w:r>
         <w:rPr>
+          <w:lang w:val="ar_AE" w:bidi="ar_AE"/>
+        </w:rPr>
+        <w:t>בְּ⁠בָתֵּ֣י אַשְׁקְל֗וֹן בָּ⁠עֶ֨רֶב֙ יִרְבָּצ֔וּ⁠ן</w:t>
+      </w:r>
+    </w:p>
+    <w:p>
+      <w:pPr>
+        <w:bidi/>
+      </w:pPr>
+      <w:r>
+        <w:rPr>
+          <w:lang w:val="ar_AE" w:bidi="ar_AE"/>
+        </w:rPr>
+      </w:r>
+      <w:r>
+        <w:rPr>
           <w:b/>
           <w:lang w:val="ar_AE" w:bidi="ar_AE"/>
         </w:rPr>
@@ -18275,6 +20679,22 @@
       </w:r>
       <w:r>
         <w:rPr>
+          <w:lang w:val="ar_AE" w:bidi="ar_AE"/>
+        </w:rPr>
+        <w:t>יִפְקְדֵ֛⁠ם</w:t>
+      </w:r>
+    </w:p>
+    <w:p>
+      <w:pPr>
+        <w:bidi/>
+      </w:pPr>
+      <w:r>
+        <w:rPr>
+          <w:lang w:val="ar_AE" w:bidi="ar_AE"/>
+        </w:rPr>
+      </w:r>
+      <w:r>
+        <w:rPr>
           <w:b/>
           <w:lang w:val="ar_AE" w:bidi="ar_AE"/>
         </w:rPr>
@@ -18323,7 +20743,7 @@
         </w:rPr>
         <w:t xml:space="preserve">بمعنى محدد للإشارة إلى اتخاذ إجراء بشأن شخص ما. في </w:t>
       </w:r>
-      <w:hyperlink r:id="rId18">
+      <w:hyperlink r:id="rId20">
         <w:r>
           <w:rPr>
             <w:lang w:val="ar_AE" w:bidi="ar_AE"/>
@@ -18341,7 +20761,7 @@
         </w:rPr>
         <w:t xml:space="preserve">، </w:t>
       </w:r>
-      <w:hyperlink r:id="rId19">
+      <w:hyperlink r:id="rId21">
         <w:r>
           <w:rPr>
             <w:lang w:val="ar_AE" w:bidi="ar_AE"/>
@@ -18359,7 +20779,7 @@
         </w:rPr>
         <w:t>، و</w:t>
       </w:r>
-      <w:hyperlink r:id="rId20">
+      <w:hyperlink r:id="rId22">
         <w:r>
           <w:rPr>
             <w:lang w:val="ar_AE" w:bidi="ar_AE"/>
@@ -18448,6 +20868,22 @@
       </w:r>
       <w:r>
         <w:rPr>
+          <w:lang w:val="ar_AE" w:bidi="ar_AE"/>
+        </w:rPr>
+        <w:t>שָׁמַ֨עְתִּי֙ חֶרְפַּ֣ת</w:t>
+      </w:r>
+    </w:p>
+    <w:p>
+      <w:pPr>
+        <w:bidi/>
+      </w:pPr>
+      <w:r>
+        <w:rPr>
+          <w:lang w:val="ar_AE" w:bidi="ar_AE"/>
+        </w:rPr>
+      </w:r>
+      <w:r>
+        <w:rPr>
           <w:b/>
           <w:lang w:val="ar_AE" w:bidi="ar_AE"/>
         </w:rPr>
@@ -18495,7 +20931,7 @@
         </w:rPr>
         <w:t xml:space="preserve">" في الآية التالية. انظر كيف قُمت ترجمة العبارة "يقول الرب" في </w:t>
       </w:r>
-      <w:hyperlink r:id="rId21">
+      <w:hyperlink r:id="rId23">
         <w:r>
           <w:rPr>
             <w:lang w:val="ar_AE" w:bidi="ar_AE"/>
@@ -18513,7 +20949,7 @@
         </w:rPr>
         <w:t xml:space="preserve">. إذا استخدمتها لتقديم الاقتباس هناك، قد ترغب في استخدام العبارة المقابلة من </w:t>
       </w:r>
-      <w:hyperlink r:id="rId22">
+      <w:hyperlink r:id="rId24">
         <w:r>
           <w:rPr>
             <w:lang w:val="ar_AE" w:bidi="ar_AE"/>
@@ -18602,6 +21038,22 @@
       </w:r>
       <w:r>
         <w:rPr>
+          <w:lang w:val="ar_AE" w:bidi="ar_AE"/>
+        </w:rPr>
+        <w:t>מוֹאָ֔ב</w:t>
+      </w:r>
+    </w:p>
+    <w:p>
+      <w:pPr>
+        <w:bidi/>
+      </w:pPr>
+      <w:r>
+        <w:rPr>
+          <w:lang w:val="ar_AE" w:bidi="ar_AE"/>
+        </w:rPr>
+      </w:r>
+      <w:r>
+        <w:rPr>
           <w:b/>
           <w:lang w:val="ar_AE" w:bidi="ar_AE"/>
         </w:rPr>
@@ -18734,6 +21186,22 @@
       </w:r>
       <w:r>
         <w:rPr>
+          <w:lang w:val="ar_AE" w:bidi="ar_AE"/>
+        </w:rPr>
+        <w:t>בְּנֵ֣י עַמּ֑וֹן</w:t>
+      </w:r>
+    </w:p>
+    <w:p>
+      <w:pPr>
+        <w:bidi/>
+      </w:pPr>
+      <w:r>
+        <w:rPr>
+          <w:lang w:val="ar_AE" w:bidi="ar_AE"/>
+        </w:rPr>
+      </w:r>
+      <w:r>
+        <w:rPr>
           <w:b/>
           <w:lang w:val="ar_AE" w:bidi="ar_AE"/>
         </w:rPr>
@@ -18879,6 +21347,22 @@
       </w:r>
       <w:r>
         <w:rPr>
+          <w:lang w:val="ar_AE" w:bidi="ar_AE"/>
+        </w:rPr>
+        <w:t>וַ⁠יַּגְדִּ֖ילוּ עַל־גְּבוּלָֽ⁠ם</w:t>
+      </w:r>
+    </w:p>
+    <w:p>
+      <w:pPr>
+        <w:bidi/>
+      </w:pPr>
+      <w:r>
+        <w:rPr>
+          <w:lang w:val="ar_AE" w:bidi="ar_AE"/>
+        </w:rPr>
+      </w:r>
+      <w:r>
+        <w:rPr>
           <w:b/>
           <w:lang w:val="ar_AE" w:bidi="ar_AE"/>
         </w:rPr>
@@ -18985,6 +21469,22 @@
       </w:r>
       <w:r>
         <w:rPr>
+          <w:lang w:val="ar_AE" w:bidi="ar_AE"/>
+        </w:rPr>
+        <w:t>לָ⁠כֵ֣ן חַי־אָ֡נִי &amp; כִּֽי</w:t>
+      </w:r>
+    </w:p>
+    <w:p>
+      <w:pPr>
+        <w:bidi/>
+      </w:pPr>
+      <w:r>
+        <w:rPr>
+          <w:lang w:val="ar_AE" w:bidi="ar_AE"/>
+        </w:rPr>
+      </w:r>
+      <w:r>
+        <w:rPr>
           <w:b/>
           <w:lang w:val="ar_AE" w:bidi="ar_AE"/>
         </w:rPr>
@@ -19117,6 +21617,22 @@
       </w:r>
       <w:r>
         <w:rPr>
+          <w:lang w:val="ar_AE" w:bidi="ar_AE"/>
+        </w:rPr>
+        <w:t>נְאֻם֩ יְהוָ֨ה צְבָא֜וֹת אֱלֹהֵ֣י יִשְׂרָאֵ֗ל</w:t>
+      </w:r>
+    </w:p>
+    <w:p>
+      <w:pPr>
+        <w:bidi/>
+      </w:pPr>
+      <w:r>
+        <w:rPr>
+          <w:lang w:val="ar_AE" w:bidi="ar_AE"/>
+        </w:rPr>
+      </w:r>
+      <w:r>
+        <w:rPr>
           <w:b/>
           <w:lang w:val="ar_AE" w:bidi="ar_AE"/>
         </w:rPr>
@@ -19223,6 +21739,22 @@
       </w:r>
       <w:r>
         <w:rPr>
+          <w:lang w:val="ar_AE" w:bidi="ar_AE"/>
+        </w:rPr>
+        <w:t>יְהוָ֨ה צְבָא֜וֹת</w:t>
+      </w:r>
+    </w:p>
+    <w:p>
+      <w:pPr>
+        <w:bidi/>
+      </w:pPr>
+      <w:r>
+        <w:rPr>
+          <w:lang w:val="ar_AE" w:bidi="ar_AE"/>
+        </w:rPr>
+      </w:r>
+      <w:r>
+        <w:rPr>
           <w:b/>
           <w:lang w:val="ar_AE" w:bidi="ar_AE"/>
         </w:rPr>
@@ -19342,6 +21874,22 @@
       </w:r>
       <w:r>
         <w:rPr>
+          <w:lang w:val="ar_AE" w:bidi="ar_AE"/>
+        </w:rPr>
+        <w:t>מוֹאָ֞ב כִּ⁠סְדֹ֤ם תִּֽהְיֶה֙ וּ⁠בְנֵ֤י עַמּוֹן֙ כַּֽ⁠עֲמֹרָ֔ה</w:t>
+      </w:r>
+    </w:p>
+    <w:p>
+      <w:pPr>
+        <w:bidi/>
+      </w:pPr>
+      <w:r>
+        <w:rPr>
+          <w:lang w:val="ar_AE" w:bidi="ar_AE"/>
+        </w:rPr>
+      </w:r>
+      <w:r>
+        <w:rPr>
           <w:b/>
           <w:lang w:val="ar_AE" w:bidi="ar_AE"/>
         </w:rPr>
@@ -19403,7 +21951,7 @@
         </w:rPr>
         <w:t xml:space="preserve"> تدميرًا شاملًا (انظر </w:t>
       </w:r>
-      <w:hyperlink r:id="rId23">
+      <w:hyperlink r:id="rId25">
         <w:r>
           <w:rPr>
             <w:lang w:val="ar_AE" w:bidi="ar_AE"/>
@@ -19518,6 +22066,22 @@
       </w:r>
       <w:r>
         <w:rPr>
+          <w:lang w:val="ar_AE" w:bidi="ar_AE"/>
+        </w:rPr>
+        <w:t>מִמְשַׁ֥ק חָר֛וּל וּ⁠מִכְרֵה־מֶ֥לַח וּ⁠שְׁמָמָ֖ה עַד־עוֹלָ֑ם</w:t>
+      </w:r>
+    </w:p>
+    <w:p>
+      <w:pPr>
+        <w:bidi/>
+      </w:pPr>
+      <w:r>
+        <w:rPr>
+          <w:lang w:val="ar_AE" w:bidi="ar_AE"/>
+        </w:rPr>
+      </w:r>
+      <w:r>
+        <w:rPr>
           <w:b/>
           <w:lang w:val="ar_AE" w:bidi="ar_AE"/>
         </w:rPr>
@@ -19624,6 +22188,22 @@
       </w:r>
       <w:r>
         <w:rPr>
+          <w:lang w:val="ar_AE" w:bidi="ar_AE"/>
+        </w:rPr>
+        <w:t>מִמְשַׁ֥ק חָר֛וּל וּ⁠מִכְרֵה־מֶ֥לַח וּ⁠שְׁמָמָ֖ה עַד־עוֹלָ֑ם</w:t>
+      </w:r>
+    </w:p>
+    <w:p>
+      <w:pPr>
+        <w:bidi/>
+      </w:pPr>
+      <w:r>
+        <w:rPr>
+          <w:lang w:val="ar_AE" w:bidi="ar_AE"/>
+        </w:rPr>
+      </w:r>
+      <w:r>
+        <w:rPr>
           <w:b/>
           <w:lang w:val="ar_AE" w:bidi="ar_AE"/>
         </w:rPr>
@@ -19756,6 +22336,22 @@
       </w:r>
       <w:r>
         <w:rPr>
+          <w:lang w:val="ar_AE" w:bidi="ar_AE"/>
+        </w:rPr>
+        <w:t>מִמְשַׁ֥ק חָר֛וּל וּ⁠מִכְרֵה־מֶ֥לַח וּ⁠שְׁמָמָ֖ה עַד־עוֹלָ֑ם</w:t>
+      </w:r>
+    </w:p>
+    <w:p>
+      <w:pPr>
+        <w:bidi/>
+      </w:pPr>
+      <w:r>
+        <w:rPr>
+          <w:lang w:val="ar_AE" w:bidi="ar_AE"/>
+        </w:rPr>
+      </w:r>
+      <w:r>
+        <w:rPr>
           <w:b/>
           <w:lang w:val="ar_AE" w:bidi="ar_AE"/>
         </w:rPr>
@@ -19862,6 +22458,22 @@
       </w:r>
       <w:r>
         <w:rPr>
+          <w:lang w:val="ar_AE" w:bidi="ar_AE"/>
+        </w:rPr>
+        <w:t>שְׁאֵרִ֤ית עַמִּ⁠י֙ יְבָזּ֔וּ⁠ם וְ⁠יֶ֥תֶר גּוֹיִ֖י יִנְחָלֽוּ⁠ם</w:t>
+      </w:r>
+    </w:p>
+    <w:p>
+      <w:pPr>
+        <w:bidi/>
+      </w:pPr>
+      <w:r>
+        <w:rPr>
+          <w:lang w:val="ar_AE" w:bidi="ar_AE"/>
+        </w:rPr>
+      </w:r>
+      <w:r>
+        <w:rPr>
           <w:b/>
           <w:lang w:val="ar_AE" w:bidi="ar_AE"/>
         </w:rPr>
@@ -19981,6 +22593,22 @@
       </w:r>
       <w:r>
         <w:rPr>
+          <w:lang w:val="ar_AE" w:bidi="ar_AE"/>
+        </w:rPr>
+        <w:t>זֹ֥את לָ⁠הֶ֖ם תַּ֣חַת גְּאוֹנָ֑⁠ם כִּ֤י חֵֽרְפוּ֙ וַ⁠יַּגְדִּ֔לוּ עַל־עַ֖ם יְהוָ֥ה צְבָאֽוֹת</w:t>
+      </w:r>
+    </w:p>
+    <w:p>
+      <w:pPr>
+        <w:bidi/>
+      </w:pPr>
+      <w:r>
+        <w:rPr>
+          <w:lang w:val="ar_AE" w:bidi="ar_AE"/>
+        </w:rPr>
+      </w:r>
+      <w:r>
+        <w:rPr>
           <w:b/>
           <w:lang w:val="ar_AE" w:bidi="ar_AE"/>
         </w:rPr>
@@ -20087,6 +22715,22 @@
       </w:r>
       <w:r>
         <w:rPr>
+          <w:lang w:val="ar_AE" w:bidi="ar_AE"/>
+        </w:rPr>
+        <w:t>זֹ֥את לָ⁠הֶ֖ם תַּ֣חַת גְּאוֹנָ֑⁠ם</w:t>
+      </w:r>
+    </w:p>
+    <w:p>
+      <w:pPr>
+        <w:bidi/>
+      </w:pPr>
+      <w:r>
+        <w:rPr>
+          <w:lang w:val="ar_AE" w:bidi="ar_AE"/>
+        </w:rPr>
+      </w:r>
+      <w:r>
+        <w:rPr>
           <w:b/>
           <w:lang w:val="ar_AE" w:bidi="ar_AE"/>
         </w:rPr>
@@ -20206,6 +22850,22 @@
       </w:r>
       <w:r>
         <w:rPr>
+          <w:lang w:val="ar_AE" w:bidi="ar_AE"/>
+        </w:rPr>
+        <w:t>וַ⁠יַּגְדִּ֔לוּ עַל</w:t>
+      </w:r>
+    </w:p>
+    <w:p>
+      <w:pPr>
+        <w:bidi/>
+      </w:pPr>
+      <w:r>
+        <w:rPr>
+          <w:lang w:val="ar_AE" w:bidi="ar_AE"/>
+        </w:rPr>
+      </w:r>
+      <w:r>
+        <w:rPr>
           <w:b/>
           <w:lang w:val="ar_AE" w:bidi="ar_AE"/>
         </w:rPr>
@@ -20241,7 +22901,7 @@
         </w:rPr>
         <w:t xml:space="preserve">انظر كيف قُمت بترجمة التعبير "تَعَظَّمُوا" في </w:t>
       </w:r>
-      <w:hyperlink r:id="rId24">
+      <w:hyperlink r:id="rId26">
         <w:r>
           <w:rPr>
             <w:lang w:val="ar_AE" w:bidi="ar_AE"/>
@@ -20330,6 +22990,22 @@
       </w:r>
       <w:r>
         <w:rPr>
+          <w:lang w:val="ar_AE" w:bidi="ar_AE"/>
+        </w:rPr>
+        <w:t>יְהוָ֥ה צְבָאֽוֹת</w:t>
+      </w:r>
+    </w:p>
+    <w:p>
+      <w:pPr>
+        <w:bidi/>
+      </w:pPr>
+      <w:r>
+        <w:rPr>
+          <w:lang w:val="ar_AE" w:bidi="ar_AE"/>
+        </w:rPr>
+      </w:r>
+      <w:r>
+        <w:rPr>
           <w:b/>
           <w:lang w:val="ar_AE" w:bidi="ar_AE"/>
         </w:rPr>
@@ -20436,6 +23112,22 @@
       </w:r>
       <w:r>
         <w:rPr>
+          <w:lang w:val="ar_AE" w:bidi="ar_AE"/>
+        </w:rPr>
+        <w:t>רָזָ֔ה אֵ֖ת כָּל־אֱלֹהֵ֣י הָ⁠אָ֑רֶץ</w:t>
+      </w:r>
+    </w:p>
+    <w:p>
+      <w:pPr>
+        <w:bidi/>
+      </w:pPr>
+      <w:r>
+        <w:rPr>
+          <w:lang w:val="ar_AE" w:bidi="ar_AE"/>
+        </w:rPr>
+      </w:r>
+      <w:r>
+        <w:rPr>
           <w:b/>
           <w:lang w:val="ar_AE" w:bidi="ar_AE"/>
         </w:rPr>
@@ -20555,6 +23247,22 @@
       </w:r>
       <w:r>
         <w:rPr>
+          <w:lang w:val="ar_AE" w:bidi="ar_AE"/>
+        </w:rPr>
+        <w:t>וְ⁠יִשְׁתַּֽחֲווּ־ל⁠וֹ֙ &amp; כֹּ֖ל אִיֵּ֥י הַ⁠גּוֹיִֽם</w:t>
+      </w:r>
+    </w:p>
+    <w:p>
+      <w:pPr>
+        <w:bidi/>
+      </w:pPr>
+      <w:r>
+        <w:rPr>
+          <w:lang w:val="ar_AE" w:bidi="ar_AE"/>
+        </w:rPr>
+      </w:r>
+      <w:r>
+        <w:rPr>
           <w:b/>
           <w:lang w:val="ar_AE" w:bidi="ar_AE"/>
         </w:rPr>
@@ -20700,6 +23408,22 @@
       </w:r>
       <w:r>
         <w:rPr>
+          <w:lang w:val="ar_AE" w:bidi="ar_AE"/>
+        </w:rPr>
+        <w:t>וְ⁠יִשְׁתַּֽחֲווּ־ל⁠וֹ֙ &amp; כֹּ֖ל אִיֵּ֥י הַ⁠גּוֹיִֽם</w:t>
+      </w:r>
+    </w:p>
+    <w:p>
+      <w:pPr>
+        <w:bidi/>
+      </w:pPr>
+      <w:r>
+        <w:rPr>
+          <w:lang w:val="ar_AE" w:bidi="ar_AE"/>
+        </w:rPr>
+      </w:r>
+      <w:r>
+        <w:rPr>
           <w:b/>
           <w:lang w:val="ar_AE" w:bidi="ar_AE"/>
         </w:rPr>
@@ -20832,6 +23556,22 @@
       </w:r>
       <w:r>
         <w:rPr>
+          <w:lang w:val="ar_AE" w:bidi="ar_AE"/>
+        </w:rPr>
+        <w:t>אִ֣ישׁ מִ⁠מְּקוֹמ֔⁠וֹ</w:t>
+      </w:r>
+    </w:p>
+    <w:p>
+      <w:pPr>
+        <w:bidi/>
+      </w:pPr>
+      <w:r>
+        <w:rPr>
+          <w:lang w:val="ar_AE" w:bidi="ar_AE"/>
+        </w:rPr>
+      </w:r>
+      <w:r>
+        <w:rPr>
           <w:b/>
           <w:lang w:val="ar_AE" w:bidi="ar_AE"/>
         </w:rPr>
@@ -20951,6 +23691,22 @@
       </w:r>
       <w:r>
         <w:rPr>
+          <w:lang w:val="ar_AE" w:bidi="ar_AE"/>
+        </w:rPr>
+        <w:t>גַּם־אַתֶּ֣ם כּוּשִׁ֔ים</w:t>
+      </w:r>
+    </w:p>
+    <w:p>
+      <w:pPr>
+        <w:bidi/>
+      </w:pPr>
+      <w:r>
+        <w:rPr>
+          <w:lang w:val="ar_AE" w:bidi="ar_AE"/>
+        </w:rPr>
+      </w:r>
+      <w:r>
+        <w:rPr>
           <w:b/>
           <w:lang w:val="ar_AE" w:bidi="ar_AE"/>
         </w:rPr>
@@ -21057,6 +23813,22 @@
       </w:r>
       <w:r>
         <w:rPr>
+          <w:lang w:val="ar_AE" w:bidi="ar_AE"/>
+        </w:rPr>
+        <w:t>חַֽלְלֵ֥י חַרְבִּ֖⁠י הֵֽמָּה</w:t>
+      </w:r>
+    </w:p>
+    <w:p>
+      <w:pPr>
+        <w:bidi/>
+      </w:pPr>
+      <w:r>
+        <w:rPr>
+          <w:lang w:val="ar_AE" w:bidi="ar_AE"/>
+        </w:rPr>
+      </w:r>
+      <w:r>
+        <w:rPr>
           <w:b/>
           <w:lang w:val="ar_AE" w:bidi="ar_AE"/>
         </w:rPr>
@@ -21163,6 +23935,22 @@
       </w:r>
       <w:r>
         <w:rPr>
+          <w:lang w:val="ar_AE" w:bidi="ar_AE"/>
+        </w:rPr>
+        <w:t>חַֽלְלֵ֥י חַרְבִּ֖⁠י הֵֽמָּה</w:t>
+      </w:r>
+    </w:p>
+    <w:p>
+      <w:pPr>
+        <w:bidi/>
+      </w:pPr>
+      <w:r>
+        <w:rPr>
+          <w:lang w:val="ar_AE" w:bidi="ar_AE"/>
+        </w:rPr>
+      </w:r>
+      <w:r>
+        <w:rPr>
           <w:b/>
           <w:lang w:val="ar_AE" w:bidi="ar_AE"/>
         </w:rPr>
@@ -21269,6 +24057,22 @@
       </w:r>
       <w:r>
         <w:rPr>
+          <w:lang w:val="ar_AE" w:bidi="ar_AE"/>
+        </w:rPr>
+        <w:t>חַֽלְלֵ֥י חַרְבִּ֖⁠י הֵֽמָּה</w:t>
+      </w:r>
+    </w:p>
+    <w:p>
+      <w:pPr>
+        <w:bidi/>
+      </w:pPr>
+      <w:r>
+        <w:rPr>
+          <w:lang w:val="ar_AE" w:bidi="ar_AE"/>
+        </w:rPr>
+      </w:r>
+      <w:r>
+        <w:rPr>
           <w:b/>
           <w:lang w:val="ar_AE" w:bidi="ar_AE"/>
         </w:rPr>
@@ -21388,6 +24192,22 @@
       </w:r>
       <w:r>
         <w:rPr>
+          <w:lang w:val="ar_AE" w:bidi="ar_AE"/>
+        </w:rPr>
+        <w:t>וְ⁠יֵ֤ט יָד⁠וֹ֙ עַל־צָפ֔וֹן וִֽ⁠יאַבֵּ֖ד אֶת־אַשּׁ֑וּר</w:t>
+      </w:r>
+    </w:p>
+    <w:p>
+      <w:pPr>
+        <w:bidi/>
+      </w:pPr>
+      <w:r>
+        <w:rPr>
+          <w:lang w:val="ar_AE" w:bidi="ar_AE"/>
+        </w:rPr>
+      </w:r>
+      <w:r>
+        <w:rPr>
           <w:b/>
           <w:lang w:val="ar_AE" w:bidi="ar_AE"/>
         </w:rPr>
@@ -21507,6 +24327,22 @@
       </w:r>
       <w:r>
         <w:rPr>
+          <w:lang w:val="ar_AE" w:bidi="ar_AE"/>
+        </w:rPr>
+        <w:t>וְ⁠יֵ֤ט יָד⁠וֹ֙</w:t>
+      </w:r>
+    </w:p>
+    <w:p>
+      <w:pPr>
+        <w:bidi/>
+      </w:pPr>
+      <w:r>
+        <w:rPr>
+          <w:lang w:val="ar_AE" w:bidi="ar_AE"/>
+        </w:rPr>
+      </w:r>
+      <w:r>
+        <w:rPr>
           <w:b/>
           <w:lang w:val="ar_AE" w:bidi="ar_AE"/>
         </w:rPr>
@@ -21554,7 +24390,7 @@
         </w:rPr>
         <w:t xml:space="preserve">" في </w:t>
       </w:r>
-      <w:hyperlink r:id="rId25">
+      <w:hyperlink r:id="rId27">
         <w:r>
           <w:rPr>
             <w:lang w:val="ar_AE" w:bidi="ar_AE"/>
@@ -21643,6 +24479,22 @@
       </w:r>
       <w:r>
         <w:rPr>
+          <w:lang w:val="ar_AE" w:bidi="ar_AE"/>
+        </w:rPr>
+        <w:t>צָפ֔וֹן</w:t>
+      </w:r>
+    </w:p>
+    <w:p>
+      <w:pPr>
+        <w:bidi/>
+      </w:pPr>
+      <w:r>
+        <w:rPr>
+          <w:lang w:val="ar_AE" w:bidi="ar_AE"/>
+        </w:rPr>
+      </w:r>
+      <w:r>
+        <w:rPr>
           <w:b/>
           <w:lang w:val="ar_AE" w:bidi="ar_AE"/>
         </w:rPr>
@@ -21775,6 +24627,22 @@
       </w:r>
       <w:r>
         <w:rPr>
+          <w:lang w:val="ar_AE" w:bidi="ar_AE"/>
+        </w:rPr>
+        <w:t>בְ⁠תוֹכָ֤⁠הּ</w:t>
+      </w:r>
+    </w:p>
+    <w:p>
+      <w:pPr>
+        <w:bidi/>
+      </w:pPr>
+      <w:r>
+        <w:rPr>
+          <w:lang w:val="ar_AE" w:bidi="ar_AE"/>
+        </w:rPr>
+      </w:r>
+      <w:r>
+        <w:rPr>
           <w:b/>
           <w:lang w:val="ar_AE" w:bidi="ar_AE"/>
         </w:rPr>
@@ -21894,6 +24762,22 @@
       </w:r>
       <w:r>
         <w:rPr>
+          <w:lang w:val="ar_AE" w:bidi="ar_AE"/>
+        </w:rPr>
+        <w:t>כָּל־חַיְת⁠וֹ־ג֔וֹי</w:t>
+      </w:r>
+    </w:p>
+    <w:p>
+      <w:pPr>
+        <w:bidi/>
+      </w:pPr>
+      <w:r>
+        <w:rPr>
+          <w:lang w:val="ar_AE" w:bidi="ar_AE"/>
+        </w:rPr>
+      </w:r>
+      <w:r>
+        <w:rPr>
           <w:b/>
           <w:lang w:val="ar_AE" w:bidi="ar_AE"/>
         </w:rPr>
@@ -22026,6 +24910,22 @@
       </w:r>
       <w:r>
         <w:rPr>
+          <w:lang w:val="ar_AE" w:bidi="ar_AE"/>
+        </w:rPr>
+        <w:t>גַּם־קָאַת֙ גַּם־קִפֹּ֔ד</w:t>
+      </w:r>
+    </w:p>
+    <w:p>
+      <w:pPr>
+        <w:bidi/>
+      </w:pPr>
+      <w:r>
+        <w:rPr>
+          <w:lang w:val="ar_AE" w:bidi="ar_AE"/>
+        </w:rPr>
+      </w:r>
+      <w:r>
+        <w:rPr>
           <w:b/>
           <w:lang w:val="ar_AE" w:bidi="ar_AE"/>
         </w:rPr>
@@ -22158,6 +25058,22 @@
       </w:r>
       <w:r>
         <w:rPr>
+          <w:lang w:val="ar_AE" w:bidi="ar_AE"/>
+        </w:rPr>
+        <w:t>בְּ⁠כַפְתֹּרֶ֖י⁠הָ יָלִ֑ינוּ</w:t>
+      </w:r>
+    </w:p>
+    <w:p>
+      <w:pPr>
+        <w:bidi/>
+      </w:pPr>
+      <w:r>
+        <w:rPr>
+          <w:lang w:val="ar_AE" w:bidi="ar_AE"/>
+        </w:rPr>
+      </w:r>
+      <w:r>
+        <w:rPr>
           <w:b/>
           <w:lang w:val="ar_AE" w:bidi="ar_AE"/>
         </w:rPr>
@@ -22277,6 +25193,22 @@
       </w:r>
       <w:r>
         <w:rPr>
+          <w:lang w:val="ar_AE" w:bidi="ar_AE"/>
+        </w:rPr>
+        <w:t>ק֠וֹל יְשׁוֹרֵ֤ר בַּֽ⁠חַלּוֹן֙ חֹ֣רֶב בַּ⁠סַּ֔ף כִּ֥י אַרְזָ֖ה עֵרָֽה</w:t>
+      </w:r>
+    </w:p>
+    <w:p>
+      <w:pPr>
+        <w:bidi/>
+      </w:pPr>
+      <w:r>
+        <w:rPr>
+          <w:lang w:val="ar_AE" w:bidi="ar_AE"/>
+        </w:rPr>
+      </w:r>
+      <w:r>
+        <w:rPr>
           <w:b/>
           <w:lang w:val="ar_AE" w:bidi="ar_AE"/>
         </w:rPr>
@@ -22403,6 +25335,22 @@
       </w:r>
       <w:r>
         <w:rPr>
+          <w:lang w:val="ar_AE" w:bidi="ar_AE"/>
+        </w:rPr>
+        <w:t>ק֠וֹל יְשׁוֹרֵ֤ר בַּֽ⁠חַלּוֹן֙</w:t>
+      </w:r>
+    </w:p>
+    <w:p>
+      <w:pPr>
+        <w:bidi/>
+      </w:pPr>
+      <w:r>
+        <w:rPr>
+          <w:lang w:val="ar_AE" w:bidi="ar_AE"/>
+        </w:rPr>
+      </w:r>
+      <w:r>
+        <w:rPr>
           <w:b/>
           <w:lang w:val="ar_AE" w:bidi="ar_AE"/>
         </w:rPr>
@@ -22535,6 +25483,22 @@
       </w:r>
       <w:r>
         <w:rPr>
+          <w:lang w:val="ar_AE" w:bidi="ar_AE"/>
+        </w:rPr>
+        <w:t>חֹ֣רֶב בַּ⁠סַּ֔ף</w:t>
+      </w:r>
+    </w:p>
+    <w:p>
+      <w:pPr>
+        <w:bidi/>
+      </w:pPr>
+      <w:r>
+        <w:rPr>
+          <w:lang w:val="ar_AE" w:bidi="ar_AE"/>
+        </w:rPr>
+      </w:r>
+      <w:r>
+        <w:rPr>
           <w:b/>
           <w:lang w:val="ar_AE" w:bidi="ar_AE"/>
         </w:rPr>
@@ -22654,6 +25618,22 @@
       </w:r>
       <w:r>
         <w:rPr>
+          <w:lang w:val="ar_AE" w:bidi="ar_AE"/>
+        </w:rPr>
+        <w:t>זֹ֞֠את הָ⁠עִ֤יר הָ⁠עַלִּיזָה֙ הַ⁠יּוֹשֶׁ֣בֶת לָ⁠בֶ֔טַח הָ⁠אֹֽמְרָה֙ בִּ⁠לְבָבָ֔⁠הּ אֲנִ֖י וְ⁠אַפְסִ֣⁠י ע֑וֹד</w:t>
+      </w:r>
+    </w:p>
+    <w:p>
+      <w:pPr>
+        <w:bidi/>
+      </w:pPr>
+      <w:r>
+        <w:rPr>
+          <w:lang w:val="ar_AE" w:bidi="ar_AE"/>
+        </w:rPr>
+      </w:r>
+      <w:r>
+        <w:rPr>
           <w:b/>
           <w:lang w:val="ar_AE" w:bidi="ar_AE"/>
         </w:rPr>
@@ -22786,6 +25766,22 @@
       </w:r>
       <w:r>
         <w:rPr>
+          <w:lang w:val="ar_AE" w:bidi="ar_AE"/>
+        </w:rPr>
+        <w:t>הָ⁠אֹֽמְרָה֙ בִּ⁠לְבָבָ֔⁠הּ אֲנִ֖י וְ⁠אַפְסִ֣⁠י ע֑וֹד</w:t>
+      </w:r>
+    </w:p>
+    <w:p>
+      <w:pPr>
+        <w:bidi/>
+      </w:pPr>
+      <w:r>
+        <w:rPr>
+          <w:lang w:val="ar_AE" w:bidi="ar_AE"/>
+        </w:rPr>
+      </w:r>
+      <w:r>
+        <w:rPr>
           <w:b/>
           <w:lang w:val="ar_AE" w:bidi="ar_AE"/>
         </w:rPr>
@@ -22905,6 +25901,22 @@
       </w:r>
       <w:r>
         <w:rPr>
+          <w:lang w:val="ar_AE" w:bidi="ar_AE"/>
+        </w:rPr>
+        <w:t>הָ⁠אֹֽמְרָה֙ בִּ⁠לְבָבָ֔⁠הּ אֲנִ֖י וְ⁠אַפְסִ֣⁠י ע֑וֹד</w:t>
+      </w:r>
+    </w:p>
+    <w:p>
+      <w:pPr>
+        <w:bidi/>
+      </w:pPr>
+      <w:r>
+        <w:rPr>
+          <w:lang w:val="ar_AE" w:bidi="ar_AE"/>
+        </w:rPr>
+      </w:r>
+      <w:r>
+        <w:rPr>
           <w:b/>
           <w:lang w:val="ar_AE" w:bidi="ar_AE"/>
         </w:rPr>
@@ -23011,6 +26023,22 @@
       </w:r>
       <w:r>
         <w:rPr>
+          <w:lang w:val="ar_AE" w:bidi="ar_AE"/>
+        </w:rPr>
+        <w:t>הָ⁠אֹֽמְרָה֙ בִּ⁠לְבָבָ֔⁠הּ אֲנִ֖י וְ⁠אַפְסִ֣⁠י ע֑וֹד</w:t>
+      </w:r>
+    </w:p>
+    <w:p>
+      <w:pPr>
+        <w:bidi/>
+      </w:pPr>
+      <w:r>
+        <w:rPr>
+          <w:lang w:val="ar_AE" w:bidi="ar_AE"/>
+        </w:rPr>
+      </w:r>
+      <w:r>
+        <w:rPr>
           <w:b/>
           <w:lang w:val="ar_AE" w:bidi="ar_AE"/>
         </w:rPr>
@@ -23117,6 +26145,22 @@
       </w:r>
       <w:r>
         <w:rPr>
+          <w:lang w:val="ar_AE" w:bidi="ar_AE"/>
+        </w:rPr>
+        <w:t>אֵ֣יךְ ׀ הָיְתָ֣ה לְ⁠שַׁמָּ֗ה</w:t>
+      </w:r>
+    </w:p>
+    <w:p>
+      <w:pPr>
+        <w:bidi/>
+      </w:pPr>
+      <w:r>
+        <w:rPr>
+          <w:lang w:val="ar_AE" w:bidi="ar_AE"/>
+        </w:rPr>
+      </w:r>
+      <w:r>
+        <w:rPr>
           <w:b/>
           <w:lang w:val="ar_AE" w:bidi="ar_AE"/>
         </w:rPr>
@@ -23223,6 +26267,22 @@
       </w:r>
       <w:r>
         <w:rPr>
+          <w:lang w:val="ar_AE" w:bidi="ar_AE"/>
+        </w:rPr>
+        <w:t>מַרְבֵּץ֙ לַֽ⁠חַיָּ֔ה</w:t>
+      </w:r>
+    </w:p>
+    <w:p>
+      <w:pPr>
+        <w:bidi/>
+      </w:pPr>
+      <w:r>
+        <w:rPr>
+          <w:lang w:val="ar_AE" w:bidi="ar_AE"/>
+        </w:rPr>
+      </w:r>
+      <w:r>
+        <w:rPr>
           <w:b/>
           <w:lang w:val="ar_AE" w:bidi="ar_AE"/>
         </w:rPr>
@@ -23342,6 +26402,22 @@
       </w:r>
       <w:r>
         <w:rPr>
+          <w:lang w:val="ar_AE" w:bidi="ar_AE"/>
+        </w:rPr>
+        <w:t>כֹּ֚ל עוֹבֵ֣ר עָלֶ֔י⁠הָ יִשְׁרֹ֖ק יָנִ֥יעַ יָדֽ⁠וֹ</w:t>
+      </w:r>
+    </w:p>
+    <w:p>
+      <w:pPr>
+        <w:bidi/>
+      </w:pPr>
+      <w:r>
+        <w:rPr>
+          <w:lang w:val="ar_AE" w:bidi="ar_AE"/>
+        </w:rPr>
+      </w:r>
+      <w:r>
+        <w:rPr>
           <w:b/>
           <w:lang w:val="ar_AE" w:bidi="ar_AE"/>
         </w:rPr>
@@ -23461,6 +26537,22 @@
       </w:r>
       <w:r>
         <w:rPr>
+          <w:lang w:val="ar_AE" w:bidi="ar_AE"/>
+        </w:rPr>
+        <w:t>ה֥וֹי מֹרְאָ֖ה וְ⁠נִגְאָלָ֑ה הָ⁠עִ֖יר הַ⁠יּוֹנָֽה</w:t>
+      </w:r>
+    </w:p>
+    <w:p>
+      <w:pPr>
+        <w:bidi/>
+      </w:pPr>
+      <w:r>
+        <w:rPr>
+          <w:lang w:val="ar_AE" w:bidi="ar_AE"/>
+        </w:rPr>
+      </w:r>
+      <w:r>
+        <w:rPr>
           <w:b/>
           <w:lang w:val="ar_AE" w:bidi="ar_AE"/>
         </w:rPr>
@@ -23580,6 +26672,22 @@
       </w:r>
       <w:r>
         <w:rPr>
+          <w:lang w:val="ar_AE" w:bidi="ar_AE"/>
+        </w:rPr>
+        <w:t>מֹרְאָ֖ה וְ⁠נִגְאָלָ֑ה הָ⁠עִ֖יר הַ⁠יּוֹנָֽה</w:t>
+      </w:r>
+    </w:p>
+    <w:p>
+      <w:pPr>
+        <w:bidi/>
+      </w:pPr>
+      <w:r>
+        <w:rPr>
+          <w:lang w:val="ar_AE" w:bidi="ar_AE"/>
+        </w:rPr>
+      </w:r>
+      <w:r>
+        <w:rPr>
           <w:b/>
           <w:lang w:val="ar_AE" w:bidi="ar_AE"/>
         </w:rPr>
@@ -23738,6 +26846,22 @@
       </w:r>
       <w:r>
         <w:rPr>
+          <w:lang w:val="ar_AE" w:bidi="ar_AE"/>
+        </w:rPr>
+        <w:t>מֹרְאָ֖ה וְ⁠נִגְאָלָ֑ה הָ⁠עִ֖יר הַ⁠יּוֹנָֽה</w:t>
+      </w:r>
+    </w:p>
+    <w:p>
+      <w:pPr>
+        <w:bidi/>
+      </w:pPr>
+      <w:r>
+        <w:rPr>
+          <w:lang w:val="ar_AE" w:bidi="ar_AE"/>
+        </w:rPr>
+      </w:r>
+      <w:r>
+        <w:rPr>
           <w:b/>
           <w:lang w:val="ar_AE" w:bidi="ar_AE"/>
         </w:rPr>
@@ -23857,6 +26981,22 @@
       </w:r>
       <w:r>
         <w:rPr>
+          <w:lang w:val="ar_AE" w:bidi="ar_AE"/>
+        </w:rPr>
+        <w:t>מֹרְאָ֖ה וְ⁠נִגְאָלָ֑ה</w:t>
+      </w:r>
+    </w:p>
+    <w:p>
+      <w:pPr>
+        <w:bidi/>
+      </w:pPr>
+      <w:r>
+        <w:rPr>
+          <w:lang w:val="ar_AE" w:bidi="ar_AE"/>
+        </w:rPr>
+      </w:r>
+      <w:r>
+        <w:rPr>
           <w:b/>
           <w:lang w:val="ar_AE" w:bidi="ar_AE"/>
         </w:rPr>
@@ -23963,6 +27103,22 @@
       </w:r>
       <w:r>
         <w:rPr>
+          <w:lang w:val="ar_AE" w:bidi="ar_AE"/>
+        </w:rPr>
+        <w:t>לֹ֤א שָֽׁמְעָה֙ בְּ⁠ק֔וֹל</w:t>
+      </w:r>
+    </w:p>
+    <w:p>
+      <w:pPr>
+        <w:bidi/>
+      </w:pPr>
+      <w:r>
+        <w:rPr>
+          <w:lang w:val="ar_AE" w:bidi="ar_AE"/>
+        </w:rPr>
+      </w:r>
+      <w:r>
+        <w:rPr>
           <w:b/>
           <w:lang w:val="ar_AE" w:bidi="ar_AE"/>
         </w:rPr>
@@ -24082,6 +27238,22 @@
       </w:r>
       <w:r>
         <w:rPr>
+          <w:lang w:val="ar_AE" w:bidi="ar_AE"/>
+        </w:rPr>
+        <w:t>לֹ֤א שָֽׁמְעָה֙ בְּ⁠ק֔וֹל</w:t>
+      </w:r>
+    </w:p>
+    <w:p>
+      <w:pPr>
+        <w:bidi/>
+      </w:pPr>
+      <w:r>
+        <w:rPr>
+          <w:lang w:val="ar_AE" w:bidi="ar_AE"/>
+        </w:rPr>
+      </w:r>
+      <w:r>
+        <w:rPr>
           <w:b/>
           <w:lang w:val="ar_AE" w:bidi="ar_AE"/>
         </w:rPr>
@@ -24201,6 +27373,22 @@
       </w:r>
       <w:r>
         <w:rPr>
+          <w:lang w:val="ar_AE" w:bidi="ar_AE"/>
+        </w:rPr>
+        <w:t>אֶל־אֱלֹהֶ֖י⁠הָ לֹ֥א קָרֵֽבָה</w:t>
+      </w:r>
+    </w:p>
+    <w:p>
+      <w:pPr>
+        <w:bidi/>
+      </w:pPr>
+      <w:r>
+        <w:rPr>
+          <w:lang w:val="ar_AE" w:bidi="ar_AE"/>
+        </w:rPr>
+      </w:r>
+      <w:r>
+        <w:rPr>
           <w:b/>
           <w:lang w:val="ar_AE" w:bidi="ar_AE"/>
         </w:rPr>
@@ -24333,6 +27521,22 @@
       </w:r>
       <w:r>
         <w:rPr>
+          <w:lang w:val="ar_AE" w:bidi="ar_AE"/>
+        </w:rPr>
+        <w:t>שָׂרֶ֣י⁠הָ</w:t>
+      </w:r>
+    </w:p>
+    <w:p>
+      <w:pPr>
+        <w:bidi/>
+      </w:pPr>
+      <w:r>
+        <w:rPr>
+          <w:lang w:val="ar_AE" w:bidi="ar_AE"/>
+        </w:rPr>
+      </w:r>
+      <w:r>
+        <w:rPr>
           <w:b/>
           <w:lang w:val="ar_AE" w:bidi="ar_AE"/>
         </w:rPr>
@@ -24380,7 +27584,7 @@
         </w:rPr>
         <w:t xml:space="preserve">" في </w:t>
       </w:r>
-      <w:hyperlink r:id="rId18">
+      <w:hyperlink r:id="rId20">
         <w:r>
           <w:rPr>
             <w:lang w:val="ar_AE" w:bidi="ar_AE"/>
@@ -24469,6 +27673,22 @@
       </w:r>
       <w:r>
         <w:rPr>
+          <w:lang w:val="ar_AE" w:bidi="ar_AE"/>
+        </w:rPr>
+        <w:t>בְ⁠קִרְבָּ֔⁠הּ אֲרָי֖וֹת שֹֽׁאֲגִ֑ים</w:t>
+      </w:r>
+    </w:p>
+    <w:p>
+      <w:pPr>
+        <w:bidi/>
+      </w:pPr>
+      <w:r>
+        <w:rPr>
+          <w:lang w:val="ar_AE" w:bidi="ar_AE"/>
+        </w:rPr>
+      </w:r>
+      <w:r>
+        <w:rPr>
           <w:b/>
           <w:lang w:val="ar_AE" w:bidi="ar_AE"/>
         </w:rPr>
@@ -24601,6 +27821,22 @@
       </w:r>
       <w:r>
         <w:rPr>
+          <w:lang w:val="ar_AE" w:bidi="ar_AE"/>
+        </w:rPr>
+        <w:t>זְאֵ֣בֵי עֶ֔רֶב</w:t>
+      </w:r>
+    </w:p>
+    <w:p>
+      <w:pPr>
+        <w:bidi/>
+      </w:pPr>
+      <w:r>
+        <w:rPr>
+          <w:lang w:val="ar_AE" w:bidi="ar_AE"/>
+        </w:rPr>
+      </w:r>
+      <w:r>
+        <w:rPr>
           <w:b/>
           <w:lang w:val="ar_AE" w:bidi="ar_AE"/>
         </w:rPr>
@@ -24746,6 +27982,22 @@
       </w:r>
       <w:r>
         <w:rPr>
+          <w:lang w:val="ar_AE" w:bidi="ar_AE"/>
+        </w:rPr>
+        <w:t>לֹ֥א גָרְמ֖וּ לַ⁠בֹּֽקֶר</w:t>
+      </w:r>
+    </w:p>
+    <w:p>
+      <w:pPr>
+        <w:bidi/>
+      </w:pPr>
+      <w:r>
+        <w:rPr>
+          <w:lang w:val="ar_AE" w:bidi="ar_AE"/>
+        </w:rPr>
+      </w:r>
+      <w:r>
+        <w:rPr>
           <w:b/>
           <w:lang w:val="ar_AE" w:bidi="ar_AE"/>
         </w:rPr>
@@ -24878,6 +28130,22 @@
       </w:r>
       <w:r>
         <w:rPr>
+          <w:lang w:val="ar_AE" w:bidi="ar_AE"/>
+        </w:rPr>
+        <w:t>פֹּֽחֲזִ֔ים</w:t>
+      </w:r>
+    </w:p>
+    <w:p>
+      <w:pPr>
+        <w:bidi/>
+      </w:pPr>
+      <w:r>
+        <w:rPr>
+          <w:lang w:val="ar_AE" w:bidi="ar_AE"/>
+        </w:rPr>
+      </w:r>
+      <w:r>
+        <w:rPr>
           <w:b/>
           <w:lang w:val="ar_AE" w:bidi="ar_AE"/>
         </w:rPr>
@@ -25010,6 +28278,22 @@
       </w:r>
       <w:r>
         <w:rPr>
+          <w:lang w:val="ar_AE" w:bidi="ar_AE"/>
+        </w:rPr>
+        <w:t>אַנְשֵׁ֖י בֹּֽגְד֑וֹת</w:t>
+      </w:r>
+    </w:p>
+    <w:p>
+      <w:pPr>
+        <w:bidi/>
+      </w:pPr>
+      <w:r>
+        <w:rPr>
+          <w:lang w:val="ar_AE" w:bidi="ar_AE"/>
+        </w:rPr>
+      </w:r>
+      <w:r>
+        <w:rPr>
           <w:b/>
           <w:lang w:val="ar_AE" w:bidi="ar_AE"/>
         </w:rPr>
@@ -25142,6 +28426,22 @@
       </w:r>
       <w:r>
         <w:rPr>
+          <w:lang w:val="ar_AE" w:bidi="ar_AE"/>
+        </w:rPr>
+        <w:t>אַנְשֵׁ֖י בֹּֽגְד֑וֹת</w:t>
+      </w:r>
+    </w:p>
+    <w:p>
+      <w:pPr>
+        <w:bidi/>
+      </w:pPr>
+      <w:r>
+        <w:rPr>
+          <w:lang w:val="ar_AE" w:bidi="ar_AE"/>
+        </w:rPr>
+      </w:r>
+      <w:r>
+        <w:rPr>
           <w:b/>
           <w:lang w:val="ar_AE" w:bidi="ar_AE"/>
         </w:rPr>
@@ -25274,6 +28574,22 @@
       </w:r>
       <w:r>
         <w:rPr>
+          <w:lang w:val="ar_AE" w:bidi="ar_AE"/>
+        </w:rPr>
+        <w:t>חִלְּלוּ־קֹ֔דֶשׁ</w:t>
+      </w:r>
+    </w:p>
+    <w:p>
+      <w:pPr>
+        <w:bidi/>
+      </w:pPr>
+      <w:r>
+        <w:rPr>
+          <w:lang w:val="ar_AE" w:bidi="ar_AE"/>
+        </w:rPr>
+      </w:r>
+      <w:r>
+        <w:rPr>
           <w:b/>
           <w:lang w:val="ar_AE" w:bidi="ar_AE"/>
         </w:rPr>
@@ -25406,6 +28722,22 @@
       </w:r>
       <w:r>
         <w:rPr>
+          <w:lang w:val="ar_AE" w:bidi="ar_AE"/>
+        </w:rPr>
+        <w:t>לֹ֥א יַעֲשֶׂ֖ה עַוְלָ֑ה</w:t>
+      </w:r>
+    </w:p>
+    <w:p>
+      <w:pPr>
+        <w:bidi/>
+      </w:pPr>
+      <w:r>
+        <w:rPr>
+          <w:lang w:val="ar_AE" w:bidi="ar_AE"/>
+        </w:rPr>
+      </w:r>
+      <w:r>
+        <w:rPr>
           <w:b/>
           <w:lang w:val="ar_AE" w:bidi="ar_AE"/>
         </w:rPr>
@@ -25538,6 +28870,22 @@
       </w:r>
       <w:r>
         <w:rPr>
+          <w:lang w:val="ar_AE" w:bidi="ar_AE"/>
+        </w:rPr>
+        <w:t>בַּ⁠בֹּ֨קֶר בַּ⁠בֹּ֜קֶר מִשְׁפָּט֨⁠וֹ יִתֵּ֤ן לָ⁠אוֹר֙ לֹ֣א נֶעְדָּ֔ר</w:t>
+      </w:r>
+    </w:p>
+    <w:p>
+      <w:pPr>
+        <w:bidi/>
+      </w:pPr>
+      <w:r>
+        <w:rPr>
+          <w:lang w:val="ar_AE" w:bidi="ar_AE"/>
+        </w:rPr>
+      </w:r>
+      <w:r>
+        <w:rPr>
           <w:b/>
           <w:lang w:val="ar_AE" w:bidi="ar_AE"/>
         </w:rPr>
@@ -25683,6 +29031,22 @@
       </w:r>
       <w:r>
         <w:rPr>
+          <w:lang w:val="ar_AE" w:bidi="ar_AE"/>
+        </w:rPr>
+        <w:t>בַּ⁠בֹּ֨קֶר בַּ⁠בֹּ֜קֶר</w:t>
+      </w:r>
+    </w:p>
+    <w:p>
+      <w:pPr>
+        <w:bidi/>
+      </w:pPr>
+      <w:r>
+        <w:rPr>
+          <w:lang w:val="ar_AE" w:bidi="ar_AE"/>
+        </w:rPr>
+      </w:r>
+      <w:r>
+        <w:rPr>
           <w:b/>
           <w:lang w:val="ar_AE" w:bidi="ar_AE"/>
         </w:rPr>
@@ -25802,6 +29166,22 @@
       </w:r>
       <w:r>
         <w:rPr>
+          <w:lang w:val="ar_AE" w:bidi="ar_AE"/>
+        </w:rPr>
+        <w:t>בַּ⁠בֹּ֨קֶר בַּ⁠בֹּ֜קֶר</w:t>
+      </w:r>
+    </w:p>
+    <w:p>
+      <w:pPr>
+        <w:bidi/>
+      </w:pPr>
+      <w:r>
+        <w:rPr>
+          <w:lang w:val="ar_AE" w:bidi="ar_AE"/>
+        </w:rPr>
+      </w:r>
+      <w:r>
+        <w:rPr>
           <w:b/>
           <w:lang w:val="ar_AE" w:bidi="ar_AE"/>
         </w:rPr>
@@ -25921,6 +29301,22 @@
       </w:r>
       <w:r>
         <w:rPr>
+          <w:lang w:val="ar_AE" w:bidi="ar_AE"/>
+        </w:rPr>
+        <w:t>מִשְׁפָּט֨⁠וֹ יִתֵּ֤ן</w:t>
+      </w:r>
+    </w:p>
+    <w:p>
+      <w:pPr>
+        <w:bidi/>
+      </w:pPr>
+      <w:r>
+        <w:rPr>
+          <w:lang w:val="ar_AE" w:bidi="ar_AE"/>
+        </w:rPr>
+      </w:r>
+      <w:r>
+        <w:rPr>
           <w:b/>
           <w:lang w:val="ar_AE" w:bidi="ar_AE"/>
         </w:rPr>
@@ -26040,6 +29436,22 @@
       </w:r>
       <w:r>
         <w:rPr>
+          <w:lang w:val="ar_AE" w:bidi="ar_AE"/>
+        </w:rPr>
+        <w:t>לֹ֣א נֶעְדָּ֔ר</w:t>
+      </w:r>
+    </w:p>
+    <w:p>
+      <w:pPr>
+        <w:bidi/>
+      </w:pPr>
+      <w:r>
+        <w:rPr>
+          <w:lang w:val="ar_AE" w:bidi="ar_AE"/>
+        </w:rPr>
+      </w:r>
+      <w:r>
+        <w:rPr>
           <w:b/>
           <w:lang w:val="ar_AE" w:bidi="ar_AE"/>
         </w:rPr>
@@ -26132,6 +29544,22 @@
       </w:r>
       <w:r>
         <w:rPr>
+          <w:lang w:val="ar_AE" w:bidi="ar_AE"/>
+        </w:rPr>
+        <w:t>לֹ֣א נֶעְדָּ֔ר</w:t>
+      </w:r>
+    </w:p>
+    <w:p>
+      <w:pPr>
+        <w:bidi/>
+      </w:pPr>
+      <w:r>
+        <w:rPr>
+          <w:lang w:val="ar_AE" w:bidi="ar_AE"/>
+        </w:rPr>
+      </w:r>
+      <w:r>
+        <w:rPr>
           <w:b/>
           <w:lang w:val="ar_AE" w:bidi="ar_AE"/>
         </w:rPr>
@@ -26264,6 +29692,22 @@
       </w:r>
       <w:r>
         <w:rPr>
+          <w:lang w:val="ar_AE" w:bidi="ar_AE"/>
+        </w:rPr>
+        <w:t>וְ⁠לֹֽא־יוֹדֵ֥עַ עַוָּ֖ל בֹּֽשֶׁת</w:t>
+      </w:r>
+    </w:p>
+    <w:p>
+      <w:pPr>
+        <w:bidi/>
+      </w:pPr>
+      <w:r>
+        <w:rPr>
+          <w:lang w:val="ar_AE" w:bidi="ar_AE"/>
+        </w:rPr>
+      </w:r>
+      <w:r>
+        <w:rPr>
           <w:b/>
           <w:lang w:val="ar_AE" w:bidi="ar_AE"/>
         </w:rPr>
@@ -26383,6 +29827,22 @@
       </w:r>
       <w:r>
         <w:rPr>
+          <w:lang w:val="ar_AE" w:bidi="ar_AE"/>
+        </w:rPr>
+        <w:t>וְ⁠לֹֽא־יוֹדֵ֥עַ עַוָּ֖ל בֹּֽשֶׁת</w:t>
+      </w:r>
+    </w:p>
+    <w:p>
+      <w:pPr>
+        <w:bidi/>
+      </w:pPr>
+      <w:r>
+        <w:rPr>
+          <w:lang w:val="ar_AE" w:bidi="ar_AE"/>
+        </w:rPr>
+      </w:r>
+      <w:r>
+        <w:rPr>
           <w:b/>
           <w:lang w:val="ar_AE" w:bidi="ar_AE"/>
         </w:rPr>
@@ -26502,6 +29962,22 @@
       </w:r>
       <w:r>
         <w:rPr>
+          <w:lang w:val="ar_AE" w:bidi="ar_AE"/>
+        </w:rPr>
+        <w:t>הִכְרַ֣תִּי גוֹיִ֗ם נָשַׁ֨מּוּ֙ פִּנּוֹתָ֔⁠ם הֶחֱרַ֥בְתִּי חֽוּצוֹתָ֖⁠ם</w:t>
+      </w:r>
+    </w:p>
+    <w:p>
+      <w:pPr>
+        <w:bidi/>
+      </w:pPr>
+      <w:r>
+        <w:rPr>
+          <w:lang w:val="ar_AE" w:bidi="ar_AE"/>
+        </w:rPr>
+      </w:r>
+      <w:r>
+        <w:rPr>
           <w:b/>
           <w:lang w:val="ar_AE" w:bidi="ar_AE"/>
         </w:rPr>
@@ -26608,6 +30084,22 @@
       </w:r>
       <w:r>
         <w:rPr>
+          <w:lang w:val="ar_AE" w:bidi="ar_AE"/>
+        </w:rPr>
+        <w:t>הִכְרַ֣תִּי גוֹיִ֗ם נָשַׁ֨מּוּ֙ פִּנּוֹתָ֔⁠ם הֶחֱרַ֥בְתִּי חֽוּצוֹתָ֖⁠ם</w:t>
+      </w:r>
+    </w:p>
+    <w:p>
+      <w:pPr>
+        <w:bidi/>
+      </w:pPr>
+      <w:r>
+        <w:rPr>
+          <w:lang w:val="ar_AE" w:bidi="ar_AE"/>
+        </w:rPr>
+      </w:r>
+      <w:r>
+        <w:rPr>
           <w:b/>
           <w:lang w:val="ar_AE" w:bidi="ar_AE"/>
         </w:rPr>
@@ -26714,6 +30206,22 @@
       </w:r>
       <w:r>
         <w:rPr>
+          <w:lang w:val="ar_AE" w:bidi="ar_AE"/>
+        </w:rPr>
+        <w:t>הִכְרַ֣תִּי</w:t>
+      </w:r>
+    </w:p>
+    <w:p>
+      <w:pPr>
+        <w:bidi/>
+      </w:pPr>
+      <w:r>
+        <w:rPr>
+          <w:lang w:val="ar_AE" w:bidi="ar_AE"/>
+        </w:rPr>
+      </w:r>
+      <w:r>
+        <w:rPr>
           <w:b/>
           <w:lang w:val="ar_AE" w:bidi="ar_AE"/>
         </w:rPr>
@@ -26761,7 +30269,7 @@
         </w:rPr>
         <w:t xml:space="preserve">" في </w:t>
       </w:r>
-      <w:hyperlink r:id="rId26">
+      <w:hyperlink r:id="rId28">
         <w:r>
           <w:rPr>
             <w:lang w:val="ar_AE" w:bidi="ar_AE"/>
@@ -26850,6 +30358,22 @@
       </w:r>
       <w:r>
         <w:rPr>
+          <w:lang w:val="ar_AE" w:bidi="ar_AE"/>
+        </w:rPr>
+        <w:t>נָשַׁ֨מּוּ֙ פִּנּוֹתָ֔⁠ם</w:t>
+      </w:r>
+    </w:p>
+    <w:p>
+      <w:pPr>
+        <w:bidi/>
+      </w:pPr>
+      <w:r>
+        <w:rPr>
+          <w:lang w:val="ar_AE" w:bidi="ar_AE"/>
+        </w:rPr>
+      </w:r>
+      <w:r>
+        <w:rPr>
           <w:b/>
           <w:lang w:val="ar_AE" w:bidi="ar_AE"/>
         </w:rPr>
@@ -26942,6 +30466,22 @@
       </w:r>
       <w:r>
         <w:rPr>
+          <w:lang w:val="ar_AE" w:bidi="ar_AE"/>
+        </w:rPr>
+        <w:t>פִּנּוֹתָ֔⁠ם</w:t>
+      </w:r>
+    </w:p>
+    <w:p>
+      <w:pPr>
+        <w:bidi/>
+      </w:pPr>
+      <w:r>
+        <w:rPr>
+          <w:lang w:val="ar_AE" w:bidi="ar_AE"/>
+        </w:rPr>
+      </w:r>
+      <w:r>
+        <w:rPr>
           <w:b/>
           <w:lang w:val="ar_AE" w:bidi="ar_AE"/>
         </w:rPr>
@@ -26990,7 +30530,7 @@
         </w:rPr>
         <w:t xml:space="preserve">في </w:t>
       </w:r>
-      <w:hyperlink r:id="rId27">
+      <w:hyperlink r:id="rId29">
         <w:r>
           <w:rPr>
             <w:lang w:val="ar_AE" w:bidi="ar_AE"/>
@@ -27079,6 +30619,22 @@
       </w:r>
       <w:r>
         <w:rPr>
+          <w:lang w:val="ar_AE" w:bidi="ar_AE"/>
+        </w:rPr>
+        <w:t>נִצְדּ֧וּ עָרֵי⁠הֶ֛ם</w:t>
+      </w:r>
+    </w:p>
+    <w:p>
+      <w:pPr>
+        <w:bidi/>
+      </w:pPr>
+      <w:r>
+        <w:rPr>
+          <w:lang w:val="ar_AE" w:bidi="ar_AE"/>
+        </w:rPr>
+      </w:r>
+      <w:r>
+        <w:rPr>
           <w:b/>
           <w:lang w:val="ar_AE" w:bidi="ar_AE"/>
         </w:rPr>
@@ -27185,6 +30741,22 @@
       </w:r>
       <w:r>
         <w:rPr>
+          <w:lang w:val="ar_AE" w:bidi="ar_AE"/>
+        </w:rPr>
+        <w:t>מִ⁠בְּלִי־אִ֖ישׁ מֵ⁠אֵ֥ין יוֹשֵֽׁב</w:t>
+      </w:r>
+    </w:p>
+    <w:p>
+      <w:pPr>
+        <w:bidi/>
+      </w:pPr>
+      <w:r>
+        <w:rPr>
+          <w:lang w:val="ar_AE" w:bidi="ar_AE"/>
+        </w:rPr>
+      </w:r>
+      <w:r>
+        <w:rPr>
           <w:b/>
           <w:lang w:val="ar_AE" w:bidi="ar_AE"/>
         </w:rPr>
@@ -27291,6 +30863,22 @@
       </w:r>
       <w:r>
         <w:rPr>
+          <w:lang w:val="ar_AE" w:bidi="ar_AE"/>
+        </w:rPr>
+        <w:t>אָמַ֜רְתִּי אַךְ־תִּירְאִ֤י אוֹתִ⁠י֙ תִּקְחִ֣י מוּסָ֔ר וְ⁠לֹֽא־יִכָּרֵ֣ת מְעוֹנָ֔⁠הּ כֹּ֥ל אֲשֶׁר־פָּקַ֖דְתִּי עָלֶ֑י⁠הָ</w:t>
+      </w:r>
+    </w:p>
+    <w:p>
+      <w:pPr>
+        <w:bidi/>
+      </w:pPr>
+      <w:r>
+        <w:rPr>
+          <w:lang w:val="ar_AE" w:bidi="ar_AE"/>
+        </w:rPr>
+      </w:r>
+      <w:r>
+        <w:rPr>
           <w:b/>
           <w:lang w:val="ar_AE" w:bidi="ar_AE"/>
         </w:rPr>
@@ -27397,6 +30985,22 @@
       </w:r>
       <w:r>
         <w:rPr>
+          <w:lang w:val="ar_AE" w:bidi="ar_AE"/>
+        </w:rPr>
+        <w:t>אָמַ֜רְתִּי אַךְ־תִּירְאִ֤י אוֹתִ⁠י֙ תִּקְחִ֣י מוּסָ֔ר וְ⁠לֹֽא־יִכָּרֵ֣ת מְעוֹנָ֔⁠הּ כֹּ֥ל אֲשֶׁר־פָּקַ֖דְתִּי עָלֶ֑י⁠הָ</w:t>
+      </w:r>
+    </w:p>
+    <w:p>
+      <w:pPr>
+        <w:bidi/>
+      </w:pPr>
+      <w:r>
+        <w:rPr>
+          <w:lang w:val="ar_AE" w:bidi="ar_AE"/>
+        </w:rPr>
+      </w:r>
+      <w:r>
+        <w:rPr>
           <w:b/>
           <w:lang w:val="ar_AE" w:bidi="ar_AE"/>
         </w:rPr>
@@ -27503,6 +31107,22 @@
       </w:r>
       <w:r>
         <w:rPr>
+          <w:lang w:val="ar_AE" w:bidi="ar_AE"/>
+        </w:rPr>
+        <w:t>אָמַ֜רְתִּי אַךְ־תִּירְאִ֤י אוֹתִ⁠י֙ תִּקְחִ֣י מוּסָ֔ר וְ⁠לֹֽא־יִכָּרֵ֣ת מְעוֹנָ֔⁠הּ כֹּ֥ל אֲשֶׁר־פָּקַ֖דְתִּי עָלֶ֑י⁠הָ</w:t>
+      </w:r>
+    </w:p>
+    <w:p>
+      <w:pPr>
+        <w:bidi/>
+      </w:pPr>
+      <w:r>
+        <w:rPr>
+          <w:lang w:val="ar_AE" w:bidi="ar_AE"/>
+        </w:rPr>
+      </w:r>
+      <w:r>
+        <w:rPr>
           <w:b/>
           <w:lang w:val="ar_AE" w:bidi="ar_AE"/>
         </w:rPr>
@@ -27564,7 +31184,7 @@
         </w:rPr>
         <w:t xml:space="preserve">. لكنه في الواقع، يتكلم إلى شعب أورشليم. يمكنك توضيح المعنى بأسلوب صريح، إذا كان ذلك مفيدًا في لغتك. انظر ما فعلته في </w:t>
       </w:r>
-      <w:hyperlink r:id="rId28">
+      <w:hyperlink r:id="rId30">
         <w:r>
           <w:rPr>
             <w:lang w:val="ar_AE" w:bidi="ar_AE"/>
@@ -27653,6 +31273,22 @@
       </w:r>
       <w:r>
         <w:rPr>
+          <w:lang w:val="ar_AE" w:bidi="ar_AE"/>
+        </w:rPr>
+        <w:t>כֹּ֥ל אֲשֶׁר־פָּקַ֖דְתִּי עָלֶ֑י⁠הָ</w:t>
+      </w:r>
+    </w:p>
+    <w:p>
+      <w:pPr>
+        <w:bidi/>
+      </w:pPr>
+      <w:r>
+        <w:rPr>
+          <w:lang w:val="ar_AE" w:bidi="ar_AE"/>
+        </w:rPr>
+      </w:r>
+      <w:r>
+        <w:rPr>
           <w:b/>
           <w:lang w:val="ar_AE" w:bidi="ar_AE"/>
         </w:rPr>
@@ -27700,7 +31336,7 @@
         </w:rPr>
         <w:t xml:space="preserve">" في </w:t>
       </w:r>
-      <w:hyperlink r:id="rId18">
+      <w:hyperlink r:id="rId20">
         <w:r>
           <w:rPr>
             <w:lang w:val="ar_AE" w:bidi="ar_AE"/>
@@ -27789,6 +31425,22 @@
       </w:r>
       <w:r>
         <w:rPr>
+          <w:lang w:val="ar_AE" w:bidi="ar_AE"/>
+        </w:rPr>
+        <w:t>הִשְׁכִּ֣ימוּ הִשְׁחִ֔יתוּ כֹּ֖ל עֲלִילוֹתָֽ⁠ם</w:t>
+      </w:r>
+    </w:p>
+    <w:p>
+      <w:pPr>
+        <w:bidi/>
+      </w:pPr>
+      <w:r>
+        <w:rPr>
+          <w:lang w:val="ar_AE" w:bidi="ar_AE"/>
+        </w:rPr>
+      </w:r>
+      <w:r>
+        <w:rPr>
           <w:b/>
           <w:lang w:val="ar_AE" w:bidi="ar_AE"/>
         </w:rPr>
@@ -27908,6 +31560,22 @@
       </w:r>
       <w:r>
         <w:rPr>
+          <w:lang w:val="ar_AE" w:bidi="ar_AE"/>
+        </w:rPr>
+        <w:t>הִשְׁכִּ֣ימוּ הִשְׁחִ֔יתוּ כֹּ֖ל עֲלִילוֹתָֽ⁠ם</w:t>
+      </w:r>
+    </w:p>
+    <w:p>
+      <w:pPr>
+        <w:bidi/>
+      </w:pPr>
+      <w:r>
+        <w:rPr>
+          <w:lang w:val="ar_AE" w:bidi="ar_AE"/>
+        </w:rPr>
+      </w:r>
+      <w:r>
+        <w:rPr>
           <w:b/>
           <w:lang w:val="ar_AE" w:bidi="ar_AE"/>
         </w:rPr>
@@ -28061,7 +31729,7 @@
         </w:rPr>
         <w:t xml:space="preserve">" في </w:t>
       </w:r>
-      <w:hyperlink r:id="rId21">
+      <w:hyperlink r:id="rId23">
         <w:r>
           <w:rPr>
             <w:lang w:val="ar_AE" w:bidi="ar_AE"/>
@@ -28079,7 +31747,7 @@
         </w:rPr>
         <w:t xml:space="preserve">، </w:t>
       </w:r>
-      <w:hyperlink r:id="rId26">
+      <w:hyperlink r:id="rId28">
         <w:r>
           <w:rPr>
             <w:lang w:val="ar_AE" w:bidi="ar_AE"/>
@@ -28097,7 +31765,7 @@
         </w:rPr>
         <w:t xml:space="preserve">، </w:t>
       </w:r>
-      <w:hyperlink r:id="rId29">
+      <w:hyperlink r:id="rId31">
         <w:r>
           <w:rPr>
             <w:lang w:val="ar_AE" w:bidi="ar_AE"/>
@@ -28115,7 +31783,7 @@
         </w:rPr>
         <w:t>، و</w:t>
       </w:r>
-      <w:hyperlink r:id="rId22">
+      <w:hyperlink r:id="rId24">
         <w:r>
           <w:rPr>
             <w:lang w:val="ar_AE" w:bidi="ar_AE"/>
@@ -28216,6 +31884,22 @@
       </w:r>
       <w:r>
         <w:rPr>
+          <w:lang w:val="ar_AE" w:bidi="ar_AE"/>
+        </w:rPr>
+        <w:t>לָ⁠כֵ֤ן חַכּוּ־לִ⁠י֙ נְאֻם־יְהוָ֔ה לְ⁠י֖וֹם קוּמִ֣⁠י לְ⁠עַ֑ד</w:t>
+      </w:r>
+    </w:p>
+    <w:p>
+      <w:pPr>
+        <w:bidi/>
+      </w:pPr>
+      <w:r>
+        <w:rPr>
+          <w:lang w:val="ar_AE" w:bidi="ar_AE"/>
+        </w:rPr>
+      </w:r>
+      <w:r>
+        <w:rPr>
           <w:b/>
           <w:lang w:val="ar_AE" w:bidi="ar_AE"/>
         </w:rPr>
@@ -28289,7 +31973,7 @@
         </w:rPr>
         <w:t xml:space="preserve">" الذين يذكرهم صفنيا في </w:t>
       </w:r>
-      <w:hyperlink r:id="rId30">
+      <w:hyperlink r:id="rId32">
         <w:r>
           <w:rPr>
             <w:lang w:val="ar_AE" w:bidi="ar_AE"/>
@@ -28391,6 +32075,22 @@
       </w:r>
       <w:r>
         <w:rPr>
+          <w:lang w:val="ar_AE" w:bidi="ar_AE"/>
+        </w:rPr>
+        <w:t>לְ⁠י֖וֹם קוּמִ֣⁠י</w:t>
+      </w:r>
+    </w:p>
+    <w:p>
+      <w:pPr>
+        <w:bidi/>
+      </w:pPr>
+      <w:r>
+        <w:rPr>
+          <w:lang w:val="ar_AE" w:bidi="ar_AE"/>
+        </w:rPr>
+      </w:r>
+      <w:r>
+        <w:rPr>
           <w:b/>
           <w:lang w:val="ar_AE" w:bidi="ar_AE"/>
         </w:rPr>
@@ -28510,6 +32210,22 @@
       </w:r>
       <w:r>
         <w:rPr>
+          <w:lang w:val="ar_AE" w:bidi="ar_AE"/>
+        </w:rPr>
+        <w:t>לְ⁠עַ֑ד</w:t>
+      </w:r>
+    </w:p>
+    <w:p>
+      <w:pPr>
+        <w:bidi/>
+      </w:pPr>
+      <w:r>
+        <w:rPr>
+          <w:lang w:val="ar_AE" w:bidi="ar_AE"/>
+        </w:rPr>
+      </w:r>
+      <w:r>
+        <w:rPr>
           <w:b/>
           <w:lang w:val="ar_AE" w:bidi="ar_AE"/>
         </w:rPr>
@@ -28584,7 +32300,7 @@
         </w:rPr>
         <w:t xml:space="preserve">( السلب) التي سينقض عليها. (قد يكون هذا تلميحًا إلى وصف "رؤساء" أورشليم بأنهم "أسود" و"قضاتها" بأنهم "ذئاب" في </w:t>
       </w:r>
-      <w:hyperlink r:id="rId31">
+      <w:hyperlink r:id="rId33">
         <w:r>
           <w:rPr>
             <w:lang w:val="ar_AE" w:bidi="ar_AE"/>
@@ -28673,6 +32389,22 @@
       </w:r>
       <w:r>
         <w:rPr>
+          <w:lang w:val="ar_AE" w:bidi="ar_AE"/>
+        </w:rPr>
+        <w:t>לְ⁠עַ֑ד</w:t>
+      </w:r>
+    </w:p>
+    <w:p>
+      <w:pPr>
+        <w:bidi/>
+      </w:pPr>
+      <w:r>
+        <w:rPr>
+          <w:lang w:val="ar_AE" w:bidi="ar_AE"/>
+        </w:rPr>
+      </w:r>
+      <w:r>
+        <w:rPr>
           <w:b/>
           <w:lang w:val="ar_AE" w:bidi="ar_AE"/>
         </w:rPr>
@@ -28805,6 +32537,22 @@
       </w:r>
       <w:r>
         <w:rPr>
+          <w:lang w:val="ar_AE" w:bidi="ar_AE"/>
+        </w:rPr>
+        <w:t>לִ⁠שְׁפֹּ֨ךְ עֲלֵי⁠הֶ֤ם זַעְמִ⁠י֙</w:t>
+      </w:r>
+    </w:p>
+    <w:p>
+      <w:pPr>
+        <w:bidi/>
+      </w:pPr>
+      <w:r>
+        <w:rPr>
+          <w:lang w:val="ar_AE" w:bidi="ar_AE"/>
+        </w:rPr>
+      </w:r>
+      <w:r>
+        <w:rPr>
           <w:b/>
           <w:lang w:val="ar_AE" w:bidi="ar_AE"/>
         </w:rPr>
@@ -28937,6 +32685,22 @@
       </w:r>
       <w:r>
         <w:rPr>
+          <w:lang w:val="ar_AE" w:bidi="ar_AE"/>
+        </w:rPr>
+        <w:t>כֹּ֚ל חֲר֣וֹן אַפִּ֔⁠י</w:t>
+      </w:r>
+    </w:p>
+    <w:p>
+      <w:pPr>
+        <w:bidi/>
+      </w:pPr>
+      <w:r>
+        <w:rPr>
+          <w:lang w:val="ar_AE" w:bidi="ar_AE"/>
+        </w:rPr>
+      </w:r>
+      <w:r>
+        <w:rPr>
           <w:b/>
           <w:lang w:val="ar_AE" w:bidi="ar_AE"/>
         </w:rPr>
@@ -28998,7 +32762,7 @@
         </w:rPr>
         <w:t xml:space="preserve"> الرب. انظر كيف قُمت بترجمة التعبير المشابه له في </w:t>
       </w:r>
-      <w:hyperlink r:id="rId32">
+      <w:hyperlink r:id="rId34">
         <w:r>
           <w:rPr>
             <w:lang w:val="ar_AE" w:bidi="ar_AE"/>
@@ -29087,6 +32851,22 @@
       </w:r>
       <w:r>
         <w:rPr>
+          <w:lang w:val="ar_AE" w:bidi="ar_AE"/>
+        </w:rPr>
+        <w:t>בְּ⁠אֵ֣שׁ קִנְאָתִ֔⁠י תֵּאָכֵ֖ל כָּל־הָ⁠אָֽרֶץ</w:t>
+      </w:r>
+    </w:p>
+    <w:p>
+      <w:pPr>
+        <w:bidi/>
+      </w:pPr>
+      <w:r>
+        <w:rPr>
+          <w:lang w:val="ar_AE" w:bidi="ar_AE"/>
+        </w:rPr>
+      </w:r>
+      <w:r>
+        <w:rPr>
           <w:b/>
           <w:lang w:val="ar_AE" w:bidi="ar_AE"/>
         </w:rPr>
@@ -29122,7 +32902,7 @@
         </w:rPr>
         <w:t xml:space="preserve">انظر كيف قُمت بترجمة التعبير المشابه له في </w:t>
       </w:r>
-      <w:hyperlink r:id="rId17">
+      <w:hyperlink r:id="rId19">
         <w:r>
           <w:rPr>
             <w:lang w:val="ar_AE" w:bidi="ar_AE"/>
@@ -29211,6 +32991,22 @@
       </w:r>
       <w:r>
         <w:rPr>
+          <w:lang w:val="ar_AE" w:bidi="ar_AE"/>
+        </w:rPr>
+        <w:t>כִּֽי &amp; אֶהְפֹּ֥ךְ אֶל־עַמִּ֖ים שָׂפָ֣ה בְרוּרָ֑ה לִ⁠קְרֹ֤א כֻלָּ⁠ם֙ בְּ⁠שֵׁ֣ם יְהוָ֔ה</w:t>
+      </w:r>
+    </w:p>
+    <w:p>
+      <w:pPr>
+        <w:bidi/>
+      </w:pPr>
+      <w:r>
+        <w:rPr>
+          <w:lang w:val="ar_AE" w:bidi="ar_AE"/>
+        </w:rPr>
+      </w:r>
+      <w:r>
+        <w:rPr>
           <w:b/>
           <w:lang w:val="ar_AE" w:bidi="ar_AE"/>
         </w:rPr>
@@ -29259,7 +33055,7 @@
         </w:rPr>
         <w:t xml:space="preserve">للإشارة إلى القدرة على الكلام. وهذا قد يعني: (1) أن الشعوب كانت تتكلم بالسوء بسبب طبيعتهم الشريرة، ولكنه سيطهر طبيعتهم لينطقوا بأمور نقية. الترجمة البديلة: "سأمنح الشعوب طبيعة صالحة حتى ينطقوا بأمور نقية؛ فيدعون بإسمي بشكل مقبول." (2) أنهم بذكرهم أسماء الآلهة الأخرى (كما هو موضح في </w:t>
       </w:r>
-      <w:hyperlink r:id="rId33">
+      <w:hyperlink r:id="rId35">
         <w:r>
           <w:rPr>
             <w:lang w:val="ar_AE" w:bidi="ar_AE"/>
@@ -29348,6 +33144,22 @@
       </w:r>
       <w:r>
         <w:rPr>
+          <w:lang w:val="ar_AE" w:bidi="ar_AE"/>
+        </w:rPr>
+        <w:t>כִּֽי &amp; אֶהְפֹּ֥ךְ אֶל־עַמִּ֖ים שָׂפָ֣ה בְרוּרָ֑ה</w:t>
+      </w:r>
+    </w:p>
+    <w:p>
+      <w:pPr>
+        <w:bidi/>
+      </w:pPr>
+      <w:r>
+        <w:rPr>
+          <w:lang w:val="ar_AE" w:bidi="ar_AE"/>
+        </w:rPr>
+      </w:r>
+      <w:r>
+        <w:rPr>
           <w:b/>
           <w:lang w:val="ar_AE" w:bidi="ar_AE"/>
         </w:rPr>
@@ -29480,6 +33292,22 @@
       </w:r>
       <w:r>
         <w:rPr>
+          <w:lang w:val="ar_AE" w:bidi="ar_AE"/>
+        </w:rPr>
+        <w:t>לִ⁠קְרֹ֤א כֻלָּ⁠ם֙ בְּ⁠שֵׁ֣ם יְהוָ֔ה</w:t>
+      </w:r>
+    </w:p>
+    <w:p>
+      <w:pPr>
+        <w:bidi/>
+      </w:pPr>
+      <w:r>
+        <w:rPr>
+          <w:lang w:val="ar_AE" w:bidi="ar_AE"/>
+        </w:rPr>
+      </w:r>
+      <w:r>
+        <w:rPr>
           <w:b/>
           <w:lang w:val="ar_AE" w:bidi="ar_AE"/>
         </w:rPr>
@@ -29599,6 +33427,22 @@
       </w:r>
       <w:r>
         <w:rPr>
+          <w:lang w:val="ar_AE" w:bidi="ar_AE"/>
+        </w:rPr>
+        <w:t>בְּ⁠שֵׁ֣ם יְהוָ֔ה לְ⁠עָבְד֖⁠וֹ</w:t>
+      </w:r>
+    </w:p>
+    <w:p>
+      <w:pPr>
+        <w:bidi/>
+      </w:pPr>
+      <w:r>
+        <w:rPr>
+          <w:lang w:val="ar_AE" w:bidi="ar_AE"/>
+        </w:rPr>
+      </w:r>
+      <w:r>
+        <w:rPr>
           <w:b/>
           <w:lang w:val="ar_AE" w:bidi="ar_AE"/>
         </w:rPr>
@@ -29705,6 +33549,22 @@
       </w:r>
       <w:r>
         <w:rPr>
+          <w:lang w:val="ar_AE" w:bidi="ar_AE"/>
+        </w:rPr>
+        <w:t>שְׁכֶ֥ם אֶחָֽד</w:t>
+      </w:r>
+    </w:p>
+    <w:p>
+      <w:pPr>
+        <w:bidi/>
+      </w:pPr>
+      <w:r>
+        <w:rPr>
+          <w:lang w:val="ar_AE" w:bidi="ar_AE"/>
+        </w:rPr>
+      </w:r>
+      <w:r>
+        <w:rPr>
           <w:b/>
           <w:lang w:val="ar_AE" w:bidi="ar_AE"/>
         </w:rPr>
@@ -29811,6 +33671,22 @@
       </w:r>
       <w:r>
         <w:rPr>
+          <w:lang w:val="ar_AE" w:bidi="ar_AE"/>
+        </w:rPr>
+        <w:t>מֵ⁠עֵ֖בֶר לְ⁠נַֽהֲרֵי־כ֑וּשׁ</w:t>
+      </w:r>
+    </w:p>
+    <w:p>
+      <w:pPr>
+        <w:bidi/>
+      </w:pPr>
+      <w:r>
+        <w:rPr>
+          <w:lang w:val="ar_AE" w:bidi="ar_AE"/>
+        </w:rPr>
+      </w:r>
+      <w:r>
+        <w:rPr>
           <w:b/>
           <w:lang w:val="ar_AE" w:bidi="ar_AE"/>
         </w:rPr>
@@ -29930,6 +33806,22 @@
       </w:r>
       <w:r>
         <w:rPr>
+          <w:lang w:val="ar_AE" w:bidi="ar_AE"/>
+        </w:rPr>
+        <w:t>בַּת־פוּצַ֔⁠י</w:t>
+      </w:r>
+    </w:p>
+    <w:p>
+      <w:pPr>
+        <w:bidi/>
+      </w:pPr>
+      <w:r>
+        <w:rPr>
+          <w:lang w:val="ar_AE" w:bidi="ar_AE"/>
+        </w:rPr>
+      </w:r>
+      <w:r>
+        <w:rPr>
           <w:b/>
           <w:lang w:val="ar_AE" w:bidi="ar_AE"/>
         </w:rPr>
@@ -30062,6 +33954,22 @@
       </w:r>
       <w:r>
         <w:rPr>
+          <w:lang w:val="ar_AE" w:bidi="ar_AE"/>
+        </w:rPr>
+        <w:t>בַּת־פוּצַ֔⁠י</w:t>
+      </w:r>
+    </w:p>
+    <w:p>
+      <w:pPr>
+        <w:bidi/>
+      </w:pPr>
+      <w:r>
+        <w:rPr>
+          <w:lang w:val="ar_AE" w:bidi="ar_AE"/>
+        </w:rPr>
+      </w:r>
+      <w:r>
+        <w:rPr>
           <w:b/>
           <w:lang w:val="ar_AE" w:bidi="ar_AE"/>
         </w:rPr>
@@ -30168,6 +34076,22 @@
       </w:r>
       <w:r>
         <w:rPr>
+          <w:lang w:val="ar_AE" w:bidi="ar_AE"/>
+        </w:rPr>
+        <w:t>יוֹבִל֖וּ⁠ן מִנְחָתִֽ⁠י</w:t>
+      </w:r>
+    </w:p>
+    <w:p>
+      <w:pPr>
+        <w:bidi/>
+      </w:pPr>
+      <w:r>
+        <w:rPr>
+          <w:lang w:val="ar_AE" w:bidi="ar_AE"/>
+        </w:rPr>
+      </w:r>
+      <w:r>
+        <w:rPr>
           <w:b/>
           <w:lang w:val="ar_AE" w:bidi="ar_AE"/>
         </w:rPr>
@@ -30287,6 +34211,22 @@
       </w:r>
       <w:r>
         <w:rPr>
+          <w:lang w:val="ar_AE" w:bidi="ar_AE"/>
+        </w:rPr>
+        <w:t>לֹ֤א תֵב֨וֹשִׁי֙ &amp; עֲלִילֹתַ֔יִ⁠ךְ</w:t>
+      </w:r>
+    </w:p>
+    <w:p>
+      <w:pPr>
+        <w:bidi/>
+      </w:pPr>
+      <w:r>
+        <w:rPr>
+          <w:lang w:val="ar_AE" w:bidi="ar_AE"/>
+        </w:rPr>
+      </w:r>
+      <w:r>
+        <w:rPr>
           <w:b/>
           <w:lang w:val="ar_AE" w:bidi="ar_AE"/>
         </w:rPr>
@@ -30336,7 +34276,7 @@
         </w:rPr>
         <w:t xml:space="preserve">يأتي ضمير المخاطب في هذه الآية بصيغة المفرد لأن الرب يخاطب مدينة أورشليم وكأنها شخص، كما فعل في </w:t>
       </w:r>
-      <w:hyperlink r:id="rId34">
+      <w:hyperlink r:id="rId36">
         <w:r>
           <w:rPr>
             <w:lang w:val="ar_AE" w:bidi="ar_AE"/>
@@ -30425,6 +34365,22 @@
       </w:r>
       <w:r>
         <w:rPr>
+          <w:lang w:val="ar_AE" w:bidi="ar_AE"/>
+        </w:rPr>
+        <w:t>עַלִּיזֵי֙ גַּאֲוָתֵ֔⁠ךְ</w:t>
+      </w:r>
+    </w:p>
+    <w:p>
+      <w:pPr>
+        <w:bidi/>
+      </w:pPr>
+      <w:r>
+        <w:rPr>
+          <w:lang w:val="ar_AE" w:bidi="ar_AE"/>
+        </w:rPr>
+      </w:r>
+      <w:r>
+        <w:rPr>
           <w:b/>
           <w:lang w:val="ar_AE" w:bidi="ar_AE"/>
         </w:rPr>
@@ -30544,6 +34500,22 @@
       </w:r>
       <w:r>
         <w:rPr>
+          <w:lang w:val="ar_AE" w:bidi="ar_AE"/>
+        </w:rPr>
+        <w:t>בְ⁠קִרְבֵּ֔⁠ךְ</w:t>
+      </w:r>
+    </w:p>
+    <w:p>
+      <w:pPr>
+        <w:bidi/>
+      </w:pPr>
+      <w:r>
+        <w:rPr>
+          <w:lang w:val="ar_AE" w:bidi="ar_AE"/>
+        </w:rPr>
+      </w:r>
+      <w:r>
+        <w:rPr>
           <w:b/>
           <w:lang w:val="ar_AE" w:bidi="ar_AE"/>
         </w:rPr>
@@ -30650,6 +34622,22 @@
       </w:r>
       <w:r>
         <w:rPr>
+          <w:lang w:val="ar_AE" w:bidi="ar_AE"/>
+        </w:rPr>
+        <w:t>עַ֥ם עָנִ֖י וָ⁠דָ֑ל</w:t>
+      </w:r>
+    </w:p>
+    <w:p>
+      <w:pPr>
+        <w:bidi/>
+      </w:pPr>
+      <w:r>
+        <w:rPr>
+          <w:lang w:val="ar_AE" w:bidi="ar_AE"/>
+        </w:rPr>
+      </w:r>
+      <w:r>
+        <w:rPr>
           <w:b/>
           <w:lang w:val="ar_AE" w:bidi="ar_AE"/>
         </w:rPr>
@@ -30769,6 +34757,22 @@
       </w:r>
       <w:r>
         <w:rPr>
+          <w:lang w:val="ar_AE" w:bidi="ar_AE"/>
+        </w:rPr>
+        <w:t>וְ⁠חָס֖וּ בְּ⁠שֵׁ֥ם יְהוָֽה</w:t>
+      </w:r>
+    </w:p>
+    <w:p>
+      <w:pPr>
+        <w:bidi/>
+      </w:pPr>
+      <w:r>
+        <w:rPr>
+          <w:lang w:val="ar_AE" w:bidi="ar_AE"/>
+        </w:rPr>
+      </w:r>
+      <w:r>
+        <w:rPr>
           <w:b/>
           <w:lang w:val="ar_AE" w:bidi="ar_AE"/>
         </w:rPr>
@@ -30875,6 +34879,22 @@
       </w:r>
       <w:r>
         <w:rPr>
+          <w:lang w:val="ar_AE" w:bidi="ar_AE"/>
+        </w:rPr>
+        <w:t>וְ⁠חָס֖וּ בְּ⁠שֵׁ֥ם יְהוָֽה</w:t>
+      </w:r>
+    </w:p>
+    <w:p>
+      <w:pPr>
+        <w:bidi/>
+      </w:pPr>
+      <w:r>
+        <w:rPr>
+          <w:lang w:val="ar_AE" w:bidi="ar_AE"/>
+        </w:rPr>
+      </w:r>
+      <w:r>
+        <w:rPr>
           <w:b/>
           <w:lang w:val="ar_AE" w:bidi="ar_AE"/>
         </w:rPr>
@@ -30994,6 +35014,22 @@
       </w:r>
       <w:r>
         <w:rPr>
+          <w:lang w:val="ar_AE" w:bidi="ar_AE"/>
+        </w:rPr>
+        <w:t>וְ⁠לֹא־יְדַבְּר֣וּ כָזָ֔ב וְ⁠לֹֽא־יִמָּצֵ֥א בְּ⁠פִי⁠הֶ֖ם לְשׁ֣וֹן תַּרְמִ֑ית</w:t>
+      </w:r>
+    </w:p>
+    <w:p>
+      <w:pPr>
+        <w:bidi/>
+      </w:pPr>
+      <w:r>
+        <w:rPr>
+          <w:lang w:val="ar_AE" w:bidi="ar_AE"/>
+        </w:rPr>
+      </w:r>
+      <w:r>
+        <w:rPr>
           <w:b/>
           <w:lang w:val="ar_AE" w:bidi="ar_AE"/>
         </w:rPr>
@@ -31106,6 +35142,22 @@
       </w:r>
       <w:r>
         <w:rPr>
+          <w:lang w:val="ar_AE" w:bidi="ar_AE"/>
+        </w:rPr>
+        <w:t>וְ⁠לֹא־יְדַבְּר֣וּ כָזָ֔ב וְ⁠לֹֽא־יִמָּצֵ֥א בְּ⁠פִי⁠הֶ֖ם לְשׁ֣וֹן תַּרְמִ֑ית</w:t>
+      </w:r>
+    </w:p>
+    <w:p>
+      <w:pPr>
+        <w:bidi/>
+      </w:pPr>
+      <w:r>
+        <w:rPr>
+          <w:lang w:val="ar_AE" w:bidi="ar_AE"/>
+        </w:rPr>
+      </w:r>
+      <w:r>
+        <w:rPr>
           <w:b/>
           <w:lang w:val="ar_AE" w:bidi="ar_AE"/>
         </w:rPr>
@@ -31225,6 +35277,22 @@
       </w:r>
       <w:r>
         <w:rPr>
+          <w:lang w:val="ar_AE" w:bidi="ar_AE"/>
+        </w:rPr>
+        <w:t>וְ⁠לֹֽא־יִמָּצֵ֥א בְּ⁠פִי⁠הֶ֖ם לְשׁ֣וֹן תַּרְמִ֑ית</w:t>
+      </w:r>
+    </w:p>
+    <w:p>
+      <w:pPr>
+        <w:bidi/>
+      </w:pPr>
+      <w:r>
+        <w:rPr>
+          <w:lang w:val="ar_AE" w:bidi="ar_AE"/>
+        </w:rPr>
+      </w:r>
+      <w:r>
+        <w:rPr>
           <w:b/>
           <w:lang w:val="ar_AE" w:bidi="ar_AE"/>
         </w:rPr>
@@ -31331,6 +35399,22 @@
       </w:r>
       <w:r>
         <w:rPr>
+          <w:lang w:val="ar_AE" w:bidi="ar_AE"/>
+        </w:rPr>
+        <w:t>וְ⁠לֹֽא־יִמָּצֵ֥א בְּ⁠פִי⁠הֶ֖ם לְשׁ֣וֹן תַּרְמִ֑ית</w:t>
+      </w:r>
+    </w:p>
+    <w:p>
+      <w:pPr>
+        <w:bidi/>
+      </w:pPr>
+      <w:r>
+        <w:rPr>
+          <w:lang w:val="ar_AE" w:bidi="ar_AE"/>
+        </w:rPr>
+      </w:r>
+      <w:r>
+        <w:rPr>
           <w:b/>
           <w:lang w:val="ar_AE" w:bidi="ar_AE"/>
         </w:rPr>
@@ -31450,6 +35534,22 @@
       </w:r>
       <w:r>
         <w:rPr>
+          <w:lang w:val="ar_AE" w:bidi="ar_AE"/>
+        </w:rPr>
+        <w:t>וְ⁠לֹֽא־יִמָּצֵ֥א בְּ⁠פִי⁠הֶ֖ם לְשׁ֣וֹן תַּרְמִ֑ית</w:t>
+      </w:r>
+    </w:p>
+    <w:p>
+      <w:pPr>
+        <w:bidi/>
+      </w:pPr>
+      <w:r>
+        <w:rPr>
+          <w:lang w:val="ar_AE" w:bidi="ar_AE"/>
+        </w:rPr>
+      </w:r>
+      <w:r>
+        <w:rPr>
           <w:b/>
           <w:lang w:val="ar_AE" w:bidi="ar_AE"/>
         </w:rPr>
@@ -31582,6 +35682,22 @@
       </w:r>
       <w:r>
         <w:rPr>
+          <w:lang w:val="ar_AE" w:bidi="ar_AE"/>
+        </w:rPr>
+        <w:t>כִּֽי־הֵ֛מָּה יִרְע֥וּ וְ⁠רָבְצ֖וּ וְ⁠אֵ֥ין מַחֲרִֽיד</w:t>
+      </w:r>
+    </w:p>
+    <w:p>
+      <w:pPr>
+        <w:bidi/>
+      </w:pPr>
+      <w:r>
+        <w:rPr>
+          <w:lang w:val="ar_AE" w:bidi="ar_AE"/>
+        </w:rPr>
+      </w:r>
+      <w:r>
+        <w:rPr>
           <w:b/>
           <w:lang w:val="ar_AE" w:bidi="ar_AE"/>
         </w:rPr>
@@ -31688,6 +35804,22 @@
       </w:r>
       <w:r>
         <w:rPr>
+          <w:lang w:val="ar_AE" w:bidi="ar_AE"/>
+        </w:rPr>
+        <w:t>כִּֽי־הֵ֛מָּה יִרְע֥וּ וְ⁠רָבְצ֖וּ וְ⁠אֵ֥ין מַחֲרִֽיד</w:t>
+      </w:r>
+    </w:p>
+    <w:p>
+      <w:pPr>
+        <w:bidi/>
+      </w:pPr>
+      <w:r>
+        <w:rPr>
+          <w:lang w:val="ar_AE" w:bidi="ar_AE"/>
+        </w:rPr>
+      </w:r>
+      <w:r>
+        <w:rPr>
           <w:b/>
           <w:lang w:val="ar_AE" w:bidi="ar_AE"/>
         </w:rPr>
@@ -31820,6 +35952,22 @@
       </w:r>
       <w:r>
         <w:rPr>
+          <w:lang w:val="ar_AE" w:bidi="ar_AE"/>
+        </w:rPr>
+        <w:t>רָנִּי֙ &amp; הָרִ֖יעוּ &amp; שִׂמְחִ֤י וְ⁠עָלְזִי֙</w:t>
+      </w:r>
+    </w:p>
+    <w:p>
+      <w:pPr>
+        <w:bidi/>
+      </w:pPr>
+      <w:r>
+        <w:rPr>
+          <w:lang w:val="ar_AE" w:bidi="ar_AE"/>
+        </w:rPr>
+      </w:r>
+      <w:r>
+        <w:rPr>
           <w:b/>
           <w:lang w:val="ar_AE" w:bidi="ar_AE"/>
         </w:rPr>
@@ -32006,6 +36154,22 @@
       </w:r>
       <w:r>
         <w:rPr>
+          <w:lang w:val="ar_AE" w:bidi="ar_AE"/>
+        </w:rPr>
+        <w:t>בַּת־צִיּ֔וֹן</w:t>
+      </w:r>
+    </w:p>
+    <w:p>
+      <w:pPr>
+        <w:bidi/>
+      </w:pPr>
+      <w:r>
+        <w:rPr>
+          <w:lang w:val="ar_AE" w:bidi="ar_AE"/>
+        </w:rPr>
+      </w:r>
+      <w:r>
+        <w:rPr>
           <w:b/>
           <w:lang w:val="ar_AE" w:bidi="ar_AE"/>
         </w:rPr>
@@ -32054,7 +36218,7 @@
         </w:rPr>
         <w:t xml:space="preserve"> في </w:t>
       </w:r>
-      <w:hyperlink r:id="rId35">
+      <w:hyperlink r:id="rId37">
         <w:r>
           <w:rPr>
             <w:lang w:val="ar_AE" w:bidi="ar_AE"/>
@@ -32143,6 +36307,22 @@
       </w:r>
       <w:r>
         <w:rPr>
+          <w:lang w:val="ar_AE" w:bidi="ar_AE"/>
+        </w:rPr>
+        <w:t>בַּת־צִיּ֔וֹן</w:t>
+      </w:r>
+    </w:p>
+    <w:p>
+      <w:pPr>
+        <w:bidi/>
+      </w:pPr>
+      <w:r>
+        <w:rPr>
+          <w:lang w:val="ar_AE" w:bidi="ar_AE"/>
+        </w:rPr>
+      </w:r>
+      <w:r>
+        <w:rPr>
           <w:b/>
           <w:lang w:val="ar_AE" w:bidi="ar_AE"/>
         </w:rPr>
@@ -32262,6 +36442,22 @@
       </w:r>
       <w:r>
         <w:rPr>
+          <w:lang w:val="ar_AE" w:bidi="ar_AE"/>
+        </w:rPr>
+        <w:t>יִשְׂרָאֵ֑ל</w:t>
+      </w:r>
+    </w:p>
+    <w:p>
+      <w:pPr>
+        <w:bidi/>
+      </w:pPr>
+      <w:r>
+        <w:rPr>
+          <w:lang w:val="ar_AE" w:bidi="ar_AE"/>
+        </w:rPr>
+      </w:r>
+      <w:r>
+        <w:rPr>
           <w:b/>
           <w:lang w:val="ar_AE" w:bidi="ar_AE"/>
         </w:rPr>
@@ -32381,6 +36577,22 @@
       </w:r>
       <w:r>
         <w:rPr>
+          <w:lang w:val="ar_AE" w:bidi="ar_AE"/>
+        </w:rPr>
+        <w:t>שִׂמְחִ֤י וְ⁠עָלְזִי֙</w:t>
+      </w:r>
+    </w:p>
+    <w:p>
+      <w:pPr>
+        <w:bidi/>
+      </w:pPr>
+      <w:r>
+        <w:rPr>
+          <w:lang w:val="ar_AE" w:bidi="ar_AE"/>
+        </w:rPr>
+      </w:r>
+      <w:r>
+        <w:rPr>
           <w:b/>
           <w:lang w:val="ar_AE" w:bidi="ar_AE"/>
         </w:rPr>
@@ -32513,6 +36725,22 @@
       </w:r>
       <w:r>
         <w:rPr>
+          <w:lang w:val="ar_AE" w:bidi="ar_AE"/>
+        </w:rPr>
+        <w:t>בְּ⁠כָל־לֵ֔ב</w:t>
+      </w:r>
+    </w:p>
+    <w:p>
+      <w:pPr>
+        <w:bidi/>
+      </w:pPr>
+      <w:r>
+        <w:rPr>
+          <w:lang w:val="ar_AE" w:bidi="ar_AE"/>
+        </w:rPr>
+      </w:r>
+      <w:r>
+        <w:rPr>
           <w:b/>
           <w:lang w:val="ar_AE" w:bidi="ar_AE"/>
         </w:rPr>
@@ -32618,6 +36846,22 @@
       </w:r>
       <w:r>
         <w:rPr>
+          <w:lang w:val="ar_AE" w:bidi="ar_AE"/>
+        </w:rPr>
+        <w:t>בַּ֖ת יְרוּשָׁלִָֽם</w:t>
+      </w:r>
+    </w:p>
+    <w:p>
+      <w:pPr>
+        <w:bidi/>
+      </w:pPr>
+      <w:r>
+        <w:rPr>
+          <w:lang w:val="ar_AE" w:bidi="ar_AE"/>
+        </w:rPr>
+      </w:r>
+      <w:r>
+        <w:rPr>
           <w:b/>
           <w:lang w:val="ar_AE" w:bidi="ar_AE"/>
         </w:rPr>
@@ -32737,6 +36981,22 @@
       </w:r>
       <w:r>
         <w:rPr>
+          <w:lang w:val="ar_AE" w:bidi="ar_AE"/>
+        </w:rPr>
+        <w:t>מִשְׁפָּטַ֔יִ⁠ךְ &amp; לֹא־תִֽירְאִ֥י</w:t>
+      </w:r>
+    </w:p>
+    <w:p>
+      <w:pPr>
+        <w:bidi/>
+      </w:pPr>
+      <w:r>
+        <w:rPr>
+          <w:lang w:val="ar_AE" w:bidi="ar_AE"/>
+        </w:rPr>
+      </w:r>
+      <w:r>
+        <w:rPr>
           <w:b/>
           <w:lang w:val="ar_AE" w:bidi="ar_AE"/>
         </w:rPr>
@@ -32843,6 +37103,22 @@
       </w:r>
       <w:r>
         <w:rPr>
+          <w:lang w:val="ar_AE" w:bidi="ar_AE"/>
+        </w:rPr>
+        <w:t>מִשְׁפָּטַ֔יִ⁠ךְ</w:t>
+      </w:r>
+    </w:p>
+    <w:p>
+      <w:pPr>
+        <w:bidi/>
+      </w:pPr>
+      <w:r>
+        <w:rPr>
+          <w:lang w:val="ar_AE" w:bidi="ar_AE"/>
+        </w:rPr>
+      </w:r>
+      <w:r>
+        <w:rPr>
           <w:b/>
           <w:lang w:val="ar_AE" w:bidi="ar_AE"/>
         </w:rPr>
@@ -32975,6 +37251,22 @@
       </w:r>
       <w:r>
         <w:rPr>
+          <w:lang w:val="ar_AE" w:bidi="ar_AE"/>
+        </w:rPr>
+        <w:t>מֶ֣לֶךְ יִשְׂרָאֵ֤ל</w:t>
+      </w:r>
+    </w:p>
+    <w:p>
+      <w:pPr>
+        <w:bidi/>
+      </w:pPr>
+      <w:r>
+        <w:rPr>
+          <w:lang w:val="ar_AE" w:bidi="ar_AE"/>
+        </w:rPr>
+      </w:r>
+      <w:r>
+        <w:rPr>
           <w:b/>
           <w:lang w:val="ar_AE" w:bidi="ar_AE"/>
         </w:rPr>
@@ -33120,6 +37412,22 @@
       </w:r>
       <w:r>
         <w:rPr>
+          <w:lang w:val="ar_AE" w:bidi="ar_AE"/>
+        </w:rPr>
+        <w:t>בַּ⁠יּ֣וֹם הַ⁠ה֔וּא</w:t>
+      </w:r>
+    </w:p>
+    <w:p>
+      <w:pPr>
+        <w:bidi/>
+      </w:pPr>
+      <w:r>
+        <w:rPr>
+          <w:lang w:val="ar_AE" w:bidi="ar_AE"/>
+        </w:rPr>
+      </w:r>
+      <w:r>
+        <w:rPr>
           <w:b/>
           <w:lang w:val="ar_AE" w:bidi="ar_AE"/>
         </w:rPr>
@@ -33239,6 +37547,22 @@
       </w:r>
       <w:r>
         <w:rPr>
+          <w:lang w:val="ar_AE" w:bidi="ar_AE"/>
+        </w:rPr>
+        <w:t>יֵאָמֵ֥ר</w:t>
+      </w:r>
+    </w:p>
+    <w:p>
+      <w:pPr>
+        <w:bidi/>
+      </w:pPr>
+      <w:r>
+        <w:rPr>
+          <w:lang w:val="ar_AE" w:bidi="ar_AE"/>
+        </w:rPr>
+      </w:r>
+      <w:r>
+        <w:rPr>
           <w:b/>
           <w:lang w:val="ar_AE" w:bidi="ar_AE"/>
         </w:rPr>
@@ -33345,6 +37669,22 @@
       </w:r>
       <w:r>
         <w:rPr>
+          <w:lang w:val="ar_AE" w:bidi="ar_AE"/>
+        </w:rPr>
+        <w:t>לִירֽוּשָׁלִַ֖ם אַל־תִּירָ֑אִי צִיּ֖וֹן אַל־יִרְפּ֥וּ יָדָֽיִ⁠ךְ</w:t>
+      </w:r>
+    </w:p>
+    <w:p>
+      <w:pPr>
+        <w:bidi/>
+      </w:pPr>
+      <w:r>
+        <w:rPr>
+          <w:lang w:val="ar_AE" w:bidi="ar_AE"/>
+        </w:rPr>
+      </w:r>
+      <w:r>
+        <w:rPr>
           <w:b/>
           <w:lang w:val="ar_AE" w:bidi="ar_AE"/>
         </w:rPr>
@@ -33496,6 +37836,22 @@
       </w:r>
       <w:r>
         <w:rPr>
+          <w:lang w:val="ar_AE" w:bidi="ar_AE"/>
+        </w:rPr>
+        <w:t>אַל־תִּירָ֑אִי צִיּ֖וֹן אַל־יִרְפּ֥וּ יָדָֽיִ⁠ךְ</w:t>
+      </w:r>
+    </w:p>
+    <w:p>
+      <w:pPr>
+        <w:bidi/>
+      </w:pPr>
+      <w:r>
+        <w:rPr>
+          <w:lang w:val="ar_AE" w:bidi="ar_AE"/>
+        </w:rPr>
+      </w:r>
+      <w:r>
+        <w:rPr>
           <w:b/>
           <w:lang w:val="ar_AE" w:bidi="ar_AE"/>
         </w:rPr>
@@ -33602,6 +37958,22 @@
       </w:r>
       <w:r>
         <w:rPr>
+          <w:lang w:val="ar_AE" w:bidi="ar_AE"/>
+        </w:rPr>
+        <w:t>יַחֲרִישׁ֙ בְּ⁠אַ֣הֲבָת֔⁠וֹ</w:t>
+      </w:r>
+    </w:p>
+    <w:p>
+      <w:pPr>
+        <w:bidi/>
+      </w:pPr>
+      <w:r>
+        <w:rPr>
+          <w:lang w:val="ar_AE" w:bidi="ar_AE"/>
+        </w:rPr>
+      </w:r>
+      <w:r>
+        <w:rPr>
           <w:b/>
           <w:lang w:val="ar_AE" w:bidi="ar_AE"/>
         </w:rPr>
@@ -33754,6 +38126,22 @@
       </w:r>
       <w:r>
         <w:rPr>
+          <w:lang w:val="ar_AE" w:bidi="ar_AE"/>
+        </w:rPr>
+        <w:t>נוּגֵ֧י מִ⁠מּוֹעֵ֛ד אָסַ֖פְתִּי מִמֵּ֣⁠ךְ הָי֑וּ מַשְׂאֵ֥ת עָלֶ֖י⁠הָ חֶרְפָּֽה</w:t>
+      </w:r>
+    </w:p>
+    <w:p>
+      <w:pPr>
+        <w:bidi/>
+      </w:pPr>
+      <w:r>
+        <w:rPr>
+          <w:lang w:val="ar_AE" w:bidi="ar_AE"/>
+        </w:rPr>
+      </w:r>
+      <w:r>
+        <w:rPr>
           <w:b/>
           <w:lang w:val="ar_AE" w:bidi="ar_AE"/>
         </w:rPr>
@@ -33860,6 +38248,22 @@
       </w:r>
       <w:r>
         <w:rPr>
+          <w:lang w:val="ar_AE" w:bidi="ar_AE"/>
+        </w:rPr>
+        <w:t>נוּגֵ֧י מִ⁠מּוֹעֵ֛ד אָסַ֖פְתִּי מִמֵּ֣⁠ךְ הָי֑וּ</w:t>
+      </w:r>
+    </w:p>
+    <w:p>
+      <w:pPr>
+        <w:bidi/>
+      </w:pPr>
+      <w:r>
+        <w:rPr>
+          <w:lang w:val="ar_AE" w:bidi="ar_AE"/>
+        </w:rPr>
+      </w:r>
+      <w:r>
+        <w:rPr>
           <w:b/>
           <w:lang w:val="ar_AE" w:bidi="ar_AE"/>
         </w:rPr>
@@ -34005,6 +38409,22 @@
       </w:r>
       <w:r>
         <w:rPr>
+          <w:lang w:val="ar_AE" w:bidi="ar_AE"/>
+        </w:rPr>
+        <w:t>אָסַ֖פְתִּי</w:t>
+      </w:r>
+    </w:p>
+    <w:p>
+      <w:pPr>
+        <w:bidi/>
+      </w:pPr>
+      <w:r>
+        <w:rPr>
+          <w:lang w:val="ar_AE" w:bidi="ar_AE"/>
+        </w:rPr>
+      </w:r>
+      <w:r>
+        <w:rPr>
           <w:b/>
           <w:lang w:val="ar_AE" w:bidi="ar_AE"/>
         </w:rPr>
@@ -34111,6 +38531,22 @@
       </w:r>
       <w:r>
         <w:rPr>
+          <w:lang w:val="ar_AE" w:bidi="ar_AE"/>
+        </w:rPr>
+        <w:t>מַשְׂאֵ֥ת עָלֶ֖י⁠הָ חֶרְפָּֽה</w:t>
+      </w:r>
+    </w:p>
+    <w:p>
+      <w:pPr>
+        <w:bidi/>
+      </w:pPr>
+      <w:r>
+        <w:rPr>
+          <w:lang w:val="ar_AE" w:bidi="ar_AE"/>
+        </w:rPr>
+      </w:r>
+      <w:r>
+        <w:rPr>
           <w:b/>
           <w:lang w:val="ar_AE" w:bidi="ar_AE"/>
         </w:rPr>
@@ -34243,6 +38679,22 @@
       </w:r>
       <w:r>
         <w:rPr>
+          <w:lang w:val="ar_AE" w:bidi="ar_AE"/>
+        </w:rPr>
+        <w:t>וְ⁠הוֹשַׁעְתִּ֣י אֶת־הַ⁠צֹּלֵעָ֗ה וְ⁠הַ⁠נִּדָּחָה֙ אֲקַבֵּ֔ץ</w:t>
+      </w:r>
+    </w:p>
+    <w:p>
+      <w:pPr>
+        <w:bidi/>
+      </w:pPr>
+      <w:r>
+        <w:rPr>
+          <w:lang w:val="ar_AE" w:bidi="ar_AE"/>
+        </w:rPr>
+      </w:r>
+      <w:r>
+        <w:rPr>
           <w:b/>
           <w:lang w:val="ar_AE" w:bidi="ar_AE"/>
         </w:rPr>
@@ -34401,6 +38853,22 @@
       </w:r>
       <w:r>
         <w:rPr>
+          <w:lang w:val="ar_AE" w:bidi="ar_AE"/>
+        </w:rPr>
+        <w:t>אֶת־הַ⁠צֹּלֵעָ֗ה</w:t>
+      </w:r>
+    </w:p>
+    <w:p>
+      <w:pPr>
+        <w:bidi/>
+      </w:pPr>
+      <w:r>
+        <w:rPr>
+          <w:lang w:val="ar_AE" w:bidi="ar_AE"/>
+        </w:rPr>
+      </w:r>
+      <w:r>
+        <w:rPr>
           <w:b/>
           <w:lang w:val="ar_AE" w:bidi="ar_AE"/>
         </w:rPr>
@@ -34520,6 +38988,22 @@
       </w:r>
       <w:r>
         <w:rPr>
+          <w:lang w:val="ar_AE" w:bidi="ar_AE"/>
+        </w:rPr>
+        <w:t>וְ⁠הַ⁠נִּדָּחָה֙</w:t>
+      </w:r>
+    </w:p>
+    <w:p>
+      <w:pPr>
+        <w:bidi/>
+      </w:pPr>
+      <w:r>
+        <w:rPr>
+          <w:lang w:val="ar_AE" w:bidi="ar_AE"/>
+        </w:rPr>
+      </w:r>
+      <w:r>
+        <w:rPr>
           <w:b/>
           <w:lang w:val="ar_AE" w:bidi="ar_AE"/>
         </w:rPr>
@@ -34626,6 +39110,22 @@
       </w:r>
       <w:r>
         <w:rPr>
+          <w:lang w:val="ar_AE" w:bidi="ar_AE"/>
+        </w:rPr>
+        <w:t>וְ⁠שַׂמְתִּי⁠ם֙ לִ⁠תְהִלָּ֣ה וּ⁠לְ⁠שֵׁ֔ם בְּ⁠כָל־הָ⁠אָ֖רֶץ בָּשְׁתָּֽ⁠ם</w:t>
+      </w:r>
+    </w:p>
+    <w:p>
+      <w:pPr>
+        <w:bidi/>
+      </w:pPr>
+      <w:r>
+        <w:rPr>
+          <w:lang w:val="ar_AE" w:bidi="ar_AE"/>
+        </w:rPr>
+      </w:r>
+      <w:r>
+        <w:rPr>
           <w:b/>
           <w:lang w:val="ar_AE" w:bidi="ar_AE"/>
         </w:rPr>
@@ -34732,6 +39232,22 @@
       </w:r>
       <w:r>
         <w:rPr>
+          <w:lang w:val="ar_AE" w:bidi="ar_AE"/>
+        </w:rPr>
+        <w:t>וְ⁠שַׂמְתִּי⁠ם֙ לִ⁠תְהִלָּ֣ה</w:t>
+      </w:r>
+    </w:p>
+    <w:p>
+      <w:pPr>
+        <w:bidi/>
+      </w:pPr>
+      <w:r>
+        <w:rPr>
+          <w:lang w:val="ar_AE" w:bidi="ar_AE"/>
+        </w:rPr>
+      </w:r>
+      <w:r>
+        <w:rPr>
           <w:b/>
           <w:lang w:val="ar_AE" w:bidi="ar_AE"/>
         </w:rPr>
@@ -34851,6 +39367,22 @@
       </w:r>
       <w:r>
         <w:rPr>
+          <w:lang w:val="ar_AE" w:bidi="ar_AE"/>
+        </w:rPr>
+        <w:t>וּ⁠לְ⁠שֵׁ֔ם בְּ⁠כָל־הָ⁠אָ֖רֶץ בָּשְׁתָּֽ⁠ם</w:t>
+      </w:r>
+    </w:p>
+    <w:p>
+      <w:pPr>
+        <w:bidi/>
+      </w:pPr>
+      <w:r>
+        <w:rPr>
+          <w:lang w:val="ar_AE" w:bidi="ar_AE"/>
+        </w:rPr>
+      </w:r>
+      <w:r>
+        <w:rPr>
           <w:b/>
           <w:lang w:val="ar_AE" w:bidi="ar_AE"/>
         </w:rPr>
@@ -34970,6 +39502,22 @@
       </w:r>
       <w:r>
         <w:rPr>
+          <w:lang w:val="ar_AE" w:bidi="ar_AE"/>
+        </w:rPr>
+        <w:t>אָבִ֣יא אֶתְ⁠כֶ֔ם</w:t>
+      </w:r>
+    </w:p>
+    <w:p>
+      <w:pPr>
+        <w:bidi/>
+      </w:pPr>
+      <w:r>
+        <w:rPr>
+          <w:lang w:val="ar_AE" w:bidi="ar_AE"/>
+        </w:rPr>
+      </w:r>
+      <w:r>
+        <w:rPr>
           <w:b/>
           <w:lang w:val="ar_AE" w:bidi="ar_AE"/>
         </w:rPr>
@@ -35076,6 +39624,22 @@
       </w:r>
       <w:r>
         <w:rPr>
+          <w:lang w:val="ar_AE" w:bidi="ar_AE"/>
+        </w:rPr>
+        <w:t>אֶתֵּ֨ן אֶתְ⁠כֶ֜ם לְ⁠שֵׁ֣ם וְ⁠לִ⁠תְהִלָּ֗ה בְּ⁠כֹל֙ עַמֵּ֣י הָ⁠אָ֔רֶץ</w:t>
+      </w:r>
+    </w:p>
+    <w:p>
+      <w:pPr>
+        <w:bidi/>
+      </w:pPr>
+      <w:r>
+        <w:rPr>
+          <w:lang w:val="ar_AE" w:bidi="ar_AE"/>
+        </w:rPr>
+      </w:r>
+      <w:r>
+        <w:rPr>
           <w:b/>
           <w:lang w:val="ar_AE" w:bidi="ar_AE"/>
         </w:rPr>
@@ -35195,6 +39759,22 @@
       </w:r>
       <w:r>
         <w:rPr>
+          <w:lang w:val="ar_AE" w:bidi="ar_AE"/>
+        </w:rPr>
+        <w:t>בְּ⁠שׁוּבִ֧⁠י אֶת־שְׁבוּתֵי⁠כֶ֛ם לְ⁠עֵינֵי⁠כֶ֖ם</w:t>
+      </w:r>
+    </w:p>
+    <w:p>
+      <w:pPr>
+        <w:bidi/>
+      </w:pPr>
+      <w:r>
+        <w:rPr>
+          <w:lang w:val="ar_AE" w:bidi="ar_AE"/>
+        </w:rPr>
+      </w:r>
+      <w:r>
+        <w:rPr>
           <w:b/>
           <w:lang w:val="ar_AE" w:bidi="ar_AE"/>
         </w:rPr>
@@ -35301,6 +39881,22 @@
         <w:rPr>
           <w:lang w:val="ar_AE" w:bidi="ar_AE"/>
         </w:rPr>
+      </w:r>
+    </w:p>
+    <w:p>
+      <w:pPr>
+        <w:bidi/>
+      </w:pPr>
+      <w:r>
+        <w:rPr>
+          <w:lang w:val="ar_AE" w:bidi="ar_AE"/>
+        </w:rPr>
+      </w:r>
+      <w:r>
+        <w:rPr>
+          <w:lang w:val="ar_AE" w:bidi="ar_AE"/>
+        </w:rPr>
+        <w:t>אָמַ֥ר יְהוָֽה</w:t>
       </w:r>
     </w:p>
     <w:p>

--- a/arb/docx/36.content.docx
+++ b/arb/docx/36.content.docx
@@ -245,6 +245,22 @@
       </w:r>
       <w:r>
         <w:rPr>
+          <w:lang w:val="ar_AE" w:bidi="ar_AE"/>
+        </w:rPr>
+        <w:t>דְּבַר־יְהוָ֣ה ׀ אֲשֶׁ֣ר הָיָ֗ה אֶל־צְפַנְיָה֙</w:t>
+      </w:r>
+    </w:p>
+    <w:p>
+      <w:pPr>
+        <w:bidi/>
+      </w:pPr>
+      <w:r>
+        <w:rPr>
+          <w:lang w:val="ar_AE" w:bidi="ar_AE"/>
+        </w:rPr>
+      </w:r>
+      <w:r>
+        <w:rPr>
           <w:b/>
           <w:lang w:val="ar_AE" w:bidi="ar_AE"/>
         </w:rPr>
@@ -364,6 +380,22 @@
       </w:r>
       <w:r>
         <w:rPr>
+          <w:lang w:val="ar_AE" w:bidi="ar_AE"/>
+        </w:rPr>
+        <w:t>בֶּן־כּוּשִׁ֣י בֶן־גְּדַלְיָ֔ה בֶּן־אֲמַרְיָ֖ה בֶּן־חִזְקִיָּ֑ה</w:t>
+      </w:r>
+    </w:p>
+    <w:p>
+      <w:pPr>
+        <w:bidi/>
+      </w:pPr>
+      <w:r>
+        <w:rPr>
+          <w:lang w:val="ar_AE" w:bidi="ar_AE"/>
+        </w:rPr>
+      </w:r>
+      <w:r>
+        <w:rPr>
           <w:b/>
           <w:lang w:val="ar_AE" w:bidi="ar_AE"/>
         </w:rPr>
@@ -483,6 +515,22 @@
       </w:r>
       <w:r>
         <w:rPr>
+          <w:lang w:val="ar_AE" w:bidi="ar_AE"/>
+        </w:rPr>
+        <w:t>צְפַנְיָה֙ &amp; כּוּשִׁ֣י &amp; גְּדַלְיָ֔ה &amp; אֲמַרְיָ֖ה &amp; חִזְקִיָּ֑ה &amp; יֹאשִׁיָּ֥הוּ &amp; אָמ֖וֹן</w:t>
+      </w:r>
+    </w:p>
+    <w:p>
+      <w:pPr>
+        <w:bidi/>
+      </w:pPr>
+      <w:r>
+        <w:rPr>
+          <w:lang w:val="ar_AE" w:bidi="ar_AE"/>
+        </w:rPr>
+      </w:r>
+      <w:r>
+        <w:rPr>
           <w:b/>
           <w:lang w:val="ar_AE" w:bidi="ar_AE"/>
         </w:rPr>
@@ -764,6 +812,22 @@
       </w:r>
       <w:r>
         <w:rPr>
+          <w:lang w:val="ar_AE" w:bidi="ar_AE"/>
+        </w:rPr>
+        <w:t>בִּ⁠ימֵ֛י יֹאשִׁיָּ֥הוּ בֶן־אָמ֖וֹן מֶ֥לֶךְ יְהוּדָֽה</w:t>
+      </w:r>
+    </w:p>
+    <w:p>
+      <w:pPr>
+        <w:bidi/>
+      </w:pPr>
+      <w:r>
+        <w:rPr>
+          <w:lang w:val="ar_AE" w:bidi="ar_AE"/>
+        </w:rPr>
+      </w:r>
+      <w:r>
+        <w:rPr>
           <w:b/>
           <w:lang w:val="ar_AE" w:bidi="ar_AE"/>
         </w:rPr>
@@ -909,6 +973,22 @@
       </w:r>
       <w:r>
         <w:rPr>
+          <w:lang w:val="ar_AE" w:bidi="ar_AE"/>
+        </w:rPr>
+        <w:t>אָסֹ֨ף אָסֵ֜ף כֹּ֗ל מֵ⁠עַ֛ל פְּנֵ֥י הָ⁠אֲדָמָ֖ה נְאֻם־יְהוָֽה</w:t>
+      </w:r>
+    </w:p>
+    <w:p>
+      <w:pPr>
+        <w:bidi/>
+      </w:pPr>
+      <w:r>
+        <w:rPr>
+          <w:lang w:val="ar_AE" w:bidi="ar_AE"/>
+        </w:rPr>
+      </w:r>
+      <w:r>
+        <w:rPr>
           <w:b/>
           <w:lang w:val="ar_AE" w:bidi="ar_AE"/>
         </w:rPr>
@@ -1042,6 +1122,22 @@
       </w:r>
       <w:r>
         <w:rPr>
+          <w:lang w:val="ar_AE" w:bidi="ar_AE"/>
+        </w:rPr>
+        <w:t>אָסֹ֨ף אָסֵ֜ף כֹּ֗ל מֵ⁠עַ֛ל פְּנֵ֥י הָ⁠אֲדָמָ֖ה</w:t>
+      </w:r>
+    </w:p>
+    <w:p>
+      <w:pPr>
+        <w:bidi/>
+      </w:pPr>
+      <w:r>
+        <w:rPr>
+          <w:lang w:val="ar_AE" w:bidi="ar_AE"/>
+        </w:rPr>
+      </w:r>
+      <w:r>
+        <w:rPr>
           <w:b/>
           <w:lang w:val="ar_AE" w:bidi="ar_AE"/>
         </w:rPr>
@@ -1161,6 +1257,22 @@
       </w:r>
       <w:r>
         <w:rPr>
+          <w:lang w:val="ar_AE" w:bidi="ar_AE"/>
+        </w:rPr>
+        <w:t>אָסֹ֨ף אָסֵ֜ף כֹּ֗ל</w:t>
+      </w:r>
+    </w:p>
+    <w:p>
+      <w:pPr>
+        <w:bidi/>
+      </w:pPr>
+      <w:r>
+        <w:rPr>
+          <w:lang w:val="ar_AE" w:bidi="ar_AE"/>
+        </w:rPr>
+      </w:r>
+      <w:r>
+        <w:rPr>
           <w:b/>
           <w:lang w:val="ar_AE" w:bidi="ar_AE"/>
         </w:rPr>
@@ -1253,6 +1365,22 @@
       </w:r>
       <w:r>
         <w:rPr>
+          <w:lang w:val="ar_AE" w:bidi="ar_AE"/>
+        </w:rPr>
+        <w:t>פְּנֵ֥י הָ⁠אֲדָמָ֖ה</w:t>
+      </w:r>
+    </w:p>
+    <w:p>
+      <w:pPr>
+        <w:bidi/>
+      </w:pPr>
+      <w:r>
+        <w:rPr>
+          <w:lang w:val="ar_AE" w:bidi="ar_AE"/>
+        </w:rPr>
+      </w:r>
+      <w:r>
+        <w:rPr>
           <w:b/>
           <w:lang w:val="ar_AE" w:bidi="ar_AE"/>
         </w:rPr>
@@ -1372,6 +1500,22 @@
       </w:r>
       <w:r>
         <w:rPr>
+          <w:lang w:val="ar_AE" w:bidi="ar_AE"/>
+        </w:rPr>
+        <w:t>נְאֻם־יְהוָֽה</w:t>
+      </w:r>
+    </w:p>
+    <w:p>
+      <w:pPr>
+        <w:bidi/>
+      </w:pPr>
+      <w:r>
+        <w:rPr>
+          <w:lang w:val="ar_AE" w:bidi="ar_AE"/>
+        </w:rPr>
+      </w:r>
+      <w:r>
+        <w:rPr>
           <w:b/>
           <w:lang w:val="ar_AE" w:bidi="ar_AE"/>
         </w:rPr>
@@ -1491,6 +1635,22 @@
       </w:r>
       <w:r>
         <w:rPr>
+          <w:lang w:val="ar_AE" w:bidi="ar_AE"/>
+        </w:rPr>
+        <w:t>אָסֵ֨ף אָדָ֜ם וּ⁠בְהֵמָ֗ה אָסֵ֤ף עוֹף־הַ⁠שָּׁמַ֨יִם֙ וּ⁠דְגֵ֣י הַ⁠יָּ֔ם</w:t>
+      </w:r>
+    </w:p>
+    <w:p>
+      <w:pPr>
+        <w:bidi/>
+      </w:pPr>
+      <w:r>
+        <w:rPr>
+          <w:lang w:val="ar_AE" w:bidi="ar_AE"/>
+        </w:rPr>
+      </w:r>
+      <w:r>
+        <w:rPr>
           <w:b/>
           <w:lang w:val="ar_AE" w:bidi="ar_AE"/>
         </w:rPr>
@@ -1610,6 +1770,22 @@
       </w:r>
       <w:r>
         <w:rPr>
+          <w:lang w:val="ar_AE" w:bidi="ar_AE"/>
+        </w:rPr>
+        <w:t>אָדָ֜ם וּ⁠בְהֵמָ֗ה &amp; אֶת־הָ⁠אָדָ֗ם</w:t>
+      </w:r>
+    </w:p>
+    <w:p>
+      <w:pPr>
+        <w:bidi/>
+      </w:pPr>
+      <w:r>
+        <w:rPr>
+          <w:lang w:val="ar_AE" w:bidi="ar_AE"/>
+        </w:rPr>
+      </w:r>
+      <w:r>
+        <w:rPr>
           <w:b/>
           <w:lang w:val="ar_AE" w:bidi="ar_AE"/>
         </w:rPr>
@@ -1729,6 +1905,22 @@
       </w:r>
       <w:r>
         <w:rPr>
+          <w:lang w:val="ar_AE" w:bidi="ar_AE"/>
+        </w:rPr>
+        <w:t>אָדָ֜ם וּ⁠בְהֵמָ֗ה</w:t>
+      </w:r>
+    </w:p>
+    <w:p>
+      <w:pPr>
+        <w:bidi/>
+      </w:pPr>
+      <w:r>
+        <w:rPr>
+          <w:lang w:val="ar_AE" w:bidi="ar_AE"/>
+        </w:rPr>
+      </w:r>
+      <w:r>
+        <w:rPr>
           <w:b/>
           <w:lang w:val="ar_AE" w:bidi="ar_AE"/>
         </w:rPr>
@@ -1848,6 +2040,22 @@
       </w:r>
       <w:r>
         <w:rPr>
+          <w:lang w:val="ar_AE" w:bidi="ar_AE"/>
+        </w:rPr>
+        <w:t>וְ⁠הַ⁠מַּכְשֵׁל֖וֹת אֶת־הָ⁠רְשָׁעִ֑ים</w:t>
+      </w:r>
+    </w:p>
+    <w:p>
+      <w:pPr>
+        <w:bidi/>
+      </w:pPr>
+      <w:r>
+        <w:rPr>
+          <w:lang w:val="ar_AE" w:bidi="ar_AE"/>
+        </w:rPr>
+      </w:r>
+      <w:r>
+        <w:rPr>
           <w:b/>
           <w:lang w:val="ar_AE" w:bidi="ar_AE"/>
         </w:rPr>
@@ -1967,6 +2175,22 @@
       </w:r>
       <w:r>
         <w:rPr>
+          <w:lang w:val="ar_AE" w:bidi="ar_AE"/>
+        </w:rPr>
+        <w:t>וְ⁠הַ⁠מַּכְשֵׁל֖וֹת</w:t>
+      </w:r>
+    </w:p>
+    <w:p>
+      <w:pPr>
+        <w:bidi/>
+      </w:pPr>
+      <w:r>
+        <w:rPr>
+          <w:lang w:val="ar_AE" w:bidi="ar_AE"/>
+        </w:rPr>
+      </w:r>
+      <w:r>
+        <w:rPr>
           <w:b/>
           <w:lang w:val="ar_AE" w:bidi="ar_AE"/>
         </w:rPr>
@@ -2086,6 +2310,22 @@
       </w:r>
       <w:r>
         <w:rPr>
+          <w:lang w:val="ar_AE" w:bidi="ar_AE"/>
+        </w:rPr>
+        <w:t>אֶת־הָ⁠רְשָׁעִ֑ים</w:t>
+      </w:r>
+    </w:p>
+    <w:p>
+      <w:pPr>
+        <w:bidi/>
+      </w:pPr>
+      <w:r>
+        <w:rPr>
+          <w:lang w:val="ar_AE" w:bidi="ar_AE"/>
+        </w:rPr>
+      </w:r>
+      <w:r>
+        <w:rPr>
           <w:b/>
           <w:lang w:val="ar_AE" w:bidi="ar_AE"/>
         </w:rPr>
@@ -2205,6 +2445,22 @@
       </w:r>
       <w:r>
         <w:rPr>
+          <w:lang w:val="ar_AE" w:bidi="ar_AE"/>
+        </w:rPr>
+        <w:t>וְ⁠הִכְרַתִּ֣י אֶת־הָ⁠אָדָ֗ם מֵ⁠עַ֛ל פְּנֵ֥י הָ⁠אֲדָמָ֖ה</w:t>
+      </w:r>
+    </w:p>
+    <w:p>
+      <w:pPr>
+        <w:bidi/>
+      </w:pPr>
+      <w:r>
+        <w:rPr>
+          <w:lang w:val="ar_AE" w:bidi="ar_AE"/>
+        </w:rPr>
+      </w:r>
+      <w:r>
+        <w:rPr>
           <w:b/>
           <w:lang w:val="ar_AE" w:bidi="ar_AE"/>
         </w:rPr>
@@ -2311,6 +2567,22 @@
       </w:r>
       <w:r>
         <w:rPr>
+          <w:lang w:val="ar_AE" w:bidi="ar_AE"/>
+        </w:rPr>
+        <w:t>וְ⁠הִכְרַתִּ֣י אֶת־הָ⁠אָדָ֗ם</w:t>
+      </w:r>
+    </w:p>
+    <w:p>
+      <w:pPr>
+        <w:bidi/>
+      </w:pPr>
+      <w:r>
+        <w:rPr>
+          <w:lang w:val="ar_AE" w:bidi="ar_AE"/>
+        </w:rPr>
+      </w:r>
+      <w:r>
+        <w:rPr>
           <w:b/>
           <w:lang w:val="ar_AE" w:bidi="ar_AE"/>
         </w:rPr>
@@ -2430,6 +2702,22 @@
       </w:r>
       <w:r>
         <w:rPr>
+          <w:lang w:val="ar_AE" w:bidi="ar_AE"/>
+        </w:rPr>
+        <w:t>וְ⁠הִכְרַתִּ֣י אֶת־הָ⁠אָדָ֗ם</w:t>
+      </w:r>
+    </w:p>
+    <w:p>
+      <w:pPr>
+        <w:bidi/>
+      </w:pPr>
+      <w:r>
+        <w:rPr>
+          <w:lang w:val="ar_AE" w:bidi="ar_AE"/>
+        </w:rPr>
+      </w:r>
+      <w:r>
+        <w:rPr>
           <w:b/>
           <w:lang w:val="ar_AE" w:bidi="ar_AE"/>
         </w:rPr>
@@ -2549,6 +2837,22 @@
       </w:r>
       <w:r>
         <w:rPr>
+          <w:lang w:val="ar_AE" w:bidi="ar_AE"/>
+        </w:rPr>
+        <w:t>פְּנֵ֥י הָ⁠אֲדָמָ֖ה</w:t>
+      </w:r>
+    </w:p>
+    <w:p>
+      <w:pPr>
+        <w:bidi/>
+      </w:pPr>
+      <w:r>
+        <w:rPr>
+          <w:lang w:val="ar_AE" w:bidi="ar_AE"/>
+        </w:rPr>
+      </w:r>
+      <w:r>
+        <w:rPr>
           <w:b/>
           <w:lang w:val="ar_AE" w:bidi="ar_AE"/>
         </w:rPr>
@@ -2655,6 +2959,22 @@
       </w:r>
       <w:r>
         <w:rPr>
+          <w:lang w:val="ar_AE" w:bidi="ar_AE"/>
+        </w:rPr>
+        <w:t>וְ⁠נָטִ֤יתִי יָדִ⁠י֙</w:t>
+      </w:r>
+    </w:p>
+    <w:p>
+      <w:pPr>
+        <w:bidi/>
+      </w:pPr>
+      <w:r>
+        <w:rPr>
+          <w:lang w:val="ar_AE" w:bidi="ar_AE"/>
+        </w:rPr>
+      </w:r>
+      <w:r>
+        <w:rPr>
           <w:b/>
           <w:lang w:val="ar_AE" w:bidi="ar_AE"/>
         </w:rPr>
@@ -2774,6 +3094,22 @@
       </w:r>
       <w:r>
         <w:rPr>
+          <w:lang w:val="ar_AE" w:bidi="ar_AE"/>
+        </w:rPr>
+        <w:t>וְ⁠הִכְרַתִּ֞י מִן־הַ⁠מָּק֤וֹם הַ⁠זֶּה֙</w:t>
+      </w:r>
+    </w:p>
+    <w:p>
+      <w:pPr>
+        <w:bidi/>
+      </w:pPr>
+      <w:r>
+        <w:rPr>
+          <w:lang w:val="ar_AE" w:bidi="ar_AE"/>
+        </w:rPr>
+      </w:r>
+      <w:r>
+        <w:rPr>
           <w:b/>
           <w:lang w:val="ar_AE" w:bidi="ar_AE"/>
         </w:rPr>
@@ -2893,6 +3229,22 @@
       </w:r>
       <w:r>
         <w:rPr>
+          <w:lang w:val="ar_AE" w:bidi="ar_AE"/>
+        </w:rPr>
+        <w:t>וְ⁠הִכְרַתִּ֞י מִן־הַ⁠מָּק֤וֹם הַ⁠זֶּה֙</w:t>
+      </w:r>
+    </w:p>
+    <w:p>
+      <w:pPr>
+        <w:bidi/>
+      </w:pPr>
+      <w:r>
+        <w:rPr>
+          <w:lang w:val="ar_AE" w:bidi="ar_AE"/>
+        </w:rPr>
+      </w:r>
+      <w:r>
+        <w:rPr>
           <w:b/>
           <w:lang w:val="ar_AE" w:bidi="ar_AE"/>
         </w:rPr>
@@ -2999,6 +3351,22 @@
       </w:r>
       <w:r>
         <w:rPr>
+          <w:lang w:val="ar_AE" w:bidi="ar_AE"/>
+        </w:rPr>
+        <w:t>אֶת־שְׁאָ֣ר הַ⁠בַּ֔עַל</w:t>
+      </w:r>
+    </w:p>
+    <w:p>
+      <w:pPr>
+        <w:bidi/>
+      </w:pPr>
+      <w:r>
+        <w:rPr>
+          <w:lang w:val="ar_AE" w:bidi="ar_AE"/>
+        </w:rPr>
+      </w:r>
+      <w:r>
+        <w:rPr>
           <w:b/>
           <w:lang w:val="ar_AE" w:bidi="ar_AE"/>
         </w:rPr>
@@ -3118,6 +3486,22 @@
       </w:r>
       <w:r>
         <w:rPr>
+          <w:lang w:val="ar_AE" w:bidi="ar_AE"/>
+        </w:rPr>
+        <w:t>אֶת־שְׁאָ֣ר הַ⁠בַּ֔עַל</w:t>
+      </w:r>
+    </w:p>
+    <w:p>
+      <w:pPr>
+        <w:bidi/>
+      </w:pPr>
+      <w:r>
+        <w:rPr>
+          <w:lang w:val="ar_AE" w:bidi="ar_AE"/>
+        </w:rPr>
+      </w:r>
+      <w:r>
+        <w:rPr>
           <w:b/>
           <w:lang w:val="ar_AE" w:bidi="ar_AE"/>
         </w:rPr>
@@ -3263,6 +3647,22 @@
       </w:r>
       <w:r>
         <w:rPr>
+          <w:lang w:val="ar_AE" w:bidi="ar_AE"/>
+        </w:rPr>
+        <w:t>אֶת־שֵׁ֥ם הַ⁠כְּמָרִ֖ים עִם־הַ⁠כֹּהֲנִֽים</w:t>
+      </w:r>
+    </w:p>
+    <w:p>
+      <w:pPr>
+        <w:bidi/>
+      </w:pPr>
+      <w:r>
+        <w:rPr>
+          <w:lang w:val="ar_AE" w:bidi="ar_AE"/>
+        </w:rPr>
+      </w:r>
+      <w:r>
+        <w:rPr>
           <w:b/>
           <w:lang w:val="ar_AE" w:bidi="ar_AE"/>
         </w:rPr>
@@ -3369,6 +3769,22 @@
       </w:r>
       <w:r>
         <w:rPr>
+          <w:lang w:val="ar_AE" w:bidi="ar_AE"/>
+        </w:rPr>
+        <w:t>אֶת־שֵׁ֥ם</w:t>
+      </w:r>
+    </w:p>
+    <w:p>
+      <w:pPr>
+        <w:bidi/>
+      </w:pPr>
+      <w:r>
+        <w:rPr>
+          <w:lang w:val="ar_AE" w:bidi="ar_AE"/>
+        </w:rPr>
+      </w:r>
+      <w:r>
+        <w:rPr>
           <w:b/>
           <w:lang w:val="ar_AE" w:bidi="ar_AE"/>
         </w:rPr>
@@ -3488,6 +3904,22 @@
         <w:rPr>
           <w:lang w:val="ar_AE" w:bidi="ar_AE"/>
         </w:rPr>
+      </w:r>
+    </w:p>
+    <w:p>
+      <w:pPr>
+        <w:bidi/>
+      </w:pPr>
+      <w:r>
+        <w:rPr>
+          <w:lang w:val="ar_AE" w:bidi="ar_AE"/>
+        </w:rPr>
+      </w:r>
+      <w:r>
+        <w:rPr>
+          <w:lang w:val="ar_AE" w:bidi="ar_AE"/>
+        </w:rPr>
+        <w:t>עִם־הַ⁠כֹּהֲנִֽים</w:t>
       </w:r>
     </w:p>
     <w:p>
@@ -3638,6 +4070,22 @@
       </w:r>
       <w:r>
         <w:rPr>
+          <w:lang w:val="ar_AE" w:bidi="ar_AE"/>
+        </w:rPr>
+        <w:t>וְ⁠אֶת־הַ⁠מִּשְׁתַּחֲוִ֥ים עַל־הַ⁠גַּגּ֖וֹת לִ⁠צְבָ֣א הַ⁠שָּׁמָ֑יִם וְ⁠אֶת־הַ⁠מִּֽשְׁתַּחֲוִים֙ הַ⁠נִּשְׁבָּעִ֣ים לַֽ⁠יהוָ֔ה וְ⁠הַ⁠נִּשְׁבָּעִ֖ים בְּ⁠מַלְכָּֽ⁠ם</w:t>
+      </w:r>
+    </w:p>
+    <w:p>
+      <w:pPr>
+        <w:bidi/>
+      </w:pPr>
+      <w:r>
+        <w:rPr>
+          <w:lang w:val="ar_AE" w:bidi="ar_AE"/>
+        </w:rPr>
+      </w:r>
+      <w:r>
+        <w:rPr>
           <w:b/>
           <w:lang w:val="ar_AE" w:bidi="ar_AE"/>
         </w:rPr>
@@ -3744,6 +4192,22 @@
       </w:r>
       <w:r>
         <w:rPr>
+          <w:lang w:val="ar_AE" w:bidi="ar_AE"/>
+        </w:rPr>
+        <w:t>וְ⁠אֶת־הַ⁠מִּשְׁתַּחֲוִ֥ים עַל־הַ⁠גַּגּ֖וֹת לִ⁠צְבָ֣א</w:t>
+      </w:r>
+    </w:p>
+    <w:p>
+      <w:pPr>
+        <w:bidi/>
+      </w:pPr>
+      <w:r>
+        <w:rPr>
+          <w:lang w:val="ar_AE" w:bidi="ar_AE"/>
+        </w:rPr>
+      </w:r>
+      <w:r>
+        <w:rPr>
           <w:b/>
           <w:lang w:val="ar_AE" w:bidi="ar_AE"/>
         </w:rPr>
@@ -3863,6 +4327,22 @@
       </w:r>
       <w:r>
         <w:rPr>
+          <w:lang w:val="ar_AE" w:bidi="ar_AE"/>
+        </w:rPr>
+        <w:t>לִ⁠צְבָ֣א הַ⁠שָּׁמָ֑יִם</w:t>
+      </w:r>
+    </w:p>
+    <w:p>
+      <w:pPr>
+        <w:bidi/>
+      </w:pPr>
+      <w:r>
+        <w:rPr>
+          <w:lang w:val="ar_AE" w:bidi="ar_AE"/>
+        </w:rPr>
+      </w:r>
+      <w:r>
+        <w:rPr>
           <w:b/>
           <w:lang w:val="ar_AE" w:bidi="ar_AE"/>
         </w:rPr>
@@ -3995,6 +4475,22 @@
       </w:r>
       <w:r>
         <w:rPr>
+          <w:lang w:val="ar_AE" w:bidi="ar_AE"/>
+        </w:rPr>
+        <w:t>וְ⁠אֶת־הַ⁠מִּֽשְׁתַּחֲוִים֙ הַ⁠נִּשְׁבָּעִ֣ים לַֽ⁠יהוָ֔ה</w:t>
+      </w:r>
+    </w:p>
+    <w:p>
+      <w:pPr>
+        <w:bidi/>
+      </w:pPr>
+      <w:r>
+        <w:rPr>
+          <w:lang w:val="ar_AE" w:bidi="ar_AE"/>
+        </w:rPr>
+      </w:r>
+      <w:r>
+        <w:rPr>
           <w:b/>
           <w:lang w:val="ar_AE" w:bidi="ar_AE"/>
         </w:rPr>
@@ -4101,6 +4597,22 @@
       </w:r>
       <w:r>
         <w:rPr>
+          <w:lang w:val="ar_AE" w:bidi="ar_AE"/>
+        </w:rPr>
+        <w:t>וְ⁠אֶת־הַ⁠מִּֽשְׁתַּחֲוִים֙ הַ⁠נִּשְׁבָּעִ֣ים לַֽ⁠יהוָ֔ה</w:t>
+      </w:r>
+    </w:p>
+    <w:p>
+      <w:pPr>
+        <w:bidi/>
+      </w:pPr>
+      <w:r>
+        <w:rPr>
+          <w:lang w:val="ar_AE" w:bidi="ar_AE"/>
+        </w:rPr>
+      </w:r>
+      <w:r>
+        <w:rPr>
           <w:b/>
           <w:lang w:val="ar_AE" w:bidi="ar_AE"/>
         </w:rPr>
@@ -4259,6 +4771,22 @@
       </w:r>
       <w:r>
         <w:rPr>
+          <w:lang w:val="ar_AE" w:bidi="ar_AE"/>
+        </w:rPr>
+        <w:t>הַ⁠נִּשְׁבָּעִ֣ים לַֽ⁠יהוָ֔ה וְ⁠הַ⁠נִּשְׁבָּעִ֖ים בְּ⁠מַלְכָּֽ⁠ם</w:t>
+      </w:r>
+    </w:p>
+    <w:p>
+      <w:pPr>
+        <w:bidi/>
+      </w:pPr>
+      <w:r>
+        <w:rPr>
+          <w:lang w:val="ar_AE" w:bidi="ar_AE"/>
+        </w:rPr>
+      </w:r>
+      <w:r>
+        <w:rPr>
           <w:b/>
           <w:lang w:val="ar_AE" w:bidi="ar_AE"/>
         </w:rPr>
@@ -4378,6 +4906,22 @@
       </w:r>
       <w:r>
         <w:rPr>
+          <w:lang w:val="ar_AE" w:bidi="ar_AE"/>
+        </w:rPr>
+        <w:t>הַ⁠נִּשְׁבָּעִ֣ים לַֽ⁠יהוָ֔ה וְ⁠הַ⁠נִּשְׁבָּעִ֖ים בְּ⁠מַלְכָּֽ⁠ם</w:t>
+      </w:r>
+    </w:p>
+    <w:p>
+      <w:pPr>
+        <w:bidi/>
+      </w:pPr>
+      <w:r>
+        <w:rPr>
+          <w:lang w:val="ar_AE" w:bidi="ar_AE"/>
+        </w:rPr>
+      </w:r>
+      <w:r>
+        <w:rPr>
           <w:b/>
           <w:lang w:val="ar_AE" w:bidi="ar_AE"/>
         </w:rPr>
@@ -4522,6 +5066,22 @@
       </w:r>
       <w:r>
         <w:rPr>
+          <w:lang w:val="ar_AE" w:bidi="ar_AE"/>
+        </w:rPr>
+        <w:t>וְ⁠אֶת־הַ⁠נְּסוֹגִ֖ים מֵ⁠אַחֲרֵ֣י יְהוָ֑ה וַ⁠אֲשֶׁ֛ר לֹֽא־בִקְשׁ֥וּ אֶת־יְהוָ֖ה וְ⁠לֹ֥א דְרָשֻֽׁ⁠הוּ</w:t>
+      </w:r>
+    </w:p>
+    <w:p>
+      <w:pPr>
+        <w:bidi/>
+      </w:pPr>
+      <w:r>
+        <w:rPr>
+          <w:lang w:val="ar_AE" w:bidi="ar_AE"/>
+        </w:rPr>
+      </w:r>
+      <w:r>
+        <w:rPr>
           <w:b/>
           <w:lang w:val="ar_AE" w:bidi="ar_AE"/>
         </w:rPr>
@@ -4628,6 +5188,22 @@
       </w:r>
       <w:r>
         <w:rPr>
+          <w:lang w:val="ar_AE" w:bidi="ar_AE"/>
+        </w:rPr>
+        <w:t>וְ⁠אֶת־הַ⁠נְּסוֹגִ֖ים מֵ⁠אַחֲרֵ֣י יְהוָ֑ה וַ⁠אֲשֶׁ֛ר לֹֽא־בִקְשׁ֥וּ אֶת־יְהוָ֖ה וְ⁠לֹ֥א דְרָשֻֽׁ⁠הוּ</w:t>
+      </w:r>
+    </w:p>
+    <w:p>
+      <w:pPr>
+        <w:bidi/>
+      </w:pPr>
+      <w:r>
+        <w:rPr>
+          <w:lang w:val="ar_AE" w:bidi="ar_AE"/>
+        </w:rPr>
+      </w:r>
+      <w:r>
+        <w:rPr>
           <w:b/>
           <w:lang w:val="ar_AE" w:bidi="ar_AE"/>
         </w:rPr>
@@ -4734,6 +5310,22 @@
       </w:r>
       <w:r>
         <w:rPr>
+          <w:lang w:val="ar_AE" w:bidi="ar_AE"/>
+        </w:rPr>
+        <w:t>וְ⁠אֶת־הַ⁠נְּסוֹגִ֖ים מֵ⁠אַחֲרֵ֣י יְהוָ֑ה</w:t>
+      </w:r>
+    </w:p>
+    <w:p>
+      <w:pPr>
+        <w:bidi/>
+      </w:pPr>
+      <w:r>
+        <w:rPr>
+          <w:lang w:val="ar_AE" w:bidi="ar_AE"/>
+        </w:rPr>
+      </w:r>
+      <w:r>
+        <w:rPr>
           <w:b/>
           <w:lang w:val="ar_AE" w:bidi="ar_AE"/>
         </w:rPr>
@@ -4853,6 +5445,22 @@
       </w:r>
       <w:r>
         <w:rPr>
+          <w:lang w:val="ar_AE" w:bidi="ar_AE"/>
+        </w:rPr>
+        <w:t>וַ⁠אֲשֶׁ֛ר לֹֽא־בִקְשׁ֥וּ אֶת־יְהוָ֖ה וְ⁠לֹ֥א דְרָשֻֽׁ⁠הוּ</w:t>
+      </w:r>
+    </w:p>
+    <w:p>
+      <w:pPr>
+        <w:bidi/>
+      </w:pPr>
+      <w:r>
+        <w:rPr>
+          <w:lang w:val="ar_AE" w:bidi="ar_AE"/>
+        </w:rPr>
+      </w:r>
+      <w:r>
+        <w:rPr>
           <w:b/>
           <w:lang w:val="ar_AE" w:bidi="ar_AE"/>
         </w:rPr>
@@ -5011,6 +5619,22 @@
       </w:r>
       <w:r>
         <w:rPr>
+          <w:lang w:val="ar_AE" w:bidi="ar_AE"/>
+        </w:rPr>
+        <w:t>הַ֕ס מִ⁠פְּנֵ֖י אֲדֹנָ֣⁠י יְהוִ֑ה</w:t>
+      </w:r>
+    </w:p>
+    <w:p>
+      <w:pPr>
+        <w:bidi/>
+      </w:pPr>
+      <w:r>
+        <w:rPr>
+          <w:lang w:val="ar_AE" w:bidi="ar_AE"/>
+        </w:rPr>
+      </w:r>
+      <w:r>
+        <w:rPr>
           <w:b/>
           <w:lang w:val="ar_AE" w:bidi="ar_AE"/>
         </w:rPr>
@@ -5143,6 +5767,22 @@
       </w:r>
       <w:r>
         <w:rPr>
+          <w:lang w:val="ar_AE" w:bidi="ar_AE"/>
+        </w:rPr>
+        <w:t>הַ֕ס מִ⁠פְּנֵ֖י אֲדֹנָ֣⁠י יְהוִ֑ה</w:t>
+      </w:r>
+    </w:p>
+    <w:p>
+      <w:pPr>
+        <w:bidi/>
+      </w:pPr>
+      <w:r>
+        <w:rPr>
+          <w:lang w:val="ar_AE" w:bidi="ar_AE"/>
+        </w:rPr>
+      </w:r>
+      <w:r>
+        <w:rPr>
           <w:b/>
           <w:lang w:val="ar_AE" w:bidi="ar_AE"/>
         </w:rPr>
@@ -5262,6 +5902,22 @@
       </w:r>
       <w:r>
         <w:rPr>
+          <w:lang w:val="ar_AE" w:bidi="ar_AE"/>
+        </w:rPr>
+        <w:t>קָרוֹב֙ י֣וֹם יְהוָ֔ה</w:t>
+      </w:r>
+    </w:p>
+    <w:p>
+      <w:pPr>
+        <w:bidi/>
+      </w:pPr>
+      <w:r>
+        <w:rPr>
+          <w:lang w:val="ar_AE" w:bidi="ar_AE"/>
+        </w:rPr>
+      </w:r>
+      <w:r>
+        <w:rPr>
           <w:b/>
           <w:lang w:val="ar_AE" w:bidi="ar_AE"/>
         </w:rPr>
@@ -5381,6 +6037,22 @@
       </w:r>
       <w:r>
         <w:rPr>
+          <w:lang w:val="ar_AE" w:bidi="ar_AE"/>
+        </w:rPr>
+        <w:t>הֵכִ֧ין יְהוָ֛ה זֶ֖בַח הִקְדִּ֥ישׁ קְרֻאָֽי⁠ו</w:t>
+      </w:r>
+    </w:p>
+    <w:p>
+      <w:pPr>
+        <w:bidi/>
+      </w:pPr>
+      <w:r>
+        <w:rPr>
+          <w:lang w:val="ar_AE" w:bidi="ar_AE"/>
+        </w:rPr>
+      </w:r>
+      <w:r>
+        <w:rPr>
           <w:b/>
           <w:lang w:val="ar_AE" w:bidi="ar_AE"/>
         </w:rPr>
@@ -5533,6 +6205,22 @@
       </w:r>
       <w:r>
         <w:rPr>
+          <w:lang w:val="ar_AE" w:bidi="ar_AE"/>
+        </w:rPr>
+        <w:t>קְרֻאָֽי⁠ו</w:t>
+      </w:r>
+    </w:p>
+    <w:p>
+      <w:pPr>
+        <w:bidi/>
+      </w:pPr>
+      <w:r>
+        <w:rPr>
+          <w:lang w:val="ar_AE" w:bidi="ar_AE"/>
+        </w:rPr>
+      </w:r>
+      <w:r>
+        <w:rPr>
           <w:b/>
           <w:lang w:val="ar_AE" w:bidi="ar_AE"/>
         </w:rPr>
@@ -5639,6 +6327,22 @@
       </w:r>
       <w:r>
         <w:rPr>
+          <w:lang w:val="ar_AE" w:bidi="ar_AE"/>
+        </w:rPr>
+        <w:t>וְ⁠הָיָ֗ה בְּ⁠יוֹם֙ זֶ֣בַח יְהוָ֔ה</w:t>
+      </w:r>
+    </w:p>
+    <w:p>
+      <w:pPr>
+        <w:bidi/>
+      </w:pPr>
+      <w:r>
+        <w:rPr>
+          <w:lang w:val="ar_AE" w:bidi="ar_AE"/>
+        </w:rPr>
+      </w:r>
+      <w:r>
+        <w:rPr>
           <w:b/>
           <w:lang w:val="ar_AE" w:bidi="ar_AE"/>
         </w:rPr>
@@ -5745,6 +6449,22 @@
       </w:r>
       <w:r>
         <w:rPr>
+          <w:lang w:val="ar_AE" w:bidi="ar_AE"/>
+        </w:rPr>
+        <w:t>בְּ⁠יוֹם֙ זֶ֣בַח יְהוָ֔ה</w:t>
+      </w:r>
+    </w:p>
+    <w:p>
+      <w:pPr>
+        <w:bidi/>
+      </w:pPr>
+      <w:r>
+        <w:rPr>
+          <w:lang w:val="ar_AE" w:bidi="ar_AE"/>
+        </w:rPr>
+      </w:r>
+      <w:r>
+        <w:rPr>
           <w:b/>
           <w:lang w:val="ar_AE" w:bidi="ar_AE"/>
         </w:rPr>
@@ -5851,6 +6571,22 @@
       </w:r>
       <w:r>
         <w:rPr>
+          <w:lang w:val="ar_AE" w:bidi="ar_AE"/>
+        </w:rPr>
+        <w:t>בְּ⁠יוֹם֙ זֶ֣בַח יְהוָ֔ה</w:t>
+      </w:r>
+    </w:p>
+    <w:p>
+      <w:pPr>
+        <w:bidi/>
+      </w:pPr>
+      <w:r>
+        <w:rPr>
+          <w:lang w:val="ar_AE" w:bidi="ar_AE"/>
+        </w:rPr>
+      </w:r>
+      <w:r>
+        <w:rPr>
           <w:b/>
           <w:lang w:val="ar_AE" w:bidi="ar_AE"/>
         </w:rPr>
@@ -5957,6 +6693,22 @@
       </w:r>
       <w:r>
         <w:rPr>
+          <w:lang w:val="ar_AE" w:bidi="ar_AE"/>
+        </w:rPr>
+        <w:t>בְּ⁠יוֹם֙ זֶ֣בַח יְהוָ֔ה</w:t>
+      </w:r>
+    </w:p>
+    <w:p>
+      <w:pPr>
+        <w:bidi/>
+      </w:pPr>
+      <w:r>
+        <w:rPr>
+          <w:lang w:val="ar_AE" w:bidi="ar_AE"/>
+        </w:rPr>
+      </w:r>
+      <w:r>
+        <w:rPr>
           <w:b/>
           <w:lang w:val="ar_AE" w:bidi="ar_AE"/>
         </w:rPr>
@@ -6063,6 +6815,22 @@
       </w:r>
       <w:r>
         <w:rPr>
+          <w:lang w:val="ar_AE" w:bidi="ar_AE"/>
+        </w:rPr>
+        <w:t>וּ⁠פָקַדְתִּ֥י עַל־הַ⁠שָּׂרִ֖ים וְ⁠עַל־בְּנֵ֣י הַ⁠מֶּ֑לֶךְ וְ⁠עַ֥ל כָּל־הַ⁠לֹּבְשִׁ֖ים מַלְבּ֥וּשׁ נָכְרִֽי</w:t>
+      </w:r>
+    </w:p>
+    <w:p>
+      <w:pPr>
+        <w:bidi/>
+      </w:pPr>
+      <w:r>
+        <w:rPr>
+          <w:lang w:val="ar_AE" w:bidi="ar_AE"/>
+        </w:rPr>
+      </w:r>
+      <w:r>
+        <w:rPr>
           <w:b/>
           <w:lang w:val="ar_AE" w:bidi="ar_AE"/>
         </w:rPr>
@@ -6182,6 +6950,22 @@
       </w:r>
       <w:r>
         <w:rPr>
+          <w:lang w:val="ar_AE" w:bidi="ar_AE"/>
+        </w:rPr>
+        <w:t>הַ⁠שָּׂרִ֖ים</w:t>
+      </w:r>
+    </w:p>
+    <w:p>
+      <w:pPr>
+        <w:bidi/>
+      </w:pPr>
+      <w:r>
+        <w:rPr>
+          <w:lang w:val="ar_AE" w:bidi="ar_AE"/>
+        </w:rPr>
+      </w:r>
+      <w:r>
+        <w:rPr>
           <w:b/>
           <w:lang w:val="ar_AE" w:bidi="ar_AE"/>
         </w:rPr>
@@ -6301,6 +7085,22 @@
       </w:r>
       <w:r>
         <w:rPr>
+          <w:lang w:val="ar_AE" w:bidi="ar_AE"/>
+        </w:rPr>
+        <w:t>בְּנֵ֣י הַ⁠מֶּ֑לֶךְ</w:t>
+      </w:r>
+    </w:p>
+    <w:p>
+      <w:pPr>
+        <w:bidi/>
+      </w:pPr>
+      <w:r>
+        <w:rPr>
+          <w:lang w:val="ar_AE" w:bidi="ar_AE"/>
+        </w:rPr>
+      </w:r>
+      <w:r>
+        <w:rPr>
           <w:b/>
           <w:lang w:val="ar_AE" w:bidi="ar_AE"/>
         </w:rPr>
@@ -6420,6 +7220,22 @@
       </w:r>
       <w:r>
         <w:rPr>
+          <w:lang w:val="ar_AE" w:bidi="ar_AE"/>
+        </w:rPr>
+        <w:t>כָּל־הַ⁠לֹּבְשִׁ֖ים מַלְבּ֥וּשׁ נָכְרִֽי</w:t>
+      </w:r>
+    </w:p>
+    <w:p>
+      <w:pPr>
+        <w:bidi/>
+      </w:pPr>
+      <w:r>
+        <w:rPr>
+          <w:lang w:val="ar_AE" w:bidi="ar_AE"/>
+        </w:rPr>
+      </w:r>
+      <w:r>
+        <w:rPr>
           <w:b/>
           <w:lang w:val="ar_AE" w:bidi="ar_AE"/>
         </w:rPr>
@@ -6539,6 +7355,22 @@
       </w:r>
       <w:r>
         <w:rPr>
+          <w:lang w:val="ar_AE" w:bidi="ar_AE"/>
+        </w:rPr>
+        <w:t>וּ⁠פָקַדְתִּ֗י עַ֧ל &amp; בַּ⁠יּ֣וֹם הַ⁠ה֑וּא</w:t>
+      </w:r>
+    </w:p>
+    <w:p>
+      <w:pPr>
+        <w:bidi/>
+      </w:pPr>
+      <w:r>
+        <w:rPr>
+          <w:lang w:val="ar_AE" w:bidi="ar_AE"/>
+        </w:rPr>
+      </w:r>
+      <w:r>
+        <w:rPr>
           <w:b/>
           <w:lang w:val="ar_AE" w:bidi="ar_AE"/>
         </w:rPr>
@@ -6645,6 +7477,22 @@
       </w:r>
       <w:r>
         <w:rPr>
+          <w:lang w:val="ar_AE" w:bidi="ar_AE"/>
+        </w:rPr>
+        <w:t>כָּל־הַ⁠דּוֹלֵ֛ג עַל־הַ⁠מִּפְתָּ֖ן</w:t>
+      </w:r>
+    </w:p>
+    <w:p>
+      <w:pPr>
+        <w:bidi/>
+      </w:pPr>
+      <w:r>
+        <w:rPr>
+          <w:lang w:val="ar_AE" w:bidi="ar_AE"/>
+        </w:rPr>
+      </w:r>
+      <w:r>
+        <w:rPr>
           <w:b/>
           <w:lang w:val="ar_AE" w:bidi="ar_AE"/>
         </w:rPr>
@@ -6790,6 +7638,22 @@
       </w:r>
       <w:r>
         <w:rPr>
+          <w:lang w:val="ar_AE" w:bidi="ar_AE"/>
+        </w:rPr>
+        <w:t>הַֽ⁠מְמַלְאִ֛ים בֵּ֥ית אֲדֹנֵי⁠הֶ֖ם חָמָ֥ס וּ⁠מִרְמָֽה</w:t>
+      </w:r>
+    </w:p>
+    <w:p>
+      <w:pPr>
+        <w:bidi/>
+      </w:pPr>
+      <w:r>
+        <w:rPr>
+          <w:lang w:val="ar_AE" w:bidi="ar_AE"/>
+        </w:rPr>
+      </w:r>
+      <w:r>
+        <w:rPr>
           <w:b/>
           <w:lang w:val="ar_AE" w:bidi="ar_AE"/>
         </w:rPr>
@@ -6909,6 +7773,22 @@
       </w:r>
       <w:r>
         <w:rPr>
+          <w:lang w:val="ar_AE" w:bidi="ar_AE"/>
+        </w:rPr>
+        <w:t>חָמָ֥ס וּ⁠מִרְמָֽה</w:t>
+      </w:r>
+    </w:p>
+    <w:p>
+      <w:pPr>
+        <w:bidi/>
+      </w:pPr>
+      <w:r>
+        <w:rPr>
+          <w:lang w:val="ar_AE" w:bidi="ar_AE"/>
+        </w:rPr>
+      </w:r>
+      <w:r>
+        <w:rPr>
           <w:b/>
           <w:lang w:val="ar_AE" w:bidi="ar_AE"/>
         </w:rPr>
@@ -7041,6 +7921,22 @@
       </w:r>
       <w:r>
         <w:rPr>
+          <w:lang w:val="ar_AE" w:bidi="ar_AE"/>
+        </w:rPr>
+        <w:t>וְ⁠הָיָה֩ בַ⁠יּ֨וֹם הַ⁠ה֜וּא נְאֻם־יְהוָ֗ה ק֤וֹל</w:t>
+      </w:r>
+    </w:p>
+    <w:p>
+      <w:pPr>
+        <w:bidi/>
+      </w:pPr>
+      <w:r>
+        <w:rPr>
+          <w:lang w:val="ar_AE" w:bidi="ar_AE"/>
+        </w:rPr>
+      </w:r>
+      <w:r>
+        <w:rPr>
           <w:b/>
           <w:lang w:val="ar_AE" w:bidi="ar_AE"/>
         </w:rPr>
@@ -7160,6 +8056,22 @@
       </w:r>
       <w:r>
         <w:rPr>
+          <w:lang w:val="ar_AE" w:bidi="ar_AE"/>
+        </w:rPr>
+        <w:t>בַ⁠יּ֨וֹם הַ⁠ה֜וּא</w:t>
+      </w:r>
+    </w:p>
+    <w:p>
+      <w:pPr>
+        <w:bidi/>
+      </w:pPr>
+      <w:r>
+        <w:rPr>
+          <w:lang w:val="ar_AE" w:bidi="ar_AE"/>
+        </w:rPr>
+      </w:r>
+      <w:r>
+        <w:rPr>
           <w:b/>
           <w:lang w:val="ar_AE" w:bidi="ar_AE"/>
         </w:rPr>
@@ -7266,6 +8178,22 @@
       </w:r>
       <w:r>
         <w:rPr>
+          <w:lang w:val="ar_AE" w:bidi="ar_AE"/>
+        </w:rPr>
+        <w:t>ק֤וֹל</w:t>
+      </w:r>
+    </w:p>
+    <w:p>
+      <w:pPr>
+        <w:bidi/>
+      </w:pPr>
+      <w:r>
+        <w:rPr>
+          <w:lang w:val="ar_AE" w:bidi="ar_AE"/>
+        </w:rPr>
+      </w:r>
+      <w:r>
+        <w:rPr>
           <w:b/>
           <w:lang w:val="ar_AE" w:bidi="ar_AE"/>
         </w:rPr>
@@ -7372,6 +8300,22 @@
       </w:r>
       <w:r>
         <w:rPr>
+          <w:lang w:val="ar_AE" w:bidi="ar_AE"/>
+        </w:rPr>
+        <w:t>מִ⁠שַּׁ֣עַר הַ⁠דָּגִ֔ים</w:t>
+      </w:r>
+    </w:p>
+    <w:p>
+      <w:pPr>
+        <w:bidi/>
+      </w:pPr>
+      <w:r>
+        <w:rPr>
+          <w:lang w:val="ar_AE" w:bidi="ar_AE"/>
+        </w:rPr>
+      </w:r>
+      <w:r>
+        <w:rPr>
           <w:b/>
           <w:lang w:val="ar_AE" w:bidi="ar_AE"/>
         </w:rPr>
@@ -7491,6 +8435,22 @@
       </w:r>
       <w:r>
         <w:rPr>
+          <w:lang w:val="ar_AE" w:bidi="ar_AE"/>
+        </w:rPr>
+        <w:t>הַ⁠מִּשְׁנֶ֑ה</w:t>
+      </w:r>
+    </w:p>
+    <w:p>
+      <w:pPr>
+        <w:bidi/>
+      </w:pPr>
+      <w:r>
+        <w:rPr>
+          <w:lang w:val="ar_AE" w:bidi="ar_AE"/>
+        </w:rPr>
+      </w:r>
+      <w:r>
+        <w:rPr>
           <w:b/>
           <w:lang w:val="ar_AE" w:bidi="ar_AE"/>
         </w:rPr>
@@ -7623,6 +8583,22 @@
       </w:r>
       <w:r>
         <w:rPr>
+          <w:lang w:val="ar_AE" w:bidi="ar_AE"/>
+        </w:rPr>
+        <w:t>מֵ⁠הַ⁠גְּבָעֽוֹת</w:t>
+      </w:r>
+    </w:p>
+    <w:p>
+      <w:pPr>
+        <w:bidi/>
+      </w:pPr>
+      <w:r>
+        <w:rPr>
+          <w:lang w:val="ar_AE" w:bidi="ar_AE"/>
+        </w:rPr>
+      </w:r>
+      <w:r>
+        <w:rPr>
           <w:b/>
           <w:lang w:val="ar_AE" w:bidi="ar_AE"/>
         </w:rPr>
@@ -7742,6 +8718,22 @@
       </w:r>
       <w:r>
         <w:rPr>
+          <w:lang w:val="ar_AE" w:bidi="ar_AE"/>
+        </w:rPr>
+        <w:t>הַ⁠מַּכְתֵּ֑שׁ</w:t>
+      </w:r>
+    </w:p>
+    <w:p>
+      <w:pPr>
+        <w:bidi/>
+      </w:pPr>
+      <w:r>
+        <w:rPr>
+          <w:lang w:val="ar_AE" w:bidi="ar_AE"/>
+        </w:rPr>
+      </w:r>
+      <w:r>
+        <w:rPr>
           <w:b/>
           <w:lang w:val="ar_AE" w:bidi="ar_AE"/>
         </w:rPr>
@@ -7861,6 +8853,22 @@
       </w:r>
       <w:r>
         <w:rPr>
+          <w:lang w:val="ar_AE" w:bidi="ar_AE"/>
+        </w:rPr>
+        <w:t>נִדְמָה֙ כָּל־עַ֣ם כְּנַ֔עַן נִכְרְת֖וּ כָּל־נְטִ֥ילֵי כָֽסֶף</w:t>
+      </w:r>
+    </w:p>
+    <w:p>
+      <w:pPr>
+        <w:bidi/>
+      </w:pPr>
+      <w:r>
+        <w:rPr>
+          <w:lang w:val="ar_AE" w:bidi="ar_AE"/>
+        </w:rPr>
+      </w:r>
+      <w:r>
+        <w:rPr>
           <w:b/>
           <w:lang w:val="ar_AE" w:bidi="ar_AE"/>
         </w:rPr>
@@ -7967,6 +8975,22 @@
       </w:r>
       <w:r>
         <w:rPr>
+          <w:lang w:val="ar_AE" w:bidi="ar_AE"/>
+        </w:rPr>
+        <w:t>נִדְמָה֙ כָּל־עַ֣ם כְּנַ֔עַן נִכְרְת֖וּ כָּל־נְטִ֥ילֵי כָֽסֶף</w:t>
+      </w:r>
+    </w:p>
+    <w:p>
+      <w:pPr>
+        <w:bidi/>
+      </w:pPr>
+      <w:r>
+        <w:rPr>
+          <w:lang w:val="ar_AE" w:bidi="ar_AE"/>
+        </w:rPr>
+      </w:r>
+      <w:r>
+        <w:rPr>
           <w:b/>
           <w:lang w:val="ar_AE" w:bidi="ar_AE"/>
         </w:rPr>
@@ -8073,6 +9097,22 @@
       </w:r>
       <w:r>
         <w:rPr>
+          <w:lang w:val="ar_AE" w:bidi="ar_AE"/>
+        </w:rPr>
+        <w:t>עַ֣ם כְּנַ֔עַן</w:t>
+      </w:r>
+    </w:p>
+    <w:p>
+      <w:pPr>
+        <w:bidi/>
+      </w:pPr>
+      <w:r>
+        <w:rPr>
+          <w:lang w:val="ar_AE" w:bidi="ar_AE"/>
+        </w:rPr>
+      </w:r>
+      <w:r>
+        <w:rPr>
           <w:b/>
           <w:lang w:val="ar_AE" w:bidi="ar_AE"/>
         </w:rPr>
@@ -8192,6 +9232,22 @@
       </w:r>
       <w:r>
         <w:rPr>
+          <w:lang w:val="ar_AE" w:bidi="ar_AE"/>
+        </w:rPr>
+        <w:t>נְטִ֥ילֵי כָֽסֶף</w:t>
+      </w:r>
+    </w:p>
+    <w:p>
+      <w:pPr>
+        <w:bidi/>
+      </w:pPr>
+      <w:r>
+        <w:rPr>
+          <w:lang w:val="ar_AE" w:bidi="ar_AE"/>
+        </w:rPr>
+      </w:r>
+      <w:r>
+        <w:rPr>
           <w:b/>
           <w:lang w:val="ar_AE" w:bidi="ar_AE"/>
         </w:rPr>
@@ -8311,6 +9367,22 @@
       </w:r>
       <w:r>
         <w:rPr>
+          <w:lang w:val="ar_AE" w:bidi="ar_AE"/>
+        </w:rPr>
+        <w:t>נִכְרְת֖וּ</w:t>
+      </w:r>
+    </w:p>
+    <w:p>
+      <w:pPr>
+        <w:bidi/>
+      </w:pPr>
+      <w:r>
+        <w:rPr>
+          <w:lang w:val="ar_AE" w:bidi="ar_AE"/>
+        </w:rPr>
+      </w:r>
+      <w:r>
+        <w:rPr>
           <w:b/>
           <w:lang w:val="ar_AE" w:bidi="ar_AE"/>
         </w:rPr>
@@ -8429,6 +9501,22 @@
       </w:r>
       <w:r>
         <w:rPr>
+          <w:lang w:val="ar_AE" w:bidi="ar_AE"/>
+        </w:rPr>
+        <w:t>בַּ⁠נֵּר֑וֹת</w:t>
+      </w:r>
+    </w:p>
+    <w:p>
+      <w:pPr>
+        <w:bidi/>
+      </w:pPr>
+      <w:r>
+        <w:rPr>
+          <w:lang w:val="ar_AE" w:bidi="ar_AE"/>
+        </w:rPr>
+      </w:r>
+      <w:r>
+        <w:rPr>
           <w:b/>
           <w:lang w:val="ar_AE" w:bidi="ar_AE"/>
         </w:rPr>
@@ -8561,6 +9649,22 @@
       </w:r>
       <w:r>
         <w:rPr>
+          <w:lang w:val="ar_AE" w:bidi="ar_AE"/>
+        </w:rPr>
+        <w:t>וּ⁠פָקַדְתִּ֣י עַל</w:t>
+      </w:r>
+    </w:p>
+    <w:p>
+      <w:pPr>
+        <w:bidi/>
+      </w:pPr>
+      <w:r>
+        <w:rPr>
+          <w:lang w:val="ar_AE" w:bidi="ar_AE"/>
+        </w:rPr>
+      </w:r>
+      <w:r>
+        <w:rPr>
           <w:b/>
           <w:lang w:val="ar_AE" w:bidi="ar_AE"/>
         </w:rPr>
@@ -8667,6 +9771,22 @@
       </w:r>
       <w:r>
         <w:rPr>
+          <w:lang w:val="ar_AE" w:bidi="ar_AE"/>
+        </w:rPr>
+        <w:t>הָ⁠אֲנָשִׁ֗ים הַ⁠קֹּֽפְאִים֙ עַל־שִׁמְרֵי⁠הֶ֔ם</w:t>
+      </w:r>
+    </w:p>
+    <w:p>
+      <w:pPr>
+        <w:bidi/>
+      </w:pPr>
+      <w:r>
+        <w:rPr>
+          <w:lang w:val="ar_AE" w:bidi="ar_AE"/>
+        </w:rPr>
+      </w:r>
+      <w:r>
+        <w:rPr>
           <w:b/>
           <w:lang w:val="ar_AE" w:bidi="ar_AE"/>
         </w:rPr>
@@ -8786,6 +9906,22 @@
       </w:r>
       <w:r>
         <w:rPr>
+          <w:lang w:val="ar_AE" w:bidi="ar_AE"/>
+        </w:rPr>
+        <w:t>הָ⁠אֲנָשִׁ֗ים הַ⁠קֹּֽפְאִים֙ עַל־שִׁמְרֵי⁠הֶ֔ם</w:t>
+      </w:r>
+    </w:p>
+    <w:p>
+      <w:pPr>
+        <w:bidi/>
+      </w:pPr>
+      <w:r>
+        <w:rPr>
+          <w:lang w:val="ar_AE" w:bidi="ar_AE"/>
+        </w:rPr>
+      </w:r>
+      <w:r>
+        <w:rPr>
           <w:b/>
           <w:lang w:val="ar_AE" w:bidi="ar_AE"/>
         </w:rPr>
@@ -8931,6 +10067,22 @@
       </w:r>
       <w:r>
         <w:rPr>
+          <w:lang w:val="ar_AE" w:bidi="ar_AE"/>
+        </w:rPr>
+        <w:t>הָ⁠אֹֽמְרִים֙ בִּ⁠לְבָבָ֔⁠ם לֹֽא־יֵיטִ֥יב יְהוָ֖ה וְ⁠לֹ֥א יָרֵֽעַ</w:t>
+      </w:r>
+    </w:p>
+    <w:p>
+      <w:pPr>
+        <w:bidi/>
+      </w:pPr>
+      <w:r>
+        <w:rPr>
+          <w:lang w:val="ar_AE" w:bidi="ar_AE"/>
+        </w:rPr>
+      </w:r>
+      <w:r>
+        <w:rPr>
           <w:b/>
           <w:lang w:val="ar_AE" w:bidi="ar_AE"/>
         </w:rPr>
@@ -9037,6 +10189,22 @@
       </w:r>
       <w:r>
         <w:rPr>
+          <w:lang w:val="ar_AE" w:bidi="ar_AE"/>
+        </w:rPr>
+        <w:t>הָ⁠אֹֽמְרִים֙ בִּ⁠לְבָבָ֔⁠ם לֹֽא־יֵיטִ֥יב יְהוָ֖ה וְ⁠לֹ֥א יָרֵֽעַ</w:t>
+      </w:r>
+    </w:p>
+    <w:p>
+      <w:pPr>
+        <w:bidi/>
+      </w:pPr>
+      <w:r>
+        <w:rPr>
+          <w:lang w:val="ar_AE" w:bidi="ar_AE"/>
+        </w:rPr>
+      </w:r>
+      <w:r>
+        <w:rPr>
           <w:b/>
           <w:lang w:val="ar_AE" w:bidi="ar_AE"/>
         </w:rPr>
@@ -9143,6 +10311,22 @@
       </w:r>
       <w:r>
         <w:rPr>
+          <w:lang w:val="ar_AE" w:bidi="ar_AE"/>
+        </w:rPr>
+        <w:t>בִּ⁠לְבָבָ֔⁠ם</w:t>
+      </w:r>
+    </w:p>
+    <w:p>
+      <w:pPr>
+        <w:bidi/>
+      </w:pPr>
+      <w:r>
+        <w:rPr>
+          <w:lang w:val="ar_AE" w:bidi="ar_AE"/>
+        </w:rPr>
+      </w:r>
+      <w:r>
+        <w:rPr>
           <w:b/>
           <w:lang w:val="ar_AE" w:bidi="ar_AE"/>
         </w:rPr>
@@ -9262,6 +10446,22 @@
       </w:r>
       <w:r>
         <w:rPr>
+          <w:lang w:val="ar_AE" w:bidi="ar_AE"/>
+        </w:rPr>
+        <w:t>בִּ⁠לְבָבָ֔⁠ם</w:t>
+      </w:r>
+    </w:p>
+    <w:p>
+      <w:pPr>
+        <w:bidi/>
+      </w:pPr>
+      <w:r>
+        <w:rPr>
+          <w:lang w:val="ar_AE" w:bidi="ar_AE"/>
+        </w:rPr>
+      </w:r>
+      <w:r>
+        <w:rPr>
           <w:b/>
           <w:lang w:val="ar_AE" w:bidi="ar_AE"/>
         </w:rPr>
@@ -9381,6 +10581,22 @@
       </w:r>
       <w:r>
         <w:rPr>
+          <w:lang w:val="ar_AE" w:bidi="ar_AE"/>
+        </w:rPr>
+        <w:t>לֹֽא־יֵיטִ֥יב יְהוָ֖ה וְ⁠לֹ֥א יָרֵֽעַ</w:t>
+      </w:r>
+    </w:p>
+    <w:p>
+      <w:pPr>
+        <w:bidi/>
+      </w:pPr>
+      <w:r>
+        <w:rPr>
+          <w:lang w:val="ar_AE" w:bidi="ar_AE"/>
+        </w:rPr>
+      </w:r>
+      <w:r>
+        <w:rPr>
           <w:b/>
           <w:lang w:val="ar_AE" w:bidi="ar_AE"/>
         </w:rPr>
@@ -9513,6 +10729,22 @@
       </w:r>
       <w:r>
         <w:rPr>
+          <w:lang w:val="ar_AE" w:bidi="ar_AE"/>
+        </w:rPr>
+        <w:t>וְ⁠הָיָ֤ה חֵילָ⁠ם֙ לִ⁠מְשִׁסָּ֔ה וּ⁠בָתֵּי⁠הֶ֖ם לִ⁠שְׁמָמָ֑ה</w:t>
+      </w:r>
+    </w:p>
+    <w:p>
+      <w:pPr>
+        <w:bidi/>
+      </w:pPr>
+      <w:r>
+        <w:rPr>
+          <w:lang w:val="ar_AE" w:bidi="ar_AE"/>
+        </w:rPr>
+      </w:r>
+      <w:r>
+        <w:rPr>
           <w:b/>
           <w:lang w:val="ar_AE" w:bidi="ar_AE"/>
         </w:rPr>
@@ -9606,6 +10838,22 @@
         <w:rPr>
           <w:lang w:val="ar_AE" w:bidi="ar_AE"/>
         </w:rPr>
+      </w:r>
+    </w:p>
+    <w:p>
+      <w:pPr>
+        <w:bidi/>
+      </w:pPr>
+      <w:r>
+        <w:rPr>
+          <w:lang w:val="ar_AE" w:bidi="ar_AE"/>
+        </w:rPr>
+      </w:r>
+      <w:r>
+        <w:rPr>
+          <w:lang w:val="ar_AE" w:bidi="ar_AE"/>
+        </w:rPr>
+        <w:t>וְ⁠הָיָ֤ה חֵילָ⁠ם֙ לִ⁠מְשִׁסָּ֔ה וּ⁠בָתֵּי⁠הֶ֖ם לִ⁠שְׁמָמָ֑ה</w:t>
       </w:r>
     </w:p>
     <w:p>
@@ -9861,6 +11109,22 @@
       </w:r>
       <w:r>
         <w:rPr>
+          <w:lang w:val="ar_AE" w:bidi="ar_AE"/>
+        </w:rPr>
+        <w:t>יוֹם־יְהוָה֙ הַ⁠גָּד֔וֹל &amp; י֣וֹם יְהוָ֔ה</w:t>
+      </w:r>
+    </w:p>
+    <w:p>
+      <w:pPr>
+        <w:bidi/>
+      </w:pPr>
+      <w:r>
+        <w:rPr>
+          <w:lang w:val="ar_AE" w:bidi="ar_AE"/>
+        </w:rPr>
+      </w:r>
+      <w:r>
+        <w:rPr>
           <w:b/>
           <w:lang w:val="ar_AE" w:bidi="ar_AE"/>
         </w:rPr>
@@ -9981,6 +11245,22 @@
       </w:r>
       <w:r>
         <w:rPr>
+          <w:lang w:val="ar_AE" w:bidi="ar_AE"/>
+        </w:rPr>
+        <w:t>יוֹם־יְהוָה֙ הַ⁠גָּד֔וֹל &amp; י֣וֹם יְהוָ֔ה</w:t>
+      </w:r>
+    </w:p>
+    <w:p>
+      <w:pPr>
+        <w:bidi/>
+      </w:pPr>
+      <w:r>
+        <w:rPr>
+          <w:lang w:val="ar_AE" w:bidi="ar_AE"/>
+        </w:rPr>
+      </w:r>
+      <w:r>
+        <w:rPr>
           <w:b/>
           <w:lang w:val="ar_AE" w:bidi="ar_AE"/>
         </w:rPr>
@@ -10101,6 +11381,22 @@
       </w:r>
       <w:r>
         <w:rPr>
+          <w:lang w:val="ar_AE" w:bidi="ar_AE"/>
+        </w:rPr>
+        <w:t>קָר֤וֹב &amp; קָר֖וֹב וּ⁠מַהֵ֣ר מְאֹ֑ד</w:t>
+      </w:r>
+    </w:p>
+    <w:p>
+      <w:pPr>
+        <w:bidi/>
+      </w:pPr>
+      <w:r>
+        <w:rPr>
+          <w:lang w:val="ar_AE" w:bidi="ar_AE"/>
+        </w:rPr>
+      </w:r>
+      <w:r>
+        <w:rPr>
           <w:b/>
           <w:lang w:val="ar_AE" w:bidi="ar_AE"/>
         </w:rPr>
@@ -10220,6 +11516,22 @@
       </w:r>
       <w:r>
         <w:rPr>
+          <w:lang w:val="ar_AE" w:bidi="ar_AE"/>
+        </w:rPr>
+        <w:t>קָר֤וֹב &amp; קָר֖וֹב וּ⁠מַהֵ֣ר מְאֹ֑ד</w:t>
+      </w:r>
+    </w:p>
+    <w:p>
+      <w:pPr>
+        <w:bidi/>
+      </w:pPr>
+      <w:r>
+        <w:rPr>
+          <w:lang w:val="ar_AE" w:bidi="ar_AE"/>
+        </w:rPr>
+      </w:r>
+      <w:r>
+        <w:rPr>
           <w:b/>
           <w:lang w:val="ar_AE" w:bidi="ar_AE"/>
         </w:rPr>
@@ -10352,6 +11664,22 @@
       </w:r>
       <w:r>
         <w:rPr>
+          <w:lang w:val="ar_AE" w:bidi="ar_AE"/>
+        </w:rPr>
+        <w:t>ק֚וֹל י֣וֹם יְהוָ֔ה מַ֥ר</w:t>
+      </w:r>
+    </w:p>
+    <w:p>
+      <w:pPr>
+        <w:bidi/>
+      </w:pPr>
+      <w:r>
+        <w:rPr>
+          <w:lang w:val="ar_AE" w:bidi="ar_AE"/>
+        </w:rPr>
+      </w:r>
+      <w:r>
+        <w:rPr>
           <w:b/>
           <w:lang w:val="ar_AE" w:bidi="ar_AE"/>
         </w:rPr>
@@ -10484,6 +11812,22 @@
       </w:r>
       <w:r>
         <w:rPr>
+          <w:lang w:val="ar_AE" w:bidi="ar_AE"/>
+        </w:rPr>
+        <w:t>צֹרֵ֖חַ &amp; גִּבּֽוֹר</w:t>
+      </w:r>
+    </w:p>
+    <w:p>
+      <w:pPr>
+        <w:bidi/>
+      </w:pPr>
+      <w:r>
+        <w:rPr>
+          <w:lang w:val="ar_AE" w:bidi="ar_AE"/>
+        </w:rPr>
+      </w:r>
+      <w:r>
+        <w:rPr>
           <w:b/>
           <w:lang w:val="ar_AE" w:bidi="ar_AE"/>
         </w:rPr>
@@ -10603,6 +11947,22 @@
       </w:r>
       <w:r>
         <w:rPr>
+          <w:lang w:val="ar_AE" w:bidi="ar_AE"/>
+        </w:rPr>
+        <w:t>הַ⁠יּ֣וֹם הַ⁠ה֑וּא</w:t>
+      </w:r>
+    </w:p>
+    <w:p>
+      <w:pPr>
+        <w:bidi/>
+      </w:pPr>
+      <w:r>
+        <w:rPr>
+          <w:lang w:val="ar_AE" w:bidi="ar_AE"/>
+        </w:rPr>
+      </w:r>
+      <w:r>
+        <w:rPr>
           <w:b/>
           <w:lang w:val="ar_AE" w:bidi="ar_AE"/>
         </w:rPr>
@@ -10722,6 +12082,22 @@
       </w:r>
       <w:r>
         <w:rPr>
+          <w:lang w:val="ar_AE" w:bidi="ar_AE"/>
+        </w:rPr>
+        <w:t>י֧וֹם צָרָ֣ה וּ⁠מְצוּקָ֗ה י֤וֹם שֹׁאָה֙ וּ⁠מְשׁוֹאָ֔ה י֥וֹם חֹ֨שֶׁךְ֙ וַ⁠אֲפֵלָ֔ה י֥וֹם עָנָ֖ן וַ⁠עֲרָפֶֽל</w:t>
+      </w:r>
+    </w:p>
+    <w:p>
+      <w:pPr>
+        <w:bidi/>
+      </w:pPr>
+      <w:r>
+        <w:rPr>
+          <w:lang w:val="ar_AE" w:bidi="ar_AE"/>
+        </w:rPr>
+      </w:r>
+      <w:r>
+        <w:rPr>
           <w:b/>
           <w:lang w:val="ar_AE" w:bidi="ar_AE"/>
         </w:rPr>
@@ -10828,6 +12204,22 @@
       </w:r>
       <w:r>
         <w:rPr>
+          <w:lang w:val="ar_AE" w:bidi="ar_AE"/>
+        </w:rPr>
+        <w:t>י֥וֹם חֹ֨שֶׁךְ֙ וַ⁠אֲפֵלָ֔ה י֥וֹם עָנָ֖ן וַ⁠עֲרָפֶֽל</w:t>
+      </w:r>
+    </w:p>
+    <w:p>
+      <w:pPr>
+        <w:bidi/>
+      </w:pPr>
+      <w:r>
+        <w:rPr>
+          <w:lang w:val="ar_AE" w:bidi="ar_AE"/>
+        </w:rPr>
+      </w:r>
+      <w:r>
+        <w:rPr>
           <w:b/>
           <w:lang w:val="ar_AE" w:bidi="ar_AE"/>
         </w:rPr>
@@ -10934,6 +12326,22 @@
       </w:r>
       <w:r>
         <w:rPr>
+          <w:lang w:val="ar_AE" w:bidi="ar_AE"/>
+        </w:rPr>
+        <w:t>י֥וֹם</w:t>
+      </w:r>
+    </w:p>
+    <w:p>
+      <w:pPr>
+        <w:bidi/>
+      </w:pPr>
+      <w:r>
+        <w:rPr>
+          <w:lang w:val="ar_AE" w:bidi="ar_AE"/>
+        </w:rPr>
+      </w:r>
+      <w:r>
+        <w:rPr>
           <w:b/>
           <w:lang w:val="ar_AE" w:bidi="ar_AE"/>
         </w:rPr>
@@ -11053,6 +12461,22 @@
       </w:r>
       <w:r>
         <w:rPr>
+          <w:lang w:val="ar_AE" w:bidi="ar_AE"/>
+        </w:rPr>
+        <w:t>שׁוֹפָ֖ר וּ⁠תְרוּעָ֑ה</w:t>
+      </w:r>
+    </w:p>
+    <w:p>
+      <w:pPr>
+        <w:bidi/>
+      </w:pPr>
+      <w:r>
+        <w:rPr>
+          <w:lang w:val="ar_AE" w:bidi="ar_AE"/>
+        </w:rPr>
+      </w:r>
+      <w:r>
+        <w:rPr>
           <w:b/>
           <w:lang w:val="ar_AE" w:bidi="ar_AE"/>
         </w:rPr>
@@ -11172,6 +12596,22 @@
       </w:r>
       <w:r>
         <w:rPr>
+          <w:lang w:val="ar_AE" w:bidi="ar_AE"/>
+        </w:rPr>
+        <w:t>עַ֚ל הֶ⁠עָרִ֣ים הַ⁠בְּצֻר֔וֹת וְ⁠עַ֖ל הַ⁠פִּנּ֥וֹת הַ⁠גְּבֹהֽוֹת</w:t>
+      </w:r>
+    </w:p>
+    <w:p>
+      <w:pPr>
+        <w:bidi/>
+      </w:pPr>
+      <w:r>
+        <w:rPr>
+          <w:lang w:val="ar_AE" w:bidi="ar_AE"/>
+        </w:rPr>
+      </w:r>
+      <w:r>
+        <w:rPr>
           <w:b/>
           <w:lang w:val="ar_AE" w:bidi="ar_AE"/>
         </w:rPr>
@@ -11317,6 +12757,22 @@
       </w:r>
       <w:r>
         <w:rPr>
+          <w:lang w:val="ar_AE" w:bidi="ar_AE"/>
+        </w:rPr>
+        <w:t>עַ֚ל הֶ⁠עָרִ֣ים הַ⁠בְּצֻר֔וֹת וְ⁠עַ֖ל הַ⁠פִּנּ֥וֹת הַ⁠גְּבֹהֽוֹת</w:t>
+      </w:r>
+    </w:p>
+    <w:p>
+      <w:pPr>
+        <w:bidi/>
+      </w:pPr>
+      <w:r>
+        <w:rPr>
+          <w:lang w:val="ar_AE" w:bidi="ar_AE"/>
+        </w:rPr>
+      </w:r>
+      <w:r>
+        <w:rPr>
           <w:b/>
           <w:lang w:val="ar_AE" w:bidi="ar_AE"/>
         </w:rPr>
@@ -11436,6 +12892,22 @@
         <w:rPr>
           <w:lang w:val="ar_AE" w:bidi="ar_AE"/>
         </w:rPr>
+      </w:r>
+    </w:p>
+    <w:p>
+      <w:pPr>
+        <w:bidi/>
+      </w:pPr>
+      <w:r>
+        <w:rPr>
+          <w:lang w:val="ar_AE" w:bidi="ar_AE"/>
+        </w:rPr>
+      </w:r>
+      <w:r>
+        <w:rPr>
+          <w:lang w:val="ar_AE" w:bidi="ar_AE"/>
+        </w:rPr>
+        <w:t>לָ⁠אָדָ֗ם</w:t>
       </w:r>
     </w:p>
     <w:p>
@@ -11717,6 +13189,22 @@
       </w:r>
       <w:r>
         <w:rPr>
+          <w:lang w:val="ar_AE" w:bidi="ar_AE"/>
+        </w:rPr>
+        <w:t>וְ⁠הָֽלְכוּ֙ כַּֽ⁠עִוְרִ֔ים</w:t>
+      </w:r>
+    </w:p>
+    <w:p>
+      <w:pPr>
+        <w:bidi/>
+      </w:pPr>
+      <w:r>
+        <w:rPr>
+          <w:lang w:val="ar_AE" w:bidi="ar_AE"/>
+        </w:rPr>
+      </w:r>
+      <w:r>
+        <w:rPr>
           <w:b/>
           <w:lang w:val="ar_AE" w:bidi="ar_AE"/>
         </w:rPr>
@@ -11849,6 +13337,22 @@
       </w:r>
       <w:r>
         <w:rPr>
+          <w:lang w:val="ar_AE" w:bidi="ar_AE"/>
+        </w:rPr>
+        <w:t>כַּֽ⁠עִוְרִ֔ים</w:t>
+      </w:r>
+    </w:p>
+    <w:p>
+      <w:pPr>
+        <w:bidi/>
+      </w:pPr>
+      <w:r>
+        <w:rPr>
+          <w:lang w:val="ar_AE" w:bidi="ar_AE"/>
+        </w:rPr>
+      </w:r>
+      <w:r>
+        <w:rPr>
           <w:b/>
           <w:lang w:val="ar_AE" w:bidi="ar_AE"/>
         </w:rPr>
@@ -11981,6 +13485,22 @@
       </w:r>
       <w:r>
         <w:rPr>
+          <w:lang w:val="ar_AE" w:bidi="ar_AE"/>
+        </w:rPr>
+        <w:t>וְ⁠שֻׁפַּ֤ךְ דָּמָ⁠ם֙ כֶּֽ⁠עָפָ֔ר וּ⁠לְחֻמָ֖⁠ם כַּ⁠גְּלָלִֽים</w:t>
+      </w:r>
+    </w:p>
+    <w:p>
+      <w:pPr>
+        <w:bidi/>
+      </w:pPr>
+      <w:r>
+        <w:rPr>
+          <w:lang w:val="ar_AE" w:bidi="ar_AE"/>
+        </w:rPr>
+      </w:r>
+      <w:r>
+        <w:rPr>
           <w:b/>
           <w:lang w:val="ar_AE" w:bidi="ar_AE"/>
         </w:rPr>
@@ -12087,6 +13607,22 @@
       </w:r>
       <w:r>
         <w:rPr>
+          <w:lang w:val="ar_AE" w:bidi="ar_AE"/>
+        </w:rPr>
+        <w:t>וְ⁠שֻׁפַּ֤ךְ דָּמָ⁠ם֙ כֶּֽ⁠עָפָ֔ר וּ⁠לְחֻמָ֖⁠ם כַּ⁠גְּלָלִֽים</w:t>
+      </w:r>
+    </w:p>
+    <w:p>
+      <w:pPr>
+        <w:bidi/>
+      </w:pPr>
+      <w:r>
+        <w:rPr>
+          <w:lang w:val="ar_AE" w:bidi="ar_AE"/>
+        </w:rPr>
+      </w:r>
+      <w:r>
+        <w:rPr>
           <w:b/>
           <w:lang w:val="ar_AE" w:bidi="ar_AE"/>
         </w:rPr>
@@ -12193,6 +13729,22 @@
       </w:r>
       <w:r>
         <w:rPr>
+          <w:lang w:val="ar_AE" w:bidi="ar_AE"/>
+        </w:rPr>
+        <w:t>וְ⁠שֻׁפַּ֤ךְ דָּמָ⁠ם֙ כֶּֽ⁠עָפָ֔ר וּ⁠לְחֻמָ֖⁠ם כַּ⁠גְּלָלִֽים</w:t>
+      </w:r>
+    </w:p>
+    <w:p>
+      <w:pPr>
+        <w:bidi/>
+      </w:pPr>
+      <w:r>
+        <w:rPr>
+          <w:lang w:val="ar_AE" w:bidi="ar_AE"/>
+        </w:rPr>
+      </w:r>
+      <w:r>
+        <w:rPr>
           <w:b/>
           <w:lang w:val="ar_AE" w:bidi="ar_AE"/>
         </w:rPr>
@@ -12325,6 +13877,22 @@
       </w:r>
       <w:r>
         <w:rPr>
+          <w:lang w:val="ar_AE" w:bidi="ar_AE"/>
+        </w:rPr>
+        <w:t>גַּם־כַּסְפָּ֨⁠ם גַּם־זְהָבָ֜⁠ם לֹֽא־יוּכַ֣ל לְ⁠הַצִּילָ֗⁠ם</w:t>
+      </w:r>
+    </w:p>
+    <w:p>
+      <w:pPr>
+        <w:bidi/>
+      </w:pPr>
+      <w:r>
+        <w:rPr>
+          <w:lang w:val="ar_AE" w:bidi="ar_AE"/>
+        </w:rPr>
+      </w:r>
+      <w:r>
+        <w:rPr>
           <w:b/>
           <w:lang w:val="ar_AE" w:bidi="ar_AE"/>
         </w:rPr>
@@ -12470,6 +14038,22 @@
       </w:r>
       <w:r>
         <w:rPr>
+          <w:lang w:val="ar_AE" w:bidi="ar_AE"/>
+        </w:rPr>
+        <w:t>וּ⁠בְ⁠אֵשׁ֙ קִנְאָת֔⁠וֹ תֵּאָכֵ֖ל כָּל־הָ⁠אָ֑רֶץ</w:t>
+      </w:r>
+    </w:p>
+    <w:p>
+      <w:pPr>
+        <w:bidi/>
+      </w:pPr>
+      <w:r>
+        <w:rPr>
+          <w:lang w:val="ar_AE" w:bidi="ar_AE"/>
+        </w:rPr>
+      </w:r>
+      <w:r>
+        <w:rPr>
           <w:b/>
           <w:lang w:val="ar_AE" w:bidi="ar_AE"/>
         </w:rPr>
@@ -12576,6 +14160,22 @@
       </w:r>
       <w:r>
         <w:rPr>
+          <w:lang w:val="ar_AE" w:bidi="ar_AE"/>
+        </w:rPr>
+        <w:t>וּ⁠בְ⁠אֵשׁ֙ קִנְאָת֔⁠וֹ תֵּאָכֵ֖ל כָּל־הָ⁠אָ֑רֶץ</w:t>
+      </w:r>
+    </w:p>
+    <w:p>
+      <w:pPr>
+        <w:bidi/>
+      </w:pPr>
+      <w:r>
+        <w:rPr>
+          <w:lang w:val="ar_AE" w:bidi="ar_AE"/>
+        </w:rPr>
+      </w:r>
+      <w:r>
+        <w:rPr>
           <w:b/>
           <w:lang w:val="ar_AE" w:bidi="ar_AE"/>
         </w:rPr>
@@ -12708,6 +14308,22 @@
       </w:r>
       <w:r>
         <w:rPr>
+          <w:lang w:val="ar_AE" w:bidi="ar_AE"/>
+        </w:rPr>
+        <w:t>וּ⁠בְ⁠אֵשׁ֙ קִנְאָת֔⁠וֹ תֵּאָכֵ֖ל כָּל־הָ⁠אָ֑רֶץ</w:t>
+      </w:r>
+    </w:p>
+    <w:p>
+      <w:pPr>
+        <w:bidi/>
+      </w:pPr>
+      <w:r>
+        <w:rPr>
+          <w:lang w:val="ar_AE" w:bidi="ar_AE"/>
+        </w:rPr>
+      </w:r>
+      <w:r>
+        <w:rPr>
           <w:b/>
           <w:lang w:val="ar_AE" w:bidi="ar_AE"/>
         </w:rPr>
@@ -12827,6 +14443,22 @@
       </w:r>
       <w:r>
         <w:rPr>
+          <w:lang w:val="ar_AE" w:bidi="ar_AE"/>
+        </w:rPr>
+        <w:t>כָלָ֤ה אַךְ־נִבְהָלָה֙ יַֽעֲשֶׂ֔ה אֵ֥ת כָּל־יֹשְׁבֵ֖י הָ⁠אָֽרֶץ</w:t>
+      </w:r>
+    </w:p>
+    <w:p>
+      <w:pPr>
+        <w:bidi/>
+      </w:pPr>
+      <w:r>
+        <w:rPr>
+          <w:lang w:val="ar_AE" w:bidi="ar_AE"/>
+        </w:rPr>
+      </w:r>
+      <w:r>
+        <w:rPr>
           <w:b/>
           <w:lang w:val="ar_AE" w:bidi="ar_AE"/>
         </w:rPr>
@@ -12946,6 +14578,22 @@
       </w:r>
       <w:r>
         <w:rPr>
+          <w:lang w:val="ar_AE" w:bidi="ar_AE"/>
+        </w:rPr>
+        <w:t>אֵ֥ת כָּל־יֹשְׁבֵ֖י הָ⁠אָֽרֶץ</w:t>
+      </w:r>
+    </w:p>
+    <w:p>
+      <w:pPr>
+        <w:bidi/>
+      </w:pPr>
+      <w:r>
+        <w:rPr>
+          <w:lang w:val="ar_AE" w:bidi="ar_AE"/>
+        </w:rPr>
+      </w:r>
+      <w:r>
+        <w:rPr>
           <w:b/>
           <w:lang w:val="ar_AE" w:bidi="ar_AE"/>
         </w:rPr>
@@ -13091,6 +14739,22 @@
       </w:r>
       <w:r>
         <w:rPr>
+          <w:lang w:val="ar_AE" w:bidi="ar_AE"/>
+        </w:rPr>
+        <w:t>נִבְהָלָה֙</w:t>
+      </w:r>
+    </w:p>
+    <w:p>
+      <w:pPr>
+        <w:bidi/>
+      </w:pPr>
+      <w:r>
+        <w:rPr>
+          <w:lang w:val="ar_AE" w:bidi="ar_AE"/>
+        </w:rPr>
+      </w:r>
+      <w:r>
+        <w:rPr>
           <w:b/>
           <w:lang w:val="ar_AE" w:bidi="ar_AE"/>
         </w:rPr>
@@ -13210,6 +14874,22 @@
       </w:r>
       <w:r>
         <w:rPr>
+          <w:lang w:val="ar_AE" w:bidi="ar_AE"/>
+        </w:rPr>
+        <w:t>הִֽתְקוֹשְׁשׁ֖וּ וָ⁠ק֑וֹשּׁוּ</w:t>
+      </w:r>
+    </w:p>
+    <w:p>
+      <w:pPr>
+        <w:bidi/>
+      </w:pPr>
+      <w:r>
+        <w:rPr>
+          <w:lang w:val="ar_AE" w:bidi="ar_AE"/>
+        </w:rPr>
+      </w:r>
+      <w:r>
+        <w:rPr>
           <w:b/>
           <w:lang w:val="ar_AE" w:bidi="ar_AE"/>
         </w:rPr>
@@ -13329,6 +15009,22 @@
       </w:r>
       <w:r>
         <w:rPr>
+          <w:lang w:val="ar_AE" w:bidi="ar_AE"/>
+        </w:rPr>
+        <w:t>הִֽתְקוֹשְׁשׁ֖וּ וָ⁠ק֑וֹשּׁוּ</w:t>
+      </w:r>
+    </w:p>
+    <w:p>
+      <w:pPr>
+        <w:bidi/>
+      </w:pPr>
+      <w:r>
+        <w:rPr>
+          <w:lang w:val="ar_AE" w:bidi="ar_AE"/>
+        </w:rPr>
+      </w:r>
+      <w:r>
+        <w:rPr>
           <w:b/>
           <w:lang w:val="ar_AE" w:bidi="ar_AE"/>
         </w:rPr>
@@ -13448,6 +15144,22 @@
       </w:r>
       <w:r>
         <w:rPr>
+          <w:lang w:val="ar_AE" w:bidi="ar_AE"/>
+        </w:rPr>
+        <w:t>הִֽתְקוֹשְׁשׁ֖וּ</w:t>
+      </w:r>
+    </w:p>
+    <w:p>
+      <w:pPr>
+        <w:bidi/>
+      </w:pPr>
+      <w:r>
+        <w:rPr>
+          <w:lang w:val="ar_AE" w:bidi="ar_AE"/>
+        </w:rPr>
+      </w:r>
+      <w:r>
+        <w:rPr>
           <w:b/>
           <w:lang w:val="ar_AE" w:bidi="ar_AE"/>
         </w:rPr>
@@ -13567,6 +15279,22 @@
       </w:r>
       <w:r>
         <w:rPr>
+          <w:lang w:val="ar_AE" w:bidi="ar_AE"/>
+        </w:rPr>
+        <w:t>הַ⁠גּ֖וֹי לֹ֥א נִכְסָֽף</w:t>
+      </w:r>
+    </w:p>
+    <w:p>
+      <w:pPr>
+        <w:bidi/>
+      </w:pPr>
+      <w:r>
+        <w:rPr>
+          <w:lang w:val="ar_AE" w:bidi="ar_AE"/>
+        </w:rPr>
+      </w:r>
+      <w:r>
+        <w:rPr>
           <w:b/>
           <w:lang w:val="ar_AE" w:bidi="ar_AE"/>
         </w:rPr>
@@ -13686,6 +15414,22 @@
       </w:r>
       <w:r>
         <w:rPr>
+          <w:lang w:val="ar_AE" w:bidi="ar_AE"/>
+        </w:rPr>
+        <w:t>הַ⁠גּ֖וֹי לֹ֥א נִכְסָֽף</w:t>
+      </w:r>
+    </w:p>
+    <w:p>
+      <w:pPr>
+        <w:bidi/>
+      </w:pPr>
+      <w:r>
+        <w:rPr>
+          <w:lang w:val="ar_AE" w:bidi="ar_AE"/>
+        </w:rPr>
+      </w:r>
+      <w:r>
+        <w:rPr>
           <w:b/>
           <w:lang w:val="ar_AE" w:bidi="ar_AE"/>
         </w:rPr>
@@ -13805,6 +15549,22 @@
       </w:r>
       <w:r>
         <w:rPr>
+          <w:lang w:val="ar_AE" w:bidi="ar_AE"/>
+        </w:rPr>
+        <w:t>בְּ⁠טֶ֨רֶם֙ לֶ֣דֶת חֹ֔ק</w:t>
+      </w:r>
+    </w:p>
+    <w:p>
+      <w:pPr>
+        <w:bidi/>
+      </w:pPr>
+      <w:r>
+        <w:rPr>
+          <w:lang w:val="ar_AE" w:bidi="ar_AE"/>
+        </w:rPr>
+      </w:r>
+      <w:r>
+        <w:rPr>
           <w:b/>
           <w:lang w:val="ar_AE" w:bidi="ar_AE"/>
         </w:rPr>
@@ -13950,6 +15710,22 @@
       </w:r>
       <w:r>
         <w:rPr>
+          <w:lang w:val="ar_AE" w:bidi="ar_AE"/>
+        </w:rPr>
+        <w:t>בְּ⁠טֶ֨רֶם֙ לֶ֣דֶת חֹ֔ק</w:t>
+      </w:r>
+    </w:p>
+    <w:p>
+      <w:pPr>
+        <w:bidi/>
+      </w:pPr>
+      <w:r>
+        <w:rPr>
+          <w:lang w:val="ar_AE" w:bidi="ar_AE"/>
+        </w:rPr>
+      </w:r>
+      <w:r>
+        <w:rPr>
           <w:b/>
           <w:lang w:val="ar_AE" w:bidi="ar_AE"/>
         </w:rPr>
@@ -14069,6 +15845,22 @@
       </w:r>
       <w:r>
         <w:rPr>
+          <w:lang w:val="ar_AE" w:bidi="ar_AE"/>
+        </w:rPr>
+        <w:t>י֑וֹם</w:t>
+      </w:r>
+    </w:p>
+    <w:p>
+      <w:pPr>
+        <w:bidi/>
+      </w:pPr>
+      <w:r>
+        <w:rPr>
+          <w:lang w:val="ar_AE" w:bidi="ar_AE"/>
+        </w:rPr>
+      </w:r>
+      <w:r>
+        <w:rPr>
           <w:b/>
           <w:lang w:val="ar_AE" w:bidi="ar_AE"/>
         </w:rPr>
@@ -14188,6 +15980,22 @@
       </w:r>
       <w:r>
         <w:rPr>
+          <w:lang w:val="ar_AE" w:bidi="ar_AE"/>
+        </w:rPr>
+        <w:t>כְּ⁠מֹ֖ץ עָ֣בַר</w:t>
+      </w:r>
+    </w:p>
+    <w:p>
+      <w:pPr>
+        <w:bidi/>
+      </w:pPr>
+      <w:r>
+        <w:rPr>
+          <w:lang w:val="ar_AE" w:bidi="ar_AE"/>
+        </w:rPr>
+      </w:r>
+      <w:r>
+        <w:rPr>
           <w:b/>
           <w:lang w:val="ar_AE" w:bidi="ar_AE"/>
         </w:rPr>
@@ -14334,6 +16142,22 @@
       </w:r>
       <w:r>
         <w:rPr>
+          <w:lang w:val="ar_AE" w:bidi="ar_AE"/>
+        </w:rPr>
+        <w:t>בְּ⁠טֶ֣רֶם ׀ לֹא־יָב֣וֹא עֲלֵי⁠כֶ֗ם חֲרוֹן֙ אַף־יְהוָ֔ה בְּ⁠טֶ֨רֶם֙ לֹא־יָב֣וֹא עֲלֵי⁠כֶ֔ם י֖וֹם אַף־יְהוָֽה</w:t>
+      </w:r>
+    </w:p>
+    <w:p>
+      <w:pPr>
+        <w:bidi/>
+      </w:pPr>
+      <w:r>
+        <w:rPr>
+          <w:lang w:val="ar_AE" w:bidi="ar_AE"/>
+        </w:rPr>
+      </w:r>
+      <w:r>
+        <w:rPr>
           <w:b/>
           <w:lang w:val="ar_AE" w:bidi="ar_AE"/>
         </w:rPr>
@@ -14440,6 +16264,22 @@
       </w:r>
       <w:r>
         <w:rPr>
+          <w:lang w:val="ar_AE" w:bidi="ar_AE"/>
+        </w:rPr>
+        <w:t>בְּ⁠טֶ֣רֶם ׀ לֹא־יָב֣וֹא עֲלֵי⁠כֶ֗ם חֲרוֹן֙ אַף־יְהוָ֔ה</w:t>
+      </w:r>
+    </w:p>
+    <w:p>
+      <w:pPr>
+        <w:bidi/>
+      </w:pPr>
+      <w:r>
+        <w:rPr>
+          <w:lang w:val="ar_AE" w:bidi="ar_AE"/>
+        </w:rPr>
+      </w:r>
+      <w:r>
+        <w:rPr>
           <w:b/>
           <w:lang w:val="ar_AE" w:bidi="ar_AE"/>
         </w:rPr>
@@ -14532,6 +16372,22 @@
       </w:r>
       <w:r>
         <w:rPr>
+          <w:lang w:val="ar_AE" w:bidi="ar_AE"/>
+        </w:rPr>
+        <w:t>בְּ⁠טֶ֣רֶם ׀ לֹא־יָב֣וֹא עֲלֵי⁠כֶ֗ם חֲרוֹן֙ אַף־יְהוָ֔ה</w:t>
+      </w:r>
+    </w:p>
+    <w:p>
+      <w:pPr>
+        <w:bidi/>
+      </w:pPr>
+      <w:r>
+        <w:rPr>
+          <w:lang w:val="ar_AE" w:bidi="ar_AE"/>
+        </w:rPr>
+      </w:r>
+      <w:r>
+        <w:rPr>
           <w:b/>
           <w:lang w:val="ar_AE" w:bidi="ar_AE"/>
         </w:rPr>
@@ -14677,6 +16533,22 @@
       </w:r>
       <w:r>
         <w:rPr>
+          <w:lang w:val="ar_AE" w:bidi="ar_AE"/>
+        </w:rPr>
+        <w:t>בְּ⁠טֶ֣רֶם ׀ לֹא־יָב֣וֹא עֲלֵי⁠כֶ֗ם חֲרוֹן֙ אַף־יְהוָ֔ה</w:t>
+      </w:r>
+    </w:p>
+    <w:p>
+      <w:pPr>
+        <w:bidi/>
+      </w:pPr>
+      <w:r>
+        <w:rPr>
+          <w:lang w:val="ar_AE" w:bidi="ar_AE"/>
+        </w:rPr>
+      </w:r>
+      <w:r>
+        <w:rPr>
           <w:b/>
           <w:lang w:val="ar_AE" w:bidi="ar_AE"/>
         </w:rPr>
@@ -14809,6 +16681,22 @@
       </w:r>
       <w:r>
         <w:rPr>
+          <w:lang w:val="ar_AE" w:bidi="ar_AE"/>
+        </w:rPr>
+        <w:t>בְּ⁠טֶ֨רֶם֙ לֹא־יָב֣וֹא עֲלֵי⁠כֶ֔ם י֖וֹם אַף־יְהוָֽה</w:t>
+      </w:r>
+    </w:p>
+    <w:p>
+      <w:pPr>
+        <w:bidi/>
+      </w:pPr>
+      <w:r>
+        <w:rPr>
+          <w:lang w:val="ar_AE" w:bidi="ar_AE"/>
+        </w:rPr>
+      </w:r>
+      <w:r>
+        <w:rPr>
           <w:b/>
           <w:lang w:val="ar_AE" w:bidi="ar_AE"/>
         </w:rPr>
@@ -14915,6 +16803,22 @@
         <w:rPr>
           <w:lang w:val="ar_AE" w:bidi="ar_AE"/>
         </w:rPr>
+      </w:r>
+    </w:p>
+    <w:p>
+      <w:pPr>
+        <w:bidi/>
+      </w:pPr>
+      <w:r>
+        <w:rPr>
+          <w:lang w:val="ar_AE" w:bidi="ar_AE"/>
+        </w:rPr>
+      </w:r>
+      <w:r>
+        <w:rPr>
+          <w:lang w:val="ar_AE" w:bidi="ar_AE"/>
+        </w:rPr>
+        <w:t>בַּקְּשׁ֤וּ אֶת־יְהוָה֙</w:t>
       </w:r>
     </w:p>
     <w:p>
@@ -15052,6 +16956,22 @@
       </w:r>
       <w:r>
         <w:rPr>
+          <w:lang w:val="ar_AE" w:bidi="ar_AE"/>
+        </w:rPr>
+        <w:t>כָּל־עַנְוֵ֣י הָ⁠אָ֔רֶץ</w:t>
+      </w:r>
+    </w:p>
+    <w:p>
+      <w:pPr>
+        <w:bidi/>
+      </w:pPr>
+      <w:r>
+        <w:rPr>
+          <w:lang w:val="ar_AE" w:bidi="ar_AE"/>
+        </w:rPr>
+      </w:r>
+      <w:r>
+        <w:rPr>
           <w:b/>
           <w:lang w:val="ar_AE" w:bidi="ar_AE"/>
         </w:rPr>
@@ -15158,6 +17078,22 @@
         <w:rPr>
           <w:lang w:val="ar_AE" w:bidi="ar_AE"/>
         </w:rPr>
+      </w:r>
+    </w:p>
+    <w:p>
+      <w:pPr>
+        <w:bidi/>
+      </w:pPr>
+      <w:r>
+        <w:rPr>
+          <w:lang w:val="ar_AE" w:bidi="ar_AE"/>
+        </w:rPr>
+      </w:r>
+      <w:r>
+        <w:rPr>
+          <w:lang w:val="ar_AE" w:bidi="ar_AE"/>
+        </w:rPr>
+        <w:t>כָּל־עַנְוֵ֣י הָ⁠אָ֔רֶץ</w:t>
       </w:r>
     </w:p>
     <w:p>
@@ -15308,6 +17244,22 @@
       </w:r>
       <w:r>
         <w:rPr>
+          <w:lang w:val="ar_AE" w:bidi="ar_AE"/>
+        </w:rPr>
+        <w:t>אֲשֶׁ֥ר מִשְׁפָּט֖⁠וֹ פָּעָ֑לוּ</w:t>
+      </w:r>
+    </w:p>
+    <w:p>
+      <w:pPr>
+        <w:bidi/>
+      </w:pPr>
+      <w:r>
+        <w:rPr>
+          <w:lang w:val="ar_AE" w:bidi="ar_AE"/>
+        </w:rPr>
+      </w:r>
+      <w:r>
+        <w:rPr>
           <w:b/>
           <w:lang w:val="ar_AE" w:bidi="ar_AE"/>
         </w:rPr>
@@ -15414,6 +17366,22 @@
         <w:rPr>
           <w:lang w:val="ar_AE" w:bidi="ar_AE"/>
         </w:rPr>
+      </w:r>
+    </w:p>
+    <w:p>
+      <w:pPr>
+        <w:bidi/>
+      </w:pPr>
+      <w:r>
+        <w:rPr>
+          <w:lang w:val="ar_AE" w:bidi="ar_AE"/>
+        </w:rPr>
+      </w:r>
+      <w:r>
+        <w:rPr>
+          <w:lang w:val="ar_AE" w:bidi="ar_AE"/>
+        </w:rPr>
+        <w:t>בַּקְּשׁוּ־צֶ֨דֶק֙ בַּקְּשׁ֣וּ עֲנָוָ֔ה</w:t>
       </w:r>
     </w:p>
     <w:p>
@@ -15577,6 +17545,22 @@
       </w:r>
       <w:r>
         <w:rPr>
+          <w:lang w:val="ar_AE" w:bidi="ar_AE"/>
+        </w:rPr>
+        <w:t>בַּקְּשׁוּ־צֶ֨דֶק֙ בַּקְּשׁ֣וּ עֲנָוָ֔ה</w:t>
+      </w:r>
+    </w:p>
+    <w:p>
+      <w:pPr>
+        <w:bidi/>
+      </w:pPr>
+      <w:r>
+        <w:rPr>
+          <w:lang w:val="ar_AE" w:bidi="ar_AE"/>
+        </w:rPr>
+      </w:r>
+      <w:r>
+        <w:rPr>
           <w:b/>
           <w:lang w:val="ar_AE" w:bidi="ar_AE"/>
         </w:rPr>
@@ -15709,6 +17693,22 @@
       </w:r>
       <w:r>
         <w:rPr>
+          <w:lang w:val="ar_AE" w:bidi="ar_AE"/>
+        </w:rPr>
+        <w:t>תִּסָּ֣תְר֔וּ</w:t>
+      </w:r>
+    </w:p>
+    <w:p>
+      <w:pPr>
+        <w:bidi/>
+      </w:pPr>
+      <w:r>
+        <w:rPr>
+          <w:lang w:val="ar_AE" w:bidi="ar_AE"/>
+        </w:rPr>
+      </w:r>
+      <w:r>
+        <w:rPr>
           <w:b/>
           <w:lang w:val="ar_AE" w:bidi="ar_AE"/>
         </w:rPr>
@@ -15815,6 +17815,22 @@
       </w:r>
       <w:r>
         <w:rPr>
+          <w:lang w:val="ar_AE" w:bidi="ar_AE"/>
+        </w:rPr>
+        <w:t>תִּסָּ֣תְר֔וּ</w:t>
+      </w:r>
+    </w:p>
+    <w:p>
+      <w:pPr>
+        <w:bidi/>
+      </w:pPr>
+      <w:r>
+        <w:rPr>
+          <w:lang w:val="ar_AE" w:bidi="ar_AE"/>
+        </w:rPr>
+      </w:r>
+      <w:r>
+        <w:rPr>
           <w:b/>
           <w:lang w:val="ar_AE" w:bidi="ar_AE"/>
         </w:rPr>
@@ -15947,6 +17963,22 @@
       </w:r>
       <w:r>
         <w:rPr>
+          <w:lang w:val="ar_AE" w:bidi="ar_AE"/>
+        </w:rPr>
+        <w:t>בְּ⁠י֖וֹם אַף־יְהוָֽה</w:t>
+      </w:r>
+    </w:p>
+    <w:p>
+      <w:pPr>
+        <w:bidi/>
+      </w:pPr>
+      <w:r>
+        <w:rPr>
+          <w:lang w:val="ar_AE" w:bidi="ar_AE"/>
+        </w:rPr>
+      </w:r>
+      <w:r>
+        <w:rPr>
           <w:b/>
           <w:lang w:val="ar_AE" w:bidi="ar_AE"/>
         </w:rPr>
@@ -16053,6 +18085,22 @@
       </w:r>
       <w:r>
         <w:rPr>
+          <w:lang w:val="ar_AE" w:bidi="ar_AE"/>
+        </w:rPr>
+        <w:t>עַזָּה֙ עֲזוּבָ֣ה תִֽהְיֶ֔ה &amp; וְ⁠עֶקְר֖וֹן תֵּעָקֵֽר</w:t>
+      </w:r>
+    </w:p>
+    <w:p>
+      <w:pPr>
+        <w:bidi/>
+      </w:pPr>
+      <w:r>
+        <w:rPr>
+          <w:lang w:val="ar_AE" w:bidi="ar_AE"/>
+        </w:rPr>
+      </w:r>
+      <w:r>
+        <w:rPr>
           <w:b/>
           <w:lang w:val="ar_AE" w:bidi="ar_AE"/>
         </w:rPr>
@@ -16159,6 +18207,22 @@
       </w:r>
       <w:r>
         <w:rPr>
+          <w:lang w:val="ar_AE" w:bidi="ar_AE"/>
+        </w:rPr>
+        <w:t>עַזָּה֙ עֲזוּבָ֣ה תִֽהְיֶ֔ה</w:t>
+      </w:r>
+    </w:p>
+    <w:p>
+      <w:pPr>
+        <w:bidi/>
+      </w:pPr>
+      <w:r>
+        <w:rPr>
+          <w:lang w:val="ar_AE" w:bidi="ar_AE"/>
+        </w:rPr>
+      </w:r>
+      <w:r>
+        <w:rPr>
           <w:b/>
           <w:lang w:val="ar_AE" w:bidi="ar_AE"/>
         </w:rPr>
@@ -16265,6 +18329,22 @@
       </w:r>
       <w:r>
         <w:rPr>
+          <w:lang w:val="ar_AE" w:bidi="ar_AE"/>
+        </w:rPr>
+        <w:t>וְ⁠אַשְׁקְל֖וֹן לִ⁠שְׁמָמָ֑ה</w:t>
+      </w:r>
+    </w:p>
+    <w:p>
+      <w:pPr>
+        <w:bidi/>
+      </w:pPr>
+      <w:r>
+        <w:rPr>
+          <w:lang w:val="ar_AE" w:bidi="ar_AE"/>
+        </w:rPr>
+      </w:r>
+      <w:r>
+        <w:rPr>
           <w:b/>
           <w:lang w:val="ar_AE" w:bidi="ar_AE"/>
         </w:rPr>
@@ -16371,6 +18451,22 @@
       </w:r>
       <w:r>
         <w:rPr>
+          <w:lang w:val="ar_AE" w:bidi="ar_AE"/>
+        </w:rPr>
+        <w:t>אַשְׁדּ֗וֹד &amp; יְגָ֣רְשׁ֔וּ⁠הָ</w:t>
+      </w:r>
+    </w:p>
+    <w:p>
+      <w:pPr>
+        <w:bidi/>
+      </w:pPr>
+      <w:r>
+        <w:rPr>
+          <w:lang w:val="ar_AE" w:bidi="ar_AE"/>
+        </w:rPr>
+      </w:r>
+      <w:r>
+        <w:rPr>
           <w:b/>
           <w:lang w:val="ar_AE" w:bidi="ar_AE"/>
         </w:rPr>
@@ -16503,6 +18599,22 @@
       </w:r>
       <w:r>
         <w:rPr>
+          <w:lang w:val="ar_AE" w:bidi="ar_AE"/>
+        </w:rPr>
+        <w:t>אַשְׁדּ֗וֹד &amp; יְגָ֣רְשׁ֔וּ⁠הָ</w:t>
+      </w:r>
+    </w:p>
+    <w:p>
+      <w:pPr>
+        <w:bidi/>
+      </w:pPr>
+      <w:r>
+        <w:rPr>
+          <w:lang w:val="ar_AE" w:bidi="ar_AE"/>
+        </w:rPr>
+      </w:r>
+      <w:r>
+        <w:rPr>
           <w:b/>
           <w:lang w:val="ar_AE" w:bidi="ar_AE"/>
         </w:rPr>
@@ -16609,6 +18721,22 @@
       </w:r>
       <w:r>
         <w:rPr>
+          <w:lang w:val="ar_AE" w:bidi="ar_AE"/>
+        </w:rPr>
+        <w:t>בַּֽ⁠צָּהֳרַ֨יִם֙</w:t>
+      </w:r>
+    </w:p>
+    <w:p>
+      <w:pPr>
+        <w:bidi/>
+      </w:pPr>
+      <w:r>
+        <w:rPr>
+          <w:lang w:val="ar_AE" w:bidi="ar_AE"/>
+        </w:rPr>
+      </w:r>
+      <w:r>
+        <w:rPr>
           <w:b/>
           <w:lang w:val="ar_AE" w:bidi="ar_AE"/>
         </w:rPr>
@@ -16728,6 +18856,22 @@
       </w:r>
       <w:r>
         <w:rPr>
+          <w:lang w:val="ar_AE" w:bidi="ar_AE"/>
+        </w:rPr>
+        <w:t>וְ⁠עֶקְר֖וֹן תֵּעָקֵֽר</w:t>
+      </w:r>
+    </w:p>
+    <w:p>
+      <w:pPr>
+        <w:bidi/>
+      </w:pPr>
+      <w:r>
+        <w:rPr>
+          <w:lang w:val="ar_AE" w:bidi="ar_AE"/>
+        </w:rPr>
+      </w:r>
+      <w:r>
+        <w:rPr>
           <w:b/>
           <w:lang w:val="ar_AE" w:bidi="ar_AE"/>
         </w:rPr>
@@ -16860,6 +19004,22 @@
       </w:r>
       <w:r>
         <w:rPr>
+          <w:lang w:val="ar_AE" w:bidi="ar_AE"/>
+        </w:rPr>
+        <w:t>וְ⁠עֶקְר֖וֹן תֵּעָקֵֽר</w:t>
+      </w:r>
+    </w:p>
+    <w:p>
+      <w:pPr>
+        <w:bidi/>
+      </w:pPr>
+      <w:r>
+        <w:rPr>
+          <w:lang w:val="ar_AE" w:bidi="ar_AE"/>
+        </w:rPr>
+      </w:r>
+      <w:r>
+        <w:rPr>
           <w:b/>
           <w:lang w:val="ar_AE" w:bidi="ar_AE"/>
         </w:rPr>
@@ -16966,6 +19126,22 @@
       </w:r>
       <w:r>
         <w:rPr>
+          <w:lang w:val="ar_AE" w:bidi="ar_AE"/>
+        </w:rPr>
+        <w:t>חֶ֥בֶל הַ⁠יָּ֖ם</w:t>
+      </w:r>
+    </w:p>
+    <w:p>
+      <w:pPr>
+        <w:bidi/>
+      </w:pPr>
+      <w:r>
+        <w:rPr>
+          <w:lang w:val="ar_AE" w:bidi="ar_AE"/>
+        </w:rPr>
+      </w:r>
+      <w:r>
+        <w:rPr>
           <w:b/>
           <w:lang w:val="ar_AE" w:bidi="ar_AE"/>
         </w:rPr>
@@ -17098,6 +19274,22 @@
       </w:r>
       <w:r>
         <w:rPr>
+          <w:lang w:val="ar_AE" w:bidi="ar_AE"/>
+        </w:rPr>
+        <w:t>כְּרֵתִ֑ים</w:t>
+      </w:r>
+    </w:p>
+    <w:p>
+      <w:pPr>
+        <w:bidi/>
+      </w:pPr>
+      <w:r>
+        <w:rPr>
+          <w:lang w:val="ar_AE" w:bidi="ar_AE"/>
+        </w:rPr>
+      </w:r>
+      <w:r>
+        <w:rPr>
           <w:b/>
           <w:lang w:val="ar_AE" w:bidi="ar_AE"/>
         </w:rPr>
@@ -17230,6 +19422,22 @@
       </w:r>
       <w:r>
         <w:rPr>
+          <w:lang w:val="ar_AE" w:bidi="ar_AE"/>
+        </w:rPr>
+        <w:t>דְּבַר־יְהוָ֣ה עֲלֵי⁠כֶ֗ם</w:t>
+      </w:r>
+    </w:p>
+    <w:p>
+      <w:pPr>
+        <w:bidi/>
+      </w:pPr>
+      <w:r>
+        <w:rPr>
+          <w:lang w:val="ar_AE" w:bidi="ar_AE"/>
+        </w:rPr>
+      </w:r>
+      <w:r>
+        <w:rPr>
           <w:b/>
           <w:lang w:val="ar_AE" w:bidi="ar_AE"/>
         </w:rPr>
@@ -17349,6 +19557,22 @@
       </w:r>
       <w:r>
         <w:rPr>
+          <w:lang w:val="ar_AE" w:bidi="ar_AE"/>
+        </w:rPr>
+        <w:t>עֲלֵי⁠כֶ֗ם כְּנַ֨עַן֙ אֶ֣רֶץ פְּלִשְׁתִּ֔ים</w:t>
+      </w:r>
+    </w:p>
+    <w:p>
+      <w:pPr>
+        <w:bidi/>
+      </w:pPr>
+      <w:r>
+        <w:rPr>
+          <w:lang w:val="ar_AE" w:bidi="ar_AE"/>
+        </w:rPr>
+      </w:r>
+      <w:r>
+        <w:rPr>
           <w:b/>
           <w:lang w:val="ar_AE" w:bidi="ar_AE"/>
         </w:rPr>
@@ -17468,6 +19692,22 @@
       </w:r>
       <w:r>
         <w:rPr>
+          <w:lang w:val="ar_AE" w:bidi="ar_AE"/>
+        </w:rPr>
+        <w:t>עֲלֵי⁠כֶ֗ם</w:t>
+      </w:r>
+    </w:p>
+    <w:p>
+      <w:pPr>
+        <w:bidi/>
+      </w:pPr>
+      <w:r>
+        <w:rPr>
+          <w:lang w:val="ar_AE" w:bidi="ar_AE"/>
+        </w:rPr>
+      </w:r>
+      <w:r>
+        <w:rPr>
           <w:b/>
           <w:lang w:val="ar_AE" w:bidi="ar_AE"/>
         </w:rPr>
@@ -17587,6 +19827,22 @@
       </w:r>
       <w:r>
         <w:rPr>
+          <w:lang w:val="ar_AE" w:bidi="ar_AE"/>
+        </w:rPr>
+        <w:t>וְ⁠הַאֲבַדְתִּ֖י⁠ךְ מֵ⁠אֵ֥ין יוֹשֵֽׁב</w:t>
+      </w:r>
+    </w:p>
+    <w:p>
+      <w:pPr>
+        <w:bidi/>
+      </w:pPr>
+      <w:r>
+        <w:rPr>
+          <w:lang w:val="ar_AE" w:bidi="ar_AE"/>
+        </w:rPr>
+      </w:r>
+      <w:r>
+        <w:rPr>
           <w:b/>
           <w:lang w:val="ar_AE" w:bidi="ar_AE"/>
         </w:rPr>
@@ -17693,6 +19949,22 @@
       </w:r>
       <w:r>
         <w:rPr>
+          <w:lang w:val="ar_AE" w:bidi="ar_AE"/>
+        </w:rPr>
+        <w:t>וְ⁠הַאֲבַדְתִּ֖י⁠ךְ מֵ⁠אֵ֥ין יוֹשֵֽׁב</w:t>
+      </w:r>
+    </w:p>
+    <w:p>
+      <w:pPr>
+        <w:bidi/>
+      </w:pPr>
+      <w:r>
+        <w:rPr>
+          <w:lang w:val="ar_AE" w:bidi="ar_AE"/>
+        </w:rPr>
+      </w:r>
+      <w:r>
+        <w:rPr>
           <w:b/>
           <w:lang w:val="ar_AE" w:bidi="ar_AE"/>
         </w:rPr>
@@ -17812,6 +20084,22 @@
       </w:r>
       <w:r>
         <w:rPr>
+          <w:lang w:val="ar_AE" w:bidi="ar_AE"/>
+        </w:rPr>
+        <w:t>חֶ֣בֶל הַ⁠יָּ֗ם</w:t>
+      </w:r>
+    </w:p>
+    <w:p>
+      <w:pPr>
+        <w:bidi/>
+      </w:pPr>
+      <w:r>
+        <w:rPr>
+          <w:lang w:val="ar_AE" w:bidi="ar_AE"/>
+        </w:rPr>
+      </w:r>
+      <w:r>
+        <w:rPr>
           <w:b/>
           <w:lang w:val="ar_AE" w:bidi="ar_AE"/>
         </w:rPr>
@@ -17918,6 +20206,22 @@
       </w:r>
       <w:r>
         <w:rPr>
+          <w:lang w:val="ar_AE" w:bidi="ar_AE"/>
+        </w:rPr>
+        <w:t>נְוֺ֛ת כְּרֹ֥ת רֹעִ֖ים וְ⁠גִדְר֥וֹת צֹֽאן</w:t>
+      </w:r>
+    </w:p>
+    <w:p>
+      <w:pPr>
+        <w:bidi/>
+      </w:pPr>
+      <w:r>
+        <w:rPr>
+          <w:lang w:val="ar_AE" w:bidi="ar_AE"/>
+        </w:rPr>
+      </w:r>
+      <w:r>
+        <w:rPr>
           <w:b/>
           <w:lang w:val="ar_AE" w:bidi="ar_AE"/>
         </w:rPr>
@@ -18050,6 +20354,22 @@
       </w:r>
       <w:r>
         <w:rPr>
+          <w:lang w:val="ar_AE" w:bidi="ar_AE"/>
+        </w:rPr>
+        <w:t>בֵּ֥ית יְהוּדָ֖ה</w:t>
+      </w:r>
+    </w:p>
+    <w:p>
+      <w:pPr>
+        <w:bidi/>
+      </w:pPr>
+      <w:r>
+        <w:rPr>
+          <w:lang w:val="ar_AE" w:bidi="ar_AE"/>
+        </w:rPr>
+      </w:r>
+      <w:r>
+        <w:rPr>
           <w:b/>
           <w:lang w:val="ar_AE" w:bidi="ar_AE"/>
         </w:rPr>
@@ -18169,6 +20489,22 @@
       </w:r>
       <w:r>
         <w:rPr>
+          <w:lang w:val="ar_AE" w:bidi="ar_AE"/>
+        </w:rPr>
+        <w:t>בְּ⁠בָתֵּ֣י אַשְׁקְל֗וֹן בָּ⁠עֶ֨רֶב֙ יִרְבָּצ֔וּ⁠ן</w:t>
+      </w:r>
+    </w:p>
+    <w:p>
+      <w:pPr>
+        <w:bidi/>
+      </w:pPr>
+      <w:r>
+        <w:rPr>
+          <w:lang w:val="ar_AE" w:bidi="ar_AE"/>
+        </w:rPr>
+      </w:r>
+      <w:r>
+        <w:rPr>
           <w:b/>
           <w:lang w:val="ar_AE" w:bidi="ar_AE"/>
         </w:rPr>
@@ -18262,6 +20598,22 @@
         <w:rPr>
           <w:lang w:val="ar_AE" w:bidi="ar_AE"/>
         </w:rPr>
+      </w:r>
+    </w:p>
+    <w:p>
+      <w:pPr>
+        <w:bidi/>
+      </w:pPr>
+      <w:r>
+        <w:rPr>
+          <w:lang w:val="ar_AE" w:bidi="ar_AE"/>
+        </w:rPr>
+      </w:r>
+      <w:r>
+        <w:rPr>
+          <w:lang w:val="ar_AE" w:bidi="ar_AE"/>
+        </w:rPr>
+        <w:t>יִפְקְדֵ֛⁠ם</w:t>
       </w:r>
     </w:p>
     <w:p>
@@ -18448,6 +20800,22 @@
       </w:r>
       <w:r>
         <w:rPr>
+          <w:lang w:val="ar_AE" w:bidi="ar_AE"/>
+        </w:rPr>
+        <w:t>שָׁמַ֨עְתִּי֙ חֶרְפַּ֣ת</w:t>
+      </w:r>
+    </w:p>
+    <w:p>
+      <w:pPr>
+        <w:bidi/>
+      </w:pPr>
+      <w:r>
+        <w:rPr>
+          <w:lang w:val="ar_AE" w:bidi="ar_AE"/>
+        </w:rPr>
+      </w:r>
+      <w:r>
+        <w:rPr>
           <w:b/>
           <w:lang w:val="ar_AE" w:bidi="ar_AE"/>
         </w:rPr>
@@ -18602,6 +20970,22 @@
       </w:r>
       <w:r>
         <w:rPr>
+          <w:lang w:val="ar_AE" w:bidi="ar_AE"/>
+        </w:rPr>
+        <w:t>מוֹאָ֔ב</w:t>
+      </w:r>
+    </w:p>
+    <w:p>
+      <w:pPr>
+        <w:bidi/>
+      </w:pPr>
+      <w:r>
+        <w:rPr>
+          <w:lang w:val="ar_AE" w:bidi="ar_AE"/>
+        </w:rPr>
+      </w:r>
+      <w:r>
+        <w:rPr>
           <w:b/>
           <w:lang w:val="ar_AE" w:bidi="ar_AE"/>
         </w:rPr>
@@ -18734,6 +21118,22 @@
       </w:r>
       <w:r>
         <w:rPr>
+          <w:lang w:val="ar_AE" w:bidi="ar_AE"/>
+        </w:rPr>
+        <w:t>בְּנֵ֣י עַמּ֑וֹן</w:t>
+      </w:r>
+    </w:p>
+    <w:p>
+      <w:pPr>
+        <w:bidi/>
+      </w:pPr>
+      <w:r>
+        <w:rPr>
+          <w:lang w:val="ar_AE" w:bidi="ar_AE"/>
+        </w:rPr>
+      </w:r>
+      <w:r>
+        <w:rPr>
           <w:b/>
           <w:lang w:val="ar_AE" w:bidi="ar_AE"/>
         </w:rPr>
@@ -18879,6 +21279,22 @@
       </w:r>
       <w:r>
         <w:rPr>
+          <w:lang w:val="ar_AE" w:bidi="ar_AE"/>
+        </w:rPr>
+        <w:t>וַ⁠יַּגְדִּ֖ילוּ עַל־גְּבוּלָֽ⁠ם</w:t>
+      </w:r>
+    </w:p>
+    <w:p>
+      <w:pPr>
+        <w:bidi/>
+      </w:pPr>
+      <w:r>
+        <w:rPr>
+          <w:lang w:val="ar_AE" w:bidi="ar_AE"/>
+        </w:rPr>
+      </w:r>
+      <w:r>
+        <w:rPr>
           <w:b/>
           <w:lang w:val="ar_AE" w:bidi="ar_AE"/>
         </w:rPr>
@@ -18985,6 +21401,22 @@
       </w:r>
       <w:r>
         <w:rPr>
+          <w:lang w:val="ar_AE" w:bidi="ar_AE"/>
+        </w:rPr>
+        <w:t>לָ⁠כֵ֣ן חַי־אָ֡נִי &amp; כִּֽי</w:t>
+      </w:r>
+    </w:p>
+    <w:p>
+      <w:pPr>
+        <w:bidi/>
+      </w:pPr>
+      <w:r>
+        <w:rPr>
+          <w:lang w:val="ar_AE" w:bidi="ar_AE"/>
+        </w:rPr>
+      </w:r>
+      <w:r>
+        <w:rPr>
           <w:b/>
           <w:lang w:val="ar_AE" w:bidi="ar_AE"/>
         </w:rPr>
@@ -19117,6 +21549,22 @@
       </w:r>
       <w:r>
         <w:rPr>
+          <w:lang w:val="ar_AE" w:bidi="ar_AE"/>
+        </w:rPr>
+        <w:t>נְאֻם֩ יְהוָ֨ה צְבָא֜וֹת אֱלֹהֵ֣י יִשְׂרָאֵ֗ל</w:t>
+      </w:r>
+    </w:p>
+    <w:p>
+      <w:pPr>
+        <w:bidi/>
+      </w:pPr>
+      <w:r>
+        <w:rPr>
+          <w:lang w:val="ar_AE" w:bidi="ar_AE"/>
+        </w:rPr>
+      </w:r>
+      <w:r>
+        <w:rPr>
           <w:b/>
           <w:lang w:val="ar_AE" w:bidi="ar_AE"/>
         </w:rPr>
@@ -19223,6 +21671,22 @@
       </w:r>
       <w:r>
         <w:rPr>
+          <w:lang w:val="ar_AE" w:bidi="ar_AE"/>
+        </w:rPr>
+        <w:t>יְהוָ֨ה צְבָא֜וֹת</w:t>
+      </w:r>
+    </w:p>
+    <w:p>
+      <w:pPr>
+        <w:bidi/>
+      </w:pPr>
+      <w:r>
+        <w:rPr>
+          <w:lang w:val="ar_AE" w:bidi="ar_AE"/>
+        </w:rPr>
+      </w:r>
+      <w:r>
+        <w:rPr>
           <w:b/>
           <w:lang w:val="ar_AE" w:bidi="ar_AE"/>
         </w:rPr>
@@ -19329,6 +21793,22 @@
         <w:rPr>
           <w:lang w:val="ar_AE" w:bidi="ar_AE"/>
         </w:rPr>
+      </w:r>
+    </w:p>
+    <w:p>
+      <w:pPr>
+        <w:bidi/>
+      </w:pPr>
+      <w:r>
+        <w:rPr>
+          <w:lang w:val="ar_AE" w:bidi="ar_AE"/>
+        </w:rPr>
+      </w:r>
+      <w:r>
+        <w:rPr>
+          <w:lang w:val="ar_AE" w:bidi="ar_AE"/>
+        </w:rPr>
+        <w:t>מוֹאָ֞ב כִּ⁠סְדֹ֤ם תִּֽהְיֶה֙ וּ⁠בְנֵ֤י עַמּוֹן֙ כַּֽ⁠עֲמֹרָ֔ה</w:t>
       </w:r>
     </w:p>
     <w:p>
@@ -19518,6 +21998,22 @@
       </w:r>
       <w:r>
         <w:rPr>
+          <w:lang w:val="ar_AE" w:bidi="ar_AE"/>
+        </w:rPr>
+        <w:t>מִמְשַׁ֥ק חָר֛וּל וּ⁠מִכְרֵה־מֶ֥לַח וּ⁠שְׁמָמָ֖ה עַד־עוֹלָ֑ם</w:t>
+      </w:r>
+    </w:p>
+    <w:p>
+      <w:pPr>
+        <w:bidi/>
+      </w:pPr>
+      <w:r>
+        <w:rPr>
+          <w:lang w:val="ar_AE" w:bidi="ar_AE"/>
+        </w:rPr>
+      </w:r>
+      <w:r>
+        <w:rPr>
           <w:b/>
           <w:lang w:val="ar_AE" w:bidi="ar_AE"/>
         </w:rPr>
@@ -19624,6 +22120,22 @@
       </w:r>
       <w:r>
         <w:rPr>
+          <w:lang w:val="ar_AE" w:bidi="ar_AE"/>
+        </w:rPr>
+        <w:t>מִמְשַׁ֥ק חָר֛וּל וּ⁠מִכְרֵה־מֶ֥לַח וּ⁠שְׁמָמָ֖ה עַד־עוֹלָ֑ם</w:t>
+      </w:r>
+    </w:p>
+    <w:p>
+      <w:pPr>
+        <w:bidi/>
+      </w:pPr>
+      <w:r>
+        <w:rPr>
+          <w:lang w:val="ar_AE" w:bidi="ar_AE"/>
+        </w:rPr>
+      </w:r>
+      <w:r>
+        <w:rPr>
           <w:b/>
           <w:lang w:val="ar_AE" w:bidi="ar_AE"/>
         </w:rPr>
@@ -19756,6 +22268,22 @@
       </w:r>
       <w:r>
         <w:rPr>
+          <w:lang w:val="ar_AE" w:bidi="ar_AE"/>
+        </w:rPr>
+        <w:t>מִמְשַׁ֥ק חָר֛וּל וּ⁠מִכְרֵה־מֶ֥לַח וּ⁠שְׁמָמָ֖ה עַד־עוֹלָ֑ם</w:t>
+      </w:r>
+    </w:p>
+    <w:p>
+      <w:pPr>
+        <w:bidi/>
+      </w:pPr>
+      <w:r>
+        <w:rPr>
+          <w:lang w:val="ar_AE" w:bidi="ar_AE"/>
+        </w:rPr>
+      </w:r>
+      <w:r>
+        <w:rPr>
           <w:b/>
           <w:lang w:val="ar_AE" w:bidi="ar_AE"/>
         </w:rPr>
@@ -19862,6 +22390,22 @@
       </w:r>
       <w:r>
         <w:rPr>
+          <w:lang w:val="ar_AE" w:bidi="ar_AE"/>
+        </w:rPr>
+        <w:t>שְׁאֵרִ֤ית עַמִּ⁠י֙ יְבָזּ֔וּ⁠ם וְ⁠יֶ֥תֶר גּוֹיִ֖י יִנְחָלֽוּ⁠ם</w:t>
+      </w:r>
+    </w:p>
+    <w:p>
+      <w:pPr>
+        <w:bidi/>
+      </w:pPr>
+      <w:r>
+        <w:rPr>
+          <w:lang w:val="ar_AE" w:bidi="ar_AE"/>
+        </w:rPr>
+      </w:r>
+      <w:r>
+        <w:rPr>
           <w:b/>
           <w:lang w:val="ar_AE" w:bidi="ar_AE"/>
         </w:rPr>
@@ -19981,6 +22525,22 @@
       </w:r>
       <w:r>
         <w:rPr>
+          <w:lang w:val="ar_AE" w:bidi="ar_AE"/>
+        </w:rPr>
+        <w:t>זֹ֥את לָ⁠הֶ֖ם תַּ֣חַת גְּאוֹנָ֑⁠ם כִּ֤י חֵֽרְפוּ֙ וַ⁠יַּגְדִּ֔לוּ עַל־עַ֖ם יְהוָ֥ה צְבָאֽוֹת</w:t>
+      </w:r>
+    </w:p>
+    <w:p>
+      <w:pPr>
+        <w:bidi/>
+      </w:pPr>
+      <w:r>
+        <w:rPr>
+          <w:lang w:val="ar_AE" w:bidi="ar_AE"/>
+        </w:rPr>
+      </w:r>
+      <w:r>
+        <w:rPr>
           <w:b/>
           <w:lang w:val="ar_AE" w:bidi="ar_AE"/>
         </w:rPr>
@@ -20087,6 +22647,22 @@
       </w:r>
       <w:r>
         <w:rPr>
+          <w:lang w:val="ar_AE" w:bidi="ar_AE"/>
+        </w:rPr>
+        <w:t>זֹ֥את לָ⁠הֶ֖ם תַּ֣חַת גְּאוֹנָ֑⁠ם</w:t>
+      </w:r>
+    </w:p>
+    <w:p>
+      <w:pPr>
+        <w:bidi/>
+      </w:pPr>
+      <w:r>
+        <w:rPr>
+          <w:lang w:val="ar_AE" w:bidi="ar_AE"/>
+        </w:rPr>
+      </w:r>
+      <w:r>
+        <w:rPr>
           <w:b/>
           <w:lang w:val="ar_AE" w:bidi="ar_AE"/>
         </w:rPr>
@@ -20193,6 +22769,22 @@
         <w:rPr>
           <w:lang w:val="ar_AE" w:bidi="ar_AE"/>
         </w:rPr>
+      </w:r>
+    </w:p>
+    <w:p>
+      <w:pPr>
+        <w:bidi/>
+      </w:pPr>
+      <w:r>
+        <w:rPr>
+          <w:lang w:val="ar_AE" w:bidi="ar_AE"/>
+        </w:rPr>
+      </w:r>
+      <w:r>
+        <w:rPr>
+          <w:lang w:val="ar_AE" w:bidi="ar_AE"/>
+        </w:rPr>
+        <w:t>וַ⁠יַּגְדִּ֔לוּ עַל</w:t>
       </w:r>
     </w:p>
     <w:p>
@@ -20330,6 +22922,22 @@
       </w:r>
       <w:r>
         <w:rPr>
+          <w:lang w:val="ar_AE" w:bidi="ar_AE"/>
+        </w:rPr>
+        <w:t>יְהוָ֥ה צְבָאֽוֹת</w:t>
+      </w:r>
+    </w:p>
+    <w:p>
+      <w:pPr>
+        <w:bidi/>
+      </w:pPr>
+      <w:r>
+        <w:rPr>
+          <w:lang w:val="ar_AE" w:bidi="ar_AE"/>
+        </w:rPr>
+      </w:r>
+      <w:r>
+        <w:rPr>
           <w:b/>
           <w:lang w:val="ar_AE" w:bidi="ar_AE"/>
         </w:rPr>
@@ -20436,6 +23044,22 @@
       </w:r>
       <w:r>
         <w:rPr>
+          <w:lang w:val="ar_AE" w:bidi="ar_AE"/>
+        </w:rPr>
+        <w:t>רָזָ֔ה אֵ֖ת כָּל־אֱלֹהֵ֣י הָ⁠אָ֑רֶץ</w:t>
+      </w:r>
+    </w:p>
+    <w:p>
+      <w:pPr>
+        <w:bidi/>
+      </w:pPr>
+      <w:r>
+        <w:rPr>
+          <w:lang w:val="ar_AE" w:bidi="ar_AE"/>
+        </w:rPr>
+      </w:r>
+      <w:r>
+        <w:rPr>
           <w:b/>
           <w:lang w:val="ar_AE" w:bidi="ar_AE"/>
         </w:rPr>
@@ -20555,6 +23179,22 @@
       </w:r>
       <w:r>
         <w:rPr>
+          <w:lang w:val="ar_AE" w:bidi="ar_AE"/>
+        </w:rPr>
+        <w:t>וְ⁠יִשְׁתַּֽחֲווּ־ל⁠וֹ֙ &amp; כֹּ֖ל אִיֵּ֥י הַ⁠גּוֹיִֽם</w:t>
+      </w:r>
+    </w:p>
+    <w:p>
+      <w:pPr>
+        <w:bidi/>
+      </w:pPr>
+      <w:r>
+        <w:rPr>
+          <w:lang w:val="ar_AE" w:bidi="ar_AE"/>
+        </w:rPr>
+      </w:r>
+      <w:r>
+        <w:rPr>
           <w:b/>
           <w:lang w:val="ar_AE" w:bidi="ar_AE"/>
         </w:rPr>
@@ -20700,6 +23340,22 @@
       </w:r>
       <w:r>
         <w:rPr>
+          <w:lang w:val="ar_AE" w:bidi="ar_AE"/>
+        </w:rPr>
+        <w:t>וְ⁠יִשְׁתַּֽחֲווּ־ל⁠וֹ֙ &amp; כֹּ֖ל אִיֵּ֥י הַ⁠גּוֹיִֽם</w:t>
+      </w:r>
+    </w:p>
+    <w:p>
+      <w:pPr>
+        <w:bidi/>
+      </w:pPr>
+      <w:r>
+        <w:rPr>
+          <w:lang w:val="ar_AE" w:bidi="ar_AE"/>
+        </w:rPr>
+      </w:r>
+      <w:r>
+        <w:rPr>
           <w:b/>
           <w:lang w:val="ar_AE" w:bidi="ar_AE"/>
         </w:rPr>
@@ -20832,6 +23488,22 @@
       </w:r>
       <w:r>
         <w:rPr>
+          <w:lang w:val="ar_AE" w:bidi="ar_AE"/>
+        </w:rPr>
+        <w:t>אִ֣ישׁ מִ⁠מְּקוֹמ֔⁠וֹ</w:t>
+      </w:r>
+    </w:p>
+    <w:p>
+      <w:pPr>
+        <w:bidi/>
+      </w:pPr>
+      <w:r>
+        <w:rPr>
+          <w:lang w:val="ar_AE" w:bidi="ar_AE"/>
+        </w:rPr>
+      </w:r>
+      <w:r>
+        <w:rPr>
           <w:b/>
           <w:lang w:val="ar_AE" w:bidi="ar_AE"/>
         </w:rPr>
@@ -20951,6 +23623,22 @@
       </w:r>
       <w:r>
         <w:rPr>
+          <w:lang w:val="ar_AE" w:bidi="ar_AE"/>
+        </w:rPr>
+        <w:t>גַּם־אַתֶּ֣ם כּוּשִׁ֔ים</w:t>
+      </w:r>
+    </w:p>
+    <w:p>
+      <w:pPr>
+        <w:bidi/>
+      </w:pPr>
+      <w:r>
+        <w:rPr>
+          <w:lang w:val="ar_AE" w:bidi="ar_AE"/>
+        </w:rPr>
+      </w:r>
+      <w:r>
+        <w:rPr>
           <w:b/>
           <w:lang w:val="ar_AE" w:bidi="ar_AE"/>
         </w:rPr>
@@ -21057,6 +23745,22 @@
       </w:r>
       <w:r>
         <w:rPr>
+          <w:lang w:val="ar_AE" w:bidi="ar_AE"/>
+        </w:rPr>
+        <w:t>חַֽלְלֵ֥י חַרְבִּ֖⁠י הֵֽמָּה</w:t>
+      </w:r>
+    </w:p>
+    <w:p>
+      <w:pPr>
+        <w:bidi/>
+      </w:pPr>
+      <w:r>
+        <w:rPr>
+          <w:lang w:val="ar_AE" w:bidi="ar_AE"/>
+        </w:rPr>
+      </w:r>
+      <w:r>
+        <w:rPr>
           <w:b/>
           <w:lang w:val="ar_AE" w:bidi="ar_AE"/>
         </w:rPr>
@@ -21163,6 +23867,22 @@
       </w:r>
       <w:r>
         <w:rPr>
+          <w:lang w:val="ar_AE" w:bidi="ar_AE"/>
+        </w:rPr>
+        <w:t>חַֽלְלֵ֥י חַרְבִּ֖⁠י הֵֽמָּה</w:t>
+      </w:r>
+    </w:p>
+    <w:p>
+      <w:pPr>
+        <w:bidi/>
+      </w:pPr>
+      <w:r>
+        <w:rPr>
+          <w:lang w:val="ar_AE" w:bidi="ar_AE"/>
+        </w:rPr>
+      </w:r>
+      <w:r>
+        <w:rPr>
           <w:b/>
           <w:lang w:val="ar_AE" w:bidi="ar_AE"/>
         </w:rPr>
@@ -21269,6 +23989,22 @@
       </w:r>
       <w:r>
         <w:rPr>
+          <w:lang w:val="ar_AE" w:bidi="ar_AE"/>
+        </w:rPr>
+        <w:t>חַֽלְלֵ֥י חַרְבִּ֖⁠י הֵֽמָּה</w:t>
+      </w:r>
+    </w:p>
+    <w:p>
+      <w:pPr>
+        <w:bidi/>
+      </w:pPr>
+      <w:r>
+        <w:rPr>
+          <w:lang w:val="ar_AE" w:bidi="ar_AE"/>
+        </w:rPr>
+      </w:r>
+      <w:r>
+        <w:rPr>
           <w:b/>
           <w:lang w:val="ar_AE" w:bidi="ar_AE"/>
         </w:rPr>
@@ -21388,6 +24124,22 @@
       </w:r>
       <w:r>
         <w:rPr>
+          <w:lang w:val="ar_AE" w:bidi="ar_AE"/>
+        </w:rPr>
+        <w:t>וְ⁠יֵ֤ט יָד⁠וֹ֙ עַל־צָפ֔וֹן וִֽ⁠יאַבֵּ֖ד אֶת־אַשּׁ֑וּר</w:t>
+      </w:r>
+    </w:p>
+    <w:p>
+      <w:pPr>
+        <w:bidi/>
+      </w:pPr>
+      <w:r>
+        <w:rPr>
+          <w:lang w:val="ar_AE" w:bidi="ar_AE"/>
+        </w:rPr>
+      </w:r>
+      <w:r>
+        <w:rPr>
           <w:b/>
           <w:lang w:val="ar_AE" w:bidi="ar_AE"/>
         </w:rPr>
@@ -21494,6 +24246,22 @@
         <w:rPr>
           <w:lang w:val="ar_AE" w:bidi="ar_AE"/>
         </w:rPr>
+      </w:r>
+    </w:p>
+    <w:p>
+      <w:pPr>
+        <w:bidi/>
+      </w:pPr>
+      <w:r>
+        <w:rPr>
+          <w:lang w:val="ar_AE" w:bidi="ar_AE"/>
+        </w:rPr>
+      </w:r>
+      <w:r>
+        <w:rPr>
+          <w:lang w:val="ar_AE" w:bidi="ar_AE"/>
+        </w:rPr>
+        <w:t>וְ⁠יֵ֤ט יָד⁠וֹ֙</w:t>
       </w:r>
     </w:p>
     <w:p>
@@ -21643,6 +24411,22 @@
       </w:r>
       <w:r>
         <w:rPr>
+          <w:lang w:val="ar_AE" w:bidi="ar_AE"/>
+        </w:rPr>
+        <w:t>צָפ֔וֹן</w:t>
+      </w:r>
+    </w:p>
+    <w:p>
+      <w:pPr>
+        <w:bidi/>
+      </w:pPr>
+      <w:r>
+        <w:rPr>
+          <w:lang w:val="ar_AE" w:bidi="ar_AE"/>
+        </w:rPr>
+      </w:r>
+      <w:r>
+        <w:rPr>
           <w:b/>
           <w:lang w:val="ar_AE" w:bidi="ar_AE"/>
         </w:rPr>
@@ -21775,6 +24559,22 @@
       </w:r>
       <w:r>
         <w:rPr>
+          <w:lang w:val="ar_AE" w:bidi="ar_AE"/>
+        </w:rPr>
+        <w:t>בְ⁠תוֹכָ֤⁠הּ</w:t>
+      </w:r>
+    </w:p>
+    <w:p>
+      <w:pPr>
+        <w:bidi/>
+      </w:pPr>
+      <w:r>
+        <w:rPr>
+          <w:lang w:val="ar_AE" w:bidi="ar_AE"/>
+        </w:rPr>
+      </w:r>
+      <w:r>
+        <w:rPr>
           <w:b/>
           <w:lang w:val="ar_AE" w:bidi="ar_AE"/>
         </w:rPr>
@@ -21894,6 +24694,22 @@
       </w:r>
       <w:r>
         <w:rPr>
+          <w:lang w:val="ar_AE" w:bidi="ar_AE"/>
+        </w:rPr>
+        <w:t>כָּל־חַיְת⁠וֹ־ג֔וֹי</w:t>
+      </w:r>
+    </w:p>
+    <w:p>
+      <w:pPr>
+        <w:bidi/>
+      </w:pPr>
+      <w:r>
+        <w:rPr>
+          <w:lang w:val="ar_AE" w:bidi="ar_AE"/>
+        </w:rPr>
+      </w:r>
+      <w:r>
+        <w:rPr>
           <w:b/>
           <w:lang w:val="ar_AE" w:bidi="ar_AE"/>
         </w:rPr>
@@ -22026,6 +24842,22 @@
       </w:r>
       <w:r>
         <w:rPr>
+          <w:lang w:val="ar_AE" w:bidi="ar_AE"/>
+        </w:rPr>
+        <w:t>גַּם־קָאַת֙ גַּם־קִפֹּ֔ד</w:t>
+      </w:r>
+    </w:p>
+    <w:p>
+      <w:pPr>
+        <w:bidi/>
+      </w:pPr>
+      <w:r>
+        <w:rPr>
+          <w:lang w:val="ar_AE" w:bidi="ar_AE"/>
+        </w:rPr>
+      </w:r>
+      <w:r>
+        <w:rPr>
           <w:b/>
           <w:lang w:val="ar_AE" w:bidi="ar_AE"/>
         </w:rPr>
@@ -22158,6 +24990,22 @@
       </w:r>
       <w:r>
         <w:rPr>
+          <w:lang w:val="ar_AE" w:bidi="ar_AE"/>
+        </w:rPr>
+        <w:t>בְּ⁠כַפְתֹּרֶ֖י⁠הָ יָלִ֑ינוּ</w:t>
+      </w:r>
+    </w:p>
+    <w:p>
+      <w:pPr>
+        <w:bidi/>
+      </w:pPr>
+      <w:r>
+        <w:rPr>
+          <w:lang w:val="ar_AE" w:bidi="ar_AE"/>
+        </w:rPr>
+      </w:r>
+      <w:r>
+        <w:rPr>
           <w:b/>
           <w:lang w:val="ar_AE" w:bidi="ar_AE"/>
         </w:rPr>
@@ -22277,6 +25125,22 @@
       </w:r>
       <w:r>
         <w:rPr>
+          <w:lang w:val="ar_AE" w:bidi="ar_AE"/>
+        </w:rPr>
+        <w:t>ק֠וֹל יְשׁוֹרֵ֤ר בַּֽ⁠חַלּוֹן֙ חֹ֣רֶב בַּ⁠סַּ֔ף כִּ֥י אַרְזָ֖ה עֵרָֽה</w:t>
+      </w:r>
+    </w:p>
+    <w:p>
+      <w:pPr>
+        <w:bidi/>
+      </w:pPr>
+      <w:r>
+        <w:rPr>
+          <w:lang w:val="ar_AE" w:bidi="ar_AE"/>
+        </w:rPr>
+      </w:r>
+      <w:r>
+        <w:rPr>
           <w:b/>
           <w:lang w:val="ar_AE" w:bidi="ar_AE"/>
         </w:rPr>
@@ -22403,6 +25267,22 @@
       </w:r>
       <w:r>
         <w:rPr>
+          <w:lang w:val="ar_AE" w:bidi="ar_AE"/>
+        </w:rPr>
+        <w:t>ק֠וֹל יְשׁוֹרֵ֤ר בַּֽ⁠חַלּוֹן֙</w:t>
+      </w:r>
+    </w:p>
+    <w:p>
+      <w:pPr>
+        <w:bidi/>
+      </w:pPr>
+      <w:r>
+        <w:rPr>
+          <w:lang w:val="ar_AE" w:bidi="ar_AE"/>
+        </w:rPr>
+      </w:r>
+      <w:r>
+        <w:rPr>
           <w:b/>
           <w:lang w:val="ar_AE" w:bidi="ar_AE"/>
         </w:rPr>
@@ -22535,6 +25415,22 @@
       </w:r>
       <w:r>
         <w:rPr>
+          <w:lang w:val="ar_AE" w:bidi="ar_AE"/>
+        </w:rPr>
+        <w:t>חֹ֣רֶב בַּ⁠סַּ֔ף</w:t>
+      </w:r>
+    </w:p>
+    <w:p>
+      <w:pPr>
+        <w:bidi/>
+      </w:pPr>
+      <w:r>
+        <w:rPr>
+          <w:lang w:val="ar_AE" w:bidi="ar_AE"/>
+        </w:rPr>
+      </w:r>
+      <w:r>
+        <w:rPr>
           <w:b/>
           <w:lang w:val="ar_AE" w:bidi="ar_AE"/>
         </w:rPr>
@@ -22654,6 +25550,22 @@
       </w:r>
       <w:r>
         <w:rPr>
+          <w:lang w:val="ar_AE" w:bidi="ar_AE"/>
+        </w:rPr>
+        <w:t>זֹ֞֠את הָ⁠עִ֤יר הָ⁠עַלִּיזָה֙ הַ⁠יּוֹשֶׁ֣בֶת לָ⁠בֶ֔טַח הָ⁠אֹֽמְרָה֙ בִּ⁠לְבָבָ֔⁠הּ אֲנִ֖י וְ⁠אַפְסִ֣⁠י ע֑וֹד</w:t>
+      </w:r>
+    </w:p>
+    <w:p>
+      <w:pPr>
+        <w:bidi/>
+      </w:pPr>
+      <w:r>
+        <w:rPr>
+          <w:lang w:val="ar_AE" w:bidi="ar_AE"/>
+        </w:rPr>
+      </w:r>
+      <w:r>
+        <w:rPr>
           <w:b/>
           <w:lang w:val="ar_AE" w:bidi="ar_AE"/>
         </w:rPr>
@@ -22786,6 +25698,22 @@
       </w:r>
       <w:r>
         <w:rPr>
+          <w:lang w:val="ar_AE" w:bidi="ar_AE"/>
+        </w:rPr>
+        <w:t>הָ⁠אֹֽמְרָה֙ בִּ⁠לְבָבָ֔⁠הּ אֲנִ֖י וְ⁠אַפְסִ֣⁠י ע֑וֹד</w:t>
+      </w:r>
+    </w:p>
+    <w:p>
+      <w:pPr>
+        <w:bidi/>
+      </w:pPr>
+      <w:r>
+        <w:rPr>
+          <w:lang w:val="ar_AE" w:bidi="ar_AE"/>
+        </w:rPr>
+      </w:r>
+      <w:r>
+        <w:rPr>
           <w:b/>
           <w:lang w:val="ar_AE" w:bidi="ar_AE"/>
         </w:rPr>
@@ -22905,6 +25833,22 @@
       </w:r>
       <w:r>
         <w:rPr>
+          <w:lang w:val="ar_AE" w:bidi="ar_AE"/>
+        </w:rPr>
+        <w:t>הָ⁠אֹֽמְרָה֙ בִּ⁠לְבָבָ֔⁠הּ אֲנִ֖י וְ⁠אַפְסִ֣⁠י ע֑וֹד</w:t>
+      </w:r>
+    </w:p>
+    <w:p>
+      <w:pPr>
+        <w:bidi/>
+      </w:pPr>
+      <w:r>
+        <w:rPr>
+          <w:lang w:val="ar_AE" w:bidi="ar_AE"/>
+        </w:rPr>
+      </w:r>
+      <w:r>
+        <w:rPr>
           <w:b/>
           <w:lang w:val="ar_AE" w:bidi="ar_AE"/>
         </w:rPr>
@@ -23011,6 +25955,22 @@
       </w:r>
       <w:r>
         <w:rPr>
+          <w:lang w:val="ar_AE" w:bidi="ar_AE"/>
+        </w:rPr>
+        <w:t>הָ⁠אֹֽמְרָה֙ בִּ⁠לְבָבָ֔⁠הּ אֲנִ֖י וְ⁠אַפְסִ֣⁠י ע֑וֹד</w:t>
+      </w:r>
+    </w:p>
+    <w:p>
+      <w:pPr>
+        <w:bidi/>
+      </w:pPr>
+      <w:r>
+        <w:rPr>
+          <w:lang w:val="ar_AE" w:bidi="ar_AE"/>
+        </w:rPr>
+      </w:r>
+      <w:r>
+        <w:rPr>
           <w:b/>
           <w:lang w:val="ar_AE" w:bidi="ar_AE"/>
         </w:rPr>
@@ -23117,6 +26077,22 @@
       </w:r>
       <w:r>
         <w:rPr>
+          <w:lang w:val="ar_AE" w:bidi="ar_AE"/>
+        </w:rPr>
+        <w:t>אֵ֣יךְ ׀ הָיְתָ֣ה לְ⁠שַׁמָּ֗ה</w:t>
+      </w:r>
+    </w:p>
+    <w:p>
+      <w:pPr>
+        <w:bidi/>
+      </w:pPr>
+      <w:r>
+        <w:rPr>
+          <w:lang w:val="ar_AE" w:bidi="ar_AE"/>
+        </w:rPr>
+      </w:r>
+      <w:r>
+        <w:rPr>
           <w:b/>
           <w:lang w:val="ar_AE" w:bidi="ar_AE"/>
         </w:rPr>
@@ -23223,6 +26199,22 @@
       </w:r>
       <w:r>
         <w:rPr>
+          <w:lang w:val="ar_AE" w:bidi="ar_AE"/>
+        </w:rPr>
+        <w:t>מַרְבֵּץ֙ לַֽ⁠חַיָּ֔ה</w:t>
+      </w:r>
+    </w:p>
+    <w:p>
+      <w:pPr>
+        <w:bidi/>
+      </w:pPr>
+      <w:r>
+        <w:rPr>
+          <w:lang w:val="ar_AE" w:bidi="ar_AE"/>
+        </w:rPr>
+      </w:r>
+      <w:r>
+        <w:rPr>
           <w:b/>
           <w:lang w:val="ar_AE" w:bidi="ar_AE"/>
         </w:rPr>
@@ -23342,6 +26334,22 @@
       </w:r>
       <w:r>
         <w:rPr>
+          <w:lang w:val="ar_AE" w:bidi="ar_AE"/>
+        </w:rPr>
+        <w:t>כֹּ֚ל עוֹבֵ֣ר עָלֶ֔י⁠הָ יִשְׁרֹ֖ק יָנִ֥יעַ יָדֽ⁠וֹ</w:t>
+      </w:r>
+    </w:p>
+    <w:p>
+      <w:pPr>
+        <w:bidi/>
+      </w:pPr>
+      <w:r>
+        <w:rPr>
+          <w:lang w:val="ar_AE" w:bidi="ar_AE"/>
+        </w:rPr>
+      </w:r>
+      <w:r>
+        <w:rPr>
           <w:b/>
           <w:lang w:val="ar_AE" w:bidi="ar_AE"/>
         </w:rPr>
@@ -23461,6 +26469,22 @@
       </w:r>
       <w:r>
         <w:rPr>
+          <w:lang w:val="ar_AE" w:bidi="ar_AE"/>
+        </w:rPr>
+        <w:t>ה֥וֹי מֹרְאָ֖ה וְ⁠נִגְאָלָ֑ה הָ⁠עִ֖יר הַ⁠יּוֹנָֽה</w:t>
+      </w:r>
+    </w:p>
+    <w:p>
+      <w:pPr>
+        <w:bidi/>
+      </w:pPr>
+      <w:r>
+        <w:rPr>
+          <w:lang w:val="ar_AE" w:bidi="ar_AE"/>
+        </w:rPr>
+      </w:r>
+      <w:r>
+        <w:rPr>
           <w:b/>
           <w:lang w:val="ar_AE" w:bidi="ar_AE"/>
         </w:rPr>
@@ -23580,6 +26604,22 @@
       </w:r>
       <w:r>
         <w:rPr>
+          <w:lang w:val="ar_AE" w:bidi="ar_AE"/>
+        </w:rPr>
+        <w:t>מֹרְאָ֖ה וְ⁠נִגְאָלָ֑ה הָ⁠עִ֖יר הַ⁠יּוֹנָֽה</w:t>
+      </w:r>
+    </w:p>
+    <w:p>
+      <w:pPr>
+        <w:bidi/>
+      </w:pPr>
+      <w:r>
+        <w:rPr>
+          <w:lang w:val="ar_AE" w:bidi="ar_AE"/>
+        </w:rPr>
+      </w:r>
+      <w:r>
+        <w:rPr>
           <w:b/>
           <w:lang w:val="ar_AE" w:bidi="ar_AE"/>
         </w:rPr>
@@ -23738,6 +26778,22 @@
       </w:r>
       <w:r>
         <w:rPr>
+          <w:lang w:val="ar_AE" w:bidi="ar_AE"/>
+        </w:rPr>
+        <w:t>מֹרְאָ֖ה וְ⁠נִגְאָלָ֑ה הָ⁠עִ֖יר הַ⁠יּוֹנָֽה</w:t>
+      </w:r>
+    </w:p>
+    <w:p>
+      <w:pPr>
+        <w:bidi/>
+      </w:pPr>
+      <w:r>
+        <w:rPr>
+          <w:lang w:val="ar_AE" w:bidi="ar_AE"/>
+        </w:rPr>
+      </w:r>
+      <w:r>
+        <w:rPr>
           <w:b/>
           <w:lang w:val="ar_AE" w:bidi="ar_AE"/>
         </w:rPr>
@@ -23857,6 +26913,22 @@
       </w:r>
       <w:r>
         <w:rPr>
+          <w:lang w:val="ar_AE" w:bidi="ar_AE"/>
+        </w:rPr>
+        <w:t>מֹרְאָ֖ה וְ⁠נִגְאָלָ֑ה</w:t>
+      </w:r>
+    </w:p>
+    <w:p>
+      <w:pPr>
+        <w:bidi/>
+      </w:pPr>
+      <w:r>
+        <w:rPr>
+          <w:lang w:val="ar_AE" w:bidi="ar_AE"/>
+        </w:rPr>
+      </w:r>
+      <w:r>
+        <w:rPr>
           <w:b/>
           <w:lang w:val="ar_AE" w:bidi="ar_AE"/>
         </w:rPr>
@@ -23963,6 +27035,22 @@
       </w:r>
       <w:r>
         <w:rPr>
+          <w:lang w:val="ar_AE" w:bidi="ar_AE"/>
+        </w:rPr>
+        <w:t>לֹ֤א שָֽׁמְעָה֙ בְּ⁠ק֔וֹל</w:t>
+      </w:r>
+    </w:p>
+    <w:p>
+      <w:pPr>
+        <w:bidi/>
+      </w:pPr>
+      <w:r>
+        <w:rPr>
+          <w:lang w:val="ar_AE" w:bidi="ar_AE"/>
+        </w:rPr>
+      </w:r>
+      <w:r>
+        <w:rPr>
           <w:b/>
           <w:lang w:val="ar_AE" w:bidi="ar_AE"/>
         </w:rPr>
@@ -24082,6 +27170,22 @@
       </w:r>
       <w:r>
         <w:rPr>
+          <w:lang w:val="ar_AE" w:bidi="ar_AE"/>
+        </w:rPr>
+        <w:t>לֹ֤א שָֽׁמְעָה֙ בְּ⁠ק֔וֹל</w:t>
+      </w:r>
+    </w:p>
+    <w:p>
+      <w:pPr>
+        <w:bidi/>
+      </w:pPr>
+      <w:r>
+        <w:rPr>
+          <w:lang w:val="ar_AE" w:bidi="ar_AE"/>
+        </w:rPr>
+      </w:r>
+      <w:r>
+        <w:rPr>
           <w:b/>
           <w:lang w:val="ar_AE" w:bidi="ar_AE"/>
         </w:rPr>
@@ -24201,6 +27305,22 @@
       </w:r>
       <w:r>
         <w:rPr>
+          <w:lang w:val="ar_AE" w:bidi="ar_AE"/>
+        </w:rPr>
+        <w:t>אֶל־אֱלֹהֶ֖י⁠הָ לֹ֥א קָרֵֽבָה</w:t>
+      </w:r>
+    </w:p>
+    <w:p>
+      <w:pPr>
+        <w:bidi/>
+      </w:pPr>
+      <w:r>
+        <w:rPr>
+          <w:lang w:val="ar_AE" w:bidi="ar_AE"/>
+        </w:rPr>
+      </w:r>
+      <w:r>
+        <w:rPr>
           <w:b/>
           <w:lang w:val="ar_AE" w:bidi="ar_AE"/>
         </w:rPr>
@@ -24320,6 +27440,22 @@
         <w:rPr>
           <w:lang w:val="ar_AE" w:bidi="ar_AE"/>
         </w:rPr>
+      </w:r>
+    </w:p>
+    <w:p>
+      <w:pPr>
+        <w:bidi/>
+      </w:pPr>
+      <w:r>
+        <w:rPr>
+          <w:lang w:val="ar_AE" w:bidi="ar_AE"/>
+        </w:rPr>
+      </w:r>
+      <w:r>
+        <w:rPr>
+          <w:lang w:val="ar_AE" w:bidi="ar_AE"/>
+        </w:rPr>
+        <w:t>שָׂרֶ֣י⁠הָ</w:t>
       </w:r>
     </w:p>
     <w:p>
@@ -24469,6 +27605,22 @@
       </w:r>
       <w:r>
         <w:rPr>
+          <w:lang w:val="ar_AE" w:bidi="ar_AE"/>
+        </w:rPr>
+        <w:t>בְ⁠קִרְבָּ֔⁠הּ אֲרָי֖וֹת שֹֽׁאֲגִ֑ים</w:t>
+      </w:r>
+    </w:p>
+    <w:p>
+      <w:pPr>
+        <w:bidi/>
+      </w:pPr>
+      <w:r>
+        <w:rPr>
+          <w:lang w:val="ar_AE" w:bidi="ar_AE"/>
+        </w:rPr>
+      </w:r>
+      <w:r>
+        <w:rPr>
           <w:b/>
           <w:lang w:val="ar_AE" w:bidi="ar_AE"/>
         </w:rPr>
@@ -24601,6 +27753,22 @@
       </w:r>
       <w:r>
         <w:rPr>
+          <w:lang w:val="ar_AE" w:bidi="ar_AE"/>
+        </w:rPr>
+        <w:t>זְאֵ֣בֵי עֶ֔רֶב</w:t>
+      </w:r>
+    </w:p>
+    <w:p>
+      <w:pPr>
+        <w:bidi/>
+      </w:pPr>
+      <w:r>
+        <w:rPr>
+          <w:lang w:val="ar_AE" w:bidi="ar_AE"/>
+        </w:rPr>
+      </w:r>
+      <w:r>
+        <w:rPr>
           <w:b/>
           <w:lang w:val="ar_AE" w:bidi="ar_AE"/>
         </w:rPr>
@@ -24746,6 +27914,22 @@
       </w:r>
       <w:r>
         <w:rPr>
+          <w:lang w:val="ar_AE" w:bidi="ar_AE"/>
+        </w:rPr>
+        <w:t>לֹ֥א גָרְמ֖וּ לַ⁠בֹּֽקֶר</w:t>
+      </w:r>
+    </w:p>
+    <w:p>
+      <w:pPr>
+        <w:bidi/>
+      </w:pPr>
+      <w:r>
+        <w:rPr>
+          <w:lang w:val="ar_AE" w:bidi="ar_AE"/>
+        </w:rPr>
+      </w:r>
+      <w:r>
+        <w:rPr>
           <w:b/>
           <w:lang w:val="ar_AE" w:bidi="ar_AE"/>
         </w:rPr>
@@ -24878,6 +28062,22 @@
       </w:r>
       <w:r>
         <w:rPr>
+          <w:lang w:val="ar_AE" w:bidi="ar_AE"/>
+        </w:rPr>
+        <w:t>פֹּֽחֲזִ֔ים</w:t>
+      </w:r>
+    </w:p>
+    <w:p>
+      <w:pPr>
+        <w:bidi/>
+      </w:pPr>
+      <w:r>
+        <w:rPr>
+          <w:lang w:val="ar_AE" w:bidi="ar_AE"/>
+        </w:rPr>
+      </w:r>
+      <w:r>
+        <w:rPr>
           <w:b/>
           <w:lang w:val="ar_AE" w:bidi="ar_AE"/>
         </w:rPr>
@@ -25010,6 +28210,22 @@
       </w:r>
       <w:r>
         <w:rPr>
+          <w:lang w:val="ar_AE" w:bidi="ar_AE"/>
+        </w:rPr>
+        <w:t>אַנְשֵׁ֖י בֹּֽגְד֑וֹת</w:t>
+      </w:r>
+    </w:p>
+    <w:p>
+      <w:pPr>
+        <w:bidi/>
+      </w:pPr>
+      <w:r>
+        <w:rPr>
+          <w:lang w:val="ar_AE" w:bidi="ar_AE"/>
+        </w:rPr>
+      </w:r>
+      <w:r>
+        <w:rPr>
           <w:b/>
           <w:lang w:val="ar_AE" w:bidi="ar_AE"/>
         </w:rPr>
@@ -25142,6 +28358,22 @@
       </w:r>
       <w:r>
         <w:rPr>
+          <w:lang w:val="ar_AE" w:bidi="ar_AE"/>
+        </w:rPr>
+        <w:t>אַנְשֵׁ֖י בֹּֽגְד֑וֹת</w:t>
+      </w:r>
+    </w:p>
+    <w:p>
+      <w:pPr>
+        <w:bidi/>
+      </w:pPr>
+      <w:r>
+        <w:rPr>
+          <w:lang w:val="ar_AE" w:bidi="ar_AE"/>
+        </w:rPr>
+      </w:r>
+      <w:r>
+        <w:rPr>
           <w:b/>
           <w:lang w:val="ar_AE" w:bidi="ar_AE"/>
         </w:rPr>
@@ -25274,6 +28506,22 @@
       </w:r>
       <w:r>
         <w:rPr>
+          <w:lang w:val="ar_AE" w:bidi="ar_AE"/>
+        </w:rPr>
+        <w:t>חִלְּלוּ־קֹ֔דֶשׁ</w:t>
+      </w:r>
+    </w:p>
+    <w:p>
+      <w:pPr>
+        <w:bidi/>
+      </w:pPr>
+      <w:r>
+        <w:rPr>
+          <w:lang w:val="ar_AE" w:bidi="ar_AE"/>
+        </w:rPr>
+      </w:r>
+      <w:r>
+        <w:rPr>
           <w:b/>
           <w:lang w:val="ar_AE" w:bidi="ar_AE"/>
         </w:rPr>
@@ -25406,6 +28654,22 @@
       </w:r>
       <w:r>
         <w:rPr>
+          <w:lang w:val="ar_AE" w:bidi="ar_AE"/>
+        </w:rPr>
+        <w:t>לֹ֥א יַעֲשֶׂ֖ה עַוְלָ֑ה</w:t>
+      </w:r>
+    </w:p>
+    <w:p>
+      <w:pPr>
+        <w:bidi/>
+      </w:pPr>
+      <w:r>
+        <w:rPr>
+          <w:lang w:val="ar_AE" w:bidi="ar_AE"/>
+        </w:rPr>
+      </w:r>
+      <w:r>
+        <w:rPr>
           <w:b/>
           <w:lang w:val="ar_AE" w:bidi="ar_AE"/>
         </w:rPr>
@@ -25538,6 +28802,22 @@
       </w:r>
       <w:r>
         <w:rPr>
+          <w:lang w:val="ar_AE" w:bidi="ar_AE"/>
+        </w:rPr>
+        <w:t>בַּ⁠בֹּ֨קֶר בַּ⁠בֹּ֜קֶר מִשְׁפָּט֨⁠וֹ יִתֵּ֤ן לָ⁠אוֹר֙ לֹ֣א נֶעְדָּ֔ר</w:t>
+      </w:r>
+    </w:p>
+    <w:p>
+      <w:pPr>
+        <w:bidi/>
+      </w:pPr>
+      <w:r>
+        <w:rPr>
+          <w:lang w:val="ar_AE" w:bidi="ar_AE"/>
+        </w:rPr>
+      </w:r>
+      <w:r>
+        <w:rPr>
           <w:b/>
           <w:lang w:val="ar_AE" w:bidi="ar_AE"/>
         </w:rPr>
@@ -25683,6 +28963,22 @@
       </w:r>
       <w:r>
         <w:rPr>
+          <w:lang w:val="ar_AE" w:bidi="ar_AE"/>
+        </w:rPr>
+        <w:t>בַּ⁠בֹּ֨קֶר בַּ⁠בֹּ֜קֶר</w:t>
+      </w:r>
+    </w:p>
+    <w:p>
+      <w:pPr>
+        <w:bidi/>
+      </w:pPr>
+      <w:r>
+        <w:rPr>
+          <w:lang w:val="ar_AE" w:bidi="ar_AE"/>
+        </w:rPr>
+      </w:r>
+      <w:r>
+        <w:rPr>
           <w:b/>
           <w:lang w:val="ar_AE" w:bidi="ar_AE"/>
         </w:rPr>
@@ -25802,6 +29098,22 @@
       </w:r>
       <w:r>
         <w:rPr>
+          <w:lang w:val="ar_AE" w:bidi="ar_AE"/>
+        </w:rPr>
+        <w:t>בַּ⁠בֹּ֨קֶר בַּ⁠בֹּ֜קֶר</w:t>
+      </w:r>
+    </w:p>
+    <w:p>
+      <w:pPr>
+        <w:bidi/>
+      </w:pPr>
+      <w:r>
+        <w:rPr>
+          <w:lang w:val="ar_AE" w:bidi="ar_AE"/>
+        </w:rPr>
+      </w:r>
+      <w:r>
+        <w:rPr>
           <w:b/>
           <w:lang w:val="ar_AE" w:bidi="ar_AE"/>
         </w:rPr>
@@ -25921,6 +29233,22 @@
       </w:r>
       <w:r>
         <w:rPr>
+          <w:lang w:val="ar_AE" w:bidi="ar_AE"/>
+        </w:rPr>
+        <w:t>מִשְׁפָּט֨⁠וֹ יִתֵּ֤ן</w:t>
+      </w:r>
+    </w:p>
+    <w:p>
+      <w:pPr>
+        <w:bidi/>
+      </w:pPr>
+      <w:r>
+        <w:rPr>
+          <w:lang w:val="ar_AE" w:bidi="ar_AE"/>
+        </w:rPr>
+      </w:r>
+      <w:r>
+        <w:rPr>
           <w:b/>
           <w:lang w:val="ar_AE" w:bidi="ar_AE"/>
         </w:rPr>
@@ -26040,6 +29368,22 @@
       </w:r>
       <w:r>
         <w:rPr>
+          <w:lang w:val="ar_AE" w:bidi="ar_AE"/>
+        </w:rPr>
+        <w:t>לֹ֣א נֶעְדָּ֔ר</w:t>
+      </w:r>
+    </w:p>
+    <w:p>
+      <w:pPr>
+        <w:bidi/>
+      </w:pPr>
+      <w:r>
+        <w:rPr>
+          <w:lang w:val="ar_AE" w:bidi="ar_AE"/>
+        </w:rPr>
+      </w:r>
+      <w:r>
+        <w:rPr>
           <w:b/>
           <w:lang w:val="ar_AE" w:bidi="ar_AE"/>
         </w:rPr>
@@ -26132,6 +29476,22 @@
       </w:r>
       <w:r>
         <w:rPr>
+          <w:lang w:val="ar_AE" w:bidi="ar_AE"/>
+        </w:rPr>
+        <w:t>לֹ֣א נֶעְדָּ֔ר</w:t>
+      </w:r>
+    </w:p>
+    <w:p>
+      <w:pPr>
+        <w:bidi/>
+      </w:pPr>
+      <w:r>
+        <w:rPr>
+          <w:lang w:val="ar_AE" w:bidi="ar_AE"/>
+        </w:rPr>
+      </w:r>
+      <w:r>
+        <w:rPr>
           <w:b/>
           <w:lang w:val="ar_AE" w:bidi="ar_AE"/>
         </w:rPr>
@@ -26264,6 +29624,22 @@
       </w:r>
       <w:r>
         <w:rPr>
+          <w:lang w:val="ar_AE" w:bidi="ar_AE"/>
+        </w:rPr>
+        <w:t>וְ⁠לֹֽא־יוֹדֵ֥עַ עַוָּ֖ל בֹּֽשֶׁת</w:t>
+      </w:r>
+    </w:p>
+    <w:p>
+      <w:pPr>
+        <w:bidi/>
+      </w:pPr>
+      <w:r>
+        <w:rPr>
+          <w:lang w:val="ar_AE" w:bidi="ar_AE"/>
+        </w:rPr>
+      </w:r>
+      <w:r>
+        <w:rPr>
           <w:b/>
           <w:lang w:val="ar_AE" w:bidi="ar_AE"/>
         </w:rPr>
@@ -26383,6 +29759,22 @@
       </w:r>
       <w:r>
         <w:rPr>
+          <w:lang w:val="ar_AE" w:bidi="ar_AE"/>
+        </w:rPr>
+        <w:t>וְ⁠לֹֽא־יוֹדֵ֥עַ עַוָּ֖ל בֹּֽשֶׁת</w:t>
+      </w:r>
+    </w:p>
+    <w:p>
+      <w:pPr>
+        <w:bidi/>
+      </w:pPr>
+      <w:r>
+        <w:rPr>
+          <w:lang w:val="ar_AE" w:bidi="ar_AE"/>
+        </w:rPr>
+      </w:r>
+      <w:r>
+        <w:rPr>
           <w:b/>
           <w:lang w:val="ar_AE" w:bidi="ar_AE"/>
         </w:rPr>
@@ -26502,6 +29894,22 @@
       </w:r>
       <w:r>
         <w:rPr>
+          <w:lang w:val="ar_AE" w:bidi="ar_AE"/>
+        </w:rPr>
+        <w:t>הִכְרַ֣תִּי גוֹיִ֗ם נָשַׁ֨מּוּ֙ פִּנּוֹתָ֔⁠ם הֶחֱרַ֥בְתִּי חֽוּצוֹתָ֖⁠ם</w:t>
+      </w:r>
+    </w:p>
+    <w:p>
+      <w:pPr>
+        <w:bidi/>
+      </w:pPr>
+      <w:r>
+        <w:rPr>
+          <w:lang w:val="ar_AE" w:bidi="ar_AE"/>
+        </w:rPr>
+      </w:r>
+      <w:r>
+        <w:rPr>
           <w:b/>
           <w:lang w:val="ar_AE" w:bidi="ar_AE"/>
         </w:rPr>
@@ -26608,6 +30016,22 @@
       </w:r>
       <w:r>
         <w:rPr>
+          <w:lang w:val="ar_AE" w:bidi="ar_AE"/>
+        </w:rPr>
+        <w:t>הִכְרַ֣תִּי גוֹיִ֗ם נָשַׁ֨מּוּ֙ פִּנּוֹתָ֔⁠ם הֶחֱרַ֥בְתִּי חֽוּצוֹתָ֖⁠ם</w:t>
+      </w:r>
+    </w:p>
+    <w:p>
+      <w:pPr>
+        <w:bidi/>
+      </w:pPr>
+      <w:r>
+        <w:rPr>
+          <w:lang w:val="ar_AE" w:bidi="ar_AE"/>
+        </w:rPr>
+      </w:r>
+      <w:r>
+        <w:rPr>
           <w:b/>
           <w:lang w:val="ar_AE" w:bidi="ar_AE"/>
         </w:rPr>
@@ -26701,6 +30125,22 @@
         <w:rPr>
           <w:lang w:val="ar_AE" w:bidi="ar_AE"/>
         </w:rPr>
+      </w:r>
+    </w:p>
+    <w:p>
+      <w:pPr>
+        <w:bidi/>
+      </w:pPr>
+      <w:r>
+        <w:rPr>
+          <w:lang w:val="ar_AE" w:bidi="ar_AE"/>
+        </w:rPr>
+      </w:r>
+      <w:r>
+        <w:rPr>
+          <w:lang w:val="ar_AE" w:bidi="ar_AE"/>
+        </w:rPr>
+        <w:t>הִכְרַ֣תִּי</w:t>
       </w:r>
     </w:p>
     <w:p>
@@ -26850,6 +30290,22 @@
       </w:r>
       <w:r>
         <w:rPr>
+          <w:lang w:val="ar_AE" w:bidi="ar_AE"/>
+        </w:rPr>
+        <w:t>נָשַׁ֨מּוּ֙ פִּנּוֹתָ֔⁠ם</w:t>
+      </w:r>
+    </w:p>
+    <w:p>
+      <w:pPr>
+        <w:bidi/>
+      </w:pPr>
+      <w:r>
+        <w:rPr>
+          <w:lang w:val="ar_AE" w:bidi="ar_AE"/>
+        </w:rPr>
+      </w:r>
+      <w:r>
+        <w:rPr>
           <w:b/>
           <w:lang w:val="ar_AE" w:bidi="ar_AE"/>
         </w:rPr>
@@ -26929,6 +30385,22 @@
         <w:rPr>
           <w:lang w:val="ar_AE" w:bidi="ar_AE"/>
         </w:rPr>
+      </w:r>
+    </w:p>
+    <w:p>
+      <w:pPr>
+        <w:bidi/>
+      </w:pPr>
+      <w:r>
+        <w:rPr>
+          <w:lang w:val="ar_AE" w:bidi="ar_AE"/>
+        </w:rPr>
+      </w:r>
+      <w:r>
+        <w:rPr>
+          <w:lang w:val="ar_AE" w:bidi="ar_AE"/>
+        </w:rPr>
+        <w:t>פִּנּוֹתָ֔⁠ם</w:t>
       </w:r>
     </w:p>
     <w:p>
@@ -27079,6 +30551,22 @@
       </w:r>
       <w:r>
         <w:rPr>
+          <w:lang w:val="ar_AE" w:bidi="ar_AE"/>
+        </w:rPr>
+        <w:t>נִצְדּ֧וּ עָרֵי⁠הֶ֛ם</w:t>
+      </w:r>
+    </w:p>
+    <w:p>
+      <w:pPr>
+        <w:bidi/>
+      </w:pPr>
+      <w:r>
+        <w:rPr>
+          <w:lang w:val="ar_AE" w:bidi="ar_AE"/>
+        </w:rPr>
+      </w:r>
+      <w:r>
+        <w:rPr>
           <w:b/>
           <w:lang w:val="ar_AE" w:bidi="ar_AE"/>
         </w:rPr>
@@ -27185,6 +30673,22 @@
       </w:r>
       <w:r>
         <w:rPr>
+          <w:lang w:val="ar_AE" w:bidi="ar_AE"/>
+        </w:rPr>
+        <w:t>מִ⁠בְּלִי־אִ֖ישׁ מֵ⁠אֵ֥ין יוֹשֵֽׁב</w:t>
+      </w:r>
+    </w:p>
+    <w:p>
+      <w:pPr>
+        <w:bidi/>
+      </w:pPr>
+      <w:r>
+        <w:rPr>
+          <w:lang w:val="ar_AE" w:bidi="ar_AE"/>
+        </w:rPr>
+      </w:r>
+      <w:r>
+        <w:rPr>
           <w:b/>
           <w:lang w:val="ar_AE" w:bidi="ar_AE"/>
         </w:rPr>
@@ -27291,6 +30795,22 @@
       </w:r>
       <w:r>
         <w:rPr>
+          <w:lang w:val="ar_AE" w:bidi="ar_AE"/>
+        </w:rPr>
+        <w:t>אָמַ֜רְתִּי אַךְ־תִּירְאִ֤י אוֹתִ⁠י֙ תִּקְחִ֣י מוּסָ֔ר וְ⁠לֹֽא־יִכָּרֵ֣ת מְעוֹנָ֔⁠הּ כֹּ֥ל אֲשֶׁר־פָּקַ֖דְתִּי עָלֶ֑י⁠הָ</w:t>
+      </w:r>
+    </w:p>
+    <w:p>
+      <w:pPr>
+        <w:bidi/>
+      </w:pPr>
+      <w:r>
+        <w:rPr>
+          <w:lang w:val="ar_AE" w:bidi="ar_AE"/>
+        </w:rPr>
+      </w:r>
+      <w:r>
+        <w:rPr>
           <w:b/>
           <w:lang w:val="ar_AE" w:bidi="ar_AE"/>
         </w:rPr>
@@ -27397,6 +30917,22 @@
       </w:r>
       <w:r>
         <w:rPr>
+          <w:lang w:val="ar_AE" w:bidi="ar_AE"/>
+        </w:rPr>
+        <w:t>אָמַ֜רְתִּי אַךְ־תִּירְאִ֤י אוֹתִ⁠י֙ תִּקְחִ֣י מוּסָ֔ר וְ⁠לֹֽא־יִכָּרֵ֣ת מְעוֹנָ֔⁠הּ כֹּ֥ל אֲשֶׁר־פָּקַ֖דְתִּי עָלֶ֑י⁠הָ</w:t>
+      </w:r>
+    </w:p>
+    <w:p>
+      <w:pPr>
+        <w:bidi/>
+      </w:pPr>
+      <w:r>
+        <w:rPr>
+          <w:lang w:val="ar_AE" w:bidi="ar_AE"/>
+        </w:rPr>
+      </w:r>
+      <w:r>
+        <w:rPr>
           <w:b/>
           <w:lang w:val="ar_AE" w:bidi="ar_AE"/>
         </w:rPr>
@@ -27490,6 +31026,22 @@
         <w:rPr>
           <w:lang w:val="ar_AE" w:bidi="ar_AE"/>
         </w:rPr>
+      </w:r>
+    </w:p>
+    <w:p>
+      <w:pPr>
+        <w:bidi/>
+      </w:pPr>
+      <w:r>
+        <w:rPr>
+          <w:lang w:val="ar_AE" w:bidi="ar_AE"/>
+        </w:rPr>
+      </w:r>
+      <w:r>
+        <w:rPr>
+          <w:lang w:val="ar_AE" w:bidi="ar_AE"/>
+        </w:rPr>
+        <w:t>אָמַ֜רְתִּי אַךְ־תִּירְאִ֤י אוֹתִ⁠י֙ תִּקְחִ֣י מוּסָ֔ר וְ⁠לֹֽא־יִכָּרֵ֣ת מְעוֹנָ֔⁠הּ כֹּ֥ל אֲשֶׁר־פָּקַ֖דְתִּי עָלֶ֑י⁠הָ</w:t>
       </w:r>
     </w:p>
     <w:p>
@@ -27653,6 +31205,22 @@
       </w:r>
       <w:r>
         <w:rPr>
+          <w:lang w:val="ar_AE" w:bidi="ar_AE"/>
+        </w:rPr>
+        <w:t>כֹּ֥ל אֲשֶׁר־פָּקַ֖דְתִּי עָלֶ֑י⁠הָ</w:t>
+      </w:r>
+    </w:p>
+    <w:p>
+      <w:pPr>
+        <w:bidi/>
+      </w:pPr>
+      <w:r>
+        <w:rPr>
+          <w:lang w:val="ar_AE" w:bidi="ar_AE"/>
+        </w:rPr>
+      </w:r>
+      <w:r>
+        <w:rPr>
           <w:b/>
           <w:lang w:val="ar_AE" w:bidi="ar_AE"/>
         </w:rPr>
@@ -27789,6 +31357,22 @@
       </w:r>
       <w:r>
         <w:rPr>
+          <w:lang w:val="ar_AE" w:bidi="ar_AE"/>
+        </w:rPr>
+        <w:t>הִשְׁכִּ֣ימוּ הִשְׁחִ֔יתוּ כֹּ֖ל עֲלִילוֹתָֽ⁠ם</w:t>
+      </w:r>
+    </w:p>
+    <w:p>
+      <w:pPr>
+        <w:bidi/>
+      </w:pPr>
+      <w:r>
+        <w:rPr>
+          <w:lang w:val="ar_AE" w:bidi="ar_AE"/>
+        </w:rPr>
+      </w:r>
+      <w:r>
+        <w:rPr>
           <w:b/>
           <w:lang w:val="ar_AE" w:bidi="ar_AE"/>
         </w:rPr>
@@ -27895,6 +31479,22 @@
         <w:rPr>
           <w:lang w:val="ar_AE" w:bidi="ar_AE"/>
         </w:rPr>
+      </w:r>
+    </w:p>
+    <w:p>
+      <w:pPr>
+        <w:bidi/>
+      </w:pPr>
+      <w:r>
+        <w:rPr>
+          <w:lang w:val="ar_AE" w:bidi="ar_AE"/>
+        </w:rPr>
+      </w:r>
+      <w:r>
+        <w:rPr>
+          <w:lang w:val="ar_AE" w:bidi="ar_AE"/>
+        </w:rPr>
+        <w:t>הִשְׁכִּ֣ימוּ הִשְׁחִ֔יתוּ כֹּ֖ל עֲלִילוֹתָֽ⁠ם</w:t>
       </w:r>
     </w:p>
     <w:p>
@@ -28216,6 +31816,22 @@
       </w:r>
       <w:r>
         <w:rPr>
+          <w:lang w:val="ar_AE" w:bidi="ar_AE"/>
+        </w:rPr>
+        <w:t>לָ⁠כֵ֤ן חַכּוּ־לִ⁠י֙ נְאֻם־יְהוָ֔ה לְ⁠י֖וֹם קוּמִ֣⁠י לְ⁠עַ֑ד</w:t>
+      </w:r>
+    </w:p>
+    <w:p>
+      <w:pPr>
+        <w:bidi/>
+      </w:pPr>
+      <w:r>
+        <w:rPr>
+          <w:lang w:val="ar_AE" w:bidi="ar_AE"/>
+        </w:rPr>
+      </w:r>
+      <w:r>
+        <w:rPr>
           <w:b/>
           <w:lang w:val="ar_AE" w:bidi="ar_AE"/>
         </w:rPr>
@@ -28391,6 +32007,22 @@
       </w:r>
       <w:r>
         <w:rPr>
+          <w:lang w:val="ar_AE" w:bidi="ar_AE"/>
+        </w:rPr>
+        <w:t>לְ⁠י֖וֹם קוּמִ֣⁠י</w:t>
+      </w:r>
+    </w:p>
+    <w:p>
+      <w:pPr>
+        <w:bidi/>
+      </w:pPr>
+      <w:r>
+        <w:rPr>
+          <w:lang w:val="ar_AE" w:bidi="ar_AE"/>
+        </w:rPr>
+      </w:r>
+      <w:r>
+        <w:rPr>
           <w:b/>
           <w:lang w:val="ar_AE" w:bidi="ar_AE"/>
         </w:rPr>
@@ -28497,6 +32129,22 @@
         <w:rPr>
           <w:lang w:val="ar_AE" w:bidi="ar_AE"/>
         </w:rPr>
+      </w:r>
+    </w:p>
+    <w:p>
+      <w:pPr>
+        <w:bidi/>
+      </w:pPr>
+      <w:r>
+        <w:rPr>
+          <w:lang w:val="ar_AE" w:bidi="ar_AE"/>
+        </w:rPr>
+      </w:r>
+      <w:r>
+        <w:rPr>
+          <w:lang w:val="ar_AE" w:bidi="ar_AE"/>
+        </w:rPr>
+        <w:t>לְ⁠עַ֑ד</w:t>
       </w:r>
     </w:p>
     <w:p>
@@ -28673,6 +32321,22 @@
       </w:r>
       <w:r>
         <w:rPr>
+          <w:lang w:val="ar_AE" w:bidi="ar_AE"/>
+        </w:rPr>
+        <w:t>לְ⁠עַ֑ד</w:t>
+      </w:r>
+    </w:p>
+    <w:p>
+      <w:pPr>
+        <w:bidi/>
+      </w:pPr>
+      <w:r>
+        <w:rPr>
+          <w:lang w:val="ar_AE" w:bidi="ar_AE"/>
+        </w:rPr>
+      </w:r>
+      <w:r>
+        <w:rPr>
           <w:b/>
           <w:lang w:val="ar_AE" w:bidi="ar_AE"/>
         </w:rPr>
@@ -28805,6 +32469,22 @@
       </w:r>
       <w:r>
         <w:rPr>
+          <w:lang w:val="ar_AE" w:bidi="ar_AE"/>
+        </w:rPr>
+        <w:t>לִ⁠שְׁפֹּ֨ךְ עֲלֵי⁠הֶ֤ם זַעְמִ⁠י֙</w:t>
+      </w:r>
+    </w:p>
+    <w:p>
+      <w:pPr>
+        <w:bidi/>
+      </w:pPr>
+      <w:r>
+        <w:rPr>
+          <w:lang w:val="ar_AE" w:bidi="ar_AE"/>
+        </w:rPr>
+      </w:r>
+      <w:r>
+        <w:rPr>
           <w:b/>
           <w:lang w:val="ar_AE" w:bidi="ar_AE"/>
         </w:rPr>
@@ -28924,6 +32604,22 @@
         <w:rPr>
           <w:lang w:val="ar_AE" w:bidi="ar_AE"/>
         </w:rPr>
+      </w:r>
+    </w:p>
+    <w:p>
+      <w:pPr>
+        <w:bidi/>
+      </w:pPr>
+      <w:r>
+        <w:rPr>
+          <w:lang w:val="ar_AE" w:bidi="ar_AE"/>
+        </w:rPr>
+      </w:r>
+      <w:r>
+        <w:rPr>
+          <w:lang w:val="ar_AE" w:bidi="ar_AE"/>
+        </w:rPr>
+        <w:t>כֹּ֚ל חֲר֣וֹן אַפִּ֔⁠י</w:t>
       </w:r>
     </w:p>
     <w:p>
@@ -29087,6 +32783,22 @@
       </w:r>
       <w:r>
         <w:rPr>
+          <w:lang w:val="ar_AE" w:bidi="ar_AE"/>
+        </w:rPr>
+        <w:t>בְּ⁠אֵ֣שׁ קִנְאָתִ֔⁠י תֵּאָכֵ֖ל כָּל־הָ⁠אָֽרֶץ</w:t>
+      </w:r>
+    </w:p>
+    <w:p>
+      <w:pPr>
+        <w:bidi/>
+      </w:pPr>
+      <w:r>
+        <w:rPr>
+          <w:lang w:val="ar_AE" w:bidi="ar_AE"/>
+        </w:rPr>
+      </w:r>
+      <w:r>
+        <w:rPr>
           <w:b/>
           <w:lang w:val="ar_AE" w:bidi="ar_AE"/>
         </w:rPr>
@@ -29211,6 +32923,22 @@
       </w:r>
       <w:r>
         <w:rPr>
+          <w:lang w:val="ar_AE" w:bidi="ar_AE"/>
+        </w:rPr>
+        <w:t>כִּֽי &amp; אֶהְפֹּ֥ךְ אֶל־עַמִּ֖ים שָׂפָ֣ה בְרוּרָ֑ה לִ⁠קְרֹ֤א כֻלָּ⁠ם֙ בְּ⁠שֵׁ֣ם יְהוָ֔ה</w:t>
+      </w:r>
+    </w:p>
+    <w:p>
+      <w:pPr>
+        <w:bidi/>
+      </w:pPr>
+      <w:r>
+        <w:rPr>
+          <w:lang w:val="ar_AE" w:bidi="ar_AE"/>
+        </w:rPr>
+      </w:r>
+      <w:r>
+        <w:rPr>
           <w:b/>
           <w:lang w:val="ar_AE" w:bidi="ar_AE"/>
         </w:rPr>
@@ -29348,6 +33076,22 @@
       </w:r>
       <w:r>
         <w:rPr>
+          <w:lang w:val="ar_AE" w:bidi="ar_AE"/>
+        </w:rPr>
+        <w:t>כִּֽי &amp; אֶהְפֹּ֥ךְ אֶל־עַמִּ֖ים שָׂפָ֣ה בְרוּרָ֑ה</w:t>
+      </w:r>
+    </w:p>
+    <w:p>
+      <w:pPr>
+        <w:bidi/>
+      </w:pPr>
+      <w:r>
+        <w:rPr>
+          <w:lang w:val="ar_AE" w:bidi="ar_AE"/>
+        </w:rPr>
+      </w:r>
+      <w:r>
+        <w:rPr>
           <w:b/>
           <w:lang w:val="ar_AE" w:bidi="ar_AE"/>
         </w:rPr>
@@ -29480,6 +33224,22 @@
       </w:r>
       <w:r>
         <w:rPr>
+          <w:lang w:val="ar_AE" w:bidi="ar_AE"/>
+        </w:rPr>
+        <w:t>לִ⁠קְרֹ֤א כֻלָּ⁠ם֙ בְּ⁠שֵׁ֣ם יְהוָ֔ה</w:t>
+      </w:r>
+    </w:p>
+    <w:p>
+      <w:pPr>
+        <w:bidi/>
+      </w:pPr>
+      <w:r>
+        <w:rPr>
+          <w:lang w:val="ar_AE" w:bidi="ar_AE"/>
+        </w:rPr>
+      </w:r>
+      <w:r>
+        <w:rPr>
           <w:b/>
           <w:lang w:val="ar_AE" w:bidi="ar_AE"/>
         </w:rPr>
@@ -29599,6 +33359,22 @@
       </w:r>
       <w:r>
         <w:rPr>
+          <w:lang w:val="ar_AE" w:bidi="ar_AE"/>
+        </w:rPr>
+        <w:t>בְּ⁠שֵׁ֣ם יְהוָ֔ה לְ⁠עָבְד֖⁠וֹ</w:t>
+      </w:r>
+    </w:p>
+    <w:p>
+      <w:pPr>
+        <w:bidi/>
+      </w:pPr>
+      <w:r>
+        <w:rPr>
+          <w:lang w:val="ar_AE" w:bidi="ar_AE"/>
+        </w:rPr>
+      </w:r>
+      <w:r>
+        <w:rPr>
           <w:b/>
           <w:lang w:val="ar_AE" w:bidi="ar_AE"/>
         </w:rPr>
@@ -29705,6 +33481,22 @@
       </w:r>
       <w:r>
         <w:rPr>
+          <w:lang w:val="ar_AE" w:bidi="ar_AE"/>
+        </w:rPr>
+        <w:t>שְׁכֶ֥ם אֶחָֽד</w:t>
+      </w:r>
+    </w:p>
+    <w:p>
+      <w:pPr>
+        <w:bidi/>
+      </w:pPr>
+      <w:r>
+        <w:rPr>
+          <w:lang w:val="ar_AE" w:bidi="ar_AE"/>
+        </w:rPr>
+      </w:r>
+      <w:r>
+        <w:rPr>
           <w:b/>
           <w:lang w:val="ar_AE" w:bidi="ar_AE"/>
         </w:rPr>
@@ -29811,6 +33603,22 @@
       </w:r>
       <w:r>
         <w:rPr>
+          <w:lang w:val="ar_AE" w:bidi="ar_AE"/>
+        </w:rPr>
+        <w:t>מֵ⁠עֵ֖בֶר לְ⁠נַֽהֲרֵי־כ֑וּשׁ</w:t>
+      </w:r>
+    </w:p>
+    <w:p>
+      <w:pPr>
+        <w:bidi/>
+      </w:pPr>
+      <w:r>
+        <w:rPr>
+          <w:lang w:val="ar_AE" w:bidi="ar_AE"/>
+        </w:rPr>
+      </w:r>
+      <w:r>
+        <w:rPr>
           <w:b/>
           <w:lang w:val="ar_AE" w:bidi="ar_AE"/>
         </w:rPr>
@@ -29930,6 +33738,22 @@
       </w:r>
       <w:r>
         <w:rPr>
+          <w:lang w:val="ar_AE" w:bidi="ar_AE"/>
+        </w:rPr>
+        <w:t>בַּת־פוּצַ֔⁠י</w:t>
+      </w:r>
+    </w:p>
+    <w:p>
+      <w:pPr>
+        <w:bidi/>
+      </w:pPr>
+      <w:r>
+        <w:rPr>
+          <w:lang w:val="ar_AE" w:bidi="ar_AE"/>
+        </w:rPr>
+      </w:r>
+      <w:r>
+        <w:rPr>
           <w:b/>
           <w:lang w:val="ar_AE" w:bidi="ar_AE"/>
         </w:rPr>
@@ -30062,6 +33886,22 @@
       </w:r>
       <w:r>
         <w:rPr>
+          <w:lang w:val="ar_AE" w:bidi="ar_AE"/>
+        </w:rPr>
+        <w:t>בַּת־פוּצַ֔⁠י</w:t>
+      </w:r>
+    </w:p>
+    <w:p>
+      <w:pPr>
+        <w:bidi/>
+      </w:pPr>
+      <w:r>
+        <w:rPr>
+          <w:lang w:val="ar_AE" w:bidi="ar_AE"/>
+        </w:rPr>
+      </w:r>
+      <w:r>
+        <w:rPr>
           <w:b/>
           <w:lang w:val="ar_AE" w:bidi="ar_AE"/>
         </w:rPr>
@@ -30168,6 +34008,22 @@
       </w:r>
       <w:r>
         <w:rPr>
+          <w:lang w:val="ar_AE" w:bidi="ar_AE"/>
+        </w:rPr>
+        <w:t>יוֹבִל֖וּ⁠ן מִנְחָתִֽ⁠י</w:t>
+      </w:r>
+    </w:p>
+    <w:p>
+      <w:pPr>
+        <w:bidi/>
+      </w:pPr>
+      <w:r>
+        <w:rPr>
+          <w:lang w:val="ar_AE" w:bidi="ar_AE"/>
+        </w:rPr>
+      </w:r>
+      <w:r>
+        <w:rPr>
           <w:b/>
           <w:lang w:val="ar_AE" w:bidi="ar_AE"/>
         </w:rPr>
@@ -30274,6 +34130,22 @@
         <w:rPr>
           <w:lang w:val="ar_AE" w:bidi="ar_AE"/>
         </w:rPr>
+      </w:r>
+    </w:p>
+    <w:p>
+      <w:pPr>
+        <w:bidi/>
+      </w:pPr>
+      <w:r>
+        <w:rPr>
+          <w:lang w:val="ar_AE" w:bidi="ar_AE"/>
+        </w:rPr>
+      </w:r>
+      <w:r>
+        <w:rPr>
+          <w:lang w:val="ar_AE" w:bidi="ar_AE"/>
+        </w:rPr>
+        <w:t>לֹ֤א תֵב֨וֹשִׁי֙ &amp; עֲלִילֹתַ֔יִ⁠ךְ</w:t>
       </w:r>
     </w:p>
     <w:p>
@@ -30425,6 +34297,22 @@
       </w:r>
       <w:r>
         <w:rPr>
+          <w:lang w:val="ar_AE" w:bidi="ar_AE"/>
+        </w:rPr>
+        <w:t>עַלִּיזֵי֙ גַּאֲוָתֵ֔⁠ךְ</w:t>
+      </w:r>
+    </w:p>
+    <w:p>
+      <w:pPr>
+        <w:bidi/>
+      </w:pPr>
+      <w:r>
+        <w:rPr>
+          <w:lang w:val="ar_AE" w:bidi="ar_AE"/>
+        </w:rPr>
+      </w:r>
+      <w:r>
+        <w:rPr>
           <w:b/>
           <w:lang w:val="ar_AE" w:bidi="ar_AE"/>
         </w:rPr>
@@ -30544,6 +34432,22 @@
       </w:r>
       <w:r>
         <w:rPr>
+          <w:lang w:val="ar_AE" w:bidi="ar_AE"/>
+        </w:rPr>
+        <w:t>בְ⁠קִרְבֵּ֔⁠ךְ</w:t>
+      </w:r>
+    </w:p>
+    <w:p>
+      <w:pPr>
+        <w:bidi/>
+      </w:pPr>
+      <w:r>
+        <w:rPr>
+          <w:lang w:val="ar_AE" w:bidi="ar_AE"/>
+        </w:rPr>
+      </w:r>
+      <w:r>
+        <w:rPr>
           <w:b/>
           <w:lang w:val="ar_AE" w:bidi="ar_AE"/>
         </w:rPr>
@@ -30650,6 +34554,22 @@
       </w:r>
       <w:r>
         <w:rPr>
+          <w:lang w:val="ar_AE" w:bidi="ar_AE"/>
+        </w:rPr>
+        <w:t>עַ֥ם עָנִ֖י וָ⁠דָ֑ל</w:t>
+      </w:r>
+    </w:p>
+    <w:p>
+      <w:pPr>
+        <w:bidi/>
+      </w:pPr>
+      <w:r>
+        <w:rPr>
+          <w:lang w:val="ar_AE" w:bidi="ar_AE"/>
+        </w:rPr>
+      </w:r>
+      <w:r>
+        <w:rPr>
           <w:b/>
           <w:lang w:val="ar_AE" w:bidi="ar_AE"/>
         </w:rPr>
@@ -30769,6 +34689,22 @@
       </w:r>
       <w:r>
         <w:rPr>
+          <w:lang w:val="ar_AE" w:bidi="ar_AE"/>
+        </w:rPr>
+        <w:t>וְ⁠חָס֖וּ בְּ⁠שֵׁ֥ם יְהוָֽה</w:t>
+      </w:r>
+    </w:p>
+    <w:p>
+      <w:pPr>
+        <w:bidi/>
+      </w:pPr>
+      <w:r>
+        <w:rPr>
+          <w:lang w:val="ar_AE" w:bidi="ar_AE"/>
+        </w:rPr>
+      </w:r>
+      <w:r>
+        <w:rPr>
           <w:b/>
           <w:lang w:val="ar_AE" w:bidi="ar_AE"/>
         </w:rPr>
@@ -30875,6 +34811,22 @@
       </w:r>
       <w:r>
         <w:rPr>
+          <w:lang w:val="ar_AE" w:bidi="ar_AE"/>
+        </w:rPr>
+        <w:t>וְ⁠חָס֖וּ בְּ⁠שֵׁ֥ם יְהוָֽה</w:t>
+      </w:r>
+    </w:p>
+    <w:p>
+      <w:pPr>
+        <w:bidi/>
+      </w:pPr>
+      <w:r>
+        <w:rPr>
+          <w:lang w:val="ar_AE" w:bidi="ar_AE"/>
+        </w:rPr>
+      </w:r>
+      <w:r>
+        <w:rPr>
           <w:b/>
           <w:lang w:val="ar_AE" w:bidi="ar_AE"/>
         </w:rPr>
@@ -30994,6 +34946,22 @@
       </w:r>
       <w:r>
         <w:rPr>
+          <w:lang w:val="ar_AE" w:bidi="ar_AE"/>
+        </w:rPr>
+        <w:t>וְ⁠לֹא־יְדַבְּר֣וּ כָזָ֔ב וְ⁠לֹֽא־יִמָּצֵ֥א בְּ⁠פִי⁠הֶ֖ם לְשׁ֣וֹן תַּרְמִ֑ית</w:t>
+      </w:r>
+    </w:p>
+    <w:p>
+      <w:pPr>
+        <w:bidi/>
+      </w:pPr>
+      <w:r>
+        <w:rPr>
+          <w:lang w:val="ar_AE" w:bidi="ar_AE"/>
+        </w:rPr>
+      </w:r>
+      <w:r>
+        <w:rPr>
           <w:b/>
           <w:lang w:val="ar_AE" w:bidi="ar_AE"/>
         </w:rPr>
@@ -31106,6 +35074,22 @@
       </w:r>
       <w:r>
         <w:rPr>
+          <w:lang w:val="ar_AE" w:bidi="ar_AE"/>
+        </w:rPr>
+        <w:t>וְ⁠לֹא־יְדַבְּר֣וּ כָזָ֔ב וְ⁠לֹֽא־יִמָּצֵ֥א בְּ⁠פִי⁠הֶ֖ם לְשׁ֣וֹן תַּרְמִ֑ית</w:t>
+      </w:r>
+    </w:p>
+    <w:p>
+      <w:pPr>
+        <w:bidi/>
+      </w:pPr>
+      <w:r>
+        <w:rPr>
+          <w:lang w:val="ar_AE" w:bidi="ar_AE"/>
+        </w:rPr>
+      </w:r>
+      <w:r>
+        <w:rPr>
           <w:b/>
           <w:lang w:val="ar_AE" w:bidi="ar_AE"/>
         </w:rPr>
@@ -31225,6 +35209,22 @@
       </w:r>
       <w:r>
         <w:rPr>
+          <w:lang w:val="ar_AE" w:bidi="ar_AE"/>
+        </w:rPr>
+        <w:t>וְ⁠לֹֽא־יִמָּצֵ֥א בְּ⁠פִי⁠הֶ֖ם לְשׁ֣וֹן תַּרְמִ֑ית</w:t>
+      </w:r>
+    </w:p>
+    <w:p>
+      <w:pPr>
+        <w:bidi/>
+      </w:pPr>
+      <w:r>
+        <w:rPr>
+          <w:lang w:val="ar_AE" w:bidi="ar_AE"/>
+        </w:rPr>
+      </w:r>
+      <w:r>
+        <w:rPr>
           <w:b/>
           <w:lang w:val="ar_AE" w:bidi="ar_AE"/>
         </w:rPr>
@@ -31331,6 +35331,22 @@
       </w:r>
       <w:r>
         <w:rPr>
+          <w:lang w:val="ar_AE" w:bidi="ar_AE"/>
+        </w:rPr>
+        <w:t>וְ⁠לֹֽא־יִמָּצֵ֥א בְּ⁠פִי⁠הֶ֖ם לְשׁ֣וֹן תַּרְמִ֑ית</w:t>
+      </w:r>
+    </w:p>
+    <w:p>
+      <w:pPr>
+        <w:bidi/>
+      </w:pPr>
+      <w:r>
+        <w:rPr>
+          <w:lang w:val="ar_AE" w:bidi="ar_AE"/>
+        </w:rPr>
+      </w:r>
+      <w:r>
+        <w:rPr>
           <w:b/>
           <w:lang w:val="ar_AE" w:bidi="ar_AE"/>
         </w:rPr>
@@ -31450,6 +35466,22 @@
       </w:r>
       <w:r>
         <w:rPr>
+          <w:lang w:val="ar_AE" w:bidi="ar_AE"/>
+        </w:rPr>
+        <w:t>וְ⁠לֹֽא־יִמָּצֵ֥א בְּ⁠פִי⁠הֶ֖ם לְשׁ֣וֹן תַּרְמִ֑ית</w:t>
+      </w:r>
+    </w:p>
+    <w:p>
+      <w:pPr>
+        <w:bidi/>
+      </w:pPr>
+      <w:r>
+        <w:rPr>
+          <w:lang w:val="ar_AE" w:bidi="ar_AE"/>
+        </w:rPr>
+      </w:r>
+      <w:r>
+        <w:rPr>
           <w:b/>
           <w:lang w:val="ar_AE" w:bidi="ar_AE"/>
         </w:rPr>
@@ -31582,6 +35614,22 @@
       </w:r>
       <w:r>
         <w:rPr>
+          <w:lang w:val="ar_AE" w:bidi="ar_AE"/>
+        </w:rPr>
+        <w:t>כִּֽי־הֵ֛מָּה יִרְע֥וּ וְ⁠רָבְצ֖וּ וְ⁠אֵ֥ין מַחֲרִֽיד</w:t>
+      </w:r>
+    </w:p>
+    <w:p>
+      <w:pPr>
+        <w:bidi/>
+      </w:pPr>
+      <w:r>
+        <w:rPr>
+          <w:lang w:val="ar_AE" w:bidi="ar_AE"/>
+        </w:rPr>
+      </w:r>
+      <w:r>
+        <w:rPr>
           <w:b/>
           <w:lang w:val="ar_AE" w:bidi="ar_AE"/>
         </w:rPr>
@@ -31688,6 +35736,22 @@
       </w:r>
       <w:r>
         <w:rPr>
+          <w:lang w:val="ar_AE" w:bidi="ar_AE"/>
+        </w:rPr>
+        <w:t>כִּֽי־הֵ֛מָּה יִרְע֥וּ וְ⁠רָבְצ֖וּ וְ⁠אֵ֥ין מַחֲרִֽיד</w:t>
+      </w:r>
+    </w:p>
+    <w:p>
+      <w:pPr>
+        <w:bidi/>
+      </w:pPr>
+      <w:r>
+        <w:rPr>
+          <w:lang w:val="ar_AE" w:bidi="ar_AE"/>
+        </w:rPr>
+      </w:r>
+      <w:r>
+        <w:rPr>
           <w:b/>
           <w:lang w:val="ar_AE" w:bidi="ar_AE"/>
         </w:rPr>
@@ -31820,6 +35884,22 @@
       </w:r>
       <w:r>
         <w:rPr>
+          <w:lang w:val="ar_AE" w:bidi="ar_AE"/>
+        </w:rPr>
+        <w:t>רָנִּי֙ &amp; הָרִ֖יעוּ &amp; שִׂמְחִ֤י וְ⁠עָלְזִי֙</w:t>
+      </w:r>
+    </w:p>
+    <w:p>
+      <w:pPr>
+        <w:bidi/>
+      </w:pPr>
+      <w:r>
+        <w:rPr>
+          <w:lang w:val="ar_AE" w:bidi="ar_AE"/>
+        </w:rPr>
+      </w:r>
+      <w:r>
+        <w:rPr>
           <w:b/>
           <w:lang w:val="ar_AE" w:bidi="ar_AE"/>
         </w:rPr>
@@ -31993,6 +36073,22 @@
         <w:rPr>
           <w:lang w:val="ar_AE" w:bidi="ar_AE"/>
         </w:rPr>
+      </w:r>
+    </w:p>
+    <w:p>
+      <w:pPr>
+        <w:bidi/>
+      </w:pPr>
+      <w:r>
+        <w:rPr>
+          <w:lang w:val="ar_AE" w:bidi="ar_AE"/>
+        </w:rPr>
+      </w:r>
+      <w:r>
+        <w:rPr>
+          <w:lang w:val="ar_AE" w:bidi="ar_AE"/>
+        </w:rPr>
+        <w:t>בַּת־צִיּ֔וֹן</w:t>
       </w:r>
     </w:p>
     <w:p>
@@ -32143,6 +36239,22 @@
       </w:r>
       <w:r>
         <w:rPr>
+          <w:lang w:val="ar_AE" w:bidi="ar_AE"/>
+        </w:rPr>
+        <w:t>בַּת־צִיּ֔וֹן</w:t>
+      </w:r>
+    </w:p>
+    <w:p>
+      <w:pPr>
+        <w:bidi/>
+      </w:pPr>
+      <w:r>
+        <w:rPr>
+          <w:lang w:val="ar_AE" w:bidi="ar_AE"/>
+        </w:rPr>
+      </w:r>
+      <w:r>
+        <w:rPr>
           <w:b/>
           <w:lang w:val="ar_AE" w:bidi="ar_AE"/>
         </w:rPr>
@@ -32262,6 +36374,22 @@
       </w:r>
       <w:r>
         <w:rPr>
+          <w:lang w:val="ar_AE" w:bidi="ar_AE"/>
+        </w:rPr>
+        <w:t>יִשְׂרָאֵ֑ל</w:t>
+      </w:r>
+    </w:p>
+    <w:p>
+      <w:pPr>
+        <w:bidi/>
+      </w:pPr>
+      <w:r>
+        <w:rPr>
+          <w:lang w:val="ar_AE" w:bidi="ar_AE"/>
+        </w:rPr>
+      </w:r>
+      <w:r>
+        <w:rPr>
           <w:b/>
           <w:lang w:val="ar_AE" w:bidi="ar_AE"/>
         </w:rPr>
@@ -32381,6 +36509,22 @@
       </w:r>
       <w:r>
         <w:rPr>
+          <w:lang w:val="ar_AE" w:bidi="ar_AE"/>
+        </w:rPr>
+        <w:t>שִׂמְחִ֤י וְ⁠עָלְזִי֙</w:t>
+      </w:r>
+    </w:p>
+    <w:p>
+      <w:pPr>
+        <w:bidi/>
+      </w:pPr>
+      <w:r>
+        <w:rPr>
+          <w:lang w:val="ar_AE" w:bidi="ar_AE"/>
+        </w:rPr>
+      </w:r>
+      <w:r>
+        <w:rPr>
           <w:b/>
           <w:lang w:val="ar_AE" w:bidi="ar_AE"/>
         </w:rPr>
@@ -32513,6 +36657,22 @@
       </w:r>
       <w:r>
         <w:rPr>
+          <w:lang w:val="ar_AE" w:bidi="ar_AE"/>
+        </w:rPr>
+        <w:t>בְּ⁠כָל־לֵ֔ב</w:t>
+      </w:r>
+    </w:p>
+    <w:p>
+      <w:pPr>
+        <w:bidi/>
+      </w:pPr>
+      <w:r>
+        <w:rPr>
+          <w:lang w:val="ar_AE" w:bidi="ar_AE"/>
+        </w:rPr>
+      </w:r>
+      <w:r>
+        <w:rPr>
           <w:b/>
           <w:lang w:val="ar_AE" w:bidi="ar_AE"/>
         </w:rPr>
@@ -32618,6 +36778,22 @@
       </w:r>
       <w:r>
         <w:rPr>
+          <w:lang w:val="ar_AE" w:bidi="ar_AE"/>
+        </w:rPr>
+        <w:t>בַּ֖ת יְרוּשָׁלִָֽם</w:t>
+      </w:r>
+    </w:p>
+    <w:p>
+      <w:pPr>
+        <w:bidi/>
+      </w:pPr>
+      <w:r>
+        <w:rPr>
+          <w:lang w:val="ar_AE" w:bidi="ar_AE"/>
+        </w:rPr>
+      </w:r>
+      <w:r>
+        <w:rPr>
           <w:b/>
           <w:lang w:val="ar_AE" w:bidi="ar_AE"/>
         </w:rPr>
@@ -32737,6 +36913,22 @@
       </w:r>
       <w:r>
         <w:rPr>
+          <w:lang w:val="ar_AE" w:bidi="ar_AE"/>
+        </w:rPr>
+        <w:t>מִשְׁפָּטַ֔יִ⁠ךְ &amp; לֹא־תִֽירְאִ֥י</w:t>
+      </w:r>
+    </w:p>
+    <w:p>
+      <w:pPr>
+        <w:bidi/>
+      </w:pPr>
+      <w:r>
+        <w:rPr>
+          <w:lang w:val="ar_AE" w:bidi="ar_AE"/>
+        </w:rPr>
+      </w:r>
+      <w:r>
+        <w:rPr>
           <w:b/>
           <w:lang w:val="ar_AE" w:bidi="ar_AE"/>
         </w:rPr>
@@ -32843,6 +37035,22 @@
       </w:r>
       <w:r>
         <w:rPr>
+          <w:lang w:val="ar_AE" w:bidi="ar_AE"/>
+        </w:rPr>
+        <w:t>מִשְׁפָּטַ֔יִ⁠ךְ</w:t>
+      </w:r>
+    </w:p>
+    <w:p>
+      <w:pPr>
+        <w:bidi/>
+      </w:pPr>
+      <w:r>
+        <w:rPr>
+          <w:lang w:val="ar_AE" w:bidi="ar_AE"/>
+        </w:rPr>
+      </w:r>
+      <w:r>
+        <w:rPr>
           <w:b/>
           <w:lang w:val="ar_AE" w:bidi="ar_AE"/>
         </w:rPr>
@@ -32975,6 +37183,22 @@
       </w:r>
       <w:r>
         <w:rPr>
+          <w:lang w:val="ar_AE" w:bidi="ar_AE"/>
+        </w:rPr>
+        <w:t>מֶ֣לֶךְ יִשְׂרָאֵ֤ל</w:t>
+      </w:r>
+    </w:p>
+    <w:p>
+      <w:pPr>
+        <w:bidi/>
+      </w:pPr>
+      <w:r>
+        <w:rPr>
+          <w:lang w:val="ar_AE" w:bidi="ar_AE"/>
+        </w:rPr>
+      </w:r>
+      <w:r>
+        <w:rPr>
           <w:b/>
           <w:lang w:val="ar_AE" w:bidi="ar_AE"/>
         </w:rPr>
@@ -33120,6 +37344,22 @@
       </w:r>
       <w:r>
         <w:rPr>
+          <w:lang w:val="ar_AE" w:bidi="ar_AE"/>
+        </w:rPr>
+        <w:t>בַּ⁠יּ֣וֹם הַ⁠ה֔וּא</w:t>
+      </w:r>
+    </w:p>
+    <w:p>
+      <w:pPr>
+        <w:bidi/>
+      </w:pPr>
+      <w:r>
+        <w:rPr>
+          <w:lang w:val="ar_AE" w:bidi="ar_AE"/>
+        </w:rPr>
+      </w:r>
+      <w:r>
+        <w:rPr>
           <w:b/>
           <w:lang w:val="ar_AE" w:bidi="ar_AE"/>
         </w:rPr>
@@ -33239,6 +37479,22 @@
       </w:r>
       <w:r>
         <w:rPr>
+          <w:lang w:val="ar_AE" w:bidi="ar_AE"/>
+        </w:rPr>
+        <w:t>יֵאָמֵ֥ר</w:t>
+      </w:r>
+    </w:p>
+    <w:p>
+      <w:pPr>
+        <w:bidi/>
+      </w:pPr>
+      <w:r>
+        <w:rPr>
+          <w:lang w:val="ar_AE" w:bidi="ar_AE"/>
+        </w:rPr>
+      </w:r>
+      <w:r>
+        <w:rPr>
           <w:b/>
           <w:lang w:val="ar_AE" w:bidi="ar_AE"/>
         </w:rPr>
@@ -33345,6 +37601,22 @@
       </w:r>
       <w:r>
         <w:rPr>
+          <w:lang w:val="ar_AE" w:bidi="ar_AE"/>
+        </w:rPr>
+        <w:t>לִירֽוּשָׁלִַ֖ם אַל־תִּירָ֑אִי צִיּ֖וֹן אַל־יִרְפּ֥וּ יָדָֽיִ⁠ךְ</w:t>
+      </w:r>
+    </w:p>
+    <w:p>
+      <w:pPr>
+        <w:bidi/>
+      </w:pPr>
+      <w:r>
+        <w:rPr>
+          <w:lang w:val="ar_AE" w:bidi="ar_AE"/>
+        </w:rPr>
+      </w:r>
+      <w:r>
+        <w:rPr>
           <w:b/>
           <w:lang w:val="ar_AE" w:bidi="ar_AE"/>
         </w:rPr>
@@ -33496,6 +37768,22 @@
       </w:r>
       <w:r>
         <w:rPr>
+          <w:lang w:val="ar_AE" w:bidi="ar_AE"/>
+        </w:rPr>
+        <w:t>אַל־תִּירָ֑אִי צִיּ֖וֹן אַל־יִרְפּ֥וּ יָדָֽיִ⁠ךְ</w:t>
+      </w:r>
+    </w:p>
+    <w:p>
+      <w:pPr>
+        <w:bidi/>
+      </w:pPr>
+      <w:r>
+        <w:rPr>
+          <w:lang w:val="ar_AE" w:bidi="ar_AE"/>
+        </w:rPr>
+      </w:r>
+      <w:r>
+        <w:rPr>
           <w:b/>
           <w:lang w:val="ar_AE" w:bidi="ar_AE"/>
         </w:rPr>
@@ -33602,6 +37890,22 @@
       </w:r>
       <w:r>
         <w:rPr>
+          <w:lang w:val="ar_AE" w:bidi="ar_AE"/>
+        </w:rPr>
+        <w:t>יַחֲרִישׁ֙ בְּ⁠אַ֣הֲבָת֔⁠וֹ</w:t>
+      </w:r>
+    </w:p>
+    <w:p>
+      <w:pPr>
+        <w:bidi/>
+      </w:pPr>
+      <w:r>
+        <w:rPr>
+          <w:lang w:val="ar_AE" w:bidi="ar_AE"/>
+        </w:rPr>
+      </w:r>
+      <w:r>
+        <w:rPr>
           <w:b/>
           <w:lang w:val="ar_AE" w:bidi="ar_AE"/>
         </w:rPr>
@@ -33754,6 +38058,22 @@
       </w:r>
       <w:r>
         <w:rPr>
+          <w:lang w:val="ar_AE" w:bidi="ar_AE"/>
+        </w:rPr>
+        <w:t>נוּגֵ֧י מִ⁠מּוֹעֵ֛ד אָסַ֖פְתִּי מִמֵּ֣⁠ךְ הָי֑וּ מַשְׂאֵ֥ת עָלֶ֖י⁠הָ חֶרְפָּֽה</w:t>
+      </w:r>
+    </w:p>
+    <w:p>
+      <w:pPr>
+        <w:bidi/>
+      </w:pPr>
+      <w:r>
+        <w:rPr>
+          <w:lang w:val="ar_AE" w:bidi="ar_AE"/>
+        </w:rPr>
+      </w:r>
+      <w:r>
+        <w:rPr>
           <w:b/>
           <w:lang w:val="ar_AE" w:bidi="ar_AE"/>
         </w:rPr>
@@ -33860,6 +38180,22 @@
       </w:r>
       <w:r>
         <w:rPr>
+          <w:lang w:val="ar_AE" w:bidi="ar_AE"/>
+        </w:rPr>
+        <w:t>נוּגֵ֧י מִ⁠מּוֹעֵ֛ד אָסַ֖פְתִּי מִמֵּ֣⁠ךְ הָי֑וּ</w:t>
+      </w:r>
+    </w:p>
+    <w:p>
+      <w:pPr>
+        <w:bidi/>
+      </w:pPr>
+      <w:r>
+        <w:rPr>
+          <w:lang w:val="ar_AE" w:bidi="ar_AE"/>
+        </w:rPr>
+      </w:r>
+      <w:r>
+        <w:rPr>
           <w:b/>
           <w:lang w:val="ar_AE" w:bidi="ar_AE"/>
         </w:rPr>
@@ -34005,6 +38341,22 @@
       </w:r>
       <w:r>
         <w:rPr>
+          <w:lang w:val="ar_AE" w:bidi="ar_AE"/>
+        </w:rPr>
+        <w:t>אָסַ֖פְתִּי</w:t>
+      </w:r>
+    </w:p>
+    <w:p>
+      <w:pPr>
+        <w:bidi/>
+      </w:pPr>
+      <w:r>
+        <w:rPr>
+          <w:lang w:val="ar_AE" w:bidi="ar_AE"/>
+        </w:rPr>
+      </w:r>
+      <w:r>
+        <w:rPr>
           <w:b/>
           <w:lang w:val="ar_AE" w:bidi="ar_AE"/>
         </w:rPr>
@@ -34111,6 +38463,22 @@
       </w:r>
       <w:r>
         <w:rPr>
+          <w:lang w:val="ar_AE" w:bidi="ar_AE"/>
+        </w:rPr>
+        <w:t>מַשְׂאֵ֥ת עָלֶ֖י⁠הָ חֶרְפָּֽה</w:t>
+      </w:r>
+    </w:p>
+    <w:p>
+      <w:pPr>
+        <w:bidi/>
+      </w:pPr>
+      <w:r>
+        <w:rPr>
+          <w:lang w:val="ar_AE" w:bidi="ar_AE"/>
+        </w:rPr>
+      </w:r>
+      <w:r>
+        <w:rPr>
           <w:b/>
           <w:lang w:val="ar_AE" w:bidi="ar_AE"/>
         </w:rPr>
@@ -34243,6 +38611,22 @@
       </w:r>
       <w:r>
         <w:rPr>
+          <w:lang w:val="ar_AE" w:bidi="ar_AE"/>
+        </w:rPr>
+        <w:t>וְ⁠הוֹשַׁעְתִּ֣י אֶת־הַ⁠צֹּלֵעָ֗ה וְ⁠הַ⁠נִּדָּחָה֙ אֲקַבֵּ֔ץ</w:t>
+      </w:r>
+    </w:p>
+    <w:p>
+      <w:pPr>
+        <w:bidi/>
+      </w:pPr>
+      <w:r>
+        <w:rPr>
+          <w:lang w:val="ar_AE" w:bidi="ar_AE"/>
+        </w:rPr>
+      </w:r>
+      <w:r>
+        <w:rPr>
           <w:b/>
           <w:lang w:val="ar_AE" w:bidi="ar_AE"/>
         </w:rPr>
@@ -34401,6 +38785,22 @@
       </w:r>
       <w:r>
         <w:rPr>
+          <w:lang w:val="ar_AE" w:bidi="ar_AE"/>
+        </w:rPr>
+        <w:t>אֶת־הַ⁠צֹּלֵעָ֗ה</w:t>
+      </w:r>
+    </w:p>
+    <w:p>
+      <w:pPr>
+        <w:bidi/>
+      </w:pPr>
+      <w:r>
+        <w:rPr>
+          <w:lang w:val="ar_AE" w:bidi="ar_AE"/>
+        </w:rPr>
+      </w:r>
+      <w:r>
+        <w:rPr>
           <w:b/>
           <w:lang w:val="ar_AE" w:bidi="ar_AE"/>
         </w:rPr>
@@ -34520,6 +38920,22 @@
       </w:r>
       <w:r>
         <w:rPr>
+          <w:lang w:val="ar_AE" w:bidi="ar_AE"/>
+        </w:rPr>
+        <w:t>וְ⁠הַ⁠נִּדָּחָה֙</w:t>
+      </w:r>
+    </w:p>
+    <w:p>
+      <w:pPr>
+        <w:bidi/>
+      </w:pPr>
+      <w:r>
+        <w:rPr>
+          <w:lang w:val="ar_AE" w:bidi="ar_AE"/>
+        </w:rPr>
+      </w:r>
+      <w:r>
+        <w:rPr>
           <w:b/>
           <w:lang w:val="ar_AE" w:bidi="ar_AE"/>
         </w:rPr>
@@ -34626,6 +39042,22 @@
       </w:r>
       <w:r>
         <w:rPr>
+          <w:lang w:val="ar_AE" w:bidi="ar_AE"/>
+        </w:rPr>
+        <w:t>וְ⁠שַׂמְתִּי⁠ם֙ לִ⁠תְהִלָּ֣ה וּ⁠לְ⁠שֵׁ֔ם בְּ⁠כָל־הָ⁠אָ֖רֶץ בָּשְׁתָּֽ⁠ם</w:t>
+      </w:r>
+    </w:p>
+    <w:p>
+      <w:pPr>
+        <w:bidi/>
+      </w:pPr>
+      <w:r>
+        <w:rPr>
+          <w:lang w:val="ar_AE" w:bidi="ar_AE"/>
+        </w:rPr>
+      </w:r>
+      <w:r>
+        <w:rPr>
           <w:b/>
           <w:lang w:val="ar_AE" w:bidi="ar_AE"/>
         </w:rPr>
@@ -34732,6 +39164,22 @@
       </w:r>
       <w:r>
         <w:rPr>
+          <w:lang w:val="ar_AE" w:bidi="ar_AE"/>
+        </w:rPr>
+        <w:t>וְ⁠שַׂמְתִּי⁠ם֙ לִ⁠תְהִלָּ֣ה</w:t>
+      </w:r>
+    </w:p>
+    <w:p>
+      <w:pPr>
+        <w:bidi/>
+      </w:pPr>
+      <w:r>
+        <w:rPr>
+          <w:lang w:val="ar_AE" w:bidi="ar_AE"/>
+        </w:rPr>
+      </w:r>
+      <w:r>
+        <w:rPr>
           <w:b/>
           <w:lang w:val="ar_AE" w:bidi="ar_AE"/>
         </w:rPr>
@@ -34851,6 +39299,22 @@
       </w:r>
       <w:r>
         <w:rPr>
+          <w:lang w:val="ar_AE" w:bidi="ar_AE"/>
+        </w:rPr>
+        <w:t>וּ⁠לְ⁠שֵׁ֔ם בְּ⁠כָל־הָ⁠אָ֖רֶץ בָּשְׁתָּֽ⁠ם</w:t>
+      </w:r>
+    </w:p>
+    <w:p>
+      <w:pPr>
+        <w:bidi/>
+      </w:pPr>
+      <w:r>
+        <w:rPr>
+          <w:lang w:val="ar_AE" w:bidi="ar_AE"/>
+        </w:rPr>
+      </w:r>
+      <w:r>
+        <w:rPr>
           <w:b/>
           <w:lang w:val="ar_AE" w:bidi="ar_AE"/>
         </w:rPr>
@@ -34970,6 +39434,22 @@
       </w:r>
       <w:r>
         <w:rPr>
+          <w:lang w:val="ar_AE" w:bidi="ar_AE"/>
+        </w:rPr>
+        <w:t>אָבִ֣יא אֶתְ⁠כֶ֔ם</w:t>
+      </w:r>
+    </w:p>
+    <w:p>
+      <w:pPr>
+        <w:bidi/>
+      </w:pPr>
+      <w:r>
+        <w:rPr>
+          <w:lang w:val="ar_AE" w:bidi="ar_AE"/>
+        </w:rPr>
+      </w:r>
+      <w:r>
+        <w:rPr>
           <w:b/>
           <w:lang w:val="ar_AE" w:bidi="ar_AE"/>
         </w:rPr>
@@ -35076,6 +39556,22 @@
       </w:r>
       <w:r>
         <w:rPr>
+          <w:lang w:val="ar_AE" w:bidi="ar_AE"/>
+        </w:rPr>
+        <w:t>אֶתֵּ֨ן אֶתְ⁠כֶ֜ם לְ⁠שֵׁ֣ם וְ⁠לִ⁠תְהִלָּ֗ה בְּ⁠כֹל֙ עַמֵּ֣י הָ⁠אָ֔רֶץ</w:t>
+      </w:r>
+    </w:p>
+    <w:p>
+      <w:pPr>
+        <w:bidi/>
+      </w:pPr>
+      <w:r>
+        <w:rPr>
+          <w:lang w:val="ar_AE" w:bidi="ar_AE"/>
+        </w:rPr>
+      </w:r>
+      <w:r>
+        <w:rPr>
           <w:b/>
           <w:lang w:val="ar_AE" w:bidi="ar_AE"/>
         </w:rPr>
@@ -35195,6 +39691,22 @@
       </w:r>
       <w:r>
         <w:rPr>
+          <w:lang w:val="ar_AE" w:bidi="ar_AE"/>
+        </w:rPr>
+        <w:t>בְּ⁠שׁוּבִ֧⁠י אֶת־שְׁבוּתֵי⁠כֶ֛ם לְ⁠עֵינֵי⁠כֶ֖ם</w:t>
+      </w:r>
+    </w:p>
+    <w:p>
+      <w:pPr>
+        <w:bidi/>
+      </w:pPr>
+      <w:r>
+        <w:rPr>
+          <w:lang w:val="ar_AE" w:bidi="ar_AE"/>
+        </w:rPr>
+      </w:r>
+      <w:r>
+        <w:rPr>
           <w:b/>
           <w:lang w:val="ar_AE" w:bidi="ar_AE"/>
         </w:rPr>
@@ -35301,6 +39813,22 @@
         <w:rPr>
           <w:lang w:val="ar_AE" w:bidi="ar_AE"/>
         </w:rPr>
+      </w:r>
+    </w:p>
+    <w:p>
+      <w:pPr>
+        <w:bidi/>
+      </w:pPr>
+      <w:r>
+        <w:rPr>
+          <w:lang w:val="ar_AE" w:bidi="ar_AE"/>
+        </w:rPr>
+      </w:r>
+      <w:r>
+        <w:rPr>
+          <w:lang w:val="ar_AE" w:bidi="ar_AE"/>
+        </w:rPr>
+        <w:t>אָמַ֥ר יְהוָֽה</w:t>
       </w:r>
     </w:p>
     <w:p>

--- a/arb/docx/36.content.docx
+++ b/arb/docx/36.content.docx
@@ -32,51 +32,16 @@
     </w:p>
     <w:p>
       <w:pPr>
-        <w:pStyle w:val="Heading2"/>
-        <w:bidi/>
-      </w:pPr>
-      <w:r>
-        <w:rPr>
-          <w:lang w:val="ar_AE" w:bidi="ar_AE"/>
-        </w:rPr>
-        <w:t>License Information</w:t>
-      </w:r>
-      <w:r>
-        <w:rPr>
-          <w:lang w:val="ar_AE" w:bidi="ar_AE"/>
-        </w:rPr>
-      </w:r>
-    </w:p>
-    <w:p>
-      <w:pPr>
-        <w:bidi/>
-      </w:pPr>
-      <w:r>
-        <w:rPr>
-          <w:lang w:val="ar_AE" w:bidi="ar_AE"/>
-        </w:rPr>
-      </w:r>
-      <w:r>
-        <w:rPr>
-          <w:b/>
-          <w:lang w:val="ar_AE" w:bidi="ar_AE"/>
-        </w:rPr>
-        <w:t>ملاحظات الترجمة (كلمة متكشفة)</w:t>
-      </w:r>
-      <w:r>
-        <w:rPr>
-          <w:lang w:val="ar_AE" w:bidi="ar_AE"/>
-        </w:rPr>
-        <w:t xml:space="preserve"> (Arabic) is based on</w:t>
-      </w:r>
-      <w:r>
-        <w:rPr>
-          <w:lang w:val="ar_AE" w:bidi="ar_AE"/>
-        </w:rPr>
-        <w:t xml:space="preserve">: </w:t>
-      </w:r>
-      <w:r>
-        <w:rPr>
+        <w:bidi/>
+      </w:pPr>
+      <w:r>
+        <w:rPr>
+          <w:lang w:val="ar_AE" w:bidi="ar_AE"/>
+        </w:rPr>
+      </w:r>
+      <w:r>
+        <w:rPr>
+          <w:b/>
           <w:lang w:val="ar_AE" w:bidi="ar_AE"/>
         </w:rPr>
         <w:t>unfoldingWord® Translation Notes</w:t>
@@ -85,64 +50,31 @@
         <w:rPr>
           <w:lang w:val="ar_AE" w:bidi="ar_AE"/>
         </w:rPr>
-        <w:t xml:space="preserve">, </w:t>
-      </w:r>
-      <w:hyperlink r:id="rId13">
-        <w:r>
-          <w:rPr>
-            <w:lang w:val="ar_AE" w:bidi="ar_AE"/>
-          </w:rPr>
-          <w:rPr>
-            <w:color w:val="0000EE"/>
-            <w:u w:val="single"/>
-          </w:rPr>
-          <w:t>unfoldingWord</w:t>
-        </w:r>
-      </w:hyperlink>
-      <w:r>
-        <w:rPr>
-          <w:lang w:val="ar_AE" w:bidi="ar_AE"/>
-        </w:rPr>
-        <w:t xml:space="preserve">, 2022, which is licensed under a </w:t>
-      </w:r>
-      <w:hyperlink r:id="rId14">
-        <w:r>
-          <w:rPr>
-            <w:lang w:val="ar_AE" w:bidi="ar_AE"/>
-          </w:rPr>
-          <w:rPr>
-            <w:color w:val="0000EE"/>
-            <w:u w:val="single"/>
-          </w:rPr>
-          <w:t>CC BY-SA 4.0 license</w:t>
-        </w:r>
-      </w:hyperlink>
-      <w:r>
-        <w:rPr>
-          <w:lang w:val="ar_AE" w:bidi="ar_AE"/>
-        </w:rPr>
-        <w:t>.</w:t>
-      </w:r>
-      <w:r>
-        <w:rPr>
-          <w:lang w:val="ar_AE" w:bidi="ar_AE"/>
-        </w:rPr>
-      </w:r>
-    </w:p>
-    <w:p>
-      <w:pPr>
-        <w:bidi/>
-      </w:pPr>
-      <w:r>
-        <w:rPr>
-          <w:lang w:val="ar_AE" w:bidi="ar_AE"/>
-        </w:rPr>
-      </w:r>
-      <w:r>
-        <w:rPr>
-          <w:lang w:val="ar_AE" w:bidi="ar_AE"/>
-        </w:rPr>
-        <w:t>This PDF version is provided under the same license.</w:t>
+        <w:t xml:space="preserve"> © 2022 unfoldingWord. Released under CC BY-SA 4.0 license. </w:t>
+      </w:r>
+      <w:r>
+        <w:rPr>
+          <w:lang w:val="ar_AE" w:bidi="ar_AE"/>
+        </w:rPr>
+        <w:t>unfoldingWord® Translation Notes</w:t>
+      </w:r>
+      <w:r>
+        <w:rPr>
+          <w:lang w:val="ar_AE" w:bidi="ar_AE"/>
+        </w:rPr>
+        <w:t xml:space="preserve"> has been adapted in the following languages: Tok Pisin, Arabic (عربي), French (Français), Hindi (हिंदी), Indonesian (Bahasa Indonesia), Portuguese (Português), Russian (Русский), Spanish (Español), Swahili (Kiswahili), and Simplified Chinese (简体中文) from </w:t>
+      </w:r>
+      <w:r>
+        <w:rPr>
+          <w:lang w:val="ar_AE" w:bidi="ar_AE"/>
+        </w:rPr>
+        <w:t>unfoldingWord® Translation Notes</w:t>
+      </w:r>
+      <w:r>
+        <w:rPr>
+          <w:lang w:val="ar_AE" w:bidi="ar_AE"/>
+        </w:rPr>
+        <w:t xml:space="preserve"> © 2022 unfoldingWord. Released under CC BY-SA 4.0 license by Mission Mutual</w:t>
       </w:r>
       <w:r>
         <w:rPr>
@@ -4049,7 +3981,7 @@
         </w:rPr>
         <w:t xml:space="preserve"> على الأرجح إلى الكهنة المنحدرين من نسل هارون، والذين كان من المفترض أن يقودوا بني إسرائيل في عبادة الرب. ولكنهم للأسف، لم يكونوا في ذلك الوقت مخلصين في خدمتهم للرب، كما يذكر صفنيا في </w:t>
       </w:r>
-      <w:hyperlink r:id="rId15">
+      <w:hyperlink r:id="rId13">
         <w:r>
           <w:rPr>
             <w:lang w:val="ar_AE" w:bidi="ar_AE"/>
@@ -11088,7 +11020,7 @@
         </w:rPr>
         <w:t xml:space="preserve">" (التثنية </w:t>
       </w:r>
-      <w:hyperlink r:id="rId16">
+      <w:hyperlink r:id="rId14">
         <w:r>
           <w:rPr>
             <w:lang w:val="ar_AE" w:bidi="ar_AE"/>
@@ -13156,7 +13088,7 @@
         </w:rPr>
         <w:t xml:space="preserve">هذه إشارة أخرى إلى ما قاله الرب لبني إسرائيل عند خروجهم من أرض مصر لأول مرة، مثل الإشارة الواردة في الآية 13. حيث قال الرب لبني إسرائيل في (التثنية </w:t>
       </w:r>
-      <w:hyperlink r:id="rId17">
+      <w:hyperlink r:id="rId15">
         <w:r>
           <w:rPr>
             <w:lang w:val="ar_AE" w:bidi="ar_AE"/>
@@ -16935,7 +16867,7 @@
         </w:rPr>
         <w:t xml:space="preserve">يتكلم صفنيا وكأنه يريد من أهل يهوذا أن يبحثوا عن الرب بالمعنى الحرفي. يمكنك توضيح المعنى صراحةً، إذا كان ذلك أكثر وضوحًا في لغتك. انظر كيف قُمت بترجمة التعبير المشابه في </w:t>
       </w:r>
-      <w:hyperlink r:id="rId18">
+      <w:hyperlink r:id="rId16">
         <w:r>
           <w:rPr>
             <w:lang w:val="ar_AE" w:bidi="ar_AE"/>
@@ -17223,7 +17155,7 @@
         </w:rPr>
         <w:t xml:space="preserve">: (1) أرض يهوذا، حيث إن صفنيا يخاطب "أمة" معيَّنة، وهي أمة يهوذا، في الآيات 1–3. الترجمة البديلة: "جميعكم يا بائسي الأرض" أو "يا جميع أهل يهوذا الراغبين في التواضع" (2) العالم بأسره، حيث إن هذا هو ما تعنيه هذه الكلمة في </w:t>
       </w:r>
-      <w:hyperlink r:id="rId19">
+      <w:hyperlink r:id="rId17">
         <w:r>
           <w:rPr>
             <w:lang w:val="ar_AE" w:bidi="ar_AE"/>
@@ -17524,7 +17456,7 @@
         </w:rPr>
         <w:t xml:space="preserve">أو يبحثوا عنهما بالمعنى الحرفي. إذا كان من الأسهل للقارئ في لغتك أن يفهم العبارة عند شرح معناها بشكل مباشر، فلا مانع من ذلك. لأن الصورة المستخدمة هنا تحمل معنى مختلفًا نوعًا ما عمّا كانت تعنيه في </w:t>
       </w:r>
-      <w:hyperlink r:id="rId18">
+      <w:hyperlink r:id="rId16">
         <w:r>
           <w:rPr>
             <w:lang w:val="ar_AE" w:bidi="ar_AE"/>
@@ -20743,7 +20675,7 @@
         </w:rPr>
         <w:t xml:space="preserve">بمعنى محدد للإشارة إلى اتخاذ إجراء بشأن شخص ما. في </w:t>
       </w:r>
-      <w:hyperlink r:id="rId20">
+      <w:hyperlink r:id="rId18">
         <w:r>
           <w:rPr>
             <w:lang w:val="ar_AE" w:bidi="ar_AE"/>
@@ -20761,7 +20693,7 @@
         </w:rPr>
         <w:t xml:space="preserve">، </w:t>
       </w:r>
-      <w:hyperlink r:id="rId21">
+      <w:hyperlink r:id="rId19">
         <w:r>
           <w:rPr>
             <w:lang w:val="ar_AE" w:bidi="ar_AE"/>
@@ -20779,7 +20711,7 @@
         </w:rPr>
         <w:t>، و</w:t>
       </w:r>
-      <w:hyperlink r:id="rId22">
+      <w:hyperlink r:id="rId20">
         <w:r>
           <w:rPr>
             <w:lang w:val="ar_AE" w:bidi="ar_AE"/>
@@ -20931,7 +20863,7 @@
         </w:rPr>
         <w:t xml:space="preserve">" في الآية التالية. انظر كيف قُمت ترجمة العبارة "يقول الرب" في </w:t>
       </w:r>
-      <w:hyperlink r:id="rId23">
+      <w:hyperlink r:id="rId21">
         <w:r>
           <w:rPr>
             <w:lang w:val="ar_AE" w:bidi="ar_AE"/>
@@ -20949,7 +20881,7 @@
         </w:rPr>
         <w:t xml:space="preserve">. إذا استخدمتها لتقديم الاقتباس هناك، قد ترغب في استخدام العبارة المقابلة من </w:t>
       </w:r>
-      <w:hyperlink r:id="rId24">
+      <w:hyperlink r:id="rId22">
         <w:r>
           <w:rPr>
             <w:lang w:val="ar_AE" w:bidi="ar_AE"/>
@@ -21951,7 +21883,7 @@
         </w:rPr>
         <w:t xml:space="preserve"> تدميرًا شاملًا (انظر </w:t>
       </w:r>
-      <w:hyperlink r:id="rId25">
+      <w:hyperlink r:id="rId23">
         <w:r>
           <w:rPr>
             <w:lang w:val="ar_AE" w:bidi="ar_AE"/>
@@ -22901,7 +22833,7 @@
         </w:rPr>
         <w:t xml:space="preserve">انظر كيف قُمت بترجمة التعبير "تَعَظَّمُوا" في </w:t>
       </w:r>
-      <w:hyperlink r:id="rId26">
+      <w:hyperlink r:id="rId24">
         <w:r>
           <w:rPr>
             <w:lang w:val="ar_AE" w:bidi="ar_AE"/>
@@ -24390,7 +24322,7 @@
         </w:rPr>
         <w:t xml:space="preserve">" في </w:t>
       </w:r>
-      <w:hyperlink r:id="rId27">
+      <w:hyperlink r:id="rId25">
         <w:r>
           <w:rPr>
             <w:lang w:val="ar_AE" w:bidi="ar_AE"/>
@@ -27584,7 +27516,7 @@
         </w:rPr>
         <w:t xml:space="preserve">" في </w:t>
       </w:r>
-      <w:hyperlink r:id="rId20">
+      <w:hyperlink r:id="rId18">
         <w:r>
           <w:rPr>
             <w:lang w:val="ar_AE" w:bidi="ar_AE"/>
@@ -30269,7 +30201,7 @@
         </w:rPr>
         <w:t xml:space="preserve">" في </w:t>
       </w:r>
-      <w:hyperlink r:id="rId28">
+      <w:hyperlink r:id="rId26">
         <w:r>
           <w:rPr>
             <w:lang w:val="ar_AE" w:bidi="ar_AE"/>
@@ -30530,7 +30462,7 @@
         </w:rPr>
         <w:t xml:space="preserve">في </w:t>
       </w:r>
-      <w:hyperlink r:id="rId29">
+      <w:hyperlink r:id="rId27">
         <w:r>
           <w:rPr>
             <w:lang w:val="ar_AE" w:bidi="ar_AE"/>
@@ -31184,7 +31116,7 @@
         </w:rPr>
         <w:t xml:space="preserve">. لكنه في الواقع، يتكلم إلى شعب أورشليم. يمكنك توضيح المعنى بأسلوب صريح، إذا كان ذلك مفيدًا في لغتك. انظر ما فعلته في </w:t>
       </w:r>
-      <w:hyperlink r:id="rId30">
+      <w:hyperlink r:id="rId28">
         <w:r>
           <w:rPr>
             <w:lang w:val="ar_AE" w:bidi="ar_AE"/>
@@ -31336,7 +31268,7 @@
         </w:rPr>
         <w:t xml:space="preserve">" في </w:t>
       </w:r>
-      <w:hyperlink r:id="rId20">
+      <w:hyperlink r:id="rId18">
         <w:r>
           <w:rPr>
             <w:lang w:val="ar_AE" w:bidi="ar_AE"/>
@@ -31729,7 +31661,7 @@
         </w:rPr>
         <w:t xml:space="preserve">" في </w:t>
       </w:r>
-      <w:hyperlink r:id="rId23">
+      <w:hyperlink r:id="rId21">
         <w:r>
           <w:rPr>
             <w:lang w:val="ar_AE" w:bidi="ar_AE"/>
@@ -31747,7 +31679,7 @@
         </w:rPr>
         <w:t xml:space="preserve">، </w:t>
       </w:r>
-      <w:hyperlink r:id="rId28">
+      <w:hyperlink r:id="rId26">
         <w:r>
           <w:rPr>
             <w:lang w:val="ar_AE" w:bidi="ar_AE"/>
@@ -31765,7 +31697,7 @@
         </w:rPr>
         <w:t xml:space="preserve">، </w:t>
       </w:r>
-      <w:hyperlink r:id="rId31">
+      <w:hyperlink r:id="rId29">
         <w:r>
           <w:rPr>
             <w:lang w:val="ar_AE" w:bidi="ar_AE"/>
@@ -31783,7 +31715,7 @@
         </w:rPr>
         <w:t>، و</w:t>
       </w:r>
-      <w:hyperlink r:id="rId24">
+      <w:hyperlink r:id="rId22">
         <w:r>
           <w:rPr>
             <w:lang w:val="ar_AE" w:bidi="ar_AE"/>
@@ -31973,7 +31905,7 @@
         </w:rPr>
         <w:t xml:space="preserve">" الذين يذكرهم صفنيا في </w:t>
       </w:r>
-      <w:hyperlink r:id="rId32">
+      <w:hyperlink r:id="rId30">
         <w:r>
           <w:rPr>
             <w:lang w:val="ar_AE" w:bidi="ar_AE"/>
@@ -32300,7 +32232,7 @@
         </w:rPr>
         <w:t xml:space="preserve">( السلب) التي سينقض عليها. (قد يكون هذا تلميحًا إلى وصف "رؤساء" أورشليم بأنهم "أسود" و"قضاتها" بأنهم "ذئاب" في </w:t>
       </w:r>
-      <w:hyperlink r:id="rId33">
+      <w:hyperlink r:id="rId31">
         <w:r>
           <w:rPr>
             <w:lang w:val="ar_AE" w:bidi="ar_AE"/>
@@ -32762,7 +32694,7 @@
         </w:rPr>
         <w:t xml:space="preserve"> الرب. انظر كيف قُمت بترجمة التعبير المشابه له في </w:t>
       </w:r>
-      <w:hyperlink r:id="rId34">
+      <w:hyperlink r:id="rId32">
         <w:r>
           <w:rPr>
             <w:lang w:val="ar_AE" w:bidi="ar_AE"/>
@@ -32902,7 +32834,7 @@
         </w:rPr>
         <w:t xml:space="preserve">انظر كيف قُمت بترجمة التعبير المشابه له في </w:t>
       </w:r>
-      <w:hyperlink r:id="rId19">
+      <w:hyperlink r:id="rId17">
         <w:r>
           <w:rPr>
             <w:lang w:val="ar_AE" w:bidi="ar_AE"/>
@@ -33055,7 +32987,7 @@
         </w:rPr>
         <w:t xml:space="preserve">للإشارة إلى القدرة على الكلام. وهذا قد يعني: (1) أن الشعوب كانت تتكلم بالسوء بسبب طبيعتهم الشريرة، ولكنه سيطهر طبيعتهم لينطقوا بأمور نقية. الترجمة البديلة: "سأمنح الشعوب طبيعة صالحة حتى ينطقوا بأمور نقية؛ فيدعون بإسمي بشكل مقبول." (2) أنهم بذكرهم أسماء الآلهة الأخرى (كما هو موضح في </w:t>
       </w:r>
-      <w:hyperlink r:id="rId35">
+      <w:hyperlink r:id="rId33">
         <w:r>
           <w:rPr>
             <w:lang w:val="ar_AE" w:bidi="ar_AE"/>
@@ -34276,7 +34208,7 @@
         </w:rPr>
         <w:t xml:space="preserve">يأتي ضمير المخاطب في هذه الآية بصيغة المفرد لأن الرب يخاطب مدينة أورشليم وكأنها شخص، كما فعل في </w:t>
       </w:r>
-      <w:hyperlink r:id="rId36">
+      <w:hyperlink r:id="rId34">
         <w:r>
           <w:rPr>
             <w:lang w:val="ar_AE" w:bidi="ar_AE"/>
@@ -36218,7 +36150,7 @@
         </w:rPr>
         <w:t xml:space="preserve"> في </w:t>
       </w:r>
-      <w:hyperlink r:id="rId37">
+      <w:hyperlink r:id="rId35">
         <w:r>
           <w:rPr>
             <w:lang w:val="ar_AE" w:bidi="ar_AE"/>

--- a/arb/docx/36.content.docx
+++ b/arb/docx/36.content.docx
@@ -152,13 +152,6 @@
         <w:rPr>
           <w:lang w:val="ar_AE" w:bidi="ar_AE"/>
         </w:rPr>
-      </w:r>
-      <w:r>
-        <w:rPr>
-          <w:i/>
-          <w:lang w:val="ar_AE" w:bidi="ar_AE"/>
-        </w:rPr>
-        <w:t>صفنيا 1: 1 (#1), صفنيا 1: 1 (#2), صفنيا 1: 1 (#3), صفنيا 1: 1 (#4), صفنيا 1: 2 (#1), صفنيا 1: 2 (#2), صفنيا 1: 2 (#3), صفنيا 1: 2 (#4), صفنيا 1: 3 (#1), صفنيا 1: 3 (#2), صفنيا 1: 3 (#3), صفنيا 1: 3 (#4), صفنيا 1: 3 (#5), صفنيا 1: 3 (#6), صفنيا 1: 3 (#7), صفنيا 1: 3 (#8), صفنيا 1: 3 (#9), صفنيا 1: 3 (#10), صفنيا 1: 3 (#11), صفنيا 1: 4 (#1), صفنيا 1: 4 (#2), صفنيا 1: 4 (#3), صفنيا 1: 4 (#4), صفنيا 1: 4 (#5), صفنيا 1: 4 (#6), صفنيا 1: 4 (#7), صفنيا 1: 4 (#8), صفنيا 1: 5 (#1), صفنيا 1: 5 (#2), صفنيا 1: 5 (#3), صفنيا 1: 5 (#4), صفنيا 1: 5 (#5), صفنيا 1:5 (#6), صفنيا 1: 5 (#7), صفنيا 1: 6 (#1), صفنيا 1: 6 (#2), صفنيا 1: 6 (#3), صفنيا 1: 6 (#4), صفنيا 1: 7 (#1), صفنيا 1: 7 (#2), صفنيا 1: 7 (#3), صفنيا 1: 7 (#4), صفنيا 1: 7 (#5), صفنيا 1: 8 (#1), صفنيا 1: 8 (#2), صفنيا 1: 8 (#3), صفنيا 1: 8 (#4), صفنيا 1: 8 (#5), صفنيا 1: 8 (#6), صفنيا 1: 8 (#7), صفنيا 1: 8 (#8), صفنيا 1: 9 (#1), صفنيا 1: 9 (#2), صفنيا 1: 9 (#3), صفنيا 1: 9 (#4), صفنيا 1: 10 (#1), صفنيا 1: 10 (#2), صفنيا 1: 10 (#3), صفنيا 1: 10 (#4), صفنيا 1: 10 (#5), صفنيا 1: 10 (#6), صفنيا 1: 11 (#1), صفنيا 1: 11 (#2), صفنيا 1: 11 (#3), صفنيا 1: 11 (#4), صفنيا 1: 11 (#5), صفنيا 1: 11 (#6), صفنيا 1: 12 (#1), صفنيا 1: 12 (#2), صفنيا 1: 12 (#3), صفنيا 1: 12 (#4), صفنيا 1: 12 (#5), صفنيا 1: 12 (#6), صفنيا 1: 12 (#7), صفنيا 1: 12 (#8), صفنيا 1: 12 (#9), صفنيا 1: 13 (#1), صفنيا 1: 13 (#2), صفنيا 1: 13 (#3), صفنيا 1: 14 (#1), صفنيا 1: 14 (#2), صفنيا 1: 14 (#3), صفنيا 1: 14 (#4), صفنيا 1: 14 (#5), صفنيا 1: 14 (#6), صفنيا 1: 15 (#1), صفنيا 1: 15 (#2), صفنيا 1: 15 (#3), صفنيا 1: 16 (#1), صفنيا 1: 16 (#2), صفنيا 1: 16 (#3), صفنيا 1: 16 (#4), صفنيا 1: 17 (#1), صفنيا 1: 17 (#2), صفنيا 1: 17 (#3), صفنيا 1: 17 (#4), صفنيا 1: 17 (#5), صفنيا 1: 17 (#6), صفنيا 1: 17 (#7), صفنيا 1: 18 (#1), صفنيا 1: 18 (#2), صفنيا 1: 18 (#3), صفنيا 1: 18 (#4), صفنيا 1: 18 (#5), صفنيا 1: 18 (#6), صفنيا 1: 18 (#7), صفنيا 2: 1 (#1), صفنيا 2: 1 (#2), صفنيا 2: 1 (#3), صفنيا 2: 1 (#4), صفنيا 2: 1 (#5), صفنيا 2: 2 (#1), صفنيا 2: 2 (#2), صفنيا 2: 2 (#3), صفنيا 2: 2 (#4), صفنيا 2: 2 (#5), صفنيا 2: 2 (#6), صفنيا 2: 2 (#7), صفنيا 2: 2 (#8), صفنيا 2: 2 (#9), صفنيا 2: 3 (#1), صفنيا 2: 3 (#2), صفنيا 2: 3 (#3), صفنيا 2: 3 (#4), صفنيا 2: 3 (#5), صفنيا 2: 3 (#6), صفنيا 2: 3 (#7), صفنيا 2: 3 (#8), صفنيا 2: 3 (#9), صفنيا 2: 4 (#1), صفنيا 2: 4 (#2), صفنيا 2: 4 (#3), صفنيا 2: 4 (#4), صفنيا 2: 4 (#5), صفنيا 2: 4 (#6), صفنيا 2: 4 (#7), صفنيا 2: 4 (#8), صفنيا 2: 5 (#1), صفنيا 2: 5 (#2), صفنيا 2: 5 (#3), صفنيا 2: 5 (#4), صفنيا 2: 5 (#5), صفنيا 2: 5 (#6), صفنيا 2: 5 (#7), صفنيا 2: 6 (#1), صفنيا 2: 6 (#2), صفنيا 2: 7 (#1), صفنيا 2: 7 (#2), صفنيا 2: 7 (#3), صفنيا 2: 8 (#1), صفنيا 2: 8 (#2), صفنيا 2: 8 (#3), صفنيا 2: 8 (#4), صفنيا 2: 9 (#1), صفنيا 2: 9 (#2), صفنيا 2: 9 (#3), صفنيا 2: 9 (#4), صفنيا 2: 9 (#5), صفنيا 2: 9 (#6), صفنيا 2: 9 (#7), صفنيا 2: 9 (#8), صفنيا 2: 10 (#1), صفنيا 2: 10 (#2), صفنيا 2: 10 (#3), صفنيا 2: 10 (#4), صفنيا 2: 11 (#1), صفنيا 2: 11 (#2), صفنيا 2: 11 (#3), صفنيا 2: 11 (#4), صفنيا 2: 12 (#1), صفنيا 2: 12 (#2), صفنيا 2: 12 (#3), صفنيا 2: 12 (#4), صفنيا 2: 13 (#1), صفنيا 2: 13 (#2), صفنيا 2: 13 (#3), صفنيا 2: 14 (#1), صفنيا 2: 14 (#2), صفنيا 2: 14 (#3), صفنيا 2: 14 (#4), صفنيا 2: 14 (#5), صفنيا 2: 14 (#6), صفنيا 2: 14 (#7), صفنيا 2: 15 (#1), صفنيا 2: 15 (#2), صفنيا 2: 15 (#3), صفنيا 2: 15 (#4), صفنيا 2: 15 (#5), صفنيا 2: 15 (#6), صفنيا 2: 15 (#7), صفنيا 3: 1 (#1), صفنيا 3: 1 (#2), صفنيا 3: 1 (#3), صفنيا 3: 1 (#4), صفنيا 3: 2 (#1), صفنيا 3: 2 (#2), صفنيا 3: 2 (#3), صفنيا 3: 3 (#1), صفنيا 3: 3 (#2), صفنيا 3: 3 (#3), صفنيا 3: 3 (#4), صفنيا 3: 4 (#1), صفنيا 3: 4 (#2), صفنيا 3: 4 (#3), صفنيا 3: 4 (#4), صفنيا 3: 5 (#1), صفنيا 3: 5 (#2), صفنيا 3: 5 (#3), صفنيا 3: 5 (#4), صفنيا 3: 5 (#5), صفنيا 3: 5 (#6), صفنيا 3: 5 (#7), صفنيا 3: 5 (#8), صفنيا 3: 5 (#9), صفنيا 3: 6 (#1), صفنيا 3: 6 (#2), صفنيا 3: 6 (#3), صفنيا 3: 6 (#4), صفنيا 3: 6 (#5), صفنيا 3: 6 (#6), صفنيا 3: 6 (#7), صفنيا 3: 7 (#1), صفنيا 3: 7 (#2), صفنيا 3: 7 (#3), صفنيا 3: 7 (#4), صفنيا 3: 7 (#5), صفنيا 3: 7 (#6), صفنيا 3: 8 (#1), صفنيا 3: 8 (#2), صفنيا 3: 8 (#3), صفنيا 3: 8 (#4), صفنيا 3: 8 (#5), صفنيا 3: 8 (#6), صفنيا 3: 8 (#7), صفنيا 3: 8 (#8), صفنيا 3: 9 (#1), صفنيا 3: 9 (#2), صفنيا 3: 9 (#3), صفنيا 3: 9 (#4), صفنيا 3: 9 (#5), صفنيا 3: 10 (#1), صفنيا 3: 10 (#2), صفنيا 3: 10 (#3), صفنيا 3: 10 (#4), صفنيا 3: 11 (#1), صفنيا 3: 11 (#2), صفنيا 3: 12 (#1), صفنيا 3: 12 (#2), صفنيا 3: 12 (#3), صفنيا 3: 12 (#4), صفنيا 3: 13 (#1), صفنيا 3: 13 (#2), صفنيا 3: 13 (#3), صفنيا 3: 13 (#4), صفنيا 3: 13 (#5), صفنيا 3: 13 (#6), صفنيا 3: 13 (#7), صفنيا 3: 14 (#1), صفنيا 3: 14 (#2), صفنيا 3: 14 (#3), صفنيا 3: 14 (#4), صفنيا 3: 14 (#5), صفنيا 3: 14 (#6), صفنيا 3: 14 (#7), صفنيا 3: 15 (#1), صفنيا 3: 15 (#2), صفنيا 3: 15 (#3), صفنيا 3: 16 (#1), صفنيا 3: 16 (#2), صفنيا 3: 16 (#3), صفنيا 3: 16 (#4), صفنيا 3: 17 (#1), صفنيا 3: 18 (#1), صفنيا 3: 18 (#2), صفنيا 3: 18 (#3), صفنيا 3: 18 (#4), صفنيا 3: 19 (#1), صفنيا 3: 19 (#2), صفنيا 3:19 (#3), صفنيا 3: 19 (#4), صفنيا 3: 19 (#5), صفنيا 3: 19 (#6), صفنيا 3: 20 (#1), صفنيا 3: 20 (#2), صفنيا 3: 20 (#3), صفنيا 3: 20 (#4)</w:t>
       </w:r>
       <w:r>
         <w:rPr>

--- a/arb/docx/36.content.docx
+++ b/arb/docx/36.content.docx
@@ -157,21 +157,6 @@
         <w:rPr>
           <w:lang w:val="ar_AE" w:bidi="ar_AE"/>
         </w:rPr>
-      </w:r>
-    </w:p>
-    <w:p>
-      <w:pPr>
-        <w:bidi/>
-      </w:pPr>
-      <w:r>
-        <w:rPr>
-          <w:lang w:val="ar_AE" w:bidi="ar_AE"/>
-        </w:rPr>
-      </w:r>
-      <w:r>
-        <w:rPr>
-          <w:lang w:val="ar_AE" w:bidi="ar_AE"/>
-        </w:rPr>
         <w:t xml:space="preserve"> </w:t>
       </w:r>
       <w:r>
@@ -238,22 +223,6 @@
       </w:r>
       <w:r>
         <w:rPr>
-          <w:lang w:val="ar_AE" w:bidi="ar_AE"/>
-        </w:rPr>
-        <w:t>דְּבַר־יְהוָ֣ה ׀ אֲשֶׁ֣ר הָיָ֗ה אֶל־צְפַנְיָה֙</w:t>
-      </w:r>
-    </w:p>
-    <w:p>
-      <w:pPr>
-        <w:bidi/>
-      </w:pPr>
-      <w:r>
-        <w:rPr>
-          <w:lang w:val="ar_AE" w:bidi="ar_AE"/>
-        </w:rPr>
-      </w:r>
-      <w:r>
-        <w:rPr>
           <w:b/>
           <w:lang w:val="ar_AE" w:bidi="ar_AE"/>
         </w:rPr>
@@ -373,22 +342,6 @@
       </w:r>
       <w:r>
         <w:rPr>
-          <w:lang w:val="ar_AE" w:bidi="ar_AE"/>
-        </w:rPr>
-        <w:t>בֶּן־כּוּשִׁ֣י בֶן־גְּדַלְיָ֔ה בֶּן־אֲמַרְיָ֖ה בֶּן־חִזְקִיָּ֑ה</w:t>
-      </w:r>
-    </w:p>
-    <w:p>
-      <w:pPr>
-        <w:bidi/>
-      </w:pPr>
-      <w:r>
-        <w:rPr>
-          <w:lang w:val="ar_AE" w:bidi="ar_AE"/>
-        </w:rPr>
-      </w:r>
-      <w:r>
-        <w:rPr>
           <w:b/>
           <w:lang w:val="ar_AE" w:bidi="ar_AE"/>
         </w:rPr>
@@ -508,22 +461,6 @@
       </w:r>
       <w:r>
         <w:rPr>
-          <w:lang w:val="ar_AE" w:bidi="ar_AE"/>
-        </w:rPr>
-        <w:t>צְפַנְיָה֙ &amp; כּוּשִׁ֣י &amp; גְּדַלְיָ֔ה &amp; אֲמַרְיָ֖ה &amp; חִזְקִיָּ֑ה &amp; יֹאשִׁיָּ֥הוּ &amp; אָמ֖וֹן</w:t>
-      </w:r>
-    </w:p>
-    <w:p>
-      <w:pPr>
-        <w:bidi/>
-      </w:pPr>
-      <w:r>
-        <w:rPr>
-          <w:lang w:val="ar_AE" w:bidi="ar_AE"/>
-        </w:rPr>
-      </w:r>
-      <w:r>
-        <w:rPr>
           <w:b/>
           <w:lang w:val="ar_AE" w:bidi="ar_AE"/>
         </w:rPr>
@@ -805,22 +742,6 @@
       </w:r>
       <w:r>
         <w:rPr>
-          <w:lang w:val="ar_AE" w:bidi="ar_AE"/>
-        </w:rPr>
-        <w:t>בִּ⁠ימֵ֛י יֹאשִׁיָּ֥הוּ בֶן־אָמ֖וֹן מֶ֥לֶךְ יְהוּדָֽה</w:t>
-      </w:r>
-    </w:p>
-    <w:p>
-      <w:pPr>
-        <w:bidi/>
-      </w:pPr>
-      <w:r>
-        <w:rPr>
-          <w:lang w:val="ar_AE" w:bidi="ar_AE"/>
-        </w:rPr>
-      </w:r>
-      <w:r>
-        <w:rPr>
           <w:b/>
           <w:lang w:val="ar_AE" w:bidi="ar_AE"/>
         </w:rPr>
@@ -966,22 +887,6 @@
       </w:r>
       <w:r>
         <w:rPr>
-          <w:lang w:val="ar_AE" w:bidi="ar_AE"/>
-        </w:rPr>
-        <w:t>אָסֹ֨ף אָסֵ֜ף כֹּ֗ל מֵ⁠עַ֛ל פְּנֵ֥י הָ⁠אֲדָמָ֖ה נְאֻם־יְהוָֽה</w:t>
-      </w:r>
-    </w:p>
-    <w:p>
-      <w:pPr>
-        <w:bidi/>
-      </w:pPr>
-      <w:r>
-        <w:rPr>
-          <w:lang w:val="ar_AE" w:bidi="ar_AE"/>
-        </w:rPr>
-      </w:r>
-      <w:r>
-        <w:rPr>
           <w:b/>
           <w:lang w:val="ar_AE" w:bidi="ar_AE"/>
         </w:rPr>
@@ -1115,22 +1020,6 @@
       </w:r>
       <w:r>
         <w:rPr>
-          <w:lang w:val="ar_AE" w:bidi="ar_AE"/>
-        </w:rPr>
-        <w:t>אָסֹ֨ף אָסֵ֜ף כֹּ֗ל מֵ⁠עַ֛ל פְּנֵ֥י הָ⁠אֲדָמָ֖ה</w:t>
-      </w:r>
-    </w:p>
-    <w:p>
-      <w:pPr>
-        <w:bidi/>
-      </w:pPr>
-      <w:r>
-        <w:rPr>
-          <w:lang w:val="ar_AE" w:bidi="ar_AE"/>
-        </w:rPr>
-      </w:r>
-      <w:r>
-        <w:rPr>
           <w:b/>
           <w:lang w:val="ar_AE" w:bidi="ar_AE"/>
         </w:rPr>
@@ -1250,22 +1139,6 @@
       </w:r>
       <w:r>
         <w:rPr>
-          <w:lang w:val="ar_AE" w:bidi="ar_AE"/>
-        </w:rPr>
-        <w:t>אָסֹ֨ף אָסֵ֜ף כֹּ֗ל</w:t>
-      </w:r>
-    </w:p>
-    <w:p>
-      <w:pPr>
-        <w:bidi/>
-      </w:pPr>
-      <w:r>
-        <w:rPr>
-          <w:lang w:val="ar_AE" w:bidi="ar_AE"/>
-        </w:rPr>
-      </w:r>
-      <w:r>
-        <w:rPr>
           <w:b/>
           <w:lang w:val="ar_AE" w:bidi="ar_AE"/>
         </w:rPr>
@@ -1358,22 +1231,6 @@
       </w:r>
       <w:r>
         <w:rPr>
-          <w:lang w:val="ar_AE" w:bidi="ar_AE"/>
-        </w:rPr>
-        <w:t>פְּנֵ֥י הָ⁠אֲדָמָ֖ה</w:t>
-      </w:r>
-    </w:p>
-    <w:p>
-      <w:pPr>
-        <w:bidi/>
-      </w:pPr>
-      <w:r>
-        <w:rPr>
-          <w:lang w:val="ar_AE" w:bidi="ar_AE"/>
-        </w:rPr>
-      </w:r>
-      <w:r>
-        <w:rPr>
           <w:b/>
           <w:lang w:val="ar_AE" w:bidi="ar_AE"/>
         </w:rPr>
@@ -1493,22 +1350,6 @@
       </w:r>
       <w:r>
         <w:rPr>
-          <w:lang w:val="ar_AE" w:bidi="ar_AE"/>
-        </w:rPr>
-        <w:t>נְאֻם־יְהוָֽה</w:t>
-      </w:r>
-    </w:p>
-    <w:p>
-      <w:pPr>
-        <w:bidi/>
-      </w:pPr>
-      <w:r>
-        <w:rPr>
-          <w:lang w:val="ar_AE" w:bidi="ar_AE"/>
-        </w:rPr>
-      </w:r>
-      <w:r>
-        <w:rPr>
           <w:b/>
           <w:lang w:val="ar_AE" w:bidi="ar_AE"/>
         </w:rPr>
@@ -1628,22 +1469,6 @@
       </w:r>
       <w:r>
         <w:rPr>
-          <w:lang w:val="ar_AE" w:bidi="ar_AE"/>
-        </w:rPr>
-        <w:t>אָסֵ֨ף אָדָ֜ם וּ⁠בְהֵמָ֗ה אָסֵ֤ף עוֹף־הַ⁠שָּׁמַ֨יִם֙ וּ⁠דְגֵ֣י הַ⁠יָּ֔ם</w:t>
-      </w:r>
-    </w:p>
-    <w:p>
-      <w:pPr>
-        <w:bidi/>
-      </w:pPr>
-      <w:r>
-        <w:rPr>
-          <w:lang w:val="ar_AE" w:bidi="ar_AE"/>
-        </w:rPr>
-      </w:r>
-      <w:r>
-        <w:rPr>
           <w:b/>
           <w:lang w:val="ar_AE" w:bidi="ar_AE"/>
         </w:rPr>
@@ -1763,22 +1588,6 @@
       </w:r>
       <w:r>
         <w:rPr>
-          <w:lang w:val="ar_AE" w:bidi="ar_AE"/>
-        </w:rPr>
-        <w:t>אָדָ֜ם וּ⁠בְהֵמָ֗ה &amp; אֶת־הָ⁠אָדָ֗ם</w:t>
-      </w:r>
-    </w:p>
-    <w:p>
-      <w:pPr>
-        <w:bidi/>
-      </w:pPr>
-      <w:r>
-        <w:rPr>
-          <w:lang w:val="ar_AE" w:bidi="ar_AE"/>
-        </w:rPr>
-      </w:r>
-      <w:r>
-        <w:rPr>
           <w:b/>
           <w:lang w:val="ar_AE" w:bidi="ar_AE"/>
         </w:rPr>
@@ -1898,22 +1707,6 @@
       </w:r>
       <w:r>
         <w:rPr>
-          <w:lang w:val="ar_AE" w:bidi="ar_AE"/>
-        </w:rPr>
-        <w:t>אָדָ֜ם וּ⁠בְהֵמָ֗ה</w:t>
-      </w:r>
-    </w:p>
-    <w:p>
-      <w:pPr>
-        <w:bidi/>
-      </w:pPr>
-      <w:r>
-        <w:rPr>
-          <w:lang w:val="ar_AE" w:bidi="ar_AE"/>
-        </w:rPr>
-      </w:r>
-      <w:r>
-        <w:rPr>
           <w:b/>
           <w:lang w:val="ar_AE" w:bidi="ar_AE"/>
         </w:rPr>
@@ -2033,22 +1826,6 @@
       </w:r>
       <w:r>
         <w:rPr>
-          <w:lang w:val="ar_AE" w:bidi="ar_AE"/>
-        </w:rPr>
-        <w:t>וְ⁠הַ⁠מַּכְשֵׁל֖וֹת אֶת־הָ⁠רְשָׁעִ֑ים</w:t>
-      </w:r>
-    </w:p>
-    <w:p>
-      <w:pPr>
-        <w:bidi/>
-      </w:pPr>
-      <w:r>
-        <w:rPr>
-          <w:lang w:val="ar_AE" w:bidi="ar_AE"/>
-        </w:rPr>
-      </w:r>
-      <w:r>
-        <w:rPr>
           <w:b/>
           <w:lang w:val="ar_AE" w:bidi="ar_AE"/>
         </w:rPr>
@@ -2168,22 +1945,6 @@
       </w:r>
       <w:r>
         <w:rPr>
-          <w:lang w:val="ar_AE" w:bidi="ar_AE"/>
-        </w:rPr>
-        <w:t>וְ⁠הַ⁠מַּכְשֵׁל֖וֹת</w:t>
-      </w:r>
-    </w:p>
-    <w:p>
-      <w:pPr>
-        <w:bidi/>
-      </w:pPr>
-      <w:r>
-        <w:rPr>
-          <w:lang w:val="ar_AE" w:bidi="ar_AE"/>
-        </w:rPr>
-      </w:r>
-      <w:r>
-        <w:rPr>
           <w:b/>
           <w:lang w:val="ar_AE" w:bidi="ar_AE"/>
         </w:rPr>
@@ -2303,22 +2064,6 @@
       </w:r>
       <w:r>
         <w:rPr>
-          <w:lang w:val="ar_AE" w:bidi="ar_AE"/>
-        </w:rPr>
-        <w:t>אֶת־הָ⁠רְשָׁעִ֑ים</w:t>
-      </w:r>
-    </w:p>
-    <w:p>
-      <w:pPr>
-        <w:bidi/>
-      </w:pPr>
-      <w:r>
-        <w:rPr>
-          <w:lang w:val="ar_AE" w:bidi="ar_AE"/>
-        </w:rPr>
-      </w:r>
-      <w:r>
-        <w:rPr>
           <w:b/>
           <w:lang w:val="ar_AE" w:bidi="ar_AE"/>
         </w:rPr>
@@ -2438,22 +2183,6 @@
       </w:r>
       <w:r>
         <w:rPr>
-          <w:lang w:val="ar_AE" w:bidi="ar_AE"/>
-        </w:rPr>
-        <w:t>וְ⁠הִכְרַתִּ֣י אֶת־הָ⁠אָדָ֗ם מֵ⁠עַ֛ל פְּנֵ֥י הָ⁠אֲדָמָ֖ה</w:t>
-      </w:r>
-    </w:p>
-    <w:p>
-      <w:pPr>
-        <w:bidi/>
-      </w:pPr>
-      <w:r>
-        <w:rPr>
-          <w:lang w:val="ar_AE" w:bidi="ar_AE"/>
-        </w:rPr>
-      </w:r>
-      <w:r>
-        <w:rPr>
           <w:b/>
           <w:lang w:val="ar_AE" w:bidi="ar_AE"/>
         </w:rPr>
@@ -2560,22 +2289,6 @@
       </w:r>
       <w:r>
         <w:rPr>
-          <w:lang w:val="ar_AE" w:bidi="ar_AE"/>
-        </w:rPr>
-        <w:t>וְ⁠הִכְרַתִּ֣י אֶת־הָ⁠אָדָ֗ם</w:t>
-      </w:r>
-    </w:p>
-    <w:p>
-      <w:pPr>
-        <w:bidi/>
-      </w:pPr>
-      <w:r>
-        <w:rPr>
-          <w:lang w:val="ar_AE" w:bidi="ar_AE"/>
-        </w:rPr>
-      </w:r>
-      <w:r>
-        <w:rPr>
           <w:b/>
           <w:lang w:val="ar_AE" w:bidi="ar_AE"/>
         </w:rPr>
@@ -2695,22 +2408,6 @@
       </w:r>
       <w:r>
         <w:rPr>
-          <w:lang w:val="ar_AE" w:bidi="ar_AE"/>
-        </w:rPr>
-        <w:t>וְ⁠הִכְרַתִּ֣י אֶת־הָ⁠אָדָ֗ם</w:t>
-      </w:r>
-    </w:p>
-    <w:p>
-      <w:pPr>
-        <w:bidi/>
-      </w:pPr>
-      <w:r>
-        <w:rPr>
-          <w:lang w:val="ar_AE" w:bidi="ar_AE"/>
-        </w:rPr>
-      </w:r>
-      <w:r>
-        <w:rPr>
           <w:b/>
           <w:lang w:val="ar_AE" w:bidi="ar_AE"/>
         </w:rPr>
@@ -2830,22 +2527,6 @@
       </w:r>
       <w:r>
         <w:rPr>
-          <w:lang w:val="ar_AE" w:bidi="ar_AE"/>
-        </w:rPr>
-        <w:t>פְּנֵ֥י הָ⁠אֲדָמָ֖ה</w:t>
-      </w:r>
-    </w:p>
-    <w:p>
-      <w:pPr>
-        <w:bidi/>
-      </w:pPr>
-      <w:r>
-        <w:rPr>
-          <w:lang w:val="ar_AE" w:bidi="ar_AE"/>
-        </w:rPr>
-      </w:r>
-      <w:r>
-        <w:rPr>
           <w:b/>
           <w:lang w:val="ar_AE" w:bidi="ar_AE"/>
         </w:rPr>
@@ -2952,22 +2633,6 @@
       </w:r>
       <w:r>
         <w:rPr>
-          <w:lang w:val="ar_AE" w:bidi="ar_AE"/>
-        </w:rPr>
-        <w:t>וְ⁠נָטִ֤יתִי יָדִ⁠י֙</w:t>
-      </w:r>
-    </w:p>
-    <w:p>
-      <w:pPr>
-        <w:bidi/>
-      </w:pPr>
-      <w:r>
-        <w:rPr>
-          <w:lang w:val="ar_AE" w:bidi="ar_AE"/>
-        </w:rPr>
-      </w:r>
-      <w:r>
-        <w:rPr>
           <w:b/>
           <w:lang w:val="ar_AE" w:bidi="ar_AE"/>
         </w:rPr>
@@ -3087,22 +2752,6 @@
       </w:r>
       <w:r>
         <w:rPr>
-          <w:lang w:val="ar_AE" w:bidi="ar_AE"/>
-        </w:rPr>
-        <w:t>וְ⁠הִכְרַתִּ֞י מִן־הַ⁠מָּק֤וֹם הַ⁠זֶּה֙</w:t>
-      </w:r>
-    </w:p>
-    <w:p>
-      <w:pPr>
-        <w:bidi/>
-      </w:pPr>
-      <w:r>
-        <w:rPr>
-          <w:lang w:val="ar_AE" w:bidi="ar_AE"/>
-        </w:rPr>
-      </w:r>
-      <w:r>
-        <w:rPr>
           <w:b/>
           <w:lang w:val="ar_AE" w:bidi="ar_AE"/>
         </w:rPr>
@@ -3222,22 +2871,6 @@
       </w:r>
       <w:r>
         <w:rPr>
-          <w:lang w:val="ar_AE" w:bidi="ar_AE"/>
-        </w:rPr>
-        <w:t>וְ⁠הִכְרַתִּ֞י מִן־הַ⁠מָּק֤וֹם הַ⁠זֶּה֙</w:t>
-      </w:r>
-    </w:p>
-    <w:p>
-      <w:pPr>
-        <w:bidi/>
-      </w:pPr>
-      <w:r>
-        <w:rPr>
-          <w:lang w:val="ar_AE" w:bidi="ar_AE"/>
-        </w:rPr>
-      </w:r>
-      <w:r>
-        <w:rPr>
           <w:b/>
           <w:lang w:val="ar_AE" w:bidi="ar_AE"/>
         </w:rPr>
@@ -3344,22 +2977,6 @@
       </w:r>
       <w:r>
         <w:rPr>
-          <w:lang w:val="ar_AE" w:bidi="ar_AE"/>
-        </w:rPr>
-        <w:t>אֶת־שְׁאָ֣ר הַ⁠בַּ֔עַל</w:t>
-      </w:r>
-    </w:p>
-    <w:p>
-      <w:pPr>
-        <w:bidi/>
-      </w:pPr>
-      <w:r>
-        <w:rPr>
-          <w:lang w:val="ar_AE" w:bidi="ar_AE"/>
-        </w:rPr>
-      </w:r>
-      <w:r>
-        <w:rPr>
           <w:b/>
           <w:lang w:val="ar_AE" w:bidi="ar_AE"/>
         </w:rPr>
@@ -3479,22 +3096,6 @@
       </w:r>
       <w:r>
         <w:rPr>
-          <w:lang w:val="ar_AE" w:bidi="ar_AE"/>
-        </w:rPr>
-        <w:t>אֶת־שְׁאָ֣ר הַ⁠בַּ֔עַל</w:t>
-      </w:r>
-    </w:p>
-    <w:p>
-      <w:pPr>
-        <w:bidi/>
-      </w:pPr>
-      <w:r>
-        <w:rPr>
-          <w:lang w:val="ar_AE" w:bidi="ar_AE"/>
-        </w:rPr>
-      </w:r>
-      <w:r>
-        <w:rPr>
           <w:b/>
           <w:lang w:val="ar_AE" w:bidi="ar_AE"/>
         </w:rPr>
@@ -3640,22 +3241,6 @@
       </w:r>
       <w:r>
         <w:rPr>
-          <w:lang w:val="ar_AE" w:bidi="ar_AE"/>
-        </w:rPr>
-        <w:t>אֶת־שֵׁ֥ם הַ⁠כְּמָרִ֖ים עִם־הַ⁠כֹּהֲנִֽים</w:t>
-      </w:r>
-    </w:p>
-    <w:p>
-      <w:pPr>
-        <w:bidi/>
-      </w:pPr>
-      <w:r>
-        <w:rPr>
-          <w:lang w:val="ar_AE" w:bidi="ar_AE"/>
-        </w:rPr>
-      </w:r>
-      <w:r>
-        <w:rPr>
           <w:b/>
           <w:lang w:val="ar_AE" w:bidi="ar_AE"/>
         </w:rPr>
@@ -3762,22 +3347,6 @@
       </w:r>
       <w:r>
         <w:rPr>
-          <w:lang w:val="ar_AE" w:bidi="ar_AE"/>
-        </w:rPr>
-        <w:t>אֶת־שֵׁ֥ם</w:t>
-      </w:r>
-    </w:p>
-    <w:p>
-      <w:pPr>
-        <w:bidi/>
-      </w:pPr>
-      <w:r>
-        <w:rPr>
-          <w:lang w:val="ar_AE" w:bidi="ar_AE"/>
-        </w:rPr>
-      </w:r>
-      <w:r>
-        <w:rPr>
           <w:b/>
           <w:lang w:val="ar_AE" w:bidi="ar_AE"/>
         </w:rPr>
@@ -3897,22 +3466,6 @@
         <w:rPr>
           <w:lang w:val="ar_AE" w:bidi="ar_AE"/>
         </w:rPr>
-      </w:r>
-    </w:p>
-    <w:p>
-      <w:pPr>
-        <w:bidi/>
-      </w:pPr>
-      <w:r>
-        <w:rPr>
-          <w:lang w:val="ar_AE" w:bidi="ar_AE"/>
-        </w:rPr>
-      </w:r>
-      <w:r>
-        <w:rPr>
-          <w:lang w:val="ar_AE" w:bidi="ar_AE"/>
-        </w:rPr>
-        <w:t>עִם־הַ⁠כֹּהֲנִֽים</w:t>
       </w:r>
     </w:p>
     <w:p>
@@ -4063,22 +3616,6 @@
       </w:r>
       <w:r>
         <w:rPr>
-          <w:lang w:val="ar_AE" w:bidi="ar_AE"/>
-        </w:rPr>
-        <w:t>וְ⁠אֶת־הַ⁠מִּשְׁתַּחֲוִ֥ים עַל־הַ⁠גַּגּ֖וֹת לִ⁠צְבָ֣א הַ⁠שָּׁמָ֑יִם וְ⁠אֶת־הַ⁠מִּֽשְׁתַּחֲוִים֙ הַ⁠נִּשְׁבָּעִ֣ים לַֽ⁠יהוָ֔ה וְ⁠הַ⁠נִּשְׁבָּעִ֖ים בְּ⁠מַלְכָּֽ⁠ם</w:t>
-      </w:r>
-    </w:p>
-    <w:p>
-      <w:pPr>
-        <w:bidi/>
-      </w:pPr>
-      <w:r>
-        <w:rPr>
-          <w:lang w:val="ar_AE" w:bidi="ar_AE"/>
-        </w:rPr>
-      </w:r>
-      <w:r>
-        <w:rPr>
           <w:b/>
           <w:lang w:val="ar_AE" w:bidi="ar_AE"/>
         </w:rPr>
@@ -4185,22 +3722,6 @@
       </w:r>
       <w:r>
         <w:rPr>
-          <w:lang w:val="ar_AE" w:bidi="ar_AE"/>
-        </w:rPr>
-        <w:t>וְ⁠אֶת־הַ⁠מִּשְׁתַּחֲוִ֥ים עַל־הַ⁠גַּגּ֖וֹת לִ⁠צְבָ֣א</w:t>
-      </w:r>
-    </w:p>
-    <w:p>
-      <w:pPr>
-        <w:bidi/>
-      </w:pPr>
-      <w:r>
-        <w:rPr>
-          <w:lang w:val="ar_AE" w:bidi="ar_AE"/>
-        </w:rPr>
-      </w:r>
-      <w:r>
-        <w:rPr>
           <w:b/>
           <w:lang w:val="ar_AE" w:bidi="ar_AE"/>
         </w:rPr>
@@ -4320,22 +3841,6 @@
       </w:r>
       <w:r>
         <w:rPr>
-          <w:lang w:val="ar_AE" w:bidi="ar_AE"/>
-        </w:rPr>
-        <w:t>לִ⁠צְבָ֣א הַ⁠שָּׁמָ֑יִם</w:t>
-      </w:r>
-    </w:p>
-    <w:p>
-      <w:pPr>
-        <w:bidi/>
-      </w:pPr>
-      <w:r>
-        <w:rPr>
-          <w:lang w:val="ar_AE" w:bidi="ar_AE"/>
-        </w:rPr>
-      </w:r>
-      <w:r>
-        <w:rPr>
           <w:b/>
           <w:lang w:val="ar_AE" w:bidi="ar_AE"/>
         </w:rPr>
@@ -4468,22 +3973,6 @@
       </w:r>
       <w:r>
         <w:rPr>
-          <w:lang w:val="ar_AE" w:bidi="ar_AE"/>
-        </w:rPr>
-        <w:t>וְ⁠אֶת־הַ⁠מִּֽשְׁתַּחֲוִים֙ הַ⁠נִּשְׁבָּעִ֣ים לַֽ⁠יהוָ֔ה</w:t>
-      </w:r>
-    </w:p>
-    <w:p>
-      <w:pPr>
-        <w:bidi/>
-      </w:pPr>
-      <w:r>
-        <w:rPr>
-          <w:lang w:val="ar_AE" w:bidi="ar_AE"/>
-        </w:rPr>
-      </w:r>
-      <w:r>
-        <w:rPr>
           <w:b/>
           <w:lang w:val="ar_AE" w:bidi="ar_AE"/>
         </w:rPr>
@@ -4590,22 +4079,6 @@
       </w:r>
       <w:r>
         <w:rPr>
-          <w:lang w:val="ar_AE" w:bidi="ar_AE"/>
-        </w:rPr>
-        <w:t>וְ⁠אֶת־הַ⁠מִּֽשְׁתַּחֲוִים֙ הַ⁠נִּשְׁבָּעִ֣ים לַֽ⁠יהוָ֔ה</w:t>
-      </w:r>
-    </w:p>
-    <w:p>
-      <w:pPr>
-        <w:bidi/>
-      </w:pPr>
-      <w:r>
-        <w:rPr>
-          <w:lang w:val="ar_AE" w:bidi="ar_AE"/>
-        </w:rPr>
-      </w:r>
-      <w:r>
-        <w:rPr>
           <w:b/>
           <w:lang w:val="ar_AE" w:bidi="ar_AE"/>
         </w:rPr>
@@ -4764,22 +4237,6 @@
       </w:r>
       <w:r>
         <w:rPr>
-          <w:lang w:val="ar_AE" w:bidi="ar_AE"/>
-        </w:rPr>
-        <w:t>הַ⁠נִּשְׁבָּעִ֣ים לַֽ⁠יהוָ֔ה וְ⁠הַ⁠נִּשְׁבָּעִ֖ים בְּ⁠מַלְכָּֽ⁠ם</w:t>
-      </w:r>
-    </w:p>
-    <w:p>
-      <w:pPr>
-        <w:bidi/>
-      </w:pPr>
-      <w:r>
-        <w:rPr>
-          <w:lang w:val="ar_AE" w:bidi="ar_AE"/>
-        </w:rPr>
-      </w:r>
-      <w:r>
-        <w:rPr>
           <w:b/>
           <w:lang w:val="ar_AE" w:bidi="ar_AE"/>
         </w:rPr>
@@ -4899,22 +4356,6 @@
       </w:r>
       <w:r>
         <w:rPr>
-          <w:lang w:val="ar_AE" w:bidi="ar_AE"/>
-        </w:rPr>
-        <w:t>הַ⁠נִּשְׁבָּעִ֣ים לַֽ⁠יהוָ֔ה וְ⁠הַ⁠נִּשְׁבָּעִ֖ים בְּ⁠מַלְכָּֽ⁠ם</w:t>
-      </w:r>
-    </w:p>
-    <w:p>
-      <w:pPr>
-        <w:bidi/>
-      </w:pPr>
-      <w:r>
-        <w:rPr>
-          <w:lang w:val="ar_AE" w:bidi="ar_AE"/>
-        </w:rPr>
-      </w:r>
-      <w:r>
-        <w:rPr>
           <w:b/>
           <w:lang w:val="ar_AE" w:bidi="ar_AE"/>
         </w:rPr>
@@ -5059,22 +4500,6 @@
       </w:r>
       <w:r>
         <w:rPr>
-          <w:lang w:val="ar_AE" w:bidi="ar_AE"/>
-        </w:rPr>
-        <w:t>וְ⁠אֶת־הַ⁠נְּסוֹגִ֖ים מֵ⁠אַחֲרֵ֣י יְהוָ֑ה וַ⁠אֲשֶׁ֛ר לֹֽא־בִקְשׁ֥וּ אֶת־יְהוָ֖ה וְ⁠לֹ֥א דְרָשֻֽׁ⁠הוּ</w:t>
-      </w:r>
-    </w:p>
-    <w:p>
-      <w:pPr>
-        <w:bidi/>
-      </w:pPr>
-      <w:r>
-        <w:rPr>
-          <w:lang w:val="ar_AE" w:bidi="ar_AE"/>
-        </w:rPr>
-      </w:r>
-      <w:r>
-        <w:rPr>
           <w:b/>
           <w:lang w:val="ar_AE" w:bidi="ar_AE"/>
         </w:rPr>
@@ -5181,22 +4606,6 @@
       </w:r>
       <w:r>
         <w:rPr>
-          <w:lang w:val="ar_AE" w:bidi="ar_AE"/>
-        </w:rPr>
-        <w:t>וְ⁠אֶת־הַ⁠נְּסוֹגִ֖ים מֵ⁠אַחֲרֵ֣י יְהוָ֑ה וַ⁠אֲשֶׁ֛ר לֹֽא־בִקְשׁ֥וּ אֶת־יְהוָ֖ה וְ⁠לֹ֥א דְרָשֻֽׁ⁠הוּ</w:t>
-      </w:r>
-    </w:p>
-    <w:p>
-      <w:pPr>
-        <w:bidi/>
-      </w:pPr>
-      <w:r>
-        <w:rPr>
-          <w:lang w:val="ar_AE" w:bidi="ar_AE"/>
-        </w:rPr>
-      </w:r>
-      <w:r>
-        <w:rPr>
           <w:b/>
           <w:lang w:val="ar_AE" w:bidi="ar_AE"/>
         </w:rPr>
@@ -5303,22 +4712,6 @@
       </w:r>
       <w:r>
         <w:rPr>
-          <w:lang w:val="ar_AE" w:bidi="ar_AE"/>
-        </w:rPr>
-        <w:t>וְ⁠אֶת־הַ⁠נְּסוֹגִ֖ים מֵ⁠אַחֲרֵ֣י יְהוָ֑ה</w:t>
-      </w:r>
-    </w:p>
-    <w:p>
-      <w:pPr>
-        <w:bidi/>
-      </w:pPr>
-      <w:r>
-        <w:rPr>
-          <w:lang w:val="ar_AE" w:bidi="ar_AE"/>
-        </w:rPr>
-      </w:r>
-      <w:r>
-        <w:rPr>
           <w:b/>
           <w:lang w:val="ar_AE" w:bidi="ar_AE"/>
         </w:rPr>
@@ -5438,22 +4831,6 @@
       </w:r>
       <w:r>
         <w:rPr>
-          <w:lang w:val="ar_AE" w:bidi="ar_AE"/>
-        </w:rPr>
-        <w:t>וַ⁠אֲשֶׁ֛ר לֹֽא־בִקְשׁ֥וּ אֶת־יְהוָ֖ה וְ⁠לֹ֥א דְרָשֻֽׁ⁠הוּ</w:t>
-      </w:r>
-    </w:p>
-    <w:p>
-      <w:pPr>
-        <w:bidi/>
-      </w:pPr>
-      <w:r>
-        <w:rPr>
-          <w:lang w:val="ar_AE" w:bidi="ar_AE"/>
-        </w:rPr>
-      </w:r>
-      <w:r>
-        <w:rPr>
           <w:b/>
           <w:lang w:val="ar_AE" w:bidi="ar_AE"/>
         </w:rPr>
@@ -5612,22 +4989,6 @@
       </w:r>
       <w:r>
         <w:rPr>
-          <w:lang w:val="ar_AE" w:bidi="ar_AE"/>
-        </w:rPr>
-        <w:t>הַ֕ס מִ⁠פְּנֵ֖י אֲדֹנָ֣⁠י יְהוִ֑ה</w:t>
-      </w:r>
-    </w:p>
-    <w:p>
-      <w:pPr>
-        <w:bidi/>
-      </w:pPr>
-      <w:r>
-        <w:rPr>
-          <w:lang w:val="ar_AE" w:bidi="ar_AE"/>
-        </w:rPr>
-      </w:r>
-      <w:r>
-        <w:rPr>
           <w:b/>
           <w:lang w:val="ar_AE" w:bidi="ar_AE"/>
         </w:rPr>
@@ -5760,22 +5121,6 @@
       </w:r>
       <w:r>
         <w:rPr>
-          <w:lang w:val="ar_AE" w:bidi="ar_AE"/>
-        </w:rPr>
-        <w:t>הַ֕ס מִ⁠פְּנֵ֖י אֲדֹנָ֣⁠י יְהוִ֑ה</w:t>
-      </w:r>
-    </w:p>
-    <w:p>
-      <w:pPr>
-        <w:bidi/>
-      </w:pPr>
-      <w:r>
-        <w:rPr>
-          <w:lang w:val="ar_AE" w:bidi="ar_AE"/>
-        </w:rPr>
-      </w:r>
-      <w:r>
-        <w:rPr>
           <w:b/>
           <w:lang w:val="ar_AE" w:bidi="ar_AE"/>
         </w:rPr>
@@ -5895,22 +5240,6 @@
       </w:r>
       <w:r>
         <w:rPr>
-          <w:lang w:val="ar_AE" w:bidi="ar_AE"/>
-        </w:rPr>
-        <w:t>קָרוֹב֙ י֣וֹם יְהוָ֔ה</w:t>
-      </w:r>
-    </w:p>
-    <w:p>
-      <w:pPr>
-        <w:bidi/>
-      </w:pPr>
-      <w:r>
-        <w:rPr>
-          <w:lang w:val="ar_AE" w:bidi="ar_AE"/>
-        </w:rPr>
-      </w:r>
-      <w:r>
-        <w:rPr>
           <w:b/>
           <w:lang w:val="ar_AE" w:bidi="ar_AE"/>
         </w:rPr>
@@ -6030,22 +5359,6 @@
       </w:r>
       <w:r>
         <w:rPr>
-          <w:lang w:val="ar_AE" w:bidi="ar_AE"/>
-        </w:rPr>
-        <w:t>הֵכִ֧ין יְהוָ֛ה זֶ֖בַח הִקְדִּ֥ישׁ קְרֻאָֽי⁠ו</w:t>
-      </w:r>
-    </w:p>
-    <w:p>
-      <w:pPr>
-        <w:bidi/>
-      </w:pPr>
-      <w:r>
-        <w:rPr>
-          <w:lang w:val="ar_AE" w:bidi="ar_AE"/>
-        </w:rPr>
-      </w:r>
-      <w:r>
-        <w:rPr>
           <w:b/>
           <w:lang w:val="ar_AE" w:bidi="ar_AE"/>
         </w:rPr>
@@ -6198,22 +5511,6 @@
       </w:r>
       <w:r>
         <w:rPr>
-          <w:lang w:val="ar_AE" w:bidi="ar_AE"/>
-        </w:rPr>
-        <w:t>קְרֻאָֽי⁠ו</w:t>
-      </w:r>
-    </w:p>
-    <w:p>
-      <w:pPr>
-        <w:bidi/>
-      </w:pPr>
-      <w:r>
-        <w:rPr>
-          <w:lang w:val="ar_AE" w:bidi="ar_AE"/>
-        </w:rPr>
-      </w:r>
-      <w:r>
-        <w:rPr>
           <w:b/>
           <w:lang w:val="ar_AE" w:bidi="ar_AE"/>
         </w:rPr>
@@ -6320,22 +5617,6 @@
       </w:r>
       <w:r>
         <w:rPr>
-          <w:lang w:val="ar_AE" w:bidi="ar_AE"/>
-        </w:rPr>
-        <w:t>וְ⁠הָיָ֗ה בְּ⁠יוֹם֙ זֶ֣בַח יְהוָ֔ה</w:t>
-      </w:r>
-    </w:p>
-    <w:p>
-      <w:pPr>
-        <w:bidi/>
-      </w:pPr>
-      <w:r>
-        <w:rPr>
-          <w:lang w:val="ar_AE" w:bidi="ar_AE"/>
-        </w:rPr>
-      </w:r>
-      <w:r>
-        <w:rPr>
           <w:b/>
           <w:lang w:val="ar_AE" w:bidi="ar_AE"/>
         </w:rPr>
@@ -6442,22 +5723,6 @@
       </w:r>
       <w:r>
         <w:rPr>
-          <w:lang w:val="ar_AE" w:bidi="ar_AE"/>
-        </w:rPr>
-        <w:t>בְּ⁠יוֹם֙ זֶ֣בַח יְהוָ֔ה</w:t>
-      </w:r>
-    </w:p>
-    <w:p>
-      <w:pPr>
-        <w:bidi/>
-      </w:pPr>
-      <w:r>
-        <w:rPr>
-          <w:lang w:val="ar_AE" w:bidi="ar_AE"/>
-        </w:rPr>
-      </w:r>
-      <w:r>
-        <w:rPr>
           <w:b/>
           <w:lang w:val="ar_AE" w:bidi="ar_AE"/>
         </w:rPr>
@@ -6564,22 +5829,6 @@
       </w:r>
       <w:r>
         <w:rPr>
-          <w:lang w:val="ar_AE" w:bidi="ar_AE"/>
-        </w:rPr>
-        <w:t>בְּ⁠יוֹם֙ זֶ֣בַח יְהוָ֔ה</w:t>
-      </w:r>
-    </w:p>
-    <w:p>
-      <w:pPr>
-        <w:bidi/>
-      </w:pPr>
-      <w:r>
-        <w:rPr>
-          <w:lang w:val="ar_AE" w:bidi="ar_AE"/>
-        </w:rPr>
-      </w:r>
-      <w:r>
-        <w:rPr>
           <w:b/>
           <w:lang w:val="ar_AE" w:bidi="ar_AE"/>
         </w:rPr>
@@ -6686,22 +5935,6 @@
       </w:r>
       <w:r>
         <w:rPr>
-          <w:lang w:val="ar_AE" w:bidi="ar_AE"/>
-        </w:rPr>
-        <w:t>בְּ⁠יוֹם֙ זֶ֣בַח יְהוָ֔ה</w:t>
-      </w:r>
-    </w:p>
-    <w:p>
-      <w:pPr>
-        <w:bidi/>
-      </w:pPr>
-      <w:r>
-        <w:rPr>
-          <w:lang w:val="ar_AE" w:bidi="ar_AE"/>
-        </w:rPr>
-      </w:r>
-      <w:r>
-        <w:rPr>
           <w:b/>
           <w:lang w:val="ar_AE" w:bidi="ar_AE"/>
         </w:rPr>
@@ -6808,22 +6041,6 @@
       </w:r>
       <w:r>
         <w:rPr>
-          <w:lang w:val="ar_AE" w:bidi="ar_AE"/>
-        </w:rPr>
-        <w:t>וּ⁠פָקַדְתִּ֥י עַל־הַ⁠שָּׂרִ֖ים וְ⁠עַל־בְּנֵ֣י הַ⁠מֶּ֑לֶךְ וְ⁠עַ֥ל כָּל־הַ⁠לֹּבְשִׁ֖ים מַלְבּ֥וּשׁ נָכְרִֽי</w:t>
-      </w:r>
-    </w:p>
-    <w:p>
-      <w:pPr>
-        <w:bidi/>
-      </w:pPr>
-      <w:r>
-        <w:rPr>
-          <w:lang w:val="ar_AE" w:bidi="ar_AE"/>
-        </w:rPr>
-      </w:r>
-      <w:r>
-        <w:rPr>
           <w:b/>
           <w:lang w:val="ar_AE" w:bidi="ar_AE"/>
         </w:rPr>
@@ -6943,22 +6160,6 @@
       </w:r>
       <w:r>
         <w:rPr>
-          <w:lang w:val="ar_AE" w:bidi="ar_AE"/>
-        </w:rPr>
-        <w:t>הַ⁠שָּׂרִ֖ים</w:t>
-      </w:r>
-    </w:p>
-    <w:p>
-      <w:pPr>
-        <w:bidi/>
-      </w:pPr>
-      <w:r>
-        <w:rPr>
-          <w:lang w:val="ar_AE" w:bidi="ar_AE"/>
-        </w:rPr>
-      </w:r>
-      <w:r>
-        <w:rPr>
           <w:b/>
           <w:lang w:val="ar_AE" w:bidi="ar_AE"/>
         </w:rPr>
@@ -7078,22 +6279,6 @@
       </w:r>
       <w:r>
         <w:rPr>
-          <w:lang w:val="ar_AE" w:bidi="ar_AE"/>
-        </w:rPr>
-        <w:t>בְּנֵ֣י הַ⁠מֶּ֑לֶךְ</w:t>
-      </w:r>
-    </w:p>
-    <w:p>
-      <w:pPr>
-        <w:bidi/>
-      </w:pPr>
-      <w:r>
-        <w:rPr>
-          <w:lang w:val="ar_AE" w:bidi="ar_AE"/>
-        </w:rPr>
-      </w:r>
-      <w:r>
-        <w:rPr>
           <w:b/>
           <w:lang w:val="ar_AE" w:bidi="ar_AE"/>
         </w:rPr>
@@ -7213,22 +6398,6 @@
       </w:r>
       <w:r>
         <w:rPr>
-          <w:lang w:val="ar_AE" w:bidi="ar_AE"/>
-        </w:rPr>
-        <w:t>כָּל־הַ⁠לֹּבְשִׁ֖ים מַלְבּ֥וּשׁ נָכְרִֽי</w:t>
-      </w:r>
-    </w:p>
-    <w:p>
-      <w:pPr>
-        <w:bidi/>
-      </w:pPr>
-      <w:r>
-        <w:rPr>
-          <w:lang w:val="ar_AE" w:bidi="ar_AE"/>
-        </w:rPr>
-      </w:r>
-      <w:r>
-        <w:rPr>
           <w:b/>
           <w:lang w:val="ar_AE" w:bidi="ar_AE"/>
         </w:rPr>
@@ -7348,22 +6517,6 @@
       </w:r>
       <w:r>
         <w:rPr>
-          <w:lang w:val="ar_AE" w:bidi="ar_AE"/>
-        </w:rPr>
-        <w:t>וּ⁠פָקַדְתִּ֗י עַ֧ל &amp; בַּ⁠יּ֣וֹם הַ⁠ה֑וּא</w:t>
-      </w:r>
-    </w:p>
-    <w:p>
-      <w:pPr>
-        <w:bidi/>
-      </w:pPr>
-      <w:r>
-        <w:rPr>
-          <w:lang w:val="ar_AE" w:bidi="ar_AE"/>
-        </w:rPr>
-      </w:r>
-      <w:r>
-        <w:rPr>
           <w:b/>
           <w:lang w:val="ar_AE" w:bidi="ar_AE"/>
         </w:rPr>
@@ -7470,22 +6623,6 @@
       </w:r>
       <w:r>
         <w:rPr>
-          <w:lang w:val="ar_AE" w:bidi="ar_AE"/>
-        </w:rPr>
-        <w:t>כָּל־הַ⁠דּוֹלֵ֛ג עַל־הַ⁠מִּפְתָּ֖ן</w:t>
-      </w:r>
-    </w:p>
-    <w:p>
-      <w:pPr>
-        <w:bidi/>
-      </w:pPr>
-      <w:r>
-        <w:rPr>
-          <w:lang w:val="ar_AE" w:bidi="ar_AE"/>
-        </w:rPr>
-      </w:r>
-      <w:r>
-        <w:rPr>
           <w:b/>
           <w:lang w:val="ar_AE" w:bidi="ar_AE"/>
         </w:rPr>
@@ -7631,22 +6768,6 @@
       </w:r>
       <w:r>
         <w:rPr>
-          <w:lang w:val="ar_AE" w:bidi="ar_AE"/>
-        </w:rPr>
-        <w:t>הַֽ⁠מְמַלְאִ֛ים בֵּ֥ית אֲדֹנֵי⁠הֶ֖ם חָמָ֥ס וּ⁠מִרְמָֽה</w:t>
-      </w:r>
-    </w:p>
-    <w:p>
-      <w:pPr>
-        <w:bidi/>
-      </w:pPr>
-      <w:r>
-        <w:rPr>
-          <w:lang w:val="ar_AE" w:bidi="ar_AE"/>
-        </w:rPr>
-      </w:r>
-      <w:r>
-        <w:rPr>
           <w:b/>
           <w:lang w:val="ar_AE" w:bidi="ar_AE"/>
         </w:rPr>
@@ -7766,22 +6887,6 @@
       </w:r>
       <w:r>
         <w:rPr>
-          <w:lang w:val="ar_AE" w:bidi="ar_AE"/>
-        </w:rPr>
-        <w:t>חָמָ֥ס וּ⁠מִרְמָֽה</w:t>
-      </w:r>
-    </w:p>
-    <w:p>
-      <w:pPr>
-        <w:bidi/>
-      </w:pPr>
-      <w:r>
-        <w:rPr>
-          <w:lang w:val="ar_AE" w:bidi="ar_AE"/>
-        </w:rPr>
-      </w:r>
-      <w:r>
-        <w:rPr>
           <w:b/>
           <w:lang w:val="ar_AE" w:bidi="ar_AE"/>
         </w:rPr>
@@ -7914,22 +7019,6 @@
       </w:r>
       <w:r>
         <w:rPr>
-          <w:lang w:val="ar_AE" w:bidi="ar_AE"/>
-        </w:rPr>
-        <w:t>וְ⁠הָיָה֩ בַ⁠יּ֨וֹם הַ⁠ה֜וּא נְאֻם־יְהוָ֗ה ק֤וֹל</w:t>
-      </w:r>
-    </w:p>
-    <w:p>
-      <w:pPr>
-        <w:bidi/>
-      </w:pPr>
-      <w:r>
-        <w:rPr>
-          <w:lang w:val="ar_AE" w:bidi="ar_AE"/>
-        </w:rPr>
-      </w:r>
-      <w:r>
-        <w:rPr>
           <w:b/>
           <w:lang w:val="ar_AE" w:bidi="ar_AE"/>
         </w:rPr>
@@ -8049,22 +7138,6 @@
       </w:r>
       <w:r>
         <w:rPr>
-          <w:lang w:val="ar_AE" w:bidi="ar_AE"/>
-        </w:rPr>
-        <w:t>בַ⁠יּ֨וֹם הַ⁠ה֜וּא</w:t>
-      </w:r>
-    </w:p>
-    <w:p>
-      <w:pPr>
-        <w:bidi/>
-      </w:pPr>
-      <w:r>
-        <w:rPr>
-          <w:lang w:val="ar_AE" w:bidi="ar_AE"/>
-        </w:rPr>
-      </w:r>
-      <w:r>
-        <w:rPr>
           <w:b/>
           <w:lang w:val="ar_AE" w:bidi="ar_AE"/>
         </w:rPr>
@@ -8171,22 +7244,6 @@
       </w:r>
       <w:r>
         <w:rPr>
-          <w:lang w:val="ar_AE" w:bidi="ar_AE"/>
-        </w:rPr>
-        <w:t>ק֤וֹל</w:t>
-      </w:r>
-    </w:p>
-    <w:p>
-      <w:pPr>
-        <w:bidi/>
-      </w:pPr>
-      <w:r>
-        <w:rPr>
-          <w:lang w:val="ar_AE" w:bidi="ar_AE"/>
-        </w:rPr>
-      </w:r>
-      <w:r>
-        <w:rPr>
           <w:b/>
           <w:lang w:val="ar_AE" w:bidi="ar_AE"/>
         </w:rPr>
@@ -8293,22 +7350,6 @@
       </w:r>
       <w:r>
         <w:rPr>
-          <w:lang w:val="ar_AE" w:bidi="ar_AE"/>
-        </w:rPr>
-        <w:t>מִ⁠שַּׁ֣עַר הַ⁠דָּגִ֔ים</w:t>
-      </w:r>
-    </w:p>
-    <w:p>
-      <w:pPr>
-        <w:bidi/>
-      </w:pPr>
-      <w:r>
-        <w:rPr>
-          <w:lang w:val="ar_AE" w:bidi="ar_AE"/>
-        </w:rPr>
-      </w:r>
-      <w:r>
-        <w:rPr>
           <w:b/>
           <w:lang w:val="ar_AE" w:bidi="ar_AE"/>
         </w:rPr>
@@ -8428,22 +7469,6 @@
       </w:r>
       <w:r>
         <w:rPr>
-          <w:lang w:val="ar_AE" w:bidi="ar_AE"/>
-        </w:rPr>
-        <w:t>הַ⁠מִּשְׁנֶ֑ה</w:t>
-      </w:r>
-    </w:p>
-    <w:p>
-      <w:pPr>
-        <w:bidi/>
-      </w:pPr>
-      <w:r>
-        <w:rPr>
-          <w:lang w:val="ar_AE" w:bidi="ar_AE"/>
-        </w:rPr>
-      </w:r>
-      <w:r>
-        <w:rPr>
           <w:b/>
           <w:lang w:val="ar_AE" w:bidi="ar_AE"/>
         </w:rPr>
@@ -8576,22 +7601,6 @@
       </w:r>
       <w:r>
         <w:rPr>
-          <w:lang w:val="ar_AE" w:bidi="ar_AE"/>
-        </w:rPr>
-        <w:t>מֵ⁠הַ⁠גְּבָעֽוֹת</w:t>
-      </w:r>
-    </w:p>
-    <w:p>
-      <w:pPr>
-        <w:bidi/>
-      </w:pPr>
-      <w:r>
-        <w:rPr>
-          <w:lang w:val="ar_AE" w:bidi="ar_AE"/>
-        </w:rPr>
-      </w:r>
-      <w:r>
-        <w:rPr>
           <w:b/>
           <w:lang w:val="ar_AE" w:bidi="ar_AE"/>
         </w:rPr>
@@ -8711,22 +7720,6 @@
       </w:r>
       <w:r>
         <w:rPr>
-          <w:lang w:val="ar_AE" w:bidi="ar_AE"/>
-        </w:rPr>
-        <w:t>הַ⁠מַּכְתֵּ֑שׁ</w:t>
-      </w:r>
-    </w:p>
-    <w:p>
-      <w:pPr>
-        <w:bidi/>
-      </w:pPr>
-      <w:r>
-        <w:rPr>
-          <w:lang w:val="ar_AE" w:bidi="ar_AE"/>
-        </w:rPr>
-      </w:r>
-      <w:r>
-        <w:rPr>
           <w:b/>
           <w:lang w:val="ar_AE" w:bidi="ar_AE"/>
         </w:rPr>
@@ -8846,22 +7839,6 @@
       </w:r>
       <w:r>
         <w:rPr>
-          <w:lang w:val="ar_AE" w:bidi="ar_AE"/>
-        </w:rPr>
-        <w:t>נִדְמָה֙ כָּל־עַ֣ם כְּנַ֔עַן נִכְרְת֖וּ כָּל־נְטִ֥ילֵי כָֽסֶף</w:t>
-      </w:r>
-    </w:p>
-    <w:p>
-      <w:pPr>
-        <w:bidi/>
-      </w:pPr>
-      <w:r>
-        <w:rPr>
-          <w:lang w:val="ar_AE" w:bidi="ar_AE"/>
-        </w:rPr>
-      </w:r>
-      <w:r>
-        <w:rPr>
           <w:b/>
           <w:lang w:val="ar_AE" w:bidi="ar_AE"/>
         </w:rPr>
@@ -8968,22 +7945,6 @@
       </w:r>
       <w:r>
         <w:rPr>
-          <w:lang w:val="ar_AE" w:bidi="ar_AE"/>
-        </w:rPr>
-        <w:t>נִדְמָה֙ כָּל־עַ֣ם כְּנַ֔עַן נִכְרְת֖וּ כָּל־נְטִ֥ילֵי כָֽסֶף</w:t>
-      </w:r>
-    </w:p>
-    <w:p>
-      <w:pPr>
-        <w:bidi/>
-      </w:pPr>
-      <w:r>
-        <w:rPr>
-          <w:lang w:val="ar_AE" w:bidi="ar_AE"/>
-        </w:rPr>
-      </w:r>
-      <w:r>
-        <w:rPr>
           <w:b/>
           <w:lang w:val="ar_AE" w:bidi="ar_AE"/>
         </w:rPr>
@@ -9090,22 +8051,6 @@
       </w:r>
       <w:r>
         <w:rPr>
-          <w:lang w:val="ar_AE" w:bidi="ar_AE"/>
-        </w:rPr>
-        <w:t>עַ֣ם כְּנַ֔עַן</w:t>
-      </w:r>
-    </w:p>
-    <w:p>
-      <w:pPr>
-        <w:bidi/>
-      </w:pPr>
-      <w:r>
-        <w:rPr>
-          <w:lang w:val="ar_AE" w:bidi="ar_AE"/>
-        </w:rPr>
-      </w:r>
-      <w:r>
-        <w:rPr>
           <w:b/>
           <w:lang w:val="ar_AE" w:bidi="ar_AE"/>
         </w:rPr>
@@ -9225,22 +8170,6 @@
       </w:r>
       <w:r>
         <w:rPr>
-          <w:lang w:val="ar_AE" w:bidi="ar_AE"/>
-        </w:rPr>
-        <w:t>נְטִ֥ילֵי כָֽסֶף</w:t>
-      </w:r>
-    </w:p>
-    <w:p>
-      <w:pPr>
-        <w:bidi/>
-      </w:pPr>
-      <w:r>
-        <w:rPr>
-          <w:lang w:val="ar_AE" w:bidi="ar_AE"/>
-        </w:rPr>
-      </w:r>
-      <w:r>
-        <w:rPr>
           <w:b/>
           <w:lang w:val="ar_AE" w:bidi="ar_AE"/>
         </w:rPr>
@@ -9360,22 +8289,6 @@
       </w:r>
       <w:r>
         <w:rPr>
-          <w:lang w:val="ar_AE" w:bidi="ar_AE"/>
-        </w:rPr>
-        <w:t>נִכְרְת֖וּ</w:t>
-      </w:r>
-    </w:p>
-    <w:p>
-      <w:pPr>
-        <w:bidi/>
-      </w:pPr>
-      <w:r>
-        <w:rPr>
-          <w:lang w:val="ar_AE" w:bidi="ar_AE"/>
-        </w:rPr>
-      </w:r>
-      <w:r>
-        <w:rPr>
           <w:b/>
           <w:lang w:val="ar_AE" w:bidi="ar_AE"/>
         </w:rPr>
@@ -9494,22 +8407,6 @@
       </w:r>
       <w:r>
         <w:rPr>
-          <w:lang w:val="ar_AE" w:bidi="ar_AE"/>
-        </w:rPr>
-        <w:t>בַּ⁠נֵּר֑וֹת</w:t>
-      </w:r>
-    </w:p>
-    <w:p>
-      <w:pPr>
-        <w:bidi/>
-      </w:pPr>
-      <w:r>
-        <w:rPr>
-          <w:lang w:val="ar_AE" w:bidi="ar_AE"/>
-        </w:rPr>
-      </w:r>
-      <w:r>
-        <w:rPr>
           <w:b/>
           <w:lang w:val="ar_AE" w:bidi="ar_AE"/>
         </w:rPr>
@@ -9642,22 +8539,6 @@
       </w:r>
       <w:r>
         <w:rPr>
-          <w:lang w:val="ar_AE" w:bidi="ar_AE"/>
-        </w:rPr>
-        <w:t>וּ⁠פָקַדְתִּ֣י עַל</w:t>
-      </w:r>
-    </w:p>
-    <w:p>
-      <w:pPr>
-        <w:bidi/>
-      </w:pPr>
-      <w:r>
-        <w:rPr>
-          <w:lang w:val="ar_AE" w:bidi="ar_AE"/>
-        </w:rPr>
-      </w:r>
-      <w:r>
-        <w:rPr>
           <w:b/>
           <w:lang w:val="ar_AE" w:bidi="ar_AE"/>
         </w:rPr>
@@ -9764,22 +8645,6 @@
       </w:r>
       <w:r>
         <w:rPr>
-          <w:lang w:val="ar_AE" w:bidi="ar_AE"/>
-        </w:rPr>
-        <w:t>הָ⁠אֲנָשִׁ֗ים הַ⁠קֹּֽפְאִים֙ עַל־שִׁמְרֵי⁠הֶ֔ם</w:t>
-      </w:r>
-    </w:p>
-    <w:p>
-      <w:pPr>
-        <w:bidi/>
-      </w:pPr>
-      <w:r>
-        <w:rPr>
-          <w:lang w:val="ar_AE" w:bidi="ar_AE"/>
-        </w:rPr>
-      </w:r>
-      <w:r>
-        <w:rPr>
           <w:b/>
           <w:lang w:val="ar_AE" w:bidi="ar_AE"/>
         </w:rPr>
@@ -9899,22 +8764,6 @@
       </w:r>
       <w:r>
         <w:rPr>
-          <w:lang w:val="ar_AE" w:bidi="ar_AE"/>
-        </w:rPr>
-        <w:t>הָ⁠אֲנָשִׁ֗ים הַ⁠קֹּֽפְאִים֙ עַל־שִׁמְרֵי⁠הֶ֔ם</w:t>
-      </w:r>
-    </w:p>
-    <w:p>
-      <w:pPr>
-        <w:bidi/>
-      </w:pPr>
-      <w:r>
-        <w:rPr>
-          <w:lang w:val="ar_AE" w:bidi="ar_AE"/>
-        </w:rPr>
-      </w:r>
-      <w:r>
-        <w:rPr>
           <w:b/>
           <w:lang w:val="ar_AE" w:bidi="ar_AE"/>
         </w:rPr>
@@ -10060,22 +8909,6 @@
       </w:r>
       <w:r>
         <w:rPr>
-          <w:lang w:val="ar_AE" w:bidi="ar_AE"/>
-        </w:rPr>
-        <w:t>הָ⁠אֹֽמְרִים֙ בִּ⁠לְבָבָ֔⁠ם לֹֽא־יֵיטִ֥יב יְהוָ֖ה וְ⁠לֹ֥א יָרֵֽעַ</w:t>
-      </w:r>
-    </w:p>
-    <w:p>
-      <w:pPr>
-        <w:bidi/>
-      </w:pPr>
-      <w:r>
-        <w:rPr>
-          <w:lang w:val="ar_AE" w:bidi="ar_AE"/>
-        </w:rPr>
-      </w:r>
-      <w:r>
-        <w:rPr>
           <w:b/>
           <w:lang w:val="ar_AE" w:bidi="ar_AE"/>
         </w:rPr>
@@ -10182,22 +9015,6 @@
       </w:r>
       <w:r>
         <w:rPr>
-          <w:lang w:val="ar_AE" w:bidi="ar_AE"/>
-        </w:rPr>
-        <w:t>הָ⁠אֹֽמְרִים֙ בִּ⁠לְבָבָ֔⁠ם לֹֽא־יֵיטִ֥יב יְהוָ֖ה וְ⁠לֹ֥א יָרֵֽעַ</w:t>
-      </w:r>
-    </w:p>
-    <w:p>
-      <w:pPr>
-        <w:bidi/>
-      </w:pPr>
-      <w:r>
-        <w:rPr>
-          <w:lang w:val="ar_AE" w:bidi="ar_AE"/>
-        </w:rPr>
-      </w:r>
-      <w:r>
-        <w:rPr>
           <w:b/>
           <w:lang w:val="ar_AE" w:bidi="ar_AE"/>
         </w:rPr>
@@ -10304,22 +9121,6 @@
       </w:r>
       <w:r>
         <w:rPr>
-          <w:lang w:val="ar_AE" w:bidi="ar_AE"/>
-        </w:rPr>
-        <w:t>בִּ⁠לְבָבָ֔⁠ם</w:t>
-      </w:r>
-    </w:p>
-    <w:p>
-      <w:pPr>
-        <w:bidi/>
-      </w:pPr>
-      <w:r>
-        <w:rPr>
-          <w:lang w:val="ar_AE" w:bidi="ar_AE"/>
-        </w:rPr>
-      </w:r>
-      <w:r>
-        <w:rPr>
           <w:b/>
           <w:lang w:val="ar_AE" w:bidi="ar_AE"/>
         </w:rPr>
@@ -10439,22 +9240,6 @@
       </w:r>
       <w:r>
         <w:rPr>
-          <w:lang w:val="ar_AE" w:bidi="ar_AE"/>
-        </w:rPr>
-        <w:t>בִּ⁠לְבָבָ֔⁠ם</w:t>
-      </w:r>
-    </w:p>
-    <w:p>
-      <w:pPr>
-        <w:bidi/>
-      </w:pPr>
-      <w:r>
-        <w:rPr>
-          <w:lang w:val="ar_AE" w:bidi="ar_AE"/>
-        </w:rPr>
-      </w:r>
-      <w:r>
-        <w:rPr>
           <w:b/>
           <w:lang w:val="ar_AE" w:bidi="ar_AE"/>
         </w:rPr>
@@ -10574,22 +9359,6 @@
       </w:r>
       <w:r>
         <w:rPr>
-          <w:lang w:val="ar_AE" w:bidi="ar_AE"/>
-        </w:rPr>
-        <w:t>לֹֽא־יֵיטִ֥יב יְהוָ֖ה וְ⁠לֹ֥א יָרֵֽעַ</w:t>
-      </w:r>
-    </w:p>
-    <w:p>
-      <w:pPr>
-        <w:bidi/>
-      </w:pPr>
-      <w:r>
-        <w:rPr>
-          <w:lang w:val="ar_AE" w:bidi="ar_AE"/>
-        </w:rPr>
-      </w:r>
-      <w:r>
-        <w:rPr>
           <w:b/>
           <w:lang w:val="ar_AE" w:bidi="ar_AE"/>
         </w:rPr>
@@ -10722,22 +9491,6 @@
       </w:r>
       <w:r>
         <w:rPr>
-          <w:lang w:val="ar_AE" w:bidi="ar_AE"/>
-        </w:rPr>
-        <w:t>וְ⁠הָיָ֤ה חֵילָ⁠ם֙ לִ⁠מְשִׁסָּ֔ה וּ⁠בָתֵּי⁠הֶ֖ם לִ⁠שְׁמָמָ֑ה</w:t>
-      </w:r>
-    </w:p>
-    <w:p>
-      <w:pPr>
-        <w:bidi/>
-      </w:pPr>
-      <w:r>
-        <w:rPr>
-          <w:lang w:val="ar_AE" w:bidi="ar_AE"/>
-        </w:rPr>
-      </w:r>
-      <w:r>
-        <w:rPr>
           <w:b/>
           <w:lang w:val="ar_AE" w:bidi="ar_AE"/>
         </w:rPr>
@@ -10831,22 +9584,6 @@
         <w:rPr>
           <w:lang w:val="ar_AE" w:bidi="ar_AE"/>
         </w:rPr>
-      </w:r>
-    </w:p>
-    <w:p>
-      <w:pPr>
-        <w:bidi/>
-      </w:pPr>
-      <w:r>
-        <w:rPr>
-          <w:lang w:val="ar_AE" w:bidi="ar_AE"/>
-        </w:rPr>
-      </w:r>
-      <w:r>
-        <w:rPr>
-          <w:lang w:val="ar_AE" w:bidi="ar_AE"/>
-        </w:rPr>
-        <w:t>וְ⁠הָיָ֤ה חֵילָ⁠ם֙ לִ⁠מְשִׁסָּ֔ה וּ⁠בָתֵּי⁠הֶ֖ם לִ⁠שְׁמָמָ֑ה</w:t>
       </w:r>
     </w:p>
     <w:p>
@@ -11102,22 +9839,6 @@
       </w:r>
       <w:r>
         <w:rPr>
-          <w:lang w:val="ar_AE" w:bidi="ar_AE"/>
-        </w:rPr>
-        <w:t>יוֹם־יְהוָה֙ הַ⁠גָּד֔וֹל &amp; י֣וֹם יְהוָ֔ה</w:t>
-      </w:r>
-    </w:p>
-    <w:p>
-      <w:pPr>
-        <w:bidi/>
-      </w:pPr>
-      <w:r>
-        <w:rPr>
-          <w:lang w:val="ar_AE" w:bidi="ar_AE"/>
-        </w:rPr>
-      </w:r>
-      <w:r>
-        <w:rPr>
           <w:b/>
           <w:lang w:val="ar_AE" w:bidi="ar_AE"/>
         </w:rPr>
@@ -11238,22 +9959,6 @@
       </w:r>
       <w:r>
         <w:rPr>
-          <w:lang w:val="ar_AE" w:bidi="ar_AE"/>
-        </w:rPr>
-        <w:t>יוֹם־יְהוָה֙ הַ⁠גָּד֔וֹל &amp; י֣וֹם יְהוָ֔ה</w:t>
-      </w:r>
-    </w:p>
-    <w:p>
-      <w:pPr>
-        <w:bidi/>
-      </w:pPr>
-      <w:r>
-        <w:rPr>
-          <w:lang w:val="ar_AE" w:bidi="ar_AE"/>
-        </w:rPr>
-      </w:r>
-      <w:r>
-        <w:rPr>
           <w:b/>
           <w:lang w:val="ar_AE" w:bidi="ar_AE"/>
         </w:rPr>
@@ -11374,22 +10079,6 @@
       </w:r>
       <w:r>
         <w:rPr>
-          <w:lang w:val="ar_AE" w:bidi="ar_AE"/>
-        </w:rPr>
-        <w:t>קָר֤וֹב &amp; קָר֖וֹב וּ⁠מַהֵ֣ר מְאֹ֑ד</w:t>
-      </w:r>
-    </w:p>
-    <w:p>
-      <w:pPr>
-        <w:bidi/>
-      </w:pPr>
-      <w:r>
-        <w:rPr>
-          <w:lang w:val="ar_AE" w:bidi="ar_AE"/>
-        </w:rPr>
-      </w:r>
-      <w:r>
-        <w:rPr>
           <w:b/>
           <w:lang w:val="ar_AE" w:bidi="ar_AE"/>
         </w:rPr>
@@ -11509,22 +10198,6 @@
       </w:r>
       <w:r>
         <w:rPr>
-          <w:lang w:val="ar_AE" w:bidi="ar_AE"/>
-        </w:rPr>
-        <w:t>קָר֤וֹב &amp; קָר֖וֹב וּ⁠מַהֵ֣ר מְאֹ֑ד</w:t>
-      </w:r>
-    </w:p>
-    <w:p>
-      <w:pPr>
-        <w:bidi/>
-      </w:pPr>
-      <w:r>
-        <w:rPr>
-          <w:lang w:val="ar_AE" w:bidi="ar_AE"/>
-        </w:rPr>
-      </w:r>
-      <w:r>
-        <w:rPr>
           <w:b/>
           <w:lang w:val="ar_AE" w:bidi="ar_AE"/>
         </w:rPr>
@@ -11657,22 +10330,6 @@
       </w:r>
       <w:r>
         <w:rPr>
-          <w:lang w:val="ar_AE" w:bidi="ar_AE"/>
-        </w:rPr>
-        <w:t>ק֚וֹל י֣וֹם יְהוָ֔ה מַ֥ר</w:t>
-      </w:r>
-    </w:p>
-    <w:p>
-      <w:pPr>
-        <w:bidi/>
-      </w:pPr>
-      <w:r>
-        <w:rPr>
-          <w:lang w:val="ar_AE" w:bidi="ar_AE"/>
-        </w:rPr>
-      </w:r>
-      <w:r>
-        <w:rPr>
           <w:b/>
           <w:lang w:val="ar_AE" w:bidi="ar_AE"/>
         </w:rPr>
@@ -11805,22 +10462,6 @@
       </w:r>
       <w:r>
         <w:rPr>
-          <w:lang w:val="ar_AE" w:bidi="ar_AE"/>
-        </w:rPr>
-        <w:t>צֹרֵ֖חַ &amp; גִּבּֽוֹר</w:t>
-      </w:r>
-    </w:p>
-    <w:p>
-      <w:pPr>
-        <w:bidi/>
-      </w:pPr>
-      <w:r>
-        <w:rPr>
-          <w:lang w:val="ar_AE" w:bidi="ar_AE"/>
-        </w:rPr>
-      </w:r>
-      <w:r>
-        <w:rPr>
           <w:b/>
           <w:lang w:val="ar_AE" w:bidi="ar_AE"/>
         </w:rPr>
@@ -11940,22 +10581,6 @@
       </w:r>
       <w:r>
         <w:rPr>
-          <w:lang w:val="ar_AE" w:bidi="ar_AE"/>
-        </w:rPr>
-        <w:t>הַ⁠יּ֣וֹם הַ⁠ה֑וּא</w:t>
-      </w:r>
-    </w:p>
-    <w:p>
-      <w:pPr>
-        <w:bidi/>
-      </w:pPr>
-      <w:r>
-        <w:rPr>
-          <w:lang w:val="ar_AE" w:bidi="ar_AE"/>
-        </w:rPr>
-      </w:r>
-      <w:r>
-        <w:rPr>
           <w:b/>
           <w:lang w:val="ar_AE" w:bidi="ar_AE"/>
         </w:rPr>
@@ -12075,22 +10700,6 @@
       </w:r>
       <w:r>
         <w:rPr>
-          <w:lang w:val="ar_AE" w:bidi="ar_AE"/>
-        </w:rPr>
-        <w:t>י֧וֹם צָרָ֣ה וּ⁠מְצוּקָ֗ה י֤וֹם שֹׁאָה֙ וּ⁠מְשׁוֹאָ֔ה י֥וֹם חֹ֨שֶׁךְ֙ וַ⁠אֲפֵלָ֔ה י֥וֹם עָנָ֖ן וַ⁠עֲרָפֶֽל</w:t>
-      </w:r>
-    </w:p>
-    <w:p>
-      <w:pPr>
-        <w:bidi/>
-      </w:pPr>
-      <w:r>
-        <w:rPr>
-          <w:lang w:val="ar_AE" w:bidi="ar_AE"/>
-        </w:rPr>
-      </w:r>
-      <w:r>
-        <w:rPr>
           <w:b/>
           <w:lang w:val="ar_AE" w:bidi="ar_AE"/>
         </w:rPr>
@@ -12197,22 +10806,6 @@
       </w:r>
       <w:r>
         <w:rPr>
-          <w:lang w:val="ar_AE" w:bidi="ar_AE"/>
-        </w:rPr>
-        <w:t>י֥וֹם חֹ֨שֶׁךְ֙ וַ⁠אֲפֵלָ֔ה י֥וֹם עָנָ֖ן וַ⁠עֲרָפֶֽל</w:t>
-      </w:r>
-    </w:p>
-    <w:p>
-      <w:pPr>
-        <w:bidi/>
-      </w:pPr>
-      <w:r>
-        <w:rPr>
-          <w:lang w:val="ar_AE" w:bidi="ar_AE"/>
-        </w:rPr>
-      </w:r>
-      <w:r>
-        <w:rPr>
           <w:b/>
           <w:lang w:val="ar_AE" w:bidi="ar_AE"/>
         </w:rPr>
@@ -12319,22 +10912,6 @@
       </w:r>
       <w:r>
         <w:rPr>
-          <w:lang w:val="ar_AE" w:bidi="ar_AE"/>
-        </w:rPr>
-        <w:t>י֥וֹם</w:t>
-      </w:r>
-    </w:p>
-    <w:p>
-      <w:pPr>
-        <w:bidi/>
-      </w:pPr>
-      <w:r>
-        <w:rPr>
-          <w:lang w:val="ar_AE" w:bidi="ar_AE"/>
-        </w:rPr>
-      </w:r>
-      <w:r>
-        <w:rPr>
           <w:b/>
           <w:lang w:val="ar_AE" w:bidi="ar_AE"/>
         </w:rPr>
@@ -12454,22 +11031,6 @@
       </w:r>
       <w:r>
         <w:rPr>
-          <w:lang w:val="ar_AE" w:bidi="ar_AE"/>
-        </w:rPr>
-        <w:t>שׁוֹפָ֖ר וּ⁠תְרוּעָ֑ה</w:t>
-      </w:r>
-    </w:p>
-    <w:p>
-      <w:pPr>
-        <w:bidi/>
-      </w:pPr>
-      <w:r>
-        <w:rPr>
-          <w:lang w:val="ar_AE" w:bidi="ar_AE"/>
-        </w:rPr>
-      </w:r>
-      <w:r>
-        <w:rPr>
           <w:b/>
           <w:lang w:val="ar_AE" w:bidi="ar_AE"/>
         </w:rPr>
@@ -12589,22 +11150,6 @@
       </w:r>
       <w:r>
         <w:rPr>
-          <w:lang w:val="ar_AE" w:bidi="ar_AE"/>
-        </w:rPr>
-        <w:t>עַ֚ל הֶ⁠עָרִ֣ים הַ⁠בְּצֻר֔וֹת וְ⁠עַ֖ל הַ⁠פִּנּ֥וֹת הַ⁠גְּבֹהֽוֹת</w:t>
-      </w:r>
-    </w:p>
-    <w:p>
-      <w:pPr>
-        <w:bidi/>
-      </w:pPr>
-      <w:r>
-        <w:rPr>
-          <w:lang w:val="ar_AE" w:bidi="ar_AE"/>
-        </w:rPr>
-      </w:r>
-      <w:r>
-        <w:rPr>
           <w:b/>
           <w:lang w:val="ar_AE" w:bidi="ar_AE"/>
         </w:rPr>
@@ -12750,22 +11295,6 @@
       </w:r>
       <w:r>
         <w:rPr>
-          <w:lang w:val="ar_AE" w:bidi="ar_AE"/>
-        </w:rPr>
-        <w:t>עַ֚ל הֶ⁠עָרִ֣ים הַ⁠בְּצֻר֔וֹת וְ⁠עַ֖ל הַ⁠פִּנּ֥וֹת הַ⁠גְּבֹהֽוֹת</w:t>
-      </w:r>
-    </w:p>
-    <w:p>
-      <w:pPr>
-        <w:bidi/>
-      </w:pPr>
-      <w:r>
-        <w:rPr>
-          <w:lang w:val="ar_AE" w:bidi="ar_AE"/>
-        </w:rPr>
-      </w:r>
-      <w:r>
-        <w:rPr>
           <w:b/>
           <w:lang w:val="ar_AE" w:bidi="ar_AE"/>
         </w:rPr>
@@ -12885,22 +11414,6 @@
         <w:rPr>
           <w:lang w:val="ar_AE" w:bidi="ar_AE"/>
         </w:rPr>
-      </w:r>
-    </w:p>
-    <w:p>
-      <w:pPr>
-        <w:bidi/>
-      </w:pPr>
-      <w:r>
-        <w:rPr>
-          <w:lang w:val="ar_AE" w:bidi="ar_AE"/>
-        </w:rPr>
-      </w:r>
-      <w:r>
-        <w:rPr>
-          <w:lang w:val="ar_AE" w:bidi="ar_AE"/>
-        </w:rPr>
-        <w:t>לָ⁠אָדָ֗ם</w:t>
       </w:r>
     </w:p>
     <w:p>
@@ -13182,22 +11695,6 @@
       </w:r>
       <w:r>
         <w:rPr>
-          <w:lang w:val="ar_AE" w:bidi="ar_AE"/>
-        </w:rPr>
-        <w:t>וְ⁠הָֽלְכוּ֙ כַּֽ⁠עִוְרִ֔ים</w:t>
-      </w:r>
-    </w:p>
-    <w:p>
-      <w:pPr>
-        <w:bidi/>
-      </w:pPr>
-      <w:r>
-        <w:rPr>
-          <w:lang w:val="ar_AE" w:bidi="ar_AE"/>
-        </w:rPr>
-      </w:r>
-      <w:r>
-        <w:rPr>
           <w:b/>
           <w:lang w:val="ar_AE" w:bidi="ar_AE"/>
         </w:rPr>
@@ -13330,22 +11827,6 @@
       </w:r>
       <w:r>
         <w:rPr>
-          <w:lang w:val="ar_AE" w:bidi="ar_AE"/>
-        </w:rPr>
-        <w:t>כַּֽ⁠עִוְרִ֔ים</w:t>
-      </w:r>
-    </w:p>
-    <w:p>
-      <w:pPr>
-        <w:bidi/>
-      </w:pPr>
-      <w:r>
-        <w:rPr>
-          <w:lang w:val="ar_AE" w:bidi="ar_AE"/>
-        </w:rPr>
-      </w:r>
-      <w:r>
-        <w:rPr>
           <w:b/>
           <w:lang w:val="ar_AE" w:bidi="ar_AE"/>
         </w:rPr>
@@ -13478,22 +11959,6 @@
       </w:r>
       <w:r>
         <w:rPr>
-          <w:lang w:val="ar_AE" w:bidi="ar_AE"/>
-        </w:rPr>
-        <w:t>וְ⁠שֻׁפַּ֤ךְ דָּמָ⁠ם֙ כֶּֽ⁠עָפָ֔ר וּ⁠לְחֻמָ֖⁠ם כַּ⁠גְּלָלִֽים</w:t>
-      </w:r>
-    </w:p>
-    <w:p>
-      <w:pPr>
-        <w:bidi/>
-      </w:pPr>
-      <w:r>
-        <w:rPr>
-          <w:lang w:val="ar_AE" w:bidi="ar_AE"/>
-        </w:rPr>
-      </w:r>
-      <w:r>
-        <w:rPr>
           <w:b/>
           <w:lang w:val="ar_AE" w:bidi="ar_AE"/>
         </w:rPr>
@@ -13600,22 +12065,6 @@
       </w:r>
       <w:r>
         <w:rPr>
-          <w:lang w:val="ar_AE" w:bidi="ar_AE"/>
-        </w:rPr>
-        <w:t>וְ⁠שֻׁפַּ֤ךְ דָּמָ⁠ם֙ כֶּֽ⁠עָפָ֔ר וּ⁠לְחֻמָ֖⁠ם כַּ⁠גְּלָלִֽים</w:t>
-      </w:r>
-    </w:p>
-    <w:p>
-      <w:pPr>
-        <w:bidi/>
-      </w:pPr>
-      <w:r>
-        <w:rPr>
-          <w:lang w:val="ar_AE" w:bidi="ar_AE"/>
-        </w:rPr>
-      </w:r>
-      <w:r>
-        <w:rPr>
           <w:b/>
           <w:lang w:val="ar_AE" w:bidi="ar_AE"/>
         </w:rPr>
@@ -13722,22 +12171,6 @@
       </w:r>
       <w:r>
         <w:rPr>
-          <w:lang w:val="ar_AE" w:bidi="ar_AE"/>
-        </w:rPr>
-        <w:t>וְ⁠שֻׁפַּ֤ךְ דָּמָ⁠ם֙ כֶּֽ⁠עָפָ֔ר וּ⁠לְחֻמָ֖⁠ם כַּ⁠גְּלָלִֽים</w:t>
-      </w:r>
-    </w:p>
-    <w:p>
-      <w:pPr>
-        <w:bidi/>
-      </w:pPr>
-      <w:r>
-        <w:rPr>
-          <w:lang w:val="ar_AE" w:bidi="ar_AE"/>
-        </w:rPr>
-      </w:r>
-      <w:r>
-        <w:rPr>
           <w:b/>
           <w:lang w:val="ar_AE" w:bidi="ar_AE"/>
         </w:rPr>
@@ -13870,22 +12303,6 @@
       </w:r>
       <w:r>
         <w:rPr>
-          <w:lang w:val="ar_AE" w:bidi="ar_AE"/>
-        </w:rPr>
-        <w:t>גַּם־כַּסְפָּ֨⁠ם גַּם־זְהָבָ֜⁠ם לֹֽא־יוּכַ֣ל לְ⁠הַצִּילָ֗⁠ם</w:t>
-      </w:r>
-    </w:p>
-    <w:p>
-      <w:pPr>
-        <w:bidi/>
-      </w:pPr>
-      <w:r>
-        <w:rPr>
-          <w:lang w:val="ar_AE" w:bidi="ar_AE"/>
-        </w:rPr>
-      </w:r>
-      <w:r>
-        <w:rPr>
           <w:b/>
           <w:lang w:val="ar_AE" w:bidi="ar_AE"/>
         </w:rPr>
@@ -14031,22 +12448,6 @@
       </w:r>
       <w:r>
         <w:rPr>
-          <w:lang w:val="ar_AE" w:bidi="ar_AE"/>
-        </w:rPr>
-        <w:t>וּ⁠בְ⁠אֵשׁ֙ קִנְאָת֔⁠וֹ תֵּאָכֵ֖ל כָּל־הָ⁠אָ֑רֶץ</w:t>
-      </w:r>
-    </w:p>
-    <w:p>
-      <w:pPr>
-        <w:bidi/>
-      </w:pPr>
-      <w:r>
-        <w:rPr>
-          <w:lang w:val="ar_AE" w:bidi="ar_AE"/>
-        </w:rPr>
-      </w:r>
-      <w:r>
-        <w:rPr>
           <w:b/>
           <w:lang w:val="ar_AE" w:bidi="ar_AE"/>
         </w:rPr>
@@ -14153,22 +12554,6 @@
       </w:r>
       <w:r>
         <w:rPr>
-          <w:lang w:val="ar_AE" w:bidi="ar_AE"/>
-        </w:rPr>
-        <w:t>וּ⁠בְ⁠אֵשׁ֙ קִנְאָת֔⁠וֹ תֵּאָכֵ֖ל כָּל־הָ⁠אָ֑רֶץ</w:t>
-      </w:r>
-    </w:p>
-    <w:p>
-      <w:pPr>
-        <w:bidi/>
-      </w:pPr>
-      <w:r>
-        <w:rPr>
-          <w:lang w:val="ar_AE" w:bidi="ar_AE"/>
-        </w:rPr>
-      </w:r>
-      <w:r>
-        <w:rPr>
           <w:b/>
           <w:lang w:val="ar_AE" w:bidi="ar_AE"/>
         </w:rPr>
@@ -14301,22 +12686,6 @@
       </w:r>
       <w:r>
         <w:rPr>
-          <w:lang w:val="ar_AE" w:bidi="ar_AE"/>
-        </w:rPr>
-        <w:t>וּ⁠בְ⁠אֵשׁ֙ קִנְאָת֔⁠וֹ תֵּאָכֵ֖ל כָּל־הָ⁠אָ֑רֶץ</w:t>
-      </w:r>
-    </w:p>
-    <w:p>
-      <w:pPr>
-        <w:bidi/>
-      </w:pPr>
-      <w:r>
-        <w:rPr>
-          <w:lang w:val="ar_AE" w:bidi="ar_AE"/>
-        </w:rPr>
-      </w:r>
-      <w:r>
-        <w:rPr>
           <w:b/>
           <w:lang w:val="ar_AE" w:bidi="ar_AE"/>
         </w:rPr>
@@ -14436,22 +12805,6 @@
       </w:r>
       <w:r>
         <w:rPr>
-          <w:lang w:val="ar_AE" w:bidi="ar_AE"/>
-        </w:rPr>
-        <w:t>כָלָ֤ה אַךְ־נִבְהָלָה֙ יַֽעֲשֶׂ֔ה אֵ֥ת כָּל־יֹשְׁבֵ֖י הָ⁠אָֽרֶץ</w:t>
-      </w:r>
-    </w:p>
-    <w:p>
-      <w:pPr>
-        <w:bidi/>
-      </w:pPr>
-      <w:r>
-        <w:rPr>
-          <w:lang w:val="ar_AE" w:bidi="ar_AE"/>
-        </w:rPr>
-      </w:r>
-      <w:r>
-        <w:rPr>
           <w:b/>
           <w:lang w:val="ar_AE" w:bidi="ar_AE"/>
         </w:rPr>
@@ -14571,22 +12924,6 @@
       </w:r>
       <w:r>
         <w:rPr>
-          <w:lang w:val="ar_AE" w:bidi="ar_AE"/>
-        </w:rPr>
-        <w:t>אֵ֥ת כָּל־יֹשְׁבֵ֖י הָ⁠אָֽרֶץ</w:t>
-      </w:r>
-    </w:p>
-    <w:p>
-      <w:pPr>
-        <w:bidi/>
-      </w:pPr>
-      <w:r>
-        <w:rPr>
-          <w:lang w:val="ar_AE" w:bidi="ar_AE"/>
-        </w:rPr>
-      </w:r>
-      <w:r>
-        <w:rPr>
           <w:b/>
           <w:lang w:val="ar_AE" w:bidi="ar_AE"/>
         </w:rPr>
@@ -14732,22 +13069,6 @@
       </w:r>
       <w:r>
         <w:rPr>
-          <w:lang w:val="ar_AE" w:bidi="ar_AE"/>
-        </w:rPr>
-        <w:t>נִבְהָלָה֙</w:t>
-      </w:r>
-    </w:p>
-    <w:p>
-      <w:pPr>
-        <w:bidi/>
-      </w:pPr>
-      <w:r>
-        <w:rPr>
-          <w:lang w:val="ar_AE" w:bidi="ar_AE"/>
-        </w:rPr>
-      </w:r>
-      <w:r>
-        <w:rPr>
           <w:b/>
           <w:lang w:val="ar_AE" w:bidi="ar_AE"/>
         </w:rPr>
@@ -14867,22 +13188,6 @@
       </w:r>
       <w:r>
         <w:rPr>
-          <w:lang w:val="ar_AE" w:bidi="ar_AE"/>
-        </w:rPr>
-        <w:t>הִֽתְקוֹשְׁשׁ֖וּ וָ⁠ק֑וֹשּׁוּ</w:t>
-      </w:r>
-    </w:p>
-    <w:p>
-      <w:pPr>
-        <w:bidi/>
-      </w:pPr>
-      <w:r>
-        <w:rPr>
-          <w:lang w:val="ar_AE" w:bidi="ar_AE"/>
-        </w:rPr>
-      </w:r>
-      <w:r>
-        <w:rPr>
           <w:b/>
           <w:lang w:val="ar_AE" w:bidi="ar_AE"/>
         </w:rPr>
@@ -15002,22 +13307,6 @@
       </w:r>
       <w:r>
         <w:rPr>
-          <w:lang w:val="ar_AE" w:bidi="ar_AE"/>
-        </w:rPr>
-        <w:t>הִֽתְקוֹשְׁשׁ֖וּ וָ⁠ק֑וֹשּׁוּ</w:t>
-      </w:r>
-    </w:p>
-    <w:p>
-      <w:pPr>
-        <w:bidi/>
-      </w:pPr>
-      <w:r>
-        <w:rPr>
-          <w:lang w:val="ar_AE" w:bidi="ar_AE"/>
-        </w:rPr>
-      </w:r>
-      <w:r>
-        <w:rPr>
           <w:b/>
           <w:lang w:val="ar_AE" w:bidi="ar_AE"/>
         </w:rPr>
@@ -15137,22 +13426,6 @@
       </w:r>
       <w:r>
         <w:rPr>
-          <w:lang w:val="ar_AE" w:bidi="ar_AE"/>
-        </w:rPr>
-        <w:t>הִֽתְקוֹשְׁשׁ֖וּ</w:t>
-      </w:r>
-    </w:p>
-    <w:p>
-      <w:pPr>
-        <w:bidi/>
-      </w:pPr>
-      <w:r>
-        <w:rPr>
-          <w:lang w:val="ar_AE" w:bidi="ar_AE"/>
-        </w:rPr>
-      </w:r>
-      <w:r>
-        <w:rPr>
           <w:b/>
           <w:lang w:val="ar_AE" w:bidi="ar_AE"/>
         </w:rPr>
@@ -15272,22 +13545,6 @@
       </w:r>
       <w:r>
         <w:rPr>
-          <w:lang w:val="ar_AE" w:bidi="ar_AE"/>
-        </w:rPr>
-        <w:t>הַ⁠גּ֖וֹי לֹ֥א נִכְסָֽף</w:t>
-      </w:r>
-    </w:p>
-    <w:p>
-      <w:pPr>
-        <w:bidi/>
-      </w:pPr>
-      <w:r>
-        <w:rPr>
-          <w:lang w:val="ar_AE" w:bidi="ar_AE"/>
-        </w:rPr>
-      </w:r>
-      <w:r>
-        <w:rPr>
           <w:b/>
           <w:lang w:val="ar_AE" w:bidi="ar_AE"/>
         </w:rPr>
@@ -15407,22 +13664,6 @@
       </w:r>
       <w:r>
         <w:rPr>
-          <w:lang w:val="ar_AE" w:bidi="ar_AE"/>
-        </w:rPr>
-        <w:t>הַ⁠גּ֖וֹי לֹ֥א נִכְסָֽף</w:t>
-      </w:r>
-    </w:p>
-    <w:p>
-      <w:pPr>
-        <w:bidi/>
-      </w:pPr>
-      <w:r>
-        <w:rPr>
-          <w:lang w:val="ar_AE" w:bidi="ar_AE"/>
-        </w:rPr>
-      </w:r>
-      <w:r>
-        <w:rPr>
           <w:b/>
           <w:lang w:val="ar_AE" w:bidi="ar_AE"/>
         </w:rPr>
@@ -15542,22 +13783,6 @@
       </w:r>
       <w:r>
         <w:rPr>
-          <w:lang w:val="ar_AE" w:bidi="ar_AE"/>
-        </w:rPr>
-        <w:t>בְּ⁠טֶ֨רֶם֙ לֶ֣דֶת חֹ֔ק</w:t>
-      </w:r>
-    </w:p>
-    <w:p>
-      <w:pPr>
-        <w:bidi/>
-      </w:pPr>
-      <w:r>
-        <w:rPr>
-          <w:lang w:val="ar_AE" w:bidi="ar_AE"/>
-        </w:rPr>
-      </w:r>
-      <w:r>
-        <w:rPr>
           <w:b/>
           <w:lang w:val="ar_AE" w:bidi="ar_AE"/>
         </w:rPr>
@@ -15703,22 +13928,6 @@
       </w:r>
       <w:r>
         <w:rPr>
-          <w:lang w:val="ar_AE" w:bidi="ar_AE"/>
-        </w:rPr>
-        <w:t>בְּ⁠טֶ֨רֶם֙ לֶ֣דֶת חֹ֔ק</w:t>
-      </w:r>
-    </w:p>
-    <w:p>
-      <w:pPr>
-        <w:bidi/>
-      </w:pPr>
-      <w:r>
-        <w:rPr>
-          <w:lang w:val="ar_AE" w:bidi="ar_AE"/>
-        </w:rPr>
-      </w:r>
-      <w:r>
-        <w:rPr>
           <w:b/>
           <w:lang w:val="ar_AE" w:bidi="ar_AE"/>
         </w:rPr>
@@ -15838,22 +14047,6 @@
       </w:r>
       <w:r>
         <w:rPr>
-          <w:lang w:val="ar_AE" w:bidi="ar_AE"/>
-        </w:rPr>
-        <w:t>י֑וֹם</w:t>
-      </w:r>
-    </w:p>
-    <w:p>
-      <w:pPr>
-        <w:bidi/>
-      </w:pPr>
-      <w:r>
-        <w:rPr>
-          <w:lang w:val="ar_AE" w:bidi="ar_AE"/>
-        </w:rPr>
-      </w:r>
-      <w:r>
-        <w:rPr>
           <w:b/>
           <w:lang w:val="ar_AE" w:bidi="ar_AE"/>
         </w:rPr>
@@ -15973,22 +14166,6 @@
       </w:r>
       <w:r>
         <w:rPr>
-          <w:lang w:val="ar_AE" w:bidi="ar_AE"/>
-        </w:rPr>
-        <w:t>כְּ⁠מֹ֖ץ עָ֣בַר</w:t>
-      </w:r>
-    </w:p>
-    <w:p>
-      <w:pPr>
-        <w:bidi/>
-      </w:pPr>
-      <w:r>
-        <w:rPr>
-          <w:lang w:val="ar_AE" w:bidi="ar_AE"/>
-        </w:rPr>
-      </w:r>
-      <w:r>
-        <w:rPr>
           <w:b/>
           <w:lang w:val="ar_AE" w:bidi="ar_AE"/>
         </w:rPr>
@@ -16135,22 +14312,6 @@
       </w:r>
       <w:r>
         <w:rPr>
-          <w:lang w:val="ar_AE" w:bidi="ar_AE"/>
-        </w:rPr>
-        <w:t>בְּ⁠טֶ֣רֶם ׀ לֹא־יָב֣וֹא עֲלֵי⁠כֶ֗ם חֲרוֹן֙ אַף־יְהוָ֔ה בְּ⁠טֶ֨רֶם֙ לֹא־יָב֣וֹא עֲלֵי⁠כֶ֔ם י֖וֹם אַף־יְהוָֽה</w:t>
-      </w:r>
-    </w:p>
-    <w:p>
-      <w:pPr>
-        <w:bidi/>
-      </w:pPr>
-      <w:r>
-        <w:rPr>
-          <w:lang w:val="ar_AE" w:bidi="ar_AE"/>
-        </w:rPr>
-      </w:r>
-      <w:r>
-        <w:rPr>
           <w:b/>
           <w:lang w:val="ar_AE" w:bidi="ar_AE"/>
         </w:rPr>
@@ -16257,22 +14418,6 @@
       </w:r>
       <w:r>
         <w:rPr>
-          <w:lang w:val="ar_AE" w:bidi="ar_AE"/>
-        </w:rPr>
-        <w:t>בְּ⁠טֶ֣רֶם ׀ לֹא־יָב֣וֹא עֲלֵי⁠כֶ֗ם חֲרוֹן֙ אַף־יְהוָ֔ה</w:t>
-      </w:r>
-    </w:p>
-    <w:p>
-      <w:pPr>
-        <w:bidi/>
-      </w:pPr>
-      <w:r>
-        <w:rPr>
-          <w:lang w:val="ar_AE" w:bidi="ar_AE"/>
-        </w:rPr>
-      </w:r>
-      <w:r>
-        <w:rPr>
           <w:b/>
           <w:lang w:val="ar_AE" w:bidi="ar_AE"/>
         </w:rPr>
@@ -16365,22 +14510,6 @@
       </w:r>
       <w:r>
         <w:rPr>
-          <w:lang w:val="ar_AE" w:bidi="ar_AE"/>
-        </w:rPr>
-        <w:t>בְּ⁠טֶ֣רֶם ׀ לֹא־יָב֣וֹא עֲלֵי⁠כֶ֗ם חֲרוֹן֙ אַף־יְהוָ֔ה</w:t>
-      </w:r>
-    </w:p>
-    <w:p>
-      <w:pPr>
-        <w:bidi/>
-      </w:pPr>
-      <w:r>
-        <w:rPr>
-          <w:lang w:val="ar_AE" w:bidi="ar_AE"/>
-        </w:rPr>
-      </w:r>
-      <w:r>
-        <w:rPr>
           <w:b/>
           <w:lang w:val="ar_AE" w:bidi="ar_AE"/>
         </w:rPr>
@@ -16526,22 +14655,6 @@
       </w:r>
       <w:r>
         <w:rPr>
-          <w:lang w:val="ar_AE" w:bidi="ar_AE"/>
-        </w:rPr>
-        <w:t>בְּ⁠טֶ֣רֶם ׀ לֹא־יָב֣וֹא עֲלֵי⁠כֶ֗ם חֲרוֹן֙ אַף־יְהוָ֔ה</w:t>
-      </w:r>
-    </w:p>
-    <w:p>
-      <w:pPr>
-        <w:bidi/>
-      </w:pPr>
-      <w:r>
-        <w:rPr>
-          <w:lang w:val="ar_AE" w:bidi="ar_AE"/>
-        </w:rPr>
-      </w:r>
-      <w:r>
-        <w:rPr>
           <w:b/>
           <w:lang w:val="ar_AE" w:bidi="ar_AE"/>
         </w:rPr>
@@ -16674,22 +14787,6 @@
       </w:r>
       <w:r>
         <w:rPr>
-          <w:lang w:val="ar_AE" w:bidi="ar_AE"/>
-        </w:rPr>
-        <w:t>בְּ⁠טֶ֨רֶם֙ לֹא־יָב֣וֹא עֲלֵי⁠כֶ֔ם י֖וֹם אַף־יְהוָֽה</w:t>
-      </w:r>
-    </w:p>
-    <w:p>
-      <w:pPr>
-        <w:bidi/>
-      </w:pPr>
-      <w:r>
-        <w:rPr>
-          <w:lang w:val="ar_AE" w:bidi="ar_AE"/>
-        </w:rPr>
-      </w:r>
-      <w:r>
-        <w:rPr>
           <w:b/>
           <w:lang w:val="ar_AE" w:bidi="ar_AE"/>
         </w:rPr>
@@ -16796,22 +14893,6 @@
         <w:rPr>
           <w:lang w:val="ar_AE" w:bidi="ar_AE"/>
         </w:rPr>
-      </w:r>
-    </w:p>
-    <w:p>
-      <w:pPr>
-        <w:bidi/>
-      </w:pPr>
-      <w:r>
-        <w:rPr>
-          <w:lang w:val="ar_AE" w:bidi="ar_AE"/>
-        </w:rPr>
-      </w:r>
-      <w:r>
-        <w:rPr>
-          <w:lang w:val="ar_AE" w:bidi="ar_AE"/>
-        </w:rPr>
-        <w:t>בַּקְּשׁ֤וּ אֶת־יְהוָה֙</w:t>
       </w:r>
     </w:p>
     <w:p>
@@ -16949,22 +15030,6 @@
       </w:r>
       <w:r>
         <w:rPr>
-          <w:lang w:val="ar_AE" w:bidi="ar_AE"/>
-        </w:rPr>
-        <w:t>כָּל־עַנְוֵ֣י הָ⁠אָ֔רֶץ</w:t>
-      </w:r>
-    </w:p>
-    <w:p>
-      <w:pPr>
-        <w:bidi/>
-      </w:pPr>
-      <w:r>
-        <w:rPr>
-          <w:lang w:val="ar_AE" w:bidi="ar_AE"/>
-        </w:rPr>
-      </w:r>
-      <w:r>
-        <w:rPr>
           <w:b/>
           <w:lang w:val="ar_AE" w:bidi="ar_AE"/>
         </w:rPr>
@@ -17071,22 +15136,6 @@
         <w:rPr>
           <w:lang w:val="ar_AE" w:bidi="ar_AE"/>
         </w:rPr>
-      </w:r>
-    </w:p>
-    <w:p>
-      <w:pPr>
-        <w:bidi/>
-      </w:pPr>
-      <w:r>
-        <w:rPr>
-          <w:lang w:val="ar_AE" w:bidi="ar_AE"/>
-        </w:rPr>
-      </w:r>
-      <w:r>
-        <w:rPr>
-          <w:lang w:val="ar_AE" w:bidi="ar_AE"/>
-        </w:rPr>
-        <w:t>כָּל־עַנְוֵ֣י הָ⁠אָ֔רֶץ</w:t>
       </w:r>
     </w:p>
     <w:p>
@@ -17237,22 +15286,6 @@
       </w:r>
       <w:r>
         <w:rPr>
-          <w:lang w:val="ar_AE" w:bidi="ar_AE"/>
-        </w:rPr>
-        <w:t>אֲשֶׁ֥ר מִשְׁפָּט֖⁠וֹ פָּעָ֑לוּ</w:t>
-      </w:r>
-    </w:p>
-    <w:p>
-      <w:pPr>
-        <w:bidi/>
-      </w:pPr>
-      <w:r>
-        <w:rPr>
-          <w:lang w:val="ar_AE" w:bidi="ar_AE"/>
-        </w:rPr>
-      </w:r>
-      <w:r>
-        <w:rPr>
           <w:b/>
           <w:lang w:val="ar_AE" w:bidi="ar_AE"/>
         </w:rPr>
@@ -17359,22 +15392,6 @@
         <w:rPr>
           <w:lang w:val="ar_AE" w:bidi="ar_AE"/>
         </w:rPr>
-      </w:r>
-    </w:p>
-    <w:p>
-      <w:pPr>
-        <w:bidi/>
-      </w:pPr>
-      <w:r>
-        <w:rPr>
-          <w:lang w:val="ar_AE" w:bidi="ar_AE"/>
-        </w:rPr>
-      </w:r>
-      <w:r>
-        <w:rPr>
-          <w:lang w:val="ar_AE" w:bidi="ar_AE"/>
-        </w:rPr>
-        <w:t>בַּקְּשׁוּ־צֶ֨דֶק֙ בַּקְּשׁ֣וּ עֲנָוָ֔ה</w:t>
       </w:r>
     </w:p>
     <w:p>
@@ -17538,22 +15555,6 @@
       </w:r>
       <w:r>
         <w:rPr>
-          <w:lang w:val="ar_AE" w:bidi="ar_AE"/>
-        </w:rPr>
-        <w:t>בַּקְּשׁוּ־צֶ֨דֶק֙ בַּקְּשׁ֣וּ עֲנָוָ֔ה</w:t>
-      </w:r>
-    </w:p>
-    <w:p>
-      <w:pPr>
-        <w:bidi/>
-      </w:pPr>
-      <w:r>
-        <w:rPr>
-          <w:lang w:val="ar_AE" w:bidi="ar_AE"/>
-        </w:rPr>
-      </w:r>
-      <w:r>
-        <w:rPr>
           <w:b/>
           <w:lang w:val="ar_AE" w:bidi="ar_AE"/>
         </w:rPr>
@@ -17686,22 +15687,6 @@
       </w:r>
       <w:r>
         <w:rPr>
-          <w:lang w:val="ar_AE" w:bidi="ar_AE"/>
-        </w:rPr>
-        <w:t>תִּסָּ֣תְר֔וּ</w:t>
-      </w:r>
-    </w:p>
-    <w:p>
-      <w:pPr>
-        <w:bidi/>
-      </w:pPr>
-      <w:r>
-        <w:rPr>
-          <w:lang w:val="ar_AE" w:bidi="ar_AE"/>
-        </w:rPr>
-      </w:r>
-      <w:r>
-        <w:rPr>
           <w:b/>
           <w:lang w:val="ar_AE" w:bidi="ar_AE"/>
         </w:rPr>
@@ -17808,22 +15793,6 @@
       </w:r>
       <w:r>
         <w:rPr>
-          <w:lang w:val="ar_AE" w:bidi="ar_AE"/>
-        </w:rPr>
-        <w:t>תִּסָּ֣תְר֔וּ</w:t>
-      </w:r>
-    </w:p>
-    <w:p>
-      <w:pPr>
-        <w:bidi/>
-      </w:pPr>
-      <w:r>
-        <w:rPr>
-          <w:lang w:val="ar_AE" w:bidi="ar_AE"/>
-        </w:rPr>
-      </w:r>
-      <w:r>
-        <w:rPr>
           <w:b/>
           <w:lang w:val="ar_AE" w:bidi="ar_AE"/>
         </w:rPr>
@@ -17956,22 +15925,6 @@
       </w:r>
       <w:r>
         <w:rPr>
-          <w:lang w:val="ar_AE" w:bidi="ar_AE"/>
-        </w:rPr>
-        <w:t>בְּ⁠י֖וֹם אַף־יְהוָֽה</w:t>
-      </w:r>
-    </w:p>
-    <w:p>
-      <w:pPr>
-        <w:bidi/>
-      </w:pPr>
-      <w:r>
-        <w:rPr>
-          <w:lang w:val="ar_AE" w:bidi="ar_AE"/>
-        </w:rPr>
-      </w:r>
-      <w:r>
-        <w:rPr>
           <w:b/>
           <w:lang w:val="ar_AE" w:bidi="ar_AE"/>
         </w:rPr>
@@ -18078,22 +16031,6 @@
       </w:r>
       <w:r>
         <w:rPr>
-          <w:lang w:val="ar_AE" w:bidi="ar_AE"/>
-        </w:rPr>
-        <w:t>עַזָּה֙ עֲזוּבָ֣ה תִֽהְיֶ֔ה &amp; וְ⁠עֶקְר֖וֹן תֵּעָקֵֽר</w:t>
-      </w:r>
-    </w:p>
-    <w:p>
-      <w:pPr>
-        <w:bidi/>
-      </w:pPr>
-      <w:r>
-        <w:rPr>
-          <w:lang w:val="ar_AE" w:bidi="ar_AE"/>
-        </w:rPr>
-      </w:r>
-      <w:r>
-        <w:rPr>
           <w:b/>
           <w:lang w:val="ar_AE" w:bidi="ar_AE"/>
         </w:rPr>
@@ -18200,22 +16137,6 @@
       </w:r>
       <w:r>
         <w:rPr>
-          <w:lang w:val="ar_AE" w:bidi="ar_AE"/>
-        </w:rPr>
-        <w:t>עַזָּה֙ עֲזוּבָ֣ה תִֽהְיֶ֔ה</w:t>
-      </w:r>
-    </w:p>
-    <w:p>
-      <w:pPr>
-        <w:bidi/>
-      </w:pPr>
-      <w:r>
-        <w:rPr>
-          <w:lang w:val="ar_AE" w:bidi="ar_AE"/>
-        </w:rPr>
-      </w:r>
-      <w:r>
-        <w:rPr>
           <w:b/>
           <w:lang w:val="ar_AE" w:bidi="ar_AE"/>
         </w:rPr>
@@ -18322,22 +16243,6 @@
       </w:r>
       <w:r>
         <w:rPr>
-          <w:lang w:val="ar_AE" w:bidi="ar_AE"/>
-        </w:rPr>
-        <w:t>וְ⁠אַשְׁקְל֖וֹן לִ⁠שְׁמָמָ֑ה</w:t>
-      </w:r>
-    </w:p>
-    <w:p>
-      <w:pPr>
-        <w:bidi/>
-      </w:pPr>
-      <w:r>
-        <w:rPr>
-          <w:lang w:val="ar_AE" w:bidi="ar_AE"/>
-        </w:rPr>
-      </w:r>
-      <w:r>
-        <w:rPr>
           <w:b/>
           <w:lang w:val="ar_AE" w:bidi="ar_AE"/>
         </w:rPr>
@@ -18444,22 +16349,6 @@
       </w:r>
       <w:r>
         <w:rPr>
-          <w:lang w:val="ar_AE" w:bidi="ar_AE"/>
-        </w:rPr>
-        <w:t>אַשְׁדּ֗וֹד &amp; יְגָ֣רְשׁ֔וּ⁠הָ</w:t>
-      </w:r>
-    </w:p>
-    <w:p>
-      <w:pPr>
-        <w:bidi/>
-      </w:pPr>
-      <w:r>
-        <w:rPr>
-          <w:lang w:val="ar_AE" w:bidi="ar_AE"/>
-        </w:rPr>
-      </w:r>
-      <w:r>
-        <w:rPr>
           <w:b/>
           <w:lang w:val="ar_AE" w:bidi="ar_AE"/>
         </w:rPr>
@@ -18592,22 +16481,6 @@
       </w:r>
       <w:r>
         <w:rPr>
-          <w:lang w:val="ar_AE" w:bidi="ar_AE"/>
-        </w:rPr>
-        <w:t>אַשְׁדּ֗וֹד &amp; יְגָ֣רְשׁ֔וּ⁠הָ</w:t>
-      </w:r>
-    </w:p>
-    <w:p>
-      <w:pPr>
-        <w:bidi/>
-      </w:pPr>
-      <w:r>
-        <w:rPr>
-          <w:lang w:val="ar_AE" w:bidi="ar_AE"/>
-        </w:rPr>
-      </w:r>
-      <w:r>
-        <w:rPr>
           <w:b/>
           <w:lang w:val="ar_AE" w:bidi="ar_AE"/>
         </w:rPr>
@@ -18714,22 +16587,6 @@
       </w:r>
       <w:r>
         <w:rPr>
-          <w:lang w:val="ar_AE" w:bidi="ar_AE"/>
-        </w:rPr>
-        <w:t>בַּֽ⁠צָּהֳרַ֨יִם֙</w:t>
-      </w:r>
-    </w:p>
-    <w:p>
-      <w:pPr>
-        <w:bidi/>
-      </w:pPr>
-      <w:r>
-        <w:rPr>
-          <w:lang w:val="ar_AE" w:bidi="ar_AE"/>
-        </w:rPr>
-      </w:r>
-      <w:r>
-        <w:rPr>
           <w:b/>
           <w:lang w:val="ar_AE" w:bidi="ar_AE"/>
         </w:rPr>
@@ -18849,22 +16706,6 @@
       </w:r>
       <w:r>
         <w:rPr>
-          <w:lang w:val="ar_AE" w:bidi="ar_AE"/>
-        </w:rPr>
-        <w:t>וְ⁠עֶקְר֖וֹן תֵּעָקֵֽר</w:t>
-      </w:r>
-    </w:p>
-    <w:p>
-      <w:pPr>
-        <w:bidi/>
-      </w:pPr>
-      <w:r>
-        <w:rPr>
-          <w:lang w:val="ar_AE" w:bidi="ar_AE"/>
-        </w:rPr>
-      </w:r>
-      <w:r>
-        <w:rPr>
           <w:b/>
           <w:lang w:val="ar_AE" w:bidi="ar_AE"/>
         </w:rPr>
@@ -18997,22 +16838,6 @@
       </w:r>
       <w:r>
         <w:rPr>
-          <w:lang w:val="ar_AE" w:bidi="ar_AE"/>
-        </w:rPr>
-        <w:t>וְ⁠עֶקְר֖וֹן תֵּעָקֵֽר</w:t>
-      </w:r>
-    </w:p>
-    <w:p>
-      <w:pPr>
-        <w:bidi/>
-      </w:pPr>
-      <w:r>
-        <w:rPr>
-          <w:lang w:val="ar_AE" w:bidi="ar_AE"/>
-        </w:rPr>
-      </w:r>
-      <w:r>
-        <w:rPr>
           <w:b/>
           <w:lang w:val="ar_AE" w:bidi="ar_AE"/>
         </w:rPr>
@@ -19119,22 +16944,6 @@
       </w:r>
       <w:r>
         <w:rPr>
-          <w:lang w:val="ar_AE" w:bidi="ar_AE"/>
-        </w:rPr>
-        <w:t>חֶ֥בֶל הַ⁠יָּ֖ם</w:t>
-      </w:r>
-    </w:p>
-    <w:p>
-      <w:pPr>
-        <w:bidi/>
-      </w:pPr>
-      <w:r>
-        <w:rPr>
-          <w:lang w:val="ar_AE" w:bidi="ar_AE"/>
-        </w:rPr>
-      </w:r>
-      <w:r>
-        <w:rPr>
           <w:b/>
           <w:lang w:val="ar_AE" w:bidi="ar_AE"/>
         </w:rPr>
@@ -19267,22 +17076,6 @@
       </w:r>
       <w:r>
         <w:rPr>
-          <w:lang w:val="ar_AE" w:bidi="ar_AE"/>
-        </w:rPr>
-        <w:t>כְּרֵתִ֑ים</w:t>
-      </w:r>
-    </w:p>
-    <w:p>
-      <w:pPr>
-        <w:bidi/>
-      </w:pPr>
-      <w:r>
-        <w:rPr>
-          <w:lang w:val="ar_AE" w:bidi="ar_AE"/>
-        </w:rPr>
-      </w:r>
-      <w:r>
-        <w:rPr>
           <w:b/>
           <w:lang w:val="ar_AE" w:bidi="ar_AE"/>
         </w:rPr>
@@ -19415,22 +17208,6 @@
       </w:r>
       <w:r>
         <w:rPr>
-          <w:lang w:val="ar_AE" w:bidi="ar_AE"/>
-        </w:rPr>
-        <w:t>דְּבַר־יְהוָ֣ה עֲלֵי⁠כֶ֗ם</w:t>
-      </w:r>
-    </w:p>
-    <w:p>
-      <w:pPr>
-        <w:bidi/>
-      </w:pPr>
-      <w:r>
-        <w:rPr>
-          <w:lang w:val="ar_AE" w:bidi="ar_AE"/>
-        </w:rPr>
-      </w:r>
-      <w:r>
-        <w:rPr>
           <w:b/>
           <w:lang w:val="ar_AE" w:bidi="ar_AE"/>
         </w:rPr>
@@ -19550,22 +17327,6 @@
       </w:r>
       <w:r>
         <w:rPr>
-          <w:lang w:val="ar_AE" w:bidi="ar_AE"/>
-        </w:rPr>
-        <w:t>עֲלֵי⁠כֶ֗ם כְּנַ֨עַן֙ אֶ֣רֶץ פְּלִשְׁתִּ֔ים</w:t>
-      </w:r>
-    </w:p>
-    <w:p>
-      <w:pPr>
-        <w:bidi/>
-      </w:pPr>
-      <w:r>
-        <w:rPr>
-          <w:lang w:val="ar_AE" w:bidi="ar_AE"/>
-        </w:rPr>
-      </w:r>
-      <w:r>
-        <w:rPr>
           <w:b/>
           <w:lang w:val="ar_AE" w:bidi="ar_AE"/>
         </w:rPr>
@@ -19685,22 +17446,6 @@
       </w:r>
       <w:r>
         <w:rPr>
-          <w:lang w:val="ar_AE" w:bidi="ar_AE"/>
-        </w:rPr>
-        <w:t>עֲלֵי⁠כֶ֗ם</w:t>
-      </w:r>
-    </w:p>
-    <w:p>
-      <w:pPr>
-        <w:bidi/>
-      </w:pPr>
-      <w:r>
-        <w:rPr>
-          <w:lang w:val="ar_AE" w:bidi="ar_AE"/>
-        </w:rPr>
-      </w:r>
-      <w:r>
-        <w:rPr>
           <w:b/>
           <w:lang w:val="ar_AE" w:bidi="ar_AE"/>
         </w:rPr>
@@ -19820,22 +17565,6 @@
       </w:r>
       <w:r>
         <w:rPr>
-          <w:lang w:val="ar_AE" w:bidi="ar_AE"/>
-        </w:rPr>
-        <w:t>וְ⁠הַאֲבַדְתִּ֖י⁠ךְ מֵ⁠אֵ֥ין יוֹשֵֽׁב</w:t>
-      </w:r>
-    </w:p>
-    <w:p>
-      <w:pPr>
-        <w:bidi/>
-      </w:pPr>
-      <w:r>
-        <w:rPr>
-          <w:lang w:val="ar_AE" w:bidi="ar_AE"/>
-        </w:rPr>
-      </w:r>
-      <w:r>
-        <w:rPr>
           <w:b/>
           <w:lang w:val="ar_AE" w:bidi="ar_AE"/>
         </w:rPr>
@@ -19942,22 +17671,6 @@
       </w:r>
       <w:r>
         <w:rPr>
-          <w:lang w:val="ar_AE" w:bidi="ar_AE"/>
-        </w:rPr>
-        <w:t>וְ⁠הַאֲבַדְתִּ֖י⁠ךְ מֵ⁠אֵ֥ין יוֹשֵֽׁב</w:t>
-      </w:r>
-    </w:p>
-    <w:p>
-      <w:pPr>
-        <w:bidi/>
-      </w:pPr>
-      <w:r>
-        <w:rPr>
-          <w:lang w:val="ar_AE" w:bidi="ar_AE"/>
-        </w:rPr>
-      </w:r>
-      <w:r>
-        <w:rPr>
           <w:b/>
           <w:lang w:val="ar_AE" w:bidi="ar_AE"/>
         </w:rPr>
@@ -20077,22 +17790,6 @@
       </w:r>
       <w:r>
         <w:rPr>
-          <w:lang w:val="ar_AE" w:bidi="ar_AE"/>
-        </w:rPr>
-        <w:t>חֶ֣בֶל הַ⁠יָּ֗ם</w:t>
-      </w:r>
-    </w:p>
-    <w:p>
-      <w:pPr>
-        <w:bidi/>
-      </w:pPr>
-      <w:r>
-        <w:rPr>
-          <w:lang w:val="ar_AE" w:bidi="ar_AE"/>
-        </w:rPr>
-      </w:r>
-      <w:r>
-        <w:rPr>
           <w:b/>
           <w:lang w:val="ar_AE" w:bidi="ar_AE"/>
         </w:rPr>
@@ -20199,22 +17896,6 @@
       </w:r>
       <w:r>
         <w:rPr>
-          <w:lang w:val="ar_AE" w:bidi="ar_AE"/>
-        </w:rPr>
-        <w:t>נְוֺ֛ת כְּרֹ֥ת רֹעִ֖ים וְ⁠גִדְר֥וֹת צֹֽאן</w:t>
-      </w:r>
-    </w:p>
-    <w:p>
-      <w:pPr>
-        <w:bidi/>
-      </w:pPr>
-      <w:r>
-        <w:rPr>
-          <w:lang w:val="ar_AE" w:bidi="ar_AE"/>
-        </w:rPr>
-      </w:r>
-      <w:r>
-        <w:rPr>
           <w:b/>
           <w:lang w:val="ar_AE" w:bidi="ar_AE"/>
         </w:rPr>
@@ -20347,22 +18028,6 @@
       </w:r>
       <w:r>
         <w:rPr>
-          <w:lang w:val="ar_AE" w:bidi="ar_AE"/>
-        </w:rPr>
-        <w:t>בֵּ֥ית יְהוּדָ֖ה</w:t>
-      </w:r>
-    </w:p>
-    <w:p>
-      <w:pPr>
-        <w:bidi/>
-      </w:pPr>
-      <w:r>
-        <w:rPr>
-          <w:lang w:val="ar_AE" w:bidi="ar_AE"/>
-        </w:rPr>
-      </w:r>
-      <w:r>
-        <w:rPr>
           <w:b/>
           <w:lang w:val="ar_AE" w:bidi="ar_AE"/>
         </w:rPr>
@@ -20482,22 +18147,6 @@
       </w:r>
       <w:r>
         <w:rPr>
-          <w:lang w:val="ar_AE" w:bidi="ar_AE"/>
-        </w:rPr>
-        <w:t>בְּ⁠בָתֵּ֣י אַשְׁקְל֗וֹן בָּ⁠עֶ֨רֶב֙ יִרְבָּצ֔וּ⁠ן</w:t>
-      </w:r>
-    </w:p>
-    <w:p>
-      <w:pPr>
-        <w:bidi/>
-      </w:pPr>
-      <w:r>
-        <w:rPr>
-          <w:lang w:val="ar_AE" w:bidi="ar_AE"/>
-        </w:rPr>
-      </w:r>
-      <w:r>
-        <w:rPr>
           <w:b/>
           <w:lang w:val="ar_AE" w:bidi="ar_AE"/>
         </w:rPr>
@@ -20591,22 +18240,6 @@
         <w:rPr>
           <w:lang w:val="ar_AE" w:bidi="ar_AE"/>
         </w:rPr>
-      </w:r>
-    </w:p>
-    <w:p>
-      <w:pPr>
-        <w:bidi/>
-      </w:pPr>
-      <w:r>
-        <w:rPr>
-          <w:lang w:val="ar_AE" w:bidi="ar_AE"/>
-        </w:rPr>
-      </w:r>
-      <w:r>
-        <w:rPr>
-          <w:lang w:val="ar_AE" w:bidi="ar_AE"/>
-        </w:rPr>
-        <w:t>יִפְקְדֵ֛⁠ם</w:t>
       </w:r>
     </w:p>
     <w:p>
@@ -20793,22 +18426,6 @@
       </w:r>
       <w:r>
         <w:rPr>
-          <w:lang w:val="ar_AE" w:bidi="ar_AE"/>
-        </w:rPr>
-        <w:t>שָׁמַ֨עְתִּי֙ חֶרְפַּ֣ת</w:t>
-      </w:r>
-    </w:p>
-    <w:p>
-      <w:pPr>
-        <w:bidi/>
-      </w:pPr>
-      <w:r>
-        <w:rPr>
-          <w:lang w:val="ar_AE" w:bidi="ar_AE"/>
-        </w:rPr>
-      </w:r>
-      <w:r>
-        <w:rPr>
           <w:b/>
           <w:lang w:val="ar_AE" w:bidi="ar_AE"/>
         </w:rPr>
@@ -20963,22 +18580,6 @@
       </w:r>
       <w:r>
         <w:rPr>
-          <w:lang w:val="ar_AE" w:bidi="ar_AE"/>
-        </w:rPr>
-        <w:t>מוֹאָ֔ב</w:t>
-      </w:r>
-    </w:p>
-    <w:p>
-      <w:pPr>
-        <w:bidi/>
-      </w:pPr>
-      <w:r>
-        <w:rPr>
-          <w:lang w:val="ar_AE" w:bidi="ar_AE"/>
-        </w:rPr>
-      </w:r>
-      <w:r>
-        <w:rPr>
           <w:b/>
           <w:lang w:val="ar_AE" w:bidi="ar_AE"/>
         </w:rPr>
@@ -21111,22 +18712,6 @@
       </w:r>
       <w:r>
         <w:rPr>
-          <w:lang w:val="ar_AE" w:bidi="ar_AE"/>
-        </w:rPr>
-        <w:t>בְּנֵ֣י עַמּ֑וֹן</w:t>
-      </w:r>
-    </w:p>
-    <w:p>
-      <w:pPr>
-        <w:bidi/>
-      </w:pPr>
-      <w:r>
-        <w:rPr>
-          <w:lang w:val="ar_AE" w:bidi="ar_AE"/>
-        </w:rPr>
-      </w:r>
-      <w:r>
-        <w:rPr>
           <w:b/>
           <w:lang w:val="ar_AE" w:bidi="ar_AE"/>
         </w:rPr>
@@ -21272,22 +18857,6 @@
       </w:r>
       <w:r>
         <w:rPr>
-          <w:lang w:val="ar_AE" w:bidi="ar_AE"/>
-        </w:rPr>
-        <w:t>וַ⁠יַּגְדִּ֖ילוּ עַל־גְּבוּלָֽ⁠ם</w:t>
-      </w:r>
-    </w:p>
-    <w:p>
-      <w:pPr>
-        <w:bidi/>
-      </w:pPr>
-      <w:r>
-        <w:rPr>
-          <w:lang w:val="ar_AE" w:bidi="ar_AE"/>
-        </w:rPr>
-      </w:r>
-      <w:r>
-        <w:rPr>
           <w:b/>
           <w:lang w:val="ar_AE" w:bidi="ar_AE"/>
         </w:rPr>
@@ -21394,22 +18963,6 @@
       </w:r>
       <w:r>
         <w:rPr>
-          <w:lang w:val="ar_AE" w:bidi="ar_AE"/>
-        </w:rPr>
-        <w:t>לָ⁠כֵ֣ן חַי־אָ֡נִי &amp; כִּֽי</w:t>
-      </w:r>
-    </w:p>
-    <w:p>
-      <w:pPr>
-        <w:bidi/>
-      </w:pPr>
-      <w:r>
-        <w:rPr>
-          <w:lang w:val="ar_AE" w:bidi="ar_AE"/>
-        </w:rPr>
-      </w:r>
-      <w:r>
-        <w:rPr>
           <w:b/>
           <w:lang w:val="ar_AE" w:bidi="ar_AE"/>
         </w:rPr>
@@ -21542,22 +19095,6 @@
       </w:r>
       <w:r>
         <w:rPr>
-          <w:lang w:val="ar_AE" w:bidi="ar_AE"/>
-        </w:rPr>
-        <w:t>נְאֻם֩ יְהוָ֨ה צְבָא֜וֹת אֱלֹהֵ֣י יִשְׂרָאֵ֗ל</w:t>
-      </w:r>
-    </w:p>
-    <w:p>
-      <w:pPr>
-        <w:bidi/>
-      </w:pPr>
-      <w:r>
-        <w:rPr>
-          <w:lang w:val="ar_AE" w:bidi="ar_AE"/>
-        </w:rPr>
-      </w:r>
-      <w:r>
-        <w:rPr>
           <w:b/>
           <w:lang w:val="ar_AE" w:bidi="ar_AE"/>
         </w:rPr>
@@ -21664,22 +19201,6 @@
       </w:r>
       <w:r>
         <w:rPr>
-          <w:lang w:val="ar_AE" w:bidi="ar_AE"/>
-        </w:rPr>
-        <w:t>יְהוָ֨ה צְבָא֜וֹת</w:t>
-      </w:r>
-    </w:p>
-    <w:p>
-      <w:pPr>
-        <w:bidi/>
-      </w:pPr>
-      <w:r>
-        <w:rPr>
-          <w:lang w:val="ar_AE" w:bidi="ar_AE"/>
-        </w:rPr>
-      </w:r>
-      <w:r>
-        <w:rPr>
           <w:b/>
           <w:lang w:val="ar_AE" w:bidi="ar_AE"/>
         </w:rPr>
@@ -21786,22 +19307,6 @@
         <w:rPr>
           <w:lang w:val="ar_AE" w:bidi="ar_AE"/>
         </w:rPr>
-      </w:r>
-    </w:p>
-    <w:p>
-      <w:pPr>
-        <w:bidi/>
-      </w:pPr>
-      <w:r>
-        <w:rPr>
-          <w:lang w:val="ar_AE" w:bidi="ar_AE"/>
-        </w:rPr>
-      </w:r>
-      <w:r>
-        <w:rPr>
-          <w:lang w:val="ar_AE" w:bidi="ar_AE"/>
-        </w:rPr>
-        <w:t>מוֹאָ֞ב כִּ⁠סְדֹ֤ם תִּֽהְיֶה֙ וּ⁠בְנֵ֤י עַמּוֹן֙ כַּֽ⁠עֲמֹרָ֔ה</w:t>
       </w:r>
     </w:p>
     <w:p>
@@ -21991,22 +19496,6 @@
       </w:r>
       <w:r>
         <w:rPr>
-          <w:lang w:val="ar_AE" w:bidi="ar_AE"/>
-        </w:rPr>
-        <w:t>מִמְשַׁ֥ק חָר֛וּל וּ⁠מִכְרֵה־מֶ֥לַח וּ⁠שְׁמָמָ֖ה עַד־עוֹלָ֑ם</w:t>
-      </w:r>
-    </w:p>
-    <w:p>
-      <w:pPr>
-        <w:bidi/>
-      </w:pPr>
-      <w:r>
-        <w:rPr>
-          <w:lang w:val="ar_AE" w:bidi="ar_AE"/>
-        </w:rPr>
-      </w:r>
-      <w:r>
-        <w:rPr>
           <w:b/>
           <w:lang w:val="ar_AE" w:bidi="ar_AE"/>
         </w:rPr>
@@ -22113,22 +19602,6 @@
       </w:r>
       <w:r>
         <w:rPr>
-          <w:lang w:val="ar_AE" w:bidi="ar_AE"/>
-        </w:rPr>
-        <w:t>מִמְשַׁ֥ק חָר֛וּל וּ⁠מִכְרֵה־מֶ֥לַח וּ⁠שְׁמָמָ֖ה עַד־עוֹלָ֑ם</w:t>
-      </w:r>
-    </w:p>
-    <w:p>
-      <w:pPr>
-        <w:bidi/>
-      </w:pPr>
-      <w:r>
-        <w:rPr>
-          <w:lang w:val="ar_AE" w:bidi="ar_AE"/>
-        </w:rPr>
-      </w:r>
-      <w:r>
-        <w:rPr>
           <w:b/>
           <w:lang w:val="ar_AE" w:bidi="ar_AE"/>
         </w:rPr>
@@ -22261,22 +19734,6 @@
       </w:r>
       <w:r>
         <w:rPr>
-          <w:lang w:val="ar_AE" w:bidi="ar_AE"/>
-        </w:rPr>
-        <w:t>מִמְשַׁ֥ק חָר֛וּל וּ⁠מִכְרֵה־מֶ֥לַח וּ⁠שְׁמָמָ֖ה עַד־עוֹלָ֑ם</w:t>
-      </w:r>
-    </w:p>
-    <w:p>
-      <w:pPr>
-        <w:bidi/>
-      </w:pPr>
-      <w:r>
-        <w:rPr>
-          <w:lang w:val="ar_AE" w:bidi="ar_AE"/>
-        </w:rPr>
-      </w:r>
-      <w:r>
-        <w:rPr>
           <w:b/>
           <w:lang w:val="ar_AE" w:bidi="ar_AE"/>
         </w:rPr>
@@ -22383,22 +19840,6 @@
       </w:r>
       <w:r>
         <w:rPr>
-          <w:lang w:val="ar_AE" w:bidi="ar_AE"/>
-        </w:rPr>
-        <w:t>שְׁאֵרִ֤ית עַמִּ⁠י֙ יְבָזּ֔וּ⁠ם וְ⁠יֶ֥תֶר גּוֹיִ֖י יִנְחָלֽוּ⁠ם</w:t>
-      </w:r>
-    </w:p>
-    <w:p>
-      <w:pPr>
-        <w:bidi/>
-      </w:pPr>
-      <w:r>
-        <w:rPr>
-          <w:lang w:val="ar_AE" w:bidi="ar_AE"/>
-        </w:rPr>
-      </w:r>
-      <w:r>
-        <w:rPr>
           <w:b/>
           <w:lang w:val="ar_AE" w:bidi="ar_AE"/>
         </w:rPr>
@@ -22518,22 +19959,6 @@
       </w:r>
       <w:r>
         <w:rPr>
-          <w:lang w:val="ar_AE" w:bidi="ar_AE"/>
-        </w:rPr>
-        <w:t>זֹ֥את לָ⁠הֶ֖ם תַּ֣חַת גְּאוֹנָ֑⁠ם כִּ֤י חֵֽרְפוּ֙ וַ⁠יַּגְדִּ֔לוּ עַל־עַ֖ם יְהוָ֥ה צְבָאֽוֹת</w:t>
-      </w:r>
-    </w:p>
-    <w:p>
-      <w:pPr>
-        <w:bidi/>
-      </w:pPr>
-      <w:r>
-        <w:rPr>
-          <w:lang w:val="ar_AE" w:bidi="ar_AE"/>
-        </w:rPr>
-      </w:r>
-      <w:r>
-        <w:rPr>
           <w:b/>
           <w:lang w:val="ar_AE" w:bidi="ar_AE"/>
         </w:rPr>
@@ -22640,22 +20065,6 @@
       </w:r>
       <w:r>
         <w:rPr>
-          <w:lang w:val="ar_AE" w:bidi="ar_AE"/>
-        </w:rPr>
-        <w:t>זֹ֥את לָ⁠הֶ֖ם תַּ֣חַת גְּאוֹנָ֑⁠ם</w:t>
-      </w:r>
-    </w:p>
-    <w:p>
-      <w:pPr>
-        <w:bidi/>
-      </w:pPr>
-      <w:r>
-        <w:rPr>
-          <w:lang w:val="ar_AE" w:bidi="ar_AE"/>
-        </w:rPr>
-      </w:r>
-      <w:r>
-        <w:rPr>
           <w:b/>
           <w:lang w:val="ar_AE" w:bidi="ar_AE"/>
         </w:rPr>
@@ -22762,22 +20171,6 @@
         <w:rPr>
           <w:lang w:val="ar_AE" w:bidi="ar_AE"/>
         </w:rPr>
-      </w:r>
-    </w:p>
-    <w:p>
-      <w:pPr>
-        <w:bidi/>
-      </w:pPr>
-      <w:r>
-        <w:rPr>
-          <w:lang w:val="ar_AE" w:bidi="ar_AE"/>
-        </w:rPr>
-      </w:r>
-      <w:r>
-        <w:rPr>
-          <w:lang w:val="ar_AE" w:bidi="ar_AE"/>
-        </w:rPr>
-        <w:t>וַ⁠יַּגְדִּ֔לוּ עַל</w:t>
       </w:r>
     </w:p>
     <w:p>
@@ -22915,22 +20308,6 @@
       </w:r>
       <w:r>
         <w:rPr>
-          <w:lang w:val="ar_AE" w:bidi="ar_AE"/>
-        </w:rPr>
-        <w:t>יְהוָ֥ה צְבָאֽוֹת</w:t>
-      </w:r>
-    </w:p>
-    <w:p>
-      <w:pPr>
-        <w:bidi/>
-      </w:pPr>
-      <w:r>
-        <w:rPr>
-          <w:lang w:val="ar_AE" w:bidi="ar_AE"/>
-        </w:rPr>
-      </w:r>
-      <w:r>
-        <w:rPr>
           <w:b/>
           <w:lang w:val="ar_AE" w:bidi="ar_AE"/>
         </w:rPr>
@@ -23037,22 +20414,6 @@
       </w:r>
       <w:r>
         <w:rPr>
-          <w:lang w:val="ar_AE" w:bidi="ar_AE"/>
-        </w:rPr>
-        <w:t>רָזָ֔ה אֵ֖ת כָּל־אֱלֹהֵ֣י הָ⁠אָ֑רֶץ</w:t>
-      </w:r>
-    </w:p>
-    <w:p>
-      <w:pPr>
-        <w:bidi/>
-      </w:pPr>
-      <w:r>
-        <w:rPr>
-          <w:lang w:val="ar_AE" w:bidi="ar_AE"/>
-        </w:rPr>
-      </w:r>
-      <w:r>
-        <w:rPr>
           <w:b/>
           <w:lang w:val="ar_AE" w:bidi="ar_AE"/>
         </w:rPr>
@@ -23172,22 +20533,6 @@
       </w:r>
       <w:r>
         <w:rPr>
-          <w:lang w:val="ar_AE" w:bidi="ar_AE"/>
-        </w:rPr>
-        <w:t>וְ⁠יִשְׁתַּֽחֲווּ־ל⁠וֹ֙ &amp; כֹּ֖ל אִיֵּ֥י הַ⁠גּוֹיִֽם</w:t>
-      </w:r>
-    </w:p>
-    <w:p>
-      <w:pPr>
-        <w:bidi/>
-      </w:pPr>
-      <w:r>
-        <w:rPr>
-          <w:lang w:val="ar_AE" w:bidi="ar_AE"/>
-        </w:rPr>
-      </w:r>
-      <w:r>
-        <w:rPr>
           <w:b/>
           <w:lang w:val="ar_AE" w:bidi="ar_AE"/>
         </w:rPr>
@@ -23333,22 +20678,6 @@
       </w:r>
       <w:r>
         <w:rPr>
-          <w:lang w:val="ar_AE" w:bidi="ar_AE"/>
-        </w:rPr>
-        <w:t>וְ⁠יִשְׁתַּֽחֲווּ־ל⁠וֹ֙ &amp; כֹּ֖ל אִיֵּ֥י הַ⁠גּוֹיִֽם</w:t>
-      </w:r>
-    </w:p>
-    <w:p>
-      <w:pPr>
-        <w:bidi/>
-      </w:pPr>
-      <w:r>
-        <w:rPr>
-          <w:lang w:val="ar_AE" w:bidi="ar_AE"/>
-        </w:rPr>
-      </w:r>
-      <w:r>
-        <w:rPr>
           <w:b/>
           <w:lang w:val="ar_AE" w:bidi="ar_AE"/>
         </w:rPr>
@@ -23481,22 +20810,6 @@
       </w:r>
       <w:r>
         <w:rPr>
-          <w:lang w:val="ar_AE" w:bidi="ar_AE"/>
-        </w:rPr>
-        <w:t>אִ֣ישׁ מִ⁠מְּקוֹמ֔⁠וֹ</w:t>
-      </w:r>
-    </w:p>
-    <w:p>
-      <w:pPr>
-        <w:bidi/>
-      </w:pPr>
-      <w:r>
-        <w:rPr>
-          <w:lang w:val="ar_AE" w:bidi="ar_AE"/>
-        </w:rPr>
-      </w:r>
-      <w:r>
-        <w:rPr>
           <w:b/>
           <w:lang w:val="ar_AE" w:bidi="ar_AE"/>
         </w:rPr>
@@ -23616,22 +20929,6 @@
       </w:r>
       <w:r>
         <w:rPr>
-          <w:lang w:val="ar_AE" w:bidi="ar_AE"/>
-        </w:rPr>
-        <w:t>גַּם־אַתֶּ֣ם כּוּשִׁ֔ים</w:t>
-      </w:r>
-    </w:p>
-    <w:p>
-      <w:pPr>
-        <w:bidi/>
-      </w:pPr>
-      <w:r>
-        <w:rPr>
-          <w:lang w:val="ar_AE" w:bidi="ar_AE"/>
-        </w:rPr>
-      </w:r>
-      <w:r>
-        <w:rPr>
           <w:b/>
           <w:lang w:val="ar_AE" w:bidi="ar_AE"/>
         </w:rPr>
@@ -23738,22 +21035,6 @@
       </w:r>
       <w:r>
         <w:rPr>
-          <w:lang w:val="ar_AE" w:bidi="ar_AE"/>
-        </w:rPr>
-        <w:t>חַֽלְלֵ֥י חַרְבִּ֖⁠י הֵֽמָּה</w:t>
-      </w:r>
-    </w:p>
-    <w:p>
-      <w:pPr>
-        <w:bidi/>
-      </w:pPr>
-      <w:r>
-        <w:rPr>
-          <w:lang w:val="ar_AE" w:bidi="ar_AE"/>
-        </w:rPr>
-      </w:r>
-      <w:r>
-        <w:rPr>
           <w:b/>
           <w:lang w:val="ar_AE" w:bidi="ar_AE"/>
         </w:rPr>
@@ -23860,22 +21141,6 @@
       </w:r>
       <w:r>
         <w:rPr>
-          <w:lang w:val="ar_AE" w:bidi="ar_AE"/>
-        </w:rPr>
-        <w:t>חַֽלְלֵ֥י חַרְבִּ֖⁠י הֵֽמָּה</w:t>
-      </w:r>
-    </w:p>
-    <w:p>
-      <w:pPr>
-        <w:bidi/>
-      </w:pPr>
-      <w:r>
-        <w:rPr>
-          <w:lang w:val="ar_AE" w:bidi="ar_AE"/>
-        </w:rPr>
-      </w:r>
-      <w:r>
-        <w:rPr>
           <w:b/>
           <w:lang w:val="ar_AE" w:bidi="ar_AE"/>
         </w:rPr>
@@ -23982,22 +21247,6 @@
       </w:r>
       <w:r>
         <w:rPr>
-          <w:lang w:val="ar_AE" w:bidi="ar_AE"/>
-        </w:rPr>
-        <w:t>חַֽלְלֵ֥י חַרְבִּ֖⁠י הֵֽמָּה</w:t>
-      </w:r>
-    </w:p>
-    <w:p>
-      <w:pPr>
-        <w:bidi/>
-      </w:pPr>
-      <w:r>
-        <w:rPr>
-          <w:lang w:val="ar_AE" w:bidi="ar_AE"/>
-        </w:rPr>
-      </w:r>
-      <w:r>
-        <w:rPr>
           <w:b/>
           <w:lang w:val="ar_AE" w:bidi="ar_AE"/>
         </w:rPr>
@@ -24117,22 +21366,6 @@
       </w:r>
       <w:r>
         <w:rPr>
-          <w:lang w:val="ar_AE" w:bidi="ar_AE"/>
-        </w:rPr>
-        <w:t>וְ⁠יֵ֤ט יָד⁠וֹ֙ עַל־צָפ֔וֹן וִֽ⁠יאַבֵּ֖ד אֶת־אַשּׁ֑וּר</w:t>
-      </w:r>
-    </w:p>
-    <w:p>
-      <w:pPr>
-        <w:bidi/>
-      </w:pPr>
-      <w:r>
-        <w:rPr>
-          <w:lang w:val="ar_AE" w:bidi="ar_AE"/>
-        </w:rPr>
-      </w:r>
-      <w:r>
-        <w:rPr>
           <w:b/>
           <w:lang w:val="ar_AE" w:bidi="ar_AE"/>
         </w:rPr>
@@ -24239,22 +21472,6 @@
         <w:rPr>
           <w:lang w:val="ar_AE" w:bidi="ar_AE"/>
         </w:rPr>
-      </w:r>
-    </w:p>
-    <w:p>
-      <w:pPr>
-        <w:bidi/>
-      </w:pPr>
-      <w:r>
-        <w:rPr>
-          <w:lang w:val="ar_AE" w:bidi="ar_AE"/>
-        </w:rPr>
-      </w:r>
-      <w:r>
-        <w:rPr>
-          <w:lang w:val="ar_AE" w:bidi="ar_AE"/>
-        </w:rPr>
-        <w:t>וְ⁠יֵ֤ט יָד⁠וֹ֙</w:t>
       </w:r>
     </w:p>
     <w:p>
@@ -24404,22 +21621,6 @@
       </w:r>
       <w:r>
         <w:rPr>
-          <w:lang w:val="ar_AE" w:bidi="ar_AE"/>
-        </w:rPr>
-        <w:t>צָפ֔וֹן</w:t>
-      </w:r>
-    </w:p>
-    <w:p>
-      <w:pPr>
-        <w:bidi/>
-      </w:pPr>
-      <w:r>
-        <w:rPr>
-          <w:lang w:val="ar_AE" w:bidi="ar_AE"/>
-        </w:rPr>
-      </w:r>
-      <w:r>
-        <w:rPr>
           <w:b/>
           <w:lang w:val="ar_AE" w:bidi="ar_AE"/>
         </w:rPr>
@@ -24552,22 +21753,6 @@
       </w:r>
       <w:r>
         <w:rPr>
-          <w:lang w:val="ar_AE" w:bidi="ar_AE"/>
-        </w:rPr>
-        <w:t>בְ⁠תוֹכָ֤⁠הּ</w:t>
-      </w:r>
-    </w:p>
-    <w:p>
-      <w:pPr>
-        <w:bidi/>
-      </w:pPr>
-      <w:r>
-        <w:rPr>
-          <w:lang w:val="ar_AE" w:bidi="ar_AE"/>
-        </w:rPr>
-      </w:r>
-      <w:r>
-        <w:rPr>
           <w:b/>
           <w:lang w:val="ar_AE" w:bidi="ar_AE"/>
         </w:rPr>
@@ -24687,22 +21872,6 @@
       </w:r>
       <w:r>
         <w:rPr>
-          <w:lang w:val="ar_AE" w:bidi="ar_AE"/>
-        </w:rPr>
-        <w:t>כָּל־חַיְת⁠וֹ־ג֔וֹי</w:t>
-      </w:r>
-    </w:p>
-    <w:p>
-      <w:pPr>
-        <w:bidi/>
-      </w:pPr>
-      <w:r>
-        <w:rPr>
-          <w:lang w:val="ar_AE" w:bidi="ar_AE"/>
-        </w:rPr>
-      </w:r>
-      <w:r>
-        <w:rPr>
           <w:b/>
           <w:lang w:val="ar_AE" w:bidi="ar_AE"/>
         </w:rPr>
@@ -24835,22 +22004,6 @@
       </w:r>
       <w:r>
         <w:rPr>
-          <w:lang w:val="ar_AE" w:bidi="ar_AE"/>
-        </w:rPr>
-        <w:t>גַּם־קָאַת֙ גַּם־קִפֹּ֔ד</w:t>
-      </w:r>
-    </w:p>
-    <w:p>
-      <w:pPr>
-        <w:bidi/>
-      </w:pPr>
-      <w:r>
-        <w:rPr>
-          <w:lang w:val="ar_AE" w:bidi="ar_AE"/>
-        </w:rPr>
-      </w:r>
-      <w:r>
-        <w:rPr>
           <w:b/>
           <w:lang w:val="ar_AE" w:bidi="ar_AE"/>
         </w:rPr>
@@ -24983,22 +22136,6 @@
       </w:r>
       <w:r>
         <w:rPr>
-          <w:lang w:val="ar_AE" w:bidi="ar_AE"/>
-        </w:rPr>
-        <w:t>בְּ⁠כַפְתֹּרֶ֖י⁠הָ יָלִ֑ינוּ</w:t>
-      </w:r>
-    </w:p>
-    <w:p>
-      <w:pPr>
-        <w:bidi/>
-      </w:pPr>
-      <w:r>
-        <w:rPr>
-          <w:lang w:val="ar_AE" w:bidi="ar_AE"/>
-        </w:rPr>
-      </w:r>
-      <w:r>
-        <w:rPr>
           <w:b/>
           <w:lang w:val="ar_AE" w:bidi="ar_AE"/>
         </w:rPr>
@@ -25118,22 +22255,6 @@
       </w:r>
       <w:r>
         <w:rPr>
-          <w:lang w:val="ar_AE" w:bidi="ar_AE"/>
-        </w:rPr>
-        <w:t>ק֠וֹל יְשׁוֹרֵ֤ר בַּֽ⁠חַלּוֹן֙ חֹ֣רֶב בַּ⁠סַּ֔ף כִּ֥י אַרְזָ֖ה עֵרָֽה</w:t>
-      </w:r>
-    </w:p>
-    <w:p>
-      <w:pPr>
-        <w:bidi/>
-      </w:pPr>
-      <w:r>
-        <w:rPr>
-          <w:lang w:val="ar_AE" w:bidi="ar_AE"/>
-        </w:rPr>
-      </w:r>
-      <w:r>
-        <w:rPr>
           <w:b/>
           <w:lang w:val="ar_AE" w:bidi="ar_AE"/>
         </w:rPr>
@@ -25260,22 +22381,6 @@
       </w:r>
       <w:r>
         <w:rPr>
-          <w:lang w:val="ar_AE" w:bidi="ar_AE"/>
-        </w:rPr>
-        <w:t>ק֠וֹל יְשׁוֹרֵ֤ר בַּֽ⁠חַלּוֹן֙</w:t>
-      </w:r>
-    </w:p>
-    <w:p>
-      <w:pPr>
-        <w:bidi/>
-      </w:pPr>
-      <w:r>
-        <w:rPr>
-          <w:lang w:val="ar_AE" w:bidi="ar_AE"/>
-        </w:rPr>
-      </w:r>
-      <w:r>
-        <w:rPr>
           <w:b/>
           <w:lang w:val="ar_AE" w:bidi="ar_AE"/>
         </w:rPr>
@@ -25408,22 +22513,6 @@
       </w:r>
       <w:r>
         <w:rPr>
-          <w:lang w:val="ar_AE" w:bidi="ar_AE"/>
-        </w:rPr>
-        <w:t>חֹ֣רֶב בַּ⁠סַּ֔ף</w:t>
-      </w:r>
-    </w:p>
-    <w:p>
-      <w:pPr>
-        <w:bidi/>
-      </w:pPr>
-      <w:r>
-        <w:rPr>
-          <w:lang w:val="ar_AE" w:bidi="ar_AE"/>
-        </w:rPr>
-      </w:r>
-      <w:r>
-        <w:rPr>
           <w:b/>
           <w:lang w:val="ar_AE" w:bidi="ar_AE"/>
         </w:rPr>
@@ -25543,22 +22632,6 @@
       </w:r>
       <w:r>
         <w:rPr>
-          <w:lang w:val="ar_AE" w:bidi="ar_AE"/>
-        </w:rPr>
-        <w:t>זֹ֞֠את הָ⁠עִ֤יר הָ⁠עַלִּיזָה֙ הַ⁠יּוֹשֶׁ֣בֶת לָ⁠בֶ֔טַח הָ⁠אֹֽמְרָה֙ בִּ⁠לְבָבָ֔⁠הּ אֲנִ֖י וְ⁠אַפְסִ֣⁠י ע֑וֹד</w:t>
-      </w:r>
-    </w:p>
-    <w:p>
-      <w:pPr>
-        <w:bidi/>
-      </w:pPr>
-      <w:r>
-        <w:rPr>
-          <w:lang w:val="ar_AE" w:bidi="ar_AE"/>
-        </w:rPr>
-      </w:r>
-      <w:r>
-        <w:rPr>
           <w:b/>
           <w:lang w:val="ar_AE" w:bidi="ar_AE"/>
         </w:rPr>
@@ -25691,22 +22764,6 @@
       </w:r>
       <w:r>
         <w:rPr>
-          <w:lang w:val="ar_AE" w:bidi="ar_AE"/>
-        </w:rPr>
-        <w:t>הָ⁠אֹֽמְרָה֙ בִּ⁠לְבָבָ֔⁠הּ אֲנִ֖י וְ⁠אַפְסִ֣⁠י ע֑וֹד</w:t>
-      </w:r>
-    </w:p>
-    <w:p>
-      <w:pPr>
-        <w:bidi/>
-      </w:pPr>
-      <w:r>
-        <w:rPr>
-          <w:lang w:val="ar_AE" w:bidi="ar_AE"/>
-        </w:rPr>
-      </w:r>
-      <w:r>
-        <w:rPr>
           <w:b/>
           <w:lang w:val="ar_AE" w:bidi="ar_AE"/>
         </w:rPr>
@@ -25826,22 +22883,6 @@
       </w:r>
       <w:r>
         <w:rPr>
-          <w:lang w:val="ar_AE" w:bidi="ar_AE"/>
-        </w:rPr>
-        <w:t>הָ⁠אֹֽמְרָה֙ בִּ⁠לְבָבָ֔⁠הּ אֲנִ֖י וְ⁠אַפְסִ֣⁠י ע֑וֹד</w:t>
-      </w:r>
-    </w:p>
-    <w:p>
-      <w:pPr>
-        <w:bidi/>
-      </w:pPr>
-      <w:r>
-        <w:rPr>
-          <w:lang w:val="ar_AE" w:bidi="ar_AE"/>
-        </w:rPr>
-      </w:r>
-      <w:r>
-        <w:rPr>
           <w:b/>
           <w:lang w:val="ar_AE" w:bidi="ar_AE"/>
         </w:rPr>
@@ -25948,22 +22989,6 @@
       </w:r>
       <w:r>
         <w:rPr>
-          <w:lang w:val="ar_AE" w:bidi="ar_AE"/>
-        </w:rPr>
-        <w:t>הָ⁠אֹֽמְרָה֙ בִּ⁠לְבָבָ֔⁠הּ אֲנִ֖י וְ⁠אַפְסִ֣⁠י ע֑וֹד</w:t>
-      </w:r>
-    </w:p>
-    <w:p>
-      <w:pPr>
-        <w:bidi/>
-      </w:pPr>
-      <w:r>
-        <w:rPr>
-          <w:lang w:val="ar_AE" w:bidi="ar_AE"/>
-        </w:rPr>
-      </w:r>
-      <w:r>
-        <w:rPr>
           <w:b/>
           <w:lang w:val="ar_AE" w:bidi="ar_AE"/>
         </w:rPr>
@@ -26070,22 +23095,6 @@
       </w:r>
       <w:r>
         <w:rPr>
-          <w:lang w:val="ar_AE" w:bidi="ar_AE"/>
-        </w:rPr>
-        <w:t>אֵ֣יךְ ׀ הָיְתָ֣ה לְ⁠שַׁמָּ֗ה</w:t>
-      </w:r>
-    </w:p>
-    <w:p>
-      <w:pPr>
-        <w:bidi/>
-      </w:pPr>
-      <w:r>
-        <w:rPr>
-          <w:lang w:val="ar_AE" w:bidi="ar_AE"/>
-        </w:rPr>
-      </w:r>
-      <w:r>
-        <w:rPr>
           <w:b/>
           <w:lang w:val="ar_AE" w:bidi="ar_AE"/>
         </w:rPr>
@@ -26192,22 +23201,6 @@
       </w:r>
       <w:r>
         <w:rPr>
-          <w:lang w:val="ar_AE" w:bidi="ar_AE"/>
-        </w:rPr>
-        <w:t>מַרְבֵּץ֙ לַֽ⁠חַיָּ֔ה</w:t>
-      </w:r>
-    </w:p>
-    <w:p>
-      <w:pPr>
-        <w:bidi/>
-      </w:pPr>
-      <w:r>
-        <w:rPr>
-          <w:lang w:val="ar_AE" w:bidi="ar_AE"/>
-        </w:rPr>
-      </w:r>
-      <w:r>
-        <w:rPr>
           <w:b/>
           <w:lang w:val="ar_AE" w:bidi="ar_AE"/>
         </w:rPr>
@@ -26327,22 +23320,6 @@
       </w:r>
       <w:r>
         <w:rPr>
-          <w:lang w:val="ar_AE" w:bidi="ar_AE"/>
-        </w:rPr>
-        <w:t>כֹּ֚ל עוֹבֵ֣ר עָלֶ֔י⁠הָ יִשְׁרֹ֖ק יָנִ֥יעַ יָדֽ⁠וֹ</w:t>
-      </w:r>
-    </w:p>
-    <w:p>
-      <w:pPr>
-        <w:bidi/>
-      </w:pPr>
-      <w:r>
-        <w:rPr>
-          <w:lang w:val="ar_AE" w:bidi="ar_AE"/>
-        </w:rPr>
-      </w:r>
-      <w:r>
-        <w:rPr>
           <w:b/>
           <w:lang w:val="ar_AE" w:bidi="ar_AE"/>
         </w:rPr>
@@ -26462,22 +23439,6 @@
       </w:r>
       <w:r>
         <w:rPr>
-          <w:lang w:val="ar_AE" w:bidi="ar_AE"/>
-        </w:rPr>
-        <w:t>ה֥וֹי מֹרְאָ֖ה וְ⁠נִגְאָלָ֑ה הָ⁠עִ֖יר הַ⁠יּוֹנָֽה</w:t>
-      </w:r>
-    </w:p>
-    <w:p>
-      <w:pPr>
-        <w:bidi/>
-      </w:pPr>
-      <w:r>
-        <w:rPr>
-          <w:lang w:val="ar_AE" w:bidi="ar_AE"/>
-        </w:rPr>
-      </w:r>
-      <w:r>
-        <w:rPr>
           <w:b/>
           <w:lang w:val="ar_AE" w:bidi="ar_AE"/>
         </w:rPr>
@@ -26597,22 +23558,6 @@
       </w:r>
       <w:r>
         <w:rPr>
-          <w:lang w:val="ar_AE" w:bidi="ar_AE"/>
-        </w:rPr>
-        <w:t>מֹרְאָ֖ה וְ⁠נִגְאָלָ֑ה הָ⁠עִ֖יר הַ⁠יּוֹנָֽה</w:t>
-      </w:r>
-    </w:p>
-    <w:p>
-      <w:pPr>
-        <w:bidi/>
-      </w:pPr>
-      <w:r>
-        <w:rPr>
-          <w:lang w:val="ar_AE" w:bidi="ar_AE"/>
-        </w:rPr>
-      </w:r>
-      <w:r>
-        <w:rPr>
           <w:b/>
           <w:lang w:val="ar_AE" w:bidi="ar_AE"/>
         </w:rPr>
@@ -26771,22 +23716,6 @@
       </w:r>
       <w:r>
         <w:rPr>
-          <w:lang w:val="ar_AE" w:bidi="ar_AE"/>
-        </w:rPr>
-        <w:t>מֹרְאָ֖ה וְ⁠נִגְאָלָ֑ה הָ⁠עִ֖יר הַ⁠יּוֹנָֽה</w:t>
-      </w:r>
-    </w:p>
-    <w:p>
-      <w:pPr>
-        <w:bidi/>
-      </w:pPr>
-      <w:r>
-        <w:rPr>
-          <w:lang w:val="ar_AE" w:bidi="ar_AE"/>
-        </w:rPr>
-      </w:r>
-      <w:r>
-        <w:rPr>
           <w:b/>
           <w:lang w:val="ar_AE" w:bidi="ar_AE"/>
         </w:rPr>
@@ -26906,22 +23835,6 @@
       </w:r>
       <w:r>
         <w:rPr>
-          <w:lang w:val="ar_AE" w:bidi="ar_AE"/>
-        </w:rPr>
-        <w:t>מֹרְאָ֖ה וְ⁠נִגְאָלָ֑ה</w:t>
-      </w:r>
-    </w:p>
-    <w:p>
-      <w:pPr>
-        <w:bidi/>
-      </w:pPr>
-      <w:r>
-        <w:rPr>
-          <w:lang w:val="ar_AE" w:bidi="ar_AE"/>
-        </w:rPr>
-      </w:r>
-      <w:r>
-        <w:rPr>
           <w:b/>
           <w:lang w:val="ar_AE" w:bidi="ar_AE"/>
         </w:rPr>
@@ -27028,22 +23941,6 @@
       </w:r>
       <w:r>
         <w:rPr>
-          <w:lang w:val="ar_AE" w:bidi="ar_AE"/>
-        </w:rPr>
-        <w:t>לֹ֤א שָֽׁמְעָה֙ בְּ⁠ק֔וֹל</w:t>
-      </w:r>
-    </w:p>
-    <w:p>
-      <w:pPr>
-        <w:bidi/>
-      </w:pPr>
-      <w:r>
-        <w:rPr>
-          <w:lang w:val="ar_AE" w:bidi="ar_AE"/>
-        </w:rPr>
-      </w:r>
-      <w:r>
-        <w:rPr>
           <w:b/>
           <w:lang w:val="ar_AE" w:bidi="ar_AE"/>
         </w:rPr>
@@ -27163,22 +24060,6 @@
       </w:r>
       <w:r>
         <w:rPr>
-          <w:lang w:val="ar_AE" w:bidi="ar_AE"/>
-        </w:rPr>
-        <w:t>לֹ֤א שָֽׁמְעָה֙ בְּ⁠ק֔וֹל</w:t>
-      </w:r>
-    </w:p>
-    <w:p>
-      <w:pPr>
-        <w:bidi/>
-      </w:pPr>
-      <w:r>
-        <w:rPr>
-          <w:lang w:val="ar_AE" w:bidi="ar_AE"/>
-        </w:rPr>
-      </w:r>
-      <w:r>
-        <w:rPr>
           <w:b/>
           <w:lang w:val="ar_AE" w:bidi="ar_AE"/>
         </w:rPr>
@@ -27298,22 +24179,6 @@
       </w:r>
       <w:r>
         <w:rPr>
-          <w:lang w:val="ar_AE" w:bidi="ar_AE"/>
-        </w:rPr>
-        <w:t>אֶל־אֱלֹהֶ֖י⁠הָ לֹ֥א קָרֵֽבָה</w:t>
-      </w:r>
-    </w:p>
-    <w:p>
-      <w:pPr>
-        <w:bidi/>
-      </w:pPr>
-      <w:r>
-        <w:rPr>
-          <w:lang w:val="ar_AE" w:bidi="ar_AE"/>
-        </w:rPr>
-      </w:r>
-      <w:r>
-        <w:rPr>
           <w:b/>
           <w:lang w:val="ar_AE" w:bidi="ar_AE"/>
         </w:rPr>
@@ -27433,22 +24298,6 @@
         <w:rPr>
           <w:lang w:val="ar_AE" w:bidi="ar_AE"/>
         </w:rPr>
-      </w:r>
-    </w:p>
-    <w:p>
-      <w:pPr>
-        <w:bidi/>
-      </w:pPr>
-      <w:r>
-        <w:rPr>
-          <w:lang w:val="ar_AE" w:bidi="ar_AE"/>
-        </w:rPr>
-      </w:r>
-      <w:r>
-        <w:rPr>
-          <w:lang w:val="ar_AE" w:bidi="ar_AE"/>
-        </w:rPr>
-        <w:t>שָׂרֶ֣י⁠הָ</w:t>
       </w:r>
     </w:p>
     <w:p>
@@ -27598,22 +24447,6 @@
       </w:r>
       <w:r>
         <w:rPr>
-          <w:lang w:val="ar_AE" w:bidi="ar_AE"/>
-        </w:rPr>
-        <w:t>בְ⁠קִרְבָּ֔⁠הּ אֲרָי֖וֹת שֹֽׁאֲגִ֑ים</w:t>
-      </w:r>
-    </w:p>
-    <w:p>
-      <w:pPr>
-        <w:bidi/>
-      </w:pPr>
-      <w:r>
-        <w:rPr>
-          <w:lang w:val="ar_AE" w:bidi="ar_AE"/>
-        </w:rPr>
-      </w:r>
-      <w:r>
-        <w:rPr>
           <w:b/>
           <w:lang w:val="ar_AE" w:bidi="ar_AE"/>
         </w:rPr>
@@ -27746,22 +24579,6 @@
       </w:r>
       <w:r>
         <w:rPr>
-          <w:lang w:val="ar_AE" w:bidi="ar_AE"/>
-        </w:rPr>
-        <w:t>זְאֵ֣בֵי עֶ֔רֶב</w:t>
-      </w:r>
-    </w:p>
-    <w:p>
-      <w:pPr>
-        <w:bidi/>
-      </w:pPr>
-      <w:r>
-        <w:rPr>
-          <w:lang w:val="ar_AE" w:bidi="ar_AE"/>
-        </w:rPr>
-      </w:r>
-      <w:r>
-        <w:rPr>
           <w:b/>
           <w:lang w:val="ar_AE" w:bidi="ar_AE"/>
         </w:rPr>
@@ -27907,22 +24724,6 @@
       </w:r>
       <w:r>
         <w:rPr>
-          <w:lang w:val="ar_AE" w:bidi="ar_AE"/>
-        </w:rPr>
-        <w:t>לֹ֥א גָרְמ֖וּ לַ⁠בֹּֽקֶר</w:t>
-      </w:r>
-    </w:p>
-    <w:p>
-      <w:pPr>
-        <w:bidi/>
-      </w:pPr>
-      <w:r>
-        <w:rPr>
-          <w:lang w:val="ar_AE" w:bidi="ar_AE"/>
-        </w:rPr>
-      </w:r>
-      <w:r>
-        <w:rPr>
           <w:b/>
           <w:lang w:val="ar_AE" w:bidi="ar_AE"/>
         </w:rPr>
@@ -28055,22 +24856,6 @@
       </w:r>
       <w:r>
         <w:rPr>
-          <w:lang w:val="ar_AE" w:bidi="ar_AE"/>
-        </w:rPr>
-        <w:t>פֹּֽחֲזִ֔ים</w:t>
-      </w:r>
-    </w:p>
-    <w:p>
-      <w:pPr>
-        <w:bidi/>
-      </w:pPr>
-      <w:r>
-        <w:rPr>
-          <w:lang w:val="ar_AE" w:bidi="ar_AE"/>
-        </w:rPr>
-      </w:r>
-      <w:r>
-        <w:rPr>
           <w:b/>
           <w:lang w:val="ar_AE" w:bidi="ar_AE"/>
         </w:rPr>
@@ -28203,22 +24988,6 @@
       </w:r>
       <w:r>
         <w:rPr>
-          <w:lang w:val="ar_AE" w:bidi="ar_AE"/>
-        </w:rPr>
-        <w:t>אַנְשֵׁ֖י בֹּֽגְד֑וֹת</w:t>
-      </w:r>
-    </w:p>
-    <w:p>
-      <w:pPr>
-        <w:bidi/>
-      </w:pPr>
-      <w:r>
-        <w:rPr>
-          <w:lang w:val="ar_AE" w:bidi="ar_AE"/>
-        </w:rPr>
-      </w:r>
-      <w:r>
-        <w:rPr>
           <w:b/>
           <w:lang w:val="ar_AE" w:bidi="ar_AE"/>
         </w:rPr>
@@ -28351,22 +25120,6 @@
       </w:r>
       <w:r>
         <w:rPr>
-          <w:lang w:val="ar_AE" w:bidi="ar_AE"/>
-        </w:rPr>
-        <w:t>אַנְשֵׁ֖י בֹּֽגְד֑וֹת</w:t>
-      </w:r>
-    </w:p>
-    <w:p>
-      <w:pPr>
-        <w:bidi/>
-      </w:pPr>
-      <w:r>
-        <w:rPr>
-          <w:lang w:val="ar_AE" w:bidi="ar_AE"/>
-        </w:rPr>
-      </w:r>
-      <w:r>
-        <w:rPr>
           <w:b/>
           <w:lang w:val="ar_AE" w:bidi="ar_AE"/>
         </w:rPr>
@@ -28499,22 +25252,6 @@
       </w:r>
       <w:r>
         <w:rPr>
-          <w:lang w:val="ar_AE" w:bidi="ar_AE"/>
-        </w:rPr>
-        <w:t>חִלְּלוּ־קֹ֔דֶשׁ</w:t>
-      </w:r>
-    </w:p>
-    <w:p>
-      <w:pPr>
-        <w:bidi/>
-      </w:pPr>
-      <w:r>
-        <w:rPr>
-          <w:lang w:val="ar_AE" w:bidi="ar_AE"/>
-        </w:rPr>
-      </w:r>
-      <w:r>
-        <w:rPr>
           <w:b/>
           <w:lang w:val="ar_AE" w:bidi="ar_AE"/>
         </w:rPr>
@@ -28647,22 +25384,6 @@
       </w:r>
       <w:r>
         <w:rPr>
-          <w:lang w:val="ar_AE" w:bidi="ar_AE"/>
-        </w:rPr>
-        <w:t>לֹ֥א יַעֲשֶׂ֖ה עַוְלָ֑ה</w:t>
-      </w:r>
-    </w:p>
-    <w:p>
-      <w:pPr>
-        <w:bidi/>
-      </w:pPr>
-      <w:r>
-        <w:rPr>
-          <w:lang w:val="ar_AE" w:bidi="ar_AE"/>
-        </w:rPr>
-      </w:r>
-      <w:r>
-        <w:rPr>
           <w:b/>
           <w:lang w:val="ar_AE" w:bidi="ar_AE"/>
         </w:rPr>
@@ -28795,22 +25516,6 @@
       </w:r>
       <w:r>
         <w:rPr>
-          <w:lang w:val="ar_AE" w:bidi="ar_AE"/>
-        </w:rPr>
-        <w:t>בַּ⁠בֹּ֨קֶר בַּ⁠בֹּ֜קֶר מִשְׁפָּט֨⁠וֹ יִתֵּ֤ן לָ⁠אוֹר֙ לֹ֣א נֶעְדָּ֔ר</w:t>
-      </w:r>
-    </w:p>
-    <w:p>
-      <w:pPr>
-        <w:bidi/>
-      </w:pPr>
-      <w:r>
-        <w:rPr>
-          <w:lang w:val="ar_AE" w:bidi="ar_AE"/>
-        </w:rPr>
-      </w:r>
-      <w:r>
-        <w:rPr>
           <w:b/>
           <w:lang w:val="ar_AE" w:bidi="ar_AE"/>
         </w:rPr>
@@ -28956,22 +25661,6 @@
       </w:r>
       <w:r>
         <w:rPr>
-          <w:lang w:val="ar_AE" w:bidi="ar_AE"/>
-        </w:rPr>
-        <w:t>בַּ⁠בֹּ֨קֶר בַּ⁠בֹּ֜קֶר</w:t>
-      </w:r>
-    </w:p>
-    <w:p>
-      <w:pPr>
-        <w:bidi/>
-      </w:pPr>
-      <w:r>
-        <w:rPr>
-          <w:lang w:val="ar_AE" w:bidi="ar_AE"/>
-        </w:rPr>
-      </w:r>
-      <w:r>
-        <w:rPr>
           <w:b/>
           <w:lang w:val="ar_AE" w:bidi="ar_AE"/>
         </w:rPr>
@@ -29091,22 +25780,6 @@
       </w:r>
       <w:r>
         <w:rPr>
-          <w:lang w:val="ar_AE" w:bidi="ar_AE"/>
-        </w:rPr>
-        <w:t>בַּ⁠בֹּ֨קֶר בַּ⁠בֹּ֜קֶר</w:t>
-      </w:r>
-    </w:p>
-    <w:p>
-      <w:pPr>
-        <w:bidi/>
-      </w:pPr>
-      <w:r>
-        <w:rPr>
-          <w:lang w:val="ar_AE" w:bidi="ar_AE"/>
-        </w:rPr>
-      </w:r>
-      <w:r>
-        <w:rPr>
           <w:b/>
           <w:lang w:val="ar_AE" w:bidi="ar_AE"/>
         </w:rPr>
@@ -29226,22 +25899,6 @@
       </w:r>
       <w:r>
         <w:rPr>
-          <w:lang w:val="ar_AE" w:bidi="ar_AE"/>
-        </w:rPr>
-        <w:t>מִשְׁפָּט֨⁠וֹ יִתֵּ֤ן</w:t>
-      </w:r>
-    </w:p>
-    <w:p>
-      <w:pPr>
-        <w:bidi/>
-      </w:pPr>
-      <w:r>
-        <w:rPr>
-          <w:lang w:val="ar_AE" w:bidi="ar_AE"/>
-        </w:rPr>
-      </w:r>
-      <w:r>
-        <w:rPr>
           <w:b/>
           <w:lang w:val="ar_AE" w:bidi="ar_AE"/>
         </w:rPr>
@@ -29361,22 +26018,6 @@
       </w:r>
       <w:r>
         <w:rPr>
-          <w:lang w:val="ar_AE" w:bidi="ar_AE"/>
-        </w:rPr>
-        <w:t>לֹ֣א נֶעְדָּ֔ר</w:t>
-      </w:r>
-    </w:p>
-    <w:p>
-      <w:pPr>
-        <w:bidi/>
-      </w:pPr>
-      <w:r>
-        <w:rPr>
-          <w:lang w:val="ar_AE" w:bidi="ar_AE"/>
-        </w:rPr>
-      </w:r>
-      <w:r>
-        <w:rPr>
           <w:b/>
           <w:lang w:val="ar_AE" w:bidi="ar_AE"/>
         </w:rPr>
@@ -29469,22 +26110,6 @@
       </w:r>
       <w:r>
         <w:rPr>
-          <w:lang w:val="ar_AE" w:bidi="ar_AE"/>
-        </w:rPr>
-        <w:t>לֹ֣א נֶעְדָּ֔ר</w:t>
-      </w:r>
-    </w:p>
-    <w:p>
-      <w:pPr>
-        <w:bidi/>
-      </w:pPr>
-      <w:r>
-        <w:rPr>
-          <w:lang w:val="ar_AE" w:bidi="ar_AE"/>
-        </w:rPr>
-      </w:r>
-      <w:r>
-        <w:rPr>
           <w:b/>
           <w:lang w:val="ar_AE" w:bidi="ar_AE"/>
         </w:rPr>
@@ -29617,22 +26242,6 @@
       </w:r>
       <w:r>
         <w:rPr>
-          <w:lang w:val="ar_AE" w:bidi="ar_AE"/>
-        </w:rPr>
-        <w:t>וְ⁠לֹֽא־יוֹדֵ֥עַ עַוָּ֖ל בֹּֽשֶׁת</w:t>
-      </w:r>
-    </w:p>
-    <w:p>
-      <w:pPr>
-        <w:bidi/>
-      </w:pPr>
-      <w:r>
-        <w:rPr>
-          <w:lang w:val="ar_AE" w:bidi="ar_AE"/>
-        </w:rPr>
-      </w:r>
-      <w:r>
-        <w:rPr>
           <w:b/>
           <w:lang w:val="ar_AE" w:bidi="ar_AE"/>
         </w:rPr>
@@ -29752,22 +26361,6 @@
       </w:r>
       <w:r>
         <w:rPr>
-          <w:lang w:val="ar_AE" w:bidi="ar_AE"/>
-        </w:rPr>
-        <w:t>וְ⁠לֹֽא־יוֹדֵ֥עַ עַוָּ֖ל בֹּֽשֶׁת</w:t>
-      </w:r>
-    </w:p>
-    <w:p>
-      <w:pPr>
-        <w:bidi/>
-      </w:pPr>
-      <w:r>
-        <w:rPr>
-          <w:lang w:val="ar_AE" w:bidi="ar_AE"/>
-        </w:rPr>
-      </w:r>
-      <w:r>
-        <w:rPr>
           <w:b/>
           <w:lang w:val="ar_AE" w:bidi="ar_AE"/>
         </w:rPr>
@@ -29887,22 +26480,6 @@
       </w:r>
       <w:r>
         <w:rPr>
-          <w:lang w:val="ar_AE" w:bidi="ar_AE"/>
-        </w:rPr>
-        <w:t>הִכְרַ֣תִּי גוֹיִ֗ם נָשַׁ֨מּוּ֙ פִּנּוֹתָ֔⁠ם הֶחֱרַ֥בְתִּי חֽוּצוֹתָ֖⁠ם</w:t>
-      </w:r>
-    </w:p>
-    <w:p>
-      <w:pPr>
-        <w:bidi/>
-      </w:pPr>
-      <w:r>
-        <w:rPr>
-          <w:lang w:val="ar_AE" w:bidi="ar_AE"/>
-        </w:rPr>
-      </w:r>
-      <w:r>
-        <w:rPr>
           <w:b/>
           <w:lang w:val="ar_AE" w:bidi="ar_AE"/>
         </w:rPr>
@@ -30009,22 +26586,6 @@
       </w:r>
       <w:r>
         <w:rPr>
-          <w:lang w:val="ar_AE" w:bidi="ar_AE"/>
-        </w:rPr>
-        <w:t>הִכְרַ֣תִּי גוֹיִ֗ם נָשַׁ֨מּוּ֙ פִּנּוֹתָ֔⁠ם הֶחֱרַ֥בְתִּי חֽוּצוֹתָ֖⁠ם</w:t>
-      </w:r>
-    </w:p>
-    <w:p>
-      <w:pPr>
-        <w:bidi/>
-      </w:pPr>
-      <w:r>
-        <w:rPr>
-          <w:lang w:val="ar_AE" w:bidi="ar_AE"/>
-        </w:rPr>
-      </w:r>
-      <w:r>
-        <w:rPr>
           <w:b/>
           <w:lang w:val="ar_AE" w:bidi="ar_AE"/>
         </w:rPr>
@@ -30118,22 +26679,6 @@
         <w:rPr>
           <w:lang w:val="ar_AE" w:bidi="ar_AE"/>
         </w:rPr>
-      </w:r>
-    </w:p>
-    <w:p>
-      <w:pPr>
-        <w:bidi/>
-      </w:pPr>
-      <w:r>
-        <w:rPr>
-          <w:lang w:val="ar_AE" w:bidi="ar_AE"/>
-        </w:rPr>
-      </w:r>
-      <w:r>
-        <w:rPr>
-          <w:lang w:val="ar_AE" w:bidi="ar_AE"/>
-        </w:rPr>
-        <w:t>הִכְרַ֣תִּי</w:t>
       </w:r>
     </w:p>
     <w:p>
@@ -30283,22 +26828,6 @@
       </w:r>
       <w:r>
         <w:rPr>
-          <w:lang w:val="ar_AE" w:bidi="ar_AE"/>
-        </w:rPr>
-        <w:t>נָשַׁ֨מּוּ֙ פִּנּוֹתָ֔⁠ם</w:t>
-      </w:r>
-    </w:p>
-    <w:p>
-      <w:pPr>
-        <w:bidi/>
-      </w:pPr>
-      <w:r>
-        <w:rPr>
-          <w:lang w:val="ar_AE" w:bidi="ar_AE"/>
-        </w:rPr>
-      </w:r>
-      <w:r>
-        <w:rPr>
           <w:b/>
           <w:lang w:val="ar_AE" w:bidi="ar_AE"/>
         </w:rPr>
@@ -30378,22 +26907,6 @@
         <w:rPr>
           <w:lang w:val="ar_AE" w:bidi="ar_AE"/>
         </w:rPr>
-      </w:r>
-    </w:p>
-    <w:p>
-      <w:pPr>
-        <w:bidi/>
-      </w:pPr>
-      <w:r>
-        <w:rPr>
-          <w:lang w:val="ar_AE" w:bidi="ar_AE"/>
-        </w:rPr>
-      </w:r>
-      <w:r>
-        <w:rPr>
-          <w:lang w:val="ar_AE" w:bidi="ar_AE"/>
-        </w:rPr>
-        <w:t>פִּנּוֹתָ֔⁠ם</w:t>
       </w:r>
     </w:p>
     <w:p>
@@ -30544,22 +27057,6 @@
       </w:r>
       <w:r>
         <w:rPr>
-          <w:lang w:val="ar_AE" w:bidi="ar_AE"/>
-        </w:rPr>
-        <w:t>נִצְדּ֧וּ עָרֵי⁠הֶ֛ם</w:t>
-      </w:r>
-    </w:p>
-    <w:p>
-      <w:pPr>
-        <w:bidi/>
-      </w:pPr>
-      <w:r>
-        <w:rPr>
-          <w:lang w:val="ar_AE" w:bidi="ar_AE"/>
-        </w:rPr>
-      </w:r>
-      <w:r>
-        <w:rPr>
           <w:b/>
           <w:lang w:val="ar_AE" w:bidi="ar_AE"/>
         </w:rPr>
@@ -30666,22 +27163,6 @@
       </w:r>
       <w:r>
         <w:rPr>
-          <w:lang w:val="ar_AE" w:bidi="ar_AE"/>
-        </w:rPr>
-        <w:t>מִ⁠בְּלִי־אִ֖ישׁ מֵ⁠אֵ֥ין יוֹשֵֽׁב</w:t>
-      </w:r>
-    </w:p>
-    <w:p>
-      <w:pPr>
-        <w:bidi/>
-      </w:pPr>
-      <w:r>
-        <w:rPr>
-          <w:lang w:val="ar_AE" w:bidi="ar_AE"/>
-        </w:rPr>
-      </w:r>
-      <w:r>
-        <w:rPr>
           <w:b/>
           <w:lang w:val="ar_AE" w:bidi="ar_AE"/>
         </w:rPr>
@@ -30788,22 +27269,6 @@
       </w:r>
       <w:r>
         <w:rPr>
-          <w:lang w:val="ar_AE" w:bidi="ar_AE"/>
-        </w:rPr>
-        <w:t>אָמַ֜רְתִּי אַךְ־תִּירְאִ֤י אוֹתִ⁠י֙ תִּקְחִ֣י מוּסָ֔ר וְ⁠לֹֽא־יִכָּרֵ֣ת מְעוֹנָ֔⁠הּ כֹּ֥ל אֲשֶׁר־פָּקַ֖דְתִּי עָלֶ֑י⁠הָ</w:t>
-      </w:r>
-    </w:p>
-    <w:p>
-      <w:pPr>
-        <w:bidi/>
-      </w:pPr>
-      <w:r>
-        <w:rPr>
-          <w:lang w:val="ar_AE" w:bidi="ar_AE"/>
-        </w:rPr>
-      </w:r>
-      <w:r>
-        <w:rPr>
           <w:b/>
           <w:lang w:val="ar_AE" w:bidi="ar_AE"/>
         </w:rPr>
@@ -30910,22 +27375,6 @@
       </w:r>
       <w:r>
         <w:rPr>
-          <w:lang w:val="ar_AE" w:bidi="ar_AE"/>
-        </w:rPr>
-        <w:t>אָמַ֜רְתִּי אַךְ־תִּירְאִ֤י אוֹתִ⁠י֙ תִּקְחִ֣י מוּסָ֔ר וְ⁠לֹֽא־יִכָּרֵ֣ת מְעוֹנָ֔⁠הּ כֹּ֥ל אֲשֶׁר־פָּקַ֖דְתִּי עָלֶ֑י⁠הָ</w:t>
-      </w:r>
-    </w:p>
-    <w:p>
-      <w:pPr>
-        <w:bidi/>
-      </w:pPr>
-      <w:r>
-        <w:rPr>
-          <w:lang w:val="ar_AE" w:bidi="ar_AE"/>
-        </w:rPr>
-      </w:r>
-      <w:r>
-        <w:rPr>
           <w:b/>
           <w:lang w:val="ar_AE" w:bidi="ar_AE"/>
         </w:rPr>
@@ -31019,22 +27468,6 @@
         <w:rPr>
           <w:lang w:val="ar_AE" w:bidi="ar_AE"/>
         </w:rPr>
-      </w:r>
-    </w:p>
-    <w:p>
-      <w:pPr>
-        <w:bidi/>
-      </w:pPr>
-      <w:r>
-        <w:rPr>
-          <w:lang w:val="ar_AE" w:bidi="ar_AE"/>
-        </w:rPr>
-      </w:r>
-      <w:r>
-        <w:rPr>
-          <w:lang w:val="ar_AE" w:bidi="ar_AE"/>
-        </w:rPr>
-        <w:t>אָמַ֜רְתִּי אַךְ־תִּירְאִ֤י אוֹתִ⁠י֙ תִּקְחִ֣י מוּסָ֔ר וְ⁠לֹֽא־יִכָּרֵ֣ת מְעוֹנָ֔⁠הּ כֹּ֥ל אֲשֶׁר־פָּקַ֖דְתִּי עָלֶ֑י⁠הָ</w:t>
       </w:r>
     </w:p>
     <w:p>
@@ -31198,22 +27631,6 @@
       </w:r>
       <w:r>
         <w:rPr>
-          <w:lang w:val="ar_AE" w:bidi="ar_AE"/>
-        </w:rPr>
-        <w:t>כֹּ֥ל אֲשֶׁר־פָּקַ֖דְתִּי עָלֶ֑י⁠הָ</w:t>
-      </w:r>
-    </w:p>
-    <w:p>
-      <w:pPr>
-        <w:bidi/>
-      </w:pPr>
-      <w:r>
-        <w:rPr>
-          <w:lang w:val="ar_AE" w:bidi="ar_AE"/>
-        </w:rPr>
-      </w:r>
-      <w:r>
-        <w:rPr>
           <w:b/>
           <w:lang w:val="ar_AE" w:bidi="ar_AE"/>
         </w:rPr>
@@ -31350,22 +27767,6 @@
       </w:r>
       <w:r>
         <w:rPr>
-          <w:lang w:val="ar_AE" w:bidi="ar_AE"/>
-        </w:rPr>
-        <w:t>הִשְׁכִּ֣ימוּ הִשְׁחִ֔יתוּ כֹּ֖ל עֲלִילוֹתָֽ⁠ם</w:t>
-      </w:r>
-    </w:p>
-    <w:p>
-      <w:pPr>
-        <w:bidi/>
-      </w:pPr>
-      <w:r>
-        <w:rPr>
-          <w:lang w:val="ar_AE" w:bidi="ar_AE"/>
-        </w:rPr>
-      </w:r>
-      <w:r>
-        <w:rPr>
           <w:b/>
           <w:lang w:val="ar_AE" w:bidi="ar_AE"/>
         </w:rPr>
@@ -31472,22 +27873,6 @@
         <w:rPr>
           <w:lang w:val="ar_AE" w:bidi="ar_AE"/>
         </w:rPr>
-      </w:r>
-    </w:p>
-    <w:p>
-      <w:pPr>
-        <w:bidi/>
-      </w:pPr>
-      <w:r>
-        <w:rPr>
-          <w:lang w:val="ar_AE" w:bidi="ar_AE"/>
-        </w:rPr>
-      </w:r>
-      <w:r>
-        <w:rPr>
-          <w:lang w:val="ar_AE" w:bidi="ar_AE"/>
-        </w:rPr>
-        <w:t>הִשְׁכִּ֣ימוּ הִשְׁחִ֔יתוּ כֹּ֖ל עֲלִילוֹתָֽ⁠ם</w:t>
       </w:r>
     </w:p>
     <w:p>
@@ -31809,22 +28194,6 @@
       </w:r>
       <w:r>
         <w:rPr>
-          <w:lang w:val="ar_AE" w:bidi="ar_AE"/>
-        </w:rPr>
-        <w:t>לָ⁠כֵ֤ן חַכּוּ־לִ⁠י֙ נְאֻם־יְהוָ֔ה לְ⁠י֖וֹם קוּמִ֣⁠י לְ⁠עַ֑ד</w:t>
-      </w:r>
-    </w:p>
-    <w:p>
-      <w:pPr>
-        <w:bidi/>
-      </w:pPr>
-      <w:r>
-        <w:rPr>
-          <w:lang w:val="ar_AE" w:bidi="ar_AE"/>
-        </w:rPr>
-      </w:r>
-      <w:r>
-        <w:rPr>
           <w:b/>
           <w:lang w:val="ar_AE" w:bidi="ar_AE"/>
         </w:rPr>
@@ -32000,22 +28369,6 @@
       </w:r>
       <w:r>
         <w:rPr>
-          <w:lang w:val="ar_AE" w:bidi="ar_AE"/>
-        </w:rPr>
-        <w:t>לְ⁠י֖וֹם קוּמִ֣⁠י</w:t>
-      </w:r>
-    </w:p>
-    <w:p>
-      <w:pPr>
-        <w:bidi/>
-      </w:pPr>
-      <w:r>
-        <w:rPr>
-          <w:lang w:val="ar_AE" w:bidi="ar_AE"/>
-        </w:rPr>
-      </w:r>
-      <w:r>
-        <w:rPr>
           <w:b/>
           <w:lang w:val="ar_AE" w:bidi="ar_AE"/>
         </w:rPr>
@@ -32122,22 +28475,6 @@
         <w:rPr>
           <w:lang w:val="ar_AE" w:bidi="ar_AE"/>
         </w:rPr>
-      </w:r>
-    </w:p>
-    <w:p>
-      <w:pPr>
-        <w:bidi/>
-      </w:pPr>
-      <w:r>
-        <w:rPr>
-          <w:lang w:val="ar_AE" w:bidi="ar_AE"/>
-        </w:rPr>
-      </w:r>
-      <w:r>
-        <w:rPr>
-          <w:lang w:val="ar_AE" w:bidi="ar_AE"/>
-        </w:rPr>
-        <w:t>לְ⁠עַ֑ד</w:t>
       </w:r>
     </w:p>
     <w:p>
@@ -32314,22 +28651,6 @@
       </w:r>
       <w:r>
         <w:rPr>
-          <w:lang w:val="ar_AE" w:bidi="ar_AE"/>
-        </w:rPr>
-        <w:t>לְ⁠עַ֑ד</w:t>
-      </w:r>
-    </w:p>
-    <w:p>
-      <w:pPr>
-        <w:bidi/>
-      </w:pPr>
-      <w:r>
-        <w:rPr>
-          <w:lang w:val="ar_AE" w:bidi="ar_AE"/>
-        </w:rPr>
-      </w:r>
-      <w:r>
-        <w:rPr>
           <w:b/>
           <w:lang w:val="ar_AE" w:bidi="ar_AE"/>
         </w:rPr>
@@ -32462,22 +28783,6 @@
       </w:r>
       <w:r>
         <w:rPr>
-          <w:lang w:val="ar_AE" w:bidi="ar_AE"/>
-        </w:rPr>
-        <w:t>לִ⁠שְׁפֹּ֨ךְ עֲלֵי⁠הֶ֤ם זַעְמִ⁠י֙</w:t>
-      </w:r>
-    </w:p>
-    <w:p>
-      <w:pPr>
-        <w:bidi/>
-      </w:pPr>
-      <w:r>
-        <w:rPr>
-          <w:lang w:val="ar_AE" w:bidi="ar_AE"/>
-        </w:rPr>
-      </w:r>
-      <w:r>
-        <w:rPr>
           <w:b/>
           <w:lang w:val="ar_AE" w:bidi="ar_AE"/>
         </w:rPr>
@@ -32597,22 +28902,6 @@
         <w:rPr>
           <w:lang w:val="ar_AE" w:bidi="ar_AE"/>
         </w:rPr>
-      </w:r>
-    </w:p>
-    <w:p>
-      <w:pPr>
-        <w:bidi/>
-      </w:pPr>
-      <w:r>
-        <w:rPr>
-          <w:lang w:val="ar_AE" w:bidi="ar_AE"/>
-        </w:rPr>
-      </w:r>
-      <w:r>
-        <w:rPr>
-          <w:lang w:val="ar_AE" w:bidi="ar_AE"/>
-        </w:rPr>
-        <w:t>כֹּ֚ל חֲר֣וֹן אַפִּ֔⁠י</w:t>
       </w:r>
     </w:p>
     <w:p>
@@ -32776,22 +29065,6 @@
       </w:r>
       <w:r>
         <w:rPr>
-          <w:lang w:val="ar_AE" w:bidi="ar_AE"/>
-        </w:rPr>
-        <w:t>בְּ⁠אֵ֣שׁ קִנְאָתִ֔⁠י תֵּאָכֵ֖ל כָּל־הָ⁠אָֽרֶץ</w:t>
-      </w:r>
-    </w:p>
-    <w:p>
-      <w:pPr>
-        <w:bidi/>
-      </w:pPr>
-      <w:r>
-        <w:rPr>
-          <w:lang w:val="ar_AE" w:bidi="ar_AE"/>
-        </w:rPr>
-      </w:r>
-      <w:r>
-        <w:rPr>
           <w:b/>
           <w:lang w:val="ar_AE" w:bidi="ar_AE"/>
         </w:rPr>
@@ -32916,22 +29189,6 @@
       </w:r>
       <w:r>
         <w:rPr>
-          <w:lang w:val="ar_AE" w:bidi="ar_AE"/>
-        </w:rPr>
-        <w:t>כִּֽי &amp; אֶהְפֹּ֥ךְ אֶל־עַמִּ֖ים שָׂפָ֣ה בְרוּרָ֑ה לִ⁠קְרֹ֤א כֻלָּ⁠ם֙ בְּ⁠שֵׁ֣ם יְהוָ֔ה</w:t>
-      </w:r>
-    </w:p>
-    <w:p>
-      <w:pPr>
-        <w:bidi/>
-      </w:pPr>
-      <w:r>
-        <w:rPr>
-          <w:lang w:val="ar_AE" w:bidi="ar_AE"/>
-        </w:rPr>
-      </w:r>
-      <w:r>
-        <w:rPr>
           <w:b/>
           <w:lang w:val="ar_AE" w:bidi="ar_AE"/>
         </w:rPr>
@@ -33069,22 +29326,6 @@
       </w:r>
       <w:r>
         <w:rPr>
-          <w:lang w:val="ar_AE" w:bidi="ar_AE"/>
-        </w:rPr>
-        <w:t>כִּֽי &amp; אֶהְפֹּ֥ךְ אֶל־עַמִּ֖ים שָׂפָ֣ה בְרוּרָ֑ה</w:t>
-      </w:r>
-    </w:p>
-    <w:p>
-      <w:pPr>
-        <w:bidi/>
-      </w:pPr>
-      <w:r>
-        <w:rPr>
-          <w:lang w:val="ar_AE" w:bidi="ar_AE"/>
-        </w:rPr>
-      </w:r>
-      <w:r>
-        <w:rPr>
           <w:b/>
           <w:lang w:val="ar_AE" w:bidi="ar_AE"/>
         </w:rPr>
@@ -33217,22 +29458,6 @@
       </w:r>
       <w:r>
         <w:rPr>
-          <w:lang w:val="ar_AE" w:bidi="ar_AE"/>
-        </w:rPr>
-        <w:t>לִ⁠קְרֹ֤א כֻלָּ⁠ם֙ בְּ⁠שֵׁ֣ם יְהוָ֔ה</w:t>
-      </w:r>
-    </w:p>
-    <w:p>
-      <w:pPr>
-        <w:bidi/>
-      </w:pPr>
-      <w:r>
-        <w:rPr>
-          <w:lang w:val="ar_AE" w:bidi="ar_AE"/>
-        </w:rPr>
-      </w:r>
-      <w:r>
-        <w:rPr>
           <w:b/>
           <w:lang w:val="ar_AE" w:bidi="ar_AE"/>
         </w:rPr>
@@ -33352,22 +29577,6 @@
       </w:r>
       <w:r>
         <w:rPr>
-          <w:lang w:val="ar_AE" w:bidi="ar_AE"/>
-        </w:rPr>
-        <w:t>בְּ⁠שֵׁ֣ם יְהוָ֔ה לְ⁠עָבְד֖⁠וֹ</w:t>
-      </w:r>
-    </w:p>
-    <w:p>
-      <w:pPr>
-        <w:bidi/>
-      </w:pPr>
-      <w:r>
-        <w:rPr>
-          <w:lang w:val="ar_AE" w:bidi="ar_AE"/>
-        </w:rPr>
-      </w:r>
-      <w:r>
-        <w:rPr>
           <w:b/>
           <w:lang w:val="ar_AE" w:bidi="ar_AE"/>
         </w:rPr>
@@ -33474,22 +29683,6 @@
       </w:r>
       <w:r>
         <w:rPr>
-          <w:lang w:val="ar_AE" w:bidi="ar_AE"/>
-        </w:rPr>
-        <w:t>שְׁכֶ֥ם אֶחָֽד</w:t>
-      </w:r>
-    </w:p>
-    <w:p>
-      <w:pPr>
-        <w:bidi/>
-      </w:pPr>
-      <w:r>
-        <w:rPr>
-          <w:lang w:val="ar_AE" w:bidi="ar_AE"/>
-        </w:rPr>
-      </w:r>
-      <w:r>
-        <w:rPr>
           <w:b/>
           <w:lang w:val="ar_AE" w:bidi="ar_AE"/>
         </w:rPr>
@@ -33596,22 +29789,6 @@
       </w:r>
       <w:r>
         <w:rPr>
-          <w:lang w:val="ar_AE" w:bidi="ar_AE"/>
-        </w:rPr>
-        <w:t>מֵ⁠עֵ֖בֶר לְ⁠נַֽהֲרֵי־כ֑וּשׁ</w:t>
-      </w:r>
-    </w:p>
-    <w:p>
-      <w:pPr>
-        <w:bidi/>
-      </w:pPr>
-      <w:r>
-        <w:rPr>
-          <w:lang w:val="ar_AE" w:bidi="ar_AE"/>
-        </w:rPr>
-      </w:r>
-      <w:r>
-        <w:rPr>
           <w:b/>
           <w:lang w:val="ar_AE" w:bidi="ar_AE"/>
         </w:rPr>
@@ -33731,22 +29908,6 @@
       </w:r>
       <w:r>
         <w:rPr>
-          <w:lang w:val="ar_AE" w:bidi="ar_AE"/>
-        </w:rPr>
-        <w:t>בַּת־פוּצַ֔⁠י</w:t>
-      </w:r>
-    </w:p>
-    <w:p>
-      <w:pPr>
-        <w:bidi/>
-      </w:pPr>
-      <w:r>
-        <w:rPr>
-          <w:lang w:val="ar_AE" w:bidi="ar_AE"/>
-        </w:rPr>
-      </w:r>
-      <w:r>
-        <w:rPr>
           <w:b/>
           <w:lang w:val="ar_AE" w:bidi="ar_AE"/>
         </w:rPr>
@@ -33879,22 +30040,6 @@
       </w:r>
       <w:r>
         <w:rPr>
-          <w:lang w:val="ar_AE" w:bidi="ar_AE"/>
-        </w:rPr>
-        <w:t>בַּת־פוּצַ֔⁠י</w:t>
-      </w:r>
-    </w:p>
-    <w:p>
-      <w:pPr>
-        <w:bidi/>
-      </w:pPr>
-      <w:r>
-        <w:rPr>
-          <w:lang w:val="ar_AE" w:bidi="ar_AE"/>
-        </w:rPr>
-      </w:r>
-      <w:r>
-        <w:rPr>
           <w:b/>
           <w:lang w:val="ar_AE" w:bidi="ar_AE"/>
         </w:rPr>
@@ -34001,22 +30146,6 @@
       </w:r>
       <w:r>
         <w:rPr>
-          <w:lang w:val="ar_AE" w:bidi="ar_AE"/>
-        </w:rPr>
-        <w:t>יוֹבִל֖וּ⁠ן מִנְחָתִֽ⁠י</w:t>
-      </w:r>
-    </w:p>
-    <w:p>
-      <w:pPr>
-        <w:bidi/>
-      </w:pPr>
-      <w:r>
-        <w:rPr>
-          <w:lang w:val="ar_AE" w:bidi="ar_AE"/>
-        </w:rPr>
-      </w:r>
-      <w:r>
-        <w:rPr>
           <w:b/>
           <w:lang w:val="ar_AE" w:bidi="ar_AE"/>
         </w:rPr>
@@ -34123,22 +30252,6 @@
         <w:rPr>
           <w:lang w:val="ar_AE" w:bidi="ar_AE"/>
         </w:rPr>
-      </w:r>
-    </w:p>
-    <w:p>
-      <w:pPr>
-        <w:bidi/>
-      </w:pPr>
-      <w:r>
-        <w:rPr>
-          <w:lang w:val="ar_AE" w:bidi="ar_AE"/>
-        </w:rPr>
-      </w:r>
-      <w:r>
-        <w:rPr>
-          <w:lang w:val="ar_AE" w:bidi="ar_AE"/>
-        </w:rPr>
-        <w:t>לֹ֤א תֵב֨וֹשִׁי֙ &amp; עֲלִילֹתַ֔יִ⁠ךְ</w:t>
       </w:r>
     </w:p>
     <w:p>
@@ -34290,22 +30403,6 @@
       </w:r>
       <w:r>
         <w:rPr>
-          <w:lang w:val="ar_AE" w:bidi="ar_AE"/>
-        </w:rPr>
-        <w:t>עַלִּיזֵי֙ גַּאֲוָתֵ֔⁠ךְ</w:t>
-      </w:r>
-    </w:p>
-    <w:p>
-      <w:pPr>
-        <w:bidi/>
-      </w:pPr>
-      <w:r>
-        <w:rPr>
-          <w:lang w:val="ar_AE" w:bidi="ar_AE"/>
-        </w:rPr>
-      </w:r>
-      <w:r>
-        <w:rPr>
           <w:b/>
           <w:lang w:val="ar_AE" w:bidi="ar_AE"/>
         </w:rPr>
@@ -34425,22 +30522,6 @@
       </w:r>
       <w:r>
         <w:rPr>
-          <w:lang w:val="ar_AE" w:bidi="ar_AE"/>
-        </w:rPr>
-        <w:t>בְ⁠קִרְבֵּ֔⁠ךְ</w:t>
-      </w:r>
-    </w:p>
-    <w:p>
-      <w:pPr>
-        <w:bidi/>
-      </w:pPr>
-      <w:r>
-        <w:rPr>
-          <w:lang w:val="ar_AE" w:bidi="ar_AE"/>
-        </w:rPr>
-      </w:r>
-      <w:r>
-        <w:rPr>
           <w:b/>
           <w:lang w:val="ar_AE" w:bidi="ar_AE"/>
         </w:rPr>
@@ -34547,22 +30628,6 @@
       </w:r>
       <w:r>
         <w:rPr>
-          <w:lang w:val="ar_AE" w:bidi="ar_AE"/>
-        </w:rPr>
-        <w:t>עַ֥ם עָנִ֖י וָ⁠דָ֑ל</w:t>
-      </w:r>
-    </w:p>
-    <w:p>
-      <w:pPr>
-        <w:bidi/>
-      </w:pPr>
-      <w:r>
-        <w:rPr>
-          <w:lang w:val="ar_AE" w:bidi="ar_AE"/>
-        </w:rPr>
-      </w:r>
-      <w:r>
-        <w:rPr>
           <w:b/>
           <w:lang w:val="ar_AE" w:bidi="ar_AE"/>
         </w:rPr>
@@ -34682,22 +30747,6 @@
       </w:r>
       <w:r>
         <w:rPr>
-          <w:lang w:val="ar_AE" w:bidi="ar_AE"/>
-        </w:rPr>
-        <w:t>וְ⁠חָס֖וּ בְּ⁠שֵׁ֥ם יְהוָֽה</w:t>
-      </w:r>
-    </w:p>
-    <w:p>
-      <w:pPr>
-        <w:bidi/>
-      </w:pPr>
-      <w:r>
-        <w:rPr>
-          <w:lang w:val="ar_AE" w:bidi="ar_AE"/>
-        </w:rPr>
-      </w:r>
-      <w:r>
-        <w:rPr>
           <w:b/>
           <w:lang w:val="ar_AE" w:bidi="ar_AE"/>
         </w:rPr>
@@ -34804,22 +30853,6 @@
       </w:r>
       <w:r>
         <w:rPr>
-          <w:lang w:val="ar_AE" w:bidi="ar_AE"/>
-        </w:rPr>
-        <w:t>וְ⁠חָס֖וּ בְּ⁠שֵׁ֥ם יְהוָֽה</w:t>
-      </w:r>
-    </w:p>
-    <w:p>
-      <w:pPr>
-        <w:bidi/>
-      </w:pPr>
-      <w:r>
-        <w:rPr>
-          <w:lang w:val="ar_AE" w:bidi="ar_AE"/>
-        </w:rPr>
-      </w:r>
-      <w:r>
-        <w:rPr>
           <w:b/>
           <w:lang w:val="ar_AE" w:bidi="ar_AE"/>
         </w:rPr>
@@ -34939,22 +30972,6 @@
       </w:r>
       <w:r>
         <w:rPr>
-          <w:lang w:val="ar_AE" w:bidi="ar_AE"/>
-        </w:rPr>
-        <w:t>וְ⁠לֹא־יְדַבְּר֣וּ כָזָ֔ב וְ⁠לֹֽא־יִמָּצֵ֥א בְּ⁠פִי⁠הֶ֖ם לְשׁ֣וֹן תַּרְמִ֑ית</w:t>
-      </w:r>
-    </w:p>
-    <w:p>
-      <w:pPr>
-        <w:bidi/>
-      </w:pPr>
-      <w:r>
-        <w:rPr>
-          <w:lang w:val="ar_AE" w:bidi="ar_AE"/>
-        </w:rPr>
-      </w:r>
-      <w:r>
-        <w:rPr>
           <w:b/>
           <w:lang w:val="ar_AE" w:bidi="ar_AE"/>
         </w:rPr>
@@ -35067,22 +31084,6 @@
       </w:r>
       <w:r>
         <w:rPr>
-          <w:lang w:val="ar_AE" w:bidi="ar_AE"/>
-        </w:rPr>
-        <w:t>וְ⁠לֹא־יְדַבְּר֣וּ כָזָ֔ב וְ⁠לֹֽא־יִמָּצֵ֥א בְּ⁠פִי⁠הֶ֖ם לְשׁ֣וֹן תַּרְמִ֑ית</w:t>
-      </w:r>
-    </w:p>
-    <w:p>
-      <w:pPr>
-        <w:bidi/>
-      </w:pPr>
-      <w:r>
-        <w:rPr>
-          <w:lang w:val="ar_AE" w:bidi="ar_AE"/>
-        </w:rPr>
-      </w:r>
-      <w:r>
-        <w:rPr>
           <w:b/>
           <w:lang w:val="ar_AE" w:bidi="ar_AE"/>
         </w:rPr>
@@ -35202,22 +31203,6 @@
       </w:r>
       <w:r>
         <w:rPr>
-          <w:lang w:val="ar_AE" w:bidi="ar_AE"/>
-        </w:rPr>
-        <w:t>וְ⁠לֹֽא־יִמָּצֵ֥א בְּ⁠פִי⁠הֶ֖ם לְשׁ֣וֹן תַּרְמִ֑ית</w:t>
-      </w:r>
-    </w:p>
-    <w:p>
-      <w:pPr>
-        <w:bidi/>
-      </w:pPr>
-      <w:r>
-        <w:rPr>
-          <w:lang w:val="ar_AE" w:bidi="ar_AE"/>
-        </w:rPr>
-      </w:r>
-      <w:r>
-        <w:rPr>
           <w:b/>
           <w:lang w:val="ar_AE" w:bidi="ar_AE"/>
         </w:rPr>
@@ -35324,22 +31309,6 @@
       </w:r>
       <w:r>
         <w:rPr>
-          <w:lang w:val="ar_AE" w:bidi="ar_AE"/>
-        </w:rPr>
-        <w:t>וְ⁠לֹֽא־יִמָּצֵ֥א בְּ⁠פִי⁠הֶ֖ם לְשׁ֣וֹן תַּרְמִ֑ית</w:t>
-      </w:r>
-    </w:p>
-    <w:p>
-      <w:pPr>
-        <w:bidi/>
-      </w:pPr>
-      <w:r>
-        <w:rPr>
-          <w:lang w:val="ar_AE" w:bidi="ar_AE"/>
-        </w:rPr>
-      </w:r>
-      <w:r>
-        <w:rPr>
           <w:b/>
           <w:lang w:val="ar_AE" w:bidi="ar_AE"/>
         </w:rPr>
@@ -35459,22 +31428,6 @@
       </w:r>
       <w:r>
         <w:rPr>
-          <w:lang w:val="ar_AE" w:bidi="ar_AE"/>
-        </w:rPr>
-        <w:t>וְ⁠לֹֽא־יִמָּצֵ֥א בְּ⁠פִי⁠הֶ֖ם לְשׁ֣וֹן תַּרְמִ֑ית</w:t>
-      </w:r>
-    </w:p>
-    <w:p>
-      <w:pPr>
-        <w:bidi/>
-      </w:pPr>
-      <w:r>
-        <w:rPr>
-          <w:lang w:val="ar_AE" w:bidi="ar_AE"/>
-        </w:rPr>
-      </w:r>
-      <w:r>
-        <w:rPr>
           <w:b/>
           <w:lang w:val="ar_AE" w:bidi="ar_AE"/>
         </w:rPr>
@@ -35607,22 +31560,6 @@
       </w:r>
       <w:r>
         <w:rPr>
-          <w:lang w:val="ar_AE" w:bidi="ar_AE"/>
-        </w:rPr>
-        <w:t>כִּֽי־הֵ֛מָּה יִרְע֥וּ וְ⁠רָבְצ֖וּ וְ⁠אֵ֥ין מַחֲרִֽיד</w:t>
-      </w:r>
-    </w:p>
-    <w:p>
-      <w:pPr>
-        <w:bidi/>
-      </w:pPr>
-      <w:r>
-        <w:rPr>
-          <w:lang w:val="ar_AE" w:bidi="ar_AE"/>
-        </w:rPr>
-      </w:r>
-      <w:r>
-        <w:rPr>
           <w:b/>
           <w:lang w:val="ar_AE" w:bidi="ar_AE"/>
         </w:rPr>
@@ -35729,22 +31666,6 @@
       </w:r>
       <w:r>
         <w:rPr>
-          <w:lang w:val="ar_AE" w:bidi="ar_AE"/>
-        </w:rPr>
-        <w:t>כִּֽי־הֵ֛מָּה יִרְע֥וּ וְ⁠רָבְצ֖וּ וְ⁠אֵ֥ין מַחֲרִֽיד</w:t>
-      </w:r>
-    </w:p>
-    <w:p>
-      <w:pPr>
-        <w:bidi/>
-      </w:pPr>
-      <w:r>
-        <w:rPr>
-          <w:lang w:val="ar_AE" w:bidi="ar_AE"/>
-        </w:rPr>
-      </w:r>
-      <w:r>
-        <w:rPr>
           <w:b/>
           <w:lang w:val="ar_AE" w:bidi="ar_AE"/>
         </w:rPr>
@@ -35877,22 +31798,6 @@
       </w:r>
       <w:r>
         <w:rPr>
-          <w:lang w:val="ar_AE" w:bidi="ar_AE"/>
-        </w:rPr>
-        <w:t>רָנִּי֙ &amp; הָרִ֖יעוּ &amp; שִׂמְחִ֤י וְ⁠עָלְזִי֙</w:t>
-      </w:r>
-    </w:p>
-    <w:p>
-      <w:pPr>
-        <w:bidi/>
-      </w:pPr>
-      <w:r>
-        <w:rPr>
-          <w:lang w:val="ar_AE" w:bidi="ar_AE"/>
-        </w:rPr>
-      </w:r>
-      <w:r>
-        <w:rPr>
           <w:b/>
           <w:lang w:val="ar_AE" w:bidi="ar_AE"/>
         </w:rPr>
@@ -36066,22 +31971,6 @@
         <w:rPr>
           <w:lang w:val="ar_AE" w:bidi="ar_AE"/>
         </w:rPr>
-      </w:r>
-    </w:p>
-    <w:p>
-      <w:pPr>
-        <w:bidi/>
-      </w:pPr>
-      <w:r>
-        <w:rPr>
-          <w:lang w:val="ar_AE" w:bidi="ar_AE"/>
-        </w:rPr>
-      </w:r>
-      <w:r>
-        <w:rPr>
-          <w:lang w:val="ar_AE" w:bidi="ar_AE"/>
-        </w:rPr>
-        <w:t>בַּת־צִיּ֔וֹן</w:t>
       </w:r>
     </w:p>
     <w:p>
@@ -36232,22 +32121,6 @@
       </w:r>
       <w:r>
         <w:rPr>
-          <w:lang w:val="ar_AE" w:bidi="ar_AE"/>
-        </w:rPr>
-        <w:t>בַּת־צִיּ֔וֹן</w:t>
-      </w:r>
-    </w:p>
-    <w:p>
-      <w:pPr>
-        <w:bidi/>
-      </w:pPr>
-      <w:r>
-        <w:rPr>
-          <w:lang w:val="ar_AE" w:bidi="ar_AE"/>
-        </w:rPr>
-      </w:r>
-      <w:r>
-        <w:rPr>
           <w:b/>
           <w:lang w:val="ar_AE" w:bidi="ar_AE"/>
         </w:rPr>
@@ -36367,22 +32240,6 @@
       </w:r>
       <w:r>
         <w:rPr>
-          <w:lang w:val="ar_AE" w:bidi="ar_AE"/>
-        </w:rPr>
-        <w:t>יִשְׂרָאֵ֑ל</w:t>
-      </w:r>
-    </w:p>
-    <w:p>
-      <w:pPr>
-        <w:bidi/>
-      </w:pPr>
-      <w:r>
-        <w:rPr>
-          <w:lang w:val="ar_AE" w:bidi="ar_AE"/>
-        </w:rPr>
-      </w:r>
-      <w:r>
-        <w:rPr>
           <w:b/>
           <w:lang w:val="ar_AE" w:bidi="ar_AE"/>
         </w:rPr>
@@ -36502,22 +32359,6 @@
       </w:r>
       <w:r>
         <w:rPr>
-          <w:lang w:val="ar_AE" w:bidi="ar_AE"/>
-        </w:rPr>
-        <w:t>שִׂמְחִ֤י וְ⁠עָלְזִי֙</w:t>
-      </w:r>
-    </w:p>
-    <w:p>
-      <w:pPr>
-        <w:bidi/>
-      </w:pPr>
-      <w:r>
-        <w:rPr>
-          <w:lang w:val="ar_AE" w:bidi="ar_AE"/>
-        </w:rPr>
-      </w:r>
-      <w:r>
-        <w:rPr>
           <w:b/>
           <w:lang w:val="ar_AE" w:bidi="ar_AE"/>
         </w:rPr>
@@ -36650,22 +32491,6 @@
       </w:r>
       <w:r>
         <w:rPr>
-          <w:lang w:val="ar_AE" w:bidi="ar_AE"/>
-        </w:rPr>
-        <w:t>בְּ⁠כָל־לֵ֔ב</w:t>
-      </w:r>
-    </w:p>
-    <w:p>
-      <w:pPr>
-        <w:bidi/>
-      </w:pPr>
-      <w:r>
-        <w:rPr>
-          <w:lang w:val="ar_AE" w:bidi="ar_AE"/>
-        </w:rPr>
-      </w:r>
-      <w:r>
-        <w:rPr>
           <w:b/>
           <w:lang w:val="ar_AE" w:bidi="ar_AE"/>
         </w:rPr>
@@ -36771,22 +32596,6 @@
       </w:r>
       <w:r>
         <w:rPr>
-          <w:lang w:val="ar_AE" w:bidi="ar_AE"/>
-        </w:rPr>
-        <w:t>בַּ֖ת יְרוּשָׁלִָֽם</w:t>
-      </w:r>
-    </w:p>
-    <w:p>
-      <w:pPr>
-        <w:bidi/>
-      </w:pPr>
-      <w:r>
-        <w:rPr>
-          <w:lang w:val="ar_AE" w:bidi="ar_AE"/>
-        </w:rPr>
-      </w:r>
-      <w:r>
-        <w:rPr>
           <w:b/>
           <w:lang w:val="ar_AE" w:bidi="ar_AE"/>
         </w:rPr>
@@ -36906,22 +32715,6 @@
       </w:r>
       <w:r>
         <w:rPr>
-          <w:lang w:val="ar_AE" w:bidi="ar_AE"/>
-        </w:rPr>
-        <w:t>מִשְׁפָּטַ֔יִ⁠ךְ &amp; לֹא־תִֽירְאִ֥י</w:t>
-      </w:r>
-    </w:p>
-    <w:p>
-      <w:pPr>
-        <w:bidi/>
-      </w:pPr>
-      <w:r>
-        <w:rPr>
-          <w:lang w:val="ar_AE" w:bidi="ar_AE"/>
-        </w:rPr>
-      </w:r>
-      <w:r>
-        <w:rPr>
           <w:b/>
           <w:lang w:val="ar_AE" w:bidi="ar_AE"/>
         </w:rPr>
@@ -37028,22 +32821,6 @@
       </w:r>
       <w:r>
         <w:rPr>
-          <w:lang w:val="ar_AE" w:bidi="ar_AE"/>
-        </w:rPr>
-        <w:t>מִשְׁפָּטַ֔יִ⁠ךְ</w:t>
-      </w:r>
-    </w:p>
-    <w:p>
-      <w:pPr>
-        <w:bidi/>
-      </w:pPr>
-      <w:r>
-        <w:rPr>
-          <w:lang w:val="ar_AE" w:bidi="ar_AE"/>
-        </w:rPr>
-      </w:r>
-      <w:r>
-        <w:rPr>
           <w:b/>
           <w:lang w:val="ar_AE" w:bidi="ar_AE"/>
         </w:rPr>
@@ -37176,22 +32953,6 @@
       </w:r>
       <w:r>
         <w:rPr>
-          <w:lang w:val="ar_AE" w:bidi="ar_AE"/>
-        </w:rPr>
-        <w:t>מֶ֣לֶךְ יִשְׂרָאֵ֤ל</w:t>
-      </w:r>
-    </w:p>
-    <w:p>
-      <w:pPr>
-        <w:bidi/>
-      </w:pPr>
-      <w:r>
-        <w:rPr>
-          <w:lang w:val="ar_AE" w:bidi="ar_AE"/>
-        </w:rPr>
-      </w:r>
-      <w:r>
-        <w:rPr>
           <w:b/>
           <w:lang w:val="ar_AE" w:bidi="ar_AE"/>
         </w:rPr>
@@ -37337,22 +33098,6 @@
       </w:r>
       <w:r>
         <w:rPr>
-          <w:lang w:val="ar_AE" w:bidi="ar_AE"/>
-        </w:rPr>
-        <w:t>בַּ⁠יּ֣וֹם הַ⁠ה֔וּא</w:t>
-      </w:r>
-    </w:p>
-    <w:p>
-      <w:pPr>
-        <w:bidi/>
-      </w:pPr>
-      <w:r>
-        <w:rPr>
-          <w:lang w:val="ar_AE" w:bidi="ar_AE"/>
-        </w:rPr>
-      </w:r>
-      <w:r>
-        <w:rPr>
           <w:b/>
           <w:lang w:val="ar_AE" w:bidi="ar_AE"/>
         </w:rPr>
@@ -37472,22 +33217,6 @@
       </w:r>
       <w:r>
         <w:rPr>
-          <w:lang w:val="ar_AE" w:bidi="ar_AE"/>
-        </w:rPr>
-        <w:t>יֵאָמֵ֥ר</w:t>
-      </w:r>
-    </w:p>
-    <w:p>
-      <w:pPr>
-        <w:bidi/>
-      </w:pPr>
-      <w:r>
-        <w:rPr>
-          <w:lang w:val="ar_AE" w:bidi="ar_AE"/>
-        </w:rPr>
-      </w:r>
-      <w:r>
-        <w:rPr>
           <w:b/>
           <w:lang w:val="ar_AE" w:bidi="ar_AE"/>
         </w:rPr>
@@ -37594,22 +33323,6 @@
       </w:r>
       <w:r>
         <w:rPr>
-          <w:lang w:val="ar_AE" w:bidi="ar_AE"/>
-        </w:rPr>
-        <w:t>לִירֽוּשָׁלִַ֖ם אַל־תִּירָ֑אִי צִיּ֖וֹן אַל־יִרְפּ֥וּ יָדָֽיִ⁠ךְ</w:t>
-      </w:r>
-    </w:p>
-    <w:p>
-      <w:pPr>
-        <w:bidi/>
-      </w:pPr>
-      <w:r>
-        <w:rPr>
-          <w:lang w:val="ar_AE" w:bidi="ar_AE"/>
-        </w:rPr>
-      </w:r>
-      <w:r>
-        <w:rPr>
           <w:b/>
           <w:lang w:val="ar_AE" w:bidi="ar_AE"/>
         </w:rPr>
@@ -37761,22 +33474,6 @@
       </w:r>
       <w:r>
         <w:rPr>
-          <w:lang w:val="ar_AE" w:bidi="ar_AE"/>
-        </w:rPr>
-        <w:t>אַל־תִּירָ֑אִי צִיּ֖וֹן אַל־יִרְפּ֥וּ יָדָֽיִ⁠ךְ</w:t>
-      </w:r>
-    </w:p>
-    <w:p>
-      <w:pPr>
-        <w:bidi/>
-      </w:pPr>
-      <w:r>
-        <w:rPr>
-          <w:lang w:val="ar_AE" w:bidi="ar_AE"/>
-        </w:rPr>
-      </w:r>
-      <w:r>
-        <w:rPr>
           <w:b/>
           <w:lang w:val="ar_AE" w:bidi="ar_AE"/>
         </w:rPr>
@@ -37883,22 +33580,6 @@
       </w:r>
       <w:r>
         <w:rPr>
-          <w:lang w:val="ar_AE" w:bidi="ar_AE"/>
-        </w:rPr>
-        <w:t>יַחֲרִישׁ֙ בְּ⁠אַ֣הֲבָת֔⁠וֹ</w:t>
-      </w:r>
-    </w:p>
-    <w:p>
-      <w:pPr>
-        <w:bidi/>
-      </w:pPr>
-      <w:r>
-        <w:rPr>
-          <w:lang w:val="ar_AE" w:bidi="ar_AE"/>
-        </w:rPr>
-      </w:r>
-      <w:r>
-        <w:rPr>
           <w:b/>
           <w:lang w:val="ar_AE" w:bidi="ar_AE"/>
         </w:rPr>
@@ -38051,22 +33732,6 @@
       </w:r>
       <w:r>
         <w:rPr>
-          <w:lang w:val="ar_AE" w:bidi="ar_AE"/>
-        </w:rPr>
-        <w:t>נוּגֵ֧י מִ⁠מּוֹעֵ֛ד אָסַ֖פְתִּי מִמֵּ֣⁠ךְ הָי֑וּ מַשְׂאֵ֥ת עָלֶ֖י⁠הָ חֶרְפָּֽה</w:t>
-      </w:r>
-    </w:p>
-    <w:p>
-      <w:pPr>
-        <w:bidi/>
-      </w:pPr>
-      <w:r>
-        <w:rPr>
-          <w:lang w:val="ar_AE" w:bidi="ar_AE"/>
-        </w:rPr>
-      </w:r>
-      <w:r>
-        <w:rPr>
           <w:b/>
           <w:lang w:val="ar_AE" w:bidi="ar_AE"/>
         </w:rPr>
@@ -38173,22 +33838,6 @@
       </w:r>
       <w:r>
         <w:rPr>
-          <w:lang w:val="ar_AE" w:bidi="ar_AE"/>
-        </w:rPr>
-        <w:t>נוּגֵ֧י מִ⁠מּוֹעֵ֛ד אָסַ֖פְתִּי מִמֵּ֣⁠ךְ הָי֑וּ</w:t>
-      </w:r>
-    </w:p>
-    <w:p>
-      <w:pPr>
-        <w:bidi/>
-      </w:pPr>
-      <w:r>
-        <w:rPr>
-          <w:lang w:val="ar_AE" w:bidi="ar_AE"/>
-        </w:rPr>
-      </w:r>
-      <w:r>
-        <w:rPr>
           <w:b/>
           <w:lang w:val="ar_AE" w:bidi="ar_AE"/>
         </w:rPr>
@@ -38334,22 +33983,6 @@
       </w:r>
       <w:r>
         <w:rPr>
-          <w:lang w:val="ar_AE" w:bidi="ar_AE"/>
-        </w:rPr>
-        <w:t>אָסַ֖פְתִּי</w:t>
-      </w:r>
-    </w:p>
-    <w:p>
-      <w:pPr>
-        <w:bidi/>
-      </w:pPr>
-      <w:r>
-        <w:rPr>
-          <w:lang w:val="ar_AE" w:bidi="ar_AE"/>
-        </w:rPr>
-      </w:r>
-      <w:r>
-        <w:rPr>
           <w:b/>
           <w:lang w:val="ar_AE" w:bidi="ar_AE"/>
         </w:rPr>
@@ -38456,22 +34089,6 @@
       </w:r>
       <w:r>
         <w:rPr>
-          <w:lang w:val="ar_AE" w:bidi="ar_AE"/>
-        </w:rPr>
-        <w:t>מַשְׂאֵ֥ת עָלֶ֖י⁠הָ חֶרְפָּֽה</w:t>
-      </w:r>
-    </w:p>
-    <w:p>
-      <w:pPr>
-        <w:bidi/>
-      </w:pPr>
-      <w:r>
-        <w:rPr>
-          <w:lang w:val="ar_AE" w:bidi="ar_AE"/>
-        </w:rPr>
-      </w:r>
-      <w:r>
-        <w:rPr>
           <w:b/>
           <w:lang w:val="ar_AE" w:bidi="ar_AE"/>
         </w:rPr>
@@ -38604,22 +34221,6 @@
       </w:r>
       <w:r>
         <w:rPr>
-          <w:lang w:val="ar_AE" w:bidi="ar_AE"/>
-        </w:rPr>
-        <w:t>וְ⁠הוֹשַׁעְתִּ֣י אֶת־הַ⁠צֹּלֵעָ֗ה וְ⁠הַ⁠נִּדָּחָה֙ אֲקַבֵּ֔ץ</w:t>
-      </w:r>
-    </w:p>
-    <w:p>
-      <w:pPr>
-        <w:bidi/>
-      </w:pPr>
-      <w:r>
-        <w:rPr>
-          <w:lang w:val="ar_AE" w:bidi="ar_AE"/>
-        </w:rPr>
-      </w:r>
-      <w:r>
-        <w:rPr>
           <w:b/>
           <w:lang w:val="ar_AE" w:bidi="ar_AE"/>
         </w:rPr>
@@ -38778,22 +34379,6 @@
       </w:r>
       <w:r>
         <w:rPr>
-          <w:lang w:val="ar_AE" w:bidi="ar_AE"/>
-        </w:rPr>
-        <w:t>אֶת־הַ⁠צֹּלֵעָ֗ה</w:t>
-      </w:r>
-    </w:p>
-    <w:p>
-      <w:pPr>
-        <w:bidi/>
-      </w:pPr>
-      <w:r>
-        <w:rPr>
-          <w:lang w:val="ar_AE" w:bidi="ar_AE"/>
-        </w:rPr>
-      </w:r>
-      <w:r>
-        <w:rPr>
           <w:b/>
           <w:lang w:val="ar_AE" w:bidi="ar_AE"/>
         </w:rPr>
@@ -38913,22 +34498,6 @@
       </w:r>
       <w:r>
         <w:rPr>
-          <w:lang w:val="ar_AE" w:bidi="ar_AE"/>
-        </w:rPr>
-        <w:t>וְ⁠הַ⁠נִּדָּחָה֙</w:t>
-      </w:r>
-    </w:p>
-    <w:p>
-      <w:pPr>
-        <w:bidi/>
-      </w:pPr>
-      <w:r>
-        <w:rPr>
-          <w:lang w:val="ar_AE" w:bidi="ar_AE"/>
-        </w:rPr>
-      </w:r>
-      <w:r>
-        <w:rPr>
           <w:b/>
           <w:lang w:val="ar_AE" w:bidi="ar_AE"/>
         </w:rPr>
@@ -39035,22 +34604,6 @@
       </w:r>
       <w:r>
         <w:rPr>
-          <w:lang w:val="ar_AE" w:bidi="ar_AE"/>
-        </w:rPr>
-        <w:t>וְ⁠שַׂמְתִּי⁠ם֙ לִ⁠תְהִלָּ֣ה וּ⁠לְ⁠שֵׁ֔ם בְּ⁠כָל־הָ⁠אָ֖רֶץ בָּשְׁתָּֽ⁠ם</w:t>
-      </w:r>
-    </w:p>
-    <w:p>
-      <w:pPr>
-        <w:bidi/>
-      </w:pPr>
-      <w:r>
-        <w:rPr>
-          <w:lang w:val="ar_AE" w:bidi="ar_AE"/>
-        </w:rPr>
-      </w:r>
-      <w:r>
-        <w:rPr>
           <w:b/>
           <w:lang w:val="ar_AE" w:bidi="ar_AE"/>
         </w:rPr>
@@ -39157,22 +34710,6 @@
       </w:r>
       <w:r>
         <w:rPr>
-          <w:lang w:val="ar_AE" w:bidi="ar_AE"/>
-        </w:rPr>
-        <w:t>וְ⁠שַׂמְתִּי⁠ם֙ לִ⁠תְהִלָּ֣ה</w:t>
-      </w:r>
-    </w:p>
-    <w:p>
-      <w:pPr>
-        <w:bidi/>
-      </w:pPr>
-      <w:r>
-        <w:rPr>
-          <w:lang w:val="ar_AE" w:bidi="ar_AE"/>
-        </w:rPr>
-      </w:r>
-      <w:r>
-        <w:rPr>
           <w:b/>
           <w:lang w:val="ar_AE" w:bidi="ar_AE"/>
         </w:rPr>
@@ -39292,22 +34829,6 @@
       </w:r>
       <w:r>
         <w:rPr>
-          <w:lang w:val="ar_AE" w:bidi="ar_AE"/>
-        </w:rPr>
-        <w:t>וּ⁠לְ⁠שֵׁ֔ם בְּ⁠כָל־הָ⁠אָ֖רֶץ בָּשְׁתָּֽ⁠ם</w:t>
-      </w:r>
-    </w:p>
-    <w:p>
-      <w:pPr>
-        <w:bidi/>
-      </w:pPr>
-      <w:r>
-        <w:rPr>
-          <w:lang w:val="ar_AE" w:bidi="ar_AE"/>
-        </w:rPr>
-      </w:r>
-      <w:r>
-        <w:rPr>
           <w:b/>
           <w:lang w:val="ar_AE" w:bidi="ar_AE"/>
         </w:rPr>
@@ -39427,22 +34948,6 @@
       </w:r>
       <w:r>
         <w:rPr>
-          <w:lang w:val="ar_AE" w:bidi="ar_AE"/>
-        </w:rPr>
-        <w:t>אָבִ֣יא אֶתְ⁠כֶ֔ם</w:t>
-      </w:r>
-    </w:p>
-    <w:p>
-      <w:pPr>
-        <w:bidi/>
-      </w:pPr>
-      <w:r>
-        <w:rPr>
-          <w:lang w:val="ar_AE" w:bidi="ar_AE"/>
-        </w:rPr>
-      </w:r>
-      <w:r>
-        <w:rPr>
           <w:b/>
           <w:lang w:val="ar_AE" w:bidi="ar_AE"/>
         </w:rPr>
@@ -39549,22 +35054,6 @@
       </w:r>
       <w:r>
         <w:rPr>
-          <w:lang w:val="ar_AE" w:bidi="ar_AE"/>
-        </w:rPr>
-        <w:t>אֶתֵּ֨ן אֶתְ⁠כֶ֜ם לְ⁠שֵׁ֣ם וְ⁠לִ⁠תְהִלָּ֗ה בְּ⁠כֹל֙ עַמֵּ֣י הָ⁠אָ֔רֶץ</w:t>
-      </w:r>
-    </w:p>
-    <w:p>
-      <w:pPr>
-        <w:bidi/>
-      </w:pPr>
-      <w:r>
-        <w:rPr>
-          <w:lang w:val="ar_AE" w:bidi="ar_AE"/>
-        </w:rPr>
-      </w:r>
-      <w:r>
-        <w:rPr>
           <w:b/>
           <w:lang w:val="ar_AE" w:bidi="ar_AE"/>
         </w:rPr>
@@ -39684,22 +35173,6 @@
       </w:r>
       <w:r>
         <w:rPr>
-          <w:lang w:val="ar_AE" w:bidi="ar_AE"/>
-        </w:rPr>
-        <w:t>בְּ⁠שׁוּבִ֧⁠י אֶת־שְׁבוּתֵי⁠כֶ֛ם לְ⁠עֵינֵי⁠כֶ֖ם</w:t>
-      </w:r>
-    </w:p>
-    <w:p>
-      <w:pPr>
-        <w:bidi/>
-      </w:pPr>
-      <w:r>
-        <w:rPr>
-          <w:lang w:val="ar_AE" w:bidi="ar_AE"/>
-        </w:rPr>
-      </w:r>
-      <w:r>
-        <w:rPr>
           <w:b/>
           <w:lang w:val="ar_AE" w:bidi="ar_AE"/>
         </w:rPr>
@@ -39806,22 +35279,6 @@
         <w:rPr>
           <w:lang w:val="ar_AE" w:bidi="ar_AE"/>
         </w:rPr>
-      </w:r>
-    </w:p>
-    <w:p>
-      <w:pPr>
-        <w:bidi/>
-      </w:pPr>
-      <w:r>
-        <w:rPr>
-          <w:lang w:val="ar_AE" w:bidi="ar_AE"/>
-        </w:rPr>
-      </w:r>
-      <w:r>
-        <w:rPr>
-          <w:lang w:val="ar_AE" w:bidi="ar_AE"/>
-        </w:rPr>
-        <w:t>אָמַ֥ר יְהוָֽה</w:t>
       </w:r>
     </w:p>
     <w:p>

--- a/arb/docx/36.content.docx
+++ b/arb/docx/36.content.docx
@@ -22,7 +22,7 @@
         <w:rPr>
           <w:lang w:val="ar_AE" w:bidi="ar_AE"/>
         </w:rPr>
-        <w:t>Resource: ملاحظات الترجمة (كلمة متكشفة)</w:t>
+        <w:t>Resource: unfoldingWord® Translation Notes</w:t>
       </w:r>
       <w:r>
         <w:rPr>
@@ -96,7 +96,7 @@
         <w:rPr>
           <w:lang w:val="ar_AE" w:bidi="ar_AE"/>
         </w:rPr>
-        <w:t>ملاحظات الترجمة (كلمة متكشفة)</w:t>
+        <w:t>unfoldingWord® Translation Notes</w:t>
       </w:r>
     </w:p>
     <w:p>

--- a/arb/docx/36.content.docx
+++ b/arb/docx/36.content.docx
@@ -223,6 +223,22 @@
       </w:r>
       <w:r>
         <w:rPr>
+          <w:lang w:val="ar_AE" w:bidi="ar_AE"/>
+        </w:rPr>
+        <w:t>דְּבַר־יְהוָ֣ה ׀ אֲשֶׁ֣ר הָיָ֗ה אֶל־צְפַנְיָה֙</w:t>
+      </w:r>
+    </w:p>
+    <w:p>
+      <w:pPr>
+        <w:bidi/>
+      </w:pPr>
+      <w:r>
+        <w:rPr>
+          <w:lang w:val="ar_AE" w:bidi="ar_AE"/>
+        </w:rPr>
+      </w:r>
+      <w:r>
+        <w:rPr>
           <w:b/>
           <w:lang w:val="ar_AE" w:bidi="ar_AE"/>
         </w:rPr>
@@ -342,6 +358,22 @@
       </w:r>
       <w:r>
         <w:rPr>
+          <w:lang w:val="ar_AE" w:bidi="ar_AE"/>
+        </w:rPr>
+        <w:t>בֶּן־כּוּשִׁ֣י בֶן־גְּדַלְיָ֔ה בֶּן־אֲמַרְיָ֖ה בֶּן־חִזְקִיָּ֑ה</w:t>
+      </w:r>
+    </w:p>
+    <w:p>
+      <w:pPr>
+        <w:bidi/>
+      </w:pPr>
+      <w:r>
+        <w:rPr>
+          <w:lang w:val="ar_AE" w:bidi="ar_AE"/>
+        </w:rPr>
+      </w:r>
+      <w:r>
+        <w:rPr>
           <w:b/>
           <w:lang w:val="ar_AE" w:bidi="ar_AE"/>
         </w:rPr>
@@ -461,6 +493,22 @@
       </w:r>
       <w:r>
         <w:rPr>
+          <w:lang w:val="ar_AE" w:bidi="ar_AE"/>
+        </w:rPr>
+        <w:t>צְפַנְיָה֙ &amp; כּוּשִׁ֣י &amp; גְּדַלְיָ֔ה &amp; אֲמַרְיָ֖ה &amp; חִזְקִיָּ֑ה &amp; יֹאשִׁיָּ֥הוּ &amp; אָמ֖וֹן</w:t>
+      </w:r>
+    </w:p>
+    <w:p>
+      <w:pPr>
+        <w:bidi/>
+      </w:pPr>
+      <w:r>
+        <w:rPr>
+          <w:lang w:val="ar_AE" w:bidi="ar_AE"/>
+        </w:rPr>
+      </w:r>
+      <w:r>
+        <w:rPr>
           <w:b/>
           <w:lang w:val="ar_AE" w:bidi="ar_AE"/>
         </w:rPr>
@@ -742,6 +790,22 @@
       </w:r>
       <w:r>
         <w:rPr>
+          <w:lang w:val="ar_AE" w:bidi="ar_AE"/>
+        </w:rPr>
+        <w:t>בִּ⁠ימֵ֛י יֹאשִׁיָּ֥הוּ בֶן־אָמ֖וֹן מֶ֥לֶךְ יְהוּדָֽה</w:t>
+      </w:r>
+    </w:p>
+    <w:p>
+      <w:pPr>
+        <w:bidi/>
+      </w:pPr>
+      <w:r>
+        <w:rPr>
+          <w:lang w:val="ar_AE" w:bidi="ar_AE"/>
+        </w:rPr>
+      </w:r>
+      <w:r>
+        <w:rPr>
           <w:b/>
           <w:lang w:val="ar_AE" w:bidi="ar_AE"/>
         </w:rPr>
@@ -887,6 +951,22 @@
       </w:r>
       <w:r>
         <w:rPr>
+          <w:lang w:val="ar_AE" w:bidi="ar_AE"/>
+        </w:rPr>
+        <w:t>אָסֹ֨ף אָסֵ֜ף כֹּ֗ל מֵ⁠עַ֛ל פְּנֵ֥י הָ⁠אֲדָמָ֖ה נְאֻם־יְהוָֽה</w:t>
+      </w:r>
+    </w:p>
+    <w:p>
+      <w:pPr>
+        <w:bidi/>
+      </w:pPr>
+      <w:r>
+        <w:rPr>
+          <w:lang w:val="ar_AE" w:bidi="ar_AE"/>
+        </w:rPr>
+      </w:r>
+      <w:r>
+        <w:rPr>
           <w:b/>
           <w:lang w:val="ar_AE" w:bidi="ar_AE"/>
         </w:rPr>
@@ -1020,6 +1100,22 @@
       </w:r>
       <w:r>
         <w:rPr>
+          <w:lang w:val="ar_AE" w:bidi="ar_AE"/>
+        </w:rPr>
+        <w:t>אָסֹ֨ף אָסֵ֜ף כֹּ֗ל מֵ⁠עַ֛ל פְּנֵ֥י הָ⁠אֲדָמָ֖ה</w:t>
+      </w:r>
+    </w:p>
+    <w:p>
+      <w:pPr>
+        <w:bidi/>
+      </w:pPr>
+      <w:r>
+        <w:rPr>
+          <w:lang w:val="ar_AE" w:bidi="ar_AE"/>
+        </w:rPr>
+      </w:r>
+      <w:r>
+        <w:rPr>
           <w:b/>
           <w:lang w:val="ar_AE" w:bidi="ar_AE"/>
         </w:rPr>
@@ -1139,6 +1235,22 @@
       </w:r>
       <w:r>
         <w:rPr>
+          <w:lang w:val="ar_AE" w:bidi="ar_AE"/>
+        </w:rPr>
+        <w:t>אָסֹ֨ף אָסֵ֜ף כֹּ֗ל</w:t>
+      </w:r>
+    </w:p>
+    <w:p>
+      <w:pPr>
+        <w:bidi/>
+      </w:pPr>
+      <w:r>
+        <w:rPr>
+          <w:lang w:val="ar_AE" w:bidi="ar_AE"/>
+        </w:rPr>
+      </w:r>
+      <w:r>
+        <w:rPr>
           <w:b/>
           <w:lang w:val="ar_AE" w:bidi="ar_AE"/>
         </w:rPr>
@@ -1231,6 +1343,22 @@
       </w:r>
       <w:r>
         <w:rPr>
+          <w:lang w:val="ar_AE" w:bidi="ar_AE"/>
+        </w:rPr>
+        <w:t>פְּנֵ֥י הָ⁠אֲדָמָ֖ה</w:t>
+      </w:r>
+    </w:p>
+    <w:p>
+      <w:pPr>
+        <w:bidi/>
+      </w:pPr>
+      <w:r>
+        <w:rPr>
+          <w:lang w:val="ar_AE" w:bidi="ar_AE"/>
+        </w:rPr>
+      </w:r>
+      <w:r>
+        <w:rPr>
           <w:b/>
           <w:lang w:val="ar_AE" w:bidi="ar_AE"/>
         </w:rPr>
@@ -1350,6 +1478,22 @@
       </w:r>
       <w:r>
         <w:rPr>
+          <w:lang w:val="ar_AE" w:bidi="ar_AE"/>
+        </w:rPr>
+        <w:t>נְאֻם־יְהוָֽה</w:t>
+      </w:r>
+    </w:p>
+    <w:p>
+      <w:pPr>
+        <w:bidi/>
+      </w:pPr>
+      <w:r>
+        <w:rPr>
+          <w:lang w:val="ar_AE" w:bidi="ar_AE"/>
+        </w:rPr>
+      </w:r>
+      <w:r>
+        <w:rPr>
           <w:b/>
           <w:lang w:val="ar_AE" w:bidi="ar_AE"/>
         </w:rPr>
@@ -1469,6 +1613,22 @@
       </w:r>
       <w:r>
         <w:rPr>
+          <w:lang w:val="ar_AE" w:bidi="ar_AE"/>
+        </w:rPr>
+        <w:t>אָסֵ֨ף אָדָ֜ם וּ⁠בְהֵמָ֗ה אָסֵ֤ף עוֹף־הַ⁠שָּׁמַ֨יִם֙ וּ⁠דְגֵ֣י הַ⁠יָּ֔ם</w:t>
+      </w:r>
+    </w:p>
+    <w:p>
+      <w:pPr>
+        <w:bidi/>
+      </w:pPr>
+      <w:r>
+        <w:rPr>
+          <w:lang w:val="ar_AE" w:bidi="ar_AE"/>
+        </w:rPr>
+      </w:r>
+      <w:r>
+        <w:rPr>
           <w:b/>
           <w:lang w:val="ar_AE" w:bidi="ar_AE"/>
         </w:rPr>
@@ -1588,6 +1748,22 @@
       </w:r>
       <w:r>
         <w:rPr>
+          <w:lang w:val="ar_AE" w:bidi="ar_AE"/>
+        </w:rPr>
+        <w:t>אָדָ֜ם וּ⁠בְהֵמָ֗ה &amp; אֶת־הָ⁠אָדָ֗ם</w:t>
+      </w:r>
+    </w:p>
+    <w:p>
+      <w:pPr>
+        <w:bidi/>
+      </w:pPr>
+      <w:r>
+        <w:rPr>
+          <w:lang w:val="ar_AE" w:bidi="ar_AE"/>
+        </w:rPr>
+      </w:r>
+      <w:r>
+        <w:rPr>
           <w:b/>
           <w:lang w:val="ar_AE" w:bidi="ar_AE"/>
         </w:rPr>
@@ -1707,6 +1883,22 @@
       </w:r>
       <w:r>
         <w:rPr>
+          <w:lang w:val="ar_AE" w:bidi="ar_AE"/>
+        </w:rPr>
+        <w:t>אָדָ֜ם וּ⁠בְהֵמָ֗ה</w:t>
+      </w:r>
+    </w:p>
+    <w:p>
+      <w:pPr>
+        <w:bidi/>
+      </w:pPr>
+      <w:r>
+        <w:rPr>
+          <w:lang w:val="ar_AE" w:bidi="ar_AE"/>
+        </w:rPr>
+      </w:r>
+      <w:r>
+        <w:rPr>
           <w:b/>
           <w:lang w:val="ar_AE" w:bidi="ar_AE"/>
         </w:rPr>
@@ -1826,6 +2018,22 @@
       </w:r>
       <w:r>
         <w:rPr>
+          <w:lang w:val="ar_AE" w:bidi="ar_AE"/>
+        </w:rPr>
+        <w:t>וְ⁠הַ⁠מַּכְשֵׁל֖וֹת אֶת־הָ⁠רְשָׁעִ֑ים</w:t>
+      </w:r>
+    </w:p>
+    <w:p>
+      <w:pPr>
+        <w:bidi/>
+      </w:pPr>
+      <w:r>
+        <w:rPr>
+          <w:lang w:val="ar_AE" w:bidi="ar_AE"/>
+        </w:rPr>
+      </w:r>
+      <w:r>
+        <w:rPr>
           <w:b/>
           <w:lang w:val="ar_AE" w:bidi="ar_AE"/>
         </w:rPr>
@@ -1945,6 +2153,22 @@
       </w:r>
       <w:r>
         <w:rPr>
+          <w:lang w:val="ar_AE" w:bidi="ar_AE"/>
+        </w:rPr>
+        <w:t>וְ⁠הַ⁠מַּכְשֵׁל֖וֹת</w:t>
+      </w:r>
+    </w:p>
+    <w:p>
+      <w:pPr>
+        <w:bidi/>
+      </w:pPr>
+      <w:r>
+        <w:rPr>
+          <w:lang w:val="ar_AE" w:bidi="ar_AE"/>
+        </w:rPr>
+      </w:r>
+      <w:r>
+        <w:rPr>
           <w:b/>
           <w:lang w:val="ar_AE" w:bidi="ar_AE"/>
         </w:rPr>
@@ -2064,6 +2288,22 @@
       </w:r>
       <w:r>
         <w:rPr>
+          <w:lang w:val="ar_AE" w:bidi="ar_AE"/>
+        </w:rPr>
+        <w:t>אֶת־הָ⁠רְשָׁעִ֑ים</w:t>
+      </w:r>
+    </w:p>
+    <w:p>
+      <w:pPr>
+        <w:bidi/>
+      </w:pPr>
+      <w:r>
+        <w:rPr>
+          <w:lang w:val="ar_AE" w:bidi="ar_AE"/>
+        </w:rPr>
+      </w:r>
+      <w:r>
+        <w:rPr>
           <w:b/>
           <w:lang w:val="ar_AE" w:bidi="ar_AE"/>
         </w:rPr>
@@ -2183,6 +2423,22 @@
       </w:r>
       <w:r>
         <w:rPr>
+          <w:lang w:val="ar_AE" w:bidi="ar_AE"/>
+        </w:rPr>
+        <w:t>וְ⁠הִכְרַתִּ֣י אֶת־הָ⁠אָדָ֗ם מֵ⁠עַ֛ל פְּנֵ֥י הָ⁠אֲדָמָ֖ה</w:t>
+      </w:r>
+    </w:p>
+    <w:p>
+      <w:pPr>
+        <w:bidi/>
+      </w:pPr>
+      <w:r>
+        <w:rPr>
+          <w:lang w:val="ar_AE" w:bidi="ar_AE"/>
+        </w:rPr>
+      </w:r>
+      <w:r>
+        <w:rPr>
           <w:b/>
           <w:lang w:val="ar_AE" w:bidi="ar_AE"/>
         </w:rPr>
@@ -2289,6 +2545,22 @@
       </w:r>
       <w:r>
         <w:rPr>
+          <w:lang w:val="ar_AE" w:bidi="ar_AE"/>
+        </w:rPr>
+        <w:t>וְ⁠הִכְרַתִּ֣י אֶת־הָ⁠אָדָ֗ם</w:t>
+      </w:r>
+    </w:p>
+    <w:p>
+      <w:pPr>
+        <w:bidi/>
+      </w:pPr>
+      <w:r>
+        <w:rPr>
+          <w:lang w:val="ar_AE" w:bidi="ar_AE"/>
+        </w:rPr>
+      </w:r>
+      <w:r>
+        <w:rPr>
           <w:b/>
           <w:lang w:val="ar_AE" w:bidi="ar_AE"/>
         </w:rPr>
@@ -2408,6 +2680,22 @@
       </w:r>
       <w:r>
         <w:rPr>
+          <w:lang w:val="ar_AE" w:bidi="ar_AE"/>
+        </w:rPr>
+        <w:t>וְ⁠הִכְרַתִּ֣י אֶת־הָ⁠אָדָ֗ם</w:t>
+      </w:r>
+    </w:p>
+    <w:p>
+      <w:pPr>
+        <w:bidi/>
+      </w:pPr>
+      <w:r>
+        <w:rPr>
+          <w:lang w:val="ar_AE" w:bidi="ar_AE"/>
+        </w:rPr>
+      </w:r>
+      <w:r>
+        <w:rPr>
           <w:b/>
           <w:lang w:val="ar_AE" w:bidi="ar_AE"/>
         </w:rPr>
@@ -2527,6 +2815,22 @@
       </w:r>
       <w:r>
         <w:rPr>
+          <w:lang w:val="ar_AE" w:bidi="ar_AE"/>
+        </w:rPr>
+        <w:t>פְּנֵ֥י הָ⁠אֲדָמָ֖ה</w:t>
+      </w:r>
+    </w:p>
+    <w:p>
+      <w:pPr>
+        <w:bidi/>
+      </w:pPr>
+      <w:r>
+        <w:rPr>
+          <w:lang w:val="ar_AE" w:bidi="ar_AE"/>
+        </w:rPr>
+      </w:r>
+      <w:r>
+        <w:rPr>
           <w:b/>
           <w:lang w:val="ar_AE" w:bidi="ar_AE"/>
         </w:rPr>
@@ -2633,6 +2937,22 @@
       </w:r>
       <w:r>
         <w:rPr>
+          <w:lang w:val="ar_AE" w:bidi="ar_AE"/>
+        </w:rPr>
+        <w:t>וְ⁠נָטִ֤יתִי יָדִ⁠י֙</w:t>
+      </w:r>
+    </w:p>
+    <w:p>
+      <w:pPr>
+        <w:bidi/>
+      </w:pPr>
+      <w:r>
+        <w:rPr>
+          <w:lang w:val="ar_AE" w:bidi="ar_AE"/>
+        </w:rPr>
+      </w:r>
+      <w:r>
+        <w:rPr>
           <w:b/>
           <w:lang w:val="ar_AE" w:bidi="ar_AE"/>
         </w:rPr>
@@ -2752,6 +3072,22 @@
       </w:r>
       <w:r>
         <w:rPr>
+          <w:lang w:val="ar_AE" w:bidi="ar_AE"/>
+        </w:rPr>
+        <w:t>וְ⁠הִכְרַתִּ֞י מִן־הַ⁠מָּק֤וֹם הַ⁠זֶּה֙</w:t>
+      </w:r>
+    </w:p>
+    <w:p>
+      <w:pPr>
+        <w:bidi/>
+      </w:pPr>
+      <w:r>
+        <w:rPr>
+          <w:lang w:val="ar_AE" w:bidi="ar_AE"/>
+        </w:rPr>
+      </w:r>
+      <w:r>
+        <w:rPr>
           <w:b/>
           <w:lang w:val="ar_AE" w:bidi="ar_AE"/>
         </w:rPr>
@@ -2871,6 +3207,22 @@
       </w:r>
       <w:r>
         <w:rPr>
+          <w:lang w:val="ar_AE" w:bidi="ar_AE"/>
+        </w:rPr>
+        <w:t>וְ⁠הִכְרַתִּ֞י מִן־הַ⁠מָּק֤וֹם הַ⁠זֶּה֙</w:t>
+      </w:r>
+    </w:p>
+    <w:p>
+      <w:pPr>
+        <w:bidi/>
+      </w:pPr>
+      <w:r>
+        <w:rPr>
+          <w:lang w:val="ar_AE" w:bidi="ar_AE"/>
+        </w:rPr>
+      </w:r>
+      <w:r>
+        <w:rPr>
           <w:b/>
           <w:lang w:val="ar_AE" w:bidi="ar_AE"/>
         </w:rPr>
@@ -2977,6 +3329,22 @@
       </w:r>
       <w:r>
         <w:rPr>
+          <w:lang w:val="ar_AE" w:bidi="ar_AE"/>
+        </w:rPr>
+        <w:t>אֶת־שְׁאָ֣ר הַ⁠בַּ֔עַל</w:t>
+      </w:r>
+    </w:p>
+    <w:p>
+      <w:pPr>
+        <w:bidi/>
+      </w:pPr>
+      <w:r>
+        <w:rPr>
+          <w:lang w:val="ar_AE" w:bidi="ar_AE"/>
+        </w:rPr>
+      </w:r>
+      <w:r>
+        <w:rPr>
           <w:b/>
           <w:lang w:val="ar_AE" w:bidi="ar_AE"/>
         </w:rPr>
@@ -3096,6 +3464,22 @@
       </w:r>
       <w:r>
         <w:rPr>
+          <w:lang w:val="ar_AE" w:bidi="ar_AE"/>
+        </w:rPr>
+        <w:t>אֶת־שְׁאָ֣ר הַ⁠בַּ֔עַל</w:t>
+      </w:r>
+    </w:p>
+    <w:p>
+      <w:pPr>
+        <w:bidi/>
+      </w:pPr>
+      <w:r>
+        <w:rPr>
+          <w:lang w:val="ar_AE" w:bidi="ar_AE"/>
+        </w:rPr>
+      </w:r>
+      <w:r>
+        <w:rPr>
           <w:b/>
           <w:lang w:val="ar_AE" w:bidi="ar_AE"/>
         </w:rPr>
@@ -3241,6 +3625,22 @@
       </w:r>
       <w:r>
         <w:rPr>
+          <w:lang w:val="ar_AE" w:bidi="ar_AE"/>
+        </w:rPr>
+        <w:t>אֶת־שֵׁ֥ם הַ⁠כְּמָרִ֖ים עִם־הַ⁠כֹּהֲנִֽים</w:t>
+      </w:r>
+    </w:p>
+    <w:p>
+      <w:pPr>
+        <w:bidi/>
+      </w:pPr>
+      <w:r>
+        <w:rPr>
+          <w:lang w:val="ar_AE" w:bidi="ar_AE"/>
+        </w:rPr>
+      </w:r>
+      <w:r>
+        <w:rPr>
           <w:b/>
           <w:lang w:val="ar_AE" w:bidi="ar_AE"/>
         </w:rPr>
@@ -3347,6 +3747,22 @@
       </w:r>
       <w:r>
         <w:rPr>
+          <w:lang w:val="ar_AE" w:bidi="ar_AE"/>
+        </w:rPr>
+        <w:t>אֶת־שֵׁ֥ם</w:t>
+      </w:r>
+    </w:p>
+    <w:p>
+      <w:pPr>
+        <w:bidi/>
+      </w:pPr>
+      <w:r>
+        <w:rPr>
+          <w:lang w:val="ar_AE" w:bidi="ar_AE"/>
+        </w:rPr>
+      </w:r>
+      <w:r>
+        <w:rPr>
           <w:b/>
           <w:lang w:val="ar_AE" w:bidi="ar_AE"/>
         </w:rPr>
@@ -3466,6 +3882,22 @@
         <w:rPr>
           <w:lang w:val="ar_AE" w:bidi="ar_AE"/>
         </w:rPr>
+      </w:r>
+    </w:p>
+    <w:p>
+      <w:pPr>
+        <w:bidi/>
+      </w:pPr>
+      <w:r>
+        <w:rPr>
+          <w:lang w:val="ar_AE" w:bidi="ar_AE"/>
+        </w:rPr>
+      </w:r>
+      <w:r>
+        <w:rPr>
+          <w:lang w:val="ar_AE" w:bidi="ar_AE"/>
+        </w:rPr>
+        <w:t>עִם־הַ⁠כֹּהֲנִֽים</w:t>
       </w:r>
     </w:p>
     <w:p>
@@ -3616,6 +4048,22 @@
       </w:r>
       <w:r>
         <w:rPr>
+          <w:lang w:val="ar_AE" w:bidi="ar_AE"/>
+        </w:rPr>
+        <w:t>וְ⁠אֶת־הַ⁠מִּשְׁתַּחֲוִ֥ים עַל־הַ⁠גַּגּ֖וֹת לִ⁠צְבָ֣א הַ⁠שָּׁמָ֑יִם וְ⁠אֶת־הַ⁠מִּֽשְׁתַּחֲוִים֙ הַ⁠נִּשְׁבָּעִ֣ים לַֽ⁠יהוָ֔ה וְ⁠הַ⁠נִּשְׁבָּעִ֖ים בְּ⁠מַלְכָּֽ⁠ם</w:t>
+      </w:r>
+    </w:p>
+    <w:p>
+      <w:pPr>
+        <w:bidi/>
+      </w:pPr>
+      <w:r>
+        <w:rPr>
+          <w:lang w:val="ar_AE" w:bidi="ar_AE"/>
+        </w:rPr>
+      </w:r>
+      <w:r>
+        <w:rPr>
           <w:b/>
           <w:lang w:val="ar_AE" w:bidi="ar_AE"/>
         </w:rPr>
@@ -3722,6 +4170,22 @@
       </w:r>
       <w:r>
         <w:rPr>
+          <w:lang w:val="ar_AE" w:bidi="ar_AE"/>
+        </w:rPr>
+        <w:t>וְ⁠אֶת־הַ⁠מִּשְׁתַּחֲוִ֥ים עַל־הַ⁠גַּגּ֖וֹת לִ⁠צְבָ֣א</w:t>
+      </w:r>
+    </w:p>
+    <w:p>
+      <w:pPr>
+        <w:bidi/>
+      </w:pPr>
+      <w:r>
+        <w:rPr>
+          <w:lang w:val="ar_AE" w:bidi="ar_AE"/>
+        </w:rPr>
+      </w:r>
+      <w:r>
+        <w:rPr>
           <w:b/>
           <w:lang w:val="ar_AE" w:bidi="ar_AE"/>
         </w:rPr>
@@ -3841,6 +4305,22 @@
       </w:r>
       <w:r>
         <w:rPr>
+          <w:lang w:val="ar_AE" w:bidi="ar_AE"/>
+        </w:rPr>
+        <w:t>לִ⁠צְבָ֣א הַ⁠שָּׁמָ֑יִם</w:t>
+      </w:r>
+    </w:p>
+    <w:p>
+      <w:pPr>
+        <w:bidi/>
+      </w:pPr>
+      <w:r>
+        <w:rPr>
+          <w:lang w:val="ar_AE" w:bidi="ar_AE"/>
+        </w:rPr>
+      </w:r>
+      <w:r>
+        <w:rPr>
           <w:b/>
           <w:lang w:val="ar_AE" w:bidi="ar_AE"/>
         </w:rPr>
@@ -3973,6 +4453,22 @@
       </w:r>
       <w:r>
         <w:rPr>
+          <w:lang w:val="ar_AE" w:bidi="ar_AE"/>
+        </w:rPr>
+        <w:t>וְ⁠אֶת־הַ⁠מִּֽשְׁתַּחֲוִים֙ הַ⁠נִּשְׁבָּעִ֣ים לַֽ⁠יהוָ֔ה</w:t>
+      </w:r>
+    </w:p>
+    <w:p>
+      <w:pPr>
+        <w:bidi/>
+      </w:pPr>
+      <w:r>
+        <w:rPr>
+          <w:lang w:val="ar_AE" w:bidi="ar_AE"/>
+        </w:rPr>
+      </w:r>
+      <w:r>
+        <w:rPr>
           <w:b/>
           <w:lang w:val="ar_AE" w:bidi="ar_AE"/>
         </w:rPr>
@@ -4079,6 +4575,22 @@
       </w:r>
       <w:r>
         <w:rPr>
+          <w:lang w:val="ar_AE" w:bidi="ar_AE"/>
+        </w:rPr>
+        <w:t>וְ⁠אֶת־הַ⁠מִּֽשְׁתַּחֲוִים֙ הַ⁠נִּשְׁבָּעִ֣ים לַֽ⁠יהוָ֔ה</w:t>
+      </w:r>
+    </w:p>
+    <w:p>
+      <w:pPr>
+        <w:bidi/>
+      </w:pPr>
+      <w:r>
+        <w:rPr>
+          <w:lang w:val="ar_AE" w:bidi="ar_AE"/>
+        </w:rPr>
+      </w:r>
+      <w:r>
+        <w:rPr>
           <w:b/>
           <w:lang w:val="ar_AE" w:bidi="ar_AE"/>
         </w:rPr>
@@ -4237,6 +4749,22 @@
       </w:r>
       <w:r>
         <w:rPr>
+          <w:lang w:val="ar_AE" w:bidi="ar_AE"/>
+        </w:rPr>
+        <w:t>הַ⁠נִּשְׁבָּעִ֣ים לַֽ⁠יהוָ֔ה וְ⁠הַ⁠נִּשְׁבָּעִ֖ים בְּ⁠מַלְכָּֽ⁠ם</w:t>
+      </w:r>
+    </w:p>
+    <w:p>
+      <w:pPr>
+        <w:bidi/>
+      </w:pPr>
+      <w:r>
+        <w:rPr>
+          <w:lang w:val="ar_AE" w:bidi="ar_AE"/>
+        </w:rPr>
+      </w:r>
+      <w:r>
+        <w:rPr>
           <w:b/>
           <w:lang w:val="ar_AE" w:bidi="ar_AE"/>
         </w:rPr>
@@ -4356,6 +4884,22 @@
       </w:r>
       <w:r>
         <w:rPr>
+          <w:lang w:val="ar_AE" w:bidi="ar_AE"/>
+        </w:rPr>
+        <w:t>הַ⁠נִּשְׁבָּעִ֣ים לַֽ⁠יהוָ֔ה וְ⁠הַ⁠נִּשְׁבָּעִ֖ים בְּ⁠מַלְכָּֽ⁠ם</w:t>
+      </w:r>
+    </w:p>
+    <w:p>
+      <w:pPr>
+        <w:bidi/>
+      </w:pPr>
+      <w:r>
+        <w:rPr>
+          <w:lang w:val="ar_AE" w:bidi="ar_AE"/>
+        </w:rPr>
+      </w:r>
+      <w:r>
+        <w:rPr>
           <w:b/>
           <w:lang w:val="ar_AE" w:bidi="ar_AE"/>
         </w:rPr>
@@ -4500,6 +5044,22 @@
       </w:r>
       <w:r>
         <w:rPr>
+          <w:lang w:val="ar_AE" w:bidi="ar_AE"/>
+        </w:rPr>
+        <w:t>וְ⁠אֶת־הַ⁠נְּסוֹגִ֖ים מֵ⁠אַחֲרֵ֣י יְהוָ֑ה וַ⁠אֲשֶׁ֛ר לֹֽא־בִקְשׁ֥וּ אֶת־יְהוָ֖ה וְ⁠לֹ֥א דְרָשֻֽׁ⁠הוּ</w:t>
+      </w:r>
+    </w:p>
+    <w:p>
+      <w:pPr>
+        <w:bidi/>
+      </w:pPr>
+      <w:r>
+        <w:rPr>
+          <w:lang w:val="ar_AE" w:bidi="ar_AE"/>
+        </w:rPr>
+      </w:r>
+      <w:r>
+        <w:rPr>
           <w:b/>
           <w:lang w:val="ar_AE" w:bidi="ar_AE"/>
         </w:rPr>
@@ -4606,6 +5166,22 @@
       </w:r>
       <w:r>
         <w:rPr>
+          <w:lang w:val="ar_AE" w:bidi="ar_AE"/>
+        </w:rPr>
+        <w:t>וְ⁠אֶת־הַ⁠נְּסוֹגִ֖ים מֵ⁠אַחֲרֵ֣י יְהוָ֑ה וַ⁠אֲשֶׁ֛ר לֹֽא־בִקְשׁ֥וּ אֶת־יְהוָ֖ה וְ⁠לֹ֥א דְרָשֻֽׁ⁠הוּ</w:t>
+      </w:r>
+    </w:p>
+    <w:p>
+      <w:pPr>
+        <w:bidi/>
+      </w:pPr>
+      <w:r>
+        <w:rPr>
+          <w:lang w:val="ar_AE" w:bidi="ar_AE"/>
+        </w:rPr>
+      </w:r>
+      <w:r>
+        <w:rPr>
           <w:b/>
           <w:lang w:val="ar_AE" w:bidi="ar_AE"/>
         </w:rPr>
@@ -4712,6 +5288,22 @@
       </w:r>
       <w:r>
         <w:rPr>
+          <w:lang w:val="ar_AE" w:bidi="ar_AE"/>
+        </w:rPr>
+        <w:t>וְ⁠אֶת־הַ⁠נְּסוֹגִ֖ים מֵ⁠אַחֲרֵ֣י יְהוָ֑ה</w:t>
+      </w:r>
+    </w:p>
+    <w:p>
+      <w:pPr>
+        <w:bidi/>
+      </w:pPr>
+      <w:r>
+        <w:rPr>
+          <w:lang w:val="ar_AE" w:bidi="ar_AE"/>
+        </w:rPr>
+      </w:r>
+      <w:r>
+        <w:rPr>
           <w:b/>
           <w:lang w:val="ar_AE" w:bidi="ar_AE"/>
         </w:rPr>
@@ -4831,6 +5423,22 @@
       </w:r>
       <w:r>
         <w:rPr>
+          <w:lang w:val="ar_AE" w:bidi="ar_AE"/>
+        </w:rPr>
+        <w:t>וַ⁠אֲשֶׁ֛ר לֹֽא־בִקְשׁ֥וּ אֶת־יְהוָ֖ה וְ⁠לֹ֥א דְרָשֻֽׁ⁠הוּ</w:t>
+      </w:r>
+    </w:p>
+    <w:p>
+      <w:pPr>
+        <w:bidi/>
+      </w:pPr>
+      <w:r>
+        <w:rPr>
+          <w:lang w:val="ar_AE" w:bidi="ar_AE"/>
+        </w:rPr>
+      </w:r>
+      <w:r>
+        <w:rPr>
           <w:b/>
           <w:lang w:val="ar_AE" w:bidi="ar_AE"/>
         </w:rPr>
@@ -4989,6 +5597,22 @@
       </w:r>
       <w:r>
         <w:rPr>
+          <w:lang w:val="ar_AE" w:bidi="ar_AE"/>
+        </w:rPr>
+        <w:t>הַ֕ס מִ⁠פְּנֵ֖י אֲדֹנָ֣⁠י יְהוִ֑ה</w:t>
+      </w:r>
+    </w:p>
+    <w:p>
+      <w:pPr>
+        <w:bidi/>
+      </w:pPr>
+      <w:r>
+        <w:rPr>
+          <w:lang w:val="ar_AE" w:bidi="ar_AE"/>
+        </w:rPr>
+      </w:r>
+      <w:r>
+        <w:rPr>
           <w:b/>
           <w:lang w:val="ar_AE" w:bidi="ar_AE"/>
         </w:rPr>
@@ -5121,6 +5745,22 @@
       </w:r>
       <w:r>
         <w:rPr>
+          <w:lang w:val="ar_AE" w:bidi="ar_AE"/>
+        </w:rPr>
+        <w:t>הַ֕ס מִ⁠פְּנֵ֖י אֲדֹנָ֣⁠י יְהוִ֑ה</w:t>
+      </w:r>
+    </w:p>
+    <w:p>
+      <w:pPr>
+        <w:bidi/>
+      </w:pPr>
+      <w:r>
+        <w:rPr>
+          <w:lang w:val="ar_AE" w:bidi="ar_AE"/>
+        </w:rPr>
+      </w:r>
+      <w:r>
+        <w:rPr>
           <w:b/>
           <w:lang w:val="ar_AE" w:bidi="ar_AE"/>
         </w:rPr>
@@ -5240,6 +5880,22 @@
       </w:r>
       <w:r>
         <w:rPr>
+          <w:lang w:val="ar_AE" w:bidi="ar_AE"/>
+        </w:rPr>
+        <w:t>קָרוֹב֙ י֣וֹם יְהוָ֔ה</w:t>
+      </w:r>
+    </w:p>
+    <w:p>
+      <w:pPr>
+        <w:bidi/>
+      </w:pPr>
+      <w:r>
+        <w:rPr>
+          <w:lang w:val="ar_AE" w:bidi="ar_AE"/>
+        </w:rPr>
+      </w:r>
+      <w:r>
+        <w:rPr>
           <w:b/>
           <w:lang w:val="ar_AE" w:bidi="ar_AE"/>
         </w:rPr>
@@ -5359,6 +6015,22 @@
       </w:r>
       <w:r>
         <w:rPr>
+          <w:lang w:val="ar_AE" w:bidi="ar_AE"/>
+        </w:rPr>
+        <w:t>הֵכִ֧ין יְהוָ֛ה זֶ֖בַח הִקְדִּ֥ישׁ קְרֻאָֽי⁠ו</w:t>
+      </w:r>
+    </w:p>
+    <w:p>
+      <w:pPr>
+        <w:bidi/>
+      </w:pPr>
+      <w:r>
+        <w:rPr>
+          <w:lang w:val="ar_AE" w:bidi="ar_AE"/>
+        </w:rPr>
+      </w:r>
+      <w:r>
+        <w:rPr>
           <w:b/>
           <w:lang w:val="ar_AE" w:bidi="ar_AE"/>
         </w:rPr>
@@ -5511,6 +6183,22 @@
       </w:r>
       <w:r>
         <w:rPr>
+          <w:lang w:val="ar_AE" w:bidi="ar_AE"/>
+        </w:rPr>
+        <w:t>קְרֻאָֽי⁠ו</w:t>
+      </w:r>
+    </w:p>
+    <w:p>
+      <w:pPr>
+        <w:bidi/>
+      </w:pPr>
+      <w:r>
+        <w:rPr>
+          <w:lang w:val="ar_AE" w:bidi="ar_AE"/>
+        </w:rPr>
+      </w:r>
+      <w:r>
+        <w:rPr>
           <w:b/>
           <w:lang w:val="ar_AE" w:bidi="ar_AE"/>
         </w:rPr>
@@ -5617,6 +6305,22 @@
       </w:r>
       <w:r>
         <w:rPr>
+          <w:lang w:val="ar_AE" w:bidi="ar_AE"/>
+        </w:rPr>
+        <w:t>וְ⁠הָיָ֗ה בְּ⁠יוֹם֙ זֶ֣בַח יְהוָ֔ה</w:t>
+      </w:r>
+    </w:p>
+    <w:p>
+      <w:pPr>
+        <w:bidi/>
+      </w:pPr>
+      <w:r>
+        <w:rPr>
+          <w:lang w:val="ar_AE" w:bidi="ar_AE"/>
+        </w:rPr>
+      </w:r>
+      <w:r>
+        <w:rPr>
           <w:b/>
           <w:lang w:val="ar_AE" w:bidi="ar_AE"/>
         </w:rPr>
@@ -5723,6 +6427,22 @@
       </w:r>
       <w:r>
         <w:rPr>
+          <w:lang w:val="ar_AE" w:bidi="ar_AE"/>
+        </w:rPr>
+        <w:t>בְּ⁠יוֹם֙ זֶ֣בַח יְהוָ֔ה</w:t>
+      </w:r>
+    </w:p>
+    <w:p>
+      <w:pPr>
+        <w:bidi/>
+      </w:pPr>
+      <w:r>
+        <w:rPr>
+          <w:lang w:val="ar_AE" w:bidi="ar_AE"/>
+        </w:rPr>
+      </w:r>
+      <w:r>
+        <w:rPr>
           <w:b/>
           <w:lang w:val="ar_AE" w:bidi="ar_AE"/>
         </w:rPr>
@@ -5829,6 +6549,22 @@
       </w:r>
       <w:r>
         <w:rPr>
+          <w:lang w:val="ar_AE" w:bidi="ar_AE"/>
+        </w:rPr>
+        <w:t>בְּ⁠יוֹם֙ זֶ֣בַח יְהוָ֔ה</w:t>
+      </w:r>
+    </w:p>
+    <w:p>
+      <w:pPr>
+        <w:bidi/>
+      </w:pPr>
+      <w:r>
+        <w:rPr>
+          <w:lang w:val="ar_AE" w:bidi="ar_AE"/>
+        </w:rPr>
+      </w:r>
+      <w:r>
+        <w:rPr>
           <w:b/>
           <w:lang w:val="ar_AE" w:bidi="ar_AE"/>
         </w:rPr>
@@ -5935,6 +6671,22 @@
       </w:r>
       <w:r>
         <w:rPr>
+          <w:lang w:val="ar_AE" w:bidi="ar_AE"/>
+        </w:rPr>
+        <w:t>בְּ⁠יוֹם֙ זֶ֣בַח יְהוָ֔ה</w:t>
+      </w:r>
+    </w:p>
+    <w:p>
+      <w:pPr>
+        <w:bidi/>
+      </w:pPr>
+      <w:r>
+        <w:rPr>
+          <w:lang w:val="ar_AE" w:bidi="ar_AE"/>
+        </w:rPr>
+      </w:r>
+      <w:r>
+        <w:rPr>
           <w:b/>
           <w:lang w:val="ar_AE" w:bidi="ar_AE"/>
         </w:rPr>
@@ -6041,6 +6793,22 @@
       </w:r>
       <w:r>
         <w:rPr>
+          <w:lang w:val="ar_AE" w:bidi="ar_AE"/>
+        </w:rPr>
+        <w:t>וּ⁠פָקַדְתִּ֥י עַל־הַ⁠שָּׂרִ֖ים וְ⁠עַל־בְּנֵ֣י הַ⁠מֶּ֑לֶךְ וְ⁠עַ֥ל כָּל־הַ⁠לֹּבְשִׁ֖ים מַלְבּ֥וּשׁ נָכְרִֽי</w:t>
+      </w:r>
+    </w:p>
+    <w:p>
+      <w:pPr>
+        <w:bidi/>
+      </w:pPr>
+      <w:r>
+        <w:rPr>
+          <w:lang w:val="ar_AE" w:bidi="ar_AE"/>
+        </w:rPr>
+      </w:r>
+      <w:r>
+        <w:rPr>
           <w:b/>
           <w:lang w:val="ar_AE" w:bidi="ar_AE"/>
         </w:rPr>
@@ -6160,6 +6928,22 @@
       </w:r>
       <w:r>
         <w:rPr>
+          <w:lang w:val="ar_AE" w:bidi="ar_AE"/>
+        </w:rPr>
+        <w:t>הַ⁠שָּׂרִ֖ים</w:t>
+      </w:r>
+    </w:p>
+    <w:p>
+      <w:pPr>
+        <w:bidi/>
+      </w:pPr>
+      <w:r>
+        <w:rPr>
+          <w:lang w:val="ar_AE" w:bidi="ar_AE"/>
+        </w:rPr>
+      </w:r>
+      <w:r>
+        <w:rPr>
           <w:b/>
           <w:lang w:val="ar_AE" w:bidi="ar_AE"/>
         </w:rPr>
@@ -6279,6 +7063,22 @@
       </w:r>
       <w:r>
         <w:rPr>
+          <w:lang w:val="ar_AE" w:bidi="ar_AE"/>
+        </w:rPr>
+        <w:t>בְּנֵ֣י הַ⁠מֶּ֑לֶךְ</w:t>
+      </w:r>
+    </w:p>
+    <w:p>
+      <w:pPr>
+        <w:bidi/>
+      </w:pPr>
+      <w:r>
+        <w:rPr>
+          <w:lang w:val="ar_AE" w:bidi="ar_AE"/>
+        </w:rPr>
+      </w:r>
+      <w:r>
+        <w:rPr>
           <w:b/>
           <w:lang w:val="ar_AE" w:bidi="ar_AE"/>
         </w:rPr>
@@ -6398,6 +7198,22 @@
       </w:r>
       <w:r>
         <w:rPr>
+          <w:lang w:val="ar_AE" w:bidi="ar_AE"/>
+        </w:rPr>
+        <w:t>כָּל־הַ⁠לֹּבְשִׁ֖ים מַלְבּ֥וּשׁ נָכְרִֽי</w:t>
+      </w:r>
+    </w:p>
+    <w:p>
+      <w:pPr>
+        <w:bidi/>
+      </w:pPr>
+      <w:r>
+        <w:rPr>
+          <w:lang w:val="ar_AE" w:bidi="ar_AE"/>
+        </w:rPr>
+      </w:r>
+      <w:r>
+        <w:rPr>
           <w:b/>
           <w:lang w:val="ar_AE" w:bidi="ar_AE"/>
         </w:rPr>
@@ -6517,6 +7333,22 @@
       </w:r>
       <w:r>
         <w:rPr>
+          <w:lang w:val="ar_AE" w:bidi="ar_AE"/>
+        </w:rPr>
+        <w:t>וּ⁠פָקַדְתִּ֗י עַ֧ל &amp; בַּ⁠יּ֣וֹם הַ⁠ה֑וּא</w:t>
+      </w:r>
+    </w:p>
+    <w:p>
+      <w:pPr>
+        <w:bidi/>
+      </w:pPr>
+      <w:r>
+        <w:rPr>
+          <w:lang w:val="ar_AE" w:bidi="ar_AE"/>
+        </w:rPr>
+      </w:r>
+      <w:r>
+        <w:rPr>
           <w:b/>
           <w:lang w:val="ar_AE" w:bidi="ar_AE"/>
         </w:rPr>
@@ -6623,6 +7455,22 @@
       </w:r>
       <w:r>
         <w:rPr>
+          <w:lang w:val="ar_AE" w:bidi="ar_AE"/>
+        </w:rPr>
+        <w:t>כָּל־הַ⁠דּוֹלֵ֛ג עַל־הַ⁠מִּפְתָּ֖ן</w:t>
+      </w:r>
+    </w:p>
+    <w:p>
+      <w:pPr>
+        <w:bidi/>
+      </w:pPr>
+      <w:r>
+        <w:rPr>
+          <w:lang w:val="ar_AE" w:bidi="ar_AE"/>
+        </w:rPr>
+      </w:r>
+      <w:r>
+        <w:rPr>
           <w:b/>
           <w:lang w:val="ar_AE" w:bidi="ar_AE"/>
         </w:rPr>
@@ -6768,6 +7616,22 @@
       </w:r>
       <w:r>
         <w:rPr>
+          <w:lang w:val="ar_AE" w:bidi="ar_AE"/>
+        </w:rPr>
+        <w:t>הַֽ⁠מְמַלְאִ֛ים בֵּ֥ית אֲדֹנֵי⁠הֶ֖ם חָמָ֥ס וּ⁠מִרְמָֽה</w:t>
+      </w:r>
+    </w:p>
+    <w:p>
+      <w:pPr>
+        <w:bidi/>
+      </w:pPr>
+      <w:r>
+        <w:rPr>
+          <w:lang w:val="ar_AE" w:bidi="ar_AE"/>
+        </w:rPr>
+      </w:r>
+      <w:r>
+        <w:rPr>
           <w:b/>
           <w:lang w:val="ar_AE" w:bidi="ar_AE"/>
         </w:rPr>
@@ -6887,6 +7751,22 @@
       </w:r>
       <w:r>
         <w:rPr>
+          <w:lang w:val="ar_AE" w:bidi="ar_AE"/>
+        </w:rPr>
+        <w:t>חָמָ֥ס וּ⁠מִרְמָֽה</w:t>
+      </w:r>
+    </w:p>
+    <w:p>
+      <w:pPr>
+        <w:bidi/>
+      </w:pPr>
+      <w:r>
+        <w:rPr>
+          <w:lang w:val="ar_AE" w:bidi="ar_AE"/>
+        </w:rPr>
+      </w:r>
+      <w:r>
+        <w:rPr>
           <w:b/>
           <w:lang w:val="ar_AE" w:bidi="ar_AE"/>
         </w:rPr>
@@ -7019,6 +7899,22 @@
       </w:r>
       <w:r>
         <w:rPr>
+          <w:lang w:val="ar_AE" w:bidi="ar_AE"/>
+        </w:rPr>
+        <w:t>וְ⁠הָיָה֩ בַ⁠יּ֨וֹם הַ⁠ה֜וּא נְאֻם־יְהוָ֗ה ק֤וֹל</w:t>
+      </w:r>
+    </w:p>
+    <w:p>
+      <w:pPr>
+        <w:bidi/>
+      </w:pPr>
+      <w:r>
+        <w:rPr>
+          <w:lang w:val="ar_AE" w:bidi="ar_AE"/>
+        </w:rPr>
+      </w:r>
+      <w:r>
+        <w:rPr>
           <w:b/>
           <w:lang w:val="ar_AE" w:bidi="ar_AE"/>
         </w:rPr>
@@ -7138,6 +8034,22 @@
       </w:r>
       <w:r>
         <w:rPr>
+          <w:lang w:val="ar_AE" w:bidi="ar_AE"/>
+        </w:rPr>
+        <w:t>בַ⁠יּ֨וֹם הַ⁠ה֜וּא</w:t>
+      </w:r>
+    </w:p>
+    <w:p>
+      <w:pPr>
+        <w:bidi/>
+      </w:pPr>
+      <w:r>
+        <w:rPr>
+          <w:lang w:val="ar_AE" w:bidi="ar_AE"/>
+        </w:rPr>
+      </w:r>
+      <w:r>
+        <w:rPr>
           <w:b/>
           <w:lang w:val="ar_AE" w:bidi="ar_AE"/>
         </w:rPr>
@@ -7244,6 +8156,22 @@
       </w:r>
       <w:r>
         <w:rPr>
+          <w:lang w:val="ar_AE" w:bidi="ar_AE"/>
+        </w:rPr>
+        <w:t>ק֤וֹל</w:t>
+      </w:r>
+    </w:p>
+    <w:p>
+      <w:pPr>
+        <w:bidi/>
+      </w:pPr>
+      <w:r>
+        <w:rPr>
+          <w:lang w:val="ar_AE" w:bidi="ar_AE"/>
+        </w:rPr>
+      </w:r>
+      <w:r>
+        <w:rPr>
           <w:b/>
           <w:lang w:val="ar_AE" w:bidi="ar_AE"/>
         </w:rPr>
@@ -7350,6 +8278,22 @@
       </w:r>
       <w:r>
         <w:rPr>
+          <w:lang w:val="ar_AE" w:bidi="ar_AE"/>
+        </w:rPr>
+        <w:t>מִ⁠שַּׁ֣עַר הַ⁠דָּגִ֔ים</w:t>
+      </w:r>
+    </w:p>
+    <w:p>
+      <w:pPr>
+        <w:bidi/>
+      </w:pPr>
+      <w:r>
+        <w:rPr>
+          <w:lang w:val="ar_AE" w:bidi="ar_AE"/>
+        </w:rPr>
+      </w:r>
+      <w:r>
+        <w:rPr>
           <w:b/>
           <w:lang w:val="ar_AE" w:bidi="ar_AE"/>
         </w:rPr>
@@ -7469,6 +8413,22 @@
       </w:r>
       <w:r>
         <w:rPr>
+          <w:lang w:val="ar_AE" w:bidi="ar_AE"/>
+        </w:rPr>
+        <w:t>הַ⁠מִּשְׁנֶ֑ה</w:t>
+      </w:r>
+    </w:p>
+    <w:p>
+      <w:pPr>
+        <w:bidi/>
+      </w:pPr>
+      <w:r>
+        <w:rPr>
+          <w:lang w:val="ar_AE" w:bidi="ar_AE"/>
+        </w:rPr>
+      </w:r>
+      <w:r>
+        <w:rPr>
           <w:b/>
           <w:lang w:val="ar_AE" w:bidi="ar_AE"/>
         </w:rPr>
@@ -7601,6 +8561,22 @@
       </w:r>
       <w:r>
         <w:rPr>
+          <w:lang w:val="ar_AE" w:bidi="ar_AE"/>
+        </w:rPr>
+        <w:t>מֵ⁠הַ⁠גְּבָעֽוֹת</w:t>
+      </w:r>
+    </w:p>
+    <w:p>
+      <w:pPr>
+        <w:bidi/>
+      </w:pPr>
+      <w:r>
+        <w:rPr>
+          <w:lang w:val="ar_AE" w:bidi="ar_AE"/>
+        </w:rPr>
+      </w:r>
+      <w:r>
+        <w:rPr>
           <w:b/>
           <w:lang w:val="ar_AE" w:bidi="ar_AE"/>
         </w:rPr>
@@ -7720,6 +8696,22 @@
       </w:r>
       <w:r>
         <w:rPr>
+          <w:lang w:val="ar_AE" w:bidi="ar_AE"/>
+        </w:rPr>
+        <w:t>הַ⁠מַּכְתֵּ֑שׁ</w:t>
+      </w:r>
+    </w:p>
+    <w:p>
+      <w:pPr>
+        <w:bidi/>
+      </w:pPr>
+      <w:r>
+        <w:rPr>
+          <w:lang w:val="ar_AE" w:bidi="ar_AE"/>
+        </w:rPr>
+      </w:r>
+      <w:r>
+        <w:rPr>
           <w:b/>
           <w:lang w:val="ar_AE" w:bidi="ar_AE"/>
         </w:rPr>
@@ -7839,6 +8831,22 @@
       </w:r>
       <w:r>
         <w:rPr>
+          <w:lang w:val="ar_AE" w:bidi="ar_AE"/>
+        </w:rPr>
+        <w:t>נִדְמָה֙ כָּל־עַ֣ם כְּנַ֔עַן נִכְרְת֖וּ כָּל־נְטִ֥ילֵי כָֽסֶף</w:t>
+      </w:r>
+    </w:p>
+    <w:p>
+      <w:pPr>
+        <w:bidi/>
+      </w:pPr>
+      <w:r>
+        <w:rPr>
+          <w:lang w:val="ar_AE" w:bidi="ar_AE"/>
+        </w:rPr>
+      </w:r>
+      <w:r>
+        <w:rPr>
           <w:b/>
           <w:lang w:val="ar_AE" w:bidi="ar_AE"/>
         </w:rPr>
@@ -7945,6 +8953,22 @@
       </w:r>
       <w:r>
         <w:rPr>
+          <w:lang w:val="ar_AE" w:bidi="ar_AE"/>
+        </w:rPr>
+        <w:t>נִדְמָה֙ כָּל־עַ֣ם כְּנַ֔עַן נִכְרְת֖וּ כָּל־נְטִ֥ילֵי כָֽסֶף</w:t>
+      </w:r>
+    </w:p>
+    <w:p>
+      <w:pPr>
+        <w:bidi/>
+      </w:pPr>
+      <w:r>
+        <w:rPr>
+          <w:lang w:val="ar_AE" w:bidi="ar_AE"/>
+        </w:rPr>
+      </w:r>
+      <w:r>
+        <w:rPr>
           <w:b/>
           <w:lang w:val="ar_AE" w:bidi="ar_AE"/>
         </w:rPr>
@@ -8051,6 +9075,22 @@
       </w:r>
       <w:r>
         <w:rPr>
+          <w:lang w:val="ar_AE" w:bidi="ar_AE"/>
+        </w:rPr>
+        <w:t>עַ֣ם כְּנַ֔עַן</w:t>
+      </w:r>
+    </w:p>
+    <w:p>
+      <w:pPr>
+        <w:bidi/>
+      </w:pPr>
+      <w:r>
+        <w:rPr>
+          <w:lang w:val="ar_AE" w:bidi="ar_AE"/>
+        </w:rPr>
+      </w:r>
+      <w:r>
+        <w:rPr>
           <w:b/>
           <w:lang w:val="ar_AE" w:bidi="ar_AE"/>
         </w:rPr>
@@ -8170,6 +9210,22 @@
       </w:r>
       <w:r>
         <w:rPr>
+          <w:lang w:val="ar_AE" w:bidi="ar_AE"/>
+        </w:rPr>
+        <w:t>נְטִ֥ילֵי כָֽסֶף</w:t>
+      </w:r>
+    </w:p>
+    <w:p>
+      <w:pPr>
+        <w:bidi/>
+      </w:pPr>
+      <w:r>
+        <w:rPr>
+          <w:lang w:val="ar_AE" w:bidi="ar_AE"/>
+        </w:rPr>
+      </w:r>
+      <w:r>
+        <w:rPr>
           <w:b/>
           <w:lang w:val="ar_AE" w:bidi="ar_AE"/>
         </w:rPr>
@@ -8289,6 +9345,22 @@
       </w:r>
       <w:r>
         <w:rPr>
+          <w:lang w:val="ar_AE" w:bidi="ar_AE"/>
+        </w:rPr>
+        <w:t>נִכְרְת֖וּ</w:t>
+      </w:r>
+    </w:p>
+    <w:p>
+      <w:pPr>
+        <w:bidi/>
+      </w:pPr>
+      <w:r>
+        <w:rPr>
+          <w:lang w:val="ar_AE" w:bidi="ar_AE"/>
+        </w:rPr>
+      </w:r>
+      <w:r>
+        <w:rPr>
           <w:b/>
           <w:lang w:val="ar_AE" w:bidi="ar_AE"/>
         </w:rPr>
@@ -8407,6 +9479,22 @@
       </w:r>
       <w:r>
         <w:rPr>
+          <w:lang w:val="ar_AE" w:bidi="ar_AE"/>
+        </w:rPr>
+        <w:t>בַּ⁠נֵּר֑וֹת</w:t>
+      </w:r>
+    </w:p>
+    <w:p>
+      <w:pPr>
+        <w:bidi/>
+      </w:pPr>
+      <w:r>
+        <w:rPr>
+          <w:lang w:val="ar_AE" w:bidi="ar_AE"/>
+        </w:rPr>
+      </w:r>
+      <w:r>
+        <w:rPr>
           <w:b/>
           <w:lang w:val="ar_AE" w:bidi="ar_AE"/>
         </w:rPr>
@@ -8539,6 +9627,22 @@
       </w:r>
       <w:r>
         <w:rPr>
+          <w:lang w:val="ar_AE" w:bidi="ar_AE"/>
+        </w:rPr>
+        <w:t>וּ⁠פָקַדְתִּ֣י עַל</w:t>
+      </w:r>
+    </w:p>
+    <w:p>
+      <w:pPr>
+        <w:bidi/>
+      </w:pPr>
+      <w:r>
+        <w:rPr>
+          <w:lang w:val="ar_AE" w:bidi="ar_AE"/>
+        </w:rPr>
+      </w:r>
+      <w:r>
+        <w:rPr>
           <w:b/>
           <w:lang w:val="ar_AE" w:bidi="ar_AE"/>
         </w:rPr>
@@ -8645,6 +9749,22 @@
       </w:r>
       <w:r>
         <w:rPr>
+          <w:lang w:val="ar_AE" w:bidi="ar_AE"/>
+        </w:rPr>
+        <w:t>הָ⁠אֲנָשִׁ֗ים הַ⁠קֹּֽפְאִים֙ עַל־שִׁמְרֵי⁠הֶ֔ם</w:t>
+      </w:r>
+    </w:p>
+    <w:p>
+      <w:pPr>
+        <w:bidi/>
+      </w:pPr>
+      <w:r>
+        <w:rPr>
+          <w:lang w:val="ar_AE" w:bidi="ar_AE"/>
+        </w:rPr>
+      </w:r>
+      <w:r>
+        <w:rPr>
           <w:b/>
           <w:lang w:val="ar_AE" w:bidi="ar_AE"/>
         </w:rPr>
@@ -8764,6 +9884,22 @@
       </w:r>
       <w:r>
         <w:rPr>
+          <w:lang w:val="ar_AE" w:bidi="ar_AE"/>
+        </w:rPr>
+        <w:t>הָ⁠אֲנָשִׁ֗ים הַ⁠קֹּֽפְאִים֙ עַל־שִׁמְרֵי⁠הֶ֔ם</w:t>
+      </w:r>
+    </w:p>
+    <w:p>
+      <w:pPr>
+        <w:bidi/>
+      </w:pPr>
+      <w:r>
+        <w:rPr>
+          <w:lang w:val="ar_AE" w:bidi="ar_AE"/>
+        </w:rPr>
+      </w:r>
+      <w:r>
+        <w:rPr>
           <w:b/>
           <w:lang w:val="ar_AE" w:bidi="ar_AE"/>
         </w:rPr>
@@ -8909,6 +10045,22 @@
       </w:r>
       <w:r>
         <w:rPr>
+          <w:lang w:val="ar_AE" w:bidi="ar_AE"/>
+        </w:rPr>
+        <w:t>הָ⁠אֹֽמְרִים֙ בִּ⁠לְבָבָ֔⁠ם לֹֽא־יֵיטִ֥יב יְהוָ֖ה וְ⁠לֹ֥א יָרֵֽעַ</w:t>
+      </w:r>
+    </w:p>
+    <w:p>
+      <w:pPr>
+        <w:bidi/>
+      </w:pPr>
+      <w:r>
+        <w:rPr>
+          <w:lang w:val="ar_AE" w:bidi="ar_AE"/>
+        </w:rPr>
+      </w:r>
+      <w:r>
+        <w:rPr>
           <w:b/>
           <w:lang w:val="ar_AE" w:bidi="ar_AE"/>
         </w:rPr>
@@ -9015,6 +10167,22 @@
       </w:r>
       <w:r>
         <w:rPr>
+          <w:lang w:val="ar_AE" w:bidi="ar_AE"/>
+        </w:rPr>
+        <w:t>הָ⁠אֹֽמְרִים֙ בִּ⁠לְבָבָ֔⁠ם לֹֽא־יֵיטִ֥יב יְהוָ֖ה וְ⁠לֹ֥א יָרֵֽעַ</w:t>
+      </w:r>
+    </w:p>
+    <w:p>
+      <w:pPr>
+        <w:bidi/>
+      </w:pPr>
+      <w:r>
+        <w:rPr>
+          <w:lang w:val="ar_AE" w:bidi="ar_AE"/>
+        </w:rPr>
+      </w:r>
+      <w:r>
+        <w:rPr>
           <w:b/>
           <w:lang w:val="ar_AE" w:bidi="ar_AE"/>
         </w:rPr>
@@ -9121,6 +10289,22 @@
       </w:r>
       <w:r>
         <w:rPr>
+          <w:lang w:val="ar_AE" w:bidi="ar_AE"/>
+        </w:rPr>
+        <w:t>בִּ⁠לְבָבָ֔⁠ם</w:t>
+      </w:r>
+    </w:p>
+    <w:p>
+      <w:pPr>
+        <w:bidi/>
+      </w:pPr>
+      <w:r>
+        <w:rPr>
+          <w:lang w:val="ar_AE" w:bidi="ar_AE"/>
+        </w:rPr>
+      </w:r>
+      <w:r>
+        <w:rPr>
           <w:b/>
           <w:lang w:val="ar_AE" w:bidi="ar_AE"/>
         </w:rPr>
@@ -9240,6 +10424,22 @@
       </w:r>
       <w:r>
         <w:rPr>
+          <w:lang w:val="ar_AE" w:bidi="ar_AE"/>
+        </w:rPr>
+        <w:t>בִּ⁠לְבָבָ֔⁠ם</w:t>
+      </w:r>
+    </w:p>
+    <w:p>
+      <w:pPr>
+        <w:bidi/>
+      </w:pPr>
+      <w:r>
+        <w:rPr>
+          <w:lang w:val="ar_AE" w:bidi="ar_AE"/>
+        </w:rPr>
+      </w:r>
+      <w:r>
+        <w:rPr>
           <w:b/>
           <w:lang w:val="ar_AE" w:bidi="ar_AE"/>
         </w:rPr>
@@ -9359,6 +10559,22 @@
       </w:r>
       <w:r>
         <w:rPr>
+          <w:lang w:val="ar_AE" w:bidi="ar_AE"/>
+        </w:rPr>
+        <w:t>לֹֽא־יֵיטִ֥יב יְהוָ֖ה וְ⁠לֹ֥א יָרֵֽעַ</w:t>
+      </w:r>
+    </w:p>
+    <w:p>
+      <w:pPr>
+        <w:bidi/>
+      </w:pPr>
+      <w:r>
+        <w:rPr>
+          <w:lang w:val="ar_AE" w:bidi="ar_AE"/>
+        </w:rPr>
+      </w:r>
+      <w:r>
+        <w:rPr>
           <w:b/>
           <w:lang w:val="ar_AE" w:bidi="ar_AE"/>
         </w:rPr>
@@ -9491,6 +10707,22 @@
       </w:r>
       <w:r>
         <w:rPr>
+          <w:lang w:val="ar_AE" w:bidi="ar_AE"/>
+        </w:rPr>
+        <w:t>וְ⁠הָיָ֤ה חֵילָ⁠ם֙ לִ⁠מְשִׁסָּ֔ה וּ⁠בָתֵּי⁠הֶ֖ם לִ⁠שְׁמָמָ֑ה</w:t>
+      </w:r>
+    </w:p>
+    <w:p>
+      <w:pPr>
+        <w:bidi/>
+      </w:pPr>
+      <w:r>
+        <w:rPr>
+          <w:lang w:val="ar_AE" w:bidi="ar_AE"/>
+        </w:rPr>
+      </w:r>
+      <w:r>
+        <w:rPr>
           <w:b/>
           <w:lang w:val="ar_AE" w:bidi="ar_AE"/>
         </w:rPr>
@@ -9584,6 +10816,22 @@
         <w:rPr>
           <w:lang w:val="ar_AE" w:bidi="ar_AE"/>
         </w:rPr>
+      </w:r>
+    </w:p>
+    <w:p>
+      <w:pPr>
+        <w:bidi/>
+      </w:pPr>
+      <w:r>
+        <w:rPr>
+          <w:lang w:val="ar_AE" w:bidi="ar_AE"/>
+        </w:rPr>
+      </w:r>
+      <w:r>
+        <w:rPr>
+          <w:lang w:val="ar_AE" w:bidi="ar_AE"/>
+        </w:rPr>
+        <w:t>וְ⁠הָיָ֤ה חֵילָ⁠ם֙ לִ⁠מְשִׁסָּ֔ה וּ⁠בָתֵּי⁠הֶ֖ם לִ⁠שְׁמָמָ֑ה</w:t>
       </w:r>
     </w:p>
     <w:p>
@@ -9839,6 +11087,22 @@
       </w:r>
       <w:r>
         <w:rPr>
+          <w:lang w:val="ar_AE" w:bidi="ar_AE"/>
+        </w:rPr>
+        <w:t>יוֹם־יְהוָה֙ הַ⁠גָּד֔וֹל &amp; י֣וֹם יְהוָ֔ה</w:t>
+      </w:r>
+    </w:p>
+    <w:p>
+      <w:pPr>
+        <w:bidi/>
+      </w:pPr>
+      <w:r>
+        <w:rPr>
+          <w:lang w:val="ar_AE" w:bidi="ar_AE"/>
+        </w:rPr>
+      </w:r>
+      <w:r>
+        <w:rPr>
           <w:b/>
           <w:lang w:val="ar_AE" w:bidi="ar_AE"/>
         </w:rPr>
@@ -9959,6 +11223,22 @@
       </w:r>
       <w:r>
         <w:rPr>
+          <w:lang w:val="ar_AE" w:bidi="ar_AE"/>
+        </w:rPr>
+        <w:t>יוֹם־יְהוָה֙ הַ⁠גָּד֔וֹל &amp; י֣וֹם יְהוָ֔ה</w:t>
+      </w:r>
+    </w:p>
+    <w:p>
+      <w:pPr>
+        <w:bidi/>
+      </w:pPr>
+      <w:r>
+        <w:rPr>
+          <w:lang w:val="ar_AE" w:bidi="ar_AE"/>
+        </w:rPr>
+      </w:r>
+      <w:r>
+        <w:rPr>
           <w:b/>
           <w:lang w:val="ar_AE" w:bidi="ar_AE"/>
         </w:rPr>
@@ -10079,6 +11359,22 @@
       </w:r>
       <w:r>
         <w:rPr>
+          <w:lang w:val="ar_AE" w:bidi="ar_AE"/>
+        </w:rPr>
+        <w:t>קָר֤וֹב &amp; קָר֖וֹב וּ⁠מַהֵ֣ר מְאֹ֑ד</w:t>
+      </w:r>
+    </w:p>
+    <w:p>
+      <w:pPr>
+        <w:bidi/>
+      </w:pPr>
+      <w:r>
+        <w:rPr>
+          <w:lang w:val="ar_AE" w:bidi="ar_AE"/>
+        </w:rPr>
+      </w:r>
+      <w:r>
+        <w:rPr>
           <w:b/>
           <w:lang w:val="ar_AE" w:bidi="ar_AE"/>
         </w:rPr>
@@ -10198,6 +11494,22 @@
       </w:r>
       <w:r>
         <w:rPr>
+          <w:lang w:val="ar_AE" w:bidi="ar_AE"/>
+        </w:rPr>
+        <w:t>קָר֤וֹב &amp; קָר֖וֹב וּ⁠מַהֵ֣ר מְאֹ֑ד</w:t>
+      </w:r>
+    </w:p>
+    <w:p>
+      <w:pPr>
+        <w:bidi/>
+      </w:pPr>
+      <w:r>
+        <w:rPr>
+          <w:lang w:val="ar_AE" w:bidi="ar_AE"/>
+        </w:rPr>
+      </w:r>
+      <w:r>
+        <w:rPr>
           <w:b/>
           <w:lang w:val="ar_AE" w:bidi="ar_AE"/>
         </w:rPr>
@@ -10330,6 +11642,22 @@
       </w:r>
       <w:r>
         <w:rPr>
+          <w:lang w:val="ar_AE" w:bidi="ar_AE"/>
+        </w:rPr>
+        <w:t>ק֚וֹל י֣וֹם יְהוָ֔ה מַ֥ר</w:t>
+      </w:r>
+    </w:p>
+    <w:p>
+      <w:pPr>
+        <w:bidi/>
+      </w:pPr>
+      <w:r>
+        <w:rPr>
+          <w:lang w:val="ar_AE" w:bidi="ar_AE"/>
+        </w:rPr>
+      </w:r>
+      <w:r>
+        <w:rPr>
           <w:b/>
           <w:lang w:val="ar_AE" w:bidi="ar_AE"/>
         </w:rPr>
@@ -10462,6 +11790,22 @@
       </w:r>
       <w:r>
         <w:rPr>
+          <w:lang w:val="ar_AE" w:bidi="ar_AE"/>
+        </w:rPr>
+        <w:t>צֹרֵ֖חַ &amp; גִּבּֽוֹר</w:t>
+      </w:r>
+    </w:p>
+    <w:p>
+      <w:pPr>
+        <w:bidi/>
+      </w:pPr>
+      <w:r>
+        <w:rPr>
+          <w:lang w:val="ar_AE" w:bidi="ar_AE"/>
+        </w:rPr>
+      </w:r>
+      <w:r>
+        <w:rPr>
           <w:b/>
           <w:lang w:val="ar_AE" w:bidi="ar_AE"/>
         </w:rPr>
@@ -10581,6 +11925,22 @@
       </w:r>
       <w:r>
         <w:rPr>
+          <w:lang w:val="ar_AE" w:bidi="ar_AE"/>
+        </w:rPr>
+        <w:t>הַ⁠יּ֣וֹם הַ⁠ה֑וּא</w:t>
+      </w:r>
+    </w:p>
+    <w:p>
+      <w:pPr>
+        <w:bidi/>
+      </w:pPr>
+      <w:r>
+        <w:rPr>
+          <w:lang w:val="ar_AE" w:bidi="ar_AE"/>
+        </w:rPr>
+      </w:r>
+      <w:r>
+        <w:rPr>
           <w:b/>
           <w:lang w:val="ar_AE" w:bidi="ar_AE"/>
         </w:rPr>
@@ -10700,6 +12060,22 @@
       </w:r>
       <w:r>
         <w:rPr>
+          <w:lang w:val="ar_AE" w:bidi="ar_AE"/>
+        </w:rPr>
+        <w:t>י֧וֹם צָרָ֣ה וּ⁠מְצוּקָ֗ה י֤וֹם שֹׁאָה֙ וּ⁠מְשׁוֹאָ֔ה י֥וֹם חֹ֨שֶׁךְ֙ וַ⁠אֲפֵלָ֔ה י֥וֹם עָנָ֖ן וַ⁠עֲרָפֶֽל</w:t>
+      </w:r>
+    </w:p>
+    <w:p>
+      <w:pPr>
+        <w:bidi/>
+      </w:pPr>
+      <w:r>
+        <w:rPr>
+          <w:lang w:val="ar_AE" w:bidi="ar_AE"/>
+        </w:rPr>
+      </w:r>
+      <w:r>
+        <w:rPr>
           <w:b/>
           <w:lang w:val="ar_AE" w:bidi="ar_AE"/>
         </w:rPr>
@@ -10806,6 +12182,22 @@
       </w:r>
       <w:r>
         <w:rPr>
+          <w:lang w:val="ar_AE" w:bidi="ar_AE"/>
+        </w:rPr>
+        <w:t>י֥וֹם חֹ֨שֶׁךְ֙ וַ⁠אֲפֵלָ֔ה י֥וֹם עָנָ֖ן וַ⁠עֲרָפֶֽל</w:t>
+      </w:r>
+    </w:p>
+    <w:p>
+      <w:pPr>
+        <w:bidi/>
+      </w:pPr>
+      <w:r>
+        <w:rPr>
+          <w:lang w:val="ar_AE" w:bidi="ar_AE"/>
+        </w:rPr>
+      </w:r>
+      <w:r>
+        <w:rPr>
           <w:b/>
           <w:lang w:val="ar_AE" w:bidi="ar_AE"/>
         </w:rPr>
@@ -10912,6 +12304,22 @@
       </w:r>
       <w:r>
         <w:rPr>
+          <w:lang w:val="ar_AE" w:bidi="ar_AE"/>
+        </w:rPr>
+        <w:t>י֥וֹם</w:t>
+      </w:r>
+    </w:p>
+    <w:p>
+      <w:pPr>
+        <w:bidi/>
+      </w:pPr>
+      <w:r>
+        <w:rPr>
+          <w:lang w:val="ar_AE" w:bidi="ar_AE"/>
+        </w:rPr>
+      </w:r>
+      <w:r>
+        <w:rPr>
           <w:b/>
           <w:lang w:val="ar_AE" w:bidi="ar_AE"/>
         </w:rPr>
@@ -11031,6 +12439,22 @@
       </w:r>
       <w:r>
         <w:rPr>
+          <w:lang w:val="ar_AE" w:bidi="ar_AE"/>
+        </w:rPr>
+        <w:t>שׁוֹפָ֖ר וּ⁠תְרוּעָ֑ה</w:t>
+      </w:r>
+    </w:p>
+    <w:p>
+      <w:pPr>
+        <w:bidi/>
+      </w:pPr>
+      <w:r>
+        <w:rPr>
+          <w:lang w:val="ar_AE" w:bidi="ar_AE"/>
+        </w:rPr>
+      </w:r>
+      <w:r>
+        <w:rPr>
           <w:b/>
           <w:lang w:val="ar_AE" w:bidi="ar_AE"/>
         </w:rPr>
@@ -11150,6 +12574,22 @@
       </w:r>
       <w:r>
         <w:rPr>
+          <w:lang w:val="ar_AE" w:bidi="ar_AE"/>
+        </w:rPr>
+        <w:t>עַ֚ל הֶ⁠עָרִ֣ים הַ⁠בְּצֻר֔וֹת וְ⁠עַ֖ל הַ⁠פִּנּ֥וֹת הַ⁠גְּבֹהֽוֹת</w:t>
+      </w:r>
+    </w:p>
+    <w:p>
+      <w:pPr>
+        <w:bidi/>
+      </w:pPr>
+      <w:r>
+        <w:rPr>
+          <w:lang w:val="ar_AE" w:bidi="ar_AE"/>
+        </w:rPr>
+      </w:r>
+      <w:r>
+        <w:rPr>
           <w:b/>
           <w:lang w:val="ar_AE" w:bidi="ar_AE"/>
         </w:rPr>
@@ -11295,6 +12735,22 @@
       </w:r>
       <w:r>
         <w:rPr>
+          <w:lang w:val="ar_AE" w:bidi="ar_AE"/>
+        </w:rPr>
+        <w:t>עַ֚ל הֶ⁠עָרִ֣ים הַ⁠בְּצֻר֔וֹת וְ⁠עַ֖ל הַ⁠פִּנּ֥וֹת הַ⁠גְּבֹהֽוֹת</w:t>
+      </w:r>
+    </w:p>
+    <w:p>
+      <w:pPr>
+        <w:bidi/>
+      </w:pPr>
+      <w:r>
+        <w:rPr>
+          <w:lang w:val="ar_AE" w:bidi="ar_AE"/>
+        </w:rPr>
+      </w:r>
+      <w:r>
+        <w:rPr>
           <w:b/>
           <w:lang w:val="ar_AE" w:bidi="ar_AE"/>
         </w:rPr>
@@ -11414,6 +12870,22 @@
         <w:rPr>
           <w:lang w:val="ar_AE" w:bidi="ar_AE"/>
         </w:rPr>
+      </w:r>
+    </w:p>
+    <w:p>
+      <w:pPr>
+        <w:bidi/>
+      </w:pPr>
+      <w:r>
+        <w:rPr>
+          <w:lang w:val="ar_AE" w:bidi="ar_AE"/>
+        </w:rPr>
+      </w:r>
+      <w:r>
+        <w:rPr>
+          <w:lang w:val="ar_AE" w:bidi="ar_AE"/>
+        </w:rPr>
+        <w:t>לָ⁠אָדָ֗ם</w:t>
       </w:r>
     </w:p>
     <w:p>
@@ -11695,6 +13167,22 @@
       </w:r>
       <w:r>
         <w:rPr>
+          <w:lang w:val="ar_AE" w:bidi="ar_AE"/>
+        </w:rPr>
+        <w:t>וְ⁠הָֽלְכוּ֙ כַּֽ⁠עִוְרִ֔ים</w:t>
+      </w:r>
+    </w:p>
+    <w:p>
+      <w:pPr>
+        <w:bidi/>
+      </w:pPr>
+      <w:r>
+        <w:rPr>
+          <w:lang w:val="ar_AE" w:bidi="ar_AE"/>
+        </w:rPr>
+      </w:r>
+      <w:r>
+        <w:rPr>
           <w:b/>
           <w:lang w:val="ar_AE" w:bidi="ar_AE"/>
         </w:rPr>
@@ -11827,6 +13315,22 @@
       </w:r>
       <w:r>
         <w:rPr>
+          <w:lang w:val="ar_AE" w:bidi="ar_AE"/>
+        </w:rPr>
+        <w:t>כַּֽ⁠עִוְרִ֔ים</w:t>
+      </w:r>
+    </w:p>
+    <w:p>
+      <w:pPr>
+        <w:bidi/>
+      </w:pPr>
+      <w:r>
+        <w:rPr>
+          <w:lang w:val="ar_AE" w:bidi="ar_AE"/>
+        </w:rPr>
+      </w:r>
+      <w:r>
+        <w:rPr>
           <w:b/>
           <w:lang w:val="ar_AE" w:bidi="ar_AE"/>
         </w:rPr>
@@ -11959,6 +13463,22 @@
       </w:r>
       <w:r>
         <w:rPr>
+          <w:lang w:val="ar_AE" w:bidi="ar_AE"/>
+        </w:rPr>
+        <w:t>וְ⁠שֻׁפַּ֤ךְ דָּמָ⁠ם֙ כֶּֽ⁠עָפָ֔ר וּ⁠לְחֻמָ֖⁠ם כַּ⁠גְּלָלִֽים</w:t>
+      </w:r>
+    </w:p>
+    <w:p>
+      <w:pPr>
+        <w:bidi/>
+      </w:pPr>
+      <w:r>
+        <w:rPr>
+          <w:lang w:val="ar_AE" w:bidi="ar_AE"/>
+        </w:rPr>
+      </w:r>
+      <w:r>
+        <w:rPr>
           <w:b/>
           <w:lang w:val="ar_AE" w:bidi="ar_AE"/>
         </w:rPr>
@@ -12065,6 +13585,22 @@
       </w:r>
       <w:r>
         <w:rPr>
+          <w:lang w:val="ar_AE" w:bidi="ar_AE"/>
+        </w:rPr>
+        <w:t>וְ⁠שֻׁפַּ֤ךְ דָּמָ⁠ם֙ כֶּֽ⁠עָפָ֔ר וּ⁠לְחֻמָ֖⁠ם כַּ⁠גְּלָלִֽים</w:t>
+      </w:r>
+    </w:p>
+    <w:p>
+      <w:pPr>
+        <w:bidi/>
+      </w:pPr>
+      <w:r>
+        <w:rPr>
+          <w:lang w:val="ar_AE" w:bidi="ar_AE"/>
+        </w:rPr>
+      </w:r>
+      <w:r>
+        <w:rPr>
           <w:b/>
           <w:lang w:val="ar_AE" w:bidi="ar_AE"/>
         </w:rPr>
@@ -12171,6 +13707,22 @@
       </w:r>
       <w:r>
         <w:rPr>
+          <w:lang w:val="ar_AE" w:bidi="ar_AE"/>
+        </w:rPr>
+        <w:t>וְ⁠שֻׁפַּ֤ךְ דָּמָ⁠ם֙ כֶּֽ⁠עָפָ֔ר וּ⁠לְחֻמָ֖⁠ם כַּ⁠גְּלָלִֽים</w:t>
+      </w:r>
+    </w:p>
+    <w:p>
+      <w:pPr>
+        <w:bidi/>
+      </w:pPr>
+      <w:r>
+        <w:rPr>
+          <w:lang w:val="ar_AE" w:bidi="ar_AE"/>
+        </w:rPr>
+      </w:r>
+      <w:r>
+        <w:rPr>
           <w:b/>
           <w:lang w:val="ar_AE" w:bidi="ar_AE"/>
         </w:rPr>
@@ -12303,6 +13855,22 @@
       </w:r>
       <w:r>
         <w:rPr>
+          <w:lang w:val="ar_AE" w:bidi="ar_AE"/>
+        </w:rPr>
+        <w:t>גַּם־כַּסְפָּ֨⁠ם גַּם־זְהָבָ֜⁠ם לֹֽא־יוּכַ֣ל לְ⁠הַצִּילָ֗⁠ם</w:t>
+      </w:r>
+    </w:p>
+    <w:p>
+      <w:pPr>
+        <w:bidi/>
+      </w:pPr>
+      <w:r>
+        <w:rPr>
+          <w:lang w:val="ar_AE" w:bidi="ar_AE"/>
+        </w:rPr>
+      </w:r>
+      <w:r>
+        <w:rPr>
           <w:b/>
           <w:lang w:val="ar_AE" w:bidi="ar_AE"/>
         </w:rPr>
@@ -12448,6 +14016,22 @@
       </w:r>
       <w:r>
         <w:rPr>
+          <w:lang w:val="ar_AE" w:bidi="ar_AE"/>
+        </w:rPr>
+        <w:t>וּ⁠בְ⁠אֵשׁ֙ קִנְאָת֔⁠וֹ תֵּאָכֵ֖ל כָּל־הָ⁠אָ֑רֶץ</w:t>
+      </w:r>
+    </w:p>
+    <w:p>
+      <w:pPr>
+        <w:bidi/>
+      </w:pPr>
+      <w:r>
+        <w:rPr>
+          <w:lang w:val="ar_AE" w:bidi="ar_AE"/>
+        </w:rPr>
+      </w:r>
+      <w:r>
+        <w:rPr>
           <w:b/>
           <w:lang w:val="ar_AE" w:bidi="ar_AE"/>
         </w:rPr>
@@ -12554,6 +14138,22 @@
       </w:r>
       <w:r>
         <w:rPr>
+          <w:lang w:val="ar_AE" w:bidi="ar_AE"/>
+        </w:rPr>
+        <w:t>וּ⁠בְ⁠אֵשׁ֙ קִנְאָת֔⁠וֹ תֵּאָכֵ֖ל כָּל־הָ⁠אָ֑רֶץ</w:t>
+      </w:r>
+    </w:p>
+    <w:p>
+      <w:pPr>
+        <w:bidi/>
+      </w:pPr>
+      <w:r>
+        <w:rPr>
+          <w:lang w:val="ar_AE" w:bidi="ar_AE"/>
+        </w:rPr>
+      </w:r>
+      <w:r>
+        <w:rPr>
           <w:b/>
           <w:lang w:val="ar_AE" w:bidi="ar_AE"/>
         </w:rPr>
@@ -12686,6 +14286,22 @@
       </w:r>
       <w:r>
         <w:rPr>
+          <w:lang w:val="ar_AE" w:bidi="ar_AE"/>
+        </w:rPr>
+        <w:t>וּ⁠בְ⁠אֵשׁ֙ קִנְאָת֔⁠וֹ תֵּאָכֵ֖ל כָּל־הָ⁠אָ֑רֶץ</w:t>
+      </w:r>
+    </w:p>
+    <w:p>
+      <w:pPr>
+        <w:bidi/>
+      </w:pPr>
+      <w:r>
+        <w:rPr>
+          <w:lang w:val="ar_AE" w:bidi="ar_AE"/>
+        </w:rPr>
+      </w:r>
+      <w:r>
+        <w:rPr>
           <w:b/>
           <w:lang w:val="ar_AE" w:bidi="ar_AE"/>
         </w:rPr>
@@ -12805,6 +14421,22 @@
       </w:r>
       <w:r>
         <w:rPr>
+          <w:lang w:val="ar_AE" w:bidi="ar_AE"/>
+        </w:rPr>
+        <w:t>כָלָ֤ה אַךְ־נִבְהָלָה֙ יַֽעֲשֶׂ֔ה אֵ֥ת כָּל־יֹשְׁבֵ֖י הָ⁠אָֽרֶץ</w:t>
+      </w:r>
+    </w:p>
+    <w:p>
+      <w:pPr>
+        <w:bidi/>
+      </w:pPr>
+      <w:r>
+        <w:rPr>
+          <w:lang w:val="ar_AE" w:bidi="ar_AE"/>
+        </w:rPr>
+      </w:r>
+      <w:r>
+        <w:rPr>
           <w:b/>
           <w:lang w:val="ar_AE" w:bidi="ar_AE"/>
         </w:rPr>
@@ -12924,6 +14556,22 @@
       </w:r>
       <w:r>
         <w:rPr>
+          <w:lang w:val="ar_AE" w:bidi="ar_AE"/>
+        </w:rPr>
+        <w:t>אֵ֥ת כָּל־יֹשְׁבֵ֖י הָ⁠אָֽרֶץ</w:t>
+      </w:r>
+    </w:p>
+    <w:p>
+      <w:pPr>
+        <w:bidi/>
+      </w:pPr>
+      <w:r>
+        <w:rPr>
+          <w:lang w:val="ar_AE" w:bidi="ar_AE"/>
+        </w:rPr>
+      </w:r>
+      <w:r>
+        <w:rPr>
           <w:b/>
           <w:lang w:val="ar_AE" w:bidi="ar_AE"/>
         </w:rPr>
@@ -13069,6 +14717,22 @@
       </w:r>
       <w:r>
         <w:rPr>
+          <w:lang w:val="ar_AE" w:bidi="ar_AE"/>
+        </w:rPr>
+        <w:t>נִבְהָלָה֙</w:t>
+      </w:r>
+    </w:p>
+    <w:p>
+      <w:pPr>
+        <w:bidi/>
+      </w:pPr>
+      <w:r>
+        <w:rPr>
+          <w:lang w:val="ar_AE" w:bidi="ar_AE"/>
+        </w:rPr>
+      </w:r>
+      <w:r>
+        <w:rPr>
           <w:b/>
           <w:lang w:val="ar_AE" w:bidi="ar_AE"/>
         </w:rPr>
@@ -13188,6 +14852,22 @@
       </w:r>
       <w:r>
         <w:rPr>
+          <w:lang w:val="ar_AE" w:bidi="ar_AE"/>
+        </w:rPr>
+        <w:t>הִֽתְקוֹשְׁשׁ֖וּ וָ⁠ק֑וֹשּׁוּ</w:t>
+      </w:r>
+    </w:p>
+    <w:p>
+      <w:pPr>
+        <w:bidi/>
+      </w:pPr>
+      <w:r>
+        <w:rPr>
+          <w:lang w:val="ar_AE" w:bidi="ar_AE"/>
+        </w:rPr>
+      </w:r>
+      <w:r>
+        <w:rPr>
           <w:b/>
           <w:lang w:val="ar_AE" w:bidi="ar_AE"/>
         </w:rPr>
@@ -13307,6 +14987,22 @@
       </w:r>
       <w:r>
         <w:rPr>
+          <w:lang w:val="ar_AE" w:bidi="ar_AE"/>
+        </w:rPr>
+        <w:t>הִֽתְקוֹשְׁשׁ֖וּ וָ⁠ק֑וֹשּׁוּ</w:t>
+      </w:r>
+    </w:p>
+    <w:p>
+      <w:pPr>
+        <w:bidi/>
+      </w:pPr>
+      <w:r>
+        <w:rPr>
+          <w:lang w:val="ar_AE" w:bidi="ar_AE"/>
+        </w:rPr>
+      </w:r>
+      <w:r>
+        <w:rPr>
           <w:b/>
           <w:lang w:val="ar_AE" w:bidi="ar_AE"/>
         </w:rPr>
@@ -13426,6 +15122,22 @@
       </w:r>
       <w:r>
         <w:rPr>
+          <w:lang w:val="ar_AE" w:bidi="ar_AE"/>
+        </w:rPr>
+        <w:t>הִֽתְקוֹשְׁשׁ֖וּ</w:t>
+      </w:r>
+    </w:p>
+    <w:p>
+      <w:pPr>
+        <w:bidi/>
+      </w:pPr>
+      <w:r>
+        <w:rPr>
+          <w:lang w:val="ar_AE" w:bidi="ar_AE"/>
+        </w:rPr>
+      </w:r>
+      <w:r>
+        <w:rPr>
           <w:b/>
           <w:lang w:val="ar_AE" w:bidi="ar_AE"/>
         </w:rPr>
@@ -13545,6 +15257,22 @@
       </w:r>
       <w:r>
         <w:rPr>
+          <w:lang w:val="ar_AE" w:bidi="ar_AE"/>
+        </w:rPr>
+        <w:t>הַ⁠גּ֖וֹי לֹ֥א נִכְסָֽף</w:t>
+      </w:r>
+    </w:p>
+    <w:p>
+      <w:pPr>
+        <w:bidi/>
+      </w:pPr>
+      <w:r>
+        <w:rPr>
+          <w:lang w:val="ar_AE" w:bidi="ar_AE"/>
+        </w:rPr>
+      </w:r>
+      <w:r>
+        <w:rPr>
           <w:b/>
           <w:lang w:val="ar_AE" w:bidi="ar_AE"/>
         </w:rPr>
@@ -13664,6 +15392,22 @@
       </w:r>
       <w:r>
         <w:rPr>
+          <w:lang w:val="ar_AE" w:bidi="ar_AE"/>
+        </w:rPr>
+        <w:t>הַ⁠גּ֖וֹי לֹ֥א נִכְסָֽף</w:t>
+      </w:r>
+    </w:p>
+    <w:p>
+      <w:pPr>
+        <w:bidi/>
+      </w:pPr>
+      <w:r>
+        <w:rPr>
+          <w:lang w:val="ar_AE" w:bidi="ar_AE"/>
+        </w:rPr>
+      </w:r>
+      <w:r>
+        <w:rPr>
           <w:b/>
           <w:lang w:val="ar_AE" w:bidi="ar_AE"/>
         </w:rPr>
@@ -13783,6 +15527,22 @@
       </w:r>
       <w:r>
         <w:rPr>
+          <w:lang w:val="ar_AE" w:bidi="ar_AE"/>
+        </w:rPr>
+        <w:t>בְּ⁠טֶ֨רֶם֙ לֶ֣דֶת חֹ֔ק</w:t>
+      </w:r>
+    </w:p>
+    <w:p>
+      <w:pPr>
+        <w:bidi/>
+      </w:pPr>
+      <w:r>
+        <w:rPr>
+          <w:lang w:val="ar_AE" w:bidi="ar_AE"/>
+        </w:rPr>
+      </w:r>
+      <w:r>
+        <w:rPr>
           <w:b/>
           <w:lang w:val="ar_AE" w:bidi="ar_AE"/>
         </w:rPr>
@@ -13928,6 +15688,22 @@
       </w:r>
       <w:r>
         <w:rPr>
+          <w:lang w:val="ar_AE" w:bidi="ar_AE"/>
+        </w:rPr>
+        <w:t>בְּ⁠טֶ֨רֶם֙ לֶ֣דֶת חֹ֔ק</w:t>
+      </w:r>
+    </w:p>
+    <w:p>
+      <w:pPr>
+        <w:bidi/>
+      </w:pPr>
+      <w:r>
+        <w:rPr>
+          <w:lang w:val="ar_AE" w:bidi="ar_AE"/>
+        </w:rPr>
+      </w:r>
+      <w:r>
+        <w:rPr>
           <w:b/>
           <w:lang w:val="ar_AE" w:bidi="ar_AE"/>
         </w:rPr>
@@ -14047,6 +15823,22 @@
       </w:r>
       <w:r>
         <w:rPr>
+          <w:lang w:val="ar_AE" w:bidi="ar_AE"/>
+        </w:rPr>
+        <w:t>י֑וֹם</w:t>
+      </w:r>
+    </w:p>
+    <w:p>
+      <w:pPr>
+        <w:bidi/>
+      </w:pPr>
+      <w:r>
+        <w:rPr>
+          <w:lang w:val="ar_AE" w:bidi="ar_AE"/>
+        </w:rPr>
+      </w:r>
+      <w:r>
+        <w:rPr>
           <w:b/>
           <w:lang w:val="ar_AE" w:bidi="ar_AE"/>
         </w:rPr>
@@ -14166,6 +15958,22 @@
       </w:r>
       <w:r>
         <w:rPr>
+          <w:lang w:val="ar_AE" w:bidi="ar_AE"/>
+        </w:rPr>
+        <w:t>כְּ⁠מֹ֖ץ עָ֣בַר</w:t>
+      </w:r>
+    </w:p>
+    <w:p>
+      <w:pPr>
+        <w:bidi/>
+      </w:pPr>
+      <w:r>
+        <w:rPr>
+          <w:lang w:val="ar_AE" w:bidi="ar_AE"/>
+        </w:rPr>
+      </w:r>
+      <w:r>
+        <w:rPr>
           <w:b/>
           <w:lang w:val="ar_AE" w:bidi="ar_AE"/>
         </w:rPr>
@@ -14312,6 +16120,22 @@
       </w:r>
       <w:r>
         <w:rPr>
+          <w:lang w:val="ar_AE" w:bidi="ar_AE"/>
+        </w:rPr>
+        <w:t>בְּ⁠טֶ֣רֶם ׀ לֹא־יָב֣וֹא עֲלֵי⁠כֶ֗ם חֲרוֹן֙ אַף־יְהוָ֔ה בְּ⁠טֶ֨רֶם֙ לֹא־יָב֣וֹא עֲלֵי⁠כֶ֔ם י֖וֹם אַף־יְהוָֽה</w:t>
+      </w:r>
+    </w:p>
+    <w:p>
+      <w:pPr>
+        <w:bidi/>
+      </w:pPr>
+      <w:r>
+        <w:rPr>
+          <w:lang w:val="ar_AE" w:bidi="ar_AE"/>
+        </w:rPr>
+      </w:r>
+      <w:r>
+        <w:rPr>
           <w:b/>
           <w:lang w:val="ar_AE" w:bidi="ar_AE"/>
         </w:rPr>
@@ -14418,6 +16242,22 @@
       </w:r>
       <w:r>
         <w:rPr>
+          <w:lang w:val="ar_AE" w:bidi="ar_AE"/>
+        </w:rPr>
+        <w:t>בְּ⁠טֶ֣רֶם ׀ לֹא־יָב֣וֹא עֲלֵי⁠כֶ֗ם חֲרוֹן֙ אַף־יְהוָ֔ה</w:t>
+      </w:r>
+    </w:p>
+    <w:p>
+      <w:pPr>
+        <w:bidi/>
+      </w:pPr>
+      <w:r>
+        <w:rPr>
+          <w:lang w:val="ar_AE" w:bidi="ar_AE"/>
+        </w:rPr>
+      </w:r>
+      <w:r>
+        <w:rPr>
           <w:b/>
           <w:lang w:val="ar_AE" w:bidi="ar_AE"/>
         </w:rPr>
@@ -14510,6 +16350,22 @@
       </w:r>
       <w:r>
         <w:rPr>
+          <w:lang w:val="ar_AE" w:bidi="ar_AE"/>
+        </w:rPr>
+        <w:t>בְּ⁠טֶ֣רֶם ׀ לֹא־יָב֣וֹא עֲלֵי⁠כֶ֗ם חֲרוֹן֙ אַף־יְהוָ֔ה</w:t>
+      </w:r>
+    </w:p>
+    <w:p>
+      <w:pPr>
+        <w:bidi/>
+      </w:pPr>
+      <w:r>
+        <w:rPr>
+          <w:lang w:val="ar_AE" w:bidi="ar_AE"/>
+        </w:rPr>
+      </w:r>
+      <w:r>
+        <w:rPr>
           <w:b/>
           <w:lang w:val="ar_AE" w:bidi="ar_AE"/>
         </w:rPr>
@@ -14655,6 +16511,22 @@
       </w:r>
       <w:r>
         <w:rPr>
+          <w:lang w:val="ar_AE" w:bidi="ar_AE"/>
+        </w:rPr>
+        <w:t>בְּ⁠טֶ֣רֶם ׀ לֹא־יָב֣וֹא עֲלֵי⁠כֶ֗ם חֲרוֹן֙ אַף־יְהוָ֔ה</w:t>
+      </w:r>
+    </w:p>
+    <w:p>
+      <w:pPr>
+        <w:bidi/>
+      </w:pPr>
+      <w:r>
+        <w:rPr>
+          <w:lang w:val="ar_AE" w:bidi="ar_AE"/>
+        </w:rPr>
+      </w:r>
+      <w:r>
+        <w:rPr>
           <w:b/>
           <w:lang w:val="ar_AE" w:bidi="ar_AE"/>
         </w:rPr>
@@ -14787,6 +16659,22 @@
       </w:r>
       <w:r>
         <w:rPr>
+          <w:lang w:val="ar_AE" w:bidi="ar_AE"/>
+        </w:rPr>
+        <w:t>בְּ⁠טֶ֨רֶם֙ לֹא־יָב֣וֹא עֲלֵי⁠כֶ֔ם י֖וֹם אַף־יְהוָֽה</w:t>
+      </w:r>
+    </w:p>
+    <w:p>
+      <w:pPr>
+        <w:bidi/>
+      </w:pPr>
+      <w:r>
+        <w:rPr>
+          <w:lang w:val="ar_AE" w:bidi="ar_AE"/>
+        </w:rPr>
+      </w:r>
+      <w:r>
+        <w:rPr>
           <w:b/>
           <w:lang w:val="ar_AE" w:bidi="ar_AE"/>
         </w:rPr>
@@ -14893,6 +16781,22 @@
         <w:rPr>
           <w:lang w:val="ar_AE" w:bidi="ar_AE"/>
         </w:rPr>
+      </w:r>
+    </w:p>
+    <w:p>
+      <w:pPr>
+        <w:bidi/>
+      </w:pPr>
+      <w:r>
+        <w:rPr>
+          <w:lang w:val="ar_AE" w:bidi="ar_AE"/>
+        </w:rPr>
+      </w:r>
+      <w:r>
+        <w:rPr>
+          <w:lang w:val="ar_AE" w:bidi="ar_AE"/>
+        </w:rPr>
+        <w:t>בַּקְּשׁ֤וּ אֶת־יְהוָה֙</w:t>
       </w:r>
     </w:p>
     <w:p>
@@ -15030,6 +16934,22 @@
       </w:r>
       <w:r>
         <w:rPr>
+          <w:lang w:val="ar_AE" w:bidi="ar_AE"/>
+        </w:rPr>
+        <w:t>כָּל־עַנְוֵ֣י הָ⁠אָ֔רֶץ</w:t>
+      </w:r>
+    </w:p>
+    <w:p>
+      <w:pPr>
+        <w:bidi/>
+      </w:pPr>
+      <w:r>
+        <w:rPr>
+          <w:lang w:val="ar_AE" w:bidi="ar_AE"/>
+        </w:rPr>
+      </w:r>
+      <w:r>
+        <w:rPr>
           <w:b/>
           <w:lang w:val="ar_AE" w:bidi="ar_AE"/>
         </w:rPr>
@@ -15136,6 +17056,22 @@
         <w:rPr>
           <w:lang w:val="ar_AE" w:bidi="ar_AE"/>
         </w:rPr>
+      </w:r>
+    </w:p>
+    <w:p>
+      <w:pPr>
+        <w:bidi/>
+      </w:pPr>
+      <w:r>
+        <w:rPr>
+          <w:lang w:val="ar_AE" w:bidi="ar_AE"/>
+        </w:rPr>
+      </w:r>
+      <w:r>
+        <w:rPr>
+          <w:lang w:val="ar_AE" w:bidi="ar_AE"/>
+        </w:rPr>
+        <w:t>כָּל־עַנְוֵ֣י הָ⁠אָ֔רֶץ</w:t>
       </w:r>
     </w:p>
     <w:p>
@@ -15286,6 +17222,22 @@
       </w:r>
       <w:r>
         <w:rPr>
+          <w:lang w:val="ar_AE" w:bidi="ar_AE"/>
+        </w:rPr>
+        <w:t>אֲשֶׁ֥ר מִשְׁפָּט֖⁠וֹ פָּעָ֑לוּ</w:t>
+      </w:r>
+    </w:p>
+    <w:p>
+      <w:pPr>
+        <w:bidi/>
+      </w:pPr>
+      <w:r>
+        <w:rPr>
+          <w:lang w:val="ar_AE" w:bidi="ar_AE"/>
+        </w:rPr>
+      </w:r>
+      <w:r>
+        <w:rPr>
           <w:b/>
           <w:lang w:val="ar_AE" w:bidi="ar_AE"/>
         </w:rPr>
@@ -15392,6 +17344,22 @@
         <w:rPr>
           <w:lang w:val="ar_AE" w:bidi="ar_AE"/>
         </w:rPr>
+      </w:r>
+    </w:p>
+    <w:p>
+      <w:pPr>
+        <w:bidi/>
+      </w:pPr>
+      <w:r>
+        <w:rPr>
+          <w:lang w:val="ar_AE" w:bidi="ar_AE"/>
+        </w:rPr>
+      </w:r>
+      <w:r>
+        <w:rPr>
+          <w:lang w:val="ar_AE" w:bidi="ar_AE"/>
+        </w:rPr>
+        <w:t>בַּקְּשׁוּ־צֶ֨דֶק֙ בַּקְּשׁ֣וּ עֲנָוָ֔ה</w:t>
       </w:r>
     </w:p>
     <w:p>
@@ -15555,6 +17523,22 @@
       </w:r>
       <w:r>
         <w:rPr>
+          <w:lang w:val="ar_AE" w:bidi="ar_AE"/>
+        </w:rPr>
+        <w:t>בַּקְּשׁוּ־צֶ֨דֶק֙ בַּקְּשׁ֣וּ עֲנָוָ֔ה</w:t>
+      </w:r>
+    </w:p>
+    <w:p>
+      <w:pPr>
+        <w:bidi/>
+      </w:pPr>
+      <w:r>
+        <w:rPr>
+          <w:lang w:val="ar_AE" w:bidi="ar_AE"/>
+        </w:rPr>
+      </w:r>
+      <w:r>
+        <w:rPr>
           <w:b/>
           <w:lang w:val="ar_AE" w:bidi="ar_AE"/>
         </w:rPr>
@@ -15687,6 +17671,22 @@
       </w:r>
       <w:r>
         <w:rPr>
+          <w:lang w:val="ar_AE" w:bidi="ar_AE"/>
+        </w:rPr>
+        <w:t>תִּסָּ֣תְר֔וּ</w:t>
+      </w:r>
+    </w:p>
+    <w:p>
+      <w:pPr>
+        <w:bidi/>
+      </w:pPr>
+      <w:r>
+        <w:rPr>
+          <w:lang w:val="ar_AE" w:bidi="ar_AE"/>
+        </w:rPr>
+      </w:r>
+      <w:r>
+        <w:rPr>
           <w:b/>
           <w:lang w:val="ar_AE" w:bidi="ar_AE"/>
         </w:rPr>
@@ -15793,6 +17793,22 @@
       </w:r>
       <w:r>
         <w:rPr>
+          <w:lang w:val="ar_AE" w:bidi="ar_AE"/>
+        </w:rPr>
+        <w:t>תִּסָּ֣תְר֔וּ</w:t>
+      </w:r>
+    </w:p>
+    <w:p>
+      <w:pPr>
+        <w:bidi/>
+      </w:pPr>
+      <w:r>
+        <w:rPr>
+          <w:lang w:val="ar_AE" w:bidi="ar_AE"/>
+        </w:rPr>
+      </w:r>
+      <w:r>
+        <w:rPr>
           <w:b/>
           <w:lang w:val="ar_AE" w:bidi="ar_AE"/>
         </w:rPr>
@@ -15925,6 +17941,22 @@
       </w:r>
       <w:r>
         <w:rPr>
+          <w:lang w:val="ar_AE" w:bidi="ar_AE"/>
+        </w:rPr>
+        <w:t>בְּ⁠י֖וֹם אַף־יְהוָֽה</w:t>
+      </w:r>
+    </w:p>
+    <w:p>
+      <w:pPr>
+        <w:bidi/>
+      </w:pPr>
+      <w:r>
+        <w:rPr>
+          <w:lang w:val="ar_AE" w:bidi="ar_AE"/>
+        </w:rPr>
+      </w:r>
+      <w:r>
+        <w:rPr>
           <w:b/>
           <w:lang w:val="ar_AE" w:bidi="ar_AE"/>
         </w:rPr>
@@ -16031,6 +18063,22 @@
       </w:r>
       <w:r>
         <w:rPr>
+          <w:lang w:val="ar_AE" w:bidi="ar_AE"/>
+        </w:rPr>
+        <w:t>עַזָּה֙ עֲזוּבָ֣ה תִֽהְיֶ֔ה &amp; וְ⁠עֶקְר֖וֹן תֵּעָקֵֽר</w:t>
+      </w:r>
+    </w:p>
+    <w:p>
+      <w:pPr>
+        <w:bidi/>
+      </w:pPr>
+      <w:r>
+        <w:rPr>
+          <w:lang w:val="ar_AE" w:bidi="ar_AE"/>
+        </w:rPr>
+      </w:r>
+      <w:r>
+        <w:rPr>
           <w:b/>
           <w:lang w:val="ar_AE" w:bidi="ar_AE"/>
         </w:rPr>
@@ -16137,6 +18185,22 @@
       </w:r>
       <w:r>
         <w:rPr>
+          <w:lang w:val="ar_AE" w:bidi="ar_AE"/>
+        </w:rPr>
+        <w:t>עַזָּה֙ עֲזוּבָ֣ה תִֽהְיֶ֔ה</w:t>
+      </w:r>
+    </w:p>
+    <w:p>
+      <w:pPr>
+        <w:bidi/>
+      </w:pPr>
+      <w:r>
+        <w:rPr>
+          <w:lang w:val="ar_AE" w:bidi="ar_AE"/>
+        </w:rPr>
+      </w:r>
+      <w:r>
+        <w:rPr>
           <w:b/>
           <w:lang w:val="ar_AE" w:bidi="ar_AE"/>
         </w:rPr>
@@ -16243,6 +18307,22 @@
       </w:r>
       <w:r>
         <w:rPr>
+          <w:lang w:val="ar_AE" w:bidi="ar_AE"/>
+        </w:rPr>
+        <w:t>וְ⁠אַשְׁקְל֖וֹן לִ⁠שְׁמָמָ֑ה</w:t>
+      </w:r>
+    </w:p>
+    <w:p>
+      <w:pPr>
+        <w:bidi/>
+      </w:pPr>
+      <w:r>
+        <w:rPr>
+          <w:lang w:val="ar_AE" w:bidi="ar_AE"/>
+        </w:rPr>
+      </w:r>
+      <w:r>
+        <w:rPr>
           <w:b/>
           <w:lang w:val="ar_AE" w:bidi="ar_AE"/>
         </w:rPr>
@@ -16349,6 +18429,22 @@
       </w:r>
       <w:r>
         <w:rPr>
+          <w:lang w:val="ar_AE" w:bidi="ar_AE"/>
+        </w:rPr>
+        <w:t>אַשְׁדּ֗וֹד &amp; יְגָ֣רְשׁ֔וּ⁠הָ</w:t>
+      </w:r>
+    </w:p>
+    <w:p>
+      <w:pPr>
+        <w:bidi/>
+      </w:pPr>
+      <w:r>
+        <w:rPr>
+          <w:lang w:val="ar_AE" w:bidi="ar_AE"/>
+        </w:rPr>
+      </w:r>
+      <w:r>
+        <w:rPr>
           <w:b/>
           <w:lang w:val="ar_AE" w:bidi="ar_AE"/>
         </w:rPr>
@@ -16481,6 +18577,22 @@
       </w:r>
       <w:r>
         <w:rPr>
+          <w:lang w:val="ar_AE" w:bidi="ar_AE"/>
+        </w:rPr>
+        <w:t>אַשְׁדּ֗וֹד &amp; יְגָ֣רְשׁ֔וּ⁠הָ</w:t>
+      </w:r>
+    </w:p>
+    <w:p>
+      <w:pPr>
+        <w:bidi/>
+      </w:pPr>
+      <w:r>
+        <w:rPr>
+          <w:lang w:val="ar_AE" w:bidi="ar_AE"/>
+        </w:rPr>
+      </w:r>
+      <w:r>
+        <w:rPr>
           <w:b/>
           <w:lang w:val="ar_AE" w:bidi="ar_AE"/>
         </w:rPr>
@@ -16587,6 +18699,22 @@
       </w:r>
       <w:r>
         <w:rPr>
+          <w:lang w:val="ar_AE" w:bidi="ar_AE"/>
+        </w:rPr>
+        <w:t>בַּֽ⁠צָּהֳרַ֨יִם֙</w:t>
+      </w:r>
+    </w:p>
+    <w:p>
+      <w:pPr>
+        <w:bidi/>
+      </w:pPr>
+      <w:r>
+        <w:rPr>
+          <w:lang w:val="ar_AE" w:bidi="ar_AE"/>
+        </w:rPr>
+      </w:r>
+      <w:r>
+        <w:rPr>
           <w:b/>
           <w:lang w:val="ar_AE" w:bidi="ar_AE"/>
         </w:rPr>
@@ -16706,6 +18834,22 @@
       </w:r>
       <w:r>
         <w:rPr>
+          <w:lang w:val="ar_AE" w:bidi="ar_AE"/>
+        </w:rPr>
+        <w:t>וְ⁠עֶקְר֖וֹן תֵּעָקֵֽר</w:t>
+      </w:r>
+    </w:p>
+    <w:p>
+      <w:pPr>
+        <w:bidi/>
+      </w:pPr>
+      <w:r>
+        <w:rPr>
+          <w:lang w:val="ar_AE" w:bidi="ar_AE"/>
+        </w:rPr>
+      </w:r>
+      <w:r>
+        <w:rPr>
           <w:b/>
           <w:lang w:val="ar_AE" w:bidi="ar_AE"/>
         </w:rPr>
@@ -16838,6 +18982,22 @@
       </w:r>
       <w:r>
         <w:rPr>
+          <w:lang w:val="ar_AE" w:bidi="ar_AE"/>
+        </w:rPr>
+        <w:t>וְ⁠עֶקְר֖וֹן תֵּעָקֵֽר</w:t>
+      </w:r>
+    </w:p>
+    <w:p>
+      <w:pPr>
+        <w:bidi/>
+      </w:pPr>
+      <w:r>
+        <w:rPr>
+          <w:lang w:val="ar_AE" w:bidi="ar_AE"/>
+        </w:rPr>
+      </w:r>
+      <w:r>
+        <w:rPr>
           <w:b/>
           <w:lang w:val="ar_AE" w:bidi="ar_AE"/>
         </w:rPr>
@@ -16944,6 +19104,22 @@
       </w:r>
       <w:r>
         <w:rPr>
+          <w:lang w:val="ar_AE" w:bidi="ar_AE"/>
+        </w:rPr>
+        <w:t>חֶ֥בֶל הַ⁠יָּ֖ם</w:t>
+      </w:r>
+    </w:p>
+    <w:p>
+      <w:pPr>
+        <w:bidi/>
+      </w:pPr>
+      <w:r>
+        <w:rPr>
+          <w:lang w:val="ar_AE" w:bidi="ar_AE"/>
+        </w:rPr>
+      </w:r>
+      <w:r>
+        <w:rPr>
           <w:b/>
           <w:lang w:val="ar_AE" w:bidi="ar_AE"/>
         </w:rPr>
@@ -17076,6 +19252,22 @@
       </w:r>
       <w:r>
         <w:rPr>
+          <w:lang w:val="ar_AE" w:bidi="ar_AE"/>
+        </w:rPr>
+        <w:t>כְּרֵתִ֑ים</w:t>
+      </w:r>
+    </w:p>
+    <w:p>
+      <w:pPr>
+        <w:bidi/>
+      </w:pPr>
+      <w:r>
+        <w:rPr>
+          <w:lang w:val="ar_AE" w:bidi="ar_AE"/>
+        </w:rPr>
+      </w:r>
+      <w:r>
+        <w:rPr>
           <w:b/>
           <w:lang w:val="ar_AE" w:bidi="ar_AE"/>
         </w:rPr>
@@ -17208,6 +19400,22 @@
       </w:r>
       <w:r>
         <w:rPr>
+          <w:lang w:val="ar_AE" w:bidi="ar_AE"/>
+        </w:rPr>
+        <w:t>דְּבַר־יְהוָ֣ה עֲלֵי⁠כֶ֗ם</w:t>
+      </w:r>
+    </w:p>
+    <w:p>
+      <w:pPr>
+        <w:bidi/>
+      </w:pPr>
+      <w:r>
+        <w:rPr>
+          <w:lang w:val="ar_AE" w:bidi="ar_AE"/>
+        </w:rPr>
+      </w:r>
+      <w:r>
+        <w:rPr>
           <w:b/>
           <w:lang w:val="ar_AE" w:bidi="ar_AE"/>
         </w:rPr>
@@ -17327,6 +19535,22 @@
       </w:r>
       <w:r>
         <w:rPr>
+          <w:lang w:val="ar_AE" w:bidi="ar_AE"/>
+        </w:rPr>
+        <w:t>עֲלֵי⁠כֶ֗ם כְּנַ֨עַן֙ אֶ֣רֶץ פְּלִשְׁתִּ֔ים</w:t>
+      </w:r>
+    </w:p>
+    <w:p>
+      <w:pPr>
+        <w:bidi/>
+      </w:pPr>
+      <w:r>
+        <w:rPr>
+          <w:lang w:val="ar_AE" w:bidi="ar_AE"/>
+        </w:rPr>
+      </w:r>
+      <w:r>
+        <w:rPr>
           <w:b/>
           <w:lang w:val="ar_AE" w:bidi="ar_AE"/>
         </w:rPr>
@@ -17446,6 +19670,22 @@
       </w:r>
       <w:r>
         <w:rPr>
+          <w:lang w:val="ar_AE" w:bidi="ar_AE"/>
+        </w:rPr>
+        <w:t>עֲלֵי⁠כֶ֗ם</w:t>
+      </w:r>
+    </w:p>
+    <w:p>
+      <w:pPr>
+        <w:bidi/>
+      </w:pPr>
+      <w:r>
+        <w:rPr>
+          <w:lang w:val="ar_AE" w:bidi="ar_AE"/>
+        </w:rPr>
+      </w:r>
+      <w:r>
+        <w:rPr>
           <w:b/>
           <w:lang w:val="ar_AE" w:bidi="ar_AE"/>
         </w:rPr>
@@ -17565,6 +19805,22 @@
       </w:r>
       <w:r>
         <w:rPr>
+          <w:lang w:val="ar_AE" w:bidi="ar_AE"/>
+        </w:rPr>
+        <w:t>וְ⁠הַאֲבַדְתִּ֖י⁠ךְ מֵ⁠אֵ֥ין יוֹשֵֽׁב</w:t>
+      </w:r>
+    </w:p>
+    <w:p>
+      <w:pPr>
+        <w:bidi/>
+      </w:pPr>
+      <w:r>
+        <w:rPr>
+          <w:lang w:val="ar_AE" w:bidi="ar_AE"/>
+        </w:rPr>
+      </w:r>
+      <w:r>
+        <w:rPr>
           <w:b/>
           <w:lang w:val="ar_AE" w:bidi="ar_AE"/>
         </w:rPr>
@@ -17671,6 +19927,22 @@
       </w:r>
       <w:r>
         <w:rPr>
+          <w:lang w:val="ar_AE" w:bidi="ar_AE"/>
+        </w:rPr>
+        <w:t>וְ⁠הַאֲבַדְתִּ֖י⁠ךְ מֵ⁠אֵ֥ין יוֹשֵֽׁב</w:t>
+      </w:r>
+    </w:p>
+    <w:p>
+      <w:pPr>
+        <w:bidi/>
+      </w:pPr>
+      <w:r>
+        <w:rPr>
+          <w:lang w:val="ar_AE" w:bidi="ar_AE"/>
+        </w:rPr>
+      </w:r>
+      <w:r>
+        <w:rPr>
           <w:b/>
           <w:lang w:val="ar_AE" w:bidi="ar_AE"/>
         </w:rPr>
@@ -17790,6 +20062,22 @@
       </w:r>
       <w:r>
         <w:rPr>
+          <w:lang w:val="ar_AE" w:bidi="ar_AE"/>
+        </w:rPr>
+        <w:t>חֶ֣בֶל הַ⁠יָּ֗ם</w:t>
+      </w:r>
+    </w:p>
+    <w:p>
+      <w:pPr>
+        <w:bidi/>
+      </w:pPr>
+      <w:r>
+        <w:rPr>
+          <w:lang w:val="ar_AE" w:bidi="ar_AE"/>
+        </w:rPr>
+      </w:r>
+      <w:r>
+        <w:rPr>
           <w:b/>
           <w:lang w:val="ar_AE" w:bidi="ar_AE"/>
         </w:rPr>
@@ -17896,6 +20184,22 @@
       </w:r>
       <w:r>
         <w:rPr>
+          <w:lang w:val="ar_AE" w:bidi="ar_AE"/>
+        </w:rPr>
+        <w:t>נְוֺ֛ת כְּרֹ֥ת רֹעִ֖ים וְ⁠גִדְר֥וֹת צֹֽאן</w:t>
+      </w:r>
+    </w:p>
+    <w:p>
+      <w:pPr>
+        <w:bidi/>
+      </w:pPr>
+      <w:r>
+        <w:rPr>
+          <w:lang w:val="ar_AE" w:bidi="ar_AE"/>
+        </w:rPr>
+      </w:r>
+      <w:r>
+        <w:rPr>
           <w:b/>
           <w:lang w:val="ar_AE" w:bidi="ar_AE"/>
         </w:rPr>
@@ -18028,6 +20332,22 @@
       </w:r>
       <w:r>
         <w:rPr>
+          <w:lang w:val="ar_AE" w:bidi="ar_AE"/>
+        </w:rPr>
+        <w:t>בֵּ֥ית יְהוּדָ֖ה</w:t>
+      </w:r>
+    </w:p>
+    <w:p>
+      <w:pPr>
+        <w:bidi/>
+      </w:pPr>
+      <w:r>
+        <w:rPr>
+          <w:lang w:val="ar_AE" w:bidi="ar_AE"/>
+        </w:rPr>
+      </w:r>
+      <w:r>
+        <w:rPr>
           <w:b/>
           <w:lang w:val="ar_AE" w:bidi="ar_AE"/>
         </w:rPr>
@@ -18147,6 +20467,22 @@
       </w:r>
       <w:r>
         <w:rPr>
+          <w:lang w:val="ar_AE" w:bidi="ar_AE"/>
+        </w:rPr>
+        <w:t>בְּ⁠בָתֵּ֣י אַשְׁקְל֗וֹן בָּ⁠עֶ֨רֶב֙ יִרְבָּצ֔וּ⁠ן</w:t>
+      </w:r>
+    </w:p>
+    <w:p>
+      <w:pPr>
+        <w:bidi/>
+      </w:pPr>
+      <w:r>
+        <w:rPr>
+          <w:lang w:val="ar_AE" w:bidi="ar_AE"/>
+        </w:rPr>
+      </w:r>
+      <w:r>
+        <w:rPr>
           <w:b/>
           <w:lang w:val="ar_AE" w:bidi="ar_AE"/>
         </w:rPr>
@@ -18240,6 +20576,22 @@
         <w:rPr>
           <w:lang w:val="ar_AE" w:bidi="ar_AE"/>
         </w:rPr>
+      </w:r>
+    </w:p>
+    <w:p>
+      <w:pPr>
+        <w:bidi/>
+      </w:pPr>
+      <w:r>
+        <w:rPr>
+          <w:lang w:val="ar_AE" w:bidi="ar_AE"/>
+        </w:rPr>
+      </w:r>
+      <w:r>
+        <w:rPr>
+          <w:lang w:val="ar_AE" w:bidi="ar_AE"/>
+        </w:rPr>
+        <w:t>יִפְקְדֵ֛⁠ם</w:t>
       </w:r>
     </w:p>
     <w:p>
@@ -18426,6 +20778,22 @@
       </w:r>
       <w:r>
         <w:rPr>
+          <w:lang w:val="ar_AE" w:bidi="ar_AE"/>
+        </w:rPr>
+        <w:t>שָׁמַ֨עְתִּי֙ חֶרְפַּ֣ת</w:t>
+      </w:r>
+    </w:p>
+    <w:p>
+      <w:pPr>
+        <w:bidi/>
+      </w:pPr>
+      <w:r>
+        <w:rPr>
+          <w:lang w:val="ar_AE" w:bidi="ar_AE"/>
+        </w:rPr>
+      </w:r>
+      <w:r>
+        <w:rPr>
           <w:b/>
           <w:lang w:val="ar_AE" w:bidi="ar_AE"/>
         </w:rPr>
@@ -18580,6 +20948,22 @@
       </w:r>
       <w:r>
         <w:rPr>
+          <w:lang w:val="ar_AE" w:bidi="ar_AE"/>
+        </w:rPr>
+        <w:t>מוֹאָ֔ב</w:t>
+      </w:r>
+    </w:p>
+    <w:p>
+      <w:pPr>
+        <w:bidi/>
+      </w:pPr>
+      <w:r>
+        <w:rPr>
+          <w:lang w:val="ar_AE" w:bidi="ar_AE"/>
+        </w:rPr>
+      </w:r>
+      <w:r>
+        <w:rPr>
           <w:b/>
           <w:lang w:val="ar_AE" w:bidi="ar_AE"/>
         </w:rPr>
@@ -18712,6 +21096,22 @@
       </w:r>
       <w:r>
         <w:rPr>
+          <w:lang w:val="ar_AE" w:bidi="ar_AE"/>
+        </w:rPr>
+        <w:t>בְּנֵ֣י עַמּ֑וֹן</w:t>
+      </w:r>
+    </w:p>
+    <w:p>
+      <w:pPr>
+        <w:bidi/>
+      </w:pPr>
+      <w:r>
+        <w:rPr>
+          <w:lang w:val="ar_AE" w:bidi="ar_AE"/>
+        </w:rPr>
+      </w:r>
+      <w:r>
+        <w:rPr>
           <w:b/>
           <w:lang w:val="ar_AE" w:bidi="ar_AE"/>
         </w:rPr>
@@ -18857,6 +21257,22 @@
       </w:r>
       <w:r>
         <w:rPr>
+          <w:lang w:val="ar_AE" w:bidi="ar_AE"/>
+        </w:rPr>
+        <w:t>וַ⁠יַּגְדִּ֖ילוּ עַל־גְּבוּלָֽ⁠ם</w:t>
+      </w:r>
+    </w:p>
+    <w:p>
+      <w:pPr>
+        <w:bidi/>
+      </w:pPr>
+      <w:r>
+        <w:rPr>
+          <w:lang w:val="ar_AE" w:bidi="ar_AE"/>
+        </w:rPr>
+      </w:r>
+      <w:r>
+        <w:rPr>
           <w:b/>
           <w:lang w:val="ar_AE" w:bidi="ar_AE"/>
         </w:rPr>
@@ -18963,6 +21379,22 @@
       </w:r>
       <w:r>
         <w:rPr>
+          <w:lang w:val="ar_AE" w:bidi="ar_AE"/>
+        </w:rPr>
+        <w:t>לָ⁠כֵ֣ן חַי־אָ֡נִי &amp; כִּֽי</w:t>
+      </w:r>
+    </w:p>
+    <w:p>
+      <w:pPr>
+        <w:bidi/>
+      </w:pPr>
+      <w:r>
+        <w:rPr>
+          <w:lang w:val="ar_AE" w:bidi="ar_AE"/>
+        </w:rPr>
+      </w:r>
+      <w:r>
+        <w:rPr>
           <w:b/>
           <w:lang w:val="ar_AE" w:bidi="ar_AE"/>
         </w:rPr>
@@ -19095,6 +21527,22 @@
       </w:r>
       <w:r>
         <w:rPr>
+          <w:lang w:val="ar_AE" w:bidi="ar_AE"/>
+        </w:rPr>
+        <w:t>נְאֻם֩ יְהוָ֨ה צְבָא֜וֹת אֱלֹהֵ֣י יִשְׂרָאֵ֗ל</w:t>
+      </w:r>
+    </w:p>
+    <w:p>
+      <w:pPr>
+        <w:bidi/>
+      </w:pPr>
+      <w:r>
+        <w:rPr>
+          <w:lang w:val="ar_AE" w:bidi="ar_AE"/>
+        </w:rPr>
+      </w:r>
+      <w:r>
+        <w:rPr>
           <w:b/>
           <w:lang w:val="ar_AE" w:bidi="ar_AE"/>
         </w:rPr>
@@ -19201,6 +21649,22 @@
       </w:r>
       <w:r>
         <w:rPr>
+          <w:lang w:val="ar_AE" w:bidi="ar_AE"/>
+        </w:rPr>
+        <w:t>יְהוָ֨ה צְבָא֜וֹת</w:t>
+      </w:r>
+    </w:p>
+    <w:p>
+      <w:pPr>
+        <w:bidi/>
+      </w:pPr>
+      <w:r>
+        <w:rPr>
+          <w:lang w:val="ar_AE" w:bidi="ar_AE"/>
+        </w:rPr>
+      </w:r>
+      <w:r>
+        <w:rPr>
           <w:b/>
           <w:lang w:val="ar_AE" w:bidi="ar_AE"/>
         </w:rPr>
@@ -19307,6 +21771,22 @@
         <w:rPr>
           <w:lang w:val="ar_AE" w:bidi="ar_AE"/>
         </w:rPr>
+      </w:r>
+    </w:p>
+    <w:p>
+      <w:pPr>
+        <w:bidi/>
+      </w:pPr>
+      <w:r>
+        <w:rPr>
+          <w:lang w:val="ar_AE" w:bidi="ar_AE"/>
+        </w:rPr>
+      </w:r>
+      <w:r>
+        <w:rPr>
+          <w:lang w:val="ar_AE" w:bidi="ar_AE"/>
+        </w:rPr>
+        <w:t>מוֹאָ֞ב כִּ⁠סְדֹ֤ם תִּֽהְיֶה֙ וּ⁠בְנֵ֤י עַמּוֹן֙ כַּֽ⁠עֲמֹרָ֔ה</w:t>
       </w:r>
     </w:p>
     <w:p>
@@ -19496,6 +21976,22 @@
       </w:r>
       <w:r>
         <w:rPr>
+          <w:lang w:val="ar_AE" w:bidi="ar_AE"/>
+        </w:rPr>
+        <w:t>מִמְשַׁ֥ק חָר֛וּל וּ⁠מִכְרֵה־מֶ֥לַח וּ⁠שְׁמָמָ֖ה עַד־עוֹלָ֑ם</w:t>
+      </w:r>
+    </w:p>
+    <w:p>
+      <w:pPr>
+        <w:bidi/>
+      </w:pPr>
+      <w:r>
+        <w:rPr>
+          <w:lang w:val="ar_AE" w:bidi="ar_AE"/>
+        </w:rPr>
+      </w:r>
+      <w:r>
+        <w:rPr>
           <w:b/>
           <w:lang w:val="ar_AE" w:bidi="ar_AE"/>
         </w:rPr>
@@ -19602,6 +22098,22 @@
       </w:r>
       <w:r>
         <w:rPr>
+          <w:lang w:val="ar_AE" w:bidi="ar_AE"/>
+        </w:rPr>
+        <w:t>מִמְשַׁ֥ק חָר֛וּל וּ⁠מִכְרֵה־מֶ֥לַח וּ⁠שְׁמָמָ֖ה עַד־עוֹלָ֑ם</w:t>
+      </w:r>
+    </w:p>
+    <w:p>
+      <w:pPr>
+        <w:bidi/>
+      </w:pPr>
+      <w:r>
+        <w:rPr>
+          <w:lang w:val="ar_AE" w:bidi="ar_AE"/>
+        </w:rPr>
+      </w:r>
+      <w:r>
+        <w:rPr>
           <w:b/>
           <w:lang w:val="ar_AE" w:bidi="ar_AE"/>
         </w:rPr>
@@ -19734,6 +22246,22 @@
       </w:r>
       <w:r>
         <w:rPr>
+          <w:lang w:val="ar_AE" w:bidi="ar_AE"/>
+        </w:rPr>
+        <w:t>מִמְשַׁ֥ק חָר֛וּל וּ⁠מִכְרֵה־מֶ֥לַח וּ⁠שְׁמָמָ֖ה עַד־עוֹלָ֑ם</w:t>
+      </w:r>
+    </w:p>
+    <w:p>
+      <w:pPr>
+        <w:bidi/>
+      </w:pPr>
+      <w:r>
+        <w:rPr>
+          <w:lang w:val="ar_AE" w:bidi="ar_AE"/>
+        </w:rPr>
+      </w:r>
+      <w:r>
+        <w:rPr>
           <w:b/>
           <w:lang w:val="ar_AE" w:bidi="ar_AE"/>
         </w:rPr>
@@ -19840,6 +22368,22 @@
       </w:r>
       <w:r>
         <w:rPr>
+          <w:lang w:val="ar_AE" w:bidi="ar_AE"/>
+        </w:rPr>
+        <w:t>שְׁאֵרִ֤ית עַמִּ⁠י֙ יְבָזּ֔וּ⁠ם וְ⁠יֶ֥תֶר גּוֹיִ֖י יִנְחָלֽוּ⁠ם</w:t>
+      </w:r>
+    </w:p>
+    <w:p>
+      <w:pPr>
+        <w:bidi/>
+      </w:pPr>
+      <w:r>
+        <w:rPr>
+          <w:lang w:val="ar_AE" w:bidi="ar_AE"/>
+        </w:rPr>
+      </w:r>
+      <w:r>
+        <w:rPr>
           <w:b/>
           <w:lang w:val="ar_AE" w:bidi="ar_AE"/>
         </w:rPr>
@@ -19959,6 +22503,22 @@
       </w:r>
       <w:r>
         <w:rPr>
+          <w:lang w:val="ar_AE" w:bidi="ar_AE"/>
+        </w:rPr>
+        <w:t>זֹ֥את לָ⁠הֶ֖ם תַּ֣חַת גְּאוֹנָ֑⁠ם כִּ֤י חֵֽרְפוּ֙ וַ⁠יַּגְדִּ֔לוּ עַל־עַ֖ם יְהוָ֥ה צְבָאֽוֹת</w:t>
+      </w:r>
+    </w:p>
+    <w:p>
+      <w:pPr>
+        <w:bidi/>
+      </w:pPr>
+      <w:r>
+        <w:rPr>
+          <w:lang w:val="ar_AE" w:bidi="ar_AE"/>
+        </w:rPr>
+      </w:r>
+      <w:r>
+        <w:rPr>
           <w:b/>
           <w:lang w:val="ar_AE" w:bidi="ar_AE"/>
         </w:rPr>
@@ -20065,6 +22625,22 @@
       </w:r>
       <w:r>
         <w:rPr>
+          <w:lang w:val="ar_AE" w:bidi="ar_AE"/>
+        </w:rPr>
+        <w:t>זֹ֥את לָ⁠הֶ֖ם תַּ֣חַת גְּאוֹנָ֑⁠ם</w:t>
+      </w:r>
+    </w:p>
+    <w:p>
+      <w:pPr>
+        <w:bidi/>
+      </w:pPr>
+      <w:r>
+        <w:rPr>
+          <w:lang w:val="ar_AE" w:bidi="ar_AE"/>
+        </w:rPr>
+      </w:r>
+      <w:r>
+        <w:rPr>
           <w:b/>
           <w:lang w:val="ar_AE" w:bidi="ar_AE"/>
         </w:rPr>
@@ -20171,6 +22747,22 @@
         <w:rPr>
           <w:lang w:val="ar_AE" w:bidi="ar_AE"/>
         </w:rPr>
+      </w:r>
+    </w:p>
+    <w:p>
+      <w:pPr>
+        <w:bidi/>
+      </w:pPr>
+      <w:r>
+        <w:rPr>
+          <w:lang w:val="ar_AE" w:bidi="ar_AE"/>
+        </w:rPr>
+      </w:r>
+      <w:r>
+        <w:rPr>
+          <w:lang w:val="ar_AE" w:bidi="ar_AE"/>
+        </w:rPr>
+        <w:t>וַ⁠יַּגְדִּ֔לוּ עַל</w:t>
       </w:r>
     </w:p>
     <w:p>
@@ -20308,6 +22900,22 @@
       </w:r>
       <w:r>
         <w:rPr>
+          <w:lang w:val="ar_AE" w:bidi="ar_AE"/>
+        </w:rPr>
+        <w:t>יְהוָ֥ה צְבָאֽוֹת</w:t>
+      </w:r>
+    </w:p>
+    <w:p>
+      <w:pPr>
+        <w:bidi/>
+      </w:pPr>
+      <w:r>
+        <w:rPr>
+          <w:lang w:val="ar_AE" w:bidi="ar_AE"/>
+        </w:rPr>
+      </w:r>
+      <w:r>
+        <w:rPr>
           <w:b/>
           <w:lang w:val="ar_AE" w:bidi="ar_AE"/>
         </w:rPr>
@@ -20414,6 +23022,22 @@
       </w:r>
       <w:r>
         <w:rPr>
+          <w:lang w:val="ar_AE" w:bidi="ar_AE"/>
+        </w:rPr>
+        <w:t>רָזָ֔ה אֵ֖ת כָּל־אֱלֹהֵ֣י הָ⁠אָ֑רֶץ</w:t>
+      </w:r>
+    </w:p>
+    <w:p>
+      <w:pPr>
+        <w:bidi/>
+      </w:pPr>
+      <w:r>
+        <w:rPr>
+          <w:lang w:val="ar_AE" w:bidi="ar_AE"/>
+        </w:rPr>
+      </w:r>
+      <w:r>
+        <w:rPr>
           <w:b/>
           <w:lang w:val="ar_AE" w:bidi="ar_AE"/>
         </w:rPr>
@@ -20533,6 +23157,22 @@
       </w:r>
       <w:r>
         <w:rPr>
+          <w:lang w:val="ar_AE" w:bidi="ar_AE"/>
+        </w:rPr>
+        <w:t>וְ⁠יִשְׁתַּֽחֲווּ־ל⁠וֹ֙ &amp; כֹּ֖ל אִיֵּ֥י הַ⁠גּוֹיִֽם</w:t>
+      </w:r>
+    </w:p>
+    <w:p>
+      <w:pPr>
+        <w:bidi/>
+      </w:pPr>
+      <w:r>
+        <w:rPr>
+          <w:lang w:val="ar_AE" w:bidi="ar_AE"/>
+        </w:rPr>
+      </w:r>
+      <w:r>
+        <w:rPr>
           <w:b/>
           <w:lang w:val="ar_AE" w:bidi="ar_AE"/>
         </w:rPr>
@@ -20678,6 +23318,22 @@
       </w:r>
       <w:r>
         <w:rPr>
+          <w:lang w:val="ar_AE" w:bidi="ar_AE"/>
+        </w:rPr>
+        <w:t>וְ⁠יִשְׁתַּֽחֲווּ־ל⁠וֹ֙ &amp; כֹּ֖ל אִיֵּ֥י הַ⁠גּוֹיִֽם</w:t>
+      </w:r>
+    </w:p>
+    <w:p>
+      <w:pPr>
+        <w:bidi/>
+      </w:pPr>
+      <w:r>
+        <w:rPr>
+          <w:lang w:val="ar_AE" w:bidi="ar_AE"/>
+        </w:rPr>
+      </w:r>
+      <w:r>
+        <w:rPr>
           <w:b/>
           <w:lang w:val="ar_AE" w:bidi="ar_AE"/>
         </w:rPr>
@@ -20810,6 +23466,22 @@
       </w:r>
       <w:r>
         <w:rPr>
+          <w:lang w:val="ar_AE" w:bidi="ar_AE"/>
+        </w:rPr>
+        <w:t>אִ֣ישׁ מִ⁠מְּקוֹמ֔⁠וֹ</w:t>
+      </w:r>
+    </w:p>
+    <w:p>
+      <w:pPr>
+        <w:bidi/>
+      </w:pPr>
+      <w:r>
+        <w:rPr>
+          <w:lang w:val="ar_AE" w:bidi="ar_AE"/>
+        </w:rPr>
+      </w:r>
+      <w:r>
+        <w:rPr>
           <w:b/>
           <w:lang w:val="ar_AE" w:bidi="ar_AE"/>
         </w:rPr>
@@ -20929,6 +23601,22 @@
       </w:r>
       <w:r>
         <w:rPr>
+          <w:lang w:val="ar_AE" w:bidi="ar_AE"/>
+        </w:rPr>
+        <w:t>גַּם־אַתֶּ֣ם כּוּשִׁ֔ים</w:t>
+      </w:r>
+    </w:p>
+    <w:p>
+      <w:pPr>
+        <w:bidi/>
+      </w:pPr>
+      <w:r>
+        <w:rPr>
+          <w:lang w:val="ar_AE" w:bidi="ar_AE"/>
+        </w:rPr>
+      </w:r>
+      <w:r>
+        <w:rPr>
           <w:b/>
           <w:lang w:val="ar_AE" w:bidi="ar_AE"/>
         </w:rPr>
@@ -21035,6 +23723,22 @@
       </w:r>
       <w:r>
         <w:rPr>
+          <w:lang w:val="ar_AE" w:bidi="ar_AE"/>
+        </w:rPr>
+        <w:t>חַֽלְלֵ֥י חַרְבִּ֖⁠י הֵֽמָּה</w:t>
+      </w:r>
+    </w:p>
+    <w:p>
+      <w:pPr>
+        <w:bidi/>
+      </w:pPr>
+      <w:r>
+        <w:rPr>
+          <w:lang w:val="ar_AE" w:bidi="ar_AE"/>
+        </w:rPr>
+      </w:r>
+      <w:r>
+        <w:rPr>
           <w:b/>
           <w:lang w:val="ar_AE" w:bidi="ar_AE"/>
         </w:rPr>
@@ -21141,6 +23845,22 @@
       </w:r>
       <w:r>
         <w:rPr>
+          <w:lang w:val="ar_AE" w:bidi="ar_AE"/>
+        </w:rPr>
+        <w:t>חַֽלְלֵ֥י חַרְבִּ֖⁠י הֵֽמָּה</w:t>
+      </w:r>
+    </w:p>
+    <w:p>
+      <w:pPr>
+        <w:bidi/>
+      </w:pPr>
+      <w:r>
+        <w:rPr>
+          <w:lang w:val="ar_AE" w:bidi="ar_AE"/>
+        </w:rPr>
+      </w:r>
+      <w:r>
+        <w:rPr>
           <w:b/>
           <w:lang w:val="ar_AE" w:bidi="ar_AE"/>
         </w:rPr>
@@ -21247,6 +23967,22 @@
       </w:r>
       <w:r>
         <w:rPr>
+          <w:lang w:val="ar_AE" w:bidi="ar_AE"/>
+        </w:rPr>
+        <w:t>חַֽלְלֵ֥י חַרְבִּ֖⁠י הֵֽמָּה</w:t>
+      </w:r>
+    </w:p>
+    <w:p>
+      <w:pPr>
+        <w:bidi/>
+      </w:pPr>
+      <w:r>
+        <w:rPr>
+          <w:lang w:val="ar_AE" w:bidi="ar_AE"/>
+        </w:rPr>
+      </w:r>
+      <w:r>
+        <w:rPr>
           <w:b/>
           <w:lang w:val="ar_AE" w:bidi="ar_AE"/>
         </w:rPr>
@@ -21366,6 +24102,22 @@
       </w:r>
       <w:r>
         <w:rPr>
+          <w:lang w:val="ar_AE" w:bidi="ar_AE"/>
+        </w:rPr>
+        <w:t>וְ⁠יֵ֤ט יָד⁠וֹ֙ עַל־צָפ֔וֹן וִֽ⁠יאַבֵּ֖ד אֶת־אַשּׁ֑וּר</w:t>
+      </w:r>
+    </w:p>
+    <w:p>
+      <w:pPr>
+        <w:bidi/>
+      </w:pPr>
+      <w:r>
+        <w:rPr>
+          <w:lang w:val="ar_AE" w:bidi="ar_AE"/>
+        </w:rPr>
+      </w:r>
+      <w:r>
+        <w:rPr>
           <w:b/>
           <w:lang w:val="ar_AE" w:bidi="ar_AE"/>
         </w:rPr>
@@ -21472,6 +24224,22 @@
         <w:rPr>
           <w:lang w:val="ar_AE" w:bidi="ar_AE"/>
         </w:rPr>
+      </w:r>
+    </w:p>
+    <w:p>
+      <w:pPr>
+        <w:bidi/>
+      </w:pPr>
+      <w:r>
+        <w:rPr>
+          <w:lang w:val="ar_AE" w:bidi="ar_AE"/>
+        </w:rPr>
+      </w:r>
+      <w:r>
+        <w:rPr>
+          <w:lang w:val="ar_AE" w:bidi="ar_AE"/>
+        </w:rPr>
+        <w:t>וְ⁠יֵ֤ט יָד⁠וֹ֙</w:t>
       </w:r>
     </w:p>
     <w:p>
@@ -21621,6 +24389,22 @@
       </w:r>
       <w:r>
         <w:rPr>
+          <w:lang w:val="ar_AE" w:bidi="ar_AE"/>
+        </w:rPr>
+        <w:t>צָפ֔וֹן</w:t>
+      </w:r>
+    </w:p>
+    <w:p>
+      <w:pPr>
+        <w:bidi/>
+      </w:pPr>
+      <w:r>
+        <w:rPr>
+          <w:lang w:val="ar_AE" w:bidi="ar_AE"/>
+        </w:rPr>
+      </w:r>
+      <w:r>
+        <w:rPr>
           <w:b/>
           <w:lang w:val="ar_AE" w:bidi="ar_AE"/>
         </w:rPr>
@@ -21753,6 +24537,22 @@
       </w:r>
       <w:r>
         <w:rPr>
+          <w:lang w:val="ar_AE" w:bidi="ar_AE"/>
+        </w:rPr>
+        <w:t>בְ⁠תוֹכָ֤⁠הּ</w:t>
+      </w:r>
+    </w:p>
+    <w:p>
+      <w:pPr>
+        <w:bidi/>
+      </w:pPr>
+      <w:r>
+        <w:rPr>
+          <w:lang w:val="ar_AE" w:bidi="ar_AE"/>
+        </w:rPr>
+      </w:r>
+      <w:r>
+        <w:rPr>
           <w:b/>
           <w:lang w:val="ar_AE" w:bidi="ar_AE"/>
         </w:rPr>
@@ -21872,6 +24672,22 @@
       </w:r>
       <w:r>
         <w:rPr>
+          <w:lang w:val="ar_AE" w:bidi="ar_AE"/>
+        </w:rPr>
+        <w:t>כָּל־חַיְת⁠וֹ־ג֔וֹי</w:t>
+      </w:r>
+    </w:p>
+    <w:p>
+      <w:pPr>
+        <w:bidi/>
+      </w:pPr>
+      <w:r>
+        <w:rPr>
+          <w:lang w:val="ar_AE" w:bidi="ar_AE"/>
+        </w:rPr>
+      </w:r>
+      <w:r>
+        <w:rPr>
           <w:b/>
           <w:lang w:val="ar_AE" w:bidi="ar_AE"/>
         </w:rPr>
@@ -22004,6 +24820,22 @@
       </w:r>
       <w:r>
         <w:rPr>
+          <w:lang w:val="ar_AE" w:bidi="ar_AE"/>
+        </w:rPr>
+        <w:t>גַּם־קָאַת֙ גַּם־קִפֹּ֔ד</w:t>
+      </w:r>
+    </w:p>
+    <w:p>
+      <w:pPr>
+        <w:bidi/>
+      </w:pPr>
+      <w:r>
+        <w:rPr>
+          <w:lang w:val="ar_AE" w:bidi="ar_AE"/>
+        </w:rPr>
+      </w:r>
+      <w:r>
+        <w:rPr>
           <w:b/>
           <w:lang w:val="ar_AE" w:bidi="ar_AE"/>
         </w:rPr>
@@ -22136,6 +24968,22 @@
       </w:r>
       <w:r>
         <w:rPr>
+          <w:lang w:val="ar_AE" w:bidi="ar_AE"/>
+        </w:rPr>
+        <w:t>בְּ⁠כַפְתֹּרֶ֖י⁠הָ יָלִ֑ינוּ</w:t>
+      </w:r>
+    </w:p>
+    <w:p>
+      <w:pPr>
+        <w:bidi/>
+      </w:pPr>
+      <w:r>
+        <w:rPr>
+          <w:lang w:val="ar_AE" w:bidi="ar_AE"/>
+        </w:rPr>
+      </w:r>
+      <w:r>
+        <w:rPr>
           <w:b/>
           <w:lang w:val="ar_AE" w:bidi="ar_AE"/>
         </w:rPr>
@@ -22255,6 +25103,22 @@
       </w:r>
       <w:r>
         <w:rPr>
+          <w:lang w:val="ar_AE" w:bidi="ar_AE"/>
+        </w:rPr>
+        <w:t>ק֠וֹל יְשׁוֹרֵ֤ר בַּֽ⁠חַלּוֹן֙ חֹ֣רֶב בַּ⁠סַּ֔ף כִּ֥י אַרְזָ֖ה עֵרָֽה</w:t>
+      </w:r>
+    </w:p>
+    <w:p>
+      <w:pPr>
+        <w:bidi/>
+      </w:pPr>
+      <w:r>
+        <w:rPr>
+          <w:lang w:val="ar_AE" w:bidi="ar_AE"/>
+        </w:rPr>
+      </w:r>
+      <w:r>
+        <w:rPr>
           <w:b/>
           <w:lang w:val="ar_AE" w:bidi="ar_AE"/>
         </w:rPr>
@@ -22381,6 +25245,22 @@
       </w:r>
       <w:r>
         <w:rPr>
+          <w:lang w:val="ar_AE" w:bidi="ar_AE"/>
+        </w:rPr>
+        <w:t>ק֠וֹל יְשׁוֹרֵ֤ר בַּֽ⁠חַלּוֹן֙</w:t>
+      </w:r>
+    </w:p>
+    <w:p>
+      <w:pPr>
+        <w:bidi/>
+      </w:pPr>
+      <w:r>
+        <w:rPr>
+          <w:lang w:val="ar_AE" w:bidi="ar_AE"/>
+        </w:rPr>
+      </w:r>
+      <w:r>
+        <w:rPr>
           <w:b/>
           <w:lang w:val="ar_AE" w:bidi="ar_AE"/>
         </w:rPr>
@@ -22513,6 +25393,22 @@
       </w:r>
       <w:r>
         <w:rPr>
+          <w:lang w:val="ar_AE" w:bidi="ar_AE"/>
+        </w:rPr>
+        <w:t>חֹ֣רֶב בַּ⁠סַּ֔ף</w:t>
+      </w:r>
+    </w:p>
+    <w:p>
+      <w:pPr>
+        <w:bidi/>
+      </w:pPr>
+      <w:r>
+        <w:rPr>
+          <w:lang w:val="ar_AE" w:bidi="ar_AE"/>
+        </w:rPr>
+      </w:r>
+      <w:r>
+        <w:rPr>
           <w:b/>
           <w:lang w:val="ar_AE" w:bidi="ar_AE"/>
         </w:rPr>
@@ -22632,6 +25528,22 @@
       </w:r>
       <w:r>
         <w:rPr>
+          <w:lang w:val="ar_AE" w:bidi="ar_AE"/>
+        </w:rPr>
+        <w:t>זֹ֞֠את הָ⁠עִ֤יר הָ⁠עַלִּיזָה֙ הַ⁠יּוֹשֶׁ֣בֶת לָ⁠בֶ֔טַח הָ⁠אֹֽמְרָה֙ בִּ⁠לְבָבָ֔⁠הּ אֲנִ֖י וְ⁠אַפְסִ֣⁠י ע֑וֹד</w:t>
+      </w:r>
+    </w:p>
+    <w:p>
+      <w:pPr>
+        <w:bidi/>
+      </w:pPr>
+      <w:r>
+        <w:rPr>
+          <w:lang w:val="ar_AE" w:bidi="ar_AE"/>
+        </w:rPr>
+      </w:r>
+      <w:r>
+        <w:rPr>
           <w:b/>
           <w:lang w:val="ar_AE" w:bidi="ar_AE"/>
         </w:rPr>
@@ -22764,6 +25676,22 @@
       </w:r>
       <w:r>
         <w:rPr>
+          <w:lang w:val="ar_AE" w:bidi="ar_AE"/>
+        </w:rPr>
+        <w:t>הָ⁠אֹֽמְרָה֙ בִּ⁠לְבָבָ֔⁠הּ אֲנִ֖י וְ⁠אַפְסִ֣⁠י ע֑וֹד</w:t>
+      </w:r>
+    </w:p>
+    <w:p>
+      <w:pPr>
+        <w:bidi/>
+      </w:pPr>
+      <w:r>
+        <w:rPr>
+          <w:lang w:val="ar_AE" w:bidi="ar_AE"/>
+        </w:rPr>
+      </w:r>
+      <w:r>
+        <w:rPr>
           <w:b/>
           <w:lang w:val="ar_AE" w:bidi="ar_AE"/>
         </w:rPr>
@@ -22883,6 +25811,22 @@
       </w:r>
       <w:r>
         <w:rPr>
+          <w:lang w:val="ar_AE" w:bidi="ar_AE"/>
+        </w:rPr>
+        <w:t>הָ⁠אֹֽמְרָה֙ בִּ⁠לְבָבָ֔⁠הּ אֲנִ֖י וְ⁠אַפְסִ֣⁠י ע֑וֹד</w:t>
+      </w:r>
+    </w:p>
+    <w:p>
+      <w:pPr>
+        <w:bidi/>
+      </w:pPr>
+      <w:r>
+        <w:rPr>
+          <w:lang w:val="ar_AE" w:bidi="ar_AE"/>
+        </w:rPr>
+      </w:r>
+      <w:r>
+        <w:rPr>
           <w:b/>
           <w:lang w:val="ar_AE" w:bidi="ar_AE"/>
         </w:rPr>
@@ -22989,6 +25933,22 @@
       </w:r>
       <w:r>
         <w:rPr>
+          <w:lang w:val="ar_AE" w:bidi="ar_AE"/>
+        </w:rPr>
+        <w:t>הָ⁠אֹֽמְרָה֙ בִּ⁠לְבָבָ֔⁠הּ אֲנִ֖י וְ⁠אַפְסִ֣⁠י ע֑וֹד</w:t>
+      </w:r>
+    </w:p>
+    <w:p>
+      <w:pPr>
+        <w:bidi/>
+      </w:pPr>
+      <w:r>
+        <w:rPr>
+          <w:lang w:val="ar_AE" w:bidi="ar_AE"/>
+        </w:rPr>
+      </w:r>
+      <w:r>
+        <w:rPr>
           <w:b/>
           <w:lang w:val="ar_AE" w:bidi="ar_AE"/>
         </w:rPr>
@@ -23095,6 +26055,22 @@
       </w:r>
       <w:r>
         <w:rPr>
+          <w:lang w:val="ar_AE" w:bidi="ar_AE"/>
+        </w:rPr>
+        <w:t>אֵ֣יךְ ׀ הָיְתָ֣ה לְ⁠שַׁמָּ֗ה</w:t>
+      </w:r>
+    </w:p>
+    <w:p>
+      <w:pPr>
+        <w:bidi/>
+      </w:pPr>
+      <w:r>
+        <w:rPr>
+          <w:lang w:val="ar_AE" w:bidi="ar_AE"/>
+        </w:rPr>
+      </w:r>
+      <w:r>
+        <w:rPr>
           <w:b/>
           <w:lang w:val="ar_AE" w:bidi="ar_AE"/>
         </w:rPr>
@@ -23201,6 +26177,22 @@
       </w:r>
       <w:r>
         <w:rPr>
+          <w:lang w:val="ar_AE" w:bidi="ar_AE"/>
+        </w:rPr>
+        <w:t>מַרְבֵּץ֙ לַֽ⁠חַיָּ֔ה</w:t>
+      </w:r>
+    </w:p>
+    <w:p>
+      <w:pPr>
+        <w:bidi/>
+      </w:pPr>
+      <w:r>
+        <w:rPr>
+          <w:lang w:val="ar_AE" w:bidi="ar_AE"/>
+        </w:rPr>
+      </w:r>
+      <w:r>
+        <w:rPr>
           <w:b/>
           <w:lang w:val="ar_AE" w:bidi="ar_AE"/>
         </w:rPr>
@@ -23320,6 +26312,22 @@
       </w:r>
       <w:r>
         <w:rPr>
+          <w:lang w:val="ar_AE" w:bidi="ar_AE"/>
+        </w:rPr>
+        <w:t>כֹּ֚ל עוֹבֵ֣ר עָלֶ֔י⁠הָ יִשְׁרֹ֖ק יָנִ֥יעַ יָדֽ⁠וֹ</w:t>
+      </w:r>
+    </w:p>
+    <w:p>
+      <w:pPr>
+        <w:bidi/>
+      </w:pPr>
+      <w:r>
+        <w:rPr>
+          <w:lang w:val="ar_AE" w:bidi="ar_AE"/>
+        </w:rPr>
+      </w:r>
+      <w:r>
+        <w:rPr>
           <w:b/>
           <w:lang w:val="ar_AE" w:bidi="ar_AE"/>
         </w:rPr>
@@ -23439,6 +26447,22 @@
       </w:r>
       <w:r>
         <w:rPr>
+          <w:lang w:val="ar_AE" w:bidi="ar_AE"/>
+        </w:rPr>
+        <w:t>ה֥וֹי מֹרְאָ֖ה וְ⁠נִגְאָלָ֑ה הָ⁠עִ֖יר הַ⁠יּוֹנָֽה</w:t>
+      </w:r>
+    </w:p>
+    <w:p>
+      <w:pPr>
+        <w:bidi/>
+      </w:pPr>
+      <w:r>
+        <w:rPr>
+          <w:lang w:val="ar_AE" w:bidi="ar_AE"/>
+        </w:rPr>
+      </w:r>
+      <w:r>
+        <w:rPr>
           <w:b/>
           <w:lang w:val="ar_AE" w:bidi="ar_AE"/>
         </w:rPr>
@@ -23558,6 +26582,22 @@
       </w:r>
       <w:r>
         <w:rPr>
+          <w:lang w:val="ar_AE" w:bidi="ar_AE"/>
+        </w:rPr>
+        <w:t>מֹרְאָ֖ה וְ⁠נִגְאָלָ֑ה הָ⁠עִ֖יר הַ⁠יּוֹנָֽה</w:t>
+      </w:r>
+    </w:p>
+    <w:p>
+      <w:pPr>
+        <w:bidi/>
+      </w:pPr>
+      <w:r>
+        <w:rPr>
+          <w:lang w:val="ar_AE" w:bidi="ar_AE"/>
+        </w:rPr>
+      </w:r>
+      <w:r>
+        <w:rPr>
           <w:b/>
           <w:lang w:val="ar_AE" w:bidi="ar_AE"/>
         </w:rPr>
@@ -23716,6 +26756,22 @@
       </w:r>
       <w:r>
         <w:rPr>
+          <w:lang w:val="ar_AE" w:bidi="ar_AE"/>
+        </w:rPr>
+        <w:t>מֹרְאָ֖ה וְ⁠נִגְאָלָ֑ה הָ⁠עִ֖יר הַ⁠יּוֹנָֽה</w:t>
+      </w:r>
+    </w:p>
+    <w:p>
+      <w:pPr>
+        <w:bidi/>
+      </w:pPr>
+      <w:r>
+        <w:rPr>
+          <w:lang w:val="ar_AE" w:bidi="ar_AE"/>
+        </w:rPr>
+      </w:r>
+      <w:r>
+        <w:rPr>
           <w:b/>
           <w:lang w:val="ar_AE" w:bidi="ar_AE"/>
         </w:rPr>
@@ -23835,6 +26891,22 @@
       </w:r>
       <w:r>
         <w:rPr>
+          <w:lang w:val="ar_AE" w:bidi="ar_AE"/>
+        </w:rPr>
+        <w:t>מֹרְאָ֖ה וְ⁠נִגְאָלָ֑ה</w:t>
+      </w:r>
+    </w:p>
+    <w:p>
+      <w:pPr>
+        <w:bidi/>
+      </w:pPr>
+      <w:r>
+        <w:rPr>
+          <w:lang w:val="ar_AE" w:bidi="ar_AE"/>
+        </w:rPr>
+      </w:r>
+      <w:r>
+        <w:rPr>
           <w:b/>
           <w:lang w:val="ar_AE" w:bidi="ar_AE"/>
         </w:rPr>
@@ -23941,6 +27013,22 @@
       </w:r>
       <w:r>
         <w:rPr>
+          <w:lang w:val="ar_AE" w:bidi="ar_AE"/>
+        </w:rPr>
+        <w:t>לֹ֤א שָֽׁמְעָה֙ בְּ⁠ק֔וֹל</w:t>
+      </w:r>
+    </w:p>
+    <w:p>
+      <w:pPr>
+        <w:bidi/>
+      </w:pPr>
+      <w:r>
+        <w:rPr>
+          <w:lang w:val="ar_AE" w:bidi="ar_AE"/>
+        </w:rPr>
+      </w:r>
+      <w:r>
+        <w:rPr>
           <w:b/>
           <w:lang w:val="ar_AE" w:bidi="ar_AE"/>
         </w:rPr>
@@ -24060,6 +27148,22 @@
       </w:r>
       <w:r>
         <w:rPr>
+          <w:lang w:val="ar_AE" w:bidi="ar_AE"/>
+        </w:rPr>
+        <w:t>לֹ֤א שָֽׁמְעָה֙ בְּ⁠ק֔וֹל</w:t>
+      </w:r>
+    </w:p>
+    <w:p>
+      <w:pPr>
+        <w:bidi/>
+      </w:pPr>
+      <w:r>
+        <w:rPr>
+          <w:lang w:val="ar_AE" w:bidi="ar_AE"/>
+        </w:rPr>
+      </w:r>
+      <w:r>
+        <w:rPr>
           <w:b/>
           <w:lang w:val="ar_AE" w:bidi="ar_AE"/>
         </w:rPr>
@@ -24179,6 +27283,22 @@
       </w:r>
       <w:r>
         <w:rPr>
+          <w:lang w:val="ar_AE" w:bidi="ar_AE"/>
+        </w:rPr>
+        <w:t>אֶל־אֱלֹהֶ֖י⁠הָ לֹ֥א קָרֵֽבָה</w:t>
+      </w:r>
+    </w:p>
+    <w:p>
+      <w:pPr>
+        <w:bidi/>
+      </w:pPr>
+      <w:r>
+        <w:rPr>
+          <w:lang w:val="ar_AE" w:bidi="ar_AE"/>
+        </w:rPr>
+      </w:r>
+      <w:r>
+        <w:rPr>
           <w:b/>
           <w:lang w:val="ar_AE" w:bidi="ar_AE"/>
         </w:rPr>
@@ -24298,6 +27418,22 @@
         <w:rPr>
           <w:lang w:val="ar_AE" w:bidi="ar_AE"/>
         </w:rPr>
+      </w:r>
+    </w:p>
+    <w:p>
+      <w:pPr>
+        <w:bidi/>
+      </w:pPr>
+      <w:r>
+        <w:rPr>
+          <w:lang w:val="ar_AE" w:bidi="ar_AE"/>
+        </w:rPr>
+      </w:r>
+      <w:r>
+        <w:rPr>
+          <w:lang w:val="ar_AE" w:bidi="ar_AE"/>
+        </w:rPr>
+        <w:t>שָׂרֶ֣י⁠הָ</w:t>
       </w:r>
     </w:p>
     <w:p>
@@ -24447,6 +27583,22 @@
       </w:r>
       <w:r>
         <w:rPr>
+          <w:lang w:val="ar_AE" w:bidi="ar_AE"/>
+        </w:rPr>
+        <w:t>בְ⁠קִרְבָּ֔⁠הּ אֲרָי֖וֹת שֹֽׁאֲגִ֑ים</w:t>
+      </w:r>
+    </w:p>
+    <w:p>
+      <w:pPr>
+        <w:bidi/>
+      </w:pPr>
+      <w:r>
+        <w:rPr>
+          <w:lang w:val="ar_AE" w:bidi="ar_AE"/>
+        </w:rPr>
+      </w:r>
+      <w:r>
+        <w:rPr>
           <w:b/>
           <w:lang w:val="ar_AE" w:bidi="ar_AE"/>
         </w:rPr>
@@ -24579,6 +27731,22 @@
       </w:r>
       <w:r>
         <w:rPr>
+          <w:lang w:val="ar_AE" w:bidi="ar_AE"/>
+        </w:rPr>
+        <w:t>זְאֵ֣בֵי עֶ֔רֶב</w:t>
+      </w:r>
+    </w:p>
+    <w:p>
+      <w:pPr>
+        <w:bidi/>
+      </w:pPr>
+      <w:r>
+        <w:rPr>
+          <w:lang w:val="ar_AE" w:bidi="ar_AE"/>
+        </w:rPr>
+      </w:r>
+      <w:r>
+        <w:rPr>
           <w:b/>
           <w:lang w:val="ar_AE" w:bidi="ar_AE"/>
         </w:rPr>
@@ -24724,6 +27892,22 @@
       </w:r>
       <w:r>
         <w:rPr>
+          <w:lang w:val="ar_AE" w:bidi="ar_AE"/>
+        </w:rPr>
+        <w:t>לֹ֥א גָרְמ֖וּ לַ⁠בֹּֽקֶר</w:t>
+      </w:r>
+    </w:p>
+    <w:p>
+      <w:pPr>
+        <w:bidi/>
+      </w:pPr>
+      <w:r>
+        <w:rPr>
+          <w:lang w:val="ar_AE" w:bidi="ar_AE"/>
+        </w:rPr>
+      </w:r>
+      <w:r>
+        <w:rPr>
           <w:b/>
           <w:lang w:val="ar_AE" w:bidi="ar_AE"/>
         </w:rPr>
@@ -24856,6 +28040,22 @@
       </w:r>
       <w:r>
         <w:rPr>
+          <w:lang w:val="ar_AE" w:bidi="ar_AE"/>
+        </w:rPr>
+        <w:t>פֹּֽחֲזִ֔ים</w:t>
+      </w:r>
+    </w:p>
+    <w:p>
+      <w:pPr>
+        <w:bidi/>
+      </w:pPr>
+      <w:r>
+        <w:rPr>
+          <w:lang w:val="ar_AE" w:bidi="ar_AE"/>
+        </w:rPr>
+      </w:r>
+      <w:r>
+        <w:rPr>
           <w:b/>
           <w:lang w:val="ar_AE" w:bidi="ar_AE"/>
         </w:rPr>
@@ -24988,6 +28188,22 @@
       </w:r>
       <w:r>
         <w:rPr>
+          <w:lang w:val="ar_AE" w:bidi="ar_AE"/>
+        </w:rPr>
+        <w:t>אַנְשֵׁ֖י בֹּֽגְד֑וֹת</w:t>
+      </w:r>
+    </w:p>
+    <w:p>
+      <w:pPr>
+        <w:bidi/>
+      </w:pPr>
+      <w:r>
+        <w:rPr>
+          <w:lang w:val="ar_AE" w:bidi="ar_AE"/>
+        </w:rPr>
+      </w:r>
+      <w:r>
+        <w:rPr>
           <w:b/>
           <w:lang w:val="ar_AE" w:bidi="ar_AE"/>
         </w:rPr>
@@ -25120,6 +28336,22 @@
       </w:r>
       <w:r>
         <w:rPr>
+          <w:lang w:val="ar_AE" w:bidi="ar_AE"/>
+        </w:rPr>
+        <w:t>אַנְשֵׁ֖י בֹּֽגְד֑וֹת</w:t>
+      </w:r>
+    </w:p>
+    <w:p>
+      <w:pPr>
+        <w:bidi/>
+      </w:pPr>
+      <w:r>
+        <w:rPr>
+          <w:lang w:val="ar_AE" w:bidi="ar_AE"/>
+        </w:rPr>
+      </w:r>
+      <w:r>
+        <w:rPr>
           <w:b/>
           <w:lang w:val="ar_AE" w:bidi="ar_AE"/>
         </w:rPr>
@@ -25252,6 +28484,22 @@
       </w:r>
       <w:r>
         <w:rPr>
+          <w:lang w:val="ar_AE" w:bidi="ar_AE"/>
+        </w:rPr>
+        <w:t>חִלְּלוּ־קֹ֔דֶשׁ</w:t>
+      </w:r>
+    </w:p>
+    <w:p>
+      <w:pPr>
+        <w:bidi/>
+      </w:pPr>
+      <w:r>
+        <w:rPr>
+          <w:lang w:val="ar_AE" w:bidi="ar_AE"/>
+        </w:rPr>
+      </w:r>
+      <w:r>
+        <w:rPr>
           <w:b/>
           <w:lang w:val="ar_AE" w:bidi="ar_AE"/>
         </w:rPr>
@@ -25384,6 +28632,22 @@
       </w:r>
       <w:r>
         <w:rPr>
+          <w:lang w:val="ar_AE" w:bidi="ar_AE"/>
+        </w:rPr>
+        <w:t>לֹ֥א יַעֲשֶׂ֖ה עַוְלָ֑ה</w:t>
+      </w:r>
+    </w:p>
+    <w:p>
+      <w:pPr>
+        <w:bidi/>
+      </w:pPr>
+      <w:r>
+        <w:rPr>
+          <w:lang w:val="ar_AE" w:bidi="ar_AE"/>
+        </w:rPr>
+      </w:r>
+      <w:r>
+        <w:rPr>
           <w:b/>
           <w:lang w:val="ar_AE" w:bidi="ar_AE"/>
         </w:rPr>
@@ -25516,6 +28780,22 @@
       </w:r>
       <w:r>
         <w:rPr>
+          <w:lang w:val="ar_AE" w:bidi="ar_AE"/>
+        </w:rPr>
+        <w:t>בַּ⁠בֹּ֨קֶר בַּ⁠בֹּ֜קֶר מִשְׁפָּט֨⁠וֹ יִתֵּ֤ן לָ⁠אוֹר֙ לֹ֣א נֶעְדָּ֔ר</w:t>
+      </w:r>
+    </w:p>
+    <w:p>
+      <w:pPr>
+        <w:bidi/>
+      </w:pPr>
+      <w:r>
+        <w:rPr>
+          <w:lang w:val="ar_AE" w:bidi="ar_AE"/>
+        </w:rPr>
+      </w:r>
+      <w:r>
+        <w:rPr>
           <w:b/>
           <w:lang w:val="ar_AE" w:bidi="ar_AE"/>
         </w:rPr>
@@ -25661,6 +28941,22 @@
       </w:r>
       <w:r>
         <w:rPr>
+          <w:lang w:val="ar_AE" w:bidi="ar_AE"/>
+        </w:rPr>
+        <w:t>בַּ⁠בֹּ֨קֶר בַּ⁠בֹּ֜קֶר</w:t>
+      </w:r>
+    </w:p>
+    <w:p>
+      <w:pPr>
+        <w:bidi/>
+      </w:pPr>
+      <w:r>
+        <w:rPr>
+          <w:lang w:val="ar_AE" w:bidi="ar_AE"/>
+        </w:rPr>
+      </w:r>
+      <w:r>
+        <w:rPr>
           <w:b/>
           <w:lang w:val="ar_AE" w:bidi="ar_AE"/>
         </w:rPr>
@@ -25780,6 +29076,22 @@
       </w:r>
       <w:r>
         <w:rPr>
+          <w:lang w:val="ar_AE" w:bidi="ar_AE"/>
+        </w:rPr>
+        <w:t>בַּ⁠בֹּ֨קֶר בַּ⁠בֹּ֜קֶר</w:t>
+      </w:r>
+    </w:p>
+    <w:p>
+      <w:pPr>
+        <w:bidi/>
+      </w:pPr>
+      <w:r>
+        <w:rPr>
+          <w:lang w:val="ar_AE" w:bidi="ar_AE"/>
+        </w:rPr>
+      </w:r>
+      <w:r>
+        <w:rPr>
           <w:b/>
           <w:lang w:val="ar_AE" w:bidi="ar_AE"/>
         </w:rPr>
@@ -25899,6 +29211,22 @@
       </w:r>
       <w:r>
         <w:rPr>
+          <w:lang w:val="ar_AE" w:bidi="ar_AE"/>
+        </w:rPr>
+        <w:t>מִשְׁפָּט֨⁠וֹ יִתֵּ֤ן</w:t>
+      </w:r>
+    </w:p>
+    <w:p>
+      <w:pPr>
+        <w:bidi/>
+      </w:pPr>
+      <w:r>
+        <w:rPr>
+          <w:lang w:val="ar_AE" w:bidi="ar_AE"/>
+        </w:rPr>
+      </w:r>
+      <w:r>
+        <w:rPr>
           <w:b/>
           <w:lang w:val="ar_AE" w:bidi="ar_AE"/>
         </w:rPr>
@@ -26018,6 +29346,22 @@
       </w:r>
       <w:r>
         <w:rPr>
+          <w:lang w:val="ar_AE" w:bidi="ar_AE"/>
+        </w:rPr>
+        <w:t>לֹ֣א נֶעְדָּ֔ר</w:t>
+      </w:r>
+    </w:p>
+    <w:p>
+      <w:pPr>
+        <w:bidi/>
+      </w:pPr>
+      <w:r>
+        <w:rPr>
+          <w:lang w:val="ar_AE" w:bidi="ar_AE"/>
+        </w:rPr>
+      </w:r>
+      <w:r>
+        <w:rPr>
           <w:b/>
           <w:lang w:val="ar_AE" w:bidi="ar_AE"/>
         </w:rPr>
@@ -26110,6 +29454,22 @@
       </w:r>
       <w:r>
         <w:rPr>
+          <w:lang w:val="ar_AE" w:bidi="ar_AE"/>
+        </w:rPr>
+        <w:t>לֹ֣א נֶעְדָּ֔ר</w:t>
+      </w:r>
+    </w:p>
+    <w:p>
+      <w:pPr>
+        <w:bidi/>
+      </w:pPr>
+      <w:r>
+        <w:rPr>
+          <w:lang w:val="ar_AE" w:bidi="ar_AE"/>
+        </w:rPr>
+      </w:r>
+      <w:r>
+        <w:rPr>
           <w:b/>
           <w:lang w:val="ar_AE" w:bidi="ar_AE"/>
         </w:rPr>
@@ -26242,6 +29602,22 @@
       </w:r>
       <w:r>
         <w:rPr>
+          <w:lang w:val="ar_AE" w:bidi="ar_AE"/>
+        </w:rPr>
+        <w:t>וְ⁠לֹֽא־יוֹדֵ֥עַ עַוָּ֖ל בֹּֽשֶׁת</w:t>
+      </w:r>
+    </w:p>
+    <w:p>
+      <w:pPr>
+        <w:bidi/>
+      </w:pPr>
+      <w:r>
+        <w:rPr>
+          <w:lang w:val="ar_AE" w:bidi="ar_AE"/>
+        </w:rPr>
+      </w:r>
+      <w:r>
+        <w:rPr>
           <w:b/>
           <w:lang w:val="ar_AE" w:bidi="ar_AE"/>
         </w:rPr>
@@ -26361,6 +29737,22 @@
       </w:r>
       <w:r>
         <w:rPr>
+          <w:lang w:val="ar_AE" w:bidi="ar_AE"/>
+        </w:rPr>
+        <w:t>וְ⁠לֹֽא־יוֹדֵ֥עַ עַוָּ֖ל בֹּֽשֶׁת</w:t>
+      </w:r>
+    </w:p>
+    <w:p>
+      <w:pPr>
+        <w:bidi/>
+      </w:pPr>
+      <w:r>
+        <w:rPr>
+          <w:lang w:val="ar_AE" w:bidi="ar_AE"/>
+        </w:rPr>
+      </w:r>
+      <w:r>
+        <w:rPr>
           <w:b/>
           <w:lang w:val="ar_AE" w:bidi="ar_AE"/>
         </w:rPr>
@@ -26480,6 +29872,22 @@
       </w:r>
       <w:r>
         <w:rPr>
+          <w:lang w:val="ar_AE" w:bidi="ar_AE"/>
+        </w:rPr>
+        <w:t>הִכְרַ֣תִּי גוֹיִ֗ם נָשַׁ֨מּוּ֙ פִּנּוֹתָ֔⁠ם הֶחֱרַ֥בְתִּי חֽוּצוֹתָ֖⁠ם</w:t>
+      </w:r>
+    </w:p>
+    <w:p>
+      <w:pPr>
+        <w:bidi/>
+      </w:pPr>
+      <w:r>
+        <w:rPr>
+          <w:lang w:val="ar_AE" w:bidi="ar_AE"/>
+        </w:rPr>
+      </w:r>
+      <w:r>
+        <w:rPr>
           <w:b/>
           <w:lang w:val="ar_AE" w:bidi="ar_AE"/>
         </w:rPr>
@@ -26586,6 +29994,22 @@
       </w:r>
       <w:r>
         <w:rPr>
+          <w:lang w:val="ar_AE" w:bidi="ar_AE"/>
+        </w:rPr>
+        <w:t>הִכְרַ֣תִּי גוֹיִ֗ם נָשַׁ֨מּוּ֙ פִּנּוֹתָ֔⁠ם הֶחֱרַ֥בְתִּי חֽוּצוֹתָ֖⁠ם</w:t>
+      </w:r>
+    </w:p>
+    <w:p>
+      <w:pPr>
+        <w:bidi/>
+      </w:pPr>
+      <w:r>
+        <w:rPr>
+          <w:lang w:val="ar_AE" w:bidi="ar_AE"/>
+        </w:rPr>
+      </w:r>
+      <w:r>
+        <w:rPr>
           <w:b/>
           <w:lang w:val="ar_AE" w:bidi="ar_AE"/>
         </w:rPr>
@@ -26679,6 +30103,22 @@
         <w:rPr>
           <w:lang w:val="ar_AE" w:bidi="ar_AE"/>
         </w:rPr>
+      </w:r>
+    </w:p>
+    <w:p>
+      <w:pPr>
+        <w:bidi/>
+      </w:pPr>
+      <w:r>
+        <w:rPr>
+          <w:lang w:val="ar_AE" w:bidi="ar_AE"/>
+        </w:rPr>
+      </w:r>
+      <w:r>
+        <w:rPr>
+          <w:lang w:val="ar_AE" w:bidi="ar_AE"/>
+        </w:rPr>
+        <w:t>הִכְרַ֣תִּי</w:t>
       </w:r>
     </w:p>
     <w:p>
@@ -26828,6 +30268,22 @@
       </w:r>
       <w:r>
         <w:rPr>
+          <w:lang w:val="ar_AE" w:bidi="ar_AE"/>
+        </w:rPr>
+        <w:t>נָשַׁ֨מּוּ֙ פִּנּוֹתָ֔⁠ם</w:t>
+      </w:r>
+    </w:p>
+    <w:p>
+      <w:pPr>
+        <w:bidi/>
+      </w:pPr>
+      <w:r>
+        <w:rPr>
+          <w:lang w:val="ar_AE" w:bidi="ar_AE"/>
+        </w:rPr>
+      </w:r>
+      <w:r>
+        <w:rPr>
           <w:b/>
           <w:lang w:val="ar_AE" w:bidi="ar_AE"/>
         </w:rPr>
@@ -26907,6 +30363,22 @@
         <w:rPr>
           <w:lang w:val="ar_AE" w:bidi="ar_AE"/>
         </w:rPr>
+      </w:r>
+    </w:p>
+    <w:p>
+      <w:pPr>
+        <w:bidi/>
+      </w:pPr>
+      <w:r>
+        <w:rPr>
+          <w:lang w:val="ar_AE" w:bidi="ar_AE"/>
+        </w:rPr>
+      </w:r>
+      <w:r>
+        <w:rPr>
+          <w:lang w:val="ar_AE" w:bidi="ar_AE"/>
+        </w:rPr>
+        <w:t>פִּנּוֹתָ֔⁠ם</w:t>
       </w:r>
     </w:p>
     <w:p>
@@ -27057,6 +30529,22 @@
       </w:r>
       <w:r>
         <w:rPr>
+          <w:lang w:val="ar_AE" w:bidi="ar_AE"/>
+        </w:rPr>
+        <w:t>נִצְדּ֧וּ עָרֵי⁠הֶ֛ם</w:t>
+      </w:r>
+    </w:p>
+    <w:p>
+      <w:pPr>
+        <w:bidi/>
+      </w:pPr>
+      <w:r>
+        <w:rPr>
+          <w:lang w:val="ar_AE" w:bidi="ar_AE"/>
+        </w:rPr>
+      </w:r>
+      <w:r>
+        <w:rPr>
           <w:b/>
           <w:lang w:val="ar_AE" w:bidi="ar_AE"/>
         </w:rPr>
@@ -27163,6 +30651,22 @@
       </w:r>
       <w:r>
         <w:rPr>
+          <w:lang w:val="ar_AE" w:bidi="ar_AE"/>
+        </w:rPr>
+        <w:t>מִ⁠בְּלִי־אִ֖ישׁ מֵ⁠אֵ֥ין יוֹשֵֽׁב</w:t>
+      </w:r>
+    </w:p>
+    <w:p>
+      <w:pPr>
+        <w:bidi/>
+      </w:pPr>
+      <w:r>
+        <w:rPr>
+          <w:lang w:val="ar_AE" w:bidi="ar_AE"/>
+        </w:rPr>
+      </w:r>
+      <w:r>
+        <w:rPr>
           <w:b/>
           <w:lang w:val="ar_AE" w:bidi="ar_AE"/>
         </w:rPr>
@@ -27269,6 +30773,22 @@
       </w:r>
       <w:r>
         <w:rPr>
+          <w:lang w:val="ar_AE" w:bidi="ar_AE"/>
+        </w:rPr>
+        <w:t>אָמַ֜רְתִּי אַךְ־תִּירְאִ֤י אוֹתִ⁠י֙ תִּקְחִ֣י מוּסָ֔ר וְ⁠לֹֽא־יִכָּרֵ֣ת מְעוֹנָ֔⁠הּ כֹּ֥ל אֲשֶׁר־פָּקַ֖דְתִּי עָלֶ֑י⁠הָ</w:t>
+      </w:r>
+    </w:p>
+    <w:p>
+      <w:pPr>
+        <w:bidi/>
+      </w:pPr>
+      <w:r>
+        <w:rPr>
+          <w:lang w:val="ar_AE" w:bidi="ar_AE"/>
+        </w:rPr>
+      </w:r>
+      <w:r>
+        <w:rPr>
           <w:b/>
           <w:lang w:val="ar_AE" w:bidi="ar_AE"/>
         </w:rPr>
@@ -27375,6 +30895,22 @@
       </w:r>
       <w:r>
         <w:rPr>
+          <w:lang w:val="ar_AE" w:bidi="ar_AE"/>
+        </w:rPr>
+        <w:t>אָמַ֜רְתִּי אַךְ־תִּירְאִ֤י אוֹתִ⁠י֙ תִּקְחִ֣י מוּסָ֔ר וְ⁠לֹֽא־יִכָּרֵ֣ת מְעוֹנָ֔⁠הּ כֹּ֥ל אֲשֶׁר־פָּקַ֖דְתִּי עָלֶ֑י⁠הָ</w:t>
+      </w:r>
+    </w:p>
+    <w:p>
+      <w:pPr>
+        <w:bidi/>
+      </w:pPr>
+      <w:r>
+        <w:rPr>
+          <w:lang w:val="ar_AE" w:bidi="ar_AE"/>
+        </w:rPr>
+      </w:r>
+      <w:r>
+        <w:rPr>
           <w:b/>
           <w:lang w:val="ar_AE" w:bidi="ar_AE"/>
         </w:rPr>
@@ -27468,6 +31004,22 @@
         <w:rPr>
           <w:lang w:val="ar_AE" w:bidi="ar_AE"/>
         </w:rPr>
+      </w:r>
+    </w:p>
+    <w:p>
+      <w:pPr>
+        <w:bidi/>
+      </w:pPr>
+      <w:r>
+        <w:rPr>
+          <w:lang w:val="ar_AE" w:bidi="ar_AE"/>
+        </w:rPr>
+      </w:r>
+      <w:r>
+        <w:rPr>
+          <w:lang w:val="ar_AE" w:bidi="ar_AE"/>
+        </w:rPr>
+        <w:t>אָמַ֜רְתִּי אַךְ־תִּירְאִ֤י אוֹתִ⁠י֙ תִּקְחִ֣י מוּסָ֔ר וְ⁠לֹֽא־יִכָּרֵ֣ת מְעוֹנָ֔⁠הּ כֹּ֥ל אֲשֶׁר־פָּקַ֖דְתִּי עָלֶ֑י⁠הָ</w:t>
       </w:r>
     </w:p>
     <w:p>
@@ -27631,6 +31183,22 @@
       </w:r>
       <w:r>
         <w:rPr>
+          <w:lang w:val="ar_AE" w:bidi="ar_AE"/>
+        </w:rPr>
+        <w:t>כֹּ֥ל אֲשֶׁר־פָּקַ֖דְתִּי עָלֶ֑י⁠הָ</w:t>
+      </w:r>
+    </w:p>
+    <w:p>
+      <w:pPr>
+        <w:bidi/>
+      </w:pPr>
+      <w:r>
+        <w:rPr>
+          <w:lang w:val="ar_AE" w:bidi="ar_AE"/>
+        </w:rPr>
+      </w:r>
+      <w:r>
+        <w:rPr>
           <w:b/>
           <w:lang w:val="ar_AE" w:bidi="ar_AE"/>
         </w:rPr>
@@ -27767,6 +31335,22 @@
       </w:r>
       <w:r>
         <w:rPr>
+          <w:lang w:val="ar_AE" w:bidi="ar_AE"/>
+        </w:rPr>
+        <w:t>הִשְׁכִּ֣ימוּ הִשְׁחִ֔יתוּ כֹּ֖ל עֲלִילוֹתָֽ⁠ם</w:t>
+      </w:r>
+    </w:p>
+    <w:p>
+      <w:pPr>
+        <w:bidi/>
+      </w:pPr>
+      <w:r>
+        <w:rPr>
+          <w:lang w:val="ar_AE" w:bidi="ar_AE"/>
+        </w:rPr>
+      </w:r>
+      <w:r>
+        <w:rPr>
           <w:b/>
           <w:lang w:val="ar_AE" w:bidi="ar_AE"/>
         </w:rPr>
@@ -27873,6 +31457,22 @@
         <w:rPr>
           <w:lang w:val="ar_AE" w:bidi="ar_AE"/>
         </w:rPr>
+      </w:r>
+    </w:p>
+    <w:p>
+      <w:pPr>
+        <w:bidi/>
+      </w:pPr>
+      <w:r>
+        <w:rPr>
+          <w:lang w:val="ar_AE" w:bidi="ar_AE"/>
+        </w:rPr>
+      </w:r>
+      <w:r>
+        <w:rPr>
+          <w:lang w:val="ar_AE" w:bidi="ar_AE"/>
+        </w:rPr>
+        <w:t>הִשְׁכִּ֣ימוּ הִשְׁחִ֔יתוּ כֹּ֖ל עֲלִילוֹתָֽ⁠ם</w:t>
       </w:r>
     </w:p>
     <w:p>
@@ -28194,6 +31794,22 @@
       </w:r>
       <w:r>
         <w:rPr>
+          <w:lang w:val="ar_AE" w:bidi="ar_AE"/>
+        </w:rPr>
+        <w:t>לָ⁠כֵ֤ן חַכּוּ־לִ⁠י֙ נְאֻם־יְהוָ֔ה לְ⁠י֖וֹם קוּמִ֣⁠י לְ⁠עַ֑ד</w:t>
+      </w:r>
+    </w:p>
+    <w:p>
+      <w:pPr>
+        <w:bidi/>
+      </w:pPr>
+      <w:r>
+        <w:rPr>
+          <w:lang w:val="ar_AE" w:bidi="ar_AE"/>
+        </w:rPr>
+      </w:r>
+      <w:r>
+        <w:rPr>
           <w:b/>
           <w:lang w:val="ar_AE" w:bidi="ar_AE"/>
         </w:rPr>
@@ -28369,6 +31985,22 @@
       </w:r>
       <w:r>
         <w:rPr>
+          <w:lang w:val="ar_AE" w:bidi="ar_AE"/>
+        </w:rPr>
+        <w:t>לְ⁠י֖וֹם קוּמִ֣⁠י</w:t>
+      </w:r>
+    </w:p>
+    <w:p>
+      <w:pPr>
+        <w:bidi/>
+      </w:pPr>
+      <w:r>
+        <w:rPr>
+          <w:lang w:val="ar_AE" w:bidi="ar_AE"/>
+        </w:rPr>
+      </w:r>
+      <w:r>
+        <w:rPr>
           <w:b/>
           <w:lang w:val="ar_AE" w:bidi="ar_AE"/>
         </w:rPr>
@@ -28475,6 +32107,22 @@
         <w:rPr>
           <w:lang w:val="ar_AE" w:bidi="ar_AE"/>
         </w:rPr>
+      </w:r>
+    </w:p>
+    <w:p>
+      <w:pPr>
+        <w:bidi/>
+      </w:pPr>
+      <w:r>
+        <w:rPr>
+          <w:lang w:val="ar_AE" w:bidi="ar_AE"/>
+        </w:rPr>
+      </w:r>
+      <w:r>
+        <w:rPr>
+          <w:lang w:val="ar_AE" w:bidi="ar_AE"/>
+        </w:rPr>
+        <w:t>לְ⁠עַ֑ד</w:t>
       </w:r>
     </w:p>
     <w:p>
@@ -28651,6 +32299,22 @@
       </w:r>
       <w:r>
         <w:rPr>
+          <w:lang w:val="ar_AE" w:bidi="ar_AE"/>
+        </w:rPr>
+        <w:t>לְ⁠עַ֑ד</w:t>
+      </w:r>
+    </w:p>
+    <w:p>
+      <w:pPr>
+        <w:bidi/>
+      </w:pPr>
+      <w:r>
+        <w:rPr>
+          <w:lang w:val="ar_AE" w:bidi="ar_AE"/>
+        </w:rPr>
+      </w:r>
+      <w:r>
+        <w:rPr>
           <w:b/>
           <w:lang w:val="ar_AE" w:bidi="ar_AE"/>
         </w:rPr>
@@ -28783,6 +32447,22 @@
       </w:r>
       <w:r>
         <w:rPr>
+          <w:lang w:val="ar_AE" w:bidi="ar_AE"/>
+        </w:rPr>
+        <w:t>לִ⁠שְׁפֹּ֨ךְ עֲלֵי⁠הֶ֤ם זַעְמִ⁠י֙</w:t>
+      </w:r>
+    </w:p>
+    <w:p>
+      <w:pPr>
+        <w:bidi/>
+      </w:pPr>
+      <w:r>
+        <w:rPr>
+          <w:lang w:val="ar_AE" w:bidi="ar_AE"/>
+        </w:rPr>
+      </w:r>
+      <w:r>
+        <w:rPr>
           <w:b/>
           <w:lang w:val="ar_AE" w:bidi="ar_AE"/>
         </w:rPr>
@@ -28902,6 +32582,22 @@
         <w:rPr>
           <w:lang w:val="ar_AE" w:bidi="ar_AE"/>
         </w:rPr>
+      </w:r>
+    </w:p>
+    <w:p>
+      <w:pPr>
+        <w:bidi/>
+      </w:pPr>
+      <w:r>
+        <w:rPr>
+          <w:lang w:val="ar_AE" w:bidi="ar_AE"/>
+        </w:rPr>
+      </w:r>
+      <w:r>
+        <w:rPr>
+          <w:lang w:val="ar_AE" w:bidi="ar_AE"/>
+        </w:rPr>
+        <w:t>כֹּ֚ל חֲר֣וֹן אַפִּ֔⁠י</w:t>
       </w:r>
     </w:p>
     <w:p>
@@ -29065,6 +32761,22 @@
       </w:r>
       <w:r>
         <w:rPr>
+          <w:lang w:val="ar_AE" w:bidi="ar_AE"/>
+        </w:rPr>
+        <w:t>בְּ⁠אֵ֣שׁ קִנְאָתִ֔⁠י תֵּאָכֵ֖ל כָּל־הָ⁠אָֽרֶץ</w:t>
+      </w:r>
+    </w:p>
+    <w:p>
+      <w:pPr>
+        <w:bidi/>
+      </w:pPr>
+      <w:r>
+        <w:rPr>
+          <w:lang w:val="ar_AE" w:bidi="ar_AE"/>
+        </w:rPr>
+      </w:r>
+      <w:r>
+        <w:rPr>
           <w:b/>
           <w:lang w:val="ar_AE" w:bidi="ar_AE"/>
         </w:rPr>
@@ -29189,6 +32901,22 @@
       </w:r>
       <w:r>
         <w:rPr>
+          <w:lang w:val="ar_AE" w:bidi="ar_AE"/>
+        </w:rPr>
+        <w:t>כִּֽי &amp; אֶהְפֹּ֥ךְ אֶל־עַמִּ֖ים שָׂפָ֣ה בְרוּרָ֑ה לִ⁠קְרֹ֤א כֻלָּ⁠ם֙ בְּ⁠שֵׁ֣ם יְהוָ֔ה</w:t>
+      </w:r>
+    </w:p>
+    <w:p>
+      <w:pPr>
+        <w:bidi/>
+      </w:pPr>
+      <w:r>
+        <w:rPr>
+          <w:lang w:val="ar_AE" w:bidi="ar_AE"/>
+        </w:rPr>
+      </w:r>
+      <w:r>
+        <w:rPr>
           <w:b/>
           <w:lang w:val="ar_AE" w:bidi="ar_AE"/>
         </w:rPr>
@@ -29326,6 +33054,22 @@
       </w:r>
       <w:r>
         <w:rPr>
+          <w:lang w:val="ar_AE" w:bidi="ar_AE"/>
+        </w:rPr>
+        <w:t>כִּֽי &amp; אֶהְפֹּ֥ךְ אֶל־עַמִּ֖ים שָׂפָ֣ה בְרוּרָ֑ה</w:t>
+      </w:r>
+    </w:p>
+    <w:p>
+      <w:pPr>
+        <w:bidi/>
+      </w:pPr>
+      <w:r>
+        <w:rPr>
+          <w:lang w:val="ar_AE" w:bidi="ar_AE"/>
+        </w:rPr>
+      </w:r>
+      <w:r>
+        <w:rPr>
           <w:b/>
           <w:lang w:val="ar_AE" w:bidi="ar_AE"/>
         </w:rPr>
@@ -29458,6 +33202,22 @@
       </w:r>
       <w:r>
         <w:rPr>
+          <w:lang w:val="ar_AE" w:bidi="ar_AE"/>
+        </w:rPr>
+        <w:t>לִ⁠קְרֹ֤א כֻלָּ⁠ם֙ בְּ⁠שֵׁ֣ם יְהוָ֔ה</w:t>
+      </w:r>
+    </w:p>
+    <w:p>
+      <w:pPr>
+        <w:bidi/>
+      </w:pPr>
+      <w:r>
+        <w:rPr>
+          <w:lang w:val="ar_AE" w:bidi="ar_AE"/>
+        </w:rPr>
+      </w:r>
+      <w:r>
+        <w:rPr>
           <w:b/>
           <w:lang w:val="ar_AE" w:bidi="ar_AE"/>
         </w:rPr>
@@ -29577,6 +33337,22 @@
       </w:r>
       <w:r>
         <w:rPr>
+          <w:lang w:val="ar_AE" w:bidi="ar_AE"/>
+        </w:rPr>
+        <w:t>בְּ⁠שֵׁ֣ם יְהוָ֔ה לְ⁠עָבְד֖⁠וֹ</w:t>
+      </w:r>
+    </w:p>
+    <w:p>
+      <w:pPr>
+        <w:bidi/>
+      </w:pPr>
+      <w:r>
+        <w:rPr>
+          <w:lang w:val="ar_AE" w:bidi="ar_AE"/>
+        </w:rPr>
+      </w:r>
+      <w:r>
+        <w:rPr>
           <w:b/>
           <w:lang w:val="ar_AE" w:bidi="ar_AE"/>
         </w:rPr>
@@ -29683,6 +33459,22 @@
       </w:r>
       <w:r>
         <w:rPr>
+          <w:lang w:val="ar_AE" w:bidi="ar_AE"/>
+        </w:rPr>
+        <w:t>שְׁכֶ֥ם אֶחָֽד</w:t>
+      </w:r>
+    </w:p>
+    <w:p>
+      <w:pPr>
+        <w:bidi/>
+      </w:pPr>
+      <w:r>
+        <w:rPr>
+          <w:lang w:val="ar_AE" w:bidi="ar_AE"/>
+        </w:rPr>
+      </w:r>
+      <w:r>
+        <w:rPr>
           <w:b/>
           <w:lang w:val="ar_AE" w:bidi="ar_AE"/>
         </w:rPr>
@@ -29789,6 +33581,22 @@
       </w:r>
       <w:r>
         <w:rPr>
+          <w:lang w:val="ar_AE" w:bidi="ar_AE"/>
+        </w:rPr>
+        <w:t>מֵ⁠עֵ֖בֶר לְ⁠נַֽהֲרֵי־כ֑וּשׁ</w:t>
+      </w:r>
+    </w:p>
+    <w:p>
+      <w:pPr>
+        <w:bidi/>
+      </w:pPr>
+      <w:r>
+        <w:rPr>
+          <w:lang w:val="ar_AE" w:bidi="ar_AE"/>
+        </w:rPr>
+      </w:r>
+      <w:r>
+        <w:rPr>
           <w:b/>
           <w:lang w:val="ar_AE" w:bidi="ar_AE"/>
         </w:rPr>
@@ -29908,6 +33716,22 @@
       </w:r>
       <w:r>
         <w:rPr>
+          <w:lang w:val="ar_AE" w:bidi="ar_AE"/>
+        </w:rPr>
+        <w:t>בַּת־פוּצַ֔⁠י</w:t>
+      </w:r>
+    </w:p>
+    <w:p>
+      <w:pPr>
+        <w:bidi/>
+      </w:pPr>
+      <w:r>
+        <w:rPr>
+          <w:lang w:val="ar_AE" w:bidi="ar_AE"/>
+        </w:rPr>
+      </w:r>
+      <w:r>
+        <w:rPr>
           <w:b/>
           <w:lang w:val="ar_AE" w:bidi="ar_AE"/>
         </w:rPr>
@@ -30040,6 +33864,22 @@
       </w:r>
       <w:r>
         <w:rPr>
+          <w:lang w:val="ar_AE" w:bidi="ar_AE"/>
+        </w:rPr>
+        <w:t>בַּת־פוּצַ֔⁠י</w:t>
+      </w:r>
+    </w:p>
+    <w:p>
+      <w:pPr>
+        <w:bidi/>
+      </w:pPr>
+      <w:r>
+        <w:rPr>
+          <w:lang w:val="ar_AE" w:bidi="ar_AE"/>
+        </w:rPr>
+      </w:r>
+      <w:r>
+        <w:rPr>
           <w:b/>
           <w:lang w:val="ar_AE" w:bidi="ar_AE"/>
         </w:rPr>
@@ -30146,6 +33986,22 @@
       </w:r>
       <w:r>
         <w:rPr>
+          <w:lang w:val="ar_AE" w:bidi="ar_AE"/>
+        </w:rPr>
+        <w:t>יוֹבִל֖וּ⁠ן מִנְחָתִֽ⁠י</w:t>
+      </w:r>
+    </w:p>
+    <w:p>
+      <w:pPr>
+        <w:bidi/>
+      </w:pPr>
+      <w:r>
+        <w:rPr>
+          <w:lang w:val="ar_AE" w:bidi="ar_AE"/>
+        </w:rPr>
+      </w:r>
+      <w:r>
+        <w:rPr>
           <w:b/>
           <w:lang w:val="ar_AE" w:bidi="ar_AE"/>
         </w:rPr>
@@ -30252,6 +34108,22 @@
         <w:rPr>
           <w:lang w:val="ar_AE" w:bidi="ar_AE"/>
         </w:rPr>
+      </w:r>
+    </w:p>
+    <w:p>
+      <w:pPr>
+        <w:bidi/>
+      </w:pPr>
+      <w:r>
+        <w:rPr>
+          <w:lang w:val="ar_AE" w:bidi="ar_AE"/>
+        </w:rPr>
+      </w:r>
+      <w:r>
+        <w:rPr>
+          <w:lang w:val="ar_AE" w:bidi="ar_AE"/>
+        </w:rPr>
+        <w:t>לֹ֤א תֵב֨וֹשִׁי֙ &amp; עֲלִילֹתַ֔יִ⁠ךְ</w:t>
       </w:r>
     </w:p>
     <w:p>
@@ -30403,6 +34275,22 @@
       </w:r>
       <w:r>
         <w:rPr>
+          <w:lang w:val="ar_AE" w:bidi="ar_AE"/>
+        </w:rPr>
+        <w:t>עַלִּיזֵי֙ גַּאֲוָתֵ֔⁠ךְ</w:t>
+      </w:r>
+    </w:p>
+    <w:p>
+      <w:pPr>
+        <w:bidi/>
+      </w:pPr>
+      <w:r>
+        <w:rPr>
+          <w:lang w:val="ar_AE" w:bidi="ar_AE"/>
+        </w:rPr>
+      </w:r>
+      <w:r>
+        <w:rPr>
           <w:b/>
           <w:lang w:val="ar_AE" w:bidi="ar_AE"/>
         </w:rPr>
@@ -30522,6 +34410,22 @@
       </w:r>
       <w:r>
         <w:rPr>
+          <w:lang w:val="ar_AE" w:bidi="ar_AE"/>
+        </w:rPr>
+        <w:t>בְ⁠קִרְבֵּ֔⁠ךְ</w:t>
+      </w:r>
+    </w:p>
+    <w:p>
+      <w:pPr>
+        <w:bidi/>
+      </w:pPr>
+      <w:r>
+        <w:rPr>
+          <w:lang w:val="ar_AE" w:bidi="ar_AE"/>
+        </w:rPr>
+      </w:r>
+      <w:r>
+        <w:rPr>
           <w:b/>
           <w:lang w:val="ar_AE" w:bidi="ar_AE"/>
         </w:rPr>
@@ -30628,6 +34532,22 @@
       </w:r>
       <w:r>
         <w:rPr>
+          <w:lang w:val="ar_AE" w:bidi="ar_AE"/>
+        </w:rPr>
+        <w:t>עַ֥ם עָנִ֖י וָ⁠דָ֑ל</w:t>
+      </w:r>
+    </w:p>
+    <w:p>
+      <w:pPr>
+        <w:bidi/>
+      </w:pPr>
+      <w:r>
+        <w:rPr>
+          <w:lang w:val="ar_AE" w:bidi="ar_AE"/>
+        </w:rPr>
+      </w:r>
+      <w:r>
+        <w:rPr>
           <w:b/>
           <w:lang w:val="ar_AE" w:bidi="ar_AE"/>
         </w:rPr>
@@ -30747,6 +34667,22 @@
       </w:r>
       <w:r>
         <w:rPr>
+          <w:lang w:val="ar_AE" w:bidi="ar_AE"/>
+        </w:rPr>
+        <w:t>וְ⁠חָס֖וּ בְּ⁠שֵׁ֥ם יְהוָֽה</w:t>
+      </w:r>
+    </w:p>
+    <w:p>
+      <w:pPr>
+        <w:bidi/>
+      </w:pPr>
+      <w:r>
+        <w:rPr>
+          <w:lang w:val="ar_AE" w:bidi="ar_AE"/>
+        </w:rPr>
+      </w:r>
+      <w:r>
+        <w:rPr>
           <w:b/>
           <w:lang w:val="ar_AE" w:bidi="ar_AE"/>
         </w:rPr>
@@ -30853,6 +34789,22 @@
       </w:r>
       <w:r>
         <w:rPr>
+          <w:lang w:val="ar_AE" w:bidi="ar_AE"/>
+        </w:rPr>
+        <w:t>וְ⁠חָס֖וּ בְּ⁠שֵׁ֥ם יְהוָֽה</w:t>
+      </w:r>
+    </w:p>
+    <w:p>
+      <w:pPr>
+        <w:bidi/>
+      </w:pPr>
+      <w:r>
+        <w:rPr>
+          <w:lang w:val="ar_AE" w:bidi="ar_AE"/>
+        </w:rPr>
+      </w:r>
+      <w:r>
+        <w:rPr>
           <w:b/>
           <w:lang w:val="ar_AE" w:bidi="ar_AE"/>
         </w:rPr>
@@ -30972,6 +34924,22 @@
       </w:r>
       <w:r>
         <w:rPr>
+          <w:lang w:val="ar_AE" w:bidi="ar_AE"/>
+        </w:rPr>
+        <w:t>וְ⁠לֹא־יְדַבְּר֣וּ כָזָ֔ב וְ⁠לֹֽא־יִמָּצֵ֥א בְּ⁠פִי⁠הֶ֖ם לְשׁ֣וֹן תַּרְמִ֑ית</w:t>
+      </w:r>
+    </w:p>
+    <w:p>
+      <w:pPr>
+        <w:bidi/>
+      </w:pPr>
+      <w:r>
+        <w:rPr>
+          <w:lang w:val="ar_AE" w:bidi="ar_AE"/>
+        </w:rPr>
+      </w:r>
+      <w:r>
+        <w:rPr>
           <w:b/>
           <w:lang w:val="ar_AE" w:bidi="ar_AE"/>
         </w:rPr>
@@ -31084,6 +35052,22 @@
       </w:r>
       <w:r>
         <w:rPr>
+          <w:lang w:val="ar_AE" w:bidi="ar_AE"/>
+        </w:rPr>
+        <w:t>וְ⁠לֹא־יְדַבְּר֣וּ כָזָ֔ב וְ⁠לֹֽא־יִמָּצֵ֥א בְּ⁠פִי⁠הֶ֖ם לְשׁ֣וֹן תַּרְמִ֑ית</w:t>
+      </w:r>
+    </w:p>
+    <w:p>
+      <w:pPr>
+        <w:bidi/>
+      </w:pPr>
+      <w:r>
+        <w:rPr>
+          <w:lang w:val="ar_AE" w:bidi="ar_AE"/>
+        </w:rPr>
+      </w:r>
+      <w:r>
+        <w:rPr>
           <w:b/>
           <w:lang w:val="ar_AE" w:bidi="ar_AE"/>
         </w:rPr>
@@ -31203,6 +35187,22 @@
       </w:r>
       <w:r>
         <w:rPr>
+          <w:lang w:val="ar_AE" w:bidi="ar_AE"/>
+        </w:rPr>
+        <w:t>וְ⁠לֹֽא־יִמָּצֵ֥א בְּ⁠פִי⁠הֶ֖ם לְשׁ֣וֹן תַּרְמִ֑ית</w:t>
+      </w:r>
+    </w:p>
+    <w:p>
+      <w:pPr>
+        <w:bidi/>
+      </w:pPr>
+      <w:r>
+        <w:rPr>
+          <w:lang w:val="ar_AE" w:bidi="ar_AE"/>
+        </w:rPr>
+      </w:r>
+      <w:r>
+        <w:rPr>
           <w:b/>
           <w:lang w:val="ar_AE" w:bidi="ar_AE"/>
         </w:rPr>
@@ -31309,6 +35309,22 @@
       </w:r>
       <w:r>
         <w:rPr>
+          <w:lang w:val="ar_AE" w:bidi="ar_AE"/>
+        </w:rPr>
+        <w:t>וְ⁠לֹֽא־יִמָּצֵ֥א בְּ⁠פִי⁠הֶ֖ם לְשׁ֣וֹן תַּרְמִ֑ית</w:t>
+      </w:r>
+    </w:p>
+    <w:p>
+      <w:pPr>
+        <w:bidi/>
+      </w:pPr>
+      <w:r>
+        <w:rPr>
+          <w:lang w:val="ar_AE" w:bidi="ar_AE"/>
+        </w:rPr>
+      </w:r>
+      <w:r>
+        <w:rPr>
           <w:b/>
           <w:lang w:val="ar_AE" w:bidi="ar_AE"/>
         </w:rPr>
@@ -31428,6 +35444,22 @@
       </w:r>
       <w:r>
         <w:rPr>
+          <w:lang w:val="ar_AE" w:bidi="ar_AE"/>
+        </w:rPr>
+        <w:t>וְ⁠לֹֽא־יִמָּצֵ֥א בְּ⁠פִי⁠הֶ֖ם לְשׁ֣וֹן תַּרְמִ֑ית</w:t>
+      </w:r>
+    </w:p>
+    <w:p>
+      <w:pPr>
+        <w:bidi/>
+      </w:pPr>
+      <w:r>
+        <w:rPr>
+          <w:lang w:val="ar_AE" w:bidi="ar_AE"/>
+        </w:rPr>
+      </w:r>
+      <w:r>
+        <w:rPr>
           <w:b/>
           <w:lang w:val="ar_AE" w:bidi="ar_AE"/>
         </w:rPr>
@@ -31560,6 +35592,22 @@
       </w:r>
       <w:r>
         <w:rPr>
+          <w:lang w:val="ar_AE" w:bidi="ar_AE"/>
+        </w:rPr>
+        <w:t>כִּֽי־הֵ֛מָּה יִרְע֥וּ וְ⁠רָבְצ֖וּ וְ⁠אֵ֥ין מַחֲרִֽיד</w:t>
+      </w:r>
+    </w:p>
+    <w:p>
+      <w:pPr>
+        <w:bidi/>
+      </w:pPr>
+      <w:r>
+        <w:rPr>
+          <w:lang w:val="ar_AE" w:bidi="ar_AE"/>
+        </w:rPr>
+      </w:r>
+      <w:r>
+        <w:rPr>
           <w:b/>
           <w:lang w:val="ar_AE" w:bidi="ar_AE"/>
         </w:rPr>
@@ -31666,6 +35714,22 @@
       </w:r>
       <w:r>
         <w:rPr>
+          <w:lang w:val="ar_AE" w:bidi="ar_AE"/>
+        </w:rPr>
+        <w:t>כִּֽי־הֵ֛מָּה יִרְע֥וּ וְ⁠רָבְצ֖וּ וְ⁠אֵ֥ין מַחֲרִֽיד</w:t>
+      </w:r>
+    </w:p>
+    <w:p>
+      <w:pPr>
+        <w:bidi/>
+      </w:pPr>
+      <w:r>
+        <w:rPr>
+          <w:lang w:val="ar_AE" w:bidi="ar_AE"/>
+        </w:rPr>
+      </w:r>
+      <w:r>
+        <w:rPr>
           <w:b/>
           <w:lang w:val="ar_AE" w:bidi="ar_AE"/>
         </w:rPr>
@@ -31798,6 +35862,22 @@
       </w:r>
       <w:r>
         <w:rPr>
+          <w:lang w:val="ar_AE" w:bidi="ar_AE"/>
+        </w:rPr>
+        <w:t>רָנִּי֙ &amp; הָרִ֖יעוּ &amp; שִׂמְחִ֤י וְ⁠עָלְזִי֙</w:t>
+      </w:r>
+    </w:p>
+    <w:p>
+      <w:pPr>
+        <w:bidi/>
+      </w:pPr>
+      <w:r>
+        <w:rPr>
+          <w:lang w:val="ar_AE" w:bidi="ar_AE"/>
+        </w:rPr>
+      </w:r>
+      <w:r>
+        <w:rPr>
           <w:b/>
           <w:lang w:val="ar_AE" w:bidi="ar_AE"/>
         </w:rPr>
@@ -31971,6 +36051,22 @@
         <w:rPr>
           <w:lang w:val="ar_AE" w:bidi="ar_AE"/>
         </w:rPr>
+      </w:r>
+    </w:p>
+    <w:p>
+      <w:pPr>
+        <w:bidi/>
+      </w:pPr>
+      <w:r>
+        <w:rPr>
+          <w:lang w:val="ar_AE" w:bidi="ar_AE"/>
+        </w:rPr>
+      </w:r>
+      <w:r>
+        <w:rPr>
+          <w:lang w:val="ar_AE" w:bidi="ar_AE"/>
+        </w:rPr>
+        <w:t>בַּת־צִיּ֔וֹן</w:t>
       </w:r>
     </w:p>
     <w:p>
@@ -32121,6 +36217,22 @@
       </w:r>
       <w:r>
         <w:rPr>
+          <w:lang w:val="ar_AE" w:bidi="ar_AE"/>
+        </w:rPr>
+        <w:t>בַּת־צִיּ֔וֹן</w:t>
+      </w:r>
+    </w:p>
+    <w:p>
+      <w:pPr>
+        <w:bidi/>
+      </w:pPr>
+      <w:r>
+        <w:rPr>
+          <w:lang w:val="ar_AE" w:bidi="ar_AE"/>
+        </w:rPr>
+      </w:r>
+      <w:r>
+        <w:rPr>
           <w:b/>
           <w:lang w:val="ar_AE" w:bidi="ar_AE"/>
         </w:rPr>
@@ -32240,6 +36352,22 @@
       </w:r>
       <w:r>
         <w:rPr>
+          <w:lang w:val="ar_AE" w:bidi="ar_AE"/>
+        </w:rPr>
+        <w:t>יִשְׂרָאֵ֑ל</w:t>
+      </w:r>
+    </w:p>
+    <w:p>
+      <w:pPr>
+        <w:bidi/>
+      </w:pPr>
+      <w:r>
+        <w:rPr>
+          <w:lang w:val="ar_AE" w:bidi="ar_AE"/>
+        </w:rPr>
+      </w:r>
+      <w:r>
+        <w:rPr>
           <w:b/>
           <w:lang w:val="ar_AE" w:bidi="ar_AE"/>
         </w:rPr>
@@ -32359,6 +36487,22 @@
       </w:r>
       <w:r>
         <w:rPr>
+          <w:lang w:val="ar_AE" w:bidi="ar_AE"/>
+        </w:rPr>
+        <w:t>שִׂמְחִ֤י וְ⁠עָלְזִי֙</w:t>
+      </w:r>
+    </w:p>
+    <w:p>
+      <w:pPr>
+        <w:bidi/>
+      </w:pPr>
+      <w:r>
+        <w:rPr>
+          <w:lang w:val="ar_AE" w:bidi="ar_AE"/>
+        </w:rPr>
+      </w:r>
+      <w:r>
+        <w:rPr>
           <w:b/>
           <w:lang w:val="ar_AE" w:bidi="ar_AE"/>
         </w:rPr>
@@ -32491,6 +36635,22 @@
       </w:r>
       <w:r>
         <w:rPr>
+          <w:lang w:val="ar_AE" w:bidi="ar_AE"/>
+        </w:rPr>
+        <w:t>בְּ⁠כָל־לֵ֔ב</w:t>
+      </w:r>
+    </w:p>
+    <w:p>
+      <w:pPr>
+        <w:bidi/>
+      </w:pPr>
+      <w:r>
+        <w:rPr>
+          <w:lang w:val="ar_AE" w:bidi="ar_AE"/>
+        </w:rPr>
+      </w:r>
+      <w:r>
+        <w:rPr>
           <w:b/>
           <w:lang w:val="ar_AE" w:bidi="ar_AE"/>
         </w:rPr>
@@ -32596,6 +36756,22 @@
       </w:r>
       <w:r>
         <w:rPr>
+          <w:lang w:val="ar_AE" w:bidi="ar_AE"/>
+        </w:rPr>
+        <w:t>בַּ֖ת יְרוּשָׁלִָֽם</w:t>
+      </w:r>
+    </w:p>
+    <w:p>
+      <w:pPr>
+        <w:bidi/>
+      </w:pPr>
+      <w:r>
+        <w:rPr>
+          <w:lang w:val="ar_AE" w:bidi="ar_AE"/>
+        </w:rPr>
+      </w:r>
+      <w:r>
+        <w:rPr>
           <w:b/>
           <w:lang w:val="ar_AE" w:bidi="ar_AE"/>
         </w:rPr>
@@ -32715,6 +36891,22 @@
       </w:r>
       <w:r>
         <w:rPr>
+          <w:lang w:val="ar_AE" w:bidi="ar_AE"/>
+        </w:rPr>
+        <w:t>מִשְׁפָּטַ֔יִ⁠ךְ &amp; לֹא־תִֽירְאִ֥י</w:t>
+      </w:r>
+    </w:p>
+    <w:p>
+      <w:pPr>
+        <w:bidi/>
+      </w:pPr>
+      <w:r>
+        <w:rPr>
+          <w:lang w:val="ar_AE" w:bidi="ar_AE"/>
+        </w:rPr>
+      </w:r>
+      <w:r>
+        <w:rPr>
           <w:b/>
           <w:lang w:val="ar_AE" w:bidi="ar_AE"/>
         </w:rPr>
@@ -32821,6 +37013,22 @@
       </w:r>
       <w:r>
         <w:rPr>
+          <w:lang w:val="ar_AE" w:bidi="ar_AE"/>
+        </w:rPr>
+        <w:t>מִשְׁפָּטַ֔יִ⁠ךְ</w:t>
+      </w:r>
+    </w:p>
+    <w:p>
+      <w:pPr>
+        <w:bidi/>
+      </w:pPr>
+      <w:r>
+        <w:rPr>
+          <w:lang w:val="ar_AE" w:bidi="ar_AE"/>
+        </w:rPr>
+      </w:r>
+      <w:r>
+        <w:rPr>
           <w:b/>
           <w:lang w:val="ar_AE" w:bidi="ar_AE"/>
         </w:rPr>
@@ -32953,6 +37161,22 @@
       </w:r>
       <w:r>
         <w:rPr>
+          <w:lang w:val="ar_AE" w:bidi="ar_AE"/>
+        </w:rPr>
+        <w:t>מֶ֣לֶךְ יִשְׂרָאֵ֤ל</w:t>
+      </w:r>
+    </w:p>
+    <w:p>
+      <w:pPr>
+        <w:bidi/>
+      </w:pPr>
+      <w:r>
+        <w:rPr>
+          <w:lang w:val="ar_AE" w:bidi="ar_AE"/>
+        </w:rPr>
+      </w:r>
+      <w:r>
+        <w:rPr>
           <w:b/>
           <w:lang w:val="ar_AE" w:bidi="ar_AE"/>
         </w:rPr>
@@ -33098,6 +37322,22 @@
       </w:r>
       <w:r>
         <w:rPr>
+          <w:lang w:val="ar_AE" w:bidi="ar_AE"/>
+        </w:rPr>
+        <w:t>בַּ⁠יּ֣וֹם הַ⁠ה֔וּא</w:t>
+      </w:r>
+    </w:p>
+    <w:p>
+      <w:pPr>
+        <w:bidi/>
+      </w:pPr>
+      <w:r>
+        <w:rPr>
+          <w:lang w:val="ar_AE" w:bidi="ar_AE"/>
+        </w:rPr>
+      </w:r>
+      <w:r>
+        <w:rPr>
           <w:b/>
           <w:lang w:val="ar_AE" w:bidi="ar_AE"/>
         </w:rPr>
@@ -33217,6 +37457,22 @@
       </w:r>
       <w:r>
         <w:rPr>
+          <w:lang w:val="ar_AE" w:bidi="ar_AE"/>
+        </w:rPr>
+        <w:t>יֵאָמֵ֥ר</w:t>
+      </w:r>
+    </w:p>
+    <w:p>
+      <w:pPr>
+        <w:bidi/>
+      </w:pPr>
+      <w:r>
+        <w:rPr>
+          <w:lang w:val="ar_AE" w:bidi="ar_AE"/>
+        </w:rPr>
+      </w:r>
+      <w:r>
+        <w:rPr>
           <w:b/>
           <w:lang w:val="ar_AE" w:bidi="ar_AE"/>
         </w:rPr>
@@ -33323,6 +37579,22 @@
       </w:r>
       <w:r>
         <w:rPr>
+          <w:lang w:val="ar_AE" w:bidi="ar_AE"/>
+        </w:rPr>
+        <w:t>לִירֽוּשָׁלִַ֖ם אַל־תִּירָ֑אִי צִיּ֖וֹן אַל־יִרְפּ֥וּ יָדָֽיִ⁠ךְ</w:t>
+      </w:r>
+    </w:p>
+    <w:p>
+      <w:pPr>
+        <w:bidi/>
+      </w:pPr>
+      <w:r>
+        <w:rPr>
+          <w:lang w:val="ar_AE" w:bidi="ar_AE"/>
+        </w:rPr>
+      </w:r>
+      <w:r>
+        <w:rPr>
           <w:b/>
           <w:lang w:val="ar_AE" w:bidi="ar_AE"/>
         </w:rPr>
@@ -33474,6 +37746,22 @@
       </w:r>
       <w:r>
         <w:rPr>
+          <w:lang w:val="ar_AE" w:bidi="ar_AE"/>
+        </w:rPr>
+        <w:t>אַל־תִּירָ֑אִי צִיּ֖וֹן אַל־יִרְפּ֥וּ יָדָֽיִ⁠ךְ</w:t>
+      </w:r>
+    </w:p>
+    <w:p>
+      <w:pPr>
+        <w:bidi/>
+      </w:pPr>
+      <w:r>
+        <w:rPr>
+          <w:lang w:val="ar_AE" w:bidi="ar_AE"/>
+        </w:rPr>
+      </w:r>
+      <w:r>
+        <w:rPr>
           <w:b/>
           <w:lang w:val="ar_AE" w:bidi="ar_AE"/>
         </w:rPr>
@@ -33580,6 +37868,22 @@
       </w:r>
       <w:r>
         <w:rPr>
+          <w:lang w:val="ar_AE" w:bidi="ar_AE"/>
+        </w:rPr>
+        <w:t>יַחֲרִישׁ֙ בְּ⁠אַ֣הֲבָת֔⁠וֹ</w:t>
+      </w:r>
+    </w:p>
+    <w:p>
+      <w:pPr>
+        <w:bidi/>
+      </w:pPr>
+      <w:r>
+        <w:rPr>
+          <w:lang w:val="ar_AE" w:bidi="ar_AE"/>
+        </w:rPr>
+      </w:r>
+      <w:r>
+        <w:rPr>
           <w:b/>
           <w:lang w:val="ar_AE" w:bidi="ar_AE"/>
         </w:rPr>
@@ -33732,6 +38036,22 @@
       </w:r>
       <w:r>
         <w:rPr>
+          <w:lang w:val="ar_AE" w:bidi="ar_AE"/>
+        </w:rPr>
+        <w:t>נוּגֵ֧י מִ⁠מּוֹעֵ֛ד אָסַ֖פְתִּי מִמֵּ֣⁠ךְ הָי֑וּ מַשְׂאֵ֥ת עָלֶ֖י⁠הָ חֶרְפָּֽה</w:t>
+      </w:r>
+    </w:p>
+    <w:p>
+      <w:pPr>
+        <w:bidi/>
+      </w:pPr>
+      <w:r>
+        <w:rPr>
+          <w:lang w:val="ar_AE" w:bidi="ar_AE"/>
+        </w:rPr>
+      </w:r>
+      <w:r>
+        <w:rPr>
           <w:b/>
           <w:lang w:val="ar_AE" w:bidi="ar_AE"/>
         </w:rPr>
@@ -33838,6 +38158,22 @@
       </w:r>
       <w:r>
         <w:rPr>
+          <w:lang w:val="ar_AE" w:bidi="ar_AE"/>
+        </w:rPr>
+        <w:t>נוּגֵ֧י מִ⁠מּוֹעֵ֛ד אָסַ֖פְתִּי מִמֵּ֣⁠ךְ הָי֑וּ</w:t>
+      </w:r>
+    </w:p>
+    <w:p>
+      <w:pPr>
+        <w:bidi/>
+      </w:pPr>
+      <w:r>
+        <w:rPr>
+          <w:lang w:val="ar_AE" w:bidi="ar_AE"/>
+        </w:rPr>
+      </w:r>
+      <w:r>
+        <w:rPr>
           <w:b/>
           <w:lang w:val="ar_AE" w:bidi="ar_AE"/>
         </w:rPr>
@@ -33983,6 +38319,22 @@
       </w:r>
       <w:r>
         <w:rPr>
+          <w:lang w:val="ar_AE" w:bidi="ar_AE"/>
+        </w:rPr>
+        <w:t>אָסַ֖פְתִּי</w:t>
+      </w:r>
+    </w:p>
+    <w:p>
+      <w:pPr>
+        <w:bidi/>
+      </w:pPr>
+      <w:r>
+        <w:rPr>
+          <w:lang w:val="ar_AE" w:bidi="ar_AE"/>
+        </w:rPr>
+      </w:r>
+      <w:r>
+        <w:rPr>
           <w:b/>
           <w:lang w:val="ar_AE" w:bidi="ar_AE"/>
         </w:rPr>
@@ -34089,6 +38441,22 @@
       </w:r>
       <w:r>
         <w:rPr>
+          <w:lang w:val="ar_AE" w:bidi="ar_AE"/>
+        </w:rPr>
+        <w:t>מַשְׂאֵ֥ת עָלֶ֖י⁠הָ חֶרְפָּֽה</w:t>
+      </w:r>
+    </w:p>
+    <w:p>
+      <w:pPr>
+        <w:bidi/>
+      </w:pPr>
+      <w:r>
+        <w:rPr>
+          <w:lang w:val="ar_AE" w:bidi="ar_AE"/>
+        </w:rPr>
+      </w:r>
+      <w:r>
+        <w:rPr>
           <w:b/>
           <w:lang w:val="ar_AE" w:bidi="ar_AE"/>
         </w:rPr>
@@ -34221,6 +38589,22 @@
       </w:r>
       <w:r>
         <w:rPr>
+          <w:lang w:val="ar_AE" w:bidi="ar_AE"/>
+        </w:rPr>
+        <w:t>וְ⁠הוֹשַׁעְתִּ֣י אֶת־הַ⁠צֹּלֵעָ֗ה וְ⁠הַ⁠נִּדָּחָה֙ אֲקַבֵּ֔ץ</w:t>
+      </w:r>
+    </w:p>
+    <w:p>
+      <w:pPr>
+        <w:bidi/>
+      </w:pPr>
+      <w:r>
+        <w:rPr>
+          <w:lang w:val="ar_AE" w:bidi="ar_AE"/>
+        </w:rPr>
+      </w:r>
+      <w:r>
+        <w:rPr>
           <w:b/>
           <w:lang w:val="ar_AE" w:bidi="ar_AE"/>
         </w:rPr>
@@ -34379,6 +38763,22 @@
       </w:r>
       <w:r>
         <w:rPr>
+          <w:lang w:val="ar_AE" w:bidi="ar_AE"/>
+        </w:rPr>
+        <w:t>אֶת־הַ⁠צֹּלֵעָ֗ה</w:t>
+      </w:r>
+    </w:p>
+    <w:p>
+      <w:pPr>
+        <w:bidi/>
+      </w:pPr>
+      <w:r>
+        <w:rPr>
+          <w:lang w:val="ar_AE" w:bidi="ar_AE"/>
+        </w:rPr>
+      </w:r>
+      <w:r>
+        <w:rPr>
           <w:b/>
           <w:lang w:val="ar_AE" w:bidi="ar_AE"/>
         </w:rPr>
@@ -34498,6 +38898,22 @@
       </w:r>
       <w:r>
         <w:rPr>
+          <w:lang w:val="ar_AE" w:bidi="ar_AE"/>
+        </w:rPr>
+        <w:t>וְ⁠הַ⁠נִּדָּחָה֙</w:t>
+      </w:r>
+    </w:p>
+    <w:p>
+      <w:pPr>
+        <w:bidi/>
+      </w:pPr>
+      <w:r>
+        <w:rPr>
+          <w:lang w:val="ar_AE" w:bidi="ar_AE"/>
+        </w:rPr>
+      </w:r>
+      <w:r>
+        <w:rPr>
           <w:b/>
           <w:lang w:val="ar_AE" w:bidi="ar_AE"/>
         </w:rPr>
@@ -34604,6 +39020,22 @@
       </w:r>
       <w:r>
         <w:rPr>
+          <w:lang w:val="ar_AE" w:bidi="ar_AE"/>
+        </w:rPr>
+        <w:t>וְ⁠שַׂמְתִּי⁠ם֙ לִ⁠תְהִלָּ֣ה וּ⁠לְ⁠שֵׁ֔ם בְּ⁠כָל־הָ⁠אָ֖רֶץ בָּשְׁתָּֽ⁠ם</w:t>
+      </w:r>
+    </w:p>
+    <w:p>
+      <w:pPr>
+        <w:bidi/>
+      </w:pPr>
+      <w:r>
+        <w:rPr>
+          <w:lang w:val="ar_AE" w:bidi="ar_AE"/>
+        </w:rPr>
+      </w:r>
+      <w:r>
+        <w:rPr>
           <w:b/>
           <w:lang w:val="ar_AE" w:bidi="ar_AE"/>
         </w:rPr>
@@ -34710,6 +39142,22 @@
       </w:r>
       <w:r>
         <w:rPr>
+          <w:lang w:val="ar_AE" w:bidi="ar_AE"/>
+        </w:rPr>
+        <w:t>וְ⁠שַׂמְתִּי⁠ם֙ לִ⁠תְהִלָּ֣ה</w:t>
+      </w:r>
+    </w:p>
+    <w:p>
+      <w:pPr>
+        <w:bidi/>
+      </w:pPr>
+      <w:r>
+        <w:rPr>
+          <w:lang w:val="ar_AE" w:bidi="ar_AE"/>
+        </w:rPr>
+      </w:r>
+      <w:r>
+        <w:rPr>
           <w:b/>
           <w:lang w:val="ar_AE" w:bidi="ar_AE"/>
         </w:rPr>
@@ -34829,6 +39277,22 @@
       </w:r>
       <w:r>
         <w:rPr>
+          <w:lang w:val="ar_AE" w:bidi="ar_AE"/>
+        </w:rPr>
+        <w:t>וּ⁠לְ⁠שֵׁ֔ם בְּ⁠כָל־הָ⁠אָ֖רֶץ בָּשְׁתָּֽ⁠ם</w:t>
+      </w:r>
+    </w:p>
+    <w:p>
+      <w:pPr>
+        <w:bidi/>
+      </w:pPr>
+      <w:r>
+        <w:rPr>
+          <w:lang w:val="ar_AE" w:bidi="ar_AE"/>
+        </w:rPr>
+      </w:r>
+      <w:r>
+        <w:rPr>
           <w:b/>
           <w:lang w:val="ar_AE" w:bidi="ar_AE"/>
         </w:rPr>
@@ -34948,6 +39412,22 @@
       </w:r>
       <w:r>
         <w:rPr>
+          <w:lang w:val="ar_AE" w:bidi="ar_AE"/>
+        </w:rPr>
+        <w:t>אָבִ֣יא אֶתְ⁠כֶ֔ם</w:t>
+      </w:r>
+    </w:p>
+    <w:p>
+      <w:pPr>
+        <w:bidi/>
+      </w:pPr>
+      <w:r>
+        <w:rPr>
+          <w:lang w:val="ar_AE" w:bidi="ar_AE"/>
+        </w:rPr>
+      </w:r>
+      <w:r>
+        <w:rPr>
           <w:b/>
           <w:lang w:val="ar_AE" w:bidi="ar_AE"/>
         </w:rPr>
@@ -35054,6 +39534,22 @@
       </w:r>
       <w:r>
         <w:rPr>
+          <w:lang w:val="ar_AE" w:bidi="ar_AE"/>
+        </w:rPr>
+        <w:t>אֶתֵּ֨ן אֶתְ⁠כֶ֜ם לְ⁠שֵׁ֣ם וְ⁠לִ⁠תְהִלָּ֗ה בְּ⁠כֹל֙ עַמֵּ֣י הָ⁠אָ֔רֶץ</w:t>
+      </w:r>
+    </w:p>
+    <w:p>
+      <w:pPr>
+        <w:bidi/>
+      </w:pPr>
+      <w:r>
+        <w:rPr>
+          <w:lang w:val="ar_AE" w:bidi="ar_AE"/>
+        </w:rPr>
+      </w:r>
+      <w:r>
+        <w:rPr>
           <w:b/>
           <w:lang w:val="ar_AE" w:bidi="ar_AE"/>
         </w:rPr>
@@ -35173,6 +39669,22 @@
       </w:r>
       <w:r>
         <w:rPr>
+          <w:lang w:val="ar_AE" w:bidi="ar_AE"/>
+        </w:rPr>
+        <w:t>בְּ⁠שׁוּבִ֧⁠י אֶת־שְׁבוּתֵי⁠כֶ֛ם לְ⁠עֵינֵי⁠כֶ֖ם</w:t>
+      </w:r>
+    </w:p>
+    <w:p>
+      <w:pPr>
+        <w:bidi/>
+      </w:pPr>
+      <w:r>
+        <w:rPr>
+          <w:lang w:val="ar_AE" w:bidi="ar_AE"/>
+        </w:rPr>
+      </w:r>
+      <w:r>
+        <w:rPr>
           <w:b/>
           <w:lang w:val="ar_AE" w:bidi="ar_AE"/>
         </w:rPr>
@@ -35279,6 +39791,22 @@
         <w:rPr>
           <w:lang w:val="ar_AE" w:bidi="ar_AE"/>
         </w:rPr>
+      </w:r>
+    </w:p>
+    <w:p>
+      <w:pPr>
+        <w:bidi/>
+      </w:pPr>
+      <w:r>
+        <w:rPr>
+          <w:lang w:val="ar_AE" w:bidi="ar_AE"/>
+        </w:rPr>
+      </w:r>
+      <w:r>
+        <w:rPr>
+          <w:lang w:val="ar_AE" w:bidi="ar_AE"/>
+        </w:rPr>
+        <w:t>אָמַ֥ר יְהוָֽה</w:t>
       </w:r>
     </w:p>
     <w:p>

--- a/arb/docx/36.content.docx
+++ b/arb/docx/36.content.docx
@@ -225,7 +225,7 @@
         <w:rPr>
           <w:lang w:val="ar_AE" w:bidi="ar_AE"/>
         </w:rPr>
-        <w:t>דְּבַר־יְהוָ֣ה ׀ אֲשֶׁ֣ר הָיָ֗ה אֶל־צְפַנְיָה֙</w:t>
+        <w:t>דְּבַר־יְהוָ֣ה ׀ אֲשֶׁ֣ר הָיָ֗ה אֶל־צְפַנְיָה֙</w:t>
       </w:r>
     </w:p>
     <w:p>
@@ -360,7 +360,7 @@
         <w:rPr>
           <w:lang w:val="ar_AE" w:bidi="ar_AE"/>
         </w:rPr>
-        <w:t>בֶּן־כּוּשִׁ֣י בֶן־גְּדַלְיָ֔ה בֶּן־אֲמַרְיָ֖ה בֶּן־חִזְקִיָּ֑ה</w:t>
+        <w:t>בֶּן־כּוּשִׁ֣י בֶן־גְּדַלְיָ֔ה בֶּן־אֲמַרְיָ֖ה בֶּן־חִזְקִיָּ֑ה</w:t>
       </w:r>
     </w:p>
     <w:p>
@@ -495,7 +495,7 @@
         <w:rPr>
           <w:lang w:val="ar_AE" w:bidi="ar_AE"/>
         </w:rPr>
-        <w:t>צְפַנְיָה֙ &amp; כּוּשִׁ֣י &amp; גְּדַלְיָ֔ה &amp; אֲמַרְיָ֖ה &amp; חִזְקִיָּ֑ה &amp; יֹאשִׁיָּ֥הוּ &amp; אָמ֖וֹן</w:t>
+        <w:t>צְפַנְיָה֙ &amp; כּוּשִׁ֣י &amp; גְּדַלְיָ֔ה &amp; אֲמַרְיָ֖ה &amp; חִזְקִיָּ֑ה &amp; יֹאשִׁיָּ֥הוּ &amp; אָמ֖וֹן</w:t>
       </w:r>
     </w:p>
     <w:p>
@@ -792,7 +792,7 @@
         <w:rPr>
           <w:lang w:val="ar_AE" w:bidi="ar_AE"/>
         </w:rPr>
-        <w:t>בִּ⁠ימֵ֛י יֹאשִׁיָּ֥הוּ בֶן־אָמ֖וֹן מֶ֥לֶךְ יְהוּדָֽה</w:t>
+        <w:t>בִּ⁠ימֵ֛י יֹאשִׁיָּ֥הוּ בֶן־אָמ֖וֹן מֶ֥לֶךְ יְהוּדָֽה</w:t>
       </w:r>
     </w:p>
     <w:p>
@@ -953,7 +953,7 @@
         <w:rPr>
           <w:lang w:val="ar_AE" w:bidi="ar_AE"/>
         </w:rPr>
-        <w:t>אָסֹ֨ף אָסֵ֜ף כֹּ֗ל מֵ⁠עַ֛ל פְּנֵ֥י הָ⁠אֲדָמָ֖ה נְאֻם־יְהוָֽה</w:t>
+        <w:t>אָסֹ֨ף אָסֵ֜ף כֹּ֗ל מֵ⁠עַ֛ל פְּנֵ֥י הָ⁠אֲדָמָ֖ה נְאֻם־יְהוָֽה</w:t>
       </w:r>
     </w:p>
     <w:p>
@@ -1102,7 +1102,7 @@
         <w:rPr>
           <w:lang w:val="ar_AE" w:bidi="ar_AE"/>
         </w:rPr>
-        <w:t>אָסֹ֨ף אָסֵ֜ף כֹּ֗ל מֵ⁠עַ֛ל פְּנֵ֥י הָ⁠אֲדָמָ֖ה</w:t>
+        <w:t>אָסֹ֨ף אָסֵ֜ף כֹּ֗ל מֵ⁠עַ֛ל פְּנֵ֥י הָ⁠אֲדָמָ֖ה</w:t>
       </w:r>
     </w:p>
     <w:p>
@@ -1237,7 +1237,7 @@
         <w:rPr>
           <w:lang w:val="ar_AE" w:bidi="ar_AE"/>
         </w:rPr>
-        <w:t>אָסֹ֨ף אָסֵ֜ף כֹּ֗ל</w:t>
+        <w:t>אָסֹ֨ף אָסֵ֜ף כֹּ֗ל</w:t>
       </w:r>
     </w:p>
     <w:p>
@@ -1345,7 +1345,7 @@
         <w:rPr>
           <w:lang w:val="ar_AE" w:bidi="ar_AE"/>
         </w:rPr>
-        <w:t>פְּנֵ֥י הָ⁠אֲדָמָ֖ה</w:t>
+        <w:t>פְּנֵ֥י הָ⁠אֲדָמָ֖ה</w:t>
       </w:r>
     </w:p>
     <w:p>
@@ -1615,7 +1615,7 @@
         <w:rPr>
           <w:lang w:val="ar_AE" w:bidi="ar_AE"/>
         </w:rPr>
-        <w:t>אָסֵ֨ף אָדָ֜ם וּ⁠בְהֵמָ֗ה אָסֵ֤ף עוֹף־הַ⁠שָּׁמַ֨יִם֙ וּ⁠דְגֵ֣י הַ⁠יָּ֔ם</w:t>
+        <w:t>אָסֵ֨ף אָדָ֜ם וּ⁠בְהֵמָ֗ה אָסֵ֤ף עוֹף־הַ⁠שָּׁמַ֨יִם֙ וּ⁠דְגֵ֣י הַ⁠יָּ֔ם</w:t>
       </w:r>
     </w:p>
     <w:p>
@@ -2020,7 +2020,7 @@
         <w:rPr>
           <w:lang w:val="ar_AE" w:bidi="ar_AE"/>
         </w:rPr>
-        <w:t>וְ⁠הַ⁠מַּכְשֵׁל֖וֹת אֶת־הָ⁠רְשָׁעִ֑ים</w:t>
+        <w:t>וְ⁠הַ⁠מַּכְשֵׁל֖וֹת אֶת־הָ⁠רְשָׁעִ֑ים</w:t>
       </w:r>
     </w:p>
     <w:p>
@@ -2155,7 +2155,7 @@
         <w:rPr>
           <w:lang w:val="ar_AE" w:bidi="ar_AE"/>
         </w:rPr>
-        <w:t>וְ⁠הַ⁠מַּכְשֵׁל֖וֹת</w:t>
+        <w:t>וְ⁠הַ⁠מַּכְשֵׁל֖וֹת</w:t>
       </w:r>
     </w:p>
     <w:p>
@@ -2290,7 +2290,7 @@
         <w:rPr>
           <w:lang w:val="ar_AE" w:bidi="ar_AE"/>
         </w:rPr>
-        <w:t>אֶת־הָ⁠רְשָׁעִ֑ים</w:t>
+        <w:t>אֶת־הָ⁠רְשָׁעִ֑ים</w:t>
       </w:r>
     </w:p>
     <w:p>
@@ -2425,7 +2425,7 @@
         <w:rPr>
           <w:lang w:val="ar_AE" w:bidi="ar_AE"/>
         </w:rPr>
-        <w:t>וְ⁠הִכְרַתִּ֣י אֶת־הָ⁠אָדָ֗ם מֵ⁠עַ֛ל פְּנֵ֥י הָ⁠אֲדָמָ֖ה</w:t>
+        <w:t>וְ⁠הִכְרַתִּ֣י אֶת־הָ⁠אָדָ֗ם מֵ⁠עַ֛ל פְּנֵ֥י הָ⁠אֲדָמָ֖ה</w:t>
       </w:r>
     </w:p>
     <w:p>
@@ -2547,7 +2547,7 @@
         <w:rPr>
           <w:lang w:val="ar_AE" w:bidi="ar_AE"/>
         </w:rPr>
-        <w:t>וְ⁠הִכְרַתִּ֣י אֶת־הָ⁠אָדָ֗ם</w:t>
+        <w:t>וְ⁠הִכְרַתִּ֣י אֶת־הָ⁠אָדָ֗ם</w:t>
       </w:r>
     </w:p>
     <w:p>
@@ -2682,7 +2682,7 @@
         <w:rPr>
           <w:lang w:val="ar_AE" w:bidi="ar_AE"/>
         </w:rPr>
-        <w:t>וְ⁠הִכְרַתִּ֣י אֶת־הָ⁠אָדָ֗ם</w:t>
+        <w:t>וְ⁠הִכְרַתִּ֣י אֶת־הָ⁠אָדָ֗ם</w:t>
       </w:r>
     </w:p>
     <w:p>
@@ -2817,7 +2817,7 @@
         <w:rPr>
           <w:lang w:val="ar_AE" w:bidi="ar_AE"/>
         </w:rPr>
-        <w:t>פְּנֵ֥י הָ⁠אֲדָמָ֖ה</w:t>
+        <w:t>פְּנֵ֥י הָ⁠אֲדָמָ֖ה</w:t>
       </w:r>
     </w:p>
     <w:p>
@@ -3074,7 +3074,7 @@
         <w:rPr>
           <w:lang w:val="ar_AE" w:bidi="ar_AE"/>
         </w:rPr>
-        <w:t>וְ⁠הִכְרַתִּ֞י מִן־הַ⁠מָּק֤וֹם הַ⁠זֶּה֙</w:t>
+        <w:t>וְ⁠הִכְרַתִּ֞י מִן־הַ⁠מָּק֤וֹם הַ⁠זֶּה֙</w:t>
       </w:r>
     </w:p>
     <w:p>
@@ -3209,7 +3209,7 @@
         <w:rPr>
           <w:lang w:val="ar_AE" w:bidi="ar_AE"/>
         </w:rPr>
-        <w:t>וְ⁠הִכְרַתִּ֞י מִן־הַ⁠מָּק֤וֹם הַ⁠זֶּה֙</w:t>
+        <w:t>וְ⁠הִכְרַתִּ֞י מִן־הַ⁠מָּק֤וֹם הַ⁠זֶּה֙</w:t>
       </w:r>
     </w:p>
     <w:p>
@@ -3331,7 +3331,7 @@
         <w:rPr>
           <w:lang w:val="ar_AE" w:bidi="ar_AE"/>
         </w:rPr>
-        <w:t>אֶת־שְׁאָ֣ר הַ⁠בַּ֔עַל</w:t>
+        <w:t>אֶת־שְׁאָ֣ר הַ⁠בַּ֔עַל</w:t>
       </w:r>
     </w:p>
     <w:p>
@@ -3466,7 +3466,7 @@
         <w:rPr>
           <w:lang w:val="ar_AE" w:bidi="ar_AE"/>
         </w:rPr>
-        <w:t>אֶת־שְׁאָ֣ר הַ⁠בַּ֔עַל</w:t>
+        <w:t>אֶת־שְׁאָ֣ר הַ⁠בַּ֔עַל</w:t>
       </w:r>
     </w:p>
     <w:p>
@@ -3627,7 +3627,7 @@
         <w:rPr>
           <w:lang w:val="ar_AE" w:bidi="ar_AE"/>
         </w:rPr>
-        <w:t>אֶת־שֵׁ֥ם הַ⁠כְּמָרִ֖ים עִם־הַ⁠כֹּהֲנִֽים</w:t>
+        <w:t>אֶת־שֵׁ֥ם הַ⁠כְּמָרִ֖ים עִם־הַ⁠כֹּהֲנִֽים</w:t>
       </w:r>
     </w:p>
     <w:p>
@@ -3749,7 +3749,7 @@
         <w:rPr>
           <w:lang w:val="ar_AE" w:bidi="ar_AE"/>
         </w:rPr>
-        <w:t>אֶת־שֵׁ֥ם</w:t>
+        <w:t>אֶת־שֵׁ֥ם</w:t>
       </w:r>
     </w:p>
     <w:p>
@@ -3897,7 +3897,7 @@
         <w:rPr>
           <w:lang w:val="ar_AE" w:bidi="ar_AE"/>
         </w:rPr>
-        <w:t>עִם־הַ⁠כֹּהֲנִֽים</w:t>
+        <w:t>עִם־הַ⁠כֹּהֲנִֽים</w:t>
       </w:r>
     </w:p>
     <w:p>
@@ -4050,7 +4050,7 @@
         <w:rPr>
           <w:lang w:val="ar_AE" w:bidi="ar_AE"/>
         </w:rPr>
-        <w:t>וְ⁠אֶת־הַ⁠מִּשְׁתַּחֲוִ֥ים עַל־הַ⁠גַּגּ֖וֹת לִ⁠צְבָ֣א הַ⁠שָּׁמָ֑יִם וְ⁠אֶת־הַ⁠מִּֽשְׁתַּחֲוִים֙ הַ⁠נִּשְׁבָּעִ֣ים לַֽ⁠יהוָ֔ה וְ⁠הַ⁠נִּשְׁבָּעִ֖ים בְּ⁠מַלְכָּֽ⁠ם</w:t>
+        <w:t>וְ⁠אֶת־הַ⁠מִּשְׁתַּחֲוִ֥ים עַל־הַ⁠גַּגּ֖וֹת לִ⁠צְבָ֣א הַ⁠שָּׁמָ֑יִם וְ⁠אֶת־הַ⁠מִּֽשְׁתַּחֲוִים֙ הַ⁠נִּשְׁבָּעִ֣ים לַֽ⁠יהוָ֔ה וְ⁠הַ⁠נִּשְׁבָּעִ֖ים בְּ⁠מַלְכָּֽ⁠ם</w:t>
       </w:r>
     </w:p>
     <w:p>
@@ -4172,7 +4172,7 @@
         <w:rPr>
           <w:lang w:val="ar_AE" w:bidi="ar_AE"/>
         </w:rPr>
-        <w:t>וְ⁠אֶת־הַ⁠מִּשְׁתַּחֲוִ֥ים עַל־הַ⁠גַּגּ֖וֹת לִ⁠צְבָ֣א</w:t>
+        <w:t>וְ⁠אֶת־הַ⁠מִּשְׁתַּחֲוִ֥ים עַל־הַ⁠גַּגּ֖וֹת לִ⁠צְבָ֣א</w:t>
       </w:r>
     </w:p>
     <w:p>
@@ -4307,7 +4307,7 @@
         <w:rPr>
           <w:lang w:val="ar_AE" w:bidi="ar_AE"/>
         </w:rPr>
-        <w:t>לִ⁠צְבָ֣א הַ⁠שָּׁמָ֑יִם</w:t>
+        <w:t>לִ⁠צְבָ֣א הַ⁠שָּׁמָ֑יִם</w:t>
       </w:r>
     </w:p>
     <w:p>
@@ -4455,7 +4455,7 @@
         <w:rPr>
           <w:lang w:val="ar_AE" w:bidi="ar_AE"/>
         </w:rPr>
-        <w:t>וְ⁠אֶת־הַ⁠מִּֽשְׁתַּחֲוִים֙ הַ⁠נִּשְׁבָּעִ֣ים לַֽ⁠יהוָ֔ה</w:t>
+        <w:t>וְ⁠אֶת־הַ⁠מִּֽשְׁתַּחֲוִים֙ הַ⁠נִּשְׁבָּעִ֣ים לַֽ⁠יהוָ֔ה</w:t>
       </w:r>
     </w:p>
     <w:p>
@@ -4577,7 +4577,7 @@
         <w:rPr>
           <w:lang w:val="ar_AE" w:bidi="ar_AE"/>
         </w:rPr>
-        <w:t>וְ⁠אֶת־הַ⁠מִּֽשְׁתַּחֲוִים֙ הַ⁠נִּשְׁבָּעִ֣ים לַֽ⁠יהוָ֔ה</w:t>
+        <w:t>וְ⁠אֶת־הַ⁠מִּֽשְׁתַּחֲוִים֙ הַ⁠נִּשְׁבָּעִ֣ים לַֽ⁠יהוָ֔ה</w:t>
       </w:r>
     </w:p>
     <w:p>
@@ -4751,7 +4751,7 @@
         <w:rPr>
           <w:lang w:val="ar_AE" w:bidi="ar_AE"/>
         </w:rPr>
-        <w:t>הַ⁠נִּשְׁבָּעִ֣ים לַֽ⁠יהוָ֔ה וְ⁠הַ⁠נִּשְׁבָּעִ֖ים בְּ⁠מַלְכָּֽ⁠ם</w:t>
+        <w:t>הַ⁠נִּשְׁבָּעִ֣ים לַֽ⁠יהוָ֔ה וְ⁠הַ⁠נִּשְׁבָּעִ֖ים בְּ⁠מַלְכָּֽ⁠ם</w:t>
       </w:r>
     </w:p>
     <w:p>
@@ -4886,7 +4886,7 @@
         <w:rPr>
           <w:lang w:val="ar_AE" w:bidi="ar_AE"/>
         </w:rPr>
-        <w:t>הַ⁠נִּשְׁבָּעִ֣ים לַֽ⁠יהוָ֔ה וְ⁠הַ⁠נִּשְׁבָּעִ֖ים בְּ⁠מַלְכָּֽ⁠ם</w:t>
+        <w:t>הַ⁠נִּשְׁבָּעִ֣ים לַֽ⁠יהוָ֔ה וְ⁠הַ⁠נִּשְׁבָּעִ֖ים בְּ⁠מַלְכָּֽ⁠ם</w:t>
       </w:r>
     </w:p>
     <w:p>
@@ -5046,7 +5046,7 @@
         <w:rPr>
           <w:lang w:val="ar_AE" w:bidi="ar_AE"/>
         </w:rPr>
-        <w:t>וְ⁠אֶת־הַ⁠נְּסוֹגִ֖ים מֵ⁠אַחֲרֵ֣י יְהוָ֑ה וַ⁠אֲשֶׁ֛ר לֹֽא־בִקְשׁ֥וּ אֶת־יְהוָ֖ה וְ⁠לֹ֥א דְרָשֻֽׁ⁠הוּ</w:t>
+        <w:t>וְ⁠אֶת־הַ⁠נְּסוֹגִ֖ים מֵ⁠אַחֲרֵ֣י יְהוָ֑ה וַ⁠אֲשֶׁ֛ר לֹֽא־בִקְשׁ֥וּ אֶת־יְהוָ֖ה וְ⁠לֹ֥א דְרָשֻֽׁ⁠הוּ</w:t>
       </w:r>
     </w:p>
     <w:p>
@@ -5168,7 +5168,7 @@
         <w:rPr>
           <w:lang w:val="ar_AE" w:bidi="ar_AE"/>
         </w:rPr>
-        <w:t>וְ⁠אֶת־הַ⁠נְּסוֹגִ֖ים מֵ⁠אַחֲרֵ֣י יְהוָ֑ה וַ⁠אֲשֶׁ֛ר לֹֽא־בִקְשׁ֥וּ אֶת־יְהוָ֖ה וְ⁠לֹ֥א דְרָשֻֽׁ⁠הוּ</w:t>
+        <w:t>וְ⁠אֶת־הַ⁠נְּסוֹגִ֖ים מֵ⁠אַחֲרֵ֣י יְהוָ֑ה וַ⁠אֲשֶׁ֛ר לֹֽא־בִקְשׁ֥וּ אֶת־יְהוָ֖ה וְ⁠לֹ֥א דְרָשֻֽׁ⁠הוּ</w:t>
       </w:r>
     </w:p>
     <w:p>
@@ -5290,7 +5290,7 @@
         <w:rPr>
           <w:lang w:val="ar_AE" w:bidi="ar_AE"/>
         </w:rPr>
-        <w:t>וְ⁠אֶת־הַ⁠נְּסוֹגִ֖ים מֵ⁠אַחֲרֵ֣י יְהוָ֑ה</w:t>
+        <w:t>וְ⁠אֶת־הַ⁠נְּסוֹגִ֖ים מֵ⁠אַחֲרֵ֣י יְהוָ֑ה</w:t>
       </w:r>
     </w:p>
     <w:p>
@@ -5425,7 +5425,7 @@
         <w:rPr>
           <w:lang w:val="ar_AE" w:bidi="ar_AE"/>
         </w:rPr>
-        <w:t>וַ⁠אֲשֶׁ֛ר לֹֽא־בִקְשׁ֥וּ אֶת־יְהוָ֖ה וְ⁠לֹ֥א דְרָשֻֽׁ⁠הוּ</w:t>
+        <w:t>וַ⁠אֲשֶׁ֛ר לֹֽא־בִקְשׁ֥וּ אֶת־יְהוָ֖ה וְ⁠לֹ֥א דְרָשֻֽׁ⁠הוּ</w:t>
       </w:r>
     </w:p>
     <w:p>
@@ -5599,7 +5599,7 @@
         <w:rPr>
           <w:lang w:val="ar_AE" w:bidi="ar_AE"/>
         </w:rPr>
-        <w:t>הַ֕ס מִ⁠פְּנֵ֖י אֲדֹנָ֣⁠י יְהוִ֑ה</w:t>
+        <w:t>הַ֕ס מִ⁠פְּנֵ֖י אֲדֹנָ֣⁠י יְהוִ֑ה</w:t>
       </w:r>
     </w:p>
     <w:p>
@@ -5747,7 +5747,7 @@
         <w:rPr>
           <w:lang w:val="ar_AE" w:bidi="ar_AE"/>
         </w:rPr>
-        <w:t>הַ֕ס מִ⁠פְּנֵ֖י אֲדֹנָ֣⁠י יְהוִ֑ה</w:t>
+        <w:t>הַ֕ס מִ⁠פְּנֵ֖י אֲדֹנָ֣⁠י יְהוִ֑ה</w:t>
       </w:r>
     </w:p>
     <w:p>
@@ -6017,7 +6017,7 @@
         <w:rPr>
           <w:lang w:val="ar_AE" w:bidi="ar_AE"/>
         </w:rPr>
-        <w:t>הֵכִ֧ין יְהוָ֛ה זֶ֖בַח הִקְדִּ֥ישׁ קְרֻאָֽי⁠ו</w:t>
+        <w:t>הֵכִ֧ין יְהוָ֛ה זֶ֖בַח הִקְדִּ֥ישׁ קְרֻאָֽי⁠ו</w:t>
       </w:r>
     </w:p>
     <w:p>
@@ -6307,7 +6307,7 @@
         <w:rPr>
           <w:lang w:val="ar_AE" w:bidi="ar_AE"/>
         </w:rPr>
-        <w:t>וְ⁠הָיָ֗ה בְּ⁠יוֹם֙ זֶ֣בַח יְהוָ֔ה</w:t>
+        <w:t>וְ⁠הָיָ֗ה בְּ⁠יוֹם֙ זֶ֣בַח יְהוָ֔ה</w:t>
       </w:r>
     </w:p>
     <w:p>
@@ -6429,7 +6429,7 @@
         <w:rPr>
           <w:lang w:val="ar_AE" w:bidi="ar_AE"/>
         </w:rPr>
-        <w:t>בְּ⁠יוֹם֙ זֶ֣בַח יְהוָ֔ה</w:t>
+        <w:t>בְּ⁠יוֹם֙ זֶ֣בַח יְהוָ֔ה</w:t>
       </w:r>
     </w:p>
     <w:p>
@@ -6551,7 +6551,7 @@
         <w:rPr>
           <w:lang w:val="ar_AE" w:bidi="ar_AE"/>
         </w:rPr>
-        <w:t>בְּ⁠יוֹם֙ זֶ֣בַח יְהוָ֔ה</w:t>
+        <w:t>בְּ⁠יוֹם֙ זֶ֣בַח יְהוָ֔ה</w:t>
       </w:r>
     </w:p>
     <w:p>
@@ -6673,7 +6673,7 @@
         <w:rPr>
           <w:lang w:val="ar_AE" w:bidi="ar_AE"/>
         </w:rPr>
-        <w:t>בְּ⁠יוֹם֙ זֶ֣בַח יְהוָ֔ה</w:t>
+        <w:t>בְּ⁠יוֹם֙ זֶ֣בַח יְהוָ֔ה</w:t>
       </w:r>
     </w:p>
     <w:p>
@@ -6795,7 +6795,7 @@
         <w:rPr>
           <w:lang w:val="ar_AE" w:bidi="ar_AE"/>
         </w:rPr>
-        <w:t>וּ⁠פָקַדְתִּ֥י עַל־הַ⁠שָּׂרִ֖ים וְ⁠עַל־בְּנֵ֣י הַ⁠מֶּ֑לֶךְ וְ⁠עַ֥ל כָּל־הַ⁠לֹּבְשִׁ֖ים מַלְבּ֥וּשׁ נָכְרִֽי</w:t>
+        <w:t>וּ⁠פָקַדְתִּ֥י עַל־הַ⁠שָּׂרִ֖ים וְ⁠עַל־בְּנֵ֣י הַ⁠מֶּ֑לֶךְ וְ⁠עַ֥ל כָּל־הַ⁠לֹּבְשִׁ֖ים מַלְבּ֥וּשׁ נָכְרִֽי</w:t>
       </w:r>
     </w:p>
     <w:p>
@@ -6930,7 +6930,7 @@
         <w:rPr>
           <w:lang w:val="ar_AE" w:bidi="ar_AE"/>
         </w:rPr>
-        <w:t>הַ⁠שָּׂרִ֖ים</w:t>
+        <w:t>הַ⁠שָּׂרִ֖ים</w:t>
       </w:r>
     </w:p>
     <w:p>
@@ -7065,7 +7065,7 @@
         <w:rPr>
           <w:lang w:val="ar_AE" w:bidi="ar_AE"/>
         </w:rPr>
-        <w:t>בְּנֵ֣י הַ⁠מֶּ֑לֶךְ</w:t>
+        <w:t>בְּנֵ֣י הַ⁠מֶּ֑לֶךְ</w:t>
       </w:r>
     </w:p>
     <w:p>
@@ -7200,7 +7200,7 @@
         <w:rPr>
           <w:lang w:val="ar_AE" w:bidi="ar_AE"/>
         </w:rPr>
-        <w:t>כָּל־הַ⁠לֹּבְשִׁ֖ים מַלְבּ֥וּשׁ נָכְרִֽי</w:t>
+        <w:t>כָּל־הַ⁠לֹּבְשִׁ֖ים מַלְבּ֥וּשׁ נָכְרִֽי</w:t>
       </w:r>
     </w:p>
     <w:p>
@@ -7335,7 +7335,7 @@
         <w:rPr>
           <w:lang w:val="ar_AE" w:bidi="ar_AE"/>
         </w:rPr>
-        <w:t>וּ⁠פָקַדְתִּ֗י עַ֧ל &amp; בַּ⁠יּ֣וֹם הַ⁠ה֑וּא</w:t>
+        <w:t>וּ⁠פָקַדְתִּ֗י עַ֧ל &amp; בַּ⁠יּ֣וֹם הַ⁠ה֑וּא</w:t>
       </w:r>
     </w:p>
     <w:p>
@@ -7457,7 +7457,7 @@
         <w:rPr>
           <w:lang w:val="ar_AE" w:bidi="ar_AE"/>
         </w:rPr>
-        <w:t>כָּל־הַ⁠דּוֹלֵ֛ג עַל־הַ⁠מִּפְתָּ֖ן</w:t>
+        <w:t>כָּל־הַ⁠דּוֹלֵ֛ג עַל־הַ⁠מִּפְתָּ֖ן</w:t>
       </w:r>
     </w:p>
     <w:p>
@@ -7618,7 +7618,7 @@
         <w:rPr>
           <w:lang w:val="ar_AE" w:bidi="ar_AE"/>
         </w:rPr>
-        <w:t>הַֽ⁠מְמַלְאִ֛ים בֵּ֥ית אֲדֹנֵי⁠הֶ֖ם חָמָ֥ס וּ⁠מִרְמָֽה</w:t>
+        <w:t>הַֽ⁠מְמַלְאִ֛ים בֵּ֥ית אֲדֹנֵי⁠הֶ֖ם חָמָ֥ס וּ⁠מִרְמָֽה</w:t>
       </w:r>
     </w:p>
     <w:p>
@@ -8280,7 +8280,7 @@
         <w:rPr>
           <w:lang w:val="ar_AE" w:bidi="ar_AE"/>
         </w:rPr>
-        <w:t>מִ⁠שַּׁ֣עַר הַ⁠דָּגִ֔ים</w:t>
+        <w:t>מִ⁠שַּׁ֣עַר הַ⁠דָּגִ֔ים</w:t>
       </w:r>
     </w:p>
     <w:p>
@@ -8415,7 +8415,7 @@
         <w:rPr>
           <w:lang w:val="ar_AE" w:bidi="ar_AE"/>
         </w:rPr>
-        <w:t>הַ⁠מִּשְׁנֶ֑ה</w:t>
+        <w:t>הַ⁠מִּשְׁנֶ֑ה</w:t>
       </w:r>
     </w:p>
     <w:p>
@@ -8563,7 +8563,7 @@
         <w:rPr>
           <w:lang w:val="ar_AE" w:bidi="ar_AE"/>
         </w:rPr>
-        <w:t>מֵ⁠הַ⁠גְּבָעֽוֹת</w:t>
+        <w:t>מֵ⁠הַ⁠גְּבָעֽוֹת</w:t>
       </w:r>
     </w:p>
     <w:p>
@@ -8698,7 +8698,7 @@
         <w:rPr>
           <w:lang w:val="ar_AE" w:bidi="ar_AE"/>
         </w:rPr>
-        <w:t>הַ⁠מַּכְתֵּ֑שׁ</w:t>
+        <w:t>הַ⁠מַּכְתֵּ֑שׁ</w:t>
       </w:r>
     </w:p>
     <w:p>
@@ -8833,7 +8833,7 @@
         <w:rPr>
           <w:lang w:val="ar_AE" w:bidi="ar_AE"/>
         </w:rPr>
-        <w:t>נִדְמָה֙ כָּל־עַ֣ם כְּנַ֔עַן נִכְרְת֖וּ כָּל־נְטִ֥ילֵי כָֽסֶף</w:t>
+        <w:t>נִדְמָה֙ כָּל־עַ֣ם כְּנַ֔עַן נִכְרְת֖וּ כָּל־נְטִ֥ילֵי כָֽסֶף</w:t>
       </w:r>
     </w:p>
     <w:p>
@@ -8955,7 +8955,7 @@
         <w:rPr>
           <w:lang w:val="ar_AE" w:bidi="ar_AE"/>
         </w:rPr>
-        <w:t>נִדְמָה֙ כָּל־עַ֣ם כְּנַ֔עַן נִכְרְת֖וּ כָּל־נְטִ֥ילֵי כָֽסֶף</w:t>
+        <w:t>נִדְמָה֙ כָּל־עַ֣ם כְּנַ֔עַן נִכְרְת֖וּ כָּל־נְטִ֥ילֵי כָֽסֶף</w:t>
       </w:r>
     </w:p>
     <w:p>
@@ -9077,7 +9077,7 @@
         <w:rPr>
           <w:lang w:val="ar_AE" w:bidi="ar_AE"/>
         </w:rPr>
-        <w:t>עַ֣ם כְּנַ֔עַן</w:t>
+        <w:t>עַ֣ם כְּנַ֔עַן</w:t>
       </w:r>
     </w:p>
     <w:p>
@@ -9481,7 +9481,7 @@
         <w:rPr>
           <w:lang w:val="ar_AE" w:bidi="ar_AE"/>
         </w:rPr>
-        <w:t>בַּ⁠נֵּר֑וֹת</w:t>
+        <w:t>בַּ⁠נֵּר֑וֹת</w:t>
       </w:r>
     </w:p>
     <w:p>
@@ -9629,7 +9629,7 @@
         <w:rPr>
           <w:lang w:val="ar_AE" w:bidi="ar_AE"/>
         </w:rPr>
-        <w:t>וּ⁠פָקַדְתִּ֣י עַל</w:t>
+        <w:t>וּ⁠פָקַדְתִּ֣י עַל</w:t>
       </w:r>
     </w:p>
     <w:p>
@@ -9751,7 +9751,7 @@
         <w:rPr>
           <w:lang w:val="ar_AE" w:bidi="ar_AE"/>
         </w:rPr>
-        <w:t>הָ⁠אֲנָשִׁ֗ים הַ⁠קֹּֽפְאִים֙ עַל־שִׁמְרֵי⁠הֶ֔ם</w:t>
+        <w:t>הָ⁠אֲנָשִׁ֗ים הַ⁠קֹּֽפְאִים֙ עַל־שִׁמְרֵי⁠הֶ֔ם</w:t>
       </w:r>
     </w:p>
     <w:p>
@@ -9886,7 +9886,7 @@
         <w:rPr>
           <w:lang w:val="ar_AE" w:bidi="ar_AE"/>
         </w:rPr>
-        <w:t>הָ⁠אֲנָשִׁ֗ים הַ⁠קֹּֽפְאִים֙ עַל־שִׁמְרֵי⁠הֶ֔ם</w:t>
+        <w:t>הָ⁠אֲנָשִׁ֗ים הַ⁠קֹּֽפְאִים֙ עַל־שִׁמְרֵי⁠הֶ֔ם</w:t>
       </w:r>
     </w:p>
     <w:p>
@@ -10047,7 +10047,7 @@
         <w:rPr>
           <w:lang w:val="ar_AE" w:bidi="ar_AE"/>
         </w:rPr>
-        <w:t>הָ⁠אֹֽמְרִים֙ בִּ⁠לְבָבָ֔⁠ם לֹֽא־יֵיטִ֥יב יְהוָ֖ה וְ⁠לֹ֥א יָרֵֽעַ</w:t>
+        <w:t>הָ⁠אֹֽמְרִים֙ בִּ⁠לְבָבָ֔⁠ם לֹֽא־יֵיטִ֥יב יְהוָ֖ה וְ⁠לֹ֥א יָרֵֽעַ</w:t>
       </w:r>
     </w:p>
     <w:p>
@@ -10169,7 +10169,7 @@
         <w:rPr>
           <w:lang w:val="ar_AE" w:bidi="ar_AE"/>
         </w:rPr>
-        <w:t>הָ⁠אֹֽמְרִים֙ בִּ⁠לְבָבָ֔⁠ם לֹֽא־יֵיטִ֥יב יְהוָ֖ה וְ⁠לֹ֥א יָרֵֽעַ</w:t>
+        <w:t>הָ⁠אֹֽמְרִים֙ בִּ⁠לְבָבָ֔⁠ם לֹֽא־יֵיטִ֥יב יְהוָ֖ה וְ⁠לֹ֥א יָרֵֽעַ</w:t>
       </w:r>
     </w:p>
     <w:p>
@@ -10291,7 +10291,7 @@
         <w:rPr>
           <w:lang w:val="ar_AE" w:bidi="ar_AE"/>
         </w:rPr>
-        <w:t>בִּ⁠לְבָבָ֔⁠ם</w:t>
+        <w:t>בִּ⁠לְבָבָ֔⁠ם</w:t>
       </w:r>
     </w:p>
     <w:p>
@@ -10426,7 +10426,7 @@
         <w:rPr>
           <w:lang w:val="ar_AE" w:bidi="ar_AE"/>
         </w:rPr>
-        <w:t>בִּ⁠לְבָבָ֔⁠ם</w:t>
+        <w:t>בִּ⁠לְבָבָ֔⁠ם</w:t>
       </w:r>
     </w:p>
     <w:p>
@@ -10709,7 +10709,7 @@
         <w:rPr>
           <w:lang w:val="ar_AE" w:bidi="ar_AE"/>
         </w:rPr>
-        <w:t>וְ⁠הָיָ֤ה חֵילָ⁠ם֙ לִ⁠מְשִׁסָּ֔ה וּ⁠בָתֵּי⁠הֶ֖ם לִ⁠שְׁמָמָ֑ה</w:t>
+        <w:t>וְ⁠הָיָ֤ה חֵילָ⁠ם֙ לִ⁠מְשִׁסָּ֔ה וּ⁠בָתֵּי⁠הֶ֖ם לִ⁠שְׁמָמָ֑ה</w:t>
       </w:r>
     </w:p>
     <w:p>
@@ -10831,7 +10831,7 @@
         <w:rPr>
           <w:lang w:val="ar_AE" w:bidi="ar_AE"/>
         </w:rPr>
-        <w:t>וְ⁠הָיָ֤ה חֵילָ⁠ם֙ לִ⁠מְשִׁסָּ֔ה וּ⁠בָתֵּי⁠הֶ֖ם לִ⁠שְׁמָמָ֑ה</w:t>
+        <w:t>וְ⁠הָיָ֤ה חֵילָ⁠ם֙ לִ⁠מְשִׁסָּ֔ה וּ⁠בָתֵּי⁠הֶ֖ם לִ⁠שְׁמָמָ֑ה</w:t>
       </w:r>
     </w:p>
     <w:p>
@@ -11089,7 +11089,7 @@
         <w:rPr>
           <w:lang w:val="ar_AE" w:bidi="ar_AE"/>
         </w:rPr>
-        <w:t>יוֹם־יְהוָה֙ הַ⁠גָּד֔וֹל &amp; י֣וֹם יְהוָ֔ה</w:t>
+        <w:t>יוֹם־יְהוָה֙ הַ⁠גָּד֔וֹל &amp; י֣וֹם יְהוָ֔ה</w:t>
       </w:r>
     </w:p>
     <w:p>
@@ -11225,7 +11225,7 @@
         <w:rPr>
           <w:lang w:val="ar_AE" w:bidi="ar_AE"/>
         </w:rPr>
-        <w:t>יוֹם־יְהוָה֙ הַ⁠גָּד֔וֹל &amp; י֣וֹם יְהוָ֔ה</w:t>
+        <w:t>יוֹם־יְהוָה֙ הַ⁠גָּד֔וֹל &amp; י֣וֹם יְהוָ֔ה</w:t>
       </w:r>
     </w:p>
     <w:p>
@@ -11792,7 +11792,7 @@
         <w:rPr>
           <w:lang w:val="ar_AE" w:bidi="ar_AE"/>
         </w:rPr>
-        <w:t>צֹרֵ֖חַ &amp; גִּבּֽוֹר</w:t>
+        <w:t>צֹרֵ֖חַ &amp; גִּבּֽוֹר</w:t>
       </w:r>
     </w:p>
     <w:p>
@@ -12062,7 +12062,7 @@
         <w:rPr>
           <w:lang w:val="ar_AE" w:bidi="ar_AE"/>
         </w:rPr>
-        <w:t>י֧וֹם צָרָ֣ה וּ⁠מְצוּקָ֗ה י֤וֹם שֹׁאָה֙ וּ⁠מְשׁוֹאָ֔ה י֥וֹם חֹ֨שֶׁךְ֙ וַ⁠אֲפֵלָ֔ה י֥וֹם עָנָ֖ן וַ⁠עֲרָפֶֽל</w:t>
+        <w:t>י֧וֹם צָרָ֣ה וּ⁠מְצוּקָ֗ה י֤וֹם שֹׁאָה֙ וּ⁠מְשׁוֹאָ֔ה י֥וֹם חֹ֨שֶׁךְ֙ וַ⁠אֲפֵלָ֔ה י֥וֹם עָנָ֖ן וַ⁠עֲרָפֶֽל</w:t>
       </w:r>
     </w:p>
     <w:p>
@@ -12184,7 +12184,7 @@
         <w:rPr>
           <w:lang w:val="ar_AE" w:bidi="ar_AE"/>
         </w:rPr>
-        <w:t>י֥וֹם חֹ֨שֶׁךְ֙ וַ⁠אֲפֵלָ֔ה י֥וֹם עָנָ֖ן וַ⁠עֲרָפֶֽל</w:t>
+        <w:t>י֥וֹם חֹ֨שֶׁךְ֙ וַ⁠אֲפֵלָ֔ה י֥וֹם עָנָ֖ן וַ⁠עֲרָפֶֽל</w:t>
       </w:r>
     </w:p>
     <w:p>
@@ -12576,7 +12576,7 @@
         <w:rPr>
           <w:lang w:val="ar_AE" w:bidi="ar_AE"/>
         </w:rPr>
-        <w:t>עַ֚ל הֶ⁠עָרִ֣ים הַ⁠בְּצֻר֔וֹת וְ⁠עַ֖ל הַ⁠פִּנּ֥וֹת הַ⁠גְּבֹהֽוֹת</w:t>
+        <w:t>עַ֚ל הֶ⁠עָרִ֣ים הַ⁠בְּצֻר֔וֹת וְ⁠עַ֖ל הַ⁠פִּנּ֥וֹת הַ⁠גְּבֹהֽוֹת</w:t>
       </w:r>
     </w:p>
     <w:p>
@@ -12737,7 +12737,7 @@
         <w:rPr>
           <w:lang w:val="ar_AE" w:bidi="ar_AE"/>
         </w:rPr>
-        <w:t>עַ֚ל הֶ⁠עָרִ֣ים הַ⁠בְּצֻר֔וֹת וְ⁠עַ֖ל הַ⁠פִּנּ֥וֹת הַ⁠גְּבֹהֽוֹת</w:t>
+        <w:t>עַ֚ל הֶ⁠עָרִ֣ים הַ⁠בְּצֻר֔וֹת וְ⁠עַ֖ל הַ⁠פִּנּ֥וֹת הַ⁠גְּבֹהֽוֹת</w:t>
       </w:r>
     </w:p>
     <w:p>
@@ -13169,7 +13169,7 @@
         <w:rPr>
           <w:lang w:val="ar_AE" w:bidi="ar_AE"/>
         </w:rPr>
-        <w:t>וְ⁠הָֽלְכוּ֙ כַּֽ⁠עִוְרִ֔ים</w:t>
+        <w:t>וְ⁠הָֽלְכוּ֙ כַּֽ⁠עִוְרִ֔ים</w:t>
       </w:r>
     </w:p>
     <w:p>
@@ -13317,7 +13317,7 @@
         <w:rPr>
           <w:lang w:val="ar_AE" w:bidi="ar_AE"/>
         </w:rPr>
-        <w:t>כַּֽ⁠עִוְרִ֔ים</w:t>
+        <w:t>כַּֽ⁠עִוְרִ֔ים</w:t>
       </w:r>
     </w:p>
     <w:p>
@@ -13465,7 +13465,7 @@
         <w:rPr>
           <w:lang w:val="ar_AE" w:bidi="ar_AE"/>
         </w:rPr>
-        <w:t>וְ⁠שֻׁפַּ֤ךְ דָּמָ⁠ם֙ כֶּֽ⁠עָפָ֔ר וּ⁠לְחֻמָ֖⁠ם כַּ⁠גְּלָלִֽים</w:t>
+        <w:t>וְ⁠שֻׁפַּ֤ךְ דָּמָ⁠ם֙ כֶּֽ⁠עָפָ֔ר וּ⁠לְחֻמָ֖⁠ם כַּ⁠גְּלָלִֽים</w:t>
       </w:r>
     </w:p>
     <w:p>
@@ -13587,7 +13587,7 @@
         <w:rPr>
           <w:lang w:val="ar_AE" w:bidi="ar_AE"/>
         </w:rPr>
-        <w:t>וְ⁠שֻׁפַּ֤ךְ דָּמָ⁠ם֙ כֶּֽ⁠עָפָ֔ר וּ⁠לְחֻמָ֖⁠ם כַּ⁠גְּלָלִֽים</w:t>
+        <w:t>וְ⁠שֻׁפַּ֤ךְ דָּמָ⁠ם֙ כֶּֽ⁠עָפָ֔ר וּ⁠לְחֻמָ֖⁠ם כַּ⁠גְּלָלִֽים</w:t>
       </w:r>
     </w:p>
     <w:p>
@@ -13709,7 +13709,7 @@
         <w:rPr>
           <w:lang w:val="ar_AE" w:bidi="ar_AE"/>
         </w:rPr>
-        <w:t>וְ⁠שֻׁפַּ֤ךְ דָּמָ⁠ם֙ כֶּֽ⁠עָפָ֔ר וּ⁠לְחֻמָ֖⁠ם כַּ⁠גְּלָלִֽים</w:t>
+        <w:t>וְ⁠שֻׁפַּ֤ךְ דָּמָ⁠ם֙ כֶּֽ⁠עָפָ֔ר וּ⁠לְחֻמָ֖⁠ם כַּ⁠גְּלָלִֽים</w:t>
       </w:r>
     </w:p>
     <w:p>
@@ -13857,7 +13857,7 @@
         <w:rPr>
           <w:lang w:val="ar_AE" w:bidi="ar_AE"/>
         </w:rPr>
-        <w:t>גַּם־כַּסְפָּ֨⁠ם גַּם־זְהָבָ֜⁠ם לֹֽא־יוּכַ֣ל לְ⁠הַצִּילָ֗⁠ם</w:t>
+        <w:t>גַּם־כַּסְפָּ֨⁠ם גַּם־זְהָבָ֜⁠ם לֹֽא־יוּכַ֣ל לְ⁠הַצִּילָ֗⁠ם</w:t>
       </w:r>
     </w:p>
     <w:p>
@@ -14018,7 +14018,7 @@
         <w:rPr>
           <w:lang w:val="ar_AE" w:bidi="ar_AE"/>
         </w:rPr>
-        <w:t>וּ⁠בְ⁠אֵשׁ֙ קִנְאָת֔⁠וֹ תֵּאָכֵ֖ל כָּל־הָ⁠אָ֑רֶץ</w:t>
+        <w:t>וּ⁠בְ⁠אֵשׁ֙ קִנְאָת֔⁠וֹ תֵּאָכֵ֖ל כָּל־הָ⁠אָ֑רֶץ</w:t>
       </w:r>
     </w:p>
     <w:p>
@@ -14140,7 +14140,7 @@
         <w:rPr>
           <w:lang w:val="ar_AE" w:bidi="ar_AE"/>
         </w:rPr>
-        <w:t>וּ⁠בְ⁠אֵשׁ֙ קִנְאָת֔⁠וֹ תֵּאָכֵ֖ל כָּל־הָ⁠אָ֑רֶץ</w:t>
+        <w:t>וּ⁠בְ⁠אֵשׁ֙ קִנְאָת֔⁠וֹ תֵּאָכֵ֖ל כָּל־הָ⁠אָ֑רֶץ</w:t>
       </w:r>
     </w:p>
     <w:p>
@@ -14288,7 +14288,7 @@
         <w:rPr>
           <w:lang w:val="ar_AE" w:bidi="ar_AE"/>
         </w:rPr>
-        <w:t>וּ⁠בְ⁠אֵשׁ֙ קִנְאָת֔⁠וֹ תֵּאָכֵ֖ל כָּל־הָ⁠אָ֑רֶץ</w:t>
+        <w:t>וּ⁠בְ⁠אֵשׁ֙ קִנְאָת֔⁠וֹ תֵּאָכֵ֖ל כָּל־הָ⁠אָ֑רֶץ</w:t>
       </w:r>
     </w:p>
     <w:p>
@@ -14423,7 +14423,7 @@
         <w:rPr>
           <w:lang w:val="ar_AE" w:bidi="ar_AE"/>
         </w:rPr>
-        <w:t>כָלָ֤ה אַךְ־נִבְהָלָה֙ יַֽעֲשֶׂ֔ה אֵ֥ת כָּל־יֹשְׁבֵ֖י הָ⁠אָֽרֶץ</w:t>
+        <w:t>כָלָ֤ה אַךְ־נִבְהָלָה֙ יַֽעֲשֶׂ֔ה אֵ֥ת כָּל־יֹשְׁבֵ֖י הָ⁠אָֽרֶץ</w:t>
       </w:r>
     </w:p>
     <w:p>
@@ -14558,7 +14558,7 @@
         <w:rPr>
           <w:lang w:val="ar_AE" w:bidi="ar_AE"/>
         </w:rPr>
-        <w:t>אֵ֥ת כָּל־יֹשְׁבֵ֖י הָ⁠אָֽרֶץ</w:t>
+        <w:t>אֵ֥ת כָּל־יֹשְׁבֵ֖י הָ⁠אָֽרֶץ</w:t>
       </w:r>
     </w:p>
     <w:p>
@@ -14854,7 +14854,7 @@
         <w:rPr>
           <w:lang w:val="ar_AE" w:bidi="ar_AE"/>
         </w:rPr>
-        <w:t>הִֽתְקוֹשְׁשׁ֖וּ וָ⁠ק֑וֹשּׁוּ</w:t>
+        <w:t>הִֽתְקוֹשְׁשׁ֖וּ וָ⁠ק֑וֹשּׁוּ</w:t>
       </w:r>
     </w:p>
     <w:p>
@@ -14989,7 +14989,7 @@
         <w:rPr>
           <w:lang w:val="ar_AE" w:bidi="ar_AE"/>
         </w:rPr>
-        <w:t>הִֽתְקוֹשְׁשׁ֖וּ וָ⁠ק֑וֹשּׁוּ</w:t>
+        <w:t>הִֽתְקוֹשְׁשׁ֖וּ וָ⁠ק֑וֹשּׁוּ</w:t>
       </w:r>
     </w:p>
     <w:p>
@@ -15124,7 +15124,7 @@
         <w:rPr>
           <w:lang w:val="ar_AE" w:bidi="ar_AE"/>
         </w:rPr>
-        <w:t>הִֽתְקוֹשְׁשׁ֖וּ</w:t>
+        <w:t>הִֽתְקוֹשְׁשׁ֖וּ</w:t>
       </w:r>
     </w:p>
     <w:p>
@@ -15529,7 +15529,7 @@
         <w:rPr>
           <w:lang w:val="ar_AE" w:bidi="ar_AE"/>
         </w:rPr>
-        <w:t>בְּ⁠טֶ֨רֶם֙ לֶ֣דֶת חֹ֔ק</w:t>
+        <w:t>בְּ⁠טֶ֨רֶם֙ לֶ֣דֶת חֹ֔ק</w:t>
       </w:r>
     </w:p>
     <w:p>
@@ -15690,7 +15690,7 @@
         <w:rPr>
           <w:lang w:val="ar_AE" w:bidi="ar_AE"/>
         </w:rPr>
-        <w:t>בְּ⁠טֶ֨רֶם֙ לֶ֣דֶת חֹ֔ק</w:t>
+        <w:t>בְּ⁠טֶ֨רֶם֙ לֶ֣דֶת חֹ֔ק</w:t>
       </w:r>
     </w:p>
     <w:p>
@@ -15960,7 +15960,7 @@
         <w:rPr>
           <w:lang w:val="ar_AE" w:bidi="ar_AE"/>
         </w:rPr>
-        <w:t>כְּ⁠מֹ֖ץ עָ֣בַר</w:t>
+        <w:t>כְּ⁠מֹ֖ץ עָ֣בַר</w:t>
       </w:r>
     </w:p>
     <w:p>
@@ -16122,7 +16122,7 @@
         <w:rPr>
           <w:lang w:val="ar_AE" w:bidi="ar_AE"/>
         </w:rPr>
-        <w:t>בְּ⁠טֶ֣רֶם ׀ לֹא־יָב֣וֹא עֲלֵי⁠כֶ֗ם חֲרוֹן֙ אַף־יְהוָ֔ה בְּ⁠טֶ֨רֶם֙ לֹא־יָב֣וֹא עֲלֵי⁠כֶ֔ם י֖וֹם אַף־יְהוָֽה</w:t>
+        <w:t>בְּ⁠טֶ֣רֶם ׀ לֹא־יָב֣וֹא עֲלֵי⁠כֶ֗ם חֲרוֹן֙ אַף־יְהוָ֔ה בְּ⁠טֶ֨רֶם֙ לֹא־יָב֣וֹא עֲלֵי⁠כֶ֔ם י֖וֹם אַף־יְהוָֽה</w:t>
       </w:r>
     </w:p>
     <w:p>
@@ -16244,7 +16244,7 @@
         <w:rPr>
           <w:lang w:val="ar_AE" w:bidi="ar_AE"/>
         </w:rPr>
-        <w:t>בְּ⁠טֶ֣רֶם ׀ לֹא־יָב֣וֹא עֲלֵי⁠כֶ֗ם חֲרוֹן֙ אַף־יְהוָ֔ה</w:t>
+        <w:t>בְּ⁠טֶ֣רֶם ׀ לֹא־יָב֣וֹא עֲלֵי⁠כֶ֗ם חֲרוֹן֙ אַף־יְהוָ֔ה</w:t>
       </w:r>
     </w:p>
     <w:p>
@@ -16352,7 +16352,7 @@
         <w:rPr>
           <w:lang w:val="ar_AE" w:bidi="ar_AE"/>
         </w:rPr>
-        <w:t>בְּ⁠טֶ֣רֶם ׀ לֹא־יָב֣וֹא עֲלֵי⁠כֶ֗ם חֲרוֹן֙ אַף־יְהוָ֔ה</w:t>
+        <w:t>בְּ⁠טֶ֣רֶם ׀ לֹא־יָב֣וֹא עֲלֵי⁠כֶ֗ם חֲרוֹן֙ אַף־יְהוָ֔ה</w:t>
       </w:r>
     </w:p>
     <w:p>
@@ -16513,7 +16513,7 @@
         <w:rPr>
           <w:lang w:val="ar_AE" w:bidi="ar_AE"/>
         </w:rPr>
-        <w:t>בְּ⁠טֶ֣רֶם ׀ לֹא־יָב֣וֹא עֲלֵי⁠כֶ֗ם חֲרוֹן֙ אַף־יְהוָ֔ה</w:t>
+        <w:t>בְּ⁠טֶ֣רֶם ׀ לֹא־יָב֣וֹא עֲלֵי⁠כֶ֗ם חֲרוֹן֙ אַף־יְהוָ֔ה</w:t>
       </w:r>
     </w:p>
     <w:p>
@@ -16661,7 +16661,7 @@
         <w:rPr>
           <w:lang w:val="ar_AE" w:bidi="ar_AE"/>
         </w:rPr>
-        <w:t>בְּ⁠טֶ֨רֶם֙ לֹא־יָב֣וֹא עֲלֵי⁠כֶ֔ם י֖וֹם אַף־יְהוָֽה</w:t>
+        <w:t>בְּ⁠טֶ֨רֶם֙ לֹא־יָב֣וֹא עֲלֵי⁠כֶ֔ם י֖וֹם אַף־יְהוָֽה</w:t>
       </w:r>
     </w:p>
     <w:p>
@@ -16796,7 +16796,7 @@
         <w:rPr>
           <w:lang w:val="ar_AE" w:bidi="ar_AE"/>
         </w:rPr>
-        <w:t>בַּקְּשׁ֤וּ אֶת־יְהוָה֙</w:t>
+        <w:t>בַּקְּשׁ֤וּ אֶת־יְהוָה֙</w:t>
       </w:r>
     </w:p>
     <w:p>
@@ -16936,7 +16936,7 @@
         <w:rPr>
           <w:lang w:val="ar_AE" w:bidi="ar_AE"/>
         </w:rPr>
-        <w:t>כָּל־עַנְוֵ֣י הָ⁠אָ֔רֶץ</w:t>
+        <w:t>כָּל־עַנְוֵ֣י הָ⁠אָ֔רֶץ</w:t>
       </w:r>
     </w:p>
     <w:p>
@@ -17071,7 +17071,7 @@
         <w:rPr>
           <w:lang w:val="ar_AE" w:bidi="ar_AE"/>
         </w:rPr>
-        <w:t>כָּל־עַנְוֵ֣י הָ⁠אָ֔רֶץ</w:t>
+        <w:t>כָּל־עַנְוֵ֣י הָ⁠אָ֔רֶץ</w:t>
       </w:r>
     </w:p>
     <w:p>
@@ -17224,7 +17224,7 @@
         <w:rPr>
           <w:lang w:val="ar_AE" w:bidi="ar_AE"/>
         </w:rPr>
-        <w:t>אֲשֶׁ֥ר מִשְׁפָּט֖⁠וֹ פָּעָ֑לוּ</w:t>
+        <w:t>אֲשֶׁ֥ר מִשְׁפָּט֖⁠וֹ פָּעָ֑לוּ</w:t>
       </w:r>
     </w:p>
     <w:p>
@@ -17359,7 +17359,7 @@
         <w:rPr>
           <w:lang w:val="ar_AE" w:bidi="ar_AE"/>
         </w:rPr>
-        <w:t>בַּקְּשׁוּ־צֶ֨דֶק֙ בַּקְּשׁ֣וּ עֲנָוָ֔ה</w:t>
+        <w:t>בַּקְּשׁוּ־צֶ֨דֶק֙ בַּקְּשׁ֣וּ עֲנָוָ֔ה</w:t>
       </w:r>
     </w:p>
     <w:p>
@@ -17525,7 +17525,7 @@
         <w:rPr>
           <w:lang w:val="ar_AE" w:bidi="ar_AE"/>
         </w:rPr>
-        <w:t>בַּקְּשׁוּ־צֶ֨דֶק֙ בַּקְּשׁ֣וּ עֲנָוָ֔ה</w:t>
+        <w:t>בַּקְּשׁוּ־צֶ֨דֶק֙ בַּקְּשׁ֣וּ עֲנָוָ֔ה</w:t>
       </w:r>
     </w:p>
     <w:p>
@@ -17673,7 +17673,7 @@
         <w:rPr>
           <w:lang w:val="ar_AE" w:bidi="ar_AE"/>
         </w:rPr>
-        <w:t>תִּסָּ֣תְר֔וּ</w:t>
+        <w:t>תִּסָּ֣תְר֔וּ</w:t>
       </w:r>
     </w:p>
     <w:p>
@@ -17795,7 +17795,7 @@
         <w:rPr>
           <w:lang w:val="ar_AE" w:bidi="ar_AE"/>
         </w:rPr>
-        <w:t>תִּסָּ֣תְר֔וּ</w:t>
+        <w:t>תִּסָּ֣תְר֔וּ</w:t>
       </w:r>
     </w:p>
     <w:p>
@@ -17943,7 +17943,7 @@
         <w:rPr>
           <w:lang w:val="ar_AE" w:bidi="ar_AE"/>
         </w:rPr>
-        <w:t>בְּ⁠י֖וֹם אַף־יְהוָֽה</w:t>
+        <w:t>בְּ⁠י֖וֹם אַף־יְהוָֽה</w:t>
       </w:r>
     </w:p>
     <w:p>
@@ -18065,7 +18065,7 @@
         <w:rPr>
           <w:lang w:val="ar_AE" w:bidi="ar_AE"/>
         </w:rPr>
-        <w:t>עַזָּה֙ עֲזוּבָ֣ה תִֽהְיֶ֔ה &amp; וְ⁠עֶקְר֖וֹן תֵּעָקֵֽר</w:t>
+        <w:t>עַזָּה֙ עֲזוּבָ֣ה תִֽהְיֶ֔ה &amp; וְ⁠עֶקְר֖וֹן תֵּעָקֵֽר</w:t>
       </w:r>
     </w:p>
     <w:p>
@@ -18187,7 +18187,7 @@
         <w:rPr>
           <w:lang w:val="ar_AE" w:bidi="ar_AE"/>
         </w:rPr>
-        <w:t>עַזָּה֙ עֲזוּבָ֣ה תִֽהְיֶ֔ה</w:t>
+        <w:t>עַזָּה֙ עֲזוּבָ֣ה תִֽהְיֶ֔ה</w:t>
       </w:r>
     </w:p>
     <w:p>
@@ -18309,7 +18309,7 @@
         <w:rPr>
           <w:lang w:val="ar_AE" w:bidi="ar_AE"/>
         </w:rPr>
-        <w:t>וְ⁠אַשְׁקְל֖וֹן לִ⁠שְׁמָמָ֑ה</w:t>
+        <w:t>וְ⁠אַשְׁקְל֖וֹן לִ⁠שְׁמָמָ֑ה</w:t>
       </w:r>
     </w:p>
     <w:p>
@@ -18431,7 +18431,7 @@
         <w:rPr>
           <w:lang w:val="ar_AE" w:bidi="ar_AE"/>
         </w:rPr>
-        <w:t>אַשְׁדּ֗וֹד &amp; יְגָ֣רְשׁ֔וּ⁠הָ</w:t>
+        <w:t>אַשְׁדּ֗וֹד &amp; יְגָ֣רְשׁ֔וּ⁠הָ</w:t>
       </w:r>
     </w:p>
     <w:p>
@@ -18579,7 +18579,7 @@
         <w:rPr>
           <w:lang w:val="ar_AE" w:bidi="ar_AE"/>
         </w:rPr>
-        <w:t>אַשְׁדּ֗וֹד &amp; יְגָ֣רְשׁ֔וּ⁠הָ</w:t>
+        <w:t>אַשְׁדּ֗וֹד &amp; יְגָ֣רְשׁ֔וּ⁠הָ</w:t>
       </w:r>
     </w:p>
     <w:p>
@@ -18701,7 +18701,7 @@
         <w:rPr>
           <w:lang w:val="ar_AE" w:bidi="ar_AE"/>
         </w:rPr>
-        <w:t>בַּֽ⁠צָּהֳרַ֨יִם֙</w:t>
+        <w:t>בַּֽ⁠צָּהֳרַ֨יִם֙</w:t>
       </w:r>
     </w:p>
     <w:p>
@@ -18836,7 +18836,7 @@
         <w:rPr>
           <w:lang w:val="ar_AE" w:bidi="ar_AE"/>
         </w:rPr>
-        <w:t>וְ⁠עֶקְר֖וֹן תֵּעָקֵֽר</w:t>
+        <w:t>וְ⁠עֶקְר֖וֹן תֵּעָקֵֽר</w:t>
       </w:r>
     </w:p>
     <w:p>
@@ -18984,7 +18984,7 @@
         <w:rPr>
           <w:lang w:val="ar_AE" w:bidi="ar_AE"/>
         </w:rPr>
-        <w:t>וְ⁠עֶקְר֖וֹן תֵּעָקֵֽר</w:t>
+        <w:t>וְ⁠עֶקְר֖וֹן תֵּעָקֵֽר</w:t>
       </w:r>
     </w:p>
     <w:p>
@@ -19106,7 +19106,7 @@
         <w:rPr>
           <w:lang w:val="ar_AE" w:bidi="ar_AE"/>
         </w:rPr>
-        <w:t>חֶ֥בֶל הַ⁠יָּ֖ם</w:t>
+        <w:t>חֶ֥בֶל הַ⁠יָּ֖ם</w:t>
       </w:r>
     </w:p>
     <w:p>
@@ -19254,7 +19254,7 @@
         <w:rPr>
           <w:lang w:val="ar_AE" w:bidi="ar_AE"/>
         </w:rPr>
-        <w:t>כְּרֵתִ֑ים</w:t>
+        <w:t>כְּרֵתִ֑ים</w:t>
       </w:r>
     </w:p>
     <w:p>
@@ -19402,7 +19402,7 @@
         <w:rPr>
           <w:lang w:val="ar_AE" w:bidi="ar_AE"/>
         </w:rPr>
-        <w:t>דְּבַר־יְהוָ֣ה עֲלֵי⁠כֶ֗ם</w:t>
+        <w:t>דְּבַר־יְהוָ֣ה עֲלֵי⁠כֶ֗ם</w:t>
       </w:r>
     </w:p>
     <w:p>
@@ -19537,7 +19537,7 @@
         <w:rPr>
           <w:lang w:val="ar_AE" w:bidi="ar_AE"/>
         </w:rPr>
-        <w:t>עֲלֵי⁠כֶ֗ם כְּנַ֨עַן֙ אֶ֣רֶץ פְּלִשְׁתִּ֔ים</w:t>
+        <w:t>עֲלֵי⁠כֶ֗ם כְּנַ֨עַן֙ אֶ֣רֶץ פְּלִשְׁתִּ֔ים</w:t>
       </w:r>
     </w:p>
     <w:p>
@@ -19807,7 +19807,7 @@
         <w:rPr>
           <w:lang w:val="ar_AE" w:bidi="ar_AE"/>
         </w:rPr>
-        <w:t>וְ⁠הַאֲבַדְתִּ֖י⁠ךְ מֵ⁠אֵ֥ין יוֹשֵֽׁב</w:t>
+        <w:t>וְ⁠הַאֲבַדְתִּ֖י⁠ךְ מֵ⁠אֵ֥ין יוֹשֵֽׁב</w:t>
       </w:r>
     </w:p>
     <w:p>
@@ -19929,7 +19929,7 @@
         <w:rPr>
           <w:lang w:val="ar_AE" w:bidi="ar_AE"/>
         </w:rPr>
-        <w:t>וְ⁠הַאֲבַדְתִּ֖י⁠ךְ מֵ⁠אֵ֥ין יוֹשֵֽׁב</w:t>
+        <w:t>וְ⁠הַאֲבַדְתִּ֖י⁠ךְ מֵ⁠אֵ֥ין יוֹשֵֽׁב</w:t>
       </w:r>
     </w:p>
     <w:p>
@@ -20064,7 +20064,7 @@
         <w:rPr>
           <w:lang w:val="ar_AE" w:bidi="ar_AE"/>
         </w:rPr>
-        <w:t>חֶ֣בֶל הַ⁠יָּ֗ם</w:t>
+        <w:t>חֶ֣בֶל הַ⁠יָּ֗ם</w:t>
       </w:r>
     </w:p>
     <w:p>
@@ -20186,7 +20186,7 @@
         <w:rPr>
           <w:lang w:val="ar_AE" w:bidi="ar_AE"/>
         </w:rPr>
-        <w:t>נְוֺ֛ת כְּרֹ֥ת רֹעִ֖ים וְ⁠גִדְר֥וֹת צֹֽאן</w:t>
+        <w:t>נְוֺ֛ת כְּרֹ֥ת רֹעִ֖ים וְ⁠גִדְר֥וֹת צֹֽאן</w:t>
       </w:r>
     </w:p>
     <w:p>
@@ -20334,7 +20334,7 @@
         <w:rPr>
           <w:lang w:val="ar_AE" w:bidi="ar_AE"/>
         </w:rPr>
-        <w:t>בֵּ֥ית יְהוּדָ֖ה</w:t>
+        <w:t>בֵּ֥ית יְהוּדָ֖ה</w:t>
       </w:r>
     </w:p>
     <w:p>
@@ -20469,7 +20469,7 @@
         <w:rPr>
           <w:lang w:val="ar_AE" w:bidi="ar_AE"/>
         </w:rPr>
-        <w:t>בְּ⁠בָתֵּ֣י אַשְׁקְל֗וֹן בָּ⁠עֶ֨רֶב֙ יִרְבָּצ֔וּ⁠ן</w:t>
+        <w:t>בְּ⁠בָתֵּ֣י אַשְׁקְל֗וֹן בָּ⁠עֶ֨רֶב֙ יִרְבָּצ֔וּ⁠ן</w:t>
       </w:r>
     </w:p>
     <w:p>
@@ -20780,7 +20780,7 @@
         <w:rPr>
           <w:lang w:val="ar_AE" w:bidi="ar_AE"/>
         </w:rPr>
-        <w:t>שָׁמַ֨עְתִּי֙ חֶרְפַּ֣ת</w:t>
+        <w:t>שָׁמַ֨עְתִּי֙ חֶרְפַּ֣ת</w:t>
       </w:r>
     </w:p>
     <w:p>
@@ -21098,7 +21098,7 @@
         <w:rPr>
           <w:lang w:val="ar_AE" w:bidi="ar_AE"/>
         </w:rPr>
-        <w:t>בְּנֵ֣י עַמּ֑וֹן</w:t>
+        <w:t>בְּנֵ֣י עַמּ֑וֹן</w:t>
       </w:r>
     </w:p>
     <w:p>
@@ -21259,7 +21259,7 @@
         <w:rPr>
           <w:lang w:val="ar_AE" w:bidi="ar_AE"/>
         </w:rPr>
-        <w:t>וַ⁠יַּגְדִּ֖ילוּ עַל־גְּבוּלָֽ⁠ם</w:t>
+        <w:t>וַ⁠יַּגְדִּ֖ילוּ עַל־גְּבוּלָֽ⁠ם</w:t>
       </w:r>
     </w:p>
     <w:p>
@@ -21381,7 +21381,7 @@
         <w:rPr>
           <w:lang w:val="ar_AE" w:bidi="ar_AE"/>
         </w:rPr>
-        <w:t>לָ⁠כֵ֣ן חַי־אָ֡נִי &amp; כִּֽי</w:t>
+        <w:t>לָ⁠כֵ֣ן חַי־אָ֡נִי &amp; כִּֽי</w:t>
       </w:r>
     </w:p>
     <w:p>
@@ -21529,7 +21529,7 @@
         <w:rPr>
           <w:lang w:val="ar_AE" w:bidi="ar_AE"/>
         </w:rPr>
-        <w:t>נְאֻם֩ יְהוָ֨ה צְבָא֜וֹת אֱלֹהֵ֣י יִשְׂרָאֵ֗ל</w:t>
+        <w:t>נְאֻם֩ יְהוָ֨ה צְבָא֜וֹת אֱלֹהֵ֣י יִשְׂרָאֵ֗ל</w:t>
       </w:r>
     </w:p>
     <w:p>
@@ -21786,7 +21786,7 @@
         <w:rPr>
           <w:lang w:val="ar_AE" w:bidi="ar_AE"/>
         </w:rPr>
-        <w:t>מוֹאָ֞ב כִּ⁠סְדֹ֤ם תִּֽהְיֶה֙ וּ⁠בְנֵ֤י עַמּוֹן֙ כַּֽ⁠עֲמֹרָ֔ה</w:t>
+        <w:t>מוֹאָ֞ב כִּ⁠סְדֹ֤ם תִּֽהְיֶה֙ וּ⁠בְנֵ֤י עַמּוֹן֙ כַּֽ⁠עֲמֹרָ֔ה</w:t>
       </w:r>
     </w:p>
     <w:p>
@@ -21978,7 +21978,7 @@
         <w:rPr>
           <w:lang w:val="ar_AE" w:bidi="ar_AE"/>
         </w:rPr>
-        <w:t>מִמְשַׁ֥ק חָר֛וּל וּ⁠מִכְרֵה־מֶ֥לַח וּ⁠שְׁמָמָ֖ה עַד־עוֹלָ֑ם</w:t>
+        <w:t>מִמְשַׁ֥ק חָר֛וּל וּ⁠מִכְרֵה־מֶ֥לַח וּ⁠שְׁמָמָ֖ה עַד־עוֹלָ֑ם</w:t>
       </w:r>
     </w:p>
     <w:p>
@@ -22100,7 +22100,7 @@
         <w:rPr>
           <w:lang w:val="ar_AE" w:bidi="ar_AE"/>
         </w:rPr>
-        <w:t>מִמְשַׁ֥ק חָר֛וּל וּ⁠מִכְרֵה־מֶ֥לַח וּ⁠שְׁמָמָ֖ה עַד־עוֹלָ֑ם</w:t>
+        <w:t>מִמְשַׁ֥ק חָר֛וּל וּ⁠מִכְרֵה־מֶ֥לַח וּ⁠שְׁמָמָ֖ה עַד־עוֹלָ֑ם</w:t>
       </w:r>
     </w:p>
     <w:p>
@@ -22248,7 +22248,7 @@
         <w:rPr>
           <w:lang w:val="ar_AE" w:bidi="ar_AE"/>
         </w:rPr>
-        <w:t>מִמְשַׁ֥ק חָר֛וּל וּ⁠מִכְרֵה־מֶ֥לַח וּ⁠שְׁמָמָ֖ה עַד־עוֹלָ֑ם</w:t>
+        <w:t>מִמְשַׁ֥ק חָר֛וּל וּ⁠מִכְרֵה־מֶ֥לַח וּ⁠שְׁמָמָ֖ה עַד־עוֹלָ֑ם</w:t>
       </w:r>
     </w:p>
     <w:p>
@@ -22370,7 +22370,7 @@
         <w:rPr>
           <w:lang w:val="ar_AE" w:bidi="ar_AE"/>
         </w:rPr>
-        <w:t>שְׁאֵרִ֤ית עַמִּ⁠י֙ יְבָזּ֔וּ⁠ם וְ⁠יֶ֥תֶר גּוֹיִ֖י יִנְחָלֽוּ⁠ם</w:t>
+        <w:t>שְׁאֵרִ֤ית עַמִּ⁠י֙ יְבָזּ֔וּ⁠ם וְ⁠יֶ֥תֶר גּוֹיִ֖י יִנְחָלֽוּ⁠ם</w:t>
       </w:r>
     </w:p>
     <w:p>
@@ -22505,7 +22505,7 @@
         <w:rPr>
           <w:lang w:val="ar_AE" w:bidi="ar_AE"/>
         </w:rPr>
-        <w:t>זֹ֥את לָ⁠הֶ֖ם תַּ֣חַת גְּאוֹנָ֑⁠ם כִּ֤י חֵֽרְפוּ֙ וַ⁠יַּגְדִּ֔לוּ עַל־עַ֖ם יְהוָ֥ה צְבָאֽוֹת</w:t>
+        <w:t>זֹ֥את לָ⁠הֶ֖ם תַּ֣חַת גְּאוֹנָ֑⁠ם כִּ֤י חֵֽרְפוּ֙ וַ⁠יַּגְדִּ֔לוּ עַל־עַ֖ם יְהוָ֥ה צְבָאֽוֹת</w:t>
       </w:r>
     </w:p>
     <w:p>
@@ -22627,7 +22627,7 @@
         <w:rPr>
           <w:lang w:val="ar_AE" w:bidi="ar_AE"/>
         </w:rPr>
-        <w:t>זֹ֥את לָ⁠הֶ֖ם תַּ֣חַת גְּאוֹנָ֑⁠ם</w:t>
+        <w:t>זֹ֥את לָ⁠הֶ֖ם תַּ֣חַת גְּאוֹנָ֑⁠ם</w:t>
       </w:r>
     </w:p>
     <w:p>
@@ -22762,7 +22762,7 @@
         <w:rPr>
           <w:lang w:val="ar_AE" w:bidi="ar_AE"/>
         </w:rPr>
-        <w:t>וַ⁠יַּגְדִּ֔לוּ עַל</w:t>
+        <w:t>וַ⁠יַּגְדִּ֔לוּ עַל</w:t>
       </w:r>
     </w:p>
     <w:p>
@@ -23024,7 +23024,7 @@
         <w:rPr>
           <w:lang w:val="ar_AE" w:bidi="ar_AE"/>
         </w:rPr>
-        <w:t>רָזָ֔ה אֵ֖ת כָּל־אֱלֹהֵ֣י הָ⁠אָ֑רֶץ</w:t>
+        <w:t>רָזָ֔ה אֵ֖ת כָּל־אֱלֹהֵ֣י הָ⁠אָ֑רֶץ</w:t>
       </w:r>
     </w:p>
     <w:p>
@@ -23159,7 +23159,7 @@
         <w:rPr>
           <w:lang w:val="ar_AE" w:bidi="ar_AE"/>
         </w:rPr>
-        <w:t>וְ⁠יִשְׁתַּֽחֲווּ־ל⁠וֹ֙ &amp; כֹּ֖ל אִיֵּ֥י הַ⁠גּוֹיִֽם</w:t>
+        <w:t>וְ⁠יִשְׁתַּֽחֲווּ־ל⁠וֹ֙ &amp; כֹּ֖ל אִיֵּ֥י הַ⁠גּוֹיִֽם</w:t>
       </w:r>
     </w:p>
     <w:p>
@@ -23320,7 +23320,7 @@
         <w:rPr>
           <w:lang w:val="ar_AE" w:bidi="ar_AE"/>
         </w:rPr>
-        <w:t>וְ⁠יִשְׁתַּֽחֲווּ־ל⁠וֹ֙ &amp; כֹּ֖ל אִיֵּ֥י הַ⁠גּוֹיִֽם</w:t>
+        <w:t>וְ⁠יִשְׁתַּֽחֲווּ־ל⁠וֹ֙ &amp; כֹּ֖ל אִיֵּ֥י הַ⁠גּוֹיִֽם</w:t>
       </w:r>
     </w:p>
     <w:p>
@@ -23468,7 +23468,7 @@
         <w:rPr>
           <w:lang w:val="ar_AE" w:bidi="ar_AE"/>
         </w:rPr>
-        <w:t>אִ֣ישׁ מִ⁠מְּקוֹמ֔⁠וֹ</w:t>
+        <w:t>אִ֣ישׁ מִ⁠מְּקוֹמ֔⁠וֹ</w:t>
       </w:r>
     </w:p>
     <w:p>
@@ -23603,7 +23603,7 @@
         <w:rPr>
           <w:lang w:val="ar_AE" w:bidi="ar_AE"/>
         </w:rPr>
-        <w:t>גַּם־אַתֶּ֣ם כּוּשִׁ֔ים</w:t>
+        <w:t>גַּם־אַתֶּ֣ם כּוּשִׁ֔ים</w:t>
       </w:r>
     </w:p>
     <w:p>
@@ -23725,7 +23725,7 @@
         <w:rPr>
           <w:lang w:val="ar_AE" w:bidi="ar_AE"/>
         </w:rPr>
-        <w:t>חַֽלְלֵ֥י חַרְבִּ֖⁠י הֵֽמָּה</w:t>
+        <w:t>חַֽלְלֵ֥י חַרְבִּ֖⁠י הֵֽמָּה</w:t>
       </w:r>
     </w:p>
     <w:p>
@@ -23847,7 +23847,7 @@
         <w:rPr>
           <w:lang w:val="ar_AE" w:bidi="ar_AE"/>
         </w:rPr>
-        <w:t>חַֽלְלֵ֥י חַרְבִּ֖⁠י הֵֽמָּה</w:t>
+        <w:t>חַֽלְלֵ֥י חַרְבִּ֖⁠י הֵֽמָּה</w:t>
       </w:r>
     </w:p>
     <w:p>
@@ -23969,7 +23969,7 @@
         <w:rPr>
           <w:lang w:val="ar_AE" w:bidi="ar_AE"/>
         </w:rPr>
-        <w:t>חַֽלְלֵ֥י חַרְבִּ֖⁠י הֵֽמָּה</w:t>
+        <w:t>חַֽלְלֵ֥י חַרְבִּ֖⁠י הֵֽמָּה</w:t>
       </w:r>
     </w:p>
     <w:p>
@@ -24104,7 +24104,7 @@
         <w:rPr>
           <w:lang w:val="ar_AE" w:bidi="ar_AE"/>
         </w:rPr>
-        <w:t>וְ⁠יֵ֤ט יָד⁠וֹ֙ עַל־צָפ֔וֹן וִֽ⁠יאַבֵּ֖ד אֶת־אַשּׁ֑וּר</w:t>
+        <w:t>וְ⁠יֵ֤ט יָד⁠וֹ֙ עַל־צָפ֔וֹן וִֽ⁠יאַבֵּ֖ד אֶת־אַשּׁ֑וּר</w:t>
       </w:r>
     </w:p>
     <w:p>
@@ -24674,7 +24674,7 @@
         <w:rPr>
           <w:lang w:val="ar_AE" w:bidi="ar_AE"/>
         </w:rPr>
-        <w:t>כָּל־חַיְת⁠וֹ־ג֔וֹי</w:t>
+        <w:t>כָּל־חַיְת⁠וֹ־ג֔וֹי</w:t>
       </w:r>
     </w:p>
     <w:p>
@@ -24822,7 +24822,7 @@
         <w:rPr>
           <w:lang w:val="ar_AE" w:bidi="ar_AE"/>
         </w:rPr>
-        <w:t>גַּם־קָאַת֙ גַּם־קִפֹּ֔ד</w:t>
+        <w:t>גַּם־קָאַת֙ גַּם־קִפֹּ֔ד</w:t>
       </w:r>
     </w:p>
     <w:p>
@@ -24970,7 +24970,7 @@
         <w:rPr>
           <w:lang w:val="ar_AE" w:bidi="ar_AE"/>
         </w:rPr>
-        <w:t>בְּ⁠כַפְתֹּרֶ֖י⁠הָ יָלִ֑ינוּ</w:t>
+        <w:t>בְּ⁠כַפְתֹּרֶ֖י⁠הָ יָלִ֑ינוּ</w:t>
       </w:r>
     </w:p>
     <w:p>
@@ -25105,7 +25105,7 @@
         <w:rPr>
           <w:lang w:val="ar_AE" w:bidi="ar_AE"/>
         </w:rPr>
-        <w:t>ק֠וֹל יְשׁוֹרֵ֤ר בַּֽ⁠חַלּוֹן֙ חֹ֣רֶב בַּ⁠סַּ֔ף כִּ֥י אַרְזָ֖ה עֵרָֽה</w:t>
+        <w:t>ק֠וֹל יְשׁוֹרֵ֤ר בַּֽ⁠חַלּוֹן֙ חֹ֣רֶב בַּ⁠סַּ֔ף כִּ֥י אַרְזָ֖ה עֵרָֽה</w:t>
       </w:r>
     </w:p>
     <w:p>
@@ -25247,7 +25247,7 @@
         <w:rPr>
           <w:lang w:val="ar_AE" w:bidi="ar_AE"/>
         </w:rPr>
-        <w:t>ק֠וֹל יְשׁוֹרֵ֤ר בַּֽ⁠חַלּוֹן֙</w:t>
+        <w:t>ק֠וֹל יְשׁוֹרֵ֤ר בַּֽ⁠חַלּוֹן֙</w:t>
       </w:r>
     </w:p>
     <w:p>
@@ -25395,7 +25395,7 @@
         <w:rPr>
           <w:lang w:val="ar_AE" w:bidi="ar_AE"/>
         </w:rPr>
-        <w:t>חֹ֣רֶב בַּ⁠סַּ֔ף</w:t>
+        <w:t>חֹ֣רֶב בַּ⁠סַּ֔ף</w:t>
       </w:r>
     </w:p>
     <w:p>
@@ -25530,7 +25530,7 @@
         <w:rPr>
           <w:lang w:val="ar_AE" w:bidi="ar_AE"/>
         </w:rPr>
-        <w:t>זֹ֞֠את הָ⁠עִ֤יר הָ⁠עַלִּיזָה֙ הַ⁠יּוֹשֶׁ֣בֶת לָ⁠בֶ֔טַח הָ⁠אֹֽמְרָה֙ בִּ⁠לְבָבָ֔⁠הּ אֲנִ֖י וְ⁠אַפְסִ֣⁠י ע֑וֹד</w:t>
+        <w:t>זֹ֞֠את הָ⁠עִ֤יר הָ⁠עַלִּיזָה֙ הַ⁠יּוֹשֶׁ֣בֶת לָ⁠בֶ֔טַח הָ⁠אֹֽמְרָה֙ בִּ⁠לְבָבָ֔⁠הּ אֲנִ֖י וְ⁠אַפְסִ֣⁠י ע֑וֹד</w:t>
       </w:r>
     </w:p>
     <w:p>
@@ -25678,7 +25678,7 @@
         <w:rPr>
           <w:lang w:val="ar_AE" w:bidi="ar_AE"/>
         </w:rPr>
-        <w:t>הָ⁠אֹֽמְרָה֙ בִּ⁠לְבָבָ֔⁠הּ אֲנִ֖י וְ⁠אַפְסִ֣⁠י ע֑וֹד</w:t>
+        <w:t>הָ⁠אֹֽמְרָה֙ בִּ⁠לְבָבָ֔⁠הּ אֲנִ֖י וְ⁠אַפְסִ֣⁠י ע֑וֹד</w:t>
       </w:r>
     </w:p>
     <w:p>
@@ -25813,7 +25813,7 @@
         <w:rPr>
           <w:lang w:val="ar_AE" w:bidi="ar_AE"/>
         </w:rPr>
-        <w:t>הָ⁠אֹֽמְרָה֙ בִּ⁠לְבָבָ֔⁠הּ אֲנִ֖י וְ⁠אַפְסִ֣⁠י ע֑וֹד</w:t>
+        <w:t>הָ⁠אֹֽמְרָה֙ בִּ⁠לְבָבָ֔⁠הּ אֲנִ֖י וְ⁠אַפְסִ֣⁠י ע֑וֹד</w:t>
       </w:r>
     </w:p>
     <w:p>
@@ -25935,7 +25935,7 @@
         <w:rPr>
           <w:lang w:val="ar_AE" w:bidi="ar_AE"/>
         </w:rPr>
-        <w:t>הָ⁠אֹֽמְרָה֙ בִּ⁠לְבָבָ֔⁠הּ אֲנִ֖י וְ⁠אַפְסִ֣⁠י ע֑וֹד</w:t>
+        <w:t>הָ⁠אֹֽמְרָה֙ בִּ⁠לְבָבָ֔⁠הּ אֲנִ֖י וְ⁠אַפְסִ֣⁠י ע֑וֹד</w:t>
       </w:r>
     </w:p>
     <w:p>
@@ -26057,7 +26057,7 @@
         <w:rPr>
           <w:lang w:val="ar_AE" w:bidi="ar_AE"/>
         </w:rPr>
-        <w:t>אֵ֣יךְ ׀ הָיְתָ֣ה לְ⁠שַׁמָּ֗ה</w:t>
+        <w:t>אֵ֣יךְ ׀ הָיְתָ֣ה לְ⁠שַׁמָּ֗ה</w:t>
       </w:r>
     </w:p>
     <w:p>
@@ -26179,7 +26179,7 @@
         <w:rPr>
           <w:lang w:val="ar_AE" w:bidi="ar_AE"/>
         </w:rPr>
-        <w:t>מַרְבֵּץ֙ לַֽ⁠חַיָּ֔ה</w:t>
+        <w:t>מַרְבֵּץ֙ לַֽ⁠חַיָּ֔ה</w:t>
       </w:r>
     </w:p>
     <w:p>
@@ -26314,7 +26314,7 @@
         <w:rPr>
           <w:lang w:val="ar_AE" w:bidi="ar_AE"/>
         </w:rPr>
-        <w:t>כֹּ֚ל עוֹבֵ֣ר עָלֶ֔י⁠הָ יִשְׁרֹ֖ק יָנִ֥יעַ יָדֽ⁠וֹ</w:t>
+        <w:t>כֹּ֚ל עוֹבֵ֣ר עָלֶ֔י⁠הָ יִשְׁרֹ֖ק יָנִ֥יעַ יָדֽ⁠וֹ</w:t>
       </w:r>
     </w:p>
     <w:p>
@@ -27015,7 +27015,7 @@
         <w:rPr>
           <w:lang w:val="ar_AE" w:bidi="ar_AE"/>
         </w:rPr>
-        <w:t>לֹ֤א שָֽׁמְעָה֙ בְּ⁠ק֔וֹל</w:t>
+        <w:t>לֹ֤א שָֽׁמְעָה֙ בְּ⁠ק֔וֹל</w:t>
       </w:r>
     </w:p>
     <w:p>
@@ -27150,7 +27150,7 @@
         <w:rPr>
           <w:lang w:val="ar_AE" w:bidi="ar_AE"/>
         </w:rPr>
-        <w:t>לֹ֤א שָֽׁמְעָה֙ בְּ⁠ק֔וֹל</w:t>
+        <w:t>לֹ֤א שָֽׁמְעָה֙ בְּ⁠ק֔וֹל</w:t>
       </w:r>
     </w:p>
     <w:p>
@@ -27433,7 +27433,7 @@
         <w:rPr>
           <w:lang w:val="ar_AE" w:bidi="ar_AE"/>
         </w:rPr>
-        <w:t>שָׂרֶ֣י⁠הָ</w:t>
+        <w:t>שָׂרֶ֣י⁠הָ</w:t>
       </w:r>
     </w:p>
     <w:p>
@@ -27585,7 +27585,7 @@
         <w:rPr>
           <w:lang w:val="ar_AE" w:bidi="ar_AE"/>
         </w:rPr>
-        <w:t>בְ⁠קִרְבָּ֔⁠הּ אֲרָי֖וֹת שֹֽׁאֲגִ֑ים</w:t>
+        <w:t>בְ⁠קִרְבָּ֔⁠הּ אֲרָי֖וֹת שֹֽׁאֲגִ֑ים</w:t>
       </w:r>
     </w:p>
     <w:p>
@@ -27894,7 +27894,7 @@
         <w:rPr>
           <w:lang w:val="ar_AE" w:bidi="ar_AE"/>
         </w:rPr>
-        <w:t>לֹ֥א גָרְמ֖וּ לַ⁠בֹּֽקֶר</w:t>
+        <w:t>לֹ֥א גָרְמ֖וּ לַ⁠בֹּֽקֶר</w:t>
       </w:r>
     </w:p>
     <w:p>
@@ -28042,7 +28042,7 @@
         <w:rPr>
           <w:lang w:val="ar_AE" w:bidi="ar_AE"/>
         </w:rPr>
-        <w:t>פֹּֽחֲזִ֔ים</w:t>
+        <w:t>פֹּֽחֲזִ֔ים</w:t>
       </w:r>
     </w:p>
     <w:p>
@@ -28190,7 +28190,7 @@
         <w:rPr>
           <w:lang w:val="ar_AE" w:bidi="ar_AE"/>
         </w:rPr>
-        <w:t>אַנְשֵׁ֖י בֹּֽגְד֑וֹת</w:t>
+        <w:t>אַנְשֵׁ֖י בֹּֽגְד֑וֹת</w:t>
       </w:r>
     </w:p>
     <w:p>
@@ -28338,7 +28338,7 @@
         <w:rPr>
           <w:lang w:val="ar_AE" w:bidi="ar_AE"/>
         </w:rPr>
-        <w:t>אַנְשֵׁ֖י בֹּֽגְד֑וֹת</w:t>
+        <w:t>אַנְשֵׁ֖י בֹּֽגְד֑וֹת</w:t>
       </w:r>
     </w:p>
     <w:p>
@@ -28486,7 +28486,7 @@
         <w:rPr>
           <w:lang w:val="ar_AE" w:bidi="ar_AE"/>
         </w:rPr>
-        <w:t>חִלְּלוּ־קֹ֔דֶשׁ</w:t>
+        <w:t>חִלְּלוּ־קֹ֔דֶשׁ</w:t>
       </w:r>
     </w:p>
     <w:p>
@@ -28634,7 +28634,7 @@
         <w:rPr>
           <w:lang w:val="ar_AE" w:bidi="ar_AE"/>
         </w:rPr>
-        <w:t>לֹ֥א יַעֲשֶׂ֖ה עַוְלָ֑ה</w:t>
+        <w:t>לֹ֥א יַעֲשֶׂ֖ה עַוְלָ֑ה</w:t>
       </w:r>
     </w:p>
     <w:p>
@@ -28782,7 +28782,7 @@
         <w:rPr>
           <w:lang w:val="ar_AE" w:bidi="ar_AE"/>
         </w:rPr>
-        <w:t>בַּ⁠בֹּ֨קֶר בַּ⁠בֹּ֜קֶר מִשְׁפָּט֨⁠וֹ יִתֵּ֤ן לָ⁠אוֹר֙ לֹ֣א נֶעְדָּ֔ר</w:t>
+        <w:t>בַּ⁠בֹּ֨קֶר בַּ⁠בֹּ֜קֶר מִשְׁפָּט֨⁠וֹ יִתֵּ֤ן לָ⁠אוֹר֙ לֹ֣א נֶעְדָּ֔ר</w:t>
       </w:r>
     </w:p>
     <w:p>
@@ -28943,7 +28943,7 @@
         <w:rPr>
           <w:lang w:val="ar_AE" w:bidi="ar_AE"/>
         </w:rPr>
-        <w:t>בַּ⁠בֹּ֨קֶר בַּ⁠בֹּ֜קֶר</w:t>
+        <w:t>בַּ⁠בֹּ֨קֶר בַּ⁠בֹּ֜קֶר</w:t>
       </w:r>
     </w:p>
     <w:p>
@@ -29078,7 +29078,7 @@
         <w:rPr>
           <w:lang w:val="ar_AE" w:bidi="ar_AE"/>
         </w:rPr>
-        <w:t>בַּ⁠בֹּ֨קֶר בַּ⁠בֹּ֜קֶר</w:t>
+        <w:t>בַּ⁠בֹּ֨קֶר בַּ⁠בֹּ֜קֶר</w:t>
       </w:r>
     </w:p>
     <w:p>
@@ -29213,7 +29213,7 @@
         <w:rPr>
           <w:lang w:val="ar_AE" w:bidi="ar_AE"/>
         </w:rPr>
-        <w:t>מִשְׁפָּט֨⁠וֹ יִתֵּ֤ן</w:t>
+        <w:t>מִשְׁפָּט֨⁠וֹ יִתֵּ֤ן</w:t>
       </w:r>
     </w:p>
     <w:p>
@@ -29348,7 +29348,7 @@
         <w:rPr>
           <w:lang w:val="ar_AE" w:bidi="ar_AE"/>
         </w:rPr>
-        <w:t>לֹ֣א נֶעְדָּ֔ר</w:t>
+        <w:t>לֹ֣א נֶעְדָּ֔ר</w:t>
       </w:r>
     </w:p>
     <w:p>
@@ -29456,7 +29456,7 @@
         <w:rPr>
           <w:lang w:val="ar_AE" w:bidi="ar_AE"/>
         </w:rPr>
-        <w:t>לֹ֣א נֶעְדָּ֔ר</w:t>
+        <w:t>לֹ֣א נֶעְדָּ֔ר</w:t>
       </w:r>
     </w:p>
     <w:p>
@@ -29604,7 +29604,7 @@
         <w:rPr>
           <w:lang w:val="ar_AE" w:bidi="ar_AE"/>
         </w:rPr>
-        <w:t>וְ⁠לֹֽא־יוֹדֵ֥עַ עַוָּ֖ל בֹּֽשֶׁת</w:t>
+        <w:t>וְ⁠לֹֽא־יוֹדֵ֥עַ עַוָּ֖ל בֹּֽשֶׁת</w:t>
       </w:r>
     </w:p>
     <w:p>
@@ -29739,7 +29739,7 @@
         <w:rPr>
           <w:lang w:val="ar_AE" w:bidi="ar_AE"/>
         </w:rPr>
-        <w:t>וְ⁠לֹֽא־יוֹדֵ֥עַ עַוָּ֖ל בֹּֽשֶׁת</w:t>
+        <w:t>וְ⁠לֹֽא־יוֹדֵ֥עַ עַוָּ֖ל בֹּֽשֶׁת</w:t>
       </w:r>
     </w:p>
     <w:p>
@@ -29874,7 +29874,7 @@
         <w:rPr>
           <w:lang w:val="ar_AE" w:bidi="ar_AE"/>
         </w:rPr>
-        <w:t>הִכְרַ֣תִּי גוֹיִ֗ם נָשַׁ֨מּוּ֙ פִּנּוֹתָ֔⁠ם הֶחֱרַ֥בְתִּי חֽוּצוֹתָ֖⁠ם</w:t>
+        <w:t>הִכְרַ֣תִּי גוֹיִ֗ם נָשַׁ֨מּוּ֙ פִּנּוֹתָ֔⁠ם הֶחֱרַ֥בְתִּי חֽוּצוֹתָ֖⁠ם</w:t>
       </w:r>
     </w:p>
     <w:p>
@@ -29996,7 +29996,7 @@
         <w:rPr>
           <w:lang w:val="ar_AE" w:bidi="ar_AE"/>
         </w:rPr>
-        <w:t>הִכְרַ֣תִּי גוֹיִ֗ם נָשַׁ֨מּוּ֙ פִּנּוֹתָ֔⁠ם הֶחֱרַ֥בְתִּי חֽוּצוֹתָ֖⁠ם</w:t>
+        <w:t>הִכְרַ֣תִּי גוֹיִ֗ם נָשַׁ֨מּוּ֙ פִּנּוֹתָ֔⁠ם הֶחֱרַ֥בְתִּי חֽוּצוֹתָ֖⁠ם</w:t>
       </w:r>
     </w:p>
     <w:p>
@@ -30118,7 +30118,7 @@
         <w:rPr>
           <w:lang w:val="ar_AE" w:bidi="ar_AE"/>
         </w:rPr>
-        <w:t>הִכְרַ֣תִּי</w:t>
+        <w:t>הִכְרַ֣תִּי</w:t>
       </w:r>
     </w:p>
     <w:p>
@@ -30270,7 +30270,7 @@
         <w:rPr>
           <w:lang w:val="ar_AE" w:bidi="ar_AE"/>
         </w:rPr>
-        <w:t>נָשַׁ֨מּוּ֙ פִּנּוֹתָ֔⁠ם</w:t>
+        <w:t>נָשַׁ֨מּוּ֙ פִּנּוֹתָ֔⁠ם</w:t>
       </w:r>
     </w:p>
     <w:p>
@@ -30378,7 +30378,7 @@
         <w:rPr>
           <w:lang w:val="ar_AE" w:bidi="ar_AE"/>
         </w:rPr>
-        <w:t>פִּנּוֹתָ֔⁠ם</w:t>
+        <w:t>פִּנּוֹתָ֔⁠ם</w:t>
       </w:r>
     </w:p>
     <w:p>
@@ -30653,7 +30653,7 @@
         <w:rPr>
           <w:lang w:val="ar_AE" w:bidi="ar_AE"/>
         </w:rPr>
-        <w:t>מִ⁠בְּלִי־אִ֖ישׁ מֵ⁠אֵ֥ין יוֹשֵֽׁב</w:t>
+        <w:t>מִ⁠בְּלִי־אִ֖ישׁ מֵ⁠אֵ֥ין יוֹשֵֽׁב</w:t>
       </w:r>
     </w:p>
     <w:p>
@@ -30775,7 +30775,7 @@
         <w:rPr>
           <w:lang w:val="ar_AE" w:bidi="ar_AE"/>
         </w:rPr>
-        <w:t>אָמַ֜רְתִּי אַךְ־תִּירְאִ֤י אוֹתִ⁠י֙ תִּקְחִ֣י מוּסָ֔ר וְ⁠לֹֽא־יִכָּרֵ֣ת מְעוֹנָ֔⁠הּ כֹּ֥ל אֲשֶׁר־פָּקַ֖דְתִּי עָלֶ֑י⁠הָ</w:t>
+        <w:t>אָמַ֜רְתִּי אַךְ־תִּירְאִ֤י אוֹתִ⁠י֙ תִּקְחִ֣י מוּסָ֔ר וְ⁠לֹֽא־יִכָּרֵ֣ת מְעוֹנָ֔⁠הּ כֹּ֥ל אֲשֶׁר־פָּקַ֖דְתִּי עָלֶ֑י⁠הָ</w:t>
       </w:r>
     </w:p>
     <w:p>
@@ -30897,7 +30897,7 @@
         <w:rPr>
           <w:lang w:val="ar_AE" w:bidi="ar_AE"/>
         </w:rPr>
-        <w:t>אָמַ֜רְתִּי אַךְ־תִּירְאִ֤י אוֹתִ⁠י֙ תִּקְחִ֣י מוּסָ֔ר וְ⁠לֹֽא־יִכָּרֵ֣ת מְעוֹנָ֔⁠הּ כֹּ֥ל אֲשֶׁר־פָּקַ֖דְתִּי עָלֶ֑י⁠הָ</w:t>
+        <w:t>אָמַ֜רְתִּי אַךְ־תִּירְאִ֤י אוֹתִ⁠י֙ תִּקְחִ֣י מוּסָ֔ר וְ⁠לֹֽא־יִכָּרֵ֣ת מְעוֹנָ֔⁠הּ כֹּ֥ל אֲשֶׁר־פָּקַ֖דְתִּי עָלֶ֑י⁠הָ</w:t>
       </w:r>
     </w:p>
     <w:p>
@@ -31019,7 +31019,7 @@
         <w:rPr>
           <w:lang w:val="ar_AE" w:bidi="ar_AE"/>
         </w:rPr>
-        <w:t>אָמַ֜רְתִּי אַךְ־תִּירְאִ֤י אוֹתִ⁠י֙ תִּקְחִ֣י מוּסָ֔ר וְ⁠לֹֽא־יִכָּרֵ֣ת מְעוֹנָ֔⁠הּ כֹּ֥ל אֲשֶׁר־פָּקַ֖דְתִּי עָלֶ֑י⁠הָ</w:t>
+        <w:t>אָמַ֜רְתִּי אַךְ־תִּירְאִ֤י אוֹתִ⁠י֙ תִּקְחִ֣י מוּסָ֔ר וְ⁠לֹֽא־יִכָּרֵ֣ת מְעוֹנָ֔⁠הּ כֹּ֥ל אֲשֶׁר־פָּקַ֖דְתִּי עָלֶ֑י⁠הָ</w:t>
       </w:r>
     </w:p>
     <w:p>
@@ -31185,7 +31185,7 @@
         <w:rPr>
           <w:lang w:val="ar_AE" w:bidi="ar_AE"/>
         </w:rPr>
-        <w:t>כֹּ֥ל אֲשֶׁר־פָּקַ֖דְתִּי עָלֶ֑י⁠הָ</w:t>
+        <w:t>כֹּ֥ל אֲשֶׁר־פָּקַ֖דְתִּי עָלֶ֑י⁠הָ</w:t>
       </w:r>
     </w:p>
     <w:p>
@@ -31337,7 +31337,7 @@
         <w:rPr>
           <w:lang w:val="ar_AE" w:bidi="ar_AE"/>
         </w:rPr>
-        <w:t>הִשְׁכִּ֣ימוּ הִשְׁחִ֔יתוּ כֹּ֖ל עֲלִילוֹתָֽ⁠ם</w:t>
+        <w:t>הִשְׁכִּ֣ימוּ הִשְׁחִ֔יתוּ כֹּ֖ל עֲלִילוֹתָֽ⁠ם</w:t>
       </w:r>
     </w:p>
     <w:p>
@@ -31472,7 +31472,7 @@
         <w:rPr>
           <w:lang w:val="ar_AE" w:bidi="ar_AE"/>
         </w:rPr>
-        <w:t>הִשְׁכִּ֣ימוּ הִשְׁחִ֔יתוּ כֹּ֖ל עֲלִילוֹתָֽ⁠ם</w:t>
+        <w:t>הִשְׁכִּ֣ימוּ הִשְׁחִ֔יתוּ כֹּ֖ל עֲלִילוֹתָֽ⁠ם</w:t>
       </w:r>
     </w:p>
     <w:p>
@@ -32449,7 +32449,7 @@
         <w:rPr>
           <w:lang w:val="ar_AE" w:bidi="ar_AE"/>
         </w:rPr>
-        <w:t>לִ⁠שְׁפֹּ֨ךְ עֲלֵי⁠הֶ֤ם זַעְמִ⁠י֙</w:t>
+        <w:t>לִ⁠שְׁפֹּ֨ךְ עֲלֵי⁠הֶ֤ם זַעְמִ⁠י֙</w:t>
       </w:r>
     </w:p>
     <w:p>
@@ -32597,7 +32597,7 @@
         <w:rPr>
           <w:lang w:val="ar_AE" w:bidi="ar_AE"/>
         </w:rPr>
-        <w:t>כֹּ֚ל חֲר֣וֹן אַפִּ֔⁠י</w:t>
+        <w:t>כֹּ֚ל חֲר֣וֹן אַפִּ֔⁠י</w:t>
       </w:r>
     </w:p>
     <w:p>
@@ -32763,7 +32763,7 @@
         <w:rPr>
           <w:lang w:val="ar_AE" w:bidi="ar_AE"/>
         </w:rPr>
-        <w:t>בְּ⁠אֵ֣שׁ קִנְאָתִ֔⁠י תֵּאָכֵ֖ל כָּל־הָ⁠אָֽרֶץ</w:t>
+        <w:t>בְּ⁠אֵ֣שׁ קִנְאָתִ֔⁠י תֵּאָכֵ֖ל כָּל־הָ⁠אָֽרֶץ</w:t>
       </w:r>
     </w:p>
     <w:p>
@@ -32903,7 +32903,7 @@
         <w:rPr>
           <w:lang w:val="ar_AE" w:bidi="ar_AE"/>
         </w:rPr>
-        <w:t>כִּֽי &amp; אֶהְפֹּ֥ךְ אֶל־עַמִּ֖ים שָׂפָ֣ה בְרוּרָ֑ה לִ⁠קְרֹ֤א כֻלָּ⁠ם֙ בְּ⁠שֵׁ֣ם יְהוָ֔ה</w:t>
+        <w:t>כִּֽי &amp; אֶהְפֹּ֥ךְ אֶל־עַמִּ֖ים שָׂפָ֣ה בְרוּרָ֑ה לִ⁠קְרֹ֤א כֻלָּ⁠ם֙ בְּ⁠שֵׁ֣ם יְהוָ֔ה</w:t>
       </w:r>
     </w:p>
     <w:p>
@@ -33056,7 +33056,7 @@
         <w:rPr>
           <w:lang w:val="ar_AE" w:bidi="ar_AE"/>
         </w:rPr>
-        <w:t>כִּֽי &amp; אֶהְפֹּ֥ךְ אֶל־עַמִּ֖ים שָׂפָ֣ה בְרוּרָ֑ה</w:t>
+        <w:t>כִּֽי &amp; אֶהְפֹּ֥ךְ אֶל־עַמִּ֖ים שָׂפָ֣ה בְרוּרָ֑ה</w:t>
       </w:r>
     </w:p>
     <w:p>
@@ -33204,7 +33204,7 @@
         <w:rPr>
           <w:lang w:val="ar_AE" w:bidi="ar_AE"/>
         </w:rPr>
-        <w:t>לִ⁠קְרֹ֤א כֻלָּ⁠ם֙ בְּ⁠שֵׁ֣ם יְהוָ֔ה</w:t>
+        <w:t>לִ⁠קְרֹ֤א כֻלָּ⁠ם֙ בְּ⁠שֵׁ֣ם יְהוָ֔ה</w:t>
       </w:r>
     </w:p>
     <w:p>
@@ -33339,7 +33339,7 @@
         <w:rPr>
           <w:lang w:val="ar_AE" w:bidi="ar_AE"/>
         </w:rPr>
-        <w:t>בְּ⁠שֵׁ֣ם יְהוָ֔ה לְ⁠עָבְד֖⁠וֹ</w:t>
+        <w:t>בְּ⁠שֵׁ֣ם יְהוָ֔ה לְ⁠עָבְד֖⁠וֹ</w:t>
       </w:r>
     </w:p>
     <w:p>
@@ -33461,7 +33461,7 @@
         <w:rPr>
           <w:lang w:val="ar_AE" w:bidi="ar_AE"/>
         </w:rPr>
-        <w:t>שְׁכֶ֥ם אֶחָֽד</w:t>
+        <w:t>שְׁכֶ֥ם אֶחָֽד</w:t>
       </w:r>
     </w:p>
     <w:p>
@@ -33718,7 +33718,7 @@
         <w:rPr>
           <w:lang w:val="ar_AE" w:bidi="ar_AE"/>
         </w:rPr>
-        <w:t>בַּת־פוּצַ֔⁠י</w:t>
+        <w:t>בַּת־פוּצַ֔⁠י</w:t>
       </w:r>
     </w:p>
     <w:p>
@@ -33866,7 +33866,7 @@
         <w:rPr>
           <w:lang w:val="ar_AE" w:bidi="ar_AE"/>
         </w:rPr>
-        <w:t>בַּת־פוּצַ֔⁠י</w:t>
+        <w:t>בַּת־פוּצַ֔⁠י</w:t>
       </w:r>
     </w:p>
     <w:p>
@@ -34123,7 +34123,7 @@
         <w:rPr>
           <w:lang w:val="ar_AE" w:bidi="ar_AE"/>
         </w:rPr>
-        <w:t>לֹ֤א תֵב֨וֹשִׁי֙ &amp; עֲלִילֹתַ֔יִ⁠ךְ</w:t>
+        <w:t>לֹ֤א תֵב֨וֹשִׁי֙ &amp; עֲלִילֹתַ֔יִ⁠ךְ</w:t>
       </w:r>
     </w:p>
     <w:p>
@@ -34277,7 +34277,7 @@
         <w:rPr>
           <w:lang w:val="ar_AE" w:bidi="ar_AE"/>
         </w:rPr>
-        <w:t>עַלִּיזֵי֙ גַּאֲוָתֵ֔⁠ךְ</w:t>
+        <w:t>עַלִּיזֵי֙ גַּאֲוָתֵ֔⁠ךְ</w:t>
       </w:r>
     </w:p>
     <w:p>
@@ -34412,7 +34412,7 @@
         <w:rPr>
           <w:lang w:val="ar_AE" w:bidi="ar_AE"/>
         </w:rPr>
-        <w:t>בְ⁠קִרְבֵּ֔⁠ךְ</w:t>
+        <w:t>בְ⁠קִרְבֵּ֔⁠ךְ</w:t>
       </w:r>
     </w:p>
     <w:p>
@@ -34669,7 +34669,7 @@
         <w:rPr>
           <w:lang w:val="ar_AE" w:bidi="ar_AE"/>
         </w:rPr>
-        <w:t>וְ⁠חָס֖וּ בְּ⁠שֵׁ֥ם יְהוָֽה</w:t>
+        <w:t>וְ⁠חָס֖וּ בְּ⁠שֵׁ֥ם יְהוָֽה</w:t>
       </w:r>
     </w:p>
     <w:p>
@@ -34791,7 +34791,7 @@
         <w:rPr>
           <w:lang w:val="ar_AE" w:bidi="ar_AE"/>
         </w:rPr>
-        <w:t>וְ⁠חָס֖וּ בְּ⁠שֵׁ֥ם יְהוָֽה</w:t>
+        <w:t>וְ⁠חָס֖וּ בְּ⁠שֵׁ֥ם יְהוָֽה</w:t>
       </w:r>
     </w:p>
     <w:p>
@@ -34926,7 +34926,7 @@
         <w:rPr>
           <w:lang w:val="ar_AE" w:bidi="ar_AE"/>
         </w:rPr>
-        <w:t>וְ⁠לֹא־יְדַבְּר֣וּ כָזָ֔ב וְ⁠לֹֽא־יִמָּצֵ֥א בְּ⁠פִי⁠הֶ֖ם לְשׁ֣וֹן תַּרְמִ֑ית</w:t>
+        <w:t>וְ⁠לֹא־יְדַבְּר֣וּ כָזָ֔ב וְ⁠לֹֽא־יִמָּצֵ֥א בְּ⁠פִי⁠הֶ֖ם לְשׁ֣וֹן תַּרְמִ֑ית</w:t>
       </w:r>
     </w:p>
     <w:p>
@@ -35054,7 +35054,7 @@
         <w:rPr>
           <w:lang w:val="ar_AE" w:bidi="ar_AE"/>
         </w:rPr>
-        <w:t>וְ⁠לֹא־יְדַבְּר֣וּ כָזָ֔ב וְ⁠לֹֽא־יִמָּצֵ֥א בְּ⁠פִי⁠הֶ֖ם לְשׁ֣וֹן תַּרְמִ֑ית</w:t>
+        <w:t>וְ⁠לֹא־יְדַבְּר֣וּ כָזָ֔ב וְ⁠לֹֽא־יִמָּצֵ֥א בְּ⁠פִי⁠הֶ֖ם לְשׁ֣וֹן תַּרְמִ֑ית</w:t>
       </w:r>
     </w:p>
     <w:p>
@@ -35189,7 +35189,7 @@
         <w:rPr>
           <w:lang w:val="ar_AE" w:bidi="ar_AE"/>
         </w:rPr>
-        <w:t>וְ⁠לֹֽא־יִמָּצֵ֥א בְּ⁠פִי⁠הֶ֖ם לְשׁ֣וֹן תַּרְמִ֑ית</w:t>
+        <w:t>וְ⁠לֹֽא־יִמָּצֵ֥א בְּ⁠פִי⁠הֶ֖ם לְשׁ֣וֹן תַּרְמִ֑ית</w:t>
       </w:r>
     </w:p>
     <w:p>
@@ -35311,7 +35311,7 @@
         <w:rPr>
           <w:lang w:val="ar_AE" w:bidi="ar_AE"/>
         </w:rPr>
-        <w:t>וְ⁠לֹֽא־יִמָּצֵ֥א בְּ⁠פִי⁠הֶ֖ם לְשׁ֣וֹן תַּרְמִ֑ית</w:t>
+        <w:t>וְ⁠לֹֽא־יִמָּצֵ֥א בְּ⁠פִי⁠הֶ֖ם לְשׁ֣וֹן תַּרְמִ֑ית</w:t>
       </w:r>
     </w:p>
     <w:p>
@@ -35446,7 +35446,7 @@
         <w:rPr>
           <w:lang w:val="ar_AE" w:bidi="ar_AE"/>
         </w:rPr>
-        <w:t>וְ⁠לֹֽא־יִמָּצֵ֥א בְּ⁠פִי⁠הֶ֖ם לְשׁ֣וֹן תַּרְמִ֑ית</w:t>
+        <w:t>וְ⁠לֹֽא־יִמָּצֵ֥א בְּ⁠פִי⁠הֶ֖ם לְשׁ֣וֹן תַּרְמִ֑ית</w:t>
       </w:r>
     </w:p>
     <w:p>
@@ -35594,7 +35594,7 @@
         <w:rPr>
           <w:lang w:val="ar_AE" w:bidi="ar_AE"/>
         </w:rPr>
-        <w:t>כִּֽי־הֵ֛מָּה יִרְע֥וּ וְ⁠רָבְצ֖וּ וְ⁠אֵ֥ין מַחֲרִֽיד</w:t>
+        <w:t>כִּֽי־הֵ֛מָּה יִרְע֥וּ וְ⁠רָבְצ֖וּ וְ⁠אֵ֥ין מַחֲרִֽיד</w:t>
       </w:r>
     </w:p>
     <w:p>
@@ -35716,7 +35716,7 @@
         <w:rPr>
           <w:lang w:val="ar_AE" w:bidi="ar_AE"/>
         </w:rPr>
-        <w:t>כִּֽי־הֵ֛מָּה יִרְע֥וּ וְ⁠רָבְצ֖וּ וְ⁠אֵ֥ין מַחֲרִֽיד</w:t>
+        <w:t>כִּֽי־הֵ֛מָּה יִרְע֥וּ וְ⁠רָבְצ֖וּ וְ⁠אֵ֥ין מַחֲרִֽיד</w:t>
       </w:r>
     </w:p>
     <w:p>
@@ -35864,7 +35864,7 @@
         <w:rPr>
           <w:lang w:val="ar_AE" w:bidi="ar_AE"/>
         </w:rPr>
-        <w:t>רָנִּי֙ &amp; הָרִ֖יעוּ &amp; שִׂמְחִ֤י וְ⁠עָלְזִי֙</w:t>
+        <w:t>רָנִּי֙ &amp; הָרִ֖יעוּ &amp; שִׂמְחִ֤י וְ⁠עָלְזִי֙</w:t>
       </w:r>
     </w:p>
     <w:p>
@@ -36066,7 +36066,7 @@
         <w:rPr>
           <w:lang w:val="ar_AE" w:bidi="ar_AE"/>
         </w:rPr>
-        <w:t>בַּת־צִיּ֔וֹן</w:t>
+        <w:t>בַּת־צִיּ֔וֹן</w:t>
       </w:r>
     </w:p>
     <w:p>
@@ -36219,7 +36219,7 @@
         <w:rPr>
           <w:lang w:val="ar_AE" w:bidi="ar_AE"/>
         </w:rPr>
-        <w:t>בַּת־צִיּ֔וֹן</w:t>
+        <w:t>בַּת־צִיּ֔וֹן</w:t>
       </w:r>
     </w:p>
     <w:p>
@@ -36354,7 +36354,7 @@
         <w:rPr>
           <w:lang w:val="ar_AE" w:bidi="ar_AE"/>
         </w:rPr>
-        <w:t>יִשְׂרָאֵ֑ל</w:t>
+        <w:t>יִשְׂרָאֵ֑ל</w:t>
       </w:r>
     </w:p>
     <w:p>
@@ -36489,7 +36489,7 @@
         <w:rPr>
           <w:lang w:val="ar_AE" w:bidi="ar_AE"/>
         </w:rPr>
-        <w:t>שִׂמְחִ֤י וְ⁠עָלְזִי֙</w:t>
+        <w:t>שִׂמְחִ֤י וְ⁠עָלְזִי֙</w:t>
       </w:r>
     </w:p>
     <w:p>
@@ -36637,7 +36637,7 @@
         <w:rPr>
           <w:lang w:val="ar_AE" w:bidi="ar_AE"/>
         </w:rPr>
-        <w:t>בְּ⁠כָל־לֵ֔ב</w:t>
+        <w:t>בְּ⁠כָל־לֵ֔ב</w:t>
       </w:r>
     </w:p>
     <w:p>
@@ -36758,7 +36758,7 @@
         <w:rPr>
           <w:lang w:val="ar_AE" w:bidi="ar_AE"/>
         </w:rPr>
-        <w:t>בַּ֖ת יְרוּשָׁלִָֽם</w:t>
+        <w:t>בַּ֖ת יְרוּשָׁלִָֽם</w:t>
       </w:r>
     </w:p>
     <w:p>
@@ -36893,7 +36893,7 @@
         <w:rPr>
           <w:lang w:val="ar_AE" w:bidi="ar_AE"/>
         </w:rPr>
-        <w:t>מִשְׁפָּטַ֔יִ⁠ךְ &amp; לֹא־תִֽירְאִ֥י</w:t>
+        <w:t>מִשְׁפָּטַ֔יִ⁠ךְ &amp; לֹא־תִֽירְאִ֥י</w:t>
       </w:r>
     </w:p>
     <w:p>
@@ -37015,7 +37015,7 @@
         <w:rPr>
           <w:lang w:val="ar_AE" w:bidi="ar_AE"/>
         </w:rPr>
-        <w:t>מִשְׁפָּטַ֔יִ⁠ךְ</w:t>
+        <w:t>מִשְׁפָּטַ֔יִ⁠ךְ</w:t>
       </w:r>
     </w:p>
     <w:p>
@@ -37163,7 +37163,7 @@
         <w:rPr>
           <w:lang w:val="ar_AE" w:bidi="ar_AE"/>
         </w:rPr>
-        <w:t>מֶ֣לֶךְ יִשְׂרָאֵ֤ל</w:t>
+        <w:t>מֶ֣לֶךְ יִשְׂרָאֵ֤ל</w:t>
       </w:r>
     </w:p>
     <w:p>
@@ -37324,7 +37324,7 @@
         <w:rPr>
           <w:lang w:val="ar_AE" w:bidi="ar_AE"/>
         </w:rPr>
-        <w:t>בַּ⁠יּ֣וֹם הַ⁠ה֔וּא</w:t>
+        <w:t>בַּ⁠יּ֣וֹם הַ⁠ה֔וּא</w:t>
       </w:r>
     </w:p>
     <w:p>
@@ -37581,7 +37581,7 @@
         <w:rPr>
           <w:lang w:val="ar_AE" w:bidi="ar_AE"/>
         </w:rPr>
-        <w:t>לִירֽוּשָׁלִַ֖ם אַל־תִּירָ֑אִי צִיּ֖וֹן אַל־יִרְפּ֥וּ יָדָֽיִ⁠ךְ</w:t>
+        <w:t>לִירֽוּשָׁלִַ֖ם אַל־תִּירָ֑אִי צִיּ֖וֹן אַל־יִרְפּ֥וּ יָדָֽיִ⁠ךְ</w:t>
       </w:r>
     </w:p>
     <w:p>
@@ -37748,7 +37748,7 @@
         <w:rPr>
           <w:lang w:val="ar_AE" w:bidi="ar_AE"/>
         </w:rPr>
-        <w:t>אַל־תִּירָ֑אִי צִיּ֖וֹן אַל־יִרְפּ֥וּ יָדָֽיִ⁠ךְ</w:t>
+        <w:t>אַל־תִּירָ֑אִי צִיּ֖וֹן אַל־יִרְפּ֥וּ יָדָֽיִ⁠ךְ</w:t>
       </w:r>
     </w:p>
     <w:p>
@@ -37870,7 +37870,7 @@
         <w:rPr>
           <w:lang w:val="ar_AE" w:bidi="ar_AE"/>
         </w:rPr>
-        <w:t>יַחֲרִישׁ֙ בְּ⁠אַ֣הֲבָת֔⁠וֹ</w:t>
+        <w:t>יַחֲרִישׁ֙ בְּ⁠אַ֣הֲבָת֔⁠וֹ</w:t>
       </w:r>
     </w:p>
     <w:p>
@@ -38038,7 +38038,7 @@
         <w:rPr>
           <w:lang w:val="ar_AE" w:bidi="ar_AE"/>
         </w:rPr>
-        <w:t>נוּגֵ֧י מִ⁠מּוֹעֵ֛ד אָסַ֖פְתִּי מִמֵּ֣⁠ךְ הָי֑וּ מַשְׂאֵ֥ת עָלֶ֖י⁠הָ חֶרְפָּֽה</w:t>
+        <w:t>נוּגֵ֧י מִ⁠מּוֹעֵ֛ד אָסַ֖פְתִּי מִמֵּ֣⁠ךְ הָי֑וּ מַשְׂאֵ֥ת עָלֶ֖י⁠הָ חֶרְפָּֽה</w:t>
       </w:r>
     </w:p>
     <w:p>
@@ -38160,7 +38160,7 @@
         <w:rPr>
           <w:lang w:val="ar_AE" w:bidi="ar_AE"/>
         </w:rPr>
-        <w:t>נוּגֵ֧י מִ⁠מּוֹעֵ֛ד אָסַ֖פְתִּי מִמֵּ֣⁠ךְ הָי֑וּ</w:t>
+        <w:t>נוּגֵ֧י מִ⁠מּוֹעֵ֛ד אָסַ֖פְתִּי מִמֵּ֣⁠ךְ הָי֑וּ</w:t>
       </w:r>
     </w:p>
     <w:p>
@@ -38321,7 +38321,7 @@
         <w:rPr>
           <w:lang w:val="ar_AE" w:bidi="ar_AE"/>
         </w:rPr>
-        <w:t>אָסַ֖פְתִּי</w:t>
+        <w:t>אָסַ֖פְתִּי</w:t>
       </w:r>
     </w:p>
     <w:p>
@@ -38443,7 +38443,7 @@
         <w:rPr>
           <w:lang w:val="ar_AE" w:bidi="ar_AE"/>
         </w:rPr>
-        <w:t>מַשְׂאֵ֥ת עָלֶ֖י⁠הָ חֶרְפָּֽה</w:t>
+        <w:t>מַשְׂאֵ֥ת עָלֶ֖י⁠הָ חֶרְפָּֽה</w:t>
       </w:r>
     </w:p>
     <w:p>
@@ -38591,7 +38591,7 @@
         <w:rPr>
           <w:lang w:val="ar_AE" w:bidi="ar_AE"/>
         </w:rPr>
-        <w:t>וְ⁠הוֹשַׁעְתִּ֣י אֶת־הַ⁠צֹּלֵעָ֗ה וְ⁠הַ⁠נִּדָּחָה֙ אֲקַבֵּ֔ץ</w:t>
+        <w:t>וְ⁠הוֹשַׁעְתִּ֣י אֶת־הַ⁠צֹּלֵעָ֗ה וְ⁠הַ⁠נִּדָּחָה֙ אֲקַבֵּ֔ץ</w:t>
       </w:r>
     </w:p>
     <w:p>
@@ -38765,7 +38765,7 @@
         <w:rPr>
           <w:lang w:val="ar_AE" w:bidi="ar_AE"/>
         </w:rPr>
-        <w:t>אֶת־הַ⁠צֹּלֵעָ֗ה</w:t>
+        <w:t>אֶת־הַ⁠צֹּלֵעָ֗ה</w:t>
       </w:r>
     </w:p>
     <w:p>
@@ -38900,7 +38900,7 @@
         <w:rPr>
           <w:lang w:val="ar_AE" w:bidi="ar_AE"/>
         </w:rPr>
-        <w:t>וְ⁠הַ⁠נִּדָּחָה֙</w:t>
+        <w:t>וְ⁠הַ⁠נִּדָּחָה֙</w:t>
       </w:r>
     </w:p>
     <w:p>
@@ -39022,7 +39022,7 @@
         <w:rPr>
           <w:lang w:val="ar_AE" w:bidi="ar_AE"/>
         </w:rPr>
-        <w:t>וְ⁠שַׂמְתִּי⁠ם֙ לִ⁠תְהִלָּ֣ה וּ⁠לְ⁠שֵׁ֔ם בְּ⁠כָל־הָ⁠אָ֖רֶץ בָּשְׁתָּֽ⁠ם</w:t>
+        <w:t>וְ⁠שַׂמְתִּי⁠ם֙ לִ⁠תְהִלָּ֣ה וּ⁠לְ⁠שֵׁ֔ם בְּ⁠כָל־הָ⁠אָ֖רֶץ בָּשְׁתָּֽ⁠ם</w:t>
       </w:r>
     </w:p>
     <w:p>
@@ -39144,7 +39144,7 @@
         <w:rPr>
           <w:lang w:val="ar_AE" w:bidi="ar_AE"/>
         </w:rPr>
-        <w:t>וְ⁠שַׂמְתִּי⁠ם֙ לִ⁠תְהִלָּ֣ה</w:t>
+        <w:t>וְ⁠שַׂמְתִּי⁠ם֙ לִ⁠תְהִלָּ֣ה</w:t>
       </w:r>
     </w:p>
     <w:p>
@@ -39279,7 +39279,7 @@
         <w:rPr>
           <w:lang w:val="ar_AE" w:bidi="ar_AE"/>
         </w:rPr>
-        <w:t>וּ⁠לְ⁠שֵׁ֔ם בְּ⁠כָל־הָ⁠אָ֖רֶץ בָּשְׁתָּֽ⁠ם</w:t>
+        <w:t>וּ⁠לְ⁠שֵׁ֔ם בְּ⁠כָל־הָ⁠אָ֖רֶץ בָּשְׁתָּֽ⁠ם</w:t>
       </w:r>
     </w:p>
     <w:p>
@@ -39536,7 +39536,7 @@
         <w:rPr>
           <w:lang w:val="ar_AE" w:bidi="ar_AE"/>
         </w:rPr>
-        <w:t>אֶתֵּ֨ן אֶתְ⁠כֶ֜ם לְ⁠שֵׁ֣ם וְ⁠לִ⁠תְהִלָּ֗ה בְּ⁠כֹל֙ עַמֵּ֣י הָ⁠אָ֔רֶץ</w:t>
+        <w:t>אֶתֵּ֨ן אֶתְ⁠כֶ֜ם לְ⁠שֵׁ֣ם וְ⁠לִ⁠תְהִלָּ֗ה בְּ⁠כֹל֙ עַמֵּ֣י הָ⁠אָ֔רֶץ</w:t>
       </w:r>
     </w:p>
     <w:p>
@@ -39671,7 +39671,7 @@
         <w:rPr>
           <w:lang w:val="ar_AE" w:bidi="ar_AE"/>
         </w:rPr>
-        <w:t>בְּ⁠שׁוּבִ֧⁠י אֶת־שְׁבוּתֵי⁠כֶ֛ם לְ⁠עֵינֵי⁠כֶ֖ם</w:t>
+        <w:t>בְּ⁠שׁוּבִ֧⁠י אֶת־שְׁבוּתֵי⁠כֶ֛ם לְ⁠עֵינֵי⁠כֶ֖ם</w:t>
       </w:r>
     </w:p>
     <w:p>

--- a/arb/docx/36.content.docx
+++ b/arb/docx/36.content.docx
@@ -358,6 +358,22 @@
       </w:r>
       <w:r>
         <w:rPr>
+          <w:lang w:val="ar_AE" w:bidi="ar_AE"/>
+        </w:rPr>
+        <w:t>בֶּן־כּוּשִׁ֣י בֶן־גְּדַלְיָ֔ה בֶּן־אֲמַרְיָ֖ה בֶּן־חִזְקִיָּ֑ה</w:t>
+      </w:r>
+    </w:p>
+    <w:p>
+      <w:pPr>
+        <w:bidi/>
+      </w:pPr>
+      <w:r>
+        <w:rPr>
+          <w:lang w:val="ar_AE" w:bidi="ar_AE"/>
+        </w:rPr>
+      </w:r>
+      <w:r>
+        <w:rPr>
           <w:b/>
           <w:lang w:val="ar_AE" w:bidi="ar_AE"/>
         </w:rPr>
@@ -477,6 +493,22 @@
       </w:r>
       <w:r>
         <w:rPr>
+          <w:lang w:val="ar_AE" w:bidi="ar_AE"/>
+        </w:rPr>
+        <w:t>צְפַנְיָה֙ &amp; כּוּשִׁ֣י &amp; גְּדַלְיָ֔ה &amp; אֲמַרְיָ֖ה &amp; חִזְקִיָּ֑ה &amp; יֹאשִׁיָּ֥הוּ &amp; אָמ֖וֹן</w:t>
+      </w:r>
+    </w:p>
+    <w:p>
+      <w:pPr>
+        <w:bidi/>
+      </w:pPr>
+      <w:r>
+        <w:rPr>
+          <w:lang w:val="ar_AE" w:bidi="ar_AE"/>
+        </w:rPr>
+      </w:r>
+      <w:r>
+        <w:rPr>
           <w:b/>
           <w:lang w:val="ar_AE" w:bidi="ar_AE"/>
         </w:rPr>
@@ -758,6 +790,22 @@
       </w:r>
       <w:r>
         <w:rPr>
+          <w:lang w:val="ar_AE" w:bidi="ar_AE"/>
+        </w:rPr>
+        <w:t>בִּ⁠ימֵ֛י יֹאשִׁיָּ֥הוּ בֶן־אָמ֖וֹן מֶ֥לֶךְ יְהוּדָֽה</w:t>
+      </w:r>
+    </w:p>
+    <w:p>
+      <w:pPr>
+        <w:bidi/>
+      </w:pPr>
+      <w:r>
+        <w:rPr>
+          <w:lang w:val="ar_AE" w:bidi="ar_AE"/>
+        </w:rPr>
+      </w:r>
+      <w:r>
+        <w:rPr>
           <w:b/>
           <w:lang w:val="ar_AE" w:bidi="ar_AE"/>
         </w:rPr>
@@ -903,6 +951,22 @@
       </w:r>
       <w:r>
         <w:rPr>
+          <w:lang w:val="ar_AE" w:bidi="ar_AE"/>
+        </w:rPr>
+        <w:t>אָסֹ֨ף אָסֵ֜ף כֹּ֗ל מֵ⁠עַ֛ל פְּנֵ֥י הָ⁠אֲדָמָ֖ה נְאֻם־יְהוָֽה</w:t>
+      </w:r>
+    </w:p>
+    <w:p>
+      <w:pPr>
+        <w:bidi/>
+      </w:pPr>
+      <w:r>
+        <w:rPr>
+          <w:lang w:val="ar_AE" w:bidi="ar_AE"/>
+        </w:rPr>
+      </w:r>
+      <w:r>
+        <w:rPr>
           <w:b/>
           <w:lang w:val="ar_AE" w:bidi="ar_AE"/>
         </w:rPr>
@@ -1036,6 +1100,22 @@
       </w:r>
       <w:r>
         <w:rPr>
+          <w:lang w:val="ar_AE" w:bidi="ar_AE"/>
+        </w:rPr>
+        <w:t>אָסֹ֨ף אָסֵ֜ף כֹּ֗ל מֵ⁠עַ֛ל פְּנֵ֥י הָ⁠אֲדָמָ֖ה</w:t>
+      </w:r>
+    </w:p>
+    <w:p>
+      <w:pPr>
+        <w:bidi/>
+      </w:pPr>
+      <w:r>
+        <w:rPr>
+          <w:lang w:val="ar_AE" w:bidi="ar_AE"/>
+        </w:rPr>
+      </w:r>
+      <w:r>
+        <w:rPr>
           <w:b/>
           <w:lang w:val="ar_AE" w:bidi="ar_AE"/>
         </w:rPr>
@@ -1533,6 +1613,22 @@
       </w:r>
       <w:r>
         <w:rPr>
+          <w:lang w:val="ar_AE" w:bidi="ar_AE"/>
+        </w:rPr>
+        <w:t>אָסֵ֨ף אָדָ֜ם וּ⁠בְהֵמָ֗ה אָסֵ֤ף עוֹף־הַ⁠שָּׁמַ֨יִם֙ וּ⁠דְגֵ֣י הַ⁠יָּ֔ם</w:t>
+      </w:r>
+    </w:p>
+    <w:p>
+      <w:pPr>
+        <w:bidi/>
+      </w:pPr>
+      <w:r>
+        <w:rPr>
+          <w:lang w:val="ar_AE" w:bidi="ar_AE"/>
+        </w:rPr>
+      </w:r>
+      <w:r>
+        <w:rPr>
           <w:b/>
           <w:lang w:val="ar_AE" w:bidi="ar_AE"/>
         </w:rPr>
@@ -2327,6 +2423,22 @@
       </w:r>
       <w:r>
         <w:rPr>
+          <w:lang w:val="ar_AE" w:bidi="ar_AE"/>
+        </w:rPr>
+        <w:t>וְ⁠הִכְרַתִּ֣י אֶת־הָ⁠אָדָ֗ם מֵ⁠עַ֛ל פְּנֵ֥י הָ⁠אֲדָמָ֖ה</w:t>
+      </w:r>
+    </w:p>
+    <w:p>
+      <w:pPr>
+        <w:bidi/>
+      </w:pPr>
+      <w:r>
+        <w:rPr>
+          <w:lang w:val="ar_AE" w:bidi="ar_AE"/>
+        </w:rPr>
+      </w:r>
+      <w:r>
+        <w:rPr>
           <w:b/>
           <w:lang w:val="ar_AE" w:bidi="ar_AE"/>
         </w:rPr>
@@ -2703,6 +2815,22 @@
       </w:r>
       <w:r>
         <w:rPr>
+          <w:lang w:val="ar_AE" w:bidi="ar_AE"/>
+        </w:rPr>
+        <w:t>פְּנֵ֥י הָ⁠אֲדָמָ֖ה</w:t>
+      </w:r>
+    </w:p>
+    <w:p>
+      <w:pPr>
+        <w:bidi/>
+      </w:pPr>
+      <w:r>
+        <w:rPr>
+          <w:lang w:val="ar_AE" w:bidi="ar_AE"/>
+        </w:rPr>
+      </w:r>
+      <w:r>
+        <w:rPr>
           <w:b/>
           <w:lang w:val="ar_AE" w:bidi="ar_AE"/>
         </w:rPr>
@@ -2944,6 +3072,22 @@
       </w:r>
       <w:r>
         <w:rPr>
+          <w:lang w:val="ar_AE" w:bidi="ar_AE"/>
+        </w:rPr>
+        <w:t>וְ⁠הִכְרַתִּ֞י מִן־הַ⁠מָּק֤וֹם הַ⁠זֶּה֙</w:t>
+      </w:r>
+    </w:p>
+    <w:p>
+      <w:pPr>
+        <w:bidi/>
+      </w:pPr>
+      <w:r>
+        <w:rPr>
+          <w:lang w:val="ar_AE" w:bidi="ar_AE"/>
+        </w:rPr>
+      </w:r>
+      <w:r>
+        <w:rPr>
           <w:b/>
           <w:lang w:val="ar_AE" w:bidi="ar_AE"/>
         </w:rPr>
@@ -3050,6 +3194,22 @@
         <w:rPr>
           <w:lang w:val="ar_AE" w:bidi="ar_AE"/>
         </w:rPr>
+      </w:r>
+    </w:p>
+    <w:p>
+      <w:pPr>
+        <w:bidi/>
+      </w:pPr>
+      <w:r>
+        <w:rPr>
+          <w:lang w:val="ar_AE" w:bidi="ar_AE"/>
+        </w:rPr>
+      </w:r>
+      <w:r>
+        <w:rPr>
+          <w:lang w:val="ar_AE" w:bidi="ar_AE"/>
+        </w:rPr>
+        <w:t>וְ⁠הִכְרַתִּ֞י מִן־הַ⁠מָּק֤וֹם הַ⁠זֶּה֙</w:t>
       </w:r>
     </w:p>
     <w:p>
@@ -3888,6 +4048,22 @@
       </w:r>
       <w:r>
         <w:rPr>
+          <w:lang w:val="ar_AE" w:bidi="ar_AE"/>
+        </w:rPr>
+        <w:t>וְ⁠אֶת־הַ⁠מִּשְׁתַּחֲוִ֥ים עַל־הַ⁠גַּגּ֖וֹת לִ⁠צְבָ֣א הַ⁠שָּׁמָ֑יִם וְ⁠אֶת־הַ⁠מִּֽשְׁתַּחֲוִים֙ הַ⁠נִּשְׁבָּעִ֣ים לַֽ⁠יהוָ֔ה וְ⁠הַ⁠נִּשְׁבָּעִ֖ים בְּ⁠מַלְכָּֽ⁠ם</w:t>
+      </w:r>
+    </w:p>
+    <w:p>
+      <w:pPr>
+        <w:bidi/>
+      </w:pPr>
+      <w:r>
+        <w:rPr>
+          <w:lang w:val="ar_AE" w:bidi="ar_AE"/>
+        </w:rPr>
+      </w:r>
+      <w:r>
+        <w:rPr>
           <w:b/>
           <w:lang w:val="ar_AE" w:bidi="ar_AE"/>
         </w:rPr>
@@ -3994,6 +4170,22 @@
       </w:r>
       <w:r>
         <w:rPr>
+          <w:lang w:val="ar_AE" w:bidi="ar_AE"/>
+        </w:rPr>
+        <w:t>וְ⁠אֶת־הַ⁠מִּשְׁתַּחֲוִ֥ים עַל־הַ⁠גַּגּ֖וֹת לִ⁠צְבָ֣א</w:t>
+      </w:r>
+    </w:p>
+    <w:p>
+      <w:pPr>
+        <w:bidi/>
+      </w:pPr>
+      <w:r>
+        <w:rPr>
+          <w:lang w:val="ar_AE" w:bidi="ar_AE"/>
+        </w:rPr>
+      </w:r>
+      <w:r>
+        <w:rPr>
           <w:b/>
           <w:lang w:val="ar_AE" w:bidi="ar_AE"/>
         </w:rPr>
@@ -4261,6 +4453,22 @@
       </w:r>
       <w:r>
         <w:rPr>
+          <w:lang w:val="ar_AE" w:bidi="ar_AE"/>
+        </w:rPr>
+        <w:t>וְ⁠אֶת־הַ⁠מִּֽשְׁתַּחֲוִים֙ הַ⁠נִּשְׁבָּעִ֣ים לַֽ⁠יהוָ֔ה</w:t>
+      </w:r>
+    </w:p>
+    <w:p>
+      <w:pPr>
+        <w:bidi/>
+      </w:pPr>
+      <w:r>
+        <w:rPr>
+          <w:lang w:val="ar_AE" w:bidi="ar_AE"/>
+        </w:rPr>
+      </w:r>
+      <w:r>
+        <w:rPr>
           <w:b/>
           <w:lang w:val="ar_AE" w:bidi="ar_AE"/>
         </w:rPr>
@@ -4836,6 +5044,22 @@
       </w:r>
       <w:r>
         <w:rPr>
+          <w:lang w:val="ar_AE" w:bidi="ar_AE"/>
+        </w:rPr>
+        <w:t>וְ⁠אֶת־הַ⁠נְּסוֹגִ֖ים מֵ⁠אַחֲרֵ֣י יְהוָ֑ה וַ⁠אֲשֶׁ֛ר לֹֽא־בִקְשׁ֥וּ אֶת־יְהוָ֖ה וְ⁠לֹ֥א דְרָשֻֽׁ⁠הוּ</w:t>
+      </w:r>
+    </w:p>
+    <w:p>
+      <w:pPr>
+        <w:bidi/>
+      </w:pPr>
+      <w:r>
+        <w:rPr>
+          <w:lang w:val="ar_AE" w:bidi="ar_AE"/>
+        </w:rPr>
+      </w:r>
+      <w:r>
+        <w:rPr>
           <w:b/>
           <w:lang w:val="ar_AE" w:bidi="ar_AE"/>
         </w:rPr>
@@ -5373,6 +5597,22 @@
       </w:r>
       <w:r>
         <w:rPr>
+          <w:lang w:val="ar_AE" w:bidi="ar_AE"/>
+        </w:rPr>
+        <w:t>הַ֕ס מִ⁠פְּנֵ֖י אֲדֹנָ֣⁠י יְהוִ֑ה</w:t>
+      </w:r>
+    </w:p>
+    <w:p>
+      <w:pPr>
+        <w:bidi/>
+      </w:pPr>
+      <w:r>
+        <w:rPr>
+          <w:lang w:val="ar_AE" w:bidi="ar_AE"/>
+        </w:rPr>
+      </w:r>
+      <w:r>
+        <w:rPr>
           <w:b/>
           <w:lang w:val="ar_AE" w:bidi="ar_AE"/>
         </w:rPr>
@@ -6065,6 +6305,22 @@
       </w:r>
       <w:r>
         <w:rPr>
+          <w:lang w:val="ar_AE" w:bidi="ar_AE"/>
+        </w:rPr>
+        <w:t>וְ⁠הָיָ֗ה בְּ⁠יוֹם֙ זֶ֣בַח יְהוָ֔ה</w:t>
+      </w:r>
+    </w:p>
+    <w:p>
+      <w:pPr>
+        <w:bidi/>
+      </w:pPr>
+      <w:r>
+        <w:rPr>
+          <w:lang w:val="ar_AE" w:bidi="ar_AE"/>
+        </w:rPr>
+      </w:r>
+      <w:r>
+        <w:rPr>
           <w:b/>
           <w:lang w:val="ar_AE" w:bidi="ar_AE"/>
         </w:rPr>
@@ -6171,6 +6427,22 @@
       </w:r>
       <w:r>
         <w:rPr>
+          <w:lang w:val="ar_AE" w:bidi="ar_AE"/>
+        </w:rPr>
+        <w:t>בְּ⁠יוֹם֙ זֶ֣בַח יְהוָ֔ה</w:t>
+      </w:r>
+    </w:p>
+    <w:p>
+      <w:pPr>
+        <w:bidi/>
+      </w:pPr>
+      <w:r>
+        <w:rPr>
+          <w:lang w:val="ar_AE" w:bidi="ar_AE"/>
+        </w:rPr>
+      </w:r>
+      <w:r>
+        <w:rPr>
           <w:b/>
           <w:lang w:val="ar_AE" w:bidi="ar_AE"/>
         </w:rPr>
@@ -6399,6 +6671,22 @@
       </w:r>
       <w:r>
         <w:rPr>
+          <w:lang w:val="ar_AE" w:bidi="ar_AE"/>
+        </w:rPr>
+        <w:t>בְּ⁠יוֹם֙ זֶ֣בַח יְהוָ֔ה</w:t>
+      </w:r>
+    </w:p>
+    <w:p>
+      <w:pPr>
+        <w:bidi/>
+      </w:pPr>
+      <w:r>
+        <w:rPr>
+          <w:lang w:val="ar_AE" w:bidi="ar_AE"/>
+        </w:rPr>
+      </w:r>
+      <w:r>
+        <w:rPr>
           <w:b/>
           <w:lang w:val="ar_AE" w:bidi="ar_AE"/>
         </w:rPr>
@@ -6505,6 +6793,22 @@
       </w:r>
       <w:r>
         <w:rPr>
+          <w:lang w:val="ar_AE" w:bidi="ar_AE"/>
+        </w:rPr>
+        <w:t>וּ⁠פָקַדְתִּ֥י עַל־הַ⁠שָּׂרִ֖ים וְ⁠עַל־בְּנֵ֣י הַ⁠מֶּ֑לֶךְ וְ⁠עַ֥ל כָּל־הַ⁠לֹּבְשִׁ֖ים מַלְבּ֥וּשׁ נָכְרִֽי</w:t>
+      </w:r>
+    </w:p>
+    <w:p>
+      <w:pPr>
+        <w:bidi/>
+      </w:pPr>
+      <w:r>
+        <w:rPr>
+          <w:lang w:val="ar_AE" w:bidi="ar_AE"/>
+        </w:rPr>
+      </w:r>
+      <w:r>
+        <w:rPr>
           <w:b/>
           <w:lang w:val="ar_AE" w:bidi="ar_AE"/>
         </w:rPr>
@@ -7029,6 +7333,22 @@
       </w:r>
       <w:r>
         <w:rPr>
+          <w:lang w:val="ar_AE" w:bidi="ar_AE"/>
+        </w:rPr>
+        <w:t>וּ⁠פָקַדְתִּ֗י עַ֧ל &amp; בַּ⁠יּ֣וֹם הַ⁠ה֑וּא</w:t>
+      </w:r>
+    </w:p>
+    <w:p>
+      <w:pPr>
+        <w:bidi/>
+      </w:pPr>
+      <w:r>
+        <w:rPr>
+          <w:lang w:val="ar_AE" w:bidi="ar_AE"/>
+        </w:rPr>
+      </w:r>
+      <w:r>
+        <w:rPr>
           <w:b/>
           <w:lang w:val="ar_AE" w:bidi="ar_AE"/>
         </w:rPr>
@@ -7579,6 +7899,22 @@
       </w:r>
       <w:r>
         <w:rPr>
+          <w:lang w:val="ar_AE" w:bidi="ar_AE"/>
+        </w:rPr>
+        <w:t>וְ⁠הָיָה֩ בַ⁠יּ֨וֹם הַ⁠ה֜וּא נְאֻם־יְהוָ֗ה ק֤וֹל</w:t>
+      </w:r>
+    </w:p>
+    <w:p>
+      <w:pPr>
+        <w:bidi/>
+      </w:pPr>
+      <w:r>
+        <w:rPr>
+          <w:lang w:val="ar_AE" w:bidi="ar_AE"/>
+        </w:rPr>
+      </w:r>
+      <w:r>
+        <w:rPr>
           <w:b/>
           <w:lang w:val="ar_AE" w:bidi="ar_AE"/>
         </w:rPr>
@@ -8495,6 +8831,22 @@
       </w:r>
       <w:r>
         <w:rPr>
+          <w:lang w:val="ar_AE" w:bidi="ar_AE"/>
+        </w:rPr>
+        <w:t>נִדְמָה֙ כָּל־עַ֣ם כְּנַ֔עַן נִכְרְת֖וּ כָּל־נְטִ֥ילֵי כָֽסֶף</w:t>
+      </w:r>
+    </w:p>
+    <w:p>
+      <w:pPr>
+        <w:bidi/>
+      </w:pPr>
+      <w:r>
+        <w:rPr>
+          <w:lang w:val="ar_AE" w:bidi="ar_AE"/>
+        </w:rPr>
+      </w:r>
+      <w:r>
+        <w:rPr>
           <w:b/>
           <w:lang w:val="ar_AE" w:bidi="ar_AE"/>
         </w:rPr>
@@ -8601,6 +8953,22 @@
       </w:r>
       <w:r>
         <w:rPr>
+          <w:lang w:val="ar_AE" w:bidi="ar_AE"/>
+        </w:rPr>
+        <w:t>נִדְמָה֙ כָּל־עַ֣ם כְּנַ֔עַן נִכְרְת֖וּ כָּל־נְטִ֥ילֵי כָֽסֶף</w:t>
+      </w:r>
+    </w:p>
+    <w:p>
+      <w:pPr>
+        <w:bidi/>
+      </w:pPr>
+      <w:r>
+        <w:rPr>
+          <w:lang w:val="ar_AE" w:bidi="ar_AE"/>
+        </w:rPr>
+      </w:r>
+      <w:r>
+        <w:rPr>
           <w:b/>
           <w:lang w:val="ar_AE" w:bidi="ar_AE"/>
         </w:rPr>
@@ -9259,6 +9627,22 @@
       </w:r>
       <w:r>
         <w:rPr>
+          <w:lang w:val="ar_AE" w:bidi="ar_AE"/>
+        </w:rPr>
+        <w:t>וּ⁠פָקַדְתִּ֣י עַל</w:t>
+      </w:r>
+    </w:p>
+    <w:p>
+      <w:pPr>
+        <w:bidi/>
+      </w:pPr>
+      <w:r>
+        <w:rPr>
+          <w:lang w:val="ar_AE" w:bidi="ar_AE"/>
+        </w:rPr>
+      </w:r>
+      <w:r>
+        <w:rPr>
           <w:b/>
           <w:lang w:val="ar_AE" w:bidi="ar_AE"/>
         </w:rPr>
@@ -9661,6 +10045,22 @@
       </w:r>
       <w:r>
         <w:rPr>
+          <w:lang w:val="ar_AE" w:bidi="ar_AE"/>
+        </w:rPr>
+        <w:t>הָ⁠אֹֽמְרִים֙ בִּ⁠לְבָבָ֔⁠ם לֹֽא־יֵיטִ֥יב יְהוָ֖ה וְ⁠לֹ֥א יָרֵֽעַ</w:t>
+      </w:r>
+    </w:p>
+    <w:p>
+      <w:pPr>
+        <w:bidi/>
+      </w:pPr>
+      <w:r>
+        <w:rPr>
+          <w:lang w:val="ar_AE" w:bidi="ar_AE"/>
+        </w:rPr>
+      </w:r>
+      <w:r>
+        <w:rPr>
           <w:b/>
           <w:lang w:val="ar_AE" w:bidi="ar_AE"/>
         </w:rPr>
@@ -9767,6 +10167,22 @@
       </w:r>
       <w:r>
         <w:rPr>
+          <w:lang w:val="ar_AE" w:bidi="ar_AE"/>
+        </w:rPr>
+        <w:t>הָ⁠אֹֽמְרִים֙ בִּ⁠לְבָבָ֔⁠ם לֹֽא־יֵיטִ֥יב יְהוָ֖ה וְ⁠לֹ֥א יָרֵֽעַ</w:t>
+      </w:r>
+    </w:p>
+    <w:p>
+      <w:pPr>
+        <w:bidi/>
+      </w:pPr>
+      <w:r>
+        <w:rPr>
+          <w:lang w:val="ar_AE" w:bidi="ar_AE"/>
+        </w:rPr>
+      </w:r>
+      <w:r>
+        <w:rPr>
           <w:b/>
           <w:lang w:val="ar_AE" w:bidi="ar_AE"/>
         </w:rPr>
@@ -10278,6 +10694,22 @@
         <w:rPr>
           <w:lang w:val="ar_AE" w:bidi="ar_AE"/>
         </w:rPr>
+      </w:r>
+    </w:p>
+    <w:p>
+      <w:pPr>
+        <w:bidi/>
+      </w:pPr>
+      <w:r>
+        <w:rPr>
+          <w:lang w:val="ar_AE" w:bidi="ar_AE"/>
+        </w:rPr>
+      </w:r>
+      <w:r>
+        <w:rPr>
+          <w:lang w:val="ar_AE" w:bidi="ar_AE"/>
+        </w:rPr>
+        <w:t>וְ⁠הָיָ֤ה חֵילָ⁠ם֙ לִ⁠מְשִׁסָּ֔ה וּ⁠בָתֵּי⁠הֶ֖ם לִ⁠שְׁמָמָ֑ה</w:t>
       </w:r>
     </w:p>
     <w:p>
@@ -10655,6 +11087,22 @@
       </w:r>
       <w:r>
         <w:rPr>
+          <w:lang w:val="ar_AE" w:bidi="ar_AE"/>
+        </w:rPr>
+        <w:t>יוֹם־יְהוָה֙ הַ⁠גָּד֔וֹל &amp; י֣וֹם יְהוָ֔ה</w:t>
+      </w:r>
+    </w:p>
+    <w:p>
+      <w:pPr>
+        <w:bidi/>
+      </w:pPr>
+      <w:r>
+        <w:rPr>
+          <w:lang w:val="ar_AE" w:bidi="ar_AE"/>
+        </w:rPr>
+      </w:r>
+      <w:r>
+        <w:rPr>
           <w:b/>
           <w:lang w:val="ar_AE" w:bidi="ar_AE"/>
         </w:rPr>
@@ -10775,6 +11223,22 @@
       </w:r>
       <w:r>
         <w:rPr>
+          <w:lang w:val="ar_AE" w:bidi="ar_AE"/>
+        </w:rPr>
+        <w:t>יוֹם־יְהוָה֙ הַ⁠גָּד֔וֹל &amp; י֣וֹם יְהוָ֔ה</w:t>
+      </w:r>
+    </w:p>
+    <w:p>
+      <w:pPr>
+        <w:bidi/>
+      </w:pPr>
+      <w:r>
+        <w:rPr>
+          <w:lang w:val="ar_AE" w:bidi="ar_AE"/>
+        </w:rPr>
+      </w:r>
+      <w:r>
+        <w:rPr>
           <w:b/>
           <w:lang w:val="ar_AE" w:bidi="ar_AE"/>
         </w:rPr>
@@ -11583,6 +12047,22 @@
         <w:rPr>
           <w:lang w:val="ar_AE" w:bidi="ar_AE"/>
         </w:rPr>
+      </w:r>
+    </w:p>
+    <w:p>
+      <w:pPr>
+        <w:bidi/>
+      </w:pPr>
+      <w:r>
+        <w:rPr>
+          <w:lang w:val="ar_AE" w:bidi="ar_AE"/>
+        </w:rPr>
+      </w:r>
+      <w:r>
+        <w:rPr>
+          <w:lang w:val="ar_AE" w:bidi="ar_AE"/>
+        </w:rPr>
+        <w:t>י֧וֹם צָרָ֣ה וּ⁠מְצוּקָ֗ה י֤וֹם שֹׁאָה֙ וּ⁠מְשׁוֹאָ֔ה י֥וֹם חֹ֨שֶׁךְ֙ וַ⁠אֲפֵלָ֔ה י֥וֹם עָנָ֖ן וַ⁠עֲרָפֶֽל</w:t>
       </w:r>
     </w:p>
     <w:p>
@@ -12983,6 +13463,22 @@
       </w:r>
       <w:r>
         <w:rPr>
+          <w:lang w:val="ar_AE" w:bidi="ar_AE"/>
+        </w:rPr>
+        <w:t>וְ⁠שֻׁפַּ֤ךְ דָּמָ⁠ם֙ כֶּֽ⁠עָפָ֔ר וּ⁠לְחֻמָ֖⁠ם כַּ⁠גְּלָלִֽים</w:t>
+      </w:r>
+    </w:p>
+    <w:p>
+      <w:pPr>
+        <w:bidi/>
+      </w:pPr>
+      <w:r>
+        <w:rPr>
+          <w:lang w:val="ar_AE" w:bidi="ar_AE"/>
+        </w:rPr>
+      </w:r>
+      <w:r>
+        <w:rPr>
           <w:b/>
           <w:lang w:val="ar_AE" w:bidi="ar_AE"/>
         </w:rPr>
@@ -13089,6 +13585,22 @@
       </w:r>
       <w:r>
         <w:rPr>
+          <w:lang w:val="ar_AE" w:bidi="ar_AE"/>
+        </w:rPr>
+        <w:t>וְ⁠שֻׁפַּ֤ךְ דָּמָ⁠ם֙ כֶּֽ⁠עָפָ֔ר וּ⁠לְחֻמָ֖⁠ם כַּ⁠גְּלָלִֽים</w:t>
+      </w:r>
+    </w:p>
+    <w:p>
+      <w:pPr>
+        <w:bidi/>
+      </w:pPr>
+      <w:r>
+        <w:rPr>
+          <w:lang w:val="ar_AE" w:bidi="ar_AE"/>
+        </w:rPr>
+      </w:r>
+      <w:r>
+        <w:rPr>
           <w:b/>
           <w:lang w:val="ar_AE" w:bidi="ar_AE"/>
         </w:rPr>
@@ -13343,6 +13855,22 @@
       </w:r>
       <w:r>
         <w:rPr>
+          <w:lang w:val="ar_AE" w:bidi="ar_AE"/>
+        </w:rPr>
+        <w:t>גַּם־כַּסְפָּ֨⁠ם גַּם־זְהָבָ֜⁠ם לֹֽא־יוּכַ֣ל לְ⁠הַצִּילָ֗⁠ם</w:t>
+      </w:r>
+    </w:p>
+    <w:p>
+      <w:pPr>
+        <w:bidi/>
+      </w:pPr>
+      <w:r>
+        <w:rPr>
+          <w:lang w:val="ar_AE" w:bidi="ar_AE"/>
+        </w:rPr>
+      </w:r>
+      <w:r>
+        <w:rPr>
           <w:b/>
           <w:lang w:val="ar_AE" w:bidi="ar_AE"/>
         </w:rPr>
@@ -13488,6 +14016,22 @@
       </w:r>
       <w:r>
         <w:rPr>
+          <w:lang w:val="ar_AE" w:bidi="ar_AE"/>
+        </w:rPr>
+        <w:t>וּ⁠בְ⁠אֵשׁ֙ קִנְאָת֔⁠וֹ תֵּאָכֵ֖ל כָּל־הָ⁠אָ֑רֶץ</w:t>
+      </w:r>
+    </w:p>
+    <w:p>
+      <w:pPr>
+        <w:bidi/>
+      </w:pPr>
+      <w:r>
+        <w:rPr>
+          <w:lang w:val="ar_AE" w:bidi="ar_AE"/>
+        </w:rPr>
+      </w:r>
+      <w:r>
+        <w:rPr>
           <w:b/>
           <w:lang w:val="ar_AE" w:bidi="ar_AE"/>
         </w:rPr>
@@ -13877,6 +14421,22 @@
       </w:r>
       <w:r>
         <w:rPr>
+          <w:lang w:val="ar_AE" w:bidi="ar_AE"/>
+        </w:rPr>
+        <w:t>כָלָ֤ה אַךְ־נִבְהָלָה֙ יַֽעֲשֶׂ֔ה אֵ֥ת כָּל־יֹשְׁבֵ֖י הָ⁠אָֽרֶץ</w:t>
+      </w:r>
+    </w:p>
+    <w:p>
+      <w:pPr>
+        <w:bidi/>
+      </w:pPr>
+      <w:r>
+        <w:rPr>
+          <w:lang w:val="ar_AE" w:bidi="ar_AE"/>
+        </w:rPr>
+      </w:r>
+      <w:r>
+        <w:rPr>
           <w:b/>
           <w:lang w:val="ar_AE" w:bidi="ar_AE"/>
         </w:rPr>
@@ -15560,6 +16120,22 @@
       </w:r>
       <w:r>
         <w:rPr>
+          <w:lang w:val="ar_AE" w:bidi="ar_AE"/>
+        </w:rPr>
+        <w:t>בְּ⁠טֶ֣רֶם ׀ לֹא־יָב֣וֹא עֲלֵי⁠כֶ֗ם חֲרוֹן֙ אַף־יְהוָ֔ה בְּ⁠טֶ֨רֶם֙ לֹא־יָב֣וֹא עֲלֵי⁠כֶ֔ם י֖וֹם אַף־יְהוָֽה</w:t>
+      </w:r>
+    </w:p>
+    <w:p>
+      <w:pPr>
+        <w:bidi/>
+      </w:pPr>
+      <w:r>
+        <w:rPr>
+          <w:lang w:val="ar_AE" w:bidi="ar_AE"/>
+        </w:rPr>
+      </w:r>
+      <w:r>
+        <w:rPr>
           <w:b/>
           <w:lang w:val="ar_AE" w:bidi="ar_AE"/>
         </w:rPr>
@@ -15935,6 +16511,22 @@
       </w:r>
       <w:r>
         <w:rPr>
+          <w:lang w:val="ar_AE" w:bidi="ar_AE"/>
+        </w:rPr>
+        <w:t>בְּ⁠טֶ֣רֶם ׀ לֹא־יָב֣וֹא עֲלֵי⁠כֶ֗ם חֲרוֹן֙ אַף־יְהוָ֔ה</w:t>
+      </w:r>
+    </w:p>
+    <w:p>
+      <w:pPr>
+        <w:bidi/>
+      </w:pPr>
+      <w:r>
+        <w:rPr>
+          <w:lang w:val="ar_AE" w:bidi="ar_AE"/>
+        </w:rPr>
+      </w:r>
+      <w:r>
+        <w:rPr>
           <w:b/>
           <w:lang w:val="ar_AE" w:bidi="ar_AE"/>
         </w:rPr>
@@ -16054,6 +16646,22 @@
         <w:rPr>
           <w:lang w:val="ar_AE" w:bidi="ar_AE"/>
         </w:rPr>
+      </w:r>
+    </w:p>
+    <w:p>
+      <w:pPr>
+        <w:bidi/>
+      </w:pPr>
+      <w:r>
+        <w:rPr>
+          <w:lang w:val="ar_AE" w:bidi="ar_AE"/>
+        </w:rPr>
+      </w:r>
+      <w:r>
+        <w:rPr>
+          <w:lang w:val="ar_AE" w:bidi="ar_AE"/>
+        </w:rPr>
+        <w:t>בְּ⁠טֶ֨רֶם֙ לֹא־יָב֣וֹא עֲלֵי⁠כֶ֔ם י֖וֹם אַף־יְהוָֽה</w:t>
       </w:r>
     </w:p>
     <w:p>
@@ -16915,6 +17523,22 @@
       </w:r>
       <w:r>
         <w:rPr>
+          <w:lang w:val="ar_AE" w:bidi="ar_AE"/>
+        </w:rPr>
+        <w:t>בַּקְּשׁוּ־צֶ֨דֶק֙ בַּקְּשׁ֣וּ עֲנָוָ֔ה</w:t>
+      </w:r>
+    </w:p>
+    <w:p>
+      <w:pPr>
+        <w:bidi/>
+      </w:pPr>
+      <w:r>
+        <w:rPr>
+          <w:lang w:val="ar_AE" w:bidi="ar_AE"/>
+        </w:rPr>
+      </w:r>
+      <w:r>
+        <w:rPr>
           <w:b/>
           <w:lang w:val="ar_AE" w:bidi="ar_AE"/>
         </w:rPr>
@@ -17317,6 +17941,22 @@
       </w:r>
       <w:r>
         <w:rPr>
+          <w:lang w:val="ar_AE" w:bidi="ar_AE"/>
+        </w:rPr>
+        <w:t>בְּ⁠י֖וֹם אַף־יְהוָֽה</w:t>
+      </w:r>
+    </w:p>
+    <w:p>
+      <w:pPr>
+        <w:bidi/>
+      </w:pPr>
+      <w:r>
+        <w:rPr>
+          <w:lang w:val="ar_AE" w:bidi="ar_AE"/>
+        </w:rPr>
+      </w:r>
+      <w:r>
+        <w:rPr>
           <w:b/>
           <w:lang w:val="ar_AE" w:bidi="ar_AE"/>
         </w:rPr>
@@ -17423,6 +18063,22 @@
       </w:r>
       <w:r>
         <w:rPr>
+          <w:lang w:val="ar_AE" w:bidi="ar_AE"/>
+        </w:rPr>
+        <w:t>עַזָּה֙ עֲזוּבָ֣ה תִֽהְיֶ֔ה &amp; וְ⁠עֶקְר֖וֹן תֵּעָקֵֽר</w:t>
+      </w:r>
+    </w:p>
+    <w:p>
+      <w:pPr>
+        <w:bidi/>
+      </w:pPr>
+      <w:r>
+        <w:rPr>
+          <w:lang w:val="ar_AE" w:bidi="ar_AE"/>
+        </w:rPr>
+      </w:r>
+      <w:r>
+        <w:rPr>
           <w:b/>
           <w:lang w:val="ar_AE" w:bidi="ar_AE"/>
         </w:rPr>
@@ -19149,6 +19805,22 @@
       </w:r>
       <w:r>
         <w:rPr>
+          <w:lang w:val="ar_AE" w:bidi="ar_AE"/>
+        </w:rPr>
+        <w:t>וְ⁠הַאֲבַדְתִּ֖י⁠ךְ מֵ⁠אֵ֥ין יוֹשֵֽׁב</w:t>
+      </w:r>
+    </w:p>
+    <w:p>
+      <w:pPr>
+        <w:bidi/>
+      </w:pPr>
+      <w:r>
+        <w:rPr>
+          <w:lang w:val="ar_AE" w:bidi="ar_AE"/>
+        </w:rPr>
+      </w:r>
+      <w:r>
+        <w:rPr>
           <w:b/>
           <w:lang w:val="ar_AE" w:bidi="ar_AE"/>
         </w:rPr>
@@ -19782,6 +20454,22 @@
         <w:rPr>
           <w:lang w:val="ar_AE" w:bidi="ar_AE"/>
         </w:rPr>
+      </w:r>
+    </w:p>
+    <w:p>
+      <w:pPr>
+        <w:bidi/>
+      </w:pPr>
+      <w:r>
+        <w:rPr>
+          <w:lang w:val="ar_AE" w:bidi="ar_AE"/>
+        </w:rPr>
+      </w:r>
+      <w:r>
+        <w:rPr>
+          <w:lang w:val="ar_AE" w:bidi="ar_AE"/>
+        </w:rPr>
+        <w:t>בְּ⁠בָתֵּ֣י אַשְׁקְל֗וֹן בָּ⁠עֶ֨רֶב֙ יִרְבָּצ֔וּ⁠ן</w:t>
       </w:r>
     </w:p>
     <w:p>
@@ -20839,6 +21527,22 @@
       </w:r>
       <w:r>
         <w:rPr>
+          <w:lang w:val="ar_AE" w:bidi="ar_AE"/>
+        </w:rPr>
+        <w:t>נְאֻם֩ יְהוָ֨ה צְבָא֜וֹת אֱלֹהֵ֣י יִשְׂרָאֵ֗ל</w:t>
+      </w:r>
+    </w:p>
+    <w:p>
+      <w:pPr>
+        <w:bidi/>
+      </w:pPr>
+      <w:r>
+        <w:rPr>
+          <w:lang w:val="ar_AE" w:bidi="ar_AE"/>
+        </w:rPr>
+      </w:r>
+      <w:r>
+        <w:rPr>
           <w:b/>
           <w:lang w:val="ar_AE" w:bidi="ar_AE"/>
         </w:rPr>
@@ -21272,6 +21976,22 @@
       </w:r>
       <w:r>
         <w:rPr>
+          <w:lang w:val="ar_AE" w:bidi="ar_AE"/>
+        </w:rPr>
+        <w:t>מִמְשַׁ֥ק חָר֛וּל וּ⁠מִכְרֵה־מֶ֥לַח וּ⁠שְׁמָמָ֖ה עַד־עוֹלָ֑ם</w:t>
+      </w:r>
+    </w:p>
+    <w:p>
+      <w:pPr>
+        <w:bidi/>
+      </w:pPr>
+      <w:r>
+        <w:rPr>
+          <w:lang w:val="ar_AE" w:bidi="ar_AE"/>
+        </w:rPr>
+      </w:r>
+      <w:r>
+        <w:rPr>
           <w:b/>
           <w:lang w:val="ar_AE" w:bidi="ar_AE"/>
         </w:rPr>
@@ -21378,6 +22098,22 @@
       </w:r>
       <w:r>
         <w:rPr>
+          <w:lang w:val="ar_AE" w:bidi="ar_AE"/>
+        </w:rPr>
+        <w:t>מִמְשַׁ֥ק חָר֛וּל וּ⁠מִכְרֵה־מֶ֥לַח וּ⁠שְׁמָמָ֖ה עַד־עוֹלָ֑ם</w:t>
+      </w:r>
+    </w:p>
+    <w:p>
+      <w:pPr>
+        <w:bidi/>
+      </w:pPr>
+      <w:r>
+        <w:rPr>
+          <w:lang w:val="ar_AE" w:bidi="ar_AE"/>
+        </w:rPr>
+      </w:r>
+      <w:r>
+        <w:rPr>
           <w:b/>
           <w:lang w:val="ar_AE" w:bidi="ar_AE"/>
         </w:rPr>
@@ -21510,6 +22246,22 @@
       </w:r>
       <w:r>
         <w:rPr>
+          <w:lang w:val="ar_AE" w:bidi="ar_AE"/>
+        </w:rPr>
+        <w:t>מִמְשַׁ֥ק חָר֛וּל וּ⁠מִכְרֵה־מֶ֥לַח וּ⁠שְׁמָמָ֖ה עַד־עוֹלָ֑ם</w:t>
+      </w:r>
+    </w:p>
+    <w:p>
+      <w:pPr>
+        <w:bidi/>
+      </w:pPr>
+      <w:r>
+        <w:rPr>
+          <w:lang w:val="ar_AE" w:bidi="ar_AE"/>
+        </w:rPr>
+      </w:r>
+      <w:r>
+        <w:rPr>
           <w:b/>
           <w:lang w:val="ar_AE" w:bidi="ar_AE"/>
         </w:rPr>
@@ -21738,6 +22490,22 @@
         <w:rPr>
           <w:lang w:val="ar_AE" w:bidi="ar_AE"/>
         </w:rPr>
+      </w:r>
+    </w:p>
+    <w:p>
+      <w:pPr>
+        <w:bidi/>
+      </w:pPr>
+      <w:r>
+        <w:rPr>
+          <w:lang w:val="ar_AE" w:bidi="ar_AE"/>
+        </w:rPr>
+      </w:r>
+      <w:r>
+        <w:rPr>
+          <w:lang w:val="ar_AE" w:bidi="ar_AE"/>
+        </w:rPr>
+        <w:t>זֹ֥את לָ⁠הֶ֖ם תַּ֣חַת גְּאוֹנָ֑⁠ם כִּ֤י חֵֽרְפוּ֙ וַ⁠יַּגְדִּ֔לוּ עַל־עַ֖ם יְהוָ֥ה צְבָאֽוֹת</w:t>
       </w:r>
     </w:p>
     <w:p>
@@ -22550,6 +23318,22 @@
       </w:r>
       <w:r>
         <w:rPr>
+          <w:lang w:val="ar_AE" w:bidi="ar_AE"/>
+        </w:rPr>
+        <w:t>וְ⁠יִשְׁתַּֽחֲווּ־ל⁠וֹ֙ &amp; כֹּ֖ל אִיֵּ֥י הַ⁠גּוֹיִֽם</w:t>
+      </w:r>
+    </w:p>
+    <w:p>
+      <w:pPr>
+        <w:bidi/>
+      </w:pPr>
+      <w:r>
+        <w:rPr>
+          <w:lang w:val="ar_AE" w:bidi="ar_AE"/>
+        </w:rPr>
+      </w:r>
+      <w:r>
+        <w:rPr>
           <w:b/>
           <w:lang w:val="ar_AE" w:bidi="ar_AE"/>
         </w:rPr>
@@ -23061,6 +23845,22 @@
       </w:r>
       <w:r>
         <w:rPr>
+          <w:lang w:val="ar_AE" w:bidi="ar_AE"/>
+        </w:rPr>
+        <w:t>חַֽלְלֵ֥י חַרְבִּ֖⁠י הֵֽמָּה</w:t>
+      </w:r>
+    </w:p>
+    <w:p>
+      <w:pPr>
+        <w:bidi/>
+      </w:pPr>
+      <w:r>
+        <w:rPr>
+          <w:lang w:val="ar_AE" w:bidi="ar_AE"/>
+        </w:rPr>
+      </w:r>
+      <w:r>
+        <w:rPr>
           <w:b/>
           <w:lang w:val="ar_AE" w:bidi="ar_AE"/>
         </w:rPr>
@@ -23424,6 +24224,22 @@
         <w:rPr>
           <w:lang w:val="ar_AE" w:bidi="ar_AE"/>
         </w:rPr>
+      </w:r>
+    </w:p>
+    <w:p>
+      <w:pPr>
+        <w:bidi/>
+      </w:pPr>
+      <w:r>
+        <w:rPr>
+          <w:lang w:val="ar_AE" w:bidi="ar_AE"/>
+        </w:rPr>
+      </w:r>
+      <w:r>
+        <w:rPr>
+          <w:lang w:val="ar_AE" w:bidi="ar_AE"/>
+        </w:rPr>
+        <w:t>וְ⁠יֵ֤ט יָד⁠וֹ֙</w:t>
       </w:r>
     </w:p>
     <w:p>
@@ -24287,6 +25103,22 @@
       </w:r>
       <w:r>
         <w:rPr>
+          <w:lang w:val="ar_AE" w:bidi="ar_AE"/>
+        </w:rPr>
+        <w:t>ק֠וֹל יְשׁוֹרֵ֤ר בַּֽ⁠חַלּוֹן֙ חֹ֣רֶב בַּ⁠סַּ֔ף כִּ֥י אַרְזָ֖ה עֵרָֽה</w:t>
+      </w:r>
+    </w:p>
+    <w:p>
+      <w:pPr>
+        <w:bidi/>
+      </w:pPr>
+      <w:r>
+        <w:rPr>
+          <w:lang w:val="ar_AE" w:bidi="ar_AE"/>
+        </w:rPr>
+      </w:r>
+      <w:r>
+        <w:rPr>
           <w:b/>
           <w:lang w:val="ar_AE" w:bidi="ar_AE"/>
         </w:rPr>
@@ -24561,6 +25393,22 @@
       </w:r>
       <w:r>
         <w:rPr>
+          <w:lang w:val="ar_AE" w:bidi="ar_AE"/>
+        </w:rPr>
+        <w:t>חֹ֣רֶב בַּ⁠סַּ֔ף</w:t>
+      </w:r>
+    </w:p>
+    <w:p>
+      <w:pPr>
+        <w:bidi/>
+      </w:pPr>
+      <w:r>
+        <w:rPr>
+          <w:lang w:val="ar_AE" w:bidi="ar_AE"/>
+        </w:rPr>
+      </w:r>
+      <w:r>
+        <w:rPr>
           <w:b/>
           <w:lang w:val="ar_AE" w:bidi="ar_AE"/>
         </w:rPr>
@@ -24680,6 +25528,22 @@
       </w:r>
       <w:r>
         <w:rPr>
+          <w:lang w:val="ar_AE" w:bidi="ar_AE"/>
+        </w:rPr>
+        <w:t>זֹ֞֠את הָ⁠עִ֤יר הָ⁠עַלִּיזָה֙ הַ⁠יּוֹשֶׁ֣בֶת לָ⁠בֶ֔טַח הָ⁠אֹֽמְרָה֙ בִּ⁠לְבָבָ֔⁠הּ אֲנִ֖י וְ⁠אַפְסִ֣⁠י ע֑וֹד</w:t>
+      </w:r>
+    </w:p>
+    <w:p>
+      <w:pPr>
+        <w:bidi/>
+      </w:pPr>
+      <w:r>
+        <w:rPr>
+          <w:lang w:val="ar_AE" w:bidi="ar_AE"/>
+        </w:rPr>
+      </w:r>
+      <w:r>
+        <w:rPr>
           <w:b/>
           <w:lang w:val="ar_AE" w:bidi="ar_AE"/>
         </w:rPr>
@@ -24812,6 +25676,22 @@
       </w:r>
       <w:r>
         <w:rPr>
+          <w:lang w:val="ar_AE" w:bidi="ar_AE"/>
+        </w:rPr>
+        <w:t>הָ⁠אֹֽמְרָה֙ בִּ⁠לְבָבָ֔⁠הּ אֲנִ֖י וְ⁠אַפְסִ֣⁠י ע֑וֹד</w:t>
+      </w:r>
+    </w:p>
+    <w:p>
+      <w:pPr>
+        <w:bidi/>
+      </w:pPr>
+      <w:r>
+        <w:rPr>
+          <w:lang w:val="ar_AE" w:bidi="ar_AE"/>
+        </w:rPr>
+      </w:r>
+      <w:r>
+        <w:rPr>
           <w:b/>
           <w:lang w:val="ar_AE" w:bidi="ar_AE"/>
         </w:rPr>
@@ -24931,6 +25811,22 @@
       </w:r>
       <w:r>
         <w:rPr>
+          <w:lang w:val="ar_AE" w:bidi="ar_AE"/>
+        </w:rPr>
+        <w:t>הָ⁠אֹֽמְרָה֙ בִּ⁠לְבָבָ֔⁠הּ אֲנִ֖י וְ⁠אַפְסִ֣⁠י ע֑וֹד</w:t>
+      </w:r>
+    </w:p>
+    <w:p>
+      <w:pPr>
+        <w:bidi/>
+      </w:pPr>
+      <w:r>
+        <w:rPr>
+          <w:lang w:val="ar_AE" w:bidi="ar_AE"/>
+        </w:rPr>
+      </w:r>
+      <w:r>
+        <w:rPr>
           <w:b/>
           <w:lang w:val="ar_AE" w:bidi="ar_AE"/>
         </w:rPr>
@@ -25037,6 +25933,22 @@
       </w:r>
       <w:r>
         <w:rPr>
+          <w:lang w:val="ar_AE" w:bidi="ar_AE"/>
+        </w:rPr>
+        <w:t>הָ⁠אֹֽמְרָה֙ בִּ⁠לְבָבָ֔⁠הּ אֲנִ֖י וְ⁠אַפְסִ֣⁠י ע֑וֹד</w:t>
+      </w:r>
+    </w:p>
+    <w:p>
+      <w:pPr>
+        <w:bidi/>
+      </w:pPr>
+      <w:r>
+        <w:rPr>
+          <w:lang w:val="ar_AE" w:bidi="ar_AE"/>
+        </w:rPr>
+      </w:r>
+      <w:r>
+        <w:rPr>
           <w:b/>
           <w:lang w:val="ar_AE" w:bidi="ar_AE"/>
         </w:rPr>
@@ -25400,6 +26312,22 @@
       </w:r>
       <w:r>
         <w:rPr>
+          <w:lang w:val="ar_AE" w:bidi="ar_AE"/>
+        </w:rPr>
+        <w:t>כֹּ֚ל עוֹבֵ֣ר עָלֶ֔י⁠הָ יִשְׁרֹ֖ק יָנִ֥יעַ יָדֽ⁠וֹ</w:t>
+      </w:r>
+    </w:p>
+    <w:p>
+      <w:pPr>
+        <w:bidi/>
+      </w:pPr>
+      <w:r>
+        <w:rPr>
+          <w:lang w:val="ar_AE" w:bidi="ar_AE"/>
+        </w:rPr>
+      </w:r>
+      <w:r>
+        <w:rPr>
           <w:b/>
           <w:lang w:val="ar_AE" w:bidi="ar_AE"/>
         </w:rPr>
@@ -25506,6 +26434,22 @@
         <w:rPr>
           <w:lang w:val="ar_AE" w:bidi="ar_AE"/>
         </w:rPr>
+      </w:r>
+    </w:p>
+    <w:p>
+      <w:pPr>
+        <w:bidi/>
+      </w:pPr>
+      <w:r>
+        <w:rPr>
+          <w:lang w:val="ar_AE" w:bidi="ar_AE"/>
+        </w:rPr>
+      </w:r>
+      <w:r>
+        <w:rPr>
+          <w:lang w:val="ar_AE" w:bidi="ar_AE"/>
+        </w:rPr>
+        <w:t>ה֥וֹי מֹרְאָ֖ה וְ⁠נִגְאָלָ֑ה הָ⁠עִ֖יר הַ⁠יּוֹנָֽה</w:t>
       </w:r>
     </w:p>
     <w:p>
@@ -28793,6 +29737,22 @@
       </w:r>
       <w:r>
         <w:rPr>
+          <w:lang w:val="ar_AE" w:bidi="ar_AE"/>
+        </w:rPr>
+        <w:t>וְ⁠לֹֽא־יוֹדֵ֥עַ עַוָּ֖ל בֹּֽשֶׁת</w:t>
+      </w:r>
+    </w:p>
+    <w:p>
+      <w:pPr>
+        <w:bidi/>
+      </w:pPr>
+      <w:r>
+        <w:rPr>
+          <w:lang w:val="ar_AE" w:bidi="ar_AE"/>
+        </w:rPr>
+      </w:r>
+      <w:r>
+        <w:rPr>
           <w:b/>
           <w:lang w:val="ar_AE" w:bidi="ar_AE"/>
         </w:rPr>
@@ -28912,6 +29872,22 @@
       </w:r>
       <w:r>
         <w:rPr>
+          <w:lang w:val="ar_AE" w:bidi="ar_AE"/>
+        </w:rPr>
+        <w:t>הִכְרַ֣תִּי גוֹיִ֗ם נָשַׁ֨מּוּ֙ פִּנּוֹתָ֔⁠ם הֶחֱרַ֥בְתִּי חֽוּצוֹתָ֖⁠ם</w:t>
+      </w:r>
+    </w:p>
+    <w:p>
+      <w:pPr>
+        <w:bidi/>
+      </w:pPr>
+      <w:r>
+        <w:rPr>
+          <w:lang w:val="ar_AE" w:bidi="ar_AE"/>
+        </w:rPr>
+      </w:r>
+      <w:r>
+        <w:rPr>
           <w:b/>
           <w:lang w:val="ar_AE" w:bidi="ar_AE"/>
         </w:rPr>
@@ -29005,6 +29981,22 @@
         <w:rPr>
           <w:lang w:val="ar_AE" w:bidi="ar_AE"/>
         </w:rPr>
+      </w:r>
+    </w:p>
+    <w:p>
+      <w:pPr>
+        <w:bidi/>
+      </w:pPr>
+      <w:r>
+        <w:rPr>
+          <w:lang w:val="ar_AE" w:bidi="ar_AE"/>
+        </w:rPr>
+      </w:r>
+      <w:r>
+        <w:rPr>
+          <w:lang w:val="ar_AE" w:bidi="ar_AE"/>
+        </w:rPr>
+        <w:t>הִכְרַ֣תִּי גוֹיִ֗ם נָשַׁ֨מּוּ֙ פִּנּוֹתָ֔⁠ם הֶחֱרַ֥בְתִּי חֽוּצוֹתָ֖⁠ם</w:t>
       </w:r>
     </w:p>
     <w:p>
@@ -29781,6 +30773,22 @@
       </w:r>
       <w:r>
         <w:rPr>
+          <w:lang w:val="ar_AE" w:bidi="ar_AE"/>
+        </w:rPr>
+        <w:t>אָמַ֜רְתִּי אַךְ־תִּירְאִ֤י אוֹתִ⁠י֙ תִּקְחִ֣י מוּסָ֔ר וְ⁠לֹֽא־יִכָּרֵ֣ת מְעוֹנָ֔⁠הּ כֹּ֥ל אֲשֶׁר־פָּקַ֖דְתִּי עָלֶ֑י⁠הָ</w:t>
+      </w:r>
+    </w:p>
+    <w:p>
+      <w:pPr>
+        <w:bidi/>
+      </w:pPr>
+      <w:r>
+        <w:rPr>
+          <w:lang w:val="ar_AE" w:bidi="ar_AE"/>
+        </w:rPr>
+      </w:r>
+      <w:r>
+        <w:rPr>
           <w:b/>
           <w:lang w:val="ar_AE" w:bidi="ar_AE"/>
         </w:rPr>
@@ -29887,6 +30895,22 @@
       </w:r>
       <w:r>
         <w:rPr>
+          <w:lang w:val="ar_AE" w:bidi="ar_AE"/>
+        </w:rPr>
+        <w:t>אָמַ֜רְתִּי אַךְ־תִּירְאִ֤י אוֹתִ⁠י֙ תִּקְחִ֣י מוּסָ֔ר וְ⁠לֹֽא־יִכָּרֵ֣ת מְעוֹנָ֔⁠הּ כֹּ֥ל אֲשֶׁר־פָּקַ֖דְתִּי עָלֶ֑י⁠הָ</w:t>
+      </w:r>
+    </w:p>
+    <w:p>
+      <w:pPr>
+        <w:bidi/>
+      </w:pPr>
+      <w:r>
+        <w:rPr>
+          <w:lang w:val="ar_AE" w:bidi="ar_AE"/>
+        </w:rPr>
+      </w:r>
+      <w:r>
+        <w:rPr>
           <w:b/>
           <w:lang w:val="ar_AE" w:bidi="ar_AE"/>
         </w:rPr>
@@ -29980,6 +31004,22 @@
         <w:rPr>
           <w:lang w:val="ar_AE" w:bidi="ar_AE"/>
         </w:rPr>
+      </w:r>
+    </w:p>
+    <w:p>
+      <w:pPr>
+        <w:bidi/>
+      </w:pPr>
+      <w:r>
+        <w:rPr>
+          <w:lang w:val="ar_AE" w:bidi="ar_AE"/>
+        </w:rPr>
+      </w:r>
+      <w:r>
+        <w:rPr>
+          <w:lang w:val="ar_AE" w:bidi="ar_AE"/>
+        </w:rPr>
+        <w:t>אָמַ֜רְתִּי אַךְ־תִּירְאִ֤י אוֹתִ⁠י֙ תִּקְחִ֣י מוּסָ֔ר וְ⁠לֹֽא־יִכָּרֵ֣ת מְעוֹנָ֔⁠הּ כֹּ֥ל אֲשֶׁר־פָּקַ֖דְתִּי עָלֶ֑י⁠הָ</w:t>
       </w:r>
     </w:p>
     <w:p>
@@ -30143,6 +31183,22 @@
       </w:r>
       <w:r>
         <w:rPr>
+          <w:lang w:val="ar_AE" w:bidi="ar_AE"/>
+        </w:rPr>
+        <w:t>כֹּ֥ל אֲשֶׁר־פָּקַ֖דְתִּי עָלֶ֑י⁠הָ</w:t>
+      </w:r>
+    </w:p>
+    <w:p>
+      <w:pPr>
+        <w:bidi/>
+      </w:pPr>
+      <w:r>
+        <w:rPr>
+          <w:lang w:val="ar_AE" w:bidi="ar_AE"/>
+        </w:rPr>
+      </w:r>
+      <w:r>
+        <w:rPr>
           <w:b/>
           <w:lang w:val="ar_AE" w:bidi="ar_AE"/>
         </w:rPr>
@@ -30414,6 +31470,22 @@
       </w:r>
       <w:r>
         <w:rPr>
+          <w:lang w:val="ar_AE" w:bidi="ar_AE"/>
+        </w:rPr>
+        <w:t>הִשְׁכִּ֣ימוּ הִשְׁחִ֔יתוּ כֹּ֖ל עֲלִילוֹתָֽ⁠ם</w:t>
+      </w:r>
+    </w:p>
+    <w:p>
+      <w:pPr>
+        <w:bidi/>
+      </w:pPr>
+      <w:r>
+        <w:rPr>
+          <w:lang w:val="ar_AE" w:bidi="ar_AE"/>
+        </w:rPr>
+      </w:r>
+      <w:r>
+        <w:rPr>
           <w:b/>
           <w:lang w:val="ar_AE" w:bidi="ar_AE"/>
         </w:rPr>
@@ -30507,6 +31579,22 @@
         <w:rPr>
           <w:lang w:val="ar_AE" w:bidi="ar_AE"/>
         </w:rPr>
+      </w:r>
+    </w:p>
+    <w:p>
+      <w:pPr>
+        <w:bidi/>
+      </w:pPr>
+      <w:r>
+        <w:rPr>
+          <w:lang w:val="ar_AE" w:bidi="ar_AE"/>
+        </w:rPr>
+      </w:r>
+      <w:r>
+        <w:rPr>
+          <w:lang w:val="ar_AE" w:bidi="ar_AE"/>
+        </w:rPr>
+        <w:t>לָ⁠כֵ֤ן חַכּוּ־לִ⁠י֙ נְאֻם־יְהוָ֔ה לְ⁠י֖וֹם קוּמִ֣⁠י לְ⁠עַ֑ד</w:t>
       </w:r>
     </w:p>
     <w:p>
@@ -31982,6 +33070,22 @@
       </w:r>
       <w:r>
         <w:rPr>
+          <w:lang w:val="ar_AE" w:bidi="ar_AE"/>
+        </w:rPr>
+        <w:t>כִּֽי &amp; אֶהְפֹּ֥ךְ אֶל־עַמִּ֖ים שָׂפָ֣ה בְרוּרָ֑ה</w:t>
+      </w:r>
+    </w:p>
+    <w:p>
+      <w:pPr>
+        <w:bidi/>
+      </w:pPr>
+      <w:r>
+        <w:rPr>
+          <w:lang w:val="ar_AE" w:bidi="ar_AE"/>
+        </w:rPr>
+      </w:r>
+      <w:r>
+        <w:rPr>
           <w:b/>
           <w:lang w:val="ar_AE" w:bidi="ar_AE"/>
         </w:rPr>
@@ -32236,6 +33340,22 @@
         <w:rPr>
           <w:lang w:val="ar_AE" w:bidi="ar_AE"/>
         </w:rPr>
+      </w:r>
+    </w:p>
+    <w:p>
+      <w:pPr>
+        <w:bidi/>
+      </w:pPr>
+      <w:r>
+        <w:rPr>
+          <w:lang w:val="ar_AE" w:bidi="ar_AE"/>
+        </w:rPr>
+      </w:r>
+      <w:r>
+        <w:rPr>
+          <w:lang w:val="ar_AE" w:bidi="ar_AE"/>
+        </w:rPr>
+        <w:t>בְּ⁠שֵׁ֣ם יְהוָ֔ה לְ⁠עָבְד֖⁠וֹ</w:t>
       </w:r>
     </w:p>
     <w:p>
@@ -33563,6 +34683,22 @@
       </w:r>
       <w:r>
         <w:rPr>
+          <w:lang w:val="ar_AE" w:bidi="ar_AE"/>
+        </w:rPr>
+        <w:t>וְ⁠חָס֖וּ בְּ⁠שֵׁ֥ם יְהוָֽה</w:t>
+      </w:r>
+    </w:p>
+    <w:p>
+      <w:pPr>
+        <w:bidi/>
+      </w:pPr>
+      <w:r>
+        <w:rPr>
+          <w:lang w:val="ar_AE" w:bidi="ar_AE"/>
+        </w:rPr>
+      </w:r>
+      <w:r>
+        <w:rPr>
           <w:b/>
           <w:lang w:val="ar_AE" w:bidi="ar_AE"/>
         </w:rPr>
@@ -33669,6 +34805,22 @@
       </w:r>
       <w:r>
         <w:rPr>
+          <w:lang w:val="ar_AE" w:bidi="ar_AE"/>
+        </w:rPr>
+        <w:t>וְ⁠חָס֖וּ בְּ⁠שֵׁ֥ם יְהוָֽה</w:t>
+      </w:r>
+    </w:p>
+    <w:p>
+      <w:pPr>
+        <w:bidi/>
+      </w:pPr>
+      <w:r>
+        <w:rPr>
+          <w:lang w:val="ar_AE" w:bidi="ar_AE"/>
+        </w:rPr>
+      </w:r>
+      <w:r>
+        <w:rPr>
           <w:b/>
           <w:lang w:val="ar_AE" w:bidi="ar_AE"/>
         </w:rPr>
@@ -33788,6 +34940,22 @@
       </w:r>
       <w:r>
         <w:rPr>
+          <w:lang w:val="ar_AE" w:bidi="ar_AE"/>
+        </w:rPr>
+        <w:t>וְ⁠לֹא־יְדַבְּר֣וּ כָזָ֔ב וְ⁠לֹֽא־יִמָּצֵ֥א בְּ⁠פִי⁠הֶ֖ם לְשׁ֣וֹן תַּרְמִ֑ית</w:t>
+      </w:r>
+    </w:p>
+    <w:p>
+      <w:pPr>
+        <w:bidi/>
+      </w:pPr>
+      <w:r>
+        <w:rPr>
+          <w:lang w:val="ar_AE" w:bidi="ar_AE"/>
+        </w:rPr>
+      </w:r>
+      <w:r>
+        <w:rPr>
           <w:b/>
           <w:lang w:val="ar_AE" w:bidi="ar_AE"/>
         </w:rPr>
@@ -33900,6 +35068,22 @@
       </w:r>
       <w:r>
         <w:rPr>
+          <w:lang w:val="ar_AE" w:bidi="ar_AE"/>
+        </w:rPr>
+        <w:t>וְ⁠לֹא־יְדַבְּר֣וּ כָזָ֔ב וְ⁠לֹֽא־יִמָּצֵ֥א בְּ⁠פִי⁠הֶ֖ם לְשׁ֣וֹן תַּרְמִ֑ית</w:t>
+      </w:r>
+    </w:p>
+    <w:p>
+      <w:pPr>
+        <w:bidi/>
+      </w:pPr>
+      <w:r>
+        <w:rPr>
+          <w:lang w:val="ar_AE" w:bidi="ar_AE"/>
+        </w:rPr>
+      </w:r>
+      <w:r>
+        <w:rPr>
           <w:b/>
           <w:lang w:val="ar_AE" w:bidi="ar_AE"/>
         </w:rPr>
@@ -34019,6 +35203,22 @@
       </w:r>
       <w:r>
         <w:rPr>
+          <w:lang w:val="ar_AE" w:bidi="ar_AE"/>
+        </w:rPr>
+        <w:t>וְ⁠לֹֽא־יִמָּצֵ֥א בְּ⁠פִי⁠הֶ֖ם לְשׁ֣וֹן תַּרְמִ֑ית</w:t>
+      </w:r>
+    </w:p>
+    <w:p>
+      <w:pPr>
+        <w:bidi/>
+      </w:pPr>
+      <w:r>
+        <w:rPr>
+          <w:lang w:val="ar_AE" w:bidi="ar_AE"/>
+        </w:rPr>
+      </w:r>
+      <w:r>
+        <w:rPr>
           <w:b/>
           <w:lang w:val="ar_AE" w:bidi="ar_AE"/>
         </w:rPr>
@@ -34125,6 +35325,22 @@
       </w:r>
       <w:r>
         <w:rPr>
+          <w:lang w:val="ar_AE" w:bidi="ar_AE"/>
+        </w:rPr>
+        <w:t>וְ⁠לֹֽא־יִמָּצֵ֥א בְּ⁠פִי⁠הֶ֖ם לְשׁ֣וֹן תַּרְמִ֑ית</w:t>
+      </w:r>
+    </w:p>
+    <w:p>
+      <w:pPr>
+        <w:bidi/>
+      </w:pPr>
+      <w:r>
+        <w:rPr>
+          <w:lang w:val="ar_AE" w:bidi="ar_AE"/>
+        </w:rPr>
+      </w:r>
+      <w:r>
+        <w:rPr>
           <w:b/>
           <w:lang w:val="ar_AE" w:bidi="ar_AE"/>
         </w:rPr>
@@ -34244,6 +35460,22 @@
       </w:r>
       <w:r>
         <w:rPr>
+          <w:lang w:val="ar_AE" w:bidi="ar_AE"/>
+        </w:rPr>
+        <w:t>וְ⁠לֹֽא־יִמָּצֵ֥א בְּ⁠פִי⁠הֶ֖ם לְשׁ֣וֹן תַּרְמִ֑ית</w:t>
+      </w:r>
+    </w:p>
+    <w:p>
+      <w:pPr>
+        <w:bidi/>
+      </w:pPr>
+      <w:r>
+        <w:rPr>
+          <w:lang w:val="ar_AE" w:bidi="ar_AE"/>
+        </w:rPr>
+      </w:r>
+      <w:r>
+        <w:rPr>
           <w:b/>
           <w:lang w:val="ar_AE" w:bidi="ar_AE"/>
         </w:rPr>
@@ -34376,6 +35608,22 @@
       </w:r>
       <w:r>
         <w:rPr>
+          <w:lang w:val="ar_AE" w:bidi="ar_AE"/>
+        </w:rPr>
+        <w:t>כִּֽי־הֵ֛מָּה יִרְע֥וּ וְ⁠רָבְצ֖וּ וְ⁠אֵ֥ין מַחֲרִֽיד</w:t>
+      </w:r>
+    </w:p>
+    <w:p>
+      <w:pPr>
+        <w:bidi/>
+      </w:pPr>
+      <w:r>
+        <w:rPr>
+          <w:lang w:val="ar_AE" w:bidi="ar_AE"/>
+        </w:rPr>
+      </w:r>
+      <w:r>
+        <w:rPr>
           <w:b/>
           <w:lang w:val="ar_AE" w:bidi="ar_AE"/>
         </w:rPr>
@@ -34469,6 +35717,22 @@
         <w:rPr>
           <w:lang w:val="ar_AE" w:bidi="ar_AE"/>
         </w:rPr>
+      </w:r>
+    </w:p>
+    <w:p>
+      <w:pPr>
+        <w:bidi/>
+      </w:pPr>
+      <w:r>
+        <w:rPr>
+          <w:lang w:val="ar_AE" w:bidi="ar_AE"/>
+        </w:rPr>
+      </w:r>
+      <w:r>
+        <w:rPr>
+          <w:lang w:val="ar_AE" w:bidi="ar_AE"/>
+        </w:rPr>
+        <w:t>כִּֽי־הֵ֛מָּה יִרְע֥וּ וְ⁠רָבְצ֖וּ וְ⁠אֵ֥ין מַחֲרִֽיד</w:t>
       </w:r>
     </w:p>
     <w:p>
@@ -35508,6 +36772,22 @@
       </w:r>
       <w:r>
         <w:rPr>
+          <w:lang w:val="ar_AE" w:bidi="ar_AE"/>
+        </w:rPr>
+        <w:t>בַּ֖ת יְרוּשָׁלִָֽם</w:t>
+      </w:r>
+    </w:p>
+    <w:p>
+      <w:pPr>
+        <w:bidi/>
+      </w:pPr>
+      <w:r>
+        <w:rPr>
+          <w:lang w:val="ar_AE" w:bidi="ar_AE"/>
+        </w:rPr>
+      </w:r>
+      <w:r>
+        <w:rPr>
           <w:b/>
           <w:lang w:val="ar_AE" w:bidi="ar_AE"/>
         </w:rPr>
@@ -36772,6 +38052,22 @@
       </w:r>
       <w:r>
         <w:rPr>
+          <w:lang w:val="ar_AE" w:bidi="ar_AE"/>
+        </w:rPr>
+        <w:t>נוּגֵ֧י מִ⁠מּוֹעֵ֛ד אָסַ֖פְתִּי מִמֵּ֣⁠ךְ הָי֑וּ מַשְׂאֵ֥ת עָלֶ֖י⁠הָ חֶרְפָּֽה</w:t>
+      </w:r>
+    </w:p>
+    <w:p>
+      <w:pPr>
+        <w:bidi/>
+      </w:pPr>
+      <w:r>
+        <w:rPr>
+          <w:lang w:val="ar_AE" w:bidi="ar_AE"/>
+        </w:rPr>
+      </w:r>
+      <w:r>
+        <w:rPr>
           <w:b/>
           <w:lang w:val="ar_AE" w:bidi="ar_AE"/>
         </w:rPr>
@@ -37740,6 +39036,22 @@
       </w:r>
       <w:r>
         <w:rPr>
+          <w:lang w:val="ar_AE" w:bidi="ar_AE"/>
+        </w:rPr>
+        <w:t>וְ⁠שַׂמְתִּי⁠ם֙ לִ⁠תְהִלָּ֣ה וּ⁠לְ⁠שֵׁ֔ם בְּ⁠כָל־הָ⁠אָ֖רֶץ בָּשְׁתָּֽ⁠ם</w:t>
+      </w:r>
+    </w:p>
+    <w:p>
+      <w:pPr>
+        <w:bidi/>
+      </w:pPr>
+      <w:r>
+        <w:rPr>
+          <w:lang w:val="ar_AE" w:bidi="ar_AE"/>
+        </w:rPr>
+      </w:r>
+      <w:r>
+        <w:rPr>
           <w:b/>
           <w:lang w:val="ar_AE" w:bidi="ar_AE"/>
         </w:rPr>
@@ -37981,6 +39293,22 @@
       </w:r>
       <w:r>
         <w:rPr>
+          <w:lang w:val="ar_AE" w:bidi="ar_AE"/>
+        </w:rPr>
+        <w:t>וּ⁠לְ⁠שֵׁ֔ם בְּ⁠כָל־הָ⁠אָ֖רֶץ בָּשְׁתָּֽ⁠ם</w:t>
+      </w:r>
+    </w:p>
+    <w:p>
+      <w:pPr>
+        <w:bidi/>
+      </w:pPr>
+      <w:r>
+        <w:rPr>
+          <w:lang w:val="ar_AE" w:bidi="ar_AE"/>
+        </w:rPr>
+      </w:r>
+      <w:r>
+        <w:rPr>
           <w:b/>
           <w:lang w:val="ar_AE" w:bidi="ar_AE"/>
         </w:rPr>
@@ -38222,6 +39550,22 @@
       </w:r>
       <w:r>
         <w:rPr>
+          <w:lang w:val="ar_AE" w:bidi="ar_AE"/>
+        </w:rPr>
+        <w:t>אֶתֵּ֨ן אֶתְ⁠כֶ֜ם לְ⁠שֵׁ֣ם וְ⁠לִ⁠תְהִלָּ֗ה בְּ⁠כֹל֙ עַמֵּ֣י הָ⁠אָ֔רֶץ</w:t>
+      </w:r>
+    </w:p>
+    <w:p>
+      <w:pPr>
+        <w:bidi/>
+      </w:pPr>
+      <w:r>
+        <w:rPr>
+          <w:lang w:val="ar_AE" w:bidi="ar_AE"/>
+        </w:rPr>
+      </w:r>
+      <w:r>
+        <w:rPr>
           <w:b/>
           <w:lang w:val="ar_AE" w:bidi="ar_AE"/>
         </w:rPr>
@@ -38328,6 +39672,22 @@
         <w:rPr>
           <w:lang w:val="ar_AE" w:bidi="ar_AE"/>
         </w:rPr>
+      </w:r>
+    </w:p>
+    <w:p>
+      <w:pPr>
+        <w:bidi/>
+      </w:pPr>
+      <w:r>
+        <w:rPr>
+          <w:lang w:val="ar_AE" w:bidi="ar_AE"/>
+        </w:rPr>
+      </w:r>
+      <w:r>
+        <w:rPr>
+          <w:lang w:val="ar_AE" w:bidi="ar_AE"/>
+        </w:rPr>
+        <w:t>בְּ⁠שׁוּבִ֧⁠י אֶת־שְׁבוּתֵי⁠כֶ֛ם לְ⁠עֵינֵי⁠כֶ֖ם</w:t>
       </w:r>
     </w:p>
     <w:p>
